--- a/納品レポート/PRIMECHANGE戦略レポート/PRIMECHANGE_清掃戦略レポート.docx
+++ b/納品レポート/PRIMECHANGE戦略レポート/PRIMECHANGE_清掃戦略レポート.docx
@@ -202,7 +202,7 @@
           <w:sz w:val="21"/>
           <w:szCs w:val="21"/>
         </w:rPr>
-        <w:t xml:space="preserve">ポートフォリオ全体（19ホテル、2108件のレビュー）を分析した結果、ポートフォリオ平均スコアは8.38点（10点換算）、清掃関連クレーム率は4.7%でした。以下に主要な発見事項と提案の概要をまとめます。</w:t>
+        <w:t xml:space="preserve">ポートフォリオ全体（19ホテル、2157件のレビュー）を分析した結果、ポートフォリオ平均スコアは8.38点（10点換算）、清掃関連クレーム率は4.7%でした。以下に主要な発見事項と提案の概要をまとめます。</w:t>
       </w:r>
     </w:p>
     <w:p>
@@ -323,7 +323,7 @@
                 <w:sz w:val="36"/>
                 <w:szCs w:val="36"/>
               </w:rPr>
-              <w:t xml:space="preserve">78%</w:t>
+              <w:t xml:space="preserve">78.2%</w:t>
             </w:r>
           </w:p>
         </w:tc>
@@ -421,7 +421,7 @@
                 <w:sz w:val="36"/>
                 <w:szCs w:val="36"/>
               </w:rPr>
-              <w:t xml:space="preserve">2108件</w:t>
+              <w:t xml:space="preserve">2157件</w:t>
             </w:r>
           </w:p>
         </w:tc>
@@ -503,7 +503,7 @@
                 <w:sz w:val="20"/>
                 <w:szCs w:val="20"/>
               </w:rPr>
-              <w:t xml:space="preserve">上位5ホテルの平均スコアは8.7点超。コンフォートスイーツ東京ベイ(9.19点)がポートフォリオ最高評価</w:t>
+              <w:t xml:space="preserve">上位5ホテルの平均スコアは8.7点超。コンフォートスイーツ東京ベイ(9.18点)がポートフォリオ最高評価</w:t>
             </w:r>
           </w:p>
           <w:p>
@@ -528,7 +528,7 @@
                 <w:sz w:val="20"/>
                 <w:szCs w:val="20"/>
               </w:rPr>
-              <w:t xml:space="preserve">5ホテルがURGENT（緊急対応）に分類。清掃関連クレーム率4.7%（業界平均2-3%を超過）</w:t>
+              <w:t xml:space="preserve">4ホテルがURGENT（緊急対応）に分類。清掃関連クレーム率4.7%（業界平均2-3%を超過）</w:t>
             </w:r>
           </w:p>
           <w:p>
@@ -804,7 +804,7 @@
                 <w:sz w:val="18"/>
                 <w:szCs w:val="18"/>
               </w:rPr>
-              <w:t xml:space="preserve">5</w:t>
+              <w:t xml:space="preserve">4</w:t>
             </w:r>
           </w:p>
         </w:tc>
@@ -838,7 +838,7 @@
                 <w:sz w:val="18"/>
                 <w:szCs w:val="18"/>
               </w:rPr>
-              <w:t xml:space="preserve">7.02-7.87</w:t>
+              <w:t xml:space="preserve">7.03-7.89</w:t>
             </w:r>
           </w:p>
         </w:tc>
@@ -943,7 +943,7 @@
                 <w:sz w:val="18"/>
                 <w:szCs w:val="18"/>
               </w:rPr>
-              <w:t xml:space="preserve">3</w:t>
+              <w:t xml:space="preserve">4</w:t>
             </w:r>
           </w:p>
         </w:tc>
@@ -977,7 +977,7 @@
                 <w:sz w:val="18"/>
                 <w:szCs w:val="18"/>
               </w:rPr>
-              <w:t xml:space="preserve">8.10-8.81</w:t>
+              <w:t xml:space="preserve">7.65-8.81</w:t>
             </w:r>
           </w:p>
         </w:tc>
@@ -1011,7 +1011,7 @@
                 <w:sz w:val="18"/>
                 <w:szCs w:val="18"/>
               </w:rPr>
-              <w:t xml:space="preserve">臭気・異臭、清掃品質全般、カビ・モールド</w:t>
+              <w:t xml:space="preserve">清掃品質全般、臭気・異臭、シミ・汚れ跡</w:t>
             </w:r>
           </w:p>
         </w:tc>
@@ -1116,7 +1116,7 @@
                 <w:sz w:val="18"/>
                 <w:szCs w:val="18"/>
               </w:rPr>
-              <w:t xml:space="preserve">8.12-9.03</w:t>
+              <w:t xml:space="preserve">8.12-9.06</w:t>
             </w:r>
           </w:p>
         </w:tc>
@@ -1255,7 +1255,7 @@
                 <w:sz w:val="18"/>
                 <w:szCs w:val="18"/>
               </w:rPr>
-              <w:t xml:space="preserve">9.00-9.19</w:t>
+              <w:t xml:space="preserve">9.03-9.18</w:t>
             </w:r>
           </w:p>
         </w:tc>
@@ -1346,7 +1346,7 @@
           <w:sz w:val="21"/>
           <w:szCs w:val="21"/>
         </w:rPr>
-        <w:t xml:space="preserve">19ホテルの口コミスコアを10点換算で比較しました。ポートフォリオ平均は8.38点、中央値は8.62点です。</w:t>
+        <w:t xml:space="preserve">19ホテルの口コミスコアを10点換算で比較しました。ポートフォリオ平均は8.38点、中央値は8.63点です。</w:t>
       </w:r>
     </w:p>
     <w:p>
@@ -1757,7 +1757,7 @@
                 <w:sz w:val="18"/>
                 <w:szCs w:val="18"/>
               </w:rPr>
-              <w:t xml:space="preserve">9.19</w:t>
+              <w:t xml:space="preserve">9.18</w:t>
             </w:r>
           </w:p>
         </w:tc>
@@ -1791,7 +1791,7 @@
                 <w:sz w:val="18"/>
                 <w:szCs w:val="18"/>
               </w:rPr>
-              <w:t xml:space="preserve">92.5%</w:t>
+              <w:t xml:space="preserve">92.6%</w:t>
             </w:r>
           </w:p>
         </w:tc>
@@ -1859,7 +1859,7 @@
                 <w:sz w:val="18"/>
                 <w:szCs w:val="18"/>
               </w:rPr>
-              <w:t xml:space="preserve">134</w:t>
+              <w:t xml:space="preserve">135</w:t>
             </w:r>
           </w:p>
         </w:tc>
@@ -2035,7 +2035,7 @@
                 <w:sz w:val="18"/>
                 <w:szCs w:val="18"/>
               </w:rPr>
-              <w:t xml:space="preserve">9.03</w:t>
+              <w:t xml:space="preserve">9.06</w:t>
             </w:r>
           </w:p>
         </w:tc>
@@ -2070,7 +2070,7 @@
                 <w:sz w:val="18"/>
                 <w:szCs w:val="18"/>
               </w:rPr>
-              <w:t xml:space="preserve">89.7%</w:t>
+              <w:t xml:space="preserve">90.1%</w:t>
             </w:r>
           </w:p>
         </w:tc>
@@ -2105,7 +2105,7 @@
                 <w:sz w:val="18"/>
                 <w:szCs w:val="18"/>
               </w:rPr>
-              <w:t xml:space="preserve">2.1%</w:t>
+              <w:t xml:space="preserve">2.0%</w:t>
             </w:r>
           </w:p>
         </w:tc>
@@ -2140,7 +2140,7 @@
                 <w:sz w:val="18"/>
                 <w:szCs w:val="18"/>
               </w:rPr>
-              <w:t xml:space="preserve">97</w:t>
+              <w:t xml:space="preserve">101</w:t>
             </w:r>
           </w:p>
         </w:tc>
@@ -2314,7 +2314,7 @@
                 <w:sz w:val="18"/>
                 <w:szCs w:val="18"/>
               </w:rPr>
-              <w:t xml:space="preserve">9.00</w:t>
+              <w:t xml:space="preserve">9.03</w:t>
             </w:r>
           </w:p>
         </w:tc>
@@ -2348,7 +2348,7 @@
                 <w:sz w:val="18"/>
                 <w:szCs w:val="18"/>
               </w:rPr>
-              <w:t xml:space="preserve">87.3%</w:t>
+              <w:t xml:space="preserve">87.9%</w:t>
             </w:r>
           </w:p>
         </w:tc>
@@ -2416,7 +2416,7 @@
                 <w:sz w:val="18"/>
                 <w:szCs w:val="18"/>
               </w:rPr>
-              <w:t xml:space="preserve">110</w:t>
+              <w:t xml:space="preserve">116</w:t>
             </w:r>
           </w:p>
         </w:tc>
@@ -2592,7 +2592,7 @@
                 <w:sz w:val="18"/>
                 <w:szCs w:val="18"/>
               </w:rPr>
-              <w:t xml:space="preserve">8.93</w:t>
+              <w:t xml:space="preserve">8.91</w:t>
             </w:r>
           </w:p>
         </w:tc>
@@ -2627,7 +2627,7 @@
                 <w:sz w:val="18"/>
                 <w:szCs w:val="18"/>
               </w:rPr>
-              <w:t xml:space="preserve">84.8%</w:t>
+              <w:t xml:space="preserve">84.3%</w:t>
             </w:r>
           </w:p>
         </w:tc>
@@ -2662,7 +2662,7 @@
                 <w:sz w:val="18"/>
                 <w:szCs w:val="18"/>
               </w:rPr>
-              <w:t xml:space="preserve">4.5%</w:t>
+              <w:t xml:space="preserve">4.3%</w:t>
             </w:r>
           </w:p>
         </w:tc>
@@ -2697,7 +2697,7 @@
                 <w:sz w:val="18"/>
                 <w:szCs w:val="18"/>
               </w:rPr>
-              <w:t xml:space="preserve">112</w:t>
+              <w:t xml:space="preserve">115</w:t>
             </w:r>
           </w:p>
         </w:tc>
@@ -2871,7 +2871,7 @@
                 <w:sz w:val="18"/>
                 <w:szCs w:val="18"/>
               </w:rPr>
-              <w:t xml:space="preserve">8.88</w:t>
+              <w:t xml:space="preserve">8.90</w:t>
             </w:r>
           </w:p>
         </w:tc>
@@ -2905,7 +2905,7 @@
                 <w:sz w:val="18"/>
                 <w:szCs w:val="18"/>
               </w:rPr>
-              <w:t xml:space="preserve">84.0%</w:t>
+              <w:t xml:space="preserve">84.3%</w:t>
             </w:r>
           </w:p>
         </w:tc>
@@ -2973,7 +2973,7 @@
                 <w:sz w:val="18"/>
                 <w:szCs w:val="18"/>
               </w:rPr>
-              <w:t xml:space="preserve">50</w:t>
+              <w:t xml:space="preserve">51</w:t>
             </w:r>
           </w:p>
         </w:tc>
@@ -3114,7 +3114,7 @@
                 <w:sz w:val="18"/>
                 <w:szCs w:val="18"/>
               </w:rPr>
-              <w:t xml:space="preserve">ホテルケヤキゲート東京府中</w:t>
+              <w:t xml:space="preserve">ホテルコメント横浜関内</w:t>
             </w:r>
           </w:p>
         </w:tc>
@@ -3184,7 +3184,7 @@
                 <w:sz w:val="18"/>
                 <w:szCs w:val="18"/>
               </w:rPr>
-              <w:t xml:space="preserve">86.7%</w:t>
+              <w:t xml:space="preserve">82.9%</w:t>
             </w:r>
           </w:p>
         </w:tc>
@@ -3219,7 +3219,7 @@
                 <w:sz w:val="18"/>
                 <w:szCs w:val="18"/>
               </w:rPr>
-              <w:t xml:space="preserve">3.6%</w:t>
+              <w:t xml:space="preserve">1.0%</w:t>
             </w:r>
           </w:p>
         </w:tc>
@@ -3254,7 +3254,7 @@
                 <w:sz w:val="18"/>
                 <w:szCs w:val="18"/>
               </w:rPr>
-              <w:t xml:space="preserve">83</w:t>
+              <w:t xml:space="preserve">105</w:t>
             </w:r>
           </w:p>
         </w:tc>
@@ -3302,29 +3302,29 @@
               <w:bottom w:val="single" w:color="CCCCCC" w:sz="1"/>
               <w:right w:val="single" w:color="CCCCCC" w:sz="1"/>
             </w:tcBorders>
-            <w:shd w:fill="E3F2FD" w:val="clear"/>
-            <w:tcMar>
-              <w:top w:type="dxa" w:w="80"/>
-              <w:left w:type="dxa" w:w="120"/>
-              <w:bottom w:type="dxa" w:w="80"/>
-              <w:right w:type="dxa" w:w="120"/>
-            </w:tcMar>
-            <w:vAlign w:val="center"/>
-          </w:tcPr>
-          <w:p>
-            <w:pPr>
-              <w:jc w:val="center"/>
-            </w:pPr>
-            <w:r>
-              <w:rPr>
-                <w:rFonts w:ascii="Arial" w:cs="Arial" w:eastAsia="Arial" w:hAnsi="Arial"/>
-                <w:b/>
-                <w:bCs/>
-                <w:color w:val="2196F3"/>
-                <w:sz w:val="18"/>
-                <w:szCs w:val="18"/>
-              </w:rPr>
-              <w:t xml:space="preserve">STANDARD</w:t>
+            <w:shd w:fill="FFF3E0" w:val="clear"/>
+            <w:tcMar>
+              <w:top w:type="dxa" w:w="80"/>
+              <w:left w:type="dxa" w:w="120"/>
+              <w:bottom w:type="dxa" w:w="80"/>
+              <w:right w:type="dxa" w:w="120"/>
+            </w:tcMar>
+            <w:vAlign w:val="center"/>
+          </w:tcPr>
+          <w:p>
+            <w:pPr>
+              <w:jc w:val="center"/>
+            </w:pPr>
+            <w:r>
+              <w:rPr>
+                <w:rFonts w:ascii="Arial" w:cs="Arial" w:eastAsia="Arial" w:hAnsi="Arial"/>
+                <w:b/>
+                <w:bCs/>
+                <w:color w:val="FF9800"/>
+                <w:sz w:val="18"/>
+                <w:szCs w:val="18"/>
+              </w:rPr>
+              <w:t xml:space="preserve">HIGH</w:t>
             </w:r>
           </w:p>
         </w:tc>
@@ -3394,7 +3394,7 @@
                 <w:sz w:val="18"/>
                 <w:szCs w:val="18"/>
               </w:rPr>
-              <w:t xml:space="preserve">ホテルコメント横浜関内</w:t>
+              <w:t xml:space="preserve">ホテルケヤキゲート東京府中</w:t>
             </w:r>
           </w:p>
         </w:tc>
@@ -3428,7 +3428,7 @@
                 <w:sz w:val="18"/>
                 <w:szCs w:val="18"/>
               </w:rPr>
-              <w:t xml:space="preserve">8.81</w:t>
+              <w:t xml:space="preserve">8.77</w:t>
             </w:r>
           </w:p>
         </w:tc>
@@ -3462,7 +3462,7 @@
                 <w:sz w:val="18"/>
                 <w:szCs w:val="18"/>
               </w:rPr>
-              <w:t xml:space="preserve">82.5%</w:t>
+              <w:t xml:space="preserve">85.7%</w:t>
             </w:r>
           </w:p>
         </w:tc>
@@ -3496,7 +3496,7 @@
                 <w:sz w:val="18"/>
                 <w:szCs w:val="18"/>
               </w:rPr>
-              <w:t xml:space="preserve">1.0%</w:t>
+              <w:t xml:space="preserve">3.6%</w:t>
             </w:r>
           </w:p>
         </w:tc>
@@ -3530,7 +3530,7 @@
                 <w:sz w:val="18"/>
                 <w:szCs w:val="18"/>
               </w:rPr>
-              <w:t xml:space="preserve">103</w:t>
+              <w:t xml:space="preserve">84</w:t>
             </w:r>
           </w:p>
         </w:tc>
@@ -3577,29 +3577,29 @@
               <w:bottom w:val="single" w:color="CCCCCC" w:sz="1"/>
               <w:right w:val="single" w:color="CCCCCC" w:sz="1"/>
             </w:tcBorders>
-            <w:shd w:fill="FFF3E0" w:val="clear"/>
-            <w:tcMar>
-              <w:top w:type="dxa" w:w="80"/>
-              <w:left w:type="dxa" w:w="120"/>
-              <w:bottom w:type="dxa" w:w="80"/>
-              <w:right w:type="dxa" w:w="120"/>
-            </w:tcMar>
-            <w:vAlign w:val="center"/>
-          </w:tcPr>
-          <w:p>
-            <w:pPr>
-              <w:jc w:val="center"/>
-            </w:pPr>
-            <w:r>
-              <w:rPr>
-                <w:rFonts w:ascii="Arial" w:cs="Arial" w:eastAsia="Arial" w:hAnsi="Arial"/>
-                <w:b/>
-                <w:bCs/>
-                <w:color w:val="FF9800"/>
-                <w:sz w:val="18"/>
-                <w:szCs w:val="18"/>
-              </w:rPr>
-              <w:t xml:space="preserve">HIGH</w:t>
+            <w:shd w:fill="E3F2FD" w:val="clear"/>
+            <w:tcMar>
+              <w:top w:type="dxa" w:w="80"/>
+              <w:left w:type="dxa" w:w="120"/>
+              <w:bottom w:type="dxa" w:w="80"/>
+              <w:right w:type="dxa" w:w="120"/>
+            </w:tcMar>
+            <w:vAlign w:val="center"/>
+          </w:tcPr>
+          <w:p>
+            <w:pPr>
+              <w:jc w:val="center"/>
+            </w:pPr>
+            <w:r>
+              <w:rPr>
+                <w:rFonts w:ascii="Arial" w:cs="Arial" w:eastAsia="Arial" w:hAnsi="Arial"/>
+                <w:b/>
+                <w:bCs/>
+                <w:color w:val="2196F3"/>
+                <w:sz w:val="18"/>
+                <w:szCs w:val="18"/>
+              </w:rPr>
+              <w:t xml:space="preserve">STANDARD</w:t>
             </w:r>
           </w:p>
         </w:tc>
@@ -3706,7 +3706,7 @@
                 <w:sz w:val="18"/>
                 <w:szCs w:val="18"/>
               </w:rPr>
-              <w:t xml:space="preserve">8.65</w:t>
+              <w:t xml:space="preserve">8.66</w:t>
             </w:r>
           </w:p>
         </w:tc>
@@ -3741,7 +3741,7 @@
                 <w:sz w:val="18"/>
                 <w:szCs w:val="18"/>
               </w:rPr>
-              <w:t xml:space="preserve">85.3%</w:t>
+              <w:t xml:space="preserve">85.7%</w:t>
             </w:r>
           </w:p>
         </w:tc>
@@ -3776,7 +3776,7 @@
                 <w:sz w:val="18"/>
                 <w:szCs w:val="18"/>
               </w:rPr>
-              <w:t xml:space="preserve">2.6%</w:t>
+              <w:t xml:space="preserve">2.5%</w:t>
             </w:r>
           </w:p>
         </w:tc>
@@ -3811,7 +3811,7 @@
                 <w:sz w:val="18"/>
                 <w:szCs w:val="18"/>
               </w:rPr>
-              <w:t xml:space="preserve">116</w:t>
+              <w:t xml:space="preserve">119</w:t>
             </w:r>
           </w:p>
         </w:tc>
@@ -3951,7 +3951,7 @@
                 <w:sz w:val="18"/>
                 <w:szCs w:val="18"/>
               </w:rPr>
-              <w:t xml:space="preserve">ハートンホテル東品川</w:t>
+              <w:t xml:space="preserve">川崎日航ホテル</w:t>
             </w:r>
           </w:p>
         </w:tc>
@@ -3985,7 +3985,7 @@
                 <w:sz w:val="18"/>
                 <w:szCs w:val="18"/>
               </w:rPr>
-              <w:t xml:space="preserve">8.62</w:t>
+              <w:t xml:space="preserve">8.65</w:t>
             </w:r>
           </w:p>
         </w:tc>
@@ -4019,7 +4019,7 @@
                 <w:sz w:val="18"/>
                 <w:szCs w:val="18"/>
               </w:rPr>
-              <w:t xml:space="preserve">83.9%</w:t>
+              <w:t xml:space="preserve">80.5%</w:t>
             </w:r>
           </w:p>
         </w:tc>
@@ -4053,7 +4053,7 @@
                 <w:sz w:val="18"/>
                 <w:szCs w:val="18"/>
               </w:rPr>
-              <w:t xml:space="preserve">0.7%</w:t>
+              <w:t xml:space="preserve">0.8%</w:t>
             </w:r>
           </w:p>
         </w:tc>
@@ -4087,7 +4087,7 @@
                 <w:sz w:val="18"/>
                 <w:szCs w:val="18"/>
               </w:rPr>
-              <w:t xml:space="preserve">137</w:t>
+              <w:t xml:space="preserve">123</w:t>
             </w:r>
           </w:p>
         </w:tc>
@@ -4134,29 +4134,29 @@
               <w:bottom w:val="single" w:color="CCCCCC" w:sz="1"/>
               <w:right w:val="single" w:color="CCCCCC" w:sz="1"/>
             </w:tcBorders>
-            <w:shd w:fill="E3F2FD" w:val="clear"/>
-            <w:tcMar>
-              <w:top w:type="dxa" w:w="80"/>
-              <w:left w:type="dxa" w:w="120"/>
-              <w:bottom w:type="dxa" w:w="80"/>
-              <w:right w:type="dxa" w:w="120"/>
-            </w:tcMar>
-            <w:vAlign w:val="center"/>
-          </w:tcPr>
-          <w:p>
-            <w:pPr>
-              <w:jc w:val="center"/>
-            </w:pPr>
-            <w:r>
-              <w:rPr>
-                <w:rFonts w:ascii="Arial" w:cs="Arial" w:eastAsia="Arial" w:hAnsi="Arial"/>
-                <w:b/>
-                <w:bCs/>
-                <w:color w:val="2196F3"/>
-                <w:sz w:val="18"/>
-                <w:szCs w:val="18"/>
-              </w:rPr>
-              <w:t xml:space="preserve">STANDARD</w:t>
+            <w:shd w:fill="FFF3E0" w:val="clear"/>
+            <w:tcMar>
+              <w:top w:type="dxa" w:w="80"/>
+              <w:left w:type="dxa" w:w="120"/>
+              <w:bottom w:type="dxa" w:w="80"/>
+              <w:right w:type="dxa" w:w="120"/>
+            </w:tcMar>
+            <w:vAlign w:val="center"/>
+          </w:tcPr>
+          <w:p>
+            <w:pPr>
+              <w:jc w:val="center"/>
+            </w:pPr>
+            <w:r>
+              <w:rPr>
+                <w:rFonts w:ascii="Arial" w:cs="Arial" w:eastAsia="Arial" w:hAnsi="Arial"/>
+                <w:b/>
+                <w:bCs/>
+                <w:color w:val="FF9800"/>
+                <w:sz w:val="18"/>
+                <w:szCs w:val="18"/>
+              </w:rPr>
+              <w:t xml:space="preserve">HIGH</w:t>
             </w:r>
           </w:p>
         </w:tc>
@@ -4228,7 +4228,7 @@
                 <w:sz w:val="18"/>
                 <w:szCs w:val="18"/>
               </w:rPr>
-              <w:t xml:space="preserve">川崎日航ホテル</w:t>
+              <w:t xml:space="preserve">ハートンホテル東品川</w:t>
             </w:r>
           </w:p>
         </w:tc>
@@ -4263,7 +4263,7 @@
                 <w:sz w:val="18"/>
                 <w:szCs w:val="18"/>
               </w:rPr>
-              <w:t xml:space="preserve">8.62</w:t>
+              <w:t xml:space="preserve">8.63</w:t>
             </w:r>
           </w:p>
         </w:tc>
@@ -4298,7 +4298,7 @@
                 <w:sz w:val="18"/>
                 <w:szCs w:val="18"/>
               </w:rPr>
-              <w:t xml:space="preserve">80.0%</w:t>
+              <w:t xml:space="preserve">83.5%</w:t>
             </w:r>
           </w:p>
         </w:tc>
@@ -4333,7 +4333,7 @@
                 <w:sz w:val="18"/>
                 <w:szCs w:val="18"/>
               </w:rPr>
-              <w:t xml:space="preserve">0.8%</w:t>
+              <w:t xml:space="preserve">0.7%</w:t>
             </w:r>
           </w:p>
         </w:tc>
@@ -4368,7 +4368,7 @@
                 <w:sz w:val="18"/>
                 <w:szCs w:val="18"/>
               </w:rPr>
-              <w:t xml:space="preserve">120</w:t>
+              <w:t xml:space="preserve">139</w:t>
             </w:r>
           </w:p>
         </w:tc>
@@ -4416,29 +4416,29 @@
               <w:bottom w:val="single" w:color="CCCCCC" w:sz="1"/>
               <w:right w:val="single" w:color="CCCCCC" w:sz="1"/>
             </w:tcBorders>
-            <w:shd w:fill="FFF3E0" w:val="clear"/>
-            <w:tcMar>
-              <w:top w:type="dxa" w:w="80"/>
-              <w:left w:type="dxa" w:w="120"/>
-              <w:bottom w:type="dxa" w:w="80"/>
-              <w:right w:type="dxa" w:w="120"/>
-            </w:tcMar>
-            <w:vAlign w:val="center"/>
-          </w:tcPr>
-          <w:p>
-            <w:pPr>
-              <w:jc w:val="center"/>
-            </w:pPr>
-            <w:r>
-              <w:rPr>
-                <w:rFonts w:ascii="Arial" w:cs="Arial" w:eastAsia="Arial" w:hAnsi="Arial"/>
-                <w:b/>
-                <w:bCs/>
-                <w:color w:val="FF9800"/>
-                <w:sz w:val="18"/>
-                <w:szCs w:val="18"/>
-              </w:rPr>
-              <w:t xml:space="preserve">HIGH</w:t>
+            <w:shd w:fill="E3F2FD" w:val="clear"/>
+            <w:tcMar>
+              <w:top w:type="dxa" w:w="80"/>
+              <w:left w:type="dxa" w:w="120"/>
+              <w:bottom w:type="dxa" w:w="80"/>
+              <w:right w:type="dxa" w:w="120"/>
+            </w:tcMar>
+            <w:vAlign w:val="center"/>
+          </w:tcPr>
+          <w:p>
+            <w:pPr>
+              <w:jc w:val="center"/>
+            </w:pPr>
+            <w:r>
+              <w:rPr>
+                <w:rFonts w:ascii="Arial" w:cs="Arial" w:eastAsia="Arial" w:hAnsi="Arial"/>
+                <w:b/>
+                <w:bCs/>
+                <w:color w:val="2196F3"/>
+                <w:sz w:val="18"/>
+                <w:szCs w:val="18"/>
+              </w:rPr>
+              <w:t xml:space="preserve">STANDARD</w:t>
             </w:r>
           </w:p>
         </w:tc>
@@ -4542,7 +4542,7 @@
                 <w:sz w:val="18"/>
                 <w:szCs w:val="18"/>
               </w:rPr>
-              <w:t xml:space="preserve">8.60</w:t>
+              <w:t xml:space="preserve">8.59</w:t>
             </w:r>
           </w:p>
         </w:tc>
@@ -4576,7 +4576,7 @@
                 <w:sz w:val="18"/>
                 <w:szCs w:val="18"/>
               </w:rPr>
-              <w:t xml:space="preserve">80.7%</w:t>
+              <w:t xml:space="preserve">81.0%</w:t>
             </w:r>
           </w:p>
         </w:tc>
@@ -4644,7 +4644,7 @@
                 <w:sz w:val="18"/>
                 <w:szCs w:val="18"/>
               </w:rPr>
-              <w:t xml:space="preserve">119</w:t>
+              <w:t xml:space="preserve">121</w:t>
             </w:r>
           </w:p>
         </w:tc>
@@ -4820,7 +4820,7 @@
                 <w:sz w:val="18"/>
                 <w:szCs w:val="18"/>
               </w:rPr>
-              <w:t xml:space="preserve">8.25</w:t>
+              <w:t xml:space="preserve">8.27</w:t>
             </w:r>
           </w:p>
         </w:tc>
@@ -4855,7 +4855,7 @@
                 <w:sz w:val="18"/>
                 <w:szCs w:val="18"/>
               </w:rPr>
-              <w:t xml:space="preserve">75.6%</w:t>
+              <w:t xml:space="preserve">75.7%</w:t>
             </w:r>
           </w:p>
         </w:tc>
@@ -4890,7 +4890,7 @@
                 <w:sz w:val="18"/>
                 <w:szCs w:val="18"/>
               </w:rPr>
-              <w:t xml:space="preserve">3.3%</w:t>
+              <w:t xml:space="preserve">3.2%</w:t>
             </w:r>
           </w:p>
         </w:tc>
@@ -4925,7 +4925,7 @@
                 <w:sz w:val="18"/>
                 <w:szCs w:val="18"/>
               </w:rPr>
-              <w:t xml:space="preserve">270</w:t>
+              <w:t xml:space="preserve">280</w:t>
             </w:r>
           </w:p>
         </w:tc>
@@ -5377,7 +5377,7 @@
                 <w:sz w:val="18"/>
                 <w:szCs w:val="18"/>
               </w:rPr>
-              <w:t xml:space="preserve">8.10</w:t>
+              <w:t xml:space="preserve">8.11</w:t>
             </w:r>
           </w:p>
         </w:tc>
@@ -5447,7 +5447,7 @@
                 <w:sz w:val="18"/>
                 <w:szCs w:val="18"/>
               </w:rPr>
-              <w:t xml:space="preserve">9.3%</w:t>
+              <w:t xml:space="preserve">8.8%</w:t>
             </w:r>
           </w:p>
         </w:tc>
@@ -5482,7 +5482,7 @@
                 <w:sz w:val="18"/>
                 <w:szCs w:val="18"/>
               </w:rPr>
-              <w:t xml:space="preserve">97</w:t>
+              <w:t xml:space="preserve">102</w:t>
             </w:r>
           </w:p>
         </w:tc>
@@ -5656,7 +5656,7 @@
                 <w:sz w:val="18"/>
                 <w:szCs w:val="18"/>
               </w:rPr>
-              <w:t xml:space="preserve">7.87</w:t>
+              <w:t xml:space="preserve">7.89</w:t>
             </w:r>
           </w:p>
         </w:tc>
@@ -5690,7 +5690,7 @@
                 <w:sz w:val="18"/>
                 <w:szCs w:val="18"/>
               </w:rPr>
-              <w:t xml:space="preserve">67.6%</w:t>
+              <w:t xml:space="preserve">68.3%</w:t>
             </w:r>
           </w:p>
         </w:tc>
@@ -5724,7 +5724,7 @@
                 <w:sz w:val="18"/>
                 <w:szCs w:val="18"/>
               </w:rPr>
-              <w:t xml:space="preserve">10.3%</w:t>
+              <w:t xml:space="preserve">10.1%</w:t>
             </w:r>
           </w:p>
         </w:tc>
@@ -5758,7 +5758,7 @@
                 <w:sz w:val="18"/>
                 <w:szCs w:val="18"/>
               </w:rPr>
-              <w:t xml:space="preserve">136</w:t>
+              <w:t xml:space="preserve">139</w:t>
             </w:r>
           </w:p>
         </w:tc>
@@ -5934,7 +5934,7 @@
                 <w:sz w:val="18"/>
                 <w:szCs w:val="18"/>
               </w:rPr>
-              <w:t xml:space="preserve">7.70</w:t>
+              <w:t xml:space="preserve">7.65</w:t>
             </w:r>
           </w:p>
         </w:tc>
@@ -6004,7 +6004,7 @@
                 <w:sz w:val="18"/>
                 <w:szCs w:val="18"/>
               </w:rPr>
-              <w:t xml:space="preserve">10.9%</w:t>
+              <w:t xml:space="preserve">11.6%</w:t>
             </w:r>
           </w:p>
         </w:tc>
@@ -6087,29 +6087,29 @@
               <w:bottom w:val="single" w:color="CCCCCC" w:sz="1"/>
               <w:right w:val="single" w:color="CCCCCC" w:sz="1"/>
             </w:tcBorders>
-            <w:shd w:fill="FFEBEE" w:val="clear"/>
-            <w:tcMar>
-              <w:top w:type="dxa" w:w="80"/>
-              <w:left w:type="dxa" w:w="120"/>
-              <w:bottom w:type="dxa" w:w="80"/>
-              <w:right w:type="dxa" w:w="120"/>
-            </w:tcMar>
-            <w:vAlign w:val="center"/>
-          </w:tcPr>
-          <w:p>
-            <w:pPr>
-              <w:jc w:val="center"/>
-            </w:pPr>
-            <w:r>
-              <w:rPr>
-                <w:rFonts w:ascii="Arial" w:cs="Arial" w:eastAsia="Arial" w:hAnsi="Arial"/>
-                <w:b/>
-                <w:bCs/>
-                <w:color w:val="E74C3C"/>
-                <w:sz w:val="18"/>
-                <w:szCs w:val="18"/>
-              </w:rPr>
-              <w:t xml:space="preserve">URGENT</w:t>
+            <w:shd w:fill="FFF3E0" w:val="clear"/>
+            <w:tcMar>
+              <w:top w:type="dxa" w:w="80"/>
+              <w:left w:type="dxa" w:w="120"/>
+              <w:bottom w:type="dxa" w:w="80"/>
+              <w:right w:type="dxa" w:w="120"/>
+            </w:tcMar>
+            <w:vAlign w:val="center"/>
+          </w:tcPr>
+          <w:p>
+            <w:pPr>
+              <w:jc w:val="center"/>
+            </w:pPr>
+            <w:r>
+              <w:rPr>
+                <w:rFonts w:ascii="Arial" w:cs="Arial" w:eastAsia="Arial" w:hAnsi="Arial"/>
+                <w:b/>
+                <w:bCs/>
+                <w:color w:val="FF9800"/>
+                <w:sz w:val="18"/>
+                <w:szCs w:val="18"/>
+              </w:rPr>
+              <w:t xml:space="preserve">HIGH</w:t>
             </w:r>
           </w:p>
         </w:tc>
@@ -6213,7 +6213,7 @@
                 <w:sz w:val="18"/>
                 <w:szCs w:val="18"/>
               </w:rPr>
-              <w:t xml:space="preserve">7.44</w:t>
+              <w:t xml:space="preserve">7.34</w:t>
             </w:r>
           </w:p>
         </w:tc>
@@ -6247,7 +6247,7 @@
                 <w:sz w:val="18"/>
                 <w:szCs w:val="18"/>
               </w:rPr>
-              <w:t xml:space="preserve">64.4%</w:t>
+              <w:t xml:space="preserve">61.7%</w:t>
             </w:r>
           </w:p>
         </w:tc>
@@ -6277,11 +6277,11 @@
                 <w:rFonts w:ascii="Arial" w:cs="Arial" w:eastAsia="Arial" w:hAnsi="Arial"/>
                 <w:b w:val="false"/>
                 <w:bCs w:val="false"/>
-                <w:color w:val="333333"/>
-                <w:sz w:val="18"/>
-                <w:szCs w:val="18"/>
-              </w:rPr>
-              <w:t xml:space="preserve">8.9%</w:t>
+                <w:color w:val="E74C3C"/>
+                <w:sz w:val="18"/>
+                <w:szCs w:val="18"/>
+              </w:rPr>
+              <w:t xml:space="preserve">10.6%</w:t>
             </w:r>
           </w:p>
         </w:tc>
@@ -6315,7 +6315,7 @@
                 <w:sz w:val="18"/>
                 <w:szCs w:val="18"/>
               </w:rPr>
-              <w:t xml:space="preserve">45</w:t>
+              <w:t xml:space="preserve">47</w:t>
             </w:r>
           </w:p>
         </w:tc>
@@ -6456,7 +6456,7 @@
                 <w:sz w:val="18"/>
                 <w:szCs w:val="18"/>
               </w:rPr>
-              <w:t xml:space="preserve">コートホテル新横浜</w:t>
+              <w:t xml:space="preserve">チサンホテル浜松町</w:t>
             </w:r>
           </w:p>
         </w:tc>
@@ -6526,7 +6526,7 @@
                 <w:sz w:val="18"/>
                 <w:szCs w:val="18"/>
               </w:rPr>
-              <w:t xml:space="preserve">50.8%</w:t>
+              <w:t xml:space="preserve">57.6%</w:t>
             </w:r>
           </w:p>
         </w:tc>
@@ -6561,7 +6561,7 @@
                 <w:sz w:val="18"/>
                 <w:szCs w:val="18"/>
               </w:rPr>
-              <w:t xml:space="preserve">14.2%</w:t>
+              <w:t xml:space="preserve">19.7%</w:t>
             </w:r>
           </w:p>
         </w:tc>
@@ -6596,7 +6596,7 @@
                 <w:sz w:val="18"/>
                 <w:szCs w:val="18"/>
               </w:rPr>
-              <w:t xml:space="preserve">120</w:t>
+              <w:t xml:space="preserve">66</w:t>
             </w:r>
           </w:p>
         </w:tc>
@@ -6736,7 +6736,7 @@
                 <w:sz w:val="18"/>
                 <w:szCs w:val="18"/>
               </w:rPr>
-              <w:t xml:space="preserve">チサンホテル浜松町</w:t>
+              <w:t xml:space="preserve">コートホテル新横浜</w:t>
             </w:r>
           </w:p>
         </w:tc>
@@ -6770,7 +6770,7 @@
                 <w:sz w:val="18"/>
                 <w:szCs w:val="18"/>
               </w:rPr>
-              <w:t xml:space="preserve">7.02</w:t>
+              <w:t xml:space="preserve">7.03</w:t>
             </w:r>
           </w:p>
         </w:tc>
@@ -6804,7 +6804,7 @@
                 <w:sz w:val="18"/>
                 <w:szCs w:val="18"/>
               </w:rPr>
-              <w:t xml:space="preserve">56.9%</w:t>
+              <w:t xml:space="preserve">50.8%</w:t>
             </w:r>
           </w:p>
         </w:tc>
@@ -6838,7 +6838,7 @@
                 <w:sz w:val="18"/>
                 <w:szCs w:val="18"/>
               </w:rPr>
-              <w:t xml:space="preserve">20.0%</w:t>
+              <w:t xml:space="preserve">14.2%</w:t>
             </w:r>
           </w:p>
         </w:tc>
@@ -6872,7 +6872,7 @@
                 <w:sz w:val="18"/>
                 <w:szCs w:val="18"/>
               </w:rPr>
-              <w:t xml:space="preserve">65</w:t>
+              <w:t xml:space="preserve">120</w:t>
             </w:r>
           </w:p>
         </w:tc>
@@ -7094,7 +7094,7 @@
           <w:sz w:val="21"/>
           <w:szCs w:val="21"/>
         </w:rPr>
-        <w:t xml:space="preserve">最高スコアはコンフォートスイーツ東京ベイ（9.19点）、最低スコアはチサンホテル浜松町（7.02点）です。スコアレンジは2.17点と大きく、ホテル間の品質格差が見られます。清掃品質の標準化が、ポートフォリオ全体の底上げに重要です。</w:t>
+        <w:t xml:space="preserve">最高スコアはコンフォートスイーツ東京ベイ（9.18点）、最低スコアはチサンホテル浜松町（7.03点）です。スコアレンジは2.15点と大きく、ホテル間の品質格差が見られます。清掃品質の標準化が、ポートフォリオ全体の底上げに重要です。</w:t>
       </w:r>
     </w:p>
     <w:p>
@@ -7148,7 +7148,7 @@
           <w:sz w:val="21"/>
           <w:szCs w:val="21"/>
         </w:rPr>
-        <w:t xml:space="preserve">分析対象2108件のレビューのうち、清掃に関するネガティブな言及は合計100件（クレーム率4.7%）でした。業界のベンチマーク（2-3%）を超過しており、組織的な改善が必要です。</w:t>
+        <w:t xml:space="preserve">分析対象2157件のレビューのうち、清掃に関するネガティブな言及は合計101件（クレーム率4.7%）でした。業界のベンチマーク（2-3%）を超過しており、組織的な改善が必要です。</w:t>
       </w:r>
     </w:p>
     <w:p>
@@ -7536,7 +7536,7 @@
                 <w:sz w:val="18"/>
                 <w:szCs w:val="18"/>
               </w:rPr>
-              <w:t xml:space="preserve">67.0%</w:t>
+              <w:t xml:space="preserve">66.3%</w:t>
             </w:r>
           </w:p>
         </w:tc>
@@ -7608,7 +7608,7 @@
                 <w:sz w:val="18"/>
                 <w:szCs w:val="18"/>
               </w:rPr>
-              <w:t xml:space="preserve">25</w:t>
+              <w:t xml:space="preserve">24</w:t>
             </w:r>
           </w:p>
         </w:tc>
@@ -7713,7 +7713,7 @@
                 <w:sz w:val="18"/>
                 <w:szCs w:val="18"/>
               </w:rPr>
-              <w:t xml:space="preserve">25.0%</w:t>
+              <w:t xml:space="preserve">23.8%</w:t>
             </w:r>
           </w:p>
         </w:tc>
@@ -7885,7 +7885,7 @@
                 <w:sz w:val="18"/>
                 <w:szCs w:val="18"/>
               </w:rPr>
-              <w:t xml:space="preserve">9.0%</w:t>
+              <w:t xml:space="preserve">8.9%</w:t>
             </w:r>
           </w:p>
         </w:tc>
@@ -7922,7 +7922,7 @@
                 <w:sz w:val="18"/>
                 <w:szCs w:val="18"/>
               </w:rPr>
-              <w:t xml:space="preserve">タバコ関連</w:t>
+              <w:t xml:space="preserve">カビ・モールド</w:t>
             </w:r>
           </w:p>
         </w:tc>
@@ -7992,7 +7992,7 @@
                 <w:sz w:val="18"/>
                 <w:szCs w:val="18"/>
               </w:rPr>
-              <w:t xml:space="preserve">8/19</w:t>
+              <w:t xml:space="preserve">5/19</w:t>
             </w:r>
           </w:p>
         </w:tc>
@@ -8062,7 +8062,7 @@
                 <w:sz w:val="18"/>
                 <w:szCs w:val="18"/>
               </w:rPr>
-              <w:t xml:space="preserve">8.0%</w:t>
+              <w:t xml:space="preserve">7.9%</w:t>
             </w:r>
           </w:p>
         </w:tc>
@@ -8098,7 +8098,7 @@
                 <w:sz w:val="18"/>
                 <w:szCs w:val="18"/>
               </w:rPr>
-              <w:t xml:space="preserve">カビ・モールド</w:t>
+              <w:t xml:space="preserve">タバコ関連</w:t>
             </w:r>
           </w:p>
         </w:tc>
@@ -8132,7 +8132,7 @@
                 <w:sz w:val="18"/>
                 <w:szCs w:val="18"/>
               </w:rPr>
-              <w:t xml:space="preserve">7</w:t>
+              <w:t xml:space="preserve">8</w:t>
             </w:r>
           </w:p>
         </w:tc>
@@ -8166,7 +8166,7 @@
                 <w:sz w:val="18"/>
                 <w:szCs w:val="18"/>
               </w:rPr>
-              <w:t xml:space="preserve">5/19</w:t>
+              <w:t xml:space="preserve">8/19</w:t>
             </w:r>
           </w:p>
         </w:tc>
@@ -8234,7 +8234,7 @@
                 <w:sz w:val="18"/>
                 <w:szCs w:val="18"/>
               </w:rPr>
-              <w:t xml:space="preserve">7.0%</w:t>
+              <w:t xml:space="preserve">7.9%</w:t>
             </w:r>
           </w:p>
         </w:tc>
@@ -8411,7 +8411,7 @@
                 <w:sz w:val="18"/>
                 <w:szCs w:val="18"/>
               </w:rPr>
-              <w:t xml:space="preserve">7.0%</w:t>
+              <w:t xml:space="preserve">6.9%</w:t>
             </w:r>
           </w:p>
         </w:tc>
@@ -8583,7 +8583,7 @@
                 <w:sz w:val="18"/>
                 <w:szCs w:val="18"/>
               </w:rPr>
-              <w:t xml:space="preserve">7.0%</w:t>
+              <w:t xml:space="preserve">6.9%</w:t>
             </w:r>
           </w:p>
         </w:tc>
@@ -8760,7 +8760,7 @@
                 <w:sz w:val="18"/>
                 <w:szCs w:val="18"/>
               </w:rPr>
-              <w:t xml:space="preserve">7.0%</w:t>
+              <w:t xml:space="preserve">6.9%</w:t>
             </w:r>
           </w:p>
         </w:tc>
@@ -8830,7 +8830,7 @@
                 <w:sz w:val="18"/>
                 <w:szCs w:val="18"/>
               </w:rPr>
-              <w:t xml:space="preserve">5</w:t>
+              <w:t xml:space="preserve">6</w:t>
             </w:r>
           </w:p>
         </w:tc>
@@ -8894,11 +8894,11 @@
                 <w:rFonts w:ascii="Arial" w:cs="Arial" w:eastAsia="Arial" w:hAnsi="Arial"/>
                 <w:b/>
                 <w:bCs/>
-                <w:color w:val="FFC107"/>
-                <w:sz w:val="18"/>
-                <w:szCs w:val="18"/>
-              </w:rPr>
-              <w:t xml:space="preserve">MEDIUM</w:t>
+                <w:color w:val="FF9800"/>
+                <w:sz w:val="18"/>
+                <w:szCs w:val="18"/>
+              </w:rPr>
+              <w:t xml:space="preserve">HIGH</w:t>
             </w:r>
           </w:p>
         </w:tc>
@@ -8932,7 +8932,7 @@
                 <w:sz w:val="18"/>
                 <w:szCs w:val="18"/>
               </w:rPr>
-              <w:t xml:space="preserve">5.0%</w:t>
+              <w:t xml:space="preserve">5.9%</w:t>
             </w:r>
           </w:p>
         </w:tc>
@@ -9179,7 +9179,7 @@
                 <w:sz w:val="18"/>
                 <w:szCs w:val="18"/>
               </w:rPr>
-              <w:t xml:space="preserve">2</w:t>
+              <w:t xml:space="preserve">3</w:t>
             </w:r>
           </w:p>
         </w:tc>
@@ -9243,11 +9243,11 @@
                 <w:rFonts w:ascii="Arial" w:cs="Arial" w:eastAsia="Arial" w:hAnsi="Arial"/>
                 <w:b/>
                 <w:bCs/>
-                <w:color w:val="666666"/>
-                <w:sz w:val="18"/>
-                <w:szCs w:val="18"/>
-              </w:rPr>
-              <w:t xml:space="preserve">LOW</w:t>
+                <w:color w:val="FFC107"/>
+                <w:sz w:val="18"/>
+                <w:szCs w:val="18"/>
+              </w:rPr>
+              <w:t xml:space="preserve">MEDIUM</w:t>
             </w:r>
           </w:p>
         </w:tc>
@@ -9281,7 +9281,7 @@
                 <w:sz w:val="18"/>
                 <w:szCs w:val="18"/>
               </w:rPr>
-              <w:t xml:space="preserve">2.0%</w:t>
+              <w:t xml:space="preserve">3.0%</w:t>
             </w:r>
           </w:p>
         </w:tc>
@@ -9594,42 +9594,42 @@
                 <w:sz w:val="18"/>
                 <w:szCs w:val="18"/>
               </w:rPr>
+              <w:t xml:space="preserve">カビ・モ</w:t>
+            </w:r>
+          </w:p>
+        </w:tc>
+        <w:tc>
+          <w:tcPr>
+            <w:tcW w:type="pct" w:w="9%"/>
+            <w:tcBorders>
+              <w:top w:val="single" w:color="CCCCCC" w:sz="1"/>
+              <w:left w:val="single" w:color="CCCCCC" w:sz="1"/>
+              <w:bottom w:val="single" w:color="CCCCCC" w:sz="1"/>
+              <w:right w:val="single" w:color="CCCCCC" w:sz="1"/>
+            </w:tcBorders>
+            <w:shd w:fill="1B3A5C" w:val="clear"/>
+            <w:tcMar>
+              <w:top w:type="dxa" w:w="80"/>
+              <w:left w:type="dxa" w:w="120"/>
+              <w:bottom w:type="dxa" w:w="80"/>
+              <w:right w:type="dxa" w:w="120"/>
+            </w:tcMar>
+            <w:vAlign w:val="center"/>
+          </w:tcPr>
+          <w:p>
+            <w:pPr>
+              <w:jc w:val="center"/>
+            </w:pPr>
+            <w:r>
+              <w:rPr>
+                <w:rFonts w:ascii="Arial" w:cs="Arial" w:eastAsia="Arial" w:hAnsi="Arial"/>
+                <w:b/>
+                <w:bCs/>
+                <w:color w:val="FFFFFF"/>
+                <w:sz w:val="18"/>
+                <w:szCs w:val="18"/>
+              </w:rPr>
               <w:t xml:space="preserve">タバコ関</w:t>
-            </w:r>
-          </w:p>
-        </w:tc>
-        <w:tc>
-          <w:tcPr>
-            <w:tcW w:type="pct" w:w="9%"/>
-            <w:tcBorders>
-              <w:top w:val="single" w:color="CCCCCC" w:sz="1"/>
-              <w:left w:val="single" w:color="CCCCCC" w:sz="1"/>
-              <w:bottom w:val="single" w:color="CCCCCC" w:sz="1"/>
-              <w:right w:val="single" w:color="CCCCCC" w:sz="1"/>
-            </w:tcBorders>
-            <w:shd w:fill="1B3A5C" w:val="clear"/>
-            <w:tcMar>
-              <w:top w:type="dxa" w:w="80"/>
-              <w:left w:type="dxa" w:w="120"/>
-              <w:bottom w:type="dxa" w:w="80"/>
-              <w:right w:type="dxa" w:w="120"/>
-            </w:tcMar>
-            <w:vAlign w:val="center"/>
-          </w:tcPr>
-          <w:p>
-            <w:pPr>
-              <w:jc w:val="center"/>
-            </w:pPr>
-            <w:r>
-              <w:rPr>
-                <w:rFonts w:ascii="Arial" w:cs="Arial" w:eastAsia="Arial" w:hAnsi="Arial"/>
-                <w:b/>
-                <w:bCs/>
-                <w:color w:val="FFFFFF"/>
-                <w:sz w:val="18"/>
-                <w:szCs w:val="18"/>
-              </w:rPr>
-              <w:t xml:space="preserve">カビ・モ</w:t>
             </w:r>
           </w:p>
         </w:tc>
@@ -9768,7 +9768,7 @@
                 <w:sz w:val="18"/>
                 <w:szCs w:val="18"/>
               </w:rPr>
-              <w:t xml:space="preserve">12.5</w:t>
+              <w:t xml:space="preserve">12.2</w:t>
             </w:r>
           </w:p>
         </w:tc>
@@ -9908,42 +9908,42 @@
                 <w:sz w:val="18"/>
                 <w:szCs w:val="18"/>
               </w:rPr>
+              <w:t xml:space="preserve">2</w:t>
+            </w:r>
+          </w:p>
+        </w:tc>
+        <w:tc>
+          <w:tcPr>
+            <w:tcW w:type="pct" w:w="9%"/>
+            <w:tcBorders>
+              <w:top w:val="single" w:color="CCCCCC" w:sz="1"/>
+              <w:left w:val="single" w:color="CCCCCC" w:sz="1"/>
+              <w:bottom w:val="single" w:color="CCCCCC" w:sz="1"/>
+              <w:right w:val="single" w:color="CCCCCC" w:sz="1"/>
+            </w:tcBorders>
+            <w:shd w:fill="FFF9C4" w:val="clear"/>
+            <w:tcMar>
+              <w:top w:type="dxa" w:w="80"/>
+              <w:left w:type="dxa" w:w="120"/>
+              <w:bottom w:type="dxa" w:w="80"/>
+              <w:right w:type="dxa" w:w="120"/>
+            </w:tcMar>
+            <w:vAlign w:val="center"/>
+          </w:tcPr>
+          <w:p>
+            <w:pPr>
+              <w:jc w:val="center"/>
+            </w:pPr>
+            <w:r>
+              <w:rPr>
+                <w:rFonts w:ascii="Arial" w:cs="Arial" w:eastAsia="Arial" w:hAnsi="Arial"/>
+                <w:b w:val="false"/>
+                <w:bCs w:val="false"/>
+                <w:color w:val="333333"/>
+                <w:sz w:val="18"/>
+                <w:szCs w:val="18"/>
+              </w:rPr>
               <w:t xml:space="preserve">1</w:t>
-            </w:r>
-          </w:p>
-        </w:tc>
-        <w:tc>
-          <w:tcPr>
-            <w:tcW w:type="pct" w:w="9%"/>
-            <w:tcBorders>
-              <w:top w:val="single" w:color="CCCCCC" w:sz="1"/>
-              <w:left w:val="single" w:color="CCCCCC" w:sz="1"/>
-              <w:bottom w:val="single" w:color="CCCCCC" w:sz="1"/>
-              <w:right w:val="single" w:color="CCCCCC" w:sz="1"/>
-            </w:tcBorders>
-            <w:shd w:fill="FFF9C4" w:val="clear"/>
-            <w:tcMar>
-              <w:top w:type="dxa" w:w="80"/>
-              <w:left w:type="dxa" w:w="120"/>
-              <w:bottom w:type="dxa" w:w="80"/>
-              <w:right w:type="dxa" w:w="120"/>
-            </w:tcMar>
-            <w:vAlign w:val="center"/>
-          </w:tcPr>
-          <w:p>
-            <w:pPr>
-              <w:jc w:val="center"/>
-            </w:pPr>
-            <w:r>
-              <w:rPr>
-                <w:rFonts w:ascii="Arial" w:cs="Arial" w:eastAsia="Arial" w:hAnsi="Arial"/>
-                <w:b w:val="false"/>
-                <w:bCs w:val="false"/>
-                <w:color w:val="333333"/>
-                <w:sz w:val="18"/>
-                <w:szCs w:val="18"/>
-              </w:rPr>
-              <w:t xml:space="preserve">2</w:t>
             </w:r>
           </w:p>
         </w:tc>
@@ -10085,7 +10085,7 @@
                 <w:sz w:val="18"/>
                 <w:szCs w:val="18"/>
               </w:rPr>
-              <w:t xml:space="preserve">10.8</w:t>
+              <w:t xml:space="preserve">10.6</w:t>
             </w:r>
           </w:p>
         </w:tc>
@@ -10203,6 +10203,41 @@
               <w:bottom w:val="single" w:color="CCCCCC" w:sz="1"/>
               <w:right w:val="single" w:color="CCCCCC" w:sz="1"/>
             </w:tcBorders>
+            <w:shd w:fill="F5F7FA" w:val="clear"/>
+            <w:tcMar>
+              <w:top w:type="dxa" w:w="80"/>
+              <w:left w:type="dxa" w:w="120"/>
+              <w:bottom w:type="dxa" w:w="80"/>
+              <w:right w:type="dxa" w:w="120"/>
+            </w:tcMar>
+            <w:vAlign w:val="center"/>
+          </w:tcPr>
+          <w:p>
+            <w:pPr>
+              <w:jc w:val="center"/>
+            </w:pPr>
+            <w:r>
+              <w:rPr>
+                <w:rFonts w:ascii="Arial" w:cs="Arial" w:eastAsia="Arial" w:hAnsi="Arial"/>
+                <w:b w:val="false"/>
+                <w:bCs w:val="false"/>
+                <w:color w:val="333333"/>
+                <w:sz w:val="18"/>
+                <w:szCs w:val="18"/>
+              </w:rPr>
+              <w:t xml:space="preserve">-</w:t>
+            </w:r>
+          </w:p>
+        </w:tc>
+        <w:tc>
+          <w:tcPr>
+            <w:tcW w:type="pct" w:w="9%"/>
+            <w:tcBorders>
+              <w:top w:val="single" w:color="CCCCCC" w:sz="1"/>
+              <w:left w:val="single" w:color="CCCCCC" w:sz="1"/>
+              <w:bottom w:val="single" w:color="CCCCCC" w:sz="1"/>
+              <w:right w:val="single" w:color="CCCCCC" w:sz="1"/>
+            </w:tcBorders>
             <w:shd w:fill="FFF9C4" w:val="clear"/>
             <w:tcMar>
               <w:top w:type="dxa" w:w="80"/>
@@ -10226,41 +10261,6 @@
                 <w:szCs w:val="18"/>
               </w:rPr>
               <w:t xml:space="preserve">1</w:t>
-            </w:r>
-          </w:p>
-        </w:tc>
-        <w:tc>
-          <w:tcPr>
-            <w:tcW w:type="pct" w:w="9%"/>
-            <w:tcBorders>
-              <w:top w:val="single" w:color="CCCCCC" w:sz="1"/>
-              <w:left w:val="single" w:color="CCCCCC" w:sz="1"/>
-              <w:bottom w:val="single" w:color="CCCCCC" w:sz="1"/>
-              <w:right w:val="single" w:color="CCCCCC" w:sz="1"/>
-            </w:tcBorders>
-            <w:shd w:fill="F5F7FA" w:val="clear"/>
-            <w:tcMar>
-              <w:top w:type="dxa" w:w="80"/>
-              <w:left w:type="dxa" w:w="120"/>
-              <w:bottom w:type="dxa" w:w="80"/>
-              <w:right w:type="dxa" w:w="120"/>
-            </w:tcMar>
-            <w:vAlign w:val="center"/>
-          </w:tcPr>
-          <w:p>
-            <w:pPr>
-              <w:jc w:val="center"/>
-            </w:pPr>
-            <w:r>
-              <w:rPr>
-                <w:rFonts w:ascii="Arial" w:cs="Arial" w:eastAsia="Arial" w:hAnsi="Arial"/>
-                <w:b w:val="false"/>
-                <w:bCs w:val="false"/>
-                <w:color w:val="333333"/>
-                <w:sz w:val="18"/>
-                <w:szCs w:val="18"/>
-              </w:rPr>
-              <w:t xml:space="preserve">-</w:t>
             </w:r>
           </w:p>
         </w:tc>
@@ -10331,7 +10331,7 @@
                 <w:sz w:val="18"/>
                 <w:szCs w:val="18"/>
               </w:rPr>
-              <w:t xml:space="preserve">コンフォートホテル横浜関内</w:t>
+              <w:t xml:space="preserve">アパホテル蒲田駅東</w:t>
             </w:r>
           </w:p>
         </w:tc>
@@ -10365,7 +10365,7 @@
                 <w:sz w:val="18"/>
                 <w:szCs w:val="18"/>
               </w:rPr>
-              <w:t xml:space="preserve">14</w:t>
+              <w:t xml:space="preserve">5</w:t>
             </w:r>
           </w:p>
         </w:tc>
@@ -10399,7 +10399,7 @@
                 <w:sz w:val="18"/>
                 <w:szCs w:val="18"/>
               </w:rPr>
-              <w:t xml:space="preserve">10.1</w:t>
+              <w:t xml:space="preserve">10.6</w:t>
             </w:r>
           </w:p>
         </w:tc>
@@ -10412,29 +10412,29 @@
               <w:bottom w:val="single" w:color="CCCCCC" w:sz="1"/>
               <w:right w:val="single" w:color="CCCCCC" w:sz="1"/>
             </w:tcBorders>
-            <w:shd w:fill="FFCDD2" w:val="clear"/>
-            <w:tcMar>
-              <w:top w:type="dxa" w:w="80"/>
-              <w:left w:type="dxa" w:w="120"/>
-              <w:bottom w:type="dxa" w:w="80"/>
-              <w:right w:type="dxa" w:w="120"/>
-            </w:tcMar>
-            <w:vAlign w:val="center"/>
-          </w:tcPr>
-          <w:p>
-            <w:pPr>
-              <w:jc w:val="center"/>
-            </w:pPr>
-            <w:r>
-              <w:rPr>
-                <w:rFonts w:ascii="Arial" w:cs="Arial" w:eastAsia="Arial" w:hAnsi="Arial"/>
-                <w:b/>
-                <w:bCs/>
-                <w:color w:val="333333"/>
-                <w:sz w:val="18"/>
-                <w:szCs w:val="18"/>
-              </w:rPr>
-              <w:t xml:space="preserve">6</w:t>
+            <w:shd w:fill="FFE0B2" w:val="clear"/>
+            <w:tcMar>
+              <w:top w:type="dxa" w:w="80"/>
+              <w:left w:type="dxa" w:w="120"/>
+              <w:bottom w:type="dxa" w:w="80"/>
+              <w:right w:type="dxa" w:w="120"/>
+            </w:tcMar>
+            <w:vAlign w:val="center"/>
+          </w:tcPr>
+          <w:p>
+            <w:pPr>
+              <w:jc w:val="center"/>
+            </w:pPr>
+            <w:r>
+              <w:rPr>
+                <w:rFonts w:ascii="Arial" w:cs="Arial" w:eastAsia="Arial" w:hAnsi="Arial"/>
+                <w:b/>
+                <w:bCs/>
+                <w:color w:val="333333"/>
+                <w:sz w:val="18"/>
+                <w:szCs w:val="18"/>
+              </w:rPr>
+              <w:t xml:space="preserve">3</w:t>
             </w:r>
           </w:p>
         </w:tc>
@@ -10447,29 +10447,29 @@
               <w:bottom w:val="single" w:color="CCCCCC" w:sz="1"/>
               <w:right w:val="single" w:color="CCCCCC" w:sz="1"/>
             </w:tcBorders>
-            <w:shd w:fill="FFE0B2" w:val="clear"/>
-            <w:tcMar>
-              <w:top w:type="dxa" w:w="80"/>
-              <w:left w:type="dxa" w:w="120"/>
-              <w:bottom w:type="dxa" w:w="80"/>
-              <w:right w:type="dxa" w:w="120"/>
-            </w:tcMar>
-            <w:vAlign w:val="center"/>
-          </w:tcPr>
-          <w:p>
-            <w:pPr>
-              <w:jc w:val="center"/>
-            </w:pPr>
-            <w:r>
-              <w:rPr>
-                <w:rFonts w:ascii="Arial" w:cs="Arial" w:eastAsia="Arial" w:hAnsi="Arial"/>
-                <w:b/>
-                <w:bCs/>
-                <w:color w:val="333333"/>
-                <w:sz w:val="18"/>
-                <w:szCs w:val="18"/>
-              </w:rPr>
-              <w:t xml:space="preserve">3</w:t>
+            <w:shd w:fill="FFF9C4" w:val="clear"/>
+            <w:tcMar>
+              <w:top w:type="dxa" w:w="80"/>
+              <w:left w:type="dxa" w:w="120"/>
+              <w:bottom w:type="dxa" w:w="80"/>
+              <w:right w:type="dxa" w:w="120"/>
+            </w:tcMar>
+            <w:vAlign w:val="center"/>
+          </w:tcPr>
+          <w:p>
+            <w:pPr>
+              <w:jc w:val="center"/>
+            </w:pPr>
+            <w:r>
+              <w:rPr>
+                <w:rFonts w:ascii="Arial" w:cs="Arial" w:eastAsia="Arial" w:hAnsi="Arial"/>
+                <w:b w:val="false"/>
+                <w:bCs w:val="false"/>
+                <w:color w:val="333333"/>
+                <w:sz w:val="18"/>
+                <w:szCs w:val="18"/>
+              </w:rPr>
+              <w:t xml:space="preserve">1</w:t>
             </w:r>
           </w:p>
         </w:tc>
@@ -10482,6 +10482,41 @@
               <w:bottom w:val="single" w:color="CCCCCC" w:sz="1"/>
               <w:right w:val="single" w:color="CCCCCC" w:sz="1"/>
             </w:tcBorders>
+            <w:shd w:fill="FFF9C4" w:val="clear"/>
+            <w:tcMar>
+              <w:top w:type="dxa" w:w="80"/>
+              <w:left w:type="dxa" w:w="120"/>
+              <w:bottom w:type="dxa" w:w="80"/>
+              <w:right w:type="dxa" w:w="120"/>
+            </w:tcMar>
+            <w:vAlign w:val="center"/>
+          </w:tcPr>
+          <w:p>
+            <w:pPr>
+              <w:jc w:val="center"/>
+            </w:pPr>
+            <w:r>
+              <w:rPr>
+                <w:rFonts w:ascii="Arial" w:cs="Arial" w:eastAsia="Arial" w:hAnsi="Arial"/>
+                <w:b w:val="false"/>
+                <w:bCs w:val="false"/>
+                <w:color w:val="333333"/>
+                <w:sz w:val="18"/>
+                <w:szCs w:val="18"/>
+              </w:rPr>
+              <w:t xml:space="preserve">1</w:t>
+            </w:r>
+          </w:p>
+        </w:tc>
+        <w:tc>
+          <w:tcPr>
+            <w:tcW w:type="pct" w:w="9%"/>
+            <w:tcBorders>
+              <w:top w:val="single" w:color="CCCCCC" w:sz="1"/>
+              <w:left w:val="single" w:color="CCCCCC" w:sz="1"/>
+              <w:bottom w:val="single" w:color="CCCCCC" w:sz="1"/>
+              <w:right w:val="single" w:color="CCCCCC" w:sz="1"/>
+            </w:tcBorders>
             <w:tcMar>
               <w:top w:type="dxa" w:w="80"/>
               <w:left w:type="dxa" w:w="120"/>
@@ -10516,6 +10551,41 @@
               <w:bottom w:val="single" w:color="CCCCCC" w:sz="1"/>
               <w:right w:val="single" w:color="CCCCCC" w:sz="1"/>
             </w:tcBorders>
+            <w:shd w:fill="FFF9C4" w:val="clear"/>
+            <w:tcMar>
+              <w:top w:type="dxa" w:w="80"/>
+              <w:left w:type="dxa" w:w="120"/>
+              <w:bottom w:type="dxa" w:w="80"/>
+              <w:right w:type="dxa" w:w="120"/>
+            </w:tcMar>
+            <w:vAlign w:val="center"/>
+          </w:tcPr>
+          <w:p>
+            <w:pPr>
+              <w:jc w:val="center"/>
+            </w:pPr>
+            <w:r>
+              <w:rPr>
+                <w:rFonts w:ascii="Arial" w:cs="Arial" w:eastAsia="Arial" w:hAnsi="Arial"/>
+                <w:b w:val="false"/>
+                <w:bCs w:val="false"/>
+                <w:color w:val="333333"/>
+                <w:sz w:val="18"/>
+                <w:szCs w:val="18"/>
+              </w:rPr>
+              <w:t xml:space="preserve">1</w:t>
+            </w:r>
+          </w:p>
+        </w:tc>
+        <w:tc>
+          <w:tcPr>
+            <w:tcW w:type="pct" w:w="9%"/>
+            <w:tcBorders>
+              <w:top w:val="single" w:color="CCCCCC" w:sz="1"/>
+              <w:left w:val="single" w:color="CCCCCC" w:sz="1"/>
+              <w:bottom w:val="single" w:color="CCCCCC" w:sz="1"/>
+              <w:right w:val="single" w:color="CCCCCC" w:sz="1"/>
+            </w:tcBorders>
             <w:tcMar>
               <w:top w:type="dxa" w:w="80"/>
               <w:left w:type="dxa" w:w="120"/>
@@ -10538,75 +10608,6 @@
                 <w:szCs w:val="18"/>
               </w:rPr>
               <w:t xml:space="preserve">-</w:t>
-            </w:r>
-          </w:p>
-        </w:tc>
-        <w:tc>
-          <w:tcPr>
-            <w:tcW w:type="pct" w:w="9%"/>
-            <w:tcBorders>
-              <w:top w:val="single" w:color="CCCCCC" w:sz="1"/>
-              <w:left w:val="single" w:color="CCCCCC" w:sz="1"/>
-              <w:bottom w:val="single" w:color="CCCCCC" w:sz="1"/>
-              <w:right w:val="single" w:color="CCCCCC" w:sz="1"/>
-            </w:tcBorders>
-            <w:tcMar>
-              <w:top w:type="dxa" w:w="80"/>
-              <w:left w:type="dxa" w:w="120"/>
-              <w:bottom w:type="dxa" w:w="80"/>
-              <w:right w:type="dxa" w:w="120"/>
-            </w:tcMar>
-            <w:vAlign w:val="center"/>
-          </w:tcPr>
-          <w:p>
-            <w:pPr>
-              <w:jc w:val="center"/>
-            </w:pPr>
-            <w:r>
-              <w:rPr>
-                <w:rFonts w:ascii="Arial" w:cs="Arial" w:eastAsia="Arial" w:hAnsi="Arial"/>
-                <w:b w:val="false"/>
-                <w:bCs w:val="false"/>
-                <w:color w:val="333333"/>
-                <w:sz w:val="18"/>
-                <w:szCs w:val="18"/>
-              </w:rPr>
-              <w:t xml:space="preserve">-</w:t>
-            </w:r>
-          </w:p>
-        </w:tc>
-        <w:tc>
-          <w:tcPr>
-            <w:tcW w:type="pct" w:w="9%"/>
-            <w:tcBorders>
-              <w:top w:val="single" w:color="CCCCCC" w:sz="1"/>
-              <w:left w:val="single" w:color="CCCCCC" w:sz="1"/>
-              <w:bottom w:val="single" w:color="CCCCCC" w:sz="1"/>
-              <w:right w:val="single" w:color="CCCCCC" w:sz="1"/>
-            </w:tcBorders>
-            <w:shd w:fill="FFF9C4" w:val="clear"/>
-            <w:tcMar>
-              <w:top w:type="dxa" w:w="80"/>
-              <w:left w:type="dxa" w:w="120"/>
-              <w:bottom w:type="dxa" w:w="80"/>
-              <w:right w:type="dxa" w:w="120"/>
-            </w:tcMar>
-            <w:vAlign w:val="center"/>
-          </w:tcPr>
-          <w:p>
-            <w:pPr>
-              <w:jc w:val="center"/>
-            </w:pPr>
-            <w:r>
-              <w:rPr>
-                <w:rFonts w:ascii="Arial" w:cs="Arial" w:eastAsia="Arial" w:hAnsi="Arial"/>
-                <w:b w:val="false"/>
-                <w:bCs w:val="false"/>
-                <w:color w:val="333333"/>
-                <w:sz w:val="18"/>
-                <w:szCs w:val="18"/>
-              </w:rPr>
-              <w:t xml:space="preserve">1</w:t>
             </w:r>
           </w:p>
         </w:tc>
@@ -10959,7 +10960,7 @@
                 <w:sz w:val="18"/>
                 <w:szCs w:val="18"/>
               </w:rPr>
-              <w:t xml:space="preserve">アパホテル蒲田駅東</w:t>
+              <w:t xml:space="preserve">コンフォートホテル横浜関内</w:t>
             </w:r>
           </w:p>
         </w:tc>
@@ -10993,7 +10994,7 @@
                 <w:sz w:val="18"/>
                 <w:szCs w:val="18"/>
               </w:rPr>
-              <w:t xml:space="preserve">4</w:t>
+              <w:t xml:space="preserve">13</w:t>
             </w:r>
           </w:p>
         </w:tc>
@@ -11027,7 +11028,7 @@
                 <w:sz w:val="18"/>
                 <w:szCs w:val="18"/>
               </w:rPr>
-              <w:t xml:space="preserve">8.9</w:t>
+              <w:t xml:space="preserve">9.4</w:t>
             </w:r>
           </w:p>
         </w:tc>
@@ -11040,6 +11041,41 @@
               <w:bottom w:val="single" w:color="CCCCCC" w:sz="1"/>
               <w:right w:val="single" w:color="CCCCCC" w:sz="1"/>
             </w:tcBorders>
+            <w:shd w:fill="FFE0B2" w:val="clear"/>
+            <w:tcMar>
+              <w:top w:type="dxa" w:w="80"/>
+              <w:left w:type="dxa" w:w="120"/>
+              <w:bottom w:type="dxa" w:w="80"/>
+              <w:right w:type="dxa" w:w="120"/>
+            </w:tcMar>
+            <w:vAlign w:val="center"/>
+          </w:tcPr>
+          <w:p>
+            <w:pPr>
+              <w:jc w:val="center"/>
+            </w:pPr>
+            <w:r>
+              <w:rPr>
+                <w:rFonts w:ascii="Arial" w:cs="Arial" w:eastAsia="Arial" w:hAnsi="Arial"/>
+                <w:b/>
+                <w:bCs/>
+                <w:color w:val="333333"/>
+                <w:sz w:val="18"/>
+                <w:szCs w:val="18"/>
+              </w:rPr>
+              <w:t xml:space="preserve">5</w:t>
+            </w:r>
+          </w:p>
+        </w:tc>
+        <w:tc>
+          <w:tcPr>
+            <w:tcW w:type="pct" w:w="9%"/>
+            <w:tcBorders>
+              <w:top w:val="single" w:color="CCCCCC" w:sz="1"/>
+              <w:left w:val="single" w:color="CCCCCC" w:sz="1"/>
+              <w:bottom w:val="single" w:color="CCCCCC" w:sz="1"/>
+              <w:right w:val="single" w:color="CCCCCC" w:sz="1"/>
+            </w:tcBorders>
             <w:shd w:fill="FFF9C4" w:val="clear"/>
             <w:tcMar>
               <w:top w:type="dxa" w:w="80"/>
@@ -11075,6 +11111,108 @@
               <w:bottom w:val="single" w:color="CCCCCC" w:sz="1"/>
               <w:right w:val="single" w:color="CCCCCC" w:sz="1"/>
             </w:tcBorders>
+            <w:tcMar>
+              <w:top w:type="dxa" w:w="80"/>
+              <w:left w:type="dxa" w:w="120"/>
+              <w:bottom w:type="dxa" w:w="80"/>
+              <w:right w:type="dxa" w:w="120"/>
+            </w:tcMar>
+            <w:vAlign w:val="center"/>
+          </w:tcPr>
+          <w:p>
+            <w:pPr>
+              <w:jc w:val="center"/>
+            </w:pPr>
+            <w:r>
+              <w:rPr>
+                <w:rFonts w:ascii="Arial" w:cs="Arial" w:eastAsia="Arial" w:hAnsi="Arial"/>
+                <w:b w:val="false"/>
+                <w:bCs w:val="false"/>
+                <w:color w:val="333333"/>
+                <w:sz w:val="18"/>
+                <w:szCs w:val="18"/>
+              </w:rPr>
+              <w:t xml:space="preserve">-</w:t>
+            </w:r>
+          </w:p>
+        </w:tc>
+        <w:tc>
+          <w:tcPr>
+            <w:tcW w:type="pct" w:w="9%"/>
+            <w:tcBorders>
+              <w:top w:val="single" w:color="CCCCCC" w:sz="1"/>
+              <w:left w:val="single" w:color="CCCCCC" w:sz="1"/>
+              <w:bottom w:val="single" w:color="CCCCCC" w:sz="1"/>
+              <w:right w:val="single" w:color="CCCCCC" w:sz="1"/>
+            </w:tcBorders>
+            <w:tcMar>
+              <w:top w:type="dxa" w:w="80"/>
+              <w:left w:type="dxa" w:w="120"/>
+              <w:bottom w:type="dxa" w:w="80"/>
+              <w:right w:type="dxa" w:w="120"/>
+            </w:tcMar>
+            <w:vAlign w:val="center"/>
+          </w:tcPr>
+          <w:p>
+            <w:pPr>
+              <w:jc w:val="center"/>
+            </w:pPr>
+            <w:r>
+              <w:rPr>
+                <w:rFonts w:ascii="Arial" w:cs="Arial" w:eastAsia="Arial" w:hAnsi="Arial"/>
+                <w:b w:val="false"/>
+                <w:bCs w:val="false"/>
+                <w:color w:val="333333"/>
+                <w:sz w:val="18"/>
+                <w:szCs w:val="18"/>
+              </w:rPr>
+              <w:t xml:space="preserve">-</w:t>
+            </w:r>
+          </w:p>
+        </w:tc>
+        <w:tc>
+          <w:tcPr>
+            <w:tcW w:type="pct" w:w="9%"/>
+            <w:tcBorders>
+              <w:top w:val="single" w:color="CCCCCC" w:sz="1"/>
+              <w:left w:val="single" w:color="CCCCCC" w:sz="1"/>
+              <w:bottom w:val="single" w:color="CCCCCC" w:sz="1"/>
+              <w:right w:val="single" w:color="CCCCCC" w:sz="1"/>
+            </w:tcBorders>
+            <w:tcMar>
+              <w:top w:type="dxa" w:w="80"/>
+              <w:left w:type="dxa" w:w="120"/>
+              <w:bottom w:type="dxa" w:w="80"/>
+              <w:right w:type="dxa" w:w="120"/>
+            </w:tcMar>
+            <w:vAlign w:val="center"/>
+          </w:tcPr>
+          <w:p>
+            <w:pPr>
+              <w:jc w:val="center"/>
+            </w:pPr>
+            <w:r>
+              <w:rPr>
+                <w:rFonts w:ascii="Arial" w:cs="Arial" w:eastAsia="Arial" w:hAnsi="Arial"/>
+                <w:b w:val="false"/>
+                <w:bCs w:val="false"/>
+                <w:color w:val="333333"/>
+                <w:sz w:val="18"/>
+                <w:szCs w:val="18"/>
+              </w:rPr>
+              <w:t xml:space="preserve">-</w:t>
+            </w:r>
+          </w:p>
+        </w:tc>
+        <w:tc>
+          <w:tcPr>
+            <w:tcW w:type="pct" w:w="9%"/>
+            <w:tcBorders>
+              <w:top w:val="single" w:color="CCCCCC" w:sz="1"/>
+              <w:left w:val="single" w:color="CCCCCC" w:sz="1"/>
+              <w:bottom w:val="single" w:color="CCCCCC" w:sz="1"/>
+              <w:right w:val="single" w:color="CCCCCC" w:sz="1"/>
+            </w:tcBorders>
             <w:shd w:fill="FFF9C4" w:val="clear"/>
             <w:tcMar>
               <w:top w:type="dxa" w:w="80"/>
@@ -11098,144 +11236,6 @@
                 <w:szCs w:val="18"/>
               </w:rPr>
               <w:t xml:space="preserve">1</w:t>
-            </w:r>
-          </w:p>
-        </w:tc>
-        <w:tc>
-          <w:tcPr>
-            <w:tcW w:type="pct" w:w="9%"/>
-            <w:tcBorders>
-              <w:top w:val="single" w:color="CCCCCC" w:sz="1"/>
-              <w:left w:val="single" w:color="CCCCCC" w:sz="1"/>
-              <w:bottom w:val="single" w:color="CCCCCC" w:sz="1"/>
-              <w:right w:val="single" w:color="CCCCCC" w:sz="1"/>
-            </w:tcBorders>
-            <w:shd w:fill="FFF9C4" w:val="clear"/>
-            <w:tcMar>
-              <w:top w:type="dxa" w:w="80"/>
-              <w:left w:type="dxa" w:w="120"/>
-              <w:bottom w:type="dxa" w:w="80"/>
-              <w:right w:type="dxa" w:w="120"/>
-            </w:tcMar>
-            <w:vAlign w:val="center"/>
-          </w:tcPr>
-          <w:p>
-            <w:pPr>
-              <w:jc w:val="center"/>
-            </w:pPr>
-            <w:r>
-              <w:rPr>
-                <w:rFonts w:ascii="Arial" w:cs="Arial" w:eastAsia="Arial" w:hAnsi="Arial"/>
-                <w:b w:val="false"/>
-                <w:bCs w:val="false"/>
-                <w:color w:val="333333"/>
-                <w:sz w:val="18"/>
-                <w:szCs w:val="18"/>
-              </w:rPr>
-              <w:t xml:space="preserve">1</w:t>
-            </w:r>
-          </w:p>
-        </w:tc>
-        <w:tc>
-          <w:tcPr>
-            <w:tcW w:type="pct" w:w="9%"/>
-            <w:tcBorders>
-              <w:top w:val="single" w:color="CCCCCC" w:sz="1"/>
-              <w:left w:val="single" w:color="CCCCCC" w:sz="1"/>
-              <w:bottom w:val="single" w:color="CCCCCC" w:sz="1"/>
-              <w:right w:val="single" w:color="CCCCCC" w:sz="1"/>
-            </w:tcBorders>
-            <w:shd w:fill="FFF9C4" w:val="clear"/>
-            <w:tcMar>
-              <w:top w:type="dxa" w:w="80"/>
-              <w:left w:type="dxa" w:w="120"/>
-              <w:bottom w:type="dxa" w:w="80"/>
-              <w:right w:type="dxa" w:w="120"/>
-            </w:tcMar>
-            <w:vAlign w:val="center"/>
-          </w:tcPr>
-          <w:p>
-            <w:pPr>
-              <w:jc w:val="center"/>
-            </w:pPr>
-            <w:r>
-              <w:rPr>
-                <w:rFonts w:ascii="Arial" w:cs="Arial" w:eastAsia="Arial" w:hAnsi="Arial"/>
-                <w:b w:val="false"/>
-                <w:bCs w:val="false"/>
-                <w:color w:val="333333"/>
-                <w:sz w:val="18"/>
-                <w:szCs w:val="18"/>
-              </w:rPr>
-              <w:t xml:space="preserve">1</w:t>
-            </w:r>
-          </w:p>
-        </w:tc>
-        <w:tc>
-          <w:tcPr>
-            <w:tcW w:type="pct" w:w="9%"/>
-            <w:tcBorders>
-              <w:top w:val="single" w:color="CCCCCC" w:sz="1"/>
-              <w:left w:val="single" w:color="CCCCCC" w:sz="1"/>
-              <w:bottom w:val="single" w:color="CCCCCC" w:sz="1"/>
-              <w:right w:val="single" w:color="CCCCCC" w:sz="1"/>
-            </w:tcBorders>
-            <w:tcMar>
-              <w:top w:type="dxa" w:w="80"/>
-              <w:left w:type="dxa" w:w="120"/>
-              <w:bottom w:type="dxa" w:w="80"/>
-              <w:right w:type="dxa" w:w="120"/>
-            </w:tcMar>
-            <w:vAlign w:val="center"/>
-          </w:tcPr>
-          <w:p>
-            <w:pPr>
-              <w:jc w:val="center"/>
-            </w:pPr>
-            <w:r>
-              <w:rPr>
-                <w:rFonts w:ascii="Arial" w:cs="Arial" w:eastAsia="Arial" w:hAnsi="Arial"/>
-                <w:b w:val="false"/>
-                <w:bCs w:val="false"/>
-                <w:color w:val="333333"/>
-                <w:sz w:val="18"/>
-                <w:szCs w:val="18"/>
-              </w:rPr>
-              <w:t xml:space="preserve">-</w:t>
-            </w:r>
-          </w:p>
-        </w:tc>
-        <w:tc>
-          <w:tcPr>
-            <w:tcW w:type="pct" w:w="9%"/>
-            <w:tcBorders>
-              <w:top w:val="single" w:color="CCCCCC" w:sz="1"/>
-              <w:left w:val="single" w:color="CCCCCC" w:sz="1"/>
-              <w:bottom w:val="single" w:color="CCCCCC" w:sz="1"/>
-              <w:right w:val="single" w:color="CCCCCC" w:sz="1"/>
-            </w:tcBorders>
-            <w:tcMar>
-              <w:top w:type="dxa" w:w="80"/>
-              <w:left w:type="dxa" w:w="120"/>
-              <w:bottom w:type="dxa" w:w="80"/>
-              <w:right w:type="dxa" w:w="120"/>
-            </w:tcMar>
-            <w:vAlign w:val="center"/>
-          </w:tcPr>
-          <w:p>
-            <w:pPr>
-              <w:jc w:val="center"/>
-            </w:pPr>
-            <w:r>
-              <w:rPr>
-                <w:rFonts w:ascii="Arial" w:cs="Arial" w:eastAsia="Arial" w:hAnsi="Arial"/>
-                <w:b w:val="false"/>
-                <w:bCs w:val="false"/>
-                <w:color w:val="333333"/>
-                <w:sz w:val="18"/>
-                <w:szCs w:val="18"/>
-              </w:rPr>
-              <w:t xml:space="preserve">-</w:t>
             </w:r>
           </w:p>
         </w:tc>
@@ -11307,7 +11307,7 @@
                 <w:sz w:val="18"/>
                 <w:szCs w:val="18"/>
               </w:rPr>
-              <w:t xml:space="preserve">7</w:t>
+              <w:t xml:space="preserve">8</w:t>
             </w:r>
           </w:p>
         </w:tc>
@@ -11342,7 +11342,7 @@
                 <w:sz w:val="18"/>
                 <w:szCs w:val="18"/>
               </w:rPr>
-              <w:t xml:space="preserve">7.2</w:t>
+              <w:t xml:space="preserve">7.8</w:t>
             </w:r>
           </w:p>
         </w:tc>
@@ -11482,7 +11482,7 @@
                 <w:sz w:val="18"/>
                 <w:szCs w:val="18"/>
               </w:rPr>
-              <w:t xml:space="preserve">1</w:t>
+              <w:t xml:space="preserve">2</w:t>
             </w:r>
           </w:p>
         </w:tc>
@@ -11656,7 +11656,7 @@
                 <w:sz w:val="18"/>
                 <w:szCs w:val="18"/>
               </w:rPr>
-              <w:t xml:space="preserve">5.8</w:t>
+              <w:t xml:space="preserve">5.7</w:t>
             </w:r>
           </w:p>
         </w:tc>
@@ -11969,7 +11969,7 @@
                 <w:sz w:val="18"/>
                 <w:szCs w:val="18"/>
               </w:rPr>
-              <w:t xml:space="preserve">5.8</w:t>
+              <w:t xml:space="preserve">5.7</w:t>
             </w:r>
           </w:p>
         </w:tc>
@@ -12283,7 +12283,7 @@
                 <w:sz w:val="18"/>
                 <w:szCs w:val="18"/>
               </w:rPr>
-              <w:t xml:space="preserve">4.4</w:t>
+              <w:t xml:space="preserve">4.3</w:t>
             </w:r>
           </w:p>
         </w:tc>
@@ -12400,6 +12400,40 @@
               <w:bottom w:val="single" w:color="CCCCCC" w:sz="1"/>
               <w:right w:val="single" w:color="CCCCCC" w:sz="1"/>
             </w:tcBorders>
+            <w:tcMar>
+              <w:top w:type="dxa" w:w="80"/>
+              <w:left w:type="dxa" w:w="120"/>
+              <w:bottom w:type="dxa" w:w="80"/>
+              <w:right w:type="dxa" w:w="120"/>
+            </w:tcMar>
+            <w:vAlign w:val="center"/>
+          </w:tcPr>
+          <w:p>
+            <w:pPr>
+              <w:jc w:val="center"/>
+            </w:pPr>
+            <w:r>
+              <w:rPr>
+                <w:rFonts w:ascii="Arial" w:cs="Arial" w:eastAsia="Arial" w:hAnsi="Arial"/>
+                <w:b w:val="false"/>
+                <w:bCs w:val="false"/>
+                <w:color w:val="333333"/>
+                <w:sz w:val="18"/>
+                <w:szCs w:val="18"/>
+              </w:rPr>
+              <w:t xml:space="preserve">-</w:t>
+            </w:r>
+          </w:p>
+        </w:tc>
+        <w:tc>
+          <w:tcPr>
+            <w:tcW w:type="pct" w:w="9%"/>
+            <w:tcBorders>
+              <w:top w:val="single" w:color="CCCCCC" w:sz="1"/>
+              <w:left w:val="single" w:color="CCCCCC" w:sz="1"/>
+              <w:bottom w:val="single" w:color="CCCCCC" w:sz="1"/>
+              <w:right w:val="single" w:color="CCCCCC" w:sz="1"/>
+            </w:tcBorders>
             <w:shd w:fill="FFF9C4" w:val="clear"/>
             <w:tcMar>
               <w:top w:type="dxa" w:w="80"/>
@@ -12423,40 +12457,6 @@
                 <w:szCs w:val="18"/>
               </w:rPr>
               <w:t xml:space="preserve">1</w:t>
-            </w:r>
-          </w:p>
-        </w:tc>
-        <w:tc>
-          <w:tcPr>
-            <w:tcW w:type="pct" w:w="9%"/>
-            <w:tcBorders>
-              <w:top w:val="single" w:color="CCCCCC" w:sz="1"/>
-              <w:left w:val="single" w:color="CCCCCC" w:sz="1"/>
-              <w:bottom w:val="single" w:color="CCCCCC" w:sz="1"/>
-              <w:right w:val="single" w:color="CCCCCC" w:sz="1"/>
-            </w:tcBorders>
-            <w:tcMar>
-              <w:top w:type="dxa" w:w="80"/>
-              <w:left w:type="dxa" w:w="120"/>
-              <w:bottom w:type="dxa" w:w="80"/>
-              <w:right w:type="dxa" w:w="120"/>
-            </w:tcMar>
-            <w:vAlign w:val="center"/>
-          </w:tcPr>
-          <w:p>
-            <w:pPr>
-              <w:jc w:val="center"/>
-            </w:pPr>
-            <w:r>
-              <w:rPr>
-                <w:rFonts w:ascii="Arial" w:cs="Arial" w:eastAsia="Arial" w:hAnsi="Arial"/>
-                <w:b w:val="false"/>
-                <w:bCs w:val="false"/>
-                <w:color w:val="333333"/>
-                <w:sz w:val="18"/>
-                <w:szCs w:val="18"/>
-              </w:rPr>
-              <w:t xml:space="preserve">-</w:t>
             </w:r>
           </w:p>
         </w:tc>
@@ -12598,7 +12598,7 @@
                 <w:sz w:val="18"/>
                 <w:szCs w:val="18"/>
               </w:rPr>
-              <w:t xml:space="preserve">4.0</w:t>
+              <w:t xml:space="preserve">3.9</w:t>
             </w:r>
           </w:p>
         </w:tc>
@@ -13539,7 +13539,7 @@
                 <w:sz w:val="18"/>
                 <w:szCs w:val="18"/>
               </w:rPr>
-              <w:t xml:space="preserve">3.4</w:t>
+              <w:t xml:space="preserve">3.3</w:t>
             </w:r>
           </w:p>
         </w:tc>
@@ -13678,42 +13678,42 @@
                 <w:sz w:val="18"/>
                 <w:szCs w:val="18"/>
               </w:rPr>
+              <w:t xml:space="preserve">2</w:t>
+            </w:r>
+          </w:p>
+        </w:tc>
+        <w:tc>
+          <w:tcPr>
+            <w:tcW w:type="pct" w:w="9%"/>
+            <w:tcBorders>
+              <w:top w:val="single" w:color="CCCCCC" w:sz="1"/>
+              <w:left w:val="single" w:color="CCCCCC" w:sz="1"/>
+              <w:bottom w:val="single" w:color="CCCCCC" w:sz="1"/>
+              <w:right w:val="single" w:color="CCCCCC" w:sz="1"/>
+            </w:tcBorders>
+            <w:shd w:fill="FFF9C4" w:val="clear"/>
+            <w:tcMar>
+              <w:top w:type="dxa" w:w="80"/>
+              <w:left w:type="dxa" w:w="120"/>
+              <w:bottom w:type="dxa" w:w="80"/>
+              <w:right w:type="dxa" w:w="120"/>
+            </w:tcMar>
+            <w:vAlign w:val="center"/>
+          </w:tcPr>
+          <w:p>
+            <w:pPr>
+              <w:jc w:val="center"/>
+            </w:pPr>
+            <w:r>
+              <w:rPr>
+                <w:rFonts w:ascii="Arial" w:cs="Arial" w:eastAsia="Arial" w:hAnsi="Arial"/>
+                <w:b w:val="false"/>
+                <w:bCs w:val="false"/>
+                <w:color w:val="333333"/>
+                <w:sz w:val="18"/>
+                <w:szCs w:val="18"/>
+              </w:rPr>
               <w:t xml:space="preserve">1</w:t>
-            </w:r>
-          </w:p>
-        </w:tc>
-        <w:tc>
-          <w:tcPr>
-            <w:tcW w:type="pct" w:w="9%"/>
-            <w:tcBorders>
-              <w:top w:val="single" w:color="CCCCCC" w:sz="1"/>
-              <w:left w:val="single" w:color="CCCCCC" w:sz="1"/>
-              <w:bottom w:val="single" w:color="CCCCCC" w:sz="1"/>
-              <w:right w:val="single" w:color="CCCCCC" w:sz="1"/>
-            </w:tcBorders>
-            <w:shd w:fill="FFF9C4" w:val="clear"/>
-            <w:tcMar>
-              <w:top w:type="dxa" w:w="80"/>
-              <w:left w:type="dxa" w:w="120"/>
-              <w:bottom w:type="dxa" w:w="80"/>
-              <w:right w:type="dxa" w:w="120"/>
-            </w:tcMar>
-            <w:vAlign w:val="center"/>
-          </w:tcPr>
-          <w:p>
-            <w:pPr>
-              <w:jc w:val="center"/>
-            </w:pPr>
-            <w:r>
-              <w:rPr>
-                <w:rFonts w:ascii="Arial" w:cs="Arial" w:eastAsia="Arial" w:hAnsi="Arial"/>
-                <w:b w:val="false"/>
-                <w:bCs w:val="false"/>
-                <w:color w:val="333333"/>
-                <w:sz w:val="18"/>
-                <w:szCs w:val="18"/>
-              </w:rPr>
-              <w:t xml:space="preserve">2</w:t>
             </w:r>
           </w:p>
         </w:tc>
@@ -13855,7 +13855,7 @@
                 <w:sz w:val="18"/>
                 <w:szCs w:val="18"/>
               </w:rPr>
-              <w:t xml:space="preserve">2.2</w:t>
+              <w:t xml:space="preserve">2.1</w:t>
             </w:r>
           </w:p>
         </w:tc>
@@ -15193,7 +15193,7 @@
           <w:sz w:val="21"/>
           <w:szCs w:val="21"/>
         </w:rPr>
-        <w:t xml:space="preserve">現状スコア：7.87点 → 目標スコア：8.5点</w:t>
+        <w:t xml:space="preserve">現状スコア：7.89点 → 目標スコア：8.5点</w:t>
       </w:r>
     </w:p>
     <w:p>
@@ -15587,7 +15587,7 @@
           <w:sz w:val="21"/>
           <w:szCs w:val="21"/>
         </w:rPr>
-        <w:t xml:space="preserve">現状スコア：7.02点 → 目標スコア：8点</w:t>
+        <w:t xml:space="preserve">現状スコア：7.03点 → 目標スコア：8点</w:t>
       </w:r>
     </w:p>
     <w:p>
@@ -15966,7 +15966,7 @@
           <w:sz w:val="22"/>
           <w:szCs w:val="22"/>
         </w:rPr>
-        <w:t xml:space="preserve">【URGENT】コンフォートホテル横浜関内</w:t>
+        <w:t xml:space="preserve">【URGENT】アパホテル蒲田駅東</w:t>
       </w:r>
     </w:p>
     <w:p>
@@ -15981,7 +15981,7 @@
           <w:sz w:val="21"/>
           <w:szCs w:val="21"/>
         </w:rPr>
-        <w:t xml:space="preserve">現状スコア：7.7点 → 目標スコア：8.5点</w:t>
+        <w:t xml:space="preserve">現状スコア：7.34点 → 目標スコア：8点</w:t>
       </w:r>
     </w:p>
     <w:p>
@@ -15996,7 +15996,7 @@
           <w:sz w:val="21"/>
           <w:szCs w:val="21"/>
         </w:rPr>
-        <w:t xml:space="preserve">主要課題：清掃品質全般(6件)、シミ・汚れ跡(5件)、臭気・異臭(3件)</w:t>
+        <w:t xml:space="preserve">主要課題：清掃品質全般(3件)、臭気・異臭(1件)、タバコ関連(1件)</w:t>
       </w:r>
     </w:p>
     <w:p>
@@ -16069,25 +16069,6 @@
           <w:sz w:val="21"/>
           <w:szCs w:val="21"/>
         </w:rPr>
-        <w:t xml:space="preserve">シミ箇所の特定と専用クリーナーによる除去（シミ・汚れ跡）</w:t>
-      </w:r>
-    </w:p>
-    <w:p>
-      <w:pPr>
-        <w:pStyle w:val="ListParagraph"/>
-        <w:numPr>
-          <w:ilvl w:val="0"/>
-          <w:numId w:val="2"/>
-        </w:numPr>
-        <w:spacing w:after="80" w:line="300"/>
-      </w:pPr>
-      <w:r>
-        <w:rPr>
-          <w:rFonts w:ascii="Arial" w:cs="Arial" w:eastAsia="Arial" w:hAnsi="Arial"/>
-          <w:color w:val="333333"/>
-          <w:sz w:val="21"/>
-          <w:szCs w:val="21"/>
-        </w:rPr>
         <w:t xml:space="preserve">臭気発生源の特定と即時対処（排水トラップ、換気扇）（臭気・異臭）</w:t>
       </w:r>
     </w:p>
@@ -16126,7 +16107,26 @@
           <w:sz w:val="21"/>
           <w:szCs w:val="21"/>
         </w:rPr>
-        <w:t xml:space="preserve">ベッドメイク後の粘着ローラー仕上げ工程追加（毛髪・髪の毛）</w:t>
+        <w:t xml:space="preserve">禁煙室の残留臭調査と脱臭処理（タバコ関連）</w:t>
+      </w:r>
+    </w:p>
+    <w:p>
+      <w:pPr>
+        <w:pStyle w:val="ListParagraph"/>
+        <w:numPr>
+          <w:ilvl w:val="0"/>
+          <w:numId w:val="2"/>
+        </w:numPr>
+        <w:spacing w:after="80" w:line="300"/>
+      </w:pPr>
+      <w:r>
+        <w:rPr>
+          <w:rFonts w:ascii="Arial" w:cs="Arial" w:eastAsia="Arial" w:hAnsi="Arial"/>
+          <w:color w:val="333333"/>
+          <w:sz w:val="21"/>
+          <w:szCs w:val="21"/>
+        </w:rPr>
+        <w:t xml:space="preserve">喫煙室との動線分離確認（タバコ関連）</w:t>
       </w:r>
     </w:p>
     <w:p>
@@ -16204,25 +16204,6 @@
           <w:sz w:val="21"/>
           <w:szCs w:val="21"/>
         </w:rPr>
-        <w:t xml:space="preserve">シミ発見時の即時報告・対処フロー構築（シミ・汚れ跡）</w:t>
-      </w:r>
-    </w:p>
-    <w:p>
-      <w:pPr>
-        <w:pStyle w:val="ListParagraph"/>
-        <w:numPr>
-          <w:ilvl w:val="0"/>
-          <w:numId w:val="2"/>
-        </w:numPr>
-        <w:spacing w:after="80" w:line="300"/>
-      </w:pPr>
-      <w:r>
-        <w:rPr>
-          <w:rFonts w:ascii="Arial" w:cs="Arial" w:eastAsia="Arial" w:hAnsi="Arial"/>
-          <w:color w:val="333333"/>
-          <w:sz w:val="21"/>
-          <w:szCs w:val="21"/>
-        </w:rPr>
         <w:t xml:space="preserve">定期的な換気・消臭ルーティンの標準化（臭気・異臭）</w:t>
       </w:r>
     </w:p>
@@ -16243,6 +16224,25 @@
           <w:szCs w:val="21"/>
         </w:rPr>
         <w:t xml:space="preserve">エアコン・排水系の臭気源の根本対策（臭気・異臭）</w:t>
+      </w:r>
+    </w:p>
+    <w:p>
+      <w:pPr>
+        <w:pStyle w:val="ListParagraph"/>
+        <w:numPr>
+          <w:ilvl w:val="0"/>
+          <w:numId w:val="2"/>
+        </w:numPr>
+        <w:spacing w:after="80" w:line="300"/>
+      </w:pPr>
+      <w:r>
+        <w:rPr>
+          <w:rFonts w:ascii="Arial" w:cs="Arial" w:eastAsia="Arial" w:hAnsi="Arial"/>
+          <w:color w:val="333333"/>
+          <w:sz w:val="21"/>
+          <w:szCs w:val="21"/>
+        </w:rPr>
+        <w:t xml:space="preserve">廊下・共用部の定期脱臭処理スケジュール導入（タバコ関連）</w:t>
       </w:r>
     </w:p>
     <w:p>
@@ -16743,400 +16743,6 @@
     </w:p>
     <w:p>
       <w:pPr>
-        <w:spacing w:after="120" w:before="200"/>
-      </w:pPr>
-      <w:r>
-        <w:rPr>
-          <w:rFonts w:ascii="Arial" w:cs="Arial" w:eastAsia="Arial" w:hAnsi="Arial"/>
-          <w:b/>
-          <w:bCs/>
-          <w:color w:val="1B3A5C"/>
-          <w:sz w:val="22"/>
-          <w:szCs w:val="22"/>
-        </w:rPr>
-        <w:t xml:space="preserve">【URGENT】アパホテル蒲田駅東</w:t>
-      </w:r>
-    </w:p>
-    <w:p>
-      <w:pPr>
-        <w:spacing w:after="120" w:line="320"/>
-        <w:jc w:val="left"/>
-      </w:pPr>
-      <w:r>
-        <w:rPr>
-          <w:rFonts w:ascii="Arial" w:cs="Arial" w:eastAsia="Arial" w:hAnsi="Arial"/>
-          <w:color w:val="333333"/>
-          <w:sz w:val="21"/>
-          <w:szCs w:val="21"/>
-        </w:rPr>
-        <w:t xml:space="preserve">現状スコア：7.44点 → 目標スコア：8点</w:t>
-      </w:r>
-    </w:p>
-    <w:p>
-      <w:pPr>
-        <w:spacing w:after="120" w:line="320"/>
-        <w:jc w:val="left"/>
-      </w:pPr>
-      <w:r>
-        <w:rPr>
-          <w:rFonts w:ascii="Arial" w:cs="Arial" w:eastAsia="Arial" w:hAnsi="Arial"/>
-          <w:color w:val="333333"/>
-          <w:sz w:val="21"/>
-          <w:szCs w:val="21"/>
-        </w:rPr>
-        <w:t xml:space="preserve">主要課題：清掃品質全般(2件)、臭気・異臭(1件)、タバコ関連(1件)</w:t>
-      </w:r>
-    </w:p>
-    <w:p>
-      <w:pPr>
-        <w:spacing w:after="120" w:before="200"/>
-      </w:pPr>
-      <w:r>
-        <w:rPr>
-          <w:rFonts w:ascii="Arial" w:cs="Arial" w:eastAsia="Arial" w:hAnsi="Arial"/>
-          <w:b/>
-          <w:bCs/>
-          <w:color w:val="1B3A5C"/>
-          <w:sz w:val="22"/>
-          <w:szCs w:val="22"/>
-        </w:rPr>
-        <w:t xml:space="preserve">Phase 1：即時対応（1-2週間）</w:t>
-      </w:r>
-    </w:p>
-    <w:p>
-      <w:pPr>
-        <w:pStyle w:val="ListParagraph"/>
-        <w:numPr>
-          <w:ilvl w:val="0"/>
-          <w:numId w:val="2"/>
-        </w:numPr>
-        <w:spacing w:after="80" w:line="300"/>
-      </w:pPr>
-      <w:r>
-        <w:rPr>
-          <w:rFonts w:ascii="Arial" w:cs="Arial" w:eastAsia="Arial" w:hAnsi="Arial"/>
-          <w:color w:val="333333"/>
-          <w:sz w:val="21"/>
-          <w:szCs w:val="21"/>
-        </w:rPr>
-        <w:t xml:space="preserve">清掃品質基準の明確化と全スタッフへの共有（清掃品質全般）</w:t>
-      </w:r>
-    </w:p>
-    <w:p>
-      <w:pPr>
-        <w:pStyle w:val="ListParagraph"/>
-        <w:numPr>
-          <w:ilvl w:val="0"/>
-          <w:numId w:val="2"/>
-        </w:numPr>
-        <w:spacing w:after="80" w:line="300"/>
-      </w:pPr>
-      <w:r>
-        <w:rPr>
-          <w:rFonts w:ascii="Arial" w:cs="Arial" w:eastAsia="Arial" w:hAnsi="Arial"/>
-          <w:color w:val="333333"/>
-          <w:sz w:val="21"/>
-          <w:szCs w:val="21"/>
-        </w:rPr>
-        <w:t xml:space="preserve">重点箇所（水回り・ベッド周り）の清掃手順見直し（清掃品質全般）</w:t>
-      </w:r>
-    </w:p>
-    <w:p>
-      <w:pPr>
-        <w:pStyle w:val="ListParagraph"/>
-        <w:numPr>
-          <w:ilvl w:val="0"/>
-          <w:numId w:val="2"/>
-        </w:numPr>
-        <w:spacing w:after="80" w:line="300"/>
-      </w:pPr>
-      <w:r>
-        <w:rPr>
-          <w:rFonts w:ascii="Arial" w:cs="Arial" w:eastAsia="Arial" w:hAnsi="Arial"/>
-          <w:color w:val="333333"/>
-          <w:sz w:val="21"/>
-          <w:szCs w:val="21"/>
-        </w:rPr>
-        <w:t xml:space="preserve">臭気発生源の特定と即時対処（排水トラップ、換気扇）（臭気・異臭）</w:t>
-      </w:r>
-    </w:p>
-    <w:p>
-      <w:pPr>
-        <w:pStyle w:val="ListParagraph"/>
-        <w:numPr>
-          <w:ilvl w:val="0"/>
-          <w:numId w:val="2"/>
-        </w:numPr>
-        <w:spacing w:after="80" w:line="300"/>
-      </w:pPr>
-      <w:r>
-        <w:rPr>
-          <w:rFonts w:ascii="Arial" w:cs="Arial" w:eastAsia="Arial" w:hAnsi="Arial"/>
-          <w:color w:val="333333"/>
-          <w:sz w:val="21"/>
-          <w:szCs w:val="21"/>
-        </w:rPr>
-        <w:t xml:space="preserve">消臭・脱臭処理の実施（臭気・異臭）</w:t>
-      </w:r>
-    </w:p>
-    <w:p>
-      <w:pPr>
-        <w:pStyle w:val="ListParagraph"/>
-        <w:numPr>
-          <w:ilvl w:val="0"/>
-          <w:numId w:val="2"/>
-        </w:numPr>
-        <w:spacing w:after="80" w:line="300"/>
-      </w:pPr>
-      <w:r>
-        <w:rPr>
-          <w:rFonts w:ascii="Arial" w:cs="Arial" w:eastAsia="Arial" w:hAnsi="Arial"/>
-          <w:color w:val="333333"/>
-          <w:sz w:val="21"/>
-          <w:szCs w:val="21"/>
-        </w:rPr>
-        <w:t xml:space="preserve">禁煙室の残留臭調査と脱臭処理（タバコ関連）</w:t>
-      </w:r>
-    </w:p>
-    <w:p>
-      <w:pPr>
-        <w:pStyle w:val="ListParagraph"/>
-        <w:numPr>
-          <w:ilvl w:val="0"/>
-          <w:numId w:val="2"/>
-        </w:numPr>
-        <w:spacing w:after="80" w:line="300"/>
-      </w:pPr>
-      <w:r>
-        <w:rPr>
-          <w:rFonts w:ascii="Arial" w:cs="Arial" w:eastAsia="Arial" w:hAnsi="Arial"/>
-          <w:color w:val="333333"/>
-          <w:sz w:val="21"/>
-          <w:szCs w:val="21"/>
-        </w:rPr>
-        <w:t xml:space="preserve">喫煙室との動線分離確認（タバコ関連）</w:t>
-      </w:r>
-    </w:p>
-    <w:p>
-      <w:pPr>
-        <w:spacing w:after="100"/>
-      </w:pPr>
-    </w:p>
-    <w:p>
-      <w:pPr>
-        <w:spacing w:after="120" w:before="200"/>
-      </w:pPr>
-      <w:r>
-        <w:rPr>
-          <w:rFonts w:ascii="Arial" w:cs="Arial" w:eastAsia="Arial" w:hAnsi="Arial"/>
-          <w:b/>
-          <w:bCs/>
-          <w:color w:val="1B3A5C"/>
-          <w:sz w:val="22"/>
-          <w:szCs w:val="22"/>
-        </w:rPr>
-        <w:t xml:space="preserve">Phase 2：短期施策（1-3ヶ月）</w:t>
-      </w:r>
-    </w:p>
-    <w:p>
-      <w:pPr>
-        <w:pStyle w:val="ListParagraph"/>
-        <w:numPr>
-          <w:ilvl w:val="0"/>
-          <w:numId w:val="2"/>
-        </w:numPr>
-        <w:spacing w:after="80" w:line="300"/>
-      </w:pPr>
-      <w:r>
-        <w:rPr>
-          <w:rFonts w:ascii="Arial" w:cs="Arial" w:eastAsia="Arial" w:hAnsi="Arial"/>
-          <w:color w:val="333333"/>
-          <w:sz w:val="21"/>
-          <w:szCs w:val="21"/>
-        </w:rPr>
-        <w:t xml:space="preserve">品質管理チェックリストの導入と実施（清掃品質全般）</w:t>
-      </w:r>
-    </w:p>
-    <w:p>
-      <w:pPr>
-        <w:pStyle w:val="ListParagraph"/>
-        <w:numPr>
-          <w:ilvl w:val="0"/>
-          <w:numId w:val="2"/>
-        </w:numPr>
-        <w:spacing w:after="80" w:line="300"/>
-      </w:pPr>
-      <w:r>
-        <w:rPr>
-          <w:rFonts w:ascii="Arial" w:cs="Arial" w:eastAsia="Arial" w:hAnsi="Arial"/>
-          <w:color w:val="333333"/>
-          <w:sz w:val="21"/>
-          <w:szCs w:val="21"/>
-        </w:rPr>
-        <w:t xml:space="preserve">QCインスペクション体制の構築（ランダム抜き打ち検査）（清掃品質全般）</w:t>
-      </w:r>
-    </w:p>
-    <w:p>
-      <w:pPr>
-        <w:pStyle w:val="ListParagraph"/>
-        <w:numPr>
-          <w:ilvl w:val="0"/>
-          <w:numId w:val="2"/>
-        </w:numPr>
-        <w:spacing w:after="80" w:line="300"/>
-      </w:pPr>
-      <w:r>
-        <w:rPr>
-          <w:rFonts w:ascii="Arial" w:cs="Arial" w:eastAsia="Arial" w:hAnsi="Arial"/>
-          <w:color w:val="333333"/>
-          <w:sz w:val="21"/>
-          <w:szCs w:val="21"/>
-        </w:rPr>
-        <w:t xml:space="preserve">定期的な換気・消臭ルーティンの標準化（臭気・異臭）</w:t>
-      </w:r>
-    </w:p>
-    <w:p>
-      <w:pPr>
-        <w:pStyle w:val="ListParagraph"/>
-        <w:numPr>
-          <w:ilvl w:val="0"/>
-          <w:numId w:val="2"/>
-        </w:numPr>
-        <w:spacing w:after="80" w:line="300"/>
-      </w:pPr>
-      <w:r>
-        <w:rPr>
-          <w:rFonts w:ascii="Arial" w:cs="Arial" w:eastAsia="Arial" w:hAnsi="Arial"/>
-          <w:color w:val="333333"/>
-          <w:sz w:val="21"/>
-          <w:szCs w:val="21"/>
-        </w:rPr>
-        <w:t xml:space="preserve">エアコン・排水系の臭気源の根本対策（臭気・異臭）</w:t>
-      </w:r>
-    </w:p>
-    <w:p>
-      <w:pPr>
-        <w:pStyle w:val="ListParagraph"/>
-        <w:numPr>
-          <w:ilvl w:val="0"/>
-          <w:numId w:val="2"/>
-        </w:numPr>
-        <w:spacing w:after="80" w:line="300"/>
-      </w:pPr>
-      <w:r>
-        <w:rPr>
-          <w:rFonts w:ascii="Arial" w:cs="Arial" w:eastAsia="Arial" w:hAnsi="Arial"/>
-          <w:color w:val="333333"/>
-          <w:sz w:val="21"/>
-          <w:szCs w:val="21"/>
-        </w:rPr>
-        <w:t xml:space="preserve">廊下・共用部の定期脱臭処理スケジュール導入（タバコ関連）</w:t>
-      </w:r>
-    </w:p>
-    <w:p>
-      <w:pPr>
-        <w:spacing w:after="100"/>
-      </w:pPr>
-    </w:p>
-    <w:p>
-      <w:pPr>
-        <w:spacing w:after="120" w:before="200"/>
-      </w:pPr>
-      <w:r>
-        <w:rPr>
-          <w:rFonts w:ascii="Arial" w:cs="Arial" w:eastAsia="Arial" w:hAnsi="Arial"/>
-          <w:b/>
-          <w:bCs/>
-          <w:color w:val="1B3A5C"/>
-          <w:sz w:val="22"/>
-          <w:szCs w:val="22"/>
-        </w:rPr>
-        <w:t xml:space="preserve">Phase 3：中期施策（3-6ヶ月）</w:t>
-      </w:r>
-    </w:p>
-    <w:p>
-      <w:pPr>
-        <w:pStyle w:val="ListParagraph"/>
-        <w:numPr>
-          <w:ilvl w:val="0"/>
-          <w:numId w:val="2"/>
-        </w:numPr>
-        <w:spacing w:after="80" w:line="300"/>
-      </w:pPr>
-      <w:r>
-        <w:rPr>
-          <w:rFonts w:ascii="Arial" w:cs="Arial" w:eastAsia="Arial" w:hAnsi="Arial"/>
-          <w:color w:val="333333"/>
-          <w:sz w:val="21"/>
-          <w:szCs w:val="21"/>
-        </w:rPr>
-        <w:t xml:space="preserve">清掃スタッフの定期研修プログラム導入（清掃品質全般）</w:t>
-      </w:r>
-    </w:p>
-    <w:p>
-      <w:pPr>
-        <w:pStyle w:val="ListParagraph"/>
-        <w:numPr>
-          <w:ilvl w:val="0"/>
-          <w:numId w:val="2"/>
-        </w:numPr>
-        <w:spacing w:after="80" w:line="300"/>
-      </w:pPr>
-      <w:r>
-        <w:rPr>
-          <w:rFonts w:ascii="Arial" w:cs="Arial" w:eastAsia="Arial" w:hAnsi="Arial"/>
-          <w:color w:val="333333"/>
-          <w:sz w:val="21"/>
-          <w:szCs w:val="21"/>
-        </w:rPr>
-        <w:t xml:space="preserve">デジタル清掃記録システムの検討（清掃品質全般）</w:t>
-      </w:r>
-    </w:p>
-    <w:p>
-      <w:pPr>
-        <w:pStyle w:val="ListParagraph"/>
-        <w:numPr>
-          <w:ilvl w:val="0"/>
-          <w:numId w:val="2"/>
-        </w:numPr>
-        <w:spacing w:after="80" w:line="300"/>
-      </w:pPr>
-      <w:r>
-        <w:rPr>
-          <w:rFonts w:ascii="Arial" w:cs="Arial" w:eastAsia="Arial" w:hAnsi="Arial"/>
-          <w:color w:val="333333"/>
-          <w:sz w:val="21"/>
-          <w:szCs w:val="21"/>
-        </w:rPr>
-        <w:t xml:space="preserve">オゾン脱臭機の導入検討（臭気・異臭）</w:t>
-      </w:r>
-    </w:p>
-    <w:p>
-      <w:pPr>
-        <w:pStyle w:val="ListParagraph"/>
-        <w:numPr>
-          <w:ilvl w:val="0"/>
-          <w:numId w:val="2"/>
-        </w:numPr>
-        <w:spacing w:after="80" w:line="300"/>
-      </w:pPr>
-      <w:r>
-        <w:rPr>
-          <w:rFonts w:ascii="Arial" w:cs="Arial" w:eastAsia="Arial" w:hAnsi="Arial"/>
-          <w:color w:val="333333"/>
-          <w:sz w:val="21"/>
-          <w:szCs w:val="21"/>
-        </w:rPr>
-        <w:t xml:space="preserve">空気品質モニタリングの導入（臭気・異臭）</w:t>
-      </w:r>
-    </w:p>
-    <w:p>
-      <w:r>
-        <w:br w:type="page"/>
-      </w:r>
-    </w:p>
-    <w:p>
-      <w:pPr>
         <w:pStyle w:val="Heading2"/>
         <w:spacing w:after="160" w:before="280"/>
       </w:pPr>
@@ -17165,7 +16771,7 @@
           <w:sz w:val="22"/>
           <w:szCs w:val="22"/>
         </w:rPr>
-        <w:t xml:space="preserve">【HIGH】コンフォートイン六本木（8.1点 → 9点）</w:t>
+        <w:t xml:space="preserve">【HIGH】コンフォートホテル横浜関内（7.65点 → 8.5点）</w:t>
       </w:r>
     </w:p>
     <w:p>
@@ -17180,7 +16786,7 @@
           <w:sz w:val="21"/>
           <w:szCs w:val="21"/>
         </w:rPr>
-        <w:t xml:space="preserve">主要課題：臭気・異臭(4件)、清掃品質全般(2件)、カビ・モールド(1件)</w:t>
+        <w:t xml:space="preserve">主要課題：シミ・汚れ跡(6件)、清掃品質全般(5件)、臭気・異臭(2件)</w:t>
       </w:r>
     </w:p>
     <w:p>
@@ -17214,26 +16820,7 @@
           <w:sz w:val="21"/>
           <w:szCs w:val="21"/>
         </w:rPr>
-        <w:t xml:space="preserve">臭気発生源の特定と即時対処（排水トラップ、換気扇）</w:t>
-      </w:r>
-    </w:p>
-    <w:p>
-      <w:pPr>
-        <w:pStyle w:val="ListParagraph"/>
-        <w:numPr>
-          <w:ilvl w:val="0"/>
-          <w:numId w:val="2"/>
-        </w:numPr>
-        <w:spacing w:after="80" w:line="300"/>
-      </w:pPr>
-      <w:r>
-        <w:rPr>
-          <w:rFonts w:ascii="Arial" w:cs="Arial" w:eastAsia="Arial" w:hAnsi="Arial"/>
-          <w:color w:val="333333"/>
-          <w:sz w:val="21"/>
-          <w:szCs w:val="21"/>
-        </w:rPr>
-        <w:t xml:space="preserve">消臭・脱臭処理の実施</w:t>
+        <w:t xml:space="preserve">シミ箇所の特定と専用クリーナーによる除去</w:t>
       </w:r>
     </w:p>
     <w:p>
@@ -17272,6 +16859,25 @@
           <w:szCs w:val="21"/>
         </w:rPr>
         <w:t xml:space="preserve">重点箇所（水回り・ベッド周り）の清掃手順見直し</w:t>
+      </w:r>
+    </w:p>
+    <w:p>
+      <w:pPr>
+        <w:pStyle w:val="ListParagraph"/>
+        <w:numPr>
+          <w:ilvl w:val="0"/>
+          <w:numId w:val="2"/>
+        </w:numPr>
+        <w:spacing w:after="80" w:line="300"/>
+      </w:pPr>
+      <w:r>
+        <w:rPr>
+          <w:rFonts w:ascii="Arial" w:cs="Arial" w:eastAsia="Arial" w:hAnsi="Arial"/>
+          <w:color w:val="333333"/>
+          <w:sz w:val="21"/>
+          <w:szCs w:val="21"/>
+        </w:rPr>
+        <w:t xml:space="preserve">臭気発生源の特定と即時対処（排水トラップ、換気扇）</w:t>
       </w:r>
     </w:p>
     <w:p>
@@ -17292,7 +16898,134 @@
           <w:sz w:val="22"/>
           <w:szCs w:val="22"/>
         </w:rPr>
-        <w:t xml:space="preserve">【HIGH】川崎日航ホテル（8.62点 → 8.9点）</w:t>
+        <w:t xml:space="preserve">【HIGH】コンフォートイン六本木（8.11点 → 9点）</w:t>
+      </w:r>
+    </w:p>
+    <w:p>
+      <w:pPr>
+        <w:spacing w:after="120" w:line="320"/>
+        <w:jc w:val="left"/>
+      </w:pPr>
+      <w:r>
+        <w:rPr>
+          <w:rFonts w:ascii="Arial" w:cs="Arial" w:eastAsia="Arial" w:hAnsi="Arial"/>
+          <w:color w:val="333333"/>
+          <w:sz w:val="21"/>
+          <w:szCs w:val="21"/>
+        </w:rPr>
+        <w:t xml:space="preserve">主要課題：臭気・異臭(4件)、カビ・モールド(2件)、清掃品質全般(2件)</w:t>
+      </w:r>
+    </w:p>
+    <w:p>
+      <w:pPr>
+        <w:spacing w:after="120" w:line="320"/>
+        <w:jc w:val="left"/>
+      </w:pPr>
+      <w:r>
+        <w:rPr>
+          <w:rFonts w:ascii="Arial" w:cs="Arial" w:eastAsia="Arial" w:hAnsi="Arial"/>
+          <w:color w:val="333333"/>
+          <w:sz w:val="21"/>
+          <w:szCs w:val="21"/>
+        </w:rPr>
+        <w:t xml:space="preserve">即時対応策：</w:t>
+      </w:r>
+    </w:p>
+    <w:p>
+      <w:pPr>
+        <w:pStyle w:val="ListParagraph"/>
+        <w:numPr>
+          <w:ilvl w:val="0"/>
+          <w:numId w:val="2"/>
+        </w:numPr>
+        <w:spacing w:after="80" w:line="300"/>
+      </w:pPr>
+      <w:r>
+        <w:rPr>
+          <w:rFonts w:ascii="Arial" w:cs="Arial" w:eastAsia="Arial" w:hAnsi="Arial"/>
+          <w:color w:val="333333"/>
+          <w:sz w:val="21"/>
+          <w:szCs w:val="21"/>
+        </w:rPr>
+        <w:t xml:space="preserve">臭気発生源の特定と即時対処（排水トラップ、換気扇）</w:t>
+      </w:r>
+    </w:p>
+    <w:p>
+      <w:pPr>
+        <w:pStyle w:val="ListParagraph"/>
+        <w:numPr>
+          <w:ilvl w:val="0"/>
+          <w:numId w:val="2"/>
+        </w:numPr>
+        <w:spacing w:after="80" w:line="300"/>
+      </w:pPr>
+      <w:r>
+        <w:rPr>
+          <w:rFonts w:ascii="Arial" w:cs="Arial" w:eastAsia="Arial" w:hAnsi="Arial"/>
+          <w:color w:val="333333"/>
+          <w:sz w:val="21"/>
+          <w:szCs w:val="21"/>
+        </w:rPr>
+        <w:t xml:space="preserve">消臭・脱臭処理の実施</w:t>
+      </w:r>
+    </w:p>
+    <w:p>
+      <w:pPr>
+        <w:pStyle w:val="ListParagraph"/>
+        <w:numPr>
+          <w:ilvl w:val="0"/>
+          <w:numId w:val="2"/>
+        </w:numPr>
+        <w:spacing w:after="80" w:line="300"/>
+      </w:pPr>
+      <w:r>
+        <w:rPr>
+          <w:rFonts w:ascii="Arial" w:cs="Arial" w:eastAsia="Arial" w:hAnsi="Arial"/>
+          <w:color w:val="333333"/>
+          <w:sz w:val="21"/>
+          <w:szCs w:val="21"/>
+        </w:rPr>
+        <w:t xml:space="preserve">エアコンフィルター・内部のカビ除去と消毒</w:t>
+      </w:r>
+    </w:p>
+    <w:p>
+      <w:pPr>
+        <w:pStyle w:val="ListParagraph"/>
+        <w:numPr>
+          <w:ilvl w:val="0"/>
+          <w:numId w:val="2"/>
+        </w:numPr>
+        <w:spacing w:after="80" w:line="300"/>
+      </w:pPr>
+      <w:r>
+        <w:rPr>
+          <w:rFonts w:ascii="Arial" w:cs="Arial" w:eastAsia="Arial" w:hAnsi="Arial"/>
+          <w:color w:val="333333"/>
+          <w:sz w:val="21"/>
+          <w:szCs w:val="21"/>
+        </w:rPr>
+        <w:t xml:space="preserve">加湿器の分解洗浄・カビ除去</w:t>
+      </w:r>
+    </w:p>
+    <w:p>
+      <w:pPr>
+        <w:spacing w:after="120"/>
+      </w:pPr>
+    </w:p>
+    <w:p>
+      <w:pPr>
+        <w:spacing w:after="120" w:before="200"/>
+      </w:pPr>
+      <w:r>
+        <w:rPr>
+          <w:rFonts w:ascii="Arial" w:cs="Arial" w:eastAsia="Arial" w:hAnsi="Arial"/>
+          <w:b/>
+          <w:bCs/>
+          <w:color w:val="1B3A5C"/>
+          <w:sz w:val="22"/>
+          <w:szCs w:val="22"/>
+        </w:rPr>
+        <w:t xml:space="preserve">【HIGH】川崎日航ホテル（8.65点 → 9点）</w:t>
       </w:r>
     </w:p>
     <w:p>
@@ -18890,7 +18623,7 @@
                 <w:sz w:val="18"/>
                 <w:szCs w:val="18"/>
               </w:rPr>
-              <w:t xml:space="preserve">78.0%</w:t>
+              <w:t xml:space="preserve">78.2%</w:t>
             </w:r>
           </w:p>
         </w:tc>
@@ -18924,7 +18657,7 @@
                 <w:sz w:val="18"/>
                 <w:szCs w:val="18"/>
               </w:rPr>
-              <w:t xml:space="preserve">83.0%以上</w:t>
+              <w:t xml:space="preserve">83.2%以上</w:t>
             </w:r>
           </w:p>
         </w:tc>
@@ -19460,7 +19193,7 @@
                 <w:sz w:val="18"/>
                 <w:szCs w:val="18"/>
               </w:rPr>
-              <w:t xml:space="preserve">7.87</w:t>
+              <w:t xml:space="preserve">7.89</w:t>
             </w:r>
           </w:p>
         </w:tc>
@@ -19528,7 +19261,7 @@
                 <w:sz w:val="18"/>
                 <w:szCs w:val="18"/>
               </w:rPr>
-              <w:t xml:space="preserve">12.5%</w:t>
+              <w:t xml:space="preserve">12.2%</w:t>
             </w:r>
           </w:p>
         </w:tc>
@@ -19562,7 +19295,7 @@
                 <w:sz w:val="18"/>
                 <w:szCs w:val="18"/>
               </w:rPr>
-              <w:t xml:space="preserve">3.8%</w:t>
+              <w:t xml:space="preserve">3.7%</w:t>
             </w:r>
           </w:p>
         </w:tc>
@@ -19669,7 +19402,7 @@
                 <w:sz w:val="18"/>
                 <w:szCs w:val="18"/>
               </w:rPr>
-              <w:t xml:space="preserve">7.02</w:t>
+              <w:t xml:space="preserve">7.03</w:t>
             </w:r>
           </w:p>
         </w:tc>
@@ -19739,7 +19472,7 @@
                 <w:sz w:val="18"/>
                 <w:szCs w:val="18"/>
               </w:rPr>
-              <w:t xml:space="preserve">10.8%</w:t>
+              <w:t xml:space="preserve">10.6%</w:t>
             </w:r>
           </w:p>
         </w:tc>
@@ -19810,7 +19543,7 @@
                 <w:sz w:val="18"/>
                 <w:szCs w:val="18"/>
               </w:rPr>
-              <w:t xml:space="preserve">コンフォートホテル横浜関内</w:t>
+              <w:t xml:space="preserve">アパホテル蒲田駅東</w:t>
             </w:r>
           </w:p>
         </w:tc>
@@ -19879,7 +19612,7 @@
                 <w:sz w:val="18"/>
                 <w:szCs w:val="18"/>
               </w:rPr>
-              <w:t xml:space="preserve">7.70</w:t>
+              <w:t xml:space="preserve">7.34</w:t>
             </w:r>
           </w:p>
         </w:tc>
@@ -19913,7 +19646,7 @@
                 <w:sz w:val="18"/>
                 <w:szCs w:val="18"/>
               </w:rPr>
-              <w:t xml:space="preserve">8.20</w:t>
+              <w:t xml:space="preserve">7.80</w:t>
             </w:r>
           </w:p>
         </w:tc>
@@ -19947,7 +19680,7 @@
                 <w:sz w:val="18"/>
                 <w:szCs w:val="18"/>
               </w:rPr>
-              <w:t xml:space="preserve">10.1%</w:t>
+              <w:t xml:space="preserve">10.6%</w:t>
             </w:r>
           </w:p>
         </w:tc>
@@ -19981,7 +19714,7 @@
                 <w:sz w:val="18"/>
                 <w:szCs w:val="18"/>
               </w:rPr>
-              <w:t xml:space="preserve">3.0%</w:t>
+              <w:t xml:space="preserve">3.2%</w:t>
             </w:r>
           </w:p>
         </w:tc>
@@ -20229,7 +19962,7 @@
                 <w:sz w:val="18"/>
                 <w:szCs w:val="18"/>
               </w:rPr>
-              <w:t xml:space="preserve">アパホテル蒲田駅東</w:t>
+              <w:t xml:space="preserve">コンフォートホテル横浜関内</w:t>
             </w:r>
           </w:p>
         </w:tc>
@@ -20242,29 +19975,29 @@
               <w:bottom w:val="single" w:color="CCCCCC" w:sz="1"/>
               <w:right w:val="single" w:color="CCCCCC" w:sz="1"/>
             </w:tcBorders>
-            <w:shd w:fill="FFEBEE" w:val="clear"/>
-            <w:tcMar>
-              <w:top w:type="dxa" w:w="80"/>
-              <w:left w:type="dxa" w:w="120"/>
-              <w:bottom w:type="dxa" w:w="80"/>
-              <w:right w:type="dxa" w:w="120"/>
-            </w:tcMar>
-            <w:vAlign w:val="center"/>
-          </w:tcPr>
-          <w:p>
-            <w:pPr>
-              <w:jc w:val="center"/>
-            </w:pPr>
-            <w:r>
-              <w:rPr>
-                <w:rFonts w:ascii="Arial" w:cs="Arial" w:eastAsia="Arial" w:hAnsi="Arial"/>
-                <w:b/>
-                <w:bCs/>
-                <w:color w:val="E74C3C"/>
-                <w:sz w:val="18"/>
-                <w:szCs w:val="18"/>
-              </w:rPr>
-              <w:t xml:space="preserve">URGENT</w:t>
+            <w:shd w:fill="FFF3E0" w:val="clear"/>
+            <w:tcMar>
+              <w:top w:type="dxa" w:w="80"/>
+              <w:left w:type="dxa" w:w="120"/>
+              <w:bottom w:type="dxa" w:w="80"/>
+              <w:right w:type="dxa" w:w="120"/>
+            </w:tcMar>
+            <w:vAlign w:val="center"/>
+          </w:tcPr>
+          <w:p>
+            <w:pPr>
+              <w:jc w:val="center"/>
+            </w:pPr>
+            <w:r>
+              <w:rPr>
+                <w:rFonts w:ascii="Arial" w:cs="Arial" w:eastAsia="Arial" w:hAnsi="Arial"/>
+                <w:b/>
+                <w:bCs/>
+                <w:color w:val="FF9800"/>
+                <w:sz w:val="18"/>
+                <w:szCs w:val="18"/>
+              </w:rPr>
+              <w:t xml:space="preserve">HIGH</w:t>
             </w:r>
           </w:p>
         </w:tc>
@@ -20298,7 +20031,7 @@
                 <w:sz w:val="18"/>
                 <w:szCs w:val="18"/>
               </w:rPr>
-              <w:t xml:space="preserve">7.44</w:t>
+              <w:t xml:space="preserve">7.65</w:t>
             </w:r>
           </w:p>
         </w:tc>
@@ -20332,7 +20065,7 @@
                 <w:sz w:val="18"/>
                 <w:szCs w:val="18"/>
               </w:rPr>
-              <w:t xml:space="preserve">7.90</w:t>
+              <w:t xml:space="preserve">8.20</w:t>
             </w:r>
           </w:p>
         </w:tc>
@@ -20366,7 +20099,7 @@
                 <w:sz w:val="18"/>
                 <w:szCs w:val="18"/>
               </w:rPr>
-              <w:t xml:space="preserve">8.9%</w:t>
+              <w:t xml:space="preserve">9.4%</w:t>
             </w:r>
           </w:p>
         </w:tc>
@@ -20400,7 +20133,7 @@
                 <w:sz w:val="18"/>
                 <w:szCs w:val="18"/>
               </w:rPr>
-              <w:t xml:space="preserve">2.7%</w:t>
+              <w:t xml:space="preserve">2.8%</w:t>
             </w:r>
           </w:p>
         </w:tc>
@@ -20507,7 +20240,7 @@
                 <w:sz w:val="18"/>
                 <w:szCs w:val="18"/>
               </w:rPr>
-              <w:t xml:space="preserve">8.10</w:t>
+              <w:t xml:space="preserve">8.11</w:t>
             </w:r>
           </w:p>
         </w:tc>
@@ -20577,7 +20310,7 @@
                 <w:sz w:val="18"/>
                 <w:szCs w:val="18"/>
               </w:rPr>
-              <w:t xml:space="preserve">7.2%</w:t>
+              <w:t xml:space="preserve">7.8%</w:t>
             </w:r>
           </w:p>
         </w:tc>
@@ -20612,7 +20345,7 @@
                 <w:sz w:val="18"/>
                 <w:szCs w:val="18"/>
               </w:rPr>
-              <w:t xml:space="preserve">2.2%</w:t>
+              <w:t xml:space="preserve">2.3%</w:t>
             </w:r>
           </w:p>
         </w:tc>
@@ -20717,7 +20450,7 @@
                 <w:sz w:val="18"/>
                 <w:szCs w:val="18"/>
               </w:rPr>
-              <w:t xml:space="preserve">8.62</w:t>
+              <w:t xml:space="preserve">8.65</w:t>
             </w:r>
           </w:p>
         </w:tc>
@@ -20751,7 +20484,7 @@
                 <w:sz w:val="18"/>
                 <w:szCs w:val="18"/>
               </w:rPr>
-              <w:t xml:space="preserve">9.10</w:t>
+              <w:t xml:space="preserve">9.20</w:t>
             </w:r>
           </w:p>
         </w:tc>
@@ -20785,7 +20518,7 @@
                 <w:sz w:val="18"/>
                 <w:szCs w:val="18"/>
               </w:rPr>
-              <w:t xml:space="preserve">5.8%</w:t>
+              <w:t xml:space="preserve">5.7%</w:t>
             </w:r>
           </w:p>
         </w:tc>
@@ -20996,7 +20729,7 @@
                 <w:sz w:val="18"/>
                 <w:szCs w:val="18"/>
               </w:rPr>
-              <w:t xml:space="preserve">5.8%</w:t>
+              <w:t xml:space="preserve">5.7%</w:t>
             </w:r>
           </w:p>
         </w:tc>
@@ -21410,7 +21143,7 @@
                 <w:sz w:val="18"/>
                 <w:szCs w:val="18"/>
               </w:rPr>
-              <w:t xml:space="preserve">5</w:t>
+              <w:t xml:space="preserve">4</w:t>
             </w:r>
           </w:p>
         </w:tc>
@@ -22025,7 +21758,7 @@
           <w:sz w:val="21"/>
           <w:szCs w:val="21"/>
         </w:rPr>
-        <w:t xml:space="preserve">URGENTホテル（コンフォートホテル博多、チサンホテル浜松町、コンフォートホテル横浜関内、コートホテル新横浜、アパホテル蒲田駅東）の清掃品質緊急改善。Phase 1対応を今週中に開始。</w:t>
+        <w:t xml:space="preserve">URGENTホテル（コンフォートホテル博多、チサンホテル浜松町、アパホテル蒲田駅東、コートホテル新横浜）の清掃品質緊急改善。Phase 1対応を今週中に開始。</w:t>
       </w:r>
     </w:p>
     <w:p>
@@ -22226,7 +21959,7 @@
                 <w:sz w:val="21"/>
                 <w:szCs w:val="21"/>
               </w:rPr>
-              <w:t xml:space="preserve">本レポートは、2108件のゲスト口コミデータに基づき、PRIMECHANGEポートフォリオ全19ホテルの清掃品質を分析したものです。データに基づく優先順位付けと段階的な改善施策により、ポートフォリオ全体の顧客満足度向上とRevPAR改善を実現することが可能です。</w:t>
+              <w:t xml:space="preserve">本レポートは、2157件のゲスト口コミデータに基づき、PRIMECHANGEポートフォリオ全19ホテルの清掃品質を分析したものです。データに基づく優先順位付けと段階的な改善施策により、ポートフォリオ全体の顧客満足度向上とRevPAR改善を実現することが可能です。</w:t>
             </w:r>
           </w:p>
           <w:p>

--- a/納品レポート/PRIMECHANGE戦略レポート/PRIMECHANGE_清掃戦略レポート.docx
+++ b/納品レポート/PRIMECHANGE戦略レポート/PRIMECHANGE_清掃戦略レポート.docx
@@ -202,7 +202,7 @@
           <w:sz w:val="21"/>
           <w:szCs w:val="21"/>
         </w:rPr>
-        <w:t xml:space="preserve">ポートフォリオ全体（19ホテル、2157件のレビュー）を分析した結果、ポートフォリオ平均スコアは8.38点（10点換算）、清掃関連クレーム率は4.7%でした。以下に主要な発見事項と提案の概要をまとめます。</w:t>
+        <w:t xml:space="preserve">ポートフォリオ全体（19ホテル、2194件のレビュー）を分析した結果、ポートフォリオ平均スコアは8.38点（10点換算）、清掃関連クレーム率は4.6%でした。以下に主要な発見事項と提案の概要をまとめます。</w:t>
       </w:r>
     </w:p>
     <w:p>
@@ -323,7 +323,7 @@
                 <w:sz w:val="36"/>
                 <w:szCs w:val="36"/>
               </w:rPr>
-              <w:t xml:space="preserve">78.2%</w:t>
+              <w:t xml:space="preserve">78.4%</w:t>
             </w:r>
           </w:p>
         </w:tc>
@@ -372,7 +372,7 @@
                 <w:sz w:val="36"/>
                 <w:szCs w:val="36"/>
               </w:rPr>
-              <w:t xml:space="preserve">4.7%</w:t>
+              <w:t xml:space="preserve">4.6%</w:t>
             </w:r>
           </w:p>
         </w:tc>
@@ -421,7 +421,7 @@
                 <w:sz w:val="36"/>
                 <w:szCs w:val="36"/>
               </w:rPr>
-              <w:t xml:space="preserve">2157件</w:t>
+              <w:t xml:space="preserve">2194件</w:t>
             </w:r>
           </w:p>
         </w:tc>
@@ -503,7 +503,7 @@
                 <w:sz w:val="20"/>
                 <w:szCs w:val="20"/>
               </w:rPr>
-              <w:t xml:space="preserve">上位5ホテルの平均スコアは8.7点超。コンフォートスイーツ東京ベイ(9.18点)がポートフォリオ最高評価</w:t>
+              <w:t xml:space="preserve">上位5ホテルの平均スコアは8.7点超。コンフォートスイーツ東京ベイ(9.17点)がポートフォリオ最高評価</w:t>
             </w:r>
           </w:p>
           <w:p>
@@ -528,7 +528,7 @@
                 <w:sz w:val="20"/>
                 <w:szCs w:val="20"/>
               </w:rPr>
-              <w:t xml:space="preserve">4ホテルがURGENT（緊急対応）に分類。清掃関連クレーム率4.7%（業界平均2-3%を超過）</w:t>
+              <w:t xml:space="preserve">4ホテルがURGENT（緊急対応）に分類。清掃関連クレーム率4.6%（業界平均2-3%を超過）</w:t>
             </w:r>
           </w:p>
           <w:p>
@@ -838,7 +838,7 @@
                 <w:sz w:val="18"/>
                 <w:szCs w:val="18"/>
               </w:rPr>
-              <w:t xml:space="preserve">7.03-7.89</w:t>
+              <w:t xml:space="preserve">7.03-7.86</w:t>
             </w:r>
           </w:p>
         </w:tc>
@@ -943,7 +943,7 @@
                 <w:sz w:val="18"/>
                 <w:szCs w:val="18"/>
               </w:rPr>
-              <w:t xml:space="preserve">4</w:t>
+              <w:t xml:space="preserve">3</w:t>
             </w:r>
           </w:p>
         </w:tc>
@@ -977,7 +977,7 @@
                 <w:sz w:val="18"/>
                 <w:szCs w:val="18"/>
               </w:rPr>
-              <w:t xml:space="preserve">7.65-8.81</w:t>
+              <w:t xml:space="preserve">7.57-8.83</w:t>
             </w:r>
           </w:p>
         </w:tc>
@@ -1082,7 +1082,7 @@
                 <w:sz w:val="18"/>
                 <w:szCs w:val="18"/>
               </w:rPr>
-              <w:t xml:space="preserve">9</w:t>
+              <w:t xml:space="preserve">10</w:t>
             </w:r>
           </w:p>
         </w:tc>
@@ -1116,7 +1116,7 @@
                 <w:sz w:val="18"/>
                 <w:szCs w:val="18"/>
               </w:rPr>
-              <w:t xml:space="preserve">8.12-9.06</w:t>
+              <w:t xml:space="preserve">8.12-9.08</w:t>
             </w:r>
           </w:p>
         </w:tc>
@@ -1255,7 +1255,7 @@
                 <w:sz w:val="18"/>
                 <w:szCs w:val="18"/>
               </w:rPr>
-              <w:t xml:space="preserve">9.03-9.18</w:t>
+              <w:t xml:space="preserve">9.03-9.17</w:t>
             </w:r>
           </w:p>
         </w:tc>
@@ -1346,7 +1346,7 @@
           <w:sz w:val="21"/>
           <w:szCs w:val="21"/>
         </w:rPr>
-        <w:t xml:space="preserve">19ホテルの口コミスコアを10点換算で比較しました。ポートフォリオ平均は8.38点、中央値は8.63点です。</w:t>
+        <w:t xml:space="preserve">19ホテルの口コミスコアを10点換算で比較しました。ポートフォリオ平均は8.38点、中央値は8.66点です。</w:t>
       </w:r>
     </w:p>
     <w:p>
@@ -1757,7 +1757,7 @@
                 <w:sz w:val="18"/>
                 <w:szCs w:val="18"/>
               </w:rPr>
-              <w:t xml:space="preserve">9.18</w:t>
+              <w:t xml:space="preserve">9.17</w:t>
             </w:r>
           </w:p>
         </w:tc>
@@ -1791,7 +1791,7 @@
                 <w:sz w:val="18"/>
                 <w:szCs w:val="18"/>
               </w:rPr>
-              <w:t xml:space="preserve">92.6%</w:t>
+              <w:t xml:space="preserve">92.8%</w:t>
             </w:r>
           </w:p>
         </w:tc>
@@ -1859,7 +1859,7 @@
                 <w:sz w:val="18"/>
                 <w:szCs w:val="18"/>
               </w:rPr>
-              <w:t xml:space="preserve">135</w:t>
+              <w:t xml:space="preserve">139</w:t>
             </w:r>
           </w:p>
         </w:tc>
@@ -2035,7 +2035,7 @@
                 <w:sz w:val="18"/>
                 <w:szCs w:val="18"/>
               </w:rPr>
-              <w:t xml:space="preserve">9.06</w:t>
+              <w:t xml:space="preserve">9.08</w:t>
             </w:r>
           </w:p>
         </w:tc>
@@ -2070,7 +2070,7 @@
                 <w:sz w:val="18"/>
                 <w:szCs w:val="18"/>
               </w:rPr>
-              <w:t xml:space="preserve">90.1%</w:t>
+              <w:t xml:space="preserve">90.7%</w:t>
             </w:r>
           </w:p>
         </w:tc>
@@ -2105,7 +2105,7 @@
                 <w:sz w:val="18"/>
                 <w:szCs w:val="18"/>
               </w:rPr>
-              <w:t xml:space="preserve">2.0%</w:t>
+              <w:t xml:space="preserve">1.9%</w:t>
             </w:r>
           </w:p>
         </w:tc>
@@ -2140,7 +2140,7 @@
                 <w:sz w:val="18"/>
                 <w:szCs w:val="18"/>
               </w:rPr>
-              <w:t xml:space="preserve">101</w:t>
+              <w:t xml:space="preserve">107</w:t>
             </w:r>
           </w:p>
         </w:tc>
@@ -2348,7 +2348,7 @@
                 <w:sz w:val="18"/>
                 <w:szCs w:val="18"/>
               </w:rPr>
-              <w:t xml:space="preserve">87.9%</w:t>
+              <w:t xml:space="preserve">88.0%</w:t>
             </w:r>
           </w:p>
         </w:tc>
@@ -2416,7 +2416,7 @@
                 <w:sz w:val="18"/>
                 <w:szCs w:val="18"/>
               </w:rPr>
-              <w:t xml:space="preserve">116</w:t>
+              <w:t xml:space="preserve">117</w:t>
             </w:r>
           </w:p>
         </w:tc>
@@ -2592,7 +2592,7 @@
                 <w:sz w:val="18"/>
                 <w:szCs w:val="18"/>
               </w:rPr>
-              <w:t xml:space="preserve">8.91</w:t>
+              <w:t xml:space="preserve">8.94</w:t>
             </w:r>
           </w:p>
         </w:tc>
@@ -2627,7 +2627,7 @@
                 <w:sz w:val="18"/>
                 <w:szCs w:val="18"/>
               </w:rPr>
-              <w:t xml:space="preserve">84.3%</w:t>
+              <w:t xml:space="preserve">85.5%</w:t>
             </w:r>
           </w:p>
         </w:tc>
@@ -2697,7 +2697,7 @@
                 <w:sz w:val="18"/>
                 <w:szCs w:val="18"/>
               </w:rPr>
-              <w:t xml:space="preserve">115</w:t>
+              <w:t xml:space="preserve">117</w:t>
             </w:r>
           </w:p>
         </w:tc>
@@ -2871,7 +2871,7 @@
                 <w:sz w:val="18"/>
                 <w:szCs w:val="18"/>
               </w:rPr>
-              <w:t xml:space="preserve">8.90</w:t>
+              <w:t xml:space="preserve">8.91</w:t>
             </w:r>
           </w:p>
         </w:tc>
@@ -2905,7 +2905,7 @@
                 <w:sz w:val="18"/>
                 <w:szCs w:val="18"/>
               </w:rPr>
-              <w:t xml:space="preserve">84.3%</w:t>
+              <w:t xml:space="preserve">84.9%</w:t>
             </w:r>
           </w:p>
         </w:tc>
@@ -2973,7 +2973,7 @@
                 <w:sz w:val="18"/>
                 <w:szCs w:val="18"/>
               </w:rPr>
-              <w:t xml:space="preserve">51</w:t>
+              <w:t xml:space="preserve">53</w:t>
             </w:r>
           </w:p>
         </w:tc>
@@ -3149,7 +3149,7 @@
                 <w:sz w:val="18"/>
                 <w:szCs w:val="18"/>
               </w:rPr>
-              <w:t xml:space="preserve">8.81</w:t>
+              <w:t xml:space="preserve">8.83</w:t>
             </w:r>
           </w:p>
         </w:tc>
@@ -3184,7 +3184,7 @@
                 <w:sz w:val="18"/>
                 <w:szCs w:val="18"/>
               </w:rPr>
-              <w:t xml:space="preserve">82.9%</w:t>
+              <w:t xml:space="preserve">83.3%</w:t>
             </w:r>
           </w:p>
         </w:tc>
@@ -3219,7 +3219,7 @@
                 <w:sz w:val="18"/>
                 <w:szCs w:val="18"/>
               </w:rPr>
-              <w:t xml:space="preserve">1.0%</w:t>
+              <w:t xml:space="preserve">0.9%</w:t>
             </w:r>
           </w:p>
         </w:tc>
@@ -3254,7 +3254,7 @@
                 <w:sz w:val="18"/>
                 <w:szCs w:val="18"/>
               </w:rPr>
-              <w:t xml:space="preserve">105</w:t>
+              <w:t xml:space="preserve">108</w:t>
             </w:r>
           </w:p>
         </w:tc>
@@ -3671,7 +3671,7 @@
                 <w:sz w:val="18"/>
                 <w:szCs w:val="18"/>
               </w:rPr>
-              <w:t xml:space="preserve">リッチモンドホテル東京目白</w:t>
+              <w:t xml:space="preserve">川崎日航ホテル</w:t>
             </w:r>
           </w:p>
         </w:tc>
@@ -3706,7 +3706,7 @@
                 <w:sz w:val="18"/>
                 <w:szCs w:val="18"/>
               </w:rPr>
-              <w:t xml:space="preserve">8.66</w:t>
+              <w:t xml:space="preserve">8.67</w:t>
             </w:r>
           </w:p>
         </w:tc>
@@ -3741,7 +3741,7 @@
                 <w:sz w:val="18"/>
                 <w:szCs w:val="18"/>
               </w:rPr>
-              <w:t xml:space="preserve">85.7%</w:t>
+              <w:t xml:space="preserve">81.3%</w:t>
             </w:r>
           </w:p>
         </w:tc>
@@ -3776,7 +3776,7 @@
                 <w:sz w:val="18"/>
                 <w:szCs w:val="18"/>
               </w:rPr>
-              <w:t xml:space="preserve">2.5%</w:t>
+              <w:t xml:space="preserve">0.8%</w:t>
             </w:r>
           </w:p>
         </w:tc>
@@ -3811,7 +3811,7 @@
                 <w:sz w:val="18"/>
                 <w:szCs w:val="18"/>
               </w:rPr>
-              <w:t xml:space="preserve">119</w:t>
+              <w:t xml:space="preserve">123</w:t>
             </w:r>
           </w:p>
         </w:tc>
@@ -3951,7 +3951,7 @@
                 <w:sz w:val="18"/>
                 <w:szCs w:val="18"/>
               </w:rPr>
-              <w:t xml:space="preserve">川崎日航ホテル</w:t>
+              <w:t xml:space="preserve">ハートンホテル東品川</w:t>
             </w:r>
           </w:p>
         </w:tc>
@@ -3985,7 +3985,7 @@
                 <w:sz w:val="18"/>
                 <w:szCs w:val="18"/>
               </w:rPr>
-              <w:t xml:space="preserve">8.65</w:t>
+              <w:t xml:space="preserve">8.66</w:t>
             </w:r>
           </w:p>
         </w:tc>
@@ -4019,7 +4019,7 @@
                 <w:sz w:val="18"/>
                 <w:szCs w:val="18"/>
               </w:rPr>
-              <w:t xml:space="preserve">80.5%</w:t>
+              <w:t xml:space="preserve">84.9%</w:t>
             </w:r>
           </w:p>
         </w:tc>
@@ -4053,7 +4053,7 @@
                 <w:sz w:val="18"/>
                 <w:szCs w:val="18"/>
               </w:rPr>
-              <w:t xml:space="preserve">0.8%</w:t>
+              <w:t xml:space="preserve">0.7%</w:t>
             </w:r>
           </w:p>
         </w:tc>
@@ -4087,7 +4087,7 @@
                 <w:sz w:val="18"/>
                 <w:szCs w:val="18"/>
               </w:rPr>
-              <w:t xml:space="preserve">123</w:t>
+              <w:t xml:space="preserve">139</w:t>
             </w:r>
           </w:p>
         </w:tc>
@@ -4134,29 +4134,29 @@
               <w:bottom w:val="single" w:color="CCCCCC" w:sz="1"/>
               <w:right w:val="single" w:color="CCCCCC" w:sz="1"/>
             </w:tcBorders>
-            <w:shd w:fill="FFF3E0" w:val="clear"/>
-            <w:tcMar>
-              <w:top w:type="dxa" w:w="80"/>
-              <w:left w:type="dxa" w:w="120"/>
-              <w:bottom w:type="dxa" w:w="80"/>
-              <w:right w:type="dxa" w:w="120"/>
-            </w:tcMar>
-            <w:vAlign w:val="center"/>
-          </w:tcPr>
-          <w:p>
-            <w:pPr>
-              <w:jc w:val="center"/>
-            </w:pPr>
-            <w:r>
-              <w:rPr>
-                <w:rFonts w:ascii="Arial" w:cs="Arial" w:eastAsia="Arial" w:hAnsi="Arial"/>
-                <w:b/>
-                <w:bCs/>
-                <w:color w:val="FF9800"/>
-                <w:sz w:val="18"/>
-                <w:szCs w:val="18"/>
-              </w:rPr>
-              <w:t xml:space="preserve">HIGH</w:t>
+            <w:shd w:fill="E3F2FD" w:val="clear"/>
+            <w:tcMar>
+              <w:top w:type="dxa" w:w="80"/>
+              <w:left w:type="dxa" w:w="120"/>
+              <w:bottom w:type="dxa" w:w="80"/>
+              <w:right w:type="dxa" w:w="120"/>
+            </w:tcMar>
+            <w:vAlign w:val="center"/>
+          </w:tcPr>
+          <w:p>
+            <w:pPr>
+              <w:jc w:val="center"/>
+            </w:pPr>
+            <w:r>
+              <w:rPr>
+                <w:rFonts w:ascii="Arial" w:cs="Arial" w:eastAsia="Arial" w:hAnsi="Arial"/>
+                <w:b/>
+                <w:bCs/>
+                <w:color w:val="2196F3"/>
+                <w:sz w:val="18"/>
+                <w:szCs w:val="18"/>
+              </w:rPr>
+              <w:t xml:space="preserve">STANDARD</w:t>
             </w:r>
           </w:p>
         </w:tc>
@@ -4228,7 +4228,7 @@
                 <w:sz w:val="18"/>
                 <w:szCs w:val="18"/>
               </w:rPr>
-              <w:t xml:space="preserve">ハートンホテル東品川</w:t>
+              <w:t xml:space="preserve">リッチモンドホテル東京目白</w:t>
             </w:r>
           </w:p>
         </w:tc>
@@ -4263,7 +4263,7 @@
                 <w:sz w:val="18"/>
                 <w:szCs w:val="18"/>
               </w:rPr>
-              <w:t xml:space="preserve">8.63</w:t>
+              <w:t xml:space="preserve">8.66</w:t>
             </w:r>
           </w:p>
         </w:tc>
@@ -4298,7 +4298,7 @@
                 <w:sz w:val="18"/>
                 <w:szCs w:val="18"/>
               </w:rPr>
-              <w:t xml:space="preserve">83.5%</w:t>
+              <w:t xml:space="preserve">86.1%</w:t>
             </w:r>
           </w:p>
         </w:tc>
@@ -4333,7 +4333,7 @@
                 <w:sz w:val="18"/>
                 <w:szCs w:val="18"/>
               </w:rPr>
-              <w:t xml:space="preserve">0.7%</w:t>
+              <w:t xml:space="preserve">2.5%</w:t>
             </w:r>
           </w:p>
         </w:tc>
@@ -4368,7 +4368,7 @@
                 <w:sz w:val="18"/>
                 <w:szCs w:val="18"/>
               </w:rPr>
-              <w:t xml:space="preserve">139</w:t>
+              <w:t xml:space="preserve">122</w:t>
             </w:r>
           </w:p>
         </w:tc>
@@ -4542,7 +4542,7 @@
                 <w:sz w:val="18"/>
                 <w:szCs w:val="18"/>
               </w:rPr>
-              <w:t xml:space="preserve">8.59</w:t>
+              <w:t xml:space="preserve">8.54</w:t>
             </w:r>
           </w:p>
         </w:tc>
@@ -4576,7 +4576,7 @@
                 <w:sz w:val="18"/>
                 <w:szCs w:val="18"/>
               </w:rPr>
-              <w:t xml:space="preserve">81.0%</w:t>
+              <w:t xml:space="preserve">79.7%</w:t>
             </w:r>
           </w:p>
         </w:tc>
@@ -4610,7 +4610,7 @@
                 <w:sz w:val="18"/>
                 <w:szCs w:val="18"/>
               </w:rPr>
-              <w:t xml:space="preserve">2.5%</w:t>
+              <w:t xml:space="preserve">3.3%</w:t>
             </w:r>
           </w:p>
         </w:tc>
@@ -4644,7 +4644,7 @@
                 <w:sz w:val="18"/>
                 <w:szCs w:val="18"/>
               </w:rPr>
-              <w:t xml:space="preserve">121</w:t>
+              <w:t xml:space="preserve">123</w:t>
             </w:r>
           </w:p>
         </w:tc>
@@ -4855,7 +4855,7 @@
                 <w:sz w:val="18"/>
                 <w:szCs w:val="18"/>
               </w:rPr>
-              <w:t xml:space="preserve">75.7%</w:t>
+              <w:t xml:space="preserve">75.8%</w:t>
             </w:r>
           </w:p>
         </w:tc>
@@ -4925,7 +4925,7 @@
                 <w:sz w:val="18"/>
                 <w:szCs w:val="18"/>
               </w:rPr>
-              <w:t xml:space="preserve">280</w:t>
+              <w:t xml:space="preserve">285</w:t>
             </w:r>
           </w:p>
         </w:tc>
@@ -5065,7 +5065,7 @@
                 <w:sz w:val="18"/>
                 <w:szCs w:val="18"/>
               </w:rPr>
-              <w:t xml:space="preserve">アパホテル相模原橋本駅東</w:t>
+              <w:t xml:space="preserve">コンフォートイン六本木</w:t>
             </w:r>
           </w:p>
         </w:tc>
@@ -5099,7 +5099,7 @@
                 <w:sz w:val="18"/>
                 <w:szCs w:val="18"/>
               </w:rPr>
-              <w:t xml:space="preserve">8.12</w:t>
+              <w:t xml:space="preserve">8.16</w:t>
             </w:r>
           </w:p>
         </w:tc>
@@ -5133,7 +5133,7 @@
                 <w:sz w:val="18"/>
                 <w:szCs w:val="18"/>
               </w:rPr>
-              <w:t xml:space="preserve">69.6%</w:t>
+              <w:t xml:space="preserve">79.2%</w:t>
             </w:r>
           </w:p>
         </w:tc>
@@ -5167,7 +5167,7 @@
                 <w:sz w:val="18"/>
                 <w:szCs w:val="18"/>
               </w:rPr>
-              <w:t xml:space="preserve">1.8%</w:t>
+              <w:t xml:space="preserve">8.5%</w:t>
             </w:r>
           </w:p>
         </w:tc>
@@ -5201,7 +5201,7 @@
                 <w:sz w:val="18"/>
                 <w:szCs w:val="18"/>
               </w:rPr>
-              <w:t xml:space="preserve">56</w:t>
+              <w:t xml:space="preserve">106</w:t>
             </w:r>
           </w:p>
         </w:tc>
@@ -5248,29 +5248,29 @@
               <w:bottom w:val="single" w:color="CCCCCC" w:sz="1"/>
               <w:right w:val="single" w:color="CCCCCC" w:sz="1"/>
             </w:tcBorders>
-            <w:shd w:fill="E3F2FD" w:val="clear"/>
-            <w:tcMar>
-              <w:top w:type="dxa" w:w="80"/>
-              <w:left w:type="dxa" w:w="120"/>
-              <w:bottom w:type="dxa" w:w="80"/>
-              <w:right w:type="dxa" w:w="120"/>
-            </w:tcMar>
-            <w:vAlign w:val="center"/>
-          </w:tcPr>
-          <w:p>
-            <w:pPr>
-              <w:jc w:val="center"/>
-            </w:pPr>
-            <w:r>
-              <w:rPr>
-                <w:rFonts w:ascii="Arial" w:cs="Arial" w:eastAsia="Arial" w:hAnsi="Arial"/>
-                <w:b/>
-                <w:bCs/>
-                <w:color w:val="2196F3"/>
-                <w:sz w:val="18"/>
-                <w:szCs w:val="18"/>
-              </w:rPr>
-              <w:t xml:space="preserve">STANDARD</w:t>
+            <w:shd w:fill="FFF3E0" w:val="clear"/>
+            <w:tcMar>
+              <w:top w:type="dxa" w:w="80"/>
+              <w:left w:type="dxa" w:w="120"/>
+              <w:bottom w:type="dxa" w:w="80"/>
+              <w:right w:type="dxa" w:w="120"/>
+            </w:tcMar>
+            <w:vAlign w:val="center"/>
+          </w:tcPr>
+          <w:p>
+            <w:pPr>
+              <w:jc w:val="center"/>
+            </w:pPr>
+            <w:r>
+              <w:rPr>
+                <w:rFonts w:ascii="Arial" w:cs="Arial" w:eastAsia="Arial" w:hAnsi="Arial"/>
+                <w:b/>
+                <w:bCs/>
+                <w:color w:val="FF9800"/>
+                <w:sz w:val="18"/>
+                <w:szCs w:val="18"/>
+              </w:rPr>
+              <w:t xml:space="preserve">HIGH</w:t>
             </w:r>
           </w:p>
         </w:tc>
@@ -5342,7 +5342,7 @@
                 <w:sz w:val="18"/>
                 <w:szCs w:val="18"/>
               </w:rPr>
-              <w:t xml:space="preserve">コンフォートイン六本木</w:t>
+              <w:t xml:space="preserve">アパホテル相模原橋本駅東</w:t>
             </w:r>
           </w:p>
         </w:tc>
@@ -5377,7 +5377,7 @@
                 <w:sz w:val="18"/>
                 <w:szCs w:val="18"/>
               </w:rPr>
-              <w:t xml:space="preserve">8.11</w:t>
+              <w:t xml:space="preserve">8.12</w:t>
             </w:r>
           </w:p>
         </w:tc>
@@ -5412,7 +5412,7 @@
                 <w:sz w:val="18"/>
                 <w:szCs w:val="18"/>
               </w:rPr>
-              <w:t xml:space="preserve">78.4%</w:t>
+              <w:t xml:space="preserve">69.0%</w:t>
             </w:r>
           </w:p>
         </w:tc>
@@ -5447,7 +5447,7 @@
                 <w:sz w:val="18"/>
                 <w:szCs w:val="18"/>
               </w:rPr>
-              <w:t xml:space="preserve">8.8%</w:t>
+              <w:t xml:space="preserve">1.7%</w:t>
             </w:r>
           </w:p>
         </w:tc>
@@ -5482,7 +5482,7 @@
                 <w:sz w:val="18"/>
                 <w:szCs w:val="18"/>
               </w:rPr>
-              <w:t xml:space="preserve">102</w:t>
+              <w:t xml:space="preserve">58</w:t>
             </w:r>
           </w:p>
         </w:tc>
@@ -5530,29 +5530,29 @@
               <w:bottom w:val="single" w:color="CCCCCC" w:sz="1"/>
               <w:right w:val="single" w:color="CCCCCC" w:sz="1"/>
             </w:tcBorders>
-            <w:shd w:fill="FFF3E0" w:val="clear"/>
-            <w:tcMar>
-              <w:top w:type="dxa" w:w="80"/>
-              <w:left w:type="dxa" w:w="120"/>
-              <w:bottom w:type="dxa" w:w="80"/>
-              <w:right w:type="dxa" w:w="120"/>
-            </w:tcMar>
-            <w:vAlign w:val="center"/>
-          </w:tcPr>
-          <w:p>
-            <w:pPr>
-              <w:jc w:val="center"/>
-            </w:pPr>
-            <w:r>
-              <w:rPr>
-                <w:rFonts w:ascii="Arial" w:cs="Arial" w:eastAsia="Arial" w:hAnsi="Arial"/>
-                <w:b/>
-                <w:bCs/>
-                <w:color w:val="FF9800"/>
-                <w:sz w:val="18"/>
-                <w:szCs w:val="18"/>
-              </w:rPr>
-              <w:t xml:space="preserve">HIGH</w:t>
+            <w:shd w:fill="E3F2FD" w:val="clear"/>
+            <w:tcMar>
+              <w:top w:type="dxa" w:w="80"/>
+              <w:left w:type="dxa" w:w="120"/>
+              <w:bottom w:type="dxa" w:w="80"/>
+              <w:right w:type="dxa" w:w="120"/>
+            </w:tcMar>
+            <w:vAlign w:val="center"/>
+          </w:tcPr>
+          <w:p>
+            <w:pPr>
+              <w:jc w:val="center"/>
+            </w:pPr>
+            <w:r>
+              <w:rPr>
+                <w:rFonts w:ascii="Arial" w:cs="Arial" w:eastAsia="Arial" w:hAnsi="Arial"/>
+                <w:b/>
+                <w:bCs/>
+                <w:color w:val="2196F3"/>
+                <w:sz w:val="18"/>
+                <w:szCs w:val="18"/>
+              </w:rPr>
+              <w:t xml:space="preserve">STANDARD</w:t>
             </w:r>
           </w:p>
         </w:tc>
@@ -5656,7 +5656,7 @@
                 <w:sz w:val="18"/>
                 <w:szCs w:val="18"/>
               </w:rPr>
-              <w:t xml:space="preserve">7.89</w:t>
+              <w:t xml:space="preserve">7.86</w:t>
             </w:r>
           </w:p>
         </w:tc>
@@ -5690,7 +5690,7 @@
                 <w:sz w:val="18"/>
                 <w:szCs w:val="18"/>
               </w:rPr>
-              <w:t xml:space="preserve">68.3%</w:t>
+              <w:t xml:space="preserve">67.9%</w:t>
             </w:r>
           </w:p>
         </w:tc>
@@ -5724,7 +5724,7 @@
                 <w:sz w:val="18"/>
                 <w:szCs w:val="18"/>
               </w:rPr>
-              <w:t xml:space="preserve">10.1%</w:t>
+              <w:t xml:space="preserve">10.7%</w:t>
             </w:r>
           </w:p>
         </w:tc>
@@ -5758,7 +5758,7 @@
                 <w:sz w:val="18"/>
                 <w:szCs w:val="18"/>
               </w:rPr>
-              <w:t xml:space="preserve">139</w:t>
+              <w:t xml:space="preserve">140</w:t>
             </w:r>
           </w:p>
         </w:tc>
@@ -5934,7 +5934,7 @@
                 <w:sz w:val="18"/>
                 <w:szCs w:val="18"/>
               </w:rPr>
-              <w:t xml:space="preserve">7.65</w:t>
+              <w:t xml:space="preserve">7.57</w:t>
             </w:r>
           </w:p>
         </w:tc>
@@ -5969,7 +5969,7 @@
                 <w:sz w:val="18"/>
                 <w:szCs w:val="18"/>
               </w:rPr>
-              <w:t xml:space="preserve">72.5%</w:t>
+              <w:t xml:space="preserve">71.0%</w:t>
             </w:r>
           </w:p>
         </w:tc>
@@ -6004,7 +6004,7 @@
                 <w:sz w:val="18"/>
                 <w:szCs w:val="18"/>
               </w:rPr>
-              <w:t xml:space="preserve">11.6%</w:t>
+              <w:t xml:space="preserve">12.3%</w:t>
             </w:r>
           </w:p>
         </w:tc>
@@ -6213,7 +6213,7 @@
                 <w:sz w:val="18"/>
                 <w:szCs w:val="18"/>
               </w:rPr>
-              <w:t xml:space="preserve">7.34</w:t>
+              <w:t xml:space="preserve">7.35</w:t>
             </w:r>
           </w:p>
         </w:tc>
@@ -6247,7 +6247,7 @@
                 <w:sz w:val="18"/>
                 <w:szCs w:val="18"/>
               </w:rPr>
-              <w:t xml:space="preserve">61.7%</w:t>
+              <w:t xml:space="preserve">62.5%</w:t>
             </w:r>
           </w:p>
         </w:tc>
@@ -6281,7 +6281,7 @@
                 <w:sz w:val="18"/>
                 <w:szCs w:val="18"/>
               </w:rPr>
-              <w:t xml:space="preserve">10.6%</w:t>
+              <w:t xml:space="preserve">10.4%</w:t>
             </w:r>
           </w:p>
         </w:tc>
@@ -6315,7 +6315,7 @@
                 <w:sz w:val="18"/>
                 <w:szCs w:val="18"/>
               </w:rPr>
-              <w:t xml:space="preserve">47</w:t>
+              <w:t xml:space="preserve">48</w:t>
             </w:r>
           </w:p>
         </w:tc>
@@ -6491,7 +6491,7 @@
                 <w:sz w:val="18"/>
                 <w:szCs w:val="18"/>
               </w:rPr>
-              <w:t xml:space="preserve">7.03</w:t>
+              <w:t xml:space="preserve">7.07</w:t>
             </w:r>
           </w:p>
         </w:tc>
@@ -6526,7 +6526,7 @@
                 <w:sz w:val="18"/>
                 <w:szCs w:val="18"/>
               </w:rPr>
-              <w:t xml:space="preserve">57.6%</w:t>
+              <w:t xml:space="preserve">58.2%</w:t>
             </w:r>
           </w:p>
         </w:tc>
@@ -6561,7 +6561,7 @@
                 <w:sz w:val="18"/>
                 <w:szCs w:val="18"/>
               </w:rPr>
-              <w:t xml:space="preserve">19.7%</w:t>
+              <w:t xml:space="preserve">19.4%</w:t>
             </w:r>
           </w:p>
         </w:tc>
@@ -6596,7 +6596,7 @@
                 <w:sz w:val="18"/>
                 <w:szCs w:val="18"/>
               </w:rPr>
-              <w:t xml:space="preserve">66</w:t>
+              <w:t xml:space="preserve">67</w:t>
             </w:r>
           </w:p>
         </w:tc>
@@ -7094,7 +7094,7 @@
           <w:sz w:val="21"/>
           <w:szCs w:val="21"/>
         </w:rPr>
-        <w:t xml:space="preserve">最高スコアはコンフォートスイーツ東京ベイ（9.18点）、最低スコアはチサンホテル浜松町（7.03点）です。スコアレンジは2.15点と大きく、ホテル間の品質格差が見られます。清掃品質の標準化が、ポートフォリオ全体の底上げに重要です。</w:t>
+        <w:t xml:space="preserve">最高スコアはコンフォートスイーツ東京ベイ（9.17点）、最低スコアはコートホテル新横浜（7.03点）です。スコアレンジは2.14点と大きく、ホテル間の品質格差が見られます。清掃品質の標準化が、ポートフォリオ全体の底上げに重要です。</w:t>
       </w:r>
     </w:p>
     <w:p>
@@ -7148,7 +7148,7 @@
           <w:sz w:val="21"/>
           <w:szCs w:val="21"/>
         </w:rPr>
-        <w:t xml:space="preserve">分析対象2157件のレビューのうち、清掃に関するネガティブな言及は合計101件（クレーム率4.7%）でした。業界のベンチマーク（2-3%）を超過しており、組織的な改善が必要です。</w:t>
+        <w:t xml:space="preserve">分析対象2194件のレビューのうち、清掃に関するネガティブな言及は合計101件（クレーム率4.6%）でした。業界のベンチマーク（2-3%）を超過しており、組織的な改善が必要です。</w:t>
       </w:r>
     </w:p>
     <w:p>
@@ -7434,7 +7434,7 @@
                 <w:sz w:val="18"/>
                 <w:szCs w:val="18"/>
               </w:rPr>
-              <w:t xml:space="preserve">67</w:t>
+              <w:t xml:space="preserve">66</w:t>
             </w:r>
           </w:p>
         </w:tc>
@@ -7536,7 +7536,7 @@
                 <w:sz w:val="18"/>
                 <w:szCs w:val="18"/>
               </w:rPr>
-              <w:t xml:space="preserve">66.3%</w:t>
+              <w:t xml:space="preserve">65.3%</w:t>
             </w:r>
           </w:p>
         </w:tc>
@@ -7608,7 +7608,7 @@
                 <w:sz w:val="18"/>
                 <w:szCs w:val="18"/>
               </w:rPr>
-              <w:t xml:space="preserve">24</w:t>
+              <w:t xml:space="preserve">25</w:t>
             </w:r>
           </w:p>
         </w:tc>
@@ -7713,7 +7713,7 @@
                 <w:sz w:val="18"/>
                 <w:szCs w:val="18"/>
               </w:rPr>
-              <w:t xml:space="preserve">23.8%</w:t>
+              <w:t xml:space="preserve">24.8%</w:t>
             </w:r>
           </w:p>
         </w:tc>
@@ -8620,7 +8620,7 @@
                 <w:sz w:val="18"/>
                 <w:szCs w:val="18"/>
               </w:rPr>
-              <w:t xml:space="preserve">ゴミ残置</w:t>
+              <w:t xml:space="preserve">シミ・汚れ跡</w:t>
             </w:r>
           </w:p>
         </w:tc>
@@ -8690,7 +8690,7 @@
                 <w:sz w:val="18"/>
                 <w:szCs w:val="18"/>
               </w:rPr>
-              <w:t xml:space="preserve">4/19</w:t>
+              <w:t xml:space="preserve">2/19</w:t>
             </w:r>
           </w:p>
         </w:tc>
@@ -8796,7 +8796,7 @@
                 <w:sz w:val="18"/>
                 <w:szCs w:val="18"/>
               </w:rPr>
-              <w:t xml:space="preserve">シミ・汚れ跡</w:t>
+              <w:t xml:space="preserve">ゴミ残置</w:t>
             </w:r>
           </w:p>
         </w:tc>
@@ -8864,7 +8864,7 @@
                 <w:sz w:val="18"/>
                 <w:szCs w:val="18"/>
               </w:rPr>
-              <w:t xml:space="preserve">1/19</w:t>
+              <w:t xml:space="preserve">3/19</w:t>
             </w:r>
           </w:p>
         </w:tc>
@@ -9179,7 +9179,7 @@
                 <w:sz w:val="18"/>
                 <w:szCs w:val="18"/>
               </w:rPr>
-              <w:t xml:space="preserve">3</w:t>
+              <w:t xml:space="preserve">2</w:t>
             </w:r>
           </w:p>
         </w:tc>
@@ -9243,11 +9243,11 @@
                 <w:rFonts w:ascii="Arial" w:cs="Arial" w:eastAsia="Arial" w:hAnsi="Arial"/>
                 <w:b/>
                 <w:bCs/>
-                <w:color w:val="FFC107"/>
-                <w:sz w:val="18"/>
-                <w:szCs w:val="18"/>
-              </w:rPr>
-              <w:t xml:space="preserve">MEDIUM</w:t>
+                <w:color w:val="666666"/>
+                <w:sz w:val="18"/>
+                <w:szCs w:val="18"/>
+              </w:rPr>
+              <w:t xml:space="preserve">LOW</w:t>
             </w:r>
           </w:p>
         </w:tc>
@@ -9281,7 +9281,7 @@
                 <w:sz w:val="18"/>
                 <w:szCs w:val="18"/>
               </w:rPr>
-              <w:t xml:space="preserve">3.0%</w:t>
+              <w:t xml:space="preserve">2.0%</w:t>
             </w:r>
           </w:p>
         </w:tc>
@@ -9734,7 +9734,7 @@
                 <w:sz w:val="18"/>
                 <w:szCs w:val="18"/>
               </w:rPr>
-              <w:t xml:space="preserve">17</w:t>
+              <w:t xml:space="preserve">18</w:t>
             </w:r>
           </w:p>
         </w:tc>
@@ -9768,7 +9768,7 @@
                 <w:sz w:val="18"/>
                 <w:szCs w:val="18"/>
               </w:rPr>
-              <w:t xml:space="preserve">12.2</w:t>
+              <w:t xml:space="preserve">12.9</w:t>
             </w:r>
           </w:p>
         </w:tc>
@@ -9838,7 +9838,7 @@
                 <w:sz w:val="18"/>
                 <w:szCs w:val="18"/>
               </w:rPr>
-              <w:t xml:space="preserve">6</w:t>
+              <w:t xml:space="preserve">7</w:t>
             </w:r>
           </w:p>
         </w:tc>
@@ -10085,7 +10085,7 @@
                 <w:sz w:val="18"/>
                 <w:szCs w:val="18"/>
               </w:rPr>
-              <w:t xml:space="preserve">10.6</w:t>
+              <w:t xml:space="preserve">10.4</w:t>
             </w:r>
           </w:p>
         </w:tc>
@@ -10399,7 +10399,7 @@
                 <w:sz w:val="18"/>
                 <w:szCs w:val="18"/>
               </w:rPr>
-              <w:t xml:space="preserve">10.6</w:t>
+              <w:t xml:space="preserve">10.4</w:t>
             </w:r>
           </w:p>
         </w:tc>
@@ -11342,7 +11342,7 @@
                 <w:sz w:val="18"/>
                 <w:szCs w:val="18"/>
               </w:rPr>
-              <w:t xml:space="preserve">7.8</w:t>
+              <w:t xml:space="preserve">7.5</w:t>
             </w:r>
           </w:p>
         </w:tc>
@@ -11588,7 +11588,7 @@
                 <w:sz w:val="18"/>
                 <w:szCs w:val="18"/>
               </w:rPr>
-              <w:t xml:space="preserve">川崎日航ホテル</w:t>
+              <w:t xml:space="preserve">ホテルコメント横浜関内</w:t>
             </w:r>
           </w:p>
         </w:tc>
@@ -11622,7 +11622,7 @@
                 <w:sz w:val="18"/>
                 <w:szCs w:val="18"/>
               </w:rPr>
-              <w:t xml:space="preserve">7</w:t>
+              <w:t xml:space="preserve">6</w:t>
             </w:r>
           </w:p>
         </w:tc>
@@ -11656,7 +11656,7 @@
                 <w:sz w:val="18"/>
                 <w:szCs w:val="18"/>
               </w:rPr>
-              <w:t xml:space="preserve">5.7</w:t>
+              <w:t xml:space="preserve">5.6</w:t>
             </w:r>
           </w:p>
         </w:tc>
@@ -11669,29 +11669,29 @@
               <w:bottom w:val="single" w:color="CCCCCC" w:sz="1"/>
               <w:right w:val="single" w:color="CCCCCC" w:sz="1"/>
             </w:tcBorders>
-            <w:shd w:fill="FFCDD2" w:val="clear"/>
-            <w:tcMar>
-              <w:top w:type="dxa" w:w="80"/>
-              <w:left w:type="dxa" w:w="120"/>
-              <w:bottom w:type="dxa" w:w="80"/>
-              <w:right w:type="dxa" w:w="120"/>
-            </w:tcMar>
-            <w:vAlign w:val="center"/>
-          </w:tcPr>
-          <w:p>
-            <w:pPr>
-              <w:jc w:val="center"/>
-            </w:pPr>
-            <w:r>
-              <w:rPr>
-                <w:rFonts w:ascii="Arial" w:cs="Arial" w:eastAsia="Arial" w:hAnsi="Arial"/>
-                <w:b/>
-                <w:bCs/>
-                <w:color w:val="333333"/>
-                <w:sz w:val="18"/>
-                <w:szCs w:val="18"/>
-              </w:rPr>
-              <w:t xml:space="preserve">6</w:t>
+            <w:shd w:fill="FFE0B2" w:val="clear"/>
+            <w:tcMar>
+              <w:top w:type="dxa" w:w="80"/>
+              <w:left w:type="dxa" w:w="120"/>
+              <w:bottom w:type="dxa" w:w="80"/>
+              <w:right w:type="dxa" w:w="120"/>
+            </w:tcMar>
+            <w:vAlign w:val="center"/>
+          </w:tcPr>
+          <w:p>
+            <w:pPr>
+              <w:jc w:val="center"/>
+            </w:pPr>
+            <w:r>
+              <w:rPr>
+                <w:rFonts w:ascii="Arial" w:cs="Arial" w:eastAsia="Arial" w:hAnsi="Arial"/>
+                <w:b/>
+                <w:bCs/>
+                <w:color w:val="333333"/>
+                <w:sz w:val="18"/>
+                <w:szCs w:val="18"/>
+              </w:rPr>
+              <w:t xml:space="preserve">4</w:t>
             </w:r>
           </w:p>
         </w:tc>
@@ -11726,6 +11726,75 @@
                 <w:sz w:val="18"/>
                 <w:szCs w:val="18"/>
               </w:rPr>
+              <w:t xml:space="preserve">2</w:t>
+            </w:r>
+          </w:p>
+        </w:tc>
+        <w:tc>
+          <w:tcPr>
+            <w:tcW w:type="pct" w:w="9%"/>
+            <w:tcBorders>
+              <w:top w:val="single" w:color="CCCCCC" w:sz="1"/>
+              <w:left w:val="single" w:color="CCCCCC" w:sz="1"/>
+              <w:bottom w:val="single" w:color="CCCCCC" w:sz="1"/>
+              <w:right w:val="single" w:color="CCCCCC" w:sz="1"/>
+            </w:tcBorders>
+            <w:tcMar>
+              <w:top w:type="dxa" w:w="80"/>
+              <w:left w:type="dxa" w:w="120"/>
+              <w:bottom w:type="dxa" w:w="80"/>
+              <w:right w:type="dxa" w:w="120"/>
+            </w:tcMar>
+            <w:vAlign w:val="center"/>
+          </w:tcPr>
+          <w:p>
+            <w:pPr>
+              <w:jc w:val="center"/>
+            </w:pPr>
+            <w:r>
+              <w:rPr>
+                <w:rFonts w:ascii="Arial" w:cs="Arial" w:eastAsia="Arial" w:hAnsi="Arial"/>
+                <w:b w:val="false"/>
+                <w:bCs w:val="false"/>
+                <w:color w:val="333333"/>
+                <w:sz w:val="18"/>
+                <w:szCs w:val="18"/>
+              </w:rPr>
+              <w:t xml:space="preserve">-</w:t>
+            </w:r>
+          </w:p>
+        </w:tc>
+        <w:tc>
+          <w:tcPr>
+            <w:tcW w:type="pct" w:w="9%"/>
+            <w:tcBorders>
+              <w:top w:val="single" w:color="CCCCCC" w:sz="1"/>
+              <w:left w:val="single" w:color="CCCCCC" w:sz="1"/>
+              <w:bottom w:val="single" w:color="CCCCCC" w:sz="1"/>
+              <w:right w:val="single" w:color="CCCCCC" w:sz="1"/>
+            </w:tcBorders>
+            <w:shd w:fill="FFF9C4" w:val="clear"/>
+            <w:tcMar>
+              <w:top w:type="dxa" w:w="80"/>
+              <w:left w:type="dxa" w:w="120"/>
+              <w:bottom w:type="dxa" w:w="80"/>
+              <w:right w:type="dxa" w:w="120"/>
+            </w:tcMar>
+            <w:vAlign w:val="center"/>
+          </w:tcPr>
+          <w:p>
+            <w:pPr>
+              <w:jc w:val="center"/>
+            </w:pPr>
+            <w:r>
+              <w:rPr>
+                <w:rFonts w:ascii="Arial" w:cs="Arial" w:eastAsia="Arial" w:hAnsi="Arial"/>
+                <w:b w:val="false"/>
+                <w:bCs w:val="false"/>
+                <w:color w:val="333333"/>
+                <w:sz w:val="18"/>
+                <w:szCs w:val="18"/>
+              </w:rPr>
               <w:t xml:space="preserve">1</w:t>
             </w:r>
           </w:p>
@@ -11739,96 +11808,29 @@
               <w:bottom w:val="single" w:color="CCCCCC" w:sz="1"/>
               <w:right w:val="single" w:color="CCCCCC" w:sz="1"/>
             </w:tcBorders>
-            <w:tcMar>
-              <w:top w:type="dxa" w:w="80"/>
-              <w:left w:type="dxa" w:w="120"/>
-              <w:bottom w:type="dxa" w:w="80"/>
-              <w:right w:type="dxa" w:w="120"/>
-            </w:tcMar>
-            <w:vAlign w:val="center"/>
-          </w:tcPr>
-          <w:p>
-            <w:pPr>
-              <w:jc w:val="center"/>
-            </w:pPr>
-            <w:r>
-              <w:rPr>
-                <w:rFonts w:ascii="Arial" w:cs="Arial" w:eastAsia="Arial" w:hAnsi="Arial"/>
-                <w:b w:val="false"/>
-                <w:bCs w:val="false"/>
-                <w:color w:val="333333"/>
-                <w:sz w:val="18"/>
-                <w:szCs w:val="18"/>
-              </w:rPr>
-              <w:t xml:space="preserve">-</w:t>
-            </w:r>
-          </w:p>
-        </w:tc>
-        <w:tc>
-          <w:tcPr>
-            <w:tcW w:type="pct" w:w="9%"/>
-            <w:tcBorders>
-              <w:top w:val="single" w:color="CCCCCC" w:sz="1"/>
-              <w:left w:val="single" w:color="CCCCCC" w:sz="1"/>
-              <w:bottom w:val="single" w:color="CCCCCC" w:sz="1"/>
-              <w:right w:val="single" w:color="CCCCCC" w:sz="1"/>
-            </w:tcBorders>
-            <w:tcMar>
-              <w:top w:type="dxa" w:w="80"/>
-              <w:left w:type="dxa" w:w="120"/>
-              <w:bottom w:type="dxa" w:w="80"/>
-              <w:right w:type="dxa" w:w="120"/>
-            </w:tcMar>
-            <w:vAlign w:val="center"/>
-          </w:tcPr>
-          <w:p>
-            <w:pPr>
-              <w:jc w:val="center"/>
-            </w:pPr>
-            <w:r>
-              <w:rPr>
-                <w:rFonts w:ascii="Arial" w:cs="Arial" w:eastAsia="Arial" w:hAnsi="Arial"/>
-                <w:b w:val="false"/>
-                <w:bCs w:val="false"/>
-                <w:color w:val="333333"/>
-                <w:sz w:val="18"/>
-                <w:szCs w:val="18"/>
-              </w:rPr>
-              <w:t xml:space="preserve">-</w:t>
-            </w:r>
-          </w:p>
-        </w:tc>
-        <w:tc>
-          <w:tcPr>
-            <w:tcW w:type="pct" w:w="9%"/>
-            <w:tcBorders>
-              <w:top w:val="single" w:color="CCCCCC" w:sz="1"/>
-              <w:left w:val="single" w:color="CCCCCC" w:sz="1"/>
-              <w:bottom w:val="single" w:color="CCCCCC" w:sz="1"/>
-              <w:right w:val="single" w:color="CCCCCC" w:sz="1"/>
-            </w:tcBorders>
-            <w:tcMar>
-              <w:top w:type="dxa" w:w="80"/>
-              <w:left w:type="dxa" w:w="120"/>
-              <w:bottom w:type="dxa" w:w="80"/>
-              <w:right w:type="dxa" w:w="120"/>
-            </w:tcMar>
-            <w:vAlign w:val="center"/>
-          </w:tcPr>
-          <w:p>
-            <w:pPr>
-              <w:jc w:val="center"/>
-            </w:pPr>
-            <w:r>
-              <w:rPr>
-                <w:rFonts w:ascii="Arial" w:cs="Arial" w:eastAsia="Arial" w:hAnsi="Arial"/>
-                <w:b w:val="false"/>
-                <w:bCs w:val="false"/>
-                <w:color w:val="333333"/>
-                <w:sz w:val="18"/>
-                <w:szCs w:val="18"/>
-              </w:rPr>
-              <w:t xml:space="preserve">-</w:t>
+            <w:shd w:fill="FFF9C4" w:val="clear"/>
+            <w:tcMar>
+              <w:top w:type="dxa" w:w="80"/>
+              <w:left w:type="dxa" w:w="120"/>
+              <w:bottom w:type="dxa" w:w="80"/>
+              <w:right w:type="dxa" w:w="120"/>
+            </w:tcMar>
+            <w:vAlign w:val="center"/>
+          </w:tcPr>
+          <w:p>
+            <w:pPr>
+              <w:jc w:val="center"/>
+            </w:pPr>
+            <w:r>
+              <w:rPr>
+                <w:rFonts w:ascii="Arial" w:cs="Arial" w:eastAsia="Arial" w:hAnsi="Arial"/>
+                <w:b w:val="false"/>
+                <w:bCs w:val="false"/>
+                <w:color w:val="333333"/>
+                <w:sz w:val="18"/>
+                <w:szCs w:val="18"/>
+              </w:rPr>
+              <w:t xml:space="preserve">1</w:t>
             </w:r>
           </w:p>
         </w:tc>
@@ -11899,7 +11901,7 @@
                 <w:sz w:val="18"/>
                 <w:szCs w:val="18"/>
               </w:rPr>
-              <w:t xml:space="preserve">ホテルコメント横浜関内</w:t>
+              <w:t xml:space="preserve">川崎日航ホテル</w:t>
             </w:r>
           </w:p>
         </w:tc>
@@ -11965,11 +11967,11 @@
                 <w:rFonts w:ascii="Arial" w:cs="Arial" w:eastAsia="Arial" w:hAnsi="Arial"/>
                 <w:b w:val="false"/>
                 <w:bCs w:val="false"/>
-                <w:color w:val="FF9800"/>
-                <w:sz w:val="18"/>
-                <w:szCs w:val="18"/>
-              </w:rPr>
-              <w:t xml:space="preserve">5.7</w:t>
+                <w:color w:val="333333"/>
+                <w:sz w:val="18"/>
+                <w:szCs w:val="18"/>
+              </w:rPr>
+              <w:t xml:space="preserve">4.9</w:t>
             </w:r>
           </w:p>
         </w:tc>
@@ -12004,7 +12006,7 @@
                 <w:sz w:val="18"/>
                 <w:szCs w:val="18"/>
               </w:rPr>
-              <w:t xml:space="preserve">4</w:t>
+              <w:t xml:space="preserve">5</w:t>
             </w:r>
           </w:p>
         </w:tc>
@@ -12039,7 +12041,7 @@
                 <w:sz w:val="18"/>
                 <w:szCs w:val="18"/>
               </w:rPr>
-              <w:t xml:space="preserve">2</w:t>
+              <w:t xml:space="preserve">1</w:t>
             </w:r>
           </w:p>
         </w:tc>
@@ -12087,29 +12089,29 @@
               <w:bottom w:val="single" w:color="CCCCCC" w:sz="1"/>
               <w:right w:val="single" w:color="CCCCCC" w:sz="1"/>
             </w:tcBorders>
-            <w:shd w:fill="FFF9C4" w:val="clear"/>
-            <w:tcMar>
-              <w:top w:type="dxa" w:w="80"/>
-              <w:left w:type="dxa" w:w="120"/>
-              <w:bottom w:type="dxa" w:w="80"/>
-              <w:right w:type="dxa" w:w="120"/>
-            </w:tcMar>
-            <w:vAlign w:val="center"/>
-          </w:tcPr>
-          <w:p>
-            <w:pPr>
-              <w:jc w:val="center"/>
-            </w:pPr>
-            <w:r>
-              <w:rPr>
-                <w:rFonts w:ascii="Arial" w:cs="Arial" w:eastAsia="Arial" w:hAnsi="Arial"/>
-                <w:b w:val="false"/>
-                <w:bCs w:val="false"/>
-                <w:color w:val="333333"/>
-                <w:sz w:val="18"/>
-                <w:szCs w:val="18"/>
-              </w:rPr>
-              <w:t xml:space="preserve">1</w:t>
+            <w:shd w:fill="F5F7FA" w:val="clear"/>
+            <w:tcMar>
+              <w:top w:type="dxa" w:w="80"/>
+              <w:left w:type="dxa" w:w="120"/>
+              <w:bottom w:type="dxa" w:w="80"/>
+              <w:right w:type="dxa" w:w="120"/>
+            </w:tcMar>
+            <w:vAlign w:val="center"/>
+          </w:tcPr>
+          <w:p>
+            <w:pPr>
+              <w:jc w:val="center"/>
+            </w:pPr>
+            <w:r>
+              <w:rPr>
+                <w:rFonts w:ascii="Arial" w:cs="Arial" w:eastAsia="Arial" w:hAnsi="Arial"/>
+                <w:b w:val="false"/>
+                <w:bCs w:val="false"/>
+                <w:color w:val="333333"/>
+                <w:sz w:val="18"/>
+                <w:szCs w:val="18"/>
+              </w:rPr>
+              <w:t xml:space="preserve">-</w:t>
             </w:r>
           </w:p>
         </w:tc>
@@ -12122,29 +12124,29 @@
               <w:bottom w:val="single" w:color="CCCCCC" w:sz="1"/>
               <w:right w:val="single" w:color="CCCCCC" w:sz="1"/>
             </w:tcBorders>
-            <w:shd w:fill="FFF9C4" w:val="clear"/>
-            <w:tcMar>
-              <w:top w:type="dxa" w:w="80"/>
-              <w:left w:type="dxa" w:w="120"/>
-              <w:bottom w:type="dxa" w:w="80"/>
-              <w:right w:type="dxa" w:w="120"/>
-            </w:tcMar>
-            <w:vAlign w:val="center"/>
-          </w:tcPr>
-          <w:p>
-            <w:pPr>
-              <w:jc w:val="center"/>
-            </w:pPr>
-            <w:r>
-              <w:rPr>
-                <w:rFonts w:ascii="Arial" w:cs="Arial" w:eastAsia="Arial" w:hAnsi="Arial"/>
-                <w:b w:val="false"/>
-                <w:bCs w:val="false"/>
-                <w:color w:val="333333"/>
-                <w:sz w:val="18"/>
-                <w:szCs w:val="18"/>
-              </w:rPr>
-              <w:t xml:space="preserve">1</w:t>
+            <w:shd w:fill="F5F7FA" w:val="clear"/>
+            <w:tcMar>
+              <w:top w:type="dxa" w:w="80"/>
+              <w:left w:type="dxa" w:w="120"/>
+              <w:bottom w:type="dxa" w:w="80"/>
+              <w:right w:type="dxa" w:w="120"/>
+            </w:tcMar>
+            <w:vAlign w:val="center"/>
+          </w:tcPr>
+          <w:p>
+            <w:pPr>
+              <w:jc w:val="center"/>
+            </w:pPr>
+            <w:r>
+              <w:rPr>
+                <w:rFonts w:ascii="Arial" w:cs="Arial" w:eastAsia="Arial" w:hAnsi="Arial"/>
+                <w:b w:val="false"/>
+                <w:bCs w:val="false"/>
+                <w:color w:val="333333"/>
+                <w:sz w:val="18"/>
+                <w:szCs w:val="18"/>
+              </w:rPr>
+              <w:t xml:space="preserve">-</w:t>
             </w:r>
           </w:p>
         </w:tc>
@@ -12215,7 +12217,7 @@
                 <w:sz w:val="18"/>
                 <w:szCs w:val="18"/>
               </w:rPr>
-              <w:t xml:space="preserve">ハートンホテル東品川</w:t>
+              <w:t xml:space="preserve">コンフォートホテル成田</w:t>
             </w:r>
           </w:p>
         </w:tc>
@@ -12249,7 +12251,7 @@
                 <w:sz w:val="18"/>
                 <w:szCs w:val="18"/>
               </w:rPr>
-              <w:t xml:space="preserve">6</w:t>
+              <w:t xml:space="preserve">5</w:t>
             </w:r>
           </w:p>
         </w:tc>
@@ -12283,7 +12285,7 @@
                 <w:sz w:val="18"/>
                 <w:szCs w:val="18"/>
               </w:rPr>
-              <w:t xml:space="preserve">4.3</w:t>
+              <w:t xml:space="preserve">4.1</w:t>
             </w:r>
           </w:p>
         </w:tc>
@@ -12400,28 +12402,29 @@
               <w:bottom w:val="single" w:color="CCCCCC" w:sz="1"/>
               <w:right w:val="single" w:color="CCCCCC" w:sz="1"/>
             </w:tcBorders>
-            <w:tcMar>
-              <w:top w:type="dxa" w:w="80"/>
-              <w:left w:type="dxa" w:w="120"/>
-              <w:bottom w:type="dxa" w:w="80"/>
-              <w:right w:type="dxa" w:w="120"/>
-            </w:tcMar>
-            <w:vAlign w:val="center"/>
-          </w:tcPr>
-          <w:p>
-            <w:pPr>
-              <w:jc w:val="center"/>
-            </w:pPr>
-            <w:r>
-              <w:rPr>
-                <w:rFonts w:ascii="Arial" w:cs="Arial" w:eastAsia="Arial" w:hAnsi="Arial"/>
-                <w:b w:val="false"/>
-                <w:bCs w:val="false"/>
-                <w:color w:val="333333"/>
-                <w:sz w:val="18"/>
-                <w:szCs w:val="18"/>
-              </w:rPr>
-              <w:t xml:space="preserve">-</w:t>
+            <w:shd w:fill="FFF9C4" w:val="clear"/>
+            <w:tcMar>
+              <w:top w:type="dxa" w:w="80"/>
+              <w:left w:type="dxa" w:w="120"/>
+              <w:bottom w:type="dxa" w:w="80"/>
+              <w:right w:type="dxa" w:w="120"/>
+            </w:tcMar>
+            <w:vAlign w:val="center"/>
+          </w:tcPr>
+          <w:p>
+            <w:pPr>
+              <w:jc w:val="center"/>
+            </w:pPr>
+            <w:r>
+              <w:rPr>
+                <w:rFonts w:ascii="Arial" w:cs="Arial" w:eastAsia="Arial" w:hAnsi="Arial"/>
+                <w:b w:val="false"/>
+                <w:bCs w:val="false"/>
+                <w:color w:val="333333"/>
+                <w:sz w:val="18"/>
+                <w:szCs w:val="18"/>
+              </w:rPr>
+              <w:t xml:space="preserve">2</w:t>
             </w:r>
           </w:p>
         </w:tc>
@@ -12598,7 +12601,7 @@
                 <w:sz w:val="18"/>
                 <w:szCs w:val="18"/>
               </w:rPr>
-              <w:t xml:space="preserve">3.9</w:t>
+              <w:t xml:space="preserve">3.8</w:t>
             </w:r>
           </w:p>
         </w:tc>
@@ -12844,7 +12847,7 @@
                 <w:sz w:val="18"/>
                 <w:szCs w:val="18"/>
               </w:rPr>
-              <w:t xml:space="preserve">ホテルケヤキゲート東京府中</w:t>
+              <w:t xml:space="preserve">ハートンホテル東品川</w:t>
             </w:r>
           </w:p>
         </w:tc>
@@ -12878,46 +12881,81 @@
                 <w:sz w:val="18"/>
                 <w:szCs w:val="18"/>
               </w:rPr>
+              <w:t xml:space="preserve">5</w:t>
+            </w:r>
+          </w:p>
+        </w:tc>
+        <w:tc>
+          <w:tcPr>
+            <w:tcW w:type="pct" w:w="12%"/>
+            <w:tcBorders>
+              <w:top w:val="single" w:color="CCCCCC" w:sz="1"/>
+              <w:left w:val="single" w:color="CCCCCC" w:sz="1"/>
+              <w:bottom w:val="single" w:color="CCCCCC" w:sz="1"/>
+              <w:right w:val="single" w:color="CCCCCC" w:sz="1"/>
+            </w:tcBorders>
+            <w:tcMar>
+              <w:top w:type="dxa" w:w="80"/>
+              <w:left w:type="dxa" w:w="120"/>
+              <w:bottom w:type="dxa" w:w="80"/>
+              <w:right w:type="dxa" w:w="120"/>
+            </w:tcMar>
+            <w:vAlign w:val="center"/>
+          </w:tcPr>
+          <w:p>
+            <w:pPr>
+              <w:jc w:val="center"/>
+            </w:pPr>
+            <w:r>
+              <w:rPr>
+                <w:rFonts w:ascii="Arial" w:cs="Arial" w:eastAsia="Arial" w:hAnsi="Arial"/>
+                <w:b w:val="false"/>
+                <w:bCs w:val="false"/>
+                <w:color w:val="333333"/>
+                <w:sz w:val="18"/>
+                <w:szCs w:val="18"/>
+              </w:rPr>
+              <w:t xml:space="preserve">3.6</w:t>
+            </w:r>
+          </w:p>
+        </w:tc>
+        <w:tc>
+          <w:tcPr>
+            <w:tcW w:type="pct" w:w="9%"/>
+            <w:tcBorders>
+              <w:top w:val="single" w:color="CCCCCC" w:sz="1"/>
+              <w:left w:val="single" w:color="CCCCCC" w:sz="1"/>
+              <w:bottom w:val="single" w:color="CCCCCC" w:sz="1"/>
+              <w:right w:val="single" w:color="CCCCCC" w:sz="1"/>
+            </w:tcBorders>
+            <w:shd w:fill="FFE0B2" w:val="clear"/>
+            <w:tcMar>
+              <w:top w:type="dxa" w:w="80"/>
+              <w:left w:type="dxa" w:w="120"/>
+              <w:bottom w:type="dxa" w:w="80"/>
+              <w:right w:type="dxa" w:w="120"/>
+            </w:tcMar>
+            <w:vAlign w:val="center"/>
+          </w:tcPr>
+          <w:p>
+            <w:pPr>
+              <w:jc w:val="center"/>
+            </w:pPr>
+            <w:r>
+              <w:rPr>
+                <w:rFonts w:ascii="Arial" w:cs="Arial" w:eastAsia="Arial" w:hAnsi="Arial"/>
+                <w:b/>
+                <w:bCs/>
+                <w:color w:val="333333"/>
+                <w:sz w:val="18"/>
+                <w:szCs w:val="18"/>
+              </w:rPr>
               <w:t xml:space="preserve">3</w:t>
             </w:r>
           </w:p>
         </w:tc>
         <w:tc>
           <w:tcPr>
-            <w:tcW w:type="pct" w:w="12%"/>
-            <w:tcBorders>
-              <w:top w:val="single" w:color="CCCCCC" w:sz="1"/>
-              <w:left w:val="single" w:color="CCCCCC" w:sz="1"/>
-              <w:bottom w:val="single" w:color="CCCCCC" w:sz="1"/>
-              <w:right w:val="single" w:color="CCCCCC" w:sz="1"/>
-            </w:tcBorders>
-            <w:tcMar>
-              <w:top w:type="dxa" w:w="80"/>
-              <w:left w:type="dxa" w:w="120"/>
-              <w:bottom w:type="dxa" w:w="80"/>
-              <w:right w:type="dxa" w:w="120"/>
-            </w:tcMar>
-            <w:vAlign w:val="center"/>
-          </w:tcPr>
-          <w:p>
-            <w:pPr>
-              <w:jc w:val="center"/>
-            </w:pPr>
-            <w:r>
-              <w:rPr>
-                <w:rFonts w:ascii="Arial" w:cs="Arial" w:eastAsia="Arial" w:hAnsi="Arial"/>
-                <w:b w:val="false"/>
-                <w:bCs w:val="false"/>
-                <w:color w:val="333333"/>
-                <w:sz w:val="18"/>
-                <w:szCs w:val="18"/>
-              </w:rPr>
-              <w:t xml:space="preserve">3.6</w:t>
-            </w:r>
-          </w:p>
-        </w:tc>
-        <w:tc>
-          <w:tcPr>
             <w:tcW w:type="pct" w:w="9%"/>
             <w:tcBorders>
               <w:top w:val="single" w:color="CCCCCC" w:sz="1"/>
@@ -13028,62 +13066,29 @@
               <w:bottom w:val="single" w:color="CCCCCC" w:sz="1"/>
               <w:right w:val="single" w:color="CCCCCC" w:sz="1"/>
             </w:tcBorders>
-            <w:tcMar>
-              <w:top w:type="dxa" w:w="80"/>
-              <w:left w:type="dxa" w:w="120"/>
-              <w:bottom w:type="dxa" w:w="80"/>
-              <w:right w:type="dxa" w:w="120"/>
-            </w:tcMar>
-            <w:vAlign w:val="center"/>
-          </w:tcPr>
-          <w:p>
-            <w:pPr>
-              <w:jc w:val="center"/>
-            </w:pPr>
-            <w:r>
-              <w:rPr>
-                <w:rFonts w:ascii="Arial" w:cs="Arial" w:eastAsia="Arial" w:hAnsi="Arial"/>
-                <w:b w:val="false"/>
-                <w:bCs w:val="false"/>
-                <w:color w:val="333333"/>
-                <w:sz w:val="18"/>
-                <w:szCs w:val="18"/>
-              </w:rPr>
-              <w:t xml:space="preserve">-</w:t>
-            </w:r>
-          </w:p>
-        </w:tc>
-        <w:tc>
-          <w:tcPr>
-            <w:tcW w:type="pct" w:w="9%"/>
-            <w:tcBorders>
-              <w:top w:val="single" w:color="CCCCCC" w:sz="1"/>
-              <w:left w:val="single" w:color="CCCCCC" w:sz="1"/>
-              <w:bottom w:val="single" w:color="CCCCCC" w:sz="1"/>
-              <w:right w:val="single" w:color="CCCCCC" w:sz="1"/>
-            </w:tcBorders>
-            <w:tcMar>
-              <w:top w:type="dxa" w:w="80"/>
-              <w:left w:type="dxa" w:w="120"/>
-              <w:bottom w:type="dxa" w:w="80"/>
-              <w:right w:type="dxa" w:w="120"/>
-            </w:tcMar>
-            <w:vAlign w:val="center"/>
-          </w:tcPr>
-          <w:p>
-            <w:pPr>
-              <w:jc w:val="center"/>
-            </w:pPr>
-            <w:r>
-              <w:rPr>
-                <w:rFonts w:ascii="Arial" w:cs="Arial" w:eastAsia="Arial" w:hAnsi="Arial"/>
-                <w:b w:val="false"/>
-                <w:bCs w:val="false"/>
-                <w:color w:val="333333"/>
-                <w:sz w:val="18"/>
-                <w:szCs w:val="18"/>
-              </w:rPr>
-              <w:t xml:space="preserve">-</w:t>
+            <w:shd w:fill="FFF9C4" w:val="clear"/>
+            <w:tcMar>
+              <w:top w:type="dxa" w:w="80"/>
+              <w:left w:type="dxa" w:w="120"/>
+              <w:bottom w:type="dxa" w:w="80"/>
+              <w:right w:type="dxa" w:w="120"/>
+            </w:tcMar>
+            <w:vAlign w:val="center"/>
+          </w:tcPr>
+          <w:p>
+            <w:pPr>
+              <w:jc w:val="center"/>
+            </w:pPr>
+            <w:r>
+              <w:rPr>
+                <w:rFonts w:ascii="Arial" w:cs="Arial" w:eastAsia="Arial" w:hAnsi="Arial"/>
+                <w:b w:val="false"/>
+                <w:bCs w:val="false"/>
+                <w:color w:val="333333"/>
+                <w:sz w:val="18"/>
+                <w:szCs w:val="18"/>
+              </w:rPr>
+              <w:t xml:space="preserve">1</w:t>
             </w:r>
           </w:p>
         </w:tc>
@@ -13155,7 +13160,7 @@
                 <w:sz w:val="18"/>
                 <w:szCs w:val="18"/>
               </w:rPr>
-              <w:t xml:space="preserve">アパホテル相模原橋本駅東</w:t>
+              <w:t xml:space="preserve">ホテルケヤキゲート東京府中</w:t>
             </w:r>
           </w:p>
         </w:tc>
@@ -13190,13 +13195,83 @@
                 <w:sz w:val="18"/>
                 <w:szCs w:val="18"/>
               </w:rPr>
+              <w:t xml:space="preserve">3</w:t>
+            </w:r>
+          </w:p>
+        </w:tc>
+        <w:tc>
+          <w:tcPr>
+            <w:tcW w:type="pct" w:w="12%"/>
+            <w:tcBorders>
+              <w:top w:val="single" w:color="CCCCCC" w:sz="1"/>
+              <w:left w:val="single" w:color="CCCCCC" w:sz="1"/>
+              <w:bottom w:val="single" w:color="CCCCCC" w:sz="1"/>
+              <w:right w:val="single" w:color="CCCCCC" w:sz="1"/>
+            </w:tcBorders>
+            <w:shd w:fill="F5F7FA" w:val="clear"/>
+            <w:tcMar>
+              <w:top w:type="dxa" w:w="80"/>
+              <w:left w:type="dxa" w:w="120"/>
+              <w:bottom w:type="dxa" w:w="80"/>
+              <w:right w:type="dxa" w:w="120"/>
+            </w:tcMar>
+            <w:vAlign w:val="center"/>
+          </w:tcPr>
+          <w:p>
+            <w:pPr>
+              <w:jc w:val="center"/>
+            </w:pPr>
+            <w:r>
+              <w:rPr>
+                <w:rFonts w:ascii="Arial" w:cs="Arial" w:eastAsia="Arial" w:hAnsi="Arial"/>
+                <w:b w:val="false"/>
+                <w:bCs w:val="false"/>
+                <w:color w:val="333333"/>
+                <w:sz w:val="18"/>
+                <w:szCs w:val="18"/>
+              </w:rPr>
+              <w:t xml:space="preserve">3.6</w:t>
+            </w:r>
+          </w:p>
+        </w:tc>
+        <w:tc>
+          <w:tcPr>
+            <w:tcW w:type="pct" w:w="9%"/>
+            <w:tcBorders>
+              <w:top w:val="single" w:color="CCCCCC" w:sz="1"/>
+              <w:left w:val="single" w:color="CCCCCC" w:sz="1"/>
+              <w:bottom w:val="single" w:color="CCCCCC" w:sz="1"/>
+              <w:right w:val="single" w:color="CCCCCC" w:sz="1"/>
+            </w:tcBorders>
+            <w:shd w:fill="FFF9C4" w:val="clear"/>
+            <w:tcMar>
+              <w:top w:type="dxa" w:w="80"/>
+              <w:left w:type="dxa" w:w="120"/>
+              <w:bottom w:type="dxa" w:w="80"/>
+              <w:right w:type="dxa" w:w="120"/>
+            </w:tcMar>
+            <w:vAlign w:val="center"/>
+          </w:tcPr>
+          <w:p>
+            <w:pPr>
+              <w:jc w:val="center"/>
+            </w:pPr>
+            <w:r>
+              <w:rPr>
+                <w:rFonts w:ascii="Arial" w:cs="Arial" w:eastAsia="Arial" w:hAnsi="Arial"/>
+                <w:b w:val="false"/>
+                <w:bCs w:val="false"/>
+                <w:color w:val="333333"/>
+                <w:sz w:val="18"/>
+                <w:szCs w:val="18"/>
+              </w:rPr>
               <w:t xml:space="preserve">2</w:t>
             </w:r>
           </w:p>
         </w:tc>
         <w:tc>
           <w:tcPr>
-            <w:tcW w:type="pct" w:w="12%"/>
+            <w:tcW w:type="pct" w:w="9%"/>
             <w:tcBorders>
               <w:top w:val="single" w:color="CCCCCC" w:sz="1"/>
               <w:left w:val="single" w:color="CCCCCC" w:sz="1"/>
@@ -13225,7 +13300,7 @@
                 <w:sz w:val="18"/>
                 <w:szCs w:val="18"/>
               </w:rPr>
-              <w:t xml:space="preserve">3.6</w:t>
+              <w:t xml:space="preserve">-</w:t>
             </w:r>
           </w:p>
         </w:tc>
@@ -13238,6 +13313,111 @@
               <w:bottom w:val="single" w:color="CCCCCC" w:sz="1"/>
               <w:right w:val="single" w:color="CCCCCC" w:sz="1"/>
             </w:tcBorders>
+            <w:shd w:fill="F5F7FA" w:val="clear"/>
+            <w:tcMar>
+              <w:top w:type="dxa" w:w="80"/>
+              <w:left w:type="dxa" w:w="120"/>
+              <w:bottom w:type="dxa" w:w="80"/>
+              <w:right w:type="dxa" w:w="120"/>
+            </w:tcMar>
+            <w:vAlign w:val="center"/>
+          </w:tcPr>
+          <w:p>
+            <w:pPr>
+              <w:jc w:val="center"/>
+            </w:pPr>
+            <w:r>
+              <w:rPr>
+                <w:rFonts w:ascii="Arial" w:cs="Arial" w:eastAsia="Arial" w:hAnsi="Arial"/>
+                <w:b w:val="false"/>
+                <w:bCs w:val="false"/>
+                <w:color w:val="333333"/>
+                <w:sz w:val="18"/>
+                <w:szCs w:val="18"/>
+              </w:rPr>
+              <w:t xml:space="preserve">-</w:t>
+            </w:r>
+          </w:p>
+        </w:tc>
+        <w:tc>
+          <w:tcPr>
+            <w:tcW w:type="pct" w:w="9%"/>
+            <w:tcBorders>
+              <w:top w:val="single" w:color="CCCCCC" w:sz="1"/>
+              <w:left w:val="single" w:color="CCCCCC" w:sz="1"/>
+              <w:bottom w:val="single" w:color="CCCCCC" w:sz="1"/>
+              <w:right w:val="single" w:color="CCCCCC" w:sz="1"/>
+            </w:tcBorders>
+            <w:shd w:fill="F5F7FA" w:val="clear"/>
+            <w:tcMar>
+              <w:top w:type="dxa" w:w="80"/>
+              <w:left w:type="dxa" w:w="120"/>
+              <w:bottom w:type="dxa" w:w="80"/>
+              <w:right w:type="dxa" w:w="120"/>
+            </w:tcMar>
+            <w:vAlign w:val="center"/>
+          </w:tcPr>
+          <w:p>
+            <w:pPr>
+              <w:jc w:val="center"/>
+            </w:pPr>
+            <w:r>
+              <w:rPr>
+                <w:rFonts w:ascii="Arial" w:cs="Arial" w:eastAsia="Arial" w:hAnsi="Arial"/>
+                <w:b w:val="false"/>
+                <w:bCs w:val="false"/>
+                <w:color w:val="333333"/>
+                <w:sz w:val="18"/>
+                <w:szCs w:val="18"/>
+              </w:rPr>
+              <w:t xml:space="preserve">-</w:t>
+            </w:r>
+          </w:p>
+        </w:tc>
+        <w:tc>
+          <w:tcPr>
+            <w:tcW w:type="pct" w:w="9%"/>
+            <w:tcBorders>
+              <w:top w:val="single" w:color="CCCCCC" w:sz="1"/>
+              <w:left w:val="single" w:color="CCCCCC" w:sz="1"/>
+              <w:bottom w:val="single" w:color="CCCCCC" w:sz="1"/>
+              <w:right w:val="single" w:color="CCCCCC" w:sz="1"/>
+            </w:tcBorders>
+            <w:shd w:fill="F5F7FA" w:val="clear"/>
+            <w:tcMar>
+              <w:top w:type="dxa" w:w="80"/>
+              <w:left w:type="dxa" w:w="120"/>
+              <w:bottom w:type="dxa" w:w="80"/>
+              <w:right w:type="dxa" w:w="120"/>
+            </w:tcMar>
+            <w:vAlign w:val="center"/>
+          </w:tcPr>
+          <w:p>
+            <w:pPr>
+              <w:jc w:val="center"/>
+            </w:pPr>
+            <w:r>
+              <w:rPr>
+                <w:rFonts w:ascii="Arial" w:cs="Arial" w:eastAsia="Arial" w:hAnsi="Arial"/>
+                <w:b w:val="false"/>
+                <w:bCs w:val="false"/>
+                <w:color w:val="333333"/>
+                <w:sz w:val="18"/>
+                <w:szCs w:val="18"/>
+              </w:rPr>
+              <w:t xml:space="preserve">-</w:t>
+            </w:r>
+          </w:p>
+        </w:tc>
+        <w:tc>
+          <w:tcPr>
+            <w:tcW w:type="pct" w:w="9%"/>
+            <w:tcBorders>
+              <w:top w:val="single" w:color="CCCCCC" w:sz="1"/>
+              <w:left w:val="single" w:color="CCCCCC" w:sz="1"/>
+              <w:bottom w:val="single" w:color="CCCCCC" w:sz="1"/>
+              <w:right w:val="single" w:color="CCCCCC" w:sz="1"/>
+            </w:tcBorders>
             <w:shd w:fill="FFF9C4" w:val="clear"/>
             <w:tcMar>
               <w:top w:type="dxa" w:w="80"/>
@@ -13260,182 +13440,7 @@
                 <w:sz w:val="18"/>
                 <w:szCs w:val="18"/>
               </w:rPr>
-              <w:t xml:space="preserve">2</w:t>
-            </w:r>
-          </w:p>
-        </w:tc>
-        <w:tc>
-          <w:tcPr>
-            <w:tcW w:type="pct" w:w="9%"/>
-            <w:tcBorders>
-              <w:top w:val="single" w:color="CCCCCC" w:sz="1"/>
-              <w:left w:val="single" w:color="CCCCCC" w:sz="1"/>
-              <w:bottom w:val="single" w:color="CCCCCC" w:sz="1"/>
-              <w:right w:val="single" w:color="CCCCCC" w:sz="1"/>
-            </w:tcBorders>
-            <w:shd w:fill="F5F7FA" w:val="clear"/>
-            <w:tcMar>
-              <w:top w:type="dxa" w:w="80"/>
-              <w:left w:type="dxa" w:w="120"/>
-              <w:bottom w:type="dxa" w:w="80"/>
-              <w:right w:type="dxa" w:w="120"/>
-            </w:tcMar>
-            <w:vAlign w:val="center"/>
-          </w:tcPr>
-          <w:p>
-            <w:pPr>
-              <w:jc w:val="center"/>
-            </w:pPr>
-            <w:r>
-              <w:rPr>
-                <w:rFonts w:ascii="Arial" w:cs="Arial" w:eastAsia="Arial" w:hAnsi="Arial"/>
-                <w:b w:val="false"/>
-                <w:bCs w:val="false"/>
-                <w:color w:val="333333"/>
-                <w:sz w:val="18"/>
-                <w:szCs w:val="18"/>
-              </w:rPr>
-              <w:t xml:space="preserve">-</w:t>
-            </w:r>
-          </w:p>
-        </w:tc>
-        <w:tc>
-          <w:tcPr>
-            <w:tcW w:type="pct" w:w="9%"/>
-            <w:tcBorders>
-              <w:top w:val="single" w:color="CCCCCC" w:sz="1"/>
-              <w:left w:val="single" w:color="CCCCCC" w:sz="1"/>
-              <w:bottom w:val="single" w:color="CCCCCC" w:sz="1"/>
-              <w:right w:val="single" w:color="CCCCCC" w:sz="1"/>
-            </w:tcBorders>
-            <w:shd w:fill="F5F7FA" w:val="clear"/>
-            <w:tcMar>
-              <w:top w:type="dxa" w:w="80"/>
-              <w:left w:type="dxa" w:w="120"/>
-              <w:bottom w:type="dxa" w:w="80"/>
-              <w:right w:type="dxa" w:w="120"/>
-            </w:tcMar>
-            <w:vAlign w:val="center"/>
-          </w:tcPr>
-          <w:p>
-            <w:pPr>
-              <w:jc w:val="center"/>
-            </w:pPr>
-            <w:r>
-              <w:rPr>
-                <w:rFonts w:ascii="Arial" w:cs="Arial" w:eastAsia="Arial" w:hAnsi="Arial"/>
-                <w:b w:val="false"/>
-                <w:bCs w:val="false"/>
-                <w:color w:val="333333"/>
-                <w:sz w:val="18"/>
-                <w:szCs w:val="18"/>
-              </w:rPr>
-              <w:t xml:space="preserve">-</w:t>
-            </w:r>
-          </w:p>
-        </w:tc>
-        <w:tc>
-          <w:tcPr>
-            <w:tcW w:type="pct" w:w="9%"/>
-            <w:tcBorders>
-              <w:top w:val="single" w:color="CCCCCC" w:sz="1"/>
-              <w:left w:val="single" w:color="CCCCCC" w:sz="1"/>
-              <w:bottom w:val="single" w:color="CCCCCC" w:sz="1"/>
-              <w:right w:val="single" w:color="CCCCCC" w:sz="1"/>
-            </w:tcBorders>
-            <w:shd w:fill="F5F7FA" w:val="clear"/>
-            <w:tcMar>
-              <w:top w:type="dxa" w:w="80"/>
-              <w:left w:type="dxa" w:w="120"/>
-              <w:bottom w:type="dxa" w:w="80"/>
-              <w:right w:type="dxa" w:w="120"/>
-            </w:tcMar>
-            <w:vAlign w:val="center"/>
-          </w:tcPr>
-          <w:p>
-            <w:pPr>
-              <w:jc w:val="center"/>
-            </w:pPr>
-            <w:r>
-              <w:rPr>
-                <w:rFonts w:ascii="Arial" w:cs="Arial" w:eastAsia="Arial" w:hAnsi="Arial"/>
-                <w:b w:val="false"/>
-                <w:bCs w:val="false"/>
-                <w:color w:val="333333"/>
-                <w:sz w:val="18"/>
-                <w:szCs w:val="18"/>
-              </w:rPr>
-              <w:t xml:space="preserve">-</w:t>
-            </w:r>
-          </w:p>
-        </w:tc>
-        <w:tc>
-          <w:tcPr>
-            <w:tcW w:type="pct" w:w="9%"/>
-            <w:tcBorders>
-              <w:top w:val="single" w:color="CCCCCC" w:sz="1"/>
-              <w:left w:val="single" w:color="CCCCCC" w:sz="1"/>
-              <w:bottom w:val="single" w:color="CCCCCC" w:sz="1"/>
-              <w:right w:val="single" w:color="CCCCCC" w:sz="1"/>
-            </w:tcBorders>
-            <w:shd w:fill="F5F7FA" w:val="clear"/>
-            <w:tcMar>
-              <w:top w:type="dxa" w:w="80"/>
-              <w:left w:type="dxa" w:w="120"/>
-              <w:bottom w:type="dxa" w:w="80"/>
-              <w:right w:type="dxa" w:w="120"/>
-            </w:tcMar>
-            <w:vAlign w:val="center"/>
-          </w:tcPr>
-          <w:p>
-            <w:pPr>
-              <w:jc w:val="center"/>
-            </w:pPr>
-            <w:r>
-              <w:rPr>
-                <w:rFonts w:ascii="Arial" w:cs="Arial" w:eastAsia="Arial" w:hAnsi="Arial"/>
-                <w:b w:val="false"/>
-                <w:bCs w:val="false"/>
-                <w:color w:val="333333"/>
-                <w:sz w:val="18"/>
-                <w:szCs w:val="18"/>
-              </w:rPr>
-              <w:t xml:space="preserve">-</w:t>
-            </w:r>
-          </w:p>
-        </w:tc>
-        <w:tc>
-          <w:tcPr>
-            <w:tcW w:type="pct" w:w="9%"/>
-            <w:tcBorders>
-              <w:top w:val="single" w:color="CCCCCC" w:sz="1"/>
-              <w:left w:val="single" w:color="CCCCCC" w:sz="1"/>
-              <w:bottom w:val="single" w:color="CCCCCC" w:sz="1"/>
-              <w:right w:val="single" w:color="CCCCCC" w:sz="1"/>
-            </w:tcBorders>
-            <w:shd w:fill="F5F7FA" w:val="clear"/>
-            <w:tcMar>
-              <w:top w:type="dxa" w:w="80"/>
-              <w:left w:type="dxa" w:w="120"/>
-              <w:bottom w:type="dxa" w:w="80"/>
-              <w:right w:type="dxa" w:w="120"/>
-            </w:tcMar>
-            <w:vAlign w:val="center"/>
-          </w:tcPr>
-          <w:p>
-            <w:pPr>
-              <w:jc w:val="center"/>
-            </w:pPr>
-            <w:r>
-              <w:rPr>
-                <w:rFonts w:ascii="Arial" w:cs="Arial" w:eastAsia="Arial" w:hAnsi="Arial"/>
-                <w:b w:val="false"/>
-                <w:bCs w:val="false"/>
-                <w:color w:val="333333"/>
-                <w:sz w:val="18"/>
-                <w:szCs w:val="18"/>
-              </w:rPr>
-              <w:t xml:space="preserve">-</w:t>
+              <w:t xml:space="preserve">1</w:t>
             </w:r>
           </w:p>
         </w:tc>
@@ -13471,7 +13476,7 @@
                 <w:sz w:val="18"/>
                 <w:szCs w:val="18"/>
               </w:rPr>
-              <w:t xml:space="preserve">コンフォートホテル成田</w:t>
+              <w:t xml:space="preserve">アパホテル相模原橋本駅東</w:t>
             </w:r>
           </w:p>
         </w:tc>
@@ -13505,7 +13510,7 @@
                 <w:sz w:val="18"/>
                 <w:szCs w:val="18"/>
               </w:rPr>
-              <w:t xml:space="preserve">4</w:t>
+              <w:t xml:space="preserve">2</w:t>
             </w:r>
           </w:p>
         </w:tc>
@@ -13539,7 +13544,7 @@
                 <w:sz w:val="18"/>
                 <w:szCs w:val="18"/>
               </w:rPr>
-              <w:t xml:space="preserve">3.3</w:t>
+              <w:t xml:space="preserve">3.4</w:t>
             </w:r>
           </w:p>
         </w:tc>
@@ -13552,29 +13557,29 @@
               <w:bottom w:val="single" w:color="CCCCCC" w:sz="1"/>
               <w:right w:val="single" w:color="CCCCCC" w:sz="1"/>
             </w:tcBorders>
-            <w:shd w:fill="FFE0B2" w:val="clear"/>
-            <w:tcMar>
-              <w:top w:type="dxa" w:w="80"/>
-              <w:left w:type="dxa" w:w="120"/>
-              <w:bottom w:type="dxa" w:w="80"/>
-              <w:right w:type="dxa" w:w="120"/>
-            </w:tcMar>
-            <w:vAlign w:val="center"/>
-          </w:tcPr>
-          <w:p>
-            <w:pPr>
-              <w:jc w:val="center"/>
-            </w:pPr>
-            <w:r>
-              <w:rPr>
-                <w:rFonts w:ascii="Arial" w:cs="Arial" w:eastAsia="Arial" w:hAnsi="Arial"/>
-                <w:b/>
-                <w:bCs/>
-                <w:color w:val="333333"/>
-                <w:sz w:val="18"/>
-                <w:szCs w:val="18"/>
-              </w:rPr>
-              <w:t xml:space="preserve">3</w:t>
+            <w:shd w:fill="FFF9C4" w:val="clear"/>
+            <w:tcMar>
+              <w:top w:type="dxa" w:w="80"/>
+              <w:left w:type="dxa" w:w="120"/>
+              <w:bottom w:type="dxa" w:w="80"/>
+              <w:right w:type="dxa" w:w="120"/>
+            </w:tcMar>
+            <w:vAlign w:val="center"/>
+          </w:tcPr>
+          <w:p>
+            <w:pPr>
+              <w:jc w:val="center"/>
+            </w:pPr>
+            <w:r>
+              <w:rPr>
+                <w:rFonts w:ascii="Arial" w:cs="Arial" w:eastAsia="Arial" w:hAnsi="Arial"/>
+                <w:b w:val="false"/>
+                <w:bCs w:val="false"/>
+                <w:color w:val="333333"/>
+                <w:sz w:val="18"/>
+                <w:szCs w:val="18"/>
+              </w:rPr>
+              <w:t xml:space="preserve">2</w:t>
             </w:r>
           </w:p>
         </w:tc>
@@ -13587,29 +13592,28 @@
               <w:bottom w:val="single" w:color="CCCCCC" w:sz="1"/>
               <w:right w:val="single" w:color="CCCCCC" w:sz="1"/>
             </w:tcBorders>
-            <w:shd w:fill="FFF9C4" w:val="clear"/>
-            <w:tcMar>
-              <w:top w:type="dxa" w:w="80"/>
-              <w:left w:type="dxa" w:w="120"/>
-              <w:bottom w:type="dxa" w:w="80"/>
-              <w:right w:type="dxa" w:w="120"/>
-            </w:tcMar>
-            <w:vAlign w:val="center"/>
-          </w:tcPr>
-          <w:p>
-            <w:pPr>
-              <w:jc w:val="center"/>
-            </w:pPr>
-            <w:r>
-              <w:rPr>
-                <w:rFonts w:ascii="Arial" w:cs="Arial" w:eastAsia="Arial" w:hAnsi="Arial"/>
-                <w:b w:val="false"/>
-                <w:bCs w:val="false"/>
-                <w:color w:val="333333"/>
-                <w:sz w:val="18"/>
-                <w:szCs w:val="18"/>
-              </w:rPr>
-              <w:t xml:space="preserve">2</w:t>
+            <w:tcMar>
+              <w:top w:type="dxa" w:w="80"/>
+              <w:left w:type="dxa" w:w="120"/>
+              <w:bottom w:type="dxa" w:w="80"/>
+              <w:right w:type="dxa" w:w="120"/>
+            </w:tcMar>
+            <w:vAlign w:val="center"/>
+          </w:tcPr>
+          <w:p>
+            <w:pPr>
+              <w:jc w:val="center"/>
+            </w:pPr>
+            <w:r>
+              <w:rPr>
+                <w:rFonts w:ascii="Arial" w:cs="Arial" w:eastAsia="Arial" w:hAnsi="Arial"/>
+                <w:b w:val="false"/>
+                <w:bCs w:val="false"/>
+                <w:color w:val="333333"/>
+                <w:sz w:val="18"/>
+                <w:szCs w:val="18"/>
+              </w:rPr>
+              <w:t xml:space="preserve">-</w:t>
             </w:r>
           </w:p>
         </w:tc>
@@ -13656,29 +13660,28 @@
               <w:bottom w:val="single" w:color="CCCCCC" w:sz="1"/>
               <w:right w:val="single" w:color="CCCCCC" w:sz="1"/>
             </w:tcBorders>
-            <w:shd w:fill="FFF9C4" w:val="clear"/>
-            <w:tcMar>
-              <w:top w:type="dxa" w:w="80"/>
-              <w:left w:type="dxa" w:w="120"/>
-              <w:bottom w:type="dxa" w:w="80"/>
-              <w:right w:type="dxa" w:w="120"/>
-            </w:tcMar>
-            <w:vAlign w:val="center"/>
-          </w:tcPr>
-          <w:p>
-            <w:pPr>
-              <w:jc w:val="center"/>
-            </w:pPr>
-            <w:r>
-              <w:rPr>
-                <w:rFonts w:ascii="Arial" w:cs="Arial" w:eastAsia="Arial" w:hAnsi="Arial"/>
-                <w:b w:val="false"/>
-                <w:bCs w:val="false"/>
-                <w:color w:val="333333"/>
-                <w:sz w:val="18"/>
-                <w:szCs w:val="18"/>
-              </w:rPr>
-              <w:t xml:space="preserve">2</w:t>
+            <w:tcMar>
+              <w:top w:type="dxa" w:w="80"/>
+              <w:left w:type="dxa" w:w="120"/>
+              <w:bottom w:type="dxa" w:w="80"/>
+              <w:right w:type="dxa" w:w="120"/>
+            </w:tcMar>
+            <w:vAlign w:val="center"/>
+          </w:tcPr>
+          <w:p>
+            <w:pPr>
+              <w:jc w:val="center"/>
+            </w:pPr>
+            <w:r>
+              <w:rPr>
+                <w:rFonts w:ascii="Arial" w:cs="Arial" w:eastAsia="Arial" w:hAnsi="Arial"/>
+                <w:b w:val="false"/>
+                <w:bCs w:val="false"/>
+                <w:color w:val="333333"/>
+                <w:sz w:val="18"/>
+                <w:szCs w:val="18"/>
+              </w:rPr>
+              <w:t xml:space="preserve">-</w:t>
             </w:r>
           </w:p>
         </w:tc>
@@ -13691,29 +13694,28 @@
               <w:bottom w:val="single" w:color="CCCCCC" w:sz="1"/>
               <w:right w:val="single" w:color="CCCCCC" w:sz="1"/>
             </w:tcBorders>
-            <w:shd w:fill="FFF9C4" w:val="clear"/>
-            <w:tcMar>
-              <w:top w:type="dxa" w:w="80"/>
-              <w:left w:type="dxa" w:w="120"/>
-              <w:bottom w:type="dxa" w:w="80"/>
-              <w:right w:type="dxa" w:w="120"/>
-            </w:tcMar>
-            <w:vAlign w:val="center"/>
-          </w:tcPr>
-          <w:p>
-            <w:pPr>
-              <w:jc w:val="center"/>
-            </w:pPr>
-            <w:r>
-              <w:rPr>
-                <w:rFonts w:ascii="Arial" w:cs="Arial" w:eastAsia="Arial" w:hAnsi="Arial"/>
-                <w:b w:val="false"/>
-                <w:bCs w:val="false"/>
-                <w:color w:val="333333"/>
-                <w:sz w:val="18"/>
-                <w:szCs w:val="18"/>
-              </w:rPr>
-              <w:t xml:space="preserve">1</w:t>
+            <w:tcMar>
+              <w:top w:type="dxa" w:w="80"/>
+              <w:left w:type="dxa" w:w="120"/>
+              <w:bottom w:type="dxa" w:w="80"/>
+              <w:right w:type="dxa" w:w="120"/>
+            </w:tcMar>
+            <w:vAlign w:val="center"/>
+          </w:tcPr>
+          <w:p>
+            <w:pPr>
+              <w:jc w:val="center"/>
+            </w:pPr>
+            <w:r>
+              <w:rPr>
+                <w:rFonts w:ascii="Arial" w:cs="Arial" w:eastAsia="Arial" w:hAnsi="Arial"/>
+                <w:b w:val="false"/>
+                <w:bCs w:val="false"/>
+                <w:color w:val="333333"/>
+                <w:sz w:val="18"/>
+                <w:szCs w:val="18"/>
+              </w:rPr>
+              <w:t xml:space="preserve">-</w:t>
             </w:r>
           </w:p>
         </w:tc>
@@ -13726,29 +13728,28 @@
               <w:bottom w:val="single" w:color="CCCCCC" w:sz="1"/>
               <w:right w:val="single" w:color="CCCCCC" w:sz="1"/>
             </w:tcBorders>
-            <w:shd w:fill="FFF9C4" w:val="clear"/>
-            <w:tcMar>
-              <w:top w:type="dxa" w:w="80"/>
-              <w:left w:type="dxa" w:w="120"/>
-              <w:bottom w:type="dxa" w:w="80"/>
-              <w:right w:type="dxa" w:w="120"/>
-            </w:tcMar>
-            <w:vAlign w:val="center"/>
-          </w:tcPr>
-          <w:p>
-            <w:pPr>
-              <w:jc w:val="center"/>
-            </w:pPr>
-            <w:r>
-              <w:rPr>
-                <w:rFonts w:ascii="Arial" w:cs="Arial" w:eastAsia="Arial" w:hAnsi="Arial"/>
-                <w:b w:val="false"/>
-                <w:bCs w:val="false"/>
-                <w:color w:val="333333"/>
-                <w:sz w:val="18"/>
-                <w:szCs w:val="18"/>
-              </w:rPr>
-              <w:t xml:space="preserve">1</w:t>
+            <w:tcMar>
+              <w:top w:type="dxa" w:w="80"/>
+              <w:left w:type="dxa" w:w="120"/>
+              <w:bottom w:type="dxa" w:w="80"/>
+              <w:right w:type="dxa" w:w="120"/>
+            </w:tcMar>
+            <w:vAlign w:val="center"/>
+          </w:tcPr>
+          <w:p>
+            <w:pPr>
+              <w:jc w:val="center"/>
+            </w:pPr>
+            <w:r>
+              <w:rPr>
+                <w:rFonts w:ascii="Arial" w:cs="Arial" w:eastAsia="Arial" w:hAnsi="Arial"/>
+                <w:b w:val="false"/>
+                <w:bCs w:val="false"/>
+                <w:color w:val="333333"/>
+                <w:sz w:val="18"/>
+                <w:szCs w:val="18"/>
+              </w:rPr>
+              <w:t xml:space="preserve">-</w:t>
             </w:r>
           </w:p>
         </w:tc>
@@ -14169,7 +14170,7 @@
                 <w:sz w:val="18"/>
                 <w:szCs w:val="18"/>
               </w:rPr>
-              <w:t xml:space="preserve">1.7</w:t>
+              <w:t xml:space="preserve">1.6</w:t>
             </w:r>
           </w:p>
         </w:tc>
@@ -14482,7 +14483,7 @@
                 <w:sz w:val="18"/>
                 <w:szCs w:val="18"/>
               </w:rPr>
-              <w:t xml:space="preserve">1.0</w:t>
+              <w:t xml:space="preserve">0.9</w:t>
             </w:r>
           </w:p>
         </w:tc>
@@ -15193,7 +15194,7 @@
           <w:sz w:val="21"/>
           <w:szCs w:val="21"/>
         </w:rPr>
-        <w:t xml:space="preserve">現状スコア：7.89点 → 目標スコア：8.5点</w:t>
+        <w:t xml:space="preserve">現状スコア：7.86点 → 目標スコア：8.5点</w:t>
       </w:r>
     </w:p>
     <w:p>
@@ -15208,7 +15209,7 @@
           <w:sz w:val="21"/>
           <w:szCs w:val="21"/>
         </w:rPr>
-        <w:t xml:space="preserve">主要課題：清掃品質全般(14件)、臭気・異臭(6件)、カーペット汚れ(5件)</w:t>
+        <w:t xml:space="preserve">主要課題：清掃品質全般(14件)、臭気・異臭(7件)、カーペット汚れ(5件)</w:t>
       </w:r>
     </w:p>
     <w:p>
@@ -15587,7 +15588,7 @@
           <w:sz w:val="21"/>
           <w:szCs w:val="21"/>
         </w:rPr>
-        <w:t xml:space="preserve">現状スコア：7.03点 → 目標スコア：8点</w:t>
+        <w:t xml:space="preserve">現状スコア：7.07点 → 目標スコア：8点</w:t>
       </w:r>
     </w:p>
     <w:p>
@@ -15981,7 +15982,7 @@
           <w:sz w:val="21"/>
           <w:szCs w:val="21"/>
         </w:rPr>
-        <w:t xml:space="preserve">現状スコア：7.34点 → 目標スコア：8点</w:t>
+        <w:t xml:space="preserve">現状スコア：7.35点 → 目標スコア：8点</w:t>
       </w:r>
     </w:p>
     <w:p>
@@ -16771,7 +16772,7 @@
           <w:sz w:val="22"/>
           <w:szCs w:val="22"/>
         </w:rPr>
-        <w:t xml:space="preserve">【HIGH】コンフォートホテル横浜関内（7.65点 → 8.5点）</w:t>
+        <w:t xml:space="preserve">【HIGH】コンフォートホテル横浜関内（7.57点 → 8.5点）</w:t>
       </w:r>
     </w:p>
     <w:p>
@@ -16898,7 +16899,7 @@
           <w:sz w:val="22"/>
           <w:szCs w:val="22"/>
         </w:rPr>
-        <w:t xml:space="preserve">【HIGH】コンフォートイン六本木（8.11点 → 9点）</w:t>
+        <w:t xml:space="preserve">【HIGH】コンフォートイン六本木（8.16点 → 9点）</w:t>
       </w:r>
     </w:p>
     <w:p>
@@ -17025,134 +17026,7 @@
           <w:sz w:val="22"/>
           <w:szCs w:val="22"/>
         </w:rPr>
-        <w:t xml:space="preserve">【HIGH】川崎日航ホテル（8.65点 → 9点）</w:t>
-      </w:r>
-    </w:p>
-    <w:p>
-      <w:pPr>
-        <w:spacing w:after="120" w:line="320"/>
-        <w:jc w:val="left"/>
-      </w:pPr>
-      <w:r>
-        <w:rPr>
-          <w:rFonts w:ascii="Arial" w:cs="Arial" w:eastAsia="Arial" w:hAnsi="Arial"/>
-          <w:color w:val="333333"/>
-          <w:sz w:val="21"/>
-          <w:szCs w:val="21"/>
-        </w:rPr>
-        <w:t xml:space="preserve">主要課題：清掃品質全般(6件)、ゴミ残置(1件)、臭気・異臭(1件)</w:t>
-      </w:r>
-    </w:p>
-    <w:p>
-      <w:pPr>
-        <w:spacing w:after="120" w:line="320"/>
-        <w:jc w:val="left"/>
-      </w:pPr>
-      <w:r>
-        <w:rPr>
-          <w:rFonts w:ascii="Arial" w:cs="Arial" w:eastAsia="Arial" w:hAnsi="Arial"/>
-          <w:color w:val="333333"/>
-          <w:sz w:val="21"/>
-          <w:szCs w:val="21"/>
-        </w:rPr>
-        <w:t xml:space="preserve">即時対応策：</w:t>
-      </w:r>
-    </w:p>
-    <w:p>
-      <w:pPr>
-        <w:pStyle w:val="ListParagraph"/>
-        <w:numPr>
-          <w:ilvl w:val="0"/>
-          <w:numId w:val="2"/>
-        </w:numPr>
-        <w:spacing w:after="80" w:line="300"/>
-      </w:pPr>
-      <w:r>
-        <w:rPr>
-          <w:rFonts w:ascii="Arial" w:cs="Arial" w:eastAsia="Arial" w:hAnsi="Arial"/>
-          <w:color w:val="333333"/>
-          <w:sz w:val="21"/>
-          <w:szCs w:val="21"/>
-        </w:rPr>
-        <w:t xml:space="preserve">清掃品質基準の明確化と全スタッフへの共有</w:t>
-      </w:r>
-    </w:p>
-    <w:p>
-      <w:pPr>
-        <w:pStyle w:val="ListParagraph"/>
-        <w:numPr>
-          <w:ilvl w:val="0"/>
-          <w:numId w:val="2"/>
-        </w:numPr>
-        <w:spacing w:after="80" w:line="300"/>
-      </w:pPr>
-      <w:r>
-        <w:rPr>
-          <w:rFonts w:ascii="Arial" w:cs="Arial" w:eastAsia="Arial" w:hAnsi="Arial"/>
-          <w:color w:val="333333"/>
-          <w:sz w:val="21"/>
-          <w:szCs w:val="21"/>
-        </w:rPr>
-        <w:t xml:space="preserve">重点箇所（水回り・ベッド周り）の清掃手順見直し</w:t>
-      </w:r>
-    </w:p>
-    <w:p>
-      <w:pPr>
-        <w:pStyle w:val="ListParagraph"/>
-        <w:numPr>
-          <w:ilvl w:val="0"/>
-          <w:numId w:val="2"/>
-        </w:numPr>
-        <w:spacing w:after="80" w:line="300"/>
-      </w:pPr>
-      <w:r>
-        <w:rPr>
-          <w:rFonts w:ascii="Arial" w:cs="Arial" w:eastAsia="Arial" w:hAnsi="Arial"/>
-          <w:color w:val="333333"/>
-          <w:sz w:val="21"/>
-          <w:szCs w:val="21"/>
-        </w:rPr>
-        <w:t xml:space="preserve">清掃後のゴミ残置チェック項目の追加</w:t>
-      </w:r>
-    </w:p>
-    <w:p>
-      <w:pPr>
-        <w:pStyle w:val="ListParagraph"/>
-        <w:numPr>
-          <w:ilvl w:val="0"/>
-          <w:numId w:val="2"/>
-        </w:numPr>
-        <w:spacing w:after="80" w:line="300"/>
-      </w:pPr>
-      <w:r>
-        <w:rPr>
-          <w:rFonts w:ascii="Arial" w:cs="Arial" w:eastAsia="Arial" w:hAnsi="Arial"/>
-          <w:color w:val="333333"/>
-          <w:sz w:val="21"/>
-          <w:szCs w:val="21"/>
-        </w:rPr>
-        <w:t xml:space="preserve">ゴミ箱周辺の清掃手順見直し</w:t>
-      </w:r>
-    </w:p>
-    <w:p>
-      <w:pPr>
-        <w:spacing w:after="120"/>
-      </w:pPr>
-    </w:p>
-    <w:p>
-      <w:pPr>
-        <w:spacing w:after="120" w:before="200"/>
-      </w:pPr>
-      <w:r>
-        <w:rPr>
-          <w:rFonts w:ascii="Arial" w:cs="Arial" w:eastAsia="Arial" w:hAnsi="Arial"/>
-          <w:b/>
-          <w:bCs/>
-          <w:color w:val="1B3A5C"/>
-          <w:sz w:val="22"/>
-          <w:szCs w:val="22"/>
-        </w:rPr>
-        <w:t xml:space="preserve">【HIGH】ホテルコメント横浜関内（8.81点 → 9.1点）</w:t>
+        <w:t xml:space="preserve">【HIGH】ホテルコメント横浜関内（8.83点 → 9.1点）</w:t>
       </w:r>
     </w:p>
     <w:p>
@@ -17295,7 +17169,7 @@
           <w:sz w:val="21"/>
           <w:szCs w:val="21"/>
         </w:rPr>
-        <w:t xml:space="preserve">STANDARDホテル（9件）：ハートンホテル東品川、ダイワロイネットホテル東京大崎、ホテルケヤキゲート東京府中、アパホテル相模原橋本駅東、コンフォートホテル成田、変なホテル東京羽田、リッチモンドホテル東京目白、第一イン池袋、コンフォートホテルERA東京東神田</w:t>
+        <w:t xml:space="preserve">STANDARDホテル（10件）：川崎日航ホテル、コンフォートホテル成田、ダイワロイネットホテル東京大崎、ハートンホテル東品川、ホテルケヤキゲート東京府中、アパホテル相模原橋本駅東、変なホテル東京羽田、リッチモンドホテル東京目白、第一イン池袋、コンフォートホテルERA東京東神田</w:t>
       </w:r>
     </w:p>
     <w:p>
@@ -18483,7 +18357,7 @@
                 <w:sz w:val="18"/>
                 <w:szCs w:val="18"/>
               </w:rPr>
-              <w:t xml:space="preserve">4.7%</w:t>
+              <w:t xml:space="preserve">4.6%</w:t>
             </w:r>
           </w:p>
         </w:tc>
@@ -18518,7 +18392,7 @@
                 <w:sz w:val="18"/>
                 <w:szCs w:val="18"/>
               </w:rPr>
-              <w:t xml:space="preserve">1.9%以下</w:t>
+              <w:t xml:space="preserve">1.8%以下</w:t>
             </w:r>
           </w:p>
         </w:tc>
@@ -18623,7 +18497,7 @@
                 <w:sz w:val="18"/>
                 <w:szCs w:val="18"/>
               </w:rPr>
-              <w:t xml:space="preserve">78.2%</w:t>
+              <w:t xml:space="preserve">78.4%</w:t>
             </w:r>
           </w:p>
         </w:tc>
@@ -18657,7 +18531,7 @@
                 <w:sz w:val="18"/>
                 <w:szCs w:val="18"/>
               </w:rPr>
-              <w:t xml:space="preserve">83.2%以上</w:t>
+              <w:t xml:space="preserve">83.4%以上</w:t>
             </w:r>
           </w:p>
         </w:tc>
@@ -19193,7 +19067,7 @@
                 <w:sz w:val="18"/>
                 <w:szCs w:val="18"/>
               </w:rPr>
-              <w:t xml:space="preserve">7.89</w:t>
+              <w:t xml:space="preserve">7.86</w:t>
             </w:r>
           </w:p>
         </w:tc>
@@ -19261,7 +19135,7 @@
                 <w:sz w:val="18"/>
                 <w:szCs w:val="18"/>
               </w:rPr>
-              <w:t xml:space="preserve">12.2%</w:t>
+              <w:t xml:space="preserve">12.9%</w:t>
             </w:r>
           </w:p>
         </w:tc>
@@ -19295,7 +19169,7 @@
                 <w:sz w:val="18"/>
                 <w:szCs w:val="18"/>
               </w:rPr>
-              <w:t xml:space="preserve">3.7%</w:t>
+              <w:t xml:space="preserve">3.9%</w:t>
             </w:r>
           </w:p>
         </w:tc>
@@ -19402,7 +19276,7 @@
                 <w:sz w:val="18"/>
                 <w:szCs w:val="18"/>
               </w:rPr>
-              <w:t xml:space="preserve">7.03</w:t>
+              <w:t xml:space="preserve">7.07</w:t>
             </w:r>
           </w:p>
         </w:tc>
@@ -19437,7 +19311,7 @@
                 <w:sz w:val="18"/>
                 <w:szCs w:val="18"/>
               </w:rPr>
-              <w:t xml:space="preserve">7.50</w:t>
+              <w:t xml:space="preserve">7.60</w:t>
             </w:r>
           </w:p>
         </w:tc>
@@ -19472,7 +19346,7 @@
                 <w:sz w:val="18"/>
                 <w:szCs w:val="18"/>
               </w:rPr>
-              <w:t xml:space="preserve">10.6%</w:t>
+              <w:t xml:space="preserve">10.4%</w:t>
             </w:r>
           </w:p>
         </w:tc>
@@ -19507,7 +19381,7 @@
                 <w:sz w:val="18"/>
                 <w:szCs w:val="18"/>
               </w:rPr>
-              <w:t xml:space="preserve">3.2%</w:t>
+              <w:t xml:space="preserve">3.1%</w:t>
             </w:r>
           </w:p>
         </w:tc>
@@ -19612,7 +19486,7 @@
                 <w:sz w:val="18"/>
                 <w:szCs w:val="18"/>
               </w:rPr>
-              <w:t xml:space="preserve">7.34</w:t>
+              <w:t xml:space="preserve">7.35</w:t>
             </w:r>
           </w:p>
         </w:tc>
@@ -19680,7 +19554,7 @@
                 <w:sz w:val="18"/>
                 <w:szCs w:val="18"/>
               </w:rPr>
-              <w:t xml:space="preserve">10.6%</w:t>
+              <w:t xml:space="preserve">10.4%</w:t>
             </w:r>
           </w:p>
         </w:tc>
@@ -19714,7 +19588,7 @@
                 <w:sz w:val="18"/>
                 <w:szCs w:val="18"/>
               </w:rPr>
-              <w:t xml:space="preserve">3.2%</w:t>
+              <w:t xml:space="preserve">3.1%</w:t>
             </w:r>
           </w:p>
         </w:tc>
@@ -20031,7 +19905,7 @@
                 <w:sz w:val="18"/>
                 <w:szCs w:val="18"/>
               </w:rPr>
-              <w:t xml:space="preserve">7.65</w:t>
+              <w:t xml:space="preserve">7.57</w:t>
             </w:r>
           </w:p>
         </w:tc>
@@ -20065,7 +19939,7 @@
                 <w:sz w:val="18"/>
                 <w:szCs w:val="18"/>
               </w:rPr>
-              <w:t xml:space="preserve">8.20</w:t>
+              <w:t xml:space="preserve">8.10</w:t>
             </w:r>
           </w:p>
         </w:tc>
@@ -20240,7 +20114,7 @@
                 <w:sz w:val="18"/>
                 <w:szCs w:val="18"/>
               </w:rPr>
-              <w:t xml:space="preserve">8.11</w:t>
+              <w:t xml:space="preserve">8.16</w:t>
             </w:r>
           </w:p>
         </w:tc>
@@ -20275,7 +20149,7 @@
                 <w:sz w:val="18"/>
                 <w:szCs w:val="18"/>
               </w:rPr>
-              <w:t xml:space="preserve">8.60</w:t>
+              <w:t xml:space="preserve">8.70</w:t>
             </w:r>
           </w:p>
         </w:tc>
@@ -20310,7 +20184,7 @@
                 <w:sz w:val="18"/>
                 <w:szCs w:val="18"/>
               </w:rPr>
-              <w:t xml:space="preserve">7.8%</w:t>
+              <w:t xml:space="preserve">7.5%</w:t>
             </w:r>
           </w:p>
         </w:tc>
@@ -20345,7 +20219,7 @@
                 <w:sz w:val="18"/>
                 <w:szCs w:val="18"/>
               </w:rPr>
-              <w:t xml:space="preserve">2.3%</w:t>
+              <w:t xml:space="preserve">2.2%</w:t>
             </w:r>
           </w:p>
         </w:tc>
@@ -20381,7 +20255,7 @@
                 <w:sz w:val="18"/>
                 <w:szCs w:val="18"/>
               </w:rPr>
-              <w:t xml:space="preserve">川崎日航ホテル</w:t>
+              <w:t xml:space="preserve">ホテルコメント横浜関内</w:t>
             </w:r>
           </w:p>
         </w:tc>
@@ -20450,7 +20324,7 @@
                 <w:sz w:val="18"/>
                 <w:szCs w:val="18"/>
               </w:rPr>
-              <w:t xml:space="preserve">8.65</w:t>
+              <w:t xml:space="preserve">8.83</w:t>
             </w:r>
           </w:p>
         </w:tc>
@@ -20484,7 +20358,7 @@
                 <w:sz w:val="18"/>
                 <w:szCs w:val="18"/>
               </w:rPr>
-              <w:t xml:space="preserve">9.20</w:t>
+              <w:t xml:space="preserve">9.30</w:t>
             </w:r>
           </w:p>
         </w:tc>
@@ -20518,7 +20392,7 @@
                 <w:sz w:val="18"/>
                 <w:szCs w:val="18"/>
               </w:rPr>
-              <w:t xml:space="preserve">5.7%</w:t>
+              <w:t xml:space="preserve">5.6%</w:t>
             </w:r>
           </w:p>
         </w:tc>
@@ -20531,218 +20405,6 @@
               <w:bottom w:val="single" w:color="CCCCCC" w:sz="1"/>
               <w:right w:val="single" w:color="CCCCCC" w:sz="1"/>
             </w:tcBorders>
-            <w:tcMar>
-              <w:top w:type="dxa" w:w="80"/>
-              <w:left w:type="dxa" w:w="120"/>
-              <w:bottom w:type="dxa" w:w="80"/>
-              <w:right w:type="dxa" w:w="120"/>
-            </w:tcMar>
-            <w:vAlign w:val="center"/>
-          </w:tcPr>
-          <w:p>
-            <w:pPr>
-              <w:jc w:val="center"/>
-            </w:pPr>
-            <w:r>
-              <w:rPr>
-                <w:rFonts w:ascii="Arial" w:cs="Arial" w:eastAsia="Arial" w:hAnsi="Arial"/>
-                <w:b/>
-                <w:bCs/>
-                <w:color w:val="27AE60"/>
-                <w:sz w:val="18"/>
-                <w:szCs w:val="18"/>
-              </w:rPr>
-              <w:t xml:space="preserve">1.7%</w:t>
-            </w:r>
-          </w:p>
-        </w:tc>
-      </w:tr>
-      <w:tr>
-        <w:tc>
-          <w:tcPr>
-            <w:tcW w:type="pct" w:w="28%"/>
-            <w:tcBorders>
-              <w:top w:val="single" w:color="CCCCCC" w:sz="1"/>
-              <w:left w:val="single" w:color="CCCCCC" w:sz="1"/>
-              <w:bottom w:val="single" w:color="CCCCCC" w:sz="1"/>
-              <w:right w:val="single" w:color="CCCCCC" w:sz="1"/>
-            </w:tcBorders>
-            <w:shd w:fill="F5F7FA" w:val="clear"/>
-            <w:tcMar>
-              <w:top w:type="dxa" w:w="80"/>
-              <w:left w:type="dxa" w:w="120"/>
-              <w:bottom w:type="dxa" w:w="80"/>
-              <w:right w:type="dxa" w:w="120"/>
-            </w:tcMar>
-            <w:vAlign w:val="center"/>
-          </w:tcPr>
-          <w:p>
-            <w:pPr>
-              <w:jc w:val="left"/>
-            </w:pPr>
-            <w:r>
-              <w:rPr>
-                <w:rFonts w:ascii="Arial" w:cs="Arial" w:eastAsia="Arial" w:hAnsi="Arial"/>
-                <w:b/>
-                <w:bCs/>
-                <w:color w:val="333333"/>
-                <w:sz w:val="18"/>
-                <w:szCs w:val="18"/>
-              </w:rPr>
-              <w:t xml:space="preserve">ホテルコメント横浜関内</w:t>
-            </w:r>
-          </w:p>
-        </w:tc>
-        <w:tc>
-          <w:tcPr>
-            <w:tcW w:type="pct" w:w="12%"/>
-            <w:tcBorders>
-              <w:top w:val="single" w:color="CCCCCC" w:sz="1"/>
-              <w:left w:val="single" w:color="CCCCCC" w:sz="1"/>
-              <w:bottom w:val="single" w:color="CCCCCC" w:sz="1"/>
-              <w:right w:val="single" w:color="CCCCCC" w:sz="1"/>
-            </w:tcBorders>
-            <w:shd w:fill="FFF3E0" w:val="clear"/>
-            <w:tcMar>
-              <w:top w:type="dxa" w:w="80"/>
-              <w:left w:type="dxa" w:w="120"/>
-              <w:bottom w:type="dxa" w:w="80"/>
-              <w:right w:type="dxa" w:w="120"/>
-            </w:tcMar>
-            <w:vAlign w:val="center"/>
-          </w:tcPr>
-          <w:p>
-            <w:pPr>
-              <w:jc w:val="center"/>
-            </w:pPr>
-            <w:r>
-              <w:rPr>
-                <w:rFonts w:ascii="Arial" w:cs="Arial" w:eastAsia="Arial" w:hAnsi="Arial"/>
-                <w:b/>
-                <w:bCs/>
-                <w:color w:val="FF9800"/>
-                <w:sz w:val="18"/>
-                <w:szCs w:val="18"/>
-              </w:rPr>
-              <w:t xml:space="preserve">HIGH</w:t>
-            </w:r>
-          </w:p>
-        </w:tc>
-        <w:tc>
-          <w:tcPr>
-            <w:tcW w:type="pct" w:w="12%"/>
-            <w:tcBorders>
-              <w:top w:val="single" w:color="CCCCCC" w:sz="1"/>
-              <w:left w:val="single" w:color="CCCCCC" w:sz="1"/>
-              <w:bottom w:val="single" w:color="CCCCCC" w:sz="1"/>
-              <w:right w:val="single" w:color="CCCCCC" w:sz="1"/>
-            </w:tcBorders>
-            <w:shd w:fill="F5F7FA" w:val="clear"/>
-            <w:tcMar>
-              <w:top w:type="dxa" w:w="80"/>
-              <w:left w:type="dxa" w:w="120"/>
-              <w:bottom w:type="dxa" w:w="80"/>
-              <w:right w:type="dxa" w:w="120"/>
-            </w:tcMar>
-            <w:vAlign w:val="center"/>
-          </w:tcPr>
-          <w:p>
-            <w:pPr>
-              <w:jc w:val="center"/>
-            </w:pPr>
-            <w:r>
-              <w:rPr>
-                <w:rFonts w:ascii="Arial" w:cs="Arial" w:eastAsia="Arial" w:hAnsi="Arial"/>
-                <w:b w:val="false"/>
-                <w:bCs w:val="false"/>
-                <w:color w:val="333333"/>
-                <w:sz w:val="18"/>
-                <w:szCs w:val="18"/>
-              </w:rPr>
-              <w:t xml:space="preserve">8.81</w:t>
-            </w:r>
-          </w:p>
-        </w:tc>
-        <w:tc>
-          <w:tcPr>
-            <w:tcW w:type="pct" w:w="12%"/>
-            <w:tcBorders>
-              <w:top w:val="single" w:color="CCCCCC" w:sz="1"/>
-              <w:left w:val="single" w:color="CCCCCC" w:sz="1"/>
-              <w:bottom w:val="single" w:color="CCCCCC" w:sz="1"/>
-              <w:right w:val="single" w:color="CCCCCC" w:sz="1"/>
-            </w:tcBorders>
-            <w:shd w:fill="F5F7FA" w:val="clear"/>
-            <w:tcMar>
-              <w:top w:type="dxa" w:w="80"/>
-              <w:left w:type="dxa" w:w="120"/>
-              <w:bottom w:type="dxa" w:w="80"/>
-              <w:right w:type="dxa" w:w="120"/>
-            </w:tcMar>
-            <w:vAlign w:val="center"/>
-          </w:tcPr>
-          <w:p>
-            <w:pPr>
-              <w:jc w:val="center"/>
-            </w:pPr>
-            <w:r>
-              <w:rPr>
-                <w:rFonts w:ascii="Arial" w:cs="Arial" w:eastAsia="Arial" w:hAnsi="Arial"/>
-                <w:b/>
-                <w:bCs/>
-                <w:color w:val="27AE60"/>
-                <w:sz w:val="18"/>
-                <w:szCs w:val="18"/>
-              </w:rPr>
-              <w:t xml:space="preserve">9.30</w:t>
-            </w:r>
-          </w:p>
-        </w:tc>
-        <w:tc>
-          <w:tcPr>
-            <w:tcW w:type="pct" w:w="18%"/>
-            <w:tcBorders>
-              <w:top w:val="single" w:color="CCCCCC" w:sz="1"/>
-              <w:left w:val="single" w:color="CCCCCC" w:sz="1"/>
-              <w:bottom w:val="single" w:color="CCCCCC" w:sz="1"/>
-              <w:right w:val="single" w:color="CCCCCC" w:sz="1"/>
-            </w:tcBorders>
-            <w:shd w:fill="F5F7FA" w:val="clear"/>
-            <w:tcMar>
-              <w:top w:type="dxa" w:w="80"/>
-              <w:left w:type="dxa" w:w="120"/>
-              <w:bottom w:type="dxa" w:w="80"/>
-              <w:right w:type="dxa" w:w="120"/>
-            </w:tcMar>
-            <w:vAlign w:val="center"/>
-          </w:tcPr>
-          <w:p>
-            <w:pPr>
-              <w:jc w:val="center"/>
-            </w:pPr>
-            <w:r>
-              <w:rPr>
-                <w:rFonts w:ascii="Arial" w:cs="Arial" w:eastAsia="Arial" w:hAnsi="Arial"/>
-                <w:b w:val="false"/>
-                <w:bCs w:val="false"/>
-                <w:color w:val="333333"/>
-                <w:sz w:val="18"/>
-                <w:szCs w:val="18"/>
-              </w:rPr>
-              <w:t xml:space="preserve">5.7%</w:t>
-            </w:r>
-          </w:p>
-        </w:tc>
-        <w:tc>
-          <w:tcPr>
-            <w:tcW w:type="pct" w:w="18%"/>
-            <w:tcBorders>
-              <w:top w:val="single" w:color="CCCCCC" w:sz="1"/>
-              <w:left w:val="single" w:color="CCCCCC" w:sz="1"/>
-              <w:bottom w:val="single" w:color="CCCCCC" w:sz="1"/>
-              <w:right w:val="single" w:color="CCCCCC" w:sz="1"/>
-            </w:tcBorders>
-            <w:shd w:fill="F5F7FA" w:val="clear"/>
             <w:tcMar>
               <w:top w:type="dxa" w:w="80"/>
               <w:left w:type="dxa" w:w="120"/>
@@ -21351,7 +21013,7 @@
                 <w:sz w:val="18"/>
                 <w:szCs w:val="18"/>
               </w:rPr>
-              <w:t xml:space="preserve">8</w:t>
+              <w:t xml:space="preserve">7</w:t>
             </w:r>
           </w:p>
         </w:tc>
@@ -21959,7 +21621,7 @@
                 <w:sz w:val="21"/>
                 <w:szCs w:val="21"/>
               </w:rPr>
-              <w:t xml:space="preserve">本レポートは、2157件のゲスト口コミデータに基づき、PRIMECHANGEポートフォリオ全19ホテルの清掃品質を分析したものです。データに基づく優先順位付けと段階的な改善施策により、ポートフォリオ全体の顧客満足度向上とRevPAR改善を実現することが可能です。</w:t>
+              <w:t xml:space="preserve">本レポートは、2194件のゲスト口コミデータに基づき、PRIMECHANGEポートフォリオ全19ホテルの清掃品質を分析したものです。データに基づく優先順位付けと段階的な改善施策により、ポートフォリオ全体の顧客満足度向上とRevPAR改善を実現することが可能です。</w:t>
             </w:r>
           </w:p>
           <w:p>

--- a/納品レポート/PRIMECHANGE戦略レポート/PRIMECHANGE_清掃戦略レポート.docx
+++ b/納品レポート/PRIMECHANGE戦略レポート/PRIMECHANGE_清掃戦略レポート.docx
@@ -202,7 +202,7 @@
           <w:sz w:val="21"/>
           <w:szCs w:val="21"/>
         </w:rPr>
-        <w:t xml:space="preserve">ポートフォリオ全体（19ホテル、2194件のレビュー）を分析した結果、ポートフォリオ平均スコアは8.38点（10点換算）、清掃関連クレーム率は4.6%でした。以下に主要な発見事項と提案の概要をまとめます。</w:t>
+        <w:t xml:space="preserve">ポートフォリオ全体（19ホテル、2221件のレビュー）を分析した結果、ポートフォリオ平均スコアは8.39点（10点換算）、清掃関連クレーム率は4.5%でした。以下に主要な発見事項と提案の概要をまとめます。</w:t>
       </w:r>
     </w:p>
     <w:p>
@@ -274,7 +274,7 @@
                 <w:sz w:val="36"/>
                 <w:szCs w:val="36"/>
               </w:rPr>
-              <w:t xml:space="preserve">8.38</w:t>
+              <w:t xml:space="preserve">8.39</w:t>
             </w:r>
           </w:p>
         </w:tc>
@@ -323,7 +323,7 @@
                 <w:sz w:val="36"/>
                 <w:szCs w:val="36"/>
               </w:rPr>
-              <w:t xml:space="preserve">78.4%</w:t>
+              <w:t xml:space="preserve">78.5%</w:t>
             </w:r>
           </w:p>
         </w:tc>
@@ -372,7 +372,7 @@
                 <w:sz w:val="36"/>
                 <w:szCs w:val="36"/>
               </w:rPr>
-              <w:t xml:space="preserve">4.6%</w:t>
+              <w:t xml:space="preserve">4.5%</w:t>
             </w:r>
           </w:p>
         </w:tc>
@@ -421,7 +421,7 @@
                 <w:sz w:val="36"/>
                 <w:szCs w:val="36"/>
               </w:rPr>
-              <w:t xml:space="preserve">2194件</w:t>
+              <w:t xml:space="preserve">2221件</w:t>
             </w:r>
           </w:p>
         </w:tc>
@@ -528,7 +528,7 @@
                 <w:sz w:val="20"/>
                 <w:szCs w:val="20"/>
               </w:rPr>
-              <w:t xml:space="preserve">4ホテルがURGENT（緊急対応）に分類。清掃関連クレーム率4.6%（業界平均2-3%を超過）</w:t>
+              <w:t xml:space="preserve">4ホテルがURGENT（緊急対応）に分類。清掃関連クレーム率4.5%（業界平均2-3%を超過）</w:t>
             </w:r>
           </w:p>
           <w:p>
@@ -838,7 +838,7 @@
                 <w:sz w:val="18"/>
                 <w:szCs w:val="18"/>
               </w:rPr>
-              <w:t xml:space="preserve">7.03-7.86</w:t>
+              <w:t xml:space="preserve">7.03-7.80</w:t>
             </w:r>
           </w:p>
         </w:tc>
@@ -977,7 +977,7 @@
                 <w:sz w:val="18"/>
                 <w:szCs w:val="18"/>
               </w:rPr>
-              <w:t xml:space="preserve">7.57-8.83</w:t>
+              <w:t xml:space="preserve">7.53-8.86</w:t>
             </w:r>
           </w:p>
         </w:tc>
@@ -1116,7 +1116,7 @@
                 <w:sz w:val="18"/>
                 <w:szCs w:val="18"/>
               </w:rPr>
-              <w:t xml:space="preserve">8.12-9.08</w:t>
+              <w:t xml:space="preserve">8.12-9.06</w:t>
             </w:r>
           </w:p>
         </w:tc>
@@ -1150,7 +1150,7 @@
                 <w:sz w:val="18"/>
                 <w:szCs w:val="18"/>
               </w:rPr>
-              <w:t xml:space="preserve">清掃品質全般、臭気・異臭、排水・詰まり</w:t>
+              <w:t xml:space="preserve">清掃品質全般、排水・詰まり、臭気・異臭</w:t>
             </w:r>
           </w:p>
         </w:tc>
@@ -1346,7 +1346,7 @@
           <w:sz w:val="21"/>
           <w:szCs w:val="21"/>
         </w:rPr>
-        <w:t xml:space="preserve">19ホテルの口コミスコアを10点換算で比較しました。ポートフォリオ平均は8.38点、中央値は8.66点です。</w:t>
+        <w:t xml:space="preserve">19ホテルの口コミスコアを10点換算で比較しました。ポートフォリオ平均は8.39点、中央値は8.66点です。</w:t>
       </w:r>
     </w:p>
     <w:p>
@@ -2035,7 +2035,7 @@
                 <w:sz w:val="18"/>
                 <w:szCs w:val="18"/>
               </w:rPr>
-              <w:t xml:space="preserve">9.08</w:t>
+              <w:t xml:space="preserve">9.06</w:t>
             </w:r>
           </w:p>
         </w:tc>
@@ -2070,7 +2070,7 @@
                 <w:sz w:val="18"/>
                 <w:szCs w:val="18"/>
               </w:rPr>
-              <w:t xml:space="preserve">90.7%</w:t>
+              <w:t xml:space="preserve">90.2%</w:t>
             </w:r>
           </w:p>
         </w:tc>
@@ -2105,7 +2105,7 @@
                 <w:sz w:val="18"/>
                 <w:szCs w:val="18"/>
               </w:rPr>
-              <w:t xml:space="preserve">1.9%</w:t>
+              <w:t xml:space="preserve">2.7%</w:t>
             </w:r>
           </w:p>
         </w:tc>
@@ -2140,7 +2140,7 @@
                 <w:sz w:val="18"/>
                 <w:szCs w:val="18"/>
               </w:rPr>
-              <w:t xml:space="preserve">107</w:t>
+              <w:t xml:space="preserve">112</w:t>
             </w:r>
           </w:p>
         </w:tc>
@@ -2348,7 +2348,7 @@
                 <w:sz w:val="18"/>
                 <w:szCs w:val="18"/>
               </w:rPr>
-              <w:t xml:space="preserve">88.0%</w:t>
+              <w:t xml:space="preserve">88.1%</w:t>
             </w:r>
           </w:p>
         </w:tc>
@@ -2382,7 +2382,7 @@
                 <w:sz w:val="18"/>
                 <w:szCs w:val="18"/>
               </w:rPr>
-              <w:t xml:space="preserve">0.9%</w:t>
+              <w:t xml:space="preserve">0.8%</w:t>
             </w:r>
           </w:p>
         </w:tc>
@@ -2416,7 +2416,7 @@
                 <w:sz w:val="18"/>
                 <w:szCs w:val="18"/>
               </w:rPr>
-              <w:t xml:space="preserve">117</w:t>
+              <w:t xml:space="preserve">118</w:t>
             </w:r>
           </w:p>
         </w:tc>
@@ -2592,7 +2592,7 @@
                 <w:sz w:val="18"/>
                 <w:szCs w:val="18"/>
               </w:rPr>
-              <w:t xml:space="preserve">8.94</w:t>
+              <w:t xml:space="preserve">8.96</w:t>
             </w:r>
           </w:p>
         </w:tc>
@@ -3149,7 +3149,7 @@
                 <w:sz w:val="18"/>
                 <w:szCs w:val="18"/>
               </w:rPr>
-              <w:t xml:space="preserve">8.83</w:t>
+              <w:t xml:space="preserve">8.86</w:t>
             </w:r>
           </w:p>
         </w:tc>
@@ -3184,7 +3184,7 @@
                 <w:sz w:val="18"/>
                 <w:szCs w:val="18"/>
               </w:rPr>
-              <w:t xml:space="preserve">83.3%</w:t>
+              <w:t xml:space="preserve">83.9%</w:t>
             </w:r>
           </w:p>
         </w:tc>
@@ -3254,7 +3254,7 @@
                 <w:sz w:val="18"/>
                 <w:szCs w:val="18"/>
               </w:rPr>
-              <w:t xml:space="preserve">108</w:t>
+              <w:t xml:space="preserve">112</w:t>
             </w:r>
           </w:p>
         </w:tc>
@@ -3428,7 +3428,7 @@
                 <w:sz w:val="18"/>
                 <w:szCs w:val="18"/>
               </w:rPr>
-              <w:t xml:space="preserve">8.77</w:t>
+              <w:t xml:space="preserve">8.79</w:t>
             </w:r>
           </w:p>
         </w:tc>
@@ -3462,7 +3462,7 @@
                 <w:sz w:val="18"/>
                 <w:szCs w:val="18"/>
               </w:rPr>
-              <w:t xml:space="preserve">85.7%</w:t>
+              <w:t xml:space="preserve">86.2%</w:t>
             </w:r>
           </w:p>
         </w:tc>
@@ -3496,7 +3496,7 @@
                 <w:sz w:val="18"/>
                 <w:szCs w:val="18"/>
               </w:rPr>
-              <w:t xml:space="preserve">3.6%</w:t>
+              <w:t xml:space="preserve">3.4%</w:t>
             </w:r>
           </w:p>
         </w:tc>
@@ -3530,7 +3530,7 @@
                 <w:sz w:val="18"/>
                 <w:szCs w:val="18"/>
               </w:rPr>
-              <w:t xml:space="preserve">84</w:t>
+              <w:t xml:space="preserve">87</w:t>
             </w:r>
           </w:p>
         </w:tc>
@@ -3671,7 +3671,7 @@
                 <w:sz w:val="18"/>
                 <w:szCs w:val="18"/>
               </w:rPr>
-              <w:t xml:space="preserve">川崎日航ホテル</w:t>
+              <w:t xml:space="preserve">ハートンホテル東品川</w:t>
             </w:r>
           </w:p>
         </w:tc>
@@ -3706,7 +3706,7 @@
                 <w:sz w:val="18"/>
                 <w:szCs w:val="18"/>
               </w:rPr>
-              <w:t xml:space="preserve">8.67</w:t>
+              <w:t xml:space="preserve">8.68</w:t>
             </w:r>
           </w:p>
         </w:tc>
@@ -3741,7 +3741,7 @@
                 <w:sz w:val="18"/>
                 <w:szCs w:val="18"/>
               </w:rPr>
-              <w:t xml:space="preserve">81.3%</w:t>
+              <w:t xml:space="preserve">85.6%</w:t>
             </w:r>
           </w:p>
         </w:tc>
@@ -3776,7 +3776,7 @@
                 <w:sz w:val="18"/>
                 <w:szCs w:val="18"/>
               </w:rPr>
-              <w:t xml:space="preserve">0.8%</w:t>
+              <w:t xml:space="preserve">0.7%</w:t>
             </w:r>
           </w:p>
         </w:tc>
@@ -3811,7 +3811,7 @@
                 <w:sz w:val="18"/>
                 <w:szCs w:val="18"/>
               </w:rPr>
-              <w:t xml:space="preserve">123</w:t>
+              <w:t xml:space="preserve">139</w:t>
             </w:r>
           </w:p>
         </w:tc>
@@ -3951,7 +3951,7 @@
                 <w:sz w:val="18"/>
                 <w:szCs w:val="18"/>
               </w:rPr>
-              <w:t xml:space="preserve">ハートンホテル東品川</w:t>
+              <w:t xml:space="preserve">川崎日航ホテル</w:t>
             </w:r>
           </w:p>
         </w:tc>
@@ -3985,7 +3985,7 @@
                 <w:sz w:val="18"/>
                 <w:szCs w:val="18"/>
               </w:rPr>
-              <w:t xml:space="preserve">8.66</w:t>
+              <w:t xml:space="preserve">8.67</w:t>
             </w:r>
           </w:p>
         </w:tc>
@@ -4019,7 +4019,7 @@
                 <w:sz w:val="18"/>
                 <w:szCs w:val="18"/>
               </w:rPr>
-              <w:t xml:space="preserve">84.9%</w:t>
+              <w:t xml:space="preserve">81.3%</w:t>
             </w:r>
           </w:p>
         </w:tc>
@@ -4053,7 +4053,7 @@
                 <w:sz w:val="18"/>
                 <w:szCs w:val="18"/>
               </w:rPr>
-              <w:t xml:space="preserve">0.7%</w:t>
+              <w:t xml:space="preserve">0.8%</w:t>
             </w:r>
           </w:p>
         </w:tc>
@@ -4087,7 +4087,7 @@
                 <w:sz w:val="18"/>
                 <w:szCs w:val="18"/>
               </w:rPr>
-              <w:t xml:space="preserve">139</w:t>
+              <w:t xml:space="preserve">123</w:t>
             </w:r>
           </w:p>
         </w:tc>
@@ -4298,7 +4298,7 @@
                 <w:sz w:val="18"/>
                 <w:szCs w:val="18"/>
               </w:rPr>
-              <w:t xml:space="preserve">86.1%</w:t>
+              <w:t xml:space="preserve">85.6%</w:t>
             </w:r>
           </w:p>
         </w:tc>
@@ -4333,7 +4333,7 @@
                 <w:sz w:val="18"/>
                 <w:szCs w:val="18"/>
               </w:rPr>
-              <w:t xml:space="preserve">2.5%</w:t>
+              <w:t xml:space="preserve">2.4%</w:t>
             </w:r>
           </w:p>
         </w:tc>
@@ -4368,7 +4368,7 @@
                 <w:sz w:val="18"/>
                 <w:szCs w:val="18"/>
               </w:rPr>
-              <w:t xml:space="preserve">122</w:t>
+              <w:t xml:space="preserve">125</w:t>
             </w:r>
           </w:p>
         </w:tc>
@@ -4542,7 +4542,7 @@
                 <w:sz w:val="18"/>
                 <w:szCs w:val="18"/>
               </w:rPr>
-              <w:t xml:space="preserve">8.54</w:t>
+              <w:t xml:space="preserve">8.53</w:t>
             </w:r>
           </w:p>
         </w:tc>
@@ -4576,7 +4576,7 @@
                 <w:sz w:val="18"/>
                 <w:szCs w:val="18"/>
               </w:rPr>
-              <w:t xml:space="preserve">79.7%</w:t>
+              <w:t xml:space="preserve">80.0%</w:t>
             </w:r>
           </w:p>
         </w:tc>
@@ -4610,7 +4610,7 @@
                 <w:sz w:val="18"/>
                 <w:szCs w:val="18"/>
               </w:rPr>
-              <w:t xml:space="preserve">3.3%</w:t>
+              <w:t xml:space="preserve">3.2%</w:t>
             </w:r>
           </w:p>
         </w:tc>
@@ -4644,7 +4644,7 @@
                 <w:sz w:val="18"/>
                 <w:szCs w:val="18"/>
               </w:rPr>
-              <w:t xml:space="preserve">123</w:t>
+              <w:t xml:space="preserve">125</w:t>
             </w:r>
           </w:p>
         </w:tc>
@@ -4820,7 +4820,7 @@
                 <w:sz w:val="18"/>
                 <w:szCs w:val="18"/>
               </w:rPr>
-              <w:t xml:space="preserve">8.27</w:t>
+              <w:t xml:space="preserve">8.28</w:t>
             </w:r>
           </w:p>
         </w:tc>
@@ -4855,7 +4855,7 @@
                 <w:sz w:val="18"/>
                 <w:szCs w:val="18"/>
               </w:rPr>
-              <w:t xml:space="preserve">75.8%</w:t>
+              <w:t xml:space="preserve">76.4%</w:t>
             </w:r>
           </w:p>
         </w:tc>
@@ -4890,7 +4890,7 @@
                 <w:sz w:val="18"/>
                 <w:szCs w:val="18"/>
               </w:rPr>
-              <w:t xml:space="preserve">3.2%</w:t>
+              <w:t xml:space="preserve">3.1%</w:t>
             </w:r>
           </w:p>
         </w:tc>
@@ -4925,7 +4925,7 @@
                 <w:sz w:val="18"/>
                 <w:szCs w:val="18"/>
               </w:rPr>
-              <w:t xml:space="preserve">285</w:t>
+              <w:t xml:space="preserve">292</w:t>
             </w:r>
           </w:p>
         </w:tc>
@@ -5412,7 +5412,7 @@
                 <w:sz w:val="18"/>
                 <w:szCs w:val="18"/>
               </w:rPr>
-              <w:t xml:space="preserve">69.0%</w:t>
+              <w:t xml:space="preserve">69.5%</w:t>
             </w:r>
           </w:p>
         </w:tc>
@@ -5482,7 +5482,7 @@
                 <w:sz w:val="18"/>
                 <w:szCs w:val="18"/>
               </w:rPr>
-              <w:t xml:space="preserve">58</w:t>
+              <w:t xml:space="preserve">59</w:t>
             </w:r>
           </w:p>
         </w:tc>
@@ -5656,7 +5656,7 @@
                 <w:sz w:val="18"/>
                 <w:szCs w:val="18"/>
               </w:rPr>
-              <w:t xml:space="preserve">7.86</w:t>
+              <w:t xml:space="preserve">7.80</w:t>
             </w:r>
           </w:p>
         </w:tc>
@@ -5690,7 +5690,7 @@
                 <w:sz w:val="18"/>
                 <w:szCs w:val="18"/>
               </w:rPr>
-              <w:t xml:space="preserve">67.9%</w:t>
+              <w:t xml:space="preserve">67.1%</w:t>
             </w:r>
           </w:p>
         </w:tc>
@@ -5724,7 +5724,7 @@
                 <w:sz w:val="18"/>
                 <w:szCs w:val="18"/>
               </w:rPr>
-              <w:t xml:space="preserve">10.7%</w:t>
+              <w:t xml:space="preserve">11.4%</w:t>
             </w:r>
           </w:p>
         </w:tc>
@@ -5934,7 +5934,7 @@
                 <w:sz w:val="18"/>
                 <w:szCs w:val="18"/>
               </w:rPr>
-              <w:t xml:space="preserve">7.57</w:t>
+              <w:t xml:space="preserve">7.53</w:t>
             </w:r>
           </w:p>
         </w:tc>
@@ -5969,7 +5969,7 @@
                 <w:sz w:val="18"/>
                 <w:szCs w:val="18"/>
               </w:rPr>
-              <w:t xml:space="preserve">71.0%</w:t>
+              <w:t xml:space="preserve">70.3%</w:t>
             </w:r>
           </w:p>
         </w:tc>
@@ -6004,7 +6004,7 @@
                 <w:sz w:val="18"/>
                 <w:szCs w:val="18"/>
               </w:rPr>
-              <w:t xml:space="preserve">12.3%</w:t>
+              <w:t xml:space="preserve">13.0%</w:t>
             </w:r>
           </w:p>
         </w:tc>
@@ -6213,7 +6213,7 @@
                 <w:sz w:val="18"/>
                 <w:szCs w:val="18"/>
               </w:rPr>
-              <w:t xml:space="preserve">7.35</w:t>
+              <w:t xml:space="preserve">7.39</w:t>
             </w:r>
           </w:p>
         </w:tc>
@@ -6247,7 +6247,7 @@
                 <w:sz w:val="18"/>
                 <w:szCs w:val="18"/>
               </w:rPr>
-              <w:t xml:space="preserve">62.5%</w:t>
+              <w:t xml:space="preserve">63.3%</w:t>
             </w:r>
           </w:p>
         </w:tc>
@@ -6281,7 +6281,7 @@
                 <w:sz w:val="18"/>
                 <w:szCs w:val="18"/>
               </w:rPr>
-              <w:t xml:space="preserve">10.4%</w:t>
+              <w:t xml:space="preserve">10.2%</w:t>
             </w:r>
           </w:p>
         </w:tc>
@@ -6315,7 +6315,7 @@
                 <w:sz w:val="18"/>
                 <w:szCs w:val="18"/>
               </w:rPr>
-              <w:t xml:space="preserve">48</w:t>
+              <w:t xml:space="preserve">49</w:t>
             </w:r>
           </w:p>
         </w:tc>
@@ -7148,7 +7148,7 @@
           <w:sz w:val="21"/>
           <w:szCs w:val="21"/>
         </w:rPr>
-        <w:t xml:space="preserve">分析対象2194件のレビューのうち、清掃に関するネガティブな言及は合計101件（クレーム率4.6%）でした。業界のベンチマーク（2-3%）を超過しており、組織的な改善が必要です。</w:t>
+        <w:t xml:space="preserve">分析対象2221件のレビューのうち、清掃に関するネガティブな言及は合計101件（クレーム率4.5%）でした。業界のベンチマーク（2-3%）を超過しており、組織的な改善が必要です。</w:t>
       </w:r>
     </w:p>
     <w:p>
@@ -7783,7 +7783,7 @@
                 <w:sz w:val="18"/>
                 <w:szCs w:val="18"/>
               </w:rPr>
-              <w:t xml:space="preserve">9</w:t>
+              <w:t xml:space="preserve">10</w:t>
             </w:r>
           </w:p>
         </w:tc>
@@ -7817,7 +7817,7 @@
                 <w:sz w:val="18"/>
                 <w:szCs w:val="18"/>
               </w:rPr>
-              <w:t xml:space="preserve">7/19</w:t>
+              <w:t xml:space="preserve">8/19</w:t>
             </w:r>
           </w:p>
         </w:tc>
@@ -7885,7 +7885,7 @@
                 <w:sz w:val="18"/>
                 <w:szCs w:val="18"/>
               </w:rPr>
-              <w:t xml:space="preserve">8.9%</w:t>
+              <w:t xml:space="preserve">9.9%</w:t>
             </w:r>
           </w:p>
         </w:tc>
@@ -8098,7 +8098,7 @@
                 <w:sz w:val="18"/>
                 <w:szCs w:val="18"/>
               </w:rPr>
-              <w:t xml:space="preserve">タバコ関連</w:t>
+              <w:t xml:space="preserve">毛髪・髪の毛</w:t>
             </w:r>
           </w:p>
         </w:tc>
@@ -8271,7 +8271,7 @@
                 <w:sz w:val="18"/>
                 <w:szCs w:val="18"/>
               </w:rPr>
-              <w:t xml:space="preserve">毛髪・髪の毛</w:t>
+              <w:t xml:space="preserve">シミ・汚れ跡</w:t>
             </w:r>
           </w:p>
         </w:tc>
@@ -8306,7 +8306,7 @@
                 <w:sz w:val="18"/>
                 <w:szCs w:val="18"/>
               </w:rPr>
-              <w:t xml:space="preserve">7</w:t>
+              <w:t xml:space="preserve">8</w:t>
             </w:r>
           </w:p>
         </w:tc>
@@ -8341,7 +8341,7 @@
                 <w:sz w:val="18"/>
                 <w:szCs w:val="18"/>
               </w:rPr>
-              <w:t xml:space="preserve">7/19</w:t>
+              <w:t xml:space="preserve">3/19</w:t>
             </w:r>
           </w:p>
         </w:tc>
@@ -8411,7 +8411,7 @@
                 <w:sz w:val="18"/>
                 <w:szCs w:val="18"/>
               </w:rPr>
-              <w:t xml:space="preserve">6.9%</w:t>
+              <w:t xml:space="preserve">7.9%</w:t>
             </w:r>
           </w:p>
         </w:tc>
@@ -8447,7 +8447,7 @@
                 <w:sz w:val="18"/>
                 <w:szCs w:val="18"/>
               </w:rPr>
-              <w:t xml:space="preserve">カーペット汚れ</w:t>
+              <w:t xml:space="preserve">タバコ関連</w:t>
             </w:r>
           </w:p>
         </w:tc>
@@ -8481,7 +8481,7 @@
                 <w:sz w:val="18"/>
                 <w:szCs w:val="18"/>
               </w:rPr>
-              <w:t xml:space="preserve">7</w:t>
+              <w:t xml:space="preserve">8</w:t>
             </w:r>
           </w:p>
         </w:tc>
@@ -8515,7 +8515,7 @@
                 <w:sz w:val="18"/>
                 <w:szCs w:val="18"/>
               </w:rPr>
-              <w:t xml:space="preserve">3/19</w:t>
+              <w:t xml:space="preserve">8/19</w:t>
             </w:r>
           </w:p>
         </w:tc>
@@ -8583,7 +8583,7 @@
                 <w:sz w:val="18"/>
                 <w:szCs w:val="18"/>
               </w:rPr>
-              <w:t xml:space="preserve">6.9%</w:t>
+              <w:t xml:space="preserve">7.9%</w:t>
             </w:r>
           </w:p>
         </w:tc>
@@ -8620,7 +8620,7 @@
                 <w:sz w:val="18"/>
                 <w:szCs w:val="18"/>
               </w:rPr>
-              <w:t xml:space="preserve">シミ・汚れ跡</w:t>
+              <w:t xml:space="preserve">カーペット汚れ</w:t>
             </w:r>
           </w:p>
         </w:tc>
@@ -8690,7 +8690,7 @@
                 <w:sz w:val="18"/>
                 <w:szCs w:val="18"/>
               </w:rPr>
-              <w:t xml:space="preserve">2/19</w:t>
+              <w:t xml:space="preserve">3/19</w:t>
             </w:r>
           </w:p>
         </w:tc>
@@ -9179,7 +9179,7 @@
                 <w:sz w:val="18"/>
                 <w:szCs w:val="18"/>
               </w:rPr>
-              <w:t xml:space="preserve">2</w:t>
+              <w:t xml:space="preserve">3</w:t>
             </w:r>
           </w:p>
         </w:tc>
@@ -9243,11 +9243,11 @@
                 <w:rFonts w:ascii="Arial" w:cs="Arial" w:eastAsia="Arial" w:hAnsi="Arial"/>
                 <w:b/>
                 <w:bCs/>
-                <w:color w:val="666666"/>
-                <w:sz w:val="18"/>
-                <w:szCs w:val="18"/>
-              </w:rPr>
-              <w:t xml:space="preserve">LOW</w:t>
+                <w:color w:val="FFC107"/>
+                <w:sz w:val="18"/>
+                <w:szCs w:val="18"/>
+              </w:rPr>
+              <w:t xml:space="preserve">MEDIUM</w:t>
             </w:r>
           </w:p>
         </w:tc>
@@ -9281,7 +9281,7 @@
                 <w:sz w:val="18"/>
                 <w:szCs w:val="18"/>
               </w:rPr>
-              <w:t xml:space="preserve">2.0%</w:t>
+              <w:t xml:space="preserve">3.0%</w:t>
             </w:r>
           </w:p>
         </w:tc>
@@ -9629,7 +9629,7 @@
                 <w:sz w:val="18"/>
                 <w:szCs w:val="18"/>
               </w:rPr>
-              <w:t xml:space="preserve">タバコ関</w:t>
+              <w:t xml:space="preserve">毛髪・髪</w:t>
             </w:r>
           </w:p>
         </w:tc>
@@ -9664,7 +9664,7 @@
                 <w:sz w:val="18"/>
                 <w:szCs w:val="18"/>
               </w:rPr>
-              <w:t xml:space="preserve">毛髪・髪</w:t>
+              <w:t xml:space="preserve">シミ・汚</w:t>
             </w:r>
           </w:p>
         </w:tc>
@@ -9734,7 +9734,7 @@
                 <w:sz w:val="18"/>
                 <w:szCs w:val="18"/>
               </w:rPr>
-              <w:t xml:space="preserve">18</w:t>
+              <w:t xml:space="preserve">17</w:t>
             </w:r>
           </w:p>
         </w:tc>
@@ -9768,7 +9768,7 @@
                 <w:sz w:val="18"/>
                 <w:szCs w:val="18"/>
               </w:rPr>
-              <w:t xml:space="preserve">12.9</w:t>
+              <w:t xml:space="preserve">12.1</w:t>
             </w:r>
           </w:p>
         </w:tc>
@@ -9803,7 +9803,7 @@
                 <w:sz w:val="18"/>
                 <w:szCs w:val="18"/>
               </w:rPr>
-              <w:t xml:space="preserve">14</w:t>
+              <w:t xml:space="preserve">13</w:t>
             </w:r>
           </w:p>
         </w:tc>
@@ -9956,29 +9956,28 @@
               <w:bottom w:val="single" w:color="CCCCCC" w:sz="1"/>
               <w:right w:val="single" w:color="CCCCCC" w:sz="1"/>
             </w:tcBorders>
-            <w:shd w:fill="FFF9C4" w:val="clear"/>
-            <w:tcMar>
-              <w:top w:type="dxa" w:w="80"/>
-              <w:left w:type="dxa" w:w="120"/>
-              <w:bottom w:type="dxa" w:w="80"/>
-              <w:right w:type="dxa" w:w="120"/>
-            </w:tcMar>
-            <w:vAlign w:val="center"/>
-          </w:tcPr>
-          <w:p>
-            <w:pPr>
-              <w:jc w:val="center"/>
-            </w:pPr>
-            <w:r>
-              <w:rPr>
-                <w:rFonts w:ascii="Arial" w:cs="Arial" w:eastAsia="Arial" w:hAnsi="Arial"/>
-                <w:b w:val="false"/>
-                <w:bCs w:val="false"/>
-                <w:color w:val="333333"/>
-                <w:sz w:val="18"/>
-                <w:szCs w:val="18"/>
-              </w:rPr>
-              <w:t xml:space="preserve">1</w:t>
+            <w:tcMar>
+              <w:top w:type="dxa" w:w="80"/>
+              <w:left w:type="dxa" w:w="120"/>
+              <w:bottom w:type="dxa" w:w="80"/>
+              <w:right w:type="dxa" w:w="120"/>
+            </w:tcMar>
+            <w:vAlign w:val="center"/>
+          </w:tcPr>
+          <w:p>
+            <w:pPr>
+              <w:jc w:val="center"/>
+            </w:pPr>
+            <w:r>
+              <w:rPr>
+                <w:rFonts w:ascii="Arial" w:cs="Arial" w:eastAsia="Arial" w:hAnsi="Arial"/>
+                <w:b w:val="false"/>
+                <w:bCs w:val="false"/>
+                <w:color w:val="333333"/>
+                <w:sz w:val="18"/>
+                <w:szCs w:val="18"/>
+              </w:rPr>
+              <w:t xml:space="preserve">-</w:t>
             </w:r>
           </w:p>
         </w:tc>
@@ -10273,29 +10272,29 @@
               <w:bottom w:val="single" w:color="CCCCCC" w:sz="1"/>
               <w:right w:val="single" w:color="CCCCCC" w:sz="1"/>
             </w:tcBorders>
-            <w:shd w:fill="FFF9C4" w:val="clear"/>
-            <w:tcMar>
-              <w:top w:type="dxa" w:w="80"/>
-              <w:left w:type="dxa" w:w="120"/>
-              <w:bottom w:type="dxa" w:w="80"/>
-              <w:right w:type="dxa" w:w="120"/>
-            </w:tcMar>
-            <w:vAlign w:val="center"/>
-          </w:tcPr>
-          <w:p>
-            <w:pPr>
-              <w:jc w:val="center"/>
-            </w:pPr>
-            <w:r>
-              <w:rPr>
-                <w:rFonts w:ascii="Arial" w:cs="Arial" w:eastAsia="Arial" w:hAnsi="Arial"/>
-                <w:b w:val="false"/>
-                <w:bCs w:val="false"/>
-                <w:color w:val="333333"/>
-                <w:sz w:val="18"/>
-                <w:szCs w:val="18"/>
-              </w:rPr>
-              <w:t xml:space="preserve">1</w:t>
+            <w:shd w:fill="F5F7FA" w:val="clear"/>
+            <w:tcMar>
+              <w:top w:type="dxa" w:w="80"/>
+              <w:left w:type="dxa" w:w="120"/>
+              <w:bottom w:type="dxa" w:w="80"/>
+              <w:right w:type="dxa" w:w="120"/>
+            </w:tcMar>
+            <w:vAlign w:val="center"/>
+          </w:tcPr>
+          <w:p>
+            <w:pPr>
+              <w:jc w:val="center"/>
+            </w:pPr>
+            <w:r>
+              <w:rPr>
+                <w:rFonts w:ascii="Arial" w:cs="Arial" w:eastAsia="Arial" w:hAnsi="Arial"/>
+                <w:b w:val="false"/>
+                <w:bCs w:val="false"/>
+                <w:color w:val="333333"/>
+                <w:sz w:val="18"/>
+                <w:szCs w:val="18"/>
+              </w:rPr>
+              <w:t xml:space="preserve">-</w:t>
             </w:r>
           </w:p>
         </w:tc>
@@ -10399,7 +10398,7 @@
                 <w:sz w:val="18"/>
                 <w:szCs w:val="18"/>
               </w:rPr>
-              <w:t xml:space="preserve">10.4</w:t>
+              <w:t xml:space="preserve">10.2</w:t>
             </w:r>
           </w:p>
         </w:tc>
@@ -10551,29 +10550,28 @@
               <w:bottom w:val="single" w:color="CCCCCC" w:sz="1"/>
               <w:right w:val="single" w:color="CCCCCC" w:sz="1"/>
             </w:tcBorders>
-            <w:shd w:fill="FFF9C4" w:val="clear"/>
-            <w:tcMar>
-              <w:top w:type="dxa" w:w="80"/>
-              <w:left w:type="dxa" w:w="120"/>
-              <w:bottom w:type="dxa" w:w="80"/>
-              <w:right w:type="dxa" w:w="120"/>
-            </w:tcMar>
-            <w:vAlign w:val="center"/>
-          </w:tcPr>
-          <w:p>
-            <w:pPr>
-              <w:jc w:val="center"/>
-            </w:pPr>
-            <w:r>
-              <w:rPr>
-                <w:rFonts w:ascii="Arial" w:cs="Arial" w:eastAsia="Arial" w:hAnsi="Arial"/>
-                <w:b w:val="false"/>
-                <w:bCs w:val="false"/>
-                <w:color w:val="333333"/>
-                <w:sz w:val="18"/>
-                <w:szCs w:val="18"/>
-              </w:rPr>
-              <w:t xml:space="preserve">1</w:t>
+            <w:tcMar>
+              <w:top w:type="dxa" w:w="80"/>
+              <w:left w:type="dxa" w:w="120"/>
+              <w:bottom w:type="dxa" w:w="80"/>
+              <w:right w:type="dxa" w:w="120"/>
+            </w:tcMar>
+            <w:vAlign w:val="center"/>
+          </w:tcPr>
+          <w:p>
+            <w:pPr>
+              <w:jc w:val="center"/>
+            </w:pPr>
+            <w:r>
+              <w:rPr>
+                <w:rFonts w:ascii="Arial" w:cs="Arial" w:eastAsia="Arial" w:hAnsi="Arial"/>
+                <w:b w:val="false"/>
+                <w:bCs w:val="false"/>
+                <w:color w:val="333333"/>
+                <w:sz w:val="18"/>
+                <w:szCs w:val="18"/>
+              </w:rPr>
+              <w:t xml:space="preserve">-</w:t>
             </w:r>
           </w:p>
         </w:tc>
@@ -10902,29 +10900,29 @@
               <w:bottom w:val="single" w:color="CCCCCC" w:sz="1"/>
               <w:right w:val="single" w:color="CCCCCC" w:sz="1"/>
             </w:tcBorders>
-            <w:shd w:fill="FFF9C4" w:val="clear"/>
-            <w:tcMar>
-              <w:top w:type="dxa" w:w="80"/>
-              <w:left w:type="dxa" w:w="120"/>
-              <w:bottom w:type="dxa" w:w="80"/>
-              <w:right w:type="dxa" w:w="120"/>
-            </w:tcMar>
-            <w:vAlign w:val="center"/>
-          </w:tcPr>
-          <w:p>
-            <w:pPr>
-              <w:jc w:val="center"/>
-            </w:pPr>
-            <w:r>
-              <w:rPr>
-                <w:rFonts w:ascii="Arial" w:cs="Arial" w:eastAsia="Arial" w:hAnsi="Arial"/>
-                <w:b w:val="false"/>
-                <w:bCs w:val="false"/>
-                <w:color w:val="333333"/>
-                <w:sz w:val="18"/>
-                <w:szCs w:val="18"/>
-              </w:rPr>
-              <w:t xml:space="preserve">1</w:t>
+            <w:shd w:fill="F5F7FA" w:val="clear"/>
+            <w:tcMar>
+              <w:top w:type="dxa" w:w="80"/>
+              <w:left w:type="dxa" w:w="120"/>
+              <w:bottom w:type="dxa" w:w="80"/>
+              <w:right w:type="dxa" w:w="120"/>
+            </w:tcMar>
+            <w:vAlign w:val="center"/>
+          </w:tcPr>
+          <w:p>
+            <w:pPr>
+              <w:jc w:val="center"/>
+            </w:pPr>
+            <w:r>
+              <w:rPr>
+                <w:rFonts w:ascii="Arial" w:cs="Arial" w:eastAsia="Arial" w:hAnsi="Arial"/>
+                <w:b w:val="false"/>
+                <w:bCs w:val="false"/>
+                <w:color w:val="333333"/>
+                <w:sz w:val="18"/>
+                <w:szCs w:val="18"/>
+              </w:rPr>
+              <w:t xml:space="preserve">-</w:t>
             </w:r>
           </w:p>
         </w:tc>
@@ -11179,28 +11177,29 @@
               <w:bottom w:val="single" w:color="CCCCCC" w:sz="1"/>
               <w:right w:val="single" w:color="CCCCCC" w:sz="1"/>
             </w:tcBorders>
-            <w:tcMar>
-              <w:top w:type="dxa" w:w="80"/>
-              <w:left w:type="dxa" w:w="120"/>
-              <w:bottom w:type="dxa" w:w="80"/>
-              <w:right w:type="dxa" w:w="120"/>
-            </w:tcMar>
-            <w:vAlign w:val="center"/>
-          </w:tcPr>
-          <w:p>
-            <w:pPr>
-              <w:jc w:val="center"/>
-            </w:pPr>
-            <w:r>
-              <w:rPr>
-                <w:rFonts w:ascii="Arial" w:cs="Arial" w:eastAsia="Arial" w:hAnsi="Arial"/>
-                <w:b w:val="false"/>
-                <w:bCs w:val="false"/>
-                <w:color w:val="333333"/>
-                <w:sz w:val="18"/>
-                <w:szCs w:val="18"/>
-              </w:rPr>
-              <w:t xml:space="preserve">-</w:t>
+            <w:shd w:fill="FFF9C4" w:val="clear"/>
+            <w:tcMar>
+              <w:top w:type="dxa" w:w="80"/>
+              <w:left w:type="dxa" w:w="120"/>
+              <w:bottom w:type="dxa" w:w="80"/>
+              <w:right w:type="dxa" w:w="120"/>
+            </w:tcMar>
+            <w:vAlign w:val="center"/>
+          </w:tcPr>
+          <w:p>
+            <w:pPr>
+              <w:jc w:val="center"/>
+            </w:pPr>
+            <w:r>
+              <w:rPr>
+                <w:rFonts w:ascii="Arial" w:cs="Arial" w:eastAsia="Arial" w:hAnsi="Arial"/>
+                <w:b w:val="false"/>
+                <w:bCs w:val="false"/>
+                <w:color w:val="333333"/>
+                <w:sz w:val="18"/>
+                <w:szCs w:val="18"/>
+              </w:rPr>
+              <w:t xml:space="preserve">1</w:t>
             </w:r>
           </w:p>
         </w:tc>
@@ -11213,29 +11212,29 @@
               <w:bottom w:val="single" w:color="CCCCCC" w:sz="1"/>
               <w:right w:val="single" w:color="CCCCCC" w:sz="1"/>
             </w:tcBorders>
-            <w:shd w:fill="FFF9C4" w:val="clear"/>
-            <w:tcMar>
-              <w:top w:type="dxa" w:w="80"/>
-              <w:left w:type="dxa" w:w="120"/>
-              <w:bottom w:type="dxa" w:w="80"/>
-              <w:right w:type="dxa" w:w="120"/>
-            </w:tcMar>
-            <w:vAlign w:val="center"/>
-          </w:tcPr>
-          <w:p>
-            <w:pPr>
-              <w:jc w:val="center"/>
-            </w:pPr>
-            <w:r>
-              <w:rPr>
-                <w:rFonts w:ascii="Arial" w:cs="Arial" w:eastAsia="Arial" w:hAnsi="Arial"/>
-                <w:b w:val="false"/>
-                <w:bCs w:val="false"/>
-                <w:color w:val="333333"/>
-                <w:sz w:val="18"/>
-                <w:szCs w:val="18"/>
-              </w:rPr>
-              <w:t xml:space="preserve">1</w:t>
+            <w:shd w:fill="FFCDD2" w:val="clear"/>
+            <w:tcMar>
+              <w:top w:type="dxa" w:w="80"/>
+              <w:left w:type="dxa" w:w="120"/>
+              <w:bottom w:type="dxa" w:w="80"/>
+              <w:right w:type="dxa" w:w="120"/>
+            </w:tcMar>
+            <w:vAlign w:val="center"/>
+          </w:tcPr>
+          <w:p>
+            <w:pPr>
+              <w:jc w:val="center"/>
+            </w:pPr>
+            <w:r>
+              <w:rPr>
+                <w:rFonts w:ascii="Arial" w:cs="Arial" w:eastAsia="Arial" w:hAnsi="Arial"/>
+                <w:b/>
+                <w:bCs/>
+                <w:color w:val="333333"/>
+                <w:sz w:val="18"/>
+                <w:szCs w:val="18"/>
+              </w:rPr>
+              <w:t xml:space="preserve">6</w:t>
             </w:r>
           </w:p>
         </w:tc>
@@ -11495,29 +11494,29 @@
               <w:bottom w:val="single" w:color="CCCCCC" w:sz="1"/>
               <w:right w:val="single" w:color="CCCCCC" w:sz="1"/>
             </w:tcBorders>
-            <w:shd w:fill="FFF9C4" w:val="clear"/>
-            <w:tcMar>
-              <w:top w:type="dxa" w:w="80"/>
-              <w:left w:type="dxa" w:w="120"/>
-              <w:bottom w:type="dxa" w:w="80"/>
-              <w:right w:type="dxa" w:w="120"/>
-            </w:tcMar>
-            <w:vAlign w:val="center"/>
-          </w:tcPr>
-          <w:p>
-            <w:pPr>
-              <w:jc w:val="center"/>
-            </w:pPr>
-            <w:r>
-              <w:rPr>
-                <w:rFonts w:ascii="Arial" w:cs="Arial" w:eastAsia="Arial" w:hAnsi="Arial"/>
-                <w:b w:val="false"/>
-                <w:bCs w:val="false"/>
-                <w:color w:val="333333"/>
-                <w:sz w:val="18"/>
-                <w:szCs w:val="18"/>
-              </w:rPr>
-              <w:t xml:space="preserve">1</w:t>
+            <w:shd w:fill="F5F7FA" w:val="clear"/>
+            <w:tcMar>
+              <w:top w:type="dxa" w:w="80"/>
+              <w:left w:type="dxa" w:w="120"/>
+              <w:bottom w:type="dxa" w:w="80"/>
+              <w:right w:type="dxa" w:w="120"/>
+            </w:tcMar>
+            <w:vAlign w:val="center"/>
+          </w:tcPr>
+          <w:p>
+            <w:pPr>
+              <w:jc w:val="center"/>
+            </w:pPr>
+            <w:r>
+              <w:rPr>
+                <w:rFonts w:ascii="Arial" w:cs="Arial" w:eastAsia="Arial" w:hAnsi="Arial"/>
+                <w:b w:val="false"/>
+                <w:bCs w:val="false"/>
+                <w:color w:val="333333"/>
+                <w:sz w:val="18"/>
+                <w:szCs w:val="18"/>
+              </w:rPr>
+              <w:t xml:space="preserve">-</w:t>
             </w:r>
           </w:p>
         </w:tc>
@@ -11656,7 +11655,7 @@
                 <w:sz w:val="18"/>
                 <w:szCs w:val="18"/>
               </w:rPr>
-              <w:t xml:space="preserve">5.6</w:t>
+              <w:t xml:space="preserve">5.4</w:t>
             </w:r>
           </w:p>
         </w:tc>
@@ -11808,29 +11807,28 @@
               <w:bottom w:val="single" w:color="CCCCCC" w:sz="1"/>
               <w:right w:val="single" w:color="CCCCCC" w:sz="1"/>
             </w:tcBorders>
-            <w:shd w:fill="FFF9C4" w:val="clear"/>
-            <w:tcMar>
-              <w:top w:type="dxa" w:w="80"/>
-              <w:left w:type="dxa" w:w="120"/>
-              <w:bottom w:type="dxa" w:w="80"/>
-              <w:right w:type="dxa" w:w="120"/>
-            </w:tcMar>
-            <w:vAlign w:val="center"/>
-          </w:tcPr>
-          <w:p>
-            <w:pPr>
-              <w:jc w:val="center"/>
-            </w:pPr>
-            <w:r>
-              <w:rPr>
-                <w:rFonts w:ascii="Arial" w:cs="Arial" w:eastAsia="Arial" w:hAnsi="Arial"/>
-                <w:b w:val="false"/>
-                <w:bCs w:val="false"/>
-                <w:color w:val="333333"/>
-                <w:sz w:val="18"/>
-                <w:szCs w:val="18"/>
-              </w:rPr>
-              <w:t xml:space="preserve">1</w:t>
+            <w:tcMar>
+              <w:top w:type="dxa" w:w="80"/>
+              <w:left w:type="dxa" w:w="120"/>
+              <w:bottom w:type="dxa" w:w="80"/>
+              <w:right w:type="dxa" w:w="120"/>
+            </w:tcMar>
+            <w:vAlign w:val="center"/>
+          </w:tcPr>
+          <w:p>
+            <w:pPr>
+              <w:jc w:val="center"/>
+            </w:pPr>
+            <w:r>
+              <w:rPr>
+                <w:rFonts w:ascii="Arial" w:cs="Arial" w:eastAsia="Arial" w:hAnsi="Arial"/>
+                <w:b w:val="false"/>
+                <w:bCs w:val="false"/>
+                <w:color w:val="333333"/>
+                <w:sz w:val="18"/>
+                <w:szCs w:val="18"/>
+              </w:rPr>
+              <w:t xml:space="preserve">-</w:t>
             </w:r>
           </w:p>
         </w:tc>
@@ -12285,7 +12283,7 @@
                 <w:sz w:val="18"/>
                 <w:szCs w:val="18"/>
               </w:rPr>
-              <w:t xml:space="preserve">4.1</w:t>
+              <w:t xml:space="preserve">4.0</w:t>
             </w:r>
           </w:p>
         </w:tc>
@@ -12472,29 +12470,28 @@
               <w:bottom w:val="single" w:color="CCCCCC" w:sz="1"/>
               <w:right w:val="single" w:color="CCCCCC" w:sz="1"/>
             </w:tcBorders>
-            <w:shd w:fill="FFF9C4" w:val="clear"/>
-            <w:tcMar>
-              <w:top w:type="dxa" w:w="80"/>
-              <w:left w:type="dxa" w:w="120"/>
-              <w:bottom w:type="dxa" w:w="80"/>
-              <w:right w:type="dxa" w:w="120"/>
-            </w:tcMar>
-            <w:vAlign w:val="center"/>
-          </w:tcPr>
-          <w:p>
-            <w:pPr>
-              <w:jc w:val="center"/>
-            </w:pPr>
-            <w:r>
-              <w:rPr>
-                <w:rFonts w:ascii="Arial" w:cs="Arial" w:eastAsia="Arial" w:hAnsi="Arial"/>
-                <w:b w:val="false"/>
-                <w:bCs w:val="false"/>
-                <w:color w:val="333333"/>
-                <w:sz w:val="18"/>
-                <w:szCs w:val="18"/>
-              </w:rPr>
-              <w:t xml:space="preserve">1</w:t>
+            <w:tcMar>
+              <w:top w:type="dxa" w:w="80"/>
+              <w:left w:type="dxa" w:w="120"/>
+              <w:bottom w:type="dxa" w:w="80"/>
+              <w:right w:type="dxa" w:w="120"/>
+            </w:tcMar>
+            <w:vAlign w:val="center"/>
+          </w:tcPr>
+          <w:p>
+            <w:pPr>
+              <w:jc w:val="center"/>
+            </w:pPr>
+            <w:r>
+              <w:rPr>
+                <w:rFonts w:ascii="Arial" w:cs="Arial" w:eastAsia="Arial" w:hAnsi="Arial"/>
+                <w:b w:val="false"/>
+                <w:bCs w:val="false"/>
+                <w:color w:val="333333"/>
+                <w:sz w:val="18"/>
+                <w:szCs w:val="18"/>
+              </w:rPr>
+              <w:t xml:space="preserve">-</w:t>
             </w:r>
           </w:p>
         </w:tc>
@@ -12789,29 +12786,29 @@
               <w:bottom w:val="single" w:color="CCCCCC" w:sz="1"/>
               <w:right w:val="single" w:color="CCCCCC" w:sz="1"/>
             </w:tcBorders>
-            <w:shd w:fill="F5F7FA" w:val="clear"/>
-            <w:tcMar>
-              <w:top w:type="dxa" w:w="80"/>
-              <w:left w:type="dxa" w:w="120"/>
-              <w:bottom w:type="dxa" w:w="80"/>
-              <w:right w:type="dxa" w:w="120"/>
-            </w:tcMar>
-            <w:vAlign w:val="center"/>
-          </w:tcPr>
-          <w:p>
-            <w:pPr>
-              <w:jc w:val="center"/>
-            </w:pPr>
-            <w:r>
-              <w:rPr>
-                <w:rFonts w:ascii="Arial" w:cs="Arial" w:eastAsia="Arial" w:hAnsi="Arial"/>
-                <w:b w:val="false"/>
-                <w:bCs w:val="false"/>
-                <w:color w:val="333333"/>
-                <w:sz w:val="18"/>
-                <w:szCs w:val="18"/>
-              </w:rPr>
-              <w:t xml:space="preserve">-</w:t>
+            <w:shd w:fill="FFF9C4" w:val="clear"/>
+            <w:tcMar>
+              <w:top w:type="dxa" w:w="80"/>
+              <w:left w:type="dxa" w:w="120"/>
+              <w:bottom w:type="dxa" w:w="80"/>
+              <w:right w:type="dxa" w:w="120"/>
+            </w:tcMar>
+            <w:vAlign w:val="center"/>
+          </w:tcPr>
+          <w:p>
+            <w:pPr>
+              <w:jc w:val="center"/>
+            </w:pPr>
+            <w:r>
+              <w:rPr>
+                <w:rFonts w:ascii="Arial" w:cs="Arial" w:eastAsia="Arial" w:hAnsi="Arial"/>
+                <w:b w:val="false"/>
+                <w:bCs w:val="false"/>
+                <w:color w:val="333333"/>
+                <w:sz w:val="18"/>
+                <w:szCs w:val="18"/>
+              </w:rPr>
+              <w:t xml:space="preserve">1</w:t>
             </w:r>
           </w:p>
         </w:tc>
@@ -13101,29 +13098,28 @@
               <w:bottom w:val="single" w:color="CCCCCC" w:sz="1"/>
               <w:right w:val="single" w:color="CCCCCC" w:sz="1"/>
             </w:tcBorders>
-            <w:shd w:fill="FFF9C4" w:val="clear"/>
-            <w:tcMar>
-              <w:top w:type="dxa" w:w="80"/>
-              <w:left w:type="dxa" w:w="120"/>
-              <w:bottom w:type="dxa" w:w="80"/>
-              <w:right w:type="dxa" w:w="120"/>
-            </w:tcMar>
-            <w:vAlign w:val="center"/>
-          </w:tcPr>
-          <w:p>
-            <w:pPr>
-              <w:jc w:val="center"/>
-            </w:pPr>
-            <w:r>
-              <w:rPr>
-                <w:rFonts w:ascii="Arial" w:cs="Arial" w:eastAsia="Arial" w:hAnsi="Arial"/>
-                <w:b w:val="false"/>
-                <w:bCs w:val="false"/>
-                <w:color w:val="333333"/>
-                <w:sz w:val="18"/>
-                <w:szCs w:val="18"/>
-              </w:rPr>
-              <w:t xml:space="preserve">1</w:t>
+            <w:tcMar>
+              <w:top w:type="dxa" w:w="80"/>
+              <w:left w:type="dxa" w:w="120"/>
+              <w:bottom w:type="dxa" w:w="80"/>
+              <w:right w:type="dxa" w:w="120"/>
+            </w:tcMar>
+            <w:vAlign w:val="center"/>
+          </w:tcPr>
+          <w:p>
+            <w:pPr>
+              <w:jc w:val="center"/>
+            </w:pPr>
+            <w:r>
+              <w:rPr>
+                <w:rFonts w:ascii="Arial" w:cs="Arial" w:eastAsia="Arial" w:hAnsi="Arial"/>
+                <w:b w:val="false"/>
+                <w:bCs w:val="false"/>
+                <w:color w:val="333333"/>
+                <w:sz w:val="18"/>
+                <w:szCs w:val="18"/>
+              </w:rPr>
+              <w:t xml:space="preserve">-</w:t>
             </w:r>
           </w:p>
         </w:tc>
@@ -13230,7 +13226,7 @@
                 <w:sz w:val="18"/>
                 <w:szCs w:val="18"/>
               </w:rPr>
-              <w:t xml:space="preserve">3.6</w:t>
+              <w:t xml:space="preserve">3.4</w:t>
             </w:r>
           </w:p>
         </w:tc>
@@ -13383,6 +13379,41 @@
               <w:bottom w:val="single" w:color="CCCCCC" w:sz="1"/>
               <w:right w:val="single" w:color="CCCCCC" w:sz="1"/>
             </w:tcBorders>
+            <w:shd w:fill="FFF9C4" w:val="clear"/>
+            <w:tcMar>
+              <w:top w:type="dxa" w:w="80"/>
+              <w:left w:type="dxa" w:w="120"/>
+              <w:bottom w:type="dxa" w:w="80"/>
+              <w:right w:type="dxa" w:w="120"/>
+            </w:tcMar>
+            <w:vAlign w:val="center"/>
+          </w:tcPr>
+          <w:p>
+            <w:pPr>
+              <w:jc w:val="center"/>
+            </w:pPr>
+            <w:r>
+              <w:rPr>
+                <w:rFonts w:ascii="Arial" w:cs="Arial" w:eastAsia="Arial" w:hAnsi="Arial"/>
+                <w:b w:val="false"/>
+                <w:bCs w:val="false"/>
+                <w:color w:val="333333"/>
+                <w:sz w:val="18"/>
+                <w:szCs w:val="18"/>
+              </w:rPr>
+              <w:t xml:space="preserve">1</w:t>
+            </w:r>
+          </w:p>
+        </w:tc>
+        <w:tc>
+          <w:tcPr>
+            <w:tcW w:type="pct" w:w="9%"/>
+            <w:tcBorders>
+              <w:top w:val="single" w:color="CCCCCC" w:sz="1"/>
+              <w:left w:val="single" w:color="CCCCCC" w:sz="1"/>
+              <w:bottom w:val="single" w:color="CCCCCC" w:sz="1"/>
+              <w:right w:val="single" w:color="CCCCCC" w:sz="1"/>
+            </w:tcBorders>
             <w:shd w:fill="F5F7FA" w:val="clear"/>
             <w:tcMar>
               <w:top w:type="dxa" w:w="80"/>
@@ -13406,41 +13437,6 @@
                 <w:szCs w:val="18"/>
               </w:rPr>
               <w:t xml:space="preserve">-</w:t>
-            </w:r>
-          </w:p>
-        </w:tc>
-        <w:tc>
-          <w:tcPr>
-            <w:tcW w:type="pct" w:w="9%"/>
-            <w:tcBorders>
-              <w:top w:val="single" w:color="CCCCCC" w:sz="1"/>
-              <w:left w:val="single" w:color="CCCCCC" w:sz="1"/>
-              <w:bottom w:val="single" w:color="CCCCCC" w:sz="1"/>
-              <w:right w:val="single" w:color="CCCCCC" w:sz="1"/>
-            </w:tcBorders>
-            <w:shd w:fill="FFF9C4" w:val="clear"/>
-            <w:tcMar>
-              <w:top w:type="dxa" w:w="80"/>
-              <w:left w:type="dxa" w:w="120"/>
-              <w:bottom w:type="dxa" w:w="80"/>
-              <w:right w:type="dxa" w:w="120"/>
-            </w:tcMar>
-            <w:vAlign w:val="center"/>
-          </w:tcPr>
-          <w:p>
-            <w:pPr>
-              <w:jc w:val="center"/>
-            </w:pPr>
-            <w:r>
-              <w:rPr>
-                <w:rFonts w:ascii="Arial" w:cs="Arial" w:eastAsia="Arial" w:hAnsi="Arial"/>
-                <w:b w:val="false"/>
-                <w:bCs w:val="false"/>
-                <w:color w:val="333333"/>
-                <w:sz w:val="18"/>
-                <w:szCs w:val="18"/>
-              </w:rPr>
-              <w:t xml:space="preserve">1</w:t>
             </w:r>
           </w:p>
         </w:tc>
@@ -13786,7 +13782,7 @@
                 <w:sz w:val="18"/>
                 <w:szCs w:val="18"/>
               </w:rPr>
-              <w:t xml:space="preserve">変なホテル東京羽田</w:t>
+              <w:t xml:space="preserve">リッチモンドホテル東京目白</w:t>
             </w:r>
           </w:p>
         </w:tc>
@@ -13821,7 +13817,7 @@
                 <w:sz w:val="18"/>
                 <w:szCs w:val="18"/>
               </w:rPr>
-              <w:t xml:space="preserve">6</w:t>
+              <w:t xml:space="preserve">3</w:t>
             </w:r>
           </w:p>
         </w:tc>
@@ -13856,7 +13852,7 @@
                 <w:sz w:val="18"/>
                 <w:szCs w:val="18"/>
               </w:rPr>
-              <w:t xml:space="preserve">2.1</w:t>
+              <w:t xml:space="preserve">2.4</w:t>
             </w:r>
           </w:p>
         </w:tc>
@@ -13869,29 +13865,29 @@
               <w:bottom w:val="single" w:color="CCCCCC" w:sz="1"/>
               <w:right w:val="single" w:color="CCCCCC" w:sz="1"/>
             </w:tcBorders>
-            <w:shd w:fill="FFCDD2" w:val="clear"/>
-            <w:tcMar>
-              <w:top w:type="dxa" w:w="80"/>
-              <w:left w:type="dxa" w:w="120"/>
-              <w:bottom w:type="dxa" w:w="80"/>
-              <w:right w:type="dxa" w:w="120"/>
-            </w:tcMar>
-            <w:vAlign w:val="center"/>
-          </w:tcPr>
-          <w:p>
-            <w:pPr>
-              <w:jc w:val="center"/>
-            </w:pPr>
-            <w:r>
-              <w:rPr>
-                <w:rFonts w:ascii="Arial" w:cs="Arial" w:eastAsia="Arial" w:hAnsi="Arial"/>
-                <w:b/>
-                <w:bCs/>
-                <w:color w:val="333333"/>
-                <w:sz w:val="18"/>
-                <w:szCs w:val="18"/>
-              </w:rPr>
-              <w:t xml:space="preserve">6</w:t>
+            <w:shd w:fill="FFE0B2" w:val="clear"/>
+            <w:tcMar>
+              <w:top w:type="dxa" w:w="80"/>
+              <w:left w:type="dxa" w:w="120"/>
+              <w:bottom w:type="dxa" w:w="80"/>
+              <w:right w:type="dxa" w:w="120"/>
+            </w:tcMar>
+            <w:vAlign w:val="center"/>
+          </w:tcPr>
+          <w:p>
+            <w:pPr>
+              <w:jc w:val="center"/>
+            </w:pPr>
+            <w:r>
+              <w:rPr>
+                <w:rFonts w:ascii="Arial" w:cs="Arial" w:eastAsia="Arial" w:hAnsi="Arial"/>
+                <w:b/>
+                <w:bCs/>
+                <w:color w:val="333333"/>
+                <w:sz w:val="18"/>
+                <w:szCs w:val="18"/>
+              </w:rPr>
+              <w:t xml:space="preserve">3</w:t>
             </w:r>
           </w:p>
         </w:tc>
@@ -13904,6 +13900,76 @@
               <w:bottom w:val="single" w:color="CCCCCC" w:sz="1"/>
               <w:right w:val="single" w:color="CCCCCC" w:sz="1"/>
             </w:tcBorders>
+            <w:shd w:fill="FFF9C4" w:val="clear"/>
+            <w:tcMar>
+              <w:top w:type="dxa" w:w="80"/>
+              <w:left w:type="dxa" w:w="120"/>
+              <w:bottom w:type="dxa" w:w="80"/>
+              <w:right w:type="dxa" w:w="120"/>
+            </w:tcMar>
+            <w:vAlign w:val="center"/>
+          </w:tcPr>
+          <w:p>
+            <w:pPr>
+              <w:jc w:val="center"/>
+            </w:pPr>
+            <w:r>
+              <w:rPr>
+                <w:rFonts w:ascii="Arial" w:cs="Arial" w:eastAsia="Arial" w:hAnsi="Arial"/>
+                <w:b w:val="false"/>
+                <w:bCs w:val="false"/>
+                <w:color w:val="333333"/>
+                <w:sz w:val="18"/>
+                <w:szCs w:val="18"/>
+              </w:rPr>
+              <w:t xml:space="preserve">1</w:t>
+            </w:r>
+          </w:p>
+        </w:tc>
+        <w:tc>
+          <w:tcPr>
+            <w:tcW w:type="pct" w:w="9%"/>
+            <w:tcBorders>
+              <w:top w:val="single" w:color="CCCCCC" w:sz="1"/>
+              <w:left w:val="single" w:color="CCCCCC" w:sz="1"/>
+              <w:bottom w:val="single" w:color="CCCCCC" w:sz="1"/>
+              <w:right w:val="single" w:color="CCCCCC" w:sz="1"/>
+            </w:tcBorders>
+            <w:shd w:fill="FFF9C4" w:val="clear"/>
+            <w:tcMar>
+              <w:top w:type="dxa" w:w="80"/>
+              <w:left w:type="dxa" w:w="120"/>
+              <w:bottom w:type="dxa" w:w="80"/>
+              <w:right w:type="dxa" w:w="120"/>
+            </w:tcMar>
+            <w:vAlign w:val="center"/>
+          </w:tcPr>
+          <w:p>
+            <w:pPr>
+              <w:jc w:val="center"/>
+            </w:pPr>
+            <w:r>
+              <w:rPr>
+                <w:rFonts w:ascii="Arial" w:cs="Arial" w:eastAsia="Arial" w:hAnsi="Arial"/>
+                <w:b w:val="false"/>
+                <w:bCs w:val="false"/>
+                <w:color w:val="333333"/>
+                <w:sz w:val="18"/>
+                <w:szCs w:val="18"/>
+              </w:rPr>
+              <w:t xml:space="preserve">1</w:t>
+            </w:r>
+          </w:p>
+        </w:tc>
+        <w:tc>
+          <w:tcPr>
+            <w:tcW w:type="pct" w:w="9%"/>
+            <w:tcBorders>
+              <w:top w:val="single" w:color="CCCCCC" w:sz="1"/>
+              <w:left w:val="single" w:color="CCCCCC" w:sz="1"/>
+              <w:bottom w:val="single" w:color="CCCCCC" w:sz="1"/>
+              <w:right w:val="single" w:color="CCCCCC" w:sz="1"/>
+            </w:tcBorders>
             <w:shd w:fill="F5F7FA" w:val="clear"/>
             <w:tcMar>
               <w:top w:type="dxa" w:w="80"/>
@@ -13974,99 +14040,29 @@
               <w:bottom w:val="single" w:color="CCCCCC" w:sz="1"/>
               <w:right w:val="single" w:color="CCCCCC" w:sz="1"/>
             </w:tcBorders>
-            <w:shd w:fill="F5F7FA" w:val="clear"/>
-            <w:tcMar>
-              <w:top w:type="dxa" w:w="80"/>
-              <w:left w:type="dxa" w:w="120"/>
-              <w:bottom w:type="dxa" w:w="80"/>
-              <w:right w:type="dxa" w:w="120"/>
-            </w:tcMar>
-            <w:vAlign w:val="center"/>
-          </w:tcPr>
-          <w:p>
-            <w:pPr>
-              <w:jc w:val="center"/>
-            </w:pPr>
-            <w:r>
-              <w:rPr>
-                <w:rFonts w:ascii="Arial" w:cs="Arial" w:eastAsia="Arial" w:hAnsi="Arial"/>
-                <w:b w:val="false"/>
-                <w:bCs w:val="false"/>
-                <w:color w:val="333333"/>
-                <w:sz w:val="18"/>
-                <w:szCs w:val="18"/>
-              </w:rPr>
-              <w:t xml:space="preserve">-</w:t>
-            </w:r>
-          </w:p>
-        </w:tc>
-        <w:tc>
-          <w:tcPr>
-            <w:tcW w:type="pct" w:w="9%"/>
-            <w:tcBorders>
-              <w:top w:val="single" w:color="CCCCCC" w:sz="1"/>
-              <w:left w:val="single" w:color="CCCCCC" w:sz="1"/>
-              <w:bottom w:val="single" w:color="CCCCCC" w:sz="1"/>
-              <w:right w:val="single" w:color="CCCCCC" w:sz="1"/>
-            </w:tcBorders>
-            <w:shd w:fill="F5F7FA" w:val="clear"/>
-            <w:tcMar>
-              <w:top w:type="dxa" w:w="80"/>
-              <w:left w:type="dxa" w:w="120"/>
-              <w:bottom w:type="dxa" w:w="80"/>
-              <w:right w:type="dxa" w:w="120"/>
-            </w:tcMar>
-            <w:vAlign w:val="center"/>
-          </w:tcPr>
-          <w:p>
-            <w:pPr>
-              <w:jc w:val="center"/>
-            </w:pPr>
-            <w:r>
-              <w:rPr>
-                <w:rFonts w:ascii="Arial" w:cs="Arial" w:eastAsia="Arial" w:hAnsi="Arial"/>
-                <w:b w:val="false"/>
-                <w:bCs w:val="false"/>
-                <w:color w:val="333333"/>
-                <w:sz w:val="18"/>
-                <w:szCs w:val="18"/>
-              </w:rPr>
-              <w:t xml:space="preserve">-</w:t>
-            </w:r>
-          </w:p>
-        </w:tc>
-        <w:tc>
-          <w:tcPr>
-            <w:tcW w:type="pct" w:w="9%"/>
-            <w:tcBorders>
-              <w:top w:val="single" w:color="CCCCCC" w:sz="1"/>
-              <w:left w:val="single" w:color="CCCCCC" w:sz="1"/>
-              <w:bottom w:val="single" w:color="CCCCCC" w:sz="1"/>
-              <w:right w:val="single" w:color="CCCCCC" w:sz="1"/>
-            </w:tcBorders>
-            <w:shd w:fill="F5F7FA" w:val="clear"/>
-            <w:tcMar>
-              <w:top w:type="dxa" w:w="80"/>
-              <w:left w:type="dxa" w:w="120"/>
-              <w:bottom w:type="dxa" w:w="80"/>
-              <w:right w:type="dxa" w:w="120"/>
-            </w:tcMar>
-            <w:vAlign w:val="center"/>
-          </w:tcPr>
-          <w:p>
-            <w:pPr>
-              <w:jc w:val="center"/>
-            </w:pPr>
-            <w:r>
-              <w:rPr>
-                <w:rFonts w:ascii="Arial" w:cs="Arial" w:eastAsia="Arial" w:hAnsi="Arial"/>
-                <w:b w:val="false"/>
-                <w:bCs w:val="false"/>
-                <w:color w:val="333333"/>
-                <w:sz w:val="18"/>
-                <w:szCs w:val="18"/>
-              </w:rPr>
-              <w:t xml:space="preserve">-</w:t>
+            <w:shd w:fill="FFF9C4" w:val="clear"/>
+            <w:tcMar>
+              <w:top w:type="dxa" w:w="80"/>
+              <w:left w:type="dxa" w:w="120"/>
+              <w:bottom w:type="dxa" w:w="80"/>
+              <w:right w:type="dxa" w:w="120"/>
+            </w:tcMar>
+            <w:vAlign w:val="center"/>
+          </w:tcPr>
+          <w:p>
+            <w:pPr>
+              <w:jc w:val="center"/>
+            </w:pPr>
+            <w:r>
+              <w:rPr>
+                <w:rFonts w:ascii="Arial" w:cs="Arial" w:eastAsia="Arial" w:hAnsi="Arial"/>
+                <w:b w:val="false"/>
+                <w:bCs w:val="false"/>
+                <w:color w:val="333333"/>
+                <w:sz w:val="18"/>
+                <w:szCs w:val="18"/>
+              </w:rPr>
+              <w:t xml:space="preserve">1</w:t>
             </w:r>
           </w:p>
         </w:tc>
@@ -14102,7 +14098,7 @@
                 <w:sz w:val="18"/>
                 <w:szCs w:val="18"/>
               </w:rPr>
-              <w:t xml:space="preserve">リッチモンドホテル東京目白</w:t>
+              <w:t xml:space="preserve">変なホテル東京羽田</w:t>
             </w:r>
           </w:p>
         </w:tc>
@@ -14136,7 +14132,7 @@
                 <w:sz w:val="18"/>
                 <w:szCs w:val="18"/>
               </w:rPr>
-              <w:t xml:space="preserve">2</w:t>
+              <w:t xml:space="preserve">6</w:t>
             </w:r>
           </w:p>
         </w:tc>
@@ -14170,7 +14166,7 @@
                 <w:sz w:val="18"/>
                 <w:szCs w:val="18"/>
               </w:rPr>
-              <w:t xml:space="preserve">1.6</w:t>
+              <w:t xml:space="preserve">2.1</w:t>
             </w:r>
           </w:p>
         </w:tc>
@@ -14183,6 +14179,75 @@
               <w:bottom w:val="single" w:color="CCCCCC" w:sz="1"/>
               <w:right w:val="single" w:color="CCCCCC" w:sz="1"/>
             </w:tcBorders>
+            <w:shd w:fill="FFCDD2" w:val="clear"/>
+            <w:tcMar>
+              <w:top w:type="dxa" w:w="80"/>
+              <w:left w:type="dxa" w:w="120"/>
+              <w:bottom w:type="dxa" w:w="80"/>
+              <w:right w:type="dxa" w:w="120"/>
+            </w:tcMar>
+            <w:vAlign w:val="center"/>
+          </w:tcPr>
+          <w:p>
+            <w:pPr>
+              <w:jc w:val="center"/>
+            </w:pPr>
+            <w:r>
+              <w:rPr>
+                <w:rFonts w:ascii="Arial" w:cs="Arial" w:eastAsia="Arial" w:hAnsi="Arial"/>
+                <w:b/>
+                <w:bCs/>
+                <w:color w:val="333333"/>
+                <w:sz w:val="18"/>
+                <w:szCs w:val="18"/>
+              </w:rPr>
+              <w:t xml:space="preserve">6</w:t>
+            </w:r>
+          </w:p>
+        </w:tc>
+        <w:tc>
+          <w:tcPr>
+            <w:tcW w:type="pct" w:w="9%"/>
+            <w:tcBorders>
+              <w:top w:val="single" w:color="CCCCCC" w:sz="1"/>
+              <w:left w:val="single" w:color="CCCCCC" w:sz="1"/>
+              <w:bottom w:val="single" w:color="CCCCCC" w:sz="1"/>
+              <w:right w:val="single" w:color="CCCCCC" w:sz="1"/>
+            </w:tcBorders>
+            <w:tcMar>
+              <w:top w:type="dxa" w:w="80"/>
+              <w:left w:type="dxa" w:w="120"/>
+              <w:bottom w:type="dxa" w:w="80"/>
+              <w:right w:type="dxa" w:w="120"/>
+            </w:tcMar>
+            <w:vAlign w:val="center"/>
+          </w:tcPr>
+          <w:p>
+            <w:pPr>
+              <w:jc w:val="center"/>
+            </w:pPr>
+            <w:r>
+              <w:rPr>
+                <w:rFonts w:ascii="Arial" w:cs="Arial" w:eastAsia="Arial" w:hAnsi="Arial"/>
+                <w:b w:val="false"/>
+                <w:bCs w:val="false"/>
+                <w:color w:val="333333"/>
+                <w:sz w:val="18"/>
+                <w:szCs w:val="18"/>
+              </w:rPr>
+              <w:t xml:space="preserve">-</w:t>
+            </w:r>
+          </w:p>
+        </w:tc>
+        <w:tc>
+          <w:tcPr>
+            <w:tcW w:type="pct" w:w="9%"/>
+            <w:tcBorders>
+              <w:top w:val="single" w:color="CCCCCC" w:sz="1"/>
+              <w:left w:val="single" w:color="CCCCCC" w:sz="1"/>
+              <w:bottom w:val="single" w:color="CCCCCC" w:sz="1"/>
+              <w:right w:val="single" w:color="CCCCCC" w:sz="1"/>
+            </w:tcBorders>
             <w:shd w:fill="FFF9C4" w:val="clear"/>
             <w:tcMar>
               <w:top w:type="dxa" w:w="80"/>
@@ -14205,76 +14270,7 @@
                 <w:sz w:val="18"/>
                 <w:szCs w:val="18"/>
               </w:rPr>
-              <w:t xml:space="preserve">2</w:t>
-            </w:r>
-          </w:p>
-        </w:tc>
-        <w:tc>
-          <w:tcPr>
-            <w:tcW w:type="pct" w:w="9%"/>
-            <w:tcBorders>
-              <w:top w:val="single" w:color="CCCCCC" w:sz="1"/>
-              <w:left w:val="single" w:color="CCCCCC" w:sz="1"/>
-              <w:bottom w:val="single" w:color="CCCCCC" w:sz="1"/>
-              <w:right w:val="single" w:color="CCCCCC" w:sz="1"/>
-            </w:tcBorders>
-            <w:shd w:fill="FFF9C4" w:val="clear"/>
-            <w:tcMar>
-              <w:top w:type="dxa" w:w="80"/>
-              <w:left w:type="dxa" w:w="120"/>
-              <w:bottom w:type="dxa" w:w="80"/>
-              <w:right w:type="dxa" w:w="120"/>
-            </w:tcMar>
-            <w:vAlign w:val="center"/>
-          </w:tcPr>
-          <w:p>
-            <w:pPr>
-              <w:jc w:val="center"/>
-            </w:pPr>
-            <w:r>
-              <w:rPr>
-                <w:rFonts w:ascii="Arial" w:cs="Arial" w:eastAsia="Arial" w:hAnsi="Arial"/>
-                <w:b w:val="false"/>
-                <w:bCs w:val="false"/>
-                <w:color w:val="333333"/>
-                <w:sz w:val="18"/>
-                <w:szCs w:val="18"/>
-              </w:rPr>
               <w:t xml:space="preserve">1</w:t>
-            </w:r>
-          </w:p>
-        </w:tc>
-        <w:tc>
-          <w:tcPr>
-            <w:tcW w:type="pct" w:w="9%"/>
-            <w:tcBorders>
-              <w:top w:val="single" w:color="CCCCCC" w:sz="1"/>
-              <w:left w:val="single" w:color="CCCCCC" w:sz="1"/>
-              <w:bottom w:val="single" w:color="CCCCCC" w:sz="1"/>
-              <w:right w:val="single" w:color="CCCCCC" w:sz="1"/>
-            </w:tcBorders>
-            <w:tcMar>
-              <w:top w:type="dxa" w:w="80"/>
-              <w:left w:type="dxa" w:w="120"/>
-              <w:bottom w:type="dxa" w:w="80"/>
-              <w:right w:type="dxa" w:w="120"/>
-            </w:tcMar>
-            <w:vAlign w:val="center"/>
-          </w:tcPr>
-          <w:p>
-            <w:pPr>
-              <w:jc w:val="center"/>
-            </w:pPr>
-            <w:r>
-              <w:rPr>
-                <w:rFonts w:ascii="Arial" w:cs="Arial" w:eastAsia="Arial" w:hAnsi="Arial"/>
-                <w:b w:val="false"/>
-                <w:bCs w:val="false"/>
-                <w:color w:val="333333"/>
-                <w:sz w:val="18"/>
-                <w:szCs w:val="18"/>
-              </w:rPr>
-              <w:t xml:space="preserve">-</w:t>
             </w:r>
           </w:p>
         </w:tc>
@@ -15194,7 +15190,7 @@
           <w:sz w:val="21"/>
           <w:szCs w:val="21"/>
         </w:rPr>
-        <w:t xml:space="preserve">現状スコア：7.86点 → 目標スコア：8.5点</w:t>
+        <w:t xml:space="preserve">現状スコア：7.8点 → 目標スコア：8.5点</w:t>
       </w:r>
     </w:p>
     <w:p>
@@ -15209,7 +15205,7 @@
           <w:sz w:val="21"/>
           <w:szCs w:val="21"/>
         </w:rPr>
-        <w:t xml:space="preserve">主要課題：清掃品質全般(14件)、臭気・異臭(7件)、カーペット汚れ(5件)</w:t>
+        <w:t xml:space="preserve">主要課題：清掃品質全般(13件)、臭気・異臭(7件)、カーペット汚れ(5件)</w:t>
       </w:r>
     </w:p>
     <w:p>
@@ -15982,7 +15978,7 @@
           <w:sz w:val="21"/>
           <w:szCs w:val="21"/>
         </w:rPr>
-        <w:t xml:space="preserve">現状スコア：7.35点 → 目標スコア：8点</w:t>
+        <w:t xml:space="preserve">現状スコア：7.39点 → 目標スコア：8点</w:t>
       </w:r>
     </w:p>
     <w:p>
@@ -16772,7 +16768,7 @@
           <w:sz w:val="22"/>
           <w:szCs w:val="22"/>
         </w:rPr>
-        <w:t xml:space="preserve">【HIGH】コンフォートホテル横浜関内（7.57点 → 8.5点）</w:t>
+        <w:t xml:space="preserve">【HIGH】コンフォートホテル横浜関内（7.53点 → 8.5点）</w:t>
       </w:r>
     </w:p>
     <w:p>
@@ -17026,7 +17022,7 @@
           <w:sz w:val="22"/>
           <w:szCs w:val="22"/>
         </w:rPr>
-        <w:t xml:space="preserve">【HIGH】ホテルコメント横浜関内（8.83点 → 9.1点）</w:t>
+        <w:t xml:space="preserve">【HIGH】ホテルコメント横浜関内（8.86点 → 9.2点）</w:t>
       </w:r>
     </w:p>
     <w:p>
@@ -17169,7 +17165,7 @@
           <w:sz w:val="21"/>
           <w:szCs w:val="21"/>
         </w:rPr>
-        <w:t xml:space="preserve">STANDARDホテル（10件）：川崎日航ホテル、コンフォートホテル成田、ダイワロイネットホテル東京大崎、ハートンホテル東品川、ホテルケヤキゲート東京府中、アパホテル相模原橋本駅東、変なホテル東京羽田、リッチモンドホテル東京目白、第一イン池袋、コンフォートホテルERA東京東神田</w:t>
+        <w:t xml:space="preserve">STANDARDホテル（10件）：川崎日航ホテル、コンフォートホテル成田、ダイワロイネットホテル東京大崎、ハートンホテル東品川、ホテルケヤキゲート東京府中、アパホテル相模原橋本駅東、リッチモンドホテル東京目白、変なホテル東京羽田、第一イン池袋、コンフォートホテルERA東京東神田</w:t>
       </w:r>
     </w:p>
     <w:p>
@@ -18217,7 +18213,7 @@
                 <w:sz w:val="18"/>
                 <w:szCs w:val="18"/>
               </w:rPr>
-              <w:t xml:space="preserve">8.38</w:t>
+              <w:t xml:space="preserve">8.39</w:t>
             </w:r>
           </w:p>
         </w:tc>
@@ -18251,7 +18247,7 @@
                 <w:sz w:val="18"/>
                 <w:szCs w:val="18"/>
               </w:rPr>
-              <w:t xml:space="preserve">8.88</w:t>
+              <w:t xml:space="preserve">8.89</w:t>
             </w:r>
           </w:p>
         </w:tc>
@@ -18357,7 +18353,7 @@
                 <w:sz w:val="18"/>
                 <w:szCs w:val="18"/>
               </w:rPr>
-              <w:t xml:space="preserve">4.6%</w:t>
+              <w:t xml:space="preserve">4.5%</w:t>
             </w:r>
           </w:p>
         </w:tc>
@@ -18497,7 +18493,7 @@
                 <w:sz w:val="18"/>
                 <w:szCs w:val="18"/>
               </w:rPr>
-              <w:t xml:space="preserve">78.4%</w:t>
+              <w:t xml:space="preserve">78.5%</w:t>
             </w:r>
           </w:p>
         </w:tc>
@@ -18531,7 +18527,7 @@
                 <w:sz w:val="18"/>
                 <w:szCs w:val="18"/>
               </w:rPr>
-              <w:t xml:space="preserve">83.4%以上</w:t>
+              <w:t xml:space="preserve">83.5%以上</w:t>
             </w:r>
           </w:p>
         </w:tc>
@@ -18637,7 +18633,7 @@
                 <w:sz w:val="18"/>
                 <w:szCs w:val="18"/>
               </w:rPr>
-              <w:t xml:space="preserve">4.9%</w:t>
+              <w:t xml:space="preserve">5.0%</w:t>
             </w:r>
           </w:p>
         </w:tc>
@@ -19067,7 +19063,7 @@
                 <w:sz w:val="18"/>
                 <w:szCs w:val="18"/>
               </w:rPr>
-              <w:t xml:space="preserve">7.86</w:t>
+              <w:t xml:space="preserve">7.80</w:t>
             </w:r>
           </w:p>
         </w:tc>
@@ -19101,7 +19097,7 @@
                 <w:sz w:val="18"/>
                 <w:szCs w:val="18"/>
               </w:rPr>
-              <w:t xml:space="preserve">8.40</w:t>
+              <w:t xml:space="preserve">8.30</w:t>
             </w:r>
           </w:p>
         </w:tc>
@@ -19135,7 +19131,7 @@
                 <w:sz w:val="18"/>
                 <w:szCs w:val="18"/>
               </w:rPr>
-              <w:t xml:space="preserve">12.9%</w:t>
+              <w:t xml:space="preserve">12.1%</w:t>
             </w:r>
           </w:p>
         </w:tc>
@@ -19169,7 +19165,7 @@
                 <w:sz w:val="18"/>
                 <w:szCs w:val="18"/>
               </w:rPr>
-              <w:t xml:space="preserve">3.9%</w:t>
+              <w:t xml:space="preserve">3.6%</w:t>
             </w:r>
           </w:p>
         </w:tc>
@@ -19486,7 +19482,7 @@
                 <w:sz w:val="18"/>
                 <w:szCs w:val="18"/>
               </w:rPr>
-              <w:t xml:space="preserve">7.35</w:t>
+              <w:t xml:space="preserve">7.39</w:t>
             </w:r>
           </w:p>
         </w:tc>
@@ -19520,7 +19516,7 @@
                 <w:sz w:val="18"/>
                 <w:szCs w:val="18"/>
               </w:rPr>
-              <w:t xml:space="preserve">7.80</w:t>
+              <w:t xml:space="preserve">7.90</w:t>
             </w:r>
           </w:p>
         </w:tc>
@@ -19554,7 +19550,7 @@
                 <w:sz w:val="18"/>
                 <w:szCs w:val="18"/>
               </w:rPr>
-              <w:t xml:space="preserve">10.4%</w:t>
+              <w:t xml:space="preserve">10.2%</w:t>
             </w:r>
           </w:p>
         </w:tc>
@@ -19905,7 +19901,7 @@
                 <w:sz w:val="18"/>
                 <w:szCs w:val="18"/>
               </w:rPr>
-              <w:t xml:space="preserve">7.57</w:t>
+              <w:t xml:space="preserve">7.53</w:t>
             </w:r>
           </w:p>
         </w:tc>
@@ -19939,7 +19935,7 @@
                 <w:sz w:val="18"/>
                 <w:szCs w:val="18"/>
               </w:rPr>
-              <w:t xml:space="preserve">8.10</w:t>
+              <w:t xml:space="preserve">8.00</w:t>
             </w:r>
           </w:p>
         </w:tc>
@@ -20324,7 +20320,7 @@
                 <w:sz w:val="18"/>
                 <w:szCs w:val="18"/>
               </w:rPr>
-              <w:t xml:space="preserve">8.83</w:t>
+              <w:t xml:space="preserve">8.86</w:t>
             </w:r>
           </w:p>
         </w:tc>
@@ -20358,7 +20354,7 @@
                 <w:sz w:val="18"/>
                 <w:szCs w:val="18"/>
               </w:rPr>
-              <w:t xml:space="preserve">9.30</w:t>
+              <w:t xml:space="preserve">9.40</w:t>
             </w:r>
           </w:p>
         </w:tc>
@@ -20392,7 +20388,7 @@
                 <w:sz w:val="18"/>
                 <w:szCs w:val="18"/>
               </w:rPr>
-              <w:t xml:space="preserve">5.6%</w:t>
+              <w:t xml:space="preserve">5.4%</w:t>
             </w:r>
           </w:p>
         </w:tc>
@@ -20426,7 +20422,7 @@
                 <w:sz w:val="18"/>
                 <w:szCs w:val="18"/>
               </w:rPr>
-              <w:t xml:space="preserve">1.7%</w:t>
+              <w:t xml:space="preserve">1.6%</w:t>
             </w:r>
           </w:p>
         </w:tc>
@@ -21621,7 +21617,7 @@
                 <w:sz w:val="21"/>
                 <w:szCs w:val="21"/>
               </w:rPr>
-              <w:t xml:space="preserve">本レポートは、2194件のゲスト口コミデータに基づき、PRIMECHANGEポートフォリオ全19ホテルの清掃品質を分析したものです。データに基づく優先順位付けと段階的な改善施策により、ポートフォリオ全体の顧客満足度向上とRevPAR改善を実現することが可能です。</w:t>
+              <w:t xml:space="preserve">本レポートは、2221件のゲスト口コミデータに基づき、PRIMECHANGEポートフォリオ全19ホテルの清掃品質を分析したものです。データに基づく優先順位付けと段階的な改善施策により、ポートフォリオ全体の顧客満足度向上とRevPAR改善を実現することが可能です。</w:t>
             </w:r>
           </w:p>
           <w:p>

--- a/納品レポート/PRIMECHANGE戦略レポート/PRIMECHANGE_清掃戦略レポート.docx
+++ b/納品レポート/PRIMECHANGE戦略レポート/PRIMECHANGE_清掃戦略レポート.docx
@@ -202,7 +202,7 @@
           <w:sz w:val="21"/>
           <w:szCs w:val="21"/>
         </w:rPr>
-        <w:t xml:space="preserve">ポートフォリオ全体（19ホテル、2221件のレビュー）を分析した結果、ポートフォリオ平均スコアは8.39点（10点換算）、清掃関連クレーム率は4.5%でした。以下に主要な発見事項と提案の概要をまとめます。</w:t>
+        <w:t xml:space="preserve">ポートフォリオ全体（19ホテル、2260件のレビュー）を分析した結果、ポートフォリオ平均スコアは8.39点（10点換算）、清掃関連クレーム率は4.5%でした。以下に主要な発見事項と提案の概要をまとめます。</w:t>
       </w:r>
     </w:p>
     <w:p>
@@ -421,7 +421,7 @@
                 <w:sz w:val="36"/>
                 <w:szCs w:val="36"/>
               </w:rPr>
-              <w:t xml:space="preserve">2221件</w:t>
+              <w:t xml:space="preserve">2260件</w:t>
             </w:r>
           </w:p>
         </w:tc>
@@ -503,7 +503,7 @@
                 <w:sz w:val="20"/>
                 <w:szCs w:val="20"/>
               </w:rPr>
-              <w:t xml:space="preserve">上位5ホテルの平均スコアは8.7点超。コンフォートスイーツ東京ベイ(9.17点)がポートフォリオ最高評価</w:t>
+              <w:t xml:space="preserve">上位5ホテルの平均スコアは8.7点超。コンフォートスイーツ東京ベイ(9.21点)がポートフォリオ最高評価</w:t>
             </w:r>
           </w:p>
           <w:p>
@@ -528,7 +528,7 @@
                 <w:sz w:val="20"/>
                 <w:szCs w:val="20"/>
               </w:rPr>
-              <w:t xml:space="preserve">4ホテルがURGENT（緊急対応）に分類。清掃関連クレーム率4.5%（業界平均2-3%を超過）</w:t>
+              <w:t xml:space="preserve">5ホテルがURGENT（緊急対応）に分類。清掃関連クレーム率4.5%（業界平均2-3%を超過）</w:t>
             </w:r>
           </w:p>
           <w:p>
@@ -804,7 +804,7 @@
                 <w:sz w:val="18"/>
                 <w:szCs w:val="18"/>
               </w:rPr>
-              <w:t xml:space="preserve">4</w:t>
+              <w:t xml:space="preserve">5</w:t>
             </w:r>
           </w:p>
         </w:tc>
@@ -838,7 +838,7 @@
                 <w:sz w:val="18"/>
                 <w:szCs w:val="18"/>
               </w:rPr>
-              <w:t xml:space="preserve">7.03-7.80</w:t>
+              <w:t xml:space="preserve">7.03-7.79</w:t>
             </w:r>
           </w:p>
         </w:tc>
@@ -943,7 +943,7 @@
                 <w:sz w:val="18"/>
                 <w:szCs w:val="18"/>
               </w:rPr>
-              <w:t xml:space="preserve">3</w:t>
+              <w:t xml:space="preserve">2</w:t>
             </w:r>
           </w:p>
         </w:tc>
@@ -977,7 +977,7 @@
                 <w:sz w:val="18"/>
                 <w:szCs w:val="18"/>
               </w:rPr>
-              <w:t xml:space="preserve">7.53-8.86</w:t>
+              <w:t xml:space="preserve">8.15-8.87</w:t>
             </w:r>
           </w:p>
         </w:tc>
@@ -1011,7 +1011,7 @@
                 <w:sz w:val="18"/>
                 <w:szCs w:val="18"/>
               </w:rPr>
-              <w:t xml:space="preserve">清掃品質全般、臭気・異臭、シミ・汚れ跡</w:t>
+              <w:t xml:space="preserve">臭気・異臭、清掃品質全般、カビ・モールド</w:t>
             </w:r>
           </w:p>
         </w:tc>
@@ -1116,7 +1116,7 @@
                 <w:sz w:val="18"/>
                 <w:szCs w:val="18"/>
               </w:rPr>
-              <w:t xml:space="preserve">8.12-9.06</w:t>
+              <w:t xml:space="preserve">8.10-9.08</w:t>
             </w:r>
           </w:p>
         </w:tc>
@@ -1255,7 +1255,7 @@
                 <w:sz w:val="18"/>
                 <w:szCs w:val="18"/>
               </w:rPr>
-              <w:t xml:space="preserve">9.03-9.17</w:t>
+              <w:t xml:space="preserve">9.05-9.21</w:t>
             </w:r>
           </w:p>
         </w:tc>
@@ -1346,7 +1346,7 @@
           <w:sz w:val="21"/>
           <w:szCs w:val="21"/>
         </w:rPr>
-        <w:t xml:space="preserve">19ホテルの口コミスコアを10点換算で比較しました。ポートフォリオ平均は8.39点、中央値は8.66点です。</w:t>
+        <w:t xml:space="preserve">19ホテルの口コミスコアを10点換算で比較しました。ポートフォリオ平均は8.39点、中央値は8.65点です。</w:t>
       </w:r>
     </w:p>
     <w:p>
@@ -1757,7 +1757,7 @@
                 <w:sz w:val="18"/>
                 <w:szCs w:val="18"/>
               </w:rPr>
-              <w:t xml:space="preserve">9.17</w:t>
+              <w:t xml:space="preserve">9.21</w:t>
             </w:r>
           </w:p>
         </w:tc>
@@ -1791,7 +1791,7 @@
                 <w:sz w:val="18"/>
                 <w:szCs w:val="18"/>
               </w:rPr>
-              <w:t xml:space="preserve">92.8%</w:t>
+              <w:t xml:space="preserve">94.3%</w:t>
             </w:r>
           </w:p>
         </w:tc>
@@ -1859,7 +1859,7 @@
                 <w:sz w:val="18"/>
                 <w:szCs w:val="18"/>
               </w:rPr>
-              <w:t xml:space="preserve">139</w:t>
+              <w:t xml:space="preserve">140</w:t>
             </w:r>
           </w:p>
         </w:tc>
@@ -2035,7 +2035,7 @@
                 <w:sz w:val="18"/>
                 <w:szCs w:val="18"/>
               </w:rPr>
-              <w:t xml:space="preserve">9.06</w:t>
+              <w:t xml:space="preserve">9.08</w:t>
             </w:r>
           </w:p>
         </w:tc>
@@ -2070,7 +2070,7 @@
                 <w:sz w:val="18"/>
                 <w:szCs w:val="18"/>
               </w:rPr>
-              <w:t xml:space="preserve">90.2%</w:t>
+              <w:t xml:space="preserve">90.4%</w:t>
             </w:r>
           </w:p>
         </w:tc>
@@ -2105,7 +2105,7 @@
                 <w:sz w:val="18"/>
                 <w:szCs w:val="18"/>
               </w:rPr>
-              <w:t xml:space="preserve">2.7%</w:t>
+              <w:t xml:space="preserve">2.6%</w:t>
             </w:r>
           </w:p>
         </w:tc>
@@ -2140,7 +2140,7 @@
                 <w:sz w:val="18"/>
                 <w:szCs w:val="18"/>
               </w:rPr>
-              <w:t xml:space="preserve">112</w:t>
+              <w:t xml:space="preserve">114</w:t>
             </w:r>
           </w:p>
         </w:tc>
@@ -2314,7 +2314,7 @@
                 <w:sz w:val="18"/>
                 <w:szCs w:val="18"/>
               </w:rPr>
-              <w:t xml:space="preserve">9.03</w:t>
+              <w:t xml:space="preserve">9.05</w:t>
             </w:r>
           </w:p>
         </w:tc>
@@ -2348,7 +2348,7 @@
                 <w:sz w:val="18"/>
                 <w:szCs w:val="18"/>
               </w:rPr>
-              <w:t xml:space="preserve">88.1%</w:t>
+              <w:t xml:space="preserve">88.5%</w:t>
             </w:r>
           </w:p>
         </w:tc>
@@ -2416,7 +2416,7 @@
                 <w:sz w:val="18"/>
                 <w:szCs w:val="18"/>
               </w:rPr>
-              <w:t xml:space="preserve">118</w:t>
+              <w:t xml:space="preserve">122</w:t>
             </w:r>
           </w:p>
         </w:tc>
@@ -2592,7 +2592,7 @@
                 <w:sz w:val="18"/>
                 <w:szCs w:val="18"/>
               </w:rPr>
-              <w:t xml:space="preserve">8.96</w:t>
+              <w:t xml:space="preserve">8.94</w:t>
             </w:r>
           </w:p>
         </w:tc>
@@ -2627,7 +2627,7 @@
                 <w:sz w:val="18"/>
                 <w:szCs w:val="18"/>
               </w:rPr>
-              <w:t xml:space="preserve">85.5%</w:t>
+              <w:t xml:space="preserve">85.7%</w:t>
             </w:r>
           </w:p>
         </w:tc>
@@ -2662,7 +2662,7 @@
                 <w:sz w:val="18"/>
                 <w:szCs w:val="18"/>
               </w:rPr>
-              <w:t xml:space="preserve">4.3%</w:t>
+              <w:t xml:space="preserve">5.0%</w:t>
             </w:r>
           </w:p>
         </w:tc>
@@ -2697,7 +2697,7 @@
                 <w:sz w:val="18"/>
                 <w:szCs w:val="18"/>
               </w:rPr>
-              <w:t xml:space="preserve">117</w:t>
+              <w:t xml:space="preserve">119</w:t>
             </w:r>
           </w:p>
         </w:tc>
@@ -2871,7 +2871,7 @@
                 <w:sz w:val="18"/>
                 <w:szCs w:val="18"/>
               </w:rPr>
-              <w:t xml:space="preserve">8.91</w:t>
+              <w:t xml:space="preserve">8.87</w:t>
             </w:r>
           </w:p>
         </w:tc>
@@ -2905,7 +2905,7 @@
                 <w:sz w:val="18"/>
                 <w:szCs w:val="18"/>
               </w:rPr>
-              <w:t xml:space="preserve">84.9%</w:t>
+              <w:t xml:space="preserve">83.3%</w:t>
             </w:r>
           </w:p>
         </w:tc>
@@ -2973,7 +2973,7 @@
                 <w:sz w:val="18"/>
                 <w:szCs w:val="18"/>
               </w:rPr>
-              <w:t xml:space="preserve">53</w:t>
+              <w:t xml:space="preserve">54</w:t>
             </w:r>
           </w:p>
         </w:tc>
@@ -3149,7 +3149,7 @@
                 <w:sz w:val="18"/>
                 <w:szCs w:val="18"/>
               </w:rPr>
-              <w:t xml:space="preserve">8.86</w:t>
+              <w:t xml:space="preserve">8.87</w:t>
             </w:r>
           </w:p>
         </w:tc>
@@ -3184,7 +3184,7 @@
                 <w:sz w:val="18"/>
                 <w:szCs w:val="18"/>
               </w:rPr>
-              <w:t xml:space="preserve">83.9%</w:t>
+              <w:t xml:space="preserve">84.2%</w:t>
             </w:r>
           </w:p>
         </w:tc>
@@ -3254,7 +3254,7 @@
                 <w:sz w:val="18"/>
                 <w:szCs w:val="18"/>
               </w:rPr>
-              <w:t xml:space="preserve">112</w:t>
+              <w:t xml:space="preserve">114</w:t>
             </w:r>
           </w:p>
         </w:tc>
@@ -3428,7 +3428,7 @@
                 <w:sz w:val="18"/>
                 <w:szCs w:val="18"/>
               </w:rPr>
-              <w:t xml:space="preserve">8.79</w:t>
+              <w:t xml:space="preserve">8.78</w:t>
             </w:r>
           </w:p>
         </w:tc>
@@ -3462,7 +3462,7 @@
                 <w:sz w:val="18"/>
                 <w:szCs w:val="18"/>
               </w:rPr>
-              <w:t xml:space="preserve">86.2%</w:t>
+              <w:t xml:space="preserve">86.4%</w:t>
             </w:r>
           </w:p>
         </w:tc>
@@ -3530,7 +3530,7 @@
                 <w:sz w:val="18"/>
                 <w:szCs w:val="18"/>
               </w:rPr>
-              <w:t xml:space="preserve">87</w:t>
+              <w:t xml:space="preserve">88</w:t>
             </w:r>
           </w:p>
         </w:tc>
@@ -3671,7 +3671,7 @@
                 <w:sz w:val="18"/>
                 <w:szCs w:val="18"/>
               </w:rPr>
-              <w:t xml:space="preserve">ハートンホテル東品川</w:t>
+              <w:t xml:space="preserve">川崎日航ホテル</w:t>
             </w:r>
           </w:p>
         </w:tc>
@@ -3706,7 +3706,7 @@
                 <w:sz w:val="18"/>
                 <w:szCs w:val="18"/>
               </w:rPr>
-              <w:t xml:space="preserve">8.68</w:t>
+              <w:t xml:space="preserve">8.73</w:t>
             </w:r>
           </w:p>
         </w:tc>
@@ -3741,7 +3741,7 @@
                 <w:sz w:val="18"/>
                 <w:szCs w:val="18"/>
               </w:rPr>
-              <w:t xml:space="preserve">85.6%</w:t>
+              <w:t xml:space="preserve">81.2%</w:t>
             </w:r>
           </w:p>
         </w:tc>
@@ -3776,7 +3776,7 @@
                 <w:sz w:val="18"/>
                 <w:szCs w:val="18"/>
               </w:rPr>
-              <w:t xml:space="preserve">0.7%</w:t>
+              <w:t xml:space="preserve">0.8%</w:t>
             </w:r>
           </w:p>
         </w:tc>
@@ -3811,7 +3811,7 @@
                 <w:sz w:val="18"/>
                 <w:szCs w:val="18"/>
               </w:rPr>
-              <w:t xml:space="preserve">139</w:t>
+              <w:t xml:space="preserve">128</w:t>
             </w:r>
           </w:p>
         </w:tc>
@@ -3951,7 +3951,7 @@
                 <w:sz w:val="18"/>
                 <w:szCs w:val="18"/>
               </w:rPr>
-              <w:t xml:space="preserve">川崎日航ホテル</w:t>
+              <w:t xml:space="preserve">リッチモンドホテル東京目白</w:t>
             </w:r>
           </w:p>
         </w:tc>
@@ -3985,7 +3985,7 @@
                 <w:sz w:val="18"/>
                 <w:szCs w:val="18"/>
               </w:rPr>
-              <w:t xml:space="preserve">8.67</w:t>
+              <w:t xml:space="preserve">8.69</w:t>
             </w:r>
           </w:p>
         </w:tc>
@@ -4019,7 +4019,7 @@
                 <w:sz w:val="18"/>
                 <w:szCs w:val="18"/>
               </w:rPr>
-              <w:t xml:space="preserve">81.3%</w:t>
+              <w:t xml:space="preserve">85.8%</w:t>
             </w:r>
           </w:p>
         </w:tc>
@@ -4053,7 +4053,7 @@
                 <w:sz w:val="18"/>
                 <w:szCs w:val="18"/>
               </w:rPr>
-              <w:t xml:space="preserve">0.8%</w:t>
+              <w:t xml:space="preserve">2.4%</w:t>
             </w:r>
           </w:p>
         </w:tc>
@@ -4087,7 +4087,7 @@
                 <w:sz w:val="18"/>
                 <w:szCs w:val="18"/>
               </w:rPr>
-              <w:t xml:space="preserve">123</w:t>
+              <w:t xml:space="preserve">127</w:t>
             </w:r>
           </w:p>
         </w:tc>
@@ -4228,7 +4228,7 @@
                 <w:sz w:val="18"/>
                 <w:szCs w:val="18"/>
               </w:rPr>
-              <w:t xml:space="preserve">リッチモンドホテル東京目白</w:t>
+              <w:t xml:space="preserve">ハートンホテル東品川</w:t>
             </w:r>
           </w:p>
         </w:tc>
@@ -4263,7 +4263,7 @@
                 <w:sz w:val="18"/>
                 <w:szCs w:val="18"/>
               </w:rPr>
-              <w:t xml:space="preserve">8.66</w:t>
+              <w:t xml:space="preserve">8.65</w:t>
             </w:r>
           </w:p>
         </w:tc>
@@ -4333,7 +4333,7 @@
                 <w:sz w:val="18"/>
                 <w:szCs w:val="18"/>
               </w:rPr>
-              <w:t xml:space="preserve">2.4%</w:t>
+              <w:t xml:space="preserve">0.7%</w:t>
             </w:r>
           </w:p>
         </w:tc>
@@ -4368,7 +4368,7 @@
                 <w:sz w:val="18"/>
                 <w:szCs w:val="18"/>
               </w:rPr>
-              <w:t xml:space="preserve">125</w:t>
+              <w:t xml:space="preserve">139</w:t>
             </w:r>
           </w:p>
         </w:tc>
@@ -4542,7 +4542,7 @@
                 <w:sz w:val="18"/>
                 <w:szCs w:val="18"/>
               </w:rPr>
-              <w:t xml:space="preserve">8.53</w:t>
+              <w:t xml:space="preserve">8.55</w:t>
             </w:r>
           </w:p>
         </w:tc>
@@ -4576,7 +4576,7 @@
                 <w:sz w:val="18"/>
                 <w:szCs w:val="18"/>
               </w:rPr>
-              <w:t xml:space="preserve">80.0%</w:t>
+              <w:t xml:space="preserve">80.3%</w:t>
             </w:r>
           </w:p>
         </w:tc>
@@ -4610,7 +4610,7 @@
                 <w:sz w:val="18"/>
                 <w:szCs w:val="18"/>
               </w:rPr>
-              <w:t xml:space="preserve">3.2%</w:t>
+              <w:t xml:space="preserve">3.1%</w:t>
             </w:r>
           </w:p>
         </w:tc>
@@ -4644,7 +4644,7 @@
                 <w:sz w:val="18"/>
                 <w:szCs w:val="18"/>
               </w:rPr>
-              <w:t xml:space="preserve">125</w:t>
+              <w:t xml:space="preserve">127</w:t>
             </w:r>
           </w:p>
         </w:tc>
@@ -4820,7 +4820,7 @@
                 <w:sz w:val="18"/>
                 <w:szCs w:val="18"/>
               </w:rPr>
-              <w:t xml:space="preserve">8.28</w:t>
+              <w:t xml:space="preserve">8.27</w:t>
             </w:r>
           </w:p>
         </w:tc>
@@ -4855,7 +4855,7 @@
                 <w:sz w:val="18"/>
                 <w:szCs w:val="18"/>
               </w:rPr>
-              <w:t xml:space="preserve">76.4%</w:t>
+              <w:t xml:space="preserve">75.8%</w:t>
             </w:r>
           </w:p>
         </w:tc>
@@ -4890,7 +4890,7 @@
                 <w:sz w:val="18"/>
                 <w:szCs w:val="18"/>
               </w:rPr>
-              <w:t xml:space="preserve">3.1%</w:t>
+              <w:t xml:space="preserve">3.0%</w:t>
             </w:r>
           </w:p>
         </w:tc>
@@ -4925,7 +4925,7 @@
                 <w:sz w:val="18"/>
                 <w:szCs w:val="18"/>
               </w:rPr>
-              <w:t xml:space="preserve">292</w:t>
+              <w:t xml:space="preserve">298</w:t>
             </w:r>
           </w:p>
         </w:tc>
@@ -5099,7 +5099,7 @@
                 <w:sz w:val="18"/>
                 <w:szCs w:val="18"/>
               </w:rPr>
-              <w:t xml:space="preserve">8.16</w:t>
+              <w:t xml:space="preserve">8.15</w:t>
             </w:r>
           </w:p>
         </w:tc>
@@ -5133,7 +5133,7 @@
                 <w:sz w:val="18"/>
                 <w:szCs w:val="18"/>
               </w:rPr>
-              <w:t xml:space="preserve">79.2%</w:t>
+              <w:t xml:space="preserve">78.7%</w:t>
             </w:r>
           </w:p>
         </w:tc>
@@ -5167,7 +5167,7 @@
                 <w:sz w:val="18"/>
                 <w:szCs w:val="18"/>
               </w:rPr>
-              <w:t xml:space="preserve">8.5%</w:t>
+              <w:t xml:space="preserve">8.3%</w:t>
             </w:r>
           </w:p>
         </w:tc>
@@ -5201,7 +5201,7 @@
                 <w:sz w:val="18"/>
                 <w:szCs w:val="18"/>
               </w:rPr>
-              <w:t xml:space="preserve">106</w:t>
+              <w:t xml:space="preserve">108</w:t>
             </w:r>
           </w:p>
         </w:tc>
@@ -5377,7 +5377,7 @@
                 <w:sz w:val="18"/>
                 <w:szCs w:val="18"/>
               </w:rPr>
-              <w:t xml:space="preserve">8.12</w:t>
+              <w:t xml:space="preserve">8.10</w:t>
             </w:r>
           </w:p>
         </w:tc>
@@ -5412,7 +5412,7 @@
                 <w:sz w:val="18"/>
                 <w:szCs w:val="18"/>
               </w:rPr>
-              <w:t xml:space="preserve">69.5%</w:t>
+              <w:t xml:space="preserve">68.3%</w:t>
             </w:r>
           </w:p>
         </w:tc>
@@ -5482,7 +5482,7 @@
                 <w:sz w:val="18"/>
                 <w:szCs w:val="18"/>
               </w:rPr>
-              <w:t xml:space="preserve">59</w:t>
+              <w:t xml:space="preserve">60</w:t>
             </w:r>
           </w:p>
         </w:tc>
@@ -5656,7 +5656,7 @@
                 <w:sz w:val="18"/>
                 <w:szCs w:val="18"/>
               </w:rPr>
-              <w:t xml:space="preserve">7.80</w:t>
+              <w:t xml:space="preserve">7.79</w:t>
             </w:r>
           </w:p>
         </w:tc>
@@ -5690,7 +5690,7 @@
                 <w:sz w:val="18"/>
                 <w:szCs w:val="18"/>
               </w:rPr>
-              <w:t xml:space="preserve">67.1%</w:t>
+              <w:t xml:space="preserve">66.4%</w:t>
             </w:r>
           </w:p>
         </w:tc>
@@ -5724,7 +5724,7 @@
                 <w:sz w:val="18"/>
                 <w:szCs w:val="18"/>
               </w:rPr>
-              <w:t xml:space="preserve">11.4%</w:t>
+              <w:t xml:space="preserve">10.7%</w:t>
             </w:r>
           </w:p>
         </w:tc>
@@ -5934,7 +5934,7 @@
                 <w:sz w:val="18"/>
                 <w:szCs w:val="18"/>
               </w:rPr>
-              <w:t xml:space="preserve">7.53</w:t>
+              <w:t xml:space="preserve">7.46</w:t>
             </w:r>
           </w:p>
         </w:tc>
@@ -5969,7 +5969,7 @@
                 <w:sz w:val="18"/>
                 <w:szCs w:val="18"/>
               </w:rPr>
-              <w:t xml:space="preserve">70.3%</w:t>
+              <w:t xml:space="preserve">69.5%</w:t>
             </w:r>
           </w:p>
         </w:tc>
@@ -6004,7 +6004,7 @@
                 <w:sz w:val="18"/>
                 <w:szCs w:val="18"/>
               </w:rPr>
-              <w:t xml:space="preserve">13.0%</w:t>
+              <w:t xml:space="preserve">13.5%</w:t>
             </w:r>
           </w:p>
         </w:tc>
@@ -6039,7 +6039,7 @@
                 <w:sz w:val="18"/>
                 <w:szCs w:val="18"/>
               </w:rPr>
-              <w:t xml:space="preserve">138</w:t>
+              <w:t xml:space="preserve">141</w:t>
             </w:r>
           </w:p>
         </w:tc>
@@ -6087,29 +6087,29 @@
               <w:bottom w:val="single" w:color="CCCCCC" w:sz="1"/>
               <w:right w:val="single" w:color="CCCCCC" w:sz="1"/>
             </w:tcBorders>
-            <w:shd w:fill="FFF3E0" w:val="clear"/>
-            <w:tcMar>
-              <w:top w:type="dxa" w:w="80"/>
-              <w:left w:type="dxa" w:w="120"/>
-              <w:bottom w:type="dxa" w:w="80"/>
-              <w:right w:type="dxa" w:w="120"/>
-            </w:tcMar>
-            <w:vAlign w:val="center"/>
-          </w:tcPr>
-          <w:p>
-            <w:pPr>
-              <w:jc w:val="center"/>
-            </w:pPr>
-            <w:r>
-              <w:rPr>
-                <w:rFonts w:ascii="Arial" w:cs="Arial" w:eastAsia="Arial" w:hAnsi="Arial"/>
-                <w:b/>
-                <w:bCs/>
-                <w:color w:val="FF9800"/>
-                <w:sz w:val="18"/>
-                <w:szCs w:val="18"/>
-              </w:rPr>
-              <w:t xml:space="preserve">HIGH</w:t>
+            <w:shd w:fill="FFEBEE" w:val="clear"/>
+            <w:tcMar>
+              <w:top w:type="dxa" w:w="80"/>
+              <w:left w:type="dxa" w:w="120"/>
+              <w:bottom w:type="dxa" w:w="80"/>
+              <w:right w:type="dxa" w:w="120"/>
+            </w:tcMar>
+            <w:vAlign w:val="center"/>
+          </w:tcPr>
+          <w:p>
+            <w:pPr>
+              <w:jc w:val="center"/>
+            </w:pPr>
+            <w:r>
+              <w:rPr>
+                <w:rFonts w:ascii="Arial" w:cs="Arial" w:eastAsia="Arial" w:hAnsi="Arial"/>
+                <w:b/>
+                <w:bCs/>
+                <w:color w:val="E74C3C"/>
+                <w:sz w:val="18"/>
+                <w:szCs w:val="18"/>
+              </w:rPr>
+              <w:t xml:space="preserve">URGENT</w:t>
             </w:r>
           </w:p>
         </w:tc>
@@ -6213,7 +6213,7 @@
                 <w:sz w:val="18"/>
                 <w:szCs w:val="18"/>
               </w:rPr>
-              <w:t xml:space="preserve">7.39</w:t>
+              <w:t xml:space="preserve">7.45</w:t>
             </w:r>
           </w:p>
         </w:tc>
@@ -6247,7 +6247,7 @@
                 <w:sz w:val="18"/>
                 <w:szCs w:val="18"/>
               </w:rPr>
-              <w:t xml:space="preserve">63.3%</w:t>
+              <w:t xml:space="preserve">64.7%</w:t>
             </w:r>
           </w:p>
         </w:tc>
@@ -6277,11 +6277,11 @@
                 <w:rFonts w:ascii="Arial" w:cs="Arial" w:eastAsia="Arial" w:hAnsi="Arial"/>
                 <w:b w:val="false"/>
                 <w:bCs w:val="false"/>
-                <w:color w:val="E74C3C"/>
-                <w:sz w:val="18"/>
-                <w:szCs w:val="18"/>
-              </w:rPr>
-              <w:t xml:space="preserve">10.2%</w:t>
+                <w:color w:val="333333"/>
+                <w:sz w:val="18"/>
+                <w:szCs w:val="18"/>
+              </w:rPr>
+              <w:t xml:space="preserve">9.8%</w:t>
             </w:r>
           </w:p>
         </w:tc>
@@ -6315,7 +6315,7 @@
                 <w:sz w:val="18"/>
                 <w:szCs w:val="18"/>
               </w:rPr>
-              <w:t xml:space="preserve">49</w:t>
+              <w:t xml:space="preserve">51</w:t>
             </w:r>
           </w:p>
         </w:tc>
@@ -6491,7 +6491,7 @@
                 <w:sz w:val="18"/>
                 <w:szCs w:val="18"/>
               </w:rPr>
-              <w:t xml:space="preserve">7.07</w:t>
+              <w:t xml:space="preserve">7.11</w:t>
             </w:r>
           </w:p>
         </w:tc>
@@ -6526,7 +6526,7 @@
                 <w:sz w:val="18"/>
                 <w:szCs w:val="18"/>
               </w:rPr>
-              <w:t xml:space="preserve">58.2%</w:t>
+              <w:t xml:space="preserve">58.6%</w:t>
             </w:r>
           </w:p>
         </w:tc>
@@ -6561,7 +6561,7 @@
                 <w:sz w:val="18"/>
                 <w:szCs w:val="18"/>
               </w:rPr>
-              <w:t xml:space="preserve">19.4%</w:t>
+              <w:t xml:space="preserve">18.6%</w:t>
             </w:r>
           </w:p>
         </w:tc>
@@ -6596,7 +6596,7 @@
                 <w:sz w:val="18"/>
                 <w:szCs w:val="18"/>
               </w:rPr>
-              <w:t xml:space="preserve">67</w:t>
+              <w:t xml:space="preserve">70</w:t>
             </w:r>
           </w:p>
         </w:tc>
@@ -7094,7 +7094,7 @@
           <w:sz w:val="21"/>
           <w:szCs w:val="21"/>
         </w:rPr>
-        <w:t xml:space="preserve">最高スコアはコンフォートスイーツ東京ベイ（9.17点）、最低スコアはコートホテル新横浜（7.03点）です。スコアレンジは2.14点と大きく、ホテル間の品質格差が見られます。清掃品質の標準化が、ポートフォリオ全体の底上げに重要です。</w:t>
+        <w:t xml:space="preserve">最高スコアはコンフォートスイーツ東京ベイ（9.21点）、最低スコアはコートホテル新横浜（7.03点）です。スコアレンジは2.18点と大きく、ホテル間の品質格差が見られます。清掃品質の標準化が、ポートフォリオ全体の底上げに重要です。</w:t>
       </w:r>
     </w:p>
     <w:p>
@@ -7148,7 +7148,7 @@
           <w:sz w:val="21"/>
           <w:szCs w:val="21"/>
         </w:rPr>
-        <w:t xml:space="preserve">分析対象2221件のレビューのうち、清掃に関するネガティブな言及は合計101件（クレーム率4.5%）でした。業界のベンチマーク（2-3%）を超過しており、組織的な改善が必要です。</w:t>
+        <w:t xml:space="preserve">分析対象2260件のレビューのうち、清掃に関するネガティブな言及は合計101件（クレーム率4.5%）でした。業界のベンチマーク（2-3%）を超過しており、組織的な改善が必要です。</w:t>
       </w:r>
     </w:p>
     <w:p>
@@ -7608,7 +7608,7 @@
                 <w:sz w:val="18"/>
                 <w:szCs w:val="18"/>
               </w:rPr>
-              <w:t xml:space="preserve">25</w:t>
+              <w:t xml:space="preserve">24</w:t>
             </w:r>
           </w:p>
         </w:tc>
@@ -7713,7 +7713,7 @@
                 <w:sz w:val="18"/>
                 <w:szCs w:val="18"/>
               </w:rPr>
-              <w:t xml:space="preserve">24.8%</w:t>
+              <w:t xml:space="preserve">23.8%</w:t>
             </w:r>
           </w:p>
         </w:tc>
@@ -7922,7 +7922,7 @@
                 <w:sz w:val="18"/>
                 <w:szCs w:val="18"/>
               </w:rPr>
-              <w:t xml:space="preserve">カビ・モールド</w:t>
+              <w:t xml:space="preserve">シミ・汚れ跡</w:t>
             </w:r>
           </w:p>
         </w:tc>
@@ -7957,7 +7957,7 @@
                 <w:sz w:val="18"/>
                 <w:szCs w:val="18"/>
               </w:rPr>
-              <w:t xml:space="preserve">8</w:t>
+              <w:t xml:space="preserve">9</w:t>
             </w:r>
           </w:p>
         </w:tc>
@@ -7992,7 +7992,7 @@
                 <w:sz w:val="18"/>
                 <w:szCs w:val="18"/>
               </w:rPr>
-              <w:t xml:space="preserve">5/19</w:t>
+              <w:t xml:space="preserve">4/19</w:t>
             </w:r>
           </w:p>
         </w:tc>
@@ -8062,7 +8062,7 @@
                 <w:sz w:val="18"/>
                 <w:szCs w:val="18"/>
               </w:rPr>
-              <w:t xml:space="preserve">7.9%</w:t>
+              <w:t xml:space="preserve">8.9%</w:t>
             </w:r>
           </w:p>
         </w:tc>
@@ -8098,7 +8098,7 @@
                 <w:sz w:val="18"/>
                 <w:szCs w:val="18"/>
               </w:rPr>
-              <w:t xml:space="preserve">毛髪・髪の毛</w:t>
+              <w:t xml:space="preserve">カビ・モールド</w:t>
             </w:r>
           </w:p>
         </w:tc>
@@ -8166,7 +8166,7 @@
                 <w:sz w:val="18"/>
                 <w:szCs w:val="18"/>
               </w:rPr>
-              <w:t xml:space="preserve">8/19</w:t>
+              <w:t xml:space="preserve">5/19</w:t>
             </w:r>
           </w:p>
         </w:tc>
@@ -8271,7 +8271,7 @@
                 <w:sz w:val="18"/>
                 <w:szCs w:val="18"/>
               </w:rPr>
-              <w:t xml:space="preserve">シミ・汚れ跡</w:t>
+              <w:t xml:space="preserve">毛髪・髪の毛</w:t>
             </w:r>
           </w:p>
         </w:tc>
@@ -8341,7 +8341,7 @@
                 <w:sz w:val="18"/>
                 <w:szCs w:val="18"/>
               </w:rPr>
-              <w:t xml:space="preserve">3/19</w:t>
+              <w:t xml:space="preserve">8/19</w:t>
             </w:r>
           </w:p>
         </w:tc>
@@ -8969,7 +8969,7 @@
                 <w:sz w:val="18"/>
                 <w:szCs w:val="18"/>
               </w:rPr>
-              <w:t xml:space="preserve">害虫</w:t>
+              <w:t xml:space="preserve">ほこり・塵</w:t>
             </w:r>
           </w:p>
         </w:tc>
@@ -9145,7 +9145,7 @@
                 <w:sz w:val="18"/>
                 <w:szCs w:val="18"/>
               </w:rPr>
-              <w:t xml:space="preserve">ほこり・塵</w:t>
+              <w:t xml:space="preserve">害虫</w:t>
             </w:r>
           </w:p>
         </w:tc>
@@ -9179,7 +9179,7 @@
                 <w:sz w:val="18"/>
                 <w:szCs w:val="18"/>
               </w:rPr>
-              <w:t xml:space="preserve">3</w:t>
+              <w:t xml:space="preserve">4</w:t>
             </w:r>
           </w:p>
         </w:tc>
@@ -9281,7 +9281,7 @@
                 <w:sz w:val="18"/>
                 <w:szCs w:val="18"/>
               </w:rPr>
-              <w:t xml:space="preserve">3.0%</w:t>
+              <w:t xml:space="preserve">4.0%</w:t>
             </w:r>
           </w:p>
         </w:tc>
@@ -9594,6 +9594,41 @@
                 <w:sz w:val="18"/>
                 <w:szCs w:val="18"/>
               </w:rPr>
+              <w:t xml:space="preserve">シミ・汚</w:t>
+            </w:r>
+          </w:p>
+        </w:tc>
+        <w:tc>
+          <w:tcPr>
+            <w:tcW w:type="pct" w:w="9%"/>
+            <w:tcBorders>
+              <w:top w:val="single" w:color="CCCCCC" w:sz="1"/>
+              <w:left w:val="single" w:color="CCCCCC" w:sz="1"/>
+              <w:bottom w:val="single" w:color="CCCCCC" w:sz="1"/>
+              <w:right w:val="single" w:color="CCCCCC" w:sz="1"/>
+            </w:tcBorders>
+            <w:shd w:fill="1B3A5C" w:val="clear"/>
+            <w:tcMar>
+              <w:top w:type="dxa" w:w="80"/>
+              <w:left w:type="dxa" w:w="120"/>
+              <w:bottom w:type="dxa" w:w="80"/>
+              <w:right w:type="dxa" w:w="120"/>
+            </w:tcMar>
+            <w:vAlign w:val="center"/>
+          </w:tcPr>
+          <w:p>
+            <w:pPr>
+              <w:jc w:val="center"/>
+            </w:pPr>
+            <w:r>
+              <w:rPr>
+                <w:rFonts w:ascii="Arial" w:cs="Arial" w:eastAsia="Arial" w:hAnsi="Arial"/>
+                <w:b/>
+                <w:bCs/>
+                <w:color w:val="FFFFFF"/>
+                <w:sz w:val="18"/>
+                <w:szCs w:val="18"/>
+              </w:rPr>
               <w:t xml:space="preserve">カビ・モ</w:t>
             </w:r>
           </w:p>
@@ -9630,41 +9665,6 @@
                 <w:szCs w:val="18"/>
               </w:rPr>
               <w:t xml:space="preserve">毛髪・髪</w:t>
-            </w:r>
-          </w:p>
-        </w:tc>
-        <w:tc>
-          <w:tcPr>
-            <w:tcW w:type="pct" w:w="9%"/>
-            <w:tcBorders>
-              <w:top w:val="single" w:color="CCCCCC" w:sz="1"/>
-              <w:left w:val="single" w:color="CCCCCC" w:sz="1"/>
-              <w:bottom w:val="single" w:color="CCCCCC" w:sz="1"/>
-              <w:right w:val="single" w:color="CCCCCC" w:sz="1"/>
-            </w:tcBorders>
-            <w:shd w:fill="1B3A5C" w:val="clear"/>
-            <w:tcMar>
-              <w:top w:type="dxa" w:w="80"/>
-              <w:left w:type="dxa" w:w="120"/>
-              <w:bottom w:type="dxa" w:w="80"/>
-              <w:right w:type="dxa" w:w="120"/>
-            </w:tcMar>
-            <w:vAlign w:val="center"/>
-          </w:tcPr>
-          <w:p>
-            <w:pPr>
-              <w:jc w:val="center"/>
-            </w:pPr>
-            <w:r>
-              <w:rPr>
-                <w:rFonts w:ascii="Arial" w:cs="Arial" w:eastAsia="Arial" w:hAnsi="Arial"/>
-                <w:b/>
-                <w:bCs/>
-                <w:color w:val="FFFFFF"/>
-                <w:sz w:val="18"/>
-                <w:szCs w:val="18"/>
-              </w:rPr>
-              <w:t xml:space="preserve">シミ・汚</w:t>
             </w:r>
           </w:p>
         </w:tc>
@@ -9734,7 +9734,7 @@
                 <w:sz w:val="18"/>
                 <w:szCs w:val="18"/>
               </w:rPr>
-              <w:t xml:space="preserve">17</w:t>
+              <w:t xml:space="preserve">18</w:t>
             </w:r>
           </w:p>
         </w:tc>
@@ -9768,7 +9768,7 @@
                 <w:sz w:val="18"/>
                 <w:szCs w:val="18"/>
               </w:rPr>
-              <w:t xml:space="preserve">12.1</w:t>
+              <w:t xml:space="preserve">12.9</w:t>
             </w:r>
           </w:p>
         </w:tc>
@@ -9908,6 +9908,41 @@
                 <w:sz w:val="18"/>
                 <w:szCs w:val="18"/>
               </w:rPr>
+              <w:t xml:space="preserve">1</w:t>
+            </w:r>
+          </w:p>
+        </w:tc>
+        <w:tc>
+          <w:tcPr>
+            <w:tcW w:type="pct" w:w="9%"/>
+            <w:tcBorders>
+              <w:top w:val="single" w:color="CCCCCC" w:sz="1"/>
+              <w:left w:val="single" w:color="CCCCCC" w:sz="1"/>
+              <w:bottom w:val="single" w:color="CCCCCC" w:sz="1"/>
+              <w:right w:val="single" w:color="CCCCCC" w:sz="1"/>
+            </w:tcBorders>
+            <w:shd w:fill="FFF9C4" w:val="clear"/>
+            <w:tcMar>
+              <w:top w:type="dxa" w:w="80"/>
+              <w:left w:type="dxa" w:w="120"/>
+              <w:bottom w:type="dxa" w:w="80"/>
+              <w:right w:type="dxa" w:w="120"/>
+            </w:tcMar>
+            <w:vAlign w:val="center"/>
+          </w:tcPr>
+          <w:p>
+            <w:pPr>
+              <w:jc w:val="center"/>
+            </w:pPr>
+            <w:r>
+              <w:rPr>
+                <w:rFonts w:ascii="Arial" w:cs="Arial" w:eastAsia="Arial" w:hAnsi="Arial"/>
+                <w:b w:val="false"/>
+                <w:bCs w:val="false"/>
+                <w:color w:val="333333"/>
+                <w:sz w:val="18"/>
+                <w:szCs w:val="18"/>
+              </w:rPr>
               <w:t xml:space="preserve">2</w:t>
             </w:r>
           </w:p>
@@ -9944,40 +9979,6 @@
                 <w:szCs w:val="18"/>
               </w:rPr>
               <w:t xml:space="preserve">1</w:t>
-            </w:r>
-          </w:p>
-        </w:tc>
-        <w:tc>
-          <w:tcPr>
-            <w:tcW w:type="pct" w:w="9%"/>
-            <w:tcBorders>
-              <w:top w:val="single" w:color="CCCCCC" w:sz="1"/>
-              <w:left w:val="single" w:color="CCCCCC" w:sz="1"/>
-              <w:bottom w:val="single" w:color="CCCCCC" w:sz="1"/>
-              <w:right w:val="single" w:color="CCCCCC" w:sz="1"/>
-            </w:tcBorders>
-            <w:tcMar>
-              <w:top w:type="dxa" w:w="80"/>
-              <w:left w:type="dxa" w:w="120"/>
-              <w:bottom w:type="dxa" w:w="80"/>
-              <w:right w:type="dxa" w:w="120"/>
-            </w:tcMar>
-            <w:vAlign w:val="center"/>
-          </w:tcPr>
-          <w:p>
-            <w:pPr>
-              <w:jc w:val="center"/>
-            </w:pPr>
-            <w:r>
-              <w:rPr>
-                <w:rFonts w:ascii="Arial" w:cs="Arial" w:eastAsia="Arial" w:hAnsi="Arial"/>
-                <w:b w:val="false"/>
-                <w:bCs w:val="false"/>
-                <w:color w:val="333333"/>
-                <w:sz w:val="18"/>
-                <w:szCs w:val="18"/>
-              </w:rPr>
-              <w:t xml:space="preserve">-</w:t>
             </w:r>
           </w:p>
         </w:tc>
@@ -10084,7 +10085,7 @@
                 <w:sz w:val="18"/>
                 <w:szCs w:val="18"/>
               </w:rPr>
-              <w:t xml:space="preserve">10.4</w:t>
+              <w:t xml:space="preserve">10.0</w:t>
             </w:r>
           </w:p>
         </w:tc>
@@ -10237,6 +10238,41 @@
               <w:bottom w:val="single" w:color="CCCCCC" w:sz="1"/>
               <w:right w:val="single" w:color="CCCCCC" w:sz="1"/>
             </w:tcBorders>
+            <w:shd w:fill="F5F7FA" w:val="clear"/>
+            <w:tcMar>
+              <w:top w:type="dxa" w:w="80"/>
+              <w:left w:type="dxa" w:w="120"/>
+              <w:bottom w:type="dxa" w:w="80"/>
+              <w:right w:type="dxa" w:w="120"/>
+            </w:tcMar>
+            <w:vAlign w:val="center"/>
+          </w:tcPr>
+          <w:p>
+            <w:pPr>
+              <w:jc w:val="center"/>
+            </w:pPr>
+            <w:r>
+              <w:rPr>
+                <w:rFonts w:ascii="Arial" w:cs="Arial" w:eastAsia="Arial" w:hAnsi="Arial"/>
+                <w:b w:val="false"/>
+                <w:bCs w:val="false"/>
+                <w:color w:val="333333"/>
+                <w:sz w:val="18"/>
+                <w:szCs w:val="18"/>
+              </w:rPr>
+              <w:t xml:space="preserve">-</w:t>
+            </w:r>
+          </w:p>
+        </w:tc>
+        <w:tc>
+          <w:tcPr>
+            <w:tcW w:type="pct" w:w="9%"/>
+            <w:tcBorders>
+              <w:top w:val="single" w:color="CCCCCC" w:sz="1"/>
+              <w:left w:val="single" w:color="CCCCCC" w:sz="1"/>
+              <w:bottom w:val="single" w:color="CCCCCC" w:sz="1"/>
+              <w:right w:val="single" w:color="CCCCCC" w:sz="1"/>
+            </w:tcBorders>
             <w:shd w:fill="FFF9C4" w:val="clear"/>
             <w:tcMar>
               <w:top w:type="dxa" w:w="80"/>
@@ -10260,41 +10296,6 @@
                 <w:szCs w:val="18"/>
               </w:rPr>
               <w:t xml:space="preserve">1</w:t>
-            </w:r>
-          </w:p>
-        </w:tc>
-        <w:tc>
-          <w:tcPr>
-            <w:tcW w:type="pct" w:w="9%"/>
-            <w:tcBorders>
-              <w:top w:val="single" w:color="CCCCCC" w:sz="1"/>
-              <w:left w:val="single" w:color="CCCCCC" w:sz="1"/>
-              <w:bottom w:val="single" w:color="CCCCCC" w:sz="1"/>
-              <w:right w:val="single" w:color="CCCCCC" w:sz="1"/>
-            </w:tcBorders>
-            <w:shd w:fill="F5F7FA" w:val="clear"/>
-            <w:tcMar>
-              <w:top w:type="dxa" w:w="80"/>
-              <w:left w:type="dxa" w:w="120"/>
-              <w:bottom w:type="dxa" w:w="80"/>
-              <w:right w:type="dxa" w:w="120"/>
-            </w:tcMar>
-            <w:vAlign w:val="center"/>
-          </w:tcPr>
-          <w:p>
-            <w:pPr>
-              <w:jc w:val="center"/>
-            </w:pPr>
-            <w:r>
-              <w:rPr>
-                <w:rFonts w:ascii="Arial" w:cs="Arial" w:eastAsia="Arial" w:hAnsi="Arial"/>
-                <w:b w:val="false"/>
-                <w:bCs w:val="false"/>
-                <w:color w:val="333333"/>
-                <w:sz w:val="18"/>
-                <w:szCs w:val="18"/>
-              </w:rPr>
-              <w:t xml:space="preserve">-</w:t>
             </w:r>
           </w:p>
         </w:tc>
@@ -10394,11 +10395,11 @@
                 <w:rFonts w:ascii="Arial" w:cs="Arial" w:eastAsia="Arial" w:hAnsi="Arial"/>
                 <w:b w:val="false"/>
                 <w:bCs w:val="false"/>
-                <w:color w:val="E74C3C"/>
-                <w:sz w:val="18"/>
-                <w:szCs w:val="18"/>
-              </w:rPr>
-              <w:t xml:space="preserve">10.2</w:t>
+                <w:color w:val="FF9800"/>
+                <w:sz w:val="18"/>
+                <w:szCs w:val="18"/>
+              </w:rPr>
+              <w:t xml:space="preserve">9.8</w:t>
             </w:r>
           </w:p>
         </w:tc>
@@ -10830,6 +10831,41 @@
               <w:bottom w:val="single" w:color="CCCCCC" w:sz="1"/>
               <w:right w:val="single" w:color="CCCCCC" w:sz="1"/>
             </w:tcBorders>
+            <w:shd w:fill="F5F7FA" w:val="clear"/>
+            <w:tcMar>
+              <w:top w:type="dxa" w:w="80"/>
+              <w:left w:type="dxa" w:w="120"/>
+              <w:bottom w:type="dxa" w:w="80"/>
+              <w:right w:type="dxa" w:w="120"/>
+            </w:tcMar>
+            <w:vAlign w:val="center"/>
+          </w:tcPr>
+          <w:p>
+            <w:pPr>
+              <w:jc w:val="center"/>
+            </w:pPr>
+            <w:r>
+              <w:rPr>
+                <w:rFonts w:ascii="Arial" w:cs="Arial" w:eastAsia="Arial" w:hAnsi="Arial"/>
+                <w:b w:val="false"/>
+                <w:bCs w:val="false"/>
+                <w:color w:val="333333"/>
+                <w:sz w:val="18"/>
+                <w:szCs w:val="18"/>
+              </w:rPr>
+              <w:t xml:space="preserve">-</w:t>
+            </w:r>
+          </w:p>
+        </w:tc>
+        <w:tc>
+          <w:tcPr>
+            <w:tcW w:type="pct" w:w="9%"/>
+            <w:tcBorders>
+              <w:top w:val="single" w:color="CCCCCC" w:sz="1"/>
+              <w:left w:val="single" w:color="CCCCCC" w:sz="1"/>
+              <w:bottom w:val="single" w:color="CCCCCC" w:sz="1"/>
+              <w:right w:val="single" w:color="CCCCCC" w:sz="1"/>
+            </w:tcBorders>
             <w:shd w:fill="FFF9C4" w:val="clear"/>
             <w:tcMar>
               <w:top w:type="dxa" w:w="80"/>
@@ -10888,41 +10924,6 @@
                 <w:szCs w:val="18"/>
               </w:rPr>
               <w:t xml:space="preserve">1</w:t>
-            </w:r>
-          </w:p>
-        </w:tc>
-        <w:tc>
-          <w:tcPr>
-            <w:tcW w:type="pct" w:w="9%"/>
-            <w:tcBorders>
-              <w:top w:val="single" w:color="CCCCCC" w:sz="1"/>
-              <w:left w:val="single" w:color="CCCCCC" w:sz="1"/>
-              <w:bottom w:val="single" w:color="CCCCCC" w:sz="1"/>
-              <w:right w:val="single" w:color="CCCCCC" w:sz="1"/>
-            </w:tcBorders>
-            <w:shd w:fill="F5F7FA" w:val="clear"/>
-            <w:tcMar>
-              <w:top w:type="dxa" w:w="80"/>
-              <w:left w:type="dxa" w:w="120"/>
-              <w:bottom w:type="dxa" w:w="80"/>
-              <w:right w:type="dxa" w:w="120"/>
-            </w:tcMar>
-            <w:vAlign w:val="center"/>
-          </w:tcPr>
-          <w:p>
-            <w:pPr>
-              <w:jc w:val="center"/>
-            </w:pPr>
-            <w:r>
-              <w:rPr>
-                <w:rFonts w:ascii="Arial" w:cs="Arial" w:eastAsia="Arial" w:hAnsi="Arial"/>
-                <w:b w:val="false"/>
-                <w:bCs w:val="false"/>
-                <w:color w:val="333333"/>
-                <w:sz w:val="18"/>
-                <w:szCs w:val="18"/>
-              </w:rPr>
-              <w:t xml:space="preserve">-</w:t>
             </w:r>
           </w:p>
         </w:tc>
@@ -10992,7 +10993,7 @@
                 <w:sz w:val="18"/>
                 <w:szCs w:val="18"/>
               </w:rPr>
-              <w:t xml:space="preserve">13</w:t>
+              <w:t xml:space="preserve">12</w:t>
             </w:r>
           </w:p>
         </w:tc>
@@ -11026,7 +11027,7 @@
                 <w:sz w:val="18"/>
                 <w:szCs w:val="18"/>
               </w:rPr>
-              <w:t xml:space="preserve">9.4</w:t>
+              <w:t xml:space="preserve">8.5</w:t>
             </w:r>
           </w:p>
         </w:tc>
@@ -11096,7 +11097,7 @@
                 <w:sz w:val="18"/>
                 <w:szCs w:val="18"/>
               </w:rPr>
-              <w:t xml:space="preserve">2</w:t>
+              <w:t xml:space="preserve">1</w:t>
             </w:r>
           </w:p>
         </w:tc>
@@ -11143,6 +11144,41 @@
               <w:bottom w:val="single" w:color="CCCCCC" w:sz="1"/>
               <w:right w:val="single" w:color="CCCCCC" w:sz="1"/>
             </w:tcBorders>
+            <w:shd w:fill="FFCDD2" w:val="clear"/>
+            <w:tcMar>
+              <w:top w:type="dxa" w:w="80"/>
+              <w:left w:type="dxa" w:w="120"/>
+              <w:bottom w:type="dxa" w:w="80"/>
+              <w:right w:type="dxa" w:w="120"/>
+            </w:tcMar>
+            <w:vAlign w:val="center"/>
+          </w:tcPr>
+          <w:p>
+            <w:pPr>
+              <w:jc w:val="center"/>
+            </w:pPr>
+            <w:r>
+              <w:rPr>
+                <w:rFonts w:ascii="Arial" w:cs="Arial" w:eastAsia="Arial" w:hAnsi="Arial"/>
+                <w:b/>
+                <w:bCs/>
+                <w:color w:val="333333"/>
+                <w:sz w:val="18"/>
+                <w:szCs w:val="18"/>
+              </w:rPr>
+              <w:t xml:space="preserve">6</w:t>
+            </w:r>
+          </w:p>
+        </w:tc>
+        <w:tc>
+          <w:tcPr>
+            <w:tcW w:type="pct" w:w="9%"/>
+            <w:tcBorders>
+              <w:top w:val="single" w:color="CCCCCC" w:sz="1"/>
+              <w:left w:val="single" w:color="CCCCCC" w:sz="1"/>
+              <w:bottom w:val="single" w:color="CCCCCC" w:sz="1"/>
+              <w:right w:val="single" w:color="CCCCCC" w:sz="1"/>
+            </w:tcBorders>
             <w:tcMar>
               <w:top w:type="dxa" w:w="80"/>
               <w:left w:type="dxa" w:w="120"/>
@@ -11200,41 +11236,6 @@
                 <w:szCs w:val="18"/>
               </w:rPr>
               <w:t xml:space="preserve">1</w:t>
-            </w:r>
-          </w:p>
-        </w:tc>
-        <w:tc>
-          <w:tcPr>
-            <w:tcW w:type="pct" w:w="9%"/>
-            <w:tcBorders>
-              <w:top w:val="single" w:color="CCCCCC" w:sz="1"/>
-              <w:left w:val="single" w:color="CCCCCC" w:sz="1"/>
-              <w:bottom w:val="single" w:color="CCCCCC" w:sz="1"/>
-              <w:right w:val="single" w:color="CCCCCC" w:sz="1"/>
-            </w:tcBorders>
-            <w:shd w:fill="FFCDD2" w:val="clear"/>
-            <w:tcMar>
-              <w:top w:type="dxa" w:w="80"/>
-              <w:left w:type="dxa" w:w="120"/>
-              <w:bottom w:type="dxa" w:w="80"/>
-              <w:right w:type="dxa" w:w="120"/>
-            </w:tcMar>
-            <w:vAlign w:val="center"/>
-          </w:tcPr>
-          <w:p>
-            <w:pPr>
-              <w:jc w:val="center"/>
-            </w:pPr>
-            <w:r>
-              <w:rPr>
-                <w:rFonts w:ascii="Arial" w:cs="Arial" w:eastAsia="Arial" w:hAnsi="Arial"/>
-                <w:b/>
-                <w:bCs/>
-                <w:color w:val="333333"/>
-                <w:sz w:val="18"/>
-                <w:szCs w:val="18"/>
-              </w:rPr>
-              <w:t xml:space="preserve">6</w:t>
             </w:r>
           </w:p>
         </w:tc>
@@ -11341,7 +11342,7 @@
                 <w:sz w:val="18"/>
                 <w:szCs w:val="18"/>
               </w:rPr>
-              <w:t xml:space="preserve">7.5</w:t>
+              <w:t xml:space="preserve">7.4</w:t>
             </w:r>
           </w:p>
         </w:tc>
@@ -11459,6 +11460,41 @@
               <w:bottom w:val="single" w:color="CCCCCC" w:sz="1"/>
               <w:right w:val="single" w:color="CCCCCC" w:sz="1"/>
             </w:tcBorders>
+            <w:shd w:fill="F5F7FA" w:val="clear"/>
+            <w:tcMar>
+              <w:top w:type="dxa" w:w="80"/>
+              <w:left w:type="dxa" w:w="120"/>
+              <w:bottom w:type="dxa" w:w="80"/>
+              <w:right w:type="dxa" w:w="120"/>
+            </w:tcMar>
+            <w:vAlign w:val="center"/>
+          </w:tcPr>
+          <w:p>
+            <w:pPr>
+              <w:jc w:val="center"/>
+            </w:pPr>
+            <w:r>
+              <w:rPr>
+                <w:rFonts w:ascii="Arial" w:cs="Arial" w:eastAsia="Arial" w:hAnsi="Arial"/>
+                <w:b w:val="false"/>
+                <w:bCs w:val="false"/>
+                <w:color w:val="333333"/>
+                <w:sz w:val="18"/>
+                <w:szCs w:val="18"/>
+              </w:rPr>
+              <w:t xml:space="preserve">-</w:t>
+            </w:r>
+          </w:p>
+        </w:tc>
+        <w:tc>
+          <w:tcPr>
+            <w:tcW w:type="pct" w:w="9%"/>
+            <w:tcBorders>
+              <w:top w:val="single" w:color="CCCCCC" w:sz="1"/>
+              <w:left w:val="single" w:color="CCCCCC" w:sz="1"/>
+              <w:bottom w:val="single" w:color="CCCCCC" w:sz="1"/>
+              <w:right w:val="single" w:color="CCCCCC" w:sz="1"/>
+            </w:tcBorders>
             <w:shd w:fill="FFF9C4" w:val="clear"/>
             <w:tcMar>
               <w:top w:type="dxa" w:w="80"/>
@@ -11482,41 +11518,6 @@
                 <w:szCs w:val="18"/>
               </w:rPr>
               <w:t xml:space="preserve">2</w:t>
-            </w:r>
-          </w:p>
-        </w:tc>
-        <w:tc>
-          <w:tcPr>
-            <w:tcW w:type="pct" w:w="9%"/>
-            <w:tcBorders>
-              <w:top w:val="single" w:color="CCCCCC" w:sz="1"/>
-              <w:left w:val="single" w:color="CCCCCC" w:sz="1"/>
-              <w:bottom w:val="single" w:color="CCCCCC" w:sz="1"/>
-              <w:right w:val="single" w:color="CCCCCC" w:sz="1"/>
-            </w:tcBorders>
-            <w:shd w:fill="F5F7FA" w:val="clear"/>
-            <w:tcMar>
-              <w:top w:type="dxa" w:w="80"/>
-              <w:left w:type="dxa" w:w="120"/>
-              <w:bottom w:type="dxa" w:w="80"/>
-              <w:right w:type="dxa" w:w="120"/>
-            </w:tcMar>
-            <w:vAlign w:val="center"/>
-          </w:tcPr>
-          <w:p>
-            <w:pPr>
-              <w:jc w:val="center"/>
-            </w:pPr>
-            <w:r>
-              <w:rPr>
-                <w:rFonts w:ascii="Arial" w:cs="Arial" w:eastAsia="Arial" w:hAnsi="Arial"/>
-                <w:b w:val="false"/>
-                <w:bCs w:val="false"/>
-                <w:color w:val="333333"/>
-                <w:sz w:val="18"/>
-                <w:szCs w:val="18"/>
-              </w:rPr>
-              <w:t xml:space="preserve">-</w:t>
             </w:r>
           </w:p>
         </w:tc>
@@ -11655,7 +11656,7 @@
                 <w:sz w:val="18"/>
                 <w:szCs w:val="18"/>
               </w:rPr>
-              <w:t xml:space="preserve">5.4</w:t>
+              <w:t xml:space="preserve">5.3</w:t>
             </w:r>
           </w:p>
         </w:tc>
@@ -11772,6 +11773,40 @@
               <w:bottom w:val="single" w:color="CCCCCC" w:sz="1"/>
               <w:right w:val="single" w:color="CCCCCC" w:sz="1"/>
             </w:tcBorders>
+            <w:tcMar>
+              <w:top w:type="dxa" w:w="80"/>
+              <w:left w:type="dxa" w:w="120"/>
+              <w:bottom w:type="dxa" w:w="80"/>
+              <w:right w:type="dxa" w:w="120"/>
+            </w:tcMar>
+            <w:vAlign w:val="center"/>
+          </w:tcPr>
+          <w:p>
+            <w:pPr>
+              <w:jc w:val="center"/>
+            </w:pPr>
+            <w:r>
+              <w:rPr>
+                <w:rFonts w:ascii="Arial" w:cs="Arial" w:eastAsia="Arial" w:hAnsi="Arial"/>
+                <w:b w:val="false"/>
+                <w:bCs w:val="false"/>
+                <w:color w:val="333333"/>
+                <w:sz w:val="18"/>
+                <w:szCs w:val="18"/>
+              </w:rPr>
+              <w:t xml:space="preserve">-</w:t>
+            </w:r>
+          </w:p>
+        </w:tc>
+        <w:tc>
+          <w:tcPr>
+            <w:tcW w:type="pct" w:w="9%"/>
+            <w:tcBorders>
+              <w:top w:val="single" w:color="CCCCCC" w:sz="1"/>
+              <w:left w:val="single" w:color="CCCCCC" w:sz="1"/>
+              <w:bottom w:val="single" w:color="CCCCCC" w:sz="1"/>
+              <w:right w:val="single" w:color="CCCCCC" w:sz="1"/>
+            </w:tcBorders>
             <w:shd w:fill="FFF9C4" w:val="clear"/>
             <w:tcMar>
               <w:top w:type="dxa" w:w="80"/>
@@ -11795,40 +11830,6 @@
                 <w:szCs w:val="18"/>
               </w:rPr>
               <w:t xml:space="preserve">1</w:t>
-            </w:r>
-          </w:p>
-        </w:tc>
-        <w:tc>
-          <w:tcPr>
-            <w:tcW w:type="pct" w:w="9%"/>
-            <w:tcBorders>
-              <w:top w:val="single" w:color="CCCCCC" w:sz="1"/>
-              <w:left w:val="single" w:color="CCCCCC" w:sz="1"/>
-              <w:bottom w:val="single" w:color="CCCCCC" w:sz="1"/>
-              <w:right w:val="single" w:color="CCCCCC" w:sz="1"/>
-            </w:tcBorders>
-            <w:tcMar>
-              <w:top w:type="dxa" w:w="80"/>
-              <w:left w:type="dxa" w:w="120"/>
-              <w:bottom w:type="dxa" w:w="80"/>
-              <w:right w:type="dxa" w:w="120"/>
-            </w:tcMar>
-            <w:vAlign w:val="center"/>
-          </w:tcPr>
-          <w:p>
-            <w:pPr>
-              <w:jc w:val="center"/>
-            </w:pPr>
-            <w:r>
-              <w:rPr>
-                <w:rFonts w:ascii="Arial" w:cs="Arial" w:eastAsia="Arial" w:hAnsi="Arial"/>
-                <w:b w:val="false"/>
-                <w:bCs w:val="false"/>
-                <w:color w:val="333333"/>
-                <w:sz w:val="18"/>
-                <w:szCs w:val="18"/>
-              </w:rPr>
-              <w:t xml:space="preserve">-</w:t>
             </w:r>
           </w:p>
         </w:tc>
@@ -11969,7 +11970,7 @@
                 <w:sz w:val="18"/>
                 <w:szCs w:val="18"/>
               </w:rPr>
-              <w:t xml:space="preserve">4.9</w:t>
+              <w:t xml:space="preserve">4.7</w:t>
             </w:r>
           </w:p>
         </w:tc>
@@ -12283,7 +12284,7 @@
                 <w:sz w:val="18"/>
                 <w:szCs w:val="18"/>
               </w:rPr>
-              <w:t xml:space="preserve">4.0</w:t>
+              <w:t xml:space="preserve">3.9</w:t>
             </w:r>
           </w:p>
         </w:tc>
@@ -12400,6 +12401,40 @@
               <w:bottom w:val="single" w:color="CCCCCC" w:sz="1"/>
               <w:right w:val="single" w:color="CCCCCC" w:sz="1"/>
             </w:tcBorders>
+            <w:tcMar>
+              <w:top w:type="dxa" w:w="80"/>
+              <w:left w:type="dxa" w:w="120"/>
+              <w:bottom w:type="dxa" w:w="80"/>
+              <w:right w:type="dxa" w:w="120"/>
+            </w:tcMar>
+            <w:vAlign w:val="center"/>
+          </w:tcPr>
+          <w:p>
+            <w:pPr>
+              <w:jc w:val="center"/>
+            </w:pPr>
+            <w:r>
+              <w:rPr>
+                <w:rFonts w:ascii="Arial" w:cs="Arial" w:eastAsia="Arial" w:hAnsi="Arial"/>
+                <w:b w:val="false"/>
+                <w:bCs w:val="false"/>
+                <w:color w:val="333333"/>
+                <w:sz w:val="18"/>
+                <w:szCs w:val="18"/>
+              </w:rPr>
+              <w:t xml:space="preserve">-</w:t>
+            </w:r>
+          </w:p>
+        </w:tc>
+        <w:tc>
+          <w:tcPr>
+            <w:tcW w:type="pct" w:w="9%"/>
+            <w:tcBorders>
+              <w:top w:val="single" w:color="CCCCCC" w:sz="1"/>
+              <w:left w:val="single" w:color="CCCCCC" w:sz="1"/>
+              <w:bottom w:val="single" w:color="CCCCCC" w:sz="1"/>
+              <w:right w:val="single" w:color="CCCCCC" w:sz="1"/>
+            </w:tcBorders>
             <w:shd w:fill="FFF9C4" w:val="clear"/>
             <w:tcMar>
               <w:top w:type="dxa" w:w="80"/>
@@ -12458,40 +12493,6 @@
                 <w:szCs w:val="18"/>
               </w:rPr>
               <w:t xml:space="preserve">1</w:t>
-            </w:r>
-          </w:p>
-        </w:tc>
-        <w:tc>
-          <w:tcPr>
-            <w:tcW w:type="pct" w:w="9%"/>
-            <w:tcBorders>
-              <w:top w:val="single" w:color="CCCCCC" w:sz="1"/>
-              <w:left w:val="single" w:color="CCCCCC" w:sz="1"/>
-              <w:bottom w:val="single" w:color="CCCCCC" w:sz="1"/>
-              <w:right w:val="single" w:color="CCCCCC" w:sz="1"/>
-            </w:tcBorders>
-            <w:tcMar>
-              <w:top w:type="dxa" w:w="80"/>
-              <w:left w:type="dxa" w:w="120"/>
-              <w:bottom w:type="dxa" w:w="80"/>
-              <w:right w:type="dxa" w:w="120"/>
-            </w:tcMar>
-            <w:vAlign w:val="center"/>
-          </w:tcPr>
-          <w:p>
-            <w:pPr>
-              <w:jc w:val="center"/>
-            </w:pPr>
-            <w:r>
-              <w:rPr>
-                <w:rFonts w:ascii="Arial" w:cs="Arial" w:eastAsia="Arial" w:hAnsi="Arial"/>
-                <w:b w:val="false"/>
-                <w:bCs w:val="false"/>
-                <w:color w:val="333333"/>
-                <w:sz w:val="18"/>
-                <w:szCs w:val="18"/>
-              </w:rPr>
-              <w:t xml:space="preserve">-</w:t>
             </w:r>
           </w:p>
         </w:tc>
@@ -12598,7 +12599,7 @@
                 <w:sz w:val="18"/>
                 <w:szCs w:val="18"/>
               </w:rPr>
-              <w:t xml:space="preserve">3.8</w:t>
+              <w:t xml:space="preserve">3.7</w:t>
             </w:r>
           </w:p>
         </w:tc>
@@ -12716,6 +12717,41 @@
               <w:bottom w:val="single" w:color="CCCCCC" w:sz="1"/>
               <w:right w:val="single" w:color="CCCCCC" w:sz="1"/>
             </w:tcBorders>
+            <w:shd w:fill="FFF9C4" w:val="clear"/>
+            <w:tcMar>
+              <w:top w:type="dxa" w:w="80"/>
+              <w:left w:type="dxa" w:w="120"/>
+              <w:bottom w:type="dxa" w:w="80"/>
+              <w:right w:type="dxa" w:w="120"/>
+            </w:tcMar>
+            <w:vAlign w:val="center"/>
+          </w:tcPr>
+          <w:p>
+            <w:pPr>
+              <w:jc w:val="center"/>
+            </w:pPr>
+            <w:r>
+              <w:rPr>
+                <w:rFonts w:ascii="Arial" w:cs="Arial" w:eastAsia="Arial" w:hAnsi="Arial"/>
+                <w:b w:val="false"/>
+                <w:bCs w:val="false"/>
+                <w:color w:val="333333"/>
+                <w:sz w:val="18"/>
+                <w:szCs w:val="18"/>
+              </w:rPr>
+              <w:t xml:space="preserve">1</w:t>
+            </w:r>
+          </w:p>
+        </w:tc>
+        <w:tc>
+          <w:tcPr>
+            <w:tcW w:type="pct" w:w="9%"/>
+            <w:tcBorders>
+              <w:top w:val="single" w:color="CCCCCC" w:sz="1"/>
+              <w:left w:val="single" w:color="CCCCCC" w:sz="1"/>
+              <w:bottom w:val="single" w:color="CCCCCC" w:sz="1"/>
+              <w:right w:val="single" w:color="CCCCCC" w:sz="1"/>
+            </w:tcBorders>
             <w:shd w:fill="F5F7FA" w:val="clear"/>
             <w:tcMar>
               <w:top w:type="dxa" w:w="80"/>
@@ -12774,41 +12810,6 @@
                 <w:szCs w:val="18"/>
               </w:rPr>
               <w:t xml:space="preserve">-</w:t>
-            </w:r>
-          </w:p>
-        </w:tc>
-        <w:tc>
-          <w:tcPr>
-            <w:tcW w:type="pct" w:w="9%"/>
-            <w:tcBorders>
-              <w:top w:val="single" w:color="CCCCCC" w:sz="1"/>
-              <w:left w:val="single" w:color="CCCCCC" w:sz="1"/>
-              <w:bottom w:val="single" w:color="CCCCCC" w:sz="1"/>
-              <w:right w:val="single" w:color="CCCCCC" w:sz="1"/>
-            </w:tcBorders>
-            <w:shd w:fill="FFF9C4" w:val="clear"/>
-            <w:tcMar>
-              <w:top w:type="dxa" w:w="80"/>
-              <w:left w:type="dxa" w:w="120"/>
-              <w:bottom w:type="dxa" w:w="80"/>
-              <w:right w:type="dxa" w:w="120"/>
-            </w:tcMar>
-            <w:vAlign w:val="center"/>
-          </w:tcPr>
-          <w:p>
-            <w:pPr>
-              <w:jc w:val="center"/>
-            </w:pPr>
-            <w:r>
-              <w:rPr>
-                <w:rFonts w:ascii="Arial" w:cs="Arial" w:eastAsia="Arial" w:hAnsi="Arial"/>
-                <w:b w:val="false"/>
-                <w:bCs w:val="false"/>
-                <w:color w:val="333333"/>
-                <w:sz w:val="18"/>
-                <w:szCs w:val="18"/>
-              </w:rPr>
-              <w:t xml:space="preserve">1</w:t>
             </w:r>
           </w:p>
         </w:tc>
@@ -13063,6 +13064,40 @@
               <w:bottom w:val="single" w:color="CCCCCC" w:sz="1"/>
               <w:right w:val="single" w:color="CCCCCC" w:sz="1"/>
             </w:tcBorders>
+            <w:tcMar>
+              <w:top w:type="dxa" w:w="80"/>
+              <w:left w:type="dxa" w:w="120"/>
+              <w:bottom w:type="dxa" w:w="80"/>
+              <w:right w:type="dxa" w:w="120"/>
+            </w:tcMar>
+            <w:vAlign w:val="center"/>
+          </w:tcPr>
+          <w:p>
+            <w:pPr>
+              <w:jc w:val="center"/>
+            </w:pPr>
+            <w:r>
+              <w:rPr>
+                <w:rFonts w:ascii="Arial" w:cs="Arial" w:eastAsia="Arial" w:hAnsi="Arial"/>
+                <w:b w:val="false"/>
+                <w:bCs w:val="false"/>
+                <w:color w:val="333333"/>
+                <w:sz w:val="18"/>
+                <w:szCs w:val="18"/>
+              </w:rPr>
+              <w:t xml:space="preserve">-</w:t>
+            </w:r>
+          </w:p>
+        </w:tc>
+        <w:tc>
+          <w:tcPr>
+            <w:tcW w:type="pct" w:w="9%"/>
+            <w:tcBorders>
+              <w:top w:val="single" w:color="CCCCCC" w:sz="1"/>
+              <w:left w:val="single" w:color="CCCCCC" w:sz="1"/>
+              <w:bottom w:val="single" w:color="CCCCCC" w:sz="1"/>
+              <w:right w:val="single" w:color="CCCCCC" w:sz="1"/>
+            </w:tcBorders>
             <w:shd w:fill="FFF9C4" w:val="clear"/>
             <w:tcMar>
               <w:top w:type="dxa" w:w="80"/>
@@ -13086,40 +13121,6 @@
                 <w:szCs w:val="18"/>
               </w:rPr>
               <w:t xml:space="preserve">1</w:t>
-            </w:r>
-          </w:p>
-        </w:tc>
-        <w:tc>
-          <w:tcPr>
-            <w:tcW w:type="pct" w:w="9%"/>
-            <w:tcBorders>
-              <w:top w:val="single" w:color="CCCCCC" w:sz="1"/>
-              <w:left w:val="single" w:color="CCCCCC" w:sz="1"/>
-              <w:bottom w:val="single" w:color="CCCCCC" w:sz="1"/>
-              <w:right w:val="single" w:color="CCCCCC" w:sz="1"/>
-            </w:tcBorders>
-            <w:tcMar>
-              <w:top w:type="dxa" w:w="80"/>
-              <w:left w:type="dxa" w:w="120"/>
-              <w:bottom w:type="dxa" w:w="80"/>
-              <w:right w:type="dxa" w:w="120"/>
-            </w:tcMar>
-            <w:vAlign w:val="center"/>
-          </w:tcPr>
-          <w:p>
-            <w:pPr>
-              <w:jc w:val="center"/>
-            </w:pPr>
-            <w:r>
-              <w:rPr>
-                <w:rFonts w:ascii="Arial" w:cs="Arial" w:eastAsia="Arial" w:hAnsi="Arial"/>
-                <w:b w:val="false"/>
-                <w:bCs w:val="false"/>
-                <w:color w:val="333333"/>
-                <w:sz w:val="18"/>
-                <w:szCs w:val="18"/>
-              </w:rPr>
-              <w:t xml:space="preserve">-</w:t>
             </w:r>
           </w:p>
         </w:tc>
@@ -13379,6 +13380,41 @@
               <w:bottom w:val="single" w:color="CCCCCC" w:sz="1"/>
               <w:right w:val="single" w:color="CCCCCC" w:sz="1"/>
             </w:tcBorders>
+            <w:shd w:fill="F5F7FA" w:val="clear"/>
+            <w:tcMar>
+              <w:top w:type="dxa" w:w="80"/>
+              <w:left w:type="dxa" w:w="120"/>
+              <w:bottom w:type="dxa" w:w="80"/>
+              <w:right w:type="dxa" w:w="120"/>
+            </w:tcMar>
+            <w:vAlign w:val="center"/>
+          </w:tcPr>
+          <w:p>
+            <w:pPr>
+              <w:jc w:val="center"/>
+            </w:pPr>
+            <w:r>
+              <w:rPr>
+                <w:rFonts w:ascii="Arial" w:cs="Arial" w:eastAsia="Arial" w:hAnsi="Arial"/>
+                <w:b w:val="false"/>
+                <w:bCs w:val="false"/>
+                <w:color w:val="333333"/>
+                <w:sz w:val="18"/>
+                <w:szCs w:val="18"/>
+              </w:rPr>
+              <w:t xml:space="preserve">-</w:t>
+            </w:r>
+          </w:p>
+        </w:tc>
+        <w:tc>
+          <w:tcPr>
+            <w:tcW w:type="pct" w:w="9%"/>
+            <w:tcBorders>
+              <w:top w:val="single" w:color="CCCCCC" w:sz="1"/>
+              <w:left w:val="single" w:color="CCCCCC" w:sz="1"/>
+              <w:bottom w:val="single" w:color="CCCCCC" w:sz="1"/>
+              <w:right w:val="single" w:color="CCCCCC" w:sz="1"/>
+            </w:tcBorders>
             <w:shd w:fill="FFF9C4" w:val="clear"/>
             <w:tcMar>
               <w:top w:type="dxa" w:w="80"/>
@@ -13402,41 +13438,6 @@
                 <w:szCs w:val="18"/>
               </w:rPr>
               <w:t xml:space="preserve">1</w:t>
-            </w:r>
-          </w:p>
-        </w:tc>
-        <w:tc>
-          <w:tcPr>
-            <w:tcW w:type="pct" w:w="9%"/>
-            <w:tcBorders>
-              <w:top w:val="single" w:color="CCCCCC" w:sz="1"/>
-              <w:left w:val="single" w:color="CCCCCC" w:sz="1"/>
-              <w:bottom w:val="single" w:color="CCCCCC" w:sz="1"/>
-              <w:right w:val="single" w:color="CCCCCC" w:sz="1"/>
-            </w:tcBorders>
-            <w:shd w:fill="F5F7FA" w:val="clear"/>
-            <w:tcMar>
-              <w:top w:type="dxa" w:w="80"/>
-              <w:left w:type="dxa" w:w="120"/>
-              <w:bottom w:type="dxa" w:w="80"/>
-              <w:right w:type="dxa" w:w="120"/>
-            </w:tcMar>
-            <w:vAlign w:val="center"/>
-          </w:tcPr>
-          <w:p>
-            <w:pPr>
-              <w:jc w:val="center"/>
-            </w:pPr>
-            <w:r>
-              <w:rPr>
-                <w:rFonts w:ascii="Arial" w:cs="Arial" w:eastAsia="Arial" w:hAnsi="Arial"/>
-                <w:b w:val="false"/>
-                <w:bCs w:val="false"/>
-                <w:color w:val="333333"/>
-                <w:sz w:val="18"/>
-                <w:szCs w:val="18"/>
-              </w:rPr>
-              <w:t xml:space="preserve">-</w:t>
             </w:r>
           </w:p>
         </w:tc>
@@ -13540,7 +13541,7 @@
                 <w:sz w:val="18"/>
                 <w:szCs w:val="18"/>
               </w:rPr>
-              <w:t xml:space="preserve">3.4</w:t>
+              <w:t xml:space="preserve">3.3</w:t>
             </w:r>
           </w:p>
         </w:tc>
@@ -13970,6 +13971,41 @@
               <w:bottom w:val="single" w:color="CCCCCC" w:sz="1"/>
               <w:right w:val="single" w:color="CCCCCC" w:sz="1"/>
             </w:tcBorders>
+            <w:shd w:fill="FFF9C4" w:val="clear"/>
+            <w:tcMar>
+              <w:top w:type="dxa" w:w="80"/>
+              <w:left w:type="dxa" w:w="120"/>
+              <w:bottom w:type="dxa" w:w="80"/>
+              <w:right w:type="dxa" w:w="120"/>
+            </w:tcMar>
+            <w:vAlign w:val="center"/>
+          </w:tcPr>
+          <w:p>
+            <w:pPr>
+              <w:jc w:val="center"/>
+            </w:pPr>
+            <w:r>
+              <w:rPr>
+                <w:rFonts w:ascii="Arial" w:cs="Arial" w:eastAsia="Arial" w:hAnsi="Arial"/>
+                <w:b w:val="false"/>
+                <w:bCs w:val="false"/>
+                <w:color w:val="333333"/>
+                <w:sz w:val="18"/>
+                <w:szCs w:val="18"/>
+              </w:rPr>
+              <w:t xml:space="preserve">1</w:t>
+            </w:r>
+          </w:p>
+        </w:tc>
+        <w:tc>
+          <w:tcPr>
+            <w:tcW w:type="pct" w:w="9%"/>
+            <w:tcBorders>
+              <w:top w:val="single" w:color="CCCCCC" w:sz="1"/>
+              <w:left w:val="single" w:color="CCCCCC" w:sz="1"/>
+              <w:bottom w:val="single" w:color="CCCCCC" w:sz="1"/>
+              <w:right w:val="single" w:color="CCCCCC" w:sz="1"/>
+            </w:tcBorders>
             <w:shd w:fill="F5F7FA" w:val="clear"/>
             <w:tcMar>
               <w:top w:type="dxa" w:w="80"/>
@@ -13993,41 +14029,6 @@
                 <w:szCs w:val="18"/>
               </w:rPr>
               <w:t xml:space="preserve">-</w:t>
-            </w:r>
-          </w:p>
-        </w:tc>
-        <w:tc>
-          <w:tcPr>
-            <w:tcW w:type="pct" w:w="9%"/>
-            <w:tcBorders>
-              <w:top w:val="single" w:color="CCCCCC" w:sz="1"/>
-              <w:left w:val="single" w:color="CCCCCC" w:sz="1"/>
-              <w:bottom w:val="single" w:color="CCCCCC" w:sz="1"/>
-              <w:right w:val="single" w:color="CCCCCC" w:sz="1"/>
-            </w:tcBorders>
-            <w:shd w:fill="FFF9C4" w:val="clear"/>
-            <w:tcMar>
-              <w:top w:type="dxa" w:w="80"/>
-              <w:left w:type="dxa" w:w="120"/>
-              <w:bottom w:type="dxa" w:w="80"/>
-              <w:right w:type="dxa" w:w="120"/>
-            </w:tcMar>
-            <w:vAlign w:val="center"/>
-          </w:tcPr>
-          <w:p>
-            <w:pPr>
-              <w:jc w:val="center"/>
-            </w:pPr>
-            <w:r>
-              <w:rPr>
-                <w:rFonts w:ascii="Arial" w:cs="Arial" w:eastAsia="Arial" w:hAnsi="Arial"/>
-                <w:b w:val="false"/>
-                <w:bCs w:val="false"/>
-                <w:color w:val="333333"/>
-                <w:sz w:val="18"/>
-                <w:szCs w:val="18"/>
-              </w:rPr>
-              <w:t xml:space="preserve">1</w:t>
             </w:r>
           </w:p>
         </w:tc>
@@ -14166,7 +14167,7 @@
                 <w:sz w:val="18"/>
                 <w:szCs w:val="18"/>
               </w:rPr>
-              <w:t xml:space="preserve">2.1</w:t>
+              <w:t xml:space="preserve">2.0</w:t>
             </w:r>
           </w:p>
         </w:tc>
@@ -14793,7 +14794,7 @@
                 <w:sz w:val="18"/>
                 <w:szCs w:val="18"/>
               </w:rPr>
-              <w:t xml:space="preserve">0.9</w:t>
+              <w:t xml:space="preserve">0.8</w:t>
             </w:r>
           </w:p>
         </w:tc>
@@ -15190,7 +15191,7 @@
           <w:sz w:val="21"/>
           <w:szCs w:val="21"/>
         </w:rPr>
-        <w:t xml:space="preserve">現状スコア：7.8点 → 目標スコア：8.5点</w:t>
+        <w:t xml:space="preserve">現状スコア：7.79点 → 目標スコア：8.5点</w:t>
       </w:r>
     </w:p>
     <w:p>
@@ -15584,7 +15585,7 @@
           <w:sz w:val="21"/>
           <w:szCs w:val="21"/>
         </w:rPr>
-        <w:t xml:space="preserve">現状スコア：7.07点 → 目標スコア：8点</w:t>
+        <w:t xml:space="preserve">現状スコア：7.11点 → 目標スコア：8点</w:t>
       </w:r>
     </w:p>
     <w:p>
@@ -15978,7 +15979,7 @@
           <w:sz w:val="21"/>
           <w:szCs w:val="21"/>
         </w:rPr>
-        <w:t xml:space="preserve">現状スコア：7.39点 → 目標スコア：8点</w:t>
+        <w:t xml:space="preserve">現状スコア：7.45点 → 目標スコア：8点</w:t>
       </w:r>
     </w:p>
     <w:p>
@@ -16740,6 +16741,400 @@
     </w:p>
     <w:p>
       <w:pPr>
+        <w:spacing w:after="120" w:before="200"/>
+      </w:pPr>
+      <w:r>
+        <w:rPr>
+          <w:rFonts w:ascii="Arial" w:cs="Arial" w:eastAsia="Arial" w:hAnsi="Arial"/>
+          <w:b/>
+          <w:bCs/>
+          <w:color w:val="1B3A5C"/>
+          <w:sz w:val="22"/>
+          <w:szCs w:val="22"/>
+        </w:rPr>
+        <w:t xml:space="preserve">【URGENT】コンフォートホテル横浜関内</w:t>
+      </w:r>
+    </w:p>
+    <w:p>
+      <w:pPr>
+        <w:spacing w:after="120" w:line="320"/>
+        <w:jc w:val="left"/>
+      </w:pPr>
+      <w:r>
+        <w:rPr>
+          <w:rFonts w:ascii="Arial" w:cs="Arial" w:eastAsia="Arial" w:hAnsi="Arial"/>
+          <w:color w:val="333333"/>
+          <w:sz w:val="21"/>
+          <w:szCs w:val="21"/>
+        </w:rPr>
+        <w:t xml:space="preserve">現状スコア：7.46点 → 目標スコア：8点</w:t>
+      </w:r>
+    </w:p>
+    <w:p>
+      <w:pPr>
+        <w:spacing w:after="120" w:line="320"/>
+        <w:jc w:val="left"/>
+      </w:pPr>
+      <w:r>
+        <w:rPr>
+          <w:rFonts w:ascii="Arial" w:cs="Arial" w:eastAsia="Arial" w:hAnsi="Arial"/>
+          <w:color w:val="333333"/>
+          <w:sz w:val="21"/>
+          <w:szCs w:val="21"/>
+        </w:rPr>
+        <w:t xml:space="preserve">主要課題：シミ・汚れ跡(6件)、清掃品質全般(5件)、臭気・異臭(1件)</w:t>
+      </w:r>
+    </w:p>
+    <w:p>
+      <w:pPr>
+        <w:spacing w:after="120" w:before="200"/>
+      </w:pPr>
+      <w:r>
+        <w:rPr>
+          <w:rFonts w:ascii="Arial" w:cs="Arial" w:eastAsia="Arial" w:hAnsi="Arial"/>
+          <w:b/>
+          <w:bCs/>
+          <w:color w:val="1B3A5C"/>
+          <w:sz w:val="22"/>
+          <w:szCs w:val="22"/>
+        </w:rPr>
+        <w:t xml:space="preserve">Phase 1：即時対応（1-2週間）</w:t>
+      </w:r>
+    </w:p>
+    <w:p>
+      <w:pPr>
+        <w:pStyle w:val="ListParagraph"/>
+        <w:numPr>
+          <w:ilvl w:val="0"/>
+          <w:numId w:val="2"/>
+        </w:numPr>
+        <w:spacing w:after="80" w:line="300"/>
+      </w:pPr>
+      <w:r>
+        <w:rPr>
+          <w:rFonts w:ascii="Arial" w:cs="Arial" w:eastAsia="Arial" w:hAnsi="Arial"/>
+          <w:color w:val="333333"/>
+          <w:sz w:val="21"/>
+          <w:szCs w:val="21"/>
+        </w:rPr>
+        <w:t xml:space="preserve">シミ箇所の特定と専用クリーナーによる除去（シミ・汚れ跡）</w:t>
+      </w:r>
+    </w:p>
+    <w:p>
+      <w:pPr>
+        <w:pStyle w:val="ListParagraph"/>
+        <w:numPr>
+          <w:ilvl w:val="0"/>
+          <w:numId w:val="2"/>
+        </w:numPr>
+        <w:spacing w:after="80" w:line="300"/>
+      </w:pPr>
+      <w:r>
+        <w:rPr>
+          <w:rFonts w:ascii="Arial" w:cs="Arial" w:eastAsia="Arial" w:hAnsi="Arial"/>
+          <w:color w:val="333333"/>
+          <w:sz w:val="21"/>
+          <w:szCs w:val="21"/>
+        </w:rPr>
+        <w:t xml:space="preserve">清掃品質基準の明確化と全スタッフへの共有（清掃品質全般）</w:t>
+      </w:r>
+    </w:p>
+    <w:p>
+      <w:pPr>
+        <w:pStyle w:val="ListParagraph"/>
+        <w:numPr>
+          <w:ilvl w:val="0"/>
+          <w:numId w:val="2"/>
+        </w:numPr>
+        <w:spacing w:after="80" w:line="300"/>
+      </w:pPr>
+      <w:r>
+        <w:rPr>
+          <w:rFonts w:ascii="Arial" w:cs="Arial" w:eastAsia="Arial" w:hAnsi="Arial"/>
+          <w:color w:val="333333"/>
+          <w:sz w:val="21"/>
+          <w:szCs w:val="21"/>
+        </w:rPr>
+        <w:t xml:space="preserve">重点箇所（水回り・ベッド周り）の清掃手順見直し（清掃品質全般）</w:t>
+      </w:r>
+    </w:p>
+    <w:p>
+      <w:pPr>
+        <w:pStyle w:val="ListParagraph"/>
+        <w:numPr>
+          <w:ilvl w:val="0"/>
+          <w:numId w:val="2"/>
+        </w:numPr>
+        <w:spacing w:after="80" w:line="300"/>
+      </w:pPr>
+      <w:r>
+        <w:rPr>
+          <w:rFonts w:ascii="Arial" w:cs="Arial" w:eastAsia="Arial" w:hAnsi="Arial"/>
+          <w:color w:val="333333"/>
+          <w:sz w:val="21"/>
+          <w:szCs w:val="21"/>
+        </w:rPr>
+        <w:t xml:space="preserve">臭気発生源の特定と即時対処（排水トラップ、換気扇）（臭気・異臭）</w:t>
+      </w:r>
+    </w:p>
+    <w:p>
+      <w:pPr>
+        <w:pStyle w:val="ListParagraph"/>
+        <w:numPr>
+          <w:ilvl w:val="0"/>
+          <w:numId w:val="2"/>
+        </w:numPr>
+        <w:spacing w:after="80" w:line="300"/>
+      </w:pPr>
+      <w:r>
+        <w:rPr>
+          <w:rFonts w:ascii="Arial" w:cs="Arial" w:eastAsia="Arial" w:hAnsi="Arial"/>
+          <w:color w:val="333333"/>
+          <w:sz w:val="21"/>
+          <w:szCs w:val="21"/>
+        </w:rPr>
+        <w:t xml:space="preserve">消臭・脱臭処理の実施（臭気・異臭）</w:t>
+      </w:r>
+    </w:p>
+    <w:p>
+      <w:pPr>
+        <w:pStyle w:val="ListParagraph"/>
+        <w:numPr>
+          <w:ilvl w:val="0"/>
+          <w:numId w:val="2"/>
+        </w:numPr>
+        <w:spacing w:after="80" w:line="300"/>
+      </w:pPr>
+      <w:r>
+        <w:rPr>
+          <w:rFonts w:ascii="Arial" w:cs="Arial" w:eastAsia="Arial" w:hAnsi="Arial"/>
+          <w:color w:val="333333"/>
+          <w:sz w:val="21"/>
+          <w:szCs w:val="21"/>
+        </w:rPr>
+        <w:t xml:space="preserve">ベッドメイク後の粘着ローラー仕上げ工程追加（毛髪・髪の毛）</w:t>
+      </w:r>
+    </w:p>
+    <w:p>
+      <w:pPr>
+        <w:spacing w:after="100"/>
+      </w:pPr>
+    </w:p>
+    <w:p>
+      <w:pPr>
+        <w:spacing w:after="120" w:before="200"/>
+      </w:pPr>
+      <w:r>
+        <w:rPr>
+          <w:rFonts w:ascii="Arial" w:cs="Arial" w:eastAsia="Arial" w:hAnsi="Arial"/>
+          <w:b/>
+          <w:bCs/>
+          <w:color w:val="1B3A5C"/>
+          <w:sz w:val="22"/>
+          <w:szCs w:val="22"/>
+        </w:rPr>
+        <w:t xml:space="preserve">Phase 2：短期施策（1-3ヶ月）</w:t>
+      </w:r>
+    </w:p>
+    <w:p>
+      <w:pPr>
+        <w:pStyle w:val="ListParagraph"/>
+        <w:numPr>
+          <w:ilvl w:val="0"/>
+          <w:numId w:val="2"/>
+        </w:numPr>
+        <w:spacing w:after="80" w:line="300"/>
+      </w:pPr>
+      <w:r>
+        <w:rPr>
+          <w:rFonts w:ascii="Arial" w:cs="Arial" w:eastAsia="Arial" w:hAnsi="Arial"/>
+          <w:color w:val="333333"/>
+          <w:sz w:val="21"/>
+          <w:szCs w:val="21"/>
+        </w:rPr>
+        <w:t xml:space="preserve">シミ発見時の即時報告・対処フロー構築（シミ・汚れ跡）</w:t>
+      </w:r>
+    </w:p>
+    <w:p>
+      <w:pPr>
+        <w:pStyle w:val="ListParagraph"/>
+        <w:numPr>
+          <w:ilvl w:val="0"/>
+          <w:numId w:val="2"/>
+        </w:numPr>
+        <w:spacing w:after="80" w:line="300"/>
+      </w:pPr>
+      <w:r>
+        <w:rPr>
+          <w:rFonts w:ascii="Arial" w:cs="Arial" w:eastAsia="Arial" w:hAnsi="Arial"/>
+          <w:color w:val="333333"/>
+          <w:sz w:val="21"/>
+          <w:szCs w:val="21"/>
+        </w:rPr>
+        <w:t xml:space="preserve">品質管理チェックリストの導入と実施（清掃品質全般）</w:t>
+      </w:r>
+    </w:p>
+    <w:p>
+      <w:pPr>
+        <w:pStyle w:val="ListParagraph"/>
+        <w:numPr>
+          <w:ilvl w:val="0"/>
+          <w:numId w:val="2"/>
+        </w:numPr>
+        <w:spacing w:after="80" w:line="300"/>
+      </w:pPr>
+      <w:r>
+        <w:rPr>
+          <w:rFonts w:ascii="Arial" w:cs="Arial" w:eastAsia="Arial" w:hAnsi="Arial"/>
+          <w:color w:val="333333"/>
+          <w:sz w:val="21"/>
+          <w:szCs w:val="21"/>
+        </w:rPr>
+        <w:t xml:space="preserve">QCインスペクション体制の構築（ランダム抜き打ち検査）（清掃品質全般）</w:t>
+      </w:r>
+    </w:p>
+    <w:p>
+      <w:pPr>
+        <w:pStyle w:val="ListParagraph"/>
+        <w:numPr>
+          <w:ilvl w:val="0"/>
+          <w:numId w:val="2"/>
+        </w:numPr>
+        <w:spacing w:after="80" w:line="300"/>
+      </w:pPr>
+      <w:r>
+        <w:rPr>
+          <w:rFonts w:ascii="Arial" w:cs="Arial" w:eastAsia="Arial" w:hAnsi="Arial"/>
+          <w:color w:val="333333"/>
+          <w:sz w:val="21"/>
+          <w:szCs w:val="21"/>
+        </w:rPr>
+        <w:t xml:space="preserve">定期的な換気・消臭ルーティンの標準化（臭気・異臭）</w:t>
+      </w:r>
+    </w:p>
+    <w:p>
+      <w:pPr>
+        <w:pStyle w:val="ListParagraph"/>
+        <w:numPr>
+          <w:ilvl w:val="0"/>
+          <w:numId w:val="2"/>
+        </w:numPr>
+        <w:spacing w:after="80" w:line="300"/>
+      </w:pPr>
+      <w:r>
+        <w:rPr>
+          <w:rFonts w:ascii="Arial" w:cs="Arial" w:eastAsia="Arial" w:hAnsi="Arial"/>
+          <w:color w:val="333333"/>
+          <w:sz w:val="21"/>
+          <w:szCs w:val="21"/>
+        </w:rPr>
+        <w:t xml:space="preserve">エアコン・排水系の臭気源の根本対策（臭気・異臭）</w:t>
+      </w:r>
+    </w:p>
+    <w:p>
+      <w:pPr>
+        <w:spacing w:after="100"/>
+      </w:pPr>
+    </w:p>
+    <w:p>
+      <w:pPr>
+        <w:spacing w:after="120" w:before="200"/>
+      </w:pPr>
+      <w:r>
+        <w:rPr>
+          <w:rFonts w:ascii="Arial" w:cs="Arial" w:eastAsia="Arial" w:hAnsi="Arial"/>
+          <w:b/>
+          <w:bCs/>
+          <w:color w:val="1B3A5C"/>
+          <w:sz w:val="22"/>
+          <w:szCs w:val="22"/>
+        </w:rPr>
+        <w:t xml:space="preserve">Phase 3：中期施策（3-6ヶ月）</w:t>
+      </w:r>
+    </w:p>
+    <w:p>
+      <w:pPr>
+        <w:pStyle w:val="ListParagraph"/>
+        <w:numPr>
+          <w:ilvl w:val="0"/>
+          <w:numId w:val="2"/>
+        </w:numPr>
+        <w:spacing w:after="80" w:line="300"/>
+      </w:pPr>
+      <w:r>
+        <w:rPr>
+          <w:rFonts w:ascii="Arial" w:cs="Arial" w:eastAsia="Arial" w:hAnsi="Arial"/>
+          <w:color w:val="333333"/>
+          <w:sz w:val="21"/>
+          <w:szCs w:val="21"/>
+        </w:rPr>
+        <w:t xml:space="preserve">清掃スタッフの定期研修プログラム導入（清掃品質全般）</w:t>
+      </w:r>
+    </w:p>
+    <w:p>
+      <w:pPr>
+        <w:pStyle w:val="ListParagraph"/>
+        <w:numPr>
+          <w:ilvl w:val="0"/>
+          <w:numId w:val="2"/>
+        </w:numPr>
+        <w:spacing w:after="80" w:line="300"/>
+      </w:pPr>
+      <w:r>
+        <w:rPr>
+          <w:rFonts w:ascii="Arial" w:cs="Arial" w:eastAsia="Arial" w:hAnsi="Arial"/>
+          <w:color w:val="333333"/>
+          <w:sz w:val="21"/>
+          <w:szCs w:val="21"/>
+        </w:rPr>
+        <w:t xml:space="preserve">デジタル清掃記録システムの検討（清掃品質全般）</w:t>
+      </w:r>
+    </w:p>
+    <w:p>
+      <w:pPr>
+        <w:pStyle w:val="ListParagraph"/>
+        <w:numPr>
+          <w:ilvl w:val="0"/>
+          <w:numId w:val="2"/>
+        </w:numPr>
+        <w:spacing w:after="80" w:line="300"/>
+      </w:pPr>
+      <w:r>
+        <w:rPr>
+          <w:rFonts w:ascii="Arial" w:cs="Arial" w:eastAsia="Arial" w:hAnsi="Arial"/>
+          <w:color w:val="333333"/>
+          <w:sz w:val="21"/>
+          <w:szCs w:val="21"/>
+        </w:rPr>
+        <w:t xml:space="preserve">オゾン脱臭機の導入検討（臭気・異臭）</w:t>
+      </w:r>
+    </w:p>
+    <w:p>
+      <w:pPr>
+        <w:pStyle w:val="ListParagraph"/>
+        <w:numPr>
+          <w:ilvl w:val="0"/>
+          <w:numId w:val="2"/>
+        </w:numPr>
+        <w:spacing w:after="80" w:line="300"/>
+      </w:pPr>
+      <w:r>
+        <w:rPr>
+          <w:rFonts w:ascii="Arial" w:cs="Arial" w:eastAsia="Arial" w:hAnsi="Arial"/>
+          <w:color w:val="333333"/>
+          <w:sz w:val="21"/>
+          <w:szCs w:val="21"/>
+        </w:rPr>
+        <w:t xml:space="preserve">空気品質モニタリングの導入（臭気・異臭）</w:t>
+      </w:r>
+    </w:p>
+    <w:p>
+      <w:r>
+        <w:br w:type="page"/>
+      </w:r>
+    </w:p>
+    <w:p>
+      <w:pPr>
         <w:pStyle w:val="Heading2"/>
         <w:spacing w:after="160" w:before="280"/>
       </w:pPr>
@@ -16768,7 +17163,7 @@
           <w:sz w:val="22"/>
           <w:szCs w:val="22"/>
         </w:rPr>
-        <w:t xml:space="preserve">【HIGH】コンフォートホテル横浜関内（7.53点 → 8.5点）</w:t>
+        <w:t xml:space="preserve">【HIGH】コンフォートイン六本木（8.15点 → 9点）</w:t>
       </w:r>
     </w:p>
     <w:p>
@@ -16783,7 +17178,7 @@
           <w:sz w:val="21"/>
           <w:szCs w:val="21"/>
         </w:rPr>
-        <w:t xml:space="preserve">主要課題：シミ・汚れ跡(6件)、清掃品質全般(5件)、臭気・異臭(2件)</w:t>
+        <w:t xml:space="preserve">主要課題：臭気・異臭(4件)、カビ・モールド(2件)、清掃品質全般(2件)</w:t>
       </w:r>
     </w:p>
     <w:p>
@@ -16817,7 +17212,7 @@
           <w:sz w:val="21"/>
           <w:szCs w:val="21"/>
         </w:rPr>
-        <w:t xml:space="preserve">シミ箇所の特定と専用クリーナーによる除去</w:t>
+        <w:t xml:space="preserve">臭気発生源の特定と即時対処（排水トラップ、換気扇）</w:t>
       </w:r>
     </w:p>
     <w:p>
@@ -16836,7 +17231,7 @@
           <w:sz w:val="21"/>
           <w:szCs w:val="21"/>
         </w:rPr>
-        <w:t xml:space="preserve">清掃品質基準の明確化と全スタッフへの共有</w:t>
+        <w:t xml:space="preserve">消臭・脱臭処理の実施</w:t>
       </w:r>
     </w:p>
     <w:p>
@@ -16855,7 +17250,7 @@
           <w:sz w:val="21"/>
           <w:szCs w:val="21"/>
         </w:rPr>
-        <w:t xml:space="preserve">重点箇所（水回り・ベッド周り）の清掃手順見直し</w:t>
+        <w:t xml:space="preserve">エアコンフィルター・内部のカビ除去と消毒</w:t>
       </w:r>
     </w:p>
     <w:p>
@@ -16874,7 +17269,7 @@
           <w:sz w:val="21"/>
           <w:szCs w:val="21"/>
         </w:rPr>
-        <w:t xml:space="preserve">臭気発生源の特定と即時対処（排水トラップ、換気扇）</w:t>
+        <w:t xml:space="preserve">加湿器の分解洗浄・カビ除去</w:t>
       </w:r>
     </w:p>
     <w:p>
@@ -16895,134 +17290,7 @@
           <w:sz w:val="22"/>
           <w:szCs w:val="22"/>
         </w:rPr>
-        <w:t xml:space="preserve">【HIGH】コンフォートイン六本木（8.16点 → 9点）</w:t>
-      </w:r>
-    </w:p>
-    <w:p>
-      <w:pPr>
-        <w:spacing w:after="120" w:line="320"/>
-        <w:jc w:val="left"/>
-      </w:pPr>
-      <w:r>
-        <w:rPr>
-          <w:rFonts w:ascii="Arial" w:cs="Arial" w:eastAsia="Arial" w:hAnsi="Arial"/>
-          <w:color w:val="333333"/>
-          <w:sz w:val="21"/>
-          <w:szCs w:val="21"/>
-        </w:rPr>
-        <w:t xml:space="preserve">主要課題：臭気・異臭(4件)、カビ・モールド(2件)、清掃品質全般(2件)</w:t>
-      </w:r>
-    </w:p>
-    <w:p>
-      <w:pPr>
-        <w:spacing w:after="120" w:line="320"/>
-        <w:jc w:val="left"/>
-      </w:pPr>
-      <w:r>
-        <w:rPr>
-          <w:rFonts w:ascii="Arial" w:cs="Arial" w:eastAsia="Arial" w:hAnsi="Arial"/>
-          <w:color w:val="333333"/>
-          <w:sz w:val="21"/>
-          <w:szCs w:val="21"/>
-        </w:rPr>
-        <w:t xml:space="preserve">即時対応策：</w:t>
-      </w:r>
-    </w:p>
-    <w:p>
-      <w:pPr>
-        <w:pStyle w:val="ListParagraph"/>
-        <w:numPr>
-          <w:ilvl w:val="0"/>
-          <w:numId w:val="2"/>
-        </w:numPr>
-        <w:spacing w:after="80" w:line="300"/>
-      </w:pPr>
-      <w:r>
-        <w:rPr>
-          <w:rFonts w:ascii="Arial" w:cs="Arial" w:eastAsia="Arial" w:hAnsi="Arial"/>
-          <w:color w:val="333333"/>
-          <w:sz w:val="21"/>
-          <w:szCs w:val="21"/>
-        </w:rPr>
-        <w:t xml:space="preserve">臭気発生源の特定と即時対処（排水トラップ、換気扇）</w:t>
-      </w:r>
-    </w:p>
-    <w:p>
-      <w:pPr>
-        <w:pStyle w:val="ListParagraph"/>
-        <w:numPr>
-          <w:ilvl w:val="0"/>
-          <w:numId w:val="2"/>
-        </w:numPr>
-        <w:spacing w:after="80" w:line="300"/>
-      </w:pPr>
-      <w:r>
-        <w:rPr>
-          <w:rFonts w:ascii="Arial" w:cs="Arial" w:eastAsia="Arial" w:hAnsi="Arial"/>
-          <w:color w:val="333333"/>
-          <w:sz w:val="21"/>
-          <w:szCs w:val="21"/>
-        </w:rPr>
-        <w:t xml:space="preserve">消臭・脱臭処理の実施</w:t>
-      </w:r>
-    </w:p>
-    <w:p>
-      <w:pPr>
-        <w:pStyle w:val="ListParagraph"/>
-        <w:numPr>
-          <w:ilvl w:val="0"/>
-          <w:numId w:val="2"/>
-        </w:numPr>
-        <w:spacing w:after="80" w:line="300"/>
-      </w:pPr>
-      <w:r>
-        <w:rPr>
-          <w:rFonts w:ascii="Arial" w:cs="Arial" w:eastAsia="Arial" w:hAnsi="Arial"/>
-          <w:color w:val="333333"/>
-          <w:sz w:val="21"/>
-          <w:szCs w:val="21"/>
-        </w:rPr>
-        <w:t xml:space="preserve">エアコンフィルター・内部のカビ除去と消毒</w:t>
-      </w:r>
-    </w:p>
-    <w:p>
-      <w:pPr>
-        <w:pStyle w:val="ListParagraph"/>
-        <w:numPr>
-          <w:ilvl w:val="0"/>
-          <w:numId w:val="2"/>
-        </w:numPr>
-        <w:spacing w:after="80" w:line="300"/>
-      </w:pPr>
-      <w:r>
-        <w:rPr>
-          <w:rFonts w:ascii="Arial" w:cs="Arial" w:eastAsia="Arial" w:hAnsi="Arial"/>
-          <w:color w:val="333333"/>
-          <w:sz w:val="21"/>
-          <w:szCs w:val="21"/>
-        </w:rPr>
-        <w:t xml:space="preserve">加湿器の分解洗浄・カビ除去</w:t>
-      </w:r>
-    </w:p>
-    <w:p>
-      <w:pPr>
-        <w:spacing w:after="120"/>
-      </w:pPr>
-    </w:p>
-    <w:p>
-      <w:pPr>
-        <w:spacing w:after="120" w:before="200"/>
-      </w:pPr>
-      <w:r>
-        <w:rPr>
-          <w:rFonts w:ascii="Arial" w:cs="Arial" w:eastAsia="Arial" w:hAnsi="Arial"/>
-          <w:b/>
-          <w:bCs/>
-          <w:color w:val="1B3A5C"/>
-          <w:sz w:val="22"/>
-          <w:szCs w:val="22"/>
-        </w:rPr>
-        <w:t xml:space="preserve">【HIGH】ホテルコメント横浜関内（8.86点 → 9.2点）</w:t>
+        <w:t xml:space="preserve">【HIGH】ホテルコメント横浜関内（8.87点 → 9.2点）</w:t>
       </w:r>
     </w:p>
     <w:p>
@@ -19063,7 +19331,7 @@
                 <w:sz w:val="18"/>
                 <w:szCs w:val="18"/>
               </w:rPr>
-              <w:t xml:space="preserve">7.80</w:t>
+              <w:t xml:space="preserve">7.79</w:t>
             </w:r>
           </w:p>
         </w:tc>
@@ -19131,7 +19399,7 @@
                 <w:sz w:val="18"/>
                 <w:szCs w:val="18"/>
               </w:rPr>
-              <w:t xml:space="preserve">12.1%</w:t>
+              <w:t xml:space="preserve">12.9%</w:t>
             </w:r>
           </w:p>
         </w:tc>
@@ -19165,7 +19433,7 @@
                 <w:sz w:val="18"/>
                 <w:szCs w:val="18"/>
               </w:rPr>
-              <w:t xml:space="preserve">3.6%</w:t>
+              <w:t xml:space="preserve">3.9%</w:t>
             </w:r>
           </w:p>
         </w:tc>
@@ -19272,7 +19540,7 @@
                 <w:sz w:val="18"/>
                 <w:szCs w:val="18"/>
               </w:rPr>
-              <w:t xml:space="preserve">7.07</w:t>
+              <w:t xml:space="preserve">7.11</w:t>
             </w:r>
           </w:p>
         </w:tc>
@@ -19342,7 +19610,7 @@
                 <w:sz w:val="18"/>
                 <w:szCs w:val="18"/>
               </w:rPr>
-              <w:t xml:space="preserve">10.4%</w:t>
+              <w:t xml:space="preserve">10.0%</w:t>
             </w:r>
           </w:p>
         </w:tc>
@@ -19377,7 +19645,7 @@
                 <w:sz w:val="18"/>
                 <w:szCs w:val="18"/>
               </w:rPr>
-              <w:t xml:space="preserve">3.1%</w:t>
+              <w:t xml:space="preserve">3.0%</w:t>
             </w:r>
           </w:p>
         </w:tc>
@@ -19482,7 +19750,7 @@
                 <w:sz w:val="18"/>
                 <w:szCs w:val="18"/>
               </w:rPr>
-              <w:t xml:space="preserve">7.39</w:t>
+              <w:t xml:space="preserve">7.45</w:t>
             </w:r>
           </w:p>
         </w:tc>
@@ -19516,7 +19784,7 @@
                 <w:sz w:val="18"/>
                 <w:szCs w:val="18"/>
               </w:rPr>
-              <w:t xml:space="preserve">7.90</w:t>
+              <w:t xml:space="preserve">8.00</w:t>
             </w:r>
           </w:p>
         </w:tc>
@@ -19550,7 +19818,7 @@
                 <w:sz w:val="18"/>
                 <w:szCs w:val="18"/>
               </w:rPr>
-              <w:t xml:space="preserve">10.2%</w:t>
+              <w:t xml:space="preserve">9.8%</w:t>
             </w:r>
           </w:p>
         </w:tc>
@@ -19584,7 +19852,7 @@
                 <w:sz w:val="18"/>
                 <w:szCs w:val="18"/>
               </w:rPr>
-              <w:t xml:space="preserve">3.1%</w:t>
+              <w:t xml:space="preserve">2.9%</w:t>
             </w:r>
           </w:p>
         </w:tc>
@@ -19845,29 +20113,29 @@
               <w:bottom w:val="single" w:color="CCCCCC" w:sz="1"/>
               <w:right w:val="single" w:color="CCCCCC" w:sz="1"/>
             </w:tcBorders>
-            <w:shd w:fill="FFF3E0" w:val="clear"/>
-            <w:tcMar>
-              <w:top w:type="dxa" w:w="80"/>
-              <w:left w:type="dxa" w:w="120"/>
-              <w:bottom w:type="dxa" w:w="80"/>
-              <w:right w:type="dxa" w:w="120"/>
-            </w:tcMar>
-            <w:vAlign w:val="center"/>
-          </w:tcPr>
-          <w:p>
-            <w:pPr>
-              <w:jc w:val="center"/>
-            </w:pPr>
-            <w:r>
-              <w:rPr>
-                <w:rFonts w:ascii="Arial" w:cs="Arial" w:eastAsia="Arial" w:hAnsi="Arial"/>
-                <w:b/>
-                <w:bCs/>
-                <w:color w:val="FF9800"/>
-                <w:sz w:val="18"/>
-                <w:szCs w:val="18"/>
-              </w:rPr>
-              <w:t xml:space="preserve">HIGH</w:t>
+            <w:shd w:fill="FFEBEE" w:val="clear"/>
+            <w:tcMar>
+              <w:top w:type="dxa" w:w="80"/>
+              <w:left w:type="dxa" w:w="120"/>
+              <w:bottom w:type="dxa" w:w="80"/>
+              <w:right w:type="dxa" w:w="120"/>
+            </w:tcMar>
+            <w:vAlign w:val="center"/>
+          </w:tcPr>
+          <w:p>
+            <w:pPr>
+              <w:jc w:val="center"/>
+            </w:pPr>
+            <w:r>
+              <w:rPr>
+                <w:rFonts w:ascii="Arial" w:cs="Arial" w:eastAsia="Arial" w:hAnsi="Arial"/>
+                <w:b/>
+                <w:bCs/>
+                <w:color w:val="E74C3C"/>
+                <w:sz w:val="18"/>
+                <w:szCs w:val="18"/>
+              </w:rPr>
+              <w:t xml:space="preserve">URGENT</w:t>
             </w:r>
           </w:p>
         </w:tc>
@@ -19901,7 +20169,7 @@
                 <w:sz w:val="18"/>
                 <w:szCs w:val="18"/>
               </w:rPr>
-              <w:t xml:space="preserve">7.53</w:t>
+              <w:t xml:space="preserve">7.46</w:t>
             </w:r>
           </w:p>
         </w:tc>
@@ -19969,7 +20237,7 @@
                 <w:sz w:val="18"/>
                 <w:szCs w:val="18"/>
               </w:rPr>
-              <w:t xml:space="preserve">9.4%</w:t>
+              <w:t xml:space="preserve">8.5%</w:t>
             </w:r>
           </w:p>
         </w:tc>
@@ -20003,7 +20271,7 @@
                 <w:sz w:val="18"/>
                 <w:szCs w:val="18"/>
               </w:rPr>
-              <w:t xml:space="preserve">2.8%</w:t>
+              <w:t xml:space="preserve">2.5%</w:t>
             </w:r>
           </w:p>
         </w:tc>
@@ -20110,7 +20378,7 @@
                 <w:sz w:val="18"/>
                 <w:szCs w:val="18"/>
               </w:rPr>
-              <w:t xml:space="preserve">8.16</w:t>
+              <w:t xml:space="preserve">8.15</w:t>
             </w:r>
           </w:p>
         </w:tc>
@@ -20180,7 +20448,7 @@
                 <w:sz w:val="18"/>
                 <w:szCs w:val="18"/>
               </w:rPr>
-              <w:t xml:space="preserve">7.5%</w:t>
+              <w:t xml:space="preserve">7.4%</w:t>
             </w:r>
           </w:p>
         </w:tc>
@@ -20320,7 +20588,7 @@
                 <w:sz w:val="18"/>
                 <w:szCs w:val="18"/>
               </w:rPr>
-              <w:t xml:space="preserve">8.86</w:t>
+              <w:t xml:space="preserve">8.87</w:t>
             </w:r>
           </w:p>
         </w:tc>
@@ -20388,7 +20656,7 @@
                 <w:sz w:val="18"/>
                 <w:szCs w:val="18"/>
               </w:rPr>
-              <w:t xml:space="preserve">5.4%</w:t>
+              <w:t xml:space="preserve">5.3%</w:t>
             </w:r>
           </w:p>
         </w:tc>
@@ -20801,7 +21069,7 @@
                 <w:sz w:val="18"/>
                 <w:szCs w:val="18"/>
               </w:rPr>
-              <w:t xml:space="preserve">4</w:t>
+              <w:t xml:space="preserve">5</w:t>
             </w:r>
           </w:p>
         </w:tc>
@@ -21416,7 +21684,7 @@
           <w:sz w:val="21"/>
           <w:szCs w:val="21"/>
         </w:rPr>
-        <w:t xml:space="preserve">URGENTホテル（コンフォートホテル博多、チサンホテル浜松町、アパホテル蒲田駅東、コートホテル新横浜）の清掃品質緊急改善。Phase 1対応を今週中に開始。</w:t>
+        <w:t xml:space="preserve">URGENTホテル（コンフォートホテル博多、チサンホテル浜松町、アパホテル蒲田駅東、コートホテル新横浜、コンフォートホテル横浜関内）の清掃品質緊急改善。Phase 1対応を今週中に開始。</w:t>
       </w:r>
     </w:p>
     <w:p>
@@ -21617,7 +21885,7 @@
                 <w:sz w:val="21"/>
                 <w:szCs w:val="21"/>
               </w:rPr>
-              <w:t xml:space="preserve">本レポートは、2221件のゲスト口コミデータに基づき、PRIMECHANGEポートフォリオ全19ホテルの清掃品質を分析したものです。データに基づく優先順位付けと段階的な改善施策により、ポートフォリオ全体の顧客満足度向上とRevPAR改善を実現することが可能です。</w:t>
+              <w:t xml:space="preserve">本レポートは、2260件のゲスト口コミデータに基づき、PRIMECHANGEポートフォリオ全19ホテルの清掃品質を分析したものです。データに基づく優先順位付けと段階的な改善施策により、ポートフォリオ全体の顧客満足度向上とRevPAR改善を実現することが可能です。</w:t>
             </w:r>
           </w:p>
           <w:p>

--- a/納品レポート/PRIMECHANGE戦略レポート/PRIMECHANGE_清掃戦略レポート.docx
+++ b/納品レポート/PRIMECHANGE戦略レポート/PRIMECHANGE_清掃戦略レポート.docx
@@ -79,7 +79,7 @@
           <w:sz w:val="22"/>
           <w:szCs w:val="22"/>
         </w:rPr>
-        <w:t xml:space="preserve">作成日：2026年3月11日</w:t>
+        <w:t xml:space="preserve">作成日：2026年3月23日</w:t>
       </w:r>
     </w:p>
     <w:p>
@@ -202,7 +202,7 @@
           <w:sz w:val="21"/>
           <w:szCs w:val="21"/>
         </w:rPr>
-        <w:t xml:space="preserve">ポートフォリオ全体（19ホテル、2260件のレビュー）を分析した結果、ポートフォリオ平均スコアは8.39点（10点換算）、清掃関連クレーム率は4.5%でした。以下に主要な発見事項と提案の概要をまとめます。</w:t>
+        <w:t xml:space="preserve">ポートフォリオ全体（19ホテル、2323件のレビュー）を分析した結果、ポートフォリオ平均スコアは8.39点（10点換算）、清掃関連クレーム率は4.4%でした。以下に主要な発見事項と提案の概要をまとめます。</w:t>
       </w:r>
     </w:p>
     <w:p>
@@ -372,7 +372,7 @@
                 <w:sz w:val="36"/>
                 <w:szCs w:val="36"/>
               </w:rPr>
-              <w:t xml:space="preserve">4.5%</w:t>
+              <w:t xml:space="preserve">4.4%</w:t>
             </w:r>
           </w:p>
         </w:tc>
@@ -421,7 +421,7 @@
                 <w:sz w:val="36"/>
                 <w:szCs w:val="36"/>
               </w:rPr>
-              <w:t xml:space="preserve">2260件</w:t>
+              <w:t xml:space="preserve">2323件</w:t>
             </w:r>
           </w:p>
         </w:tc>
@@ -503,7 +503,7 @@
                 <w:sz w:val="20"/>
                 <w:szCs w:val="20"/>
               </w:rPr>
-              <w:t xml:space="preserve">上位5ホテルの平均スコアは8.7点超。コンフォートスイーツ東京ベイ(9.21点)がポートフォリオ最高評価</w:t>
+              <w:t xml:space="preserve">上位5ホテルの平均スコアは8.7点超。コンフォートスイーツ東京ベイ(9.24点)がポートフォリオ最高評価</w:t>
             </w:r>
           </w:p>
           <w:p>
@@ -528,7 +528,7 @@
                 <w:sz w:val="20"/>
                 <w:szCs w:val="20"/>
               </w:rPr>
-              <w:t xml:space="preserve">5ホテルがURGENT（緊急対応）に分類。清掃関連クレーム率4.5%（業界平均2-3%を超過）</w:t>
+              <w:t xml:space="preserve">5ホテルがURGENT（緊急対応）に分類。清掃関連クレーム率4.4%（業界平均2-3%を超過）</w:t>
             </w:r>
           </w:p>
           <w:p>
@@ -838,7 +838,7 @@
                 <w:sz w:val="18"/>
                 <w:szCs w:val="18"/>
               </w:rPr>
-              <w:t xml:space="preserve">7.03-7.79</w:t>
+              <w:t xml:space="preserve">7.03-7.72</w:t>
             </w:r>
           </w:p>
         </w:tc>
@@ -943,7 +943,7 @@
                 <w:sz w:val="18"/>
                 <w:szCs w:val="18"/>
               </w:rPr>
-              <w:t xml:space="preserve">2</w:t>
+              <w:t xml:space="preserve">3</w:t>
             </w:r>
           </w:p>
         </w:tc>
@@ -977,7 +977,7 @@
                 <w:sz w:val="18"/>
                 <w:szCs w:val="18"/>
               </w:rPr>
-              <w:t xml:space="preserve">8.15-8.87</w:t>
+              <w:t xml:space="preserve">8.16-8.88</w:t>
             </w:r>
           </w:p>
         </w:tc>
@@ -1011,7 +1011,7 @@
                 <w:sz w:val="18"/>
                 <w:szCs w:val="18"/>
               </w:rPr>
-              <w:t xml:space="preserve">臭気・異臭、清掃品質全般、カビ・モールド</w:t>
+              <w:t xml:space="preserve">清掃品質全般、臭気・異臭、カビ・モールド</w:t>
             </w:r>
           </w:p>
         </w:tc>
@@ -1082,7 +1082,7 @@
                 <w:sz w:val="18"/>
                 <w:szCs w:val="18"/>
               </w:rPr>
-              <w:t xml:space="preserve">10</w:t>
+              <w:t xml:space="preserve">9</w:t>
             </w:r>
           </w:p>
         </w:tc>
@@ -1116,7 +1116,7 @@
                 <w:sz w:val="18"/>
                 <w:szCs w:val="18"/>
               </w:rPr>
-              <w:t xml:space="preserve">8.10-9.08</w:t>
+              <w:t xml:space="preserve">8.13-9.12</w:t>
             </w:r>
           </w:p>
         </w:tc>
@@ -1255,7 +1255,7 @@
                 <w:sz w:val="18"/>
                 <w:szCs w:val="18"/>
               </w:rPr>
-              <w:t xml:space="preserve">9.05-9.21</w:t>
+              <w:t xml:space="preserve">9.06-9.24</w:t>
             </w:r>
           </w:p>
         </w:tc>
@@ -1346,7 +1346,7 @@
           <w:sz w:val="21"/>
           <w:szCs w:val="21"/>
         </w:rPr>
-        <w:t xml:space="preserve">19ホテルの口コミスコアを10点換算で比較しました。ポートフォリオ平均は8.39点、中央値は8.65点です。</w:t>
+        <w:t xml:space="preserve">19ホテルの口コミスコアを10点換算で比較しました。ポートフォリオ平均は8.39点、中央値は8.68点です。</w:t>
       </w:r>
     </w:p>
     <w:p>
@@ -1757,7 +1757,7 @@
                 <w:sz w:val="18"/>
                 <w:szCs w:val="18"/>
               </w:rPr>
-              <w:t xml:space="preserve">9.21</w:t>
+              <w:t xml:space="preserve">9.24</w:t>
             </w:r>
           </w:p>
         </w:tc>
@@ -1791,7 +1791,7 @@
                 <w:sz w:val="18"/>
                 <w:szCs w:val="18"/>
               </w:rPr>
-              <w:t xml:space="preserve">94.3%</w:t>
+              <w:t xml:space="preserve">95.8%</w:t>
             </w:r>
           </w:p>
         </w:tc>
@@ -1859,7 +1859,7 @@
                 <w:sz w:val="18"/>
                 <w:szCs w:val="18"/>
               </w:rPr>
-              <w:t xml:space="preserve">140</w:t>
+              <w:t xml:space="preserve">142</w:t>
             </w:r>
           </w:p>
         </w:tc>
@@ -2035,7 +2035,7 @@
                 <w:sz w:val="18"/>
                 <w:szCs w:val="18"/>
               </w:rPr>
-              <w:t xml:space="preserve">9.08</w:t>
+              <w:t xml:space="preserve">9.12</w:t>
             </w:r>
           </w:p>
         </w:tc>
@@ -2070,7 +2070,7 @@
                 <w:sz w:val="18"/>
                 <w:szCs w:val="18"/>
               </w:rPr>
-              <w:t xml:space="preserve">90.4%</w:t>
+              <w:t xml:space="preserve">90.8%</w:t>
             </w:r>
           </w:p>
         </w:tc>
@@ -2105,7 +2105,7 @@
                 <w:sz w:val="18"/>
                 <w:szCs w:val="18"/>
               </w:rPr>
-              <w:t xml:space="preserve">2.6%</w:t>
+              <w:t xml:space="preserve">2.5%</w:t>
             </w:r>
           </w:p>
         </w:tc>
@@ -2140,7 +2140,7 @@
                 <w:sz w:val="18"/>
                 <w:szCs w:val="18"/>
               </w:rPr>
-              <w:t xml:space="preserve">114</w:t>
+              <w:t xml:space="preserve">120</w:t>
             </w:r>
           </w:p>
         </w:tc>
@@ -2314,7 +2314,7 @@
                 <w:sz w:val="18"/>
                 <w:szCs w:val="18"/>
               </w:rPr>
-              <w:t xml:space="preserve">9.05</w:t>
+              <w:t xml:space="preserve">9.06</w:t>
             </w:r>
           </w:p>
         </w:tc>
@@ -2348,7 +2348,7 @@
                 <w:sz w:val="18"/>
                 <w:szCs w:val="18"/>
               </w:rPr>
-              <w:t xml:space="preserve">88.5%</w:t>
+              <w:t xml:space="preserve">89.0%</w:t>
             </w:r>
           </w:p>
         </w:tc>
@@ -2416,7 +2416,7 @@
                 <w:sz w:val="18"/>
                 <w:szCs w:val="18"/>
               </w:rPr>
-              <w:t xml:space="preserve">122</w:t>
+              <w:t xml:space="preserve">127</w:t>
             </w:r>
           </w:p>
         </w:tc>
@@ -2592,7 +2592,7 @@
                 <w:sz w:val="18"/>
                 <w:szCs w:val="18"/>
               </w:rPr>
-              <w:t xml:space="preserve">8.94</w:t>
+              <w:t xml:space="preserve">8.95</w:t>
             </w:r>
           </w:p>
         </w:tc>
@@ -2627,7 +2627,7 @@
                 <w:sz w:val="18"/>
                 <w:szCs w:val="18"/>
               </w:rPr>
-              <w:t xml:space="preserve">85.7%</w:t>
+              <w:t xml:space="preserve">86.0%</w:t>
             </w:r>
           </w:p>
         </w:tc>
@@ -2697,7 +2697,7 @@
                 <w:sz w:val="18"/>
                 <w:szCs w:val="18"/>
               </w:rPr>
-              <w:t xml:space="preserve">119</w:t>
+              <w:t xml:space="preserve">121</w:t>
             </w:r>
           </w:p>
         </w:tc>
@@ -2837,7 +2837,7 @@
                 <w:sz w:val="18"/>
                 <w:szCs w:val="18"/>
               </w:rPr>
-              <w:t xml:space="preserve">ダイワロイネットホテル東京大崎</w:t>
+              <w:t xml:space="preserve">ホテルコメント横浜関内</w:t>
             </w:r>
           </w:p>
         </w:tc>
@@ -2871,7 +2871,7 @@
                 <w:sz w:val="18"/>
                 <w:szCs w:val="18"/>
               </w:rPr>
-              <w:t xml:space="preserve">8.87</w:t>
+              <w:t xml:space="preserve">8.88</w:t>
             </w:r>
           </w:p>
         </w:tc>
@@ -2905,7 +2905,7 @@
                 <w:sz w:val="18"/>
                 <w:szCs w:val="18"/>
               </w:rPr>
-              <w:t xml:space="preserve">83.3%</w:t>
+              <w:t xml:space="preserve">84.7%</w:t>
             </w:r>
           </w:p>
         </w:tc>
@@ -2939,7 +2939,7 @@
                 <w:sz w:val="18"/>
                 <w:szCs w:val="18"/>
               </w:rPr>
-              <w:t xml:space="preserve">0.0%</w:t>
+              <w:t xml:space="preserve">0.8%</w:t>
             </w:r>
           </w:p>
         </w:tc>
@@ -2973,7 +2973,7 @@
                 <w:sz w:val="18"/>
                 <w:szCs w:val="18"/>
               </w:rPr>
-              <w:t xml:space="preserve">54</w:t>
+              <w:t xml:space="preserve">118</w:t>
             </w:r>
           </w:p>
         </w:tc>
@@ -3020,29 +3020,29 @@
               <w:bottom w:val="single" w:color="CCCCCC" w:sz="1"/>
               <w:right w:val="single" w:color="CCCCCC" w:sz="1"/>
             </w:tcBorders>
-            <w:shd w:fill="E3F2FD" w:val="clear"/>
-            <w:tcMar>
-              <w:top w:type="dxa" w:w="80"/>
-              <w:left w:type="dxa" w:w="120"/>
-              <w:bottom w:type="dxa" w:w="80"/>
-              <w:right w:type="dxa" w:w="120"/>
-            </w:tcMar>
-            <w:vAlign w:val="center"/>
-          </w:tcPr>
-          <w:p>
-            <w:pPr>
-              <w:jc w:val="center"/>
-            </w:pPr>
-            <w:r>
-              <w:rPr>
-                <w:rFonts w:ascii="Arial" w:cs="Arial" w:eastAsia="Arial" w:hAnsi="Arial"/>
-                <w:b/>
-                <w:bCs/>
-                <w:color w:val="2196F3"/>
-                <w:sz w:val="18"/>
-                <w:szCs w:val="18"/>
-              </w:rPr>
-              <w:t xml:space="preserve">STANDARD</w:t>
+            <w:shd w:fill="FFF3E0" w:val="clear"/>
+            <w:tcMar>
+              <w:top w:type="dxa" w:w="80"/>
+              <w:left w:type="dxa" w:w="120"/>
+              <w:bottom w:type="dxa" w:w="80"/>
+              <w:right w:type="dxa" w:w="120"/>
+            </w:tcMar>
+            <w:vAlign w:val="center"/>
+          </w:tcPr>
+          <w:p>
+            <w:pPr>
+              <w:jc w:val="center"/>
+            </w:pPr>
+            <w:r>
+              <w:rPr>
+                <w:rFonts w:ascii="Arial" w:cs="Arial" w:eastAsia="Arial" w:hAnsi="Arial"/>
+                <w:b/>
+                <w:bCs/>
+                <w:color w:val="FF9800"/>
+                <w:sz w:val="18"/>
+                <w:szCs w:val="18"/>
+              </w:rPr>
+              <w:t xml:space="preserve">HIGH</w:t>
             </w:r>
           </w:p>
         </w:tc>
@@ -3114,7 +3114,7 @@
                 <w:sz w:val="18"/>
                 <w:szCs w:val="18"/>
               </w:rPr>
-              <w:t xml:space="preserve">ホテルコメント横浜関内</w:t>
+              <w:t xml:space="preserve">ダイワロイネットホテル東京大崎</w:t>
             </w:r>
           </w:p>
         </w:tc>
@@ -3149,7 +3149,7 @@
                 <w:sz w:val="18"/>
                 <w:szCs w:val="18"/>
               </w:rPr>
-              <w:t xml:space="preserve">8.87</w:t>
+              <w:t xml:space="preserve">8.84</w:t>
             </w:r>
           </w:p>
         </w:tc>
@@ -3184,7 +3184,7 @@
                 <w:sz w:val="18"/>
                 <w:szCs w:val="18"/>
               </w:rPr>
-              <w:t xml:space="preserve">84.2%</w:t>
+              <w:t xml:space="preserve">82.1%</w:t>
             </w:r>
           </w:p>
         </w:tc>
@@ -3219,7 +3219,7 @@
                 <w:sz w:val="18"/>
                 <w:szCs w:val="18"/>
               </w:rPr>
-              <w:t xml:space="preserve">0.9%</w:t>
+              <w:t xml:space="preserve">0.0%</w:t>
             </w:r>
           </w:p>
         </w:tc>
@@ -3254,7 +3254,7 @@
                 <w:sz w:val="18"/>
                 <w:szCs w:val="18"/>
               </w:rPr>
-              <w:t xml:space="preserve">114</w:t>
+              <w:t xml:space="preserve">56</w:t>
             </w:r>
           </w:p>
         </w:tc>
@@ -3428,7 +3428,7 @@
                 <w:sz w:val="18"/>
                 <w:szCs w:val="18"/>
               </w:rPr>
-              <w:t xml:space="preserve">8.78</w:t>
+              <w:t xml:space="preserve">8.74</w:t>
             </w:r>
           </w:p>
         </w:tc>
@@ -3462,7 +3462,7 @@
                 <w:sz w:val="18"/>
                 <w:szCs w:val="18"/>
               </w:rPr>
-              <w:t xml:space="preserve">86.4%</w:t>
+              <w:t xml:space="preserve">85.7%</w:t>
             </w:r>
           </w:p>
         </w:tc>
@@ -3496,7 +3496,7 @@
                 <w:sz w:val="18"/>
                 <w:szCs w:val="18"/>
               </w:rPr>
-              <w:t xml:space="preserve">3.4%</w:t>
+              <w:t xml:space="preserve">4.4%</w:t>
             </w:r>
           </w:p>
         </w:tc>
@@ -3530,7 +3530,7 @@
                 <w:sz w:val="18"/>
                 <w:szCs w:val="18"/>
               </w:rPr>
-              <w:t xml:space="preserve">88</w:t>
+              <w:t xml:space="preserve">91</w:t>
             </w:r>
           </w:p>
         </w:tc>
@@ -3706,7 +3706,7 @@
                 <w:sz w:val="18"/>
                 <w:szCs w:val="18"/>
               </w:rPr>
-              <w:t xml:space="preserve">8.73</w:t>
+              <w:t xml:space="preserve">8.71</w:t>
             </w:r>
           </w:p>
         </w:tc>
@@ -3741,7 +3741,7 @@
                 <w:sz w:val="18"/>
                 <w:szCs w:val="18"/>
               </w:rPr>
-              <w:t xml:space="preserve">81.2%</w:t>
+              <w:t xml:space="preserve">81.4%</w:t>
             </w:r>
           </w:p>
         </w:tc>
@@ -3776,7 +3776,7 @@
                 <w:sz w:val="18"/>
                 <w:szCs w:val="18"/>
               </w:rPr>
-              <w:t xml:space="preserve">0.8%</w:t>
+              <w:t xml:space="preserve">1.6%</w:t>
             </w:r>
           </w:p>
         </w:tc>
@@ -3811,7 +3811,7 @@
                 <w:sz w:val="18"/>
                 <w:szCs w:val="18"/>
               </w:rPr>
-              <w:t xml:space="preserve">128</w:t>
+              <w:t xml:space="preserve">129</w:t>
             </w:r>
           </w:p>
         </w:tc>
@@ -3951,7 +3951,7 @@
                 <w:sz w:val="18"/>
                 <w:szCs w:val="18"/>
               </w:rPr>
-              <w:t xml:space="preserve">リッチモンドホテル東京目白</w:t>
+              <w:t xml:space="preserve">ハートンホテル東品川</w:t>
             </w:r>
           </w:p>
         </w:tc>
@@ -4019,7 +4019,7 @@
                 <w:sz w:val="18"/>
                 <w:szCs w:val="18"/>
               </w:rPr>
-              <w:t xml:space="preserve">85.8%</w:t>
+              <w:t xml:space="preserve">84.9%</w:t>
             </w:r>
           </w:p>
         </w:tc>
@@ -4053,7 +4053,7 @@
                 <w:sz w:val="18"/>
                 <w:szCs w:val="18"/>
               </w:rPr>
-              <w:t xml:space="preserve">2.4%</w:t>
+              <w:t xml:space="preserve">0.7%</w:t>
             </w:r>
           </w:p>
         </w:tc>
@@ -4087,7 +4087,7 @@
                 <w:sz w:val="18"/>
                 <w:szCs w:val="18"/>
               </w:rPr>
-              <w:t xml:space="preserve">127</w:t>
+              <w:t xml:space="preserve">139</w:t>
             </w:r>
           </w:p>
         </w:tc>
@@ -4228,7 +4228,7 @@
                 <w:sz w:val="18"/>
                 <w:szCs w:val="18"/>
               </w:rPr>
-              <w:t xml:space="preserve">ハートンホテル東品川</w:t>
+              <w:t xml:space="preserve">リッチモンドホテル東京目白</w:t>
             </w:r>
           </w:p>
         </w:tc>
@@ -4263,7 +4263,7 @@
                 <w:sz w:val="18"/>
                 <w:szCs w:val="18"/>
               </w:rPr>
-              <w:t xml:space="preserve">8.65</w:t>
+              <w:t xml:space="preserve">8.68</w:t>
             </w:r>
           </w:p>
         </w:tc>
@@ -4298,7 +4298,7 @@
                 <w:sz w:val="18"/>
                 <w:szCs w:val="18"/>
               </w:rPr>
-              <w:t xml:space="preserve">85.6%</w:t>
+              <w:t xml:space="preserve">86.2%</w:t>
             </w:r>
           </w:p>
         </w:tc>
@@ -4333,7 +4333,7 @@
                 <w:sz w:val="18"/>
                 <w:szCs w:val="18"/>
               </w:rPr>
-              <w:t xml:space="preserve">0.7%</w:t>
+              <w:t xml:space="preserve">2.3%</w:t>
             </w:r>
           </w:p>
         </w:tc>
@@ -4368,7 +4368,7 @@
                 <w:sz w:val="18"/>
                 <w:szCs w:val="18"/>
               </w:rPr>
-              <w:t xml:space="preserve">139</w:t>
+              <w:t xml:space="preserve">130</w:t>
             </w:r>
           </w:p>
         </w:tc>
@@ -4542,7 +4542,7 @@
                 <w:sz w:val="18"/>
                 <w:szCs w:val="18"/>
               </w:rPr>
-              <w:t xml:space="preserve">8.55</w:t>
+              <w:t xml:space="preserve">8.53</w:t>
             </w:r>
           </w:p>
         </w:tc>
@@ -4576,7 +4576,7 @@
                 <w:sz w:val="18"/>
                 <w:szCs w:val="18"/>
               </w:rPr>
-              <w:t xml:space="preserve">80.3%</w:t>
+              <w:t xml:space="preserve">79.9%</w:t>
             </w:r>
           </w:p>
         </w:tc>
@@ -4610,7 +4610,7 @@
                 <w:sz w:val="18"/>
                 <w:szCs w:val="18"/>
               </w:rPr>
-              <w:t xml:space="preserve">3.1%</w:t>
+              <w:t xml:space="preserve">3.0%</w:t>
             </w:r>
           </w:p>
         </w:tc>
@@ -4644,7 +4644,7 @@
                 <w:sz w:val="18"/>
                 <w:szCs w:val="18"/>
               </w:rPr>
-              <w:t xml:space="preserve">127</w:t>
+              <w:t xml:space="preserve">134</w:t>
             </w:r>
           </w:p>
         </w:tc>
@@ -4820,7 +4820,7 @@
                 <w:sz w:val="18"/>
                 <w:szCs w:val="18"/>
               </w:rPr>
-              <w:t xml:space="preserve">8.27</w:t>
+              <w:t xml:space="preserve">8.29</w:t>
             </w:r>
           </w:p>
         </w:tc>
@@ -4855,7 +4855,7 @@
                 <w:sz w:val="18"/>
                 <w:szCs w:val="18"/>
               </w:rPr>
-              <w:t xml:space="preserve">75.8%</w:t>
+              <w:t xml:space="preserve">76.1%</w:t>
             </w:r>
           </w:p>
         </w:tc>
@@ -4890,7 +4890,7 @@
                 <w:sz w:val="18"/>
                 <w:szCs w:val="18"/>
               </w:rPr>
-              <w:t xml:space="preserve">3.0%</w:t>
+              <w:t xml:space="preserve">2.9%</w:t>
             </w:r>
           </w:p>
         </w:tc>
@@ -4925,7 +4925,7 @@
                 <w:sz w:val="18"/>
                 <w:szCs w:val="18"/>
               </w:rPr>
-              <w:t xml:space="preserve">298</w:t>
+              <w:t xml:space="preserve">309</w:t>
             </w:r>
           </w:p>
         </w:tc>
@@ -5099,7 +5099,7 @@
                 <w:sz w:val="18"/>
                 <w:szCs w:val="18"/>
               </w:rPr>
-              <w:t xml:space="preserve">8.15</w:t>
+              <w:t xml:space="preserve">8.16</w:t>
             </w:r>
           </w:p>
         </w:tc>
@@ -5133,7 +5133,7 @@
                 <w:sz w:val="18"/>
                 <w:szCs w:val="18"/>
               </w:rPr>
-              <w:t xml:space="preserve">78.7%</w:t>
+              <w:t xml:space="preserve">79.1%</w:t>
             </w:r>
           </w:p>
         </w:tc>
@@ -5167,7 +5167,7 @@
                 <w:sz w:val="18"/>
                 <w:szCs w:val="18"/>
               </w:rPr>
-              <w:t xml:space="preserve">8.3%</w:t>
+              <w:t xml:space="preserve">7.8%</w:t>
             </w:r>
           </w:p>
         </w:tc>
@@ -5201,7 +5201,7 @@
                 <w:sz w:val="18"/>
                 <w:szCs w:val="18"/>
               </w:rPr>
-              <w:t xml:space="preserve">108</w:t>
+              <w:t xml:space="preserve">115</w:t>
             </w:r>
           </w:p>
         </w:tc>
@@ -5377,7 +5377,7 @@
                 <w:sz w:val="18"/>
                 <w:szCs w:val="18"/>
               </w:rPr>
-              <w:t xml:space="preserve">8.10</w:t>
+              <w:t xml:space="preserve">8.13</w:t>
             </w:r>
           </w:p>
         </w:tc>
@@ -5412,7 +5412,7 @@
                 <w:sz w:val="18"/>
                 <w:szCs w:val="18"/>
               </w:rPr>
-              <w:t xml:space="preserve">68.3%</w:t>
+              <w:t xml:space="preserve">68.9%</w:t>
             </w:r>
           </w:p>
         </w:tc>
@@ -5447,7 +5447,7 @@
                 <w:sz w:val="18"/>
                 <w:szCs w:val="18"/>
               </w:rPr>
-              <w:t xml:space="preserve">1.7%</w:t>
+              <w:t xml:space="preserve">1.6%</w:t>
             </w:r>
           </w:p>
         </w:tc>
@@ -5482,7 +5482,7 @@
                 <w:sz w:val="18"/>
                 <w:szCs w:val="18"/>
               </w:rPr>
-              <w:t xml:space="preserve">60</w:t>
+              <w:t xml:space="preserve">61</w:t>
             </w:r>
           </w:p>
         </w:tc>
@@ -5656,7 +5656,7 @@
                 <w:sz w:val="18"/>
                 <w:szCs w:val="18"/>
               </w:rPr>
-              <w:t xml:space="preserve">7.79</w:t>
+              <w:t xml:space="preserve">7.72</w:t>
             </w:r>
           </w:p>
         </w:tc>
@@ -5690,7 +5690,7 @@
                 <w:sz w:val="18"/>
                 <w:szCs w:val="18"/>
               </w:rPr>
-              <w:t xml:space="preserve">66.4%</w:t>
+              <w:t xml:space="preserve">65.7%</w:t>
             </w:r>
           </w:p>
         </w:tc>
@@ -5724,7 +5724,7 @@
                 <w:sz w:val="18"/>
                 <w:szCs w:val="18"/>
               </w:rPr>
-              <w:t xml:space="preserve">10.7%</w:t>
+              <w:t xml:space="preserve">12.1%</w:t>
             </w:r>
           </w:p>
         </w:tc>
@@ -5899,7 +5899,7 @@
                 <w:sz w:val="18"/>
                 <w:szCs w:val="18"/>
               </w:rPr>
-              <w:t xml:space="preserve">コンフォートホテル横浜関内</w:t>
+              <w:t xml:space="preserve">アパホテル蒲田駅東</w:t>
             </w:r>
           </w:p>
         </w:tc>
@@ -5934,7 +5934,7 @@
                 <w:sz w:val="18"/>
                 <w:szCs w:val="18"/>
               </w:rPr>
-              <w:t xml:space="preserve">7.46</w:t>
+              <w:t xml:space="preserve">7.43</w:t>
             </w:r>
           </w:p>
         </w:tc>
@@ -5969,7 +5969,7 @@
                 <w:sz w:val="18"/>
                 <w:szCs w:val="18"/>
               </w:rPr>
-              <w:t xml:space="preserve">69.5%</w:t>
+              <w:t xml:space="preserve">64.8%</w:t>
             </w:r>
           </w:p>
         </w:tc>
@@ -6004,7 +6004,7 @@
                 <w:sz w:val="18"/>
                 <w:szCs w:val="18"/>
               </w:rPr>
-              <w:t xml:space="preserve">13.5%</w:t>
+              <w:t xml:space="preserve">11.1%</w:t>
             </w:r>
           </w:p>
         </w:tc>
@@ -6039,7 +6039,7 @@
                 <w:sz w:val="18"/>
                 <w:szCs w:val="18"/>
               </w:rPr>
-              <w:t xml:space="preserve">141</w:t>
+              <w:t xml:space="preserve">54</w:t>
             </w:r>
           </w:p>
         </w:tc>
@@ -6179,7 +6179,7 @@
                 <w:sz w:val="18"/>
                 <w:szCs w:val="18"/>
               </w:rPr>
-              <w:t xml:space="preserve">アパホテル蒲田駅東</w:t>
+              <w:t xml:space="preserve">コンフォートホテル横浜関内</w:t>
             </w:r>
           </w:p>
         </w:tc>
@@ -6213,7 +6213,7 @@
                 <w:sz w:val="18"/>
                 <w:szCs w:val="18"/>
               </w:rPr>
-              <w:t xml:space="preserve">7.45</w:t>
+              <w:t xml:space="preserve">7.41</w:t>
             </w:r>
           </w:p>
         </w:tc>
@@ -6247,7 +6247,7 @@
                 <w:sz w:val="18"/>
                 <w:szCs w:val="18"/>
               </w:rPr>
-              <w:t xml:space="preserve">64.7%</w:t>
+              <w:t xml:space="preserve">67.6%</w:t>
             </w:r>
           </w:p>
         </w:tc>
@@ -6277,11 +6277,11 @@
                 <w:rFonts w:ascii="Arial" w:cs="Arial" w:eastAsia="Arial" w:hAnsi="Arial"/>
                 <w:b w:val="false"/>
                 <w:bCs w:val="false"/>
-                <w:color w:val="333333"/>
-                <w:sz w:val="18"/>
-                <w:szCs w:val="18"/>
-              </w:rPr>
-              <w:t xml:space="preserve">9.8%</w:t>
+                <w:color w:val="E74C3C"/>
+                <w:sz w:val="18"/>
+                <w:szCs w:val="18"/>
+              </w:rPr>
+              <w:t xml:space="preserve">14.1%</w:t>
             </w:r>
           </w:p>
         </w:tc>
@@ -6315,7 +6315,7 @@
                 <w:sz w:val="18"/>
                 <w:szCs w:val="18"/>
               </w:rPr>
-              <w:t xml:space="preserve">51</w:t>
+              <w:t xml:space="preserve">142</w:t>
             </w:r>
           </w:p>
         </w:tc>
@@ -6491,7 +6491,7 @@
                 <w:sz w:val="18"/>
                 <w:szCs w:val="18"/>
               </w:rPr>
-              <w:t xml:space="preserve">7.11</w:t>
+              <w:t xml:space="preserve">7.08</w:t>
             </w:r>
           </w:p>
         </w:tc>
@@ -6526,7 +6526,7 @@
                 <w:sz w:val="18"/>
                 <w:szCs w:val="18"/>
               </w:rPr>
-              <w:t xml:space="preserve">58.6%</w:t>
+              <w:t xml:space="preserve">57.3%</w:t>
             </w:r>
           </w:p>
         </w:tc>
@@ -6561,7 +6561,7 @@
                 <w:sz w:val="18"/>
                 <w:szCs w:val="18"/>
               </w:rPr>
-              <w:t xml:space="preserve">18.6%</w:t>
+              <w:t xml:space="preserve">18.7%</w:t>
             </w:r>
           </w:p>
         </w:tc>
@@ -6596,7 +6596,7 @@
                 <w:sz w:val="18"/>
                 <w:szCs w:val="18"/>
               </w:rPr>
-              <w:t xml:space="preserve">70</w:t>
+              <w:t xml:space="preserve">75</w:t>
             </w:r>
           </w:p>
         </w:tc>
@@ -7094,7 +7094,7 @@
           <w:sz w:val="21"/>
           <w:szCs w:val="21"/>
         </w:rPr>
-        <w:t xml:space="preserve">最高スコアはコンフォートスイーツ東京ベイ（9.21点）、最低スコアはコートホテル新横浜（7.03点）です。スコアレンジは2.18点と大きく、ホテル間の品質格差が見られます。清掃品質の標準化が、ポートフォリオ全体の底上げに重要です。</w:t>
+        <w:t xml:space="preserve">最高スコアはコンフォートスイーツ東京ベイ（9.24点）、最低スコアはコートホテル新横浜（7.03点）です。スコアレンジは2.21点と大きく、ホテル間の品質格差が見られます。清掃品質の標準化が、ポートフォリオ全体の底上げに重要です。</w:t>
       </w:r>
     </w:p>
     <w:p>
@@ -7148,7 +7148,7 @@
           <w:sz w:val="21"/>
           <w:szCs w:val="21"/>
         </w:rPr>
-        <w:t xml:space="preserve">分析対象2260件のレビューのうち、清掃に関するネガティブな言及は合計101件（クレーム率4.5%）でした。業界のベンチマーク（2-3%）を超過しており、組織的な改善が必要です。</w:t>
+        <w:t xml:space="preserve">分析対象2323件のレビューのうち、清掃に関するネガティブな言及は合計103件（クレーム率4.4%）でした。業界のベンチマーク（2-3%）を超過しており、組織的な改善が必要です。</w:t>
       </w:r>
     </w:p>
     <w:p>
@@ -7434,7 +7434,7 @@
                 <w:sz w:val="18"/>
                 <w:szCs w:val="18"/>
               </w:rPr>
-              <w:t xml:space="preserve">66</w:t>
+              <w:t xml:space="preserve">68</w:t>
             </w:r>
           </w:p>
         </w:tc>
@@ -7536,7 +7536,7 @@
                 <w:sz w:val="18"/>
                 <w:szCs w:val="18"/>
               </w:rPr>
-              <w:t xml:space="preserve">65.3%</w:t>
+              <w:t xml:space="preserve">66.0%</w:t>
             </w:r>
           </w:p>
         </w:tc>
@@ -7608,7 +7608,7 @@
                 <w:sz w:val="18"/>
                 <w:szCs w:val="18"/>
               </w:rPr>
-              <w:t xml:space="preserve">24</w:t>
+              <w:t xml:space="preserve">23</w:t>
             </w:r>
           </w:p>
         </w:tc>
@@ -7643,7 +7643,7 @@
                 <w:sz w:val="18"/>
                 <w:szCs w:val="18"/>
               </w:rPr>
-              <w:t xml:space="preserve">11/19</w:t>
+              <w:t xml:space="preserve">10/19</w:t>
             </w:r>
           </w:p>
         </w:tc>
@@ -7713,7 +7713,7 @@
                 <w:sz w:val="18"/>
                 <w:szCs w:val="18"/>
               </w:rPr>
-              <w:t xml:space="preserve">23.8%</w:t>
+              <w:t xml:space="preserve">22.3%</w:t>
             </w:r>
           </w:p>
         </w:tc>
@@ -7749,7 +7749,7 @@
                 <w:sz w:val="18"/>
                 <w:szCs w:val="18"/>
               </w:rPr>
-              <w:t xml:space="preserve">排水・詰まり</w:t>
+              <w:t xml:space="preserve">シミ・汚れ跡</w:t>
             </w:r>
           </w:p>
         </w:tc>
@@ -7783,7 +7783,7 @@
                 <w:sz w:val="18"/>
                 <w:szCs w:val="18"/>
               </w:rPr>
-              <w:t xml:space="preserve">10</w:t>
+              <w:t xml:space="preserve">11</w:t>
             </w:r>
           </w:p>
         </w:tc>
@@ -7817,7 +7817,7 @@
                 <w:sz w:val="18"/>
                 <w:szCs w:val="18"/>
               </w:rPr>
-              <w:t xml:space="preserve">8/19</w:t>
+              <w:t xml:space="preserve">4/19</w:t>
             </w:r>
           </w:p>
         </w:tc>
@@ -7847,11 +7847,11 @@
                 <w:rFonts w:ascii="Arial" w:cs="Arial" w:eastAsia="Arial" w:hAnsi="Arial"/>
                 <w:b/>
                 <w:bCs/>
-                <w:color w:val="FF9800"/>
-                <w:sz w:val="18"/>
-                <w:szCs w:val="18"/>
-              </w:rPr>
-              <w:t xml:space="preserve">HIGH</w:t>
+                <w:color w:val="E74C3C"/>
+                <w:sz w:val="18"/>
+                <w:szCs w:val="18"/>
+              </w:rPr>
+              <w:t xml:space="preserve">CRITICAL</w:t>
             </w:r>
           </w:p>
         </w:tc>
@@ -7885,7 +7885,7 @@
                 <w:sz w:val="18"/>
                 <w:szCs w:val="18"/>
               </w:rPr>
-              <w:t xml:space="preserve">9.9%</w:t>
+              <w:t xml:space="preserve">10.7%</w:t>
             </w:r>
           </w:p>
         </w:tc>
@@ -7922,7 +7922,7 @@
                 <w:sz w:val="18"/>
                 <w:szCs w:val="18"/>
               </w:rPr>
-              <w:t xml:space="preserve">シミ・汚れ跡</w:t>
+              <w:t xml:space="preserve">排水・詰まり</w:t>
             </w:r>
           </w:p>
         </w:tc>
@@ -7957,7 +7957,7 @@
                 <w:sz w:val="18"/>
                 <w:szCs w:val="18"/>
               </w:rPr>
-              <w:t xml:space="preserve">9</w:t>
+              <w:t xml:space="preserve">10</w:t>
             </w:r>
           </w:p>
         </w:tc>
@@ -7992,7 +7992,7 @@
                 <w:sz w:val="18"/>
                 <w:szCs w:val="18"/>
               </w:rPr>
-              <w:t xml:space="preserve">4/19</w:t>
+              <w:t xml:space="preserve">8/19</w:t>
             </w:r>
           </w:p>
         </w:tc>
@@ -8062,7 +8062,7 @@
                 <w:sz w:val="18"/>
                 <w:szCs w:val="18"/>
               </w:rPr>
-              <w:t xml:space="preserve">8.9%</w:t>
+              <w:t xml:space="preserve">9.7%</w:t>
             </w:r>
           </w:p>
         </w:tc>
@@ -8098,7 +8098,7 @@
                 <w:sz w:val="18"/>
                 <w:szCs w:val="18"/>
               </w:rPr>
-              <w:t xml:space="preserve">カビ・モールド</w:t>
+              <w:t xml:space="preserve">タバコ関連</w:t>
             </w:r>
           </w:p>
         </w:tc>
@@ -8132,7 +8132,7 @@
                 <w:sz w:val="18"/>
                 <w:szCs w:val="18"/>
               </w:rPr>
-              <w:t xml:space="preserve">8</w:t>
+              <w:t xml:space="preserve">9</w:t>
             </w:r>
           </w:p>
         </w:tc>
@@ -8166,7 +8166,7 @@
                 <w:sz w:val="18"/>
                 <w:szCs w:val="18"/>
               </w:rPr>
-              <w:t xml:space="preserve">5/19</w:t>
+              <w:t xml:space="preserve">9/19</w:t>
             </w:r>
           </w:p>
         </w:tc>
@@ -8234,7 +8234,7 @@
                 <w:sz w:val="18"/>
                 <w:szCs w:val="18"/>
               </w:rPr>
-              <w:t xml:space="preserve">7.9%</w:t>
+              <w:t xml:space="preserve">8.7%</w:t>
             </w:r>
           </w:p>
         </w:tc>
@@ -8271,7 +8271,7 @@
                 <w:sz w:val="18"/>
                 <w:szCs w:val="18"/>
               </w:rPr>
-              <w:t xml:space="preserve">毛髪・髪の毛</w:t>
+              <w:t xml:space="preserve">カビ・モールド</w:t>
             </w:r>
           </w:p>
         </w:tc>
@@ -8341,7 +8341,7 @@
                 <w:sz w:val="18"/>
                 <w:szCs w:val="18"/>
               </w:rPr>
-              <w:t xml:space="preserve">8/19</w:t>
+              <w:t xml:space="preserve">5/19</w:t>
             </w:r>
           </w:p>
         </w:tc>
@@ -8411,7 +8411,7 @@
                 <w:sz w:val="18"/>
                 <w:szCs w:val="18"/>
               </w:rPr>
-              <w:t xml:space="preserve">7.9%</w:t>
+              <w:t xml:space="preserve">7.8%</w:t>
             </w:r>
           </w:p>
         </w:tc>
@@ -8447,7 +8447,7 @@
                 <w:sz w:val="18"/>
                 <w:szCs w:val="18"/>
               </w:rPr>
-              <w:t xml:space="preserve">タバコ関連</w:t>
+              <w:t xml:space="preserve">毛髪・髪の毛</w:t>
             </w:r>
           </w:p>
         </w:tc>
@@ -8583,7 +8583,7 @@
                 <w:sz w:val="18"/>
                 <w:szCs w:val="18"/>
               </w:rPr>
-              <w:t xml:space="preserve">7.9%</w:t>
+              <w:t xml:space="preserve">7.8%</w:t>
             </w:r>
           </w:p>
         </w:tc>
@@ -8760,7 +8760,7 @@
                 <w:sz w:val="18"/>
                 <w:szCs w:val="18"/>
               </w:rPr>
-              <w:t xml:space="preserve">6.9%</w:t>
+              <w:t xml:space="preserve">6.8%</w:t>
             </w:r>
           </w:p>
         </w:tc>
@@ -8932,7 +8932,7 @@
                 <w:sz w:val="18"/>
                 <w:szCs w:val="18"/>
               </w:rPr>
-              <w:t xml:space="preserve">5.9%</w:t>
+              <w:t xml:space="preserve">5.8%</w:t>
             </w:r>
           </w:p>
         </w:tc>
@@ -9109,7 +9109,7 @@
                 <w:sz w:val="18"/>
                 <w:szCs w:val="18"/>
               </w:rPr>
-              <w:t xml:space="preserve">4.0%</w:t>
+              <w:t xml:space="preserve">3.9%</w:t>
             </w:r>
           </w:p>
         </w:tc>
@@ -9281,7 +9281,7 @@
                 <w:sz w:val="18"/>
                 <w:szCs w:val="18"/>
               </w:rPr>
-              <w:t xml:space="preserve">4.0%</w:t>
+              <w:t xml:space="preserve">3.9%</w:t>
             </w:r>
           </w:p>
         </w:tc>
@@ -9559,6 +9559,41 @@
                 <w:sz w:val="18"/>
                 <w:szCs w:val="18"/>
               </w:rPr>
+              <w:t xml:space="preserve">シミ・汚</w:t>
+            </w:r>
+          </w:p>
+        </w:tc>
+        <w:tc>
+          <w:tcPr>
+            <w:tcW w:type="pct" w:w="9%"/>
+            <w:tcBorders>
+              <w:top w:val="single" w:color="CCCCCC" w:sz="1"/>
+              <w:left w:val="single" w:color="CCCCCC" w:sz="1"/>
+              <w:bottom w:val="single" w:color="CCCCCC" w:sz="1"/>
+              <w:right w:val="single" w:color="CCCCCC" w:sz="1"/>
+            </w:tcBorders>
+            <w:shd w:fill="1B3A5C" w:val="clear"/>
+            <w:tcMar>
+              <w:top w:type="dxa" w:w="80"/>
+              <w:left w:type="dxa" w:w="120"/>
+              <w:bottom w:type="dxa" w:w="80"/>
+              <w:right w:type="dxa" w:w="120"/>
+            </w:tcMar>
+            <w:vAlign w:val="center"/>
+          </w:tcPr>
+          <w:p>
+            <w:pPr>
+              <w:jc w:val="center"/>
+            </w:pPr>
+            <w:r>
+              <w:rPr>
+                <w:rFonts w:ascii="Arial" w:cs="Arial" w:eastAsia="Arial" w:hAnsi="Arial"/>
+                <w:b/>
+                <w:bCs/>
+                <w:color w:val="FFFFFF"/>
+                <w:sz w:val="18"/>
+                <w:szCs w:val="18"/>
+              </w:rPr>
               <w:t xml:space="preserve">排水・詰</w:t>
             </w:r>
           </w:p>
@@ -9594,7 +9629,7 @@
                 <w:sz w:val="18"/>
                 <w:szCs w:val="18"/>
               </w:rPr>
-              <w:t xml:space="preserve">シミ・汚</w:t>
+              <w:t xml:space="preserve">タバコ関</w:t>
             </w:r>
           </w:p>
         </w:tc>
@@ -9630,41 +9665,6 @@
                 <w:szCs w:val="18"/>
               </w:rPr>
               <w:t xml:space="preserve">カビ・モ</w:t>
-            </w:r>
-          </w:p>
-        </w:tc>
-        <w:tc>
-          <w:tcPr>
-            <w:tcW w:type="pct" w:w="9%"/>
-            <w:tcBorders>
-              <w:top w:val="single" w:color="CCCCCC" w:sz="1"/>
-              <w:left w:val="single" w:color="CCCCCC" w:sz="1"/>
-              <w:bottom w:val="single" w:color="CCCCCC" w:sz="1"/>
-              <w:right w:val="single" w:color="CCCCCC" w:sz="1"/>
-            </w:tcBorders>
-            <w:shd w:fill="1B3A5C" w:val="clear"/>
-            <w:tcMar>
-              <w:top w:type="dxa" w:w="80"/>
-              <w:left w:type="dxa" w:w="120"/>
-              <w:bottom w:type="dxa" w:w="80"/>
-              <w:right w:type="dxa" w:w="120"/>
-            </w:tcMar>
-            <w:vAlign w:val="center"/>
-          </w:tcPr>
-          <w:p>
-            <w:pPr>
-              <w:jc w:val="center"/>
-            </w:pPr>
-            <w:r>
-              <w:rPr>
-                <w:rFonts w:ascii="Arial" w:cs="Arial" w:eastAsia="Arial" w:hAnsi="Arial"/>
-                <w:b/>
-                <w:bCs/>
-                <w:color w:val="FFFFFF"/>
-                <w:sz w:val="18"/>
-                <w:szCs w:val="18"/>
-              </w:rPr>
-              <w:t xml:space="preserve">毛髪・髪</w:t>
             </w:r>
           </w:p>
         </w:tc>
@@ -9873,6 +9873,41 @@
                 <w:sz w:val="18"/>
                 <w:szCs w:val="18"/>
               </w:rPr>
+              <w:t xml:space="preserve">1</w:t>
+            </w:r>
+          </w:p>
+        </w:tc>
+        <w:tc>
+          <w:tcPr>
+            <w:tcW w:type="pct" w:w="9%"/>
+            <w:tcBorders>
+              <w:top w:val="single" w:color="CCCCCC" w:sz="1"/>
+              <w:left w:val="single" w:color="CCCCCC" w:sz="1"/>
+              <w:bottom w:val="single" w:color="CCCCCC" w:sz="1"/>
+              <w:right w:val="single" w:color="CCCCCC" w:sz="1"/>
+            </w:tcBorders>
+            <w:shd w:fill="FFF9C4" w:val="clear"/>
+            <w:tcMar>
+              <w:top w:type="dxa" w:w="80"/>
+              <w:left w:type="dxa" w:w="120"/>
+              <w:bottom w:type="dxa" w:w="80"/>
+              <w:right w:type="dxa" w:w="120"/>
+            </w:tcMar>
+            <w:vAlign w:val="center"/>
+          </w:tcPr>
+          <w:p>
+            <w:pPr>
+              <w:jc w:val="center"/>
+            </w:pPr>
+            <w:r>
+              <w:rPr>
+                <w:rFonts w:ascii="Arial" w:cs="Arial" w:eastAsia="Arial" w:hAnsi="Arial"/>
+                <w:b w:val="false"/>
+                <w:bCs w:val="false"/>
+                <w:color w:val="333333"/>
+                <w:sz w:val="18"/>
+                <w:szCs w:val="18"/>
+              </w:rPr>
               <w:t xml:space="preserve">2</w:t>
             </w:r>
           </w:p>
@@ -9944,41 +9979,6 @@
                 <w:szCs w:val="18"/>
               </w:rPr>
               <w:t xml:space="preserve">2</w:t>
-            </w:r>
-          </w:p>
-        </w:tc>
-        <w:tc>
-          <w:tcPr>
-            <w:tcW w:type="pct" w:w="9%"/>
-            <w:tcBorders>
-              <w:top w:val="single" w:color="CCCCCC" w:sz="1"/>
-              <w:left w:val="single" w:color="CCCCCC" w:sz="1"/>
-              <w:bottom w:val="single" w:color="CCCCCC" w:sz="1"/>
-              <w:right w:val="single" w:color="CCCCCC" w:sz="1"/>
-            </w:tcBorders>
-            <w:shd w:fill="FFF9C4" w:val="clear"/>
-            <w:tcMar>
-              <w:top w:type="dxa" w:w="80"/>
-              <w:left w:type="dxa" w:w="120"/>
-              <w:bottom w:type="dxa" w:w="80"/>
-              <w:right w:type="dxa" w:w="120"/>
-            </w:tcMar>
-            <w:vAlign w:val="center"/>
-          </w:tcPr>
-          <w:p>
-            <w:pPr>
-              <w:jc w:val="center"/>
-            </w:pPr>
-            <w:r>
-              <w:rPr>
-                <w:rFonts w:ascii="Arial" w:cs="Arial" w:eastAsia="Arial" w:hAnsi="Arial"/>
-                <w:b w:val="false"/>
-                <w:bCs w:val="false"/>
-                <w:color w:val="333333"/>
-                <w:sz w:val="18"/>
-                <w:szCs w:val="18"/>
-              </w:rPr>
-              <w:t xml:space="preserve">1</w:t>
             </w:r>
           </w:p>
         </w:tc>
@@ -10081,11 +10081,11 @@
                 <w:rFonts w:ascii="Arial" w:cs="Arial" w:eastAsia="Arial" w:hAnsi="Arial"/>
                 <w:b w:val="false"/>
                 <w:bCs w:val="false"/>
-                <w:color w:val="E74C3C"/>
-                <w:sz w:val="18"/>
-                <w:szCs w:val="18"/>
-              </w:rPr>
-              <w:t xml:space="preserve">10.0</w:t>
+                <w:color w:val="FF9800"/>
+                <w:sz w:val="18"/>
+                <w:szCs w:val="18"/>
+              </w:rPr>
+              <w:t xml:space="preserve">9.3</w:t>
             </w:r>
           </w:p>
         </w:tc>
@@ -10168,6 +10168,41 @@
               <w:bottom w:val="single" w:color="CCCCCC" w:sz="1"/>
               <w:right w:val="single" w:color="CCCCCC" w:sz="1"/>
             </w:tcBorders>
+            <w:shd w:fill="F5F7FA" w:val="clear"/>
+            <w:tcMar>
+              <w:top w:type="dxa" w:w="80"/>
+              <w:left w:type="dxa" w:w="120"/>
+              <w:bottom w:type="dxa" w:w="80"/>
+              <w:right w:type="dxa" w:w="120"/>
+            </w:tcMar>
+            <w:vAlign w:val="center"/>
+          </w:tcPr>
+          <w:p>
+            <w:pPr>
+              <w:jc w:val="center"/>
+            </w:pPr>
+            <w:r>
+              <w:rPr>
+                <w:rFonts w:ascii="Arial" w:cs="Arial" w:eastAsia="Arial" w:hAnsi="Arial"/>
+                <w:b w:val="false"/>
+                <w:bCs w:val="false"/>
+                <w:color w:val="333333"/>
+                <w:sz w:val="18"/>
+                <w:szCs w:val="18"/>
+              </w:rPr>
+              <w:t xml:space="preserve">-</w:t>
+            </w:r>
+          </w:p>
+        </w:tc>
+        <w:tc>
+          <w:tcPr>
+            <w:tcW w:type="pct" w:w="9%"/>
+            <w:tcBorders>
+              <w:top w:val="single" w:color="CCCCCC" w:sz="1"/>
+              <w:left w:val="single" w:color="CCCCCC" w:sz="1"/>
+              <w:bottom w:val="single" w:color="CCCCCC" w:sz="1"/>
+              <w:right w:val="single" w:color="CCCCCC" w:sz="1"/>
+            </w:tcBorders>
             <w:shd w:fill="FFF9C4" w:val="clear"/>
             <w:tcMar>
               <w:top w:type="dxa" w:w="80"/>
@@ -10203,6 +10238,41 @@
               <w:bottom w:val="single" w:color="CCCCCC" w:sz="1"/>
               <w:right w:val="single" w:color="CCCCCC" w:sz="1"/>
             </w:tcBorders>
+            <w:shd w:fill="FFF9C4" w:val="clear"/>
+            <w:tcMar>
+              <w:top w:type="dxa" w:w="80"/>
+              <w:left w:type="dxa" w:w="120"/>
+              <w:bottom w:type="dxa" w:w="80"/>
+              <w:right w:type="dxa" w:w="120"/>
+            </w:tcMar>
+            <w:vAlign w:val="center"/>
+          </w:tcPr>
+          <w:p>
+            <w:pPr>
+              <w:jc w:val="center"/>
+            </w:pPr>
+            <w:r>
+              <w:rPr>
+                <w:rFonts w:ascii="Arial" w:cs="Arial" w:eastAsia="Arial" w:hAnsi="Arial"/>
+                <w:b w:val="false"/>
+                <w:bCs w:val="false"/>
+                <w:color w:val="333333"/>
+                <w:sz w:val="18"/>
+                <w:szCs w:val="18"/>
+              </w:rPr>
+              <w:t xml:space="preserve">1</w:t>
+            </w:r>
+          </w:p>
+        </w:tc>
+        <w:tc>
+          <w:tcPr>
+            <w:tcW w:type="pct" w:w="9%"/>
+            <w:tcBorders>
+              <w:top w:val="single" w:color="CCCCCC" w:sz="1"/>
+              <w:left w:val="single" w:color="CCCCCC" w:sz="1"/>
+              <w:bottom w:val="single" w:color="CCCCCC" w:sz="1"/>
+              <w:right w:val="single" w:color="CCCCCC" w:sz="1"/>
+            </w:tcBorders>
             <w:shd w:fill="F5F7FA" w:val="clear"/>
             <w:tcMar>
               <w:top w:type="dxa" w:w="80"/>
@@ -10226,76 +10296,6 @@
                 <w:szCs w:val="18"/>
               </w:rPr>
               <w:t xml:space="preserve">-</w:t>
-            </w:r>
-          </w:p>
-        </w:tc>
-        <w:tc>
-          <w:tcPr>
-            <w:tcW w:type="pct" w:w="9%"/>
-            <w:tcBorders>
-              <w:top w:val="single" w:color="CCCCCC" w:sz="1"/>
-              <w:left w:val="single" w:color="CCCCCC" w:sz="1"/>
-              <w:bottom w:val="single" w:color="CCCCCC" w:sz="1"/>
-              <w:right w:val="single" w:color="CCCCCC" w:sz="1"/>
-            </w:tcBorders>
-            <w:shd w:fill="F5F7FA" w:val="clear"/>
-            <w:tcMar>
-              <w:top w:type="dxa" w:w="80"/>
-              <w:left w:type="dxa" w:w="120"/>
-              <w:bottom w:type="dxa" w:w="80"/>
-              <w:right w:type="dxa" w:w="120"/>
-            </w:tcMar>
-            <w:vAlign w:val="center"/>
-          </w:tcPr>
-          <w:p>
-            <w:pPr>
-              <w:jc w:val="center"/>
-            </w:pPr>
-            <w:r>
-              <w:rPr>
-                <w:rFonts w:ascii="Arial" w:cs="Arial" w:eastAsia="Arial" w:hAnsi="Arial"/>
-                <w:b w:val="false"/>
-                <w:bCs w:val="false"/>
-                <w:color w:val="333333"/>
-                <w:sz w:val="18"/>
-                <w:szCs w:val="18"/>
-              </w:rPr>
-              <w:t xml:space="preserve">-</w:t>
-            </w:r>
-          </w:p>
-        </w:tc>
-        <w:tc>
-          <w:tcPr>
-            <w:tcW w:type="pct" w:w="9%"/>
-            <w:tcBorders>
-              <w:top w:val="single" w:color="CCCCCC" w:sz="1"/>
-              <w:left w:val="single" w:color="CCCCCC" w:sz="1"/>
-              <w:bottom w:val="single" w:color="CCCCCC" w:sz="1"/>
-              <w:right w:val="single" w:color="CCCCCC" w:sz="1"/>
-            </w:tcBorders>
-            <w:shd w:fill="FFF9C4" w:val="clear"/>
-            <w:tcMar>
-              <w:top w:type="dxa" w:w="80"/>
-              <w:left w:type="dxa" w:w="120"/>
-              <w:bottom w:type="dxa" w:w="80"/>
-              <w:right w:type="dxa" w:w="120"/>
-            </w:tcMar>
-            <w:vAlign w:val="center"/>
-          </w:tcPr>
-          <w:p>
-            <w:pPr>
-              <w:jc w:val="center"/>
-            </w:pPr>
-            <w:r>
-              <w:rPr>
-                <w:rFonts w:ascii="Arial" w:cs="Arial" w:eastAsia="Arial" w:hAnsi="Arial"/>
-                <w:b w:val="false"/>
-                <w:bCs w:val="false"/>
-                <w:color w:val="333333"/>
-                <w:sz w:val="18"/>
-                <w:szCs w:val="18"/>
-              </w:rPr>
-              <w:t xml:space="preserve">1</w:t>
             </w:r>
           </w:p>
         </w:tc>
@@ -10399,7 +10399,7 @@
                 <w:sz w:val="18"/>
                 <w:szCs w:val="18"/>
               </w:rPr>
-              <w:t xml:space="preserve">9.8</w:t>
+              <w:t xml:space="preserve">9.3</w:t>
             </w:r>
           </w:p>
         </w:tc>
@@ -10482,6 +10482,40 @@
               <w:bottom w:val="single" w:color="CCCCCC" w:sz="1"/>
               <w:right w:val="single" w:color="CCCCCC" w:sz="1"/>
             </w:tcBorders>
+            <w:tcMar>
+              <w:top w:type="dxa" w:w="80"/>
+              <w:left w:type="dxa" w:w="120"/>
+              <w:bottom w:type="dxa" w:w="80"/>
+              <w:right w:type="dxa" w:w="120"/>
+            </w:tcMar>
+            <w:vAlign w:val="center"/>
+          </w:tcPr>
+          <w:p>
+            <w:pPr>
+              <w:jc w:val="center"/>
+            </w:pPr>
+            <w:r>
+              <w:rPr>
+                <w:rFonts w:ascii="Arial" w:cs="Arial" w:eastAsia="Arial" w:hAnsi="Arial"/>
+                <w:b w:val="false"/>
+                <w:bCs w:val="false"/>
+                <w:color w:val="333333"/>
+                <w:sz w:val="18"/>
+                <w:szCs w:val="18"/>
+              </w:rPr>
+              <w:t xml:space="preserve">-</w:t>
+            </w:r>
+          </w:p>
+        </w:tc>
+        <w:tc>
+          <w:tcPr>
+            <w:tcW w:type="pct" w:w="9%"/>
+            <w:tcBorders>
+              <w:top w:val="single" w:color="CCCCCC" w:sz="1"/>
+              <w:left w:val="single" w:color="CCCCCC" w:sz="1"/>
+              <w:bottom w:val="single" w:color="CCCCCC" w:sz="1"/>
+              <w:right w:val="single" w:color="CCCCCC" w:sz="1"/>
+            </w:tcBorders>
             <w:shd w:fill="FFF9C4" w:val="clear"/>
             <w:tcMar>
               <w:top w:type="dxa" w:w="80"/>
@@ -10517,62 +10551,29 @@
               <w:bottom w:val="single" w:color="CCCCCC" w:sz="1"/>
               <w:right w:val="single" w:color="CCCCCC" w:sz="1"/>
             </w:tcBorders>
-            <w:tcMar>
-              <w:top w:type="dxa" w:w="80"/>
-              <w:left w:type="dxa" w:w="120"/>
-              <w:bottom w:type="dxa" w:w="80"/>
-              <w:right w:type="dxa" w:w="120"/>
-            </w:tcMar>
-            <w:vAlign w:val="center"/>
-          </w:tcPr>
-          <w:p>
-            <w:pPr>
-              <w:jc w:val="center"/>
-            </w:pPr>
-            <w:r>
-              <w:rPr>
-                <w:rFonts w:ascii="Arial" w:cs="Arial" w:eastAsia="Arial" w:hAnsi="Arial"/>
-                <w:b w:val="false"/>
-                <w:bCs w:val="false"/>
-                <w:color w:val="333333"/>
-                <w:sz w:val="18"/>
-                <w:szCs w:val="18"/>
-              </w:rPr>
-              <w:t xml:space="preserve">-</w:t>
-            </w:r>
-          </w:p>
-        </w:tc>
-        <w:tc>
-          <w:tcPr>
-            <w:tcW w:type="pct" w:w="9%"/>
-            <w:tcBorders>
-              <w:top w:val="single" w:color="CCCCCC" w:sz="1"/>
-              <w:left w:val="single" w:color="CCCCCC" w:sz="1"/>
-              <w:bottom w:val="single" w:color="CCCCCC" w:sz="1"/>
-              <w:right w:val="single" w:color="CCCCCC" w:sz="1"/>
-            </w:tcBorders>
-            <w:tcMar>
-              <w:top w:type="dxa" w:w="80"/>
-              <w:left w:type="dxa" w:w="120"/>
-              <w:bottom w:type="dxa" w:w="80"/>
-              <w:right w:type="dxa" w:w="120"/>
-            </w:tcMar>
-            <w:vAlign w:val="center"/>
-          </w:tcPr>
-          <w:p>
-            <w:pPr>
-              <w:jc w:val="center"/>
-            </w:pPr>
-            <w:r>
-              <w:rPr>
-                <w:rFonts w:ascii="Arial" w:cs="Arial" w:eastAsia="Arial" w:hAnsi="Arial"/>
-                <w:b w:val="false"/>
-                <w:bCs w:val="false"/>
-                <w:color w:val="333333"/>
-                <w:sz w:val="18"/>
-                <w:szCs w:val="18"/>
-              </w:rPr>
-              <w:t xml:space="preserve">-</w:t>
+            <w:shd w:fill="FFF9C4" w:val="clear"/>
+            <w:tcMar>
+              <w:top w:type="dxa" w:w="80"/>
+              <w:left w:type="dxa" w:w="120"/>
+              <w:bottom w:type="dxa" w:w="80"/>
+              <w:right w:type="dxa" w:w="120"/>
+            </w:tcMar>
+            <w:vAlign w:val="center"/>
+          </w:tcPr>
+          <w:p>
+            <w:pPr>
+              <w:jc w:val="center"/>
+            </w:pPr>
+            <w:r>
+              <w:rPr>
+                <w:rFonts w:ascii="Arial" w:cs="Arial" w:eastAsia="Arial" w:hAnsi="Arial"/>
+                <w:b w:val="false"/>
+                <w:bCs w:val="false"/>
+                <w:color w:val="333333"/>
+                <w:sz w:val="18"/>
+                <w:szCs w:val="18"/>
+              </w:rPr>
+              <w:t xml:space="preserve">1</w:t>
             </w:r>
           </w:p>
         </w:tc>
@@ -10643,7 +10644,7 @@
                 <w:sz w:val="18"/>
                 <w:szCs w:val="18"/>
               </w:rPr>
-              <w:t xml:space="preserve">コートホテル新横浜</w:t>
+              <w:t xml:space="preserve">コンフォートホテル横浜関内</w:t>
             </w:r>
           </w:p>
         </w:tc>
@@ -10678,7 +10679,7 @@
                 <w:sz w:val="18"/>
                 <w:szCs w:val="18"/>
               </w:rPr>
-              <w:t xml:space="preserve">11</w:t>
+              <w:t xml:space="preserve">13</w:t>
             </w:r>
           </w:p>
         </w:tc>
@@ -10748,7 +10749,7 @@
                 <w:sz w:val="18"/>
                 <w:szCs w:val="18"/>
               </w:rPr>
-              <w:t xml:space="preserve">8</w:t>
+              <w:t xml:space="preserve">6</w:t>
             </w:r>
           </w:p>
         </w:tc>
@@ -10761,6 +10762,111 @@
               <w:bottom w:val="single" w:color="CCCCCC" w:sz="1"/>
               <w:right w:val="single" w:color="CCCCCC" w:sz="1"/>
             </w:tcBorders>
+            <w:shd w:fill="F5F7FA" w:val="clear"/>
+            <w:tcMar>
+              <w:top w:type="dxa" w:w="80"/>
+              <w:left w:type="dxa" w:w="120"/>
+              <w:bottom w:type="dxa" w:w="80"/>
+              <w:right w:type="dxa" w:w="120"/>
+            </w:tcMar>
+            <w:vAlign w:val="center"/>
+          </w:tcPr>
+          <w:p>
+            <w:pPr>
+              <w:jc w:val="center"/>
+            </w:pPr>
+            <w:r>
+              <w:rPr>
+                <w:rFonts w:ascii="Arial" w:cs="Arial" w:eastAsia="Arial" w:hAnsi="Arial"/>
+                <w:b w:val="false"/>
+                <w:bCs w:val="false"/>
+                <w:color w:val="333333"/>
+                <w:sz w:val="18"/>
+                <w:szCs w:val="18"/>
+              </w:rPr>
+              <w:t xml:space="preserve">-</w:t>
+            </w:r>
+          </w:p>
+        </w:tc>
+        <w:tc>
+          <w:tcPr>
+            <w:tcW w:type="pct" w:w="9%"/>
+            <w:tcBorders>
+              <w:top w:val="single" w:color="CCCCCC" w:sz="1"/>
+              <w:left w:val="single" w:color="CCCCCC" w:sz="1"/>
+              <w:bottom w:val="single" w:color="CCCCCC" w:sz="1"/>
+              <w:right w:val="single" w:color="CCCCCC" w:sz="1"/>
+            </w:tcBorders>
+            <w:shd w:fill="FFCDD2" w:val="clear"/>
+            <w:tcMar>
+              <w:top w:type="dxa" w:w="80"/>
+              <w:left w:type="dxa" w:w="120"/>
+              <w:bottom w:type="dxa" w:w="80"/>
+              <w:right w:type="dxa" w:w="120"/>
+            </w:tcMar>
+            <w:vAlign w:val="center"/>
+          </w:tcPr>
+          <w:p>
+            <w:pPr>
+              <w:jc w:val="center"/>
+            </w:pPr>
+            <w:r>
+              <w:rPr>
+                <w:rFonts w:ascii="Arial" w:cs="Arial" w:eastAsia="Arial" w:hAnsi="Arial"/>
+                <w:b/>
+                <w:bCs/>
+                <w:color w:val="333333"/>
+                <w:sz w:val="18"/>
+                <w:szCs w:val="18"/>
+              </w:rPr>
+              <w:t xml:space="preserve">7</w:t>
+            </w:r>
+          </w:p>
+        </w:tc>
+        <w:tc>
+          <w:tcPr>
+            <w:tcW w:type="pct" w:w="9%"/>
+            <w:tcBorders>
+              <w:top w:val="single" w:color="CCCCCC" w:sz="1"/>
+              <w:left w:val="single" w:color="CCCCCC" w:sz="1"/>
+              <w:bottom w:val="single" w:color="CCCCCC" w:sz="1"/>
+              <w:right w:val="single" w:color="CCCCCC" w:sz="1"/>
+            </w:tcBorders>
+            <w:shd w:fill="F5F7FA" w:val="clear"/>
+            <w:tcMar>
+              <w:top w:type="dxa" w:w="80"/>
+              <w:left w:type="dxa" w:w="120"/>
+              <w:bottom w:type="dxa" w:w="80"/>
+              <w:right w:type="dxa" w:w="120"/>
+            </w:tcMar>
+            <w:vAlign w:val="center"/>
+          </w:tcPr>
+          <w:p>
+            <w:pPr>
+              <w:jc w:val="center"/>
+            </w:pPr>
+            <w:r>
+              <w:rPr>
+                <w:rFonts w:ascii="Arial" w:cs="Arial" w:eastAsia="Arial" w:hAnsi="Arial"/>
+                <w:b w:val="false"/>
+                <w:bCs w:val="false"/>
+                <w:color w:val="333333"/>
+                <w:sz w:val="18"/>
+                <w:szCs w:val="18"/>
+              </w:rPr>
+              <w:t xml:space="preserve">-</w:t>
+            </w:r>
+          </w:p>
+        </w:tc>
+        <w:tc>
+          <w:tcPr>
+            <w:tcW w:type="pct" w:w="9%"/>
+            <w:tcBorders>
+              <w:top w:val="single" w:color="CCCCCC" w:sz="1"/>
+              <w:left w:val="single" w:color="CCCCCC" w:sz="1"/>
+              <w:bottom w:val="single" w:color="CCCCCC" w:sz="1"/>
+              <w:right w:val="single" w:color="CCCCCC" w:sz="1"/>
+            </w:tcBorders>
             <w:shd w:fill="FFF9C4" w:val="clear"/>
             <w:tcMar>
               <w:top w:type="dxa" w:w="80"/>
@@ -10783,7 +10889,7 @@
                 <w:sz w:val="18"/>
                 <w:szCs w:val="18"/>
               </w:rPr>
-              <w:t xml:space="preserve">2</w:t>
+              <w:t xml:space="preserve">1</w:t>
             </w:r>
           </w:p>
         </w:tc>
@@ -10796,41 +10902,6 @@
               <w:bottom w:val="single" w:color="CCCCCC" w:sz="1"/>
               <w:right w:val="single" w:color="CCCCCC" w:sz="1"/>
             </w:tcBorders>
-            <w:shd w:fill="FFF9C4" w:val="clear"/>
-            <w:tcMar>
-              <w:top w:type="dxa" w:w="80"/>
-              <w:left w:type="dxa" w:w="120"/>
-              <w:bottom w:type="dxa" w:w="80"/>
-              <w:right w:type="dxa" w:w="120"/>
-            </w:tcMar>
-            <w:vAlign w:val="center"/>
-          </w:tcPr>
-          <w:p>
-            <w:pPr>
-              <w:jc w:val="center"/>
-            </w:pPr>
-            <w:r>
-              <w:rPr>
-                <w:rFonts w:ascii="Arial" w:cs="Arial" w:eastAsia="Arial" w:hAnsi="Arial"/>
-                <w:b w:val="false"/>
-                <w:bCs w:val="false"/>
-                <w:color w:val="333333"/>
-                <w:sz w:val="18"/>
-                <w:szCs w:val="18"/>
-              </w:rPr>
-              <w:t xml:space="preserve">1</w:t>
-            </w:r>
-          </w:p>
-        </w:tc>
-        <w:tc>
-          <w:tcPr>
-            <w:tcW w:type="pct" w:w="9%"/>
-            <w:tcBorders>
-              <w:top w:val="single" w:color="CCCCCC" w:sz="1"/>
-              <w:left w:val="single" w:color="CCCCCC" w:sz="1"/>
-              <w:bottom w:val="single" w:color="CCCCCC" w:sz="1"/>
-              <w:right w:val="single" w:color="CCCCCC" w:sz="1"/>
-            </w:tcBorders>
             <w:shd w:fill="F5F7FA" w:val="clear"/>
             <w:tcMar>
               <w:top w:type="dxa" w:w="80"/>
@@ -10854,76 +10925,6 @@
                 <w:szCs w:val="18"/>
               </w:rPr>
               <w:t xml:space="preserve">-</w:t>
-            </w:r>
-          </w:p>
-        </w:tc>
-        <w:tc>
-          <w:tcPr>
-            <w:tcW w:type="pct" w:w="9%"/>
-            <w:tcBorders>
-              <w:top w:val="single" w:color="CCCCCC" w:sz="1"/>
-              <w:left w:val="single" w:color="CCCCCC" w:sz="1"/>
-              <w:bottom w:val="single" w:color="CCCCCC" w:sz="1"/>
-              <w:right w:val="single" w:color="CCCCCC" w:sz="1"/>
-            </w:tcBorders>
-            <w:shd w:fill="FFF9C4" w:val="clear"/>
-            <w:tcMar>
-              <w:top w:type="dxa" w:w="80"/>
-              <w:left w:type="dxa" w:w="120"/>
-              <w:bottom w:type="dxa" w:w="80"/>
-              <w:right w:type="dxa" w:w="120"/>
-            </w:tcMar>
-            <w:vAlign w:val="center"/>
-          </w:tcPr>
-          <w:p>
-            <w:pPr>
-              <w:jc w:val="center"/>
-            </w:pPr>
-            <w:r>
-              <w:rPr>
-                <w:rFonts w:ascii="Arial" w:cs="Arial" w:eastAsia="Arial" w:hAnsi="Arial"/>
-                <w:b w:val="false"/>
-                <w:bCs w:val="false"/>
-                <w:color w:val="333333"/>
-                <w:sz w:val="18"/>
-                <w:szCs w:val="18"/>
-              </w:rPr>
-              <w:t xml:space="preserve">1</w:t>
-            </w:r>
-          </w:p>
-        </w:tc>
-        <w:tc>
-          <w:tcPr>
-            <w:tcW w:type="pct" w:w="9%"/>
-            <w:tcBorders>
-              <w:top w:val="single" w:color="CCCCCC" w:sz="1"/>
-              <w:left w:val="single" w:color="CCCCCC" w:sz="1"/>
-              <w:bottom w:val="single" w:color="CCCCCC" w:sz="1"/>
-              <w:right w:val="single" w:color="CCCCCC" w:sz="1"/>
-            </w:tcBorders>
-            <w:shd w:fill="FFF9C4" w:val="clear"/>
-            <w:tcMar>
-              <w:top w:type="dxa" w:w="80"/>
-              <w:left w:type="dxa" w:w="120"/>
-              <w:bottom w:type="dxa" w:w="80"/>
-              <w:right w:type="dxa" w:w="120"/>
-            </w:tcMar>
-            <w:vAlign w:val="center"/>
-          </w:tcPr>
-          <w:p>
-            <w:pPr>
-              <w:jc w:val="center"/>
-            </w:pPr>
-            <w:r>
-              <w:rPr>
-                <w:rFonts w:ascii="Arial" w:cs="Arial" w:eastAsia="Arial" w:hAnsi="Arial"/>
-                <w:b w:val="false"/>
-                <w:bCs w:val="false"/>
-                <w:color w:val="333333"/>
-                <w:sz w:val="18"/>
-                <w:szCs w:val="18"/>
-              </w:rPr>
-              <w:t xml:space="preserve">1</w:t>
             </w:r>
           </w:p>
         </w:tc>
@@ -10959,7 +10960,7 @@
                 <w:sz w:val="18"/>
                 <w:szCs w:val="18"/>
               </w:rPr>
-              <w:t xml:space="preserve">コンフォートホテル横浜関内</w:t>
+              <w:t xml:space="preserve">コートホテル新横浜</w:t>
             </w:r>
           </w:p>
         </w:tc>
@@ -10993,7 +10994,7 @@
                 <w:sz w:val="18"/>
                 <w:szCs w:val="18"/>
               </w:rPr>
-              <w:t xml:space="preserve">12</w:t>
+              <w:t xml:space="preserve">11</w:t>
             </w:r>
           </w:p>
         </w:tc>
@@ -11027,7 +11028,7 @@
                 <w:sz w:val="18"/>
                 <w:szCs w:val="18"/>
               </w:rPr>
-              <w:t xml:space="preserve">8.5</w:t>
+              <w:t xml:space="preserve">9.2</w:t>
             </w:r>
           </w:p>
         </w:tc>
@@ -11040,29 +11041,29 @@
               <w:bottom w:val="single" w:color="CCCCCC" w:sz="1"/>
               <w:right w:val="single" w:color="CCCCCC" w:sz="1"/>
             </w:tcBorders>
-            <w:shd w:fill="FFE0B2" w:val="clear"/>
-            <w:tcMar>
-              <w:top w:type="dxa" w:w="80"/>
-              <w:left w:type="dxa" w:w="120"/>
-              <w:bottom w:type="dxa" w:w="80"/>
-              <w:right w:type="dxa" w:w="120"/>
-            </w:tcMar>
-            <w:vAlign w:val="center"/>
-          </w:tcPr>
-          <w:p>
-            <w:pPr>
-              <w:jc w:val="center"/>
-            </w:pPr>
-            <w:r>
-              <w:rPr>
-                <w:rFonts w:ascii="Arial" w:cs="Arial" w:eastAsia="Arial" w:hAnsi="Arial"/>
-                <w:b/>
-                <w:bCs/>
-                <w:color w:val="333333"/>
-                <w:sz w:val="18"/>
-                <w:szCs w:val="18"/>
-              </w:rPr>
-              <w:t xml:space="preserve">5</w:t>
+            <w:shd w:fill="FFCDD2" w:val="clear"/>
+            <w:tcMar>
+              <w:top w:type="dxa" w:w="80"/>
+              <w:left w:type="dxa" w:w="120"/>
+              <w:bottom w:type="dxa" w:w="80"/>
+              <w:right w:type="dxa" w:w="120"/>
+            </w:tcMar>
+            <w:vAlign w:val="center"/>
+          </w:tcPr>
+          <w:p>
+            <w:pPr>
+              <w:jc w:val="center"/>
+            </w:pPr>
+            <w:r>
+              <w:rPr>
+                <w:rFonts w:ascii="Arial" w:cs="Arial" w:eastAsia="Arial" w:hAnsi="Arial"/>
+                <w:b/>
+                <w:bCs/>
+                <w:color w:val="333333"/>
+                <w:sz w:val="18"/>
+                <w:szCs w:val="18"/>
+              </w:rPr>
+              <w:t xml:space="preserve">8</w:t>
             </w:r>
           </w:p>
         </w:tc>
@@ -11097,6 +11098,75 @@
                 <w:sz w:val="18"/>
                 <w:szCs w:val="18"/>
               </w:rPr>
+              <w:t xml:space="preserve">2</w:t>
+            </w:r>
+          </w:p>
+        </w:tc>
+        <w:tc>
+          <w:tcPr>
+            <w:tcW w:type="pct" w:w="9%"/>
+            <w:tcBorders>
+              <w:top w:val="single" w:color="CCCCCC" w:sz="1"/>
+              <w:left w:val="single" w:color="CCCCCC" w:sz="1"/>
+              <w:bottom w:val="single" w:color="CCCCCC" w:sz="1"/>
+              <w:right w:val="single" w:color="CCCCCC" w:sz="1"/>
+            </w:tcBorders>
+            <w:tcMar>
+              <w:top w:type="dxa" w:w="80"/>
+              <w:left w:type="dxa" w:w="120"/>
+              <w:bottom w:type="dxa" w:w="80"/>
+              <w:right w:type="dxa" w:w="120"/>
+            </w:tcMar>
+            <w:vAlign w:val="center"/>
+          </w:tcPr>
+          <w:p>
+            <w:pPr>
+              <w:jc w:val="center"/>
+            </w:pPr>
+            <w:r>
+              <w:rPr>
+                <w:rFonts w:ascii="Arial" w:cs="Arial" w:eastAsia="Arial" w:hAnsi="Arial"/>
+                <w:b w:val="false"/>
+                <w:bCs w:val="false"/>
+                <w:color w:val="333333"/>
+                <w:sz w:val="18"/>
+                <w:szCs w:val="18"/>
+              </w:rPr>
+              <w:t xml:space="preserve">-</w:t>
+            </w:r>
+          </w:p>
+        </w:tc>
+        <w:tc>
+          <w:tcPr>
+            <w:tcW w:type="pct" w:w="9%"/>
+            <w:tcBorders>
+              <w:top w:val="single" w:color="CCCCCC" w:sz="1"/>
+              <w:left w:val="single" w:color="CCCCCC" w:sz="1"/>
+              <w:bottom w:val="single" w:color="CCCCCC" w:sz="1"/>
+              <w:right w:val="single" w:color="CCCCCC" w:sz="1"/>
+            </w:tcBorders>
+            <w:shd w:fill="FFF9C4" w:val="clear"/>
+            <w:tcMar>
+              <w:top w:type="dxa" w:w="80"/>
+              <w:left w:type="dxa" w:w="120"/>
+              <w:bottom w:type="dxa" w:w="80"/>
+              <w:right w:type="dxa" w:w="120"/>
+            </w:tcMar>
+            <w:vAlign w:val="center"/>
+          </w:tcPr>
+          <w:p>
+            <w:pPr>
+              <w:jc w:val="center"/>
+            </w:pPr>
+            <w:r>
+              <w:rPr>
+                <w:rFonts w:ascii="Arial" w:cs="Arial" w:eastAsia="Arial" w:hAnsi="Arial"/>
+                <w:b w:val="false"/>
+                <w:bCs w:val="false"/>
+                <w:color w:val="333333"/>
+                <w:sz w:val="18"/>
+                <w:szCs w:val="18"/>
+              </w:rPr>
               <w:t xml:space="preserve">1</w:t>
             </w:r>
           </w:p>
@@ -11110,97 +11180,29 @@
               <w:bottom w:val="single" w:color="CCCCCC" w:sz="1"/>
               <w:right w:val="single" w:color="CCCCCC" w:sz="1"/>
             </w:tcBorders>
-            <w:tcMar>
-              <w:top w:type="dxa" w:w="80"/>
-              <w:left w:type="dxa" w:w="120"/>
-              <w:bottom w:type="dxa" w:w="80"/>
-              <w:right w:type="dxa" w:w="120"/>
-            </w:tcMar>
-            <w:vAlign w:val="center"/>
-          </w:tcPr>
-          <w:p>
-            <w:pPr>
-              <w:jc w:val="center"/>
-            </w:pPr>
-            <w:r>
-              <w:rPr>
-                <w:rFonts w:ascii="Arial" w:cs="Arial" w:eastAsia="Arial" w:hAnsi="Arial"/>
-                <w:b w:val="false"/>
-                <w:bCs w:val="false"/>
-                <w:color w:val="333333"/>
-                <w:sz w:val="18"/>
-                <w:szCs w:val="18"/>
-              </w:rPr>
-              <w:t xml:space="preserve">-</w:t>
-            </w:r>
-          </w:p>
-        </w:tc>
-        <w:tc>
-          <w:tcPr>
-            <w:tcW w:type="pct" w:w="9%"/>
-            <w:tcBorders>
-              <w:top w:val="single" w:color="CCCCCC" w:sz="1"/>
-              <w:left w:val="single" w:color="CCCCCC" w:sz="1"/>
-              <w:bottom w:val="single" w:color="CCCCCC" w:sz="1"/>
-              <w:right w:val="single" w:color="CCCCCC" w:sz="1"/>
-            </w:tcBorders>
-            <w:shd w:fill="FFCDD2" w:val="clear"/>
-            <w:tcMar>
-              <w:top w:type="dxa" w:w="80"/>
-              <w:left w:type="dxa" w:w="120"/>
-              <w:bottom w:type="dxa" w:w="80"/>
-              <w:right w:type="dxa" w:w="120"/>
-            </w:tcMar>
-            <w:vAlign w:val="center"/>
-          </w:tcPr>
-          <w:p>
-            <w:pPr>
-              <w:jc w:val="center"/>
-            </w:pPr>
-            <w:r>
-              <w:rPr>
-                <w:rFonts w:ascii="Arial" w:cs="Arial" w:eastAsia="Arial" w:hAnsi="Arial"/>
-                <w:b/>
-                <w:bCs/>
-                <w:color w:val="333333"/>
-                <w:sz w:val="18"/>
-                <w:szCs w:val="18"/>
-              </w:rPr>
-              <w:t xml:space="preserve">6</w:t>
-            </w:r>
-          </w:p>
-        </w:tc>
-        <w:tc>
-          <w:tcPr>
-            <w:tcW w:type="pct" w:w="9%"/>
-            <w:tcBorders>
-              <w:top w:val="single" w:color="CCCCCC" w:sz="1"/>
-              <w:left w:val="single" w:color="CCCCCC" w:sz="1"/>
-              <w:bottom w:val="single" w:color="CCCCCC" w:sz="1"/>
-              <w:right w:val="single" w:color="CCCCCC" w:sz="1"/>
-            </w:tcBorders>
-            <w:tcMar>
-              <w:top w:type="dxa" w:w="80"/>
-              <w:left w:type="dxa" w:w="120"/>
-              <w:bottom w:type="dxa" w:w="80"/>
-              <w:right w:type="dxa" w:w="120"/>
-            </w:tcMar>
-            <w:vAlign w:val="center"/>
-          </w:tcPr>
-          <w:p>
-            <w:pPr>
-              <w:jc w:val="center"/>
-            </w:pPr>
-            <w:r>
-              <w:rPr>
-                <w:rFonts w:ascii="Arial" w:cs="Arial" w:eastAsia="Arial" w:hAnsi="Arial"/>
-                <w:b w:val="false"/>
-                <w:bCs w:val="false"/>
-                <w:color w:val="333333"/>
-                <w:sz w:val="18"/>
-                <w:szCs w:val="18"/>
-              </w:rPr>
-              <w:t xml:space="preserve">-</w:t>
+            <w:shd w:fill="FFF9C4" w:val="clear"/>
+            <w:tcMar>
+              <w:top w:type="dxa" w:w="80"/>
+              <w:left w:type="dxa" w:w="120"/>
+              <w:bottom w:type="dxa" w:w="80"/>
+              <w:right w:type="dxa" w:w="120"/>
+            </w:tcMar>
+            <w:vAlign w:val="center"/>
+          </w:tcPr>
+          <w:p>
+            <w:pPr>
+              <w:jc w:val="center"/>
+            </w:pPr>
+            <w:r>
+              <w:rPr>
+                <w:rFonts w:ascii="Arial" w:cs="Arial" w:eastAsia="Arial" w:hAnsi="Arial"/>
+                <w:b w:val="false"/>
+                <w:bCs w:val="false"/>
+                <w:color w:val="333333"/>
+                <w:sz w:val="18"/>
+                <w:szCs w:val="18"/>
+              </w:rPr>
+              <w:t xml:space="preserve">1</w:t>
             </w:r>
           </w:p>
         </w:tc>
@@ -11342,7 +11344,7 @@
                 <w:sz w:val="18"/>
                 <w:szCs w:val="18"/>
               </w:rPr>
-              <w:t xml:space="preserve">7.4</w:t>
+              <w:t xml:space="preserve">7.0</w:t>
             </w:r>
           </w:p>
         </w:tc>
@@ -11517,42 +11519,42 @@
                 <w:sz w:val="18"/>
                 <w:szCs w:val="18"/>
               </w:rPr>
+              <w:t xml:space="preserve">1</w:t>
+            </w:r>
+          </w:p>
+        </w:tc>
+        <w:tc>
+          <w:tcPr>
+            <w:tcW w:type="pct" w:w="9%"/>
+            <w:tcBorders>
+              <w:top w:val="single" w:color="CCCCCC" w:sz="1"/>
+              <w:left w:val="single" w:color="CCCCCC" w:sz="1"/>
+              <w:bottom w:val="single" w:color="CCCCCC" w:sz="1"/>
+              <w:right w:val="single" w:color="CCCCCC" w:sz="1"/>
+            </w:tcBorders>
+            <w:shd w:fill="FFF9C4" w:val="clear"/>
+            <w:tcMar>
+              <w:top w:type="dxa" w:w="80"/>
+              <w:left w:type="dxa" w:w="120"/>
+              <w:bottom w:type="dxa" w:w="80"/>
+              <w:right w:type="dxa" w:w="120"/>
+            </w:tcMar>
+            <w:vAlign w:val="center"/>
+          </w:tcPr>
+          <w:p>
+            <w:pPr>
+              <w:jc w:val="center"/>
+            </w:pPr>
+            <w:r>
+              <w:rPr>
+                <w:rFonts w:ascii="Arial" w:cs="Arial" w:eastAsia="Arial" w:hAnsi="Arial"/>
+                <w:b w:val="false"/>
+                <w:bCs w:val="false"/>
+                <w:color w:val="333333"/>
+                <w:sz w:val="18"/>
+                <w:szCs w:val="18"/>
+              </w:rPr>
               <w:t xml:space="preserve">2</w:t>
-            </w:r>
-          </w:p>
-        </w:tc>
-        <w:tc>
-          <w:tcPr>
-            <w:tcW w:type="pct" w:w="9%"/>
-            <w:tcBorders>
-              <w:top w:val="single" w:color="CCCCCC" w:sz="1"/>
-              <w:left w:val="single" w:color="CCCCCC" w:sz="1"/>
-              <w:bottom w:val="single" w:color="CCCCCC" w:sz="1"/>
-              <w:right w:val="single" w:color="CCCCCC" w:sz="1"/>
-            </w:tcBorders>
-            <w:shd w:fill="F5F7FA" w:val="clear"/>
-            <w:tcMar>
-              <w:top w:type="dxa" w:w="80"/>
-              <w:left w:type="dxa" w:w="120"/>
-              <w:bottom w:type="dxa" w:w="80"/>
-              <w:right w:type="dxa" w:w="120"/>
-            </w:tcMar>
-            <w:vAlign w:val="center"/>
-          </w:tcPr>
-          <w:p>
-            <w:pPr>
-              <w:jc w:val="center"/>
-            </w:pPr>
-            <w:r>
-              <w:rPr>
-                <w:rFonts w:ascii="Arial" w:cs="Arial" w:eastAsia="Arial" w:hAnsi="Arial"/>
-                <w:b w:val="false"/>
-                <w:bCs w:val="false"/>
-                <w:color w:val="333333"/>
-                <w:sz w:val="18"/>
-                <w:szCs w:val="18"/>
-              </w:rPr>
-              <w:t xml:space="preserve">-</w:t>
             </w:r>
           </w:p>
         </w:tc>
@@ -11588,7 +11590,7 @@
                 <w:sz w:val="18"/>
                 <w:szCs w:val="18"/>
               </w:rPr>
-              <w:t xml:space="preserve">ホテルコメント横浜関内</w:t>
+              <w:t xml:space="preserve">ダイワロイネットホテル東京大崎</w:t>
             </w:r>
           </w:p>
         </w:tc>
@@ -11622,7 +11624,7 @@
                 <w:sz w:val="18"/>
                 <w:szCs w:val="18"/>
               </w:rPr>
-              <w:t xml:space="preserve">6</w:t>
+              <w:t xml:space="preserve">3</w:t>
             </w:r>
           </w:p>
         </w:tc>
@@ -11656,7 +11658,7 @@
                 <w:sz w:val="18"/>
                 <w:szCs w:val="18"/>
               </w:rPr>
-              <w:t xml:space="preserve">5.3</w:t>
+              <w:t xml:space="preserve">5.4</w:t>
             </w:r>
           </w:p>
         </w:tc>
@@ -11691,7 +11693,7 @@
                 <w:sz w:val="18"/>
                 <w:szCs w:val="18"/>
               </w:rPr>
-              <w:t xml:space="preserve">4</w:t>
+              <w:t xml:space="preserve">3</w:t>
             </w:r>
           </w:p>
         </w:tc>
@@ -11704,6 +11706,40 @@
               <w:bottom w:val="single" w:color="CCCCCC" w:sz="1"/>
               <w:right w:val="single" w:color="CCCCCC" w:sz="1"/>
             </w:tcBorders>
+            <w:tcMar>
+              <w:top w:type="dxa" w:w="80"/>
+              <w:left w:type="dxa" w:w="120"/>
+              <w:bottom w:type="dxa" w:w="80"/>
+              <w:right w:type="dxa" w:w="120"/>
+            </w:tcMar>
+            <w:vAlign w:val="center"/>
+          </w:tcPr>
+          <w:p>
+            <w:pPr>
+              <w:jc w:val="center"/>
+            </w:pPr>
+            <w:r>
+              <w:rPr>
+                <w:rFonts w:ascii="Arial" w:cs="Arial" w:eastAsia="Arial" w:hAnsi="Arial"/>
+                <w:b w:val="false"/>
+                <w:bCs w:val="false"/>
+                <w:color w:val="333333"/>
+                <w:sz w:val="18"/>
+                <w:szCs w:val="18"/>
+              </w:rPr>
+              <w:t xml:space="preserve">-</w:t>
+            </w:r>
+          </w:p>
+        </w:tc>
+        <w:tc>
+          <w:tcPr>
+            <w:tcW w:type="pct" w:w="9%"/>
+            <w:tcBorders>
+              <w:top w:val="single" w:color="CCCCCC" w:sz="1"/>
+              <w:left w:val="single" w:color="CCCCCC" w:sz="1"/>
+              <w:bottom w:val="single" w:color="CCCCCC" w:sz="1"/>
+              <w:right w:val="single" w:color="CCCCCC" w:sz="1"/>
+            </w:tcBorders>
             <w:shd w:fill="FFF9C4" w:val="clear"/>
             <w:tcMar>
               <w:top w:type="dxa" w:w="80"/>
@@ -11795,41 +11831,6 @@
                 <w:szCs w:val="18"/>
               </w:rPr>
               <w:t xml:space="preserve">-</w:t>
-            </w:r>
-          </w:p>
-        </w:tc>
-        <w:tc>
-          <w:tcPr>
-            <w:tcW w:type="pct" w:w="9%"/>
-            <w:tcBorders>
-              <w:top w:val="single" w:color="CCCCCC" w:sz="1"/>
-              <w:left w:val="single" w:color="CCCCCC" w:sz="1"/>
-              <w:bottom w:val="single" w:color="CCCCCC" w:sz="1"/>
-              <w:right w:val="single" w:color="CCCCCC" w:sz="1"/>
-            </w:tcBorders>
-            <w:shd w:fill="FFF9C4" w:val="clear"/>
-            <w:tcMar>
-              <w:top w:type="dxa" w:w="80"/>
-              <w:left w:type="dxa" w:w="120"/>
-              <w:bottom w:type="dxa" w:w="80"/>
-              <w:right w:type="dxa" w:w="120"/>
-            </w:tcMar>
-            <w:vAlign w:val="center"/>
-          </w:tcPr>
-          <w:p>
-            <w:pPr>
-              <w:jc w:val="center"/>
-            </w:pPr>
-            <w:r>
-              <w:rPr>
-                <w:rFonts w:ascii="Arial" w:cs="Arial" w:eastAsia="Arial" w:hAnsi="Arial"/>
-                <w:b w:val="false"/>
-                <w:bCs w:val="false"/>
-                <w:color w:val="333333"/>
-                <w:sz w:val="18"/>
-                <w:szCs w:val="18"/>
-              </w:rPr>
-              <w:t xml:space="preserve">1</w:t>
             </w:r>
           </w:p>
         </w:tc>
@@ -11900,7 +11901,7 @@
                 <w:sz w:val="18"/>
                 <w:szCs w:val="18"/>
               </w:rPr>
-              <w:t xml:space="preserve">川崎日航ホテル</w:t>
+              <w:t xml:space="preserve">ホテルコメント横浜関内</w:t>
             </w:r>
           </w:p>
         </w:tc>
@@ -11966,11 +11967,11 @@
                 <w:rFonts w:ascii="Arial" w:cs="Arial" w:eastAsia="Arial" w:hAnsi="Arial"/>
                 <w:b w:val="false"/>
                 <w:bCs w:val="false"/>
-                <w:color w:val="333333"/>
-                <w:sz w:val="18"/>
-                <w:szCs w:val="18"/>
-              </w:rPr>
-              <w:t xml:space="preserve">4.7</w:t>
+                <w:color w:val="FF9800"/>
+                <w:sz w:val="18"/>
+                <w:szCs w:val="18"/>
+              </w:rPr>
+              <w:t xml:space="preserve">5.1</w:t>
             </w:r>
           </w:p>
         </w:tc>
@@ -12005,7 +12006,7 @@
                 <w:sz w:val="18"/>
                 <w:szCs w:val="18"/>
               </w:rPr>
-              <w:t xml:space="preserve">5</w:t>
+              <w:t xml:space="preserve">4</w:t>
             </w:r>
           </w:p>
         </w:tc>
@@ -12040,6 +12041,111 @@
                 <w:sz w:val="18"/>
                 <w:szCs w:val="18"/>
               </w:rPr>
+              <w:t xml:space="preserve">2</w:t>
+            </w:r>
+          </w:p>
+        </w:tc>
+        <w:tc>
+          <w:tcPr>
+            <w:tcW w:type="pct" w:w="9%"/>
+            <w:tcBorders>
+              <w:top w:val="single" w:color="CCCCCC" w:sz="1"/>
+              <w:left w:val="single" w:color="CCCCCC" w:sz="1"/>
+              <w:bottom w:val="single" w:color="CCCCCC" w:sz="1"/>
+              <w:right w:val="single" w:color="CCCCCC" w:sz="1"/>
+            </w:tcBorders>
+            <w:shd w:fill="F5F7FA" w:val="clear"/>
+            <w:tcMar>
+              <w:top w:type="dxa" w:w="80"/>
+              <w:left w:type="dxa" w:w="120"/>
+              <w:bottom w:type="dxa" w:w="80"/>
+              <w:right w:type="dxa" w:w="120"/>
+            </w:tcMar>
+            <w:vAlign w:val="center"/>
+          </w:tcPr>
+          <w:p>
+            <w:pPr>
+              <w:jc w:val="center"/>
+            </w:pPr>
+            <w:r>
+              <w:rPr>
+                <w:rFonts w:ascii="Arial" w:cs="Arial" w:eastAsia="Arial" w:hAnsi="Arial"/>
+                <w:b w:val="false"/>
+                <w:bCs w:val="false"/>
+                <w:color w:val="333333"/>
+                <w:sz w:val="18"/>
+                <w:szCs w:val="18"/>
+              </w:rPr>
+              <w:t xml:space="preserve">-</w:t>
+            </w:r>
+          </w:p>
+        </w:tc>
+        <w:tc>
+          <w:tcPr>
+            <w:tcW w:type="pct" w:w="9%"/>
+            <w:tcBorders>
+              <w:top w:val="single" w:color="CCCCCC" w:sz="1"/>
+              <w:left w:val="single" w:color="CCCCCC" w:sz="1"/>
+              <w:bottom w:val="single" w:color="CCCCCC" w:sz="1"/>
+              <w:right w:val="single" w:color="CCCCCC" w:sz="1"/>
+            </w:tcBorders>
+            <w:shd w:fill="F5F7FA" w:val="clear"/>
+            <w:tcMar>
+              <w:top w:type="dxa" w:w="80"/>
+              <w:left w:type="dxa" w:w="120"/>
+              <w:bottom w:type="dxa" w:w="80"/>
+              <w:right w:type="dxa" w:w="120"/>
+            </w:tcMar>
+            <w:vAlign w:val="center"/>
+          </w:tcPr>
+          <w:p>
+            <w:pPr>
+              <w:jc w:val="center"/>
+            </w:pPr>
+            <w:r>
+              <w:rPr>
+                <w:rFonts w:ascii="Arial" w:cs="Arial" w:eastAsia="Arial" w:hAnsi="Arial"/>
+                <w:b w:val="false"/>
+                <w:bCs w:val="false"/>
+                <w:color w:val="333333"/>
+                <w:sz w:val="18"/>
+                <w:szCs w:val="18"/>
+              </w:rPr>
+              <w:t xml:space="preserve">-</w:t>
+            </w:r>
+          </w:p>
+        </w:tc>
+        <w:tc>
+          <w:tcPr>
+            <w:tcW w:type="pct" w:w="9%"/>
+            <w:tcBorders>
+              <w:top w:val="single" w:color="CCCCCC" w:sz="1"/>
+              <w:left w:val="single" w:color="CCCCCC" w:sz="1"/>
+              <w:bottom w:val="single" w:color="CCCCCC" w:sz="1"/>
+              <w:right w:val="single" w:color="CCCCCC" w:sz="1"/>
+            </w:tcBorders>
+            <w:shd w:fill="FFF9C4" w:val="clear"/>
+            <w:tcMar>
+              <w:top w:type="dxa" w:w="80"/>
+              <w:left w:type="dxa" w:w="120"/>
+              <w:bottom w:type="dxa" w:w="80"/>
+              <w:right w:type="dxa" w:w="120"/>
+            </w:tcMar>
+            <w:vAlign w:val="center"/>
+          </w:tcPr>
+          <w:p>
+            <w:pPr>
+              <w:jc w:val="center"/>
+            </w:pPr>
+            <w:r>
+              <w:rPr>
+                <w:rFonts w:ascii="Arial" w:cs="Arial" w:eastAsia="Arial" w:hAnsi="Arial"/>
+                <w:b w:val="false"/>
+                <w:bCs w:val="false"/>
+                <w:color w:val="333333"/>
+                <w:sz w:val="18"/>
+                <w:szCs w:val="18"/>
+              </w:rPr>
               <w:t xml:space="preserve">1</w:t>
             </w:r>
           </w:p>
@@ -12053,134 +12159,29 @@
               <w:bottom w:val="single" w:color="CCCCCC" w:sz="1"/>
               <w:right w:val="single" w:color="CCCCCC" w:sz="1"/>
             </w:tcBorders>
-            <w:shd w:fill="F5F7FA" w:val="clear"/>
-            <w:tcMar>
-              <w:top w:type="dxa" w:w="80"/>
-              <w:left w:type="dxa" w:w="120"/>
-              <w:bottom w:type="dxa" w:w="80"/>
-              <w:right w:type="dxa" w:w="120"/>
-            </w:tcMar>
-            <w:vAlign w:val="center"/>
-          </w:tcPr>
-          <w:p>
-            <w:pPr>
-              <w:jc w:val="center"/>
-            </w:pPr>
-            <w:r>
-              <w:rPr>
-                <w:rFonts w:ascii="Arial" w:cs="Arial" w:eastAsia="Arial" w:hAnsi="Arial"/>
-                <w:b w:val="false"/>
-                <w:bCs w:val="false"/>
-                <w:color w:val="333333"/>
-                <w:sz w:val="18"/>
-                <w:szCs w:val="18"/>
-              </w:rPr>
-              <w:t xml:space="preserve">-</w:t>
-            </w:r>
-          </w:p>
-        </w:tc>
-        <w:tc>
-          <w:tcPr>
-            <w:tcW w:type="pct" w:w="9%"/>
-            <w:tcBorders>
-              <w:top w:val="single" w:color="CCCCCC" w:sz="1"/>
-              <w:left w:val="single" w:color="CCCCCC" w:sz="1"/>
-              <w:bottom w:val="single" w:color="CCCCCC" w:sz="1"/>
-              <w:right w:val="single" w:color="CCCCCC" w:sz="1"/>
-            </w:tcBorders>
-            <w:shd w:fill="F5F7FA" w:val="clear"/>
-            <w:tcMar>
-              <w:top w:type="dxa" w:w="80"/>
-              <w:left w:type="dxa" w:w="120"/>
-              <w:bottom w:type="dxa" w:w="80"/>
-              <w:right w:type="dxa" w:w="120"/>
-            </w:tcMar>
-            <w:vAlign w:val="center"/>
-          </w:tcPr>
-          <w:p>
-            <w:pPr>
-              <w:jc w:val="center"/>
-            </w:pPr>
-            <w:r>
-              <w:rPr>
-                <w:rFonts w:ascii="Arial" w:cs="Arial" w:eastAsia="Arial" w:hAnsi="Arial"/>
-                <w:b w:val="false"/>
-                <w:bCs w:val="false"/>
-                <w:color w:val="333333"/>
-                <w:sz w:val="18"/>
-                <w:szCs w:val="18"/>
-              </w:rPr>
-              <w:t xml:space="preserve">-</w:t>
-            </w:r>
-          </w:p>
-        </w:tc>
-        <w:tc>
-          <w:tcPr>
-            <w:tcW w:type="pct" w:w="9%"/>
-            <w:tcBorders>
-              <w:top w:val="single" w:color="CCCCCC" w:sz="1"/>
-              <w:left w:val="single" w:color="CCCCCC" w:sz="1"/>
-              <w:bottom w:val="single" w:color="CCCCCC" w:sz="1"/>
-              <w:right w:val="single" w:color="CCCCCC" w:sz="1"/>
-            </w:tcBorders>
-            <w:shd w:fill="F5F7FA" w:val="clear"/>
-            <w:tcMar>
-              <w:top w:type="dxa" w:w="80"/>
-              <w:left w:type="dxa" w:w="120"/>
-              <w:bottom w:type="dxa" w:w="80"/>
-              <w:right w:type="dxa" w:w="120"/>
-            </w:tcMar>
-            <w:vAlign w:val="center"/>
-          </w:tcPr>
-          <w:p>
-            <w:pPr>
-              <w:jc w:val="center"/>
-            </w:pPr>
-            <w:r>
-              <w:rPr>
-                <w:rFonts w:ascii="Arial" w:cs="Arial" w:eastAsia="Arial" w:hAnsi="Arial"/>
-                <w:b w:val="false"/>
-                <w:bCs w:val="false"/>
-                <w:color w:val="333333"/>
-                <w:sz w:val="18"/>
-                <w:szCs w:val="18"/>
-              </w:rPr>
-              <w:t xml:space="preserve">-</w:t>
-            </w:r>
-          </w:p>
-        </w:tc>
-        <w:tc>
-          <w:tcPr>
-            <w:tcW w:type="pct" w:w="9%"/>
-            <w:tcBorders>
-              <w:top w:val="single" w:color="CCCCCC" w:sz="1"/>
-              <w:left w:val="single" w:color="CCCCCC" w:sz="1"/>
-              <w:bottom w:val="single" w:color="CCCCCC" w:sz="1"/>
-              <w:right w:val="single" w:color="CCCCCC" w:sz="1"/>
-            </w:tcBorders>
-            <w:shd w:fill="F5F7FA" w:val="clear"/>
-            <w:tcMar>
-              <w:top w:type="dxa" w:w="80"/>
-              <w:left w:type="dxa" w:w="120"/>
-              <w:bottom w:type="dxa" w:w="80"/>
-              <w:right w:type="dxa" w:w="120"/>
-            </w:tcMar>
-            <w:vAlign w:val="center"/>
-          </w:tcPr>
-          <w:p>
-            <w:pPr>
-              <w:jc w:val="center"/>
-            </w:pPr>
-            <w:r>
-              <w:rPr>
-                <w:rFonts w:ascii="Arial" w:cs="Arial" w:eastAsia="Arial" w:hAnsi="Arial"/>
-                <w:b w:val="false"/>
-                <w:bCs w:val="false"/>
-                <w:color w:val="333333"/>
-                <w:sz w:val="18"/>
-                <w:szCs w:val="18"/>
-              </w:rPr>
-              <w:t xml:space="preserve">-</w:t>
+            <w:shd w:fill="FFF9C4" w:val="clear"/>
+            <w:tcMar>
+              <w:top w:type="dxa" w:w="80"/>
+              <w:left w:type="dxa" w:w="120"/>
+              <w:bottom w:type="dxa" w:w="80"/>
+              <w:right w:type="dxa" w:w="120"/>
+            </w:tcMar>
+            <w:vAlign w:val="center"/>
+          </w:tcPr>
+          <w:p>
+            <w:pPr>
+              <w:jc w:val="center"/>
+            </w:pPr>
+            <w:r>
+              <w:rPr>
+                <w:rFonts w:ascii="Arial" w:cs="Arial" w:eastAsia="Arial" w:hAnsi="Arial"/>
+                <w:b w:val="false"/>
+                <w:bCs w:val="false"/>
+                <w:color w:val="333333"/>
+                <w:sz w:val="18"/>
+                <w:szCs w:val="18"/>
+              </w:rPr>
+              <w:t xml:space="preserve">1</w:t>
             </w:r>
           </w:p>
         </w:tc>
@@ -12216,7 +12217,7 @@
                 <w:sz w:val="18"/>
                 <w:szCs w:val="18"/>
               </w:rPr>
-              <w:t xml:space="preserve">コンフォートホテル成田</w:t>
+              <w:t xml:space="preserve">川崎日航ホテル</w:t>
             </w:r>
           </w:p>
         </w:tc>
@@ -12250,46 +12251,81 @@
                 <w:sz w:val="18"/>
                 <w:szCs w:val="18"/>
               </w:rPr>
+              <w:t xml:space="preserve">6</w:t>
+            </w:r>
+          </w:p>
+        </w:tc>
+        <w:tc>
+          <w:tcPr>
+            <w:tcW w:type="pct" w:w="12%"/>
+            <w:tcBorders>
+              <w:top w:val="single" w:color="CCCCCC" w:sz="1"/>
+              <w:left w:val="single" w:color="CCCCCC" w:sz="1"/>
+              <w:bottom w:val="single" w:color="CCCCCC" w:sz="1"/>
+              <w:right w:val="single" w:color="CCCCCC" w:sz="1"/>
+            </w:tcBorders>
+            <w:tcMar>
+              <w:top w:type="dxa" w:w="80"/>
+              <w:left w:type="dxa" w:w="120"/>
+              <w:bottom w:type="dxa" w:w="80"/>
+              <w:right w:type="dxa" w:w="120"/>
+            </w:tcMar>
+            <w:vAlign w:val="center"/>
+          </w:tcPr>
+          <w:p>
+            <w:pPr>
+              <w:jc w:val="center"/>
+            </w:pPr>
+            <w:r>
+              <w:rPr>
+                <w:rFonts w:ascii="Arial" w:cs="Arial" w:eastAsia="Arial" w:hAnsi="Arial"/>
+                <w:b w:val="false"/>
+                <w:bCs w:val="false"/>
+                <w:color w:val="333333"/>
+                <w:sz w:val="18"/>
+                <w:szCs w:val="18"/>
+              </w:rPr>
+              <w:t xml:space="preserve">4.7</w:t>
+            </w:r>
+          </w:p>
+        </w:tc>
+        <w:tc>
+          <w:tcPr>
+            <w:tcW w:type="pct" w:w="9%"/>
+            <w:tcBorders>
+              <w:top w:val="single" w:color="CCCCCC" w:sz="1"/>
+              <w:left w:val="single" w:color="CCCCCC" w:sz="1"/>
+              <w:bottom w:val="single" w:color="CCCCCC" w:sz="1"/>
+              <w:right w:val="single" w:color="CCCCCC" w:sz="1"/>
+            </w:tcBorders>
+            <w:shd w:fill="FFE0B2" w:val="clear"/>
+            <w:tcMar>
+              <w:top w:type="dxa" w:w="80"/>
+              <w:left w:type="dxa" w:w="120"/>
+              <w:bottom w:type="dxa" w:w="80"/>
+              <w:right w:type="dxa" w:w="120"/>
+            </w:tcMar>
+            <w:vAlign w:val="center"/>
+          </w:tcPr>
+          <w:p>
+            <w:pPr>
+              <w:jc w:val="center"/>
+            </w:pPr>
+            <w:r>
+              <w:rPr>
+                <w:rFonts w:ascii="Arial" w:cs="Arial" w:eastAsia="Arial" w:hAnsi="Arial"/>
+                <w:b/>
+                <w:bCs/>
+                <w:color w:val="333333"/>
+                <w:sz w:val="18"/>
+                <w:szCs w:val="18"/>
+              </w:rPr>
               <w:t xml:space="preserve">5</w:t>
             </w:r>
           </w:p>
         </w:tc>
         <w:tc>
           <w:tcPr>
-            <w:tcW w:type="pct" w:w="12%"/>
-            <w:tcBorders>
-              <w:top w:val="single" w:color="CCCCCC" w:sz="1"/>
-              <w:left w:val="single" w:color="CCCCCC" w:sz="1"/>
-              <w:bottom w:val="single" w:color="CCCCCC" w:sz="1"/>
-              <w:right w:val="single" w:color="CCCCCC" w:sz="1"/>
-            </w:tcBorders>
-            <w:tcMar>
-              <w:top w:type="dxa" w:w="80"/>
-              <w:left w:type="dxa" w:w="120"/>
-              <w:bottom w:type="dxa" w:w="80"/>
-              <w:right w:type="dxa" w:w="120"/>
-            </w:tcMar>
-            <w:vAlign w:val="center"/>
-          </w:tcPr>
-          <w:p>
-            <w:pPr>
-              <w:jc w:val="center"/>
-            </w:pPr>
-            <w:r>
-              <w:rPr>
-                <w:rFonts w:ascii="Arial" w:cs="Arial" w:eastAsia="Arial" w:hAnsi="Arial"/>
-                <w:b w:val="false"/>
-                <w:bCs w:val="false"/>
-                <w:color w:val="333333"/>
-                <w:sz w:val="18"/>
-                <w:szCs w:val="18"/>
-              </w:rPr>
-              <w:t xml:space="preserve">3.9</w:t>
-            </w:r>
-          </w:p>
-        </w:tc>
-        <w:tc>
-          <w:tcPr>
             <w:tcW w:type="pct" w:w="9%"/>
             <w:tcBorders>
               <w:top w:val="single" w:color="CCCCCC" w:sz="1"/>
@@ -12297,29 +12333,29 @@
               <w:bottom w:val="single" w:color="CCCCCC" w:sz="1"/>
               <w:right w:val="single" w:color="CCCCCC" w:sz="1"/>
             </w:tcBorders>
-            <w:shd w:fill="FFE0B2" w:val="clear"/>
-            <w:tcMar>
-              <w:top w:type="dxa" w:w="80"/>
-              <w:left w:type="dxa" w:w="120"/>
-              <w:bottom w:type="dxa" w:w="80"/>
-              <w:right w:type="dxa" w:w="120"/>
-            </w:tcMar>
-            <w:vAlign w:val="center"/>
-          </w:tcPr>
-          <w:p>
-            <w:pPr>
-              <w:jc w:val="center"/>
-            </w:pPr>
-            <w:r>
-              <w:rPr>
-                <w:rFonts w:ascii="Arial" w:cs="Arial" w:eastAsia="Arial" w:hAnsi="Arial"/>
-                <w:b/>
-                <w:bCs/>
-                <w:color w:val="333333"/>
-                <w:sz w:val="18"/>
-                <w:szCs w:val="18"/>
-              </w:rPr>
-              <w:t xml:space="preserve">4</w:t>
+            <w:shd w:fill="FFF9C4" w:val="clear"/>
+            <w:tcMar>
+              <w:top w:type="dxa" w:w="80"/>
+              <w:left w:type="dxa" w:w="120"/>
+              <w:bottom w:type="dxa" w:w="80"/>
+              <w:right w:type="dxa" w:w="120"/>
+            </w:tcMar>
+            <w:vAlign w:val="center"/>
+          </w:tcPr>
+          <w:p>
+            <w:pPr>
+              <w:jc w:val="center"/>
+            </w:pPr>
+            <w:r>
+              <w:rPr>
+                <w:rFonts w:ascii="Arial" w:cs="Arial" w:eastAsia="Arial" w:hAnsi="Arial"/>
+                <w:b w:val="false"/>
+                <w:bCs w:val="false"/>
+                <w:color w:val="333333"/>
+                <w:sz w:val="18"/>
+                <w:szCs w:val="18"/>
+              </w:rPr>
+              <w:t xml:space="preserve">1</w:t>
             </w:r>
           </w:p>
         </w:tc>
@@ -12332,29 +12368,28 @@
               <w:bottom w:val="single" w:color="CCCCCC" w:sz="1"/>
               <w:right w:val="single" w:color="CCCCCC" w:sz="1"/>
             </w:tcBorders>
-            <w:shd w:fill="FFF9C4" w:val="clear"/>
-            <w:tcMar>
-              <w:top w:type="dxa" w:w="80"/>
-              <w:left w:type="dxa" w:w="120"/>
-              <w:bottom w:type="dxa" w:w="80"/>
-              <w:right w:type="dxa" w:w="120"/>
-            </w:tcMar>
-            <w:vAlign w:val="center"/>
-          </w:tcPr>
-          <w:p>
-            <w:pPr>
-              <w:jc w:val="center"/>
-            </w:pPr>
-            <w:r>
-              <w:rPr>
-                <w:rFonts w:ascii="Arial" w:cs="Arial" w:eastAsia="Arial" w:hAnsi="Arial"/>
-                <w:b w:val="false"/>
-                <w:bCs w:val="false"/>
-                <w:color w:val="333333"/>
-                <w:sz w:val="18"/>
-                <w:szCs w:val="18"/>
-              </w:rPr>
-              <w:t xml:space="preserve">2</w:t>
+            <w:tcMar>
+              <w:top w:type="dxa" w:w="80"/>
+              <w:left w:type="dxa" w:w="120"/>
+              <w:bottom w:type="dxa" w:w="80"/>
+              <w:right w:type="dxa" w:w="120"/>
+            </w:tcMar>
+            <w:vAlign w:val="center"/>
+          </w:tcPr>
+          <w:p>
+            <w:pPr>
+              <w:jc w:val="center"/>
+            </w:pPr>
+            <w:r>
+              <w:rPr>
+                <w:rFonts w:ascii="Arial" w:cs="Arial" w:eastAsia="Arial" w:hAnsi="Arial"/>
+                <w:b w:val="false"/>
+                <w:bCs w:val="false"/>
+                <w:color w:val="333333"/>
+                <w:sz w:val="18"/>
+                <w:szCs w:val="18"/>
+              </w:rPr>
+              <w:t xml:space="preserve">-</w:t>
             </w:r>
           </w:p>
         </w:tc>
@@ -12435,64 +12470,28 @@
               <w:bottom w:val="single" w:color="CCCCCC" w:sz="1"/>
               <w:right w:val="single" w:color="CCCCCC" w:sz="1"/>
             </w:tcBorders>
-            <w:shd w:fill="FFF9C4" w:val="clear"/>
-            <w:tcMar>
-              <w:top w:type="dxa" w:w="80"/>
-              <w:left w:type="dxa" w:w="120"/>
-              <w:bottom w:type="dxa" w:w="80"/>
-              <w:right w:type="dxa" w:w="120"/>
-            </w:tcMar>
-            <w:vAlign w:val="center"/>
-          </w:tcPr>
-          <w:p>
-            <w:pPr>
-              <w:jc w:val="center"/>
-            </w:pPr>
-            <w:r>
-              <w:rPr>
-                <w:rFonts w:ascii="Arial" w:cs="Arial" w:eastAsia="Arial" w:hAnsi="Arial"/>
-                <w:b w:val="false"/>
-                <w:bCs w:val="false"/>
-                <w:color w:val="333333"/>
-                <w:sz w:val="18"/>
-                <w:szCs w:val="18"/>
-              </w:rPr>
-              <w:t xml:space="preserve">2</w:t>
-            </w:r>
-          </w:p>
-        </w:tc>
-        <w:tc>
-          <w:tcPr>
-            <w:tcW w:type="pct" w:w="9%"/>
-            <w:tcBorders>
-              <w:top w:val="single" w:color="CCCCCC" w:sz="1"/>
-              <w:left w:val="single" w:color="CCCCCC" w:sz="1"/>
-              <w:bottom w:val="single" w:color="CCCCCC" w:sz="1"/>
-              <w:right w:val="single" w:color="CCCCCC" w:sz="1"/>
-            </w:tcBorders>
-            <w:shd w:fill="FFF9C4" w:val="clear"/>
-            <w:tcMar>
-              <w:top w:type="dxa" w:w="80"/>
-              <w:left w:type="dxa" w:w="120"/>
-              <w:bottom w:type="dxa" w:w="80"/>
-              <w:right w:type="dxa" w:w="120"/>
-            </w:tcMar>
-            <w:vAlign w:val="center"/>
-          </w:tcPr>
-          <w:p>
-            <w:pPr>
-              <w:jc w:val="center"/>
-            </w:pPr>
-            <w:r>
-              <w:rPr>
-                <w:rFonts w:ascii="Arial" w:cs="Arial" w:eastAsia="Arial" w:hAnsi="Arial"/>
-                <w:b w:val="false"/>
-                <w:bCs w:val="false"/>
-                <w:color w:val="333333"/>
-                <w:sz w:val="18"/>
-                <w:szCs w:val="18"/>
-              </w:rPr>
-              <w:t xml:space="preserve">1</w:t>
+            <w:tcMar>
+              <w:top w:type="dxa" w:w="80"/>
+              <w:left w:type="dxa" w:w="120"/>
+              <w:bottom w:type="dxa" w:w="80"/>
+              <w:right w:type="dxa" w:w="120"/>
+            </w:tcMar>
+            <w:vAlign w:val="center"/>
+          </w:tcPr>
+          <w:p>
+            <w:pPr>
+              <w:jc w:val="center"/>
+            </w:pPr>
+            <w:r>
+              <w:rPr>
+                <w:rFonts w:ascii="Arial" w:cs="Arial" w:eastAsia="Arial" w:hAnsi="Arial"/>
+                <w:b w:val="false"/>
+                <w:bCs w:val="false"/>
+                <w:color w:val="333333"/>
+                <w:sz w:val="18"/>
+                <w:szCs w:val="18"/>
+              </w:rPr>
+              <w:t xml:space="preserve">-</w:t>
             </w:r>
           </w:p>
         </w:tc>
@@ -12529,7 +12528,7 @@
                 <w:sz w:val="18"/>
                 <w:szCs w:val="18"/>
               </w:rPr>
-              <w:t xml:space="preserve">ダイワロイネットホテル東京大崎</w:t>
+              <w:t xml:space="preserve">コンフォートホテル成田</w:t>
             </w:r>
           </w:p>
         </w:tc>
@@ -12564,13 +12563,118 @@
                 <w:sz w:val="18"/>
                 <w:szCs w:val="18"/>
               </w:rPr>
+              <w:t xml:space="preserve">5</w:t>
+            </w:r>
+          </w:p>
+        </w:tc>
+        <w:tc>
+          <w:tcPr>
+            <w:tcW w:type="pct" w:w="12%"/>
+            <w:tcBorders>
+              <w:top w:val="single" w:color="CCCCCC" w:sz="1"/>
+              <w:left w:val="single" w:color="CCCCCC" w:sz="1"/>
+              <w:bottom w:val="single" w:color="CCCCCC" w:sz="1"/>
+              <w:right w:val="single" w:color="CCCCCC" w:sz="1"/>
+            </w:tcBorders>
+            <w:shd w:fill="F5F7FA" w:val="clear"/>
+            <w:tcMar>
+              <w:top w:type="dxa" w:w="80"/>
+              <w:left w:type="dxa" w:w="120"/>
+              <w:bottom w:type="dxa" w:w="80"/>
+              <w:right w:type="dxa" w:w="120"/>
+            </w:tcMar>
+            <w:vAlign w:val="center"/>
+          </w:tcPr>
+          <w:p>
+            <w:pPr>
+              <w:jc w:val="center"/>
+            </w:pPr>
+            <w:r>
+              <w:rPr>
+                <w:rFonts w:ascii="Arial" w:cs="Arial" w:eastAsia="Arial" w:hAnsi="Arial"/>
+                <w:b w:val="false"/>
+                <w:bCs w:val="false"/>
+                <w:color w:val="333333"/>
+                <w:sz w:val="18"/>
+                <w:szCs w:val="18"/>
+              </w:rPr>
+              <w:t xml:space="preserve">3.7</w:t>
+            </w:r>
+          </w:p>
+        </w:tc>
+        <w:tc>
+          <w:tcPr>
+            <w:tcW w:type="pct" w:w="9%"/>
+            <w:tcBorders>
+              <w:top w:val="single" w:color="CCCCCC" w:sz="1"/>
+              <w:left w:val="single" w:color="CCCCCC" w:sz="1"/>
+              <w:bottom w:val="single" w:color="CCCCCC" w:sz="1"/>
+              <w:right w:val="single" w:color="CCCCCC" w:sz="1"/>
+            </w:tcBorders>
+            <w:shd w:fill="FFE0B2" w:val="clear"/>
+            <w:tcMar>
+              <w:top w:type="dxa" w:w="80"/>
+              <w:left w:type="dxa" w:w="120"/>
+              <w:bottom w:type="dxa" w:w="80"/>
+              <w:right w:type="dxa" w:w="120"/>
+            </w:tcMar>
+            <w:vAlign w:val="center"/>
+          </w:tcPr>
+          <w:p>
+            <w:pPr>
+              <w:jc w:val="center"/>
+            </w:pPr>
+            <w:r>
+              <w:rPr>
+                <w:rFonts w:ascii="Arial" w:cs="Arial" w:eastAsia="Arial" w:hAnsi="Arial"/>
+                <w:b/>
+                <w:bCs/>
+                <w:color w:val="333333"/>
+                <w:sz w:val="18"/>
+                <w:szCs w:val="18"/>
+              </w:rPr>
+              <w:t xml:space="preserve">4</w:t>
+            </w:r>
+          </w:p>
+        </w:tc>
+        <w:tc>
+          <w:tcPr>
+            <w:tcW w:type="pct" w:w="9%"/>
+            <w:tcBorders>
+              <w:top w:val="single" w:color="CCCCCC" w:sz="1"/>
+              <w:left w:val="single" w:color="CCCCCC" w:sz="1"/>
+              <w:bottom w:val="single" w:color="CCCCCC" w:sz="1"/>
+              <w:right w:val="single" w:color="CCCCCC" w:sz="1"/>
+            </w:tcBorders>
+            <w:shd w:fill="FFF9C4" w:val="clear"/>
+            <w:tcMar>
+              <w:top w:type="dxa" w:w="80"/>
+              <w:left w:type="dxa" w:w="120"/>
+              <w:bottom w:type="dxa" w:w="80"/>
+              <w:right w:type="dxa" w:w="120"/>
+            </w:tcMar>
+            <w:vAlign w:val="center"/>
+          </w:tcPr>
+          <w:p>
+            <w:pPr>
+              <w:jc w:val="center"/>
+            </w:pPr>
+            <w:r>
+              <w:rPr>
+                <w:rFonts w:ascii="Arial" w:cs="Arial" w:eastAsia="Arial" w:hAnsi="Arial"/>
+                <w:b w:val="false"/>
+                <w:bCs w:val="false"/>
+                <w:color w:val="333333"/>
+                <w:sz w:val="18"/>
+                <w:szCs w:val="18"/>
+              </w:rPr>
               <w:t xml:space="preserve">2</w:t>
             </w:r>
           </w:p>
         </w:tc>
         <w:tc>
           <w:tcPr>
-            <w:tcW w:type="pct" w:w="12%"/>
+            <w:tcW w:type="pct" w:w="9%"/>
             <w:tcBorders>
               <w:top w:val="single" w:color="CCCCCC" w:sz="1"/>
               <w:left w:val="single" w:color="CCCCCC" w:sz="1"/>
@@ -12599,7 +12703,7 @@
                 <w:sz w:val="18"/>
                 <w:szCs w:val="18"/>
               </w:rPr>
-              <w:t xml:space="preserve">3.7</w:t>
+              <w:t xml:space="preserve">-</w:t>
             </w:r>
           </w:p>
         </w:tc>
@@ -12612,6 +12716,41 @@
               <w:bottom w:val="single" w:color="CCCCCC" w:sz="1"/>
               <w:right w:val="single" w:color="CCCCCC" w:sz="1"/>
             </w:tcBorders>
+            <w:shd w:fill="F5F7FA" w:val="clear"/>
+            <w:tcMar>
+              <w:top w:type="dxa" w:w="80"/>
+              <w:left w:type="dxa" w:w="120"/>
+              <w:bottom w:type="dxa" w:w="80"/>
+              <w:right w:type="dxa" w:w="120"/>
+            </w:tcMar>
+            <w:vAlign w:val="center"/>
+          </w:tcPr>
+          <w:p>
+            <w:pPr>
+              <w:jc w:val="center"/>
+            </w:pPr>
+            <w:r>
+              <w:rPr>
+                <w:rFonts w:ascii="Arial" w:cs="Arial" w:eastAsia="Arial" w:hAnsi="Arial"/>
+                <w:b w:val="false"/>
+                <w:bCs w:val="false"/>
+                <w:color w:val="333333"/>
+                <w:sz w:val="18"/>
+                <w:szCs w:val="18"/>
+              </w:rPr>
+              <w:t xml:space="preserve">-</w:t>
+            </w:r>
+          </w:p>
+        </w:tc>
+        <w:tc>
+          <w:tcPr>
+            <w:tcW w:type="pct" w:w="9%"/>
+            <w:tcBorders>
+              <w:top w:val="single" w:color="CCCCCC" w:sz="1"/>
+              <w:left w:val="single" w:color="CCCCCC" w:sz="1"/>
+              <w:bottom w:val="single" w:color="CCCCCC" w:sz="1"/>
+              <w:right w:val="single" w:color="CCCCCC" w:sz="1"/>
+            </w:tcBorders>
             <w:shd w:fill="FFF9C4" w:val="clear"/>
             <w:tcMar>
               <w:top w:type="dxa" w:w="80"/>
@@ -12634,182 +12773,42 @@
                 <w:sz w:val="18"/>
                 <w:szCs w:val="18"/>
               </w:rPr>
+              <w:t xml:space="preserve">1</w:t>
+            </w:r>
+          </w:p>
+        </w:tc>
+        <w:tc>
+          <w:tcPr>
+            <w:tcW w:type="pct" w:w="9%"/>
+            <w:tcBorders>
+              <w:top w:val="single" w:color="CCCCCC" w:sz="1"/>
+              <w:left w:val="single" w:color="CCCCCC" w:sz="1"/>
+              <w:bottom w:val="single" w:color="CCCCCC" w:sz="1"/>
+              <w:right w:val="single" w:color="CCCCCC" w:sz="1"/>
+            </w:tcBorders>
+            <w:shd w:fill="FFF9C4" w:val="clear"/>
+            <w:tcMar>
+              <w:top w:type="dxa" w:w="80"/>
+              <w:left w:type="dxa" w:w="120"/>
+              <w:bottom w:type="dxa" w:w="80"/>
+              <w:right w:type="dxa" w:w="120"/>
+            </w:tcMar>
+            <w:vAlign w:val="center"/>
+          </w:tcPr>
+          <w:p>
+            <w:pPr>
+              <w:jc w:val="center"/>
+            </w:pPr>
+            <w:r>
+              <w:rPr>
+                <w:rFonts w:ascii="Arial" w:cs="Arial" w:eastAsia="Arial" w:hAnsi="Arial"/>
+                <w:b w:val="false"/>
+                <w:bCs w:val="false"/>
+                <w:color w:val="333333"/>
+                <w:sz w:val="18"/>
+                <w:szCs w:val="18"/>
+              </w:rPr>
               <w:t xml:space="preserve">2</w:t>
-            </w:r>
-          </w:p>
-        </w:tc>
-        <w:tc>
-          <w:tcPr>
-            <w:tcW w:type="pct" w:w="9%"/>
-            <w:tcBorders>
-              <w:top w:val="single" w:color="CCCCCC" w:sz="1"/>
-              <w:left w:val="single" w:color="CCCCCC" w:sz="1"/>
-              <w:bottom w:val="single" w:color="CCCCCC" w:sz="1"/>
-              <w:right w:val="single" w:color="CCCCCC" w:sz="1"/>
-            </w:tcBorders>
-            <w:shd w:fill="F5F7FA" w:val="clear"/>
-            <w:tcMar>
-              <w:top w:type="dxa" w:w="80"/>
-              <w:left w:type="dxa" w:w="120"/>
-              <w:bottom w:type="dxa" w:w="80"/>
-              <w:right w:type="dxa" w:w="120"/>
-            </w:tcMar>
-            <w:vAlign w:val="center"/>
-          </w:tcPr>
-          <w:p>
-            <w:pPr>
-              <w:jc w:val="center"/>
-            </w:pPr>
-            <w:r>
-              <w:rPr>
-                <w:rFonts w:ascii="Arial" w:cs="Arial" w:eastAsia="Arial" w:hAnsi="Arial"/>
-                <w:b w:val="false"/>
-                <w:bCs w:val="false"/>
-                <w:color w:val="333333"/>
-                <w:sz w:val="18"/>
-                <w:szCs w:val="18"/>
-              </w:rPr>
-              <w:t xml:space="preserve">-</w:t>
-            </w:r>
-          </w:p>
-        </w:tc>
-        <w:tc>
-          <w:tcPr>
-            <w:tcW w:type="pct" w:w="9%"/>
-            <w:tcBorders>
-              <w:top w:val="single" w:color="CCCCCC" w:sz="1"/>
-              <w:left w:val="single" w:color="CCCCCC" w:sz="1"/>
-              <w:bottom w:val="single" w:color="CCCCCC" w:sz="1"/>
-              <w:right w:val="single" w:color="CCCCCC" w:sz="1"/>
-            </w:tcBorders>
-            <w:shd w:fill="F5F7FA" w:val="clear"/>
-            <w:tcMar>
-              <w:top w:type="dxa" w:w="80"/>
-              <w:left w:type="dxa" w:w="120"/>
-              <w:bottom w:type="dxa" w:w="80"/>
-              <w:right w:type="dxa" w:w="120"/>
-            </w:tcMar>
-            <w:vAlign w:val="center"/>
-          </w:tcPr>
-          <w:p>
-            <w:pPr>
-              <w:jc w:val="center"/>
-            </w:pPr>
-            <w:r>
-              <w:rPr>
-                <w:rFonts w:ascii="Arial" w:cs="Arial" w:eastAsia="Arial" w:hAnsi="Arial"/>
-                <w:b w:val="false"/>
-                <w:bCs w:val="false"/>
-                <w:color w:val="333333"/>
-                <w:sz w:val="18"/>
-                <w:szCs w:val="18"/>
-              </w:rPr>
-              <w:t xml:space="preserve">-</w:t>
-            </w:r>
-          </w:p>
-        </w:tc>
-        <w:tc>
-          <w:tcPr>
-            <w:tcW w:type="pct" w:w="9%"/>
-            <w:tcBorders>
-              <w:top w:val="single" w:color="CCCCCC" w:sz="1"/>
-              <w:left w:val="single" w:color="CCCCCC" w:sz="1"/>
-              <w:bottom w:val="single" w:color="CCCCCC" w:sz="1"/>
-              <w:right w:val="single" w:color="CCCCCC" w:sz="1"/>
-            </w:tcBorders>
-            <w:shd w:fill="FFF9C4" w:val="clear"/>
-            <w:tcMar>
-              <w:top w:type="dxa" w:w="80"/>
-              <w:left w:type="dxa" w:w="120"/>
-              <w:bottom w:type="dxa" w:w="80"/>
-              <w:right w:type="dxa" w:w="120"/>
-            </w:tcMar>
-            <w:vAlign w:val="center"/>
-          </w:tcPr>
-          <w:p>
-            <w:pPr>
-              <w:jc w:val="center"/>
-            </w:pPr>
-            <w:r>
-              <w:rPr>
-                <w:rFonts w:ascii="Arial" w:cs="Arial" w:eastAsia="Arial" w:hAnsi="Arial"/>
-                <w:b w:val="false"/>
-                <w:bCs w:val="false"/>
-                <w:color w:val="333333"/>
-                <w:sz w:val="18"/>
-                <w:szCs w:val="18"/>
-              </w:rPr>
-              <w:t xml:space="preserve">1</w:t>
-            </w:r>
-          </w:p>
-        </w:tc>
-        <w:tc>
-          <w:tcPr>
-            <w:tcW w:type="pct" w:w="9%"/>
-            <w:tcBorders>
-              <w:top w:val="single" w:color="CCCCCC" w:sz="1"/>
-              <w:left w:val="single" w:color="CCCCCC" w:sz="1"/>
-              <w:bottom w:val="single" w:color="CCCCCC" w:sz="1"/>
-              <w:right w:val="single" w:color="CCCCCC" w:sz="1"/>
-            </w:tcBorders>
-            <w:shd w:fill="F5F7FA" w:val="clear"/>
-            <w:tcMar>
-              <w:top w:type="dxa" w:w="80"/>
-              <w:left w:type="dxa" w:w="120"/>
-              <w:bottom w:type="dxa" w:w="80"/>
-              <w:right w:type="dxa" w:w="120"/>
-            </w:tcMar>
-            <w:vAlign w:val="center"/>
-          </w:tcPr>
-          <w:p>
-            <w:pPr>
-              <w:jc w:val="center"/>
-            </w:pPr>
-            <w:r>
-              <w:rPr>
-                <w:rFonts w:ascii="Arial" w:cs="Arial" w:eastAsia="Arial" w:hAnsi="Arial"/>
-                <w:b w:val="false"/>
-                <w:bCs w:val="false"/>
-                <w:color w:val="333333"/>
-                <w:sz w:val="18"/>
-                <w:szCs w:val="18"/>
-              </w:rPr>
-              <w:t xml:space="preserve">-</w:t>
-            </w:r>
-          </w:p>
-        </w:tc>
-        <w:tc>
-          <w:tcPr>
-            <w:tcW w:type="pct" w:w="9%"/>
-            <w:tcBorders>
-              <w:top w:val="single" w:color="CCCCCC" w:sz="1"/>
-              <w:left w:val="single" w:color="CCCCCC" w:sz="1"/>
-              <w:bottom w:val="single" w:color="CCCCCC" w:sz="1"/>
-              <w:right w:val="single" w:color="CCCCCC" w:sz="1"/>
-            </w:tcBorders>
-            <w:shd w:fill="F5F7FA" w:val="clear"/>
-            <w:tcMar>
-              <w:top w:type="dxa" w:w="80"/>
-              <w:left w:type="dxa" w:w="120"/>
-              <w:bottom w:type="dxa" w:w="80"/>
-              <w:right w:type="dxa" w:w="120"/>
-            </w:tcMar>
-            <w:vAlign w:val="center"/>
-          </w:tcPr>
-          <w:p>
-            <w:pPr>
-              <w:jc w:val="center"/>
-            </w:pPr>
-            <w:r>
-              <w:rPr>
-                <w:rFonts w:ascii="Arial" w:cs="Arial" w:eastAsia="Arial" w:hAnsi="Arial"/>
-                <w:b w:val="false"/>
-                <w:bCs w:val="false"/>
-                <w:color w:val="333333"/>
-                <w:sz w:val="18"/>
-                <w:szCs w:val="18"/>
-              </w:rPr>
-              <w:t xml:space="preserve">-</w:t>
             </w:r>
           </w:p>
         </w:tc>
@@ -13064,6 +13063,41 @@
               <w:bottom w:val="single" w:color="CCCCCC" w:sz="1"/>
               <w:right w:val="single" w:color="CCCCCC" w:sz="1"/>
             </w:tcBorders>
+            <w:shd w:fill="FFF9C4" w:val="clear"/>
+            <w:tcMar>
+              <w:top w:type="dxa" w:w="80"/>
+              <w:left w:type="dxa" w:w="120"/>
+              <w:bottom w:type="dxa" w:w="80"/>
+              <w:right w:type="dxa" w:w="120"/>
+            </w:tcMar>
+            <w:vAlign w:val="center"/>
+          </w:tcPr>
+          <w:p>
+            <w:pPr>
+              <w:jc w:val="center"/>
+            </w:pPr>
+            <w:r>
+              <w:rPr>
+                <w:rFonts w:ascii="Arial" w:cs="Arial" w:eastAsia="Arial" w:hAnsi="Arial"/>
+                <w:b w:val="false"/>
+                <w:bCs w:val="false"/>
+                <w:color w:val="333333"/>
+                <w:sz w:val="18"/>
+                <w:szCs w:val="18"/>
+              </w:rPr>
+              <w:t xml:space="preserve">1</w:t>
+            </w:r>
+          </w:p>
+        </w:tc>
+        <w:tc>
+          <w:tcPr>
+            <w:tcW w:type="pct" w:w="9%"/>
+            <w:tcBorders>
+              <w:top w:val="single" w:color="CCCCCC" w:sz="1"/>
+              <w:left w:val="single" w:color="CCCCCC" w:sz="1"/>
+              <w:bottom w:val="single" w:color="CCCCCC" w:sz="1"/>
+              <w:right w:val="single" w:color="CCCCCC" w:sz="1"/>
+            </w:tcBorders>
             <w:tcMar>
               <w:top w:type="dxa" w:w="80"/>
               <w:left w:type="dxa" w:w="120"/>
@@ -13086,41 +13120,6 @@
                 <w:szCs w:val="18"/>
               </w:rPr>
               <w:t xml:space="preserve">-</w:t>
-            </w:r>
-          </w:p>
-        </w:tc>
-        <w:tc>
-          <w:tcPr>
-            <w:tcW w:type="pct" w:w="9%"/>
-            <w:tcBorders>
-              <w:top w:val="single" w:color="CCCCCC" w:sz="1"/>
-              <w:left w:val="single" w:color="CCCCCC" w:sz="1"/>
-              <w:bottom w:val="single" w:color="CCCCCC" w:sz="1"/>
-              <w:right w:val="single" w:color="CCCCCC" w:sz="1"/>
-            </w:tcBorders>
-            <w:shd w:fill="FFF9C4" w:val="clear"/>
-            <w:tcMar>
-              <w:top w:type="dxa" w:w="80"/>
-              <w:left w:type="dxa" w:w="120"/>
-              <w:bottom w:type="dxa" w:w="80"/>
-              <w:right w:type="dxa" w:w="120"/>
-            </w:tcMar>
-            <w:vAlign w:val="center"/>
-          </w:tcPr>
-          <w:p>
-            <w:pPr>
-              <w:jc w:val="center"/>
-            </w:pPr>
-            <w:r>
-              <w:rPr>
-                <w:rFonts w:ascii="Arial" w:cs="Arial" w:eastAsia="Arial" w:hAnsi="Arial"/>
-                <w:b w:val="false"/>
-                <w:bCs w:val="false"/>
-                <w:color w:val="333333"/>
-                <w:sz w:val="18"/>
-                <w:szCs w:val="18"/>
-              </w:rPr>
-              <w:t xml:space="preserve">1</w:t>
             </w:r>
           </w:p>
         </w:tc>
@@ -13227,7 +13226,7 @@
                 <w:sz w:val="18"/>
                 <w:szCs w:val="18"/>
               </w:rPr>
-              <w:t xml:space="preserve">3.4</w:t>
+              <w:t xml:space="preserve">3.3</w:t>
             </w:r>
           </w:p>
         </w:tc>
@@ -13415,29 +13414,29 @@
               <w:bottom w:val="single" w:color="CCCCCC" w:sz="1"/>
               <w:right w:val="single" w:color="CCCCCC" w:sz="1"/>
             </w:tcBorders>
-            <w:shd w:fill="FFF9C4" w:val="clear"/>
-            <w:tcMar>
-              <w:top w:type="dxa" w:w="80"/>
-              <w:left w:type="dxa" w:w="120"/>
-              <w:bottom w:type="dxa" w:w="80"/>
-              <w:right w:type="dxa" w:w="120"/>
-            </w:tcMar>
-            <w:vAlign w:val="center"/>
-          </w:tcPr>
-          <w:p>
-            <w:pPr>
-              <w:jc w:val="center"/>
-            </w:pPr>
-            <w:r>
-              <w:rPr>
-                <w:rFonts w:ascii="Arial" w:cs="Arial" w:eastAsia="Arial" w:hAnsi="Arial"/>
-                <w:b w:val="false"/>
-                <w:bCs w:val="false"/>
-                <w:color w:val="333333"/>
-                <w:sz w:val="18"/>
-                <w:szCs w:val="18"/>
-              </w:rPr>
-              <w:t xml:space="preserve">1</w:t>
+            <w:shd w:fill="F5F7FA" w:val="clear"/>
+            <w:tcMar>
+              <w:top w:type="dxa" w:w="80"/>
+              <w:left w:type="dxa" w:w="120"/>
+              <w:bottom w:type="dxa" w:w="80"/>
+              <w:right w:type="dxa" w:w="120"/>
+            </w:tcMar>
+            <w:vAlign w:val="center"/>
+          </w:tcPr>
+          <w:p>
+            <w:pPr>
+              <w:jc w:val="center"/>
+            </w:pPr>
+            <w:r>
+              <w:rPr>
+                <w:rFonts w:ascii="Arial" w:cs="Arial" w:eastAsia="Arial" w:hAnsi="Arial"/>
+                <w:b w:val="false"/>
+                <w:bCs w:val="false"/>
+                <w:color w:val="333333"/>
+                <w:sz w:val="18"/>
+                <w:szCs w:val="18"/>
+              </w:rPr>
+              <w:t xml:space="preserve">-</w:t>
             </w:r>
           </w:p>
         </w:tc>
@@ -13853,7 +13852,7 @@
                 <w:sz w:val="18"/>
                 <w:szCs w:val="18"/>
               </w:rPr>
-              <w:t xml:space="preserve">2.4</w:t>
+              <w:t xml:space="preserve">2.3</w:t>
             </w:r>
           </w:p>
         </w:tc>
@@ -14041,29 +14040,29 @@
               <w:bottom w:val="single" w:color="CCCCCC" w:sz="1"/>
               <w:right w:val="single" w:color="CCCCCC" w:sz="1"/>
             </w:tcBorders>
-            <w:shd w:fill="FFF9C4" w:val="clear"/>
-            <w:tcMar>
-              <w:top w:type="dxa" w:w="80"/>
-              <w:left w:type="dxa" w:w="120"/>
-              <w:bottom w:type="dxa" w:w="80"/>
-              <w:right w:type="dxa" w:w="120"/>
-            </w:tcMar>
-            <w:vAlign w:val="center"/>
-          </w:tcPr>
-          <w:p>
-            <w:pPr>
-              <w:jc w:val="center"/>
-            </w:pPr>
-            <w:r>
-              <w:rPr>
-                <w:rFonts w:ascii="Arial" w:cs="Arial" w:eastAsia="Arial" w:hAnsi="Arial"/>
-                <w:b w:val="false"/>
-                <w:bCs w:val="false"/>
-                <w:color w:val="333333"/>
-                <w:sz w:val="18"/>
-                <w:szCs w:val="18"/>
-              </w:rPr>
-              <w:t xml:space="preserve">1</w:t>
+            <w:shd w:fill="F5F7FA" w:val="clear"/>
+            <w:tcMar>
+              <w:top w:type="dxa" w:w="80"/>
+              <w:left w:type="dxa" w:w="120"/>
+              <w:bottom w:type="dxa" w:w="80"/>
+              <w:right w:type="dxa" w:w="120"/>
+            </w:tcMar>
+            <w:vAlign w:val="center"/>
+          </w:tcPr>
+          <w:p>
+            <w:pPr>
+              <w:jc w:val="center"/>
+            </w:pPr>
+            <w:r>
+              <w:rPr>
+                <w:rFonts w:ascii="Arial" w:cs="Arial" w:eastAsia="Arial" w:hAnsi="Arial"/>
+                <w:b w:val="false"/>
+                <w:bCs w:val="false"/>
+                <w:color w:val="333333"/>
+                <w:sz w:val="18"/>
+                <w:szCs w:val="18"/>
+              </w:rPr>
+              <w:t xml:space="preserve">-</w:t>
             </w:r>
           </w:p>
         </w:tc>
@@ -14167,7 +14166,7 @@
                 <w:sz w:val="18"/>
                 <w:szCs w:val="18"/>
               </w:rPr>
-              <w:t xml:space="preserve">2.0</w:t>
+              <w:t xml:space="preserve">1.9</w:t>
             </w:r>
           </w:p>
         </w:tc>
@@ -14249,6 +14248,40 @@
               <w:bottom w:val="single" w:color="CCCCCC" w:sz="1"/>
               <w:right w:val="single" w:color="CCCCCC" w:sz="1"/>
             </w:tcBorders>
+            <w:tcMar>
+              <w:top w:type="dxa" w:w="80"/>
+              <w:left w:type="dxa" w:w="120"/>
+              <w:bottom w:type="dxa" w:w="80"/>
+              <w:right w:type="dxa" w:w="120"/>
+            </w:tcMar>
+            <w:vAlign w:val="center"/>
+          </w:tcPr>
+          <w:p>
+            <w:pPr>
+              <w:jc w:val="center"/>
+            </w:pPr>
+            <w:r>
+              <w:rPr>
+                <w:rFonts w:ascii="Arial" w:cs="Arial" w:eastAsia="Arial" w:hAnsi="Arial"/>
+                <w:b w:val="false"/>
+                <w:bCs w:val="false"/>
+                <w:color w:val="333333"/>
+                <w:sz w:val="18"/>
+                <w:szCs w:val="18"/>
+              </w:rPr>
+              <w:t xml:space="preserve">-</w:t>
+            </w:r>
+          </w:p>
+        </w:tc>
+        <w:tc>
+          <w:tcPr>
+            <w:tcW w:type="pct" w:w="9%"/>
+            <w:tcBorders>
+              <w:top w:val="single" w:color="CCCCCC" w:sz="1"/>
+              <w:left w:val="single" w:color="CCCCCC" w:sz="1"/>
+              <w:bottom w:val="single" w:color="CCCCCC" w:sz="1"/>
+              <w:right w:val="single" w:color="CCCCCC" w:sz="1"/>
+            </w:tcBorders>
             <w:shd w:fill="FFF9C4" w:val="clear"/>
             <w:tcMar>
               <w:top w:type="dxa" w:w="80"/>
@@ -14272,40 +14305,6 @@
                 <w:szCs w:val="18"/>
               </w:rPr>
               <w:t xml:space="preserve">1</w:t>
-            </w:r>
-          </w:p>
-        </w:tc>
-        <w:tc>
-          <w:tcPr>
-            <w:tcW w:type="pct" w:w="9%"/>
-            <w:tcBorders>
-              <w:top w:val="single" w:color="CCCCCC" w:sz="1"/>
-              <w:left w:val="single" w:color="CCCCCC" w:sz="1"/>
-              <w:bottom w:val="single" w:color="CCCCCC" w:sz="1"/>
-              <w:right w:val="single" w:color="CCCCCC" w:sz="1"/>
-            </w:tcBorders>
-            <w:tcMar>
-              <w:top w:type="dxa" w:w="80"/>
-              <w:left w:type="dxa" w:w="120"/>
-              <w:bottom w:type="dxa" w:w="80"/>
-              <w:right w:type="dxa" w:w="120"/>
-            </w:tcMar>
-            <w:vAlign w:val="center"/>
-          </w:tcPr>
-          <w:p>
-            <w:pPr>
-              <w:jc w:val="center"/>
-            </w:pPr>
-            <w:r>
-              <w:rPr>
-                <w:rFonts w:ascii="Arial" w:cs="Arial" w:eastAsia="Arial" w:hAnsi="Arial"/>
-                <w:b w:val="false"/>
-                <w:bCs w:val="false"/>
-                <w:color w:val="333333"/>
-                <w:sz w:val="18"/>
-                <w:szCs w:val="18"/>
-              </w:rPr>
-              <w:t xml:space="preserve">-</w:t>
             </w:r>
           </w:p>
         </w:tc>
@@ -14480,7 +14479,7 @@
                 <w:sz w:val="18"/>
                 <w:szCs w:val="18"/>
               </w:rPr>
-              <w:t xml:space="preserve">0.9</w:t>
+              <w:t xml:space="preserve">0.8</w:t>
             </w:r>
           </w:p>
         </w:tc>
@@ -14563,6 +14562,41 @@
               <w:bottom w:val="single" w:color="CCCCCC" w:sz="1"/>
               <w:right w:val="single" w:color="CCCCCC" w:sz="1"/>
             </w:tcBorders>
+            <w:shd w:fill="F5F7FA" w:val="clear"/>
+            <w:tcMar>
+              <w:top w:type="dxa" w:w="80"/>
+              <w:left w:type="dxa" w:w="120"/>
+              <w:bottom w:type="dxa" w:w="80"/>
+              <w:right w:type="dxa" w:w="120"/>
+            </w:tcMar>
+            <w:vAlign w:val="center"/>
+          </w:tcPr>
+          <w:p>
+            <w:pPr>
+              <w:jc w:val="center"/>
+            </w:pPr>
+            <w:r>
+              <w:rPr>
+                <w:rFonts w:ascii="Arial" w:cs="Arial" w:eastAsia="Arial" w:hAnsi="Arial"/>
+                <w:b w:val="false"/>
+                <w:bCs w:val="false"/>
+                <w:color w:val="333333"/>
+                <w:sz w:val="18"/>
+                <w:szCs w:val="18"/>
+              </w:rPr>
+              <w:t xml:space="preserve">-</w:t>
+            </w:r>
+          </w:p>
+        </w:tc>
+        <w:tc>
+          <w:tcPr>
+            <w:tcW w:type="pct" w:w="9%"/>
+            <w:tcBorders>
+              <w:top w:val="single" w:color="CCCCCC" w:sz="1"/>
+              <w:left w:val="single" w:color="CCCCCC" w:sz="1"/>
+              <w:bottom w:val="single" w:color="CCCCCC" w:sz="1"/>
+              <w:right w:val="single" w:color="CCCCCC" w:sz="1"/>
+            </w:tcBorders>
             <w:shd w:fill="FFF9C4" w:val="clear"/>
             <w:tcMar>
               <w:top w:type="dxa" w:w="80"/>
@@ -14586,41 +14620,6 @@
                 <w:szCs w:val="18"/>
               </w:rPr>
               <w:t xml:space="preserve">1</w:t>
-            </w:r>
-          </w:p>
-        </w:tc>
-        <w:tc>
-          <w:tcPr>
-            <w:tcW w:type="pct" w:w="9%"/>
-            <w:tcBorders>
-              <w:top w:val="single" w:color="CCCCCC" w:sz="1"/>
-              <w:left w:val="single" w:color="CCCCCC" w:sz="1"/>
-              <w:bottom w:val="single" w:color="CCCCCC" w:sz="1"/>
-              <w:right w:val="single" w:color="CCCCCC" w:sz="1"/>
-            </w:tcBorders>
-            <w:shd w:fill="F5F7FA" w:val="clear"/>
-            <w:tcMar>
-              <w:top w:type="dxa" w:w="80"/>
-              <w:left w:type="dxa" w:w="120"/>
-              <w:bottom w:type="dxa" w:w="80"/>
-              <w:right w:type="dxa" w:w="120"/>
-            </w:tcMar>
-            <w:vAlign w:val="center"/>
-          </w:tcPr>
-          <w:p>
-            <w:pPr>
-              <w:jc w:val="center"/>
-            </w:pPr>
-            <w:r>
-              <w:rPr>
-                <w:rFonts w:ascii="Arial" w:cs="Arial" w:eastAsia="Arial" w:hAnsi="Arial"/>
-                <w:b w:val="false"/>
-                <w:bCs w:val="false"/>
-                <w:color w:val="333333"/>
-                <w:sz w:val="18"/>
-                <w:szCs w:val="18"/>
-              </w:rPr>
-              <w:t xml:space="preserve">-</w:t>
             </w:r>
           </w:p>
         </w:tc>
@@ -14876,6 +14875,40 @@
               <w:bottom w:val="single" w:color="CCCCCC" w:sz="1"/>
               <w:right w:val="single" w:color="CCCCCC" w:sz="1"/>
             </w:tcBorders>
+            <w:tcMar>
+              <w:top w:type="dxa" w:w="80"/>
+              <w:left w:type="dxa" w:w="120"/>
+              <w:bottom w:type="dxa" w:w="80"/>
+              <w:right w:type="dxa" w:w="120"/>
+            </w:tcMar>
+            <w:vAlign w:val="center"/>
+          </w:tcPr>
+          <w:p>
+            <w:pPr>
+              <w:jc w:val="center"/>
+            </w:pPr>
+            <w:r>
+              <w:rPr>
+                <w:rFonts w:ascii="Arial" w:cs="Arial" w:eastAsia="Arial" w:hAnsi="Arial"/>
+                <w:b w:val="false"/>
+                <w:bCs w:val="false"/>
+                <w:color w:val="333333"/>
+                <w:sz w:val="18"/>
+                <w:szCs w:val="18"/>
+              </w:rPr>
+              <w:t xml:space="preserve">-</w:t>
+            </w:r>
+          </w:p>
+        </w:tc>
+        <w:tc>
+          <w:tcPr>
+            <w:tcW w:type="pct" w:w="9%"/>
+            <w:tcBorders>
+              <w:top w:val="single" w:color="CCCCCC" w:sz="1"/>
+              <w:left w:val="single" w:color="CCCCCC" w:sz="1"/>
+              <w:bottom w:val="single" w:color="CCCCCC" w:sz="1"/>
+              <w:right w:val="single" w:color="CCCCCC" w:sz="1"/>
+            </w:tcBorders>
             <w:shd w:fill="FFF9C4" w:val="clear"/>
             <w:tcMar>
               <w:top w:type="dxa" w:w="80"/>
@@ -14899,40 +14932,6 @@
                 <w:szCs w:val="18"/>
               </w:rPr>
               <w:t xml:space="preserve">1</w:t>
-            </w:r>
-          </w:p>
-        </w:tc>
-        <w:tc>
-          <w:tcPr>
-            <w:tcW w:type="pct" w:w="9%"/>
-            <w:tcBorders>
-              <w:top w:val="single" w:color="CCCCCC" w:sz="1"/>
-              <w:left w:val="single" w:color="CCCCCC" w:sz="1"/>
-              <w:bottom w:val="single" w:color="CCCCCC" w:sz="1"/>
-              <w:right w:val="single" w:color="CCCCCC" w:sz="1"/>
-            </w:tcBorders>
-            <w:tcMar>
-              <w:top w:type="dxa" w:w="80"/>
-              <w:left w:type="dxa" w:w="120"/>
-              <w:bottom w:type="dxa" w:w="80"/>
-              <w:right w:type="dxa" w:w="120"/>
-            </w:tcMar>
-            <w:vAlign w:val="center"/>
-          </w:tcPr>
-          <w:p>
-            <w:pPr>
-              <w:jc w:val="center"/>
-            </w:pPr>
-            <w:r>
-              <w:rPr>
-                <w:rFonts w:ascii="Arial" w:cs="Arial" w:eastAsia="Arial" w:hAnsi="Arial"/>
-                <w:b w:val="false"/>
-                <w:bCs w:val="false"/>
-                <w:color w:val="333333"/>
-                <w:sz w:val="18"/>
-                <w:szCs w:val="18"/>
-              </w:rPr>
-              <w:t xml:space="preserve">-</w:t>
             </w:r>
           </w:p>
         </w:tc>
@@ -15191,7 +15190,7 @@
           <w:sz w:val="21"/>
           <w:szCs w:val="21"/>
         </w:rPr>
-        <w:t xml:space="preserve">現状スコア：7.79点 → 目標スコア：8.5点</w:t>
+        <w:t xml:space="preserve">現状スコア：7.72点 → 目標スコア：8.5点</w:t>
       </w:r>
     </w:p>
     <w:p>
@@ -15585,7 +15584,7 @@
           <w:sz w:val="21"/>
           <w:szCs w:val="21"/>
         </w:rPr>
-        <w:t xml:space="preserve">現状スコア：7.11点 → 目標スコア：8点</w:t>
+        <w:t xml:space="preserve">現状スコア：7.08点 → 目標スコア：8点</w:t>
       </w:r>
     </w:p>
     <w:p>
@@ -15979,7 +15978,7 @@
           <w:sz w:val="21"/>
           <w:szCs w:val="21"/>
         </w:rPr>
-        <w:t xml:space="preserve">現状スコア：7.45点 → 目標スコア：8点</w:t>
+        <w:t xml:space="preserve">現状スコア：7.43点 → 目標スコア：8点</w:t>
       </w:r>
     </w:p>
     <w:p>
@@ -16358,7 +16357,7 @@
           <w:sz w:val="22"/>
           <w:szCs w:val="22"/>
         </w:rPr>
-        <w:t xml:space="preserve">【URGENT】コートホテル新横浜</w:t>
+        <w:t xml:space="preserve">【URGENT】コンフォートホテル横浜関内</w:t>
       </w:r>
     </w:p>
     <w:p>
@@ -16373,7 +16372,7 @@
           <w:sz w:val="21"/>
           <w:szCs w:val="21"/>
         </w:rPr>
-        <w:t xml:space="preserve">現状スコア：7.03点 → 目標スコア：8点</w:t>
+        <w:t xml:space="preserve">現状スコア：7.41点 → 目標スコア：8点</w:t>
       </w:r>
     </w:p>
     <w:p>
@@ -16388,7 +16387,7 @@
           <w:sz w:val="21"/>
           <w:szCs w:val="21"/>
         </w:rPr>
-        <w:t xml:space="preserve">主要課題：清掃品質全般(8件)、臭気・異臭(2件)、タバコ関連(1件)</w:t>
+        <w:t xml:space="preserve">主要課題：シミ・汚れ跡(7件)、清掃品質全般(6件)、タバコ関連(1件)</w:t>
       </w:r>
     </w:p>
     <w:p>
@@ -16423,7 +16422,7 @@
           <w:sz w:val="21"/>
           <w:szCs w:val="21"/>
         </w:rPr>
-        <w:t xml:space="preserve">清掃品質基準の明確化と全スタッフへの共有（清掃品質全般）</w:t>
+        <w:t xml:space="preserve">シミ箇所の特定と専用クリーナーによる除去（シミ・汚れ跡）</w:t>
       </w:r>
     </w:p>
     <w:p>
@@ -16442,7 +16441,7 @@
           <w:sz w:val="21"/>
           <w:szCs w:val="21"/>
         </w:rPr>
-        <w:t xml:space="preserve">重点箇所（水回り・ベッド周り）の清掃手順見直し（清掃品質全般）</w:t>
+        <w:t xml:space="preserve">清掃品質基準の明確化と全スタッフへの共有（清掃品質全般）</w:t>
       </w:r>
     </w:p>
     <w:p>
@@ -16461,7 +16460,7 @@
           <w:sz w:val="21"/>
           <w:szCs w:val="21"/>
         </w:rPr>
-        <w:t xml:space="preserve">臭気発生源の特定と即時対処（排水トラップ、換気扇）（臭気・異臭）</w:t>
+        <w:t xml:space="preserve">重点箇所（水回り・ベッド周り）の清掃手順見直し（清掃品質全般）</w:t>
       </w:r>
     </w:p>
     <w:p>
@@ -16480,7 +16479,7 @@
           <w:sz w:val="21"/>
           <w:szCs w:val="21"/>
         </w:rPr>
-        <w:t xml:space="preserve">消臭・脱臭処理の実施（臭気・異臭）</w:t>
+        <w:t xml:space="preserve">禁煙室の残留臭調査と脱臭処理（タバコ関連）</w:t>
       </w:r>
     </w:p>
     <w:p>
@@ -16499,7 +16498,7 @@
           <w:sz w:val="21"/>
           <w:szCs w:val="21"/>
         </w:rPr>
-        <w:t xml:space="preserve">禁煙室の残留臭調査と脱臭処理（タバコ関連）</w:t>
+        <w:t xml:space="preserve">喫煙室との動線分離確認（タバコ関連）</w:t>
       </w:r>
     </w:p>
     <w:p>
@@ -16518,7 +16517,7 @@
           <w:sz w:val="21"/>
           <w:szCs w:val="21"/>
         </w:rPr>
-        <w:t xml:space="preserve">喫煙室との動線分離確認（タバコ関連）</w:t>
+        <w:t xml:space="preserve">ベッドメイク後の粘着ローラー仕上げ工程追加（毛髪・髪の毛）</w:t>
       </w:r>
     </w:p>
     <w:p>
@@ -16558,7 +16557,7 @@
           <w:sz w:val="21"/>
           <w:szCs w:val="21"/>
         </w:rPr>
-        <w:t xml:space="preserve">品質管理チェックリストの導入と実施（清掃品質全般）</w:t>
+        <w:t xml:space="preserve">シミ発見時の即時報告・対処フロー構築（シミ・汚れ跡）</w:t>
       </w:r>
     </w:p>
     <w:p>
@@ -16577,7 +16576,7 @@
           <w:sz w:val="21"/>
           <w:szCs w:val="21"/>
         </w:rPr>
-        <w:t xml:space="preserve">QCインスペクション体制の構築（ランダム抜き打ち検査）（清掃品質全般）</w:t>
+        <w:t xml:space="preserve">品質管理チェックリストの導入と実施（清掃品質全般）</w:t>
       </w:r>
     </w:p>
     <w:p>
@@ -16596,7 +16595,7 @@
           <w:sz w:val="21"/>
           <w:szCs w:val="21"/>
         </w:rPr>
-        <w:t xml:space="preserve">定期的な換気・消臭ルーティンの標準化（臭気・異臭）</w:t>
+        <w:t xml:space="preserve">QCインスペクション体制の構築（ランダム抜き打ち検査）（清掃品質全般）</w:t>
       </w:r>
     </w:p>
     <w:p>
@@ -16615,7 +16614,7 @@
           <w:sz w:val="21"/>
           <w:szCs w:val="21"/>
         </w:rPr>
-        <w:t xml:space="preserve">エアコン・排水系の臭気源の根本対策（臭気・異臭）</w:t>
+        <w:t xml:space="preserve">廊下・共用部の定期脱臭処理スケジュール導入（タバコ関連）</w:t>
       </w:r>
     </w:p>
     <w:p>
@@ -16634,7 +16633,7 @@
           <w:sz w:val="21"/>
           <w:szCs w:val="21"/>
         </w:rPr>
-        <w:t xml:space="preserve">廊下・共用部の定期脱臭処理スケジュール導入（タバコ関連）</w:t>
+        <w:t xml:space="preserve">清掃チェックリストに毛髪確認項目を明記（毛髪・髪の毛）</w:t>
       </w:r>
     </w:p>
     <w:p>
@@ -16712,7 +16711,74 @@
           <w:sz w:val="21"/>
           <w:szCs w:val="21"/>
         </w:rPr>
-        <w:t xml:space="preserve">オゾン脱臭機の導入検討（臭気・異臭）</w:t>
+        <w:t xml:space="preserve">フロア単位での完全禁煙化提案（タバコ関連）</w:t>
+      </w:r>
+    </w:p>
+    <w:p>
+      <w:r>
+        <w:br w:type="page"/>
+      </w:r>
+    </w:p>
+    <w:p>
+      <w:pPr>
+        <w:spacing w:after="120" w:before="200"/>
+      </w:pPr>
+      <w:r>
+        <w:rPr>
+          <w:rFonts w:ascii="Arial" w:cs="Arial" w:eastAsia="Arial" w:hAnsi="Arial"/>
+          <w:b/>
+          <w:bCs/>
+          <w:color w:val="1B3A5C"/>
+          <w:sz w:val="22"/>
+          <w:szCs w:val="22"/>
+        </w:rPr>
+        <w:t xml:space="preserve">【URGENT】コートホテル新横浜</w:t>
+      </w:r>
+    </w:p>
+    <w:p>
+      <w:pPr>
+        <w:spacing w:after="120" w:line="320"/>
+        <w:jc w:val="left"/>
+      </w:pPr>
+      <w:r>
+        <w:rPr>
+          <w:rFonts w:ascii="Arial" w:cs="Arial" w:eastAsia="Arial" w:hAnsi="Arial"/>
+          <w:color w:val="333333"/>
+          <w:sz w:val="21"/>
+          <w:szCs w:val="21"/>
+        </w:rPr>
+        <w:t xml:space="preserve">現状スコア：7.03点 → 目標スコア：8点</w:t>
+      </w:r>
+    </w:p>
+    <w:p>
+      <w:pPr>
+        <w:spacing w:after="120" w:line="320"/>
+        <w:jc w:val="left"/>
+      </w:pPr>
+      <w:r>
+        <w:rPr>
+          <w:rFonts w:ascii="Arial" w:cs="Arial" w:eastAsia="Arial" w:hAnsi="Arial"/>
+          <w:color w:val="333333"/>
+          <w:sz w:val="21"/>
+          <w:szCs w:val="21"/>
+        </w:rPr>
+        <w:t xml:space="preserve">主要課題：清掃品質全般(8件)、臭気・異臭(2件)、タバコ関連(1件)</w:t>
+      </w:r>
+    </w:p>
+    <w:p>
+      <w:pPr>
+        <w:spacing w:after="120" w:before="200"/>
+      </w:pPr>
+      <w:r>
+        <w:rPr>
+          <w:rFonts w:ascii="Arial" w:cs="Arial" w:eastAsia="Arial" w:hAnsi="Arial"/>
+          <w:b/>
+          <w:bCs/>
+          <w:color w:val="1B3A5C"/>
+          <w:sz w:val="22"/>
+          <w:szCs w:val="22"/>
+        </w:rPr>
+        <w:t xml:space="preserve">Phase 1：即時対応（1-2週間）</w:t>
       </w:r>
     </w:p>
     <w:p>
@@ -16731,74 +16797,7 @@
           <w:sz w:val="21"/>
           <w:szCs w:val="21"/>
         </w:rPr>
-        <w:t xml:space="preserve">空気品質モニタリングの導入（臭気・異臭）</w:t>
-      </w:r>
-    </w:p>
-    <w:p>
-      <w:r>
-        <w:br w:type="page"/>
-      </w:r>
-    </w:p>
-    <w:p>
-      <w:pPr>
-        <w:spacing w:after="120" w:before="200"/>
-      </w:pPr>
-      <w:r>
-        <w:rPr>
-          <w:rFonts w:ascii="Arial" w:cs="Arial" w:eastAsia="Arial" w:hAnsi="Arial"/>
-          <w:b/>
-          <w:bCs/>
-          <w:color w:val="1B3A5C"/>
-          <w:sz w:val="22"/>
-          <w:szCs w:val="22"/>
-        </w:rPr>
-        <w:t xml:space="preserve">【URGENT】コンフォートホテル横浜関内</w:t>
-      </w:r>
-    </w:p>
-    <w:p>
-      <w:pPr>
-        <w:spacing w:after="120" w:line="320"/>
-        <w:jc w:val="left"/>
-      </w:pPr>
-      <w:r>
-        <w:rPr>
-          <w:rFonts w:ascii="Arial" w:cs="Arial" w:eastAsia="Arial" w:hAnsi="Arial"/>
-          <w:color w:val="333333"/>
-          <w:sz w:val="21"/>
-          <w:szCs w:val="21"/>
-        </w:rPr>
-        <w:t xml:space="preserve">現状スコア：7.46点 → 目標スコア：8点</w:t>
-      </w:r>
-    </w:p>
-    <w:p>
-      <w:pPr>
-        <w:spacing w:after="120" w:line="320"/>
-        <w:jc w:val="left"/>
-      </w:pPr>
-      <w:r>
-        <w:rPr>
-          <w:rFonts w:ascii="Arial" w:cs="Arial" w:eastAsia="Arial" w:hAnsi="Arial"/>
-          <w:color w:val="333333"/>
-          <w:sz w:val="21"/>
-          <w:szCs w:val="21"/>
-        </w:rPr>
-        <w:t xml:space="preserve">主要課題：シミ・汚れ跡(6件)、清掃品質全般(5件)、臭気・異臭(1件)</w:t>
-      </w:r>
-    </w:p>
-    <w:p>
-      <w:pPr>
-        <w:spacing w:after="120" w:before="200"/>
-      </w:pPr>
-      <w:r>
-        <w:rPr>
-          <w:rFonts w:ascii="Arial" w:cs="Arial" w:eastAsia="Arial" w:hAnsi="Arial"/>
-          <w:b/>
-          <w:bCs/>
-          <w:color w:val="1B3A5C"/>
-          <w:sz w:val="22"/>
-          <w:szCs w:val="22"/>
-        </w:rPr>
-        <w:t xml:space="preserve">Phase 1：即時対応（1-2週間）</w:t>
+        <w:t xml:space="preserve">清掃品質基準の明確化と全スタッフへの共有（清掃品質全般）</w:t>
       </w:r>
     </w:p>
     <w:p>
@@ -16817,7 +16816,7 @@
           <w:sz w:val="21"/>
           <w:szCs w:val="21"/>
         </w:rPr>
-        <w:t xml:space="preserve">シミ箇所の特定と専用クリーナーによる除去（シミ・汚れ跡）</w:t>
+        <w:t xml:space="preserve">重点箇所（水回り・ベッド周り）の清掃手順見直し（清掃品質全般）</w:t>
       </w:r>
     </w:p>
     <w:p>
@@ -16836,7 +16835,7 @@
           <w:sz w:val="21"/>
           <w:szCs w:val="21"/>
         </w:rPr>
-        <w:t xml:space="preserve">清掃品質基準の明確化と全スタッフへの共有（清掃品質全般）</w:t>
+        <w:t xml:space="preserve">臭気発生源の特定と即時対処（排水トラップ、換気扇）（臭気・異臭）</w:t>
       </w:r>
     </w:p>
     <w:p>
@@ -16855,7 +16854,7 @@
           <w:sz w:val="21"/>
           <w:szCs w:val="21"/>
         </w:rPr>
-        <w:t xml:space="preserve">重点箇所（水回り・ベッド周り）の清掃手順見直し（清掃品質全般）</w:t>
+        <w:t xml:space="preserve">消臭・脱臭処理の実施（臭気・異臭）</w:t>
       </w:r>
     </w:p>
     <w:p>
@@ -16874,7 +16873,7 @@
           <w:sz w:val="21"/>
           <w:szCs w:val="21"/>
         </w:rPr>
-        <w:t xml:space="preserve">臭気発生源の特定と即時対処（排水トラップ、換気扇）（臭気・異臭）</w:t>
+        <w:t xml:space="preserve">禁煙室の残留臭調査と脱臭処理（タバコ関連）</w:t>
       </w:r>
     </w:p>
     <w:p>
@@ -16893,7 +16892,28 @@
           <w:sz w:val="21"/>
           <w:szCs w:val="21"/>
         </w:rPr>
-        <w:t xml:space="preserve">消臭・脱臭処理の実施（臭気・異臭）</w:t>
+        <w:t xml:space="preserve">喫煙室との動線分離確認（タバコ関連）</w:t>
+      </w:r>
+    </w:p>
+    <w:p>
+      <w:pPr>
+        <w:spacing w:after="100"/>
+      </w:pPr>
+    </w:p>
+    <w:p>
+      <w:pPr>
+        <w:spacing w:after="120" w:before="200"/>
+      </w:pPr>
+      <w:r>
+        <w:rPr>
+          <w:rFonts w:ascii="Arial" w:cs="Arial" w:eastAsia="Arial" w:hAnsi="Arial"/>
+          <w:b/>
+          <w:bCs/>
+          <w:color w:val="1B3A5C"/>
+          <w:sz w:val="22"/>
+          <w:szCs w:val="22"/>
+        </w:rPr>
+        <w:t xml:space="preserve">Phase 2：短期施策（1-3ヶ月）</w:t>
       </w:r>
     </w:p>
     <w:p>
@@ -16912,28 +16932,7 @@
           <w:sz w:val="21"/>
           <w:szCs w:val="21"/>
         </w:rPr>
-        <w:t xml:space="preserve">ベッドメイク後の粘着ローラー仕上げ工程追加（毛髪・髪の毛）</w:t>
-      </w:r>
-    </w:p>
-    <w:p>
-      <w:pPr>
-        <w:spacing w:after="100"/>
-      </w:pPr>
-    </w:p>
-    <w:p>
-      <w:pPr>
-        <w:spacing w:after="120" w:before="200"/>
-      </w:pPr>
-      <w:r>
-        <w:rPr>
-          <w:rFonts w:ascii="Arial" w:cs="Arial" w:eastAsia="Arial" w:hAnsi="Arial"/>
-          <w:b/>
-          <w:bCs/>
-          <w:color w:val="1B3A5C"/>
-          <w:sz w:val="22"/>
-          <w:szCs w:val="22"/>
-        </w:rPr>
-        <w:t xml:space="preserve">Phase 2：短期施策（1-3ヶ月）</w:t>
+        <w:t xml:space="preserve">品質管理チェックリストの導入と実施（清掃品質全般）</w:t>
       </w:r>
     </w:p>
     <w:p>
@@ -16952,7 +16951,7 @@
           <w:sz w:val="21"/>
           <w:szCs w:val="21"/>
         </w:rPr>
-        <w:t xml:space="preserve">シミ発見時の即時報告・対処フロー構築（シミ・汚れ跡）</w:t>
+        <w:t xml:space="preserve">QCインスペクション体制の構築（ランダム抜き打ち検査）（清掃品質全般）</w:t>
       </w:r>
     </w:p>
     <w:p>
@@ -16971,7 +16970,7 @@
           <w:sz w:val="21"/>
           <w:szCs w:val="21"/>
         </w:rPr>
-        <w:t xml:space="preserve">品質管理チェックリストの導入と実施（清掃品質全般）</w:t>
+        <w:t xml:space="preserve">定期的な換気・消臭ルーティンの標準化（臭気・異臭）</w:t>
       </w:r>
     </w:p>
     <w:p>
@@ -16990,7 +16989,7 @@
           <w:sz w:val="21"/>
           <w:szCs w:val="21"/>
         </w:rPr>
-        <w:t xml:space="preserve">QCインスペクション体制の構築（ランダム抜き打ち検査）（清掃品質全般）</w:t>
+        <w:t xml:space="preserve">エアコン・排水系の臭気源の根本対策（臭気・異臭）</w:t>
       </w:r>
     </w:p>
     <w:p>
@@ -17009,7 +17008,28 @@
           <w:sz w:val="21"/>
           <w:szCs w:val="21"/>
         </w:rPr>
-        <w:t xml:space="preserve">定期的な換気・消臭ルーティンの標準化（臭気・異臭）</w:t>
+        <w:t xml:space="preserve">廊下・共用部の定期脱臭処理スケジュール導入（タバコ関連）</w:t>
+      </w:r>
+    </w:p>
+    <w:p>
+      <w:pPr>
+        <w:spacing w:after="100"/>
+      </w:pPr>
+    </w:p>
+    <w:p>
+      <w:pPr>
+        <w:spacing w:after="120" w:before="200"/>
+      </w:pPr>
+      <w:r>
+        <w:rPr>
+          <w:rFonts w:ascii="Arial" w:cs="Arial" w:eastAsia="Arial" w:hAnsi="Arial"/>
+          <w:b/>
+          <w:bCs/>
+          <w:color w:val="1B3A5C"/>
+          <w:sz w:val="22"/>
+          <w:szCs w:val="22"/>
+        </w:rPr>
+        <w:t xml:space="preserve">Phase 3：中期施策（3-6ヶ月）</w:t>
       </w:r>
     </w:p>
     <w:p>
@@ -17028,28 +17048,7 @@
           <w:sz w:val="21"/>
           <w:szCs w:val="21"/>
         </w:rPr>
-        <w:t xml:space="preserve">エアコン・排水系の臭気源の根本対策（臭気・異臭）</w:t>
-      </w:r>
-    </w:p>
-    <w:p>
-      <w:pPr>
-        <w:spacing w:after="100"/>
-      </w:pPr>
-    </w:p>
-    <w:p>
-      <w:pPr>
-        <w:spacing w:after="120" w:before="200"/>
-      </w:pPr>
-      <w:r>
-        <w:rPr>
-          <w:rFonts w:ascii="Arial" w:cs="Arial" w:eastAsia="Arial" w:hAnsi="Arial"/>
-          <w:b/>
-          <w:bCs/>
-          <w:color w:val="1B3A5C"/>
-          <w:sz w:val="22"/>
-          <w:szCs w:val="22"/>
-        </w:rPr>
-        <w:t xml:space="preserve">Phase 3：中期施策（3-6ヶ月）</w:t>
+        <w:t xml:space="preserve">清掃スタッフの定期研修プログラム導入（清掃品質全般）</w:t>
       </w:r>
     </w:p>
     <w:p>
@@ -17068,7 +17067,7 @@
           <w:sz w:val="21"/>
           <w:szCs w:val="21"/>
         </w:rPr>
-        <w:t xml:space="preserve">清掃スタッフの定期研修プログラム導入（清掃品質全般）</w:t>
+        <w:t xml:space="preserve">デジタル清掃記録システムの検討（清掃品質全般）</w:t>
       </w:r>
     </w:p>
     <w:p>
@@ -17087,7 +17086,7 @@
           <w:sz w:val="21"/>
           <w:szCs w:val="21"/>
         </w:rPr>
-        <w:t xml:space="preserve">デジタル清掃記録システムの検討（清掃品質全般）</w:t>
+        <w:t xml:space="preserve">オゾン脱臭機の導入検討（臭気・異臭）</w:t>
       </w:r>
     </w:p>
     <w:p>
@@ -17106,7 +17105,75 @@
           <w:sz w:val="21"/>
           <w:szCs w:val="21"/>
         </w:rPr>
-        <w:t xml:space="preserve">オゾン脱臭機の導入検討（臭気・異臭）</w:t>
+        <w:t xml:space="preserve">空気品質モニタリングの導入（臭気・異臭）</w:t>
+      </w:r>
+    </w:p>
+    <w:p>
+      <w:r>
+        <w:br w:type="page"/>
+      </w:r>
+    </w:p>
+    <w:p>
+      <w:pPr>
+        <w:pStyle w:val="Heading2"/>
+        <w:spacing w:after="160" w:before="280"/>
+      </w:pPr>
+      <w:r>
+        <w:rPr>
+          <w:rFonts w:ascii="Arial" w:cs="Arial" w:eastAsia="Arial" w:hAnsi="Arial"/>
+          <w:b/>
+          <w:bCs/>
+          <w:color w:val="2E75B6"/>
+          <w:sz w:val="26"/>
+          <w:szCs w:val="26"/>
+        </w:rPr>
+        <w:t xml:space="preserve">4.3 HIGHホテル改善サマリー</w:t>
+      </w:r>
+    </w:p>
+    <w:p>
+      <w:pPr>
+        <w:spacing w:after="120" w:before="200"/>
+      </w:pPr>
+      <w:r>
+        <w:rPr>
+          <w:rFonts w:ascii="Arial" w:cs="Arial" w:eastAsia="Arial" w:hAnsi="Arial"/>
+          <w:b/>
+          <w:bCs/>
+          <w:color w:val="1B3A5C"/>
+          <w:sz w:val="22"/>
+          <w:szCs w:val="22"/>
+        </w:rPr>
+        <w:t xml:space="preserve">【HIGH】コンフォートイン六本木（8.16点 → 9点）</w:t>
+      </w:r>
+    </w:p>
+    <w:p>
+      <w:pPr>
+        <w:spacing w:after="120" w:line="320"/>
+        <w:jc w:val="left"/>
+      </w:pPr>
+      <w:r>
+        <w:rPr>
+          <w:rFonts w:ascii="Arial" w:cs="Arial" w:eastAsia="Arial" w:hAnsi="Arial"/>
+          <w:color w:val="333333"/>
+          <w:sz w:val="21"/>
+          <w:szCs w:val="21"/>
+        </w:rPr>
+        <w:t xml:space="preserve">主要課題：臭気・異臭(4件)、カビ・モールド(2件)、清掃品質全般(2件)</w:t>
+      </w:r>
+    </w:p>
+    <w:p>
+      <w:pPr>
+        <w:spacing w:after="120" w:line="320"/>
+        <w:jc w:val="left"/>
+      </w:pPr>
+      <w:r>
+        <w:rPr>
+          <w:rFonts w:ascii="Arial" w:cs="Arial" w:eastAsia="Arial" w:hAnsi="Arial"/>
+          <w:color w:val="333333"/>
+          <w:sz w:val="21"/>
+          <w:szCs w:val="21"/>
+        </w:rPr>
+        <w:t xml:space="preserve">即時対応策：</w:t>
       </w:r>
     </w:p>
     <w:p>
@@ -17125,75 +17192,7 @@
           <w:sz w:val="21"/>
           <w:szCs w:val="21"/>
         </w:rPr>
-        <w:t xml:space="preserve">空気品質モニタリングの導入（臭気・異臭）</w:t>
-      </w:r>
-    </w:p>
-    <w:p>
-      <w:r>
-        <w:br w:type="page"/>
-      </w:r>
-    </w:p>
-    <w:p>
-      <w:pPr>
-        <w:pStyle w:val="Heading2"/>
-        <w:spacing w:after="160" w:before="280"/>
-      </w:pPr>
-      <w:r>
-        <w:rPr>
-          <w:rFonts w:ascii="Arial" w:cs="Arial" w:eastAsia="Arial" w:hAnsi="Arial"/>
-          <w:b/>
-          <w:bCs/>
-          <w:color w:val="2E75B6"/>
-          <w:sz w:val="26"/>
-          <w:szCs w:val="26"/>
-        </w:rPr>
-        <w:t xml:space="preserve">4.3 HIGHホテル改善サマリー</w:t>
-      </w:r>
-    </w:p>
-    <w:p>
-      <w:pPr>
-        <w:spacing w:after="120" w:before="200"/>
-      </w:pPr>
-      <w:r>
-        <w:rPr>
-          <w:rFonts w:ascii="Arial" w:cs="Arial" w:eastAsia="Arial" w:hAnsi="Arial"/>
-          <w:b/>
-          <w:bCs/>
-          <w:color w:val="1B3A5C"/>
-          <w:sz w:val="22"/>
-          <w:szCs w:val="22"/>
-        </w:rPr>
-        <w:t xml:space="preserve">【HIGH】コンフォートイン六本木（8.15点 → 9点）</w:t>
-      </w:r>
-    </w:p>
-    <w:p>
-      <w:pPr>
-        <w:spacing w:after="120" w:line="320"/>
-        <w:jc w:val="left"/>
-      </w:pPr>
-      <w:r>
-        <w:rPr>
-          <w:rFonts w:ascii="Arial" w:cs="Arial" w:eastAsia="Arial" w:hAnsi="Arial"/>
-          <w:color w:val="333333"/>
-          <w:sz w:val="21"/>
-          <w:szCs w:val="21"/>
-        </w:rPr>
-        <w:t xml:space="preserve">主要課題：臭気・異臭(4件)、カビ・モールド(2件)、清掃品質全般(2件)</w:t>
-      </w:r>
-    </w:p>
-    <w:p>
-      <w:pPr>
-        <w:spacing w:after="120" w:line="320"/>
-        <w:jc w:val="left"/>
-      </w:pPr>
-      <w:r>
-        <w:rPr>
-          <w:rFonts w:ascii="Arial" w:cs="Arial" w:eastAsia="Arial" w:hAnsi="Arial"/>
-          <w:color w:val="333333"/>
-          <w:sz w:val="21"/>
-          <w:szCs w:val="21"/>
-        </w:rPr>
-        <w:t xml:space="preserve">即時対応策：</w:t>
+        <w:t xml:space="preserve">臭気発生源の特定と即時対処（排水トラップ、換気扇）</w:t>
       </w:r>
     </w:p>
     <w:p>
@@ -17212,7 +17211,7 @@
           <w:sz w:val="21"/>
           <w:szCs w:val="21"/>
         </w:rPr>
-        <w:t xml:space="preserve">臭気発生源の特定と即時対処（排水トラップ、換気扇）</w:t>
+        <w:t xml:space="preserve">消臭・脱臭処理の実施</w:t>
       </w:r>
     </w:p>
     <w:p>
@@ -17231,7 +17230,7 @@
           <w:sz w:val="21"/>
           <w:szCs w:val="21"/>
         </w:rPr>
-        <w:t xml:space="preserve">消臭・脱臭処理の実施</w:t>
+        <w:t xml:space="preserve">エアコンフィルター・内部のカビ除去と消毒</w:t>
       </w:r>
     </w:p>
     <w:p>
@@ -17250,7 +17249,58 @@
           <w:sz w:val="21"/>
           <w:szCs w:val="21"/>
         </w:rPr>
-        <w:t xml:space="preserve">エアコンフィルター・内部のカビ除去と消毒</w:t>
+        <w:t xml:space="preserve">加湿器の分解洗浄・カビ除去</w:t>
+      </w:r>
+    </w:p>
+    <w:p>
+      <w:pPr>
+        <w:spacing w:after="120"/>
+      </w:pPr>
+    </w:p>
+    <w:p>
+      <w:pPr>
+        <w:spacing w:after="120" w:before="200"/>
+      </w:pPr>
+      <w:r>
+        <w:rPr>
+          <w:rFonts w:ascii="Arial" w:cs="Arial" w:eastAsia="Arial" w:hAnsi="Arial"/>
+          <w:b/>
+          <w:bCs/>
+          <w:color w:val="1B3A5C"/>
+          <w:sz w:val="22"/>
+          <w:szCs w:val="22"/>
+        </w:rPr>
+        <w:t xml:space="preserve">【HIGH】ダイワロイネットホテル東京大崎（8.84点 → 9.1点）</w:t>
+      </w:r>
+    </w:p>
+    <w:p>
+      <w:pPr>
+        <w:spacing w:after="120" w:line="320"/>
+        <w:jc w:val="left"/>
+      </w:pPr>
+      <w:r>
+        <w:rPr>
+          <w:rFonts w:ascii="Arial" w:cs="Arial" w:eastAsia="Arial" w:hAnsi="Arial"/>
+          <w:color w:val="333333"/>
+          <w:sz w:val="21"/>
+          <w:szCs w:val="21"/>
+        </w:rPr>
+        <w:t xml:space="preserve">主要課題：清掃品質全般(3件)、シミ・汚れ跡(2件)、害虫(2件)</w:t>
+      </w:r>
+    </w:p>
+    <w:p>
+      <w:pPr>
+        <w:spacing w:after="120" w:line="320"/>
+        <w:jc w:val="left"/>
+      </w:pPr>
+      <w:r>
+        <w:rPr>
+          <w:rFonts w:ascii="Arial" w:cs="Arial" w:eastAsia="Arial" w:hAnsi="Arial"/>
+          <w:color w:val="333333"/>
+          <w:sz w:val="21"/>
+          <w:szCs w:val="21"/>
+        </w:rPr>
+        <w:t xml:space="preserve">即時対応策：</w:t>
       </w:r>
     </w:p>
     <w:p>
@@ -17269,58 +17319,7 @@
           <w:sz w:val="21"/>
           <w:szCs w:val="21"/>
         </w:rPr>
-        <w:t xml:space="preserve">加湿器の分解洗浄・カビ除去</w:t>
-      </w:r>
-    </w:p>
-    <w:p>
-      <w:pPr>
-        <w:spacing w:after="120"/>
-      </w:pPr>
-    </w:p>
-    <w:p>
-      <w:pPr>
-        <w:spacing w:after="120" w:before="200"/>
-      </w:pPr>
-      <w:r>
-        <w:rPr>
-          <w:rFonts w:ascii="Arial" w:cs="Arial" w:eastAsia="Arial" w:hAnsi="Arial"/>
-          <w:b/>
-          <w:bCs/>
-          <w:color w:val="1B3A5C"/>
-          <w:sz w:val="22"/>
-          <w:szCs w:val="22"/>
-        </w:rPr>
-        <w:t xml:space="preserve">【HIGH】ホテルコメント横浜関内（8.87点 → 9.2点）</w:t>
-      </w:r>
-    </w:p>
-    <w:p>
-      <w:pPr>
-        <w:spacing w:after="120" w:line="320"/>
-        <w:jc w:val="left"/>
-      </w:pPr>
-      <w:r>
-        <w:rPr>
-          <w:rFonts w:ascii="Arial" w:cs="Arial" w:eastAsia="Arial" w:hAnsi="Arial"/>
-          <w:color w:val="333333"/>
-          <w:sz w:val="21"/>
-          <w:szCs w:val="21"/>
-        </w:rPr>
-        <w:t xml:space="preserve">主要課題：清掃品質全般(4件)、臭気・異臭(2件)、タバコ関連(1件)</w:t>
-      </w:r>
-    </w:p>
-    <w:p>
-      <w:pPr>
-        <w:spacing w:after="120" w:line="320"/>
-        <w:jc w:val="left"/>
-      </w:pPr>
-      <w:r>
-        <w:rPr>
-          <w:rFonts w:ascii="Arial" w:cs="Arial" w:eastAsia="Arial" w:hAnsi="Arial"/>
-          <w:color w:val="333333"/>
-          <w:sz w:val="21"/>
-          <w:szCs w:val="21"/>
-        </w:rPr>
-        <w:t xml:space="preserve">即時対応策：</w:t>
+        <w:t xml:space="preserve">清掃品質基準の明確化と全スタッフへの共有</w:t>
       </w:r>
     </w:p>
     <w:p>
@@ -17339,7 +17338,7 @@
           <w:sz w:val="21"/>
           <w:szCs w:val="21"/>
         </w:rPr>
-        <w:t xml:space="preserve">清掃品質基準の明確化と全スタッフへの共有</w:t>
+        <w:t xml:space="preserve">重点箇所（水回り・ベッド周り）の清掃手順見直し</w:t>
       </w:r>
     </w:p>
     <w:p>
@@ -17358,7 +17357,7 @@
           <w:sz w:val="21"/>
           <w:szCs w:val="21"/>
         </w:rPr>
-        <w:t xml:space="preserve">重点箇所（水回り・ベッド周り）の清掃手順見直し</w:t>
+        <w:t xml:space="preserve">シミ箇所の特定と専用クリーナーによる除去</w:t>
       </w:r>
     </w:p>
     <w:p>
@@ -17377,7 +17376,58 @@
           <w:sz w:val="21"/>
           <w:szCs w:val="21"/>
         </w:rPr>
-        <w:t xml:space="preserve">臭気発生源の特定と即時対処（排水トラップ、換気扇）</w:t>
+        <w:t xml:space="preserve">害虫駆除業者による即時消毒実施</w:t>
+      </w:r>
+    </w:p>
+    <w:p>
+      <w:pPr>
+        <w:spacing w:after="120"/>
+      </w:pPr>
+    </w:p>
+    <w:p>
+      <w:pPr>
+        <w:spacing w:after="120" w:before="200"/>
+      </w:pPr>
+      <w:r>
+        <w:rPr>
+          <w:rFonts w:ascii="Arial" w:cs="Arial" w:eastAsia="Arial" w:hAnsi="Arial"/>
+          <w:b/>
+          <w:bCs/>
+          <w:color w:val="1B3A5C"/>
+          <w:sz w:val="22"/>
+          <w:szCs w:val="22"/>
+        </w:rPr>
+        <w:t xml:space="preserve">【HIGH】ホテルコメント横浜関内（8.88点 → 9.2点）</w:t>
+      </w:r>
+    </w:p>
+    <w:p>
+      <w:pPr>
+        <w:spacing w:after="120" w:line="320"/>
+        <w:jc w:val="left"/>
+      </w:pPr>
+      <w:r>
+        <w:rPr>
+          <w:rFonts w:ascii="Arial" w:cs="Arial" w:eastAsia="Arial" w:hAnsi="Arial"/>
+          <w:color w:val="333333"/>
+          <w:sz w:val="21"/>
+          <w:szCs w:val="21"/>
+        </w:rPr>
+        <w:t xml:space="preserve">主要課題：清掃品質全般(4件)、臭気・異臭(2件)、タバコ関連(1件)</w:t>
+      </w:r>
+    </w:p>
+    <w:p>
+      <w:pPr>
+        <w:spacing w:after="120" w:line="320"/>
+        <w:jc w:val="left"/>
+      </w:pPr>
+      <w:r>
+        <w:rPr>
+          <w:rFonts w:ascii="Arial" w:cs="Arial" w:eastAsia="Arial" w:hAnsi="Arial"/>
+          <w:color w:val="333333"/>
+          <w:sz w:val="21"/>
+          <w:szCs w:val="21"/>
+        </w:rPr>
+        <w:t xml:space="preserve">即時対応策：</w:t>
       </w:r>
     </w:p>
     <w:p>
@@ -17396,6 +17446,63 @@
           <w:sz w:val="21"/>
           <w:szCs w:val="21"/>
         </w:rPr>
+        <w:t xml:space="preserve">清掃品質基準の明確化と全スタッフへの共有</w:t>
+      </w:r>
+    </w:p>
+    <w:p>
+      <w:pPr>
+        <w:pStyle w:val="ListParagraph"/>
+        <w:numPr>
+          <w:ilvl w:val="0"/>
+          <w:numId w:val="2"/>
+        </w:numPr>
+        <w:spacing w:after="80" w:line="300"/>
+      </w:pPr>
+      <w:r>
+        <w:rPr>
+          <w:rFonts w:ascii="Arial" w:cs="Arial" w:eastAsia="Arial" w:hAnsi="Arial"/>
+          <w:color w:val="333333"/>
+          <w:sz w:val="21"/>
+          <w:szCs w:val="21"/>
+        </w:rPr>
+        <w:t xml:space="preserve">重点箇所（水回り・ベッド周り）の清掃手順見直し</w:t>
+      </w:r>
+    </w:p>
+    <w:p>
+      <w:pPr>
+        <w:pStyle w:val="ListParagraph"/>
+        <w:numPr>
+          <w:ilvl w:val="0"/>
+          <w:numId w:val="2"/>
+        </w:numPr>
+        <w:spacing w:after="80" w:line="300"/>
+      </w:pPr>
+      <w:r>
+        <w:rPr>
+          <w:rFonts w:ascii="Arial" w:cs="Arial" w:eastAsia="Arial" w:hAnsi="Arial"/>
+          <w:color w:val="333333"/>
+          <w:sz w:val="21"/>
+          <w:szCs w:val="21"/>
+        </w:rPr>
+        <w:t xml:space="preserve">臭気発生源の特定と即時対処（排水トラップ、換気扇）</w:t>
+      </w:r>
+    </w:p>
+    <w:p>
+      <w:pPr>
+        <w:pStyle w:val="ListParagraph"/>
+        <w:numPr>
+          <w:ilvl w:val="0"/>
+          <w:numId w:val="2"/>
+        </w:numPr>
+        <w:spacing w:after="80" w:line="300"/>
+      </w:pPr>
+      <w:r>
+        <w:rPr>
+          <w:rFonts w:ascii="Arial" w:cs="Arial" w:eastAsia="Arial" w:hAnsi="Arial"/>
+          <w:color w:val="333333"/>
+          <w:sz w:val="21"/>
+          <w:szCs w:val="21"/>
+        </w:rPr>
         <w:t xml:space="preserve">消臭・脱臭処理の実施</w:t>
       </w:r>
     </w:p>
@@ -17433,7 +17540,7 @@
           <w:sz w:val="21"/>
           <w:szCs w:val="21"/>
         </w:rPr>
-        <w:t xml:space="preserve">STANDARDホテル（10件）：川崎日航ホテル、コンフォートホテル成田、ダイワロイネットホテル東京大崎、ハートンホテル東品川、ホテルケヤキゲート東京府中、アパホテル相模原橋本駅東、リッチモンドホテル東京目白、変なホテル東京羽田、第一イン池袋、コンフォートホテルERA東京東神田</w:t>
+        <w:t xml:space="preserve">STANDARDホテル（9件）：川崎日航ホテル、コンフォートホテル成田、ハートンホテル東品川、ホテルケヤキゲート東京府中、アパホテル相模原橋本駅東、リッチモンドホテル東京目白、変なホテル東京羽田、第一イン池袋、コンフォートホテルERA東京東神田</w:t>
       </w:r>
     </w:p>
     <w:p>
@@ -18621,7 +18728,7 @@
                 <w:sz w:val="18"/>
                 <w:szCs w:val="18"/>
               </w:rPr>
-              <w:t xml:space="preserve">4.5%</w:t>
+              <w:t xml:space="preserve">4.4%</w:t>
             </w:r>
           </w:p>
         </w:tc>
@@ -18901,7 +19008,7 @@
                 <w:sz w:val="18"/>
                 <w:szCs w:val="18"/>
               </w:rPr>
-              <w:t xml:space="preserve">5.0%</w:t>
+              <w:t xml:space="preserve">5.1%</w:t>
             </w:r>
           </w:p>
         </w:tc>
@@ -19331,7 +19438,7 @@
                 <w:sz w:val="18"/>
                 <w:szCs w:val="18"/>
               </w:rPr>
-              <w:t xml:space="preserve">7.79</w:t>
+              <w:t xml:space="preserve">7.72</w:t>
             </w:r>
           </w:p>
         </w:tc>
@@ -19365,7 +19472,7 @@
                 <w:sz w:val="18"/>
                 <w:szCs w:val="18"/>
               </w:rPr>
-              <w:t xml:space="preserve">8.30</w:t>
+              <w:t xml:space="preserve">8.20</w:t>
             </w:r>
           </w:p>
         </w:tc>
@@ -19540,7 +19647,7 @@
                 <w:sz w:val="18"/>
                 <w:szCs w:val="18"/>
               </w:rPr>
-              <w:t xml:space="preserve">7.11</w:t>
+              <w:t xml:space="preserve">7.08</w:t>
             </w:r>
           </w:p>
         </w:tc>
@@ -19610,7 +19717,7 @@
                 <w:sz w:val="18"/>
                 <w:szCs w:val="18"/>
               </w:rPr>
-              <w:t xml:space="preserve">10.0%</w:t>
+              <w:t xml:space="preserve">9.3%</w:t>
             </w:r>
           </w:p>
         </w:tc>
@@ -19645,7 +19752,7 @@
                 <w:sz w:val="18"/>
                 <w:szCs w:val="18"/>
               </w:rPr>
-              <w:t xml:space="preserve">3.0%</w:t>
+              <w:t xml:space="preserve">2.8%</w:t>
             </w:r>
           </w:p>
         </w:tc>
@@ -19750,7 +19857,7 @@
                 <w:sz w:val="18"/>
                 <w:szCs w:val="18"/>
               </w:rPr>
-              <w:t xml:space="preserve">7.45</w:t>
+              <w:t xml:space="preserve">7.43</w:t>
             </w:r>
           </w:p>
         </w:tc>
@@ -19784,7 +19891,7 @@
                 <w:sz w:val="18"/>
                 <w:szCs w:val="18"/>
               </w:rPr>
-              <w:t xml:space="preserve">8.00</w:t>
+              <w:t xml:space="preserve">7.90</w:t>
             </w:r>
           </w:p>
         </w:tc>
@@ -19818,7 +19925,7 @@
                 <w:sz w:val="18"/>
                 <w:szCs w:val="18"/>
               </w:rPr>
-              <w:t xml:space="preserve">9.8%</w:t>
+              <w:t xml:space="preserve">9.3%</w:t>
             </w:r>
           </w:p>
         </w:tc>
@@ -19852,7 +19959,7 @@
                 <w:sz w:val="18"/>
                 <w:szCs w:val="18"/>
               </w:rPr>
-              <w:t xml:space="preserve">2.9%</w:t>
+              <w:t xml:space="preserve">2.8%</w:t>
             </w:r>
           </w:p>
         </w:tc>
@@ -19889,7 +19996,7 @@
                 <w:sz w:val="18"/>
                 <w:szCs w:val="18"/>
               </w:rPr>
-              <w:t xml:space="preserve">コートホテル新横浜</w:t>
+              <w:t xml:space="preserve">コンフォートホテル横浜関内</w:t>
             </w:r>
           </w:p>
         </w:tc>
@@ -19959,7 +20066,7 @@
                 <w:sz w:val="18"/>
                 <w:szCs w:val="18"/>
               </w:rPr>
-              <w:t xml:space="preserve">7.03</w:t>
+              <w:t xml:space="preserve">7.41</w:t>
             </w:r>
           </w:p>
         </w:tc>
@@ -19994,7 +20101,7 @@
                 <w:sz w:val="18"/>
                 <w:szCs w:val="18"/>
               </w:rPr>
-              <w:t xml:space="preserve">7.50</w:t>
+              <w:t xml:space="preserve">7.90</w:t>
             </w:r>
           </w:p>
         </w:tc>
@@ -20100,7 +20207,7 @@
                 <w:sz w:val="18"/>
                 <w:szCs w:val="18"/>
               </w:rPr>
-              <w:t xml:space="preserve">コンフォートホテル横浜関内</w:t>
+              <w:t xml:space="preserve">コートホテル新横浜</w:t>
             </w:r>
           </w:p>
         </w:tc>
@@ -20169,7 +20276,7 @@
                 <w:sz w:val="18"/>
                 <w:szCs w:val="18"/>
               </w:rPr>
-              <w:t xml:space="preserve">7.46</w:t>
+              <w:t xml:space="preserve">7.03</w:t>
             </w:r>
           </w:p>
         </w:tc>
@@ -20203,7 +20310,7 @@
                 <w:sz w:val="18"/>
                 <w:szCs w:val="18"/>
               </w:rPr>
-              <w:t xml:space="preserve">8.00</w:t>
+              <w:t xml:space="preserve">7.50</w:t>
             </w:r>
           </w:p>
         </w:tc>
@@ -20237,7 +20344,7 @@
                 <w:sz w:val="18"/>
                 <w:szCs w:val="18"/>
               </w:rPr>
-              <w:t xml:space="preserve">8.5%</w:t>
+              <w:t xml:space="preserve">9.2%</w:t>
             </w:r>
           </w:p>
         </w:tc>
@@ -20271,7 +20378,7 @@
                 <w:sz w:val="18"/>
                 <w:szCs w:val="18"/>
               </w:rPr>
-              <w:t xml:space="preserve">2.5%</w:t>
+              <w:t xml:space="preserve">2.8%</w:t>
             </w:r>
           </w:p>
         </w:tc>
@@ -20378,7 +20485,7 @@
                 <w:sz w:val="18"/>
                 <w:szCs w:val="18"/>
               </w:rPr>
-              <w:t xml:space="preserve">8.15</w:t>
+              <w:t xml:space="preserve">8.16</w:t>
             </w:r>
           </w:p>
         </w:tc>
@@ -20448,7 +20555,7 @@
                 <w:sz w:val="18"/>
                 <w:szCs w:val="18"/>
               </w:rPr>
-              <w:t xml:space="preserve">7.4%</w:t>
+              <w:t xml:space="preserve">7.0%</w:t>
             </w:r>
           </w:p>
         </w:tc>
@@ -20483,7 +20590,7 @@
                 <w:sz w:val="18"/>
                 <w:szCs w:val="18"/>
               </w:rPr>
-              <w:t xml:space="preserve">2.2%</w:t>
+              <w:t xml:space="preserve">2.1%</w:t>
             </w:r>
           </w:p>
         </w:tc>
@@ -20519,6 +20626,214 @@
                 <w:sz w:val="18"/>
                 <w:szCs w:val="18"/>
               </w:rPr>
+              <w:t xml:space="preserve">ダイワロイネットホテル東京大崎</w:t>
+            </w:r>
+          </w:p>
+        </w:tc>
+        <w:tc>
+          <w:tcPr>
+            <w:tcW w:type="pct" w:w="12%"/>
+            <w:tcBorders>
+              <w:top w:val="single" w:color="CCCCCC" w:sz="1"/>
+              <w:left w:val="single" w:color="CCCCCC" w:sz="1"/>
+              <w:bottom w:val="single" w:color="CCCCCC" w:sz="1"/>
+              <w:right w:val="single" w:color="CCCCCC" w:sz="1"/>
+            </w:tcBorders>
+            <w:shd w:fill="FFF3E0" w:val="clear"/>
+            <w:tcMar>
+              <w:top w:type="dxa" w:w="80"/>
+              <w:left w:type="dxa" w:w="120"/>
+              <w:bottom w:type="dxa" w:w="80"/>
+              <w:right w:type="dxa" w:w="120"/>
+            </w:tcMar>
+            <w:vAlign w:val="center"/>
+          </w:tcPr>
+          <w:p>
+            <w:pPr>
+              <w:jc w:val="center"/>
+            </w:pPr>
+            <w:r>
+              <w:rPr>
+                <w:rFonts w:ascii="Arial" w:cs="Arial" w:eastAsia="Arial" w:hAnsi="Arial"/>
+                <w:b/>
+                <w:bCs/>
+                <w:color w:val="FF9800"/>
+                <w:sz w:val="18"/>
+                <w:szCs w:val="18"/>
+              </w:rPr>
+              <w:t xml:space="preserve">HIGH</w:t>
+            </w:r>
+          </w:p>
+        </w:tc>
+        <w:tc>
+          <w:tcPr>
+            <w:tcW w:type="pct" w:w="12%"/>
+            <w:tcBorders>
+              <w:top w:val="single" w:color="CCCCCC" w:sz="1"/>
+              <w:left w:val="single" w:color="CCCCCC" w:sz="1"/>
+              <w:bottom w:val="single" w:color="CCCCCC" w:sz="1"/>
+              <w:right w:val="single" w:color="CCCCCC" w:sz="1"/>
+            </w:tcBorders>
+            <w:tcMar>
+              <w:top w:type="dxa" w:w="80"/>
+              <w:left w:type="dxa" w:w="120"/>
+              <w:bottom w:type="dxa" w:w="80"/>
+              <w:right w:type="dxa" w:w="120"/>
+            </w:tcMar>
+            <w:vAlign w:val="center"/>
+          </w:tcPr>
+          <w:p>
+            <w:pPr>
+              <w:jc w:val="center"/>
+            </w:pPr>
+            <w:r>
+              <w:rPr>
+                <w:rFonts w:ascii="Arial" w:cs="Arial" w:eastAsia="Arial" w:hAnsi="Arial"/>
+                <w:b w:val="false"/>
+                <w:bCs w:val="false"/>
+                <w:color w:val="333333"/>
+                <w:sz w:val="18"/>
+                <w:szCs w:val="18"/>
+              </w:rPr>
+              <w:t xml:space="preserve">8.84</w:t>
+            </w:r>
+          </w:p>
+        </w:tc>
+        <w:tc>
+          <w:tcPr>
+            <w:tcW w:type="pct" w:w="12%"/>
+            <w:tcBorders>
+              <w:top w:val="single" w:color="CCCCCC" w:sz="1"/>
+              <w:left w:val="single" w:color="CCCCCC" w:sz="1"/>
+              <w:bottom w:val="single" w:color="CCCCCC" w:sz="1"/>
+              <w:right w:val="single" w:color="CCCCCC" w:sz="1"/>
+            </w:tcBorders>
+            <w:tcMar>
+              <w:top w:type="dxa" w:w="80"/>
+              <w:left w:type="dxa" w:w="120"/>
+              <w:bottom w:type="dxa" w:w="80"/>
+              <w:right w:type="dxa" w:w="120"/>
+            </w:tcMar>
+            <w:vAlign w:val="center"/>
+          </w:tcPr>
+          <w:p>
+            <w:pPr>
+              <w:jc w:val="center"/>
+            </w:pPr>
+            <w:r>
+              <w:rPr>
+                <w:rFonts w:ascii="Arial" w:cs="Arial" w:eastAsia="Arial" w:hAnsi="Arial"/>
+                <w:b/>
+                <w:bCs/>
+                <w:color w:val="27AE60"/>
+                <w:sz w:val="18"/>
+                <w:szCs w:val="18"/>
+              </w:rPr>
+              <w:t xml:space="preserve">9.30</w:t>
+            </w:r>
+          </w:p>
+        </w:tc>
+        <w:tc>
+          <w:tcPr>
+            <w:tcW w:type="pct" w:w="18%"/>
+            <w:tcBorders>
+              <w:top w:val="single" w:color="CCCCCC" w:sz="1"/>
+              <w:left w:val="single" w:color="CCCCCC" w:sz="1"/>
+              <w:bottom w:val="single" w:color="CCCCCC" w:sz="1"/>
+              <w:right w:val="single" w:color="CCCCCC" w:sz="1"/>
+            </w:tcBorders>
+            <w:tcMar>
+              <w:top w:type="dxa" w:w="80"/>
+              <w:left w:type="dxa" w:w="120"/>
+              <w:bottom w:type="dxa" w:w="80"/>
+              <w:right w:type="dxa" w:w="120"/>
+            </w:tcMar>
+            <w:vAlign w:val="center"/>
+          </w:tcPr>
+          <w:p>
+            <w:pPr>
+              <w:jc w:val="center"/>
+            </w:pPr>
+            <w:r>
+              <w:rPr>
+                <w:rFonts w:ascii="Arial" w:cs="Arial" w:eastAsia="Arial" w:hAnsi="Arial"/>
+                <w:b w:val="false"/>
+                <w:bCs w:val="false"/>
+                <w:color w:val="333333"/>
+                <w:sz w:val="18"/>
+                <w:szCs w:val="18"/>
+              </w:rPr>
+              <w:t xml:space="preserve">5.4%</w:t>
+            </w:r>
+          </w:p>
+        </w:tc>
+        <w:tc>
+          <w:tcPr>
+            <w:tcW w:type="pct" w:w="18%"/>
+            <w:tcBorders>
+              <w:top w:val="single" w:color="CCCCCC" w:sz="1"/>
+              <w:left w:val="single" w:color="CCCCCC" w:sz="1"/>
+              <w:bottom w:val="single" w:color="CCCCCC" w:sz="1"/>
+              <w:right w:val="single" w:color="CCCCCC" w:sz="1"/>
+            </w:tcBorders>
+            <w:tcMar>
+              <w:top w:type="dxa" w:w="80"/>
+              <w:left w:type="dxa" w:w="120"/>
+              <w:bottom w:type="dxa" w:w="80"/>
+              <w:right w:type="dxa" w:w="120"/>
+            </w:tcMar>
+            <w:vAlign w:val="center"/>
+          </w:tcPr>
+          <w:p>
+            <w:pPr>
+              <w:jc w:val="center"/>
+            </w:pPr>
+            <w:r>
+              <w:rPr>
+                <w:rFonts w:ascii="Arial" w:cs="Arial" w:eastAsia="Arial" w:hAnsi="Arial"/>
+                <w:b/>
+                <w:bCs/>
+                <w:color w:val="27AE60"/>
+                <w:sz w:val="18"/>
+                <w:szCs w:val="18"/>
+              </w:rPr>
+              <w:t xml:space="preserve">1.6%</w:t>
+            </w:r>
+          </w:p>
+        </w:tc>
+      </w:tr>
+      <w:tr>
+        <w:tc>
+          <w:tcPr>
+            <w:tcW w:type="pct" w:w="28%"/>
+            <w:tcBorders>
+              <w:top w:val="single" w:color="CCCCCC" w:sz="1"/>
+              <w:left w:val="single" w:color="CCCCCC" w:sz="1"/>
+              <w:bottom w:val="single" w:color="CCCCCC" w:sz="1"/>
+              <w:right w:val="single" w:color="CCCCCC" w:sz="1"/>
+            </w:tcBorders>
+            <w:shd w:fill="F5F7FA" w:val="clear"/>
+            <w:tcMar>
+              <w:top w:type="dxa" w:w="80"/>
+              <w:left w:type="dxa" w:w="120"/>
+              <w:bottom w:type="dxa" w:w="80"/>
+              <w:right w:type="dxa" w:w="120"/>
+            </w:tcMar>
+            <w:vAlign w:val="center"/>
+          </w:tcPr>
+          <w:p>
+            <w:pPr>
+              <w:jc w:val="left"/>
+            </w:pPr>
+            <w:r>
+              <w:rPr>
+                <w:rFonts w:ascii="Arial" w:cs="Arial" w:eastAsia="Arial" w:hAnsi="Arial"/>
+                <w:b/>
+                <w:bCs/>
+                <w:color w:val="333333"/>
+                <w:sz w:val="18"/>
+                <w:szCs w:val="18"/>
+              </w:rPr>
               <w:t xml:space="preserve">ホテルコメント横浜関内</w:t>
             </w:r>
           </w:p>
@@ -20567,28 +20882,29 @@
               <w:bottom w:val="single" w:color="CCCCCC" w:sz="1"/>
               <w:right w:val="single" w:color="CCCCCC" w:sz="1"/>
             </w:tcBorders>
-            <w:tcMar>
-              <w:top w:type="dxa" w:w="80"/>
-              <w:left w:type="dxa" w:w="120"/>
-              <w:bottom w:type="dxa" w:w="80"/>
-              <w:right w:type="dxa" w:w="120"/>
-            </w:tcMar>
-            <w:vAlign w:val="center"/>
-          </w:tcPr>
-          <w:p>
-            <w:pPr>
-              <w:jc w:val="center"/>
-            </w:pPr>
-            <w:r>
-              <w:rPr>
-                <w:rFonts w:ascii="Arial" w:cs="Arial" w:eastAsia="Arial" w:hAnsi="Arial"/>
-                <w:b w:val="false"/>
-                <w:bCs w:val="false"/>
-                <w:color w:val="333333"/>
-                <w:sz w:val="18"/>
-                <w:szCs w:val="18"/>
-              </w:rPr>
-              <w:t xml:space="preserve">8.87</w:t>
+            <w:shd w:fill="F5F7FA" w:val="clear"/>
+            <w:tcMar>
+              <w:top w:type="dxa" w:w="80"/>
+              <w:left w:type="dxa" w:w="120"/>
+              <w:bottom w:type="dxa" w:w="80"/>
+              <w:right w:type="dxa" w:w="120"/>
+            </w:tcMar>
+            <w:vAlign w:val="center"/>
+          </w:tcPr>
+          <w:p>
+            <w:pPr>
+              <w:jc w:val="center"/>
+            </w:pPr>
+            <w:r>
+              <w:rPr>
+                <w:rFonts w:ascii="Arial" w:cs="Arial" w:eastAsia="Arial" w:hAnsi="Arial"/>
+                <w:b w:val="false"/>
+                <w:bCs w:val="false"/>
+                <w:color w:val="333333"/>
+                <w:sz w:val="18"/>
+                <w:szCs w:val="18"/>
+              </w:rPr>
+              <w:t xml:space="preserve">8.88</w:t>
             </w:r>
           </w:p>
         </w:tc>
@@ -20601,6 +20917,7 @@
               <w:bottom w:val="single" w:color="CCCCCC" w:sz="1"/>
               <w:right w:val="single" w:color="CCCCCC" w:sz="1"/>
             </w:tcBorders>
+            <w:shd w:fill="F5F7FA" w:val="clear"/>
             <w:tcMar>
               <w:top w:type="dxa" w:w="80"/>
               <w:left w:type="dxa" w:w="120"/>
@@ -20635,28 +20952,29 @@
               <w:bottom w:val="single" w:color="CCCCCC" w:sz="1"/>
               <w:right w:val="single" w:color="CCCCCC" w:sz="1"/>
             </w:tcBorders>
-            <w:tcMar>
-              <w:top w:type="dxa" w:w="80"/>
-              <w:left w:type="dxa" w:w="120"/>
-              <w:bottom w:type="dxa" w:w="80"/>
-              <w:right w:type="dxa" w:w="120"/>
-            </w:tcMar>
-            <w:vAlign w:val="center"/>
-          </w:tcPr>
-          <w:p>
-            <w:pPr>
-              <w:jc w:val="center"/>
-            </w:pPr>
-            <w:r>
-              <w:rPr>
-                <w:rFonts w:ascii="Arial" w:cs="Arial" w:eastAsia="Arial" w:hAnsi="Arial"/>
-                <w:b w:val="false"/>
-                <w:bCs w:val="false"/>
-                <w:color w:val="333333"/>
-                <w:sz w:val="18"/>
-                <w:szCs w:val="18"/>
-              </w:rPr>
-              <w:t xml:space="preserve">5.3%</w:t>
+            <w:shd w:fill="F5F7FA" w:val="clear"/>
+            <w:tcMar>
+              <w:top w:type="dxa" w:w="80"/>
+              <w:left w:type="dxa" w:w="120"/>
+              <w:bottom w:type="dxa" w:w="80"/>
+              <w:right w:type="dxa" w:w="120"/>
+            </w:tcMar>
+            <w:vAlign w:val="center"/>
+          </w:tcPr>
+          <w:p>
+            <w:pPr>
+              <w:jc w:val="center"/>
+            </w:pPr>
+            <w:r>
+              <w:rPr>
+                <w:rFonts w:ascii="Arial" w:cs="Arial" w:eastAsia="Arial" w:hAnsi="Arial"/>
+                <w:b w:val="false"/>
+                <w:bCs w:val="false"/>
+                <w:color w:val="333333"/>
+                <w:sz w:val="18"/>
+                <w:szCs w:val="18"/>
+              </w:rPr>
+              <w:t xml:space="preserve">5.1%</w:t>
             </w:r>
           </w:p>
         </w:tc>
@@ -20669,6 +20987,7 @@
               <w:bottom w:val="single" w:color="CCCCCC" w:sz="1"/>
               <w:right w:val="single" w:color="CCCCCC" w:sz="1"/>
             </w:tcBorders>
+            <w:shd w:fill="F5F7FA" w:val="clear"/>
             <w:tcMar>
               <w:top w:type="dxa" w:w="80"/>
               <w:left w:type="dxa" w:w="120"/>
@@ -20690,7 +21009,7 @@
                 <w:sz w:val="18"/>
                 <w:szCs w:val="18"/>
               </w:rPr>
-              <w:t xml:space="preserve">1.6%</w:t>
+              <w:t xml:space="preserve">1.5%</w:t>
             </w:r>
           </w:p>
         </w:tc>
@@ -21277,7 +21596,7 @@
                 <w:sz w:val="18"/>
                 <w:szCs w:val="18"/>
               </w:rPr>
-              <w:t xml:space="preserve">7</w:t>
+              <w:t xml:space="preserve">8</w:t>
             </w:r>
           </w:p>
         </w:tc>
@@ -21684,7 +22003,7 @@
           <w:sz w:val="21"/>
           <w:szCs w:val="21"/>
         </w:rPr>
-        <w:t xml:space="preserve">URGENTホテル（コンフォートホテル博多、チサンホテル浜松町、アパホテル蒲田駅東、コートホテル新横浜、コンフォートホテル横浜関内）の清掃品質緊急改善。Phase 1対応を今週中に開始。</w:t>
+        <w:t xml:space="preserve">URGENTホテル（コンフォートホテル博多、チサンホテル浜松町、アパホテル蒲田駅東、コンフォートホテル横浜関内、コートホテル新横浜）の清掃品質緊急改善。Phase 1対応を今週中に開始。</w:t>
       </w:r>
     </w:p>
     <w:p>
@@ -21885,7 +22204,7 @@
                 <w:sz w:val="21"/>
                 <w:szCs w:val="21"/>
               </w:rPr>
-              <w:t xml:space="preserve">本レポートは、2260件のゲスト口コミデータに基づき、PRIMECHANGEポートフォリオ全19ホテルの清掃品質を分析したものです。データに基づく優先順位付けと段階的な改善施策により、ポートフォリオ全体の顧客満足度向上とRevPAR改善を実現することが可能です。</w:t>
+              <w:t xml:space="preserve">本レポートは、2323件のゲスト口コミデータに基づき、PRIMECHANGEポートフォリオ全19ホテルの清掃品質を分析したものです。データに基づく優先順位付けと段階的な改善施策により、ポートフォリオ全体の顧客満足度向上とRevPAR改善を実現することが可能です。</w:t>
             </w:r>
           </w:p>
           <w:p>

--- a/納品レポート/PRIMECHANGE戦略レポート/PRIMECHANGE_清掃戦略レポート.docx
+++ b/納品レポート/PRIMECHANGE戦略レポート/PRIMECHANGE_清掃戦略レポート.docx
@@ -79,7 +79,7 @@
           <w:sz w:val="22"/>
           <w:szCs w:val="22"/>
         </w:rPr>
-        <w:t xml:space="preserve">作成日：2026年3月23日</w:t>
+        <w:t xml:space="preserve">作成日：2026年3月24日</w:t>
       </w:r>
     </w:p>
     <w:p>
@@ -202,7 +202,7 @@
           <w:sz w:val="21"/>
           <w:szCs w:val="21"/>
         </w:rPr>
-        <w:t xml:space="preserve">ポートフォリオ全体（19ホテル、2323件のレビュー）を分析した結果、ポートフォリオ平均スコアは8.39点（10点換算）、清掃関連クレーム率は4.4%でした。以下に主要な発見事項と提案の概要をまとめます。</w:t>
+        <w:t xml:space="preserve">ポートフォリオ全体（19ホテル、2355件のレビュー）を分析した結果、ポートフォリオ平均スコアは8.39点（10点換算）、清掃関連クレーム率は4.5%でした。以下に主要な発見事項と提案の概要をまとめます。</w:t>
       </w:r>
     </w:p>
     <w:p>
@@ -323,7 +323,7 @@
                 <w:sz w:val="36"/>
                 <w:szCs w:val="36"/>
               </w:rPr>
-              <w:t xml:space="preserve">78.5%</w:t>
+              <w:t xml:space="preserve">78.6%</w:t>
             </w:r>
           </w:p>
         </w:tc>
@@ -372,7 +372,7 @@
                 <w:sz w:val="36"/>
                 <w:szCs w:val="36"/>
               </w:rPr>
-              <w:t xml:space="preserve">4.4%</w:t>
+              <w:t xml:space="preserve">4.5%</w:t>
             </w:r>
           </w:p>
         </w:tc>
@@ -421,7 +421,7 @@
                 <w:sz w:val="36"/>
                 <w:szCs w:val="36"/>
               </w:rPr>
-              <w:t xml:space="preserve">2323件</w:t>
+              <w:t xml:space="preserve">2355件</w:t>
             </w:r>
           </w:p>
         </w:tc>
@@ -503,7 +503,7 @@
                 <w:sz w:val="20"/>
                 <w:szCs w:val="20"/>
               </w:rPr>
-              <w:t xml:space="preserve">上位5ホテルの平均スコアは8.7点超。コンフォートスイーツ東京ベイ(9.24点)がポートフォリオ最高評価</w:t>
+              <w:t xml:space="preserve">上位5ホテルの平均スコアは8.7点超。コンフォートスイーツ東京ベイ(9.22点)がポートフォリオ最高評価</w:t>
             </w:r>
           </w:p>
           <w:p>
@@ -528,7 +528,7 @@
                 <w:sz w:val="20"/>
                 <w:szCs w:val="20"/>
               </w:rPr>
-              <w:t xml:space="preserve">5ホテルがURGENT（緊急対応）に分類。清掃関連クレーム率4.4%（業界平均2-3%を超過）</w:t>
+              <w:t xml:space="preserve">5ホテルがURGENT（緊急対応）に分類。清掃関連クレーム率4.5%（業界平均2-3%を超過）</w:t>
             </w:r>
           </w:p>
           <w:p>
@@ -838,7 +838,7 @@
                 <w:sz w:val="18"/>
                 <w:szCs w:val="18"/>
               </w:rPr>
-              <w:t xml:space="preserve">7.03-7.72</w:t>
+              <w:t xml:space="preserve">7.03-7.73</w:t>
             </w:r>
           </w:p>
         </w:tc>
@@ -872,7 +872,7 @@
                 <w:sz w:val="18"/>
                 <w:szCs w:val="18"/>
               </w:rPr>
-              <w:t xml:space="preserve">清掃品質全般、臭気・異臭、タバコ関連</w:t>
+              <w:t xml:space="preserve">清掃品質全般、臭気・異臭、ほこり・塵</w:t>
             </w:r>
           </w:p>
         </w:tc>
@@ -943,7 +943,7 @@
                 <w:sz w:val="18"/>
                 <w:szCs w:val="18"/>
               </w:rPr>
-              <w:t xml:space="preserve">3</w:t>
+              <w:t xml:space="preserve">2</w:t>
             </w:r>
           </w:p>
         </w:tc>
@@ -977,7 +977,7 @@
                 <w:sz w:val="18"/>
                 <w:szCs w:val="18"/>
               </w:rPr>
-              <w:t xml:space="preserve">8.16-8.88</w:t>
+              <w:t xml:space="preserve">8.22-8.86</w:t>
             </w:r>
           </w:p>
         </w:tc>
@@ -1082,7 +1082,7 @@
                 <w:sz w:val="18"/>
                 <w:szCs w:val="18"/>
               </w:rPr>
-              <w:t xml:space="preserve">9</w:t>
+              <w:t xml:space="preserve">10</w:t>
             </w:r>
           </w:p>
         </w:tc>
@@ -1116,7 +1116,7 @@
                 <w:sz w:val="18"/>
                 <w:szCs w:val="18"/>
               </w:rPr>
-              <w:t xml:space="preserve">8.13-9.12</w:t>
+              <w:t xml:space="preserve">8.13-9.13</w:t>
             </w:r>
           </w:p>
         </w:tc>
@@ -1150,7 +1150,7 @@
                 <w:sz w:val="18"/>
                 <w:szCs w:val="18"/>
               </w:rPr>
-              <w:t xml:space="preserve">清掃品質全般、排水・詰まり、臭気・異臭</w:t>
+              <w:t xml:space="preserve">清掃品質全般、臭気・異臭、排水・詰まり</w:t>
             </w:r>
           </w:p>
         </w:tc>
@@ -1255,7 +1255,7 @@
                 <w:sz w:val="18"/>
                 <w:szCs w:val="18"/>
               </w:rPr>
-              <w:t xml:space="preserve">9.06-9.24</w:t>
+              <w:t xml:space="preserve">9.08-9.22</w:t>
             </w:r>
           </w:p>
         </w:tc>
@@ -1757,7 +1757,7 @@
                 <w:sz w:val="18"/>
                 <w:szCs w:val="18"/>
               </w:rPr>
-              <w:t xml:space="preserve">9.24</w:t>
+              <w:t xml:space="preserve">9.22</w:t>
             </w:r>
           </w:p>
         </w:tc>
@@ -1859,7 +1859,7 @@
                 <w:sz w:val="18"/>
                 <w:szCs w:val="18"/>
               </w:rPr>
-              <w:t xml:space="preserve">142</w:t>
+              <w:t xml:space="preserve">143</w:t>
             </w:r>
           </w:p>
         </w:tc>
@@ -2035,7 +2035,7 @@
                 <w:sz w:val="18"/>
                 <w:szCs w:val="18"/>
               </w:rPr>
-              <w:t xml:space="preserve">9.12</w:t>
+              <w:t xml:space="preserve">9.13</w:t>
             </w:r>
           </w:p>
         </w:tc>
@@ -2070,7 +2070,7 @@
                 <w:sz w:val="18"/>
                 <w:szCs w:val="18"/>
               </w:rPr>
-              <w:t xml:space="preserve">90.8%</w:t>
+              <w:t xml:space="preserve">90.9%</w:t>
             </w:r>
           </w:p>
         </w:tc>
@@ -2140,7 +2140,7 @@
                 <w:sz w:val="18"/>
                 <w:szCs w:val="18"/>
               </w:rPr>
-              <w:t xml:space="preserve">120</w:t>
+              <w:t xml:space="preserve">121</w:t>
             </w:r>
           </w:p>
         </w:tc>
@@ -2314,7 +2314,7 @@
                 <w:sz w:val="18"/>
                 <w:szCs w:val="18"/>
               </w:rPr>
-              <w:t xml:space="preserve">9.06</w:t>
+              <w:t xml:space="preserve">9.08</w:t>
             </w:r>
           </w:p>
         </w:tc>
@@ -2348,7 +2348,7 @@
                 <w:sz w:val="18"/>
                 <w:szCs w:val="18"/>
               </w:rPr>
-              <w:t xml:space="preserve">89.0%</w:t>
+              <w:t xml:space="preserve">89.7%</w:t>
             </w:r>
           </w:p>
         </w:tc>
@@ -2416,7 +2416,7 @@
                 <w:sz w:val="18"/>
                 <w:szCs w:val="18"/>
               </w:rPr>
-              <w:t xml:space="preserve">127</w:t>
+              <w:t xml:space="preserve">126</w:t>
             </w:r>
           </w:p>
         </w:tc>
@@ -2592,7 +2592,7 @@
                 <w:sz w:val="18"/>
                 <w:szCs w:val="18"/>
               </w:rPr>
-              <w:t xml:space="preserve">8.95</w:t>
+              <w:t xml:space="preserve">8.92</w:t>
             </w:r>
           </w:p>
         </w:tc>
@@ -2627,7 +2627,7 @@
                 <w:sz w:val="18"/>
                 <w:szCs w:val="18"/>
               </w:rPr>
-              <w:t xml:space="preserve">86.0%</w:t>
+              <w:t xml:space="preserve">86.2%</w:t>
             </w:r>
           </w:p>
         </w:tc>
@@ -2662,7 +2662,7 @@
                 <w:sz w:val="18"/>
                 <w:szCs w:val="18"/>
               </w:rPr>
-              <w:t xml:space="preserve">5.0%</w:t>
+              <w:t xml:space="preserve">4.9%</w:t>
             </w:r>
           </w:p>
         </w:tc>
@@ -2697,7 +2697,7 @@
                 <w:sz w:val="18"/>
                 <w:szCs w:val="18"/>
               </w:rPr>
-              <w:t xml:space="preserve">121</w:t>
+              <w:t xml:space="preserve">123</w:t>
             </w:r>
           </w:p>
         </w:tc>
@@ -2871,7 +2871,7 @@
                 <w:sz w:val="18"/>
                 <w:szCs w:val="18"/>
               </w:rPr>
-              <w:t xml:space="preserve">8.88</w:t>
+              <w:t xml:space="preserve">8.90</w:t>
             </w:r>
           </w:p>
         </w:tc>
@@ -2905,7 +2905,7 @@
                 <w:sz w:val="18"/>
                 <w:szCs w:val="18"/>
               </w:rPr>
-              <w:t xml:space="preserve">84.7%</w:t>
+              <w:t xml:space="preserve">85.2%</w:t>
             </w:r>
           </w:p>
         </w:tc>
@@ -2973,7 +2973,7 @@
                 <w:sz w:val="18"/>
                 <w:szCs w:val="18"/>
               </w:rPr>
-              <w:t xml:space="preserve">118</w:t>
+              <w:t xml:space="preserve">122</w:t>
             </w:r>
           </w:p>
         </w:tc>
@@ -3020,29 +3020,29 @@
               <w:bottom w:val="single" w:color="CCCCCC" w:sz="1"/>
               <w:right w:val="single" w:color="CCCCCC" w:sz="1"/>
             </w:tcBorders>
-            <w:shd w:fill="FFF3E0" w:val="clear"/>
-            <w:tcMar>
-              <w:top w:type="dxa" w:w="80"/>
-              <w:left w:type="dxa" w:w="120"/>
-              <w:bottom w:type="dxa" w:w="80"/>
-              <w:right w:type="dxa" w:w="120"/>
-            </w:tcMar>
-            <w:vAlign w:val="center"/>
-          </w:tcPr>
-          <w:p>
-            <w:pPr>
-              <w:jc w:val="center"/>
-            </w:pPr>
-            <w:r>
-              <w:rPr>
-                <w:rFonts w:ascii="Arial" w:cs="Arial" w:eastAsia="Arial" w:hAnsi="Arial"/>
-                <w:b/>
-                <w:bCs/>
-                <w:color w:val="FF9800"/>
-                <w:sz w:val="18"/>
-                <w:szCs w:val="18"/>
-              </w:rPr>
-              <w:t xml:space="preserve">HIGH</w:t>
+            <w:shd w:fill="E3F2FD" w:val="clear"/>
+            <w:tcMar>
+              <w:top w:type="dxa" w:w="80"/>
+              <w:left w:type="dxa" w:w="120"/>
+              <w:bottom w:type="dxa" w:w="80"/>
+              <w:right w:type="dxa" w:w="120"/>
+            </w:tcMar>
+            <w:vAlign w:val="center"/>
+          </w:tcPr>
+          <w:p>
+            <w:pPr>
+              <w:jc w:val="center"/>
+            </w:pPr>
+            <w:r>
+              <w:rPr>
+                <w:rFonts w:ascii="Arial" w:cs="Arial" w:eastAsia="Arial" w:hAnsi="Arial"/>
+                <w:b/>
+                <w:bCs/>
+                <w:color w:val="2196F3"/>
+                <w:sz w:val="18"/>
+                <w:szCs w:val="18"/>
+              </w:rPr>
+              <w:t xml:space="preserve">STANDARD</w:t>
             </w:r>
           </w:p>
         </w:tc>
@@ -3149,7 +3149,7 @@
                 <w:sz w:val="18"/>
                 <w:szCs w:val="18"/>
               </w:rPr>
-              <w:t xml:space="preserve">8.84</w:t>
+              <w:t xml:space="preserve">8.86</w:t>
             </w:r>
           </w:p>
         </w:tc>
@@ -3184,7 +3184,7 @@
                 <w:sz w:val="18"/>
                 <w:szCs w:val="18"/>
               </w:rPr>
-              <w:t xml:space="preserve">82.1%</w:t>
+              <w:t xml:space="preserve">82.5%</w:t>
             </w:r>
           </w:p>
         </w:tc>
@@ -3254,7 +3254,7 @@
                 <w:sz w:val="18"/>
                 <w:szCs w:val="18"/>
               </w:rPr>
-              <w:t xml:space="preserve">56</w:t>
+              <w:t xml:space="preserve">57</w:t>
             </w:r>
           </w:p>
         </w:tc>
@@ -3462,7 +3462,7 @@
                 <w:sz w:val="18"/>
                 <w:szCs w:val="18"/>
               </w:rPr>
-              <w:t xml:space="preserve">85.7%</w:t>
+              <w:t xml:space="preserve">86.0%</w:t>
             </w:r>
           </w:p>
         </w:tc>
@@ -3496,7 +3496,7 @@
                 <w:sz w:val="18"/>
                 <w:szCs w:val="18"/>
               </w:rPr>
-              <w:t xml:space="preserve">4.4%</w:t>
+              <w:t xml:space="preserve">4.3%</w:t>
             </w:r>
           </w:p>
         </w:tc>
@@ -3530,7 +3530,7 @@
                 <w:sz w:val="18"/>
                 <w:szCs w:val="18"/>
               </w:rPr>
-              <w:t xml:space="preserve">91</w:t>
+              <w:t xml:space="preserve">93</w:t>
             </w:r>
           </w:p>
         </w:tc>
@@ -3671,7 +3671,7 @@
                 <w:sz w:val="18"/>
                 <w:szCs w:val="18"/>
               </w:rPr>
-              <w:t xml:space="preserve">川崎日航ホテル</w:t>
+              <w:t xml:space="preserve">ハートンホテル東品川</w:t>
             </w:r>
           </w:p>
         </w:tc>
@@ -3706,7 +3706,7 @@
                 <w:sz w:val="18"/>
                 <w:szCs w:val="18"/>
               </w:rPr>
-              <w:t xml:space="preserve">8.71</w:t>
+              <w:t xml:space="preserve">8.72</w:t>
             </w:r>
           </w:p>
         </w:tc>
@@ -3741,7 +3741,7 @@
                 <w:sz w:val="18"/>
                 <w:szCs w:val="18"/>
               </w:rPr>
-              <w:t xml:space="preserve">81.4%</w:t>
+              <w:t xml:space="preserve">84.8%</w:t>
             </w:r>
           </w:p>
         </w:tc>
@@ -3776,7 +3776,7 @@
                 <w:sz w:val="18"/>
                 <w:szCs w:val="18"/>
               </w:rPr>
-              <w:t xml:space="preserve">1.6%</w:t>
+              <w:t xml:space="preserve">0.7%</w:t>
             </w:r>
           </w:p>
         </w:tc>
@@ -3811,7 +3811,7 @@
                 <w:sz w:val="18"/>
                 <w:szCs w:val="18"/>
               </w:rPr>
-              <w:t xml:space="preserve">129</w:t>
+              <w:t xml:space="preserve">138</w:t>
             </w:r>
           </w:p>
         </w:tc>
@@ -3951,7 +3951,7 @@
                 <w:sz w:val="18"/>
                 <w:szCs w:val="18"/>
               </w:rPr>
-              <w:t xml:space="preserve">ハートンホテル東品川</w:t>
+              <w:t xml:space="preserve">リッチモンドホテル東京目白</w:t>
             </w:r>
           </w:p>
         </w:tc>
@@ -3985,7 +3985,7 @@
                 <w:sz w:val="18"/>
                 <w:szCs w:val="18"/>
               </w:rPr>
-              <w:t xml:space="preserve">8.69</w:t>
+              <w:t xml:space="preserve">8.70</w:t>
             </w:r>
           </w:p>
         </w:tc>
@@ -4019,7 +4019,7 @@
                 <w:sz w:val="18"/>
                 <w:szCs w:val="18"/>
               </w:rPr>
-              <w:t xml:space="preserve">84.9%</w:t>
+              <w:t xml:space="preserve">86.0%</w:t>
             </w:r>
           </w:p>
         </w:tc>
@@ -4053,7 +4053,7 @@
                 <w:sz w:val="18"/>
                 <w:szCs w:val="18"/>
               </w:rPr>
-              <w:t xml:space="preserve">0.7%</w:t>
+              <w:t xml:space="preserve">2.2%</w:t>
             </w:r>
           </w:p>
         </w:tc>
@@ -4087,7 +4087,7 @@
                 <w:sz w:val="18"/>
                 <w:szCs w:val="18"/>
               </w:rPr>
-              <w:t xml:space="preserve">139</w:t>
+              <w:t xml:space="preserve">136</w:t>
             </w:r>
           </w:p>
         </w:tc>
@@ -4228,7 +4228,7 @@
                 <w:sz w:val="18"/>
                 <w:szCs w:val="18"/>
               </w:rPr>
-              <w:t xml:space="preserve">リッチモンドホテル東京目白</w:t>
+              <w:t xml:space="preserve">川崎日航ホテル</w:t>
             </w:r>
           </w:p>
         </w:tc>
@@ -4298,7 +4298,7 @@
                 <w:sz w:val="18"/>
                 <w:szCs w:val="18"/>
               </w:rPr>
-              <w:t xml:space="preserve">86.2%</w:t>
+              <w:t xml:space="preserve">81.4%</w:t>
             </w:r>
           </w:p>
         </w:tc>
@@ -4333,7 +4333,7 @@
                 <w:sz w:val="18"/>
                 <w:szCs w:val="18"/>
               </w:rPr>
-              <w:t xml:space="preserve">2.3%</w:t>
+              <w:t xml:space="preserve">1.6%</w:t>
             </w:r>
           </w:p>
         </w:tc>
@@ -4368,7 +4368,7 @@
                 <w:sz w:val="18"/>
                 <w:szCs w:val="18"/>
               </w:rPr>
-              <w:t xml:space="preserve">130</w:t>
+              <w:t xml:space="preserve">129</w:t>
             </w:r>
           </w:p>
         </w:tc>
@@ -4542,7 +4542,7 @@
                 <w:sz w:val="18"/>
                 <w:szCs w:val="18"/>
               </w:rPr>
-              <w:t xml:space="preserve">8.53</w:t>
+              <w:t xml:space="preserve">8.50</w:t>
             </w:r>
           </w:p>
         </w:tc>
@@ -4576,7 +4576,7 @@
                 <w:sz w:val="18"/>
                 <w:szCs w:val="18"/>
               </w:rPr>
-              <w:t xml:space="preserve">79.9%</w:t>
+              <w:t xml:space="preserve">79.1%</w:t>
             </w:r>
           </w:p>
         </w:tc>
@@ -4820,7 +4820,7 @@
                 <w:sz w:val="18"/>
                 <w:szCs w:val="18"/>
               </w:rPr>
-              <w:t xml:space="preserve">8.29</w:t>
+              <w:t xml:space="preserve">8.30</w:t>
             </w:r>
           </w:p>
         </w:tc>
@@ -4855,7 +4855,7 @@
                 <w:sz w:val="18"/>
                 <w:szCs w:val="18"/>
               </w:rPr>
-              <w:t xml:space="preserve">76.1%</w:t>
+              <w:t xml:space="preserve">76.3%</w:t>
             </w:r>
           </w:p>
         </w:tc>
@@ -4890,7 +4890,7 @@
                 <w:sz w:val="18"/>
                 <w:szCs w:val="18"/>
               </w:rPr>
-              <w:t xml:space="preserve">2.9%</w:t>
+              <w:t xml:space="preserve">2.8%</w:t>
             </w:r>
           </w:p>
         </w:tc>
@@ -4925,7 +4925,7 @@
                 <w:sz w:val="18"/>
                 <w:szCs w:val="18"/>
               </w:rPr>
-              <w:t xml:space="preserve">309</w:t>
+              <w:t xml:space="preserve">317</w:t>
             </w:r>
           </w:p>
         </w:tc>
@@ -5099,7 +5099,7 @@
                 <w:sz w:val="18"/>
                 <w:szCs w:val="18"/>
               </w:rPr>
-              <w:t xml:space="preserve">8.16</w:t>
+              <w:t xml:space="preserve">8.22</w:t>
             </w:r>
           </w:p>
         </w:tc>
@@ -5133,7 +5133,7 @@
                 <w:sz w:val="18"/>
                 <w:szCs w:val="18"/>
               </w:rPr>
-              <w:t xml:space="preserve">79.1%</w:t>
+              <w:t xml:space="preserve">80.0%</w:t>
             </w:r>
           </w:p>
         </w:tc>
@@ -5167,7 +5167,7 @@
                 <w:sz w:val="18"/>
                 <w:szCs w:val="18"/>
               </w:rPr>
-              <w:t xml:space="preserve">7.8%</w:t>
+              <w:t xml:space="preserve">7.5%</w:t>
             </w:r>
           </w:p>
         </w:tc>
@@ -5201,7 +5201,7 @@
                 <w:sz w:val="18"/>
                 <w:szCs w:val="18"/>
               </w:rPr>
-              <w:t xml:space="preserve">115</w:t>
+              <w:t xml:space="preserve">120</w:t>
             </w:r>
           </w:p>
         </w:tc>
@@ -5412,7 +5412,7 @@
                 <w:sz w:val="18"/>
                 <w:szCs w:val="18"/>
               </w:rPr>
-              <w:t xml:space="preserve">68.9%</w:t>
+              <w:t xml:space="preserve">69.4%</w:t>
             </w:r>
           </w:p>
         </w:tc>
@@ -5482,7 +5482,7 @@
                 <w:sz w:val="18"/>
                 <w:szCs w:val="18"/>
               </w:rPr>
-              <w:t xml:space="preserve">61</w:t>
+              <w:t xml:space="preserve">62</w:t>
             </w:r>
           </w:p>
         </w:tc>
@@ -5656,7 +5656,7 @@
                 <w:sz w:val="18"/>
                 <w:szCs w:val="18"/>
               </w:rPr>
-              <w:t xml:space="preserve">7.72</w:t>
+              <w:t xml:space="preserve">7.73</w:t>
             </w:r>
           </w:p>
         </w:tc>
@@ -5690,7 +5690,7 @@
                 <w:sz w:val="18"/>
                 <w:szCs w:val="18"/>
               </w:rPr>
-              <w:t xml:space="preserve">65.7%</w:t>
+              <w:t xml:space="preserve">66.2%</w:t>
             </w:r>
           </w:p>
         </w:tc>
@@ -5724,7 +5724,7 @@
                 <w:sz w:val="18"/>
                 <w:szCs w:val="18"/>
               </w:rPr>
-              <w:t xml:space="preserve">12.1%</w:t>
+              <w:t xml:space="preserve">12.2%</w:t>
             </w:r>
           </w:p>
         </w:tc>
@@ -5758,7 +5758,7 @@
                 <w:sz w:val="18"/>
                 <w:szCs w:val="18"/>
               </w:rPr>
-              <w:t xml:space="preserve">140</w:t>
+              <w:t xml:space="preserve">139</w:t>
             </w:r>
           </w:p>
         </w:tc>
@@ -5899,7 +5899,7 @@
                 <w:sz w:val="18"/>
                 <w:szCs w:val="18"/>
               </w:rPr>
-              <w:t xml:space="preserve">アパホテル蒲田駅東</w:t>
+              <w:t xml:space="preserve">コンフォートホテル横浜関内</w:t>
             </w:r>
           </w:p>
         </w:tc>
@@ -5969,7 +5969,7 @@
                 <w:sz w:val="18"/>
                 <w:szCs w:val="18"/>
               </w:rPr>
-              <w:t xml:space="preserve">64.8%</w:t>
+              <w:t xml:space="preserve">67.6%</w:t>
             </w:r>
           </w:p>
         </w:tc>
@@ -6004,7 +6004,7 @@
                 <w:sz w:val="18"/>
                 <w:szCs w:val="18"/>
               </w:rPr>
-              <w:t xml:space="preserve">11.1%</w:t>
+              <w:t xml:space="preserve">14.1%</w:t>
             </w:r>
           </w:p>
         </w:tc>
@@ -6039,7 +6039,7 @@
                 <w:sz w:val="18"/>
                 <w:szCs w:val="18"/>
               </w:rPr>
-              <w:t xml:space="preserve">54</w:t>
+              <w:t xml:space="preserve">142</w:t>
             </w:r>
           </w:p>
         </w:tc>
@@ -6179,7 +6179,7 @@
                 <w:sz w:val="18"/>
                 <w:szCs w:val="18"/>
               </w:rPr>
-              <w:t xml:space="preserve">コンフォートホテル横浜関内</w:t>
+              <w:t xml:space="preserve">アパホテル蒲田駅東</w:t>
             </w:r>
           </w:p>
         </w:tc>
@@ -6213,7 +6213,7 @@
                 <w:sz w:val="18"/>
                 <w:szCs w:val="18"/>
               </w:rPr>
-              <w:t xml:space="preserve">7.41</w:t>
+              <w:t xml:space="preserve">7.38</w:t>
             </w:r>
           </w:p>
         </w:tc>
@@ -6247,7 +6247,7 @@
                 <w:sz w:val="18"/>
                 <w:szCs w:val="18"/>
               </w:rPr>
-              <w:t xml:space="preserve">67.6%</w:t>
+              <w:t xml:space="preserve">62.5%</w:t>
             </w:r>
           </w:p>
         </w:tc>
@@ -6281,7 +6281,7 @@
                 <w:sz w:val="18"/>
                 <w:szCs w:val="18"/>
               </w:rPr>
-              <w:t xml:space="preserve">14.1%</w:t>
+              <w:t xml:space="preserve">10.7%</w:t>
             </w:r>
           </w:p>
         </w:tc>
@@ -6315,7 +6315,7 @@
                 <w:sz w:val="18"/>
                 <w:szCs w:val="18"/>
               </w:rPr>
-              <w:t xml:space="preserve">142</w:t>
+              <w:t xml:space="preserve">56</w:t>
             </w:r>
           </w:p>
         </w:tc>
@@ -6491,7 +6491,7 @@
                 <w:sz w:val="18"/>
                 <w:szCs w:val="18"/>
               </w:rPr>
-              <w:t xml:space="preserve">7.08</w:t>
+              <w:t xml:space="preserve">7.10</w:t>
             </w:r>
           </w:p>
         </w:tc>
@@ -6526,7 +6526,7 @@
                 <w:sz w:val="18"/>
                 <w:szCs w:val="18"/>
               </w:rPr>
-              <w:t xml:space="preserve">57.3%</w:t>
+              <w:t xml:space="preserve">58.4%</w:t>
             </w:r>
           </w:p>
         </w:tc>
@@ -6561,7 +6561,7 @@
                 <w:sz w:val="18"/>
                 <w:szCs w:val="18"/>
               </w:rPr>
-              <w:t xml:space="preserve">18.7%</w:t>
+              <w:t xml:space="preserve">18.2%</w:t>
             </w:r>
           </w:p>
         </w:tc>
@@ -6596,7 +6596,7 @@
                 <w:sz w:val="18"/>
                 <w:szCs w:val="18"/>
               </w:rPr>
-              <w:t xml:space="preserve">75</w:t>
+              <w:t xml:space="preserve">77</w:t>
             </w:r>
           </w:p>
         </w:tc>
@@ -7094,7 +7094,7 @@
           <w:sz w:val="21"/>
           <w:szCs w:val="21"/>
         </w:rPr>
-        <w:t xml:space="preserve">最高スコアはコンフォートスイーツ東京ベイ（9.24点）、最低スコアはコートホテル新横浜（7.03点）です。スコアレンジは2.21点と大きく、ホテル間の品質格差が見られます。清掃品質の標準化が、ポートフォリオ全体の底上げに重要です。</w:t>
+        <w:t xml:space="preserve">最高スコアはコンフォートスイーツ東京ベイ（9.22点）、最低スコアはコートホテル新横浜（7.03点）です。スコアレンジは2.19点と大きく、ホテル間の品質格差が見られます。清掃品質の標準化が、ポートフォリオ全体の底上げに重要です。</w:t>
       </w:r>
     </w:p>
     <w:p>
@@ -7148,7 +7148,7 @@
           <w:sz w:val="21"/>
           <w:szCs w:val="21"/>
         </w:rPr>
-        <w:t xml:space="preserve">分析対象2323件のレビューのうち、清掃に関するネガティブな言及は合計103件（クレーム率4.4%）でした。業界のベンチマーク（2-3%）を超過しており、組織的な改善が必要です。</w:t>
+        <w:t xml:space="preserve">分析対象2355件のレビューのうち、清掃に関するネガティブな言及は合計105件（クレーム率4.5%）でした。業界のベンチマーク（2-3%）を超過しており、組織的な改善が必要です。</w:t>
       </w:r>
     </w:p>
     <w:p>
@@ -7536,7 +7536,7 @@
                 <w:sz w:val="18"/>
                 <w:szCs w:val="18"/>
               </w:rPr>
-              <w:t xml:space="preserve">66.0%</w:t>
+              <w:t xml:space="preserve">64.8%</w:t>
             </w:r>
           </w:p>
         </w:tc>
@@ -7713,7 +7713,7 @@
                 <w:sz w:val="18"/>
                 <w:szCs w:val="18"/>
               </w:rPr>
-              <w:t xml:space="preserve">22.3%</w:t>
+              <w:t xml:space="preserve">21.9%</w:t>
             </w:r>
           </w:p>
         </w:tc>
@@ -7783,7 +7783,7 @@
                 <w:sz w:val="18"/>
                 <w:szCs w:val="18"/>
               </w:rPr>
-              <w:t xml:space="preserve">11</w:t>
+              <w:t xml:space="preserve">12</w:t>
             </w:r>
           </w:p>
         </w:tc>
@@ -7885,7 +7885,7 @@
                 <w:sz w:val="18"/>
                 <w:szCs w:val="18"/>
               </w:rPr>
-              <w:t xml:space="preserve">10.7%</w:t>
+              <w:t xml:space="preserve">11.4%</w:t>
             </w:r>
           </w:p>
         </w:tc>
@@ -8062,7 +8062,7 @@
                 <w:sz w:val="18"/>
                 <w:szCs w:val="18"/>
               </w:rPr>
-              <w:t xml:space="preserve">9.7%</w:t>
+              <w:t xml:space="preserve">9.5%</w:t>
             </w:r>
           </w:p>
         </w:tc>
@@ -8234,7 +8234,7 @@
                 <w:sz w:val="18"/>
                 <w:szCs w:val="18"/>
               </w:rPr>
-              <w:t xml:space="preserve">8.7%</w:t>
+              <w:t xml:space="preserve">8.6%</w:t>
             </w:r>
           </w:p>
         </w:tc>
@@ -8411,7 +8411,7 @@
                 <w:sz w:val="18"/>
                 <w:szCs w:val="18"/>
               </w:rPr>
-              <w:t xml:space="preserve">7.8%</w:t>
+              <w:t xml:space="preserve">7.6%</w:t>
             </w:r>
           </w:p>
         </w:tc>
@@ -8583,7 +8583,7 @@
                 <w:sz w:val="18"/>
                 <w:szCs w:val="18"/>
               </w:rPr>
-              <w:t xml:space="preserve">7.8%</w:t>
+              <w:t xml:space="preserve">7.6%</w:t>
             </w:r>
           </w:p>
         </w:tc>
@@ -8760,7 +8760,7 @@
                 <w:sz w:val="18"/>
                 <w:szCs w:val="18"/>
               </w:rPr>
-              <w:t xml:space="preserve">6.8%</w:t>
+              <w:t xml:space="preserve">6.7%</w:t>
             </w:r>
           </w:p>
         </w:tc>
@@ -8932,7 +8932,7 @@
                 <w:sz w:val="18"/>
                 <w:szCs w:val="18"/>
               </w:rPr>
-              <w:t xml:space="preserve">5.8%</w:t>
+              <w:t xml:space="preserve">5.7%</w:t>
             </w:r>
           </w:p>
         </w:tc>
@@ -9004,7 +9004,7 @@
                 <w:sz w:val="18"/>
                 <w:szCs w:val="18"/>
               </w:rPr>
-              <w:t xml:space="preserve">4</w:t>
+              <w:t xml:space="preserve">5</w:t>
             </w:r>
           </w:p>
         </w:tc>
@@ -9039,7 +9039,7 @@
                 <w:sz w:val="18"/>
                 <w:szCs w:val="18"/>
               </w:rPr>
-              <w:t xml:space="preserve">2/19</w:t>
+              <w:t xml:space="preserve">3/19</w:t>
             </w:r>
           </w:p>
         </w:tc>
@@ -9109,7 +9109,7 @@
                 <w:sz w:val="18"/>
                 <w:szCs w:val="18"/>
               </w:rPr>
-              <w:t xml:space="preserve">3.9%</w:t>
+              <w:t xml:space="preserve">4.8%</w:t>
             </w:r>
           </w:p>
         </w:tc>
@@ -9281,7 +9281,7 @@
                 <w:sz w:val="18"/>
                 <w:szCs w:val="18"/>
               </w:rPr>
-              <w:t xml:space="preserve">3.9%</w:t>
+              <w:t xml:space="preserve">3.8%</w:t>
             </w:r>
           </w:p>
         </w:tc>
@@ -9700,7 +9700,7 @@
                 <w:sz w:val="18"/>
                 <w:szCs w:val="18"/>
               </w:rPr>
-              <w:t xml:space="preserve">コンフォートホテル博多</w:t>
+              <w:t xml:space="preserve">アパホテル蒲田駅東</w:t>
             </w:r>
           </w:p>
         </w:tc>
@@ -9734,7 +9734,7 @@
                 <w:sz w:val="18"/>
                 <w:szCs w:val="18"/>
               </w:rPr>
-              <w:t xml:space="preserve">18</w:t>
+              <w:t xml:space="preserve">7</w:t>
             </w:r>
           </w:p>
         </w:tc>
@@ -9768,7 +9768,7 @@
                 <w:sz w:val="18"/>
                 <w:szCs w:val="18"/>
               </w:rPr>
-              <w:t xml:space="preserve">12.9</w:t>
+              <w:t xml:space="preserve">12.5</w:t>
             </w:r>
           </w:p>
         </w:tc>
@@ -9781,29 +9781,29 @@
               <w:bottom w:val="single" w:color="CCCCCC" w:sz="1"/>
               <w:right w:val="single" w:color="CCCCCC" w:sz="1"/>
             </w:tcBorders>
-            <w:shd w:fill="FFCDD2" w:val="clear"/>
-            <w:tcMar>
-              <w:top w:type="dxa" w:w="80"/>
-              <w:left w:type="dxa" w:w="120"/>
-              <w:bottom w:type="dxa" w:w="80"/>
-              <w:right w:type="dxa" w:w="120"/>
-            </w:tcMar>
-            <w:vAlign w:val="center"/>
-          </w:tcPr>
-          <w:p>
-            <w:pPr>
-              <w:jc w:val="center"/>
-            </w:pPr>
-            <w:r>
-              <w:rPr>
-                <w:rFonts w:ascii="Arial" w:cs="Arial" w:eastAsia="Arial" w:hAnsi="Arial"/>
-                <w:b/>
-                <w:bCs/>
-                <w:color w:val="333333"/>
-                <w:sz w:val="18"/>
-                <w:szCs w:val="18"/>
-              </w:rPr>
-              <w:t xml:space="preserve">13</w:t>
+            <w:shd w:fill="FFE0B2" w:val="clear"/>
+            <w:tcMar>
+              <w:top w:type="dxa" w:w="80"/>
+              <w:left w:type="dxa" w:w="120"/>
+              <w:bottom w:type="dxa" w:w="80"/>
+              <w:right w:type="dxa" w:w="120"/>
+            </w:tcMar>
+            <w:vAlign w:val="center"/>
+          </w:tcPr>
+          <w:p>
+            <w:pPr>
+              <w:jc w:val="center"/>
+            </w:pPr>
+            <w:r>
+              <w:rPr>
+                <w:rFonts w:ascii="Arial" w:cs="Arial" w:eastAsia="Arial" w:hAnsi="Arial"/>
+                <w:b/>
+                <w:bCs/>
+                <w:color w:val="333333"/>
+                <w:sz w:val="18"/>
+                <w:szCs w:val="18"/>
+              </w:rPr>
+              <w:t xml:space="preserve">4</w:t>
             </w:r>
           </w:p>
         </w:tc>
@@ -9816,29 +9816,29 @@
               <w:bottom w:val="single" w:color="CCCCCC" w:sz="1"/>
               <w:right w:val="single" w:color="CCCCCC" w:sz="1"/>
             </w:tcBorders>
-            <w:shd w:fill="FFCDD2" w:val="clear"/>
-            <w:tcMar>
-              <w:top w:type="dxa" w:w="80"/>
-              <w:left w:type="dxa" w:w="120"/>
-              <w:bottom w:type="dxa" w:w="80"/>
-              <w:right w:type="dxa" w:w="120"/>
-            </w:tcMar>
-            <w:vAlign w:val="center"/>
-          </w:tcPr>
-          <w:p>
-            <w:pPr>
-              <w:jc w:val="center"/>
-            </w:pPr>
-            <w:r>
-              <w:rPr>
-                <w:rFonts w:ascii="Arial" w:cs="Arial" w:eastAsia="Arial" w:hAnsi="Arial"/>
-                <w:b/>
-                <w:bCs/>
-                <w:color w:val="333333"/>
-                <w:sz w:val="18"/>
-                <w:szCs w:val="18"/>
-              </w:rPr>
-              <w:t xml:space="preserve">7</w:t>
+            <w:shd w:fill="FFF9C4" w:val="clear"/>
+            <w:tcMar>
+              <w:top w:type="dxa" w:w="80"/>
+              <w:left w:type="dxa" w:w="120"/>
+              <w:bottom w:type="dxa" w:w="80"/>
+              <w:right w:type="dxa" w:w="120"/>
+            </w:tcMar>
+            <w:vAlign w:val="center"/>
+          </w:tcPr>
+          <w:p>
+            <w:pPr>
+              <w:jc w:val="center"/>
+            </w:pPr>
+            <w:r>
+              <w:rPr>
+                <w:rFonts w:ascii="Arial" w:cs="Arial" w:eastAsia="Arial" w:hAnsi="Arial"/>
+                <w:b w:val="false"/>
+                <w:bCs w:val="false"/>
+                <w:color w:val="333333"/>
+                <w:sz w:val="18"/>
+                <w:szCs w:val="18"/>
+              </w:rPr>
+              <w:t xml:space="preserve">1</w:t>
             </w:r>
           </w:p>
         </w:tc>
@@ -9851,6 +9851,40 @@
               <w:bottom w:val="single" w:color="CCCCCC" w:sz="1"/>
               <w:right w:val="single" w:color="CCCCCC" w:sz="1"/>
             </w:tcBorders>
+            <w:tcMar>
+              <w:top w:type="dxa" w:w="80"/>
+              <w:left w:type="dxa" w:w="120"/>
+              <w:bottom w:type="dxa" w:w="80"/>
+              <w:right w:type="dxa" w:w="120"/>
+            </w:tcMar>
+            <w:vAlign w:val="center"/>
+          </w:tcPr>
+          <w:p>
+            <w:pPr>
+              <w:jc w:val="center"/>
+            </w:pPr>
+            <w:r>
+              <w:rPr>
+                <w:rFonts w:ascii="Arial" w:cs="Arial" w:eastAsia="Arial" w:hAnsi="Arial"/>
+                <w:b w:val="false"/>
+                <w:bCs w:val="false"/>
+                <w:color w:val="333333"/>
+                <w:sz w:val="18"/>
+                <w:szCs w:val="18"/>
+              </w:rPr>
+              <w:t xml:space="preserve">-</w:t>
+            </w:r>
+          </w:p>
+        </w:tc>
+        <w:tc>
+          <w:tcPr>
+            <w:tcW w:type="pct" w:w="9%"/>
+            <w:tcBorders>
+              <w:top w:val="single" w:color="CCCCCC" w:sz="1"/>
+              <w:left w:val="single" w:color="CCCCCC" w:sz="1"/>
+              <w:bottom w:val="single" w:color="CCCCCC" w:sz="1"/>
+              <w:right w:val="single" w:color="CCCCCC" w:sz="1"/>
+            </w:tcBorders>
             <w:shd w:fill="FFF9C4" w:val="clear"/>
             <w:tcMar>
               <w:top w:type="dxa" w:w="80"/>
@@ -9908,7 +9942,7 @@
                 <w:sz w:val="18"/>
                 <w:szCs w:val="18"/>
               </w:rPr>
-              <w:t xml:space="preserve">2</w:t>
+              <w:t xml:space="preserve">1</w:t>
             </w:r>
           </w:p>
         </w:tc>
@@ -9921,64 +9955,28 @@
               <w:bottom w:val="single" w:color="CCCCCC" w:sz="1"/>
               <w:right w:val="single" w:color="CCCCCC" w:sz="1"/>
             </w:tcBorders>
-            <w:shd w:fill="FFF9C4" w:val="clear"/>
-            <w:tcMar>
-              <w:top w:type="dxa" w:w="80"/>
-              <w:left w:type="dxa" w:w="120"/>
-              <w:bottom w:type="dxa" w:w="80"/>
-              <w:right w:type="dxa" w:w="120"/>
-            </w:tcMar>
-            <w:vAlign w:val="center"/>
-          </w:tcPr>
-          <w:p>
-            <w:pPr>
-              <w:jc w:val="center"/>
-            </w:pPr>
-            <w:r>
-              <w:rPr>
-                <w:rFonts w:ascii="Arial" w:cs="Arial" w:eastAsia="Arial" w:hAnsi="Arial"/>
-                <w:b w:val="false"/>
-                <w:bCs w:val="false"/>
-                <w:color w:val="333333"/>
-                <w:sz w:val="18"/>
-                <w:szCs w:val="18"/>
-              </w:rPr>
-              <w:t xml:space="preserve">1</w:t>
-            </w:r>
-          </w:p>
-        </w:tc>
-        <w:tc>
-          <w:tcPr>
-            <w:tcW w:type="pct" w:w="9%"/>
-            <w:tcBorders>
-              <w:top w:val="single" w:color="CCCCCC" w:sz="1"/>
-              <w:left w:val="single" w:color="CCCCCC" w:sz="1"/>
-              <w:bottom w:val="single" w:color="CCCCCC" w:sz="1"/>
-              <w:right w:val="single" w:color="CCCCCC" w:sz="1"/>
-            </w:tcBorders>
-            <w:shd w:fill="FFF9C4" w:val="clear"/>
-            <w:tcMar>
-              <w:top w:type="dxa" w:w="80"/>
-              <w:left w:type="dxa" w:w="120"/>
-              <w:bottom w:type="dxa" w:w="80"/>
-              <w:right w:type="dxa" w:w="120"/>
-            </w:tcMar>
-            <w:vAlign w:val="center"/>
-          </w:tcPr>
-          <w:p>
-            <w:pPr>
-              <w:jc w:val="center"/>
-            </w:pPr>
-            <w:r>
-              <w:rPr>
-                <w:rFonts w:ascii="Arial" w:cs="Arial" w:eastAsia="Arial" w:hAnsi="Arial"/>
-                <w:b w:val="false"/>
-                <w:bCs w:val="false"/>
-                <w:color w:val="333333"/>
-                <w:sz w:val="18"/>
-                <w:szCs w:val="18"/>
-              </w:rPr>
-              <w:t xml:space="preserve">2</w:t>
+            <w:tcMar>
+              <w:top w:type="dxa" w:w="80"/>
+              <w:left w:type="dxa" w:w="120"/>
+              <w:bottom w:type="dxa" w:w="80"/>
+              <w:right w:type="dxa" w:w="120"/>
+            </w:tcMar>
+            <w:vAlign w:val="center"/>
+          </w:tcPr>
+          <w:p>
+            <w:pPr>
+              <w:jc w:val="center"/>
+            </w:pPr>
+            <w:r>
+              <w:rPr>
+                <w:rFonts w:ascii="Arial" w:cs="Arial" w:eastAsia="Arial" w:hAnsi="Arial"/>
+                <w:b w:val="false"/>
+                <w:bCs w:val="false"/>
+                <w:color w:val="333333"/>
+                <w:sz w:val="18"/>
+                <w:szCs w:val="18"/>
+              </w:rPr>
+              <w:t xml:space="preserve">-</w:t>
             </w:r>
           </w:p>
         </w:tc>
@@ -10015,7 +10013,7 @@
                 <w:sz w:val="18"/>
                 <w:szCs w:val="18"/>
               </w:rPr>
-              <w:t xml:space="preserve">チサンホテル浜松町</w:t>
+              <w:t xml:space="preserve">コンフォートホテル博多</w:t>
             </w:r>
           </w:p>
         </w:tc>
@@ -10050,47 +10048,117 @@
                 <w:sz w:val="18"/>
                 <w:szCs w:val="18"/>
               </w:rPr>
+              <w:t xml:space="preserve">17</w:t>
+            </w:r>
+          </w:p>
+        </w:tc>
+        <w:tc>
+          <w:tcPr>
+            <w:tcW w:type="pct" w:w="12%"/>
+            <w:tcBorders>
+              <w:top w:val="single" w:color="CCCCCC" w:sz="1"/>
+              <w:left w:val="single" w:color="CCCCCC" w:sz="1"/>
+              <w:bottom w:val="single" w:color="CCCCCC" w:sz="1"/>
+              <w:right w:val="single" w:color="CCCCCC" w:sz="1"/>
+            </w:tcBorders>
+            <w:shd w:fill="F5F7FA" w:val="clear"/>
+            <w:tcMar>
+              <w:top w:type="dxa" w:w="80"/>
+              <w:left w:type="dxa" w:w="120"/>
+              <w:bottom w:type="dxa" w:w="80"/>
+              <w:right w:type="dxa" w:w="120"/>
+            </w:tcMar>
+            <w:vAlign w:val="center"/>
+          </w:tcPr>
+          <w:p>
+            <w:pPr>
+              <w:jc w:val="center"/>
+            </w:pPr>
+            <w:r>
+              <w:rPr>
+                <w:rFonts w:ascii="Arial" w:cs="Arial" w:eastAsia="Arial" w:hAnsi="Arial"/>
+                <w:b w:val="false"/>
+                <w:bCs w:val="false"/>
+                <w:color w:val="E74C3C"/>
+                <w:sz w:val="18"/>
+                <w:szCs w:val="18"/>
+              </w:rPr>
+              <w:t xml:space="preserve">12.2</w:t>
+            </w:r>
+          </w:p>
+        </w:tc>
+        <w:tc>
+          <w:tcPr>
+            <w:tcW w:type="pct" w:w="9%"/>
+            <w:tcBorders>
+              <w:top w:val="single" w:color="CCCCCC" w:sz="1"/>
+              <w:left w:val="single" w:color="CCCCCC" w:sz="1"/>
+              <w:bottom w:val="single" w:color="CCCCCC" w:sz="1"/>
+              <w:right w:val="single" w:color="CCCCCC" w:sz="1"/>
+            </w:tcBorders>
+            <w:shd w:fill="FFCDD2" w:val="clear"/>
+            <w:tcMar>
+              <w:top w:type="dxa" w:w="80"/>
+              <w:left w:type="dxa" w:w="120"/>
+              <w:bottom w:type="dxa" w:w="80"/>
+              <w:right w:type="dxa" w:w="120"/>
+            </w:tcMar>
+            <w:vAlign w:val="center"/>
+          </w:tcPr>
+          <w:p>
+            <w:pPr>
+              <w:jc w:val="center"/>
+            </w:pPr>
+            <w:r>
+              <w:rPr>
+                <w:rFonts w:ascii="Arial" w:cs="Arial" w:eastAsia="Arial" w:hAnsi="Arial"/>
+                <w:b/>
+                <w:bCs/>
+                <w:color w:val="333333"/>
+                <w:sz w:val="18"/>
+                <w:szCs w:val="18"/>
+              </w:rPr>
+              <w:t xml:space="preserve">12</w:t>
+            </w:r>
+          </w:p>
+        </w:tc>
+        <w:tc>
+          <w:tcPr>
+            <w:tcW w:type="pct" w:w="9%"/>
+            <w:tcBorders>
+              <w:top w:val="single" w:color="CCCCCC" w:sz="1"/>
+              <w:left w:val="single" w:color="CCCCCC" w:sz="1"/>
+              <w:bottom w:val="single" w:color="CCCCCC" w:sz="1"/>
+              <w:right w:val="single" w:color="CCCCCC" w:sz="1"/>
+            </w:tcBorders>
+            <w:shd w:fill="FFCDD2" w:val="clear"/>
+            <w:tcMar>
+              <w:top w:type="dxa" w:w="80"/>
+              <w:left w:type="dxa" w:w="120"/>
+              <w:bottom w:type="dxa" w:w="80"/>
+              <w:right w:type="dxa" w:w="120"/>
+            </w:tcMar>
+            <w:vAlign w:val="center"/>
+          </w:tcPr>
+          <w:p>
+            <w:pPr>
+              <w:jc w:val="center"/>
+            </w:pPr>
+            <w:r>
+              <w:rPr>
+                <w:rFonts w:ascii="Arial" w:cs="Arial" w:eastAsia="Arial" w:hAnsi="Arial"/>
+                <w:b/>
+                <w:bCs/>
+                <w:color w:val="333333"/>
+                <w:sz w:val="18"/>
+                <w:szCs w:val="18"/>
+              </w:rPr>
               <w:t xml:space="preserve">7</w:t>
             </w:r>
           </w:p>
         </w:tc>
         <w:tc>
           <w:tcPr>
-            <w:tcW w:type="pct" w:w="12%"/>
-            <w:tcBorders>
-              <w:top w:val="single" w:color="CCCCCC" w:sz="1"/>
-              <w:left w:val="single" w:color="CCCCCC" w:sz="1"/>
-              <w:bottom w:val="single" w:color="CCCCCC" w:sz="1"/>
-              <w:right w:val="single" w:color="CCCCCC" w:sz="1"/>
-            </w:tcBorders>
-            <w:shd w:fill="F5F7FA" w:val="clear"/>
-            <w:tcMar>
-              <w:top w:type="dxa" w:w="80"/>
-              <w:left w:type="dxa" w:w="120"/>
-              <w:bottom w:type="dxa" w:w="80"/>
-              <w:right w:type="dxa" w:w="120"/>
-            </w:tcMar>
-            <w:vAlign w:val="center"/>
-          </w:tcPr>
-          <w:p>
-            <w:pPr>
-              <w:jc w:val="center"/>
-            </w:pPr>
-            <w:r>
-              <w:rPr>
-                <w:rFonts w:ascii="Arial" w:cs="Arial" w:eastAsia="Arial" w:hAnsi="Arial"/>
-                <w:b w:val="false"/>
-                <w:bCs w:val="false"/>
-                <w:color w:val="FF9800"/>
-                <w:sz w:val="18"/>
-                <w:szCs w:val="18"/>
-              </w:rPr>
-              <w:t xml:space="preserve">9.3</w:t>
-            </w:r>
-          </w:p>
-        </w:tc>
-        <w:tc>
-          <w:tcPr>
             <w:tcW w:type="pct" w:w="9%"/>
             <w:tcBorders>
               <w:top w:val="single" w:color="CCCCCC" w:sz="1"/>
@@ -10098,29 +10166,29 @@
               <w:bottom w:val="single" w:color="CCCCCC" w:sz="1"/>
               <w:right w:val="single" w:color="CCCCCC" w:sz="1"/>
             </w:tcBorders>
-            <w:shd w:fill="FFE0B2" w:val="clear"/>
-            <w:tcMar>
-              <w:top w:type="dxa" w:w="80"/>
-              <w:left w:type="dxa" w:w="120"/>
-              <w:bottom w:type="dxa" w:w="80"/>
-              <w:right w:type="dxa" w:w="120"/>
-            </w:tcMar>
-            <w:vAlign w:val="center"/>
-          </w:tcPr>
-          <w:p>
-            <w:pPr>
-              <w:jc w:val="center"/>
-            </w:pPr>
-            <w:r>
-              <w:rPr>
-                <w:rFonts w:ascii="Arial" w:cs="Arial" w:eastAsia="Arial" w:hAnsi="Arial"/>
-                <w:b/>
-                <w:bCs/>
-                <w:color w:val="333333"/>
-                <w:sz w:val="18"/>
-                <w:szCs w:val="18"/>
-              </w:rPr>
-              <w:t xml:space="preserve">3</w:t>
+            <w:shd w:fill="FFF9C4" w:val="clear"/>
+            <w:tcMar>
+              <w:top w:type="dxa" w:w="80"/>
+              <w:left w:type="dxa" w:w="120"/>
+              <w:bottom w:type="dxa" w:w="80"/>
+              <w:right w:type="dxa" w:w="120"/>
+            </w:tcMar>
+            <w:vAlign w:val="center"/>
+          </w:tcPr>
+          <w:p>
+            <w:pPr>
+              <w:jc w:val="center"/>
+            </w:pPr>
+            <w:r>
+              <w:rPr>
+                <w:rFonts w:ascii="Arial" w:cs="Arial" w:eastAsia="Arial" w:hAnsi="Arial"/>
+                <w:b w:val="false"/>
+                <w:bCs w:val="false"/>
+                <w:color w:val="333333"/>
+                <w:sz w:val="18"/>
+                <w:szCs w:val="18"/>
+              </w:rPr>
+              <w:t xml:space="preserve">1</w:t>
             </w:r>
           </w:p>
         </w:tc>
@@ -10155,6 +10223,41 @@
                 <w:sz w:val="18"/>
                 <w:szCs w:val="18"/>
               </w:rPr>
+              <w:t xml:space="preserve">2</w:t>
+            </w:r>
+          </w:p>
+        </w:tc>
+        <w:tc>
+          <w:tcPr>
+            <w:tcW w:type="pct" w:w="9%"/>
+            <w:tcBorders>
+              <w:top w:val="single" w:color="CCCCCC" w:sz="1"/>
+              <w:left w:val="single" w:color="CCCCCC" w:sz="1"/>
+              <w:bottom w:val="single" w:color="CCCCCC" w:sz="1"/>
+              <w:right w:val="single" w:color="CCCCCC" w:sz="1"/>
+            </w:tcBorders>
+            <w:shd w:fill="FFF9C4" w:val="clear"/>
+            <w:tcMar>
+              <w:top w:type="dxa" w:w="80"/>
+              <w:left w:type="dxa" w:w="120"/>
+              <w:bottom w:type="dxa" w:w="80"/>
+              <w:right w:type="dxa" w:w="120"/>
+            </w:tcMar>
+            <w:vAlign w:val="center"/>
+          </w:tcPr>
+          <w:p>
+            <w:pPr>
+              <w:jc w:val="center"/>
+            </w:pPr>
+            <w:r>
+              <w:rPr>
+                <w:rFonts w:ascii="Arial" w:cs="Arial" w:eastAsia="Arial" w:hAnsi="Arial"/>
+                <w:b w:val="false"/>
+                <w:bCs w:val="false"/>
+                <w:color w:val="333333"/>
+                <w:sz w:val="18"/>
+                <w:szCs w:val="18"/>
+              </w:rPr>
               <w:t xml:space="preserve">1</w:t>
             </w:r>
           </w:p>
@@ -10168,41 +10271,6 @@
               <w:bottom w:val="single" w:color="CCCCCC" w:sz="1"/>
               <w:right w:val="single" w:color="CCCCCC" w:sz="1"/>
             </w:tcBorders>
-            <w:shd w:fill="F5F7FA" w:val="clear"/>
-            <w:tcMar>
-              <w:top w:type="dxa" w:w="80"/>
-              <w:left w:type="dxa" w:w="120"/>
-              <w:bottom w:type="dxa" w:w="80"/>
-              <w:right w:type="dxa" w:w="120"/>
-            </w:tcMar>
-            <w:vAlign w:val="center"/>
-          </w:tcPr>
-          <w:p>
-            <w:pPr>
-              <w:jc w:val="center"/>
-            </w:pPr>
-            <w:r>
-              <w:rPr>
-                <w:rFonts w:ascii="Arial" w:cs="Arial" w:eastAsia="Arial" w:hAnsi="Arial"/>
-                <w:b w:val="false"/>
-                <w:bCs w:val="false"/>
-                <w:color w:val="333333"/>
-                <w:sz w:val="18"/>
-                <w:szCs w:val="18"/>
-              </w:rPr>
-              <w:t xml:space="preserve">-</w:t>
-            </w:r>
-          </w:p>
-        </w:tc>
-        <w:tc>
-          <w:tcPr>
-            <w:tcW w:type="pct" w:w="9%"/>
-            <w:tcBorders>
-              <w:top w:val="single" w:color="CCCCCC" w:sz="1"/>
-              <w:left w:val="single" w:color="CCCCCC" w:sz="1"/>
-              <w:bottom w:val="single" w:color="CCCCCC" w:sz="1"/>
-              <w:right w:val="single" w:color="CCCCCC" w:sz="1"/>
-            </w:tcBorders>
             <w:shd w:fill="FFF9C4" w:val="clear"/>
             <w:tcMar>
               <w:top w:type="dxa" w:w="80"/>
@@ -10226,76 +10294,6 @@
                 <w:szCs w:val="18"/>
               </w:rPr>
               <w:t xml:space="preserve">2</w:t>
-            </w:r>
-          </w:p>
-        </w:tc>
-        <w:tc>
-          <w:tcPr>
-            <w:tcW w:type="pct" w:w="9%"/>
-            <w:tcBorders>
-              <w:top w:val="single" w:color="CCCCCC" w:sz="1"/>
-              <w:left w:val="single" w:color="CCCCCC" w:sz="1"/>
-              <w:bottom w:val="single" w:color="CCCCCC" w:sz="1"/>
-              <w:right w:val="single" w:color="CCCCCC" w:sz="1"/>
-            </w:tcBorders>
-            <w:shd w:fill="FFF9C4" w:val="clear"/>
-            <w:tcMar>
-              <w:top w:type="dxa" w:w="80"/>
-              <w:left w:type="dxa" w:w="120"/>
-              <w:bottom w:type="dxa" w:w="80"/>
-              <w:right w:type="dxa" w:w="120"/>
-            </w:tcMar>
-            <w:vAlign w:val="center"/>
-          </w:tcPr>
-          <w:p>
-            <w:pPr>
-              <w:jc w:val="center"/>
-            </w:pPr>
-            <w:r>
-              <w:rPr>
-                <w:rFonts w:ascii="Arial" w:cs="Arial" w:eastAsia="Arial" w:hAnsi="Arial"/>
-                <w:b w:val="false"/>
-                <w:bCs w:val="false"/>
-                <w:color w:val="333333"/>
-                <w:sz w:val="18"/>
-                <w:szCs w:val="18"/>
-              </w:rPr>
-              <w:t xml:space="preserve">1</w:t>
-            </w:r>
-          </w:p>
-        </w:tc>
-        <w:tc>
-          <w:tcPr>
-            <w:tcW w:type="pct" w:w="9%"/>
-            <w:tcBorders>
-              <w:top w:val="single" w:color="CCCCCC" w:sz="1"/>
-              <w:left w:val="single" w:color="CCCCCC" w:sz="1"/>
-              <w:bottom w:val="single" w:color="CCCCCC" w:sz="1"/>
-              <w:right w:val="single" w:color="CCCCCC" w:sz="1"/>
-            </w:tcBorders>
-            <w:shd w:fill="F5F7FA" w:val="clear"/>
-            <w:tcMar>
-              <w:top w:type="dxa" w:w="80"/>
-              <w:left w:type="dxa" w:w="120"/>
-              <w:bottom w:type="dxa" w:w="80"/>
-              <w:right w:type="dxa" w:w="120"/>
-            </w:tcMar>
-            <w:vAlign w:val="center"/>
-          </w:tcPr>
-          <w:p>
-            <w:pPr>
-              <w:jc w:val="center"/>
-            </w:pPr>
-            <w:r>
-              <w:rPr>
-                <w:rFonts w:ascii="Arial" w:cs="Arial" w:eastAsia="Arial" w:hAnsi="Arial"/>
-                <w:b w:val="false"/>
-                <w:bCs w:val="false"/>
-                <w:color w:val="333333"/>
-                <w:sz w:val="18"/>
-                <w:szCs w:val="18"/>
-              </w:rPr>
-              <w:t xml:space="preserve">-</w:t>
             </w:r>
           </w:p>
         </w:tc>
@@ -10331,7 +10329,7 @@
                 <w:sz w:val="18"/>
                 <w:szCs w:val="18"/>
               </w:rPr>
-              <w:t xml:space="preserve">アパホテル蒲田駅東</w:t>
+              <w:t xml:space="preserve">コンフォートホテル横浜関内</w:t>
             </w:r>
           </w:p>
         </w:tc>
@@ -10365,7 +10363,7 @@
                 <w:sz w:val="18"/>
                 <w:szCs w:val="18"/>
               </w:rPr>
-              <w:t xml:space="preserve">5</w:t>
+              <w:t xml:space="preserve">14</w:t>
             </w:r>
           </w:p>
         </w:tc>
@@ -10399,7 +10397,7 @@
                 <w:sz w:val="18"/>
                 <w:szCs w:val="18"/>
               </w:rPr>
-              <w:t xml:space="preserve">9.3</w:t>
+              <w:t xml:space="preserve">9.9</w:t>
             </w:r>
           </w:p>
         </w:tc>
@@ -10412,29 +10410,29 @@
               <w:bottom w:val="single" w:color="CCCCCC" w:sz="1"/>
               <w:right w:val="single" w:color="CCCCCC" w:sz="1"/>
             </w:tcBorders>
-            <w:shd w:fill="FFE0B2" w:val="clear"/>
-            <w:tcMar>
-              <w:top w:type="dxa" w:w="80"/>
-              <w:left w:type="dxa" w:w="120"/>
-              <w:bottom w:type="dxa" w:w="80"/>
-              <w:right w:type="dxa" w:w="120"/>
-            </w:tcMar>
-            <w:vAlign w:val="center"/>
-          </w:tcPr>
-          <w:p>
-            <w:pPr>
-              <w:jc w:val="center"/>
-            </w:pPr>
-            <w:r>
-              <w:rPr>
-                <w:rFonts w:ascii="Arial" w:cs="Arial" w:eastAsia="Arial" w:hAnsi="Arial"/>
-                <w:b/>
-                <w:bCs/>
-                <w:color w:val="333333"/>
-                <w:sz w:val="18"/>
-                <w:szCs w:val="18"/>
-              </w:rPr>
-              <w:t xml:space="preserve">3</w:t>
+            <w:shd w:fill="FFCDD2" w:val="clear"/>
+            <w:tcMar>
+              <w:top w:type="dxa" w:w="80"/>
+              <w:left w:type="dxa" w:w="120"/>
+              <w:bottom w:type="dxa" w:w="80"/>
+              <w:right w:type="dxa" w:w="120"/>
+            </w:tcMar>
+            <w:vAlign w:val="center"/>
+          </w:tcPr>
+          <w:p>
+            <w:pPr>
+              <w:jc w:val="center"/>
+            </w:pPr>
+            <w:r>
+              <w:rPr>
+                <w:rFonts w:ascii="Arial" w:cs="Arial" w:eastAsia="Arial" w:hAnsi="Arial"/>
+                <w:b/>
+                <w:bCs/>
+                <w:color w:val="333333"/>
+                <w:sz w:val="18"/>
+                <w:szCs w:val="18"/>
+              </w:rPr>
+              <w:t xml:space="preserve">6</w:t>
             </w:r>
           </w:p>
         </w:tc>
@@ -10447,29 +10445,28 @@
               <w:bottom w:val="single" w:color="CCCCCC" w:sz="1"/>
               <w:right w:val="single" w:color="CCCCCC" w:sz="1"/>
             </w:tcBorders>
-            <w:shd w:fill="FFF9C4" w:val="clear"/>
-            <w:tcMar>
-              <w:top w:type="dxa" w:w="80"/>
-              <w:left w:type="dxa" w:w="120"/>
-              <w:bottom w:type="dxa" w:w="80"/>
-              <w:right w:type="dxa" w:w="120"/>
-            </w:tcMar>
-            <w:vAlign w:val="center"/>
-          </w:tcPr>
-          <w:p>
-            <w:pPr>
-              <w:jc w:val="center"/>
-            </w:pPr>
-            <w:r>
-              <w:rPr>
-                <w:rFonts w:ascii="Arial" w:cs="Arial" w:eastAsia="Arial" w:hAnsi="Arial"/>
-                <w:b w:val="false"/>
-                <w:bCs w:val="false"/>
-                <w:color w:val="333333"/>
-                <w:sz w:val="18"/>
-                <w:szCs w:val="18"/>
-              </w:rPr>
-              <w:t xml:space="preserve">1</w:t>
+            <w:tcMar>
+              <w:top w:type="dxa" w:w="80"/>
+              <w:left w:type="dxa" w:w="120"/>
+              <w:bottom w:type="dxa" w:w="80"/>
+              <w:right w:type="dxa" w:w="120"/>
+            </w:tcMar>
+            <w:vAlign w:val="center"/>
+          </w:tcPr>
+          <w:p>
+            <w:pPr>
+              <w:jc w:val="center"/>
+            </w:pPr>
+            <w:r>
+              <w:rPr>
+                <w:rFonts w:ascii="Arial" w:cs="Arial" w:eastAsia="Arial" w:hAnsi="Arial"/>
+                <w:b w:val="false"/>
+                <w:bCs w:val="false"/>
+                <w:color w:val="333333"/>
+                <w:sz w:val="18"/>
+                <w:szCs w:val="18"/>
+              </w:rPr>
+              <w:t xml:space="preserve">-</w:t>
             </w:r>
           </w:p>
         </w:tc>
@@ -10482,6 +10479,41 @@
               <w:bottom w:val="single" w:color="CCCCCC" w:sz="1"/>
               <w:right w:val="single" w:color="CCCCCC" w:sz="1"/>
             </w:tcBorders>
+            <w:shd w:fill="FFCDD2" w:val="clear"/>
+            <w:tcMar>
+              <w:top w:type="dxa" w:w="80"/>
+              <w:left w:type="dxa" w:w="120"/>
+              <w:bottom w:type="dxa" w:w="80"/>
+              <w:right w:type="dxa" w:w="120"/>
+            </w:tcMar>
+            <w:vAlign w:val="center"/>
+          </w:tcPr>
+          <w:p>
+            <w:pPr>
+              <w:jc w:val="center"/>
+            </w:pPr>
+            <w:r>
+              <w:rPr>
+                <w:rFonts w:ascii="Arial" w:cs="Arial" w:eastAsia="Arial" w:hAnsi="Arial"/>
+                <w:b/>
+                <w:bCs/>
+                <w:color w:val="333333"/>
+                <w:sz w:val="18"/>
+                <w:szCs w:val="18"/>
+              </w:rPr>
+              <w:t xml:space="preserve">8</w:t>
+            </w:r>
+          </w:p>
+        </w:tc>
+        <w:tc>
+          <w:tcPr>
+            <w:tcW w:type="pct" w:w="9%"/>
+            <w:tcBorders>
+              <w:top w:val="single" w:color="CCCCCC" w:sz="1"/>
+              <w:left w:val="single" w:color="CCCCCC" w:sz="1"/>
+              <w:bottom w:val="single" w:color="CCCCCC" w:sz="1"/>
+              <w:right w:val="single" w:color="CCCCCC" w:sz="1"/>
+            </w:tcBorders>
             <w:tcMar>
               <w:top w:type="dxa" w:w="80"/>
               <w:left w:type="dxa" w:w="120"/>
@@ -10504,41 +10536,6 @@
                 <w:szCs w:val="18"/>
               </w:rPr>
               <w:t xml:space="preserve">-</w:t>
-            </w:r>
-          </w:p>
-        </w:tc>
-        <w:tc>
-          <w:tcPr>
-            <w:tcW w:type="pct" w:w="9%"/>
-            <w:tcBorders>
-              <w:top w:val="single" w:color="CCCCCC" w:sz="1"/>
-              <w:left w:val="single" w:color="CCCCCC" w:sz="1"/>
-              <w:bottom w:val="single" w:color="CCCCCC" w:sz="1"/>
-              <w:right w:val="single" w:color="CCCCCC" w:sz="1"/>
-            </w:tcBorders>
-            <w:shd w:fill="FFF9C4" w:val="clear"/>
-            <w:tcMar>
-              <w:top w:type="dxa" w:w="80"/>
-              <w:left w:type="dxa" w:w="120"/>
-              <w:bottom w:type="dxa" w:w="80"/>
-              <w:right w:type="dxa" w:w="120"/>
-            </w:tcMar>
-            <w:vAlign w:val="center"/>
-          </w:tcPr>
-          <w:p>
-            <w:pPr>
-              <w:jc w:val="center"/>
-            </w:pPr>
-            <w:r>
-              <w:rPr>
-                <w:rFonts w:ascii="Arial" w:cs="Arial" w:eastAsia="Arial" w:hAnsi="Arial"/>
-                <w:b w:val="false"/>
-                <w:bCs w:val="false"/>
-                <w:color w:val="333333"/>
-                <w:sz w:val="18"/>
-                <w:szCs w:val="18"/>
-              </w:rPr>
-              <w:t xml:space="preserve">1</w:t>
             </w:r>
           </w:p>
         </w:tc>
@@ -10644,7 +10641,7 @@
                 <w:sz w:val="18"/>
                 <w:szCs w:val="18"/>
               </w:rPr>
-              <w:t xml:space="preserve">コンフォートホテル横浜関内</w:t>
+              <w:t xml:space="preserve">コートホテル新横浜</w:t>
             </w:r>
           </w:p>
         </w:tc>
@@ -10679,7 +10676,7 @@
                 <w:sz w:val="18"/>
                 <w:szCs w:val="18"/>
               </w:rPr>
-              <w:t xml:space="preserve">13</w:t>
+              <w:t xml:space="preserve">11</w:t>
             </w:r>
           </w:p>
         </w:tc>
@@ -10749,7 +10746,7 @@
                 <w:sz w:val="18"/>
                 <w:szCs w:val="18"/>
               </w:rPr>
-              <w:t xml:space="preserve">6</w:t>
+              <w:t xml:space="preserve">8</w:t>
             </w:r>
           </w:p>
         </w:tc>
@@ -10762,6 +10759,41 @@
               <w:bottom w:val="single" w:color="CCCCCC" w:sz="1"/>
               <w:right w:val="single" w:color="CCCCCC" w:sz="1"/>
             </w:tcBorders>
+            <w:shd w:fill="FFF9C4" w:val="clear"/>
+            <w:tcMar>
+              <w:top w:type="dxa" w:w="80"/>
+              <w:left w:type="dxa" w:w="120"/>
+              <w:bottom w:type="dxa" w:w="80"/>
+              <w:right w:type="dxa" w:w="120"/>
+            </w:tcMar>
+            <w:vAlign w:val="center"/>
+          </w:tcPr>
+          <w:p>
+            <w:pPr>
+              <w:jc w:val="center"/>
+            </w:pPr>
+            <w:r>
+              <w:rPr>
+                <w:rFonts w:ascii="Arial" w:cs="Arial" w:eastAsia="Arial" w:hAnsi="Arial"/>
+                <w:b w:val="false"/>
+                <w:bCs w:val="false"/>
+                <w:color w:val="333333"/>
+                <w:sz w:val="18"/>
+                <w:szCs w:val="18"/>
+              </w:rPr>
+              <w:t xml:space="preserve">2</w:t>
+            </w:r>
+          </w:p>
+        </w:tc>
+        <w:tc>
+          <w:tcPr>
+            <w:tcW w:type="pct" w:w="9%"/>
+            <w:tcBorders>
+              <w:top w:val="single" w:color="CCCCCC" w:sz="1"/>
+              <w:left w:val="single" w:color="CCCCCC" w:sz="1"/>
+              <w:bottom w:val="single" w:color="CCCCCC" w:sz="1"/>
+              <w:right w:val="single" w:color="CCCCCC" w:sz="1"/>
+            </w:tcBorders>
             <w:shd w:fill="F5F7FA" w:val="clear"/>
             <w:tcMar>
               <w:top w:type="dxa" w:w="80"/>
@@ -10797,29 +10829,29 @@
               <w:bottom w:val="single" w:color="CCCCCC" w:sz="1"/>
               <w:right w:val="single" w:color="CCCCCC" w:sz="1"/>
             </w:tcBorders>
-            <w:shd w:fill="FFCDD2" w:val="clear"/>
-            <w:tcMar>
-              <w:top w:type="dxa" w:w="80"/>
-              <w:left w:type="dxa" w:w="120"/>
-              <w:bottom w:type="dxa" w:w="80"/>
-              <w:right w:type="dxa" w:w="120"/>
-            </w:tcMar>
-            <w:vAlign w:val="center"/>
-          </w:tcPr>
-          <w:p>
-            <w:pPr>
-              <w:jc w:val="center"/>
-            </w:pPr>
-            <w:r>
-              <w:rPr>
-                <w:rFonts w:ascii="Arial" w:cs="Arial" w:eastAsia="Arial" w:hAnsi="Arial"/>
-                <w:b/>
-                <w:bCs/>
-                <w:color w:val="333333"/>
-                <w:sz w:val="18"/>
-                <w:szCs w:val="18"/>
-              </w:rPr>
-              <w:t xml:space="preserve">7</w:t>
+            <w:shd w:fill="FFF9C4" w:val="clear"/>
+            <w:tcMar>
+              <w:top w:type="dxa" w:w="80"/>
+              <w:left w:type="dxa" w:w="120"/>
+              <w:bottom w:type="dxa" w:w="80"/>
+              <w:right w:type="dxa" w:w="120"/>
+            </w:tcMar>
+            <w:vAlign w:val="center"/>
+          </w:tcPr>
+          <w:p>
+            <w:pPr>
+              <w:jc w:val="center"/>
+            </w:pPr>
+            <w:r>
+              <w:rPr>
+                <w:rFonts w:ascii="Arial" w:cs="Arial" w:eastAsia="Arial" w:hAnsi="Arial"/>
+                <w:b w:val="false"/>
+                <w:bCs w:val="false"/>
+                <w:color w:val="333333"/>
+                <w:sz w:val="18"/>
+                <w:szCs w:val="18"/>
+              </w:rPr>
+              <w:t xml:space="preserve">1</w:t>
             </w:r>
           </w:p>
         </w:tc>
@@ -10832,29 +10864,29 @@
               <w:bottom w:val="single" w:color="CCCCCC" w:sz="1"/>
               <w:right w:val="single" w:color="CCCCCC" w:sz="1"/>
             </w:tcBorders>
-            <w:shd w:fill="F5F7FA" w:val="clear"/>
-            <w:tcMar>
-              <w:top w:type="dxa" w:w="80"/>
-              <w:left w:type="dxa" w:w="120"/>
-              <w:bottom w:type="dxa" w:w="80"/>
-              <w:right w:type="dxa" w:w="120"/>
-            </w:tcMar>
-            <w:vAlign w:val="center"/>
-          </w:tcPr>
-          <w:p>
-            <w:pPr>
-              <w:jc w:val="center"/>
-            </w:pPr>
-            <w:r>
-              <w:rPr>
-                <w:rFonts w:ascii="Arial" w:cs="Arial" w:eastAsia="Arial" w:hAnsi="Arial"/>
-                <w:b w:val="false"/>
-                <w:bCs w:val="false"/>
-                <w:color w:val="333333"/>
-                <w:sz w:val="18"/>
-                <w:szCs w:val="18"/>
-              </w:rPr>
-              <w:t xml:space="preserve">-</w:t>
+            <w:shd w:fill="FFF9C4" w:val="clear"/>
+            <w:tcMar>
+              <w:top w:type="dxa" w:w="80"/>
+              <w:left w:type="dxa" w:w="120"/>
+              <w:bottom w:type="dxa" w:w="80"/>
+              <w:right w:type="dxa" w:w="120"/>
+            </w:tcMar>
+            <w:vAlign w:val="center"/>
+          </w:tcPr>
+          <w:p>
+            <w:pPr>
+              <w:jc w:val="center"/>
+            </w:pPr>
+            <w:r>
+              <w:rPr>
+                <w:rFonts w:ascii="Arial" w:cs="Arial" w:eastAsia="Arial" w:hAnsi="Arial"/>
+                <w:b w:val="false"/>
+                <w:bCs w:val="false"/>
+                <w:color w:val="333333"/>
+                <w:sz w:val="18"/>
+                <w:szCs w:val="18"/>
+              </w:rPr>
+              <w:t xml:space="preserve">1</w:t>
             </w:r>
           </w:p>
         </w:tc>
@@ -10890,41 +10922,6 @@
                 <w:szCs w:val="18"/>
               </w:rPr>
               <w:t xml:space="preserve">1</w:t>
-            </w:r>
-          </w:p>
-        </w:tc>
-        <w:tc>
-          <w:tcPr>
-            <w:tcW w:type="pct" w:w="9%"/>
-            <w:tcBorders>
-              <w:top w:val="single" w:color="CCCCCC" w:sz="1"/>
-              <w:left w:val="single" w:color="CCCCCC" w:sz="1"/>
-              <w:bottom w:val="single" w:color="CCCCCC" w:sz="1"/>
-              <w:right w:val="single" w:color="CCCCCC" w:sz="1"/>
-            </w:tcBorders>
-            <w:shd w:fill="F5F7FA" w:val="clear"/>
-            <w:tcMar>
-              <w:top w:type="dxa" w:w="80"/>
-              <w:left w:type="dxa" w:w="120"/>
-              <w:bottom w:type="dxa" w:w="80"/>
-              <w:right w:type="dxa" w:w="120"/>
-            </w:tcMar>
-            <w:vAlign w:val="center"/>
-          </w:tcPr>
-          <w:p>
-            <w:pPr>
-              <w:jc w:val="center"/>
-            </w:pPr>
-            <w:r>
-              <w:rPr>
-                <w:rFonts w:ascii="Arial" w:cs="Arial" w:eastAsia="Arial" w:hAnsi="Arial"/>
-                <w:b w:val="false"/>
-                <w:bCs w:val="false"/>
-                <w:color w:val="333333"/>
-                <w:sz w:val="18"/>
-                <w:szCs w:val="18"/>
-              </w:rPr>
-              <w:t xml:space="preserve">-</w:t>
             </w:r>
           </w:p>
         </w:tc>
@@ -10960,7 +10957,7 @@
                 <w:sz w:val="18"/>
                 <w:szCs w:val="18"/>
               </w:rPr>
-              <w:t xml:space="preserve">コートホテル新横浜</w:t>
+              <w:t xml:space="preserve">チサンホテル浜松町</w:t>
             </w:r>
           </w:p>
         </w:tc>
@@ -10994,7 +10991,7 @@
                 <w:sz w:val="18"/>
                 <w:szCs w:val="18"/>
               </w:rPr>
-              <w:t xml:space="preserve">11</w:t>
+              <w:t xml:space="preserve">7</w:t>
             </w:r>
           </w:p>
         </w:tc>
@@ -11028,7 +11025,7 @@
                 <w:sz w:val="18"/>
                 <w:szCs w:val="18"/>
               </w:rPr>
-              <w:t xml:space="preserve">9.2</w:t>
+              <w:t xml:space="preserve">9.1</w:t>
             </w:r>
           </w:p>
         </w:tc>
@@ -11041,29 +11038,29 @@
               <w:bottom w:val="single" w:color="CCCCCC" w:sz="1"/>
               <w:right w:val="single" w:color="CCCCCC" w:sz="1"/>
             </w:tcBorders>
-            <w:shd w:fill="FFCDD2" w:val="clear"/>
-            <w:tcMar>
-              <w:top w:type="dxa" w:w="80"/>
-              <w:left w:type="dxa" w:w="120"/>
-              <w:bottom w:type="dxa" w:w="80"/>
-              <w:right w:type="dxa" w:w="120"/>
-            </w:tcMar>
-            <w:vAlign w:val="center"/>
-          </w:tcPr>
-          <w:p>
-            <w:pPr>
-              <w:jc w:val="center"/>
-            </w:pPr>
-            <w:r>
-              <w:rPr>
-                <w:rFonts w:ascii="Arial" w:cs="Arial" w:eastAsia="Arial" w:hAnsi="Arial"/>
-                <w:b/>
-                <w:bCs/>
-                <w:color w:val="333333"/>
-                <w:sz w:val="18"/>
-                <w:szCs w:val="18"/>
-              </w:rPr>
-              <w:t xml:space="preserve">8</w:t>
+            <w:shd w:fill="FFE0B2" w:val="clear"/>
+            <w:tcMar>
+              <w:top w:type="dxa" w:w="80"/>
+              <w:left w:type="dxa" w:w="120"/>
+              <w:bottom w:type="dxa" w:w="80"/>
+              <w:right w:type="dxa" w:w="120"/>
+            </w:tcMar>
+            <w:vAlign w:val="center"/>
+          </w:tcPr>
+          <w:p>
+            <w:pPr>
+              <w:jc w:val="center"/>
+            </w:pPr>
+            <w:r>
+              <w:rPr>
+                <w:rFonts w:ascii="Arial" w:cs="Arial" w:eastAsia="Arial" w:hAnsi="Arial"/>
+                <w:b/>
+                <w:bCs/>
+                <w:color w:val="333333"/>
+                <w:sz w:val="18"/>
+                <w:szCs w:val="18"/>
+              </w:rPr>
+              <w:t xml:space="preserve">3</w:t>
             </w:r>
           </w:p>
         </w:tc>
@@ -11098,6 +11095,75 @@
                 <w:sz w:val="18"/>
                 <w:szCs w:val="18"/>
               </w:rPr>
+              <w:t xml:space="preserve">1</w:t>
+            </w:r>
+          </w:p>
+        </w:tc>
+        <w:tc>
+          <w:tcPr>
+            <w:tcW w:type="pct" w:w="9%"/>
+            <w:tcBorders>
+              <w:top w:val="single" w:color="CCCCCC" w:sz="1"/>
+              <w:left w:val="single" w:color="CCCCCC" w:sz="1"/>
+              <w:bottom w:val="single" w:color="CCCCCC" w:sz="1"/>
+              <w:right w:val="single" w:color="CCCCCC" w:sz="1"/>
+            </w:tcBorders>
+            <w:tcMar>
+              <w:top w:type="dxa" w:w="80"/>
+              <w:left w:type="dxa" w:w="120"/>
+              <w:bottom w:type="dxa" w:w="80"/>
+              <w:right w:type="dxa" w:w="120"/>
+            </w:tcMar>
+            <w:vAlign w:val="center"/>
+          </w:tcPr>
+          <w:p>
+            <w:pPr>
+              <w:jc w:val="center"/>
+            </w:pPr>
+            <w:r>
+              <w:rPr>
+                <w:rFonts w:ascii="Arial" w:cs="Arial" w:eastAsia="Arial" w:hAnsi="Arial"/>
+                <w:b w:val="false"/>
+                <w:bCs w:val="false"/>
+                <w:color w:val="333333"/>
+                <w:sz w:val="18"/>
+                <w:szCs w:val="18"/>
+              </w:rPr>
+              <w:t xml:space="preserve">-</w:t>
+            </w:r>
+          </w:p>
+        </w:tc>
+        <w:tc>
+          <w:tcPr>
+            <w:tcW w:type="pct" w:w="9%"/>
+            <w:tcBorders>
+              <w:top w:val="single" w:color="CCCCCC" w:sz="1"/>
+              <w:left w:val="single" w:color="CCCCCC" w:sz="1"/>
+              <w:bottom w:val="single" w:color="CCCCCC" w:sz="1"/>
+              <w:right w:val="single" w:color="CCCCCC" w:sz="1"/>
+            </w:tcBorders>
+            <w:shd w:fill="FFF9C4" w:val="clear"/>
+            <w:tcMar>
+              <w:top w:type="dxa" w:w="80"/>
+              <w:left w:type="dxa" w:w="120"/>
+              <w:bottom w:type="dxa" w:w="80"/>
+              <w:right w:type="dxa" w:w="120"/>
+            </w:tcMar>
+            <w:vAlign w:val="center"/>
+          </w:tcPr>
+          <w:p>
+            <w:pPr>
+              <w:jc w:val="center"/>
+            </w:pPr>
+            <w:r>
+              <w:rPr>
+                <w:rFonts w:ascii="Arial" w:cs="Arial" w:eastAsia="Arial" w:hAnsi="Arial"/>
+                <w:b w:val="false"/>
+                <w:bCs w:val="false"/>
+                <w:color w:val="333333"/>
+                <w:sz w:val="18"/>
+                <w:szCs w:val="18"/>
+              </w:rPr>
               <w:t xml:space="preserve">2</w:t>
             </w:r>
           </w:p>
@@ -11111,6 +11177,41 @@
               <w:bottom w:val="single" w:color="CCCCCC" w:sz="1"/>
               <w:right w:val="single" w:color="CCCCCC" w:sz="1"/>
             </w:tcBorders>
+            <w:shd w:fill="FFF9C4" w:val="clear"/>
+            <w:tcMar>
+              <w:top w:type="dxa" w:w="80"/>
+              <w:left w:type="dxa" w:w="120"/>
+              <w:bottom w:type="dxa" w:w="80"/>
+              <w:right w:type="dxa" w:w="120"/>
+            </w:tcMar>
+            <w:vAlign w:val="center"/>
+          </w:tcPr>
+          <w:p>
+            <w:pPr>
+              <w:jc w:val="center"/>
+            </w:pPr>
+            <w:r>
+              <w:rPr>
+                <w:rFonts w:ascii="Arial" w:cs="Arial" w:eastAsia="Arial" w:hAnsi="Arial"/>
+                <w:b w:val="false"/>
+                <w:bCs w:val="false"/>
+                <w:color w:val="333333"/>
+                <w:sz w:val="18"/>
+                <w:szCs w:val="18"/>
+              </w:rPr>
+              <w:t xml:space="preserve">1</w:t>
+            </w:r>
+          </w:p>
+        </w:tc>
+        <w:tc>
+          <w:tcPr>
+            <w:tcW w:type="pct" w:w="9%"/>
+            <w:tcBorders>
+              <w:top w:val="single" w:color="CCCCCC" w:sz="1"/>
+              <w:left w:val="single" w:color="CCCCCC" w:sz="1"/>
+              <w:bottom w:val="single" w:color="CCCCCC" w:sz="1"/>
+              <w:right w:val="single" w:color="CCCCCC" w:sz="1"/>
+            </w:tcBorders>
             <w:tcMar>
               <w:top w:type="dxa" w:w="80"/>
               <w:left w:type="dxa" w:w="120"/>
@@ -11133,111 +11234,6 @@
                 <w:szCs w:val="18"/>
               </w:rPr>
               <w:t xml:space="preserve">-</w:t>
-            </w:r>
-          </w:p>
-        </w:tc>
-        <w:tc>
-          <w:tcPr>
-            <w:tcW w:type="pct" w:w="9%"/>
-            <w:tcBorders>
-              <w:top w:val="single" w:color="CCCCCC" w:sz="1"/>
-              <w:left w:val="single" w:color="CCCCCC" w:sz="1"/>
-              <w:bottom w:val="single" w:color="CCCCCC" w:sz="1"/>
-              <w:right w:val="single" w:color="CCCCCC" w:sz="1"/>
-            </w:tcBorders>
-            <w:shd w:fill="FFF9C4" w:val="clear"/>
-            <w:tcMar>
-              <w:top w:type="dxa" w:w="80"/>
-              <w:left w:type="dxa" w:w="120"/>
-              <w:bottom w:type="dxa" w:w="80"/>
-              <w:right w:type="dxa" w:w="120"/>
-            </w:tcMar>
-            <w:vAlign w:val="center"/>
-          </w:tcPr>
-          <w:p>
-            <w:pPr>
-              <w:jc w:val="center"/>
-            </w:pPr>
-            <w:r>
-              <w:rPr>
-                <w:rFonts w:ascii="Arial" w:cs="Arial" w:eastAsia="Arial" w:hAnsi="Arial"/>
-                <w:b w:val="false"/>
-                <w:bCs w:val="false"/>
-                <w:color w:val="333333"/>
-                <w:sz w:val="18"/>
-                <w:szCs w:val="18"/>
-              </w:rPr>
-              <w:t xml:space="preserve">1</w:t>
-            </w:r>
-          </w:p>
-        </w:tc>
-        <w:tc>
-          <w:tcPr>
-            <w:tcW w:type="pct" w:w="9%"/>
-            <w:tcBorders>
-              <w:top w:val="single" w:color="CCCCCC" w:sz="1"/>
-              <w:left w:val="single" w:color="CCCCCC" w:sz="1"/>
-              <w:bottom w:val="single" w:color="CCCCCC" w:sz="1"/>
-              <w:right w:val="single" w:color="CCCCCC" w:sz="1"/>
-            </w:tcBorders>
-            <w:shd w:fill="FFF9C4" w:val="clear"/>
-            <w:tcMar>
-              <w:top w:type="dxa" w:w="80"/>
-              <w:left w:type="dxa" w:w="120"/>
-              <w:bottom w:type="dxa" w:w="80"/>
-              <w:right w:type="dxa" w:w="120"/>
-            </w:tcMar>
-            <w:vAlign w:val="center"/>
-          </w:tcPr>
-          <w:p>
-            <w:pPr>
-              <w:jc w:val="center"/>
-            </w:pPr>
-            <w:r>
-              <w:rPr>
-                <w:rFonts w:ascii="Arial" w:cs="Arial" w:eastAsia="Arial" w:hAnsi="Arial"/>
-                <w:b w:val="false"/>
-                <w:bCs w:val="false"/>
-                <w:color w:val="333333"/>
-                <w:sz w:val="18"/>
-                <w:szCs w:val="18"/>
-              </w:rPr>
-              <w:t xml:space="preserve">1</w:t>
-            </w:r>
-          </w:p>
-        </w:tc>
-        <w:tc>
-          <w:tcPr>
-            <w:tcW w:type="pct" w:w="9%"/>
-            <w:tcBorders>
-              <w:top w:val="single" w:color="CCCCCC" w:sz="1"/>
-              <w:left w:val="single" w:color="CCCCCC" w:sz="1"/>
-              <w:bottom w:val="single" w:color="CCCCCC" w:sz="1"/>
-              <w:right w:val="single" w:color="CCCCCC" w:sz="1"/>
-            </w:tcBorders>
-            <w:shd w:fill="FFF9C4" w:val="clear"/>
-            <w:tcMar>
-              <w:top w:type="dxa" w:w="80"/>
-              <w:left w:type="dxa" w:w="120"/>
-              <w:bottom w:type="dxa" w:w="80"/>
-              <w:right w:type="dxa" w:w="120"/>
-            </w:tcMar>
-            <w:vAlign w:val="center"/>
-          </w:tcPr>
-          <w:p>
-            <w:pPr>
-              <w:jc w:val="center"/>
-            </w:pPr>
-            <w:r>
-              <w:rPr>
-                <w:rFonts w:ascii="Arial" w:cs="Arial" w:eastAsia="Arial" w:hAnsi="Arial"/>
-                <w:b w:val="false"/>
-                <w:bCs w:val="false"/>
-                <w:color w:val="333333"/>
-                <w:sz w:val="18"/>
-                <w:szCs w:val="18"/>
-              </w:rPr>
-              <w:t xml:space="preserve">1</w:t>
             </w:r>
           </w:p>
         </w:tc>
@@ -11344,7 +11340,7 @@
                 <w:sz w:val="18"/>
                 <w:szCs w:val="18"/>
               </w:rPr>
-              <w:t xml:space="preserve">7.0</w:t>
+              <w:t xml:space="preserve">6.7</w:t>
             </w:r>
           </w:p>
         </w:tc>
@@ -11658,7 +11654,7 @@
                 <w:sz w:val="18"/>
                 <w:szCs w:val="18"/>
               </w:rPr>
-              <w:t xml:space="preserve">5.4</w:t>
+              <w:t xml:space="preserve">5.3</w:t>
             </w:r>
           </w:p>
         </w:tc>
@@ -11967,11 +11963,11 @@
                 <w:rFonts w:ascii="Arial" w:cs="Arial" w:eastAsia="Arial" w:hAnsi="Arial"/>
                 <w:b w:val="false"/>
                 <w:bCs w:val="false"/>
-                <w:color w:val="FF9800"/>
-                <w:sz w:val="18"/>
-                <w:szCs w:val="18"/>
-              </w:rPr>
-              <w:t xml:space="preserve">5.1</w:t>
+                <w:color w:val="333333"/>
+                <w:sz w:val="18"/>
+                <w:szCs w:val="18"/>
+              </w:rPr>
+              <w:t xml:space="preserve">4.9</w:t>
             </w:r>
           </w:p>
         </w:tc>
@@ -13226,7 +13222,7 @@
                 <w:sz w:val="18"/>
                 <w:szCs w:val="18"/>
               </w:rPr>
-              <w:t xml:space="preserve">3.3</w:t>
+              <w:t xml:space="preserve">3.2</w:t>
             </w:r>
           </w:p>
         </w:tc>
@@ -13540,7 +13536,7 @@
                 <w:sz w:val="18"/>
                 <w:szCs w:val="18"/>
               </w:rPr>
-              <w:t xml:space="preserve">3.3</w:t>
+              <w:t xml:space="preserve">3.2</w:t>
             </w:r>
           </w:p>
         </w:tc>
@@ -13852,7 +13848,7 @@
                 <w:sz w:val="18"/>
                 <w:szCs w:val="18"/>
               </w:rPr>
-              <w:t xml:space="preserve">2.3</w:t>
+              <w:t xml:space="preserve">2.2</w:t>
             </w:r>
           </w:p>
         </w:tc>
@@ -15175,7 +15171,7 @@
           <w:sz w:val="22"/>
           <w:szCs w:val="22"/>
         </w:rPr>
-        <w:t xml:space="preserve">【URGENT】コンフォートホテル博多</w:t>
+        <w:t xml:space="preserve">【URGENT】アパホテル蒲田駅東</w:t>
       </w:r>
     </w:p>
     <w:p>
@@ -15190,7 +15186,7 @@
           <w:sz w:val="21"/>
           <w:szCs w:val="21"/>
         </w:rPr>
-        <w:t xml:space="preserve">現状スコア：7.72点 → 目標スコア：8.5点</w:t>
+        <w:t xml:space="preserve">現状スコア：7.38点 → 目標スコア：8点</w:t>
       </w:r>
     </w:p>
     <w:p>
@@ -15205,7 +15201,7 @@
           <w:sz w:val="21"/>
           <w:szCs w:val="21"/>
         </w:rPr>
-        <w:t xml:space="preserve">主要課題：清掃品質全般(13件)、臭気・異臭(7件)、カーペット汚れ(5件)</w:t>
+        <w:t xml:space="preserve">主要課題：清掃品質全般(4件)、ほこり・塵(1件)、臭気・異臭(1件)</w:t>
       </w:r>
     </w:p>
     <w:p>
@@ -15278,7 +15274,7 @@
           <w:sz w:val="21"/>
           <w:szCs w:val="21"/>
         </w:rPr>
-        <w:t xml:space="preserve">臭気発生源の特定と即時対処（排水トラップ、換気扇）（臭気・異臭）</w:t>
+        <w:t xml:space="preserve">高所・棚上部・エアコン上部のほこり除去（ほこり・塵）</w:t>
       </w:r>
     </w:p>
     <w:p>
@@ -15297,7 +15293,7 @@
           <w:sz w:val="21"/>
           <w:szCs w:val="21"/>
         </w:rPr>
-        <w:t xml:space="preserve">消臭・脱臭処理の実施（臭気・異臭）</w:t>
+        <w:t xml:space="preserve">テレビ裏・家具裏の清掃徹底（ほこり・塵）</w:t>
       </w:r>
     </w:p>
     <w:p>
@@ -15316,7 +15312,7 @@
           <w:sz w:val="21"/>
           <w:szCs w:val="21"/>
         </w:rPr>
-        <w:t xml:space="preserve">汚損箇所のスポットクリーニング即時実施（カーペット汚れ）</w:t>
+        <w:t xml:space="preserve">臭気発生源の特定と即時対処（排水トラップ、換気扇）（臭気・異臭）</w:t>
       </w:r>
     </w:p>
     <w:p>
@@ -15335,7 +15331,7 @@
           <w:sz w:val="21"/>
           <w:szCs w:val="21"/>
         </w:rPr>
-        <w:t xml:space="preserve">掃除機がけの重点エリア指定と徹底（カーペット汚れ）</w:t>
+        <w:t xml:space="preserve">消臭・脱臭処理の実施（臭気・異臭）</w:t>
       </w:r>
     </w:p>
     <w:p>
@@ -15413,7 +15409,7 @@
           <w:sz w:val="21"/>
           <w:szCs w:val="21"/>
         </w:rPr>
-        <w:t xml:space="preserve">定期的な換気・消臭ルーティンの標準化（臭気・異臭）</w:t>
+        <w:t xml:space="preserve">週次の高所清掃スケジュール導入（ほこり・塵）</w:t>
       </w:r>
     </w:p>
     <w:p>
@@ -15432,7 +15428,7 @@
           <w:sz w:val="21"/>
           <w:szCs w:val="21"/>
         </w:rPr>
-        <w:t xml:space="preserve">エアコン・排水系の臭気源の根本対策（臭気・異臭）</w:t>
+        <w:t xml:space="preserve">定期的な換気・消臭ルーティンの標準化（臭気・異臭）</w:t>
       </w:r>
     </w:p>
     <w:p>
@@ -15451,7 +15447,7 @@
           <w:sz w:val="21"/>
           <w:szCs w:val="21"/>
         </w:rPr>
-        <w:t xml:space="preserve">四半期ごとのカーペットディープクリーニング導入（カーペット汚れ）</w:t>
+        <w:t xml:space="preserve">エアコン・排水系の臭気源の根本対策（臭気・異臭）</w:t>
       </w:r>
     </w:p>
     <w:p>
@@ -15569,7 +15565,7 @@
           <w:sz w:val="22"/>
           <w:szCs w:val="22"/>
         </w:rPr>
-        <w:t xml:space="preserve">【URGENT】チサンホテル浜松町</w:t>
+        <w:t xml:space="preserve">【URGENT】コンフォートホテル博多</w:t>
       </w:r>
     </w:p>
     <w:p>
@@ -15584,7 +15580,7 @@
           <w:sz w:val="21"/>
           <w:szCs w:val="21"/>
         </w:rPr>
-        <w:t xml:space="preserve">現状スコア：7.08点 → 目標スコア：8点</w:t>
+        <w:t xml:space="preserve">現状スコア：7.73点 → 目標スコア：8.5点</w:t>
       </w:r>
     </w:p>
     <w:p>
@@ -15599,7 +15595,7 @@
           <w:sz w:val="21"/>
           <w:szCs w:val="21"/>
         </w:rPr>
-        <w:t xml:space="preserve">主要課題：清掃品質全般(3件)、排水・詰まり(2件)、ほこり・塵(1件)</w:t>
+        <w:t xml:space="preserve">主要課題：清掃品質全般(12件)、臭気・異臭(7件)、カーペット汚れ(5件)</w:t>
       </w:r>
     </w:p>
     <w:p>
@@ -15672,7 +15668,7 @@
           <w:sz w:val="21"/>
           <w:szCs w:val="21"/>
         </w:rPr>
-        <w:t xml:space="preserve">排水口の徹底清掃と詰まり除去（排水・詰まり）</w:t>
+        <w:t xml:space="preserve">臭気発生源の特定と即時対処（排水トラップ、換気扇）（臭気・異臭）</w:t>
       </w:r>
     </w:p>
     <w:p>
@@ -15691,7 +15687,7 @@
           <w:sz w:val="21"/>
           <w:szCs w:val="21"/>
         </w:rPr>
-        <w:t xml:space="preserve">排水トラップの点検・洗浄（排水・詰まり）</w:t>
+        <w:t xml:space="preserve">消臭・脱臭処理の実施（臭気・異臭）</w:t>
       </w:r>
     </w:p>
     <w:p>
@@ -15710,7 +15706,7 @@
           <w:sz w:val="21"/>
           <w:szCs w:val="21"/>
         </w:rPr>
-        <w:t xml:space="preserve">高所・棚上部・エアコン上部のほこり除去（ほこり・塵）</w:t>
+        <w:t xml:space="preserve">汚損箇所のスポットクリーニング即時実施（カーペット汚れ）</w:t>
       </w:r>
     </w:p>
     <w:p>
@@ -15729,7 +15725,7 @@
           <w:sz w:val="21"/>
           <w:szCs w:val="21"/>
         </w:rPr>
-        <w:t xml:space="preserve">テレビ裏・家具裏の清掃徹底（ほこり・塵）</w:t>
+        <w:t xml:space="preserve">掃除機がけの重点エリア指定と徹底（カーペット汚れ）</w:t>
       </w:r>
     </w:p>
     <w:p>
@@ -15807,7 +15803,7 @@
           <w:sz w:val="21"/>
           <w:szCs w:val="21"/>
         </w:rPr>
-        <w:t xml:space="preserve">月次排水管高圧洗浄の定期実施（排水・詰まり）</w:t>
+        <w:t xml:space="preserve">定期的な換気・消臭ルーティンの標準化（臭気・異臭）</w:t>
       </w:r>
     </w:p>
     <w:p>
@@ -15826,7 +15822,7 @@
           <w:sz w:val="21"/>
           <w:szCs w:val="21"/>
         </w:rPr>
-        <w:t xml:space="preserve">排水口ストレーナーの定期交換サイクル導入（排水・詰まり）</w:t>
+        <w:t xml:space="preserve">エアコン・排水系の臭気源の根本対策（臭気・異臭）</w:t>
       </w:r>
     </w:p>
     <w:p>
@@ -15845,7 +15841,7 @@
           <w:sz w:val="21"/>
           <w:szCs w:val="21"/>
         </w:rPr>
-        <w:t xml:space="preserve">週次の高所清掃スケジュール導入（ほこり・塵）</w:t>
+        <w:t xml:space="preserve">四半期ごとのカーペットディープクリーニング導入（カーペット汚れ）</w:t>
       </w:r>
     </w:p>
     <w:p>
@@ -15923,7 +15919,7 @@
           <w:sz w:val="21"/>
           <w:szCs w:val="21"/>
         </w:rPr>
-        <w:t xml:space="preserve">排水管の老朽化調査と更新計画の策定（排水・詰まり）</w:t>
+        <w:t xml:space="preserve">オゾン脱臭機の導入検討（臭気・異臭）</w:t>
       </w:r>
     </w:p>
     <w:p>
@@ -15942,7 +15938,7 @@
           <w:sz w:val="21"/>
           <w:szCs w:val="21"/>
         </w:rPr>
-        <w:t xml:space="preserve">高耐久・防汚カーペットへの段階的張替え提案（カーペット汚れ）</w:t>
+        <w:t xml:space="preserve">空気品質モニタリングの導入（臭気・異臭）</w:t>
       </w:r>
     </w:p>
     <w:p>
@@ -15963,7 +15959,7 @@
           <w:sz w:val="22"/>
           <w:szCs w:val="22"/>
         </w:rPr>
-        <w:t xml:space="preserve">【URGENT】アパホテル蒲田駅東</w:t>
+        <w:t xml:space="preserve">【URGENT】コンフォートホテル横浜関内</w:t>
       </w:r>
     </w:p>
     <w:p>
@@ -15993,7 +15989,7 @@
           <w:sz w:val="21"/>
           <w:szCs w:val="21"/>
         </w:rPr>
-        <w:t xml:space="preserve">主要課題：清掃品質全般(3件)、臭気・異臭(1件)、タバコ関連(1件)</w:t>
+        <w:t xml:space="preserve">主要課題：シミ・汚れ跡(8件)、清掃品質全般(6件)、タバコ関連(1件)</w:t>
       </w:r>
     </w:p>
     <w:p>
@@ -16028,7 +16024,7 @@
           <w:sz w:val="21"/>
           <w:szCs w:val="21"/>
         </w:rPr>
-        <w:t xml:space="preserve">清掃品質基準の明確化と全スタッフへの共有（清掃品質全般）</w:t>
+        <w:t xml:space="preserve">シミ箇所の特定と専用クリーナーによる除去（シミ・汚れ跡）</w:t>
       </w:r>
     </w:p>
     <w:p>
@@ -16047,7 +16043,7 @@
           <w:sz w:val="21"/>
           <w:szCs w:val="21"/>
         </w:rPr>
-        <w:t xml:space="preserve">重点箇所（水回り・ベッド周り）の清掃手順見直し（清掃品質全般）</w:t>
+        <w:t xml:space="preserve">清掃品質基準の明確化と全スタッフへの共有（清掃品質全般）</w:t>
       </w:r>
     </w:p>
     <w:p>
@@ -16066,7 +16062,7 @@
           <w:sz w:val="21"/>
           <w:szCs w:val="21"/>
         </w:rPr>
-        <w:t xml:space="preserve">臭気発生源の特定と即時対処（排水トラップ、換気扇）（臭気・異臭）</w:t>
+        <w:t xml:space="preserve">重点箇所（水回り・ベッド周り）の清掃手順見直し（清掃品質全般）</w:t>
       </w:r>
     </w:p>
     <w:p>
@@ -16085,7 +16081,7 @@
           <w:sz w:val="21"/>
           <w:szCs w:val="21"/>
         </w:rPr>
-        <w:t xml:space="preserve">消臭・脱臭処理の実施（臭気・異臭）</w:t>
+        <w:t xml:space="preserve">禁煙室の残留臭調査と脱臭処理（タバコ関連）</w:t>
       </w:r>
     </w:p>
     <w:p>
@@ -16104,7 +16100,7 @@
           <w:sz w:val="21"/>
           <w:szCs w:val="21"/>
         </w:rPr>
-        <w:t xml:space="preserve">禁煙室の残留臭調査と脱臭処理（タバコ関連）</w:t>
+        <w:t xml:space="preserve">喫煙室との動線分離確認（タバコ関連）</w:t>
       </w:r>
     </w:p>
     <w:p>
@@ -16123,7 +16119,7 @@
           <w:sz w:val="21"/>
           <w:szCs w:val="21"/>
         </w:rPr>
-        <w:t xml:space="preserve">喫煙室との動線分離確認（タバコ関連）</w:t>
+        <w:t xml:space="preserve">ベッドメイク後の粘着ローラー仕上げ工程追加（毛髪・髪の毛）</w:t>
       </w:r>
     </w:p>
     <w:p>
@@ -16163,7 +16159,7 @@
           <w:sz w:val="21"/>
           <w:szCs w:val="21"/>
         </w:rPr>
-        <w:t xml:space="preserve">品質管理チェックリストの導入と実施（清掃品質全般）</w:t>
+        <w:t xml:space="preserve">シミ発見時の即時報告・対処フロー構築（シミ・汚れ跡）</w:t>
       </w:r>
     </w:p>
     <w:p>
@@ -16182,7 +16178,7 @@
           <w:sz w:val="21"/>
           <w:szCs w:val="21"/>
         </w:rPr>
-        <w:t xml:space="preserve">QCインスペクション体制の構築（ランダム抜き打ち検査）（清掃品質全般）</w:t>
+        <w:t xml:space="preserve">品質管理チェックリストの導入と実施（清掃品質全般）</w:t>
       </w:r>
     </w:p>
     <w:p>
@@ -16201,7 +16197,7 @@
           <w:sz w:val="21"/>
           <w:szCs w:val="21"/>
         </w:rPr>
-        <w:t xml:space="preserve">定期的な換気・消臭ルーティンの標準化（臭気・異臭）</w:t>
+        <w:t xml:space="preserve">QCインスペクション体制の構築（ランダム抜き打ち検査）（清掃品質全般）</w:t>
       </w:r>
     </w:p>
     <w:p>
@@ -16220,7 +16216,7 @@
           <w:sz w:val="21"/>
           <w:szCs w:val="21"/>
         </w:rPr>
-        <w:t xml:space="preserve">エアコン・排水系の臭気源の根本対策（臭気・異臭）</w:t>
+        <w:t xml:space="preserve">廊下・共用部の定期脱臭処理スケジュール導入（タバコ関連）</w:t>
       </w:r>
     </w:p>
     <w:p>
@@ -16239,7 +16235,7 @@
           <w:sz w:val="21"/>
           <w:szCs w:val="21"/>
         </w:rPr>
-        <w:t xml:space="preserve">廊下・共用部の定期脱臭処理スケジュール導入（タバコ関連）</w:t>
+        <w:t xml:space="preserve">清掃チェックリストに毛髪確認項目を明記（毛髪・髪の毛）</w:t>
       </w:r>
     </w:p>
     <w:p>
@@ -16317,7 +16313,74 @@
           <w:sz w:val="21"/>
           <w:szCs w:val="21"/>
         </w:rPr>
-        <w:t xml:space="preserve">オゾン脱臭機の導入検討（臭気・異臭）</w:t>
+        <w:t xml:space="preserve">フロア単位での完全禁煙化提案（タバコ関連）</w:t>
+      </w:r>
+    </w:p>
+    <w:p>
+      <w:r>
+        <w:br w:type="page"/>
+      </w:r>
+    </w:p>
+    <w:p>
+      <w:pPr>
+        <w:spacing w:after="120" w:before="200"/>
+      </w:pPr>
+      <w:r>
+        <w:rPr>
+          <w:rFonts w:ascii="Arial" w:cs="Arial" w:eastAsia="Arial" w:hAnsi="Arial"/>
+          <w:b/>
+          <w:bCs/>
+          <w:color w:val="1B3A5C"/>
+          <w:sz w:val="22"/>
+          <w:szCs w:val="22"/>
+        </w:rPr>
+        <w:t xml:space="preserve">【URGENT】コートホテル新横浜</w:t>
+      </w:r>
+    </w:p>
+    <w:p>
+      <w:pPr>
+        <w:spacing w:after="120" w:line="320"/>
+        <w:jc w:val="left"/>
+      </w:pPr>
+      <w:r>
+        <w:rPr>
+          <w:rFonts w:ascii="Arial" w:cs="Arial" w:eastAsia="Arial" w:hAnsi="Arial"/>
+          <w:color w:val="333333"/>
+          <w:sz w:val="21"/>
+          <w:szCs w:val="21"/>
+        </w:rPr>
+        <w:t xml:space="preserve">現状スコア：7.03点 → 目標スコア：8点</w:t>
+      </w:r>
+    </w:p>
+    <w:p>
+      <w:pPr>
+        <w:spacing w:after="120" w:line="320"/>
+        <w:jc w:val="left"/>
+      </w:pPr>
+      <w:r>
+        <w:rPr>
+          <w:rFonts w:ascii="Arial" w:cs="Arial" w:eastAsia="Arial" w:hAnsi="Arial"/>
+          <w:color w:val="333333"/>
+          <w:sz w:val="21"/>
+          <w:szCs w:val="21"/>
+        </w:rPr>
+        <w:t xml:space="preserve">主要課題：清掃品質全般(8件)、臭気・異臭(2件)、タバコ関連(1件)</w:t>
+      </w:r>
+    </w:p>
+    <w:p>
+      <w:pPr>
+        <w:spacing w:after="120" w:before="200"/>
+      </w:pPr>
+      <w:r>
+        <w:rPr>
+          <w:rFonts w:ascii="Arial" w:cs="Arial" w:eastAsia="Arial" w:hAnsi="Arial"/>
+          <w:b/>
+          <w:bCs/>
+          <w:color w:val="1B3A5C"/>
+          <w:sz w:val="22"/>
+          <w:szCs w:val="22"/>
+        </w:rPr>
+        <w:t xml:space="preserve">Phase 1：即時対応（1-2週間）</w:t>
       </w:r>
     </w:p>
     <w:p>
@@ -16336,13 +16399,108 @@
           <w:sz w:val="21"/>
           <w:szCs w:val="21"/>
         </w:rPr>
-        <w:t xml:space="preserve">空気品質モニタリングの導入（臭気・異臭）</w:t>
-      </w:r>
-    </w:p>
-    <w:p>
-      <w:r>
-        <w:br w:type="page"/>
-      </w:r>
+        <w:t xml:space="preserve">清掃品質基準の明確化と全スタッフへの共有（清掃品質全般）</w:t>
+      </w:r>
+    </w:p>
+    <w:p>
+      <w:pPr>
+        <w:pStyle w:val="ListParagraph"/>
+        <w:numPr>
+          <w:ilvl w:val="0"/>
+          <w:numId w:val="2"/>
+        </w:numPr>
+        <w:spacing w:after="80" w:line="300"/>
+      </w:pPr>
+      <w:r>
+        <w:rPr>
+          <w:rFonts w:ascii="Arial" w:cs="Arial" w:eastAsia="Arial" w:hAnsi="Arial"/>
+          <w:color w:val="333333"/>
+          <w:sz w:val="21"/>
+          <w:szCs w:val="21"/>
+        </w:rPr>
+        <w:t xml:space="preserve">重点箇所（水回り・ベッド周り）の清掃手順見直し（清掃品質全般）</w:t>
+      </w:r>
+    </w:p>
+    <w:p>
+      <w:pPr>
+        <w:pStyle w:val="ListParagraph"/>
+        <w:numPr>
+          <w:ilvl w:val="0"/>
+          <w:numId w:val="2"/>
+        </w:numPr>
+        <w:spacing w:after="80" w:line="300"/>
+      </w:pPr>
+      <w:r>
+        <w:rPr>
+          <w:rFonts w:ascii="Arial" w:cs="Arial" w:eastAsia="Arial" w:hAnsi="Arial"/>
+          <w:color w:val="333333"/>
+          <w:sz w:val="21"/>
+          <w:szCs w:val="21"/>
+        </w:rPr>
+        <w:t xml:space="preserve">臭気発生源の特定と即時対処（排水トラップ、換気扇）（臭気・異臭）</w:t>
+      </w:r>
+    </w:p>
+    <w:p>
+      <w:pPr>
+        <w:pStyle w:val="ListParagraph"/>
+        <w:numPr>
+          <w:ilvl w:val="0"/>
+          <w:numId w:val="2"/>
+        </w:numPr>
+        <w:spacing w:after="80" w:line="300"/>
+      </w:pPr>
+      <w:r>
+        <w:rPr>
+          <w:rFonts w:ascii="Arial" w:cs="Arial" w:eastAsia="Arial" w:hAnsi="Arial"/>
+          <w:color w:val="333333"/>
+          <w:sz w:val="21"/>
+          <w:szCs w:val="21"/>
+        </w:rPr>
+        <w:t xml:space="preserve">消臭・脱臭処理の実施（臭気・異臭）</w:t>
+      </w:r>
+    </w:p>
+    <w:p>
+      <w:pPr>
+        <w:pStyle w:val="ListParagraph"/>
+        <w:numPr>
+          <w:ilvl w:val="0"/>
+          <w:numId w:val="2"/>
+        </w:numPr>
+        <w:spacing w:after="80" w:line="300"/>
+      </w:pPr>
+      <w:r>
+        <w:rPr>
+          <w:rFonts w:ascii="Arial" w:cs="Arial" w:eastAsia="Arial" w:hAnsi="Arial"/>
+          <w:color w:val="333333"/>
+          <w:sz w:val="21"/>
+          <w:szCs w:val="21"/>
+        </w:rPr>
+        <w:t xml:space="preserve">禁煙室の残留臭調査と脱臭処理（タバコ関連）</w:t>
+      </w:r>
+    </w:p>
+    <w:p>
+      <w:pPr>
+        <w:pStyle w:val="ListParagraph"/>
+        <w:numPr>
+          <w:ilvl w:val="0"/>
+          <w:numId w:val="2"/>
+        </w:numPr>
+        <w:spacing w:after="80" w:line="300"/>
+      </w:pPr>
+      <w:r>
+        <w:rPr>
+          <w:rFonts w:ascii="Arial" w:cs="Arial" w:eastAsia="Arial" w:hAnsi="Arial"/>
+          <w:color w:val="333333"/>
+          <w:sz w:val="21"/>
+          <w:szCs w:val="21"/>
+        </w:rPr>
+        <w:t xml:space="preserve">喫煙室との動線分離確認（タバコ関連）</w:t>
+      </w:r>
+    </w:p>
+    <w:p>
+      <w:pPr>
+        <w:spacing w:after="100"/>
+      </w:pPr>
     </w:p>
     <w:p>
       <w:pPr>
@@ -16357,13 +16515,17 @@
           <w:sz w:val="22"/>
           <w:szCs w:val="22"/>
         </w:rPr>
-        <w:t xml:space="preserve">【URGENT】コンフォートホテル横浜関内</w:t>
-      </w:r>
-    </w:p>
-    <w:p>
-      <w:pPr>
-        <w:spacing w:after="120" w:line="320"/>
-        <w:jc w:val="left"/>
+        <w:t xml:space="preserve">Phase 2：短期施策（1-3ヶ月）</w:t>
+      </w:r>
+    </w:p>
+    <w:p>
+      <w:pPr>
+        <w:pStyle w:val="ListParagraph"/>
+        <w:numPr>
+          <w:ilvl w:val="0"/>
+          <w:numId w:val="2"/>
+        </w:numPr>
+        <w:spacing w:after="80" w:line="300"/>
       </w:pPr>
       <w:r>
         <w:rPr>
@@ -16372,13 +16534,17 @@
           <w:sz w:val="21"/>
           <w:szCs w:val="21"/>
         </w:rPr>
-        <w:t xml:space="preserve">現状スコア：7.41点 → 目標スコア：8点</w:t>
-      </w:r>
-    </w:p>
-    <w:p>
-      <w:pPr>
-        <w:spacing w:after="120" w:line="320"/>
-        <w:jc w:val="left"/>
+        <w:t xml:space="preserve">品質管理チェックリストの導入と実施（清掃品質全般）</w:t>
+      </w:r>
+    </w:p>
+    <w:p>
+      <w:pPr>
+        <w:pStyle w:val="ListParagraph"/>
+        <w:numPr>
+          <w:ilvl w:val="0"/>
+          <w:numId w:val="2"/>
+        </w:numPr>
+        <w:spacing w:after="80" w:line="300"/>
       </w:pPr>
       <w:r>
         <w:rPr>
@@ -16387,8 +16553,70 @@
           <w:sz w:val="21"/>
           <w:szCs w:val="21"/>
         </w:rPr>
-        <w:t xml:space="preserve">主要課題：シミ・汚れ跡(7件)、清掃品質全般(6件)、タバコ関連(1件)</w:t>
-      </w:r>
+        <w:t xml:space="preserve">QCインスペクション体制の構築（ランダム抜き打ち検査）（清掃品質全般）</w:t>
+      </w:r>
+    </w:p>
+    <w:p>
+      <w:pPr>
+        <w:pStyle w:val="ListParagraph"/>
+        <w:numPr>
+          <w:ilvl w:val="0"/>
+          <w:numId w:val="2"/>
+        </w:numPr>
+        <w:spacing w:after="80" w:line="300"/>
+      </w:pPr>
+      <w:r>
+        <w:rPr>
+          <w:rFonts w:ascii="Arial" w:cs="Arial" w:eastAsia="Arial" w:hAnsi="Arial"/>
+          <w:color w:val="333333"/>
+          <w:sz w:val="21"/>
+          <w:szCs w:val="21"/>
+        </w:rPr>
+        <w:t xml:space="preserve">定期的な換気・消臭ルーティンの標準化（臭気・異臭）</w:t>
+      </w:r>
+    </w:p>
+    <w:p>
+      <w:pPr>
+        <w:pStyle w:val="ListParagraph"/>
+        <w:numPr>
+          <w:ilvl w:val="0"/>
+          <w:numId w:val="2"/>
+        </w:numPr>
+        <w:spacing w:after="80" w:line="300"/>
+      </w:pPr>
+      <w:r>
+        <w:rPr>
+          <w:rFonts w:ascii="Arial" w:cs="Arial" w:eastAsia="Arial" w:hAnsi="Arial"/>
+          <w:color w:val="333333"/>
+          <w:sz w:val="21"/>
+          <w:szCs w:val="21"/>
+        </w:rPr>
+        <w:t xml:space="preserve">エアコン・排水系の臭気源の根本対策（臭気・異臭）</w:t>
+      </w:r>
+    </w:p>
+    <w:p>
+      <w:pPr>
+        <w:pStyle w:val="ListParagraph"/>
+        <w:numPr>
+          <w:ilvl w:val="0"/>
+          <w:numId w:val="2"/>
+        </w:numPr>
+        <w:spacing w:after="80" w:line="300"/>
+      </w:pPr>
+      <w:r>
+        <w:rPr>
+          <w:rFonts w:ascii="Arial" w:cs="Arial" w:eastAsia="Arial" w:hAnsi="Arial"/>
+          <w:color w:val="333333"/>
+          <w:sz w:val="21"/>
+          <w:szCs w:val="21"/>
+        </w:rPr>
+        <w:t xml:space="preserve">廊下・共用部の定期脱臭処理スケジュール導入（タバコ関連）</w:t>
+      </w:r>
+    </w:p>
+    <w:p>
+      <w:pPr>
+        <w:spacing w:after="100"/>
+      </w:pPr>
     </w:p>
     <w:p>
       <w:pPr>
@@ -16403,7 +16631,7 @@
           <w:sz w:val="22"/>
           <w:szCs w:val="22"/>
         </w:rPr>
-        <w:t xml:space="preserve">Phase 1：即時対応（1-2週間）</w:t>
+        <w:t xml:space="preserve">Phase 3：中期施策（3-6ヶ月）</w:t>
       </w:r>
     </w:p>
     <w:p>
@@ -16422,7 +16650,7 @@
           <w:sz w:val="21"/>
           <w:szCs w:val="21"/>
         </w:rPr>
-        <w:t xml:space="preserve">シミ箇所の特定と専用クリーナーによる除去（シミ・汚れ跡）</w:t>
+        <w:t xml:space="preserve">清掃スタッフの定期研修プログラム導入（清掃品質全般）</w:t>
       </w:r>
     </w:p>
     <w:p>
@@ -16441,7 +16669,7 @@
           <w:sz w:val="21"/>
           <w:szCs w:val="21"/>
         </w:rPr>
-        <w:t xml:space="preserve">清掃品質基準の明確化と全スタッフへの共有（清掃品質全般）</w:t>
+        <w:t xml:space="preserve">デジタル清掃記録システムの検討（清掃品質全般）</w:t>
       </w:r>
     </w:p>
     <w:p>
@@ -16460,7 +16688,7 @@
           <w:sz w:val="21"/>
           <w:szCs w:val="21"/>
         </w:rPr>
-        <w:t xml:space="preserve">重点箇所（水回り・ベッド周り）の清掃手順見直し（清掃品質全般）</w:t>
+        <w:t xml:space="preserve">オゾン脱臭機の導入検討（臭気・異臭）</w:t>
       </w:r>
     </w:p>
     <w:p>
@@ -16479,7 +16707,74 @@
           <w:sz w:val="21"/>
           <w:szCs w:val="21"/>
         </w:rPr>
-        <w:t xml:space="preserve">禁煙室の残留臭調査と脱臭処理（タバコ関連）</w:t>
+        <w:t xml:space="preserve">空気品質モニタリングの導入（臭気・異臭）</w:t>
+      </w:r>
+    </w:p>
+    <w:p>
+      <w:r>
+        <w:br w:type="page"/>
+      </w:r>
+    </w:p>
+    <w:p>
+      <w:pPr>
+        <w:spacing w:after="120" w:before="200"/>
+      </w:pPr>
+      <w:r>
+        <w:rPr>
+          <w:rFonts w:ascii="Arial" w:cs="Arial" w:eastAsia="Arial" w:hAnsi="Arial"/>
+          <w:b/>
+          <w:bCs/>
+          <w:color w:val="1B3A5C"/>
+          <w:sz w:val="22"/>
+          <w:szCs w:val="22"/>
+        </w:rPr>
+        <w:t xml:space="preserve">【URGENT】チサンホテル浜松町</w:t>
+      </w:r>
+    </w:p>
+    <w:p>
+      <w:pPr>
+        <w:spacing w:after="120" w:line="320"/>
+        <w:jc w:val="left"/>
+      </w:pPr>
+      <w:r>
+        <w:rPr>
+          <w:rFonts w:ascii="Arial" w:cs="Arial" w:eastAsia="Arial" w:hAnsi="Arial"/>
+          <w:color w:val="333333"/>
+          <w:sz w:val="21"/>
+          <w:szCs w:val="21"/>
+        </w:rPr>
+        <w:t xml:space="preserve">現状スコア：7.1点 → 目標スコア：8点</w:t>
+      </w:r>
+    </w:p>
+    <w:p>
+      <w:pPr>
+        <w:spacing w:after="120" w:line="320"/>
+        <w:jc w:val="left"/>
+      </w:pPr>
+      <w:r>
+        <w:rPr>
+          <w:rFonts w:ascii="Arial" w:cs="Arial" w:eastAsia="Arial" w:hAnsi="Arial"/>
+          <w:color w:val="333333"/>
+          <w:sz w:val="21"/>
+          <w:szCs w:val="21"/>
+        </w:rPr>
+        <w:t xml:space="preserve">主要課題：清掃品質全般(3件)、排水・詰まり(2件)、ほこり・塵(1件)</w:t>
+      </w:r>
+    </w:p>
+    <w:p>
+      <w:pPr>
+        <w:spacing w:after="120" w:before="200"/>
+      </w:pPr>
+      <w:r>
+        <w:rPr>
+          <w:rFonts w:ascii="Arial" w:cs="Arial" w:eastAsia="Arial" w:hAnsi="Arial"/>
+          <w:b/>
+          <w:bCs/>
+          <w:color w:val="1B3A5C"/>
+          <w:sz w:val="22"/>
+          <w:szCs w:val="22"/>
+        </w:rPr>
+        <w:t xml:space="preserve">Phase 1：即時対応（1-2週間）</w:t>
       </w:r>
     </w:p>
     <w:p>
@@ -16498,7 +16793,7 @@
           <w:sz w:val="21"/>
           <w:szCs w:val="21"/>
         </w:rPr>
-        <w:t xml:space="preserve">喫煙室との動線分離確認（タバコ関連）</w:t>
+        <w:t xml:space="preserve">清掃品質基準の明確化と全スタッフへの共有（清掃品質全般）</w:t>
       </w:r>
     </w:p>
     <w:p>
@@ -16517,7 +16812,83 @@
           <w:sz w:val="21"/>
           <w:szCs w:val="21"/>
         </w:rPr>
-        <w:t xml:space="preserve">ベッドメイク後の粘着ローラー仕上げ工程追加（毛髪・髪の毛）</w:t>
+        <w:t xml:space="preserve">重点箇所（水回り・ベッド周り）の清掃手順見直し（清掃品質全般）</w:t>
+      </w:r>
+    </w:p>
+    <w:p>
+      <w:pPr>
+        <w:pStyle w:val="ListParagraph"/>
+        <w:numPr>
+          <w:ilvl w:val="0"/>
+          <w:numId w:val="2"/>
+        </w:numPr>
+        <w:spacing w:after="80" w:line="300"/>
+      </w:pPr>
+      <w:r>
+        <w:rPr>
+          <w:rFonts w:ascii="Arial" w:cs="Arial" w:eastAsia="Arial" w:hAnsi="Arial"/>
+          <w:color w:val="333333"/>
+          <w:sz w:val="21"/>
+          <w:szCs w:val="21"/>
+        </w:rPr>
+        <w:t xml:space="preserve">排水口の徹底清掃と詰まり除去（排水・詰まり）</w:t>
+      </w:r>
+    </w:p>
+    <w:p>
+      <w:pPr>
+        <w:pStyle w:val="ListParagraph"/>
+        <w:numPr>
+          <w:ilvl w:val="0"/>
+          <w:numId w:val="2"/>
+        </w:numPr>
+        <w:spacing w:after="80" w:line="300"/>
+      </w:pPr>
+      <w:r>
+        <w:rPr>
+          <w:rFonts w:ascii="Arial" w:cs="Arial" w:eastAsia="Arial" w:hAnsi="Arial"/>
+          <w:color w:val="333333"/>
+          <w:sz w:val="21"/>
+          <w:szCs w:val="21"/>
+        </w:rPr>
+        <w:t xml:space="preserve">排水トラップの点検・洗浄（排水・詰まり）</w:t>
+      </w:r>
+    </w:p>
+    <w:p>
+      <w:pPr>
+        <w:pStyle w:val="ListParagraph"/>
+        <w:numPr>
+          <w:ilvl w:val="0"/>
+          <w:numId w:val="2"/>
+        </w:numPr>
+        <w:spacing w:after="80" w:line="300"/>
+      </w:pPr>
+      <w:r>
+        <w:rPr>
+          <w:rFonts w:ascii="Arial" w:cs="Arial" w:eastAsia="Arial" w:hAnsi="Arial"/>
+          <w:color w:val="333333"/>
+          <w:sz w:val="21"/>
+          <w:szCs w:val="21"/>
+        </w:rPr>
+        <w:t xml:space="preserve">高所・棚上部・エアコン上部のほこり除去（ほこり・塵）</w:t>
+      </w:r>
+    </w:p>
+    <w:p>
+      <w:pPr>
+        <w:pStyle w:val="ListParagraph"/>
+        <w:numPr>
+          <w:ilvl w:val="0"/>
+          <w:numId w:val="2"/>
+        </w:numPr>
+        <w:spacing w:after="80" w:line="300"/>
+      </w:pPr>
+      <w:r>
+        <w:rPr>
+          <w:rFonts w:ascii="Arial" w:cs="Arial" w:eastAsia="Arial" w:hAnsi="Arial"/>
+          <w:color w:val="333333"/>
+          <w:sz w:val="21"/>
+          <w:szCs w:val="21"/>
+        </w:rPr>
+        <w:t xml:space="preserve">テレビ裏・家具裏の清掃徹底（ほこり・塵）</w:t>
       </w:r>
     </w:p>
     <w:p>
@@ -16557,7 +16928,7 @@
           <w:sz w:val="21"/>
           <w:szCs w:val="21"/>
         </w:rPr>
-        <w:t xml:space="preserve">シミ発見時の即時報告・対処フロー構築（シミ・汚れ跡）</w:t>
+        <w:t xml:space="preserve">品質管理チェックリストの導入と実施（清掃品質全般）</w:t>
       </w:r>
     </w:p>
     <w:p>
@@ -16576,7 +16947,7 @@
           <w:sz w:val="21"/>
           <w:szCs w:val="21"/>
         </w:rPr>
-        <w:t xml:space="preserve">品質管理チェックリストの導入と実施（清掃品質全般）</w:t>
+        <w:t xml:space="preserve">QCインスペクション体制の構築（ランダム抜き打ち検査）（清掃品質全般）</w:t>
       </w:r>
     </w:p>
     <w:p>
@@ -16595,7 +16966,7 @@
           <w:sz w:val="21"/>
           <w:szCs w:val="21"/>
         </w:rPr>
-        <w:t xml:space="preserve">QCインスペクション体制の構築（ランダム抜き打ち検査）（清掃品質全般）</w:t>
+        <w:t xml:space="preserve">月次排水管高圧洗浄の定期実施（排水・詰まり）</w:t>
       </w:r>
     </w:p>
     <w:p>
@@ -16614,7 +16985,7 @@
           <w:sz w:val="21"/>
           <w:szCs w:val="21"/>
         </w:rPr>
-        <w:t xml:space="preserve">廊下・共用部の定期脱臭処理スケジュール導入（タバコ関連）</w:t>
+        <w:t xml:space="preserve">排水口ストレーナーの定期交換サイクル導入（排水・詰まり）</w:t>
       </w:r>
     </w:p>
     <w:p>
@@ -16633,7 +17004,7 @@
           <w:sz w:val="21"/>
           <w:szCs w:val="21"/>
         </w:rPr>
-        <w:t xml:space="preserve">清掃チェックリストに毛髪確認項目を明記（毛髪・髪の毛）</w:t>
+        <w:t xml:space="preserve">週次の高所清掃スケジュール導入（ほこり・塵）</w:t>
       </w:r>
     </w:p>
     <w:p>
@@ -16711,12 +17082,48 @@
           <w:sz w:val="21"/>
           <w:szCs w:val="21"/>
         </w:rPr>
-        <w:t xml:space="preserve">フロア単位での完全禁煙化提案（タバコ関連）</w:t>
+        <w:t xml:space="preserve">排水管の老朽化調査と更新計画の策定（排水・詰まり）</w:t>
+      </w:r>
+    </w:p>
+    <w:p>
+      <w:pPr>
+        <w:pStyle w:val="ListParagraph"/>
+        <w:numPr>
+          <w:ilvl w:val="0"/>
+          <w:numId w:val="2"/>
+        </w:numPr>
+        <w:spacing w:after="80" w:line="300"/>
+      </w:pPr>
+      <w:r>
+        <w:rPr>
+          <w:rFonts w:ascii="Arial" w:cs="Arial" w:eastAsia="Arial" w:hAnsi="Arial"/>
+          <w:color w:val="333333"/>
+          <w:sz w:val="21"/>
+          <w:szCs w:val="21"/>
+        </w:rPr>
+        <w:t xml:space="preserve">高耐久・防汚カーペットへの段階的張替え提案（カーペット汚れ）</w:t>
       </w:r>
     </w:p>
     <w:p>
       <w:r>
         <w:br w:type="page"/>
+      </w:r>
+    </w:p>
+    <w:p>
+      <w:pPr>
+        <w:pStyle w:val="Heading2"/>
+        <w:spacing w:after="160" w:before="280"/>
+      </w:pPr>
+      <w:r>
+        <w:rPr>
+          <w:rFonts w:ascii="Arial" w:cs="Arial" w:eastAsia="Arial" w:hAnsi="Arial"/>
+          <w:b/>
+          <w:bCs/>
+          <w:color w:val="2E75B6"/>
+          <w:sz w:val="26"/>
+          <w:szCs w:val="26"/>
+        </w:rPr>
+        <w:t xml:space="preserve">4.3 HIGHホテル改善サマリー</w:t>
       </w:r>
     </w:p>
     <w:p>
@@ -16732,7 +17139,7 @@
           <w:sz w:val="22"/>
           <w:szCs w:val="22"/>
         </w:rPr>
-        <w:t xml:space="preserve">【URGENT】コートホテル新横浜</w:t>
+        <w:t xml:space="preserve">【HIGH】コンフォートイン六本木（8.22点 → 9点）</w:t>
       </w:r>
     </w:p>
     <w:p>
@@ -16747,7 +17154,7 @@
           <w:sz w:val="21"/>
           <w:szCs w:val="21"/>
         </w:rPr>
-        <w:t xml:space="preserve">現状スコア：7.03点 → 目標スコア：8点</w:t>
+        <w:t xml:space="preserve">主要課題：臭気・異臭(4件)、カビ・モールド(2件)、清掃品質全般(2件)</w:t>
       </w:r>
     </w:p>
     <w:p>
@@ -16762,8 +17169,89 @@
           <w:sz w:val="21"/>
           <w:szCs w:val="21"/>
         </w:rPr>
-        <w:t xml:space="preserve">主要課題：清掃品質全般(8件)、臭気・異臭(2件)、タバコ関連(1件)</w:t>
-      </w:r>
+        <w:t xml:space="preserve">即時対応策：</w:t>
+      </w:r>
+    </w:p>
+    <w:p>
+      <w:pPr>
+        <w:pStyle w:val="ListParagraph"/>
+        <w:numPr>
+          <w:ilvl w:val="0"/>
+          <w:numId w:val="2"/>
+        </w:numPr>
+        <w:spacing w:after="80" w:line="300"/>
+      </w:pPr>
+      <w:r>
+        <w:rPr>
+          <w:rFonts w:ascii="Arial" w:cs="Arial" w:eastAsia="Arial" w:hAnsi="Arial"/>
+          <w:color w:val="333333"/>
+          <w:sz w:val="21"/>
+          <w:szCs w:val="21"/>
+        </w:rPr>
+        <w:t xml:space="preserve">臭気発生源の特定と即時対処（排水トラップ、換気扇）</w:t>
+      </w:r>
+    </w:p>
+    <w:p>
+      <w:pPr>
+        <w:pStyle w:val="ListParagraph"/>
+        <w:numPr>
+          <w:ilvl w:val="0"/>
+          <w:numId w:val="2"/>
+        </w:numPr>
+        <w:spacing w:after="80" w:line="300"/>
+      </w:pPr>
+      <w:r>
+        <w:rPr>
+          <w:rFonts w:ascii="Arial" w:cs="Arial" w:eastAsia="Arial" w:hAnsi="Arial"/>
+          <w:color w:val="333333"/>
+          <w:sz w:val="21"/>
+          <w:szCs w:val="21"/>
+        </w:rPr>
+        <w:t xml:space="preserve">消臭・脱臭処理の実施</w:t>
+      </w:r>
+    </w:p>
+    <w:p>
+      <w:pPr>
+        <w:pStyle w:val="ListParagraph"/>
+        <w:numPr>
+          <w:ilvl w:val="0"/>
+          <w:numId w:val="2"/>
+        </w:numPr>
+        <w:spacing w:after="80" w:line="300"/>
+      </w:pPr>
+      <w:r>
+        <w:rPr>
+          <w:rFonts w:ascii="Arial" w:cs="Arial" w:eastAsia="Arial" w:hAnsi="Arial"/>
+          <w:color w:val="333333"/>
+          <w:sz w:val="21"/>
+          <w:szCs w:val="21"/>
+        </w:rPr>
+        <w:t xml:space="preserve">エアコンフィルター・内部のカビ除去と消毒</w:t>
+      </w:r>
+    </w:p>
+    <w:p>
+      <w:pPr>
+        <w:pStyle w:val="ListParagraph"/>
+        <w:numPr>
+          <w:ilvl w:val="0"/>
+          <w:numId w:val="2"/>
+        </w:numPr>
+        <w:spacing w:after="80" w:line="300"/>
+      </w:pPr>
+      <w:r>
+        <w:rPr>
+          <w:rFonts w:ascii="Arial" w:cs="Arial" w:eastAsia="Arial" w:hAnsi="Arial"/>
+          <w:color w:val="333333"/>
+          <w:sz w:val="21"/>
+          <w:szCs w:val="21"/>
+        </w:rPr>
+        <w:t xml:space="preserve">加湿器の分解洗浄・カビ除去</w:t>
+      </w:r>
+    </w:p>
+    <w:p>
+      <w:pPr>
+        <w:spacing w:after="120"/>
+      </w:pPr>
     </w:p>
     <w:p>
       <w:pPr>
@@ -16778,7 +17266,37 @@
           <w:sz w:val="22"/>
           <w:szCs w:val="22"/>
         </w:rPr>
-        <w:t xml:space="preserve">Phase 1：即時対応（1-2週間）</w:t>
+        <w:t xml:space="preserve">【HIGH】ダイワロイネットホテル東京大崎（8.86点 → 9.2点）</w:t>
+      </w:r>
+    </w:p>
+    <w:p>
+      <w:pPr>
+        <w:spacing w:after="120" w:line="320"/>
+        <w:jc w:val="left"/>
+      </w:pPr>
+      <w:r>
+        <w:rPr>
+          <w:rFonts w:ascii="Arial" w:cs="Arial" w:eastAsia="Arial" w:hAnsi="Arial"/>
+          <w:color w:val="333333"/>
+          <w:sz w:val="21"/>
+          <w:szCs w:val="21"/>
+        </w:rPr>
+        <w:t xml:space="preserve">主要課題：清掃品質全般(3件)、シミ・汚れ跡(2件)、害虫(2件)</w:t>
+      </w:r>
+    </w:p>
+    <w:p>
+      <w:pPr>
+        <w:spacing w:after="120" w:line="320"/>
+        <w:jc w:val="left"/>
+      </w:pPr>
+      <w:r>
+        <w:rPr>
+          <w:rFonts w:ascii="Arial" w:cs="Arial" w:eastAsia="Arial" w:hAnsi="Arial"/>
+          <w:color w:val="333333"/>
+          <w:sz w:val="21"/>
+          <w:szCs w:val="21"/>
+        </w:rPr>
+        <w:t xml:space="preserve">即時対応策：</w:t>
       </w:r>
     </w:p>
     <w:p>
@@ -16797,7 +17315,7 @@
           <w:sz w:val="21"/>
           <w:szCs w:val="21"/>
         </w:rPr>
-        <w:t xml:space="preserve">清掃品質基準の明確化と全スタッフへの共有（清掃品質全般）</w:t>
+        <w:t xml:space="preserve">清掃品質基準の明確化と全スタッフへの共有</w:t>
       </w:r>
     </w:p>
     <w:p>
@@ -16816,7 +17334,7 @@
           <w:sz w:val="21"/>
           <w:szCs w:val="21"/>
         </w:rPr>
-        <w:t xml:space="preserve">重点箇所（水回り・ベッド周り）の清掃手順見直し（清掃品質全般）</w:t>
+        <w:t xml:space="preserve">重点箇所（水回り・ベッド周り）の清掃手順見直し</w:t>
       </w:r>
     </w:p>
     <w:p>
@@ -16835,7 +17353,7 @@
           <w:sz w:val="21"/>
           <w:szCs w:val="21"/>
         </w:rPr>
-        <w:t xml:space="preserve">臭気発生源の特定と即時対処（排水トラップ、換気扇）（臭気・異臭）</w:t>
+        <w:t xml:space="preserve">シミ箇所の特定と専用クリーナーによる除去</w:t>
       </w:r>
     </w:p>
     <w:p>
@@ -16854,264 +17372,13 @@
           <w:sz w:val="21"/>
           <w:szCs w:val="21"/>
         </w:rPr>
-        <w:t xml:space="preserve">消臭・脱臭処理の実施（臭気・異臭）</w:t>
-      </w:r>
-    </w:p>
-    <w:p>
-      <w:pPr>
-        <w:pStyle w:val="ListParagraph"/>
-        <w:numPr>
-          <w:ilvl w:val="0"/>
-          <w:numId w:val="2"/>
-        </w:numPr>
-        <w:spacing w:after="80" w:line="300"/>
-      </w:pPr>
-      <w:r>
-        <w:rPr>
-          <w:rFonts w:ascii="Arial" w:cs="Arial" w:eastAsia="Arial" w:hAnsi="Arial"/>
-          <w:color w:val="333333"/>
-          <w:sz w:val="21"/>
-          <w:szCs w:val="21"/>
-        </w:rPr>
-        <w:t xml:space="preserve">禁煙室の残留臭調査と脱臭処理（タバコ関連）</w:t>
-      </w:r>
-    </w:p>
-    <w:p>
-      <w:pPr>
-        <w:pStyle w:val="ListParagraph"/>
-        <w:numPr>
-          <w:ilvl w:val="0"/>
-          <w:numId w:val="2"/>
-        </w:numPr>
-        <w:spacing w:after="80" w:line="300"/>
-      </w:pPr>
-      <w:r>
-        <w:rPr>
-          <w:rFonts w:ascii="Arial" w:cs="Arial" w:eastAsia="Arial" w:hAnsi="Arial"/>
-          <w:color w:val="333333"/>
-          <w:sz w:val="21"/>
-          <w:szCs w:val="21"/>
-        </w:rPr>
-        <w:t xml:space="preserve">喫煙室との動線分離確認（タバコ関連）</w:t>
-      </w:r>
-    </w:p>
-    <w:p>
-      <w:pPr>
-        <w:spacing w:after="100"/>
-      </w:pPr>
-    </w:p>
-    <w:p>
-      <w:pPr>
-        <w:spacing w:after="120" w:before="200"/>
-      </w:pPr>
-      <w:r>
-        <w:rPr>
-          <w:rFonts w:ascii="Arial" w:cs="Arial" w:eastAsia="Arial" w:hAnsi="Arial"/>
-          <w:b/>
-          <w:bCs/>
-          <w:color w:val="1B3A5C"/>
-          <w:sz w:val="22"/>
-          <w:szCs w:val="22"/>
-        </w:rPr>
-        <w:t xml:space="preserve">Phase 2：短期施策（1-3ヶ月）</w:t>
-      </w:r>
-    </w:p>
-    <w:p>
-      <w:pPr>
-        <w:pStyle w:val="ListParagraph"/>
-        <w:numPr>
-          <w:ilvl w:val="0"/>
-          <w:numId w:val="2"/>
-        </w:numPr>
-        <w:spacing w:after="80" w:line="300"/>
-      </w:pPr>
-      <w:r>
-        <w:rPr>
-          <w:rFonts w:ascii="Arial" w:cs="Arial" w:eastAsia="Arial" w:hAnsi="Arial"/>
-          <w:color w:val="333333"/>
-          <w:sz w:val="21"/>
-          <w:szCs w:val="21"/>
-        </w:rPr>
-        <w:t xml:space="preserve">品質管理チェックリストの導入と実施（清掃品質全般）</w:t>
-      </w:r>
-    </w:p>
-    <w:p>
-      <w:pPr>
-        <w:pStyle w:val="ListParagraph"/>
-        <w:numPr>
-          <w:ilvl w:val="0"/>
-          <w:numId w:val="2"/>
-        </w:numPr>
-        <w:spacing w:after="80" w:line="300"/>
-      </w:pPr>
-      <w:r>
-        <w:rPr>
-          <w:rFonts w:ascii="Arial" w:cs="Arial" w:eastAsia="Arial" w:hAnsi="Arial"/>
-          <w:color w:val="333333"/>
-          <w:sz w:val="21"/>
-          <w:szCs w:val="21"/>
-        </w:rPr>
-        <w:t xml:space="preserve">QCインスペクション体制の構築（ランダム抜き打ち検査）（清掃品質全般）</w:t>
-      </w:r>
-    </w:p>
-    <w:p>
-      <w:pPr>
-        <w:pStyle w:val="ListParagraph"/>
-        <w:numPr>
-          <w:ilvl w:val="0"/>
-          <w:numId w:val="2"/>
-        </w:numPr>
-        <w:spacing w:after="80" w:line="300"/>
-      </w:pPr>
-      <w:r>
-        <w:rPr>
-          <w:rFonts w:ascii="Arial" w:cs="Arial" w:eastAsia="Arial" w:hAnsi="Arial"/>
-          <w:color w:val="333333"/>
-          <w:sz w:val="21"/>
-          <w:szCs w:val="21"/>
-        </w:rPr>
-        <w:t xml:space="preserve">定期的な換気・消臭ルーティンの標準化（臭気・異臭）</w:t>
-      </w:r>
-    </w:p>
-    <w:p>
-      <w:pPr>
-        <w:pStyle w:val="ListParagraph"/>
-        <w:numPr>
-          <w:ilvl w:val="0"/>
-          <w:numId w:val="2"/>
-        </w:numPr>
-        <w:spacing w:after="80" w:line="300"/>
-      </w:pPr>
-      <w:r>
-        <w:rPr>
-          <w:rFonts w:ascii="Arial" w:cs="Arial" w:eastAsia="Arial" w:hAnsi="Arial"/>
-          <w:color w:val="333333"/>
-          <w:sz w:val="21"/>
-          <w:szCs w:val="21"/>
-        </w:rPr>
-        <w:t xml:space="preserve">エアコン・排水系の臭気源の根本対策（臭気・異臭）</w:t>
-      </w:r>
-    </w:p>
-    <w:p>
-      <w:pPr>
-        <w:pStyle w:val="ListParagraph"/>
-        <w:numPr>
-          <w:ilvl w:val="0"/>
-          <w:numId w:val="2"/>
-        </w:numPr>
-        <w:spacing w:after="80" w:line="300"/>
-      </w:pPr>
-      <w:r>
-        <w:rPr>
-          <w:rFonts w:ascii="Arial" w:cs="Arial" w:eastAsia="Arial" w:hAnsi="Arial"/>
-          <w:color w:val="333333"/>
-          <w:sz w:val="21"/>
-          <w:szCs w:val="21"/>
-        </w:rPr>
-        <w:t xml:space="preserve">廊下・共用部の定期脱臭処理スケジュール導入（タバコ関連）</w:t>
-      </w:r>
-    </w:p>
-    <w:p>
-      <w:pPr>
-        <w:spacing w:after="100"/>
-      </w:pPr>
-    </w:p>
-    <w:p>
-      <w:pPr>
-        <w:spacing w:after="120" w:before="200"/>
-      </w:pPr>
-      <w:r>
-        <w:rPr>
-          <w:rFonts w:ascii="Arial" w:cs="Arial" w:eastAsia="Arial" w:hAnsi="Arial"/>
-          <w:b/>
-          <w:bCs/>
-          <w:color w:val="1B3A5C"/>
-          <w:sz w:val="22"/>
-          <w:szCs w:val="22"/>
-        </w:rPr>
-        <w:t xml:space="preserve">Phase 3：中期施策（3-6ヶ月）</w:t>
-      </w:r>
-    </w:p>
-    <w:p>
-      <w:pPr>
-        <w:pStyle w:val="ListParagraph"/>
-        <w:numPr>
-          <w:ilvl w:val="0"/>
-          <w:numId w:val="2"/>
-        </w:numPr>
-        <w:spacing w:after="80" w:line="300"/>
-      </w:pPr>
-      <w:r>
-        <w:rPr>
-          <w:rFonts w:ascii="Arial" w:cs="Arial" w:eastAsia="Arial" w:hAnsi="Arial"/>
-          <w:color w:val="333333"/>
-          <w:sz w:val="21"/>
-          <w:szCs w:val="21"/>
-        </w:rPr>
-        <w:t xml:space="preserve">清掃スタッフの定期研修プログラム導入（清掃品質全般）</w:t>
-      </w:r>
-    </w:p>
-    <w:p>
-      <w:pPr>
-        <w:pStyle w:val="ListParagraph"/>
-        <w:numPr>
-          <w:ilvl w:val="0"/>
-          <w:numId w:val="2"/>
-        </w:numPr>
-        <w:spacing w:after="80" w:line="300"/>
-      </w:pPr>
-      <w:r>
-        <w:rPr>
-          <w:rFonts w:ascii="Arial" w:cs="Arial" w:eastAsia="Arial" w:hAnsi="Arial"/>
-          <w:color w:val="333333"/>
-          <w:sz w:val="21"/>
-          <w:szCs w:val="21"/>
-        </w:rPr>
-        <w:t xml:space="preserve">デジタル清掃記録システムの検討（清掃品質全般）</w:t>
-      </w:r>
-    </w:p>
-    <w:p>
-      <w:pPr>
-        <w:pStyle w:val="ListParagraph"/>
-        <w:numPr>
-          <w:ilvl w:val="0"/>
-          <w:numId w:val="2"/>
-        </w:numPr>
-        <w:spacing w:after="80" w:line="300"/>
-      </w:pPr>
-      <w:r>
-        <w:rPr>
-          <w:rFonts w:ascii="Arial" w:cs="Arial" w:eastAsia="Arial" w:hAnsi="Arial"/>
-          <w:color w:val="333333"/>
-          <w:sz w:val="21"/>
-          <w:szCs w:val="21"/>
-        </w:rPr>
-        <w:t xml:space="preserve">オゾン脱臭機の導入検討（臭気・異臭）</w:t>
-      </w:r>
-    </w:p>
-    <w:p>
-      <w:pPr>
-        <w:pStyle w:val="ListParagraph"/>
-        <w:numPr>
-          <w:ilvl w:val="0"/>
-          <w:numId w:val="2"/>
-        </w:numPr>
-        <w:spacing w:after="80" w:line="300"/>
-      </w:pPr>
-      <w:r>
-        <w:rPr>
-          <w:rFonts w:ascii="Arial" w:cs="Arial" w:eastAsia="Arial" w:hAnsi="Arial"/>
-          <w:color w:val="333333"/>
-          <w:sz w:val="21"/>
-          <w:szCs w:val="21"/>
-        </w:rPr>
-        <w:t xml:space="preserve">空気品質モニタリングの導入（臭気・異臭）</w:t>
-      </w:r>
-    </w:p>
-    <w:p>
-      <w:r>
-        <w:br w:type="page"/>
-      </w:r>
+        <w:t xml:space="preserve">害虫駆除業者による即時消毒実施</w:t>
+      </w:r>
+    </w:p>
+    <w:p>
+      <w:pPr>
+        <w:spacing w:after="120"/>
+      </w:pPr>
     </w:p>
     <w:p>
       <w:pPr>
@@ -17127,23 +17394,7 @@
           <w:sz w:val="26"/>
           <w:szCs w:val="26"/>
         </w:rPr>
-        <w:t xml:space="preserve">4.3 HIGHホテル改善サマリー</w:t>
-      </w:r>
-    </w:p>
-    <w:p>
-      <w:pPr>
-        <w:spacing w:after="120" w:before="200"/>
-      </w:pPr>
-      <w:r>
-        <w:rPr>
-          <w:rFonts w:ascii="Arial" w:cs="Arial" w:eastAsia="Arial" w:hAnsi="Arial"/>
-          <w:b/>
-          <w:bCs/>
-          <w:color w:val="1B3A5C"/>
-          <w:sz w:val="22"/>
-          <w:szCs w:val="22"/>
-        </w:rPr>
-        <w:t xml:space="preserve">【HIGH】コンフォートイン六本木（8.16点 → 9点）</w:t>
+        <w:t xml:space="preserve">4.4 STANDARD・MAINTENANCEホテル</w:t>
       </w:r>
     </w:p>
     <w:p>
@@ -17158,389 +17409,7 @@
           <w:sz w:val="21"/>
           <w:szCs w:val="21"/>
         </w:rPr>
-        <w:t xml:space="preserve">主要課題：臭気・異臭(4件)、カビ・モールド(2件)、清掃品質全般(2件)</w:t>
-      </w:r>
-    </w:p>
-    <w:p>
-      <w:pPr>
-        <w:spacing w:after="120" w:line="320"/>
-        <w:jc w:val="left"/>
-      </w:pPr>
-      <w:r>
-        <w:rPr>
-          <w:rFonts w:ascii="Arial" w:cs="Arial" w:eastAsia="Arial" w:hAnsi="Arial"/>
-          <w:color w:val="333333"/>
-          <w:sz w:val="21"/>
-          <w:szCs w:val="21"/>
-        </w:rPr>
-        <w:t xml:space="preserve">即時対応策：</w:t>
-      </w:r>
-    </w:p>
-    <w:p>
-      <w:pPr>
-        <w:pStyle w:val="ListParagraph"/>
-        <w:numPr>
-          <w:ilvl w:val="0"/>
-          <w:numId w:val="2"/>
-        </w:numPr>
-        <w:spacing w:after="80" w:line="300"/>
-      </w:pPr>
-      <w:r>
-        <w:rPr>
-          <w:rFonts w:ascii="Arial" w:cs="Arial" w:eastAsia="Arial" w:hAnsi="Arial"/>
-          <w:color w:val="333333"/>
-          <w:sz w:val="21"/>
-          <w:szCs w:val="21"/>
-        </w:rPr>
-        <w:t xml:space="preserve">臭気発生源の特定と即時対処（排水トラップ、換気扇）</w:t>
-      </w:r>
-    </w:p>
-    <w:p>
-      <w:pPr>
-        <w:pStyle w:val="ListParagraph"/>
-        <w:numPr>
-          <w:ilvl w:val="0"/>
-          <w:numId w:val="2"/>
-        </w:numPr>
-        <w:spacing w:after="80" w:line="300"/>
-      </w:pPr>
-      <w:r>
-        <w:rPr>
-          <w:rFonts w:ascii="Arial" w:cs="Arial" w:eastAsia="Arial" w:hAnsi="Arial"/>
-          <w:color w:val="333333"/>
-          <w:sz w:val="21"/>
-          <w:szCs w:val="21"/>
-        </w:rPr>
-        <w:t xml:space="preserve">消臭・脱臭処理の実施</w:t>
-      </w:r>
-    </w:p>
-    <w:p>
-      <w:pPr>
-        <w:pStyle w:val="ListParagraph"/>
-        <w:numPr>
-          <w:ilvl w:val="0"/>
-          <w:numId w:val="2"/>
-        </w:numPr>
-        <w:spacing w:after="80" w:line="300"/>
-      </w:pPr>
-      <w:r>
-        <w:rPr>
-          <w:rFonts w:ascii="Arial" w:cs="Arial" w:eastAsia="Arial" w:hAnsi="Arial"/>
-          <w:color w:val="333333"/>
-          <w:sz w:val="21"/>
-          <w:szCs w:val="21"/>
-        </w:rPr>
-        <w:t xml:space="preserve">エアコンフィルター・内部のカビ除去と消毒</w:t>
-      </w:r>
-    </w:p>
-    <w:p>
-      <w:pPr>
-        <w:pStyle w:val="ListParagraph"/>
-        <w:numPr>
-          <w:ilvl w:val="0"/>
-          <w:numId w:val="2"/>
-        </w:numPr>
-        <w:spacing w:after="80" w:line="300"/>
-      </w:pPr>
-      <w:r>
-        <w:rPr>
-          <w:rFonts w:ascii="Arial" w:cs="Arial" w:eastAsia="Arial" w:hAnsi="Arial"/>
-          <w:color w:val="333333"/>
-          <w:sz w:val="21"/>
-          <w:szCs w:val="21"/>
-        </w:rPr>
-        <w:t xml:space="preserve">加湿器の分解洗浄・カビ除去</w:t>
-      </w:r>
-    </w:p>
-    <w:p>
-      <w:pPr>
-        <w:spacing w:after="120"/>
-      </w:pPr>
-    </w:p>
-    <w:p>
-      <w:pPr>
-        <w:spacing w:after="120" w:before="200"/>
-      </w:pPr>
-      <w:r>
-        <w:rPr>
-          <w:rFonts w:ascii="Arial" w:cs="Arial" w:eastAsia="Arial" w:hAnsi="Arial"/>
-          <w:b/>
-          <w:bCs/>
-          <w:color w:val="1B3A5C"/>
-          <w:sz w:val="22"/>
-          <w:szCs w:val="22"/>
-        </w:rPr>
-        <w:t xml:space="preserve">【HIGH】ダイワロイネットホテル東京大崎（8.84点 → 9.1点）</w:t>
-      </w:r>
-    </w:p>
-    <w:p>
-      <w:pPr>
-        <w:spacing w:after="120" w:line="320"/>
-        <w:jc w:val="left"/>
-      </w:pPr>
-      <w:r>
-        <w:rPr>
-          <w:rFonts w:ascii="Arial" w:cs="Arial" w:eastAsia="Arial" w:hAnsi="Arial"/>
-          <w:color w:val="333333"/>
-          <w:sz w:val="21"/>
-          <w:szCs w:val="21"/>
-        </w:rPr>
-        <w:t xml:space="preserve">主要課題：清掃品質全般(3件)、シミ・汚れ跡(2件)、害虫(2件)</w:t>
-      </w:r>
-    </w:p>
-    <w:p>
-      <w:pPr>
-        <w:spacing w:after="120" w:line="320"/>
-        <w:jc w:val="left"/>
-      </w:pPr>
-      <w:r>
-        <w:rPr>
-          <w:rFonts w:ascii="Arial" w:cs="Arial" w:eastAsia="Arial" w:hAnsi="Arial"/>
-          <w:color w:val="333333"/>
-          <w:sz w:val="21"/>
-          <w:szCs w:val="21"/>
-        </w:rPr>
-        <w:t xml:space="preserve">即時対応策：</w:t>
-      </w:r>
-    </w:p>
-    <w:p>
-      <w:pPr>
-        <w:pStyle w:val="ListParagraph"/>
-        <w:numPr>
-          <w:ilvl w:val="0"/>
-          <w:numId w:val="2"/>
-        </w:numPr>
-        <w:spacing w:after="80" w:line="300"/>
-      </w:pPr>
-      <w:r>
-        <w:rPr>
-          <w:rFonts w:ascii="Arial" w:cs="Arial" w:eastAsia="Arial" w:hAnsi="Arial"/>
-          <w:color w:val="333333"/>
-          <w:sz w:val="21"/>
-          <w:szCs w:val="21"/>
-        </w:rPr>
-        <w:t xml:space="preserve">清掃品質基準の明確化と全スタッフへの共有</w:t>
-      </w:r>
-    </w:p>
-    <w:p>
-      <w:pPr>
-        <w:pStyle w:val="ListParagraph"/>
-        <w:numPr>
-          <w:ilvl w:val="0"/>
-          <w:numId w:val="2"/>
-        </w:numPr>
-        <w:spacing w:after="80" w:line="300"/>
-      </w:pPr>
-      <w:r>
-        <w:rPr>
-          <w:rFonts w:ascii="Arial" w:cs="Arial" w:eastAsia="Arial" w:hAnsi="Arial"/>
-          <w:color w:val="333333"/>
-          <w:sz w:val="21"/>
-          <w:szCs w:val="21"/>
-        </w:rPr>
-        <w:t xml:space="preserve">重点箇所（水回り・ベッド周り）の清掃手順見直し</w:t>
-      </w:r>
-    </w:p>
-    <w:p>
-      <w:pPr>
-        <w:pStyle w:val="ListParagraph"/>
-        <w:numPr>
-          <w:ilvl w:val="0"/>
-          <w:numId w:val="2"/>
-        </w:numPr>
-        <w:spacing w:after="80" w:line="300"/>
-      </w:pPr>
-      <w:r>
-        <w:rPr>
-          <w:rFonts w:ascii="Arial" w:cs="Arial" w:eastAsia="Arial" w:hAnsi="Arial"/>
-          <w:color w:val="333333"/>
-          <w:sz w:val="21"/>
-          <w:szCs w:val="21"/>
-        </w:rPr>
-        <w:t xml:space="preserve">シミ箇所の特定と専用クリーナーによる除去</w:t>
-      </w:r>
-    </w:p>
-    <w:p>
-      <w:pPr>
-        <w:pStyle w:val="ListParagraph"/>
-        <w:numPr>
-          <w:ilvl w:val="0"/>
-          <w:numId w:val="2"/>
-        </w:numPr>
-        <w:spacing w:after="80" w:line="300"/>
-      </w:pPr>
-      <w:r>
-        <w:rPr>
-          <w:rFonts w:ascii="Arial" w:cs="Arial" w:eastAsia="Arial" w:hAnsi="Arial"/>
-          <w:color w:val="333333"/>
-          <w:sz w:val="21"/>
-          <w:szCs w:val="21"/>
-        </w:rPr>
-        <w:t xml:space="preserve">害虫駆除業者による即時消毒実施</w:t>
-      </w:r>
-    </w:p>
-    <w:p>
-      <w:pPr>
-        <w:spacing w:after="120"/>
-      </w:pPr>
-    </w:p>
-    <w:p>
-      <w:pPr>
-        <w:spacing w:after="120" w:before="200"/>
-      </w:pPr>
-      <w:r>
-        <w:rPr>
-          <w:rFonts w:ascii="Arial" w:cs="Arial" w:eastAsia="Arial" w:hAnsi="Arial"/>
-          <w:b/>
-          <w:bCs/>
-          <w:color w:val="1B3A5C"/>
-          <w:sz w:val="22"/>
-          <w:szCs w:val="22"/>
-        </w:rPr>
-        <w:t xml:space="preserve">【HIGH】ホテルコメント横浜関内（8.88点 → 9.2点）</w:t>
-      </w:r>
-    </w:p>
-    <w:p>
-      <w:pPr>
-        <w:spacing w:after="120" w:line="320"/>
-        <w:jc w:val="left"/>
-      </w:pPr>
-      <w:r>
-        <w:rPr>
-          <w:rFonts w:ascii="Arial" w:cs="Arial" w:eastAsia="Arial" w:hAnsi="Arial"/>
-          <w:color w:val="333333"/>
-          <w:sz w:val="21"/>
-          <w:szCs w:val="21"/>
-        </w:rPr>
-        <w:t xml:space="preserve">主要課題：清掃品質全般(4件)、臭気・異臭(2件)、タバコ関連(1件)</w:t>
-      </w:r>
-    </w:p>
-    <w:p>
-      <w:pPr>
-        <w:spacing w:after="120" w:line="320"/>
-        <w:jc w:val="left"/>
-      </w:pPr>
-      <w:r>
-        <w:rPr>
-          <w:rFonts w:ascii="Arial" w:cs="Arial" w:eastAsia="Arial" w:hAnsi="Arial"/>
-          <w:color w:val="333333"/>
-          <w:sz w:val="21"/>
-          <w:szCs w:val="21"/>
-        </w:rPr>
-        <w:t xml:space="preserve">即時対応策：</w:t>
-      </w:r>
-    </w:p>
-    <w:p>
-      <w:pPr>
-        <w:pStyle w:val="ListParagraph"/>
-        <w:numPr>
-          <w:ilvl w:val="0"/>
-          <w:numId w:val="2"/>
-        </w:numPr>
-        <w:spacing w:after="80" w:line="300"/>
-      </w:pPr>
-      <w:r>
-        <w:rPr>
-          <w:rFonts w:ascii="Arial" w:cs="Arial" w:eastAsia="Arial" w:hAnsi="Arial"/>
-          <w:color w:val="333333"/>
-          <w:sz w:val="21"/>
-          <w:szCs w:val="21"/>
-        </w:rPr>
-        <w:t xml:space="preserve">清掃品質基準の明確化と全スタッフへの共有</w:t>
-      </w:r>
-    </w:p>
-    <w:p>
-      <w:pPr>
-        <w:pStyle w:val="ListParagraph"/>
-        <w:numPr>
-          <w:ilvl w:val="0"/>
-          <w:numId w:val="2"/>
-        </w:numPr>
-        <w:spacing w:after="80" w:line="300"/>
-      </w:pPr>
-      <w:r>
-        <w:rPr>
-          <w:rFonts w:ascii="Arial" w:cs="Arial" w:eastAsia="Arial" w:hAnsi="Arial"/>
-          <w:color w:val="333333"/>
-          <w:sz w:val="21"/>
-          <w:szCs w:val="21"/>
-        </w:rPr>
-        <w:t xml:space="preserve">重点箇所（水回り・ベッド周り）の清掃手順見直し</w:t>
-      </w:r>
-    </w:p>
-    <w:p>
-      <w:pPr>
-        <w:pStyle w:val="ListParagraph"/>
-        <w:numPr>
-          <w:ilvl w:val="0"/>
-          <w:numId w:val="2"/>
-        </w:numPr>
-        <w:spacing w:after="80" w:line="300"/>
-      </w:pPr>
-      <w:r>
-        <w:rPr>
-          <w:rFonts w:ascii="Arial" w:cs="Arial" w:eastAsia="Arial" w:hAnsi="Arial"/>
-          <w:color w:val="333333"/>
-          <w:sz w:val="21"/>
-          <w:szCs w:val="21"/>
-        </w:rPr>
-        <w:t xml:space="preserve">臭気発生源の特定と即時対処（排水トラップ、換気扇）</w:t>
-      </w:r>
-    </w:p>
-    <w:p>
-      <w:pPr>
-        <w:pStyle w:val="ListParagraph"/>
-        <w:numPr>
-          <w:ilvl w:val="0"/>
-          <w:numId w:val="2"/>
-        </w:numPr>
-        <w:spacing w:after="80" w:line="300"/>
-      </w:pPr>
-      <w:r>
-        <w:rPr>
-          <w:rFonts w:ascii="Arial" w:cs="Arial" w:eastAsia="Arial" w:hAnsi="Arial"/>
-          <w:color w:val="333333"/>
-          <w:sz w:val="21"/>
-          <w:szCs w:val="21"/>
-        </w:rPr>
-        <w:t xml:space="preserve">消臭・脱臭処理の実施</w:t>
-      </w:r>
-    </w:p>
-    <w:p>
-      <w:pPr>
-        <w:spacing w:after="120"/>
-      </w:pPr>
-    </w:p>
-    <w:p>
-      <w:pPr>
-        <w:pStyle w:val="Heading2"/>
-        <w:spacing w:after="160" w:before="280"/>
-      </w:pPr>
-      <w:r>
-        <w:rPr>
-          <w:rFonts w:ascii="Arial" w:cs="Arial" w:eastAsia="Arial" w:hAnsi="Arial"/>
-          <w:b/>
-          <w:bCs/>
-          <w:color w:val="2E75B6"/>
-          <w:sz w:val="26"/>
-          <w:szCs w:val="26"/>
-        </w:rPr>
-        <w:t xml:space="preserve">4.4 STANDARD・MAINTENANCEホテル</w:t>
-      </w:r>
-    </w:p>
-    <w:p>
-      <w:pPr>
-        <w:spacing w:after="120" w:line="320"/>
-        <w:jc w:val="left"/>
-      </w:pPr>
-      <w:r>
-        <w:rPr>
-          <w:rFonts w:ascii="Arial" w:cs="Arial" w:eastAsia="Arial" w:hAnsi="Arial"/>
-          <w:color w:val="333333"/>
-          <w:sz w:val="21"/>
-          <w:szCs w:val="21"/>
-        </w:rPr>
-        <w:t xml:space="preserve">STANDARDホテル（9件）：川崎日航ホテル、コンフォートホテル成田、ハートンホテル東品川、ホテルケヤキゲート東京府中、アパホテル相模原橋本駅東、リッチモンドホテル東京目白、変なホテル東京羽田、第一イン池袋、コンフォートホテルERA東京東神田</w:t>
+        <w:t xml:space="preserve">STANDARDホテル（10件）：ホテルコメント横浜関内、川崎日航ホテル、コンフォートホテル成田、ハートンホテル東品川、ホテルケヤキゲート東京府中、アパホテル相模原橋本駅東、リッチモンドホテル東京目白、変なホテル東京羽田、第一イン池袋、コンフォートホテルERA東京東神田</w:t>
       </w:r>
     </w:p>
     <w:p>
@@ -18728,7 +18597,7 @@
                 <w:sz w:val="18"/>
                 <w:szCs w:val="18"/>
               </w:rPr>
-              <w:t xml:space="preserve">4.4%</w:t>
+              <w:t xml:space="preserve">4.5%</w:t>
             </w:r>
           </w:p>
         </w:tc>
@@ -18868,7 +18737,7 @@
                 <w:sz w:val="18"/>
                 <w:szCs w:val="18"/>
               </w:rPr>
-              <w:t xml:space="preserve">78.5%</w:t>
+              <w:t xml:space="preserve">78.6%</w:t>
             </w:r>
           </w:p>
         </w:tc>
@@ -18902,7 +18771,7 @@
                 <w:sz w:val="18"/>
                 <w:szCs w:val="18"/>
               </w:rPr>
-              <w:t xml:space="preserve">83.5%以上</w:t>
+              <w:t xml:space="preserve">83.6%以上</w:t>
             </w:r>
           </w:p>
         </w:tc>
@@ -19369,7 +19238,7 @@
                 <w:sz w:val="18"/>
                 <w:szCs w:val="18"/>
               </w:rPr>
-              <w:t xml:space="preserve">コンフォートホテル博多</w:t>
+              <w:t xml:space="preserve">アパホテル蒲田駅東</w:t>
             </w:r>
           </w:p>
         </w:tc>
@@ -19438,7 +19307,7 @@
                 <w:sz w:val="18"/>
                 <w:szCs w:val="18"/>
               </w:rPr>
-              <w:t xml:space="preserve">7.72</w:t>
+              <w:t xml:space="preserve">7.38</w:t>
             </w:r>
           </w:p>
         </w:tc>
@@ -19472,7 +19341,7 @@
                 <w:sz w:val="18"/>
                 <w:szCs w:val="18"/>
               </w:rPr>
-              <w:t xml:space="preserve">8.20</w:t>
+              <w:t xml:space="preserve">7.90</w:t>
             </w:r>
           </w:p>
         </w:tc>
@@ -19506,7 +19375,7 @@
                 <w:sz w:val="18"/>
                 <w:szCs w:val="18"/>
               </w:rPr>
-              <w:t xml:space="preserve">12.9%</w:t>
+              <w:t xml:space="preserve">12.5%</w:t>
             </w:r>
           </w:p>
         </w:tc>
@@ -19540,7 +19409,7 @@
                 <w:sz w:val="18"/>
                 <w:szCs w:val="18"/>
               </w:rPr>
-              <w:t xml:space="preserve">3.9%</w:t>
+              <w:t xml:space="preserve">3.8%</w:t>
             </w:r>
           </w:p>
         </w:tc>
@@ -19577,7 +19446,7 @@
                 <w:sz w:val="18"/>
                 <w:szCs w:val="18"/>
               </w:rPr>
-              <w:t xml:space="preserve">チサンホテル浜松町</w:t>
+              <w:t xml:space="preserve">コンフォートホテル博多</w:t>
             </w:r>
           </w:p>
         </w:tc>
@@ -19647,7 +19516,7 @@
                 <w:sz w:val="18"/>
                 <w:szCs w:val="18"/>
               </w:rPr>
-              <w:t xml:space="preserve">7.08</w:t>
+              <w:t xml:space="preserve">7.73</w:t>
             </w:r>
           </w:p>
         </w:tc>
@@ -19682,7 +19551,7 @@
                 <w:sz w:val="18"/>
                 <w:szCs w:val="18"/>
               </w:rPr>
-              <w:t xml:space="preserve">7.60</w:t>
+              <w:t xml:space="preserve">8.20</w:t>
             </w:r>
           </w:p>
         </w:tc>
@@ -19717,7 +19586,7 @@
                 <w:sz w:val="18"/>
                 <w:szCs w:val="18"/>
               </w:rPr>
-              <w:t xml:space="preserve">9.3%</w:t>
+              <w:t xml:space="preserve">12.2%</w:t>
             </w:r>
           </w:p>
         </w:tc>
@@ -19752,7 +19621,7 @@
                 <w:sz w:val="18"/>
                 <w:szCs w:val="18"/>
               </w:rPr>
-              <w:t xml:space="preserve">2.8%</w:t>
+              <w:t xml:space="preserve">3.7%</w:t>
             </w:r>
           </w:p>
         </w:tc>
@@ -19788,7 +19657,7 @@
                 <w:sz w:val="18"/>
                 <w:szCs w:val="18"/>
               </w:rPr>
-              <w:t xml:space="preserve">アパホテル蒲田駅東</w:t>
+              <w:t xml:space="preserve">コンフォートホテル横浜関内</w:t>
             </w:r>
           </w:p>
         </w:tc>
@@ -19925,7 +19794,7 @@
                 <w:sz w:val="18"/>
                 <w:szCs w:val="18"/>
               </w:rPr>
-              <w:t xml:space="preserve">9.3%</w:t>
+              <w:t xml:space="preserve">9.9%</w:t>
             </w:r>
           </w:p>
         </w:tc>
@@ -19959,7 +19828,7 @@
                 <w:sz w:val="18"/>
                 <w:szCs w:val="18"/>
               </w:rPr>
-              <w:t xml:space="preserve">2.8%</w:t>
+              <w:t xml:space="preserve">3.0%</w:t>
             </w:r>
           </w:p>
         </w:tc>
@@ -19996,7 +19865,7 @@
                 <w:sz w:val="18"/>
                 <w:szCs w:val="18"/>
               </w:rPr>
-              <w:t xml:space="preserve">コンフォートホテル横浜関内</w:t>
+              <w:t xml:space="preserve">コートホテル新横浜</w:t>
             </w:r>
           </w:p>
         </w:tc>
@@ -20066,7 +19935,7 @@
                 <w:sz w:val="18"/>
                 <w:szCs w:val="18"/>
               </w:rPr>
-              <w:t xml:space="preserve">7.41</w:t>
+              <w:t xml:space="preserve">7.03</w:t>
             </w:r>
           </w:p>
         </w:tc>
@@ -20101,7 +19970,7 @@
                 <w:sz w:val="18"/>
                 <w:szCs w:val="18"/>
               </w:rPr>
-              <w:t xml:space="preserve">7.90</w:t>
+              <w:t xml:space="preserve">7.50</w:t>
             </w:r>
           </w:p>
         </w:tc>
@@ -20207,7 +20076,7 @@
                 <w:sz w:val="18"/>
                 <w:szCs w:val="18"/>
               </w:rPr>
-              <w:t xml:space="preserve">コートホテル新横浜</w:t>
+              <w:t xml:space="preserve">チサンホテル浜松町</w:t>
             </w:r>
           </w:p>
         </w:tc>
@@ -20276,7 +20145,7 @@
                 <w:sz w:val="18"/>
                 <w:szCs w:val="18"/>
               </w:rPr>
-              <w:t xml:space="preserve">7.03</w:t>
+              <w:t xml:space="preserve">7.10</w:t>
             </w:r>
           </w:p>
         </w:tc>
@@ -20310,7 +20179,7 @@
                 <w:sz w:val="18"/>
                 <w:szCs w:val="18"/>
               </w:rPr>
-              <w:t xml:space="preserve">7.50</w:t>
+              <w:t xml:space="preserve">7.60</w:t>
             </w:r>
           </w:p>
         </w:tc>
@@ -20344,7 +20213,7 @@
                 <w:sz w:val="18"/>
                 <w:szCs w:val="18"/>
               </w:rPr>
-              <w:t xml:space="preserve">9.2%</w:t>
+              <w:t xml:space="preserve">9.1%</w:t>
             </w:r>
           </w:p>
         </w:tc>
@@ -20378,7 +20247,7 @@
                 <w:sz w:val="18"/>
                 <w:szCs w:val="18"/>
               </w:rPr>
-              <w:t xml:space="preserve">2.8%</w:t>
+              <w:t xml:space="preserve">2.7%</w:t>
             </w:r>
           </w:p>
         </w:tc>
@@ -20485,7 +20354,7 @@
                 <w:sz w:val="18"/>
                 <w:szCs w:val="18"/>
               </w:rPr>
-              <w:t xml:space="preserve">8.16</w:t>
+              <w:t xml:space="preserve">8.22</w:t>
             </w:r>
           </w:p>
         </w:tc>
@@ -20555,7 +20424,7 @@
                 <w:sz w:val="18"/>
                 <w:szCs w:val="18"/>
               </w:rPr>
-              <w:t xml:space="preserve">7.0%</w:t>
+              <w:t xml:space="preserve">6.7%</w:t>
             </w:r>
           </w:p>
         </w:tc>
@@ -20590,7 +20459,7 @@
                 <w:sz w:val="18"/>
                 <w:szCs w:val="18"/>
               </w:rPr>
-              <w:t xml:space="preserve">2.1%</w:t>
+              <w:t xml:space="preserve">2.0%</w:t>
             </w:r>
           </w:p>
         </w:tc>
@@ -20695,7 +20564,7 @@
                 <w:sz w:val="18"/>
                 <w:szCs w:val="18"/>
               </w:rPr>
-              <w:t xml:space="preserve">8.84</w:t>
+              <w:t xml:space="preserve">8.86</w:t>
             </w:r>
           </w:p>
         </w:tc>
@@ -20729,7 +20598,7 @@
                 <w:sz w:val="18"/>
                 <w:szCs w:val="18"/>
               </w:rPr>
-              <w:t xml:space="preserve">9.30</w:t>
+              <w:t xml:space="preserve">9.40</w:t>
             </w:r>
           </w:p>
         </w:tc>
@@ -20763,7 +20632,7 @@
                 <w:sz w:val="18"/>
                 <w:szCs w:val="18"/>
               </w:rPr>
-              <w:t xml:space="preserve">5.4%</w:t>
+              <w:t xml:space="preserve">5.3%</w:t>
             </w:r>
           </w:p>
         </w:tc>
@@ -20798,218 +20667,6 @@
                 <w:szCs w:val="18"/>
               </w:rPr>
               <w:t xml:space="preserve">1.6%</w:t>
-            </w:r>
-          </w:p>
-        </w:tc>
-      </w:tr>
-      <w:tr>
-        <w:tc>
-          <w:tcPr>
-            <w:tcW w:type="pct" w:w="28%"/>
-            <w:tcBorders>
-              <w:top w:val="single" w:color="CCCCCC" w:sz="1"/>
-              <w:left w:val="single" w:color="CCCCCC" w:sz="1"/>
-              <w:bottom w:val="single" w:color="CCCCCC" w:sz="1"/>
-              <w:right w:val="single" w:color="CCCCCC" w:sz="1"/>
-            </w:tcBorders>
-            <w:shd w:fill="F5F7FA" w:val="clear"/>
-            <w:tcMar>
-              <w:top w:type="dxa" w:w="80"/>
-              <w:left w:type="dxa" w:w="120"/>
-              <w:bottom w:type="dxa" w:w="80"/>
-              <w:right w:type="dxa" w:w="120"/>
-            </w:tcMar>
-            <w:vAlign w:val="center"/>
-          </w:tcPr>
-          <w:p>
-            <w:pPr>
-              <w:jc w:val="left"/>
-            </w:pPr>
-            <w:r>
-              <w:rPr>
-                <w:rFonts w:ascii="Arial" w:cs="Arial" w:eastAsia="Arial" w:hAnsi="Arial"/>
-                <w:b/>
-                <w:bCs/>
-                <w:color w:val="333333"/>
-                <w:sz w:val="18"/>
-                <w:szCs w:val="18"/>
-              </w:rPr>
-              <w:t xml:space="preserve">ホテルコメント横浜関内</w:t>
-            </w:r>
-          </w:p>
-        </w:tc>
-        <w:tc>
-          <w:tcPr>
-            <w:tcW w:type="pct" w:w="12%"/>
-            <w:tcBorders>
-              <w:top w:val="single" w:color="CCCCCC" w:sz="1"/>
-              <w:left w:val="single" w:color="CCCCCC" w:sz="1"/>
-              <w:bottom w:val="single" w:color="CCCCCC" w:sz="1"/>
-              <w:right w:val="single" w:color="CCCCCC" w:sz="1"/>
-            </w:tcBorders>
-            <w:shd w:fill="FFF3E0" w:val="clear"/>
-            <w:tcMar>
-              <w:top w:type="dxa" w:w="80"/>
-              <w:left w:type="dxa" w:w="120"/>
-              <w:bottom w:type="dxa" w:w="80"/>
-              <w:right w:type="dxa" w:w="120"/>
-            </w:tcMar>
-            <w:vAlign w:val="center"/>
-          </w:tcPr>
-          <w:p>
-            <w:pPr>
-              <w:jc w:val="center"/>
-            </w:pPr>
-            <w:r>
-              <w:rPr>
-                <w:rFonts w:ascii="Arial" w:cs="Arial" w:eastAsia="Arial" w:hAnsi="Arial"/>
-                <w:b/>
-                <w:bCs/>
-                <w:color w:val="FF9800"/>
-                <w:sz w:val="18"/>
-                <w:szCs w:val="18"/>
-              </w:rPr>
-              <w:t xml:space="preserve">HIGH</w:t>
-            </w:r>
-          </w:p>
-        </w:tc>
-        <w:tc>
-          <w:tcPr>
-            <w:tcW w:type="pct" w:w="12%"/>
-            <w:tcBorders>
-              <w:top w:val="single" w:color="CCCCCC" w:sz="1"/>
-              <w:left w:val="single" w:color="CCCCCC" w:sz="1"/>
-              <w:bottom w:val="single" w:color="CCCCCC" w:sz="1"/>
-              <w:right w:val="single" w:color="CCCCCC" w:sz="1"/>
-            </w:tcBorders>
-            <w:shd w:fill="F5F7FA" w:val="clear"/>
-            <w:tcMar>
-              <w:top w:type="dxa" w:w="80"/>
-              <w:left w:type="dxa" w:w="120"/>
-              <w:bottom w:type="dxa" w:w="80"/>
-              <w:right w:type="dxa" w:w="120"/>
-            </w:tcMar>
-            <w:vAlign w:val="center"/>
-          </w:tcPr>
-          <w:p>
-            <w:pPr>
-              <w:jc w:val="center"/>
-            </w:pPr>
-            <w:r>
-              <w:rPr>
-                <w:rFonts w:ascii="Arial" w:cs="Arial" w:eastAsia="Arial" w:hAnsi="Arial"/>
-                <w:b w:val="false"/>
-                <w:bCs w:val="false"/>
-                <w:color w:val="333333"/>
-                <w:sz w:val="18"/>
-                <w:szCs w:val="18"/>
-              </w:rPr>
-              <w:t xml:space="preserve">8.88</w:t>
-            </w:r>
-          </w:p>
-        </w:tc>
-        <w:tc>
-          <w:tcPr>
-            <w:tcW w:type="pct" w:w="12%"/>
-            <w:tcBorders>
-              <w:top w:val="single" w:color="CCCCCC" w:sz="1"/>
-              <w:left w:val="single" w:color="CCCCCC" w:sz="1"/>
-              <w:bottom w:val="single" w:color="CCCCCC" w:sz="1"/>
-              <w:right w:val="single" w:color="CCCCCC" w:sz="1"/>
-            </w:tcBorders>
-            <w:shd w:fill="F5F7FA" w:val="clear"/>
-            <w:tcMar>
-              <w:top w:type="dxa" w:w="80"/>
-              <w:left w:type="dxa" w:w="120"/>
-              <w:bottom w:type="dxa" w:w="80"/>
-              <w:right w:type="dxa" w:w="120"/>
-            </w:tcMar>
-            <w:vAlign w:val="center"/>
-          </w:tcPr>
-          <w:p>
-            <w:pPr>
-              <w:jc w:val="center"/>
-            </w:pPr>
-            <w:r>
-              <w:rPr>
-                <w:rFonts w:ascii="Arial" w:cs="Arial" w:eastAsia="Arial" w:hAnsi="Arial"/>
-                <w:b/>
-                <w:bCs/>
-                <w:color w:val="27AE60"/>
-                <w:sz w:val="18"/>
-                <w:szCs w:val="18"/>
-              </w:rPr>
-              <w:t xml:space="preserve">9.40</w:t>
-            </w:r>
-          </w:p>
-        </w:tc>
-        <w:tc>
-          <w:tcPr>
-            <w:tcW w:type="pct" w:w="18%"/>
-            <w:tcBorders>
-              <w:top w:val="single" w:color="CCCCCC" w:sz="1"/>
-              <w:left w:val="single" w:color="CCCCCC" w:sz="1"/>
-              <w:bottom w:val="single" w:color="CCCCCC" w:sz="1"/>
-              <w:right w:val="single" w:color="CCCCCC" w:sz="1"/>
-            </w:tcBorders>
-            <w:shd w:fill="F5F7FA" w:val="clear"/>
-            <w:tcMar>
-              <w:top w:type="dxa" w:w="80"/>
-              <w:left w:type="dxa" w:w="120"/>
-              <w:bottom w:type="dxa" w:w="80"/>
-              <w:right w:type="dxa" w:w="120"/>
-            </w:tcMar>
-            <w:vAlign w:val="center"/>
-          </w:tcPr>
-          <w:p>
-            <w:pPr>
-              <w:jc w:val="center"/>
-            </w:pPr>
-            <w:r>
-              <w:rPr>
-                <w:rFonts w:ascii="Arial" w:cs="Arial" w:eastAsia="Arial" w:hAnsi="Arial"/>
-                <w:b w:val="false"/>
-                <w:bCs w:val="false"/>
-                <w:color w:val="333333"/>
-                <w:sz w:val="18"/>
-                <w:szCs w:val="18"/>
-              </w:rPr>
-              <w:t xml:space="preserve">5.1%</w:t>
-            </w:r>
-          </w:p>
-        </w:tc>
-        <w:tc>
-          <w:tcPr>
-            <w:tcW w:type="pct" w:w="18%"/>
-            <w:tcBorders>
-              <w:top w:val="single" w:color="CCCCCC" w:sz="1"/>
-              <w:left w:val="single" w:color="CCCCCC" w:sz="1"/>
-              <w:bottom w:val="single" w:color="CCCCCC" w:sz="1"/>
-              <w:right w:val="single" w:color="CCCCCC" w:sz="1"/>
-            </w:tcBorders>
-            <w:shd w:fill="F5F7FA" w:val="clear"/>
-            <w:tcMar>
-              <w:top w:type="dxa" w:w="80"/>
-              <w:left w:type="dxa" w:w="120"/>
-              <w:bottom w:type="dxa" w:w="80"/>
-              <w:right w:type="dxa" w:w="120"/>
-            </w:tcMar>
-            <w:vAlign w:val="center"/>
-          </w:tcPr>
-          <w:p>
-            <w:pPr>
-              <w:jc w:val="center"/>
-            </w:pPr>
-            <w:r>
-              <w:rPr>
-                <w:rFonts w:ascii="Arial" w:cs="Arial" w:eastAsia="Arial" w:hAnsi="Arial"/>
-                <w:b/>
-                <w:bCs/>
-                <w:color w:val="27AE60"/>
-                <w:sz w:val="18"/>
-                <w:szCs w:val="18"/>
-              </w:rPr>
-              <w:t xml:space="preserve">1.5%</w:t>
             </w:r>
           </w:p>
         </w:tc>
@@ -21596,7 +21253,7 @@
                 <w:sz w:val="18"/>
                 <w:szCs w:val="18"/>
               </w:rPr>
-              <w:t xml:space="preserve">8</w:t>
+              <w:t xml:space="preserve">7</w:t>
             </w:r>
           </w:p>
         </w:tc>
@@ -22003,7 +21660,7 @@
           <w:sz w:val="21"/>
           <w:szCs w:val="21"/>
         </w:rPr>
-        <w:t xml:space="preserve">URGENTホテル（コンフォートホテル博多、チサンホテル浜松町、アパホテル蒲田駅東、コンフォートホテル横浜関内、コートホテル新横浜）の清掃品質緊急改善。Phase 1対応を今週中に開始。</w:t>
+        <w:t xml:space="preserve">URGENTホテル（アパホテル蒲田駅東、コンフォートホテル博多、コンフォートホテル横浜関内、コートホテル新横浜、チサンホテル浜松町）の清掃品質緊急改善。Phase 1対応を今週中に開始。</w:t>
       </w:r>
     </w:p>
     <w:p>
@@ -22204,7 +21861,7 @@
                 <w:sz w:val="21"/>
                 <w:szCs w:val="21"/>
               </w:rPr>
-              <w:t xml:space="preserve">本レポートは、2323件のゲスト口コミデータに基づき、PRIMECHANGEポートフォリオ全19ホテルの清掃品質を分析したものです。データに基づく優先順位付けと段階的な改善施策により、ポートフォリオ全体の顧客満足度向上とRevPAR改善を実現することが可能です。</w:t>
+              <w:t xml:space="preserve">本レポートは、2355件のゲスト口コミデータに基づき、PRIMECHANGEポートフォリオ全19ホテルの清掃品質を分析したものです。データに基づく優先順位付けと段階的な改善施策により、ポートフォリオ全体の顧客満足度向上とRevPAR改善を実現することが可能です。</w:t>
             </w:r>
           </w:p>
           <w:p>

--- a/納品レポート/PRIMECHANGE戦略レポート/PRIMECHANGE_清掃戦略レポート.docx
+++ b/納品レポート/PRIMECHANGE戦略レポート/PRIMECHANGE_清掃戦略レポート.docx
@@ -79,7 +79,7 @@
           <w:sz w:val="22"/>
           <w:szCs w:val="22"/>
         </w:rPr>
-        <w:t xml:space="preserve">作成日：2026年3月24日</w:t>
+        <w:t xml:space="preserve">作成日：2026年3月25日</w:t>
       </w:r>
     </w:p>
     <w:p>
@@ -202,7 +202,7 @@
           <w:sz w:val="21"/>
           <w:szCs w:val="21"/>
         </w:rPr>
-        <w:t xml:space="preserve">ポートフォリオ全体（19ホテル、2355件のレビュー）を分析した結果、ポートフォリオ平均スコアは8.39点（10点換算）、清掃関連クレーム率は4.5%でした。以下に主要な発見事項と提案の概要をまとめます。</w:t>
+        <w:t xml:space="preserve">ポートフォリオ全体（19ホテル、2389件のレビュー）を分析した結果、ポートフォリオ平均スコアは8.41点（10点換算）、清掃関連クレーム率は4.4%でした。以下に主要な発見事項と提案の概要をまとめます。</w:t>
       </w:r>
     </w:p>
     <w:p>
@@ -274,7 +274,7 @@
                 <w:sz w:val="36"/>
                 <w:szCs w:val="36"/>
               </w:rPr>
-              <w:t xml:space="preserve">8.39</w:t>
+              <w:t xml:space="preserve">8.41</w:t>
             </w:r>
           </w:p>
         </w:tc>
@@ -323,7 +323,7 @@
                 <w:sz w:val="36"/>
                 <w:szCs w:val="36"/>
               </w:rPr>
-              <w:t xml:space="preserve">78.6%</w:t>
+              <w:t xml:space="preserve">78.7%</w:t>
             </w:r>
           </w:p>
         </w:tc>
@@ -372,7 +372,7 @@
                 <w:sz w:val="36"/>
                 <w:szCs w:val="36"/>
               </w:rPr>
-              <w:t xml:space="preserve">4.5%</w:t>
+              <w:t xml:space="preserve">4.4%</w:t>
             </w:r>
           </w:p>
         </w:tc>
@@ -421,7 +421,7 @@
                 <w:sz w:val="36"/>
                 <w:szCs w:val="36"/>
               </w:rPr>
-              <w:t xml:space="preserve">2355件</w:t>
+              <w:t xml:space="preserve">2389件</w:t>
             </w:r>
           </w:p>
         </w:tc>
@@ -503,7 +503,7 @@
                 <w:sz w:val="20"/>
                 <w:szCs w:val="20"/>
               </w:rPr>
-              <w:t xml:space="preserve">上位5ホテルの平均スコアは8.7点超。コンフォートスイーツ東京ベイ(9.22点)がポートフォリオ最高評価</w:t>
+              <w:t xml:space="preserve">上位5ホテルの平均スコアは8.7点超。コンフォートスイーツ東京ベイ(9.21点)がポートフォリオ最高評価</w:t>
             </w:r>
           </w:p>
           <w:p>
@@ -528,7 +528,7 @@
                 <w:sz w:val="20"/>
                 <w:szCs w:val="20"/>
               </w:rPr>
-              <w:t xml:space="preserve">5ホテルがURGENT（緊急対応）に分類。清掃関連クレーム率4.5%（業界平均2-3%を超過）</w:t>
+              <w:t xml:space="preserve">5ホテルがURGENT（緊急対応）に分類。清掃関連クレーム率4.4%（業界平均2-3%を超過）</w:t>
             </w:r>
           </w:p>
           <w:p>
@@ -838,7 +838,7 @@
                 <w:sz w:val="18"/>
                 <w:szCs w:val="18"/>
               </w:rPr>
-              <w:t xml:space="preserve">7.03-7.73</w:t>
+              <w:t xml:space="preserve">7.09-7.83</w:t>
             </w:r>
           </w:p>
         </w:tc>
@@ -943,7 +943,7 @@
                 <w:sz w:val="18"/>
                 <w:szCs w:val="18"/>
               </w:rPr>
-              <w:t xml:space="preserve">2</w:t>
+              <w:t xml:space="preserve">3</w:t>
             </w:r>
           </w:p>
         </w:tc>
@@ -977,7 +977,7 @@
                 <w:sz w:val="18"/>
                 <w:szCs w:val="18"/>
               </w:rPr>
-              <w:t xml:space="preserve">8.22-8.86</w:t>
+              <w:t xml:space="preserve">8.23-8.87</w:t>
             </w:r>
           </w:p>
         </w:tc>
@@ -1082,7 +1082,7 @@
                 <w:sz w:val="18"/>
                 <w:szCs w:val="18"/>
               </w:rPr>
-              <w:t xml:space="preserve">10</w:t>
+              <w:t xml:space="preserve">9</w:t>
             </w:r>
           </w:p>
         </w:tc>
@@ -1116,7 +1116,7 @@
                 <w:sz w:val="18"/>
                 <w:szCs w:val="18"/>
               </w:rPr>
-              <w:t xml:space="preserve">8.13-9.13</w:t>
+              <w:t xml:space="preserve">8.16-9.16</w:t>
             </w:r>
           </w:p>
         </w:tc>
@@ -1150,7 +1150,7 @@
                 <w:sz w:val="18"/>
                 <w:szCs w:val="18"/>
               </w:rPr>
-              <w:t xml:space="preserve">清掃品質全般、臭気・異臭、排水・詰まり</w:t>
+              <w:t xml:space="preserve">清掃品質全般、排水・詰まり、臭気・異臭</w:t>
             </w:r>
           </w:p>
         </w:tc>
@@ -1255,7 +1255,7 @@
                 <w:sz w:val="18"/>
                 <w:szCs w:val="18"/>
               </w:rPr>
-              <w:t xml:space="preserve">9.08-9.22</w:t>
+              <w:t xml:space="preserve">9.12-9.21</w:t>
             </w:r>
           </w:p>
         </w:tc>
@@ -1346,7 +1346,7 @@
           <w:sz w:val="21"/>
           <w:szCs w:val="21"/>
         </w:rPr>
-        <w:t xml:space="preserve">19ホテルの口コミスコアを10点換算で比較しました。ポートフォリオ平均は8.39点、中央値は8.68点です。</w:t>
+        <w:t xml:space="preserve">19ホテルの口コミスコアを10点換算で比較しました。ポートフォリオ平均は8.41点、中央値は8.67点です。</w:t>
       </w:r>
     </w:p>
     <w:p>
@@ -1757,7 +1757,7 @@
                 <w:sz w:val="18"/>
                 <w:szCs w:val="18"/>
               </w:rPr>
-              <w:t xml:space="preserve">9.22</w:t>
+              <w:t xml:space="preserve">9.21</w:t>
             </w:r>
           </w:p>
         </w:tc>
@@ -1791,7 +1791,7 @@
                 <w:sz w:val="18"/>
                 <w:szCs w:val="18"/>
               </w:rPr>
-              <w:t xml:space="preserve">95.8%</w:t>
+              <w:t xml:space="preserve">97.2%</w:t>
             </w:r>
           </w:p>
         </w:tc>
@@ -2035,7 +2035,7 @@
                 <w:sz w:val="18"/>
                 <w:szCs w:val="18"/>
               </w:rPr>
-              <w:t xml:space="preserve">9.13</w:t>
+              <w:t xml:space="preserve">9.16</w:t>
             </w:r>
           </w:p>
         </w:tc>
@@ -2070,7 +2070,7 @@
                 <w:sz w:val="18"/>
                 <w:szCs w:val="18"/>
               </w:rPr>
-              <w:t xml:space="preserve">90.9%</w:t>
+              <w:t xml:space="preserve">91.3%</w:t>
             </w:r>
           </w:p>
         </w:tc>
@@ -2105,7 +2105,7 @@
                 <w:sz w:val="18"/>
                 <w:szCs w:val="18"/>
               </w:rPr>
-              <w:t xml:space="preserve">2.5%</w:t>
+              <w:t xml:space="preserve">2.4%</w:t>
             </w:r>
           </w:p>
         </w:tc>
@@ -2140,7 +2140,7 @@
                 <w:sz w:val="18"/>
                 <w:szCs w:val="18"/>
               </w:rPr>
-              <w:t xml:space="preserve">121</w:t>
+              <w:t xml:space="preserve">127</w:t>
             </w:r>
           </w:p>
         </w:tc>
@@ -2314,7 +2314,7 @@
                 <w:sz w:val="18"/>
                 <w:szCs w:val="18"/>
               </w:rPr>
-              <w:t xml:space="preserve">9.08</w:t>
+              <w:t xml:space="preserve">9.12</w:t>
             </w:r>
           </w:p>
         </w:tc>
@@ -2348,7 +2348,7 @@
                 <w:sz w:val="18"/>
                 <w:szCs w:val="18"/>
               </w:rPr>
-              <w:t xml:space="preserve">89.7%</w:t>
+              <w:t xml:space="preserve">89.8%</w:t>
             </w:r>
           </w:p>
         </w:tc>
@@ -2416,7 +2416,7 @@
                 <w:sz w:val="18"/>
                 <w:szCs w:val="18"/>
               </w:rPr>
-              <w:t xml:space="preserve">126</w:t>
+              <w:t xml:space="preserve">127</w:t>
             </w:r>
           </w:p>
         </w:tc>
@@ -2871,7 +2871,7 @@
                 <w:sz w:val="18"/>
                 <w:szCs w:val="18"/>
               </w:rPr>
-              <w:t xml:space="preserve">8.90</w:t>
+              <w:t xml:space="preserve">8.87</w:t>
             </w:r>
           </w:p>
         </w:tc>
@@ -2905,7 +2905,7 @@
                 <w:sz w:val="18"/>
                 <w:szCs w:val="18"/>
               </w:rPr>
-              <w:t xml:space="preserve">85.2%</w:t>
+              <w:t xml:space="preserve">84.3%</w:t>
             </w:r>
           </w:p>
         </w:tc>
@@ -2973,7 +2973,7 @@
                 <w:sz w:val="18"/>
                 <w:szCs w:val="18"/>
               </w:rPr>
-              <w:t xml:space="preserve">122</w:t>
+              <w:t xml:space="preserve">127</w:t>
             </w:r>
           </w:p>
         </w:tc>
@@ -3020,29 +3020,29 @@
               <w:bottom w:val="single" w:color="CCCCCC" w:sz="1"/>
               <w:right w:val="single" w:color="CCCCCC" w:sz="1"/>
             </w:tcBorders>
-            <w:shd w:fill="E3F2FD" w:val="clear"/>
-            <w:tcMar>
-              <w:top w:type="dxa" w:w="80"/>
-              <w:left w:type="dxa" w:w="120"/>
-              <w:bottom w:type="dxa" w:w="80"/>
-              <w:right w:type="dxa" w:w="120"/>
-            </w:tcMar>
-            <w:vAlign w:val="center"/>
-          </w:tcPr>
-          <w:p>
-            <w:pPr>
-              <w:jc w:val="center"/>
-            </w:pPr>
-            <w:r>
-              <w:rPr>
-                <w:rFonts w:ascii="Arial" w:cs="Arial" w:eastAsia="Arial" w:hAnsi="Arial"/>
-                <w:b/>
-                <w:bCs/>
-                <w:color w:val="2196F3"/>
-                <w:sz w:val="18"/>
-                <w:szCs w:val="18"/>
-              </w:rPr>
-              <w:t xml:space="preserve">STANDARD</w:t>
+            <w:shd w:fill="FFF3E0" w:val="clear"/>
+            <w:tcMar>
+              <w:top w:type="dxa" w:w="80"/>
+              <w:left w:type="dxa" w:w="120"/>
+              <w:bottom w:type="dxa" w:w="80"/>
+              <w:right w:type="dxa" w:w="120"/>
+            </w:tcMar>
+            <w:vAlign w:val="center"/>
+          </w:tcPr>
+          <w:p>
+            <w:pPr>
+              <w:jc w:val="center"/>
+            </w:pPr>
+            <w:r>
+              <w:rPr>
+                <w:rFonts w:ascii="Arial" w:cs="Arial" w:eastAsia="Arial" w:hAnsi="Arial"/>
+                <w:b/>
+                <w:bCs/>
+                <w:color w:val="FF9800"/>
+                <w:sz w:val="18"/>
+                <w:szCs w:val="18"/>
+              </w:rPr>
+              <w:t xml:space="preserve">HIGH</w:t>
             </w:r>
           </w:p>
         </w:tc>
@@ -3149,7 +3149,7 @@
                 <w:sz w:val="18"/>
                 <w:szCs w:val="18"/>
               </w:rPr>
-              <w:t xml:space="preserve">8.86</w:t>
+              <w:t xml:space="preserve">8.83</w:t>
             </w:r>
           </w:p>
         </w:tc>
@@ -3184,7 +3184,7 @@
                 <w:sz w:val="18"/>
                 <w:szCs w:val="18"/>
               </w:rPr>
-              <w:t xml:space="preserve">82.5%</w:t>
+              <w:t xml:space="preserve">81.0%</w:t>
             </w:r>
           </w:p>
         </w:tc>
@@ -3254,7 +3254,7 @@
                 <w:sz w:val="18"/>
                 <w:szCs w:val="18"/>
               </w:rPr>
-              <w:t xml:space="preserve">57</w:t>
+              <w:t xml:space="preserve">58</w:t>
             </w:r>
           </w:p>
         </w:tc>
@@ -3394,7 +3394,7 @@
                 <w:sz w:val="18"/>
                 <w:szCs w:val="18"/>
               </w:rPr>
-              <w:t xml:space="preserve">ホテルケヤキゲート東京府中</w:t>
+              <w:t xml:space="preserve">川崎日航ホテル</w:t>
             </w:r>
           </w:p>
         </w:tc>
@@ -3428,7 +3428,7 @@
                 <w:sz w:val="18"/>
                 <w:szCs w:val="18"/>
               </w:rPr>
-              <w:t xml:space="preserve">8.74</w:t>
+              <w:t xml:space="preserve">8.72</w:t>
             </w:r>
           </w:p>
         </w:tc>
@@ -3462,7 +3462,7 @@
                 <w:sz w:val="18"/>
                 <w:szCs w:val="18"/>
               </w:rPr>
-              <w:t xml:space="preserve">86.0%</w:t>
+              <w:t xml:space="preserve">82.3%</w:t>
             </w:r>
           </w:p>
         </w:tc>
@@ -3496,7 +3496,7 @@
                 <w:sz w:val="18"/>
                 <w:szCs w:val="18"/>
               </w:rPr>
-              <w:t xml:space="preserve">4.3%</w:t>
+              <w:t xml:space="preserve">1.5%</w:t>
             </w:r>
           </w:p>
         </w:tc>
@@ -3530,7 +3530,7 @@
                 <w:sz w:val="18"/>
                 <w:szCs w:val="18"/>
               </w:rPr>
-              <w:t xml:space="preserve">93</w:t>
+              <w:t xml:space="preserve">130</w:t>
             </w:r>
           </w:p>
         </w:tc>
@@ -3671,7 +3671,7 @@
                 <w:sz w:val="18"/>
                 <w:szCs w:val="18"/>
               </w:rPr>
-              <w:t xml:space="preserve">ハートンホテル東品川</w:t>
+              <w:t xml:space="preserve">ホテルケヤキゲート東京府中</w:t>
             </w:r>
           </w:p>
         </w:tc>
@@ -3706,7 +3706,7 @@
                 <w:sz w:val="18"/>
                 <w:szCs w:val="18"/>
               </w:rPr>
-              <w:t xml:space="preserve">8.72</w:t>
+              <w:t xml:space="preserve">8.71</w:t>
             </w:r>
           </w:p>
         </w:tc>
@@ -3741,7 +3741,7 @@
                 <w:sz w:val="18"/>
                 <w:szCs w:val="18"/>
               </w:rPr>
-              <w:t xml:space="preserve">84.8%</w:t>
+              <w:t xml:space="preserve">85.7%</w:t>
             </w:r>
           </w:p>
         </w:tc>
@@ -3776,7 +3776,7 @@
                 <w:sz w:val="18"/>
                 <w:szCs w:val="18"/>
               </w:rPr>
-              <w:t xml:space="preserve">0.7%</w:t>
+              <w:t xml:space="preserve">4.1%</w:t>
             </w:r>
           </w:p>
         </w:tc>
@@ -3811,7 +3811,7 @@
                 <w:sz w:val="18"/>
                 <w:szCs w:val="18"/>
               </w:rPr>
-              <w:t xml:space="preserve">138</w:t>
+              <w:t xml:space="preserve">98</w:t>
             </w:r>
           </w:p>
         </w:tc>
@@ -3985,7 +3985,7 @@
                 <w:sz w:val="18"/>
                 <w:szCs w:val="18"/>
               </w:rPr>
-              <w:t xml:space="preserve">8.70</w:t>
+              <w:t xml:space="preserve">8.71</w:t>
             </w:r>
           </w:p>
         </w:tc>
@@ -4019,7 +4019,7 @@
                 <w:sz w:val="18"/>
                 <w:szCs w:val="18"/>
               </w:rPr>
-              <w:t xml:space="preserve">86.0%</w:t>
+              <w:t xml:space="preserve">86.3%</w:t>
             </w:r>
           </w:p>
         </w:tc>
@@ -4087,7 +4087,7 @@
                 <w:sz w:val="18"/>
                 <w:szCs w:val="18"/>
               </w:rPr>
-              <w:t xml:space="preserve">136</w:t>
+              <w:t xml:space="preserve">139</w:t>
             </w:r>
           </w:p>
         </w:tc>
@@ -4228,7 +4228,7 @@
                 <w:sz w:val="18"/>
                 <w:szCs w:val="18"/>
               </w:rPr>
-              <w:t xml:space="preserve">川崎日航ホテル</w:t>
+              <w:t xml:space="preserve">ハートンホテル東品川</w:t>
             </w:r>
           </w:p>
         </w:tc>
@@ -4263,7 +4263,7 @@
                 <w:sz w:val="18"/>
                 <w:szCs w:val="18"/>
               </w:rPr>
-              <w:t xml:space="preserve">8.68</w:t>
+              <w:t xml:space="preserve">8.67</w:t>
             </w:r>
           </w:p>
         </w:tc>
@@ -4298,7 +4298,7 @@
                 <w:sz w:val="18"/>
                 <w:szCs w:val="18"/>
               </w:rPr>
-              <w:t xml:space="preserve">81.4%</w:t>
+              <w:t xml:space="preserve">83.3%</w:t>
             </w:r>
           </w:p>
         </w:tc>
@@ -4333,7 +4333,7 @@
                 <w:sz w:val="18"/>
                 <w:szCs w:val="18"/>
               </w:rPr>
-              <w:t xml:space="preserve">1.6%</w:t>
+              <w:t xml:space="preserve">0.7%</w:t>
             </w:r>
           </w:p>
         </w:tc>
@@ -4368,7 +4368,7 @@
                 <w:sz w:val="18"/>
                 <w:szCs w:val="18"/>
               </w:rPr>
-              <w:t xml:space="preserve">129</w:t>
+              <w:t xml:space="preserve">138</w:t>
             </w:r>
           </w:p>
         </w:tc>
@@ -4542,7 +4542,7 @@
                 <w:sz w:val="18"/>
                 <w:szCs w:val="18"/>
               </w:rPr>
-              <w:t xml:space="preserve">8.50</w:t>
+              <w:t xml:space="preserve">8.53</w:t>
             </w:r>
           </w:p>
         </w:tc>
@@ -4576,7 +4576,7 @@
                 <w:sz w:val="18"/>
                 <w:szCs w:val="18"/>
               </w:rPr>
-              <w:t xml:space="preserve">79.1%</w:t>
+              <w:t xml:space="preserve">79.9%</w:t>
             </w:r>
           </w:p>
         </w:tc>
@@ -4820,7 +4820,7 @@
                 <w:sz w:val="18"/>
                 <w:szCs w:val="18"/>
               </w:rPr>
-              <w:t xml:space="preserve">8.30</w:t>
+              <w:t xml:space="preserve">8.28</w:t>
             </w:r>
           </w:p>
         </w:tc>
@@ -4855,7 +4855,7 @@
                 <w:sz w:val="18"/>
                 <w:szCs w:val="18"/>
               </w:rPr>
-              <w:t xml:space="preserve">76.3%</w:t>
+              <w:t xml:space="preserve">75.9%</w:t>
             </w:r>
           </w:p>
         </w:tc>
@@ -4925,7 +4925,7 @@
                 <w:sz w:val="18"/>
                 <w:szCs w:val="18"/>
               </w:rPr>
-              <w:t xml:space="preserve">317</w:t>
+              <w:t xml:space="preserve">324</w:t>
             </w:r>
           </w:p>
         </w:tc>
@@ -5099,7 +5099,7 @@
                 <w:sz w:val="18"/>
                 <w:szCs w:val="18"/>
               </w:rPr>
-              <w:t xml:space="preserve">8.22</w:t>
+              <w:t xml:space="preserve">8.23</w:t>
             </w:r>
           </w:p>
         </w:tc>
@@ -5133,7 +5133,7 @@
                 <w:sz w:val="18"/>
                 <w:szCs w:val="18"/>
               </w:rPr>
-              <w:t xml:space="preserve">80.0%</w:t>
+              <w:t xml:space="preserve">80.3%</w:t>
             </w:r>
           </w:p>
         </w:tc>
@@ -5167,7 +5167,7 @@
                 <w:sz w:val="18"/>
                 <w:szCs w:val="18"/>
               </w:rPr>
-              <w:t xml:space="preserve">7.5%</w:t>
+              <w:t xml:space="preserve">7.4%</w:t>
             </w:r>
           </w:p>
         </w:tc>
@@ -5201,7 +5201,7 @@
                 <w:sz w:val="18"/>
                 <w:szCs w:val="18"/>
               </w:rPr>
-              <w:t xml:space="preserve">120</w:t>
+              <w:t xml:space="preserve">122</w:t>
             </w:r>
           </w:p>
         </w:tc>
@@ -5377,7 +5377,7 @@
                 <w:sz w:val="18"/>
                 <w:szCs w:val="18"/>
               </w:rPr>
-              <w:t xml:space="preserve">8.13</w:t>
+              <w:t xml:space="preserve">8.16</w:t>
             </w:r>
           </w:p>
         </w:tc>
@@ -5412,7 +5412,7 @@
                 <w:sz w:val="18"/>
                 <w:szCs w:val="18"/>
               </w:rPr>
-              <w:t xml:space="preserve">69.4%</w:t>
+              <w:t xml:space="preserve">69.8%</w:t>
             </w:r>
           </w:p>
         </w:tc>
@@ -5482,7 +5482,7 @@
                 <w:sz w:val="18"/>
                 <w:szCs w:val="18"/>
               </w:rPr>
-              <w:t xml:space="preserve">62</w:t>
+              <w:t xml:space="preserve">63</w:t>
             </w:r>
           </w:p>
         </w:tc>
@@ -5656,7 +5656,7 @@
                 <w:sz w:val="18"/>
                 <w:szCs w:val="18"/>
               </w:rPr>
-              <w:t xml:space="preserve">7.73</w:t>
+              <w:t xml:space="preserve">7.83</w:t>
             </w:r>
           </w:p>
         </w:tc>
@@ -5690,7 +5690,7 @@
                 <w:sz w:val="18"/>
                 <w:szCs w:val="18"/>
               </w:rPr>
-              <w:t xml:space="preserve">66.2%</w:t>
+              <w:t xml:space="preserve">67.6%</w:t>
             </w:r>
           </w:p>
         </w:tc>
@@ -5724,7 +5724,7 @@
                 <w:sz w:val="18"/>
                 <w:szCs w:val="18"/>
               </w:rPr>
-              <w:t xml:space="preserve">12.2%</w:t>
+              <w:t xml:space="preserve">10.8%</w:t>
             </w:r>
           </w:p>
         </w:tc>
@@ -5969,7 +5969,7 @@
                 <w:sz w:val="18"/>
                 <w:szCs w:val="18"/>
               </w:rPr>
-              <w:t xml:space="preserve">67.6%</w:t>
+              <w:t xml:space="preserve">67.1%</w:t>
             </w:r>
           </w:p>
         </w:tc>
@@ -6004,7 +6004,7 @@
                 <w:sz w:val="18"/>
                 <w:szCs w:val="18"/>
               </w:rPr>
-              <w:t xml:space="preserve">14.1%</w:t>
+              <w:t xml:space="preserve">14.0%</w:t>
             </w:r>
           </w:p>
         </w:tc>
@@ -6039,7 +6039,7 @@
                 <w:sz w:val="18"/>
                 <w:szCs w:val="18"/>
               </w:rPr>
-              <w:t xml:space="preserve">142</w:t>
+              <w:t xml:space="preserve">143</w:t>
             </w:r>
           </w:p>
         </w:tc>
@@ -6213,7 +6213,7 @@
                 <w:sz w:val="18"/>
                 <w:szCs w:val="18"/>
               </w:rPr>
-              <w:t xml:space="preserve">7.38</w:t>
+              <w:t xml:space="preserve">7.39</w:t>
             </w:r>
           </w:p>
         </w:tc>
@@ -6247,7 +6247,7 @@
                 <w:sz w:val="18"/>
                 <w:szCs w:val="18"/>
               </w:rPr>
-              <w:t xml:space="preserve">62.5%</w:t>
+              <w:t xml:space="preserve">63.2%</w:t>
             </w:r>
           </w:p>
         </w:tc>
@@ -6281,7 +6281,7 @@
                 <w:sz w:val="18"/>
                 <w:szCs w:val="18"/>
               </w:rPr>
-              <w:t xml:space="preserve">10.7%</w:t>
+              <w:t xml:space="preserve">10.5%</w:t>
             </w:r>
           </w:p>
         </w:tc>
@@ -6315,7 +6315,7 @@
                 <w:sz w:val="18"/>
                 <w:szCs w:val="18"/>
               </w:rPr>
-              <w:t xml:space="preserve">56</w:t>
+              <w:t xml:space="preserve">57</w:t>
             </w:r>
           </w:p>
         </w:tc>
@@ -6456,7 +6456,7 @@
                 <w:sz w:val="18"/>
                 <w:szCs w:val="18"/>
               </w:rPr>
-              <w:t xml:space="preserve">チサンホテル浜松町</w:t>
+              <w:t xml:space="preserve">コートホテル新横浜</w:t>
             </w:r>
           </w:p>
         </w:tc>
@@ -6491,7 +6491,7 @@
                 <w:sz w:val="18"/>
                 <w:szCs w:val="18"/>
               </w:rPr>
-              <w:t xml:space="preserve">7.10</w:t>
+              <w:t xml:space="preserve">7.12</w:t>
             </w:r>
           </w:p>
         </w:tc>
@@ -6526,7 +6526,7 @@
                 <w:sz w:val="18"/>
                 <w:szCs w:val="18"/>
               </w:rPr>
-              <w:t xml:space="preserve">58.4%</w:t>
+              <w:t xml:space="preserve">50.8%</w:t>
             </w:r>
           </w:p>
         </w:tc>
@@ -6561,7 +6561,7 @@
                 <w:sz w:val="18"/>
                 <w:szCs w:val="18"/>
               </w:rPr>
-              <w:t xml:space="preserve">18.2%</w:t>
+              <w:t xml:space="preserve">11.9%</w:t>
             </w:r>
           </w:p>
         </w:tc>
@@ -6596,7 +6596,7 @@
                 <w:sz w:val="18"/>
                 <w:szCs w:val="18"/>
               </w:rPr>
-              <w:t xml:space="preserve">77</w:t>
+              <w:t xml:space="preserve">118</w:t>
             </w:r>
           </w:p>
         </w:tc>
@@ -6736,7 +6736,7 @@
                 <w:sz w:val="18"/>
                 <w:szCs w:val="18"/>
               </w:rPr>
-              <w:t xml:space="preserve">コートホテル新横浜</w:t>
+              <w:t xml:space="preserve">チサンホテル浜松町</w:t>
             </w:r>
           </w:p>
         </w:tc>
@@ -6770,7 +6770,7 @@
                 <w:sz w:val="18"/>
                 <w:szCs w:val="18"/>
               </w:rPr>
-              <w:t xml:space="preserve">7.03</w:t>
+              <w:t xml:space="preserve">7.09</w:t>
             </w:r>
           </w:p>
         </w:tc>
@@ -6804,7 +6804,7 @@
                 <w:sz w:val="18"/>
                 <w:szCs w:val="18"/>
               </w:rPr>
-              <w:t xml:space="preserve">50.8%</w:t>
+              <w:t xml:space="preserve">57.0%</w:t>
             </w:r>
           </w:p>
         </w:tc>
@@ -6838,7 +6838,7 @@
                 <w:sz w:val="18"/>
                 <w:szCs w:val="18"/>
               </w:rPr>
-              <w:t xml:space="preserve">14.2%</w:t>
+              <w:t xml:space="preserve">17.7%</w:t>
             </w:r>
           </w:p>
         </w:tc>
@@ -6872,7 +6872,7 @@
                 <w:sz w:val="18"/>
                 <w:szCs w:val="18"/>
               </w:rPr>
-              <w:t xml:space="preserve">120</w:t>
+              <w:t xml:space="preserve">79</w:t>
             </w:r>
           </w:p>
         </w:tc>
@@ -7094,7 +7094,7 @@
           <w:sz w:val="21"/>
           <w:szCs w:val="21"/>
         </w:rPr>
-        <w:t xml:space="preserve">最高スコアはコンフォートスイーツ東京ベイ（9.22点）、最低スコアはコートホテル新横浜（7.03点）です。スコアレンジは2.19点と大きく、ホテル間の品質格差が見られます。清掃品質の標準化が、ポートフォリオ全体の底上げに重要です。</w:t>
+        <w:t xml:space="preserve">最高スコアはコンフォートスイーツ東京ベイ（9.21点）、最低スコアはチサンホテル浜松町（7.09点）です。スコアレンジは2.12点と大きく、ホテル間の品質格差が見られます。清掃品質の標準化が、ポートフォリオ全体の底上げに重要です。</w:t>
       </w:r>
     </w:p>
     <w:p>
@@ -7148,7 +7148,7 @@
           <w:sz w:val="21"/>
           <w:szCs w:val="21"/>
         </w:rPr>
-        <w:t xml:space="preserve">分析対象2355件のレビューのうち、清掃に関するネガティブな言及は合計105件（クレーム率4.5%）でした。業界のベンチマーク（2-3%）を超過しており、組織的な改善が必要です。</w:t>
+        <w:t xml:space="preserve">分析対象2389件のレビューのうち、清掃に関するネガティブな言及は合計106件（クレーム率4.4%）でした。業界のベンチマーク（2-3%）を超過しており、組織的な改善が必要です。</w:t>
       </w:r>
     </w:p>
     <w:p>
@@ -7434,7 +7434,7 @@
                 <w:sz w:val="18"/>
                 <w:szCs w:val="18"/>
               </w:rPr>
-              <w:t xml:space="preserve">68</w:t>
+              <w:t xml:space="preserve">66</w:t>
             </w:r>
           </w:p>
         </w:tc>
@@ -7536,7 +7536,7 @@
                 <w:sz w:val="18"/>
                 <w:szCs w:val="18"/>
               </w:rPr>
-              <w:t xml:space="preserve">64.8%</w:t>
+              <w:t xml:space="preserve">62.3%</w:t>
             </w:r>
           </w:p>
         </w:tc>
@@ -7608,7 +7608,7 @@
                 <w:sz w:val="18"/>
                 <w:szCs w:val="18"/>
               </w:rPr>
-              <w:t xml:space="preserve">23</w:t>
+              <w:t xml:space="preserve">24</w:t>
             </w:r>
           </w:p>
         </w:tc>
@@ -7713,7 +7713,7 @@
                 <w:sz w:val="18"/>
                 <w:szCs w:val="18"/>
               </w:rPr>
-              <w:t xml:space="preserve">21.9%</w:t>
+              <w:t xml:space="preserve">22.6%</w:t>
             </w:r>
           </w:p>
         </w:tc>
@@ -7885,7 +7885,7 @@
                 <w:sz w:val="18"/>
                 <w:szCs w:val="18"/>
               </w:rPr>
-              <w:t xml:space="preserve">11.4%</w:t>
+              <w:t xml:space="preserve">11.3%</w:t>
             </w:r>
           </w:p>
         </w:tc>
@@ -8062,7 +8062,7 @@
                 <w:sz w:val="18"/>
                 <w:szCs w:val="18"/>
               </w:rPr>
-              <w:t xml:space="preserve">9.5%</w:t>
+              <w:t xml:space="preserve">9.4%</w:t>
             </w:r>
           </w:p>
         </w:tc>
@@ -8132,7 +8132,7 @@
                 <w:sz w:val="18"/>
                 <w:szCs w:val="18"/>
               </w:rPr>
-              <w:t xml:space="preserve">9</w:t>
+              <w:t xml:space="preserve">10</w:t>
             </w:r>
           </w:p>
         </w:tc>
@@ -8234,7 +8234,7 @@
                 <w:sz w:val="18"/>
                 <w:szCs w:val="18"/>
               </w:rPr>
-              <w:t xml:space="preserve">8.6%</w:t>
+              <w:t xml:space="preserve">9.4%</w:t>
             </w:r>
           </w:p>
         </w:tc>
@@ -8306,7 +8306,7 @@
                 <w:sz w:val="18"/>
                 <w:szCs w:val="18"/>
               </w:rPr>
-              <w:t xml:space="preserve">8</w:t>
+              <w:t xml:space="preserve">7</w:t>
             </w:r>
           </w:p>
         </w:tc>
@@ -8341,7 +8341,7 @@
                 <w:sz w:val="18"/>
                 <w:szCs w:val="18"/>
               </w:rPr>
-              <w:t xml:space="preserve">5/19</w:t>
+              <w:t xml:space="preserve">4/19</w:t>
             </w:r>
           </w:p>
         </w:tc>
@@ -8411,7 +8411,7 @@
                 <w:sz w:val="18"/>
                 <w:szCs w:val="18"/>
               </w:rPr>
-              <w:t xml:space="preserve">7.6%</w:t>
+              <w:t xml:space="preserve">6.6%</w:t>
             </w:r>
           </w:p>
         </w:tc>
@@ -8447,7 +8447,7 @@
                 <w:sz w:val="18"/>
                 <w:szCs w:val="18"/>
               </w:rPr>
-              <w:t xml:space="preserve">毛髪・髪の毛</w:t>
+              <w:t xml:space="preserve">カーペット汚れ</w:t>
             </w:r>
           </w:p>
         </w:tc>
@@ -8481,7 +8481,7 @@
                 <w:sz w:val="18"/>
                 <w:szCs w:val="18"/>
               </w:rPr>
-              <w:t xml:space="preserve">8</w:t>
+              <w:t xml:space="preserve">7</w:t>
             </w:r>
           </w:p>
         </w:tc>
@@ -8515,7 +8515,7 @@
                 <w:sz w:val="18"/>
                 <w:szCs w:val="18"/>
               </w:rPr>
-              <w:t xml:space="preserve">8/19</w:t>
+              <w:t xml:space="preserve">3/19</w:t>
             </w:r>
           </w:p>
         </w:tc>
@@ -8583,7 +8583,7 @@
                 <w:sz w:val="18"/>
                 <w:szCs w:val="18"/>
               </w:rPr>
-              <w:t xml:space="preserve">7.6%</w:t>
+              <w:t xml:space="preserve">6.6%</w:t>
             </w:r>
           </w:p>
         </w:tc>
@@ -8620,7 +8620,7 @@
                 <w:sz w:val="18"/>
                 <w:szCs w:val="18"/>
               </w:rPr>
-              <w:t xml:space="preserve">カーペット汚れ</w:t>
+              <w:t xml:space="preserve">毛髪・髪の毛</w:t>
             </w:r>
           </w:p>
         </w:tc>
@@ -8655,7 +8655,7 @@
                 <w:sz w:val="18"/>
                 <w:szCs w:val="18"/>
               </w:rPr>
-              <w:t xml:space="preserve">7</w:t>
+              <w:t xml:space="preserve">6</w:t>
             </w:r>
           </w:p>
         </w:tc>
@@ -8690,7 +8690,7 @@
                 <w:sz w:val="18"/>
                 <w:szCs w:val="18"/>
               </w:rPr>
-              <w:t xml:space="preserve">3/19</w:t>
+              <w:t xml:space="preserve">6/19</w:t>
             </w:r>
           </w:p>
         </w:tc>
@@ -8760,7 +8760,7 @@
                 <w:sz w:val="18"/>
                 <w:szCs w:val="18"/>
               </w:rPr>
-              <w:t xml:space="preserve">6.7%</w:t>
+              <w:t xml:space="preserve">5.7%</w:t>
             </w:r>
           </w:p>
         </w:tc>
@@ -9109,7 +9109,7 @@
                 <w:sz w:val="18"/>
                 <w:szCs w:val="18"/>
               </w:rPr>
-              <w:t xml:space="preserve">4.8%</w:t>
+              <w:t xml:space="preserve">4.7%</w:t>
             </w:r>
           </w:p>
         </w:tc>
@@ -9179,7 +9179,7 @@
                 <w:sz w:val="18"/>
                 <w:szCs w:val="18"/>
               </w:rPr>
-              <w:t xml:space="preserve">4</w:t>
+              <w:t xml:space="preserve">5</w:t>
             </w:r>
           </w:p>
         </w:tc>
@@ -9213,7 +9213,7 @@
                 <w:sz w:val="18"/>
                 <w:szCs w:val="18"/>
               </w:rPr>
-              <w:t xml:space="preserve">2/19</w:t>
+              <w:t xml:space="preserve">3/19</w:t>
             </w:r>
           </w:p>
         </w:tc>
@@ -9281,7 +9281,7 @@
                 <w:sz w:val="18"/>
                 <w:szCs w:val="18"/>
               </w:rPr>
-              <w:t xml:space="preserve">3.8%</w:t>
+              <w:t xml:space="preserve">4.7%</w:t>
             </w:r>
           </w:p>
         </w:tc>
@@ -9768,7 +9768,7 @@
                 <w:sz w:val="18"/>
                 <w:szCs w:val="18"/>
               </w:rPr>
-              <w:t xml:space="preserve">12.5</w:t>
+              <w:t xml:space="preserve">12.3</w:t>
             </w:r>
           </w:p>
         </w:tc>
@@ -10048,7 +10048,7 @@
                 <w:sz w:val="18"/>
                 <w:szCs w:val="18"/>
               </w:rPr>
-              <w:t xml:space="preserve">17</w:t>
+              <w:t xml:space="preserve">16</w:t>
             </w:r>
           </w:p>
         </w:tc>
@@ -10083,7 +10083,7 @@
                 <w:sz w:val="18"/>
                 <w:szCs w:val="18"/>
               </w:rPr>
-              <w:t xml:space="preserve">12.2</w:t>
+              <w:t xml:space="preserve">11.5</w:t>
             </w:r>
           </w:p>
         </w:tc>
@@ -10118,7 +10118,7 @@
                 <w:sz w:val="18"/>
                 <w:szCs w:val="18"/>
               </w:rPr>
-              <w:t xml:space="preserve">12</w:t>
+              <w:t xml:space="preserve">11</w:t>
             </w:r>
           </w:p>
         </w:tc>
@@ -10397,7 +10397,7 @@
                 <w:sz w:val="18"/>
                 <w:szCs w:val="18"/>
               </w:rPr>
-              <w:t xml:space="preserve">9.9</w:t>
+              <w:t xml:space="preserve">9.8</w:t>
             </w:r>
           </w:p>
         </w:tc>
@@ -10641,7 +10641,7 @@
                 <w:sz w:val="18"/>
                 <w:szCs w:val="18"/>
               </w:rPr>
-              <w:t xml:space="preserve">コートホテル新横浜</w:t>
+              <w:t xml:space="preserve">チサンホテル浜松町</w:t>
             </w:r>
           </w:p>
         </w:tc>
@@ -10676,7 +10676,7 @@
                 <w:sz w:val="18"/>
                 <w:szCs w:val="18"/>
               </w:rPr>
-              <w:t xml:space="preserve">11</w:t>
+              <w:t xml:space="preserve">7</w:t>
             </w:r>
           </w:p>
         </w:tc>
@@ -10711,7 +10711,7 @@
                 <w:sz w:val="18"/>
                 <w:szCs w:val="18"/>
               </w:rPr>
-              <w:t xml:space="preserve">9.2</w:t>
+              <w:t xml:space="preserve">8.9</w:t>
             </w:r>
           </w:p>
         </w:tc>
@@ -10724,29 +10724,29 @@
               <w:bottom w:val="single" w:color="CCCCCC" w:sz="1"/>
               <w:right w:val="single" w:color="CCCCCC" w:sz="1"/>
             </w:tcBorders>
-            <w:shd w:fill="FFCDD2" w:val="clear"/>
-            <w:tcMar>
-              <w:top w:type="dxa" w:w="80"/>
-              <w:left w:type="dxa" w:w="120"/>
-              <w:bottom w:type="dxa" w:w="80"/>
-              <w:right w:type="dxa" w:w="120"/>
-            </w:tcMar>
-            <w:vAlign w:val="center"/>
-          </w:tcPr>
-          <w:p>
-            <w:pPr>
-              <w:jc w:val="center"/>
-            </w:pPr>
-            <w:r>
-              <w:rPr>
-                <w:rFonts w:ascii="Arial" w:cs="Arial" w:eastAsia="Arial" w:hAnsi="Arial"/>
-                <w:b/>
-                <w:bCs/>
-                <w:color w:val="333333"/>
-                <w:sz w:val="18"/>
-                <w:szCs w:val="18"/>
-              </w:rPr>
-              <w:t xml:space="preserve">8</w:t>
+            <w:shd w:fill="FFE0B2" w:val="clear"/>
+            <w:tcMar>
+              <w:top w:type="dxa" w:w="80"/>
+              <w:left w:type="dxa" w:w="120"/>
+              <w:bottom w:type="dxa" w:w="80"/>
+              <w:right w:type="dxa" w:w="120"/>
+            </w:tcMar>
+            <w:vAlign w:val="center"/>
+          </w:tcPr>
+          <w:p>
+            <w:pPr>
+              <w:jc w:val="center"/>
+            </w:pPr>
+            <w:r>
+              <w:rPr>
+                <w:rFonts w:ascii="Arial" w:cs="Arial" w:eastAsia="Arial" w:hAnsi="Arial"/>
+                <w:b/>
+                <w:bCs/>
+                <w:color w:val="333333"/>
+                <w:sz w:val="18"/>
+                <w:szCs w:val="18"/>
+              </w:rPr>
+              <w:t xml:space="preserve">3</w:t>
             </w:r>
           </w:p>
         </w:tc>
@@ -10781,6 +10781,76 @@
                 <w:sz w:val="18"/>
                 <w:szCs w:val="18"/>
               </w:rPr>
+              <w:t xml:space="preserve">1</w:t>
+            </w:r>
+          </w:p>
+        </w:tc>
+        <w:tc>
+          <w:tcPr>
+            <w:tcW w:type="pct" w:w="9%"/>
+            <w:tcBorders>
+              <w:top w:val="single" w:color="CCCCCC" w:sz="1"/>
+              <w:left w:val="single" w:color="CCCCCC" w:sz="1"/>
+              <w:bottom w:val="single" w:color="CCCCCC" w:sz="1"/>
+              <w:right w:val="single" w:color="CCCCCC" w:sz="1"/>
+            </w:tcBorders>
+            <w:shd w:fill="F5F7FA" w:val="clear"/>
+            <w:tcMar>
+              <w:top w:type="dxa" w:w="80"/>
+              <w:left w:type="dxa" w:w="120"/>
+              <w:bottom w:type="dxa" w:w="80"/>
+              <w:right w:type="dxa" w:w="120"/>
+            </w:tcMar>
+            <w:vAlign w:val="center"/>
+          </w:tcPr>
+          <w:p>
+            <w:pPr>
+              <w:jc w:val="center"/>
+            </w:pPr>
+            <w:r>
+              <w:rPr>
+                <w:rFonts w:ascii="Arial" w:cs="Arial" w:eastAsia="Arial" w:hAnsi="Arial"/>
+                <w:b w:val="false"/>
+                <w:bCs w:val="false"/>
+                <w:color w:val="333333"/>
+                <w:sz w:val="18"/>
+                <w:szCs w:val="18"/>
+              </w:rPr>
+              <w:t xml:space="preserve">-</w:t>
+            </w:r>
+          </w:p>
+        </w:tc>
+        <w:tc>
+          <w:tcPr>
+            <w:tcW w:type="pct" w:w="9%"/>
+            <w:tcBorders>
+              <w:top w:val="single" w:color="CCCCCC" w:sz="1"/>
+              <w:left w:val="single" w:color="CCCCCC" w:sz="1"/>
+              <w:bottom w:val="single" w:color="CCCCCC" w:sz="1"/>
+              <w:right w:val="single" w:color="CCCCCC" w:sz="1"/>
+            </w:tcBorders>
+            <w:shd w:fill="FFF9C4" w:val="clear"/>
+            <w:tcMar>
+              <w:top w:type="dxa" w:w="80"/>
+              <w:left w:type="dxa" w:w="120"/>
+              <w:bottom w:type="dxa" w:w="80"/>
+              <w:right w:type="dxa" w:w="120"/>
+            </w:tcMar>
+            <w:vAlign w:val="center"/>
+          </w:tcPr>
+          <w:p>
+            <w:pPr>
+              <w:jc w:val="center"/>
+            </w:pPr>
+            <w:r>
+              <w:rPr>
+                <w:rFonts w:ascii="Arial" w:cs="Arial" w:eastAsia="Arial" w:hAnsi="Arial"/>
+                <w:b w:val="false"/>
+                <w:bCs w:val="false"/>
+                <w:color w:val="333333"/>
+                <w:sz w:val="18"/>
+                <w:szCs w:val="18"/>
+              </w:rPr>
               <w:t xml:space="preserve">2</w:t>
             </w:r>
           </w:p>
@@ -10794,6 +10864,41 @@
               <w:bottom w:val="single" w:color="CCCCCC" w:sz="1"/>
               <w:right w:val="single" w:color="CCCCCC" w:sz="1"/>
             </w:tcBorders>
+            <w:shd w:fill="FFF9C4" w:val="clear"/>
+            <w:tcMar>
+              <w:top w:type="dxa" w:w="80"/>
+              <w:left w:type="dxa" w:w="120"/>
+              <w:bottom w:type="dxa" w:w="80"/>
+              <w:right w:type="dxa" w:w="120"/>
+            </w:tcMar>
+            <w:vAlign w:val="center"/>
+          </w:tcPr>
+          <w:p>
+            <w:pPr>
+              <w:jc w:val="center"/>
+            </w:pPr>
+            <w:r>
+              <w:rPr>
+                <w:rFonts w:ascii="Arial" w:cs="Arial" w:eastAsia="Arial" w:hAnsi="Arial"/>
+                <w:b w:val="false"/>
+                <w:bCs w:val="false"/>
+                <w:color w:val="333333"/>
+                <w:sz w:val="18"/>
+                <w:szCs w:val="18"/>
+              </w:rPr>
+              <w:t xml:space="preserve">1</w:t>
+            </w:r>
+          </w:p>
+        </w:tc>
+        <w:tc>
+          <w:tcPr>
+            <w:tcW w:type="pct" w:w="9%"/>
+            <w:tcBorders>
+              <w:top w:val="single" w:color="CCCCCC" w:sz="1"/>
+              <w:left w:val="single" w:color="CCCCCC" w:sz="1"/>
+              <w:bottom w:val="single" w:color="CCCCCC" w:sz="1"/>
+              <w:right w:val="single" w:color="CCCCCC" w:sz="1"/>
+            </w:tcBorders>
             <w:shd w:fill="F5F7FA" w:val="clear"/>
             <w:tcMar>
               <w:top w:type="dxa" w:w="80"/>
@@ -10817,111 +10922,6 @@
                 <w:szCs w:val="18"/>
               </w:rPr>
               <w:t xml:space="preserve">-</w:t>
-            </w:r>
-          </w:p>
-        </w:tc>
-        <w:tc>
-          <w:tcPr>
-            <w:tcW w:type="pct" w:w="9%"/>
-            <w:tcBorders>
-              <w:top w:val="single" w:color="CCCCCC" w:sz="1"/>
-              <w:left w:val="single" w:color="CCCCCC" w:sz="1"/>
-              <w:bottom w:val="single" w:color="CCCCCC" w:sz="1"/>
-              <w:right w:val="single" w:color="CCCCCC" w:sz="1"/>
-            </w:tcBorders>
-            <w:shd w:fill="FFF9C4" w:val="clear"/>
-            <w:tcMar>
-              <w:top w:type="dxa" w:w="80"/>
-              <w:left w:type="dxa" w:w="120"/>
-              <w:bottom w:type="dxa" w:w="80"/>
-              <w:right w:type="dxa" w:w="120"/>
-            </w:tcMar>
-            <w:vAlign w:val="center"/>
-          </w:tcPr>
-          <w:p>
-            <w:pPr>
-              <w:jc w:val="center"/>
-            </w:pPr>
-            <w:r>
-              <w:rPr>
-                <w:rFonts w:ascii="Arial" w:cs="Arial" w:eastAsia="Arial" w:hAnsi="Arial"/>
-                <w:b w:val="false"/>
-                <w:bCs w:val="false"/>
-                <w:color w:val="333333"/>
-                <w:sz w:val="18"/>
-                <w:szCs w:val="18"/>
-              </w:rPr>
-              <w:t xml:space="preserve">1</w:t>
-            </w:r>
-          </w:p>
-        </w:tc>
-        <w:tc>
-          <w:tcPr>
-            <w:tcW w:type="pct" w:w="9%"/>
-            <w:tcBorders>
-              <w:top w:val="single" w:color="CCCCCC" w:sz="1"/>
-              <w:left w:val="single" w:color="CCCCCC" w:sz="1"/>
-              <w:bottom w:val="single" w:color="CCCCCC" w:sz="1"/>
-              <w:right w:val="single" w:color="CCCCCC" w:sz="1"/>
-            </w:tcBorders>
-            <w:shd w:fill="FFF9C4" w:val="clear"/>
-            <w:tcMar>
-              <w:top w:type="dxa" w:w="80"/>
-              <w:left w:type="dxa" w:w="120"/>
-              <w:bottom w:type="dxa" w:w="80"/>
-              <w:right w:type="dxa" w:w="120"/>
-            </w:tcMar>
-            <w:vAlign w:val="center"/>
-          </w:tcPr>
-          <w:p>
-            <w:pPr>
-              <w:jc w:val="center"/>
-            </w:pPr>
-            <w:r>
-              <w:rPr>
-                <w:rFonts w:ascii="Arial" w:cs="Arial" w:eastAsia="Arial" w:hAnsi="Arial"/>
-                <w:b w:val="false"/>
-                <w:bCs w:val="false"/>
-                <w:color w:val="333333"/>
-                <w:sz w:val="18"/>
-                <w:szCs w:val="18"/>
-              </w:rPr>
-              <w:t xml:space="preserve">1</w:t>
-            </w:r>
-          </w:p>
-        </w:tc>
-        <w:tc>
-          <w:tcPr>
-            <w:tcW w:type="pct" w:w="9%"/>
-            <w:tcBorders>
-              <w:top w:val="single" w:color="CCCCCC" w:sz="1"/>
-              <w:left w:val="single" w:color="CCCCCC" w:sz="1"/>
-              <w:bottom w:val="single" w:color="CCCCCC" w:sz="1"/>
-              <w:right w:val="single" w:color="CCCCCC" w:sz="1"/>
-            </w:tcBorders>
-            <w:shd w:fill="FFF9C4" w:val="clear"/>
-            <w:tcMar>
-              <w:top w:type="dxa" w:w="80"/>
-              <w:left w:type="dxa" w:w="120"/>
-              <w:bottom w:type="dxa" w:w="80"/>
-              <w:right w:type="dxa" w:w="120"/>
-            </w:tcMar>
-            <w:vAlign w:val="center"/>
-          </w:tcPr>
-          <w:p>
-            <w:pPr>
-              <w:jc w:val="center"/>
-            </w:pPr>
-            <w:r>
-              <w:rPr>
-                <w:rFonts w:ascii="Arial" w:cs="Arial" w:eastAsia="Arial" w:hAnsi="Arial"/>
-                <w:b w:val="false"/>
-                <w:bCs w:val="false"/>
-                <w:color w:val="333333"/>
-                <w:sz w:val="18"/>
-                <w:szCs w:val="18"/>
-              </w:rPr>
-              <w:t xml:space="preserve">1</w:t>
             </w:r>
           </w:p>
         </w:tc>
@@ -10957,7 +10957,7 @@
                 <w:sz w:val="18"/>
                 <w:szCs w:val="18"/>
               </w:rPr>
-              <w:t xml:space="preserve">チサンホテル浜松町</w:t>
+              <w:t xml:space="preserve">コートホテル新横浜</w:t>
             </w:r>
           </w:p>
         </w:tc>
@@ -10991,7 +10991,7 @@
                 <w:sz w:val="18"/>
                 <w:szCs w:val="18"/>
               </w:rPr>
-              <w:t xml:space="preserve">7</w:t>
+              <w:t xml:space="preserve">10</w:t>
             </w:r>
           </w:p>
         </w:tc>
@@ -11025,7 +11025,7 @@
                 <w:sz w:val="18"/>
                 <w:szCs w:val="18"/>
               </w:rPr>
-              <w:t xml:space="preserve">9.1</w:t>
+              <w:t xml:space="preserve">8.5</w:t>
             </w:r>
           </w:p>
         </w:tc>
@@ -11060,6 +11060,41 @@
                 <w:sz w:val="18"/>
                 <w:szCs w:val="18"/>
               </w:rPr>
+              <w:t xml:space="preserve">4</w:t>
+            </w:r>
+          </w:p>
+        </w:tc>
+        <w:tc>
+          <w:tcPr>
+            <w:tcW w:type="pct" w:w="9%"/>
+            <w:tcBorders>
+              <w:top w:val="single" w:color="CCCCCC" w:sz="1"/>
+              <w:left w:val="single" w:color="CCCCCC" w:sz="1"/>
+              <w:bottom w:val="single" w:color="CCCCCC" w:sz="1"/>
+              <w:right w:val="single" w:color="CCCCCC" w:sz="1"/>
+            </w:tcBorders>
+            <w:shd w:fill="FFE0B2" w:val="clear"/>
+            <w:tcMar>
+              <w:top w:type="dxa" w:w="80"/>
+              <w:left w:type="dxa" w:w="120"/>
+              <w:bottom w:type="dxa" w:w="80"/>
+              <w:right w:type="dxa" w:w="120"/>
+            </w:tcMar>
+            <w:vAlign w:val="center"/>
+          </w:tcPr>
+          <w:p>
+            <w:pPr>
+              <w:jc w:val="center"/>
+            </w:pPr>
+            <w:r>
+              <w:rPr>
+                <w:rFonts w:ascii="Arial" w:cs="Arial" w:eastAsia="Arial" w:hAnsi="Arial"/>
+                <w:b/>
+                <w:bCs/>
+                <w:color w:val="333333"/>
+                <w:sz w:val="18"/>
+                <w:szCs w:val="18"/>
+              </w:rPr>
               <w:t xml:space="preserve">3</w:t>
             </w:r>
           </w:p>
@@ -11073,6 +11108,40 @@
               <w:bottom w:val="single" w:color="CCCCCC" w:sz="1"/>
               <w:right w:val="single" w:color="CCCCCC" w:sz="1"/>
             </w:tcBorders>
+            <w:tcMar>
+              <w:top w:type="dxa" w:w="80"/>
+              <w:left w:type="dxa" w:w="120"/>
+              <w:bottom w:type="dxa" w:w="80"/>
+              <w:right w:type="dxa" w:w="120"/>
+            </w:tcMar>
+            <w:vAlign w:val="center"/>
+          </w:tcPr>
+          <w:p>
+            <w:pPr>
+              <w:jc w:val="center"/>
+            </w:pPr>
+            <w:r>
+              <w:rPr>
+                <w:rFonts w:ascii="Arial" w:cs="Arial" w:eastAsia="Arial" w:hAnsi="Arial"/>
+                <w:b w:val="false"/>
+                <w:bCs w:val="false"/>
+                <w:color w:val="333333"/>
+                <w:sz w:val="18"/>
+                <w:szCs w:val="18"/>
+              </w:rPr>
+              <w:t xml:space="preserve">-</w:t>
+            </w:r>
+          </w:p>
+        </w:tc>
+        <w:tc>
+          <w:tcPr>
+            <w:tcW w:type="pct" w:w="9%"/>
+            <w:tcBorders>
+              <w:top w:val="single" w:color="CCCCCC" w:sz="1"/>
+              <w:left w:val="single" w:color="CCCCCC" w:sz="1"/>
+              <w:bottom w:val="single" w:color="CCCCCC" w:sz="1"/>
+              <w:right w:val="single" w:color="CCCCCC" w:sz="1"/>
+            </w:tcBorders>
             <w:shd w:fill="FFF9C4" w:val="clear"/>
             <w:tcMar>
               <w:top w:type="dxa" w:w="80"/>
@@ -11108,40 +11177,6 @@
               <w:bottom w:val="single" w:color="CCCCCC" w:sz="1"/>
               <w:right w:val="single" w:color="CCCCCC" w:sz="1"/>
             </w:tcBorders>
-            <w:tcMar>
-              <w:top w:type="dxa" w:w="80"/>
-              <w:left w:type="dxa" w:w="120"/>
-              <w:bottom w:type="dxa" w:w="80"/>
-              <w:right w:type="dxa" w:w="120"/>
-            </w:tcMar>
-            <w:vAlign w:val="center"/>
-          </w:tcPr>
-          <w:p>
-            <w:pPr>
-              <w:jc w:val="center"/>
-            </w:pPr>
-            <w:r>
-              <w:rPr>
-                <w:rFonts w:ascii="Arial" w:cs="Arial" w:eastAsia="Arial" w:hAnsi="Arial"/>
-                <w:b w:val="false"/>
-                <w:bCs w:val="false"/>
-                <w:color w:val="333333"/>
-                <w:sz w:val="18"/>
-                <w:szCs w:val="18"/>
-              </w:rPr>
-              <w:t xml:space="preserve">-</w:t>
-            </w:r>
-          </w:p>
-        </w:tc>
-        <w:tc>
-          <w:tcPr>
-            <w:tcW w:type="pct" w:w="9%"/>
-            <w:tcBorders>
-              <w:top w:val="single" w:color="CCCCCC" w:sz="1"/>
-              <w:left w:val="single" w:color="CCCCCC" w:sz="1"/>
-              <w:bottom w:val="single" w:color="CCCCCC" w:sz="1"/>
-              <w:right w:val="single" w:color="CCCCCC" w:sz="1"/>
-            </w:tcBorders>
             <w:shd w:fill="FFF9C4" w:val="clear"/>
             <w:tcMar>
               <w:top w:type="dxa" w:w="80"/>
@@ -11165,41 +11200,6 @@
                 <w:szCs w:val="18"/>
               </w:rPr>
               <w:t xml:space="preserve">2</w:t>
-            </w:r>
-          </w:p>
-        </w:tc>
-        <w:tc>
-          <w:tcPr>
-            <w:tcW w:type="pct" w:w="9%"/>
-            <w:tcBorders>
-              <w:top w:val="single" w:color="CCCCCC" w:sz="1"/>
-              <w:left w:val="single" w:color="CCCCCC" w:sz="1"/>
-              <w:bottom w:val="single" w:color="CCCCCC" w:sz="1"/>
-              <w:right w:val="single" w:color="CCCCCC" w:sz="1"/>
-            </w:tcBorders>
-            <w:shd w:fill="FFF9C4" w:val="clear"/>
-            <w:tcMar>
-              <w:top w:type="dxa" w:w="80"/>
-              <w:left w:type="dxa" w:w="120"/>
-              <w:bottom w:type="dxa" w:w="80"/>
-              <w:right w:type="dxa" w:w="120"/>
-            </w:tcMar>
-            <w:vAlign w:val="center"/>
-          </w:tcPr>
-          <w:p>
-            <w:pPr>
-              <w:jc w:val="center"/>
-            </w:pPr>
-            <w:r>
-              <w:rPr>
-                <w:rFonts w:ascii="Arial" w:cs="Arial" w:eastAsia="Arial" w:hAnsi="Arial"/>
-                <w:b w:val="false"/>
-                <w:bCs w:val="false"/>
-                <w:color w:val="333333"/>
-                <w:sz w:val="18"/>
-                <w:szCs w:val="18"/>
-              </w:rPr>
-              <w:t xml:space="preserve">1</w:t>
             </w:r>
           </w:p>
         </w:tc>
@@ -11340,7 +11340,7 @@
                 <w:sz w:val="18"/>
                 <w:szCs w:val="18"/>
               </w:rPr>
-              <w:t xml:space="preserve">6.7</w:t>
+              <w:t xml:space="preserve">6.6</w:t>
             </w:r>
           </w:p>
         </w:tc>
@@ -11586,7 +11586,7 @@
                 <w:sz w:val="18"/>
                 <w:szCs w:val="18"/>
               </w:rPr>
-              <w:t xml:space="preserve">ダイワロイネットホテル東京大崎</w:t>
+              <w:t xml:space="preserve">ホテルコメント横浜関内</w:t>
             </w:r>
           </w:p>
         </w:tc>
@@ -11620,7 +11620,7 @@
                 <w:sz w:val="18"/>
                 <w:szCs w:val="18"/>
               </w:rPr>
-              <w:t xml:space="preserve">3</w:t>
+              <w:t xml:space="preserve">8</w:t>
             </w:r>
           </w:p>
         </w:tc>
@@ -11654,7 +11654,7 @@
                 <w:sz w:val="18"/>
                 <w:szCs w:val="18"/>
               </w:rPr>
-              <w:t xml:space="preserve">5.3</w:t>
+              <w:t xml:space="preserve">6.3</w:t>
             </w:r>
           </w:p>
         </w:tc>
@@ -11667,29 +11667,29 @@
               <w:bottom w:val="single" w:color="CCCCCC" w:sz="1"/>
               <w:right w:val="single" w:color="CCCCCC" w:sz="1"/>
             </w:tcBorders>
-            <w:shd w:fill="FFE0B2" w:val="clear"/>
-            <w:tcMar>
-              <w:top w:type="dxa" w:w="80"/>
-              <w:left w:type="dxa" w:w="120"/>
-              <w:bottom w:type="dxa" w:w="80"/>
-              <w:right w:type="dxa" w:w="120"/>
-            </w:tcMar>
-            <w:vAlign w:val="center"/>
-          </w:tcPr>
-          <w:p>
-            <w:pPr>
-              <w:jc w:val="center"/>
-            </w:pPr>
-            <w:r>
-              <w:rPr>
-                <w:rFonts w:ascii="Arial" w:cs="Arial" w:eastAsia="Arial" w:hAnsi="Arial"/>
-                <w:b/>
-                <w:bCs/>
-                <w:color w:val="333333"/>
-                <w:sz w:val="18"/>
-                <w:szCs w:val="18"/>
-              </w:rPr>
-              <w:t xml:space="preserve">3</w:t>
+            <w:shd w:fill="FFCDD2" w:val="clear"/>
+            <w:tcMar>
+              <w:top w:type="dxa" w:w="80"/>
+              <w:left w:type="dxa" w:w="120"/>
+              <w:bottom w:type="dxa" w:w="80"/>
+              <w:right w:type="dxa" w:w="120"/>
+            </w:tcMar>
+            <w:vAlign w:val="center"/>
+          </w:tcPr>
+          <w:p>
+            <w:pPr>
+              <w:jc w:val="center"/>
+            </w:pPr>
+            <w:r>
+              <w:rPr>
+                <w:rFonts w:ascii="Arial" w:cs="Arial" w:eastAsia="Arial" w:hAnsi="Arial"/>
+                <w:b/>
+                <w:bCs/>
+                <w:color w:val="333333"/>
+                <w:sz w:val="18"/>
+                <w:szCs w:val="18"/>
+              </w:rPr>
+              <w:t xml:space="preserve">6</w:t>
             </w:r>
           </w:p>
         </w:tc>
@@ -11702,6 +11702,41 @@
               <w:bottom w:val="single" w:color="CCCCCC" w:sz="1"/>
               <w:right w:val="single" w:color="CCCCCC" w:sz="1"/>
             </w:tcBorders>
+            <w:shd w:fill="FFF9C4" w:val="clear"/>
+            <w:tcMar>
+              <w:top w:type="dxa" w:w="80"/>
+              <w:left w:type="dxa" w:w="120"/>
+              <w:bottom w:type="dxa" w:w="80"/>
+              <w:right w:type="dxa" w:w="120"/>
+            </w:tcMar>
+            <w:vAlign w:val="center"/>
+          </w:tcPr>
+          <w:p>
+            <w:pPr>
+              <w:jc w:val="center"/>
+            </w:pPr>
+            <w:r>
+              <w:rPr>
+                <w:rFonts w:ascii="Arial" w:cs="Arial" w:eastAsia="Arial" w:hAnsi="Arial"/>
+                <w:b w:val="false"/>
+                <w:bCs w:val="false"/>
+                <w:color w:val="333333"/>
+                <w:sz w:val="18"/>
+                <w:szCs w:val="18"/>
+              </w:rPr>
+              <w:t xml:space="preserve">2</w:t>
+            </w:r>
+          </w:p>
+        </w:tc>
+        <w:tc>
+          <w:tcPr>
+            <w:tcW w:type="pct" w:w="9%"/>
+            <w:tcBorders>
+              <w:top w:val="single" w:color="CCCCCC" w:sz="1"/>
+              <w:left w:val="single" w:color="CCCCCC" w:sz="1"/>
+              <w:bottom w:val="single" w:color="CCCCCC" w:sz="1"/>
+              <w:right w:val="single" w:color="CCCCCC" w:sz="1"/>
+            </w:tcBorders>
             <w:tcMar>
               <w:top w:type="dxa" w:w="80"/>
               <w:left w:type="dxa" w:w="120"/>
@@ -11736,6 +11771,40 @@
               <w:bottom w:val="single" w:color="CCCCCC" w:sz="1"/>
               <w:right w:val="single" w:color="CCCCCC" w:sz="1"/>
             </w:tcBorders>
+            <w:tcMar>
+              <w:top w:type="dxa" w:w="80"/>
+              <w:left w:type="dxa" w:w="120"/>
+              <w:bottom w:type="dxa" w:w="80"/>
+              <w:right w:type="dxa" w:w="120"/>
+            </w:tcMar>
+            <w:vAlign w:val="center"/>
+          </w:tcPr>
+          <w:p>
+            <w:pPr>
+              <w:jc w:val="center"/>
+            </w:pPr>
+            <w:r>
+              <w:rPr>
+                <w:rFonts w:ascii="Arial" w:cs="Arial" w:eastAsia="Arial" w:hAnsi="Arial"/>
+                <w:b w:val="false"/>
+                <w:bCs w:val="false"/>
+                <w:color w:val="333333"/>
+                <w:sz w:val="18"/>
+                <w:szCs w:val="18"/>
+              </w:rPr>
+              <w:t xml:space="preserve">-</w:t>
+            </w:r>
+          </w:p>
+        </w:tc>
+        <w:tc>
+          <w:tcPr>
+            <w:tcW w:type="pct" w:w="9%"/>
+            <w:tcBorders>
+              <w:top w:val="single" w:color="CCCCCC" w:sz="1"/>
+              <w:left w:val="single" w:color="CCCCCC" w:sz="1"/>
+              <w:bottom w:val="single" w:color="CCCCCC" w:sz="1"/>
+              <w:right w:val="single" w:color="CCCCCC" w:sz="1"/>
+            </w:tcBorders>
             <w:shd w:fill="FFF9C4" w:val="clear"/>
             <w:tcMar>
               <w:top w:type="dxa" w:w="80"/>
@@ -11758,7 +11827,7 @@
                 <w:sz w:val="18"/>
                 <w:szCs w:val="18"/>
               </w:rPr>
-              <w:t xml:space="preserve">2</w:t>
+              <w:t xml:space="preserve">1</w:t>
             </w:r>
           </w:p>
         </w:tc>
@@ -11771,96 +11840,29 @@
               <w:bottom w:val="single" w:color="CCCCCC" w:sz="1"/>
               <w:right w:val="single" w:color="CCCCCC" w:sz="1"/>
             </w:tcBorders>
-            <w:tcMar>
-              <w:top w:type="dxa" w:w="80"/>
-              <w:left w:type="dxa" w:w="120"/>
-              <w:bottom w:type="dxa" w:w="80"/>
-              <w:right w:type="dxa" w:w="120"/>
-            </w:tcMar>
-            <w:vAlign w:val="center"/>
-          </w:tcPr>
-          <w:p>
-            <w:pPr>
-              <w:jc w:val="center"/>
-            </w:pPr>
-            <w:r>
-              <w:rPr>
-                <w:rFonts w:ascii="Arial" w:cs="Arial" w:eastAsia="Arial" w:hAnsi="Arial"/>
-                <w:b w:val="false"/>
-                <w:bCs w:val="false"/>
-                <w:color w:val="333333"/>
-                <w:sz w:val="18"/>
-                <w:szCs w:val="18"/>
-              </w:rPr>
-              <w:t xml:space="preserve">-</w:t>
-            </w:r>
-          </w:p>
-        </w:tc>
-        <w:tc>
-          <w:tcPr>
-            <w:tcW w:type="pct" w:w="9%"/>
-            <w:tcBorders>
-              <w:top w:val="single" w:color="CCCCCC" w:sz="1"/>
-              <w:left w:val="single" w:color="CCCCCC" w:sz="1"/>
-              <w:bottom w:val="single" w:color="CCCCCC" w:sz="1"/>
-              <w:right w:val="single" w:color="CCCCCC" w:sz="1"/>
-            </w:tcBorders>
-            <w:tcMar>
-              <w:top w:type="dxa" w:w="80"/>
-              <w:left w:type="dxa" w:w="120"/>
-              <w:bottom w:type="dxa" w:w="80"/>
-              <w:right w:type="dxa" w:w="120"/>
-            </w:tcMar>
-            <w:vAlign w:val="center"/>
-          </w:tcPr>
-          <w:p>
-            <w:pPr>
-              <w:jc w:val="center"/>
-            </w:pPr>
-            <w:r>
-              <w:rPr>
-                <w:rFonts w:ascii="Arial" w:cs="Arial" w:eastAsia="Arial" w:hAnsi="Arial"/>
-                <w:b w:val="false"/>
-                <w:bCs w:val="false"/>
-                <w:color w:val="333333"/>
-                <w:sz w:val="18"/>
-                <w:szCs w:val="18"/>
-              </w:rPr>
-              <w:t xml:space="preserve">-</w:t>
-            </w:r>
-          </w:p>
-        </w:tc>
-        <w:tc>
-          <w:tcPr>
-            <w:tcW w:type="pct" w:w="9%"/>
-            <w:tcBorders>
-              <w:top w:val="single" w:color="CCCCCC" w:sz="1"/>
-              <w:left w:val="single" w:color="CCCCCC" w:sz="1"/>
-              <w:bottom w:val="single" w:color="CCCCCC" w:sz="1"/>
-              <w:right w:val="single" w:color="CCCCCC" w:sz="1"/>
-            </w:tcBorders>
-            <w:tcMar>
-              <w:top w:type="dxa" w:w="80"/>
-              <w:left w:type="dxa" w:w="120"/>
-              <w:bottom w:type="dxa" w:w="80"/>
-              <w:right w:type="dxa" w:w="120"/>
-            </w:tcMar>
-            <w:vAlign w:val="center"/>
-          </w:tcPr>
-          <w:p>
-            <w:pPr>
-              <w:jc w:val="center"/>
-            </w:pPr>
-            <w:r>
-              <w:rPr>
-                <w:rFonts w:ascii="Arial" w:cs="Arial" w:eastAsia="Arial" w:hAnsi="Arial"/>
-                <w:b w:val="false"/>
-                <w:bCs w:val="false"/>
-                <w:color w:val="333333"/>
-                <w:sz w:val="18"/>
-                <w:szCs w:val="18"/>
-              </w:rPr>
-              <w:t xml:space="preserve">-</w:t>
+            <w:shd w:fill="FFF9C4" w:val="clear"/>
+            <w:tcMar>
+              <w:top w:type="dxa" w:w="80"/>
+              <w:left w:type="dxa" w:w="120"/>
+              <w:bottom w:type="dxa" w:w="80"/>
+              <w:right w:type="dxa" w:w="120"/>
+            </w:tcMar>
+            <w:vAlign w:val="center"/>
+          </w:tcPr>
+          <w:p>
+            <w:pPr>
+              <w:jc w:val="center"/>
+            </w:pPr>
+            <w:r>
+              <w:rPr>
+                <w:rFonts w:ascii="Arial" w:cs="Arial" w:eastAsia="Arial" w:hAnsi="Arial"/>
+                <w:b w:val="false"/>
+                <w:bCs w:val="false"/>
+                <w:color w:val="333333"/>
+                <w:sz w:val="18"/>
+                <w:szCs w:val="18"/>
+              </w:rPr>
+              <w:t xml:space="preserve">1</w:t>
             </w:r>
           </w:p>
         </w:tc>
@@ -11897,7 +11899,7 @@
                 <w:sz w:val="18"/>
                 <w:szCs w:val="18"/>
               </w:rPr>
-              <w:t xml:space="preserve">ホテルコメント横浜関内</w:t>
+              <w:t xml:space="preserve">ダイワロイネットホテル東京大崎</w:t>
             </w:r>
           </w:p>
         </w:tc>
@@ -11932,7 +11934,7 @@
                 <w:sz w:val="18"/>
                 <w:szCs w:val="18"/>
               </w:rPr>
-              <w:t xml:space="preserve">6</w:t>
+              <w:t xml:space="preserve">3</w:t>
             </w:r>
           </w:p>
         </w:tc>
@@ -11963,11 +11965,11 @@
                 <w:rFonts w:ascii="Arial" w:cs="Arial" w:eastAsia="Arial" w:hAnsi="Arial"/>
                 <w:b w:val="false"/>
                 <w:bCs w:val="false"/>
-                <w:color w:val="333333"/>
-                <w:sz w:val="18"/>
-                <w:szCs w:val="18"/>
-              </w:rPr>
-              <w:t xml:space="preserve">4.9</w:t>
+                <w:color w:val="FF9800"/>
+                <w:sz w:val="18"/>
+                <w:szCs w:val="18"/>
+              </w:rPr>
+              <w:t xml:space="preserve">5.2</w:t>
             </w:r>
           </w:p>
         </w:tc>
@@ -12002,7 +12004,7 @@
                 <w:sz w:val="18"/>
                 <w:szCs w:val="18"/>
               </w:rPr>
-              <w:t xml:space="preserve">4</w:t>
+              <w:t xml:space="preserve">3</w:t>
             </w:r>
           </w:p>
         </w:tc>
@@ -12015,6 +12017,41 @@
               <w:bottom w:val="single" w:color="CCCCCC" w:sz="1"/>
               <w:right w:val="single" w:color="CCCCCC" w:sz="1"/>
             </w:tcBorders>
+            <w:shd w:fill="F5F7FA" w:val="clear"/>
+            <w:tcMar>
+              <w:top w:type="dxa" w:w="80"/>
+              <w:left w:type="dxa" w:w="120"/>
+              <w:bottom w:type="dxa" w:w="80"/>
+              <w:right w:type="dxa" w:w="120"/>
+            </w:tcMar>
+            <w:vAlign w:val="center"/>
+          </w:tcPr>
+          <w:p>
+            <w:pPr>
+              <w:jc w:val="center"/>
+            </w:pPr>
+            <w:r>
+              <w:rPr>
+                <w:rFonts w:ascii="Arial" w:cs="Arial" w:eastAsia="Arial" w:hAnsi="Arial"/>
+                <w:b w:val="false"/>
+                <w:bCs w:val="false"/>
+                <w:color w:val="333333"/>
+                <w:sz w:val="18"/>
+                <w:szCs w:val="18"/>
+              </w:rPr>
+              <w:t xml:space="preserve">-</w:t>
+            </w:r>
+          </w:p>
+        </w:tc>
+        <w:tc>
+          <w:tcPr>
+            <w:tcW w:type="pct" w:w="9%"/>
+            <w:tcBorders>
+              <w:top w:val="single" w:color="CCCCCC" w:sz="1"/>
+              <w:left w:val="single" w:color="CCCCCC" w:sz="1"/>
+              <w:bottom w:val="single" w:color="CCCCCC" w:sz="1"/>
+              <w:right w:val="single" w:color="CCCCCC" w:sz="1"/>
+            </w:tcBorders>
             <w:shd w:fill="FFF9C4" w:val="clear"/>
             <w:tcMar>
               <w:top w:type="dxa" w:w="80"/>
@@ -12120,64 +12157,29 @@
               <w:bottom w:val="single" w:color="CCCCCC" w:sz="1"/>
               <w:right w:val="single" w:color="CCCCCC" w:sz="1"/>
             </w:tcBorders>
-            <w:shd w:fill="FFF9C4" w:val="clear"/>
-            <w:tcMar>
-              <w:top w:type="dxa" w:w="80"/>
-              <w:left w:type="dxa" w:w="120"/>
-              <w:bottom w:type="dxa" w:w="80"/>
-              <w:right w:type="dxa" w:w="120"/>
-            </w:tcMar>
-            <w:vAlign w:val="center"/>
-          </w:tcPr>
-          <w:p>
-            <w:pPr>
-              <w:jc w:val="center"/>
-            </w:pPr>
-            <w:r>
-              <w:rPr>
-                <w:rFonts w:ascii="Arial" w:cs="Arial" w:eastAsia="Arial" w:hAnsi="Arial"/>
-                <w:b w:val="false"/>
-                <w:bCs w:val="false"/>
-                <w:color w:val="333333"/>
-                <w:sz w:val="18"/>
-                <w:szCs w:val="18"/>
-              </w:rPr>
-              <w:t xml:space="preserve">1</w:t>
-            </w:r>
-          </w:p>
-        </w:tc>
-        <w:tc>
-          <w:tcPr>
-            <w:tcW w:type="pct" w:w="9%"/>
-            <w:tcBorders>
-              <w:top w:val="single" w:color="CCCCCC" w:sz="1"/>
-              <w:left w:val="single" w:color="CCCCCC" w:sz="1"/>
-              <w:bottom w:val="single" w:color="CCCCCC" w:sz="1"/>
-              <w:right w:val="single" w:color="CCCCCC" w:sz="1"/>
-            </w:tcBorders>
-            <w:shd w:fill="FFF9C4" w:val="clear"/>
-            <w:tcMar>
-              <w:top w:type="dxa" w:w="80"/>
-              <w:left w:type="dxa" w:w="120"/>
-              <w:bottom w:type="dxa" w:w="80"/>
-              <w:right w:type="dxa" w:w="120"/>
-            </w:tcMar>
-            <w:vAlign w:val="center"/>
-          </w:tcPr>
-          <w:p>
-            <w:pPr>
-              <w:jc w:val="center"/>
-            </w:pPr>
-            <w:r>
-              <w:rPr>
-                <w:rFonts w:ascii="Arial" w:cs="Arial" w:eastAsia="Arial" w:hAnsi="Arial"/>
-                <w:b w:val="false"/>
-                <w:bCs w:val="false"/>
-                <w:color w:val="333333"/>
-                <w:sz w:val="18"/>
-                <w:szCs w:val="18"/>
-              </w:rPr>
-              <w:t xml:space="preserve">1</w:t>
+            <w:shd w:fill="F5F7FA" w:val="clear"/>
+            <w:tcMar>
+              <w:top w:type="dxa" w:w="80"/>
+              <w:left w:type="dxa" w:w="120"/>
+              <w:bottom w:type="dxa" w:w="80"/>
+              <w:right w:type="dxa" w:w="120"/>
+            </w:tcMar>
+            <w:vAlign w:val="center"/>
+          </w:tcPr>
+          <w:p>
+            <w:pPr>
+              <w:jc w:val="center"/>
+            </w:pPr>
+            <w:r>
+              <w:rPr>
+                <w:rFonts w:ascii="Arial" w:cs="Arial" w:eastAsia="Arial" w:hAnsi="Arial"/>
+                <w:b w:val="false"/>
+                <w:bCs w:val="false"/>
+                <w:color w:val="333333"/>
+                <w:sz w:val="18"/>
+                <w:szCs w:val="18"/>
+              </w:rPr>
+              <w:t xml:space="preserve">-</w:t>
             </w:r>
           </w:p>
         </w:tc>
@@ -12281,7 +12283,7 @@
                 <w:sz w:val="18"/>
                 <w:szCs w:val="18"/>
               </w:rPr>
-              <w:t xml:space="preserve">4.7</w:t>
+              <w:t xml:space="preserve">4.6</w:t>
             </w:r>
           </w:p>
         </w:tc>
@@ -12524,7 +12526,7 @@
                 <w:sz w:val="18"/>
                 <w:szCs w:val="18"/>
               </w:rPr>
-              <w:t xml:space="preserve">コンフォートホテル成田</w:t>
+              <w:t xml:space="preserve">ハートンホテル東品川</w:t>
             </w:r>
           </w:p>
         </w:tc>
@@ -12559,7 +12561,7 @@
                 <w:sz w:val="18"/>
                 <w:szCs w:val="18"/>
               </w:rPr>
-              <w:t xml:space="preserve">5</w:t>
+              <w:t xml:space="preserve">6</w:t>
             </w:r>
           </w:p>
         </w:tc>
@@ -12594,7 +12596,7 @@
                 <w:sz w:val="18"/>
                 <w:szCs w:val="18"/>
               </w:rPr>
-              <w:t xml:space="preserve">3.7</w:t>
+              <w:t xml:space="preserve">4.3</w:t>
             </w:r>
           </w:p>
         </w:tc>
@@ -12782,29 +12784,29 @@
               <w:bottom w:val="single" w:color="CCCCCC" w:sz="1"/>
               <w:right w:val="single" w:color="CCCCCC" w:sz="1"/>
             </w:tcBorders>
-            <w:shd w:fill="FFF9C4" w:val="clear"/>
-            <w:tcMar>
-              <w:top w:type="dxa" w:w="80"/>
-              <w:left w:type="dxa" w:w="120"/>
-              <w:bottom w:type="dxa" w:w="80"/>
-              <w:right w:type="dxa" w:w="120"/>
-            </w:tcMar>
-            <w:vAlign w:val="center"/>
-          </w:tcPr>
-          <w:p>
-            <w:pPr>
-              <w:jc w:val="center"/>
-            </w:pPr>
-            <w:r>
-              <w:rPr>
-                <w:rFonts w:ascii="Arial" w:cs="Arial" w:eastAsia="Arial" w:hAnsi="Arial"/>
-                <w:b w:val="false"/>
-                <w:bCs w:val="false"/>
-                <w:color w:val="333333"/>
-                <w:sz w:val="18"/>
-                <w:szCs w:val="18"/>
-              </w:rPr>
-              <w:t xml:space="preserve">2</w:t>
+            <w:shd w:fill="F5F7FA" w:val="clear"/>
+            <w:tcMar>
+              <w:top w:type="dxa" w:w="80"/>
+              <w:left w:type="dxa" w:w="120"/>
+              <w:bottom w:type="dxa" w:w="80"/>
+              <w:right w:type="dxa" w:w="120"/>
+            </w:tcMar>
+            <w:vAlign w:val="center"/>
+          </w:tcPr>
+          <w:p>
+            <w:pPr>
+              <w:jc w:val="center"/>
+            </w:pPr>
+            <w:r>
+              <w:rPr>
+                <w:rFonts w:ascii="Arial" w:cs="Arial" w:eastAsia="Arial" w:hAnsi="Arial"/>
+                <w:b w:val="false"/>
+                <w:bCs w:val="false"/>
+                <w:color w:val="333333"/>
+                <w:sz w:val="18"/>
+                <w:szCs w:val="18"/>
+              </w:rPr>
+              <w:t xml:space="preserve">-</w:t>
             </w:r>
           </w:p>
         </w:tc>
@@ -12840,7 +12842,7 @@
                 <w:sz w:val="18"/>
                 <w:szCs w:val="18"/>
               </w:rPr>
-              <w:t xml:space="preserve">ハートンホテル東品川</w:t>
+              <w:t xml:space="preserve">コンフォートホテル成田</w:t>
             </w:r>
           </w:p>
         </w:tc>
@@ -12908,7 +12910,7 @@
                 <w:sz w:val="18"/>
                 <w:szCs w:val="18"/>
               </w:rPr>
-              <w:t xml:space="preserve">3.6</w:t>
+              <w:t xml:space="preserve">3.7</w:t>
             </w:r>
           </w:p>
         </w:tc>
@@ -12943,7 +12945,7 @@
                 <w:sz w:val="18"/>
                 <w:szCs w:val="18"/>
               </w:rPr>
-              <w:t xml:space="preserve">3</w:t>
+              <w:t xml:space="preserve">4</w:t>
             </w:r>
           </w:p>
         </w:tc>
@@ -13094,28 +13096,29 @@
               <w:bottom w:val="single" w:color="CCCCCC" w:sz="1"/>
               <w:right w:val="single" w:color="CCCCCC" w:sz="1"/>
             </w:tcBorders>
-            <w:tcMar>
-              <w:top w:type="dxa" w:w="80"/>
-              <w:left w:type="dxa" w:w="120"/>
-              <w:bottom w:type="dxa" w:w="80"/>
-              <w:right w:type="dxa" w:w="120"/>
-            </w:tcMar>
-            <w:vAlign w:val="center"/>
-          </w:tcPr>
-          <w:p>
-            <w:pPr>
-              <w:jc w:val="center"/>
-            </w:pPr>
-            <w:r>
-              <w:rPr>
-                <w:rFonts w:ascii="Arial" w:cs="Arial" w:eastAsia="Arial" w:hAnsi="Arial"/>
-                <w:b w:val="false"/>
-                <w:bCs w:val="false"/>
-                <w:color w:val="333333"/>
-                <w:sz w:val="18"/>
-                <w:szCs w:val="18"/>
-              </w:rPr>
-              <w:t xml:space="preserve">-</w:t>
+            <w:shd w:fill="FFF9C4" w:val="clear"/>
+            <w:tcMar>
+              <w:top w:type="dxa" w:w="80"/>
+              <w:left w:type="dxa" w:w="120"/>
+              <w:bottom w:type="dxa" w:w="80"/>
+              <w:right w:type="dxa" w:w="120"/>
+            </w:tcMar>
+            <w:vAlign w:val="center"/>
+          </w:tcPr>
+          <w:p>
+            <w:pPr>
+              <w:jc w:val="center"/>
+            </w:pPr>
+            <w:r>
+              <w:rPr>
+                <w:rFonts w:ascii="Arial" w:cs="Arial" w:eastAsia="Arial" w:hAnsi="Arial"/>
+                <w:b w:val="false"/>
+                <w:bCs w:val="false"/>
+                <w:color w:val="333333"/>
+                <w:sz w:val="18"/>
+                <w:szCs w:val="18"/>
+              </w:rPr>
+              <w:t xml:space="preserve">2</w:t>
             </w:r>
           </w:p>
         </w:tc>
@@ -13152,7 +13155,7 @@
                 <w:sz w:val="18"/>
                 <w:szCs w:val="18"/>
               </w:rPr>
-              <w:t xml:space="preserve">ホテルケヤキゲート東京府中</w:t>
+              <w:t xml:space="preserve">アパホテル相模原橋本駅東</w:t>
             </w:r>
           </w:p>
         </w:tc>
@@ -13187,7 +13190,7 @@
                 <w:sz w:val="18"/>
                 <w:szCs w:val="18"/>
               </w:rPr>
-              <w:t xml:space="preserve">3</w:t>
+              <w:t xml:space="preserve">2</w:t>
             </w:r>
           </w:p>
         </w:tc>
@@ -13468,7 +13471,7 @@
                 <w:sz w:val="18"/>
                 <w:szCs w:val="18"/>
               </w:rPr>
-              <w:t xml:space="preserve">アパホテル相模原橋本駅東</w:t>
+              <w:t xml:space="preserve">ホテルケヤキゲート東京府中</w:t>
             </w:r>
           </w:p>
         </w:tc>
@@ -13502,7 +13505,7 @@
                 <w:sz w:val="18"/>
                 <w:szCs w:val="18"/>
               </w:rPr>
-              <w:t xml:space="preserve">2</w:t>
+              <w:t xml:space="preserve">3</w:t>
             </w:r>
           </w:p>
         </w:tc>
@@ -13536,7 +13539,7 @@
                 <w:sz w:val="18"/>
                 <w:szCs w:val="18"/>
               </w:rPr>
-              <w:t xml:space="preserve">3.2</w:t>
+              <w:t xml:space="preserve">3.1</w:t>
             </w:r>
           </w:p>
         </w:tc>
@@ -15186,7 +15189,7 @@
           <w:sz w:val="21"/>
           <w:szCs w:val="21"/>
         </w:rPr>
-        <w:t xml:space="preserve">現状スコア：7.38点 → 目標スコア：8点</w:t>
+        <w:t xml:space="preserve">現状スコア：7.39点 → 目標スコア：8点</w:t>
       </w:r>
     </w:p>
     <w:p>
@@ -15580,7 +15583,7 @@
           <w:sz w:val="21"/>
           <w:szCs w:val="21"/>
         </w:rPr>
-        <w:t xml:space="preserve">現状スコア：7.73点 → 目標スコア：8.5点</w:t>
+        <w:t xml:space="preserve">現状スコア：7.83点 → 目標スコア：8.5点</w:t>
       </w:r>
     </w:p>
     <w:p>
@@ -15595,7 +15598,7 @@
           <w:sz w:val="21"/>
           <w:szCs w:val="21"/>
         </w:rPr>
-        <w:t xml:space="preserve">主要課題：清掃品質全般(12件)、臭気・異臭(7件)、カーペット汚れ(5件)</w:t>
+        <w:t xml:space="preserve">主要課題：清掃品質全般(11件)、臭気・異臭(7件)、カーペット汚れ(5件)</w:t>
       </w:r>
     </w:p>
     <w:p>
@@ -16334,7 +16337,7 @@
           <w:sz w:val="22"/>
           <w:szCs w:val="22"/>
         </w:rPr>
-        <w:t xml:space="preserve">【URGENT】コートホテル新横浜</w:t>
+        <w:t xml:space="preserve">【URGENT】チサンホテル浜松町</w:t>
       </w:r>
     </w:p>
     <w:p>
@@ -16349,7 +16352,7 @@
           <w:sz w:val="21"/>
           <w:szCs w:val="21"/>
         </w:rPr>
-        <w:t xml:space="preserve">現状スコア：7.03点 → 目標スコア：8点</w:t>
+        <w:t xml:space="preserve">現状スコア：7.09点 → 目標スコア：8点</w:t>
       </w:r>
     </w:p>
     <w:p>
@@ -16364,7 +16367,7 @@
           <w:sz w:val="21"/>
           <w:szCs w:val="21"/>
         </w:rPr>
-        <w:t xml:space="preserve">主要課題：清掃品質全般(8件)、臭気・異臭(2件)、タバコ関連(1件)</w:t>
+        <w:t xml:space="preserve">主要課題：清掃品質全般(3件)、排水・詰まり(2件)、ほこり・塵(1件)</w:t>
       </w:r>
     </w:p>
     <w:p>
@@ -16437,7 +16440,7 @@
           <w:sz w:val="21"/>
           <w:szCs w:val="21"/>
         </w:rPr>
-        <w:t xml:space="preserve">臭気発生源の特定と即時対処（排水トラップ、換気扇）（臭気・異臭）</w:t>
+        <w:t xml:space="preserve">排水口の徹底清掃と詰まり除去（排水・詰まり）</w:t>
       </w:r>
     </w:p>
     <w:p>
@@ -16456,7 +16459,7 @@
           <w:sz w:val="21"/>
           <w:szCs w:val="21"/>
         </w:rPr>
-        <w:t xml:space="preserve">消臭・脱臭処理の実施（臭気・異臭）</w:t>
+        <w:t xml:space="preserve">排水トラップの点検・洗浄（排水・詰まり）</w:t>
       </w:r>
     </w:p>
     <w:p>
@@ -16475,7 +16478,7 @@
           <w:sz w:val="21"/>
           <w:szCs w:val="21"/>
         </w:rPr>
-        <w:t xml:space="preserve">禁煙室の残留臭調査と脱臭処理（タバコ関連）</w:t>
+        <w:t xml:space="preserve">高所・棚上部・エアコン上部のほこり除去（ほこり・塵）</w:t>
       </w:r>
     </w:p>
     <w:p>
@@ -16494,7 +16497,7 @@
           <w:sz w:val="21"/>
           <w:szCs w:val="21"/>
         </w:rPr>
-        <w:t xml:space="preserve">喫煙室との動線分離確認（タバコ関連）</w:t>
+        <w:t xml:space="preserve">テレビ裏・家具裏の清掃徹底（ほこり・塵）</w:t>
       </w:r>
     </w:p>
     <w:p>
@@ -16572,7 +16575,7 @@
           <w:sz w:val="21"/>
           <w:szCs w:val="21"/>
         </w:rPr>
-        <w:t xml:space="preserve">定期的な換気・消臭ルーティンの標準化（臭気・異臭）</w:t>
+        <w:t xml:space="preserve">月次排水管高圧洗浄の定期実施（排水・詰まり）</w:t>
       </w:r>
     </w:p>
     <w:p>
@@ -16591,7 +16594,7 @@
           <w:sz w:val="21"/>
           <w:szCs w:val="21"/>
         </w:rPr>
-        <w:t xml:space="preserve">エアコン・排水系の臭気源の根本対策（臭気・異臭）</w:t>
+        <w:t xml:space="preserve">排水口ストレーナーの定期交換サイクル導入（排水・詰まり）</w:t>
       </w:r>
     </w:p>
     <w:p>
@@ -16610,7 +16613,7 @@
           <w:sz w:val="21"/>
           <w:szCs w:val="21"/>
         </w:rPr>
-        <w:t xml:space="preserve">廊下・共用部の定期脱臭処理スケジュール導入（タバコ関連）</w:t>
+        <w:t xml:space="preserve">週次の高所清掃スケジュール導入（ほこり・塵）</w:t>
       </w:r>
     </w:p>
     <w:p>
@@ -16688,7 +16691,7 @@
           <w:sz w:val="21"/>
           <w:szCs w:val="21"/>
         </w:rPr>
-        <w:t xml:space="preserve">オゾン脱臭機の導入検討（臭気・異臭）</w:t>
+        <w:t xml:space="preserve">排水管の老朽化調査と更新計画の策定（排水・詰まり）</w:t>
       </w:r>
     </w:p>
     <w:p>
@@ -16707,7 +16710,7 @@
           <w:sz w:val="21"/>
           <w:szCs w:val="21"/>
         </w:rPr>
-        <w:t xml:space="preserve">空気品質モニタリングの導入（臭気・異臭）</w:t>
+        <w:t xml:space="preserve">高耐久・防汚カーペットへの段階的張替え提案（カーペット汚れ）</w:t>
       </w:r>
     </w:p>
     <w:p>
@@ -16728,7 +16731,7 @@
           <w:sz w:val="22"/>
           <w:szCs w:val="22"/>
         </w:rPr>
-        <w:t xml:space="preserve">【URGENT】チサンホテル浜松町</w:t>
+        <w:t xml:space="preserve">【URGENT】コートホテル新横浜</w:t>
       </w:r>
     </w:p>
     <w:p>
@@ -16743,7 +16746,7 @@
           <w:sz w:val="21"/>
           <w:szCs w:val="21"/>
         </w:rPr>
-        <w:t xml:space="preserve">現状スコア：7.1点 → 目標スコア：8点</w:t>
+        <w:t xml:space="preserve">現状スコア：7.12点 → 目標スコア：8点</w:t>
       </w:r>
     </w:p>
     <w:p>
@@ -16758,7 +16761,7 @@
           <w:sz w:val="21"/>
           <w:szCs w:val="21"/>
         </w:rPr>
-        <w:t xml:space="preserve">主要課題：清掃品質全般(3件)、排水・詰まり(2件)、ほこり・塵(1件)</w:t>
+        <w:t xml:space="preserve">主要課題：清掃品質全般(4件)、臭気・異臭(3件)、タバコ関連(2件)</w:t>
       </w:r>
     </w:p>
     <w:p>
@@ -16831,7 +16834,7 @@
           <w:sz w:val="21"/>
           <w:szCs w:val="21"/>
         </w:rPr>
-        <w:t xml:space="preserve">排水口の徹底清掃と詰まり除去（排水・詰まり）</w:t>
+        <w:t xml:space="preserve">臭気発生源の特定と即時対処（排水トラップ、換気扇）（臭気・異臭）</w:t>
       </w:r>
     </w:p>
     <w:p>
@@ -16850,7 +16853,7 @@
           <w:sz w:val="21"/>
           <w:szCs w:val="21"/>
         </w:rPr>
-        <w:t xml:space="preserve">排水トラップの点検・洗浄（排水・詰まり）</w:t>
+        <w:t xml:space="preserve">消臭・脱臭処理の実施（臭気・異臭）</w:t>
       </w:r>
     </w:p>
     <w:p>
@@ -16869,7 +16872,7 @@
           <w:sz w:val="21"/>
           <w:szCs w:val="21"/>
         </w:rPr>
-        <w:t xml:space="preserve">高所・棚上部・エアコン上部のほこり除去（ほこり・塵）</w:t>
+        <w:t xml:space="preserve">禁煙室の残留臭調査と脱臭処理（タバコ関連）</w:t>
       </w:r>
     </w:p>
     <w:p>
@@ -16888,7 +16891,7 @@
           <w:sz w:val="21"/>
           <w:szCs w:val="21"/>
         </w:rPr>
-        <w:t xml:space="preserve">テレビ裏・家具裏の清掃徹底（ほこり・塵）</w:t>
+        <w:t xml:space="preserve">喫煙室との動線分離確認（タバコ関連）</w:t>
       </w:r>
     </w:p>
     <w:p>
@@ -16966,7 +16969,7 @@
           <w:sz w:val="21"/>
           <w:szCs w:val="21"/>
         </w:rPr>
-        <w:t xml:space="preserve">月次排水管高圧洗浄の定期実施（排水・詰まり）</w:t>
+        <w:t xml:space="preserve">定期的な換気・消臭ルーティンの標準化（臭気・異臭）</w:t>
       </w:r>
     </w:p>
     <w:p>
@@ -16985,7 +16988,7 @@
           <w:sz w:val="21"/>
           <w:szCs w:val="21"/>
         </w:rPr>
-        <w:t xml:space="preserve">排水口ストレーナーの定期交換サイクル導入（排水・詰まり）</w:t>
+        <w:t xml:space="preserve">エアコン・排水系の臭気源の根本対策（臭気・異臭）</w:t>
       </w:r>
     </w:p>
     <w:p>
@@ -17004,7 +17007,7 @@
           <w:sz w:val="21"/>
           <w:szCs w:val="21"/>
         </w:rPr>
-        <w:t xml:space="preserve">週次の高所清掃スケジュール導入（ほこり・塵）</w:t>
+        <w:t xml:space="preserve">廊下・共用部の定期脱臭処理スケジュール導入（タバコ関連）</w:t>
       </w:r>
     </w:p>
     <w:p>
@@ -17082,7 +17085,7 @@
           <w:sz w:val="21"/>
           <w:szCs w:val="21"/>
         </w:rPr>
-        <w:t xml:space="preserve">排水管の老朽化調査と更新計画の策定（排水・詰まり）</w:t>
+        <w:t xml:space="preserve">オゾン脱臭機の導入検討（臭気・異臭）</w:t>
       </w:r>
     </w:p>
     <w:p>
@@ -17101,7 +17104,7 @@
           <w:sz w:val="21"/>
           <w:szCs w:val="21"/>
         </w:rPr>
-        <w:t xml:space="preserve">高耐久・防汚カーペットへの段階的張替え提案（カーペット汚れ）</w:t>
+        <w:t xml:space="preserve">空気品質モニタリングの導入（臭気・異臭）</w:t>
       </w:r>
     </w:p>
     <w:p>
@@ -17139,7 +17142,7 @@
           <w:sz w:val="22"/>
           <w:szCs w:val="22"/>
         </w:rPr>
-        <w:t xml:space="preserve">【HIGH】コンフォートイン六本木（8.22点 → 9点）</w:t>
+        <w:t xml:space="preserve">【HIGH】コンフォートイン六本木（8.23点 → 9点）</w:t>
       </w:r>
     </w:p>
     <w:p>
@@ -17266,7 +17269,7 @@
           <w:sz w:val="22"/>
           <w:szCs w:val="22"/>
         </w:rPr>
-        <w:t xml:space="preserve">【HIGH】ダイワロイネットホテル東京大崎（8.86点 → 9.2点）</w:t>
+        <w:t xml:space="preserve">【HIGH】ホテルコメント横浜関内（8.87点 → 9.2点）</w:t>
       </w:r>
     </w:p>
     <w:p>
@@ -17281,7 +17284,7 @@
           <w:sz w:val="21"/>
           <w:szCs w:val="21"/>
         </w:rPr>
-        <w:t xml:space="preserve">主要課題：清掃品質全般(3件)、シミ・汚れ跡(2件)、害虫(2件)</w:t>
+        <w:t xml:space="preserve">主要課題：清掃品質全般(6件)、臭気・異臭(2件)、タバコ関連(1件)</w:t>
       </w:r>
     </w:p>
     <w:p>
@@ -17353,7 +17356,7 @@
           <w:sz w:val="21"/>
           <w:szCs w:val="21"/>
         </w:rPr>
-        <w:t xml:space="preserve">シミ箇所の特定と専用クリーナーによる除去</w:t>
+        <w:t xml:space="preserve">臭気発生源の特定と即時対処（排水トラップ、換気扇）</w:t>
       </w:r>
     </w:p>
     <w:p>
@@ -17372,6 +17375,133 @@
           <w:sz w:val="21"/>
           <w:szCs w:val="21"/>
         </w:rPr>
+        <w:t xml:space="preserve">消臭・脱臭処理の実施</w:t>
+      </w:r>
+    </w:p>
+    <w:p>
+      <w:pPr>
+        <w:spacing w:after="120"/>
+      </w:pPr>
+    </w:p>
+    <w:p>
+      <w:pPr>
+        <w:spacing w:after="120" w:before="200"/>
+      </w:pPr>
+      <w:r>
+        <w:rPr>
+          <w:rFonts w:ascii="Arial" w:cs="Arial" w:eastAsia="Arial" w:hAnsi="Arial"/>
+          <w:b/>
+          <w:bCs/>
+          <w:color w:val="1B3A5C"/>
+          <w:sz w:val="22"/>
+          <w:szCs w:val="22"/>
+        </w:rPr>
+        <w:t xml:space="preserve">【HIGH】ダイワロイネットホテル東京大崎（8.83点 → 9.1点）</w:t>
+      </w:r>
+    </w:p>
+    <w:p>
+      <w:pPr>
+        <w:spacing w:after="120" w:line="320"/>
+        <w:jc w:val="left"/>
+      </w:pPr>
+      <w:r>
+        <w:rPr>
+          <w:rFonts w:ascii="Arial" w:cs="Arial" w:eastAsia="Arial" w:hAnsi="Arial"/>
+          <w:color w:val="333333"/>
+          <w:sz w:val="21"/>
+          <w:szCs w:val="21"/>
+        </w:rPr>
+        <w:t xml:space="preserve">主要課題：清掃品質全般(3件)、シミ・汚れ跡(2件)、害虫(2件)</w:t>
+      </w:r>
+    </w:p>
+    <w:p>
+      <w:pPr>
+        <w:spacing w:after="120" w:line="320"/>
+        <w:jc w:val="left"/>
+      </w:pPr>
+      <w:r>
+        <w:rPr>
+          <w:rFonts w:ascii="Arial" w:cs="Arial" w:eastAsia="Arial" w:hAnsi="Arial"/>
+          <w:color w:val="333333"/>
+          <w:sz w:val="21"/>
+          <w:szCs w:val="21"/>
+        </w:rPr>
+        <w:t xml:space="preserve">即時対応策：</w:t>
+      </w:r>
+    </w:p>
+    <w:p>
+      <w:pPr>
+        <w:pStyle w:val="ListParagraph"/>
+        <w:numPr>
+          <w:ilvl w:val="0"/>
+          <w:numId w:val="2"/>
+        </w:numPr>
+        <w:spacing w:after="80" w:line="300"/>
+      </w:pPr>
+      <w:r>
+        <w:rPr>
+          <w:rFonts w:ascii="Arial" w:cs="Arial" w:eastAsia="Arial" w:hAnsi="Arial"/>
+          <w:color w:val="333333"/>
+          <w:sz w:val="21"/>
+          <w:szCs w:val="21"/>
+        </w:rPr>
+        <w:t xml:space="preserve">清掃品質基準の明確化と全スタッフへの共有</w:t>
+      </w:r>
+    </w:p>
+    <w:p>
+      <w:pPr>
+        <w:pStyle w:val="ListParagraph"/>
+        <w:numPr>
+          <w:ilvl w:val="0"/>
+          <w:numId w:val="2"/>
+        </w:numPr>
+        <w:spacing w:after="80" w:line="300"/>
+      </w:pPr>
+      <w:r>
+        <w:rPr>
+          <w:rFonts w:ascii="Arial" w:cs="Arial" w:eastAsia="Arial" w:hAnsi="Arial"/>
+          <w:color w:val="333333"/>
+          <w:sz w:val="21"/>
+          <w:szCs w:val="21"/>
+        </w:rPr>
+        <w:t xml:space="preserve">重点箇所（水回り・ベッド周り）の清掃手順見直し</w:t>
+      </w:r>
+    </w:p>
+    <w:p>
+      <w:pPr>
+        <w:pStyle w:val="ListParagraph"/>
+        <w:numPr>
+          <w:ilvl w:val="0"/>
+          <w:numId w:val="2"/>
+        </w:numPr>
+        <w:spacing w:after="80" w:line="300"/>
+      </w:pPr>
+      <w:r>
+        <w:rPr>
+          <w:rFonts w:ascii="Arial" w:cs="Arial" w:eastAsia="Arial" w:hAnsi="Arial"/>
+          <w:color w:val="333333"/>
+          <w:sz w:val="21"/>
+          <w:szCs w:val="21"/>
+        </w:rPr>
+        <w:t xml:space="preserve">シミ箇所の特定と専用クリーナーによる除去</w:t>
+      </w:r>
+    </w:p>
+    <w:p>
+      <w:pPr>
+        <w:pStyle w:val="ListParagraph"/>
+        <w:numPr>
+          <w:ilvl w:val="0"/>
+          <w:numId w:val="2"/>
+        </w:numPr>
+        <w:spacing w:after="80" w:line="300"/>
+      </w:pPr>
+      <w:r>
+        <w:rPr>
+          <w:rFonts w:ascii="Arial" w:cs="Arial" w:eastAsia="Arial" w:hAnsi="Arial"/>
+          <w:color w:val="333333"/>
+          <w:sz w:val="21"/>
+          <w:szCs w:val="21"/>
+        </w:rPr>
         <w:t xml:space="preserve">害虫駆除業者による即時消毒実施</w:t>
       </w:r>
     </w:p>
@@ -17409,7 +17539,7 @@
           <w:sz w:val="21"/>
           <w:szCs w:val="21"/>
         </w:rPr>
-        <w:t xml:space="preserve">STANDARDホテル（10件）：ホテルコメント横浜関内、川崎日航ホテル、コンフォートホテル成田、ハートンホテル東品川、ホテルケヤキゲート東京府中、アパホテル相模原橋本駅東、リッチモンドホテル東京目白、変なホテル東京羽田、第一イン池袋、コンフォートホテルERA東京東神田</w:t>
+        <w:t xml:space="preserve">STANDARDホテル（9件）：川崎日航ホテル、ハートンホテル東品川、コンフォートホテル成田、アパホテル相模原橋本駅東、ホテルケヤキゲート東京府中、リッチモンドホテル東京目白、変なホテル東京羽田、第一イン池袋、コンフォートホテルERA東京東神田</w:t>
       </w:r>
     </w:p>
     <w:p>
@@ -18457,7 +18587,7 @@
                 <w:sz w:val="18"/>
                 <w:szCs w:val="18"/>
               </w:rPr>
-              <w:t xml:space="preserve">8.39</w:t>
+              <w:t xml:space="preserve">8.41</w:t>
             </w:r>
           </w:p>
         </w:tc>
@@ -18491,7 +18621,7 @@
                 <w:sz w:val="18"/>
                 <w:szCs w:val="18"/>
               </w:rPr>
-              <w:t xml:space="preserve">8.89</w:t>
+              <w:t xml:space="preserve">8.91</w:t>
             </w:r>
           </w:p>
         </w:tc>
@@ -18597,7 +18727,7 @@
                 <w:sz w:val="18"/>
                 <w:szCs w:val="18"/>
               </w:rPr>
-              <w:t xml:space="preserve">4.5%</w:t>
+              <w:t xml:space="preserve">4.4%</w:t>
             </w:r>
           </w:p>
         </w:tc>
@@ -18737,7 +18867,7 @@
                 <w:sz w:val="18"/>
                 <w:szCs w:val="18"/>
               </w:rPr>
-              <w:t xml:space="preserve">78.6%</w:t>
+              <w:t xml:space="preserve">78.7%</w:t>
             </w:r>
           </w:p>
         </w:tc>
@@ -18771,7 +18901,7 @@
                 <w:sz w:val="18"/>
                 <w:szCs w:val="18"/>
               </w:rPr>
-              <w:t xml:space="preserve">83.6%以上</w:t>
+              <w:t xml:space="preserve">83.7%以上</w:t>
             </w:r>
           </w:p>
         </w:tc>
@@ -18877,7 +19007,7 @@
                 <w:sz w:val="18"/>
                 <w:szCs w:val="18"/>
               </w:rPr>
-              <w:t xml:space="preserve">5.1%</w:t>
+              <w:t xml:space="preserve">4.8%</w:t>
             </w:r>
           </w:p>
         </w:tc>
@@ -18912,7 +19042,7 @@
                 <w:sz w:val="18"/>
                 <w:szCs w:val="18"/>
               </w:rPr>
-              <w:t xml:space="preserve">2.5%以下</w:t>
+              <w:t xml:space="preserve">2.4%以下</w:t>
             </w:r>
           </w:p>
         </w:tc>
@@ -19307,7 +19437,7 @@
                 <w:sz w:val="18"/>
                 <w:szCs w:val="18"/>
               </w:rPr>
-              <w:t xml:space="preserve">7.38</w:t>
+              <w:t xml:space="preserve">7.39</w:t>
             </w:r>
           </w:p>
         </w:tc>
@@ -19375,7 +19505,7 @@
                 <w:sz w:val="18"/>
                 <w:szCs w:val="18"/>
               </w:rPr>
-              <w:t xml:space="preserve">12.5%</w:t>
+              <w:t xml:space="preserve">12.3%</w:t>
             </w:r>
           </w:p>
         </w:tc>
@@ -19409,7 +19539,7 @@
                 <w:sz w:val="18"/>
                 <w:szCs w:val="18"/>
               </w:rPr>
-              <w:t xml:space="preserve">3.8%</w:t>
+              <w:t xml:space="preserve">3.7%</w:t>
             </w:r>
           </w:p>
         </w:tc>
@@ -19516,7 +19646,7 @@
                 <w:sz w:val="18"/>
                 <w:szCs w:val="18"/>
               </w:rPr>
-              <w:t xml:space="preserve">7.73</w:t>
+              <w:t xml:space="preserve">7.83</w:t>
             </w:r>
           </w:p>
         </w:tc>
@@ -19551,7 +19681,7 @@
                 <w:sz w:val="18"/>
                 <w:szCs w:val="18"/>
               </w:rPr>
-              <w:t xml:space="preserve">8.20</w:t>
+              <w:t xml:space="preserve">8.30</w:t>
             </w:r>
           </w:p>
         </w:tc>
@@ -19586,7 +19716,7 @@
                 <w:sz w:val="18"/>
                 <w:szCs w:val="18"/>
               </w:rPr>
-              <w:t xml:space="preserve">12.2%</w:t>
+              <w:t xml:space="preserve">11.5%</w:t>
             </w:r>
           </w:p>
         </w:tc>
@@ -19621,7 +19751,7 @@
                 <w:sz w:val="18"/>
                 <w:szCs w:val="18"/>
               </w:rPr>
-              <w:t xml:space="preserve">3.7%</w:t>
+              <w:t xml:space="preserve">3.4%</w:t>
             </w:r>
           </w:p>
         </w:tc>
@@ -19794,7 +19924,7 @@
                 <w:sz w:val="18"/>
                 <w:szCs w:val="18"/>
               </w:rPr>
-              <w:t xml:space="preserve">9.9%</w:t>
+              <w:t xml:space="preserve">9.8%</w:t>
             </w:r>
           </w:p>
         </w:tc>
@@ -19828,7 +19958,7 @@
                 <w:sz w:val="18"/>
                 <w:szCs w:val="18"/>
               </w:rPr>
-              <w:t xml:space="preserve">3.0%</w:t>
+              <w:t xml:space="preserve">2.9%</w:t>
             </w:r>
           </w:p>
         </w:tc>
@@ -19865,7 +19995,7 @@
                 <w:sz w:val="18"/>
                 <w:szCs w:val="18"/>
               </w:rPr>
-              <w:t xml:space="preserve">コートホテル新横浜</w:t>
+              <w:t xml:space="preserve">チサンホテル浜松町</w:t>
             </w:r>
           </w:p>
         </w:tc>
@@ -19935,7 +20065,7 @@
                 <w:sz w:val="18"/>
                 <w:szCs w:val="18"/>
               </w:rPr>
-              <w:t xml:space="preserve">7.03</w:t>
+              <w:t xml:space="preserve">7.09</w:t>
             </w:r>
           </w:p>
         </w:tc>
@@ -19970,7 +20100,7 @@
                 <w:sz w:val="18"/>
                 <w:szCs w:val="18"/>
               </w:rPr>
-              <w:t xml:space="preserve">7.50</w:t>
+              <w:t xml:space="preserve">7.60</w:t>
             </w:r>
           </w:p>
         </w:tc>
@@ -20005,7 +20135,7 @@
                 <w:sz w:val="18"/>
                 <w:szCs w:val="18"/>
               </w:rPr>
-              <w:t xml:space="preserve">9.2%</w:t>
+              <w:t xml:space="preserve">8.9%</w:t>
             </w:r>
           </w:p>
         </w:tc>
@@ -20040,7 +20170,7 @@
                 <w:sz w:val="18"/>
                 <w:szCs w:val="18"/>
               </w:rPr>
-              <w:t xml:space="preserve">2.8%</w:t>
+              <w:t xml:space="preserve">2.7%</w:t>
             </w:r>
           </w:p>
         </w:tc>
@@ -20076,7 +20206,7 @@
                 <w:sz w:val="18"/>
                 <w:szCs w:val="18"/>
               </w:rPr>
-              <w:t xml:space="preserve">チサンホテル浜松町</w:t>
+              <w:t xml:space="preserve">コートホテル新横浜</w:t>
             </w:r>
           </w:p>
         </w:tc>
@@ -20145,7 +20275,7 @@
                 <w:sz w:val="18"/>
                 <w:szCs w:val="18"/>
               </w:rPr>
-              <w:t xml:space="preserve">7.10</w:t>
+              <w:t xml:space="preserve">7.12</w:t>
             </w:r>
           </w:p>
         </w:tc>
@@ -20213,7 +20343,7 @@
                 <w:sz w:val="18"/>
                 <w:szCs w:val="18"/>
               </w:rPr>
-              <w:t xml:space="preserve">9.1%</w:t>
+              <w:t xml:space="preserve">8.5%</w:t>
             </w:r>
           </w:p>
         </w:tc>
@@ -20247,7 +20377,7 @@
                 <w:sz w:val="18"/>
                 <w:szCs w:val="18"/>
               </w:rPr>
-              <w:t xml:space="preserve">2.7%</w:t>
+              <w:t xml:space="preserve">2.5%</w:t>
             </w:r>
           </w:p>
         </w:tc>
@@ -20354,7 +20484,7 @@
                 <w:sz w:val="18"/>
                 <w:szCs w:val="18"/>
               </w:rPr>
-              <w:t xml:space="preserve">8.22</w:t>
+              <w:t xml:space="preserve">8.23</w:t>
             </w:r>
           </w:p>
         </w:tc>
@@ -20424,7 +20554,7 @@
                 <w:sz w:val="18"/>
                 <w:szCs w:val="18"/>
               </w:rPr>
-              <w:t xml:space="preserve">6.7%</w:t>
+              <w:t xml:space="preserve">6.6%</w:t>
             </w:r>
           </w:p>
         </w:tc>
@@ -20495,6 +20625,214 @@
                 <w:sz w:val="18"/>
                 <w:szCs w:val="18"/>
               </w:rPr>
+              <w:t xml:space="preserve">ホテルコメント横浜関内</w:t>
+            </w:r>
+          </w:p>
+        </w:tc>
+        <w:tc>
+          <w:tcPr>
+            <w:tcW w:type="pct" w:w="12%"/>
+            <w:tcBorders>
+              <w:top w:val="single" w:color="CCCCCC" w:sz="1"/>
+              <w:left w:val="single" w:color="CCCCCC" w:sz="1"/>
+              <w:bottom w:val="single" w:color="CCCCCC" w:sz="1"/>
+              <w:right w:val="single" w:color="CCCCCC" w:sz="1"/>
+            </w:tcBorders>
+            <w:shd w:fill="FFF3E0" w:val="clear"/>
+            <w:tcMar>
+              <w:top w:type="dxa" w:w="80"/>
+              <w:left w:type="dxa" w:w="120"/>
+              <w:bottom w:type="dxa" w:w="80"/>
+              <w:right w:type="dxa" w:w="120"/>
+            </w:tcMar>
+            <w:vAlign w:val="center"/>
+          </w:tcPr>
+          <w:p>
+            <w:pPr>
+              <w:jc w:val="center"/>
+            </w:pPr>
+            <w:r>
+              <w:rPr>
+                <w:rFonts w:ascii="Arial" w:cs="Arial" w:eastAsia="Arial" w:hAnsi="Arial"/>
+                <w:b/>
+                <w:bCs/>
+                <w:color w:val="FF9800"/>
+                <w:sz w:val="18"/>
+                <w:szCs w:val="18"/>
+              </w:rPr>
+              <w:t xml:space="preserve">HIGH</w:t>
+            </w:r>
+          </w:p>
+        </w:tc>
+        <w:tc>
+          <w:tcPr>
+            <w:tcW w:type="pct" w:w="12%"/>
+            <w:tcBorders>
+              <w:top w:val="single" w:color="CCCCCC" w:sz="1"/>
+              <w:left w:val="single" w:color="CCCCCC" w:sz="1"/>
+              <w:bottom w:val="single" w:color="CCCCCC" w:sz="1"/>
+              <w:right w:val="single" w:color="CCCCCC" w:sz="1"/>
+            </w:tcBorders>
+            <w:tcMar>
+              <w:top w:type="dxa" w:w="80"/>
+              <w:left w:type="dxa" w:w="120"/>
+              <w:bottom w:type="dxa" w:w="80"/>
+              <w:right w:type="dxa" w:w="120"/>
+            </w:tcMar>
+            <w:vAlign w:val="center"/>
+          </w:tcPr>
+          <w:p>
+            <w:pPr>
+              <w:jc w:val="center"/>
+            </w:pPr>
+            <w:r>
+              <w:rPr>
+                <w:rFonts w:ascii="Arial" w:cs="Arial" w:eastAsia="Arial" w:hAnsi="Arial"/>
+                <w:b w:val="false"/>
+                <w:bCs w:val="false"/>
+                <w:color w:val="333333"/>
+                <w:sz w:val="18"/>
+                <w:szCs w:val="18"/>
+              </w:rPr>
+              <w:t xml:space="preserve">8.87</w:t>
+            </w:r>
+          </w:p>
+        </w:tc>
+        <w:tc>
+          <w:tcPr>
+            <w:tcW w:type="pct" w:w="12%"/>
+            <w:tcBorders>
+              <w:top w:val="single" w:color="CCCCCC" w:sz="1"/>
+              <w:left w:val="single" w:color="CCCCCC" w:sz="1"/>
+              <w:bottom w:val="single" w:color="CCCCCC" w:sz="1"/>
+              <w:right w:val="single" w:color="CCCCCC" w:sz="1"/>
+            </w:tcBorders>
+            <w:tcMar>
+              <w:top w:type="dxa" w:w="80"/>
+              <w:left w:type="dxa" w:w="120"/>
+              <w:bottom w:type="dxa" w:w="80"/>
+              <w:right w:type="dxa" w:w="120"/>
+            </w:tcMar>
+            <w:vAlign w:val="center"/>
+          </w:tcPr>
+          <w:p>
+            <w:pPr>
+              <w:jc w:val="center"/>
+            </w:pPr>
+            <w:r>
+              <w:rPr>
+                <w:rFonts w:ascii="Arial" w:cs="Arial" w:eastAsia="Arial" w:hAnsi="Arial"/>
+                <w:b/>
+                <w:bCs/>
+                <w:color w:val="27AE60"/>
+                <w:sz w:val="18"/>
+                <w:szCs w:val="18"/>
+              </w:rPr>
+              <w:t xml:space="preserve">9.40</w:t>
+            </w:r>
+          </w:p>
+        </w:tc>
+        <w:tc>
+          <w:tcPr>
+            <w:tcW w:type="pct" w:w="18%"/>
+            <w:tcBorders>
+              <w:top w:val="single" w:color="CCCCCC" w:sz="1"/>
+              <w:left w:val="single" w:color="CCCCCC" w:sz="1"/>
+              <w:bottom w:val="single" w:color="CCCCCC" w:sz="1"/>
+              <w:right w:val="single" w:color="CCCCCC" w:sz="1"/>
+            </w:tcBorders>
+            <w:tcMar>
+              <w:top w:type="dxa" w:w="80"/>
+              <w:left w:type="dxa" w:w="120"/>
+              <w:bottom w:type="dxa" w:w="80"/>
+              <w:right w:type="dxa" w:w="120"/>
+            </w:tcMar>
+            <w:vAlign w:val="center"/>
+          </w:tcPr>
+          <w:p>
+            <w:pPr>
+              <w:jc w:val="center"/>
+            </w:pPr>
+            <w:r>
+              <w:rPr>
+                <w:rFonts w:ascii="Arial" w:cs="Arial" w:eastAsia="Arial" w:hAnsi="Arial"/>
+                <w:b w:val="false"/>
+                <w:bCs w:val="false"/>
+                <w:color w:val="333333"/>
+                <w:sz w:val="18"/>
+                <w:szCs w:val="18"/>
+              </w:rPr>
+              <w:t xml:space="preserve">6.3%</w:t>
+            </w:r>
+          </w:p>
+        </w:tc>
+        <w:tc>
+          <w:tcPr>
+            <w:tcW w:type="pct" w:w="18%"/>
+            <w:tcBorders>
+              <w:top w:val="single" w:color="CCCCCC" w:sz="1"/>
+              <w:left w:val="single" w:color="CCCCCC" w:sz="1"/>
+              <w:bottom w:val="single" w:color="CCCCCC" w:sz="1"/>
+              <w:right w:val="single" w:color="CCCCCC" w:sz="1"/>
+            </w:tcBorders>
+            <w:tcMar>
+              <w:top w:type="dxa" w:w="80"/>
+              <w:left w:type="dxa" w:w="120"/>
+              <w:bottom w:type="dxa" w:w="80"/>
+              <w:right w:type="dxa" w:w="120"/>
+            </w:tcMar>
+            <w:vAlign w:val="center"/>
+          </w:tcPr>
+          <w:p>
+            <w:pPr>
+              <w:jc w:val="center"/>
+            </w:pPr>
+            <w:r>
+              <w:rPr>
+                <w:rFonts w:ascii="Arial" w:cs="Arial" w:eastAsia="Arial" w:hAnsi="Arial"/>
+                <w:b/>
+                <w:bCs/>
+                <w:color w:val="27AE60"/>
+                <w:sz w:val="18"/>
+                <w:szCs w:val="18"/>
+              </w:rPr>
+              <w:t xml:space="preserve">1.9%</w:t>
+            </w:r>
+          </w:p>
+        </w:tc>
+      </w:tr>
+      <w:tr>
+        <w:tc>
+          <w:tcPr>
+            <w:tcW w:type="pct" w:w="28%"/>
+            <w:tcBorders>
+              <w:top w:val="single" w:color="CCCCCC" w:sz="1"/>
+              <w:left w:val="single" w:color="CCCCCC" w:sz="1"/>
+              <w:bottom w:val="single" w:color="CCCCCC" w:sz="1"/>
+              <w:right w:val="single" w:color="CCCCCC" w:sz="1"/>
+            </w:tcBorders>
+            <w:shd w:fill="F5F7FA" w:val="clear"/>
+            <w:tcMar>
+              <w:top w:type="dxa" w:w="80"/>
+              <w:left w:type="dxa" w:w="120"/>
+              <w:bottom w:type="dxa" w:w="80"/>
+              <w:right w:type="dxa" w:w="120"/>
+            </w:tcMar>
+            <w:vAlign w:val="center"/>
+          </w:tcPr>
+          <w:p>
+            <w:pPr>
+              <w:jc w:val="left"/>
+            </w:pPr>
+            <w:r>
+              <w:rPr>
+                <w:rFonts w:ascii="Arial" w:cs="Arial" w:eastAsia="Arial" w:hAnsi="Arial"/>
+                <w:b/>
+                <w:bCs/>
+                <w:color w:val="333333"/>
+                <w:sz w:val="18"/>
+                <w:szCs w:val="18"/>
+              </w:rPr>
               <w:t xml:space="preserve">ダイワロイネットホテル東京大崎</w:t>
             </w:r>
           </w:p>
@@ -20543,28 +20881,29 @@
               <w:bottom w:val="single" w:color="CCCCCC" w:sz="1"/>
               <w:right w:val="single" w:color="CCCCCC" w:sz="1"/>
             </w:tcBorders>
-            <w:tcMar>
-              <w:top w:type="dxa" w:w="80"/>
-              <w:left w:type="dxa" w:w="120"/>
-              <w:bottom w:type="dxa" w:w="80"/>
-              <w:right w:type="dxa" w:w="120"/>
-            </w:tcMar>
-            <w:vAlign w:val="center"/>
-          </w:tcPr>
-          <w:p>
-            <w:pPr>
-              <w:jc w:val="center"/>
-            </w:pPr>
-            <w:r>
-              <w:rPr>
-                <w:rFonts w:ascii="Arial" w:cs="Arial" w:eastAsia="Arial" w:hAnsi="Arial"/>
-                <w:b w:val="false"/>
-                <w:bCs w:val="false"/>
-                <w:color w:val="333333"/>
-                <w:sz w:val="18"/>
-                <w:szCs w:val="18"/>
-              </w:rPr>
-              <w:t xml:space="preserve">8.86</w:t>
+            <w:shd w:fill="F5F7FA" w:val="clear"/>
+            <w:tcMar>
+              <w:top w:type="dxa" w:w="80"/>
+              <w:left w:type="dxa" w:w="120"/>
+              <w:bottom w:type="dxa" w:w="80"/>
+              <w:right w:type="dxa" w:w="120"/>
+            </w:tcMar>
+            <w:vAlign w:val="center"/>
+          </w:tcPr>
+          <w:p>
+            <w:pPr>
+              <w:jc w:val="center"/>
+            </w:pPr>
+            <w:r>
+              <w:rPr>
+                <w:rFonts w:ascii="Arial" w:cs="Arial" w:eastAsia="Arial" w:hAnsi="Arial"/>
+                <w:b w:val="false"/>
+                <w:bCs w:val="false"/>
+                <w:color w:val="333333"/>
+                <w:sz w:val="18"/>
+                <w:szCs w:val="18"/>
+              </w:rPr>
+              <w:t xml:space="preserve">8.83</w:t>
             </w:r>
           </w:p>
         </w:tc>
@@ -20577,6 +20916,7 @@
               <w:bottom w:val="single" w:color="CCCCCC" w:sz="1"/>
               <w:right w:val="single" w:color="CCCCCC" w:sz="1"/>
             </w:tcBorders>
+            <w:shd w:fill="F5F7FA" w:val="clear"/>
             <w:tcMar>
               <w:top w:type="dxa" w:w="80"/>
               <w:left w:type="dxa" w:w="120"/>
@@ -20598,7 +20938,7 @@
                 <w:sz w:val="18"/>
                 <w:szCs w:val="18"/>
               </w:rPr>
-              <w:t xml:space="preserve">9.40</w:t>
+              <w:t xml:space="preserve">9.30</w:t>
             </w:r>
           </w:p>
         </w:tc>
@@ -20611,28 +20951,29 @@
               <w:bottom w:val="single" w:color="CCCCCC" w:sz="1"/>
               <w:right w:val="single" w:color="CCCCCC" w:sz="1"/>
             </w:tcBorders>
-            <w:tcMar>
-              <w:top w:type="dxa" w:w="80"/>
-              <w:left w:type="dxa" w:w="120"/>
-              <w:bottom w:type="dxa" w:w="80"/>
-              <w:right w:type="dxa" w:w="120"/>
-            </w:tcMar>
-            <w:vAlign w:val="center"/>
-          </w:tcPr>
-          <w:p>
-            <w:pPr>
-              <w:jc w:val="center"/>
-            </w:pPr>
-            <w:r>
-              <w:rPr>
-                <w:rFonts w:ascii="Arial" w:cs="Arial" w:eastAsia="Arial" w:hAnsi="Arial"/>
-                <w:b w:val="false"/>
-                <w:bCs w:val="false"/>
-                <w:color w:val="333333"/>
-                <w:sz w:val="18"/>
-                <w:szCs w:val="18"/>
-              </w:rPr>
-              <w:t xml:space="preserve">5.3%</w:t>
+            <w:shd w:fill="F5F7FA" w:val="clear"/>
+            <w:tcMar>
+              <w:top w:type="dxa" w:w="80"/>
+              <w:left w:type="dxa" w:w="120"/>
+              <w:bottom w:type="dxa" w:w="80"/>
+              <w:right w:type="dxa" w:w="120"/>
+            </w:tcMar>
+            <w:vAlign w:val="center"/>
+          </w:tcPr>
+          <w:p>
+            <w:pPr>
+              <w:jc w:val="center"/>
+            </w:pPr>
+            <w:r>
+              <w:rPr>
+                <w:rFonts w:ascii="Arial" w:cs="Arial" w:eastAsia="Arial" w:hAnsi="Arial"/>
+                <w:b w:val="false"/>
+                <w:bCs w:val="false"/>
+                <w:color w:val="333333"/>
+                <w:sz w:val="18"/>
+                <w:szCs w:val="18"/>
+              </w:rPr>
+              <w:t xml:space="preserve">5.2%</w:t>
             </w:r>
           </w:p>
         </w:tc>
@@ -20645,6 +20986,7 @@
               <w:bottom w:val="single" w:color="CCCCCC" w:sz="1"/>
               <w:right w:val="single" w:color="CCCCCC" w:sz="1"/>
             </w:tcBorders>
+            <w:shd w:fill="F5F7FA" w:val="clear"/>
             <w:tcMar>
               <w:top w:type="dxa" w:w="80"/>
               <w:left w:type="dxa" w:w="120"/>
@@ -21253,7 +21595,7 @@
                 <w:sz w:val="18"/>
                 <w:szCs w:val="18"/>
               </w:rPr>
-              <w:t xml:space="preserve">7</w:t>
+              <w:t xml:space="preserve">8</w:t>
             </w:r>
           </w:p>
         </w:tc>
@@ -21660,7 +22002,7 @@
           <w:sz w:val="21"/>
           <w:szCs w:val="21"/>
         </w:rPr>
-        <w:t xml:space="preserve">URGENTホテル（アパホテル蒲田駅東、コンフォートホテル博多、コンフォートホテル横浜関内、コートホテル新横浜、チサンホテル浜松町）の清掃品質緊急改善。Phase 1対応を今週中に開始。</w:t>
+        <w:t xml:space="preserve">URGENTホテル（アパホテル蒲田駅東、コンフォートホテル博多、コンフォートホテル横浜関内、チサンホテル浜松町、コートホテル新横浜）の清掃品質緊急改善。Phase 1対応を今週中に開始。</w:t>
       </w:r>
     </w:p>
     <w:p>
@@ -21861,7 +22203,7 @@
                 <w:sz w:val="21"/>
                 <w:szCs w:val="21"/>
               </w:rPr>
-              <w:t xml:space="preserve">本レポートは、2355件のゲスト口コミデータに基づき、PRIMECHANGEポートフォリオ全19ホテルの清掃品質を分析したものです。データに基づく優先順位付けと段階的な改善施策により、ポートフォリオ全体の顧客満足度向上とRevPAR改善を実現することが可能です。</w:t>
+              <w:t xml:space="preserve">本レポートは、2389件のゲスト口コミデータに基づき、PRIMECHANGEポートフォリオ全19ホテルの清掃品質を分析したものです。データに基づく優先順位付けと段階的な改善施策により、ポートフォリオ全体の顧客満足度向上とRevPAR改善を実現することが可能です。</w:t>
             </w:r>
           </w:p>
           <w:p>

--- a/納品レポート/PRIMECHANGE戦略レポート/PRIMECHANGE_清掃戦略レポート.docx
+++ b/納品レポート/PRIMECHANGE戦略レポート/PRIMECHANGE_清掃戦略レポート.docx
@@ -79,7 +79,7 @@
           <w:sz w:val="22"/>
           <w:szCs w:val="22"/>
         </w:rPr>
-        <w:t xml:space="preserve">作成日：2026年3月25日</w:t>
+        <w:t xml:space="preserve">作成日：2026年3月26日</w:t>
       </w:r>
     </w:p>
     <w:p>
@@ -202,7 +202,7 @@
           <w:sz w:val="21"/>
           <w:szCs w:val="21"/>
         </w:rPr>
-        <w:t xml:space="preserve">ポートフォリオ全体（19ホテル、2389件のレビュー）を分析した結果、ポートフォリオ平均スコアは8.41点（10点換算）、清掃関連クレーム率は4.4%でした。以下に主要な発見事項と提案の概要をまとめます。</w:t>
+        <w:t xml:space="preserve">ポートフォリオ全体（19ホテル、2400件のレビュー）を分析した結果、ポートフォリオ平均スコアは8.41点（10点換算）、清掃関連クレーム率は4.4%でした。以下に主要な発見事項と提案の概要をまとめます。</w:t>
       </w:r>
     </w:p>
     <w:p>
@@ -323,7 +323,7 @@
                 <w:sz w:val="36"/>
                 <w:szCs w:val="36"/>
               </w:rPr>
-              <w:t xml:space="preserve">78.7%</w:t>
+              <w:t xml:space="preserve">78.8%</w:t>
             </w:r>
           </w:p>
         </w:tc>
@@ -421,7 +421,7 @@
                 <w:sz w:val="36"/>
                 <w:szCs w:val="36"/>
               </w:rPr>
-              <w:t xml:space="preserve">2389件</w:t>
+              <w:t xml:space="preserve">2400件</w:t>
             </w:r>
           </w:p>
         </w:tc>
@@ -838,7 +838,7 @@
                 <w:sz w:val="18"/>
                 <w:szCs w:val="18"/>
               </w:rPr>
-              <w:t xml:space="preserve">7.09-7.83</w:t>
+              <w:t xml:space="preserve">7.12-7.83</w:t>
             </w:r>
           </w:p>
         </w:tc>
@@ -977,7 +977,7 @@
                 <w:sz w:val="18"/>
                 <w:szCs w:val="18"/>
               </w:rPr>
-              <w:t xml:space="preserve">8.23-8.87</w:t>
+              <w:t xml:space="preserve">8.23-8.88</w:t>
             </w:r>
           </w:p>
         </w:tc>
@@ -1116,7 +1116,7 @@
                 <w:sz w:val="18"/>
                 <w:szCs w:val="18"/>
               </w:rPr>
-              <w:t xml:space="preserve">8.16-9.16</w:t>
+              <w:t xml:space="preserve">8.17-9.16</w:t>
             </w:r>
           </w:p>
         </w:tc>
@@ -1255,7 +1255,7 @@
                 <w:sz w:val="18"/>
                 <w:szCs w:val="18"/>
               </w:rPr>
-              <w:t xml:space="preserve">9.12-9.21</w:t>
+              <w:t xml:space="preserve">9.13-9.21</w:t>
             </w:r>
           </w:p>
         </w:tc>
@@ -1346,7 +1346,7 @@
           <w:sz w:val="21"/>
           <w:szCs w:val="21"/>
         </w:rPr>
-        <w:t xml:space="preserve">19ホテルの口コミスコアを10点換算で比較しました。ポートフォリオ平均は8.41点、中央値は8.67点です。</w:t>
+        <w:t xml:space="preserve">19ホテルの口コミスコアを10点換算で比較しました。ポートフォリオ平均は8.41点、中央値は8.65点です。</w:t>
       </w:r>
     </w:p>
     <w:p>
@@ -2070,7 +2070,7 @@
                 <w:sz w:val="18"/>
                 <w:szCs w:val="18"/>
               </w:rPr>
-              <w:t xml:space="preserve">91.3%</w:t>
+              <w:t xml:space="preserve">91.4%</w:t>
             </w:r>
           </w:p>
         </w:tc>
@@ -2105,7 +2105,7 @@
                 <w:sz w:val="18"/>
                 <w:szCs w:val="18"/>
               </w:rPr>
-              <w:t xml:space="preserve">2.4%</w:t>
+              <w:t xml:space="preserve">2.3%</w:t>
             </w:r>
           </w:p>
         </w:tc>
@@ -2140,7 +2140,7 @@
                 <w:sz w:val="18"/>
                 <w:szCs w:val="18"/>
               </w:rPr>
-              <w:t xml:space="preserve">127</w:t>
+              <w:t xml:space="preserve">128</w:t>
             </w:r>
           </w:p>
         </w:tc>
@@ -2314,7 +2314,7 @@
                 <w:sz w:val="18"/>
                 <w:szCs w:val="18"/>
               </w:rPr>
-              <w:t xml:space="preserve">9.12</w:t>
+              <w:t xml:space="preserve">9.13</w:t>
             </w:r>
           </w:p>
         </w:tc>
@@ -2348,7 +2348,7 @@
                 <w:sz w:val="18"/>
                 <w:szCs w:val="18"/>
               </w:rPr>
-              <w:t xml:space="preserve">89.8%</w:t>
+              <w:t xml:space="preserve">89.9%</w:t>
             </w:r>
           </w:p>
         </w:tc>
@@ -2416,7 +2416,7 @@
                 <w:sz w:val="18"/>
                 <w:szCs w:val="18"/>
               </w:rPr>
-              <w:t xml:space="preserve">127</w:t>
+              <w:t xml:space="preserve">129</w:t>
             </w:r>
           </w:p>
         </w:tc>
@@ -2592,7 +2592,7 @@
                 <w:sz w:val="18"/>
                 <w:szCs w:val="18"/>
               </w:rPr>
-              <w:t xml:space="preserve">8.92</w:t>
+              <w:t xml:space="preserve">8.89</w:t>
             </w:r>
           </w:p>
         </w:tc>
@@ -2627,7 +2627,7 @@
                 <w:sz w:val="18"/>
                 <w:szCs w:val="18"/>
               </w:rPr>
-              <w:t xml:space="preserve">86.2%</w:t>
+              <w:t xml:space="preserve">85.4%</w:t>
             </w:r>
           </w:p>
         </w:tc>
@@ -2871,7 +2871,7 @@
                 <w:sz w:val="18"/>
                 <w:szCs w:val="18"/>
               </w:rPr>
-              <w:t xml:space="preserve">8.87</w:t>
+              <w:t xml:space="preserve">8.88</w:t>
             </w:r>
           </w:p>
         </w:tc>
@@ -2905,7 +2905,7 @@
                 <w:sz w:val="18"/>
                 <w:szCs w:val="18"/>
               </w:rPr>
-              <w:t xml:space="preserve">84.3%</w:t>
+              <w:t xml:space="preserve">84.5%</w:t>
             </w:r>
           </w:p>
         </w:tc>
@@ -2973,7 +2973,7 @@
                 <w:sz w:val="18"/>
                 <w:szCs w:val="18"/>
               </w:rPr>
-              <w:t xml:space="preserve">127</w:t>
+              <w:t xml:space="preserve">129</w:t>
             </w:r>
           </w:p>
         </w:tc>
@@ -3149,7 +3149,7 @@
                 <w:sz w:val="18"/>
                 <w:szCs w:val="18"/>
               </w:rPr>
-              <w:t xml:space="preserve">8.83</w:t>
+              <w:t xml:space="preserve">8.85</w:t>
             </w:r>
           </w:p>
         </w:tc>
@@ -3184,7 +3184,7 @@
                 <w:sz w:val="18"/>
                 <w:szCs w:val="18"/>
               </w:rPr>
-              <w:t xml:space="preserve">81.0%</w:t>
+              <w:t xml:space="preserve">81.4%</w:t>
             </w:r>
           </w:p>
         </w:tc>
@@ -3254,7 +3254,7 @@
                 <w:sz w:val="18"/>
                 <w:szCs w:val="18"/>
               </w:rPr>
-              <w:t xml:space="preserve">58</w:t>
+              <w:t xml:space="preserve">59</w:t>
             </w:r>
           </w:p>
         </w:tc>
@@ -3394,7 +3394,7 @@
                 <w:sz w:val="18"/>
                 <w:szCs w:val="18"/>
               </w:rPr>
-              <w:t xml:space="preserve">川崎日航ホテル</w:t>
+              <w:t xml:space="preserve">リッチモンドホテル東京目白</w:t>
             </w:r>
           </w:p>
         </w:tc>
@@ -3462,7 +3462,7 @@
                 <w:sz w:val="18"/>
                 <w:szCs w:val="18"/>
               </w:rPr>
-              <w:t xml:space="preserve">82.3%</w:t>
+              <w:t xml:space="preserve">87.1%</w:t>
             </w:r>
           </w:p>
         </w:tc>
@@ -3496,7 +3496,7 @@
                 <w:sz w:val="18"/>
                 <w:szCs w:val="18"/>
               </w:rPr>
-              <w:t xml:space="preserve">1.5%</w:t>
+              <w:t xml:space="preserve">2.2%</w:t>
             </w:r>
           </w:p>
         </w:tc>
@@ -3530,7 +3530,7 @@
                 <w:sz w:val="18"/>
                 <w:szCs w:val="18"/>
               </w:rPr>
-              <w:t xml:space="preserve">130</w:t>
+              <w:t xml:space="preserve">139</w:t>
             </w:r>
           </w:p>
         </w:tc>
@@ -3671,7 +3671,7 @@
                 <w:sz w:val="18"/>
                 <w:szCs w:val="18"/>
               </w:rPr>
-              <w:t xml:space="preserve">ホテルケヤキゲート東京府中</w:t>
+              <w:t xml:space="preserve">川崎日航ホテル</w:t>
             </w:r>
           </w:p>
         </w:tc>
@@ -3706,7 +3706,7 @@
                 <w:sz w:val="18"/>
                 <w:szCs w:val="18"/>
               </w:rPr>
-              <w:t xml:space="preserve">8.71</w:t>
+              <w:t xml:space="preserve">8.72</w:t>
             </w:r>
           </w:p>
         </w:tc>
@@ -3741,7 +3741,7 @@
                 <w:sz w:val="18"/>
                 <w:szCs w:val="18"/>
               </w:rPr>
-              <w:t xml:space="preserve">85.7%</w:t>
+              <w:t xml:space="preserve">82.3%</w:t>
             </w:r>
           </w:p>
         </w:tc>
@@ -3776,7 +3776,7 @@
                 <w:sz w:val="18"/>
                 <w:szCs w:val="18"/>
               </w:rPr>
-              <w:t xml:space="preserve">4.1%</w:t>
+              <w:t xml:space="preserve">1.5%</w:t>
             </w:r>
           </w:p>
         </w:tc>
@@ -3811,7 +3811,7 @@
                 <w:sz w:val="18"/>
                 <w:szCs w:val="18"/>
               </w:rPr>
-              <w:t xml:space="preserve">98</w:t>
+              <w:t xml:space="preserve">130</w:t>
             </w:r>
           </w:p>
         </w:tc>
@@ -3951,7 +3951,7 @@
                 <w:sz w:val="18"/>
                 <w:szCs w:val="18"/>
               </w:rPr>
-              <w:t xml:space="preserve">リッチモンドホテル東京目白</w:t>
+              <w:t xml:space="preserve">ホテルケヤキゲート東京府中</w:t>
             </w:r>
           </w:p>
         </w:tc>
@@ -4019,7 +4019,7 @@
                 <w:sz w:val="18"/>
                 <w:szCs w:val="18"/>
               </w:rPr>
-              <w:t xml:space="preserve">86.3%</w:t>
+              <w:t xml:space="preserve">85.7%</w:t>
             </w:r>
           </w:p>
         </w:tc>
@@ -4053,7 +4053,7 @@
                 <w:sz w:val="18"/>
                 <w:szCs w:val="18"/>
               </w:rPr>
-              <w:t xml:space="preserve">2.2%</w:t>
+              <w:t xml:space="preserve">4.1%</w:t>
             </w:r>
           </w:p>
         </w:tc>
@@ -4087,7 +4087,7 @@
                 <w:sz w:val="18"/>
                 <w:szCs w:val="18"/>
               </w:rPr>
-              <w:t xml:space="preserve">139</w:t>
+              <w:t xml:space="preserve">98</w:t>
             </w:r>
           </w:p>
         </w:tc>
@@ -4263,7 +4263,7 @@
                 <w:sz w:val="18"/>
                 <w:szCs w:val="18"/>
               </w:rPr>
-              <w:t xml:space="preserve">8.67</w:t>
+              <w:t xml:space="preserve">8.65</w:t>
             </w:r>
           </w:p>
         </w:tc>
@@ -4820,7 +4820,7 @@
                 <w:sz w:val="18"/>
                 <w:szCs w:val="18"/>
               </w:rPr>
-              <w:t xml:space="preserve">8.28</w:t>
+              <w:t xml:space="preserve">8.29</w:t>
             </w:r>
           </w:p>
         </w:tc>
@@ -4855,7 +4855,7 @@
                 <w:sz w:val="18"/>
                 <w:szCs w:val="18"/>
               </w:rPr>
-              <w:t xml:space="preserve">75.9%</w:t>
+              <w:t xml:space="preserve">76.0%</w:t>
             </w:r>
           </w:p>
         </w:tc>
@@ -4925,7 +4925,7 @@
                 <w:sz w:val="18"/>
                 <w:szCs w:val="18"/>
               </w:rPr>
-              <w:t xml:space="preserve">324</w:t>
+              <w:t xml:space="preserve">325</w:t>
             </w:r>
           </w:p>
         </w:tc>
@@ -5133,7 +5133,7 @@
                 <w:sz w:val="18"/>
                 <w:szCs w:val="18"/>
               </w:rPr>
-              <w:t xml:space="preserve">80.3%</w:t>
+              <w:t xml:space="preserve">79.8%</w:t>
             </w:r>
           </w:p>
         </w:tc>
@@ -5167,7 +5167,7 @@
                 <w:sz w:val="18"/>
                 <w:szCs w:val="18"/>
               </w:rPr>
-              <w:t xml:space="preserve">7.4%</w:t>
+              <w:t xml:space="preserve">7.3%</w:t>
             </w:r>
           </w:p>
         </w:tc>
@@ -5201,7 +5201,7 @@
                 <w:sz w:val="18"/>
                 <w:szCs w:val="18"/>
               </w:rPr>
-              <w:t xml:space="preserve">122</w:t>
+              <w:t xml:space="preserve">124</w:t>
             </w:r>
           </w:p>
         </w:tc>
@@ -5377,7 +5377,7 @@
                 <w:sz w:val="18"/>
                 <w:szCs w:val="18"/>
               </w:rPr>
-              <w:t xml:space="preserve">8.16</w:t>
+              <w:t xml:space="preserve">8.17</w:t>
             </w:r>
           </w:p>
         </w:tc>
@@ -5412,7 +5412,7 @@
                 <w:sz w:val="18"/>
                 <w:szCs w:val="18"/>
               </w:rPr>
-              <w:t xml:space="preserve">69.8%</w:t>
+              <w:t xml:space="preserve">70.3%</w:t>
             </w:r>
           </w:p>
         </w:tc>
@@ -5482,7 +5482,7 @@
                 <w:sz w:val="18"/>
                 <w:szCs w:val="18"/>
               </w:rPr>
-              <w:t xml:space="preserve">63</w:t>
+              <w:t xml:space="preserve">64</w:t>
             </w:r>
           </w:p>
         </w:tc>
@@ -5969,7 +5969,7 @@
                 <w:sz w:val="18"/>
                 <w:szCs w:val="18"/>
               </w:rPr>
-              <w:t xml:space="preserve">67.1%</w:t>
+              <w:t xml:space="preserve">66.4%</w:t>
             </w:r>
           </w:p>
         </w:tc>
@@ -6456,7 +6456,7 @@
                 <w:sz w:val="18"/>
                 <w:szCs w:val="18"/>
               </w:rPr>
-              <w:t xml:space="preserve">コートホテル新横浜</w:t>
+              <w:t xml:space="preserve">チサンホテル浜松町</w:t>
             </w:r>
           </w:p>
         </w:tc>
@@ -6526,7 +6526,7 @@
                 <w:sz w:val="18"/>
                 <w:szCs w:val="18"/>
               </w:rPr>
-              <w:t xml:space="preserve">50.8%</w:t>
+              <w:t xml:space="preserve">57.5%</w:t>
             </w:r>
           </w:p>
         </w:tc>
@@ -6561,7 +6561,7 @@
                 <w:sz w:val="18"/>
                 <w:szCs w:val="18"/>
               </w:rPr>
-              <w:t xml:space="preserve">11.9%</w:t>
+              <w:t xml:space="preserve">17.5%</w:t>
             </w:r>
           </w:p>
         </w:tc>
@@ -6596,7 +6596,7 @@
                 <w:sz w:val="18"/>
                 <w:szCs w:val="18"/>
               </w:rPr>
-              <w:t xml:space="preserve">118</w:t>
+              <w:t xml:space="preserve">80</w:t>
             </w:r>
           </w:p>
         </w:tc>
@@ -6736,7 +6736,7 @@
                 <w:sz w:val="18"/>
                 <w:szCs w:val="18"/>
               </w:rPr>
-              <w:t xml:space="preserve">チサンホテル浜松町</w:t>
+              <w:t xml:space="preserve">コートホテル新横浜</w:t>
             </w:r>
           </w:p>
         </w:tc>
@@ -6770,7 +6770,7 @@
                 <w:sz w:val="18"/>
                 <w:szCs w:val="18"/>
               </w:rPr>
-              <w:t xml:space="preserve">7.09</w:t>
+              <w:t xml:space="preserve">7.12</w:t>
             </w:r>
           </w:p>
         </w:tc>
@@ -6804,7 +6804,7 @@
                 <w:sz w:val="18"/>
                 <w:szCs w:val="18"/>
               </w:rPr>
-              <w:t xml:space="preserve">57.0%</w:t>
+              <w:t xml:space="preserve">50.8%</w:t>
             </w:r>
           </w:p>
         </w:tc>
@@ -6838,7 +6838,7 @@
                 <w:sz w:val="18"/>
                 <w:szCs w:val="18"/>
               </w:rPr>
-              <w:t xml:space="preserve">17.7%</w:t>
+              <w:t xml:space="preserve">11.9%</w:t>
             </w:r>
           </w:p>
         </w:tc>
@@ -6872,7 +6872,7 @@
                 <w:sz w:val="18"/>
                 <w:szCs w:val="18"/>
               </w:rPr>
-              <w:t xml:space="preserve">79</w:t>
+              <w:t xml:space="preserve">118</w:t>
             </w:r>
           </w:p>
         </w:tc>
@@ -7094,7 +7094,7 @@
           <w:sz w:val="21"/>
           <w:szCs w:val="21"/>
         </w:rPr>
-        <w:t xml:space="preserve">最高スコアはコンフォートスイーツ東京ベイ（9.21点）、最低スコアはチサンホテル浜松町（7.09点）です。スコアレンジは2.12点と大きく、ホテル間の品質格差が見られます。清掃品質の標準化が、ポートフォリオ全体の底上げに重要です。</w:t>
+        <w:t xml:space="preserve">最高スコアはコンフォートスイーツ東京ベイ（9.21点）、最低スコアはチサンホテル浜松町（7.12点）です。スコアレンジは2.09点と大きく、ホテル間の品質格差が見られます。清掃品質の標準化が、ポートフォリオ全体の底上げに重要です。</w:t>
       </w:r>
     </w:p>
     <w:p>
@@ -7148,7 +7148,7 @@
           <w:sz w:val="21"/>
           <w:szCs w:val="21"/>
         </w:rPr>
-        <w:t xml:space="preserve">分析対象2389件のレビューのうち、清掃に関するネガティブな言及は合計106件（クレーム率4.4%）でした。業界のベンチマーク（2-3%）を超過しており、組織的な改善が必要です。</w:t>
+        <w:t xml:space="preserve">分析対象2400件のレビューのうち、清掃に関するネガティブな言及は合計106件（クレーム率4.4%）でした。業界のベンチマーク（2-3%）を超過しており、組織的な改善が必要です。</w:t>
       </w:r>
     </w:p>
     <w:p>
@@ -10711,7 +10711,7 @@
                 <w:sz w:val="18"/>
                 <w:szCs w:val="18"/>
               </w:rPr>
-              <w:t xml:space="preserve">8.9</w:t>
+              <w:t xml:space="preserve">8.8</w:t>
             </w:r>
           </w:p>
         </w:tc>
@@ -11340,7 +11340,7 @@
                 <w:sz w:val="18"/>
                 <w:szCs w:val="18"/>
               </w:rPr>
-              <w:t xml:space="preserve">6.6</w:t>
+              <w:t xml:space="preserve">6.5</w:t>
             </w:r>
           </w:p>
         </w:tc>
@@ -11654,7 +11654,7 @@
                 <w:sz w:val="18"/>
                 <w:szCs w:val="18"/>
               </w:rPr>
-              <w:t xml:space="preserve">6.3</w:t>
+              <w:t xml:space="preserve">6.2</w:t>
             </w:r>
           </w:p>
         </w:tc>
@@ -11969,7 +11969,7 @@
                 <w:sz w:val="18"/>
                 <w:szCs w:val="18"/>
               </w:rPr>
-              <w:t xml:space="preserve">5.2</w:t>
+              <w:t xml:space="preserve">5.1</w:t>
             </w:r>
           </w:p>
         </w:tc>
@@ -13155,7 +13155,7 @@
                 <w:sz w:val="18"/>
                 <w:szCs w:val="18"/>
               </w:rPr>
-              <w:t xml:space="preserve">アパホテル相模原橋本駅東</w:t>
+              <w:t xml:space="preserve">ホテルケヤキゲート東京府中</w:t>
             </w:r>
           </w:p>
         </w:tc>
@@ -13190,7 +13190,7 @@
                 <w:sz w:val="18"/>
                 <w:szCs w:val="18"/>
               </w:rPr>
-              <w:t xml:space="preserve">2</w:t>
+              <w:t xml:space="preserve">3</w:t>
             </w:r>
           </w:p>
         </w:tc>
@@ -13225,7 +13225,7 @@
                 <w:sz w:val="18"/>
                 <w:szCs w:val="18"/>
               </w:rPr>
-              <w:t xml:space="preserve">3.2</w:t>
+              <w:t xml:space="preserve">3.1</w:t>
             </w:r>
           </w:p>
         </w:tc>
@@ -13471,7 +13471,7 @@
                 <w:sz w:val="18"/>
                 <w:szCs w:val="18"/>
               </w:rPr>
-              <w:t xml:space="preserve">ホテルケヤキゲート東京府中</w:t>
+              <w:t xml:space="preserve">アパホテル相模原橋本駅東</w:t>
             </w:r>
           </w:p>
         </w:tc>
@@ -13505,7 +13505,7 @@
                 <w:sz w:val="18"/>
                 <w:szCs w:val="18"/>
               </w:rPr>
-              <w:t xml:space="preserve">3</w:t>
+              <w:t xml:space="preserve">2</w:t>
             </w:r>
           </w:p>
         </w:tc>
@@ -14165,7 +14165,7 @@
                 <w:sz w:val="18"/>
                 <w:szCs w:val="18"/>
               </w:rPr>
-              <w:t xml:space="preserve">1.9</w:t>
+              <w:t xml:space="preserve">1.8</w:t>
             </w:r>
           </w:p>
         </w:tc>
@@ -16352,7 +16352,7 @@
           <w:sz w:val="21"/>
           <w:szCs w:val="21"/>
         </w:rPr>
-        <w:t xml:space="preserve">現状スコア：7.09点 → 目標スコア：8点</w:t>
+        <w:t xml:space="preserve">現状スコア：7.12点 → 目標スコア：8点</w:t>
       </w:r>
     </w:p>
     <w:p>
@@ -17269,7 +17269,7 @@
           <w:sz w:val="22"/>
           <w:szCs w:val="22"/>
         </w:rPr>
-        <w:t xml:space="preserve">【HIGH】ホテルコメント横浜関内（8.87点 → 9.2点）</w:t>
+        <w:t xml:space="preserve">【HIGH】ホテルコメント横浜関内（8.88点 → 9.2点）</w:t>
       </w:r>
     </w:p>
     <w:p>
@@ -17396,7 +17396,7 @@
           <w:sz w:val="22"/>
           <w:szCs w:val="22"/>
         </w:rPr>
-        <w:t xml:space="preserve">【HIGH】ダイワロイネットホテル東京大崎（8.83点 → 9.1点）</w:t>
+        <w:t xml:space="preserve">【HIGH】ダイワロイネットホテル東京大崎（8.85点 → 9.2点）</w:t>
       </w:r>
     </w:p>
     <w:p>
@@ -17539,7 +17539,7 @@
           <w:sz w:val="21"/>
           <w:szCs w:val="21"/>
         </w:rPr>
-        <w:t xml:space="preserve">STANDARDホテル（9件）：川崎日航ホテル、ハートンホテル東品川、コンフォートホテル成田、アパホテル相模原橋本駅東、ホテルケヤキゲート東京府中、リッチモンドホテル東京目白、変なホテル東京羽田、第一イン池袋、コンフォートホテルERA東京東神田</w:t>
+        <w:t xml:space="preserve">STANDARDホテル（9件）：川崎日航ホテル、ハートンホテル東品川、コンフォートホテル成田、ホテルケヤキゲート東京府中、アパホテル相模原橋本駅東、リッチモンドホテル東京目白、変なホテル東京羽田、第一イン池袋、コンフォートホテルERA東京東神田</w:t>
       </w:r>
     </w:p>
     <w:p>
@@ -18867,7 +18867,7 @@
                 <w:sz w:val="18"/>
                 <w:szCs w:val="18"/>
               </w:rPr>
-              <w:t xml:space="preserve">78.7%</w:t>
+              <w:t xml:space="preserve">78.8%</w:t>
             </w:r>
           </w:p>
         </w:tc>
@@ -18901,7 +18901,7 @@
                 <w:sz w:val="18"/>
                 <w:szCs w:val="18"/>
               </w:rPr>
-              <w:t xml:space="preserve">83.7%以上</w:t>
+              <w:t xml:space="preserve">83.8%以上</w:t>
             </w:r>
           </w:p>
         </w:tc>
@@ -20065,7 +20065,7 @@
                 <w:sz w:val="18"/>
                 <w:szCs w:val="18"/>
               </w:rPr>
-              <w:t xml:space="preserve">7.09</w:t>
+              <w:t xml:space="preserve">7.12</w:t>
             </w:r>
           </w:p>
         </w:tc>
@@ -20135,7 +20135,7 @@
                 <w:sz w:val="18"/>
                 <w:szCs w:val="18"/>
               </w:rPr>
-              <w:t xml:space="preserve">8.9%</w:t>
+              <w:t xml:space="preserve">8.8%</w:t>
             </w:r>
           </w:p>
         </w:tc>
@@ -20170,7 +20170,7 @@
                 <w:sz w:val="18"/>
                 <w:szCs w:val="18"/>
               </w:rPr>
-              <w:t xml:space="preserve">2.7%</w:t>
+              <w:t xml:space="preserve">2.6%</w:t>
             </w:r>
           </w:p>
         </w:tc>
@@ -20554,7 +20554,7 @@
                 <w:sz w:val="18"/>
                 <w:szCs w:val="18"/>
               </w:rPr>
-              <w:t xml:space="preserve">6.6%</w:t>
+              <w:t xml:space="preserve">6.5%</w:t>
             </w:r>
           </w:p>
         </w:tc>
@@ -20589,7 +20589,7 @@
                 <w:sz w:val="18"/>
                 <w:szCs w:val="18"/>
               </w:rPr>
-              <w:t xml:space="preserve">2.0%</w:t>
+              <w:t xml:space="preserve">1.9%</w:t>
             </w:r>
           </w:p>
         </w:tc>
@@ -20694,7 +20694,7 @@
                 <w:sz w:val="18"/>
                 <w:szCs w:val="18"/>
               </w:rPr>
-              <w:t xml:space="preserve">8.87</w:t>
+              <w:t xml:space="preserve">8.88</w:t>
             </w:r>
           </w:p>
         </w:tc>
@@ -20762,7 +20762,7 @@
                 <w:sz w:val="18"/>
                 <w:szCs w:val="18"/>
               </w:rPr>
-              <w:t xml:space="preserve">6.3%</w:t>
+              <w:t xml:space="preserve">6.2%</w:t>
             </w:r>
           </w:p>
         </w:tc>
@@ -20903,7 +20903,7 @@
                 <w:sz w:val="18"/>
                 <w:szCs w:val="18"/>
               </w:rPr>
-              <w:t xml:space="preserve">8.83</w:t>
+              <w:t xml:space="preserve">8.85</w:t>
             </w:r>
           </w:p>
         </w:tc>
@@ -20973,7 +20973,7 @@
                 <w:sz w:val="18"/>
                 <w:szCs w:val="18"/>
               </w:rPr>
-              <w:t xml:space="preserve">5.2%</w:t>
+              <w:t xml:space="preserve">5.1%</w:t>
             </w:r>
           </w:p>
         </w:tc>
@@ -21008,7 +21008,7 @@
                 <w:sz w:val="18"/>
                 <w:szCs w:val="18"/>
               </w:rPr>
-              <w:t xml:space="preserve">1.6%</w:t>
+              <w:t xml:space="preserve">1.5%</w:t>
             </w:r>
           </w:p>
         </w:tc>
@@ -22203,7 +22203,7 @@
                 <w:sz w:val="21"/>
                 <w:szCs w:val="21"/>
               </w:rPr>
-              <w:t xml:space="preserve">本レポートは、2389件のゲスト口コミデータに基づき、PRIMECHANGEポートフォリオ全19ホテルの清掃品質を分析したものです。データに基づく優先順位付けと段階的な改善施策により、ポートフォリオ全体の顧客満足度向上とRevPAR改善を実現することが可能です。</w:t>
+              <w:t xml:space="preserve">本レポートは、2400件のゲスト口コミデータに基づき、PRIMECHANGEポートフォリオ全19ホテルの清掃品質を分析したものです。データに基づく優先順位付けと段階的な改善施策により、ポートフォリオ全体の顧客満足度向上とRevPAR改善を実現することが可能です。</w:t>
             </w:r>
           </w:p>
           <w:p>

--- a/納品レポート/PRIMECHANGE戦略レポート/PRIMECHANGE_清掃戦略レポート.docx
+++ b/納品レポート/PRIMECHANGE戦略レポート/PRIMECHANGE_清掃戦略レポート.docx
@@ -79,7 +79,7 @@
           <w:sz w:val="22"/>
           <w:szCs w:val="22"/>
         </w:rPr>
-        <w:t xml:space="preserve">作成日：2026年3月26日</w:t>
+        <w:t xml:space="preserve">作成日：2026年3月27日</w:t>
       </w:r>
     </w:p>
     <w:p>
@@ -202,7 +202,7 @@
           <w:sz w:val="21"/>
           <w:szCs w:val="21"/>
         </w:rPr>
-        <w:t xml:space="preserve">ポートフォリオ全体（19ホテル、2400件のレビュー）を分析した結果、ポートフォリオ平均スコアは8.41点（10点換算）、清掃関連クレーム率は4.4%でした。以下に主要な発見事項と提案の概要をまとめます。</w:t>
+        <w:t xml:space="preserve">ポートフォリオ全体（19ホテル、2426件のレビュー）を分析した結果、ポートフォリオ平均スコアは8.41点（10点換算）、清掃関連クレーム率は4.3%でした。以下に主要な発見事項と提案の概要をまとめます。</w:t>
       </w:r>
     </w:p>
     <w:p>
@@ -323,7 +323,7 @@
                 <w:sz w:val="36"/>
                 <w:szCs w:val="36"/>
               </w:rPr>
-              <w:t xml:space="preserve">78.8%</w:t>
+              <w:t xml:space="preserve">78.7%</w:t>
             </w:r>
           </w:p>
         </w:tc>
@@ -372,7 +372,7 @@
                 <w:sz w:val="36"/>
                 <w:szCs w:val="36"/>
               </w:rPr>
-              <w:t xml:space="preserve">4.4%</w:t>
+              <w:t xml:space="preserve">4.3%</w:t>
             </w:r>
           </w:p>
         </w:tc>
@@ -421,7 +421,7 @@
                 <w:sz w:val="36"/>
                 <w:szCs w:val="36"/>
               </w:rPr>
-              <w:t xml:space="preserve">2400件</w:t>
+              <w:t xml:space="preserve">2426件</w:t>
             </w:r>
           </w:p>
         </w:tc>
@@ -503,7 +503,7 @@
                 <w:sz w:val="20"/>
                 <w:szCs w:val="20"/>
               </w:rPr>
-              <w:t xml:space="preserve">上位5ホテルの平均スコアは8.7点超。コンフォートスイーツ東京ベイ(9.21点)がポートフォリオ最高評価</w:t>
+              <w:t xml:space="preserve">上位5ホテルの平均スコアは8.7点超。コンフォートスイーツ東京ベイ(9.2点)がポートフォリオ最高評価</w:t>
             </w:r>
           </w:p>
           <w:p>
@@ -528,7 +528,7 @@
                 <w:sz w:val="20"/>
                 <w:szCs w:val="20"/>
               </w:rPr>
-              <w:t xml:space="preserve">5ホテルがURGENT（緊急対応）に分類。清掃関連クレーム率4.4%（業界平均2-3%を超過）</w:t>
+              <w:t xml:space="preserve">5ホテルがURGENT（緊急対応）に分類。清掃関連クレーム率4.3%（業界平均2-3%を超過）</w:t>
             </w:r>
           </w:p>
           <w:p>
@@ -838,7 +838,7 @@
                 <w:sz w:val="18"/>
                 <w:szCs w:val="18"/>
               </w:rPr>
-              <w:t xml:space="preserve">7.12-7.83</w:t>
+              <w:t xml:space="preserve">7.04-7.88</w:t>
             </w:r>
           </w:p>
         </w:tc>
@@ -943,7 +943,7 @@
                 <w:sz w:val="18"/>
                 <w:szCs w:val="18"/>
               </w:rPr>
-              <w:t xml:space="preserve">3</w:t>
+              <w:t xml:space="preserve">2</w:t>
             </w:r>
           </w:p>
         </w:tc>
@@ -1011,7 +1011,7 @@
                 <w:sz w:val="18"/>
                 <w:szCs w:val="18"/>
               </w:rPr>
-              <w:t xml:space="preserve">清掃品質全般、臭気・異臭、カビ・モールド</w:t>
+              <w:t xml:space="preserve">臭気・異臭、清掃品質全般、カビ・モールド</w:t>
             </w:r>
           </w:p>
         </w:tc>
@@ -1082,7 +1082,7 @@
                 <w:sz w:val="18"/>
                 <w:szCs w:val="18"/>
               </w:rPr>
-              <w:t xml:space="preserve">9</w:t>
+              <w:t xml:space="preserve">10</w:t>
             </w:r>
           </w:p>
         </w:tc>
@@ -1116,7 +1116,7 @@
                 <w:sz w:val="18"/>
                 <w:szCs w:val="18"/>
               </w:rPr>
-              <w:t xml:space="preserve">8.17-9.16</w:t>
+              <w:t xml:space="preserve">8.17-9.18</w:t>
             </w:r>
           </w:p>
         </w:tc>
@@ -1255,7 +1255,7 @@
                 <w:sz w:val="18"/>
                 <w:szCs w:val="18"/>
               </w:rPr>
-              <w:t xml:space="preserve">9.13-9.21</w:t>
+              <w:t xml:space="preserve">9.15-9.20</w:t>
             </w:r>
           </w:p>
         </w:tc>
@@ -1346,7 +1346,7 @@
           <w:sz w:val="21"/>
           <w:szCs w:val="21"/>
         </w:rPr>
-        <w:t xml:space="preserve">19ホテルの口コミスコアを10点換算で比較しました。ポートフォリオ平均は8.41点、中央値は8.65点です。</w:t>
+        <w:t xml:space="preserve">19ホテルの口コミスコアを10点換算で比較しました。ポートフォリオ平均は8.41点、中央値は8.59点です。</w:t>
       </w:r>
     </w:p>
     <w:p>
@@ -1757,7 +1757,7 @@
                 <w:sz w:val="18"/>
                 <w:szCs w:val="18"/>
               </w:rPr>
-              <w:t xml:space="preserve">9.21</w:t>
+              <w:t xml:space="preserve">9.20</w:t>
             </w:r>
           </w:p>
         </w:tc>
@@ -2035,7 +2035,7 @@
                 <w:sz w:val="18"/>
                 <w:szCs w:val="18"/>
               </w:rPr>
-              <w:t xml:space="preserve">9.16</w:t>
+              <w:t xml:space="preserve">9.18</w:t>
             </w:r>
           </w:p>
         </w:tc>
@@ -2070,7 +2070,7 @@
                 <w:sz w:val="18"/>
                 <w:szCs w:val="18"/>
               </w:rPr>
-              <w:t xml:space="preserve">91.4%</w:t>
+              <w:t xml:space="preserve">91.5%</w:t>
             </w:r>
           </w:p>
         </w:tc>
@@ -2140,7 +2140,7 @@
                 <w:sz w:val="18"/>
                 <w:szCs w:val="18"/>
               </w:rPr>
-              <w:t xml:space="preserve">128</w:t>
+              <w:t xml:space="preserve">130</w:t>
             </w:r>
           </w:p>
         </w:tc>
@@ -2314,7 +2314,7 @@
                 <w:sz w:val="18"/>
                 <w:szCs w:val="18"/>
               </w:rPr>
-              <w:t xml:space="preserve">9.13</w:t>
+              <w:t xml:space="preserve">9.15</w:t>
             </w:r>
           </w:p>
         </w:tc>
@@ -2348,7 +2348,7 @@
                 <w:sz w:val="18"/>
                 <w:szCs w:val="18"/>
               </w:rPr>
-              <w:t xml:space="preserve">89.9%</w:t>
+              <w:t xml:space="preserve">90.1%</w:t>
             </w:r>
           </w:p>
         </w:tc>
@@ -2416,7 +2416,7 @@
                 <w:sz w:val="18"/>
                 <w:szCs w:val="18"/>
               </w:rPr>
-              <w:t xml:space="preserve">129</w:t>
+              <w:t xml:space="preserve">131</w:t>
             </w:r>
           </w:p>
         </w:tc>
@@ -2592,7 +2592,7 @@
                 <w:sz w:val="18"/>
                 <w:szCs w:val="18"/>
               </w:rPr>
-              <w:t xml:space="preserve">8.89</w:t>
+              <w:t xml:space="preserve">8.90</w:t>
             </w:r>
           </w:p>
         </w:tc>
@@ -2627,7 +2627,7 @@
                 <w:sz w:val="18"/>
                 <w:szCs w:val="18"/>
               </w:rPr>
-              <w:t xml:space="preserve">85.4%</w:t>
+              <w:t xml:space="preserve">86.2%</w:t>
             </w:r>
           </w:p>
         </w:tc>
@@ -2905,7 +2905,7 @@
                 <w:sz w:val="18"/>
                 <w:szCs w:val="18"/>
               </w:rPr>
-              <w:t xml:space="preserve">84.5%</w:t>
+              <w:t xml:space="preserve">84.4%</w:t>
             </w:r>
           </w:p>
         </w:tc>
@@ -2973,7 +2973,7 @@
                 <w:sz w:val="18"/>
                 <w:szCs w:val="18"/>
               </w:rPr>
-              <w:t xml:space="preserve">129</w:t>
+              <w:t xml:space="preserve">128</w:t>
             </w:r>
           </w:p>
         </w:tc>
@@ -3149,7 +3149,7 @@
                 <w:sz w:val="18"/>
                 <w:szCs w:val="18"/>
               </w:rPr>
-              <w:t xml:space="preserve">8.85</w:t>
+              <w:t xml:space="preserve">8.87</w:t>
             </w:r>
           </w:p>
         </w:tc>
@@ -3184,7 +3184,7 @@
                 <w:sz w:val="18"/>
                 <w:szCs w:val="18"/>
               </w:rPr>
-              <w:t xml:space="preserve">81.4%</w:t>
+              <w:t xml:space="preserve">81.7%</w:t>
             </w:r>
           </w:p>
         </w:tc>
@@ -3254,7 +3254,7 @@
                 <w:sz w:val="18"/>
                 <w:szCs w:val="18"/>
               </w:rPr>
-              <w:t xml:space="preserve">59</w:t>
+              <w:t xml:space="preserve">60</w:t>
             </w:r>
           </w:p>
         </w:tc>
@@ -3302,29 +3302,29 @@
               <w:bottom w:val="single" w:color="CCCCCC" w:sz="1"/>
               <w:right w:val="single" w:color="CCCCCC" w:sz="1"/>
             </w:tcBorders>
-            <w:shd w:fill="FFF3E0" w:val="clear"/>
-            <w:tcMar>
-              <w:top w:type="dxa" w:w="80"/>
-              <w:left w:type="dxa" w:w="120"/>
-              <w:bottom w:type="dxa" w:w="80"/>
-              <w:right w:type="dxa" w:w="120"/>
-            </w:tcMar>
-            <w:vAlign w:val="center"/>
-          </w:tcPr>
-          <w:p>
-            <w:pPr>
-              <w:jc w:val="center"/>
-            </w:pPr>
-            <w:r>
-              <w:rPr>
-                <w:rFonts w:ascii="Arial" w:cs="Arial" w:eastAsia="Arial" w:hAnsi="Arial"/>
-                <w:b/>
-                <w:bCs/>
-                <w:color w:val="FF9800"/>
-                <w:sz w:val="18"/>
-                <w:szCs w:val="18"/>
-              </w:rPr>
-              <w:t xml:space="preserve">HIGH</w:t>
+            <w:shd w:fill="E3F2FD" w:val="clear"/>
+            <w:tcMar>
+              <w:top w:type="dxa" w:w="80"/>
+              <w:left w:type="dxa" w:w="120"/>
+              <w:bottom w:type="dxa" w:w="80"/>
+              <w:right w:type="dxa" w:w="120"/>
+            </w:tcMar>
+            <w:vAlign w:val="center"/>
+          </w:tcPr>
+          <w:p>
+            <w:pPr>
+              <w:jc w:val="center"/>
+            </w:pPr>
+            <w:r>
+              <w:rPr>
+                <w:rFonts w:ascii="Arial" w:cs="Arial" w:eastAsia="Arial" w:hAnsi="Arial"/>
+                <w:b/>
+                <w:bCs/>
+                <w:color w:val="2196F3"/>
+                <w:sz w:val="18"/>
+                <w:szCs w:val="18"/>
+              </w:rPr>
+              <w:t xml:space="preserve">STANDARD</w:t>
             </w:r>
           </w:p>
         </w:tc>
@@ -3394,7 +3394,7 @@
                 <w:sz w:val="18"/>
                 <w:szCs w:val="18"/>
               </w:rPr>
-              <w:t xml:space="preserve">リッチモンドホテル東京目白</w:t>
+              <w:t xml:space="preserve">ホテルケヤキゲート東京府中</w:t>
             </w:r>
           </w:p>
         </w:tc>
@@ -3428,7 +3428,7 @@
                 <w:sz w:val="18"/>
                 <w:szCs w:val="18"/>
               </w:rPr>
-              <w:t xml:space="preserve">8.72</w:t>
+              <w:t xml:space="preserve">8.74</w:t>
             </w:r>
           </w:p>
         </w:tc>
@@ -3462,7 +3462,7 @@
                 <w:sz w:val="18"/>
                 <w:szCs w:val="18"/>
               </w:rPr>
-              <w:t xml:space="preserve">87.1%</w:t>
+              <w:t xml:space="preserve">86.0%</w:t>
             </w:r>
           </w:p>
         </w:tc>
@@ -3496,7 +3496,7 @@
                 <w:sz w:val="18"/>
                 <w:szCs w:val="18"/>
               </w:rPr>
-              <w:t xml:space="preserve">2.2%</w:t>
+              <w:t xml:space="preserve">4.0%</w:t>
             </w:r>
           </w:p>
         </w:tc>
@@ -3530,7 +3530,7 @@
                 <w:sz w:val="18"/>
                 <w:szCs w:val="18"/>
               </w:rPr>
-              <w:t xml:space="preserve">139</w:t>
+              <w:t xml:space="preserve">100</w:t>
             </w:r>
           </w:p>
         </w:tc>
@@ -3671,7 +3671,7 @@
                 <w:sz w:val="18"/>
                 <w:szCs w:val="18"/>
               </w:rPr>
-              <w:t xml:space="preserve">川崎日航ホテル</w:t>
+              <w:t xml:space="preserve">リッチモンドホテル東京目白</w:t>
             </w:r>
           </w:p>
         </w:tc>
@@ -3741,7 +3741,7 @@
                 <w:sz w:val="18"/>
                 <w:szCs w:val="18"/>
               </w:rPr>
-              <w:t xml:space="preserve">82.3%</w:t>
+              <w:t xml:space="preserve">86.4%</w:t>
             </w:r>
           </w:p>
         </w:tc>
@@ -3776,7 +3776,7 @@
                 <w:sz w:val="18"/>
                 <w:szCs w:val="18"/>
               </w:rPr>
-              <w:t xml:space="preserve">1.5%</w:t>
+              <w:t xml:space="preserve">2.1%</w:t>
             </w:r>
           </w:p>
         </w:tc>
@@ -3811,7 +3811,7 @@
                 <w:sz w:val="18"/>
                 <w:szCs w:val="18"/>
               </w:rPr>
-              <w:t xml:space="preserve">130</w:t>
+              <w:t xml:space="preserve">140</w:t>
             </w:r>
           </w:p>
         </w:tc>
@@ -3951,7 +3951,7 @@
                 <w:sz w:val="18"/>
                 <w:szCs w:val="18"/>
               </w:rPr>
-              <w:t xml:space="preserve">ホテルケヤキゲート東京府中</w:t>
+              <w:t xml:space="preserve">川崎日航ホテル</w:t>
             </w:r>
           </w:p>
         </w:tc>
@@ -3985,7 +3985,7 @@
                 <w:sz w:val="18"/>
                 <w:szCs w:val="18"/>
               </w:rPr>
-              <w:t xml:space="preserve">8.71</w:t>
+              <w:t xml:space="preserve">8.72</w:t>
             </w:r>
           </w:p>
         </w:tc>
@@ -4019,7 +4019,7 @@
                 <w:sz w:val="18"/>
                 <w:szCs w:val="18"/>
               </w:rPr>
-              <w:t xml:space="preserve">85.7%</w:t>
+              <w:t xml:space="preserve">82.3%</w:t>
             </w:r>
           </w:p>
         </w:tc>
@@ -4053,7 +4053,7 @@
                 <w:sz w:val="18"/>
                 <w:szCs w:val="18"/>
               </w:rPr>
-              <w:t xml:space="preserve">4.1%</w:t>
+              <w:t xml:space="preserve">1.5%</w:t>
             </w:r>
           </w:p>
         </w:tc>
@@ -4087,7 +4087,7 @@
                 <w:sz w:val="18"/>
                 <w:szCs w:val="18"/>
               </w:rPr>
-              <w:t xml:space="preserve">98</w:t>
+              <w:t xml:space="preserve">130</w:t>
             </w:r>
           </w:p>
         </w:tc>
@@ -4263,7 +4263,7 @@
                 <w:sz w:val="18"/>
                 <w:szCs w:val="18"/>
               </w:rPr>
-              <w:t xml:space="preserve">8.65</w:t>
+              <w:t xml:space="preserve">8.59</w:t>
             </w:r>
           </w:p>
         </w:tc>
@@ -4298,7 +4298,7 @@
                 <w:sz w:val="18"/>
                 <w:szCs w:val="18"/>
               </w:rPr>
-              <w:t xml:space="preserve">83.3%</w:t>
+              <w:t xml:space="preserve">82.7%</w:t>
             </w:r>
           </w:p>
         </w:tc>
@@ -4333,7 +4333,7 @@
                 <w:sz w:val="18"/>
                 <w:szCs w:val="18"/>
               </w:rPr>
-              <w:t xml:space="preserve">0.7%</w:t>
+              <w:t xml:space="preserve">1.4%</w:t>
             </w:r>
           </w:p>
         </w:tc>
@@ -4368,7 +4368,7 @@
                 <w:sz w:val="18"/>
                 <w:szCs w:val="18"/>
               </w:rPr>
-              <w:t xml:space="preserve">138</w:t>
+              <w:t xml:space="preserve">139</w:t>
             </w:r>
           </w:p>
         </w:tc>
@@ -4542,7 +4542,7 @@
                 <w:sz w:val="18"/>
                 <w:szCs w:val="18"/>
               </w:rPr>
-              <w:t xml:space="preserve">8.53</w:t>
+              <w:t xml:space="preserve">8.50</w:t>
             </w:r>
           </w:p>
         </w:tc>
@@ -4576,7 +4576,7 @@
                 <w:sz w:val="18"/>
                 <w:szCs w:val="18"/>
               </w:rPr>
-              <w:t xml:space="preserve">79.9%</w:t>
+              <w:t xml:space="preserve">79.4%</w:t>
             </w:r>
           </w:p>
         </w:tc>
@@ -4610,7 +4610,7 @@
                 <w:sz w:val="18"/>
                 <w:szCs w:val="18"/>
               </w:rPr>
-              <w:t xml:space="preserve">3.0%</w:t>
+              <w:t xml:space="preserve">2.9%</w:t>
             </w:r>
           </w:p>
         </w:tc>
@@ -4644,7 +4644,7 @@
                 <w:sz w:val="18"/>
                 <w:szCs w:val="18"/>
               </w:rPr>
-              <w:t xml:space="preserve">134</w:t>
+              <w:t xml:space="preserve">136</w:t>
             </w:r>
           </w:p>
         </w:tc>
@@ -4820,7 +4820,7 @@
                 <w:sz w:val="18"/>
                 <w:szCs w:val="18"/>
               </w:rPr>
-              <w:t xml:space="preserve">8.29</w:t>
+              <w:t xml:space="preserve">8.28</w:t>
             </w:r>
           </w:p>
         </w:tc>
@@ -4890,7 +4890,7 @@
                 <w:sz w:val="18"/>
                 <w:szCs w:val="18"/>
               </w:rPr>
-              <w:t xml:space="preserve">2.8%</w:t>
+              <w:t xml:space="preserve">3.3%</w:t>
             </w:r>
           </w:p>
         </w:tc>
@@ -4925,7 +4925,7 @@
                 <w:sz w:val="18"/>
                 <w:szCs w:val="18"/>
               </w:rPr>
-              <w:t xml:space="preserve">325</w:t>
+              <w:t xml:space="preserve">334</w:t>
             </w:r>
           </w:p>
         </w:tc>
@@ -5133,7 +5133,7 @@
                 <w:sz w:val="18"/>
                 <w:szCs w:val="18"/>
               </w:rPr>
-              <w:t xml:space="preserve">79.8%</w:t>
+              <w:t xml:space="preserve">79.7%</w:t>
             </w:r>
           </w:p>
         </w:tc>
@@ -5167,7 +5167,7 @@
                 <w:sz w:val="18"/>
                 <w:szCs w:val="18"/>
               </w:rPr>
-              <w:t xml:space="preserve">7.3%</w:t>
+              <w:t xml:space="preserve">7.0%</w:t>
             </w:r>
           </w:p>
         </w:tc>
@@ -5201,7 +5201,7 @@
                 <w:sz w:val="18"/>
                 <w:szCs w:val="18"/>
               </w:rPr>
-              <w:t xml:space="preserve">124</w:t>
+              <w:t xml:space="preserve">128</w:t>
             </w:r>
           </w:p>
         </w:tc>
@@ -5656,7 +5656,7 @@
                 <w:sz w:val="18"/>
                 <w:szCs w:val="18"/>
               </w:rPr>
-              <w:t xml:space="preserve">7.83</w:t>
+              <w:t xml:space="preserve">7.88</w:t>
             </w:r>
           </w:p>
         </w:tc>
@@ -5690,7 +5690,7 @@
                 <w:sz w:val="18"/>
                 <w:szCs w:val="18"/>
               </w:rPr>
-              <w:t xml:space="preserve">67.6%</w:t>
+              <w:t xml:space="preserve">68.3%</w:t>
             </w:r>
           </w:p>
         </w:tc>
@@ -5724,7 +5724,7 @@
                 <w:sz w:val="18"/>
                 <w:szCs w:val="18"/>
               </w:rPr>
-              <w:t xml:space="preserve">10.8%</w:t>
+              <w:t xml:space="preserve">10.1%</w:t>
             </w:r>
           </w:p>
         </w:tc>
@@ -5934,7 +5934,7 @@
                 <w:sz w:val="18"/>
                 <w:szCs w:val="18"/>
               </w:rPr>
-              <w:t xml:space="preserve">7.43</w:t>
+              <w:t xml:space="preserve">7.46</w:t>
             </w:r>
           </w:p>
         </w:tc>
@@ -6004,7 +6004,7 @@
                 <w:sz w:val="18"/>
                 <w:szCs w:val="18"/>
               </w:rPr>
-              <w:t xml:space="preserve">14.0%</w:t>
+              <w:t xml:space="preserve">13.3%</w:t>
             </w:r>
           </w:p>
         </w:tc>
@@ -6456,7 +6456,7 @@
                 <w:sz w:val="18"/>
                 <w:szCs w:val="18"/>
               </w:rPr>
-              <w:t xml:space="preserve">チサンホテル浜松町</w:t>
+              <w:t xml:space="preserve">コートホテル新横浜</w:t>
             </w:r>
           </w:p>
         </w:tc>
@@ -6526,7 +6526,7 @@
                 <w:sz w:val="18"/>
                 <w:szCs w:val="18"/>
               </w:rPr>
-              <w:t xml:space="preserve">57.5%</w:t>
+              <w:t xml:space="preserve">50.8%</w:t>
             </w:r>
           </w:p>
         </w:tc>
@@ -6561,7 +6561,7 @@
                 <w:sz w:val="18"/>
                 <w:szCs w:val="18"/>
               </w:rPr>
-              <w:t xml:space="preserve">17.5%</w:t>
+              <w:t xml:space="preserve">11.9%</w:t>
             </w:r>
           </w:p>
         </w:tc>
@@ -6596,7 +6596,7 @@
                 <w:sz w:val="18"/>
                 <w:szCs w:val="18"/>
               </w:rPr>
-              <w:t xml:space="preserve">80</w:t>
+              <w:t xml:space="preserve">118</w:t>
             </w:r>
           </w:p>
         </w:tc>
@@ -6736,7 +6736,7 @@
                 <w:sz w:val="18"/>
                 <w:szCs w:val="18"/>
               </w:rPr>
-              <w:t xml:space="preserve">コートホテル新横浜</w:t>
+              <w:t xml:space="preserve">チサンホテル浜松町</w:t>
             </w:r>
           </w:p>
         </w:tc>
@@ -6770,7 +6770,7 @@
                 <w:sz w:val="18"/>
                 <w:szCs w:val="18"/>
               </w:rPr>
-              <w:t xml:space="preserve">7.12</w:t>
+              <w:t xml:space="preserve">7.04</w:t>
             </w:r>
           </w:p>
         </w:tc>
@@ -6804,7 +6804,7 @@
                 <w:sz w:val="18"/>
                 <w:szCs w:val="18"/>
               </w:rPr>
-              <w:t xml:space="preserve">50.8%</w:t>
+              <w:t xml:space="preserve">56.6%</w:t>
             </w:r>
           </w:p>
         </w:tc>
@@ -6838,7 +6838,7 @@
                 <w:sz w:val="18"/>
                 <w:szCs w:val="18"/>
               </w:rPr>
-              <w:t xml:space="preserve">11.9%</w:t>
+              <w:t xml:space="preserve">19.3%</w:t>
             </w:r>
           </w:p>
         </w:tc>
@@ -6872,7 +6872,7 @@
                 <w:sz w:val="18"/>
                 <w:szCs w:val="18"/>
               </w:rPr>
-              <w:t xml:space="preserve">118</w:t>
+              <w:t xml:space="preserve">83</w:t>
             </w:r>
           </w:p>
         </w:tc>
@@ -7094,7 +7094,7 @@
           <w:sz w:val="21"/>
           <w:szCs w:val="21"/>
         </w:rPr>
-        <w:t xml:space="preserve">最高スコアはコンフォートスイーツ東京ベイ（9.21点）、最低スコアはチサンホテル浜松町（7.12点）です。スコアレンジは2.09点と大きく、ホテル間の品質格差が見られます。清掃品質の標準化が、ポートフォリオ全体の底上げに重要です。</w:t>
+        <w:t xml:space="preserve">最高スコアはコンフォートスイーツ東京ベイ（9.2点）、最低スコアはチサンホテル浜松町（7.04点）です。スコアレンジは2.16点と大きく、ホテル間の品質格差が見られます。清掃品質の標準化が、ポートフォリオ全体の底上げに重要です。</w:t>
       </w:r>
     </w:p>
     <w:p>
@@ -7148,7 +7148,7 @@
           <w:sz w:val="21"/>
           <w:szCs w:val="21"/>
         </w:rPr>
-        <w:t xml:space="preserve">分析対象2400件のレビューのうち、清掃に関するネガティブな言及は合計106件（クレーム率4.4%）でした。業界のベンチマーク（2-3%）を超過しており、組織的な改善が必要です。</w:t>
+        <w:t xml:space="preserve">分析対象2426件のレビューのうち、清掃に関するネガティブな言及は合計105件（クレーム率4.3%）でした。業界のベンチマーク（2-3%）を超過しており、組織的な改善が必要です。</w:t>
       </w:r>
     </w:p>
     <w:p>
@@ -7434,7 +7434,7 @@
                 <w:sz w:val="18"/>
                 <w:szCs w:val="18"/>
               </w:rPr>
-              <w:t xml:space="preserve">66</w:t>
+              <w:t xml:space="preserve">65</w:t>
             </w:r>
           </w:p>
         </w:tc>
@@ -7536,7 +7536,7 @@
                 <w:sz w:val="18"/>
                 <w:szCs w:val="18"/>
               </w:rPr>
-              <w:t xml:space="preserve">62.3%</w:t>
+              <w:t xml:space="preserve">61.9%</w:t>
             </w:r>
           </w:p>
         </w:tc>
@@ -7713,7 +7713,7 @@
                 <w:sz w:val="18"/>
                 <w:szCs w:val="18"/>
               </w:rPr>
-              <w:t xml:space="preserve">22.6%</w:t>
+              <w:t xml:space="preserve">22.9%</w:t>
             </w:r>
           </w:p>
         </w:tc>
@@ -7885,7 +7885,7 @@
                 <w:sz w:val="18"/>
                 <w:szCs w:val="18"/>
               </w:rPr>
-              <w:t xml:space="preserve">11.3%</w:t>
+              <w:t xml:space="preserve">11.4%</w:t>
             </w:r>
           </w:p>
         </w:tc>
@@ -8062,7 +8062,7 @@
                 <w:sz w:val="18"/>
                 <w:szCs w:val="18"/>
               </w:rPr>
-              <w:t xml:space="preserve">9.4%</w:t>
+              <w:t xml:space="preserve">9.5%</w:t>
             </w:r>
           </w:p>
         </w:tc>
@@ -8234,7 +8234,7 @@
                 <w:sz w:val="18"/>
                 <w:szCs w:val="18"/>
               </w:rPr>
-              <w:t xml:space="preserve">9.4%</w:t>
+              <w:t xml:space="preserve">9.5%</w:t>
             </w:r>
           </w:p>
         </w:tc>
@@ -8411,7 +8411,7 @@
                 <w:sz w:val="18"/>
                 <w:szCs w:val="18"/>
               </w:rPr>
-              <w:t xml:space="preserve">6.6%</w:t>
+              <w:t xml:space="preserve">6.7%</w:t>
             </w:r>
           </w:p>
         </w:tc>
@@ -8583,7 +8583,7 @@
                 <w:sz w:val="18"/>
                 <w:szCs w:val="18"/>
               </w:rPr>
-              <w:t xml:space="preserve">6.6%</w:t>
+              <w:t xml:space="preserve">6.7%</w:t>
             </w:r>
           </w:p>
         </w:tc>
@@ -8969,7 +8969,7 @@
                 <w:sz w:val="18"/>
                 <w:szCs w:val="18"/>
               </w:rPr>
-              <w:t xml:space="preserve">ほこり・塵</w:t>
+              <w:t xml:space="preserve">害虫</w:t>
             </w:r>
           </w:p>
         </w:tc>
@@ -9109,7 +9109,7 @@
                 <w:sz w:val="18"/>
                 <w:szCs w:val="18"/>
               </w:rPr>
-              <w:t xml:space="preserve">4.7%</w:t>
+              <w:t xml:space="preserve">4.8%</w:t>
             </w:r>
           </w:p>
         </w:tc>
@@ -9145,7 +9145,7 @@
                 <w:sz w:val="18"/>
                 <w:szCs w:val="18"/>
               </w:rPr>
-              <w:t xml:space="preserve">害虫</w:t>
+              <w:t xml:space="preserve">ほこり・塵</w:t>
             </w:r>
           </w:p>
         </w:tc>
@@ -9179,7 +9179,7 @@
                 <w:sz w:val="18"/>
                 <w:szCs w:val="18"/>
               </w:rPr>
-              <w:t xml:space="preserve">5</w:t>
+              <w:t xml:space="preserve">4</w:t>
             </w:r>
           </w:p>
         </w:tc>
@@ -9281,7 +9281,7 @@
                 <w:sz w:val="18"/>
                 <w:szCs w:val="18"/>
               </w:rPr>
-              <w:t xml:space="preserve">4.7%</w:t>
+              <w:t xml:space="preserve">3.8%</w:t>
             </w:r>
           </w:p>
         </w:tc>
@@ -10363,7 +10363,7 @@
                 <w:sz w:val="18"/>
                 <w:szCs w:val="18"/>
               </w:rPr>
-              <w:t xml:space="preserve">14</w:t>
+              <w:t xml:space="preserve">13</w:t>
             </w:r>
           </w:p>
         </w:tc>
@@ -10397,7 +10397,7 @@
                 <w:sz w:val="18"/>
                 <w:szCs w:val="18"/>
               </w:rPr>
-              <w:t xml:space="preserve">9.8</w:t>
+              <w:t xml:space="preserve">9.1</w:t>
             </w:r>
           </w:p>
         </w:tc>
@@ -10410,29 +10410,29 @@
               <w:bottom w:val="single" w:color="CCCCCC" w:sz="1"/>
               <w:right w:val="single" w:color="CCCCCC" w:sz="1"/>
             </w:tcBorders>
-            <w:shd w:fill="FFCDD2" w:val="clear"/>
-            <w:tcMar>
-              <w:top w:type="dxa" w:w="80"/>
-              <w:left w:type="dxa" w:w="120"/>
-              <w:bottom w:type="dxa" w:w="80"/>
-              <w:right w:type="dxa" w:w="120"/>
-            </w:tcMar>
-            <w:vAlign w:val="center"/>
-          </w:tcPr>
-          <w:p>
-            <w:pPr>
-              <w:jc w:val="center"/>
-            </w:pPr>
-            <w:r>
-              <w:rPr>
-                <w:rFonts w:ascii="Arial" w:cs="Arial" w:eastAsia="Arial" w:hAnsi="Arial"/>
-                <w:b/>
-                <w:bCs/>
-                <w:color w:val="333333"/>
-                <w:sz w:val="18"/>
-                <w:szCs w:val="18"/>
-              </w:rPr>
-              <w:t xml:space="preserve">6</w:t>
+            <w:shd w:fill="FFE0B2" w:val="clear"/>
+            <w:tcMar>
+              <w:top w:type="dxa" w:w="80"/>
+              <w:left w:type="dxa" w:w="120"/>
+              <w:bottom w:type="dxa" w:w="80"/>
+              <w:right w:type="dxa" w:w="120"/>
+            </w:tcMar>
+            <w:vAlign w:val="center"/>
+          </w:tcPr>
+          <w:p>
+            <w:pPr>
+              <w:jc w:val="center"/>
+            </w:pPr>
+            <w:r>
+              <w:rPr>
+                <w:rFonts w:ascii="Arial" w:cs="Arial" w:eastAsia="Arial" w:hAnsi="Arial"/>
+                <w:b/>
+                <w:bCs/>
+                <w:color w:val="333333"/>
+                <w:sz w:val="18"/>
+                <w:szCs w:val="18"/>
+              </w:rPr>
+              <w:t xml:space="preserve">5</w:t>
             </w:r>
           </w:p>
         </w:tc>
@@ -10641,7 +10641,7 @@
                 <w:sz w:val="18"/>
                 <w:szCs w:val="18"/>
               </w:rPr>
-              <w:t xml:space="preserve">チサンホテル浜松町</w:t>
+              <w:t xml:space="preserve">コートホテル新横浜</w:t>
             </w:r>
           </w:p>
         </w:tc>
@@ -10676,7 +10676,7 @@
                 <w:sz w:val="18"/>
                 <w:szCs w:val="18"/>
               </w:rPr>
-              <w:t xml:space="preserve">7</w:t>
+              <w:t xml:space="preserve">10</w:t>
             </w:r>
           </w:p>
         </w:tc>
@@ -10711,7 +10711,7 @@
                 <w:sz w:val="18"/>
                 <w:szCs w:val="18"/>
               </w:rPr>
-              <w:t xml:space="preserve">8.8</w:t>
+              <w:t xml:space="preserve">8.5</w:t>
             </w:r>
           </w:p>
         </w:tc>
@@ -10746,6 +10746,41 @@
                 <w:sz w:val="18"/>
                 <w:szCs w:val="18"/>
               </w:rPr>
+              <w:t xml:space="preserve">4</w:t>
+            </w:r>
+          </w:p>
+        </w:tc>
+        <w:tc>
+          <w:tcPr>
+            <w:tcW w:type="pct" w:w="9%"/>
+            <w:tcBorders>
+              <w:top w:val="single" w:color="CCCCCC" w:sz="1"/>
+              <w:left w:val="single" w:color="CCCCCC" w:sz="1"/>
+              <w:bottom w:val="single" w:color="CCCCCC" w:sz="1"/>
+              <w:right w:val="single" w:color="CCCCCC" w:sz="1"/>
+            </w:tcBorders>
+            <w:shd w:fill="FFE0B2" w:val="clear"/>
+            <w:tcMar>
+              <w:top w:type="dxa" w:w="80"/>
+              <w:left w:type="dxa" w:w="120"/>
+              <w:bottom w:type="dxa" w:w="80"/>
+              <w:right w:type="dxa" w:w="120"/>
+            </w:tcMar>
+            <w:vAlign w:val="center"/>
+          </w:tcPr>
+          <w:p>
+            <w:pPr>
+              <w:jc w:val="center"/>
+            </w:pPr>
+            <w:r>
+              <w:rPr>
+                <w:rFonts w:ascii="Arial" w:cs="Arial" w:eastAsia="Arial" w:hAnsi="Arial"/>
+                <w:b/>
+                <w:bCs/>
+                <w:color w:val="333333"/>
+                <w:sz w:val="18"/>
+                <w:szCs w:val="18"/>
+              </w:rPr>
               <w:t xml:space="preserve">3</w:t>
             </w:r>
           </w:p>
@@ -10759,6 +10794,41 @@
               <w:bottom w:val="single" w:color="CCCCCC" w:sz="1"/>
               <w:right w:val="single" w:color="CCCCCC" w:sz="1"/>
             </w:tcBorders>
+            <w:shd w:fill="F5F7FA" w:val="clear"/>
+            <w:tcMar>
+              <w:top w:type="dxa" w:w="80"/>
+              <w:left w:type="dxa" w:w="120"/>
+              <w:bottom w:type="dxa" w:w="80"/>
+              <w:right w:type="dxa" w:w="120"/>
+            </w:tcMar>
+            <w:vAlign w:val="center"/>
+          </w:tcPr>
+          <w:p>
+            <w:pPr>
+              <w:jc w:val="center"/>
+            </w:pPr>
+            <w:r>
+              <w:rPr>
+                <w:rFonts w:ascii="Arial" w:cs="Arial" w:eastAsia="Arial" w:hAnsi="Arial"/>
+                <w:b w:val="false"/>
+                <w:bCs w:val="false"/>
+                <w:color w:val="333333"/>
+                <w:sz w:val="18"/>
+                <w:szCs w:val="18"/>
+              </w:rPr>
+              <w:t xml:space="preserve">-</w:t>
+            </w:r>
+          </w:p>
+        </w:tc>
+        <w:tc>
+          <w:tcPr>
+            <w:tcW w:type="pct" w:w="9%"/>
+            <w:tcBorders>
+              <w:top w:val="single" w:color="CCCCCC" w:sz="1"/>
+              <w:left w:val="single" w:color="CCCCCC" w:sz="1"/>
+              <w:bottom w:val="single" w:color="CCCCCC" w:sz="1"/>
+              <w:right w:val="single" w:color="CCCCCC" w:sz="1"/>
+            </w:tcBorders>
             <w:shd w:fill="FFF9C4" w:val="clear"/>
             <w:tcMar>
               <w:top w:type="dxa" w:w="80"/>
@@ -10794,41 +10864,6 @@
               <w:bottom w:val="single" w:color="CCCCCC" w:sz="1"/>
               <w:right w:val="single" w:color="CCCCCC" w:sz="1"/>
             </w:tcBorders>
-            <w:shd w:fill="F5F7FA" w:val="clear"/>
-            <w:tcMar>
-              <w:top w:type="dxa" w:w="80"/>
-              <w:left w:type="dxa" w:w="120"/>
-              <w:bottom w:type="dxa" w:w="80"/>
-              <w:right w:type="dxa" w:w="120"/>
-            </w:tcMar>
-            <w:vAlign w:val="center"/>
-          </w:tcPr>
-          <w:p>
-            <w:pPr>
-              <w:jc w:val="center"/>
-            </w:pPr>
-            <w:r>
-              <w:rPr>
-                <w:rFonts w:ascii="Arial" w:cs="Arial" w:eastAsia="Arial" w:hAnsi="Arial"/>
-                <w:b w:val="false"/>
-                <w:bCs w:val="false"/>
-                <w:color w:val="333333"/>
-                <w:sz w:val="18"/>
-                <w:szCs w:val="18"/>
-              </w:rPr>
-              <w:t xml:space="preserve">-</w:t>
-            </w:r>
-          </w:p>
-        </w:tc>
-        <w:tc>
-          <w:tcPr>
-            <w:tcW w:type="pct" w:w="9%"/>
-            <w:tcBorders>
-              <w:top w:val="single" w:color="CCCCCC" w:sz="1"/>
-              <w:left w:val="single" w:color="CCCCCC" w:sz="1"/>
-              <w:bottom w:val="single" w:color="CCCCCC" w:sz="1"/>
-              <w:right w:val="single" w:color="CCCCCC" w:sz="1"/>
-            </w:tcBorders>
             <w:shd w:fill="FFF9C4" w:val="clear"/>
             <w:tcMar>
               <w:top w:type="dxa" w:w="80"/>
@@ -10852,41 +10887,6 @@
                 <w:szCs w:val="18"/>
               </w:rPr>
               <w:t xml:space="preserve">2</w:t>
-            </w:r>
-          </w:p>
-        </w:tc>
-        <w:tc>
-          <w:tcPr>
-            <w:tcW w:type="pct" w:w="9%"/>
-            <w:tcBorders>
-              <w:top w:val="single" w:color="CCCCCC" w:sz="1"/>
-              <w:left w:val="single" w:color="CCCCCC" w:sz="1"/>
-              <w:bottom w:val="single" w:color="CCCCCC" w:sz="1"/>
-              <w:right w:val="single" w:color="CCCCCC" w:sz="1"/>
-            </w:tcBorders>
-            <w:shd w:fill="FFF9C4" w:val="clear"/>
-            <w:tcMar>
-              <w:top w:type="dxa" w:w="80"/>
-              <w:left w:type="dxa" w:w="120"/>
-              <w:bottom w:type="dxa" w:w="80"/>
-              <w:right w:type="dxa" w:w="120"/>
-            </w:tcMar>
-            <w:vAlign w:val="center"/>
-          </w:tcPr>
-          <w:p>
-            <w:pPr>
-              <w:jc w:val="center"/>
-            </w:pPr>
-            <w:r>
-              <w:rPr>
-                <w:rFonts w:ascii="Arial" w:cs="Arial" w:eastAsia="Arial" w:hAnsi="Arial"/>
-                <w:b w:val="false"/>
-                <w:bCs w:val="false"/>
-                <w:color w:val="333333"/>
-                <w:sz w:val="18"/>
-                <w:szCs w:val="18"/>
-              </w:rPr>
-              <w:t xml:space="preserve">1</w:t>
             </w:r>
           </w:p>
         </w:tc>
@@ -10957,7 +10957,7 @@
                 <w:sz w:val="18"/>
                 <w:szCs w:val="18"/>
               </w:rPr>
-              <w:t xml:space="preserve">コートホテル新横浜</w:t>
+              <w:t xml:space="preserve">チサンホテル浜松町</w:t>
             </w:r>
           </w:p>
         </w:tc>
@@ -10991,7 +10991,7 @@
                 <w:sz w:val="18"/>
                 <w:szCs w:val="18"/>
               </w:rPr>
-              <w:t xml:space="preserve">10</w:t>
+              <w:t xml:space="preserve">7</w:t>
             </w:r>
           </w:p>
         </w:tc>
@@ -11025,7 +11025,7 @@
                 <w:sz w:val="18"/>
                 <w:szCs w:val="18"/>
               </w:rPr>
-              <w:t xml:space="preserve">8.5</w:t>
+              <w:t xml:space="preserve">8.4</w:t>
             </w:r>
           </w:p>
         </w:tc>
@@ -11060,7 +11060,7 @@
                 <w:sz w:val="18"/>
                 <w:szCs w:val="18"/>
               </w:rPr>
-              <w:t xml:space="preserve">4</w:t>
+              <w:t xml:space="preserve">3</w:t>
             </w:r>
           </w:p>
         </w:tc>
@@ -11073,29 +11073,29 @@
               <w:bottom w:val="single" w:color="CCCCCC" w:sz="1"/>
               <w:right w:val="single" w:color="CCCCCC" w:sz="1"/>
             </w:tcBorders>
-            <w:shd w:fill="FFE0B2" w:val="clear"/>
-            <w:tcMar>
-              <w:top w:type="dxa" w:w="80"/>
-              <w:left w:type="dxa" w:w="120"/>
-              <w:bottom w:type="dxa" w:w="80"/>
-              <w:right w:type="dxa" w:w="120"/>
-            </w:tcMar>
-            <w:vAlign w:val="center"/>
-          </w:tcPr>
-          <w:p>
-            <w:pPr>
-              <w:jc w:val="center"/>
-            </w:pPr>
-            <w:r>
-              <w:rPr>
-                <w:rFonts w:ascii="Arial" w:cs="Arial" w:eastAsia="Arial" w:hAnsi="Arial"/>
-                <w:b/>
-                <w:bCs/>
-                <w:color w:val="333333"/>
-                <w:sz w:val="18"/>
-                <w:szCs w:val="18"/>
-              </w:rPr>
-              <w:t xml:space="preserve">3</w:t>
+            <w:shd w:fill="FFF9C4" w:val="clear"/>
+            <w:tcMar>
+              <w:top w:type="dxa" w:w="80"/>
+              <w:left w:type="dxa" w:w="120"/>
+              <w:bottom w:type="dxa" w:w="80"/>
+              <w:right w:type="dxa" w:w="120"/>
+            </w:tcMar>
+            <w:vAlign w:val="center"/>
+          </w:tcPr>
+          <w:p>
+            <w:pPr>
+              <w:jc w:val="center"/>
+            </w:pPr>
+            <w:r>
+              <w:rPr>
+                <w:rFonts w:ascii="Arial" w:cs="Arial" w:eastAsia="Arial" w:hAnsi="Arial"/>
+                <w:b w:val="false"/>
+                <w:bCs w:val="false"/>
+                <w:color w:val="333333"/>
+                <w:sz w:val="18"/>
+                <w:szCs w:val="18"/>
+              </w:rPr>
+              <w:t xml:space="preserve">1</w:t>
             </w:r>
           </w:p>
         </w:tc>
@@ -11164,42 +11164,42 @@
                 <w:sz w:val="18"/>
                 <w:szCs w:val="18"/>
               </w:rPr>
+              <w:t xml:space="preserve">2</w:t>
+            </w:r>
+          </w:p>
+        </w:tc>
+        <w:tc>
+          <w:tcPr>
+            <w:tcW w:type="pct" w:w="9%"/>
+            <w:tcBorders>
+              <w:top w:val="single" w:color="CCCCCC" w:sz="1"/>
+              <w:left w:val="single" w:color="CCCCCC" w:sz="1"/>
+              <w:bottom w:val="single" w:color="CCCCCC" w:sz="1"/>
+              <w:right w:val="single" w:color="CCCCCC" w:sz="1"/>
+            </w:tcBorders>
+            <w:shd w:fill="FFF9C4" w:val="clear"/>
+            <w:tcMar>
+              <w:top w:type="dxa" w:w="80"/>
+              <w:left w:type="dxa" w:w="120"/>
+              <w:bottom w:type="dxa" w:w="80"/>
+              <w:right w:type="dxa" w:w="120"/>
+            </w:tcMar>
+            <w:vAlign w:val="center"/>
+          </w:tcPr>
+          <w:p>
+            <w:pPr>
+              <w:jc w:val="center"/>
+            </w:pPr>
+            <w:r>
+              <w:rPr>
+                <w:rFonts w:ascii="Arial" w:cs="Arial" w:eastAsia="Arial" w:hAnsi="Arial"/>
+                <w:b w:val="false"/>
+                <w:bCs w:val="false"/>
+                <w:color w:val="333333"/>
+                <w:sz w:val="18"/>
+                <w:szCs w:val="18"/>
+              </w:rPr>
               <w:t xml:space="preserve">1</w:t>
-            </w:r>
-          </w:p>
-        </w:tc>
-        <w:tc>
-          <w:tcPr>
-            <w:tcW w:type="pct" w:w="9%"/>
-            <w:tcBorders>
-              <w:top w:val="single" w:color="CCCCCC" w:sz="1"/>
-              <w:left w:val="single" w:color="CCCCCC" w:sz="1"/>
-              <w:bottom w:val="single" w:color="CCCCCC" w:sz="1"/>
-              <w:right w:val="single" w:color="CCCCCC" w:sz="1"/>
-            </w:tcBorders>
-            <w:shd w:fill="FFF9C4" w:val="clear"/>
-            <w:tcMar>
-              <w:top w:type="dxa" w:w="80"/>
-              <w:left w:type="dxa" w:w="120"/>
-              <w:bottom w:type="dxa" w:w="80"/>
-              <w:right w:type="dxa" w:w="120"/>
-            </w:tcMar>
-            <w:vAlign w:val="center"/>
-          </w:tcPr>
-          <w:p>
-            <w:pPr>
-              <w:jc w:val="center"/>
-            </w:pPr>
-            <w:r>
-              <w:rPr>
-                <w:rFonts w:ascii="Arial" w:cs="Arial" w:eastAsia="Arial" w:hAnsi="Arial"/>
-                <w:b w:val="false"/>
-                <w:bCs w:val="false"/>
-                <w:color w:val="333333"/>
-                <w:sz w:val="18"/>
-                <w:szCs w:val="18"/>
-              </w:rPr>
-              <w:t xml:space="preserve">2</w:t>
             </w:r>
           </w:p>
         </w:tc>
@@ -11340,7 +11340,7 @@
                 <w:sz w:val="18"/>
                 <w:szCs w:val="18"/>
               </w:rPr>
-              <w:t xml:space="preserve">6.5</w:t>
+              <w:t xml:space="preserve">6.2</w:t>
             </w:r>
           </w:p>
         </w:tc>
@@ -11969,7 +11969,7 @@
                 <w:sz w:val="18"/>
                 <w:szCs w:val="18"/>
               </w:rPr>
-              <w:t xml:space="preserve">5.1</w:t>
+              <w:t xml:space="preserve">5.0</w:t>
             </w:r>
           </w:p>
         </w:tc>
@@ -13155,7 +13155,7 @@
                 <w:sz w:val="18"/>
                 <w:szCs w:val="18"/>
               </w:rPr>
-              <w:t xml:space="preserve">ホテルケヤキゲート東京府中</w:t>
+              <w:t xml:space="preserve">アパホテル相模原橋本駅東</w:t>
             </w:r>
           </w:p>
         </w:tc>
@@ -13190,7 +13190,7 @@
                 <w:sz w:val="18"/>
                 <w:szCs w:val="18"/>
               </w:rPr>
-              <w:t xml:space="preserve">3</w:t>
+              <w:t xml:space="preserve">2</w:t>
             </w:r>
           </w:p>
         </w:tc>
@@ -13471,7 +13471,7 @@
                 <w:sz w:val="18"/>
                 <w:szCs w:val="18"/>
               </w:rPr>
-              <w:t xml:space="preserve">アパホテル相模原橋本駅東</w:t>
+              <w:t xml:space="preserve">ホテルケヤキゲート東京府中</w:t>
             </w:r>
           </w:p>
         </w:tc>
@@ -13505,7 +13505,7 @@
                 <w:sz w:val="18"/>
                 <w:szCs w:val="18"/>
               </w:rPr>
-              <w:t xml:space="preserve">2</w:t>
+              <w:t xml:space="preserve">3</w:t>
             </w:r>
           </w:p>
         </w:tc>
@@ -13539,7 +13539,7 @@
                 <w:sz w:val="18"/>
                 <w:szCs w:val="18"/>
               </w:rPr>
-              <w:t xml:space="preserve">3.1</w:t>
+              <w:t xml:space="preserve">3.0</w:t>
             </w:r>
           </w:p>
         </w:tc>
@@ -13851,7 +13851,7 @@
                 <w:sz w:val="18"/>
                 <w:szCs w:val="18"/>
               </w:rPr>
-              <w:t xml:space="preserve">2.2</w:t>
+              <w:t xml:space="preserve">2.1</w:t>
             </w:r>
           </w:p>
         </w:tc>
@@ -15583,7 +15583,7 @@
           <w:sz w:val="21"/>
           <w:szCs w:val="21"/>
         </w:rPr>
-        <w:t xml:space="preserve">現状スコア：7.83点 → 目標スコア：8.5点</w:t>
+        <w:t xml:space="preserve">現状スコア：7.88点 → 目標スコア：8.5点</w:t>
       </w:r>
     </w:p>
     <w:p>
@@ -15977,7 +15977,7 @@
           <w:sz w:val="21"/>
           <w:szCs w:val="21"/>
         </w:rPr>
-        <w:t xml:space="preserve">現状スコア：7.43点 → 目標スコア：8点</w:t>
+        <w:t xml:space="preserve">現状スコア：7.46点 → 目標スコア：8点</w:t>
       </w:r>
     </w:p>
     <w:p>
@@ -15992,7 +15992,7 @@
           <w:sz w:val="21"/>
           <w:szCs w:val="21"/>
         </w:rPr>
-        <w:t xml:space="preserve">主要課題：シミ・汚れ跡(8件)、清掃品質全般(6件)、タバコ関連(1件)</w:t>
+        <w:t xml:space="preserve">主要課題：シミ・汚れ跡(8件)、清掃品質全般(5件)、タバコ関連(1件)</w:t>
       </w:r>
     </w:p>
     <w:p>
@@ -16337,7 +16337,7 @@
           <w:sz w:val="22"/>
           <w:szCs w:val="22"/>
         </w:rPr>
-        <w:t xml:space="preserve">【URGENT】チサンホテル浜松町</w:t>
+        <w:t xml:space="preserve">【URGENT】コートホテル新横浜</w:t>
       </w:r>
     </w:p>
     <w:p>
@@ -16367,7 +16367,7 @@
           <w:sz w:val="21"/>
           <w:szCs w:val="21"/>
         </w:rPr>
-        <w:t xml:space="preserve">主要課題：清掃品質全般(3件)、排水・詰まり(2件)、ほこり・塵(1件)</w:t>
+        <w:t xml:space="preserve">主要課題：清掃品質全般(4件)、臭気・異臭(3件)、タバコ関連(2件)</w:t>
       </w:r>
     </w:p>
     <w:p>
@@ -16440,7 +16440,7 @@
           <w:sz w:val="21"/>
           <w:szCs w:val="21"/>
         </w:rPr>
-        <w:t xml:space="preserve">排水口の徹底清掃と詰まり除去（排水・詰まり）</w:t>
+        <w:t xml:space="preserve">臭気発生源の特定と即時対処（排水トラップ、換気扇）（臭気・異臭）</w:t>
       </w:r>
     </w:p>
     <w:p>
@@ -16459,7 +16459,7 @@
           <w:sz w:val="21"/>
           <w:szCs w:val="21"/>
         </w:rPr>
-        <w:t xml:space="preserve">排水トラップの点検・洗浄（排水・詰まり）</w:t>
+        <w:t xml:space="preserve">消臭・脱臭処理の実施（臭気・異臭）</w:t>
       </w:r>
     </w:p>
     <w:p>
@@ -16478,7 +16478,7 @@
           <w:sz w:val="21"/>
           <w:szCs w:val="21"/>
         </w:rPr>
-        <w:t xml:space="preserve">高所・棚上部・エアコン上部のほこり除去（ほこり・塵）</w:t>
+        <w:t xml:space="preserve">禁煙室の残留臭調査と脱臭処理（タバコ関連）</w:t>
       </w:r>
     </w:p>
     <w:p>
@@ -16497,7 +16497,7 @@
           <w:sz w:val="21"/>
           <w:szCs w:val="21"/>
         </w:rPr>
-        <w:t xml:space="preserve">テレビ裏・家具裏の清掃徹底（ほこり・塵）</w:t>
+        <w:t xml:space="preserve">喫煙室との動線分離確認（タバコ関連）</w:t>
       </w:r>
     </w:p>
     <w:p>
@@ -16575,7 +16575,7 @@
           <w:sz w:val="21"/>
           <w:szCs w:val="21"/>
         </w:rPr>
-        <w:t xml:space="preserve">月次排水管高圧洗浄の定期実施（排水・詰まり）</w:t>
+        <w:t xml:space="preserve">定期的な換気・消臭ルーティンの標準化（臭気・異臭）</w:t>
       </w:r>
     </w:p>
     <w:p>
@@ -16594,7 +16594,7 @@
           <w:sz w:val="21"/>
           <w:szCs w:val="21"/>
         </w:rPr>
-        <w:t xml:space="preserve">排水口ストレーナーの定期交換サイクル導入（排水・詰まり）</w:t>
+        <w:t xml:space="preserve">エアコン・排水系の臭気源の根本対策（臭気・異臭）</w:t>
       </w:r>
     </w:p>
     <w:p>
@@ -16613,7 +16613,7 @@
           <w:sz w:val="21"/>
           <w:szCs w:val="21"/>
         </w:rPr>
-        <w:t xml:space="preserve">週次の高所清掃スケジュール導入（ほこり・塵）</w:t>
+        <w:t xml:space="preserve">廊下・共用部の定期脱臭処理スケジュール導入（タバコ関連）</w:t>
       </w:r>
     </w:p>
     <w:p>
@@ -16691,7 +16691,7 @@
           <w:sz w:val="21"/>
           <w:szCs w:val="21"/>
         </w:rPr>
-        <w:t xml:space="preserve">排水管の老朽化調査と更新計画の策定（排水・詰まり）</w:t>
+        <w:t xml:space="preserve">オゾン脱臭機の導入検討（臭気・異臭）</w:t>
       </w:r>
     </w:p>
     <w:p>
@@ -16710,7 +16710,7 @@
           <w:sz w:val="21"/>
           <w:szCs w:val="21"/>
         </w:rPr>
-        <w:t xml:space="preserve">高耐久・防汚カーペットへの段階的張替え提案（カーペット汚れ）</w:t>
+        <w:t xml:space="preserve">空気品質モニタリングの導入（臭気・異臭）</w:t>
       </w:r>
     </w:p>
     <w:p>
@@ -16731,7 +16731,7 @@
           <w:sz w:val="22"/>
           <w:szCs w:val="22"/>
         </w:rPr>
-        <w:t xml:space="preserve">【URGENT】コートホテル新横浜</w:t>
+        <w:t xml:space="preserve">【URGENT】チサンホテル浜松町</w:t>
       </w:r>
     </w:p>
     <w:p>
@@ -16746,7 +16746,7 @@
           <w:sz w:val="21"/>
           <w:szCs w:val="21"/>
         </w:rPr>
-        <w:t xml:space="preserve">現状スコア：7.12点 → 目標スコア：8点</w:t>
+        <w:t xml:space="preserve">現状スコア：7.04点 → 目標スコア：8点</w:t>
       </w:r>
     </w:p>
     <w:p>
@@ -16761,7 +16761,7 @@
           <w:sz w:val="21"/>
           <w:szCs w:val="21"/>
         </w:rPr>
-        <w:t xml:space="preserve">主要課題：清掃品質全般(4件)、臭気・異臭(3件)、タバコ関連(2件)</w:t>
+        <w:t xml:space="preserve">主要課題：清掃品質全般(3件)、排水・詰まり(2件)、ほこり・塵(1件)</w:t>
       </w:r>
     </w:p>
     <w:p>
@@ -16834,7 +16834,7 @@
           <w:sz w:val="21"/>
           <w:szCs w:val="21"/>
         </w:rPr>
-        <w:t xml:space="preserve">臭気発生源の特定と即時対処（排水トラップ、換気扇）（臭気・異臭）</w:t>
+        <w:t xml:space="preserve">排水口の徹底清掃と詰まり除去（排水・詰まり）</w:t>
       </w:r>
     </w:p>
     <w:p>
@@ -16853,7 +16853,7 @@
           <w:sz w:val="21"/>
           <w:szCs w:val="21"/>
         </w:rPr>
-        <w:t xml:space="preserve">消臭・脱臭処理の実施（臭気・異臭）</w:t>
+        <w:t xml:space="preserve">排水トラップの点検・洗浄（排水・詰まり）</w:t>
       </w:r>
     </w:p>
     <w:p>
@@ -16872,7 +16872,7 @@
           <w:sz w:val="21"/>
           <w:szCs w:val="21"/>
         </w:rPr>
-        <w:t xml:space="preserve">禁煙室の残留臭調査と脱臭処理（タバコ関連）</w:t>
+        <w:t xml:space="preserve">高所・棚上部・エアコン上部のほこり除去（ほこり・塵）</w:t>
       </w:r>
     </w:p>
     <w:p>
@@ -16891,7 +16891,7 @@
           <w:sz w:val="21"/>
           <w:szCs w:val="21"/>
         </w:rPr>
-        <w:t xml:space="preserve">喫煙室との動線分離確認（タバコ関連）</w:t>
+        <w:t xml:space="preserve">テレビ裏・家具裏の清掃徹底（ほこり・塵）</w:t>
       </w:r>
     </w:p>
     <w:p>
@@ -16969,7 +16969,7 @@
           <w:sz w:val="21"/>
           <w:szCs w:val="21"/>
         </w:rPr>
-        <w:t xml:space="preserve">定期的な換気・消臭ルーティンの標準化（臭気・異臭）</w:t>
+        <w:t xml:space="preserve">月次排水管高圧洗浄の定期実施（排水・詰まり）</w:t>
       </w:r>
     </w:p>
     <w:p>
@@ -16988,7 +16988,7 @@
           <w:sz w:val="21"/>
           <w:szCs w:val="21"/>
         </w:rPr>
-        <w:t xml:space="preserve">エアコン・排水系の臭気源の根本対策（臭気・異臭）</w:t>
+        <w:t xml:space="preserve">排水口ストレーナーの定期交換サイクル導入（排水・詰まり）</w:t>
       </w:r>
     </w:p>
     <w:p>
@@ -17007,7 +17007,7 @@
           <w:sz w:val="21"/>
           <w:szCs w:val="21"/>
         </w:rPr>
-        <w:t xml:space="preserve">廊下・共用部の定期脱臭処理スケジュール導入（タバコ関連）</w:t>
+        <w:t xml:space="preserve">週次の高所清掃スケジュール導入（ほこり・塵）</w:t>
       </w:r>
     </w:p>
     <w:p>
@@ -17085,7 +17085,7 @@
           <w:sz w:val="21"/>
           <w:szCs w:val="21"/>
         </w:rPr>
-        <w:t xml:space="preserve">オゾン脱臭機の導入検討（臭気・異臭）</w:t>
+        <w:t xml:space="preserve">排水管の老朽化調査と更新計画の策定（排水・詰まり）</w:t>
       </w:r>
     </w:p>
     <w:p>
@@ -17104,7 +17104,7 @@
           <w:sz w:val="21"/>
           <w:szCs w:val="21"/>
         </w:rPr>
-        <w:t xml:space="preserve">空気品質モニタリングの導入（臭気・異臭）</w:t>
+        <w:t xml:space="preserve">高耐久・防汚カーペットへの段階的張替え提案（カーペット汚れ）</w:t>
       </w:r>
     </w:p>
     <w:p>
@@ -17385,133 +17385,6 @@
     </w:p>
     <w:p>
       <w:pPr>
-        <w:spacing w:after="120" w:before="200"/>
-      </w:pPr>
-      <w:r>
-        <w:rPr>
-          <w:rFonts w:ascii="Arial" w:cs="Arial" w:eastAsia="Arial" w:hAnsi="Arial"/>
-          <w:b/>
-          <w:bCs/>
-          <w:color w:val="1B3A5C"/>
-          <w:sz w:val="22"/>
-          <w:szCs w:val="22"/>
-        </w:rPr>
-        <w:t xml:space="preserve">【HIGH】ダイワロイネットホテル東京大崎（8.85点 → 9.2点）</w:t>
-      </w:r>
-    </w:p>
-    <w:p>
-      <w:pPr>
-        <w:spacing w:after="120" w:line="320"/>
-        <w:jc w:val="left"/>
-      </w:pPr>
-      <w:r>
-        <w:rPr>
-          <w:rFonts w:ascii="Arial" w:cs="Arial" w:eastAsia="Arial" w:hAnsi="Arial"/>
-          <w:color w:val="333333"/>
-          <w:sz w:val="21"/>
-          <w:szCs w:val="21"/>
-        </w:rPr>
-        <w:t xml:space="preserve">主要課題：清掃品質全般(3件)、シミ・汚れ跡(2件)、害虫(2件)</w:t>
-      </w:r>
-    </w:p>
-    <w:p>
-      <w:pPr>
-        <w:spacing w:after="120" w:line="320"/>
-        <w:jc w:val="left"/>
-      </w:pPr>
-      <w:r>
-        <w:rPr>
-          <w:rFonts w:ascii="Arial" w:cs="Arial" w:eastAsia="Arial" w:hAnsi="Arial"/>
-          <w:color w:val="333333"/>
-          <w:sz w:val="21"/>
-          <w:szCs w:val="21"/>
-        </w:rPr>
-        <w:t xml:space="preserve">即時対応策：</w:t>
-      </w:r>
-    </w:p>
-    <w:p>
-      <w:pPr>
-        <w:pStyle w:val="ListParagraph"/>
-        <w:numPr>
-          <w:ilvl w:val="0"/>
-          <w:numId w:val="2"/>
-        </w:numPr>
-        <w:spacing w:after="80" w:line="300"/>
-      </w:pPr>
-      <w:r>
-        <w:rPr>
-          <w:rFonts w:ascii="Arial" w:cs="Arial" w:eastAsia="Arial" w:hAnsi="Arial"/>
-          <w:color w:val="333333"/>
-          <w:sz w:val="21"/>
-          <w:szCs w:val="21"/>
-        </w:rPr>
-        <w:t xml:space="preserve">清掃品質基準の明確化と全スタッフへの共有</w:t>
-      </w:r>
-    </w:p>
-    <w:p>
-      <w:pPr>
-        <w:pStyle w:val="ListParagraph"/>
-        <w:numPr>
-          <w:ilvl w:val="0"/>
-          <w:numId w:val="2"/>
-        </w:numPr>
-        <w:spacing w:after="80" w:line="300"/>
-      </w:pPr>
-      <w:r>
-        <w:rPr>
-          <w:rFonts w:ascii="Arial" w:cs="Arial" w:eastAsia="Arial" w:hAnsi="Arial"/>
-          <w:color w:val="333333"/>
-          <w:sz w:val="21"/>
-          <w:szCs w:val="21"/>
-        </w:rPr>
-        <w:t xml:space="preserve">重点箇所（水回り・ベッド周り）の清掃手順見直し</w:t>
-      </w:r>
-    </w:p>
-    <w:p>
-      <w:pPr>
-        <w:pStyle w:val="ListParagraph"/>
-        <w:numPr>
-          <w:ilvl w:val="0"/>
-          <w:numId w:val="2"/>
-        </w:numPr>
-        <w:spacing w:after="80" w:line="300"/>
-      </w:pPr>
-      <w:r>
-        <w:rPr>
-          <w:rFonts w:ascii="Arial" w:cs="Arial" w:eastAsia="Arial" w:hAnsi="Arial"/>
-          <w:color w:val="333333"/>
-          <w:sz w:val="21"/>
-          <w:szCs w:val="21"/>
-        </w:rPr>
-        <w:t xml:space="preserve">シミ箇所の特定と専用クリーナーによる除去</w:t>
-      </w:r>
-    </w:p>
-    <w:p>
-      <w:pPr>
-        <w:pStyle w:val="ListParagraph"/>
-        <w:numPr>
-          <w:ilvl w:val="0"/>
-          <w:numId w:val="2"/>
-        </w:numPr>
-        <w:spacing w:after="80" w:line="300"/>
-      </w:pPr>
-      <w:r>
-        <w:rPr>
-          <w:rFonts w:ascii="Arial" w:cs="Arial" w:eastAsia="Arial" w:hAnsi="Arial"/>
-          <w:color w:val="333333"/>
-          <w:sz w:val="21"/>
-          <w:szCs w:val="21"/>
-        </w:rPr>
-        <w:t xml:space="preserve">害虫駆除業者による即時消毒実施</w:t>
-      </w:r>
-    </w:p>
-    <w:p>
-      <w:pPr>
-        <w:spacing w:after="120"/>
-      </w:pPr>
-    </w:p>
-    <w:p>
-      <w:pPr>
         <w:pStyle w:val="Heading2"/>
         <w:spacing w:after="160" w:before="280"/>
       </w:pPr>
@@ -17539,7 +17412,7 @@
           <w:sz w:val="21"/>
           <w:szCs w:val="21"/>
         </w:rPr>
-        <w:t xml:space="preserve">STANDARDホテル（9件）：川崎日航ホテル、ハートンホテル東品川、コンフォートホテル成田、ホテルケヤキゲート東京府中、アパホテル相模原橋本駅東、リッチモンドホテル東京目白、変なホテル東京羽田、第一イン池袋、コンフォートホテルERA東京東神田</w:t>
+        <w:t xml:space="preserve">STANDARDホテル（10件）：ダイワロイネットホテル東京大崎、川崎日航ホテル、ハートンホテル東品川、コンフォートホテル成田、アパホテル相模原橋本駅東、ホテルケヤキゲート東京府中、リッチモンドホテル東京目白、変なホテル東京羽田、第一イン池袋、コンフォートホテルERA東京東神田</w:t>
       </w:r>
     </w:p>
     <w:p>
@@ -18727,7 +18600,7 @@
                 <w:sz w:val="18"/>
                 <w:szCs w:val="18"/>
               </w:rPr>
-              <w:t xml:space="preserve">4.4%</w:t>
+              <w:t xml:space="preserve">4.3%</w:t>
             </w:r>
           </w:p>
         </w:tc>
@@ -18762,7 +18635,7 @@
                 <w:sz w:val="18"/>
                 <w:szCs w:val="18"/>
               </w:rPr>
-              <w:t xml:space="preserve">1.8%以下</w:t>
+              <w:t xml:space="preserve">1.7%以下</w:t>
             </w:r>
           </w:p>
         </w:tc>
@@ -18867,7 +18740,7 @@
                 <w:sz w:val="18"/>
                 <w:szCs w:val="18"/>
               </w:rPr>
-              <w:t xml:space="preserve">78.8%</w:t>
+              <w:t xml:space="preserve">78.7%</w:t>
             </w:r>
           </w:p>
         </w:tc>
@@ -18901,7 +18774,7 @@
                 <w:sz w:val="18"/>
                 <w:szCs w:val="18"/>
               </w:rPr>
-              <w:t xml:space="preserve">83.8%以上</w:t>
+              <w:t xml:space="preserve">83.7%以上</w:t>
             </w:r>
           </w:p>
         </w:tc>
@@ -19646,7 +19519,7 @@
                 <w:sz w:val="18"/>
                 <w:szCs w:val="18"/>
               </w:rPr>
-              <w:t xml:space="preserve">7.83</w:t>
+              <w:t xml:space="preserve">7.88</w:t>
             </w:r>
           </w:p>
         </w:tc>
@@ -19681,7 +19554,7 @@
                 <w:sz w:val="18"/>
                 <w:szCs w:val="18"/>
               </w:rPr>
-              <w:t xml:space="preserve">8.30</w:t>
+              <w:t xml:space="preserve">8.40</w:t>
             </w:r>
           </w:p>
         </w:tc>
@@ -19856,7 +19729,7 @@
                 <w:sz w:val="18"/>
                 <w:szCs w:val="18"/>
               </w:rPr>
-              <w:t xml:space="preserve">7.43</w:t>
+              <w:t xml:space="preserve">7.46</w:t>
             </w:r>
           </w:p>
         </w:tc>
@@ -19890,7 +19763,7 @@
                 <w:sz w:val="18"/>
                 <w:szCs w:val="18"/>
               </w:rPr>
-              <w:t xml:space="preserve">7.90</w:t>
+              <w:t xml:space="preserve">8.00</w:t>
             </w:r>
           </w:p>
         </w:tc>
@@ -19924,7 +19797,7 @@
                 <w:sz w:val="18"/>
                 <w:szCs w:val="18"/>
               </w:rPr>
-              <w:t xml:space="preserve">9.8%</w:t>
+              <w:t xml:space="preserve">9.1%</w:t>
             </w:r>
           </w:p>
         </w:tc>
@@ -19958,7 +19831,7 @@
                 <w:sz w:val="18"/>
                 <w:szCs w:val="18"/>
               </w:rPr>
-              <w:t xml:space="preserve">2.9%</w:t>
+              <w:t xml:space="preserve">2.7%</w:t>
             </w:r>
           </w:p>
         </w:tc>
@@ -19995,7 +19868,7 @@
                 <w:sz w:val="18"/>
                 <w:szCs w:val="18"/>
               </w:rPr>
-              <w:t xml:space="preserve">チサンホテル浜松町</w:t>
+              <w:t xml:space="preserve">コートホテル新横浜</w:t>
             </w:r>
           </w:p>
         </w:tc>
@@ -20135,7 +20008,7 @@
                 <w:sz w:val="18"/>
                 <w:szCs w:val="18"/>
               </w:rPr>
-              <w:t xml:space="preserve">8.8%</w:t>
+              <w:t xml:space="preserve">8.5%</w:t>
             </w:r>
           </w:p>
         </w:tc>
@@ -20170,7 +20043,7 @@
                 <w:sz w:val="18"/>
                 <w:szCs w:val="18"/>
               </w:rPr>
-              <w:t xml:space="preserve">2.6%</w:t>
+              <w:t xml:space="preserve">2.5%</w:t>
             </w:r>
           </w:p>
         </w:tc>
@@ -20206,7 +20079,7 @@
                 <w:sz w:val="18"/>
                 <w:szCs w:val="18"/>
               </w:rPr>
-              <w:t xml:space="preserve">コートホテル新横浜</w:t>
+              <w:t xml:space="preserve">チサンホテル浜松町</w:t>
             </w:r>
           </w:p>
         </w:tc>
@@ -20275,7 +20148,7 @@
                 <w:sz w:val="18"/>
                 <w:szCs w:val="18"/>
               </w:rPr>
-              <w:t xml:space="preserve">7.12</w:t>
+              <w:t xml:space="preserve">7.04</w:t>
             </w:r>
           </w:p>
         </w:tc>
@@ -20309,7 +20182,7 @@
                 <w:sz w:val="18"/>
                 <w:szCs w:val="18"/>
               </w:rPr>
-              <w:t xml:space="preserve">7.60</w:t>
+              <w:t xml:space="preserve">7.50</w:t>
             </w:r>
           </w:p>
         </w:tc>
@@ -20343,7 +20216,7 @@
                 <w:sz w:val="18"/>
                 <w:szCs w:val="18"/>
               </w:rPr>
-              <w:t xml:space="preserve">8.5%</w:t>
+              <w:t xml:space="preserve">8.4%</w:t>
             </w:r>
           </w:p>
         </w:tc>
@@ -20554,7 +20427,7 @@
                 <w:sz w:val="18"/>
                 <w:szCs w:val="18"/>
               </w:rPr>
-              <w:t xml:space="preserve">6.5%</w:t>
+              <w:t xml:space="preserve">6.2%</w:t>
             </w:r>
           </w:p>
         </w:tc>
@@ -20797,218 +20670,6 @@
                 <w:szCs w:val="18"/>
               </w:rPr>
               <w:t xml:space="preserve">1.9%</w:t>
-            </w:r>
-          </w:p>
-        </w:tc>
-      </w:tr>
-      <w:tr>
-        <w:tc>
-          <w:tcPr>
-            <w:tcW w:type="pct" w:w="28%"/>
-            <w:tcBorders>
-              <w:top w:val="single" w:color="CCCCCC" w:sz="1"/>
-              <w:left w:val="single" w:color="CCCCCC" w:sz="1"/>
-              <w:bottom w:val="single" w:color="CCCCCC" w:sz="1"/>
-              <w:right w:val="single" w:color="CCCCCC" w:sz="1"/>
-            </w:tcBorders>
-            <w:shd w:fill="F5F7FA" w:val="clear"/>
-            <w:tcMar>
-              <w:top w:type="dxa" w:w="80"/>
-              <w:left w:type="dxa" w:w="120"/>
-              <w:bottom w:type="dxa" w:w="80"/>
-              <w:right w:type="dxa" w:w="120"/>
-            </w:tcMar>
-            <w:vAlign w:val="center"/>
-          </w:tcPr>
-          <w:p>
-            <w:pPr>
-              <w:jc w:val="left"/>
-            </w:pPr>
-            <w:r>
-              <w:rPr>
-                <w:rFonts w:ascii="Arial" w:cs="Arial" w:eastAsia="Arial" w:hAnsi="Arial"/>
-                <w:b/>
-                <w:bCs/>
-                <w:color w:val="333333"/>
-                <w:sz w:val="18"/>
-                <w:szCs w:val="18"/>
-              </w:rPr>
-              <w:t xml:space="preserve">ダイワロイネットホテル東京大崎</w:t>
-            </w:r>
-          </w:p>
-        </w:tc>
-        <w:tc>
-          <w:tcPr>
-            <w:tcW w:type="pct" w:w="12%"/>
-            <w:tcBorders>
-              <w:top w:val="single" w:color="CCCCCC" w:sz="1"/>
-              <w:left w:val="single" w:color="CCCCCC" w:sz="1"/>
-              <w:bottom w:val="single" w:color="CCCCCC" w:sz="1"/>
-              <w:right w:val="single" w:color="CCCCCC" w:sz="1"/>
-            </w:tcBorders>
-            <w:shd w:fill="FFF3E0" w:val="clear"/>
-            <w:tcMar>
-              <w:top w:type="dxa" w:w="80"/>
-              <w:left w:type="dxa" w:w="120"/>
-              <w:bottom w:type="dxa" w:w="80"/>
-              <w:right w:type="dxa" w:w="120"/>
-            </w:tcMar>
-            <w:vAlign w:val="center"/>
-          </w:tcPr>
-          <w:p>
-            <w:pPr>
-              <w:jc w:val="center"/>
-            </w:pPr>
-            <w:r>
-              <w:rPr>
-                <w:rFonts w:ascii="Arial" w:cs="Arial" w:eastAsia="Arial" w:hAnsi="Arial"/>
-                <w:b/>
-                <w:bCs/>
-                <w:color w:val="FF9800"/>
-                <w:sz w:val="18"/>
-                <w:szCs w:val="18"/>
-              </w:rPr>
-              <w:t xml:space="preserve">HIGH</w:t>
-            </w:r>
-          </w:p>
-        </w:tc>
-        <w:tc>
-          <w:tcPr>
-            <w:tcW w:type="pct" w:w="12%"/>
-            <w:tcBorders>
-              <w:top w:val="single" w:color="CCCCCC" w:sz="1"/>
-              <w:left w:val="single" w:color="CCCCCC" w:sz="1"/>
-              <w:bottom w:val="single" w:color="CCCCCC" w:sz="1"/>
-              <w:right w:val="single" w:color="CCCCCC" w:sz="1"/>
-            </w:tcBorders>
-            <w:shd w:fill="F5F7FA" w:val="clear"/>
-            <w:tcMar>
-              <w:top w:type="dxa" w:w="80"/>
-              <w:left w:type="dxa" w:w="120"/>
-              <w:bottom w:type="dxa" w:w="80"/>
-              <w:right w:type="dxa" w:w="120"/>
-            </w:tcMar>
-            <w:vAlign w:val="center"/>
-          </w:tcPr>
-          <w:p>
-            <w:pPr>
-              <w:jc w:val="center"/>
-            </w:pPr>
-            <w:r>
-              <w:rPr>
-                <w:rFonts w:ascii="Arial" w:cs="Arial" w:eastAsia="Arial" w:hAnsi="Arial"/>
-                <w:b w:val="false"/>
-                <w:bCs w:val="false"/>
-                <w:color w:val="333333"/>
-                <w:sz w:val="18"/>
-                <w:szCs w:val="18"/>
-              </w:rPr>
-              <w:t xml:space="preserve">8.85</w:t>
-            </w:r>
-          </w:p>
-        </w:tc>
-        <w:tc>
-          <w:tcPr>
-            <w:tcW w:type="pct" w:w="12%"/>
-            <w:tcBorders>
-              <w:top w:val="single" w:color="CCCCCC" w:sz="1"/>
-              <w:left w:val="single" w:color="CCCCCC" w:sz="1"/>
-              <w:bottom w:val="single" w:color="CCCCCC" w:sz="1"/>
-              <w:right w:val="single" w:color="CCCCCC" w:sz="1"/>
-            </w:tcBorders>
-            <w:shd w:fill="F5F7FA" w:val="clear"/>
-            <w:tcMar>
-              <w:top w:type="dxa" w:w="80"/>
-              <w:left w:type="dxa" w:w="120"/>
-              <w:bottom w:type="dxa" w:w="80"/>
-              <w:right w:type="dxa" w:w="120"/>
-            </w:tcMar>
-            <w:vAlign w:val="center"/>
-          </w:tcPr>
-          <w:p>
-            <w:pPr>
-              <w:jc w:val="center"/>
-            </w:pPr>
-            <w:r>
-              <w:rPr>
-                <w:rFonts w:ascii="Arial" w:cs="Arial" w:eastAsia="Arial" w:hAnsi="Arial"/>
-                <w:b/>
-                <w:bCs/>
-                <w:color w:val="27AE60"/>
-                <w:sz w:val="18"/>
-                <w:szCs w:val="18"/>
-              </w:rPr>
-              <w:t xml:space="preserve">9.30</w:t>
-            </w:r>
-          </w:p>
-        </w:tc>
-        <w:tc>
-          <w:tcPr>
-            <w:tcW w:type="pct" w:w="18%"/>
-            <w:tcBorders>
-              <w:top w:val="single" w:color="CCCCCC" w:sz="1"/>
-              <w:left w:val="single" w:color="CCCCCC" w:sz="1"/>
-              <w:bottom w:val="single" w:color="CCCCCC" w:sz="1"/>
-              <w:right w:val="single" w:color="CCCCCC" w:sz="1"/>
-            </w:tcBorders>
-            <w:shd w:fill="F5F7FA" w:val="clear"/>
-            <w:tcMar>
-              <w:top w:type="dxa" w:w="80"/>
-              <w:left w:type="dxa" w:w="120"/>
-              <w:bottom w:type="dxa" w:w="80"/>
-              <w:right w:type="dxa" w:w="120"/>
-            </w:tcMar>
-            <w:vAlign w:val="center"/>
-          </w:tcPr>
-          <w:p>
-            <w:pPr>
-              <w:jc w:val="center"/>
-            </w:pPr>
-            <w:r>
-              <w:rPr>
-                <w:rFonts w:ascii="Arial" w:cs="Arial" w:eastAsia="Arial" w:hAnsi="Arial"/>
-                <w:b w:val="false"/>
-                <w:bCs w:val="false"/>
-                <w:color w:val="333333"/>
-                <w:sz w:val="18"/>
-                <w:szCs w:val="18"/>
-              </w:rPr>
-              <w:t xml:space="preserve">5.1%</w:t>
-            </w:r>
-          </w:p>
-        </w:tc>
-        <w:tc>
-          <w:tcPr>
-            <w:tcW w:type="pct" w:w="18%"/>
-            <w:tcBorders>
-              <w:top w:val="single" w:color="CCCCCC" w:sz="1"/>
-              <w:left w:val="single" w:color="CCCCCC" w:sz="1"/>
-              <w:bottom w:val="single" w:color="CCCCCC" w:sz="1"/>
-              <w:right w:val="single" w:color="CCCCCC" w:sz="1"/>
-            </w:tcBorders>
-            <w:shd w:fill="F5F7FA" w:val="clear"/>
-            <w:tcMar>
-              <w:top w:type="dxa" w:w="80"/>
-              <w:left w:type="dxa" w:w="120"/>
-              <w:bottom w:type="dxa" w:w="80"/>
-              <w:right w:type="dxa" w:w="120"/>
-            </w:tcMar>
-            <w:vAlign w:val="center"/>
-          </w:tcPr>
-          <w:p>
-            <w:pPr>
-              <w:jc w:val="center"/>
-            </w:pPr>
-            <w:r>
-              <w:rPr>
-                <w:rFonts w:ascii="Arial" w:cs="Arial" w:eastAsia="Arial" w:hAnsi="Arial"/>
-                <w:b/>
-                <w:bCs/>
-                <w:color w:val="27AE60"/>
-                <w:sz w:val="18"/>
-                <w:szCs w:val="18"/>
-              </w:rPr>
-              <w:t xml:space="preserve">1.5%</w:t>
             </w:r>
           </w:p>
         </w:tc>
@@ -21595,7 +21256,7 @@
                 <w:sz w:val="18"/>
                 <w:szCs w:val="18"/>
               </w:rPr>
-              <w:t xml:space="preserve">8</w:t>
+              <w:t xml:space="preserve">7</w:t>
             </w:r>
           </w:p>
         </w:tc>
@@ -22002,7 +21663,7 @@
           <w:sz w:val="21"/>
           <w:szCs w:val="21"/>
         </w:rPr>
-        <w:t xml:space="preserve">URGENTホテル（アパホテル蒲田駅東、コンフォートホテル博多、コンフォートホテル横浜関内、チサンホテル浜松町、コートホテル新横浜）の清掃品質緊急改善。Phase 1対応を今週中に開始。</w:t>
+        <w:t xml:space="preserve">URGENTホテル（アパホテル蒲田駅東、コンフォートホテル博多、コンフォートホテル横浜関内、コートホテル新横浜、チサンホテル浜松町）の清掃品質緊急改善。Phase 1対応を今週中に開始。</w:t>
       </w:r>
     </w:p>
     <w:p>
@@ -22203,7 +21864,7 @@
                 <w:sz w:val="21"/>
                 <w:szCs w:val="21"/>
               </w:rPr>
-              <w:t xml:space="preserve">本レポートは、2400件のゲスト口コミデータに基づき、PRIMECHANGEポートフォリオ全19ホテルの清掃品質を分析したものです。データに基づく優先順位付けと段階的な改善施策により、ポートフォリオ全体の顧客満足度向上とRevPAR改善を実現することが可能です。</w:t>
+              <w:t xml:space="preserve">本レポートは、2426件のゲスト口コミデータに基づき、PRIMECHANGEポートフォリオ全19ホテルの清掃品質を分析したものです。データに基づく優先順位付けと段階的な改善施策により、ポートフォリオ全体の顧客満足度向上とRevPAR改善を実現することが可能です。</w:t>
             </w:r>
           </w:p>
           <w:p>

--- a/納品レポート/PRIMECHANGE戦略レポート/PRIMECHANGE_清掃戦略レポート.docx
+++ b/納品レポート/PRIMECHANGE戦略レポート/PRIMECHANGE_清掃戦略レポート.docx
@@ -79,7 +79,7 @@
           <w:sz w:val="22"/>
           <w:szCs w:val="22"/>
         </w:rPr>
-        <w:t xml:space="preserve">作成日：2026年3月27日</w:t>
+        <w:t xml:space="preserve">作成日：2026年3月28日</w:t>
       </w:r>
     </w:p>
     <w:p>
@@ -202,7 +202,7 @@
           <w:sz w:val="21"/>
           <w:szCs w:val="21"/>
         </w:rPr>
-        <w:t xml:space="preserve">ポートフォリオ全体（19ホテル、2426件のレビュー）を分析した結果、ポートフォリオ平均スコアは8.41点（10点換算）、清掃関連クレーム率は4.3%でした。以下に主要な発見事項と提案の概要をまとめます。</w:t>
+        <w:t xml:space="preserve">ポートフォリオ全体（19ホテル、2443件のレビュー）を分析した結果、ポートフォリオ平均スコアは8.41点（10点換算）、清掃関連クレーム率は4.3%でした。以下に主要な発見事項と提案の概要をまとめます。</w:t>
       </w:r>
     </w:p>
     <w:p>
@@ -323,7 +323,7 @@
                 <w:sz w:val="36"/>
                 <w:szCs w:val="36"/>
               </w:rPr>
-              <w:t xml:space="preserve">78.7%</w:t>
+              <w:t xml:space="preserve">78.6%</w:t>
             </w:r>
           </w:p>
         </w:tc>
@@ -421,7 +421,7 @@
                 <w:sz w:val="36"/>
                 <w:szCs w:val="36"/>
               </w:rPr>
-              <w:t xml:space="preserve">2426件</w:t>
+              <w:t xml:space="preserve">2443件</w:t>
             </w:r>
           </w:p>
         </w:tc>
@@ -503,7 +503,7 @@
                 <w:sz w:val="20"/>
                 <w:szCs w:val="20"/>
               </w:rPr>
-              <w:t xml:space="preserve">上位5ホテルの平均スコアは8.7点超。コンフォートスイーツ東京ベイ(9.2点)がポートフォリオ最高評価</w:t>
+              <w:t xml:space="preserve">上位5ホテルの平均スコアは8.7点超。コンフォートスイーツ東京ベイ(9.22点)がポートフォリオ最高評価</w:t>
             </w:r>
           </w:p>
           <w:p>
@@ -528,7 +528,7 @@
                 <w:sz w:val="20"/>
                 <w:szCs w:val="20"/>
               </w:rPr>
-              <w:t xml:space="preserve">5ホテルがURGENT（緊急対応）に分類。清掃関連クレーム率4.3%（業界平均2-3%を超過）</w:t>
+              <w:t xml:space="preserve">4ホテルがURGENT（緊急対応）に分類。清掃関連クレーム率4.3%（業界平均2-3%を超過）</w:t>
             </w:r>
           </w:p>
           <w:p>
@@ -804,7 +804,7 @@
                 <w:sz w:val="18"/>
                 <w:szCs w:val="18"/>
               </w:rPr>
-              <w:t xml:space="preserve">5</w:t>
+              <w:t xml:space="preserve">4</w:t>
             </w:r>
           </w:p>
         </w:tc>
@@ -838,7 +838,7 @@
                 <w:sz w:val="18"/>
                 <w:szCs w:val="18"/>
               </w:rPr>
-              <w:t xml:space="preserve">7.04-7.88</w:t>
+              <w:t xml:space="preserve">7.02-7.88</w:t>
             </w:r>
           </w:p>
         </w:tc>
@@ -943,7 +943,7 @@
                 <w:sz w:val="18"/>
                 <w:szCs w:val="18"/>
               </w:rPr>
-              <w:t xml:space="preserve">2</w:t>
+              <w:t xml:space="preserve">3</w:t>
             </w:r>
           </w:p>
         </w:tc>
@@ -977,7 +977,7 @@
                 <w:sz w:val="18"/>
                 <w:szCs w:val="18"/>
               </w:rPr>
-              <w:t xml:space="preserve">8.23-8.88</w:t>
+              <w:t xml:space="preserve">7.52-8.88</w:t>
             </w:r>
           </w:p>
         </w:tc>
@@ -1011,7 +1011,7 @@
                 <w:sz w:val="18"/>
                 <w:szCs w:val="18"/>
               </w:rPr>
-              <w:t xml:space="preserve">臭気・異臭、清掃品質全般、カビ・モールド</w:t>
+              <w:t xml:space="preserve">清掃品質全般、タバコ関連、臭気・異臭</w:t>
             </w:r>
           </w:p>
         </w:tc>
@@ -1082,7 +1082,7 @@
                 <w:sz w:val="18"/>
                 <w:szCs w:val="18"/>
               </w:rPr>
-              <w:t xml:space="preserve">10</w:t>
+              <w:t xml:space="preserve">11</w:t>
             </w:r>
           </w:p>
         </w:tc>
@@ -1221,7 +1221,7 @@
                 <w:sz w:val="18"/>
                 <w:szCs w:val="18"/>
               </w:rPr>
-              <w:t xml:space="preserve">2</w:t>
+              <w:t xml:space="preserve">1</w:t>
             </w:r>
           </w:p>
         </w:tc>
@@ -1255,7 +1255,7 @@
                 <w:sz w:val="18"/>
                 <w:szCs w:val="18"/>
               </w:rPr>
-              <w:t xml:space="preserve">9.15-9.20</w:t>
+              <w:t xml:space="preserve">9.22</w:t>
             </w:r>
           </w:p>
         </w:tc>
@@ -1757,7 +1757,7 @@
                 <w:sz w:val="18"/>
                 <w:szCs w:val="18"/>
               </w:rPr>
-              <w:t xml:space="preserve">9.20</w:t>
+              <w:t xml:space="preserve">9.22</w:t>
             </w:r>
           </w:p>
         </w:tc>
@@ -2314,7 +2314,7 @@
                 <w:sz w:val="18"/>
                 <w:szCs w:val="18"/>
               </w:rPr>
-              <w:t xml:space="preserve">9.15</w:t>
+              <w:t xml:space="preserve">9.12</w:t>
             </w:r>
           </w:p>
         </w:tc>
@@ -2348,7 +2348,7 @@
                 <w:sz w:val="18"/>
                 <w:szCs w:val="18"/>
               </w:rPr>
-              <w:t xml:space="preserve">90.1%</w:t>
+              <w:t xml:space="preserve">89.4%</w:t>
             </w:r>
           </w:p>
         </w:tc>
@@ -2382,7 +2382,7 @@
                 <w:sz w:val="18"/>
                 <w:szCs w:val="18"/>
               </w:rPr>
-              <w:t xml:space="preserve">0.8%</w:t>
+              <w:t xml:space="preserve">1.5%</w:t>
             </w:r>
           </w:p>
         </w:tc>
@@ -2416,7 +2416,7 @@
                 <w:sz w:val="18"/>
                 <w:szCs w:val="18"/>
               </w:rPr>
-              <w:t xml:space="preserve">131</w:t>
+              <w:t xml:space="preserve">132</w:t>
             </w:r>
           </w:p>
         </w:tc>
@@ -2463,29 +2463,29 @@
               <w:bottom w:val="single" w:color="CCCCCC" w:sz="1"/>
               <w:right w:val="single" w:color="CCCCCC" w:sz="1"/>
             </w:tcBorders>
-            <w:shd w:fill="E8F5E9" w:val="clear"/>
-            <w:tcMar>
-              <w:top w:type="dxa" w:w="80"/>
-              <w:left w:type="dxa" w:w="120"/>
-              <w:bottom w:type="dxa" w:w="80"/>
-              <w:right w:type="dxa" w:w="120"/>
-            </w:tcMar>
-            <w:vAlign w:val="center"/>
-          </w:tcPr>
-          <w:p>
-            <w:pPr>
-              <w:jc w:val="center"/>
-            </w:pPr>
-            <w:r>
-              <w:rPr>
-                <w:rFonts w:ascii="Arial" w:cs="Arial" w:eastAsia="Arial" w:hAnsi="Arial"/>
-                <w:b/>
-                <w:bCs/>
-                <w:color w:val="27AE60"/>
-                <w:sz w:val="18"/>
-                <w:szCs w:val="18"/>
-              </w:rPr>
-              <w:t xml:space="preserve">MAINTENANCE</w:t>
+            <w:shd w:fill="E3F2FD" w:val="clear"/>
+            <w:tcMar>
+              <w:top w:type="dxa" w:w="80"/>
+              <w:left w:type="dxa" w:w="120"/>
+              <w:bottom w:type="dxa" w:w="80"/>
+              <w:right w:type="dxa" w:w="120"/>
+            </w:tcMar>
+            <w:vAlign w:val="center"/>
+          </w:tcPr>
+          <w:p>
+            <w:pPr>
+              <w:jc w:val="center"/>
+            </w:pPr>
+            <w:r>
+              <w:rPr>
+                <w:rFonts w:ascii="Arial" w:cs="Arial" w:eastAsia="Arial" w:hAnsi="Arial"/>
+                <w:b/>
+                <w:bCs/>
+                <w:color w:val="2196F3"/>
+                <w:sz w:val="18"/>
+                <w:szCs w:val="18"/>
+              </w:rPr>
+              <w:t xml:space="preserve">STANDARD</w:t>
             </w:r>
           </w:p>
         </w:tc>
@@ -3706,7 +3706,7 @@
                 <w:sz w:val="18"/>
                 <w:szCs w:val="18"/>
               </w:rPr>
-              <w:t xml:space="preserve">8.72</w:t>
+              <w:t xml:space="preserve">8.73</w:t>
             </w:r>
           </w:p>
         </w:tc>
@@ -3741,7 +3741,7 @@
                 <w:sz w:val="18"/>
                 <w:szCs w:val="18"/>
               </w:rPr>
-              <w:t xml:space="preserve">86.4%</w:t>
+              <w:t xml:space="preserve">86.2%</w:t>
             </w:r>
           </w:p>
         </w:tc>
@@ -3811,7 +3811,7 @@
                 <w:sz w:val="18"/>
                 <w:szCs w:val="18"/>
               </w:rPr>
-              <w:t xml:space="preserve">140</w:t>
+              <w:t xml:space="preserve">145</w:t>
             </w:r>
           </w:p>
         </w:tc>
@@ -3985,7 +3985,7 @@
                 <w:sz w:val="18"/>
                 <w:szCs w:val="18"/>
               </w:rPr>
-              <w:t xml:space="preserve">8.72</w:t>
+              <w:t xml:space="preserve">8.68</w:t>
             </w:r>
           </w:p>
         </w:tc>
@@ -4019,7 +4019,7 @@
                 <w:sz w:val="18"/>
                 <w:szCs w:val="18"/>
               </w:rPr>
-              <w:t xml:space="preserve">82.3%</w:t>
+              <w:t xml:space="preserve">81.5%</w:t>
             </w:r>
           </w:p>
         </w:tc>
@@ -4298,7 +4298,7 @@
                 <w:sz w:val="18"/>
                 <w:szCs w:val="18"/>
               </w:rPr>
-              <w:t xml:space="preserve">82.7%</w:t>
+              <w:t xml:space="preserve">82.9%</w:t>
             </w:r>
           </w:p>
         </w:tc>
@@ -4368,7 +4368,7 @@
                 <w:sz w:val="18"/>
                 <w:szCs w:val="18"/>
               </w:rPr>
-              <w:t xml:space="preserve">139</w:t>
+              <w:t xml:space="preserve">140</w:t>
             </w:r>
           </w:p>
         </w:tc>
@@ -4576,7 +4576,7 @@
                 <w:sz w:val="18"/>
                 <w:szCs w:val="18"/>
               </w:rPr>
-              <w:t xml:space="preserve">79.4%</w:t>
+              <w:t xml:space="preserve">79.6%</w:t>
             </w:r>
           </w:p>
         </w:tc>
@@ -4644,7 +4644,7 @@
                 <w:sz w:val="18"/>
                 <w:szCs w:val="18"/>
               </w:rPr>
-              <w:t xml:space="preserve">136</w:t>
+              <w:t xml:space="preserve">137</w:t>
             </w:r>
           </w:p>
         </w:tc>
@@ -4820,7 +4820,7 @@
                 <w:sz w:val="18"/>
                 <w:szCs w:val="18"/>
               </w:rPr>
-              <w:t xml:space="preserve">8.28</w:t>
+              <w:t xml:space="preserve">8.30</w:t>
             </w:r>
           </w:p>
         </w:tc>
@@ -4855,7 +4855,7 @@
                 <w:sz w:val="18"/>
                 <w:szCs w:val="18"/>
               </w:rPr>
-              <w:t xml:space="preserve">76.0%</w:t>
+              <w:t xml:space="preserve">76.3%</w:t>
             </w:r>
           </w:p>
         </w:tc>
@@ -4925,7 +4925,7 @@
                 <w:sz w:val="18"/>
                 <w:szCs w:val="18"/>
               </w:rPr>
-              <w:t xml:space="preserve">334</w:t>
+              <w:t xml:space="preserve">338</w:t>
             </w:r>
           </w:p>
         </w:tc>
@@ -5099,7 +5099,7 @@
                 <w:sz w:val="18"/>
                 <w:szCs w:val="18"/>
               </w:rPr>
-              <w:t xml:space="preserve">8.23</w:t>
+              <w:t xml:space="preserve">8.19</w:t>
             </w:r>
           </w:p>
         </w:tc>
@@ -5133,7 +5133,7 @@
                 <w:sz w:val="18"/>
                 <w:szCs w:val="18"/>
               </w:rPr>
-              <w:t xml:space="preserve">79.7%</w:t>
+              <w:t xml:space="preserve">78.6%</w:t>
             </w:r>
           </w:p>
         </w:tc>
@@ -5167,7 +5167,7 @@
                 <w:sz w:val="18"/>
                 <w:szCs w:val="18"/>
               </w:rPr>
-              <w:t xml:space="preserve">7.0%</w:t>
+              <w:t xml:space="preserve">6.9%</w:t>
             </w:r>
           </w:p>
         </w:tc>
@@ -5201,7 +5201,7 @@
                 <w:sz w:val="18"/>
                 <w:szCs w:val="18"/>
               </w:rPr>
-              <w:t xml:space="preserve">128</w:t>
+              <w:t xml:space="preserve">131</w:t>
             </w:r>
           </w:p>
         </w:tc>
@@ -5934,7 +5934,7 @@
                 <w:sz w:val="18"/>
                 <w:szCs w:val="18"/>
               </w:rPr>
-              <w:t xml:space="preserve">7.46</w:t>
+              <w:t xml:space="preserve">7.52</w:t>
             </w:r>
           </w:p>
         </w:tc>
@@ -5969,7 +5969,7 @@
                 <w:sz w:val="18"/>
                 <w:szCs w:val="18"/>
               </w:rPr>
-              <w:t xml:space="preserve">66.4%</w:t>
+              <w:t xml:space="preserve">67.1%</w:t>
             </w:r>
           </w:p>
         </w:tc>
@@ -6004,7 +6004,7 @@
                 <w:sz w:val="18"/>
                 <w:szCs w:val="18"/>
               </w:rPr>
-              <w:t xml:space="preserve">13.3%</w:t>
+              <w:t xml:space="preserve">12.6%</w:t>
             </w:r>
           </w:p>
         </w:tc>
@@ -6087,29 +6087,29 @@
               <w:bottom w:val="single" w:color="CCCCCC" w:sz="1"/>
               <w:right w:val="single" w:color="CCCCCC" w:sz="1"/>
             </w:tcBorders>
-            <w:shd w:fill="FFEBEE" w:val="clear"/>
-            <w:tcMar>
-              <w:top w:type="dxa" w:w="80"/>
-              <w:left w:type="dxa" w:w="120"/>
-              <w:bottom w:type="dxa" w:w="80"/>
-              <w:right w:type="dxa" w:w="120"/>
-            </w:tcMar>
-            <w:vAlign w:val="center"/>
-          </w:tcPr>
-          <w:p>
-            <w:pPr>
-              <w:jc w:val="center"/>
-            </w:pPr>
-            <w:r>
-              <w:rPr>
-                <w:rFonts w:ascii="Arial" w:cs="Arial" w:eastAsia="Arial" w:hAnsi="Arial"/>
-                <w:b/>
-                <w:bCs/>
-                <w:color w:val="E74C3C"/>
-                <w:sz w:val="18"/>
-                <w:szCs w:val="18"/>
-              </w:rPr>
-              <w:t xml:space="preserve">URGENT</w:t>
+            <w:shd w:fill="FFF3E0" w:val="clear"/>
+            <w:tcMar>
+              <w:top w:type="dxa" w:w="80"/>
+              <w:left w:type="dxa" w:w="120"/>
+              <w:bottom w:type="dxa" w:w="80"/>
+              <w:right w:type="dxa" w:w="120"/>
+            </w:tcMar>
+            <w:vAlign w:val="center"/>
+          </w:tcPr>
+          <w:p>
+            <w:pPr>
+              <w:jc w:val="center"/>
+            </w:pPr>
+            <w:r>
+              <w:rPr>
+                <w:rFonts w:ascii="Arial" w:cs="Arial" w:eastAsia="Arial" w:hAnsi="Arial"/>
+                <w:b/>
+                <w:bCs/>
+                <w:color w:val="FF9800"/>
+                <w:sz w:val="18"/>
+                <w:szCs w:val="18"/>
+              </w:rPr>
+              <w:t xml:space="preserve">HIGH</w:t>
             </w:r>
           </w:p>
         </w:tc>
@@ -6213,7 +6213,7 @@
                 <w:sz w:val="18"/>
                 <w:szCs w:val="18"/>
               </w:rPr>
-              <w:t xml:space="preserve">7.39</w:t>
+              <w:t xml:space="preserve">7.34</w:t>
             </w:r>
           </w:p>
         </w:tc>
@@ -6247,7 +6247,7 @@
                 <w:sz w:val="18"/>
                 <w:szCs w:val="18"/>
               </w:rPr>
-              <w:t xml:space="preserve">63.2%</w:t>
+              <w:t xml:space="preserve">62.1%</w:t>
             </w:r>
           </w:p>
         </w:tc>
@@ -6281,7 +6281,7 @@
                 <w:sz w:val="18"/>
                 <w:szCs w:val="18"/>
               </w:rPr>
-              <w:t xml:space="preserve">10.5%</w:t>
+              <w:t xml:space="preserve">10.3%</w:t>
             </w:r>
           </w:p>
         </w:tc>
@@ -6315,7 +6315,7 @@
                 <w:sz w:val="18"/>
                 <w:szCs w:val="18"/>
               </w:rPr>
-              <w:t xml:space="preserve">57</w:t>
+              <w:t xml:space="preserve">58</w:t>
             </w:r>
           </w:p>
         </w:tc>
@@ -6770,7 +6770,7 @@
                 <w:sz w:val="18"/>
                 <w:szCs w:val="18"/>
               </w:rPr>
-              <w:t xml:space="preserve">7.04</w:t>
+              <w:t xml:space="preserve">7.02</w:t>
             </w:r>
           </w:p>
         </w:tc>
@@ -6804,7 +6804,7 @@
                 <w:sz w:val="18"/>
                 <w:szCs w:val="18"/>
               </w:rPr>
-              <w:t xml:space="preserve">56.6%</w:t>
+              <w:t xml:space="preserve">56.0%</w:t>
             </w:r>
           </w:p>
         </w:tc>
@@ -6838,7 +6838,7 @@
                 <w:sz w:val="18"/>
                 <w:szCs w:val="18"/>
               </w:rPr>
-              <w:t xml:space="preserve">19.3%</w:t>
+              <w:t xml:space="preserve">19.0%</w:t>
             </w:r>
           </w:p>
         </w:tc>
@@ -6872,7 +6872,7 @@
                 <w:sz w:val="18"/>
                 <w:szCs w:val="18"/>
               </w:rPr>
-              <w:t xml:space="preserve">83</w:t>
+              <w:t xml:space="preserve">84</w:t>
             </w:r>
           </w:p>
         </w:tc>
@@ -7094,7 +7094,7 @@
           <w:sz w:val="21"/>
           <w:szCs w:val="21"/>
         </w:rPr>
-        <w:t xml:space="preserve">最高スコアはコンフォートスイーツ東京ベイ（9.2点）、最低スコアはチサンホテル浜松町（7.04点）です。スコアレンジは2.16点と大きく、ホテル間の品質格差が見られます。清掃品質の標準化が、ポートフォリオ全体の底上げに重要です。</w:t>
+        <w:t xml:space="preserve">最高スコアはコンフォートスイーツ東京ベイ（9.22点）、最低スコアはチサンホテル浜松町（7.02点）です。スコアレンジは2.20点と大きく、ホテル間の品質格差が見られます。清掃品質の標準化が、ポートフォリオ全体の底上げに重要です。</w:t>
       </w:r>
     </w:p>
     <w:p>
@@ -7148,7 +7148,7 @@
           <w:sz w:val="21"/>
           <w:szCs w:val="21"/>
         </w:rPr>
-        <w:t xml:space="preserve">分析対象2426件のレビューのうち、清掃に関するネガティブな言及は合計105件（クレーム率4.3%）でした。業界のベンチマーク（2-3%）を超過しており、組織的な改善が必要です。</w:t>
+        <w:t xml:space="preserve">分析対象2443件のレビューのうち、清掃に関するネガティブな言及は合計106件（クレーム率4.3%）でした。業界のベンチマーク（2-3%）を超過しており、組織的な改善が必要です。</w:t>
       </w:r>
     </w:p>
     <w:p>
@@ -7434,7 +7434,7 @@
                 <w:sz w:val="18"/>
                 <w:szCs w:val="18"/>
               </w:rPr>
-              <w:t xml:space="preserve">65</w:t>
+              <w:t xml:space="preserve">68</w:t>
             </w:r>
           </w:p>
         </w:tc>
@@ -7468,7 +7468,7 @@
                 <w:sz w:val="18"/>
                 <w:szCs w:val="18"/>
               </w:rPr>
-              <w:t xml:space="preserve">16/19</w:t>
+              <w:t xml:space="preserve">17/19</w:t>
             </w:r>
           </w:p>
         </w:tc>
@@ -7536,7 +7536,7 @@
                 <w:sz w:val="18"/>
                 <w:szCs w:val="18"/>
               </w:rPr>
-              <w:t xml:space="preserve">61.9%</w:t>
+              <w:t xml:space="preserve">64.2%</w:t>
             </w:r>
           </w:p>
         </w:tc>
@@ -7608,7 +7608,7 @@
                 <w:sz w:val="18"/>
                 <w:szCs w:val="18"/>
               </w:rPr>
-              <w:t xml:space="preserve">24</w:t>
+              <w:t xml:space="preserve">23</w:t>
             </w:r>
           </w:p>
         </w:tc>
@@ -7713,7 +7713,7 @@
                 <w:sz w:val="18"/>
                 <w:szCs w:val="18"/>
               </w:rPr>
-              <w:t xml:space="preserve">22.9%</w:t>
+              <w:t xml:space="preserve">21.7%</w:t>
             </w:r>
           </w:p>
         </w:tc>
@@ -7783,7 +7783,7 @@
                 <w:sz w:val="18"/>
                 <w:szCs w:val="18"/>
               </w:rPr>
-              <w:t xml:space="preserve">12</w:t>
+              <w:t xml:space="preserve">11</w:t>
             </w:r>
           </w:p>
         </w:tc>
@@ -7885,7 +7885,7 @@
                 <w:sz w:val="18"/>
                 <w:szCs w:val="18"/>
               </w:rPr>
-              <w:t xml:space="preserve">11.4%</w:t>
+              <w:t xml:space="preserve">10.4%</w:t>
             </w:r>
           </w:p>
         </w:tc>
@@ -8062,7 +8062,7 @@
                 <w:sz w:val="18"/>
                 <w:szCs w:val="18"/>
               </w:rPr>
-              <w:t xml:space="preserve">9.5%</w:t>
+              <w:t xml:space="preserve">9.4%</w:t>
             </w:r>
           </w:p>
         </w:tc>
@@ -8234,7 +8234,7 @@
                 <w:sz w:val="18"/>
                 <w:szCs w:val="18"/>
               </w:rPr>
-              <w:t xml:space="preserve">9.5%</w:t>
+              <w:t xml:space="preserve">9.4%</w:t>
             </w:r>
           </w:p>
         </w:tc>
@@ -8411,7 +8411,7 @@
                 <w:sz w:val="18"/>
                 <w:szCs w:val="18"/>
               </w:rPr>
-              <w:t xml:space="preserve">6.7%</w:t>
+              <w:t xml:space="preserve">6.6%</w:t>
             </w:r>
           </w:p>
         </w:tc>
@@ -8583,7 +8583,7 @@
                 <w:sz w:val="18"/>
                 <w:szCs w:val="18"/>
               </w:rPr>
-              <w:t xml:space="preserve">6.7%</w:t>
+              <w:t xml:space="preserve">6.6%</w:t>
             </w:r>
           </w:p>
         </w:tc>
@@ -9109,7 +9109,7 @@
                 <w:sz w:val="18"/>
                 <w:szCs w:val="18"/>
               </w:rPr>
-              <w:t xml:space="preserve">4.8%</w:t>
+              <w:t xml:space="preserve">4.7%</w:t>
             </w:r>
           </w:p>
         </w:tc>
@@ -9768,7 +9768,7 @@
                 <w:sz w:val="18"/>
                 <w:szCs w:val="18"/>
               </w:rPr>
-              <w:t xml:space="preserve">12.3</w:t>
+              <w:t xml:space="preserve">12.1</w:t>
             </w:r>
           </w:p>
         </w:tc>
@@ -10329,7 +10329,7 @@
                 <w:sz w:val="18"/>
                 <w:szCs w:val="18"/>
               </w:rPr>
-              <w:t xml:space="preserve">コンフォートホテル横浜関内</w:t>
+              <w:t xml:space="preserve">チサンホテル浜松町</w:t>
             </w:r>
           </w:p>
         </w:tc>
@@ -10363,7 +10363,7 @@
                 <w:sz w:val="18"/>
                 <w:szCs w:val="18"/>
               </w:rPr>
-              <w:t xml:space="preserve">13</w:t>
+              <w:t xml:space="preserve">8</w:t>
             </w:r>
           </w:p>
         </w:tc>
@@ -10397,7 +10397,7 @@
                 <w:sz w:val="18"/>
                 <w:szCs w:val="18"/>
               </w:rPr>
-              <w:t xml:space="preserve">9.1</w:t>
+              <w:t xml:space="preserve">9.5</w:t>
             </w:r>
           </w:p>
         </w:tc>
@@ -10432,7 +10432,7 @@
                 <w:sz w:val="18"/>
                 <w:szCs w:val="18"/>
               </w:rPr>
-              <w:t xml:space="preserve">5</w:t>
+              <w:t xml:space="preserve">4</w:t>
             </w:r>
           </w:p>
         </w:tc>
@@ -10445,6 +10445,41 @@
               <w:bottom w:val="single" w:color="CCCCCC" w:sz="1"/>
               <w:right w:val="single" w:color="CCCCCC" w:sz="1"/>
             </w:tcBorders>
+            <w:shd w:fill="FFF9C4" w:val="clear"/>
+            <w:tcMar>
+              <w:top w:type="dxa" w:w="80"/>
+              <w:left w:type="dxa" w:w="120"/>
+              <w:bottom w:type="dxa" w:w="80"/>
+              <w:right w:type="dxa" w:w="120"/>
+            </w:tcMar>
+            <w:vAlign w:val="center"/>
+          </w:tcPr>
+          <w:p>
+            <w:pPr>
+              <w:jc w:val="center"/>
+            </w:pPr>
+            <w:r>
+              <w:rPr>
+                <w:rFonts w:ascii="Arial" w:cs="Arial" w:eastAsia="Arial" w:hAnsi="Arial"/>
+                <w:b w:val="false"/>
+                <w:bCs w:val="false"/>
+                <w:color w:val="333333"/>
+                <w:sz w:val="18"/>
+                <w:szCs w:val="18"/>
+              </w:rPr>
+              <w:t xml:space="preserve">1</w:t>
+            </w:r>
+          </w:p>
+        </w:tc>
+        <w:tc>
+          <w:tcPr>
+            <w:tcW w:type="pct" w:w="9%"/>
+            <w:tcBorders>
+              <w:top w:val="single" w:color="CCCCCC" w:sz="1"/>
+              <w:left w:val="single" w:color="CCCCCC" w:sz="1"/>
+              <w:bottom w:val="single" w:color="CCCCCC" w:sz="1"/>
+              <w:right w:val="single" w:color="CCCCCC" w:sz="1"/>
+            </w:tcBorders>
             <w:tcMar>
               <w:top w:type="dxa" w:w="80"/>
               <w:left w:type="dxa" w:w="120"/>
@@ -10479,63 +10514,29 @@
               <w:bottom w:val="single" w:color="CCCCCC" w:sz="1"/>
               <w:right w:val="single" w:color="CCCCCC" w:sz="1"/>
             </w:tcBorders>
-            <w:shd w:fill="FFCDD2" w:val="clear"/>
-            <w:tcMar>
-              <w:top w:type="dxa" w:w="80"/>
-              <w:left w:type="dxa" w:w="120"/>
-              <w:bottom w:type="dxa" w:w="80"/>
-              <w:right w:type="dxa" w:w="120"/>
-            </w:tcMar>
-            <w:vAlign w:val="center"/>
-          </w:tcPr>
-          <w:p>
-            <w:pPr>
-              <w:jc w:val="center"/>
-            </w:pPr>
-            <w:r>
-              <w:rPr>
-                <w:rFonts w:ascii="Arial" w:cs="Arial" w:eastAsia="Arial" w:hAnsi="Arial"/>
-                <w:b/>
-                <w:bCs/>
-                <w:color w:val="333333"/>
-                <w:sz w:val="18"/>
-                <w:szCs w:val="18"/>
-              </w:rPr>
-              <w:t xml:space="preserve">8</w:t>
-            </w:r>
-          </w:p>
-        </w:tc>
-        <w:tc>
-          <w:tcPr>
-            <w:tcW w:type="pct" w:w="9%"/>
-            <w:tcBorders>
-              <w:top w:val="single" w:color="CCCCCC" w:sz="1"/>
-              <w:left w:val="single" w:color="CCCCCC" w:sz="1"/>
-              <w:bottom w:val="single" w:color="CCCCCC" w:sz="1"/>
-              <w:right w:val="single" w:color="CCCCCC" w:sz="1"/>
-            </w:tcBorders>
-            <w:tcMar>
-              <w:top w:type="dxa" w:w="80"/>
-              <w:left w:type="dxa" w:w="120"/>
-              <w:bottom w:type="dxa" w:w="80"/>
-              <w:right w:type="dxa" w:w="120"/>
-            </w:tcMar>
-            <w:vAlign w:val="center"/>
-          </w:tcPr>
-          <w:p>
-            <w:pPr>
-              <w:jc w:val="center"/>
-            </w:pPr>
-            <w:r>
-              <w:rPr>
-                <w:rFonts w:ascii="Arial" w:cs="Arial" w:eastAsia="Arial" w:hAnsi="Arial"/>
-                <w:b w:val="false"/>
-                <w:bCs w:val="false"/>
-                <w:color w:val="333333"/>
-                <w:sz w:val="18"/>
-                <w:szCs w:val="18"/>
-              </w:rPr>
-              <w:t xml:space="preserve">-</w:t>
+            <w:shd w:fill="FFF9C4" w:val="clear"/>
+            <w:tcMar>
+              <w:top w:type="dxa" w:w="80"/>
+              <w:left w:type="dxa" w:w="120"/>
+              <w:bottom w:type="dxa" w:w="80"/>
+              <w:right w:type="dxa" w:w="120"/>
+            </w:tcMar>
+            <w:vAlign w:val="center"/>
+          </w:tcPr>
+          <w:p>
+            <w:pPr>
+              <w:jc w:val="center"/>
+            </w:pPr>
+            <w:r>
+              <w:rPr>
+                <w:rFonts w:ascii="Arial" w:cs="Arial" w:eastAsia="Arial" w:hAnsi="Arial"/>
+                <w:b w:val="false"/>
+                <w:bCs w:val="false"/>
+                <w:color w:val="333333"/>
+                <w:sz w:val="18"/>
+                <w:szCs w:val="18"/>
+              </w:rPr>
+              <w:t xml:space="preserve">2</w:t>
             </w:r>
           </w:p>
         </w:tc>
@@ -10957,7 +10958,7 @@
                 <w:sz w:val="18"/>
                 <w:szCs w:val="18"/>
               </w:rPr>
-              <w:t xml:space="preserve">チサンホテル浜松町</w:t>
+              <w:t xml:space="preserve">コンフォートホテル横浜関内</w:t>
             </w:r>
           </w:p>
         </w:tc>
@@ -10991,46 +10992,150 @@
                 <w:sz w:val="18"/>
                 <w:szCs w:val="18"/>
               </w:rPr>
+              <w:t xml:space="preserve">12</w:t>
+            </w:r>
+          </w:p>
+        </w:tc>
+        <w:tc>
+          <w:tcPr>
+            <w:tcW w:type="pct" w:w="12%"/>
+            <w:tcBorders>
+              <w:top w:val="single" w:color="CCCCCC" w:sz="1"/>
+              <w:left w:val="single" w:color="CCCCCC" w:sz="1"/>
+              <w:bottom w:val="single" w:color="CCCCCC" w:sz="1"/>
+              <w:right w:val="single" w:color="CCCCCC" w:sz="1"/>
+            </w:tcBorders>
+            <w:tcMar>
+              <w:top w:type="dxa" w:w="80"/>
+              <w:left w:type="dxa" w:w="120"/>
+              <w:bottom w:type="dxa" w:w="80"/>
+              <w:right w:type="dxa" w:w="120"/>
+            </w:tcMar>
+            <w:vAlign w:val="center"/>
+          </w:tcPr>
+          <w:p>
+            <w:pPr>
+              <w:jc w:val="center"/>
+            </w:pPr>
+            <w:r>
+              <w:rPr>
+                <w:rFonts w:ascii="Arial" w:cs="Arial" w:eastAsia="Arial" w:hAnsi="Arial"/>
+                <w:b w:val="false"/>
+                <w:bCs w:val="false"/>
+                <w:color w:val="FF9800"/>
+                <w:sz w:val="18"/>
+                <w:szCs w:val="18"/>
+              </w:rPr>
+              <w:t xml:space="preserve">8.4</w:t>
+            </w:r>
+          </w:p>
+        </w:tc>
+        <w:tc>
+          <w:tcPr>
+            <w:tcW w:type="pct" w:w="9%"/>
+            <w:tcBorders>
+              <w:top w:val="single" w:color="CCCCCC" w:sz="1"/>
+              <w:left w:val="single" w:color="CCCCCC" w:sz="1"/>
+              <w:bottom w:val="single" w:color="CCCCCC" w:sz="1"/>
+              <w:right w:val="single" w:color="CCCCCC" w:sz="1"/>
+            </w:tcBorders>
+            <w:shd w:fill="FFE0B2" w:val="clear"/>
+            <w:tcMar>
+              <w:top w:type="dxa" w:w="80"/>
+              <w:left w:type="dxa" w:w="120"/>
+              <w:bottom w:type="dxa" w:w="80"/>
+              <w:right w:type="dxa" w:w="120"/>
+            </w:tcMar>
+            <w:vAlign w:val="center"/>
+          </w:tcPr>
+          <w:p>
+            <w:pPr>
+              <w:jc w:val="center"/>
+            </w:pPr>
+            <w:r>
+              <w:rPr>
+                <w:rFonts w:ascii="Arial" w:cs="Arial" w:eastAsia="Arial" w:hAnsi="Arial"/>
+                <w:b/>
+                <w:bCs/>
+                <w:color w:val="333333"/>
+                <w:sz w:val="18"/>
+                <w:szCs w:val="18"/>
+              </w:rPr>
+              <w:t xml:space="preserve">5</w:t>
+            </w:r>
+          </w:p>
+        </w:tc>
+        <w:tc>
+          <w:tcPr>
+            <w:tcW w:type="pct" w:w="9%"/>
+            <w:tcBorders>
+              <w:top w:val="single" w:color="CCCCCC" w:sz="1"/>
+              <w:left w:val="single" w:color="CCCCCC" w:sz="1"/>
+              <w:bottom w:val="single" w:color="CCCCCC" w:sz="1"/>
+              <w:right w:val="single" w:color="CCCCCC" w:sz="1"/>
+            </w:tcBorders>
+            <w:tcMar>
+              <w:top w:type="dxa" w:w="80"/>
+              <w:left w:type="dxa" w:w="120"/>
+              <w:bottom w:type="dxa" w:w="80"/>
+              <w:right w:type="dxa" w:w="120"/>
+            </w:tcMar>
+            <w:vAlign w:val="center"/>
+          </w:tcPr>
+          <w:p>
+            <w:pPr>
+              <w:jc w:val="center"/>
+            </w:pPr>
+            <w:r>
+              <w:rPr>
+                <w:rFonts w:ascii="Arial" w:cs="Arial" w:eastAsia="Arial" w:hAnsi="Arial"/>
+                <w:b w:val="false"/>
+                <w:bCs w:val="false"/>
+                <w:color w:val="333333"/>
+                <w:sz w:val="18"/>
+                <w:szCs w:val="18"/>
+              </w:rPr>
+              <w:t xml:space="preserve">-</w:t>
+            </w:r>
+          </w:p>
+        </w:tc>
+        <w:tc>
+          <w:tcPr>
+            <w:tcW w:type="pct" w:w="9%"/>
+            <w:tcBorders>
+              <w:top w:val="single" w:color="CCCCCC" w:sz="1"/>
+              <w:left w:val="single" w:color="CCCCCC" w:sz="1"/>
+              <w:bottom w:val="single" w:color="CCCCCC" w:sz="1"/>
+              <w:right w:val="single" w:color="CCCCCC" w:sz="1"/>
+            </w:tcBorders>
+            <w:shd w:fill="FFCDD2" w:val="clear"/>
+            <w:tcMar>
+              <w:top w:type="dxa" w:w="80"/>
+              <w:left w:type="dxa" w:w="120"/>
+              <w:bottom w:type="dxa" w:w="80"/>
+              <w:right w:type="dxa" w:w="120"/>
+            </w:tcMar>
+            <w:vAlign w:val="center"/>
+          </w:tcPr>
+          <w:p>
+            <w:pPr>
+              <w:jc w:val="center"/>
+            </w:pPr>
+            <w:r>
+              <w:rPr>
+                <w:rFonts w:ascii="Arial" w:cs="Arial" w:eastAsia="Arial" w:hAnsi="Arial"/>
+                <w:b/>
+                <w:bCs/>
+                <w:color w:val="333333"/>
+                <w:sz w:val="18"/>
+                <w:szCs w:val="18"/>
+              </w:rPr>
               <w:t xml:space="preserve">7</w:t>
             </w:r>
           </w:p>
         </w:tc>
         <w:tc>
           <w:tcPr>
-            <w:tcW w:type="pct" w:w="12%"/>
-            <w:tcBorders>
-              <w:top w:val="single" w:color="CCCCCC" w:sz="1"/>
-              <w:left w:val="single" w:color="CCCCCC" w:sz="1"/>
-              <w:bottom w:val="single" w:color="CCCCCC" w:sz="1"/>
-              <w:right w:val="single" w:color="CCCCCC" w:sz="1"/>
-            </w:tcBorders>
-            <w:tcMar>
-              <w:top w:type="dxa" w:w="80"/>
-              <w:left w:type="dxa" w:w="120"/>
-              <w:bottom w:type="dxa" w:w="80"/>
-              <w:right w:type="dxa" w:w="120"/>
-            </w:tcMar>
-            <w:vAlign w:val="center"/>
-          </w:tcPr>
-          <w:p>
-            <w:pPr>
-              <w:jc w:val="center"/>
-            </w:pPr>
-            <w:r>
-              <w:rPr>
-                <w:rFonts w:ascii="Arial" w:cs="Arial" w:eastAsia="Arial" w:hAnsi="Arial"/>
-                <w:b w:val="false"/>
-                <w:bCs w:val="false"/>
-                <w:color w:val="FF9800"/>
-                <w:sz w:val="18"/>
-                <w:szCs w:val="18"/>
-              </w:rPr>
-              <w:t xml:space="preserve">8.4</w:t>
-            </w:r>
-          </w:p>
-        </w:tc>
-        <w:tc>
-          <w:tcPr>
             <w:tcW w:type="pct" w:w="9%"/>
             <w:tcBorders>
               <w:top w:val="single" w:color="CCCCCC" w:sz="1"/>
@@ -11038,76 +11143,6 @@
               <w:bottom w:val="single" w:color="CCCCCC" w:sz="1"/>
               <w:right w:val="single" w:color="CCCCCC" w:sz="1"/>
             </w:tcBorders>
-            <w:shd w:fill="FFE0B2" w:val="clear"/>
-            <w:tcMar>
-              <w:top w:type="dxa" w:w="80"/>
-              <w:left w:type="dxa" w:w="120"/>
-              <w:bottom w:type="dxa" w:w="80"/>
-              <w:right w:type="dxa" w:w="120"/>
-            </w:tcMar>
-            <w:vAlign w:val="center"/>
-          </w:tcPr>
-          <w:p>
-            <w:pPr>
-              <w:jc w:val="center"/>
-            </w:pPr>
-            <w:r>
-              <w:rPr>
-                <w:rFonts w:ascii="Arial" w:cs="Arial" w:eastAsia="Arial" w:hAnsi="Arial"/>
-                <w:b/>
-                <w:bCs/>
-                <w:color w:val="333333"/>
-                <w:sz w:val="18"/>
-                <w:szCs w:val="18"/>
-              </w:rPr>
-              <w:t xml:space="preserve">3</w:t>
-            </w:r>
-          </w:p>
-        </w:tc>
-        <w:tc>
-          <w:tcPr>
-            <w:tcW w:type="pct" w:w="9%"/>
-            <w:tcBorders>
-              <w:top w:val="single" w:color="CCCCCC" w:sz="1"/>
-              <w:left w:val="single" w:color="CCCCCC" w:sz="1"/>
-              <w:bottom w:val="single" w:color="CCCCCC" w:sz="1"/>
-              <w:right w:val="single" w:color="CCCCCC" w:sz="1"/>
-            </w:tcBorders>
-            <w:shd w:fill="FFF9C4" w:val="clear"/>
-            <w:tcMar>
-              <w:top w:type="dxa" w:w="80"/>
-              <w:left w:type="dxa" w:w="120"/>
-              <w:bottom w:type="dxa" w:w="80"/>
-              <w:right w:type="dxa" w:w="120"/>
-            </w:tcMar>
-            <w:vAlign w:val="center"/>
-          </w:tcPr>
-          <w:p>
-            <w:pPr>
-              <w:jc w:val="center"/>
-            </w:pPr>
-            <w:r>
-              <w:rPr>
-                <w:rFonts w:ascii="Arial" w:cs="Arial" w:eastAsia="Arial" w:hAnsi="Arial"/>
-                <w:b w:val="false"/>
-                <w:bCs w:val="false"/>
-                <w:color w:val="333333"/>
-                <w:sz w:val="18"/>
-                <w:szCs w:val="18"/>
-              </w:rPr>
-              <w:t xml:space="preserve">1</w:t>
-            </w:r>
-          </w:p>
-        </w:tc>
-        <w:tc>
-          <w:tcPr>
-            <w:tcW w:type="pct" w:w="9%"/>
-            <w:tcBorders>
-              <w:top w:val="single" w:color="CCCCCC" w:sz="1"/>
-              <w:left w:val="single" w:color="CCCCCC" w:sz="1"/>
-              <w:bottom w:val="single" w:color="CCCCCC" w:sz="1"/>
-              <w:right w:val="single" w:color="CCCCCC" w:sz="1"/>
-            </w:tcBorders>
             <w:tcMar>
               <w:top w:type="dxa" w:w="80"/>
               <w:left w:type="dxa" w:w="120"/>
@@ -11130,41 +11165,6 @@
                 <w:szCs w:val="18"/>
               </w:rPr>
               <w:t xml:space="preserve">-</w:t>
-            </w:r>
-          </w:p>
-        </w:tc>
-        <w:tc>
-          <w:tcPr>
-            <w:tcW w:type="pct" w:w="9%"/>
-            <w:tcBorders>
-              <w:top w:val="single" w:color="CCCCCC" w:sz="1"/>
-              <w:left w:val="single" w:color="CCCCCC" w:sz="1"/>
-              <w:bottom w:val="single" w:color="CCCCCC" w:sz="1"/>
-              <w:right w:val="single" w:color="CCCCCC" w:sz="1"/>
-            </w:tcBorders>
-            <w:shd w:fill="FFF9C4" w:val="clear"/>
-            <w:tcMar>
-              <w:top w:type="dxa" w:w="80"/>
-              <w:left w:type="dxa" w:w="120"/>
-              <w:bottom w:type="dxa" w:w="80"/>
-              <w:right w:type="dxa" w:w="120"/>
-            </w:tcMar>
-            <w:vAlign w:val="center"/>
-          </w:tcPr>
-          <w:p>
-            <w:pPr>
-              <w:jc w:val="center"/>
-            </w:pPr>
-            <w:r>
-              <w:rPr>
-                <w:rFonts w:ascii="Arial" w:cs="Arial" w:eastAsia="Arial" w:hAnsi="Arial"/>
-                <w:b w:val="false"/>
-                <w:bCs w:val="false"/>
-                <w:color w:val="333333"/>
-                <w:sz w:val="18"/>
-                <w:szCs w:val="18"/>
-              </w:rPr>
-              <w:t xml:space="preserve">2</w:t>
             </w:r>
           </w:p>
         </w:tc>
@@ -11270,7 +11270,7 @@
                 <w:sz w:val="18"/>
                 <w:szCs w:val="18"/>
               </w:rPr>
-              <w:t xml:space="preserve">コンフォートイン六本木</w:t>
+              <w:t xml:space="preserve">ホテルコメント横浜関内</w:t>
             </w:r>
           </w:p>
         </w:tc>
@@ -11353,6 +11353,41 @@
               <w:bottom w:val="single" w:color="CCCCCC" w:sz="1"/>
               <w:right w:val="single" w:color="CCCCCC" w:sz="1"/>
             </w:tcBorders>
+            <w:shd w:fill="FFCDD2" w:val="clear"/>
+            <w:tcMar>
+              <w:top w:type="dxa" w:w="80"/>
+              <w:left w:type="dxa" w:w="120"/>
+              <w:bottom w:type="dxa" w:w="80"/>
+              <w:right w:type="dxa" w:w="120"/>
+            </w:tcMar>
+            <w:vAlign w:val="center"/>
+          </w:tcPr>
+          <w:p>
+            <w:pPr>
+              <w:jc w:val="center"/>
+            </w:pPr>
+            <w:r>
+              <w:rPr>
+                <w:rFonts w:ascii="Arial" w:cs="Arial" w:eastAsia="Arial" w:hAnsi="Arial"/>
+                <w:b/>
+                <w:bCs/>
+                <w:color w:val="333333"/>
+                <w:sz w:val="18"/>
+                <w:szCs w:val="18"/>
+              </w:rPr>
+              <w:t xml:space="preserve">6</w:t>
+            </w:r>
+          </w:p>
+        </w:tc>
+        <w:tc>
+          <w:tcPr>
+            <w:tcW w:type="pct" w:w="9%"/>
+            <w:tcBorders>
+              <w:top w:val="single" w:color="CCCCCC" w:sz="1"/>
+              <w:left w:val="single" w:color="CCCCCC" w:sz="1"/>
+              <w:bottom w:val="single" w:color="CCCCCC" w:sz="1"/>
+              <w:right w:val="single" w:color="CCCCCC" w:sz="1"/>
+            </w:tcBorders>
             <w:shd w:fill="FFF9C4" w:val="clear"/>
             <w:tcMar>
               <w:top w:type="dxa" w:w="80"/>
@@ -11388,29 +11423,29 @@
               <w:bottom w:val="single" w:color="CCCCCC" w:sz="1"/>
               <w:right w:val="single" w:color="CCCCCC" w:sz="1"/>
             </w:tcBorders>
-            <w:shd w:fill="FFE0B2" w:val="clear"/>
-            <w:tcMar>
-              <w:top w:type="dxa" w:w="80"/>
-              <w:left w:type="dxa" w:w="120"/>
-              <w:bottom w:type="dxa" w:w="80"/>
-              <w:right w:type="dxa" w:w="120"/>
-            </w:tcMar>
-            <w:vAlign w:val="center"/>
-          </w:tcPr>
-          <w:p>
-            <w:pPr>
-              <w:jc w:val="center"/>
-            </w:pPr>
-            <w:r>
-              <w:rPr>
-                <w:rFonts w:ascii="Arial" w:cs="Arial" w:eastAsia="Arial" w:hAnsi="Arial"/>
-                <w:b/>
-                <w:bCs/>
-                <w:color w:val="333333"/>
-                <w:sz w:val="18"/>
-                <w:szCs w:val="18"/>
-              </w:rPr>
-              <w:t xml:space="preserve">4</w:t>
+            <w:shd w:fill="F5F7FA" w:val="clear"/>
+            <w:tcMar>
+              <w:top w:type="dxa" w:w="80"/>
+              <w:left w:type="dxa" w:w="120"/>
+              <w:bottom w:type="dxa" w:w="80"/>
+              <w:right w:type="dxa" w:w="120"/>
+            </w:tcMar>
+            <w:vAlign w:val="center"/>
+          </w:tcPr>
+          <w:p>
+            <w:pPr>
+              <w:jc w:val="center"/>
+            </w:pPr>
+            <w:r>
+              <w:rPr>
+                <w:rFonts w:ascii="Arial" w:cs="Arial" w:eastAsia="Arial" w:hAnsi="Arial"/>
+                <w:b w:val="false"/>
+                <w:bCs w:val="false"/>
+                <w:color w:val="333333"/>
+                <w:sz w:val="18"/>
+                <w:szCs w:val="18"/>
+              </w:rPr>
+              <w:t xml:space="preserve">-</w:t>
             </w:r>
           </w:p>
         </w:tc>
@@ -11458,29 +11493,29 @@
               <w:bottom w:val="single" w:color="CCCCCC" w:sz="1"/>
               <w:right w:val="single" w:color="CCCCCC" w:sz="1"/>
             </w:tcBorders>
-            <w:shd w:fill="F5F7FA" w:val="clear"/>
-            <w:tcMar>
-              <w:top w:type="dxa" w:w="80"/>
-              <w:left w:type="dxa" w:w="120"/>
-              <w:bottom w:type="dxa" w:w="80"/>
-              <w:right w:type="dxa" w:w="120"/>
-            </w:tcMar>
-            <w:vAlign w:val="center"/>
-          </w:tcPr>
-          <w:p>
-            <w:pPr>
-              <w:jc w:val="center"/>
-            </w:pPr>
-            <w:r>
-              <w:rPr>
-                <w:rFonts w:ascii="Arial" w:cs="Arial" w:eastAsia="Arial" w:hAnsi="Arial"/>
-                <w:b w:val="false"/>
-                <w:bCs w:val="false"/>
-                <w:color w:val="333333"/>
-                <w:sz w:val="18"/>
-                <w:szCs w:val="18"/>
-              </w:rPr>
-              <w:t xml:space="preserve">-</w:t>
+            <w:shd w:fill="FFF9C4" w:val="clear"/>
+            <w:tcMar>
+              <w:top w:type="dxa" w:w="80"/>
+              <w:left w:type="dxa" w:w="120"/>
+              <w:bottom w:type="dxa" w:w="80"/>
+              <w:right w:type="dxa" w:w="120"/>
+            </w:tcMar>
+            <w:vAlign w:val="center"/>
+          </w:tcPr>
+          <w:p>
+            <w:pPr>
+              <w:jc w:val="center"/>
+            </w:pPr>
+            <w:r>
+              <w:rPr>
+                <w:rFonts w:ascii="Arial" w:cs="Arial" w:eastAsia="Arial" w:hAnsi="Arial"/>
+                <w:b w:val="false"/>
+                <w:bCs w:val="false"/>
+                <w:color w:val="333333"/>
+                <w:sz w:val="18"/>
+                <w:szCs w:val="18"/>
+              </w:rPr>
+              <w:t xml:space="preserve">1</w:t>
             </w:r>
           </w:p>
         </w:tc>
@@ -11516,41 +11551,6 @@
                 <w:szCs w:val="18"/>
               </w:rPr>
               <w:t xml:space="preserve">1</w:t>
-            </w:r>
-          </w:p>
-        </w:tc>
-        <w:tc>
-          <w:tcPr>
-            <w:tcW w:type="pct" w:w="9%"/>
-            <w:tcBorders>
-              <w:top w:val="single" w:color="CCCCCC" w:sz="1"/>
-              <w:left w:val="single" w:color="CCCCCC" w:sz="1"/>
-              <w:bottom w:val="single" w:color="CCCCCC" w:sz="1"/>
-              <w:right w:val="single" w:color="CCCCCC" w:sz="1"/>
-            </w:tcBorders>
-            <w:shd w:fill="FFF9C4" w:val="clear"/>
-            <w:tcMar>
-              <w:top w:type="dxa" w:w="80"/>
-              <w:left w:type="dxa" w:w="120"/>
-              <w:bottom w:type="dxa" w:w="80"/>
-              <w:right w:type="dxa" w:w="120"/>
-            </w:tcMar>
-            <w:vAlign w:val="center"/>
-          </w:tcPr>
-          <w:p>
-            <w:pPr>
-              <w:jc w:val="center"/>
-            </w:pPr>
-            <w:r>
-              <w:rPr>
-                <w:rFonts w:ascii="Arial" w:cs="Arial" w:eastAsia="Arial" w:hAnsi="Arial"/>
-                <w:b w:val="false"/>
-                <w:bCs w:val="false"/>
-                <w:color w:val="333333"/>
-                <w:sz w:val="18"/>
-                <w:szCs w:val="18"/>
-              </w:rPr>
-              <w:t xml:space="preserve">2</w:t>
             </w:r>
           </w:p>
         </w:tc>
@@ -11586,7 +11586,7 @@
                 <w:sz w:val="18"/>
                 <w:szCs w:val="18"/>
               </w:rPr>
-              <w:t xml:space="preserve">ホテルコメント横浜関内</w:t>
+              <w:t xml:space="preserve">コンフォートイン六本木</w:t>
             </w:r>
           </w:p>
         </w:tc>
@@ -11654,7 +11654,7 @@
                 <w:sz w:val="18"/>
                 <w:szCs w:val="18"/>
               </w:rPr>
-              <w:t xml:space="preserve">6.2</w:t>
+              <w:t xml:space="preserve">6.1</w:t>
             </w:r>
           </w:p>
         </w:tc>
@@ -11667,29 +11667,29 @@
               <w:bottom w:val="single" w:color="CCCCCC" w:sz="1"/>
               <w:right w:val="single" w:color="CCCCCC" w:sz="1"/>
             </w:tcBorders>
-            <w:shd w:fill="FFCDD2" w:val="clear"/>
-            <w:tcMar>
-              <w:top w:type="dxa" w:w="80"/>
-              <w:left w:type="dxa" w:w="120"/>
-              <w:bottom w:type="dxa" w:w="80"/>
-              <w:right w:type="dxa" w:w="120"/>
-            </w:tcMar>
-            <w:vAlign w:val="center"/>
-          </w:tcPr>
-          <w:p>
-            <w:pPr>
-              <w:jc w:val="center"/>
-            </w:pPr>
-            <w:r>
-              <w:rPr>
-                <w:rFonts w:ascii="Arial" w:cs="Arial" w:eastAsia="Arial" w:hAnsi="Arial"/>
-                <w:b/>
-                <w:bCs/>
-                <w:color w:val="333333"/>
-                <w:sz w:val="18"/>
-                <w:szCs w:val="18"/>
-              </w:rPr>
-              <w:t xml:space="preserve">6</w:t>
+            <w:shd w:fill="FFF9C4" w:val="clear"/>
+            <w:tcMar>
+              <w:top w:type="dxa" w:w="80"/>
+              <w:left w:type="dxa" w:w="120"/>
+              <w:bottom w:type="dxa" w:w="80"/>
+              <w:right w:type="dxa" w:w="120"/>
+            </w:tcMar>
+            <w:vAlign w:val="center"/>
+          </w:tcPr>
+          <w:p>
+            <w:pPr>
+              <w:jc w:val="center"/>
+            </w:pPr>
+            <w:r>
+              <w:rPr>
+                <w:rFonts w:ascii="Arial" w:cs="Arial" w:eastAsia="Arial" w:hAnsi="Arial"/>
+                <w:b w:val="false"/>
+                <w:bCs w:val="false"/>
+                <w:color w:val="333333"/>
+                <w:sz w:val="18"/>
+                <w:szCs w:val="18"/>
+              </w:rPr>
+              <w:t xml:space="preserve">2</w:t>
             </w:r>
           </w:p>
         </w:tc>
@@ -11702,6 +11702,109 @@
               <w:bottom w:val="single" w:color="CCCCCC" w:sz="1"/>
               <w:right w:val="single" w:color="CCCCCC" w:sz="1"/>
             </w:tcBorders>
+            <w:shd w:fill="FFE0B2" w:val="clear"/>
+            <w:tcMar>
+              <w:top w:type="dxa" w:w="80"/>
+              <w:left w:type="dxa" w:w="120"/>
+              <w:bottom w:type="dxa" w:w="80"/>
+              <w:right w:type="dxa" w:w="120"/>
+            </w:tcMar>
+            <w:vAlign w:val="center"/>
+          </w:tcPr>
+          <w:p>
+            <w:pPr>
+              <w:jc w:val="center"/>
+            </w:pPr>
+            <w:r>
+              <w:rPr>
+                <w:rFonts w:ascii="Arial" w:cs="Arial" w:eastAsia="Arial" w:hAnsi="Arial"/>
+                <w:b/>
+                <w:bCs/>
+                <w:color w:val="333333"/>
+                <w:sz w:val="18"/>
+                <w:szCs w:val="18"/>
+              </w:rPr>
+              <w:t xml:space="preserve">4</w:t>
+            </w:r>
+          </w:p>
+        </w:tc>
+        <w:tc>
+          <w:tcPr>
+            <w:tcW w:type="pct" w:w="9%"/>
+            <w:tcBorders>
+              <w:top w:val="single" w:color="CCCCCC" w:sz="1"/>
+              <w:left w:val="single" w:color="CCCCCC" w:sz="1"/>
+              <w:bottom w:val="single" w:color="CCCCCC" w:sz="1"/>
+              <w:right w:val="single" w:color="CCCCCC" w:sz="1"/>
+            </w:tcBorders>
+            <w:tcMar>
+              <w:top w:type="dxa" w:w="80"/>
+              <w:left w:type="dxa" w:w="120"/>
+              <w:bottom w:type="dxa" w:w="80"/>
+              <w:right w:type="dxa" w:w="120"/>
+            </w:tcMar>
+            <w:vAlign w:val="center"/>
+          </w:tcPr>
+          <w:p>
+            <w:pPr>
+              <w:jc w:val="center"/>
+            </w:pPr>
+            <w:r>
+              <w:rPr>
+                <w:rFonts w:ascii="Arial" w:cs="Arial" w:eastAsia="Arial" w:hAnsi="Arial"/>
+                <w:b w:val="false"/>
+                <w:bCs w:val="false"/>
+                <w:color w:val="333333"/>
+                <w:sz w:val="18"/>
+                <w:szCs w:val="18"/>
+              </w:rPr>
+              <w:t xml:space="preserve">-</w:t>
+            </w:r>
+          </w:p>
+        </w:tc>
+        <w:tc>
+          <w:tcPr>
+            <w:tcW w:type="pct" w:w="9%"/>
+            <w:tcBorders>
+              <w:top w:val="single" w:color="CCCCCC" w:sz="1"/>
+              <w:left w:val="single" w:color="CCCCCC" w:sz="1"/>
+              <w:bottom w:val="single" w:color="CCCCCC" w:sz="1"/>
+              <w:right w:val="single" w:color="CCCCCC" w:sz="1"/>
+            </w:tcBorders>
+            <w:tcMar>
+              <w:top w:type="dxa" w:w="80"/>
+              <w:left w:type="dxa" w:w="120"/>
+              <w:bottom w:type="dxa" w:w="80"/>
+              <w:right w:type="dxa" w:w="120"/>
+            </w:tcMar>
+            <w:vAlign w:val="center"/>
+          </w:tcPr>
+          <w:p>
+            <w:pPr>
+              <w:jc w:val="center"/>
+            </w:pPr>
+            <w:r>
+              <w:rPr>
+                <w:rFonts w:ascii="Arial" w:cs="Arial" w:eastAsia="Arial" w:hAnsi="Arial"/>
+                <w:b w:val="false"/>
+                <w:bCs w:val="false"/>
+                <w:color w:val="333333"/>
+                <w:sz w:val="18"/>
+                <w:szCs w:val="18"/>
+              </w:rPr>
+              <w:t xml:space="preserve">-</w:t>
+            </w:r>
+          </w:p>
+        </w:tc>
+        <w:tc>
+          <w:tcPr>
+            <w:tcW w:type="pct" w:w="9%"/>
+            <w:tcBorders>
+              <w:top w:val="single" w:color="CCCCCC" w:sz="1"/>
+              <w:left w:val="single" w:color="CCCCCC" w:sz="1"/>
+              <w:bottom w:val="single" w:color="CCCCCC" w:sz="1"/>
+              <w:right w:val="single" w:color="CCCCCC" w:sz="1"/>
+            </w:tcBorders>
             <w:shd w:fill="FFF9C4" w:val="clear"/>
             <w:tcMar>
               <w:top w:type="dxa" w:w="80"/>
@@ -11724,145 +11827,42 @@
                 <w:sz w:val="18"/>
                 <w:szCs w:val="18"/>
               </w:rPr>
+              <w:t xml:space="preserve">1</w:t>
+            </w:r>
+          </w:p>
+        </w:tc>
+        <w:tc>
+          <w:tcPr>
+            <w:tcW w:type="pct" w:w="9%"/>
+            <w:tcBorders>
+              <w:top w:val="single" w:color="CCCCCC" w:sz="1"/>
+              <w:left w:val="single" w:color="CCCCCC" w:sz="1"/>
+              <w:bottom w:val="single" w:color="CCCCCC" w:sz="1"/>
+              <w:right w:val="single" w:color="CCCCCC" w:sz="1"/>
+            </w:tcBorders>
+            <w:shd w:fill="FFF9C4" w:val="clear"/>
+            <w:tcMar>
+              <w:top w:type="dxa" w:w="80"/>
+              <w:left w:type="dxa" w:w="120"/>
+              <w:bottom w:type="dxa" w:w="80"/>
+              <w:right w:type="dxa" w:w="120"/>
+            </w:tcMar>
+            <w:vAlign w:val="center"/>
+          </w:tcPr>
+          <w:p>
+            <w:pPr>
+              <w:jc w:val="center"/>
+            </w:pPr>
+            <w:r>
+              <w:rPr>
+                <w:rFonts w:ascii="Arial" w:cs="Arial" w:eastAsia="Arial" w:hAnsi="Arial"/>
+                <w:b w:val="false"/>
+                <w:bCs w:val="false"/>
+                <w:color w:val="333333"/>
+                <w:sz w:val="18"/>
+                <w:szCs w:val="18"/>
+              </w:rPr>
               <w:t xml:space="preserve">2</w:t>
-            </w:r>
-          </w:p>
-        </w:tc>
-        <w:tc>
-          <w:tcPr>
-            <w:tcW w:type="pct" w:w="9%"/>
-            <w:tcBorders>
-              <w:top w:val="single" w:color="CCCCCC" w:sz="1"/>
-              <w:left w:val="single" w:color="CCCCCC" w:sz="1"/>
-              <w:bottom w:val="single" w:color="CCCCCC" w:sz="1"/>
-              <w:right w:val="single" w:color="CCCCCC" w:sz="1"/>
-            </w:tcBorders>
-            <w:tcMar>
-              <w:top w:type="dxa" w:w="80"/>
-              <w:left w:type="dxa" w:w="120"/>
-              <w:bottom w:type="dxa" w:w="80"/>
-              <w:right w:type="dxa" w:w="120"/>
-            </w:tcMar>
-            <w:vAlign w:val="center"/>
-          </w:tcPr>
-          <w:p>
-            <w:pPr>
-              <w:jc w:val="center"/>
-            </w:pPr>
-            <w:r>
-              <w:rPr>
-                <w:rFonts w:ascii="Arial" w:cs="Arial" w:eastAsia="Arial" w:hAnsi="Arial"/>
-                <w:b w:val="false"/>
-                <w:bCs w:val="false"/>
-                <w:color w:val="333333"/>
-                <w:sz w:val="18"/>
-                <w:szCs w:val="18"/>
-              </w:rPr>
-              <w:t xml:space="preserve">-</w:t>
-            </w:r>
-          </w:p>
-        </w:tc>
-        <w:tc>
-          <w:tcPr>
-            <w:tcW w:type="pct" w:w="9%"/>
-            <w:tcBorders>
-              <w:top w:val="single" w:color="CCCCCC" w:sz="1"/>
-              <w:left w:val="single" w:color="CCCCCC" w:sz="1"/>
-              <w:bottom w:val="single" w:color="CCCCCC" w:sz="1"/>
-              <w:right w:val="single" w:color="CCCCCC" w:sz="1"/>
-            </w:tcBorders>
-            <w:tcMar>
-              <w:top w:type="dxa" w:w="80"/>
-              <w:left w:type="dxa" w:w="120"/>
-              <w:bottom w:type="dxa" w:w="80"/>
-              <w:right w:type="dxa" w:w="120"/>
-            </w:tcMar>
-            <w:vAlign w:val="center"/>
-          </w:tcPr>
-          <w:p>
-            <w:pPr>
-              <w:jc w:val="center"/>
-            </w:pPr>
-            <w:r>
-              <w:rPr>
-                <w:rFonts w:ascii="Arial" w:cs="Arial" w:eastAsia="Arial" w:hAnsi="Arial"/>
-                <w:b w:val="false"/>
-                <w:bCs w:val="false"/>
-                <w:color w:val="333333"/>
-                <w:sz w:val="18"/>
-                <w:szCs w:val="18"/>
-              </w:rPr>
-              <w:t xml:space="preserve">-</w:t>
-            </w:r>
-          </w:p>
-        </w:tc>
-        <w:tc>
-          <w:tcPr>
-            <w:tcW w:type="pct" w:w="9%"/>
-            <w:tcBorders>
-              <w:top w:val="single" w:color="CCCCCC" w:sz="1"/>
-              <w:left w:val="single" w:color="CCCCCC" w:sz="1"/>
-              <w:bottom w:val="single" w:color="CCCCCC" w:sz="1"/>
-              <w:right w:val="single" w:color="CCCCCC" w:sz="1"/>
-            </w:tcBorders>
-            <w:shd w:fill="FFF9C4" w:val="clear"/>
-            <w:tcMar>
-              <w:top w:type="dxa" w:w="80"/>
-              <w:left w:type="dxa" w:w="120"/>
-              <w:bottom w:type="dxa" w:w="80"/>
-              <w:right w:type="dxa" w:w="120"/>
-            </w:tcMar>
-            <w:vAlign w:val="center"/>
-          </w:tcPr>
-          <w:p>
-            <w:pPr>
-              <w:jc w:val="center"/>
-            </w:pPr>
-            <w:r>
-              <w:rPr>
-                <w:rFonts w:ascii="Arial" w:cs="Arial" w:eastAsia="Arial" w:hAnsi="Arial"/>
-                <w:b w:val="false"/>
-                <w:bCs w:val="false"/>
-                <w:color w:val="333333"/>
-                <w:sz w:val="18"/>
-                <w:szCs w:val="18"/>
-              </w:rPr>
-              <w:t xml:space="preserve">1</w:t>
-            </w:r>
-          </w:p>
-        </w:tc>
-        <w:tc>
-          <w:tcPr>
-            <w:tcW w:type="pct" w:w="9%"/>
-            <w:tcBorders>
-              <w:top w:val="single" w:color="CCCCCC" w:sz="1"/>
-              <w:left w:val="single" w:color="CCCCCC" w:sz="1"/>
-              <w:bottom w:val="single" w:color="CCCCCC" w:sz="1"/>
-              <w:right w:val="single" w:color="CCCCCC" w:sz="1"/>
-            </w:tcBorders>
-            <w:shd w:fill="FFF9C4" w:val="clear"/>
-            <w:tcMar>
-              <w:top w:type="dxa" w:w="80"/>
-              <w:left w:type="dxa" w:w="120"/>
-              <w:bottom w:type="dxa" w:w="80"/>
-              <w:right w:type="dxa" w:w="120"/>
-            </w:tcMar>
-            <w:vAlign w:val="center"/>
-          </w:tcPr>
-          <w:p>
-            <w:pPr>
-              <w:jc w:val="center"/>
-            </w:pPr>
-            <w:r>
-              <w:rPr>
-                <w:rFonts w:ascii="Arial" w:cs="Arial" w:eastAsia="Arial" w:hAnsi="Arial"/>
-                <w:b w:val="false"/>
-                <w:bCs w:val="false"/>
-                <w:color w:val="333333"/>
-                <w:sz w:val="18"/>
-                <w:szCs w:val="18"/>
-              </w:rPr>
-              <w:t xml:space="preserve">1</w:t>
             </w:r>
           </w:p>
         </w:tc>
@@ -12631,7 +12631,7 @@
                 <w:sz w:val="18"/>
                 <w:szCs w:val="18"/>
               </w:rPr>
-              <w:t xml:space="preserve">4</w:t>
+              <w:t xml:space="preserve">5</w:t>
             </w:r>
           </w:p>
         </w:tc>
@@ -12666,7 +12666,7 @@
                 <w:sz w:val="18"/>
                 <w:szCs w:val="18"/>
               </w:rPr>
-              <w:t xml:space="preserve">2</w:t>
+              <w:t xml:space="preserve">1</w:t>
             </w:r>
           </w:p>
         </w:tc>
@@ -12910,7 +12910,7 @@
                 <w:sz w:val="18"/>
                 <w:szCs w:val="18"/>
               </w:rPr>
-              <w:t xml:space="preserve">3.7</w:t>
+              <w:t xml:space="preserve">3.6</w:t>
             </w:r>
           </w:p>
         </w:tc>
@@ -14408,7 +14408,7 @@
                 <w:sz w:val="18"/>
                 <w:szCs w:val="18"/>
               </w:rPr>
-              <w:t xml:space="preserve">第一イン池袋</w:t>
+              <w:t xml:space="preserve">京成リッチモンドホテル東京錦糸町</w:t>
             </w:r>
           </w:p>
         </w:tc>
@@ -14491,6 +14491,41 @@
               <w:bottom w:val="single" w:color="CCCCCC" w:sz="1"/>
               <w:right w:val="single" w:color="CCCCCC" w:sz="1"/>
             </w:tcBorders>
+            <w:shd w:fill="FFF9C4" w:val="clear"/>
+            <w:tcMar>
+              <w:top w:type="dxa" w:w="80"/>
+              <w:left w:type="dxa" w:w="120"/>
+              <w:bottom w:type="dxa" w:w="80"/>
+              <w:right w:type="dxa" w:w="120"/>
+            </w:tcMar>
+            <w:vAlign w:val="center"/>
+          </w:tcPr>
+          <w:p>
+            <w:pPr>
+              <w:jc w:val="center"/>
+            </w:pPr>
+            <w:r>
+              <w:rPr>
+                <w:rFonts w:ascii="Arial" w:cs="Arial" w:eastAsia="Arial" w:hAnsi="Arial"/>
+                <w:b w:val="false"/>
+                <w:bCs w:val="false"/>
+                <w:color w:val="333333"/>
+                <w:sz w:val="18"/>
+                <w:szCs w:val="18"/>
+              </w:rPr>
+              <w:t xml:space="preserve">1</w:t>
+            </w:r>
+          </w:p>
+        </w:tc>
+        <w:tc>
+          <w:tcPr>
+            <w:tcW w:type="pct" w:w="9%"/>
+            <w:tcBorders>
+              <w:top w:val="single" w:color="CCCCCC" w:sz="1"/>
+              <w:left w:val="single" w:color="CCCCCC" w:sz="1"/>
+              <w:bottom w:val="single" w:color="CCCCCC" w:sz="1"/>
+              <w:right w:val="single" w:color="CCCCCC" w:sz="1"/>
+            </w:tcBorders>
             <w:shd w:fill="F5F7FA" w:val="clear"/>
             <w:tcMar>
               <w:top w:type="dxa" w:w="80"/>
@@ -14584,41 +14619,6 @@
                 <w:szCs w:val="18"/>
               </w:rPr>
               <w:t xml:space="preserve">-</w:t>
-            </w:r>
-          </w:p>
-        </w:tc>
-        <w:tc>
-          <w:tcPr>
-            <w:tcW w:type="pct" w:w="9%"/>
-            <w:tcBorders>
-              <w:top w:val="single" w:color="CCCCCC" w:sz="1"/>
-              <w:left w:val="single" w:color="CCCCCC" w:sz="1"/>
-              <w:bottom w:val="single" w:color="CCCCCC" w:sz="1"/>
-              <w:right w:val="single" w:color="CCCCCC" w:sz="1"/>
-            </w:tcBorders>
-            <w:shd w:fill="FFF9C4" w:val="clear"/>
-            <w:tcMar>
-              <w:top w:type="dxa" w:w="80"/>
-              <w:left w:type="dxa" w:w="120"/>
-              <w:bottom w:type="dxa" w:w="80"/>
-              <w:right w:type="dxa" w:w="120"/>
-            </w:tcMar>
-            <w:vAlign w:val="center"/>
-          </w:tcPr>
-          <w:p>
-            <w:pPr>
-              <w:jc w:val="center"/>
-            </w:pPr>
-            <w:r>
-              <w:rPr>
-                <w:rFonts w:ascii="Arial" w:cs="Arial" w:eastAsia="Arial" w:hAnsi="Arial"/>
-                <w:b w:val="false"/>
-                <w:bCs w:val="false"/>
-                <w:color w:val="333333"/>
-                <w:sz w:val="18"/>
-                <w:szCs w:val="18"/>
-              </w:rPr>
-              <w:t xml:space="preserve">1</w:t>
             </w:r>
           </w:p>
         </w:tc>
@@ -14724,6 +14724,316 @@
                 <w:sz w:val="18"/>
                 <w:szCs w:val="18"/>
               </w:rPr>
+              <w:t xml:space="preserve">第一イン池袋</w:t>
+            </w:r>
+          </w:p>
+        </w:tc>
+        <w:tc>
+          <w:tcPr>
+            <w:tcW w:type="pct" w:w="8%"/>
+            <w:tcBorders>
+              <w:top w:val="single" w:color="CCCCCC" w:sz="1"/>
+              <w:left w:val="single" w:color="CCCCCC" w:sz="1"/>
+              <w:bottom w:val="single" w:color="CCCCCC" w:sz="1"/>
+              <w:right w:val="single" w:color="CCCCCC" w:sz="1"/>
+            </w:tcBorders>
+            <w:tcMar>
+              <w:top w:type="dxa" w:w="80"/>
+              <w:left w:type="dxa" w:w="120"/>
+              <w:bottom w:type="dxa" w:w="80"/>
+              <w:right w:type="dxa" w:w="120"/>
+            </w:tcMar>
+            <w:vAlign w:val="center"/>
+          </w:tcPr>
+          <w:p>
+            <w:pPr>
+              <w:jc w:val="center"/>
+            </w:pPr>
+            <w:r>
+              <w:rPr>
+                <w:rFonts w:ascii="Arial" w:cs="Arial" w:eastAsia="Arial" w:hAnsi="Arial"/>
+                <w:b/>
+                <w:bCs/>
+                <w:color w:val="333333"/>
+                <w:sz w:val="18"/>
+                <w:szCs w:val="18"/>
+              </w:rPr>
+              <w:t xml:space="preserve">1</w:t>
+            </w:r>
+          </w:p>
+        </w:tc>
+        <w:tc>
+          <w:tcPr>
+            <w:tcW w:type="pct" w:w="12%"/>
+            <w:tcBorders>
+              <w:top w:val="single" w:color="CCCCCC" w:sz="1"/>
+              <w:left w:val="single" w:color="CCCCCC" w:sz="1"/>
+              <w:bottom w:val="single" w:color="CCCCCC" w:sz="1"/>
+              <w:right w:val="single" w:color="CCCCCC" w:sz="1"/>
+            </w:tcBorders>
+            <w:tcMar>
+              <w:top w:type="dxa" w:w="80"/>
+              <w:left w:type="dxa" w:w="120"/>
+              <w:bottom w:type="dxa" w:w="80"/>
+              <w:right w:type="dxa" w:w="120"/>
+            </w:tcMar>
+            <w:vAlign w:val="center"/>
+          </w:tcPr>
+          <w:p>
+            <w:pPr>
+              <w:jc w:val="center"/>
+            </w:pPr>
+            <w:r>
+              <w:rPr>
+                <w:rFonts w:ascii="Arial" w:cs="Arial" w:eastAsia="Arial" w:hAnsi="Arial"/>
+                <w:b w:val="false"/>
+                <w:bCs w:val="false"/>
+                <w:color w:val="333333"/>
+                <w:sz w:val="18"/>
+                <w:szCs w:val="18"/>
+              </w:rPr>
+              <w:t xml:space="preserve">0.8</w:t>
+            </w:r>
+          </w:p>
+        </w:tc>
+        <w:tc>
+          <w:tcPr>
+            <w:tcW w:type="pct" w:w="9%"/>
+            <w:tcBorders>
+              <w:top w:val="single" w:color="CCCCCC" w:sz="1"/>
+              <w:left w:val="single" w:color="CCCCCC" w:sz="1"/>
+              <w:bottom w:val="single" w:color="CCCCCC" w:sz="1"/>
+              <w:right w:val="single" w:color="CCCCCC" w:sz="1"/>
+            </w:tcBorders>
+            <w:tcMar>
+              <w:top w:type="dxa" w:w="80"/>
+              <w:left w:type="dxa" w:w="120"/>
+              <w:bottom w:type="dxa" w:w="80"/>
+              <w:right w:type="dxa" w:w="120"/>
+            </w:tcMar>
+            <w:vAlign w:val="center"/>
+          </w:tcPr>
+          <w:p>
+            <w:pPr>
+              <w:jc w:val="center"/>
+            </w:pPr>
+            <w:r>
+              <w:rPr>
+                <w:rFonts w:ascii="Arial" w:cs="Arial" w:eastAsia="Arial" w:hAnsi="Arial"/>
+                <w:b w:val="false"/>
+                <w:bCs w:val="false"/>
+                <w:color w:val="333333"/>
+                <w:sz w:val="18"/>
+                <w:szCs w:val="18"/>
+              </w:rPr>
+              <w:t xml:space="preserve">-</w:t>
+            </w:r>
+          </w:p>
+        </w:tc>
+        <w:tc>
+          <w:tcPr>
+            <w:tcW w:type="pct" w:w="9%"/>
+            <w:tcBorders>
+              <w:top w:val="single" w:color="CCCCCC" w:sz="1"/>
+              <w:left w:val="single" w:color="CCCCCC" w:sz="1"/>
+              <w:bottom w:val="single" w:color="CCCCCC" w:sz="1"/>
+              <w:right w:val="single" w:color="CCCCCC" w:sz="1"/>
+            </w:tcBorders>
+            <w:tcMar>
+              <w:top w:type="dxa" w:w="80"/>
+              <w:left w:type="dxa" w:w="120"/>
+              <w:bottom w:type="dxa" w:w="80"/>
+              <w:right w:type="dxa" w:w="120"/>
+            </w:tcMar>
+            <w:vAlign w:val="center"/>
+          </w:tcPr>
+          <w:p>
+            <w:pPr>
+              <w:jc w:val="center"/>
+            </w:pPr>
+            <w:r>
+              <w:rPr>
+                <w:rFonts w:ascii="Arial" w:cs="Arial" w:eastAsia="Arial" w:hAnsi="Arial"/>
+                <w:b w:val="false"/>
+                <w:bCs w:val="false"/>
+                <w:color w:val="333333"/>
+                <w:sz w:val="18"/>
+                <w:szCs w:val="18"/>
+              </w:rPr>
+              <w:t xml:space="preserve">-</w:t>
+            </w:r>
+          </w:p>
+        </w:tc>
+        <w:tc>
+          <w:tcPr>
+            <w:tcW w:type="pct" w:w="9%"/>
+            <w:tcBorders>
+              <w:top w:val="single" w:color="CCCCCC" w:sz="1"/>
+              <w:left w:val="single" w:color="CCCCCC" w:sz="1"/>
+              <w:bottom w:val="single" w:color="CCCCCC" w:sz="1"/>
+              <w:right w:val="single" w:color="CCCCCC" w:sz="1"/>
+            </w:tcBorders>
+            <w:tcMar>
+              <w:top w:type="dxa" w:w="80"/>
+              <w:left w:type="dxa" w:w="120"/>
+              <w:bottom w:type="dxa" w:w="80"/>
+              <w:right w:type="dxa" w:w="120"/>
+            </w:tcMar>
+            <w:vAlign w:val="center"/>
+          </w:tcPr>
+          <w:p>
+            <w:pPr>
+              <w:jc w:val="center"/>
+            </w:pPr>
+            <w:r>
+              <w:rPr>
+                <w:rFonts w:ascii="Arial" w:cs="Arial" w:eastAsia="Arial" w:hAnsi="Arial"/>
+                <w:b w:val="false"/>
+                <w:bCs w:val="false"/>
+                <w:color w:val="333333"/>
+                <w:sz w:val="18"/>
+                <w:szCs w:val="18"/>
+              </w:rPr>
+              <w:t xml:space="preserve">-</w:t>
+            </w:r>
+          </w:p>
+        </w:tc>
+        <w:tc>
+          <w:tcPr>
+            <w:tcW w:type="pct" w:w="9%"/>
+            <w:tcBorders>
+              <w:top w:val="single" w:color="CCCCCC" w:sz="1"/>
+              <w:left w:val="single" w:color="CCCCCC" w:sz="1"/>
+              <w:bottom w:val="single" w:color="CCCCCC" w:sz="1"/>
+              <w:right w:val="single" w:color="CCCCCC" w:sz="1"/>
+            </w:tcBorders>
+            <w:shd w:fill="FFF9C4" w:val="clear"/>
+            <w:tcMar>
+              <w:top w:type="dxa" w:w="80"/>
+              <w:left w:type="dxa" w:w="120"/>
+              <w:bottom w:type="dxa" w:w="80"/>
+              <w:right w:type="dxa" w:w="120"/>
+            </w:tcMar>
+            <w:vAlign w:val="center"/>
+          </w:tcPr>
+          <w:p>
+            <w:pPr>
+              <w:jc w:val="center"/>
+            </w:pPr>
+            <w:r>
+              <w:rPr>
+                <w:rFonts w:ascii="Arial" w:cs="Arial" w:eastAsia="Arial" w:hAnsi="Arial"/>
+                <w:b w:val="false"/>
+                <w:bCs w:val="false"/>
+                <w:color w:val="333333"/>
+                <w:sz w:val="18"/>
+                <w:szCs w:val="18"/>
+              </w:rPr>
+              <w:t xml:space="preserve">1</w:t>
+            </w:r>
+          </w:p>
+        </w:tc>
+        <w:tc>
+          <w:tcPr>
+            <w:tcW w:type="pct" w:w="9%"/>
+            <w:tcBorders>
+              <w:top w:val="single" w:color="CCCCCC" w:sz="1"/>
+              <w:left w:val="single" w:color="CCCCCC" w:sz="1"/>
+              <w:bottom w:val="single" w:color="CCCCCC" w:sz="1"/>
+              <w:right w:val="single" w:color="CCCCCC" w:sz="1"/>
+            </w:tcBorders>
+            <w:tcMar>
+              <w:top w:type="dxa" w:w="80"/>
+              <w:left w:type="dxa" w:w="120"/>
+              <w:bottom w:type="dxa" w:w="80"/>
+              <w:right w:type="dxa" w:w="120"/>
+            </w:tcMar>
+            <w:vAlign w:val="center"/>
+          </w:tcPr>
+          <w:p>
+            <w:pPr>
+              <w:jc w:val="center"/>
+            </w:pPr>
+            <w:r>
+              <w:rPr>
+                <w:rFonts w:ascii="Arial" w:cs="Arial" w:eastAsia="Arial" w:hAnsi="Arial"/>
+                <w:b w:val="false"/>
+                <w:bCs w:val="false"/>
+                <w:color w:val="333333"/>
+                <w:sz w:val="18"/>
+                <w:szCs w:val="18"/>
+              </w:rPr>
+              <w:t xml:space="preserve">-</w:t>
+            </w:r>
+          </w:p>
+        </w:tc>
+        <w:tc>
+          <w:tcPr>
+            <w:tcW w:type="pct" w:w="9%"/>
+            <w:tcBorders>
+              <w:top w:val="single" w:color="CCCCCC" w:sz="1"/>
+              <w:left w:val="single" w:color="CCCCCC" w:sz="1"/>
+              <w:bottom w:val="single" w:color="CCCCCC" w:sz="1"/>
+              <w:right w:val="single" w:color="CCCCCC" w:sz="1"/>
+            </w:tcBorders>
+            <w:tcMar>
+              <w:top w:type="dxa" w:w="80"/>
+              <w:left w:type="dxa" w:w="120"/>
+              <w:bottom w:type="dxa" w:w="80"/>
+              <w:right w:type="dxa" w:w="120"/>
+            </w:tcMar>
+            <w:vAlign w:val="center"/>
+          </w:tcPr>
+          <w:p>
+            <w:pPr>
+              <w:jc w:val="center"/>
+            </w:pPr>
+            <w:r>
+              <w:rPr>
+                <w:rFonts w:ascii="Arial" w:cs="Arial" w:eastAsia="Arial" w:hAnsi="Arial"/>
+                <w:b w:val="false"/>
+                <w:bCs w:val="false"/>
+                <w:color w:val="333333"/>
+                <w:sz w:val="18"/>
+                <w:szCs w:val="18"/>
+              </w:rPr>
+              <w:t xml:space="preserve">-</w:t>
+            </w:r>
+          </w:p>
+        </w:tc>
+      </w:tr>
+      <w:tr>
+        <w:tc>
+          <w:tcPr>
+            <w:tcW w:type="pct" w:w="25%"/>
+            <w:tcBorders>
+              <w:top w:val="single" w:color="CCCCCC" w:sz="1"/>
+              <w:left w:val="single" w:color="CCCCCC" w:sz="1"/>
+              <w:bottom w:val="single" w:color="CCCCCC" w:sz="1"/>
+              <w:right w:val="single" w:color="CCCCCC" w:sz="1"/>
+            </w:tcBorders>
+            <w:shd w:fill="F5F7FA" w:val="clear"/>
+            <w:tcMar>
+              <w:top w:type="dxa" w:w="80"/>
+              <w:left w:type="dxa" w:w="120"/>
+              <w:bottom w:type="dxa" w:w="80"/>
+              <w:right w:type="dxa" w:w="120"/>
+            </w:tcMar>
+            <w:vAlign w:val="center"/>
+          </w:tcPr>
+          <w:p>
+            <w:pPr>
+              <w:jc w:val="left"/>
+            </w:pPr>
+            <w:r>
+              <w:rPr>
+                <w:rFonts w:ascii="Arial" w:cs="Arial" w:eastAsia="Arial" w:hAnsi="Arial"/>
+                <w:b/>
+                <w:bCs/>
+                <w:color w:val="333333"/>
+                <w:sz w:val="18"/>
+                <w:szCs w:val="18"/>
+              </w:rPr>
               <w:t xml:space="preserve">コンフォートホテルERA東京東神田</w:t>
             </w:r>
           </w:p>
@@ -14737,6 +15047,7 @@
               <w:bottom w:val="single" w:color="CCCCCC" w:sz="1"/>
               <w:right w:val="single" w:color="CCCCCC" w:sz="1"/>
             </w:tcBorders>
+            <w:shd w:fill="F5F7FA" w:val="clear"/>
             <w:tcMar>
               <w:top w:type="dxa" w:w="80"/>
               <w:left w:type="dxa" w:w="120"/>
@@ -14771,6 +15082,7 @@
               <w:bottom w:val="single" w:color="CCCCCC" w:sz="1"/>
               <w:right w:val="single" w:color="CCCCCC" w:sz="1"/>
             </w:tcBorders>
+            <w:shd w:fill="F5F7FA" w:val="clear"/>
             <w:tcMar>
               <w:top w:type="dxa" w:w="80"/>
               <w:left w:type="dxa" w:w="120"/>
@@ -14840,6 +15152,7 @@
               <w:bottom w:val="single" w:color="CCCCCC" w:sz="1"/>
               <w:right w:val="single" w:color="CCCCCC" w:sz="1"/>
             </w:tcBorders>
+            <w:shd w:fill="F5F7FA" w:val="clear"/>
             <w:tcMar>
               <w:top w:type="dxa" w:w="80"/>
               <w:left w:type="dxa" w:w="120"/>
@@ -14874,6 +15187,7 @@
               <w:bottom w:val="single" w:color="CCCCCC" w:sz="1"/>
               <w:right w:val="single" w:color="CCCCCC" w:sz="1"/>
             </w:tcBorders>
+            <w:shd w:fill="F5F7FA" w:val="clear"/>
             <w:tcMar>
               <w:top w:type="dxa" w:w="80"/>
               <w:left w:type="dxa" w:w="120"/>
@@ -14943,6 +15257,7 @@
               <w:bottom w:val="single" w:color="CCCCCC" w:sz="1"/>
               <w:right w:val="single" w:color="CCCCCC" w:sz="1"/>
             </w:tcBorders>
+            <w:shd w:fill="F5F7FA" w:val="clear"/>
             <w:tcMar>
               <w:top w:type="dxa" w:w="80"/>
               <w:left w:type="dxa" w:w="120"/>
@@ -14977,6 +15292,7 @@
               <w:bottom w:val="single" w:color="CCCCCC" w:sz="1"/>
               <w:right w:val="single" w:color="CCCCCC" w:sz="1"/>
             </w:tcBorders>
+            <w:shd w:fill="F5F7FA" w:val="clear"/>
             <w:tcMar>
               <w:top w:type="dxa" w:w="80"/>
               <w:left w:type="dxa" w:w="120"/>
@@ -15189,7 +15505,7 @@
           <w:sz w:val="21"/>
           <w:szCs w:val="21"/>
         </w:rPr>
-        <w:t xml:space="preserve">現状スコア：7.39点 → 目標スコア：8点</w:t>
+        <w:t xml:space="preserve">現状スコア：7.34点 → 目標スコア：8点</w:t>
       </w:r>
     </w:p>
     <w:p>
@@ -15962,7 +16278,7 @@
           <w:sz w:val="22"/>
           <w:szCs w:val="22"/>
         </w:rPr>
-        <w:t xml:space="preserve">【URGENT】コンフォートホテル横浜関内</w:t>
+        <w:t xml:space="preserve">【URGENT】チサンホテル浜松町</w:t>
       </w:r>
     </w:p>
     <w:p>
@@ -15977,7 +16293,7 @@
           <w:sz w:val="21"/>
           <w:szCs w:val="21"/>
         </w:rPr>
-        <w:t xml:space="preserve">現状スコア：7.46点 → 目標スコア：8点</w:t>
+        <w:t xml:space="preserve">現状スコア：7.02点 → 目標スコア：8点</w:t>
       </w:r>
     </w:p>
     <w:p>
@@ -15992,7 +16308,7 @@
           <w:sz w:val="21"/>
           <w:szCs w:val="21"/>
         </w:rPr>
-        <w:t xml:space="preserve">主要課題：シミ・汚れ跡(8件)、清掃品質全般(5件)、タバコ関連(1件)</w:t>
+        <w:t xml:space="preserve">主要課題：清掃品質全般(4件)、排水・詰まり(2件)、ほこり・塵(1件)</w:t>
       </w:r>
     </w:p>
     <w:p>
@@ -16027,25 +16343,6 @@
           <w:sz w:val="21"/>
           <w:szCs w:val="21"/>
         </w:rPr>
-        <w:t xml:space="preserve">シミ箇所の特定と専用クリーナーによる除去（シミ・汚れ跡）</w:t>
-      </w:r>
-    </w:p>
-    <w:p>
-      <w:pPr>
-        <w:pStyle w:val="ListParagraph"/>
-        <w:numPr>
-          <w:ilvl w:val="0"/>
-          <w:numId w:val="2"/>
-        </w:numPr>
-        <w:spacing w:after="80" w:line="300"/>
-      </w:pPr>
-      <w:r>
-        <w:rPr>
-          <w:rFonts w:ascii="Arial" w:cs="Arial" w:eastAsia="Arial" w:hAnsi="Arial"/>
-          <w:color w:val="333333"/>
-          <w:sz w:val="21"/>
-          <w:szCs w:val="21"/>
-        </w:rPr>
         <w:t xml:space="preserve">清掃品質基準の明確化と全スタッフへの共有（清掃品質全般）</w:t>
       </w:r>
     </w:p>
@@ -16084,7 +16381,7 @@
           <w:sz w:val="21"/>
           <w:szCs w:val="21"/>
         </w:rPr>
-        <w:t xml:space="preserve">禁煙室の残留臭調査と脱臭処理（タバコ関連）</w:t>
+        <w:t xml:space="preserve">排水口の徹底清掃と詰まり除去（排水・詰まり）</w:t>
       </w:r>
     </w:p>
     <w:p>
@@ -16103,7 +16400,7 @@
           <w:sz w:val="21"/>
           <w:szCs w:val="21"/>
         </w:rPr>
-        <w:t xml:space="preserve">喫煙室との動線分離確認（タバコ関連）</w:t>
+        <w:t xml:space="preserve">排水トラップの点検・洗浄（排水・詰まり）</w:t>
       </w:r>
     </w:p>
     <w:p>
@@ -16122,7 +16419,26 @@
           <w:sz w:val="21"/>
           <w:szCs w:val="21"/>
         </w:rPr>
-        <w:t xml:space="preserve">ベッドメイク後の粘着ローラー仕上げ工程追加（毛髪・髪の毛）</w:t>
+        <w:t xml:space="preserve">高所・棚上部・エアコン上部のほこり除去（ほこり・塵）</w:t>
+      </w:r>
+    </w:p>
+    <w:p>
+      <w:pPr>
+        <w:pStyle w:val="ListParagraph"/>
+        <w:numPr>
+          <w:ilvl w:val="0"/>
+          <w:numId w:val="2"/>
+        </w:numPr>
+        <w:spacing w:after="80" w:line="300"/>
+      </w:pPr>
+      <w:r>
+        <w:rPr>
+          <w:rFonts w:ascii="Arial" w:cs="Arial" w:eastAsia="Arial" w:hAnsi="Arial"/>
+          <w:color w:val="333333"/>
+          <w:sz w:val="21"/>
+          <w:szCs w:val="21"/>
+        </w:rPr>
+        <w:t xml:space="preserve">テレビ裏・家具裏の清掃徹底（ほこり・塵）</w:t>
       </w:r>
     </w:p>
     <w:p>
@@ -16162,25 +16478,6 @@
           <w:sz w:val="21"/>
           <w:szCs w:val="21"/>
         </w:rPr>
-        <w:t xml:space="preserve">シミ発見時の即時報告・対処フロー構築（シミ・汚れ跡）</w:t>
-      </w:r>
-    </w:p>
-    <w:p>
-      <w:pPr>
-        <w:pStyle w:val="ListParagraph"/>
-        <w:numPr>
-          <w:ilvl w:val="0"/>
-          <w:numId w:val="2"/>
-        </w:numPr>
-        <w:spacing w:after="80" w:line="300"/>
-      </w:pPr>
-      <w:r>
-        <w:rPr>
-          <w:rFonts w:ascii="Arial" w:cs="Arial" w:eastAsia="Arial" w:hAnsi="Arial"/>
-          <w:color w:val="333333"/>
-          <w:sz w:val="21"/>
-          <w:szCs w:val="21"/>
-        </w:rPr>
         <w:t xml:space="preserve">品質管理チェックリストの導入と実施（清掃品質全般）</w:t>
       </w:r>
     </w:p>
@@ -16219,7 +16516,7 @@
           <w:sz w:val="21"/>
           <w:szCs w:val="21"/>
         </w:rPr>
-        <w:t xml:space="preserve">廊下・共用部の定期脱臭処理スケジュール導入（タバコ関連）</w:t>
+        <w:t xml:space="preserve">月次排水管高圧洗浄の定期実施（排水・詰まり）</w:t>
       </w:r>
     </w:p>
     <w:p>
@@ -16238,7 +16535,26 @@
           <w:sz w:val="21"/>
           <w:szCs w:val="21"/>
         </w:rPr>
-        <w:t xml:space="preserve">清掃チェックリストに毛髪確認項目を明記（毛髪・髪の毛）</w:t>
+        <w:t xml:space="preserve">排水口ストレーナーの定期交換サイクル導入（排水・詰まり）</w:t>
+      </w:r>
+    </w:p>
+    <w:p>
+      <w:pPr>
+        <w:pStyle w:val="ListParagraph"/>
+        <w:numPr>
+          <w:ilvl w:val="0"/>
+          <w:numId w:val="2"/>
+        </w:numPr>
+        <w:spacing w:after="80" w:line="300"/>
+      </w:pPr>
+      <w:r>
+        <w:rPr>
+          <w:rFonts w:ascii="Arial" w:cs="Arial" w:eastAsia="Arial" w:hAnsi="Arial"/>
+          <w:color w:val="333333"/>
+          <w:sz w:val="21"/>
+          <w:szCs w:val="21"/>
+        </w:rPr>
+        <w:t xml:space="preserve">週次の高所清掃スケジュール導入（ほこり・塵）</w:t>
       </w:r>
     </w:p>
     <w:p>
@@ -16316,7 +16632,26 @@
           <w:sz w:val="21"/>
           <w:szCs w:val="21"/>
         </w:rPr>
-        <w:t xml:space="preserve">フロア単位での完全禁煙化提案（タバコ関連）</w:t>
+        <w:t xml:space="preserve">排水管の老朽化調査と更新計画の策定（排水・詰まり）</w:t>
+      </w:r>
+    </w:p>
+    <w:p>
+      <w:pPr>
+        <w:pStyle w:val="ListParagraph"/>
+        <w:numPr>
+          <w:ilvl w:val="0"/>
+          <w:numId w:val="2"/>
+        </w:numPr>
+        <w:spacing w:after="80" w:line="300"/>
+      </w:pPr>
+      <w:r>
+        <w:rPr>
+          <w:rFonts w:ascii="Arial" w:cs="Arial" w:eastAsia="Arial" w:hAnsi="Arial"/>
+          <w:color w:val="333333"/>
+          <w:sz w:val="21"/>
+          <w:szCs w:val="21"/>
+        </w:rPr>
+        <w:t xml:space="preserve">高耐久・防汚カーペットへの段階的張替え提案（カーペット汚れ）</w:t>
       </w:r>
     </w:p>
     <w:p>
@@ -16720,400 +17055,6 @@
     </w:p>
     <w:p>
       <w:pPr>
-        <w:spacing w:after="120" w:before="200"/>
-      </w:pPr>
-      <w:r>
-        <w:rPr>
-          <w:rFonts w:ascii="Arial" w:cs="Arial" w:eastAsia="Arial" w:hAnsi="Arial"/>
-          <w:b/>
-          <w:bCs/>
-          <w:color w:val="1B3A5C"/>
-          <w:sz w:val="22"/>
-          <w:szCs w:val="22"/>
-        </w:rPr>
-        <w:t xml:space="preserve">【URGENT】チサンホテル浜松町</w:t>
-      </w:r>
-    </w:p>
-    <w:p>
-      <w:pPr>
-        <w:spacing w:after="120" w:line="320"/>
-        <w:jc w:val="left"/>
-      </w:pPr>
-      <w:r>
-        <w:rPr>
-          <w:rFonts w:ascii="Arial" w:cs="Arial" w:eastAsia="Arial" w:hAnsi="Arial"/>
-          <w:color w:val="333333"/>
-          <w:sz w:val="21"/>
-          <w:szCs w:val="21"/>
-        </w:rPr>
-        <w:t xml:space="preserve">現状スコア：7.04点 → 目標スコア：8点</w:t>
-      </w:r>
-    </w:p>
-    <w:p>
-      <w:pPr>
-        <w:spacing w:after="120" w:line="320"/>
-        <w:jc w:val="left"/>
-      </w:pPr>
-      <w:r>
-        <w:rPr>
-          <w:rFonts w:ascii="Arial" w:cs="Arial" w:eastAsia="Arial" w:hAnsi="Arial"/>
-          <w:color w:val="333333"/>
-          <w:sz w:val="21"/>
-          <w:szCs w:val="21"/>
-        </w:rPr>
-        <w:t xml:space="preserve">主要課題：清掃品質全般(3件)、排水・詰まり(2件)、ほこり・塵(1件)</w:t>
-      </w:r>
-    </w:p>
-    <w:p>
-      <w:pPr>
-        <w:spacing w:after="120" w:before="200"/>
-      </w:pPr>
-      <w:r>
-        <w:rPr>
-          <w:rFonts w:ascii="Arial" w:cs="Arial" w:eastAsia="Arial" w:hAnsi="Arial"/>
-          <w:b/>
-          <w:bCs/>
-          <w:color w:val="1B3A5C"/>
-          <w:sz w:val="22"/>
-          <w:szCs w:val="22"/>
-        </w:rPr>
-        <w:t xml:space="preserve">Phase 1：即時対応（1-2週間）</w:t>
-      </w:r>
-    </w:p>
-    <w:p>
-      <w:pPr>
-        <w:pStyle w:val="ListParagraph"/>
-        <w:numPr>
-          <w:ilvl w:val="0"/>
-          <w:numId w:val="2"/>
-        </w:numPr>
-        <w:spacing w:after="80" w:line="300"/>
-      </w:pPr>
-      <w:r>
-        <w:rPr>
-          <w:rFonts w:ascii="Arial" w:cs="Arial" w:eastAsia="Arial" w:hAnsi="Arial"/>
-          <w:color w:val="333333"/>
-          <w:sz w:val="21"/>
-          <w:szCs w:val="21"/>
-        </w:rPr>
-        <w:t xml:space="preserve">清掃品質基準の明確化と全スタッフへの共有（清掃品質全般）</w:t>
-      </w:r>
-    </w:p>
-    <w:p>
-      <w:pPr>
-        <w:pStyle w:val="ListParagraph"/>
-        <w:numPr>
-          <w:ilvl w:val="0"/>
-          <w:numId w:val="2"/>
-        </w:numPr>
-        <w:spacing w:after="80" w:line="300"/>
-      </w:pPr>
-      <w:r>
-        <w:rPr>
-          <w:rFonts w:ascii="Arial" w:cs="Arial" w:eastAsia="Arial" w:hAnsi="Arial"/>
-          <w:color w:val="333333"/>
-          <w:sz w:val="21"/>
-          <w:szCs w:val="21"/>
-        </w:rPr>
-        <w:t xml:space="preserve">重点箇所（水回り・ベッド周り）の清掃手順見直し（清掃品質全般）</w:t>
-      </w:r>
-    </w:p>
-    <w:p>
-      <w:pPr>
-        <w:pStyle w:val="ListParagraph"/>
-        <w:numPr>
-          <w:ilvl w:val="0"/>
-          <w:numId w:val="2"/>
-        </w:numPr>
-        <w:spacing w:after="80" w:line="300"/>
-      </w:pPr>
-      <w:r>
-        <w:rPr>
-          <w:rFonts w:ascii="Arial" w:cs="Arial" w:eastAsia="Arial" w:hAnsi="Arial"/>
-          <w:color w:val="333333"/>
-          <w:sz w:val="21"/>
-          <w:szCs w:val="21"/>
-        </w:rPr>
-        <w:t xml:space="preserve">排水口の徹底清掃と詰まり除去（排水・詰まり）</w:t>
-      </w:r>
-    </w:p>
-    <w:p>
-      <w:pPr>
-        <w:pStyle w:val="ListParagraph"/>
-        <w:numPr>
-          <w:ilvl w:val="0"/>
-          <w:numId w:val="2"/>
-        </w:numPr>
-        <w:spacing w:after="80" w:line="300"/>
-      </w:pPr>
-      <w:r>
-        <w:rPr>
-          <w:rFonts w:ascii="Arial" w:cs="Arial" w:eastAsia="Arial" w:hAnsi="Arial"/>
-          <w:color w:val="333333"/>
-          <w:sz w:val="21"/>
-          <w:szCs w:val="21"/>
-        </w:rPr>
-        <w:t xml:space="preserve">排水トラップの点検・洗浄（排水・詰まり）</w:t>
-      </w:r>
-    </w:p>
-    <w:p>
-      <w:pPr>
-        <w:pStyle w:val="ListParagraph"/>
-        <w:numPr>
-          <w:ilvl w:val="0"/>
-          <w:numId w:val="2"/>
-        </w:numPr>
-        <w:spacing w:after="80" w:line="300"/>
-      </w:pPr>
-      <w:r>
-        <w:rPr>
-          <w:rFonts w:ascii="Arial" w:cs="Arial" w:eastAsia="Arial" w:hAnsi="Arial"/>
-          <w:color w:val="333333"/>
-          <w:sz w:val="21"/>
-          <w:szCs w:val="21"/>
-        </w:rPr>
-        <w:t xml:space="preserve">高所・棚上部・エアコン上部のほこり除去（ほこり・塵）</w:t>
-      </w:r>
-    </w:p>
-    <w:p>
-      <w:pPr>
-        <w:pStyle w:val="ListParagraph"/>
-        <w:numPr>
-          <w:ilvl w:val="0"/>
-          <w:numId w:val="2"/>
-        </w:numPr>
-        <w:spacing w:after="80" w:line="300"/>
-      </w:pPr>
-      <w:r>
-        <w:rPr>
-          <w:rFonts w:ascii="Arial" w:cs="Arial" w:eastAsia="Arial" w:hAnsi="Arial"/>
-          <w:color w:val="333333"/>
-          <w:sz w:val="21"/>
-          <w:szCs w:val="21"/>
-        </w:rPr>
-        <w:t xml:space="preserve">テレビ裏・家具裏の清掃徹底（ほこり・塵）</w:t>
-      </w:r>
-    </w:p>
-    <w:p>
-      <w:pPr>
-        <w:spacing w:after="100"/>
-      </w:pPr>
-    </w:p>
-    <w:p>
-      <w:pPr>
-        <w:spacing w:after="120" w:before="200"/>
-      </w:pPr>
-      <w:r>
-        <w:rPr>
-          <w:rFonts w:ascii="Arial" w:cs="Arial" w:eastAsia="Arial" w:hAnsi="Arial"/>
-          <w:b/>
-          <w:bCs/>
-          <w:color w:val="1B3A5C"/>
-          <w:sz w:val="22"/>
-          <w:szCs w:val="22"/>
-        </w:rPr>
-        <w:t xml:space="preserve">Phase 2：短期施策（1-3ヶ月）</w:t>
-      </w:r>
-    </w:p>
-    <w:p>
-      <w:pPr>
-        <w:pStyle w:val="ListParagraph"/>
-        <w:numPr>
-          <w:ilvl w:val="0"/>
-          <w:numId w:val="2"/>
-        </w:numPr>
-        <w:spacing w:after="80" w:line="300"/>
-      </w:pPr>
-      <w:r>
-        <w:rPr>
-          <w:rFonts w:ascii="Arial" w:cs="Arial" w:eastAsia="Arial" w:hAnsi="Arial"/>
-          <w:color w:val="333333"/>
-          <w:sz w:val="21"/>
-          <w:szCs w:val="21"/>
-        </w:rPr>
-        <w:t xml:space="preserve">品質管理チェックリストの導入と実施（清掃品質全般）</w:t>
-      </w:r>
-    </w:p>
-    <w:p>
-      <w:pPr>
-        <w:pStyle w:val="ListParagraph"/>
-        <w:numPr>
-          <w:ilvl w:val="0"/>
-          <w:numId w:val="2"/>
-        </w:numPr>
-        <w:spacing w:after="80" w:line="300"/>
-      </w:pPr>
-      <w:r>
-        <w:rPr>
-          <w:rFonts w:ascii="Arial" w:cs="Arial" w:eastAsia="Arial" w:hAnsi="Arial"/>
-          <w:color w:val="333333"/>
-          <w:sz w:val="21"/>
-          <w:szCs w:val="21"/>
-        </w:rPr>
-        <w:t xml:space="preserve">QCインスペクション体制の構築（ランダム抜き打ち検査）（清掃品質全般）</w:t>
-      </w:r>
-    </w:p>
-    <w:p>
-      <w:pPr>
-        <w:pStyle w:val="ListParagraph"/>
-        <w:numPr>
-          <w:ilvl w:val="0"/>
-          <w:numId w:val="2"/>
-        </w:numPr>
-        <w:spacing w:after="80" w:line="300"/>
-      </w:pPr>
-      <w:r>
-        <w:rPr>
-          <w:rFonts w:ascii="Arial" w:cs="Arial" w:eastAsia="Arial" w:hAnsi="Arial"/>
-          <w:color w:val="333333"/>
-          <w:sz w:val="21"/>
-          <w:szCs w:val="21"/>
-        </w:rPr>
-        <w:t xml:space="preserve">月次排水管高圧洗浄の定期実施（排水・詰まり）</w:t>
-      </w:r>
-    </w:p>
-    <w:p>
-      <w:pPr>
-        <w:pStyle w:val="ListParagraph"/>
-        <w:numPr>
-          <w:ilvl w:val="0"/>
-          <w:numId w:val="2"/>
-        </w:numPr>
-        <w:spacing w:after="80" w:line="300"/>
-      </w:pPr>
-      <w:r>
-        <w:rPr>
-          <w:rFonts w:ascii="Arial" w:cs="Arial" w:eastAsia="Arial" w:hAnsi="Arial"/>
-          <w:color w:val="333333"/>
-          <w:sz w:val="21"/>
-          <w:szCs w:val="21"/>
-        </w:rPr>
-        <w:t xml:space="preserve">排水口ストレーナーの定期交換サイクル導入（排水・詰まり）</w:t>
-      </w:r>
-    </w:p>
-    <w:p>
-      <w:pPr>
-        <w:pStyle w:val="ListParagraph"/>
-        <w:numPr>
-          <w:ilvl w:val="0"/>
-          <w:numId w:val="2"/>
-        </w:numPr>
-        <w:spacing w:after="80" w:line="300"/>
-      </w:pPr>
-      <w:r>
-        <w:rPr>
-          <w:rFonts w:ascii="Arial" w:cs="Arial" w:eastAsia="Arial" w:hAnsi="Arial"/>
-          <w:color w:val="333333"/>
-          <w:sz w:val="21"/>
-          <w:szCs w:val="21"/>
-        </w:rPr>
-        <w:t xml:space="preserve">週次の高所清掃スケジュール導入（ほこり・塵）</w:t>
-      </w:r>
-    </w:p>
-    <w:p>
-      <w:pPr>
-        <w:spacing w:after="100"/>
-      </w:pPr>
-    </w:p>
-    <w:p>
-      <w:pPr>
-        <w:spacing w:after="120" w:before="200"/>
-      </w:pPr>
-      <w:r>
-        <w:rPr>
-          <w:rFonts w:ascii="Arial" w:cs="Arial" w:eastAsia="Arial" w:hAnsi="Arial"/>
-          <w:b/>
-          <w:bCs/>
-          <w:color w:val="1B3A5C"/>
-          <w:sz w:val="22"/>
-          <w:szCs w:val="22"/>
-        </w:rPr>
-        <w:t xml:space="preserve">Phase 3：中期施策（3-6ヶ月）</w:t>
-      </w:r>
-    </w:p>
-    <w:p>
-      <w:pPr>
-        <w:pStyle w:val="ListParagraph"/>
-        <w:numPr>
-          <w:ilvl w:val="0"/>
-          <w:numId w:val="2"/>
-        </w:numPr>
-        <w:spacing w:after="80" w:line="300"/>
-      </w:pPr>
-      <w:r>
-        <w:rPr>
-          <w:rFonts w:ascii="Arial" w:cs="Arial" w:eastAsia="Arial" w:hAnsi="Arial"/>
-          <w:color w:val="333333"/>
-          <w:sz w:val="21"/>
-          <w:szCs w:val="21"/>
-        </w:rPr>
-        <w:t xml:space="preserve">清掃スタッフの定期研修プログラム導入（清掃品質全般）</w:t>
-      </w:r>
-    </w:p>
-    <w:p>
-      <w:pPr>
-        <w:pStyle w:val="ListParagraph"/>
-        <w:numPr>
-          <w:ilvl w:val="0"/>
-          <w:numId w:val="2"/>
-        </w:numPr>
-        <w:spacing w:after="80" w:line="300"/>
-      </w:pPr>
-      <w:r>
-        <w:rPr>
-          <w:rFonts w:ascii="Arial" w:cs="Arial" w:eastAsia="Arial" w:hAnsi="Arial"/>
-          <w:color w:val="333333"/>
-          <w:sz w:val="21"/>
-          <w:szCs w:val="21"/>
-        </w:rPr>
-        <w:t xml:space="preserve">デジタル清掃記録システムの検討（清掃品質全般）</w:t>
-      </w:r>
-    </w:p>
-    <w:p>
-      <w:pPr>
-        <w:pStyle w:val="ListParagraph"/>
-        <w:numPr>
-          <w:ilvl w:val="0"/>
-          <w:numId w:val="2"/>
-        </w:numPr>
-        <w:spacing w:after="80" w:line="300"/>
-      </w:pPr>
-      <w:r>
-        <w:rPr>
-          <w:rFonts w:ascii="Arial" w:cs="Arial" w:eastAsia="Arial" w:hAnsi="Arial"/>
-          <w:color w:val="333333"/>
-          <w:sz w:val="21"/>
-          <w:szCs w:val="21"/>
-        </w:rPr>
-        <w:t xml:space="preserve">排水管の老朽化調査と更新計画の策定（排水・詰まり）</w:t>
-      </w:r>
-    </w:p>
-    <w:p>
-      <w:pPr>
-        <w:pStyle w:val="ListParagraph"/>
-        <w:numPr>
-          <w:ilvl w:val="0"/>
-          <w:numId w:val="2"/>
-        </w:numPr>
-        <w:spacing w:after="80" w:line="300"/>
-      </w:pPr>
-      <w:r>
-        <w:rPr>
-          <w:rFonts w:ascii="Arial" w:cs="Arial" w:eastAsia="Arial" w:hAnsi="Arial"/>
-          <w:color w:val="333333"/>
-          <w:sz w:val="21"/>
-          <w:szCs w:val="21"/>
-        </w:rPr>
-        <w:t xml:space="preserve">高耐久・防汚カーペットへの段階的張替え提案（カーペット汚れ）</w:t>
-      </w:r>
-    </w:p>
-    <w:p>
-      <w:r>
-        <w:br w:type="page"/>
-      </w:r>
-    </w:p>
-    <w:p>
-      <w:pPr>
         <w:pStyle w:val="Heading2"/>
         <w:spacing w:after="160" w:before="280"/>
       </w:pPr>
@@ -17142,7 +17083,7 @@
           <w:sz w:val="22"/>
           <w:szCs w:val="22"/>
         </w:rPr>
-        <w:t xml:space="preserve">【HIGH】コンフォートイン六本木（8.23点 → 9点）</w:t>
+        <w:t xml:space="preserve">【HIGH】コンフォートホテル横浜関内（7.52点 → 8.5点）</w:t>
       </w:r>
     </w:p>
     <w:p>
@@ -17157,7 +17098,7 @@
           <w:sz w:val="21"/>
           <w:szCs w:val="21"/>
         </w:rPr>
-        <w:t xml:space="preserve">主要課題：臭気・異臭(4件)、カビ・モールド(2件)、清掃品質全般(2件)</w:t>
+        <w:t xml:space="preserve">主要課題：シミ・汚れ跡(7件)、清掃品質全般(5件)、タバコ関連(1件)</w:t>
       </w:r>
     </w:p>
     <w:p>
@@ -17191,7 +17132,7 @@
           <w:sz w:val="21"/>
           <w:szCs w:val="21"/>
         </w:rPr>
-        <w:t xml:space="preserve">臭気発生源の特定と即時対処（排水トラップ、換気扇）</w:t>
+        <w:t xml:space="preserve">シミ箇所の特定と専用クリーナーによる除去</w:t>
       </w:r>
     </w:p>
     <w:p>
@@ -17210,7 +17151,7 @@
           <w:sz w:val="21"/>
           <w:szCs w:val="21"/>
         </w:rPr>
-        <w:t xml:space="preserve">消臭・脱臭処理の実施</w:t>
+        <w:t xml:space="preserve">清掃品質基準の明確化と全スタッフへの共有</w:t>
       </w:r>
     </w:p>
     <w:p>
@@ -17229,7 +17170,7 @@
           <w:sz w:val="21"/>
           <w:szCs w:val="21"/>
         </w:rPr>
-        <w:t xml:space="preserve">エアコンフィルター・内部のカビ除去と消毒</w:t>
+        <w:t xml:space="preserve">重点箇所（水回り・ベッド周り）の清掃手順見直し</w:t>
       </w:r>
     </w:p>
     <w:p>
@@ -17248,7 +17189,7 @@
           <w:sz w:val="21"/>
           <w:szCs w:val="21"/>
         </w:rPr>
-        <w:t xml:space="preserve">加湿器の分解洗浄・カビ除去</w:t>
+        <w:t xml:space="preserve">禁煙室の残留臭調査と脱臭処理</w:t>
       </w:r>
     </w:p>
     <w:p>
@@ -17385,6 +17326,133 @@
     </w:p>
     <w:p>
       <w:pPr>
+        <w:spacing w:after="120" w:before="200"/>
+      </w:pPr>
+      <w:r>
+        <w:rPr>
+          <w:rFonts w:ascii="Arial" w:cs="Arial" w:eastAsia="Arial" w:hAnsi="Arial"/>
+          <w:b/>
+          <w:bCs/>
+          <w:color w:val="1B3A5C"/>
+          <w:sz w:val="22"/>
+          <w:szCs w:val="22"/>
+        </w:rPr>
+        <w:t xml:space="preserve">【HIGH】コンフォートイン六本木（8.19点 → 9点）</w:t>
+      </w:r>
+    </w:p>
+    <w:p>
+      <w:pPr>
+        <w:spacing w:after="120" w:line="320"/>
+        <w:jc w:val="left"/>
+      </w:pPr>
+      <w:r>
+        <w:rPr>
+          <w:rFonts w:ascii="Arial" w:cs="Arial" w:eastAsia="Arial" w:hAnsi="Arial"/>
+          <w:color w:val="333333"/>
+          <w:sz w:val="21"/>
+          <w:szCs w:val="21"/>
+        </w:rPr>
+        <w:t xml:space="preserve">主要課題：臭気・異臭(4件)、カビ・モールド(2件)、清掃品質全般(2件)</w:t>
+      </w:r>
+    </w:p>
+    <w:p>
+      <w:pPr>
+        <w:spacing w:after="120" w:line="320"/>
+        <w:jc w:val="left"/>
+      </w:pPr>
+      <w:r>
+        <w:rPr>
+          <w:rFonts w:ascii="Arial" w:cs="Arial" w:eastAsia="Arial" w:hAnsi="Arial"/>
+          <w:color w:val="333333"/>
+          <w:sz w:val="21"/>
+          <w:szCs w:val="21"/>
+        </w:rPr>
+        <w:t xml:space="preserve">即時対応策：</w:t>
+      </w:r>
+    </w:p>
+    <w:p>
+      <w:pPr>
+        <w:pStyle w:val="ListParagraph"/>
+        <w:numPr>
+          <w:ilvl w:val="0"/>
+          <w:numId w:val="2"/>
+        </w:numPr>
+        <w:spacing w:after="80" w:line="300"/>
+      </w:pPr>
+      <w:r>
+        <w:rPr>
+          <w:rFonts w:ascii="Arial" w:cs="Arial" w:eastAsia="Arial" w:hAnsi="Arial"/>
+          <w:color w:val="333333"/>
+          <w:sz w:val="21"/>
+          <w:szCs w:val="21"/>
+        </w:rPr>
+        <w:t xml:space="preserve">臭気発生源の特定と即時対処（排水トラップ、換気扇）</w:t>
+      </w:r>
+    </w:p>
+    <w:p>
+      <w:pPr>
+        <w:pStyle w:val="ListParagraph"/>
+        <w:numPr>
+          <w:ilvl w:val="0"/>
+          <w:numId w:val="2"/>
+        </w:numPr>
+        <w:spacing w:after="80" w:line="300"/>
+      </w:pPr>
+      <w:r>
+        <w:rPr>
+          <w:rFonts w:ascii="Arial" w:cs="Arial" w:eastAsia="Arial" w:hAnsi="Arial"/>
+          <w:color w:val="333333"/>
+          <w:sz w:val="21"/>
+          <w:szCs w:val="21"/>
+        </w:rPr>
+        <w:t xml:space="preserve">消臭・脱臭処理の実施</w:t>
+      </w:r>
+    </w:p>
+    <w:p>
+      <w:pPr>
+        <w:pStyle w:val="ListParagraph"/>
+        <w:numPr>
+          <w:ilvl w:val="0"/>
+          <w:numId w:val="2"/>
+        </w:numPr>
+        <w:spacing w:after="80" w:line="300"/>
+      </w:pPr>
+      <w:r>
+        <w:rPr>
+          <w:rFonts w:ascii="Arial" w:cs="Arial" w:eastAsia="Arial" w:hAnsi="Arial"/>
+          <w:color w:val="333333"/>
+          <w:sz w:val="21"/>
+          <w:szCs w:val="21"/>
+        </w:rPr>
+        <w:t xml:space="preserve">エアコンフィルター・内部のカビ除去と消毒</w:t>
+      </w:r>
+    </w:p>
+    <w:p>
+      <w:pPr>
+        <w:pStyle w:val="ListParagraph"/>
+        <w:numPr>
+          <w:ilvl w:val="0"/>
+          <w:numId w:val="2"/>
+        </w:numPr>
+        <w:spacing w:after="80" w:line="300"/>
+      </w:pPr>
+      <w:r>
+        <w:rPr>
+          <w:rFonts w:ascii="Arial" w:cs="Arial" w:eastAsia="Arial" w:hAnsi="Arial"/>
+          <w:color w:val="333333"/>
+          <w:sz w:val="21"/>
+          <w:szCs w:val="21"/>
+        </w:rPr>
+        <w:t xml:space="preserve">加湿器の分解洗浄・カビ除去</w:t>
+      </w:r>
+    </w:p>
+    <w:p>
+      <w:pPr>
+        <w:spacing w:after="120"/>
+      </w:pPr>
+    </w:p>
+    <w:p>
+      <w:pPr>
         <w:pStyle w:val="Heading2"/>
         <w:spacing w:after="160" w:before="280"/>
       </w:pPr>
@@ -17412,7 +17480,7 @@
           <w:sz w:val="21"/>
           <w:szCs w:val="21"/>
         </w:rPr>
-        <w:t xml:space="preserve">STANDARDホテル（10件）：ダイワロイネットホテル東京大崎、川崎日航ホテル、ハートンホテル東品川、コンフォートホテル成田、アパホテル相模原橋本駅東、ホテルケヤキゲート東京府中、リッチモンドホテル東京目白、変なホテル東京羽田、第一イン池袋、コンフォートホテルERA東京東神田</w:t>
+        <w:t xml:space="preserve">STANDARDホテル（11件）：ダイワロイネットホテル東京大崎、川崎日航ホテル、ハートンホテル東品川、コンフォートホテル成田、アパホテル相模原橋本駅東、ホテルケヤキゲート東京府中、リッチモンドホテル東京目白、変なホテル東京羽田、京成リッチモンドホテル東京錦糸町、第一イン池袋、コンフォートホテルERA東京東神田</w:t>
       </w:r>
     </w:p>
     <w:p>
@@ -17442,7 +17510,7 @@
           <w:sz w:val="21"/>
           <w:szCs w:val="21"/>
         </w:rPr>
-        <w:t xml:space="preserve">MAINTENANCEホテル（2件）：京成リッチモンドホテル東京錦糸町、コンフォートスイーツ東京ベイ</w:t>
+        <w:t xml:space="preserve">MAINTENANCEホテル（1件）：コンフォートスイーツ東京ベイ</w:t>
       </w:r>
     </w:p>
     <w:p>
@@ -18740,7 +18808,7 @@
                 <w:sz w:val="18"/>
                 <w:szCs w:val="18"/>
               </w:rPr>
-              <w:t xml:space="preserve">78.7%</w:t>
+              <w:t xml:space="preserve">78.6%</w:t>
             </w:r>
           </w:p>
         </w:tc>
@@ -18774,7 +18842,7 @@
                 <w:sz w:val="18"/>
                 <w:szCs w:val="18"/>
               </w:rPr>
-              <w:t xml:space="preserve">83.7%以上</w:t>
+              <w:t xml:space="preserve">83.6%以上</w:t>
             </w:r>
           </w:p>
         </w:tc>
@@ -19310,7 +19378,7 @@
                 <w:sz w:val="18"/>
                 <w:szCs w:val="18"/>
               </w:rPr>
-              <w:t xml:space="preserve">7.39</w:t>
+              <w:t xml:space="preserve">7.34</w:t>
             </w:r>
           </w:p>
         </w:tc>
@@ -19344,7 +19412,7 @@
                 <w:sz w:val="18"/>
                 <w:szCs w:val="18"/>
               </w:rPr>
-              <w:t xml:space="preserve">7.90</w:t>
+              <w:t xml:space="preserve">7.80</w:t>
             </w:r>
           </w:p>
         </w:tc>
@@ -19378,7 +19446,7 @@
                 <w:sz w:val="18"/>
                 <w:szCs w:val="18"/>
               </w:rPr>
-              <w:t xml:space="preserve">12.3%</w:t>
+              <w:t xml:space="preserve">12.1%</w:t>
             </w:r>
           </w:p>
         </w:tc>
@@ -19412,7 +19480,7 @@
                 <w:sz w:val="18"/>
                 <w:szCs w:val="18"/>
               </w:rPr>
-              <w:t xml:space="preserve">3.7%</w:t>
+              <w:t xml:space="preserve">3.6%</w:t>
             </w:r>
           </w:p>
         </w:tc>
@@ -19660,7 +19728,7 @@
                 <w:sz w:val="18"/>
                 <w:szCs w:val="18"/>
               </w:rPr>
-              <w:t xml:space="preserve">コンフォートホテル横浜関内</w:t>
+              <w:t xml:space="preserve">チサンホテル浜松町</w:t>
             </w:r>
           </w:p>
         </w:tc>
@@ -19729,7 +19797,7 @@
                 <w:sz w:val="18"/>
                 <w:szCs w:val="18"/>
               </w:rPr>
-              <w:t xml:space="preserve">7.46</w:t>
+              <w:t xml:space="preserve">7.02</w:t>
             </w:r>
           </w:p>
         </w:tc>
@@ -19763,7 +19831,7 @@
                 <w:sz w:val="18"/>
                 <w:szCs w:val="18"/>
               </w:rPr>
-              <w:t xml:space="preserve">8.00</w:t>
+              <w:t xml:space="preserve">7.50</w:t>
             </w:r>
           </w:p>
         </w:tc>
@@ -19797,7 +19865,7 @@
                 <w:sz w:val="18"/>
                 <w:szCs w:val="18"/>
               </w:rPr>
-              <w:t xml:space="preserve">9.1%</w:t>
+              <w:t xml:space="preserve">9.5%</w:t>
             </w:r>
           </w:p>
         </w:tc>
@@ -19831,7 +19899,7 @@
                 <w:sz w:val="18"/>
                 <w:szCs w:val="18"/>
               </w:rPr>
-              <w:t xml:space="preserve">2.7%</w:t>
+              <w:t xml:space="preserve">2.9%</w:t>
             </w:r>
           </w:p>
         </w:tc>
@@ -20079,7 +20147,7 @@
                 <w:sz w:val="18"/>
                 <w:szCs w:val="18"/>
               </w:rPr>
-              <w:t xml:space="preserve">チサンホテル浜松町</w:t>
+              <w:t xml:space="preserve">コンフォートホテル横浜関内</w:t>
             </w:r>
           </w:p>
         </w:tc>
@@ -20092,29 +20160,29 @@
               <w:bottom w:val="single" w:color="CCCCCC" w:sz="1"/>
               <w:right w:val="single" w:color="CCCCCC" w:sz="1"/>
             </w:tcBorders>
-            <w:shd w:fill="FFEBEE" w:val="clear"/>
-            <w:tcMar>
-              <w:top w:type="dxa" w:w="80"/>
-              <w:left w:type="dxa" w:w="120"/>
-              <w:bottom w:type="dxa" w:w="80"/>
-              <w:right w:type="dxa" w:w="120"/>
-            </w:tcMar>
-            <w:vAlign w:val="center"/>
-          </w:tcPr>
-          <w:p>
-            <w:pPr>
-              <w:jc w:val="center"/>
-            </w:pPr>
-            <w:r>
-              <w:rPr>
-                <w:rFonts w:ascii="Arial" w:cs="Arial" w:eastAsia="Arial" w:hAnsi="Arial"/>
-                <w:b/>
-                <w:bCs/>
-                <w:color w:val="E74C3C"/>
-                <w:sz w:val="18"/>
-                <w:szCs w:val="18"/>
-              </w:rPr>
-              <w:t xml:space="preserve">URGENT</w:t>
+            <w:shd w:fill="FFF3E0" w:val="clear"/>
+            <w:tcMar>
+              <w:top w:type="dxa" w:w="80"/>
+              <w:left w:type="dxa" w:w="120"/>
+              <w:bottom w:type="dxa" w:w="80"/>
+              <w:right w:type="dxa" w:w="120"/>
+            </w:tcMar>
+            <w:vAlign w:val="center"/>
+          </w:tcPr>
+          <w:p>
+            <w:pPr>
+              <w:jc w:val="center"/>
+            </w:pPr>
+            <w:r>
+              <w:rPr>
+                <w:rFonts w:ascii="Arial" w:cs="Arial" w:eastAsia="Arial" w:hAnsi="Arial"/>
+                <w:b/>
+                <w:bCs/>
+                <w:color w:val="FF9800"/>
+                <w:sz w:val="18"/>
+                <w:szCs w:val="18"/>
+              </w:rPr>
+              <w:t xml:space="preserve">HIGH</w:t>
             </w:r>
           </w:p>
         </w:tc>
@@ -20148,7 +20216,7 @@
                 <w:sz w:val="18"/>
                 <w:szCs w:val="18"/>
               </w:rPr>
-              <w:t xml:space="preserve">7.04</w:t>
+              <w:t xml:space="preserve">7.52</w:t>
             </w:r>
           </w:p>
         </w:tc>
@@ -20182,7 +20250,7 @@
                 <w:sz w:val="18"/>
                 <w:szCs w:val="18"/>
               </w:rPr>
-              <w:t xml:space="preserve">7.50</w:t>
+              <w:t xml:space="preserve">8.00</w:t>
             </w:r>
           </w:p>
         </w:tc>
@@ -20287,7 +20355,7 @@
                 <w:sz w:val="18"/>
                 <w:szCs w:val="18"/>
               </w:rPr>
-              <w:t xml:space="preserve">コンフォートイン六本木</w:t>
+              <w:t xml:space="preserve">ホテルコメント横浜関内</w:t>
             </w:r>
           </w:p>
         </w:tc>
@@ -20357,7 +20425,7 @@
                 <w:sz w:val="18"/>
                 <w:szCs w:val="18"/>
               </w:rPr>
-              <w:t xml:space="preserve">8.23</w:t>
+              <w:t xml:space="preserve">8.88</w:t>
             </w:r>
           </w:p>
         </w:tc>
@@ -20392,7 +20460,7 @@
                 <w:sz w:val="18"/>
                 <w:szCs w:val="18"/>
               </w:rPr>
-              <w:t xml:space="preserve">8.70</w:t>
+              <w:t xml:space="preserve">9.40</w:t>
             </w:r>
           </w:p>
         </w:tc>
@@ -20498,7 +20566,7 @@
                 <w:sz w:val="18"/>
                 <w:szCs w:val="18"/>
               </w:rPr>
-              <w:t xml:space="preserve">ホテルコメント横浜関内</w:t>
+              <w:t xml:space="preserve">コンフォートイン六本木</w:t>
             </w:r>
           </w:p>
         </w:tc>
@@ -20567,7 +20635,7 @@
                 <w:sz w:val="18"/>
                 <w:szCs w:val="18"/>
               </w:rPr>
-              <w:t xml:space="preserve">8.88</w:t>
+              <w:t xml:space="preserve">8.19</w:t>
             </w:r>
           </w:p>
         </w:tc>
@@ -20601,7 +20669,7 @@
                 <w:sz w:val="18"/>
                 <w:szCs w:val="18"/>
               </w:rPr>
-              <w:t xml:space="preserve">9.40</w:t>
+              <w:t xml:space="preserve">8.70</w:t>
             </w:r>
           </w:p>
         </w:tc>
@@ -20635,7 +20703,7 @@
                 <w:sz w:val="18"/>
                 <w:szCs w:val="18"/>
               </w:rPr>
-              <w:t xml:space="preserve">6.2%</w:t>
+              <w:t xml:space="preserve">6.1%</w:t>
             </w:r>
           </w:p>
         </w:tc>
@@ -20669,7 +20737,7 @@
                 <w:sz w:val="18"/>
                 <w:szCs w:val="18"/>
               </w:rPr>
-              <w:t xml:space="preserve">1.9%</w:t>
+              <w:t xml:space="preserve">1.8%</w:t>
             </w:r>
           </w:p>
         </w:tc>
@@ -21048,7 +21116,7 @@
                 <w:sz w:val="18"/>
                 <w:szCs w:val="18"/>
               </w:rPr>
-              <w:t xml:space="preserve">5</w:t>
+              <w:t xml:space="preserve">4</w:t>
             </w:r>
           </w:p>
         </w:tc>
@@ -21663,7 +21731,7 @@
           <w:sz w:val="21"/>
           <w:szCs w:val="21"/>
         </w:rPr>
-        <w:t xml:space="preserve">URGENTホテル（アパホテル蒲田駅東、コンフォートホテル博多、コンフォートホテル横浜関内、コートホテル新横浜、チサンホテル浜松町）の清掃品質緊急改善。Phase 1対応を今週中に開始。</w:t>
+        <w:t xml:space="preserve">URGENTホテル（アパホテル蒲田駅東、コンフォートホテル博多、チサンホテル浜松町、コートホテル新横浜）の清掃品質緊急改善。Phase 1対応を今週中に開始。</w:t>
       </w:r>
     </w:p>
     <w:p>
@@ -21864,7 +21932,7 @@
                 <w:sz w:val="21"/>
                 <w:szCs w:val="21"/>
               </w:rPr>
-              <w:t xml:space="preserve">本レポートは、2426件のゲスト口コミデータに基づき、PRIMECHANGEポートフォリオ全19ホテルの清掃品質を分析したものです。データに基づく優先順位付けと段階的な改善施策により、ポートフォリオ全体の顧客満足度向上とRevPAR改善を実現することが可能です。</w:t>
+              <w:t xml:space="preserve">本レポートは、2443件のゲスト口コミデータに基づき、PRIMECHANGEポートフォリオ全19ホテルの清掃品質を分析したものです。データに基づく優先順位付けと段階的な改善施策により、ポートフォリオ全体の顧客満足度向上とRevPAR改善を実現することが可能です。</w:t>
             </w:r>
           </w:p>
           <w:p>

--- a/納品レポート/PRIMECHANGE戦略レポート/PRIMECHANGE_清掃戦略レポート.docx
+++ b/納品レポート/PRIMECHANGE戦略レポート/PRIMECHANGE_清掃戦略レポート.docx
@@ -79,7 +79,7 @@
           <w:sz w:val="22"/>
           <w:szCs w:val="22"/>
         </w:rPr>
-        <w:t xml:space="preserve">作成日：2026年3月28日</w:t>
+        <w:t xml:space="preserve">作成日：2026年4月2日</w:t>
       </w:r>
     </w:p>
     <w:p>
@@ -202,7 +202,7 @@
           <w:sz w:val="21"/>
           <w:szCs w:val="21"/>
         </w:rPr>
-        <w:t xml:space="preserve">ポートフォリオ全体（19ホテル、2443件のレビュー）を分析した結果、ポートフォリオ平均スコアは8.41点（10点換算）、清掃関連クレーム率は4.3%でした。以下に主要な発見事項と提案の概要をまとめます。</w:t>
+        <w:t xml:space="preserve">ポートフォリオ全体（19ホテル、2290件のレビュー）を分析した結果、ポートフォリオ平均スコアは8.35点（10点換算）、清掃関連クレーム率は4.6%でした。以下に主要な発見事項と提案の概要をまとめます。</w:t>
       </w:r>
     </w:p>
     <w:p>
@@ -274,7 +274,7 @@
                 <w:sz w:val="36"/>
                 <w:szCs w:val="36"/>
               </w:rPr>
-              <w:t xml:space="preserve">8.41</w:t>
+              <w:t xml:space="preserve">8.35</w:t>
             </w:r>
           </w:p>
         </w:tc>
@@ -323,7 +323,7 @@
                 <w:sz w:val="36"/>
                 <w:szCs w:val="36"/>
               </w:rPr>
-              <w:t xml:space="preserve">78.6%</w:t>
+              <w:t xml:space="preserve">77.8%</w:t>
             </w:r>
           </w:p>
         </w:tc>
@@ -372,7 +372,7 @@
                 <w:sz w:val="36"/>
                 <w:szCs w:val="36"/>
               </w:rPr>
-              <w:t xml:space="preserve">4.3%</w:t>
+              <w:t xml:space="preserve">4.6%</w:t>
             </w:r>
           </w:p>
         </w:tc>
@@ -421,7 +421,7 @@
                 <w:sz w:val="36"/>
                 <w:szCs w:val="36"/>
               </w:rPr>
-              <w:t xml:space="preserve">2443件</w:t>
+              <w:t xml:space="preserve">2290件</w:t>
             </w:r>
           </w:p>
         </w:tc>
@@ -503,7 +503,7 @@
                 <w:sz w:val="20"/>
                 <w:szCs w:val="20"/>
               </w:rPr>
-              <w:t xml:space="preserve">上位5ホテルの平均スコアは8.7点超。コンフォートスイーツ東京ベイ(9.22点)がポートフォリオ最高評価</w:t>
+              <w:t xml:space="preserve">上位5ホテルの平均スコアは8.7点超。第一イン池袋(9.48点)がポートフォリオ最高評価</w:t>
             </w:r>
           </w:p>
           <w:p>
@@ -528,7 +528,7 @@
                 <w:sz w:val="20"/>
                 <w:szCs w:val="20"/>
               </w:rPr>
-              <w:t xml:space="preserve">4ホテルがURGENT（緊急対応）に分類。清掃関連クレーム率4.3%（業界平均2-3%を超過）</w:t>
+              <w:t xml:space="preserve">4ホテルがURGENT（緊急対応）に分類。清掃関連クレーム率4.6%（業界平均2-3%を超過）</w:t>
             </w:r>
           </w:p>
           <w:p>
@@ -838,7 +838,7 @@
                 <w:sz w:val="18"/>
                 <w:szCs w:val="18"/>
               </w:rPr>
-              <w:t xml:space="preserve">7.02-7.88</w:t>
+              <w:t xml:space="preserve">6.57-7.73</w:t>
             </w:r>
           </w:p>
         </w:tc>
@@ -943,7 +943,7 @@
                 <w:sz w:val="18"/>
                 <w:szCs w:val="18"/>
               </w:rPr>
-              <w:t xml:space="preserve">3</w:t>
+              <w:t xml:space="preserve">4</w:t>
             </w:r>
           </w:p>
         </w:tc>
@@ -977,7 +977,7 @@
                 <w:sz w:val="18"/>
                 <w:szCs w:val="18"/>
               </w:rPr>
-              <w:t xml:space="preserve">7.52-8.88</w:t>
+              <w:t xml:space="preserve">7.57-8.64</w:t>
             </w:r>
           </w:p>
         </w:tc>
@@ -1011,7 +1011,7 @@
                 <w:sz w:val="18"/>
                 <w:szCs w:val="18"/>
               </w:rPr>
-              <w:t xml:space="preserve">清掃品質全般、タバコ関連、臭気・異臭</w:t>
+              <w:t xml:space="preserve">清掃品質全般、臭気・異臭、カビ・モールド</w:t>
             </w:r>
           </w:p>
         </w:tc>
@@ -1082,7 +1082,7 @@
                 <w:sz w:val="18"/>
                 <w:szCs w:val="18"/>
               </w:rPr>
-              <w:t xml:space="preserve">11</w:t>
+              <w:t xml:space="preserve">10</w:t>
             </w:r>
           </w:p>
         </w:tc>
@@ -1116,7 +1116,7 @@
                 <w:sz w:val="18"/>
                 <w:szCs w:val="18"/>
               </w:rPr>
-              <w:t xml:space="preserve">8.17-9.18</w:t>
+              <w:t xml:space="preserve">8.22-9.48</w:t>
             </w:r>
           </w:p>
         </w:tc>
@@ -1255,7 +1255,7 @@
                 <w:sz w:val="18"/>
                 <w:szCs w:val="18"/>
               </w:rPr>
-              <w:t xml:space="preserve">9.22</w:t>
+              <w:t xml:space="preserve">9.14</w:t>
             </w:r>
           </w:p>
         </w:tc>
@@ -1346,7 +1346,7 @@
           <w:sz w:val="21"/>
           <w:szCs w:val="21"/>
         </w:rPr>
-        <w:t xml:space="preserve">19ホテルの口コミスコアを10点換算で比較しました。ポートフォリオ平均は8.41点、中央値は8.59点です。</w:t>
+        <w:t xml:space="preserve">19ホテルの口コミスコアを10点換算で比較しました。ポートフォリオ平均は8.35点、中央値は8.48点です。</w:t>
       </w:r>
     </w:p>
     <w:p>
@@ -1723,7 +1723,7 @@
                 <w:sz w:val="18"/>
                 <w:szCs w:val="18"/>
               </w:rPr>
-              <w:t xml:space="preserve">コンフォートスイーツ東京ベイ</w:t>
+              <w:t xml:space="preserve">第一イン池袋</w:t>
             </w:r>
           </w:p>
         </w:tc>
@@ -1757,7 +1757,7 @@
                 <w:sz w:val="18"/>
                 <w:szCs w:val="18"/>
               </w:rPr>
-              <w:t xml:space="preserve">9.22</w:t>
+              <w:t xml:space="preserve">9.48</w:t>
             </w:r>
           </w:p>
         </w:tc>
@@ -1791,7 +1791,7 @@
                 <w:sz w:val="18"/>
                 <w:szCs w:val="18"/>
               </w:rPr>
-              <w:t xml:space="preserve">97.2%</w:t>
+              <w:t xml:space="preserve">93.3%</w:t>
             </w:r>
           </w:p>
         </w:tc>
@@ -1825,7 +1825,7 @@
                 <w:sz w:val="18"/>
                 <w:szCs w:val="18"/>
               </w:rPr>
-              <w:t xml:space="preserve">0.7%</w:t>
+              <w:t xml:space="preserve">2.7%</w:t>
             </w:r>
           </w:p>
         </w:tc>
@@ -1859,7 +1859,7 @@
                 <w:sz w:val="18"/>
                 <w:szCs w:val="18"/>
               </w:rPr>
-              <w:t xml:space="preserve">143</w:t>
+              <w:t xml:space="preserve">75</w:t>
             </w:r>
           </w:p>
         </w:tc>
@@ -1906,29 +1906,29 @@
               <w:bottom w:val="single" w:color="CCCCCC" w:sz="1"/>
               <w:right w:val="single" w:color="CCCCCC" w:sz="1"/>
             </w:tcBorders>
-            <w:shd w:fill="E8F5E9" w:val="clear"/>
-            <w:tcMar>
-              <w:top w:type="dxa" w:w="80"/>
-              <w:left w:type="dxa" w:w="120"/>
-              <w:bottom w:type="dxa" w:w="80"/>
-              <w:right w:type="dxa" w:w="120"/>
-            </w:tcMar>
-            <w:vAlign w:val="center"/>
-          </w:tcPr>
-          <w:p>
-            <w:pPr>
-              <w:jc w:val="center"/>
-            </w:pPr>
-            <w:r>
-              <w:rPr>
-                <w:rFonts w:ascii="Arial" w:cs="Arial" w:eastAsia="Arial" w:hAnsi="Arial"/>
-                <w:b/>
-                <w:bCs/>
-                <w:color w:val="27AE60"/>
-                <w:sz w:val="18"/>
-                <w:szCs w:val="18"/>
-              </w:rPr>
-              <w:t xml:space="preserve">MAINTENANCE</w:t>
+            <w:shd w:fill="E3F2FD" w:val="clear"/>
+            <w:tcMar>
+              <w:top w:type="dxa" w:w="80"/>
+              <w:left w:type="dxa" w:w="120"/>
+              <w:bottom w:type="dxa" w:w="80"/>
+              <w:right w:type="dxa" w:w="120"/>
+            </w:tcMar>
+            <w:vAlign w:val="center"/>
+          </w:tcPr>
+          <w:p>
+            <w:pPr>
+              <w:jc w:val="center"/>
+            </w:pPr>
+            <w:r>
+              <w:rPr>
+                <w:rFonts w:ascii="Arial" w:cs="Arial" w:eastAsia="Arial" w:hAnsi="Arial"/>
+                <w:b/>
+                <w:bCs/>
+                <w:color w:val="2196F3"/>
+                <w:sz w:val="18"/>
+                <w:szCs w:val="18"/>
+              </w:rPr>
+              <w:t xml:space="preserve">STANDARD</w:t>
             </w:r>
           </w:p>
         </w:tc>
@@ -2000,7 +2000,7 @@
                 <w:sz w:val="18"/>
                 <w:szCs w:val="18"/>
               </w:rPr>
-              <w:t xml:space="preserve">第一イン池袋</w:t>
+              <w:t xml:space="preserve">京成リッチモンドホテル東京錦糸町</w:t>
             </w:r>
           </w:p>
         </w:tc>
@@ -2035,7 +2035,7 @@
                 <w:sz w:val="18"/>
                 <w:szCs w:val="18"/>
               </w:rPr>
-              <w:t xml:space="preserve">9.18</w:t>
+              <w:t xml:space="preserve">9.24</w:t>
             </w:r>
           </w:p>
         </w:tc>
@@ -2070,7 +2070,7 @@
                 <w:sz w:val="18"/>
                 <w:szCs w:val="18"/>
               </w:rPr>
-              <w:t xml:space="preserve">91.5%</w:t>
+              <w:t xml:space="preserve">93.0%</w:t>
             </w:r>
           </w:p>
         </w:tc>
@@ -2105,7 +2105,7 @@
                 <w:sz w:val="18"/>
                 <w:szCs w:val="18"/>
               </w:rPr>
-              <w:t xml:space="preserve">2.3%</w:t>
+              <w:t xml:space="preserve">1.4%</w:t>
             </w:r>
           </w:p>
         </w:tc>
@@ -2140,7 +2140,7 @@
                 <w:sz w:val="18"/>
                 <w:szCs w:val="18"/>
               </w:rPr>
-              <w:t xml:space="preserve">130</w:t>
+              <w:t xml:space="preserve">71</w:t>
             </w:r>
           </w:p>
         </w:tc>
@@ -2280,7 +2280,7 @@
                 <w:sz w:val="18"/>
                 <w:szCs w:val="18"/>
               </w:rPr>
-              <w:t xml:space="preserve">京成リッチモンドホテル東京錦糸町</w:t>
+              <w:t xml:space="preserve">コンフォートスイーツ東京ベイ</w:t>
             </w:r>
           </w:p>
         </w:tc>
@@ -2314,7 +2314,7 @@
                 <w:sz w:val="18"/>
                 <w:szCs w:val="18"/>
               </w:rPr>
-              <w:t xml:space="preserve">9.12</w:t>
+              <w:t xml:space="preserve">9.14</w:t>
             </w:r>
           </w:p>
         </w:tc>
@@ -2348,7 +2348,7 @@
                 <w:sz w:val="18"/>
                 <w:szCs w:val="18"/>
               </w:rPr>
-              <w:t xml:space="preserve">89.4%</w:t>
+              <w:t xml:space="preserve">95.1%</w:t>
             </w:r>
           </w:p>
         </w:tc>
@@ -2382,7 +2382,7 @@
                 <w:sz w:val="18"/>
                 <w:szCs w:val="18"/>
               </w:rPr>
-              <w:t xml:space="preserve">1.5%</w:t>
+              <w:t xml:space="preserve">1.4%</w:t>
             </w:r>
           </w:p>
         </w:tc>
@@ -2416,7 +2416,7 @@
                 <w:sz w:val="18"/>
                 <w:szCs w:val="18"/>
               </w:rPr>
-              <w:t xml:space="preserve">132</w:t>
+              <w:t xml:space="preserve">143</w:t>
             </w:r>
           </w:p>
         </w:tc>
@@ -2463,29 +2463,29 @@
               <w:bottom w:val="single" w:color="CCCCCC" w:sz="1"/>
               <w:right w:val="single" w:color="CCCCCC" w:sz="1"/>
             </w:tcBorders>
-            <w:shd w:fill="E3F2FD" w:val="clear"/>
-            <w:tcMar>
-              <w:top w:type="dxa" w:w="80"/>
-              <w:left w:type="dxa" w:w="120"/>
-              <w:bottom w:type="dxa" w:w="80"/>
-              <w:right w:type="dxa" w:w="120"/>
-            </w:tcMar>
-            <w:vAlign w:val="center"/>
-          </w:tcPr>
-          <w:p>
-            <w:pPr>
-              <w:jc w:val="center"/>
-            </w:pPr>
-            <w:r>
-              <w:rPr>
-                <w:rFonts w:ascii="Arial" w:cs="Arial" w:eastAsia="Arial" w:hAnsi="Arial"/>
-                <w:b/>
-                <w:bCs/>
-                <w:color w:val="2196F3"/>
-                <w:sz w:val="18"/>
-                <w:szCs w:val="18"/>
-              </w:rPr>
-              <w:t xml:space="preserve">STANDARD</w:t>
+            <w:shd w:fill="E8F5E9" w:val="clear"/>
+            <w:tcMar>
+              <w:top w:type="dxa" w:w="80"/>
+              <w:left w:type="dxa" w:w="120"/>
+              <w:bottom w:type="dxa" w:w="80"/>
+              <w:right w:type="dxa" w:w="120"/>
+            </w:tcMar>
+            <w:vAlign w:val="center"/>
+          </w:tcPr>
+          <w:p>
+            <w:pPr>
+              <w:jc w:val="center"/>
+            </w:pPr>
+            <w:r>
+              <w:rPr>
+                <w:rFonts w:ascii="Arial" w:cs="Arial" w:eastAsia="Arial" w:hAnsi="Arial"/>
+                <w:b/>
+                <w:bCs/>
+                <w:color w:val="27AE60"/>
+                <w:sz w:val="18"/>
+                <w:szCs w:val="18"/>
+              </w:rPr>
+              <w:t xml:space="preserve">MAINTENANCE</w:t>
             </w:r>
           </w:p>
         </w:tc>
@@ -2627,7 +2627,7 @@
                 <w:sz w:val="18"/>
                 <w:szCs w:val="18"/>
               </w:rPr>
-              <w:t xml:space="preserve">86.2%</w:t>
+              <w:t xml:space="preserve">86.4%</w:t>
             </w:r>
           </w:p>
         </w:tc>
@@ -2662,7 +2662,7 @@
                 <w:sz w:val="18"/>
                 <w:szCs w:val="18"/>
               </w:rPr>
-              <w:t xml:space="preserve">4.9%</w:t>
+              <w:t xml:space="preserve">4.8%</w:t>
             </w:r>
           </w:p>
         </w:tc>
@@ -2697,7 +2697,7 @@
                 <w:sz w:val="18"/>
                 <w:szCs w:val="18"/>
               </w:rPr>
-              <w:t xml:space="preserve">123</w:t>
+              <w:t xml:space="preserve">125</w:t>
             </w:r>
           </w:p>
         </w:tc>
@@ -2837,7 +2837,7 @@
                 <w:sz w:val="18"/>
                 <w:szCs w:val="18"/>
               </w:rPr>
-              <w:t xml:space="preserve">ホテルコメント横浜関内</w:t>
+              <w:t xml:space="preserve">ダイワロイネットホテル東京大崎</w:t>
             </w:r>
           </w:p>
         </w:tc>
@@ -2871,7 +2871,7 @@
                 <w:sz w:val="18"/>
                 <w:szCs w:val="18"/>
               </w:rPr>
-              <w:t xml:space="preserve">8.88</w:t>
+              <w:t xml:space="preserve">8.84</w:t>
             </w:r>
           </w:p>
         </w:tc>
@@ -2905,7 +2905,7 @@
                 <w:sz w:val="18"/>
                 <w:szCs w:val="18"/>
               </w:rPr>
-              <w:t xml:space="preserve">84.4%</w:t>
+              <w:t xml:space="preserve">80.6%</w:t>
             </w:r>
           </w:p>
         </w:tc>
@@ -2939,7 +2939,7 @@
                 <w:sz w:val="18"/>
                 <w:szCs w:val="18"/>
               </w:rPr>
-              <w:t xml:space="preserve">0.8%</w:t>
+              <w:t xml:space="preserve">0.0%</w:t>
             </w:r>
           </w:p>
         </w:tc>
@@ -2973,7 +2973,7 @@
                 <w:sz w:val="18"/>
                 <w:szCs w:val="18"/>
               </w:rPr>
-              <w:t xml:space="preserve">128</w:t>
+              <w:t xml:space="preserve">67</w:t>
             </w:r>
           </w:p>
         </w:tc>
@@ -3020,29 +3020,29 @@
               <w:bottom w:val="single" w:color="CCCCCC" w:sz="1"/>
               <w:right w:val="single" w:color="CCCCCC" w:sz="1"/>
             </w:tcBorders>
-            <w:shd w:fill="FFF3E0" w:val="clear"/>
-            <w:tcMar>
-              <w:top w:type="dxa" w:w="80"/>
-              <w:left w:type="dxa" w:w="120"/>
-              <w:bottom w:type="dxa" w:w="80"/>
-              <w:right w:type="dxa" w:w="120"/>
-            </w:tcMar>
-            <w:vAlign w:val="center"/>
-          </w:tcPr>
-          <w:p>
-            <w:pPr>
-              <w:jc w:val="center"/>
-            </w:pPr>
-            <w:r>
-              <w:rPr>
-                <w:rFonts w:ascii="Arial" w:cs="Arial" w:eastAsia="Arial" w:hAnsi="Arial"/>
-                <w:b/>
-                <w:bCs/>
-                <w:color w:val="FF9800"/>
-                <w:sz w:val="18"/>
-                <w:szCs w:val="18"/>
-              </w:rPr>
-              <w:t xml:space="preserve">HIGH</w:t>
+            <w:shd w:fill="E3F2FD" w:val="clear"/>
+            <w:tcMar>
+              <w:top w:type="dxa" w:w="80"/>
+              <w:left w:type="dxa" w:w="120"/>
+              <w:bottom w:type="dxa" w:w="80"/>
+              <w:right w:type="dxa" w:w="120"/>
+            </w:tcMar>
+            <w:vAlign w:val="center"/>
+          </w:tcPr>
+          <w:p>
+            <w:pPr>
+              <w:jc w:val="center"/>
+            </w:pPr>
+            <w:r>
+              <w:rPr>
+                <w:rFonts w:ascii="Arial" w:cs="Arial" w:eastAsia="Arial" w:hAnsi="Arial"/>
+                <w:b/>
+                <w:bCs/>
+                <w:color w:val="2196F3"/>
+                <w:sz w:val="18"/>
+                <w:szCs w:val="18"/>
+              </w:rPr>
+              <w:t xml:space="preserve">STANDARD</w:t>
             </w:r>
           </w:p>
         </w:tc>
@@ -3114,7 +3114,7 @@
                 <w:sz w:val="18"/>
                 <w:szCs w:val="18"/>
               </w:rPr>
-              <w:t xml:space="preserve">ダイワロイネットホテル東京大崎</w:t>
+              <w:t xml:space="preserve">ホテルコメント横浜関内</w:t>
             </w:r>
           </w:p>
         </w:tc>
@@ -3149,7 +3149,7 @@
                 <w:sz w:val="18"/>
                 <w:szCs w:val="18"/>
               </w:rPr>
-              <w:t xml:space="preserve">8.87</w:t>
+              <w:t xml:space="preserve">8.82</w:t>
             </w:r>
           </w:p>
         </w:tc>
@@ -3184,7 +3184,7 @@
                 <w:sz w:val="18"/>
                 <w:szCs w:val="18"/>
               </w:rPr>
-              <w:t xml:space="preserve">81.7%</w:t>
+              <w:t xml:space="preserve">86.6%</w:t>
             </w:r>
           </w:p>
         </w:tc>
@@ -3219,7 +3219,7 @@
                 <w:sz w:val="18"/>
                 <w:szCs w:val="18"/>
               </w:rPr>
-              <w:t xml:space="preserve">0.0%</w:t>
+              <w:t xml:space="preserve">1.5%</w:t>
             </w:r>
           </w:p>
         </w:tc>
@@ -3254,7 +3254,7 @@
                 <w:sz w:val="18"/>
                 <w:szCs w:val="18"/>
               </w:rPr>
-              <w:t xml:space="preserve">60</w:t>
+              <w:t xml:space="preserve">67</w:t>
             </w:r>
           </w:p>
         </w:tc>
@@ -3428,7 +3428,7 @@
                 <w:sz w:val="18"/>
                 <w:szCs w:val="18"/>
               </w:rPr>
-              <w:t xml:space="preserve">8.74</w:t>
+              <w:t xml:space="preserve">8.81</w:t>
             </w:r>
           </w:p>
         </w:tc>
@@ -3462,7 +3462,7 @@
                 <w:sz w:val="18"/>
                 <w:szCs w:val="18"/>
               </w:rPr>
-              <w:t xml:space="preserve">86.0%</w:t>
+              <w:t xml:space="preserve">87.0%</w:t>
             </w:r>
           </w:p>
         </w:tc>
@@ -3496,7 +3496,7 @@
                 <w:sz w:val="18"/>
                 <w:szCs w:val="18"/>
               </w:rPr>
-              <w:t xml:space="preserve">4.0%</w:t>
+              <w:t xml:space="preserve">3.7%</w:t>
             </w:r>
           </w:p>
         </w:tc>
@@ -3530,7 +3530,7 @@
                 <w:sz w:val="18"/>
                 <w:szCs w:val="18"/>
               </w:rPr>
-              <w:t xml:space="preserve">100</w:t>
+              <w:t xml:space="preserve">108</w:t>
             </w:r>
           </w:p>
         </w:tc>
@@ -3671,7 +3671,7 @@
                 <w:sz w:val="18"/>
                 <w:szCs w:val="18"/>
               </w:rPr>
-              <w:t xml:space="preserve">リッチモンドホテル東京目白</w:t>
+              <w:t xml:space="preserve">川崎日航ホテル</w:t>
             </w:r>
           </w:p>
         </w:tc>
@@ -3706,7 +3706,7 @@
                 <w:sz w:val="18"/>
                 <w:szCs w:val="18"/>
               </w:rPr>
-              <w:t xml:space="preserve">8.73</w:t>
+              <w:t xml:space="preserve">8.64</w:t>
             </w:r>
           </w:p>
         </w:tc>
@@ -3741,7 +3741,7 @@
                 <w:sz w:val="18"/>
                 <w:szCs w:val="18"/>
               </w:rPr>
-              <w:t xml:space="preserve">86.2%</w:t>
+              <w:t xml:space="preserve">80.9%</w:t>
             </w:r>
           </w:p>
         </w:tc>
@@ -3776,7 +3776,7 @@
                 <w:sz w:val="18"/>
                 <w:szCs w:val="18"/>
               </w:rPr>
-              <w:t xml:space="preserve">2.1%</w:t>
+              <w:t xml:space="preserve">2.2%</w:t>
             </w:r>
           </w:p>
         </w:tc>
@@ -3811,7 +3811,7 @@
                 <w:sz w:val="18"/>
                 <w:szCs w:val="18"/>
               </w:rPr>
-              <w:t xml:space="preserve">145</w:t>
+              <w:t xml:space="preserve">136</w:t>
             </w:r>
           </w:p>
         </w:tc>
@@ -3859,29 +3859,29 @@
               <w:bottom w:val="single" w:color="CCCCCC" w:sz="1"/>
               <w:right w:val="single" w:color="CCCCCC" w:sz="1"/>
             </w:tcBorders>
-            <w:shd w:fill="E3F2FD" w:val="clear"/>
-            <w:tcMar>
-              <w:top w:type="dxa" w:w="80"/>
-              <w:left w:type="dxa" w:w="120"/>
-              <w:bottom w:type="dxa" w:w="80"/>
-              <w:right w:type="dxa" w:w="120"/>
-            </w:tcMar>
-            <w:vAlign w:val="center"/>
-          </w:tcPr>
-          <w:p>
-            <w:pPr>
-              <w:jc w:val="center"/>
-            </w:pPr>
-            <w:r>
-              <w:rPr>
-                <w:rFonts w:ascii="Arial" w:cs="Arial" w:eastAsia="Arial" w:hAnsi="Arial"/>
-                <w:b/>
-                <w:bCs/>
-                <w:color w:val="2196F3"/>
-                <w:sz w:val="18"/>
-                <w:szCs w:val="18"/>
-              </w:rPr>
-              <w:t xml:space="preserve">STANDARD</w:t>
+            <w:shd w:fill="FFF3E0" w:val="clear"/>
+            <w:tcMar>
+              <w:top w:type="dxa" w:w="80"/>
+              <w:left w:type="dxa" w:w="120"/>
+              <w:bottom w:type="dxa" w:w="80"/>
+              <w:right w:type="dxa" w:w="120"/>
+            </w:tcMar>
+            <w:vAlign w:val="center"/>
+          </w:tcPr>
+          <w:p>
+            <w:pPr>
+              <w:jc w:val="center"/>
+            </w:pPr>
+            <w:r>
+              <w:rPr>
+                <w:rFonts w:ascii="Arial" w:cs="Arial" w:eastAsia="Arial" w:hAnsi="Arial"/>
+                <w:b/>
+                <w:bCs/>
+                <w:color w:val="FF9800"/>
+                <w:sz w:val="18"/>
+                <w:szCs w:val="18"/>
+              </w:rPr>
+              <w:t xml:space="preserve">HIGH</w:t>
             </w:r>
           </w:p>
         </w:tc>
@@ -3951,7 +3951,7 @@
                 <w:sz w:val="18"/>
                 <w:szCs w:val="18"/>
               </w:rPr>
-              <w:t xml:space="preserve">川崎日航ホテル</w:t>
+              <w:t xml:space="preserve">リッチモンドホテル東京目白</w:t>
             </w:r>
           </w:p>
         </w:tc>
@@ -3985,7 +3985,7 @@
                 <w:sz w:val="18"/>
                 <w:szCs w:val="18"/>
               </w:rPr>
-              <w:t xml:space="preserve">8.68</w:t>
+              <w:t xml:space="preserve">8.60</w:t>
             </w:r>
           </w:p>
         </w:tc>
@@ -4019,7 +4019,7 @@
                 <w:sz w:val="18"/>
                 <w:szCs w:val="18"/>
               </w:rPr>
-              <w:t xml:space="preserve">81.5%</w:t>
+              <w:t xml:space="preserve">85.6%</w:t>
             </w:r>
           </w:p>
         </w:tc>
@@ -4053,7 +4053,7 @@
                 <w:sz w:val="18"/>
                 <w:szCs w:val="18"/>
               </w:rPr>
-              <w:t xml:space="preserve">1.5%</w:t>
+              <w:t xml:space="preserve">3.4%</w:t>
             </w:r>
           </w:p>
         </w:tc>
@@ -4087,7 +4087,7 @@
                 <w:sz w:val="18"/>
                 <w:szCs w:val="18"/>
               </w:rPr>
-              <w:t xml:space="preserve">130</w:t>
+              <w:t xml:space="preserve">146</w:t>
             </w:r>
           </w:p>
         </w:tc>
@@ -4263,7 +4263,7 @@
                 <w:sz w:val="18"/>
                 <w:szCs w:val="18"/>
               </w:rPr>
-              <w:t xml:space="preserve">8.59</w:t>
+              <w:t xml:space="preserve">8.48</w:t>
             </w:r>
           </w:p>
         </w:tc>
@@ -4298,7 +4298,7 @@
                 <w:sz w:val="18"/>
                 <w:szCs w:val="18"/>
               </w:rPr>
-              <w:t xml:space="preserve">82.9%</w:t>
+              <w:t xml:space="preserve">81.8%</w:t>
             </w:r>
           </w:p>
         </w:tc>
@@ -4333,7 +4333,7 @@
                 <w:sz w:val="18"/>
                 <w:szCs w:val="18"/>
               </w:rPr>
-              <w:t xml:space="preserve">1.4%</w:t>
+              <w:t xml:space="preserve">1.5%</w:t>
             </w:r>
           </w:p>
         </w:tc>
@@ -4368,7 +4368,7 @@
                 <w:sz w:val="18"/>
                 <w:szCs w:val="18"/>
               </w:rPr>
-              <w:t xml:space="preserve">140</w:t>
+              <w:t xml:space="preserve">137</w:t>
             </w:r>
           </w:p>
         </w:tc>
@@ -4403,7 +4403,7 @@
                 <w:sz w:val="18"/>
                 <w:szCs w:val="18"/>
               </w:rPr>
-              <w:t xml:space="preserve">良好</w:t>
+              <w:t xml:space="preserve">概ね良好</w:t>
             </w:r>
           </w:p>
         </w:tc>
@@ -4416,29 +4416,29 @@
               <w:bottom w:val="single" w:color="CCCCCC" w:sz="1"/>
               <w:right w:val="single" w:color="CCCCCC" w:sz="1"/>
             </w:tcBorders>
-            <w:shd w:fill="E3F2FD" w:val="clear"/>
-            <w:tcMar>
-              <w:top w:type="dxa" w:w="80"/>
-              <w:left w:type="dxa" w:w="120"/>
-              <w:bottom w:type="dxa" w:w="80"/>
-              <w:right w:type="dxa" w:w="120"/>
-            </w:tcMar>
-            <w:vAlign w:val="center"/>
-          </w:tcPr>
-          <w:p>
-            <w:pPr>
-              <w:jc w:val="center"/>
-            </w:pPr>
-            <w:r>
-              <w:rPr>
-                <w:rFonts w:ascii="Arial" w:cs="Arial" w:eastAsia="Arial" w:hAnsi="Arial"/>
-                <w:b/>
-                <w:bCs/>
-                <w:color w:val="2196F3"/>
-                <w:sz w:val="18"/>
-                <w:szCs w:val="18"/>
-              </w:rPr>
-              <w:t xml:space="preserve">STANDARD</w:t>
+            <w:shd w:fill="FFF3E0" w:val="clear"/>
+            <w:tcMar>
+              <w:top w:type="dxa" w:w="80"/>
+              <w:left w:type="dxa" w:w="120"/>
+              <w:bottom w:type="dxa" w:w="80"/>
+              <w:right w:type="dxa" w:w="120"/>
+            </w:tcMar>
+            <w:vAlign w:val="center"/>
+          </w:tcPr>
+          <w:p>
+            <w:pPr>
+              <w:jc w:val="center"/>
+            </w:pPr>
+            <w:r>
+              <w:rPr>
+                <w:rFonts w:ascii="Arial" w:cs="Arial" w:eastAsia="Arial" w:hAnsi="Arial"/>
+                <w:b/>
+                <w:bCs/>
+                <w:color w:val="FF9800"/>
+                <w:sz w:val="18"/>
+                <w:szCs w:val="18"/>
+              </w:rPr>
+              <w:t xml:space="preserve">HIGH</w:t>
             </w:r>
           </w:p>
         </w:tc>
@@ -4542,7 +4542,7 @@
                 <w:sz w:val="18"/>
                 <w:szCs w:val="18"/>
               </w:rPr>
-              <w:t xml:space="preserve">8.50</w:t>
+              <w:t xml:space="preserve">8.46</w:t>
             </w:r>
           </w:p>
         </w:tc>
@@ -4576,7 +4576,7 @@
                 <w:sz w:val="18"/>
                 <w:szCs w:val="18"/>
               </w:rPr>
-              <w:t xml:space="preserve">79.6%</w:t>
+              <w:t xml:space="preserve">80.9%</w:t>
             </w:r>
           </w:p>
         </w:tc>
@@ -4610,7 +4610,7 @@
                 <w:sz w:val="18"/>
                 <w:szCs w:val="18"/>
               </w:rPr>
-              <w:t xml:space="preserve">2.9%</w:t>
+              <w:t xml:space="preserve">3.5%</w:t>
             </w:r>
           </w:p>
         </w:tc>
@@ -4644,7 +4644,7 @@
                 <w:sz w:val="18"/>
                 <w:szCs w:val="18"/>
               </w:rPr>
-              <w:t xml:space="preserve">137</w:t>
+              <w:t xml:space="preserve">141</w:t>
             </w:r>
           </w:p>
         </w:tc>
@@ -4678,7 +4678,7 @@
                 <w:sz w:val="18"/>
                 <w:szCs w:val="18"/>
               </w:rPr>
-              <w:t xml:space="preserve">良好</w:t>
+              <w:t xml:space="preserve">概ね良好</w:t>
             </w:r>
           </w:p>
         </w:tc>
@@ -4820,7 +4820,7 @@
                 <w:sz w:val="18"/>
                 <w:szCs w:val="18"/>
               </w:rPr>
-              <w:t xml:space="preserve">8.30</w:t>
+              <w:t xml:space="preserve">8.31</w:t>
             </w:r>
           </w:p>
         </w:tc>
@@ -4855,7 +4855,7 @@
                 <w:sz w:val="18"/>
                 <w:szCs w:val="18"/>
               </w:rPr>
-              <w:t xml:space="preserve">76.3%</w:t>
+              <w:t xml:space="preserve">76.6%</w:t>
             </w:r>
           </w:p>
         </w:tc>
@@ -4890,7 +4890,7 @@
                 <w:sz w:val="18"/>
                 <w:szCs w:val="18"/>
               </w:rPr>
-              <w:t xml:space="preserve">3.3%</w:t>
+              <w:t xml:space="preserve">3.1%</w:t>
             </w:r>
           </w:p>
         </w:tc>
@@ -4925,7 +4925,7 @@
                 <w:sz w:val="18"/>
                 <w:szCs w:val="18"/>
               </w:rPr>
-              <w:t xml:space="preserve">338</w:t>
+              <w:t xml:space="preserve">350</w:t>
             </w:r>
           </w:p>
         </w:tc>
@@ -5065,7 +5065,7 @@
                 <w:sz w:val="18"/>
                 <w:szCs w:val="18"/>
               </w:rPr>
-              <w:t xml:space="preserve">コンフォートイン六本木</w:t>
+              <w:t xml:space="preserve">アパホテル相模原橋本駅東</w:t>
             </w:r>
           </w:p>
         </w:tc>
@@ -5099,7 +5099,7 @@
                 <w:sz w:val="18"/>
                 <w:szCs w:val="18"/>
               </w:rPr>
-              <w:t xml:space="preserve">8.19</w:t>
+              <w:t xml:space="preserve">8.22</w:t>
             </w:r>
           </w:p>
         </w:tc>
@@ -5133,7 +5133,7 @@
                 <w:sz w:val="18"/>
                 <w:szCs w:val="18"/>
               </w:rPr>
-              <w:t xml:space="preserve">78.6%</w:t>
+              <w:t xml:space="preserve">72.1%</w:t>
             </w:r>
           </w:p>
         </w:tc>
@@ -5167,7 +5167,7 @@
                 <w:sz w:val="18"/>
                 <w:szCs w:val="18"/>
               </w:rPr>
-              <w:t xml:space="preserve">6.9%</w:t>
+              <w:t xml:space="preserve">1.5%</w:t>
             </w:r>
           </w:p>
         </w:tc>
@@ -5201,7 +5201,7 @@
                 <w:sz w:val="18"/>
                 <w:szCs w:val="18"/>
               </w:rPr>
-              <w:t xml:space="preserve">131</w:t>
+              <w:t xml:space="preserve">68</w:t>
             </w:r>
           </w:p>
         </w:tc>
@@ -5248,29 +5248,29 @@
               <w:bottom w:val="single" w:color="CCCCCC" w:sz="1"/>
               <w:right w:val="single" w:color="CCCCCC" w:sz="1"/>
             </w:tcBorders>
-            <w:shd w:fill="FFF3E0" w:val="clear"/>
-            <w:tcMar>
-              <w:top w:type="dxa" w:w="80"/>
-              <w:left w:type="dxa" w:w="120"/>
-              <w:bottom w:type="dxa" w:w="80"/>
-              <w:right w:type="dxa" w:w="120"/>
-            </w:tcMar>
-            <w:vAlign w:val="center"/>
-          </w:tcPr>
-          <w:p>
-            <w:pPr>
-              <w:jc w:val="center"/>
-            </w:pPr>
-            <w:r>
-              <w:rPr>
-                <w:rFonts w:ascii="Arial" w:cs="Arial" w:eastAsia="Arial" w:hAnsi="Arial"/>
-                <w:b/>
-                <w:bCs/>
-                <w:color w:val="FF9800"/>
-                <w:sz w:val="18"/>
-                <w:szCs w:val="18"/>
-              </w:rPr>
-              <w:t xml:space="preserve">HIGH</w:t>
+            <w:shd w:fill="E3F2FD" w:val="clear"/>
+            <w:tcMar>
+              <w:top w:type="dxa" w:w="80"/>
+              <w:left w:type="dxa" w:w="120"/>
+              <w:bottom w:type="dxa" w:w="80"/>
+              <w:right w:type="dxa" w:w="120"/>
+            </w:tcMar>
+            <w:vAlign w:val="center"/>
+          </w:tcPr>
+          <w:p>
+            <w:pPr>
+              <w:jc w:val="center"/>
+            </w:pPr>
+            <w:r>
+              <w:rPr>
+                <w:rFonts w:ascii="Arial" w:cs="Arial" w:eastAsia="Arial" w:hAnsi="Arial"/>
+                <w:b/>
+                <w:bCs/>
+                <w:color w:val="2196F3"/>
+                <w:sz w:val="18"/>
+                <w:szCs w:val="18"/>
+              </w:rPr>
+              <w:t xml:space="preserve">STANDARD</w:t>
             </w:r>
           </w:p>
         </w:tc>
@@ -5342,7 +5342,7 @@
                 <w:sz w:val="18"/>
                 <w:szCs w:val="18"/>
               </w:rPr>
-              <w:t xml:space="preserve">アパホテル相模原橋本駅東</w:t>
+              <w:t xml:space="preserve">コンフォートイン六本木</w:t>
             </w:r>
           </w:p>
         </w:tc>
@@ -5377,7 +5377,7 @@
                 <w:sz w:val="18"/>
                 <w:szCs w:val="18"/>
               </w:rPr>
-              <w:t xml:space="preserve">8.17</w:t>
+              <w:t xml:space="preserve">8.15</w:t>
             </w:r>
           </w:p>
         </w:tc>
@@ -5412,7 +5412,7 @@
                 <w:sz w:val="18"/>
                 <w:szCs w:val="18"/>
               </w:rPr>
-              <w:t xml:space="preserve">70.3%</w:t>
+              <w:t xml:space="preserve">78.1%</w:t>
             </w:r>
           </w:p>
         </w:tc>
@@ -5447,7 +5447,7 @@
                 <w:sz w:val="18"/>
                 <w:szCs w:val="18"/>
               </w:rPr>
-              <w:t xml:space="preserve">1.6%</w:t>
+              <w:t xml:space="preserve">7.3%</w:t>
             </w:r>
           </w:p>
         </w:tc>
@@ -5482,7 +5482,7 @@
                 <w:sz w:val="18"/>
                 <w:szCs w:val="18"/>
               </w:rPr>
-              <w:t xml:space="preserve">64</w:t>
+              <w:t xml:space="preserve">137</w:t>
             </w:r>
           </w:p>
         </w:tc>
@@ -5530,29 +5530,29 @@
               <w:bottom w:val="single" w:color="CCCCCC" w:sz="1"/>
               <w:right w:val="single" w:color="CCCCCC" w:sz="1"/>
             </w:tcBorders>
-            <w:shd w:fill="E3F2FD" w:val="clear"/>
-            <w:tcMar>
-              <w:top w:type="dxa" w:w="80"/>
-              <w:left w:type="dxa" w:w="120"/>
-              <w:bottom w:type="dxa" w:w="80"/>
-              <w:right w:type="dxa" w:w="120"/>
-            </w:tcMar>
-            <w:vAlign w:val="center"/>
-          </w:tcPr>
-          <w:p>
-            <w:pPr>
-              <w:jc w:val="center"/>
-            </w:pPr>
-            <w:r>
-              <w:rPr>
-                <w:rFonts w:ascii="Arial" w:cs="Arial" w:eastAsia="Arial" w:hAnsi="Arial"/>
-                <w:b/>
-                <w:bCs/>
-                <w:color w:val="2196F3"/>
-                <w:sz w:val="18"/>
-                <w:szCs w:val="18"/>
-              </w:rPr>
-              <w:t xml:space="preserve">STANDARD</w:t>
+            <w:shd w:fill="FFF3E0" w:val="clear"/>
+            <w:tcMar>
+              <w:top w:type="dxa" w:w="80"/>
+              <w:left w:type="dxa" w:w="120"/>
+              <w:bottom w:type="dxa" w:w="80"/>
+              <w:right w:type="dxa" w:w="120"/>
+            </w:tcMar>
+            <w:vAlign w:val="center"/>
+          </w:tcPr>
+          <w:p>
+            <w:pPr>
+              <w:jc w:val="center"/>
+            </w:pPr>
+            <w:r>
+              <w:rPr>
+                <w:rFonts w:ascii="Arial" w:cs="Arial" w:eastAsia="Arial" w:hAnsi="Arial"/>
+                <w:b/>
+                <w:bCs/>
+                <w:color w:val="FF9800"/>
+                <w:sz w:val="18"/>
+                <w:szCs w:val="18"/>
+              </w:rPr>
+              <w:t xml:space="preserve">HIGH</w:t>
             </w:r>
           </w:p>
         </w:tc>
@@ -5656,7 +5656,7 @@
                 <w:sz w:val="18"/>
                 <w:szCs w:val="18"/>
               </w:rPr>
-              <w:t xml:space="preserve">7.88</w:t>
+              <w:t xml:space="preserve">7.73</w:t>
             </w:r>
           </w:p>
         </w:tc>
@@ -5690,7 +5690,7 @@
                 <w:sz w:val="18"/>
                 <w:szCs w:val="18"/>
               </w:rPr>
-              <w:t xml:space="preserve">68.3%</w:t>
+              <w:t xml:space="preserve">63.6%</w:t>
             </w:r>
           </w:p>
         </w:tc>
@@ -5724,7 +5724,7 @@
                 <w:sz w:val="18"/>
                 <w:szCs w:val="18"/>
               </w:rPr>
-              <w:t xml:space="preserve">10.1%</w:t>
+              <w:t xml:space="preserve">11.4%</w:t>
             </w:r>
           </w:p>
         </w:tc>
@@ -5758,7 +5758,7 @@
                 <w:sz w:val="18"/>
                 <w:szCs w:val="18"/>
               </w:rPr>
-              <w:t xml:space="preserve">139</w:t>
+              <w:t xml:space="preserve">140</w:t>
             </w:r>
           </w:p>
         </w:tc>
@@ -5934,7 +5934,7 @@
                 <w:sz w:val="18"/>
                 <w:szCs w:val="18"/>
               </w:rPr>
-              <w:t xml:space="preserve">7.52</w:t>
+              <w:t xml:space="preserve">7.57</w:t>
             </w:r>
           </w:p>
         </w:tc>
@@ -5969,7 +5969,7 @@
                 <w:sz w:val="18"/>
                 <w:szCs w:val="18"/>
               </w:rPr>
-              <w:t xml:space="preserve">67.1%</w:t>
+              <w:t xml:space="preserve">67.8%</w:t>
             </w:r>
           </w:p>
         </w:tc>
@@ -6004,7 +6004,7 @@
                 <w:sz w:val="18"/>
                 <w:szCs w:val="18"/>
               </w:rPr>
-              <w:t xml:space="preserve">12.6%</w:t>
+              <w:t xml:space="preserve">11.9%</w:t>
             </w:r>
           </w:p>
         </w:tc>
@@ -6213,7 +6213,7 @@
                 <w:sz w:val="18"/>
                 <w:szCs w:val="18"/>
               </w:rPr>
-              <w:t xml:space="preserve">7.34</w:t>
+              <w:t xml:space="preserve">7.38</w:t>
             </w:r>
           </w:p>
         </w:tc>
@@ -6247,7 +6247,7 @@
                 <w:sz w:val="18"/>
                 <w:szCs w:val="18"/>
               </w:rPr>
-              <w:t xml:space="preserve">62.1%</w:t>
+              <w:t xml:space="preserve">63.3%</w:t>
             </w:r>
           </w:p>
         </w:tc>
@@ -6281,7 +6281,7 @@
                 <w:sz w:val="18"/>
                 <w:szCs w:val="18"/>
               </w:rPr>
-              <w:t xml:space="preserve">10.3%</w:t>
+              <w:t xml:space="preserve">10.0%</w:t>
             </w:r>
           </w:p>
         </w:tc>
@@ -6315,7 +6315,7 @@
                 <w:sz w:val="18"/>
                 <w:szCs w:val="18"/>
               </w:rPr>
-              <w:t xml:space="preserve">58</w:t>
+              <w:t xml:space="preserve">60</w:t>
             </w:r>
           </w:p>
         </w:tc>
@@ -6770,7 +6770,7 @@
                 <w:sz w:val="18"/>
                 <w:szCs w:val="18"/>
               </w:rPr>
-              <w:t xml:space="preserve">7.02</w:t>
+              <w:t xml:space="preserve">6.57</w:t>
             </w:r>
           </w:p>
         </w:tc>
@@ -6804,7 +6804,7 @@
                 <w:sz w:val="18"/>
                 <w:szCs w:val="18"/>
               </w:rPr>
-              <w:t xml:space="preserve">56.0%</w:t>
+              <w:t xml:space="preserve">46.6%</w:t>
             </w:r>
           </w:p>
         </w:tc>
@@ -6838,7 +6838,7 @@
                 <w:sz w:val="18"/>
                 <w:szCs w:val="18"/>
               </w:rPr>
-              <w:t xml:space="preserve">19.0%</w:t>
+              <w:t xml:space="preserve">20.7%</w:t>
             </w:r>
           </w:p>
         </w:tc>
@@ -6872,7 +6872,7 @@
                 <w:sz w:val="18"/>
                 <w:szCs w:val="18"/>
               </w:rPr>
-              <w:t xml:space="preserve">84</w:t>
+              <w:t xml:space="preserve">58</w:t>
             </w:r>
           </w:p>
         </w:tc>
@@ -6906,7 +6906,7 @@
                 <w:sz w:val="18"/>
                 <w:szCs w:val="18"/>
               </w:rPr>
-              <w:t xml:space="preserve">要改善</w:t>
+              <w:t xml:space="preserve">要緊急対応</w:t>
             </w:r>
           </w:p>
         </w:tc>
@@ -7019,7 +7019,7 @@
           <w:sz w:val="21"/>
           <w:szCs w:val="21"/>
         </w:rPr>
-        <w:t xml:space="preserve">良好（8.5-8.99）：8ホテル - 安定した運営</w:t>
+        <w:t xml:space="preserve">良好（8.5-8.99）：6ホテル - 安定した運営</w:t>
       </w:r>
     </w:p>
     <w:p>
@@ -7038,7 +7038,7 @@
           <w:sz w:val="21"/>
           <w:szCs w:val="21"/>
         </w:rPr>
-        <w:t xml:space="preserve">概ね良好（8.0-8.49）：3ホテル - 改善余地あり</w:t>
+        <w:t xml:space="preserve">概ね良好（8.0-8.49）：5ホテル - 改善余地あり</w:t>
       </w:r>
     </w:p>
     <w:p>
@@ -7094,7 +7094,7 @@
           <w:sz w:val="21"/>
           <w:szCs w:val="21"/>
         </w:rPr>
-        <w:t xml:space="preserve">最高スコアはコンフォートスイーツ東京ベイ（9.22点）、最低スコアはチサンホテル浜松町（7.02点）です。スコアレンジは2.20点と大きく、ホテル間の品質格差が見られます。清掃品質の標準化が、ポートフォリオ全体の底上げに重要です。</w:t>
+        <w:t xml:space="preserve">最高スコアは第一イン池袋（9.48点）、最低スコアはチサンホテル浜松町（6.57点）です。スコアレンジは2.91点と大きく、ホテル間の品質格差が見られます。清掃品質の標準化が、ポートフォリオ全体の底上げに重要です。</w:t>
       </w:r>
     </w:p>
     <w:p>
@@ -7148,7 +7148,7 @@
           <w:sz w:val="21"/>
           <w:szCs w:val="21"/>
         </w:rPr>
-        <w:t xml:space="preserve">分析対象2443件のレビューのうち、清掃に関するネガティブな言及は合計106件（クレーム率4.3%）でした。業界のベンチマーク（2-3%）を超過しており、組織的な改善が必要です。</w:t>
+        <w:t xml:space="preserve">分析対象2290件のレビューのうち、清掃に関するネガティブな言及は合計106件（クレーム率4.6%）でした。業界のベンチマーク（2-3%）を超過しており、組織的な改善が必要です。</w:t>
       </w:r>
     </w:p>
     <w:p>
@@ -7608,7 +7608,7 @@
                 <w:sz w:val="18"/>
                 <w:szCs w:val="18"/>
               </w:rPr>
-              <w:t xml:space="preserve">23</w:t>
+              <w:t xml:space="preserve">21</w:t>
             </w:r>
           </w:p>
         </w:tc>
@@ -7643,7 +7643,7 @@
                 <w:sz w:val="18"/>
                 <w:szCs w:val="18"/>
               </w:rPr>
-              <w:t xml:space="preserve">10/19</w:t>
+              <w:t xml:space="preserve">9/19</w:t>
             </w:r>
           </w:p>
         </w:tc>
@@ -7713,7 +7713,7 @@
                 <w:sz w:val="18"/>
                 <w:szCs w:val="18"/>
               </w:rPr>
-              <w:t xml:space="preserve">21.7%</w:t>
+              <w:t xml:space="preserve">19.8%</w:t>
             </w:r>
           </w:p>
         </w:tc>
@@ -7783,7 +7783,7 @@
                 <w:sz w:val="18"/>
                 <w:szCs w:val="18"/>
               </w:rPr>
-              <w:t xml:space="preserve">11</w:t>
+              <w:t xml:space="preserve">10</w:t>
             </w:r>
           </w:p>
         </w:tc>
@@ -7847,11 +7847,11 @@
                 <w:rFonts w:ascii="Arial" w:cs="Arial" w:eastAsia="Arial" w:hAnsi="Arial"/>
                 <w:b/>
                 <w:bCs/>
-                <w:color w:val="E74C3C"/>
-                <w:sz w:val="18"/>
-                <w:szCs w:val="18"/>
-              </w:rPr>
-              <w:t xml:space="preserve">CRITICAL</w:t>
+                <w:color w:val="FF9800"/>
+                <w:sz w:val="18"/>
+                <w:szCs w:val="18"/>
+              </w:rPr>
+              <w:t xml:space="preserve">HIGH</w:t>
             </w:r>
           </w:p>
         </w:tc>
@@ -7885,7 +7885,7 @@
                 <w:sz w:val="18"/>
                 <w:szCs w:val="18"/>
               </w:rPr>
-              <w:t xml:space="preserve">10.4%</w:t>
+              <w:t xml:space="preserve">9.4%</w:t>
             </w:r>
           </w:p>
         </w:tc>
@@ -7922,7 +7922,7 @@
                 <w:sz w:val="18"/>
                 <w:szCs w:val="18"/>
               </w:rPr>
-              <w:t xml:space="preserve">排水・詰まり</w:t>
+              <w:t xml:space="preserve">タバコ関連</w:t>
             </w:r>
           </w:p>
         </w:tc>
@@ -8098,7 +8098,7 @@
                 <w:sz w:val="18"/>
                 <w:szCs w:val="18"/>
               </w:rPr>
-              <w:t xml:space="preserve">タバコ関連</w:t>
+              <w:t xml:space="preserve">ほこり・塵</w:t>
             </w:r>
           </w:p>
         </w:tc>
@@ -8132,7 +8132,7 @@
                 <w:sz w:val="18"/>
                 <w:szCs w:val="18"/>
               </w:rPr>
-              <w:t xml:space="preserve">10</w:t>
+              <w:t xml:space="preserve">9</w:t>
             </w:r>
           </w:p>
         </w:tc>
@@ -8166,7 +8166,7 @@
                 <w:sz w:val="18"/>
                 <w:szCs w:val="18"/>
               </w:rPr>
-              <w:t xml:space="preserve">9/19</w:t>
+              <w:t xml:space="preserve">4/19</w:t>
             </w:r>
           </w:p>
         </w:tc>
@@ -8234,7 +8234,7 @@
                 <w:sz w:val="18"/>
                 <w:szCs w:val="18"/>
               </w:rPr>
-              <w:t xml:space="preserve">9.4%</w:t>
+              <w:t xml:space="preserve">8.5%</w:t>
             </w:r>
           </w:p>
         </w:tc>
@@ -8306,7 +8306,7 @@
                 <w:sz w:val="18"/>
                 <w:szCs w:val="18"/>
               </w:rPr>
-              <w:t xml:space="preserve">7</w:t>
+              <w:t xml:space="preserve">8</w:t>
             </w:r>
           </w:p>
         </w:tc>
@@ -8411,7 +8411,7 @@
                 <w:sz w:val="18"/>
                 <w:szCs w:val="18"/>
               </w:rPr>
-              <w:t xml:space="preserve">6.6%</w:t>
+              <w:t xml:space="preserve">7.5%</w:t>
             </w:r>
           </w:p>
         </w:tc>
@@ -8447,7 +8447,7 @@
                 <w:sz w:val="18"/>
                 <w:szCs w:val="18"/>
               </w:rPr>
-              <w:t xml:space="preserve">カーペット汚れ</w:t>
+              <w:t xml:space="preserve">排水・詰まり</w:t>
             </w:r>
           </w:p>
         </w:tc>
@@ -8481,7 +8481,7 @@
                 <w:sz w:val="18"/>
                 <w:szCs w:val="18"/>
               </w:rPr>
-              <w:t xml:space="preserve">7</w:t>
+              <w:t xml:space="preserve">8</w:t>
             </w:r>
           </w:p>
         </w:tc>
@@ -8515,7 +8515,7 @@
                 <w:sz w:val="18"/>
                 <w:szCs w:val="18"/>
               </w:rPr>
-              <w:t xml:space="preserve">3/19</w:t>
+              <w:t xml:space="preserve">7/19</w:t>
             </w:r>
           </w:p>
         </w:tc>
@@ -8583,7 +8583,7 @@
                 <w:sz w:val="18"/>
                 <w:szCs w:val="18"/>
               </w:rPr>
-              <w:t xml:space="preserve">6.6%</w:t>
+              <w:t xml:space="preserve">7.5%</w:t>
             </w:r>
           </w:p>
         </w:tc>
@@ -8655,7 +8655,7 @@
                 <w:sz w:val="18"/>
                 <w:szCs w:val="18"/>
               </w:rPr>
-              <w:t xml:space="preserve">6</w:t>
+              <w:t xml:space="preserve">7</w:t>
             </w:r>
           </w:p>
         </w:tc>
@@ -8760,7 +8760,7 @@
                 <w:sz w:val="18"/>
                 <w:szCs w:val="18"/>
               </w:rPr>
-              <w:t xml:space="preserve">5.7%</w:t>
+              <w:t xml:space="preserve">6.6%</w:t>
             </w:r>
           </w:p>
         </w:tc>
@@ -8796,7 +8796,7 @@
                 <w:sz w:val="18"/>
                 <w:szCs w:val="18"/>
               </w:rPr>
-              <w:t xml:space="preserve">ゴミ残置</w:t>
+              <w:t xml:space="preserve">カーペット汚れ</w:t>
             </w:r>
           </w:p>
         </w:tc>
@@ -8864,7 +8864,7 @@
                 <w:sz w:val="18"/>
                 <w:szCs w:val="18"/>
               </w:rPr>
-              <w:t xml:space="preserve">3/19</w:t>
+              <w:t xml:space="preserve">2/19</w:t>
             </w:r>
           </w:p>
         </w:tc>
@@ -8969,7 +8969,7 @@
                 <w:sz w:val="18"/>
                 <w:szCs w:val="18"/>
               </w:rPr>
-              <w:t xml:space="preserve">害虫</w:t>
+              <w:t xml:space="preserve">ゴミ残置</w:t>
             </w:r>
           </w:p>
         </w:tc>
@@ -9004,7 +9004,7 @@
                 <w:sz w:val="18"/>
                 <w:szCs w:val="18"/>
               </w:rPr>
-              <w:t xml:space="preserve">5</w:t>
+              <w:t xml:space="preserve">6</w:t>
             </w:r>
           </w:p>
         </w:tc>
@@ -9070,11 +9070,11 @@
                 <w:rFonts w:ascii="Arial" w:cs="Arial" w:eastAsia="Arial" w:hAnsi="Arial"/>
                 <w:b/>
                 <w:bCs/>
-                <w:color w:val="FFC107"/>
-                <w:sz w:val="18"/>
-                <w:szCs w:val="18"/>
-              </w:rPr>
-              <w:t xml:space="preserve">MEDIUM</w:t>
+                <w:color w:val="FF9800"/>
+                <w:sz w:val="18"/>
+                <w:szCs w:val="18"/>
+              </w:rPr>
+              <w:t xml:space="preserve">HIGH</w:t>
             </w:r>
           </w:p>
         </w:tc>
@@ -9109,7 +9109,7 @@
                 <w:sz w:val="18"/>
                 <w:szCs w:val="18"/>
               </w:rPr>
-              <w:t xml:space="preserve">4.7%</w:t>
+              <w:t xml:space="preserve">5.7%</w:t>
             </w:r>
           </w:p>
         </w:tc>
@@ -9145,7 +9145,7 @@
                 <w:sz w:val="18"/>
                 <w:szCs w:val="18"/>
               </w:rPr>
-              <w:t xml:space="preserve">ほこり・塵</w:t>
+              <w:t xml:space="preserve">害虫</w:t>
             </w:r>
           </w:p>
         </w:tc>
@@ -9179,7 +9179,7 @@
                 <w:sz w:val="18"/>
                 <w:szCs w:val="18"/>
               </w:rPr>
-              <w:t xml:space="preserve">4</w:t>
+              <w:t xml:space="preserve">5</w:t>
             </w:r>
           </w:p>
         </w:tc>
@@ -9281,7 +9281,7 @@
                 <w:sz w:val="18"/>
                 <w:szCs w:val="18"/>
               </w:rPr>
-              <w:t xml:space="preserve">3.8%</w:t>
+              <w:t xml:space="preserve">4.7%</w:t>
             </w:r>
           </w:p>
         </w:tc>
@@ -9594,7 +9594,7 @@
                 <w:sz w:val="18"/>
                 <w:szCs w:val="18"/>
               </w:rPr>
-              <w:t xml:space="preserve">排水・詰</w:t>
+              <w:t xml:space="preserve">タバコ関</w:t>
             </w:r>
           </w:p>
         </w:tc>
@@ -9629,7 +9629,7 @@
                 <w:sz w:val="18"/>
                 <w:szCs w:val="18"/>
               </w:rPr>
-              <w:t xml:space="preserve">タバコ関</w:t>
+              <w:t xml:space="preserve">ほこり・</w:t>
             </w:r>
           </w:p>
         </w:tc>
@@ -9700,7 +9700,7 @@
                 <w:sz w:val="18"/>
                 <w:szCs w:val="18"/>
               </w:rPr>
-              <w:t xml:space="preserve">アパホテル蒲田駅東</w:t>
+              <w:t xml:space="preserve">コンフォートホテル博多</w:t>
             </w:r>
           </w:p>
         </w:tc>
@@ -9734,46 +9734,116 @@
                 <w:sz w:val="18"/>
                 <w:szCs w:val="18"/>
               </w:rPr>
+              <w:t xml:space="preserve">21</w:t>
+            </w:r>
+          </w:p>
+        </w:tc>
+        <w:tc>
+          <w:tcPr>
+            <w:tcW w:type="pct" w:w="12%"/>
+            <w:tcBorders>
+              <w:top w:val="single" w:color="CCCCCC" w:sz="1"/>
+              <w:left w:val="single" w:color="CCCCCC" w:sz="1"/>
+              <w:bottom w:val="single" w:color="CCCCCC" w:sz="1"/>
+              <w:right w:val="single" w:color="CCCCCC" w:sz="1"/>
+            </w:tcBorders>
+            <w:tcMar>
+              <w:top w:type="dxa" w:w="80"/>
+              <w:left w:type="dxa" w:w="120"/>
+              <w:bottom w:type="dxa" w:w="80"/>
+              <w:right w:type="dxa" w:w="120"/>
+            </w:tcMar>
+            <w:vAlign w:val="center"/>
+          </w:tcPr>
+          <w:p>
+            <w:pPr>
+              <w:jc w:val="center"/>
+            </w:pPr>
+            <w:r>
+              <w:rPr>
+                <w:rFonts w:ascii="Arial" w:cs="Arial" w:eastAsia="Arial" w:hAnsi="Arial"/>
+                <w:b w:val="false"/>
+                <w:bCs w:val="false"/>
+                <w:color w:val="E74C3C"/>
+                <w:sz w:val="18"/>
+                <w:szCs w:val="18"/>
+              </w:rPr>
+              <w:t xml:space="preserve">15.0</w:t>
+            </w:r>
+          </w:p>
+        </w:tc>
+        <w:tc>
+          <w:tcPr>
+            <w:tcW w:type="pct" w:w="9%"/>
+            <w:tcBorders>
+              <w:top w:val="single" w:color="CCCCCC" w:sz="1"/>
+              <w:left w:val="single" w:color="CCCCCC" w:sz="1"/>
+              <w:bottom w:val="single" w:color="CCCCCC" w:sz="1"/>
+              <w:right w:val="single" w:color="CCCCCC" w:sz="1"/>
+            </w:tcBorders>
+            <w:shd w:fill="FFCDD2" w:val="clear"/>
+            <w:tcMar>
+              <w:top w:type="dxa" w:w="80"/>
+              <w:left w:type="dxa" w:w="120"/>
+              <w:bottom w:type="dxa" w:w="80"/>
+              <w:right w:type="dxa" w:w="120"/>
+            </w:tcMar>
+            <w:vAlign w:val="center"/>
+          </w:tcPr>
+          <w:p>
+            <w:pPr>
+              <w:jc w:val="center"/>
+            </w:pPr>
+            <w:r>
+              <w:rPr>
+                <w:rFonts w:ascii="Arial" w:cs="Arial" w:eastAsia="Arial" w:hAnsi="Arial"/>
+                <w:b/>
+                <w:bCs/>
+                <w:color w:val="333333"/>
+                <w:sz w:val="18"/>
+                <w:szCs w:val="18"/>
+              </w:rPr>
+              <w:t xml:space="preserve">15</w:t>
+            </w:r>
+          </w:p>
+        </w:tc>
+        <w:tc>
+          <w:tcPr>
+            <w:tcW w:type="pct" w:w="9%"/>
+            <w:tcBorders>
+              <w:top w:val="single" w:color="CCCCCC" w:sz="1"/>
+              <w:left w:val="single" w:color="CCCCCC" w:sz="1"/>
+              <w:bottom w:val="single" w:color="CCCCCC" w:sz="1"/>
+              <w:right w:val="single" w:color="CCCCCC" w:sz="1"/>
+            </w:tcBorders>
+            <w:shd w:fill="FFCDD2" w:val="clear"/>
+            <w:tcMar>
+              <w:top w:type="dxa" w:w="80"/>
+              <w:left w:type="dxa" w:w="120"/>
+              <w:bottom w:type="dxa" w:w="80"/>
+              <w:right w:type="dxa" w:w="120"/>
+            </w:tcMar>
+            <w:vAlign w:val="center"/>
+          </w:tcPr>
+          <w:p>
+            <w:pPr>
+              <w:jc w:val="center"/>
+            </w:pPr>
+            <w:r>
+              <w:rPr>
+                <w:rFonts w:ascii="Arial" w:cs="Arial" w:eastAsia="Arial" w:hAnsi="Arial"/>
+                <w:b/>
+                <w:bCs/>
+                <w:color w:val="333333"/>
+                <w:sz w:val="18"/>
+                <w:szCs w:val="18"/>
+              </w:rPr>
               <w:t xml:space="preserve">7</w:t>
             </w:r>
           </w:p>
         </w:tc>
         <w:tc>
           <w:tcPr>
-            <w:tcW w:type="pct" w:w="12%"/>
-            <w:tcBorders>
-              <w:top w:val="single" w:color="CCCCCC" w:sz="1"/>
-              <w:left w:val="single" w:color="CCCCCC" w:sz="1"/>
-              <w:bottom w:val="single" w:color="CCCCCC" w:sz="1"/>
-              <w:right w:val="single" w:color="CCCCCC" w:sz="1"/>
-            </w:tcBorders>
-            <w:tcMar>
-              <w:top w:type="dxa" w:w="80"/>
-              <w:left w:type="dxa" w:w="120"/>
-              <w:bottom w:type="dxa" w:w="80"/>
-              <w:right w:type="dxa" w:w="120"/>
-            </w:tcMar>
-            <w:vAlign w:val="center"/>
-          </w:tcPr>
-          <w:p>
-            <w:pPr>
-              <w:jc w:val="center"/>
-            </w:pPr>
-            <w:r>
-              <w:rPr>
-                <w:rFonts w:ascii="Arial" w:cs="Arial" w:eastAsia="Arial" w:hAnsi="Arial"/>
-                <w:b w:val="false"/>
-                <w:bCs w:val="false"/>
-                <w:color w:val="E74C3C"/>
-                <w:sz w:val="18"/>
-                <w:szCs w:val="18"/>
-              </w:rPr>
-              <w:t xml:space="preserve">12.1</w:t>
-            </w:r>
-          </w:p>
-        </w:tc>
-        <w:tc>
-          <w:tcPr>
             <w:tcW w:type="pct" w:w="9%"/>
             <w:tcBorders>
               <w:top w:val="single" w:color="CCCCCC" w:sz="1"/>
@@ -9781,6 +9851,76 @@
               <w:bottom w:val="single" w:color="CCCCCC" w:sz="1"/>
               <w:right w:val="single" w:color="CCCCCC" w:sz="1"/>
             </w:tcBorders>
+            <w:shd w:fill="FFF9C4" w:val="clear"/>
+            <w:tcMar>
+              <w:top w:type="dxa" w:w="80"/>
+              <w:left w:type="dxa" w:w="120"/>
+              <w:bottom w:type="dxa" w:w="80"/>
+              <w:right w:type="dxa" w:w="120"/>
+            </w:tcMar>
+            <w:vAlign w:val="center"/>
+          </w:tcPr>
+          <w:p>
+            <w:pPr>
+              <w:jc w:val="center"/>
+            </w:pPr>
+            <w:r>
+              <w:rPr>
+                <w:rFonts w:ascii="Arial" w:cs="Arial" w:eastAsia="Arial" w:hAnsi="Arial"/>
+                <w:b w:val="false"/>
+                <w:bCs w:val="false"/>
+                <w:color w:val="333333"/>
+                <w:sz w:val="18"/>
+                <w:szCs w:val="18"/>
+              </w:rPr>
+              <w:t xml:space="preserve">2</w:t>
+            </w:r>
+          </w:p>
+        </w:tc>
+        <w:tc>
+          <w:tcPr>
+            <w:tcW w:type="pct" w:w="9%"/>
+            <w:tcBorders>
+              <w:top w:val="single" w:color="CCCCCC" w:sz="1"/>
+              <w:left w:val="single" w:color="CCCCCC" w:sz="1"/>
+              <w:bottom w:val="single" w:color="CCCCCC" w:sz="1"/>
+              <w:right w:val="single" w:color="CCCCCC" w:sz="1"/>
+            </w:tcBorders>
+            <w:shd w:fill="FFF9C4" w:val="clear"/>
+            <w:tcMar>
+              <w:top w:type="dxa" w:w="80"/>
+              <w:left w:type="dxa" w:w="120"/>
+              <w:bottom w:type="dxa" w:w="80"/>
+              <w:right w:type="dxa" w:w="120"/>
+            </w:tcMar>
+            <w:vAlign w:val="center"/>
+          </w:tcPr>
+          <w:p>
+            <w:pPr>
+              <w:jc w:val="center"/>
+            </w:pPr>
+            <w:r>
+              <w:rPr>
+                <w:rFonts w:ascii="Arial" w:cs="Arial" w:eastAsia="Arial" w:hAnsi="Arial"/>
+                <w:b w:val="false"/>
+                <w:bCs w:val="false"/>
+                <w:color w:val="333333"/>
+                <w:sz w:val="18"/>
+                <w:szCs w:val="18"/>
+              </w:rPr>
+              <w:t xml:space="preserve">1</w:t>
+            </w:r>
+          </w:p>
+        </w:tc>
+        <w:tc>
+          <w:tcPr>
+            <w:tcW w:type="pct" w:w="9%"/>
+            <w:tcBorders>
+              <w:top w:val="single" w:color="CCCCCC" w:sz="1"/>
+              <w:left w:val="single" w:color="CCCCCC" w:sz="1"/>
+              <w:bottom w:val="single" w:color="CCCCCC" w:sz="1"/>
+              <w:right w:val="single" w:color="CCCCCC" w:sz="1"/>
+            </w:tcBorders>
             <w:shd w:fill="FFE0B2" w:val="clear"/>
             <w:tcMar>
               <w:top w:type="dxa" w:w="80"/>
@@ -9816,167 +9956,29 @@
               <w:bottom w:val="single" w:color="CCCCCC" w:sz="1"/>
               <w:right w:val="single" w:color="CCCCCC" w:sz="1"/>
             </w:tcBorders>
-            <w:shd w:fill="FFF9C4" w:val="clear"/>
-            <w:tcMar>
-              <w:top w:type="dxa" w:w="80"/>
-              <w:left w:type="dxa" w:w="120"/>
-              <w:bottom w:type="dxa" w:w="80"/>
-              <w:right w:type="dxa" w:w="120"/>
-            </w:tcMar>
-            <w:vAlign w:val="center"/>
-          </w:tcPr>
-          <w:p>
-            <w:pPr>
-              <w:jc w:val="center"/>
-            </w:pPr>
-            <w:r>
-              <w:rPr>
-                <w:rFonts w:ascii="Arial" w:cs="Arial" w:eastAsia="Arial" w:hAnsi="Arial"/>
-                <w:b w:val="false"/>
-                <w:bCs w:val="false"/>
-                <w:color w:val="333333"/>
-                <w:sz w:val="18"/>
-                <w:szCs w:val="18"/>
-              </w:rPr>
-              <w:t xml:space="preserve">1</w:t>
-            </w:r>
-          </w:p>
-        </w:tc>
-        <w:tc>
-          <w:tcPr>
-            <w:tcW w:type="pct" w:w="9%"/>
-            <w:tcBorders>
-              <w:top w:val="single" w:color="CCCCCC" w:sz="1"/>
-              <w:left w:val="single" w:color="CCCCCC" w:sz="1"/>
-              <w:bottom w:val="single" w:color="CCCCCC" w:sz="1"/>
-              <w:right w:val="single" w:color="CCCCCC" w:sz="1"/>
-            </w:tcBorders>
-            <w:tcMar>
-              <w:top w:type="dxa" w:w="80"/>
-              <w:left w:type="dxa" w:w="120"/>
-              <w:bottom w:type="dxa" w:w="80"/>
-              <w:right w:type="dxa" w:w="120"/>
-            </w:tcMar>
-            <w:vAlign w:val="center"/>
-          </w:tcPr>
-          <w:p>
-            <w:pPr>
-              <w:jc w:val="center"/>
-            </w:pPr>
-            <w:r>
-              <w:rPr>
-                <w:rFonts w:ascii="Arial" w:cs="Arial" w:eastAsia="Arial" w:hAnsi="Arial"/>
-                <w:b w:val="false"/>
-                <w:bCs w:val="false"/>
-                <w:color w:val="333333"/>
-                <w:sz w:val="18"/>
-                <w:szCs w:val="18"/>
-              </w:rPr>
-              <w:t xml:space="preserve">-</w:t>
-            </w:r>
-          </w:p>
-        </w:tc>
-        <w:tc>
-          <w:tcPr>
-            <w:tcW w:type="pct" w:w="9%"/>
-            <w:tcBorders>
-              <w:top w:val="single" w:color="CCCCCC" w:sz="1"/>
-              <w:left w:val="single" w:color="CCCCCC" w:sz="1"/>
-              <w:bottom w:val="single" w:color="CCCCCC" w:sz="1"/>
-              <w:right w:val="single" w:color="CCCCCC" w:sz="1"/>
-            </w:tcBorders>
-            <w:shd w:fill="FFF9C4" w:val="clear"/>
-            <w:tcMar>
-              <w:top w:type="dxa" w:w="80"/>
-              <w:left w:type="dxa" w:w="120"/>
-              <w:bottom w:type="dxa" w:w="80"/>
-              <w:right w:type="dxa" w:w="120"/>
-            </w:tcMar>
-            <w:vAlign w:val="center"/>
-          </w:tcPr>
-          <w:p>
-            <w:pPr>
-              <w:jc w:val="center"/>
-            </w:pPr>
-            <w:r>
-              <w:rPr>
-                <w:rFonts w:ascii="Arial" w:cs="Arial" w:eastAsia="Arial" w:hAnsi="Arial"/>
-                <w:b w:val="false"/>
-                <w:bCs w:val="false"/>
-                <w:color w:val="333333"/>
-                <w:sz w:val="18"/>
-                <w:szCs w:val="18"/>
-              </w:rPr>
-              <w:t xml:space="preserve">1</w:t>
-            </w:r>
-          </w:p>
-        </w:tc>
-        <w:tc>
-          <w:tcPr>
-            <w:tcW w:type="pct" w:w="9%"/>
-            <w:tcBorders>
-              <w:top w:val="single" w:color="CCCCCC" w:sz="1"/>
-              <w:left w:val="single" w:color="CCCCCC" w:sz="1"/>
-              <w:bottom w:val="single" w:color="CCCCCC" w:sz="1"/>
-              <w:right w:val="single" w:color="CCCCCC" w:sz="1"/>
-            </w:tcBorders>
-            <w:shd w:fill="FFF9C4" w:val="clear"/>
-            <w:tcMar>
-              <w:top w:type="dxa" w:w="80"/>
-              <w:left w:type="dxa" w:w="120"/>
-              <w:bottom w:type="dxa" w:w="80"/>
-              <w:right w:type="dxa" w:w="120"/>
-            </w:tcMar>
-            <w:vAlign w:val="center"/>
-          </w:tcPr>
-          <w:p>
-            <w:pPr>
-              <w:jc w:val="center"/>
-            </w:pPr>
-            <w:r>
-              <w:rPr>
-                <w:rFonts w:ascii="Arial" w:cs="Arial" w:eastAsia="Arial" w:hAnsi="Arial"/>
-                <w:b w:val="false"/>
-                <w:bCs w:val="false"/>
-                <w:color w:val="333333"/>
-                <w:sz w:val="18"/>
-                <w:szCs w:val="18"/>
-              </w:rPr>
-              <w:t xml:space="preserve">1</w:t>
-            </w:r>
-          </w:p>
-        </w:tc>
-        <w:tc>
-          <w:tcPr>
-            <w:tcW w:type="pct" w:w="9%"/>
-            <w:tcBorders>
-              <w:top w:val="single" w:color="CCCCCC" w:sz="1"/>
-              <w:left w:val="single" w:color="CCCCCC" w:sz="1"/>
-              <w:bottom w:val="single" w:color="CCCCCC" w:sz="1"/>
-              <w:right w:val="single" w:color="CCCCCC" w:sz="1"/>
-            </w:tcBorders>
-            <w:tcMar>
-              <w:top w:type="dxa" w:w="80"/>
-              <w:left w:type="dxa" w:w="120"/>
-              <w:bottom w:type="dxa" w:w="80"/>
-              <w:right w:type="dxa" w:w="120"/>
-            </w:tcMar>
-            <w:vAlign w:val="center"/>
-          </w:tcPr>
-          <w:p>
-            <w:pPr>
-              <w:jc w:val="center"/>
-            </w:pPr>
-            <w:r>
-              <w:rPr>
-                <w:rFonts w:ascii="Arial" w:cs="Arial" w:eastAsia="Arial" w:hAnsi="Arial"/>
-                <w:b w:val="false"/>
-                <w:bCs w:val="false"/>
-                <w:color w:val="333333"/>
-                <w:sz w:val="18"/>
-                <w:szCs w:val="18"/>
-              </w:rPr>
-              <w:t xml:space="preserve">-</w:t>
+            <w:shd w:fill="FFE0B2" w:val="clear"/>
+            <w:tcMar>
+              <w:top w:type="dxa" w:w="80"/>
+              <w:left w:type="dxa" w:w="120"/>
+              <w:bottom w:type="dxa" w:w="80"/>
+              <w:right w:type="dxa" w:w="120"/>
+            </w:tcMar>
+            <w:vAlign w:val="center"/>
+          </w:tcPr>
+          <w:p>
+            <w:pPr>
+              <w:jc w:val="center"/>
+            </w:pPr>
+            <w:r>
+              <w:rPr>
+                <w:rFonts w:ascii="Arial" w:cs="Arial" w:eastAsia="Arial" w:hAnsi="Arial"/>
+                <w:b/>
+                <w:bCs/>
+                <w:color w:val="333333"/>
+                <w:sz w:val="18"/>
+                <w:szCs w:val="18"/>
+              </w:rPr>
+              <w:t xml:space="preserve">3</w:t>
             </w:r>
           </w:p>
         </w:tc>
@@ -10013,7 +10015,7 @@
                 <w:sz w:val="18"/>
                 <w:szCs w:val="18"/>
               </w:rPr>
-              <w:t xml:space="preserve">コンフォートホテル博多</w:t>
+              <w:t xml:space="preserve">アパホテル蒲田駅東</w:t>
             </w:r>
           </w:p>
         </w:tc>
@@ -10048,7 +10050,7 @@
                 <w:sz w:val="18"/>
                 <w:szCs w:val="18"/>
               </w:rPr>
-              <w:t xml:space="preserve">16</w:t>
+              <w:t xml:space="preserve">7</w:t>
             </w:r>
           </w:p>
         </w:tc>
@@ -10083,7 +10085,7 @@
                 <w:sz w:val="18"/>
                 <w:szCs w:val="18"/>
               </w:rPr>
-              <w:t xml:space="preserve">11.5</w:t>
+              <w:t xml:space="preserve">11.7</w:t>
             </w:r>
           </w:p>
         </w:tc>
@@ -10096,29 +10098,29 @@
               <w:bottom w:val="single" w:color="CCCCCC" w:sz="1"/>
               <w:right w:val="single" w:color="CCCCCC" w:sz="1"/>
             </w:tcBorders>
-            <w:shd w:fill="FFCDD2" w:val="clear"/>
-            <w:tcMar>
-              <w:top w:type="dxa" w:w="80"/>
-              <w:left w:type="dxa" w:w="120"/>
-              <w:bottom w:type="dxa" w:w="80"/>
-              <w:right w:type="dxa" w:w="120"/>
-            </w:tcMar>
-            <w:vAlign w:val="center"/>
-          </w:tcPr>
-          <w:p>
-            <w:pPr>
-              <w:jc w:val="center"/>
-            </w:pPr>
-            <w:r>
-              <w:rPr>
-                <w:rFonts w:ascii="Arial" w:cs="Arial" w:eastAsia="Arial" w:hAnsi="Arial"/>
-                <w:b/>
-                <w:bCs/>
-                <w:color w:val="333333"/>
-                <w:sz w:val="18"/>
-                <w:szCs w:val="18"/>
-              </w:rPr>
-              <w:t xml:space="preserve">11</w:t>
+            <w:shd w:fill="FFE0B2" w:val="clear"/>
+            <w:tcMar>
+              <w:top w:type="dxa" w:w="80"/>
+              <w:left w:type="dxa" w:w="120"/>
+              <w:bottom w:type="dxa" w:w="80"/>
+              <w:right w:type="dxa" w:w="120"/>
+            </w:tcMar>
+            <w:vAlign w:val="center"/>
+          </w:tcPr>
+          <w:p>
+            <w:pPr>
+              <w:jc w:val="center"/>
+            </w:pPr>
+            <w:r>
+              <w:rPr>
+                <w:rFonts w:ascii="Arial" w:cs="Arial" w:eastAsia="Arial" w:hAnsi="Arial"/>
+                <w:b/>
+                <w:bCs/>
+                <w:color w:val="333333"/>
+                <w:sz w:val="18"/>
+                <w:szCs w:val="18"/>
+              </w:rPr>
+              <w:t xml:space="preserve">4</w:t>
             </w:r>
           </w:p>
         </w:tc>
@@ -10131,29 +10133,29 @@
               <w:bottom w:val="single" w:color="CCCCCC" w:sz="1"/>
               <w:right w:val="single" w:color="CCCCCC" w:sz="1"/>
             </w:tcBorders>
-            <w:shd w:fill="FFCDD2" w:val="clear"/>
-            <w:tcMar>
-              <w:top w:type="dxa" w:w="80"/>
-              <w:left w:type="dxa" w:w="120"/>
-              <w:bottom w:type="dxa" w:w="80"/>
-              <w:right w:type="dxa" w:w="120"/>
-            </w:tcMar>
-            <w:vAlign w:val="center"/>
-          </w:tcPr>
-          <w:p>
-            <w:pPr>
-              <w:jc w:val="center"/>
-            </w:pPr>
-            <w:r>
-              <w:rPr>
-                <w:rFonts w:ascii="Arial" w:cs="Arial" w:eastAsia="Arial" w:hAnsi="Arial"/>
-                <w:b/>
-                <w:bCs/>
-                <w:color w:val="333333"/>
-                <w:sz w:val="18"/>
-                <w:szCs w:val="18"/>
-              </w:rPr>
-              <w:t xml:space="preserve">7</w:t>
+            <w:shd w:fill="FFF9C4" w:val="clear"/>
+            <w:tcMar>
+              <w:top w:type="dxa" w:w="80"/>
+              <w:left w:type="dxa" w:w="120"/>
+              <w:bottom w:type="dxa" w:w="80"/>
+              <w:right w:type="dxa" w:w="120"/>
+            </w:tcMar>
+            <w:vAlign w:val="center"/>
+          </w:tcPr>
+          <w:p>
+            <w:pPr>
+              <w:jc w:val="center"/>
+            </w:pPr>
+            <w:r>
+              <w:rPr>
+                <w:rFonts w:ascii="Arial" w:cs="Arial" w:eastAsia="Arial" w:hAnsi="Arial"/>
+                <w:b w:val="false"/>
+                <w:bCs w:val="false"/>
+                <w:color w:val="333333"/>
+                <w:sz w:val="18"/>
+                <w:szCs w:val="18"/>
+              </w:rPr>
+              <w:t xml:space="preserve">1</w:t>
             </w:r>
           </w:p>
         </w:tc>
@@ -10166,6 +10168,41 @@
               <w:bottom w:val="single" w:color="CCCCCC" w:sz="1"/>
               <w:right w:val="single" w:color="CCCCCC" w:sz="1"/>
             </w:tcBorders>
+            <w:shd w:fill="F5F7FA" w:val="clear"/>
+            <w:tcMar>
+              <w:top w:type="dxa" w:w="80"/>
+              <w:left w:type="dxa" w:w="120"/>
+              <w:bottom w:type="dxa" w:w="80"/>
+              <w:right w:type="dxa" w:w="120"/>
+            </w:tcMar>
+            <w:vAlign w:val="center"/>
+          </w:tcPr>
+          <w:p>
+            <w:pPr>
+              <w:jc w:val="center"/>
+            </w:pPr>
+            <w:r>
+              <w:rPr>
+                <w:rFonts w:ascii="Arial" w:cs="Arial" w:eastAsia="Arial" w:hAnsi="Arial"/>
+                <w:b w:val="false"/>
+                <w:bCs w:val="false"/>
+                <w:color w:val="333333"/>
+                <w:sz w:val="18"/>
+                <w:szCs w:val="18"/>
+              </w:rPr>
+              <w:t xml:space="preserve">-</w:t>
+            </w:r>
+          </w:p>
+        </w:tc>
+        <w:tc>
+          <w:tcPr>
+            <w:tcW w:type="pct" w:w="9%"/>
+            <w:tcBorders>
+              <w:top w:val="single" w:color="CCCCCC" w:sz="1"/>
+              <w:left w:val="single" w:color="CCCCCC" w:sz="1"/>
+              <w:bottom w:val="single" w:color="CCCCCC" w:sz="1"/>
+              <w:right w:val="single" w:color="CCCCCC" w:sz="1"/>
+            </w:tcBorders>
             <w:shd w:fill="FFF9C4" w:val="clear"/>
             <w:tcMar>
               <w:top w:type="dxa" w:w="80"/>
@@ -10223,7 +10260,7 @@
                 <w:sz w:val="18"/>
                 <w:szCs w:val="18"/>
               </w:rPr>
-              <w:t xml:space="preserve">2</w:t>
+              <w:t xml:space="preserve">1</w:t>
             </w:r>
           </w:p>
         </w:tc>
@@ -10236,64 +10273,29 @@
               <w:bottom w:val="single" w:color="CCCCCC" w:sz="1"/>
               <w:right w:val="single" w:color="CCCCCC" w:sz="1"/>
             </w:tcBorders>
-            <w:shd w:fill="FFF9C4" w:val="clear"/>
-            <w:tcMar>
-              <w:top w:type="dxa" w:w="80"/>
-              <w:left w:type="dxa" w:w="120"/>
-              <w:bottom w:type="dxa" w:w="80"/>
-              <w:right w:type="dxa" w:w="120"/>
-            </w:tcMar>
-            <w:vAlign w:val="center"/>
-          </w:tcPr>
-          <w:p>
-            <w:pPr>
-              <w:jc w:val="center"/>
-            </w:pPr>
-            <w:r>
-              <w:rPr>
-                <w:rFonts w:ascii="Arial" w:cs="Arial" w:eastAsia="Arial" w:hAnsi="Arial"/>
-                <w:b w:val="false"/>
-                <w:bCs w:val="false"/>
-                <w:color w:val="333333"/>
-                <w:sz w:val="18"/>
-                <w:szCs w:val="18"/>
-              </w:rPr>
-              <w:t xml:space="preserve">1</w:t>
-            </w:r>
-          </w:p>
-        </w:tc>
-        <w:tc>
-          <w:tcPr>
-            <w:tcW w:type="pct" w:w="9%"/>
-            <w:tcBorders>
-              <w:top w:val="single" w:color="CCCCCC" w:sz="1"/>
-              <w:left w:val="single" w:color="CCCCCC" w:sz="1"/>
-              <w:bottom w:val="single" w:color="CCCCCC" w:sz="1"/>
-              <w:right w:val="single" w:color="CCCCCC" w:sz="1"/>
-            </w:tcBorders>
-            <w:shd w:fill="FFF9C4" w:val="clear"/>
-            <w:tcMar>
-              <w:top w:type="dxa" w:w="80"/>
-              <w:left w:type="dxa" w:w="120"/>
-              <w:bottom w:type="dxa" w:w="80"/>
-              <w:right w:type="dxa" w:w="120"/>
-            </w:tcMar>
-            <w:vAlign w:val="center"/>
-          </w:tcPr>
-          <w:p>
-            <w:pPr>
-              <w:jc w:val="center"/>
-            </w:pPr>
-            <w:r>
-              <w:rPr>
-                <w:rFonts w:ascii="Arial" w:cs="Arial" w:eastAsia="Arial" w:hAnsi="Arial"/>
-                <w:b w:val="false"/>
-                <w:bCs w:val="false"/>
-                <w:color w:val="333333"/>
-                <w:sz w:val="18"/>
-                <w:szCs w:val="18"/>
-              </w:rPr>
-              <w:t xml:space="preserve">2</w:t>
+            <w:shd w:fill="F5F7FA" w:val="clear"/>
+            <w:tcMar>
+              <w:top w:type="dxa" w:w="80"/>
+              <w:left w:type="dxa" w:w="120"/>
+              <w:bottom w:type="dxa" w:w="80"/>
+              <w:right w:type="dxa" w:w="120"/>
+            </w:tcMar>
+            <w:vAlign w:val="center"/>
+          </w:tcPr>
+          <w:p>
+            <w:pPr>
+              <w:jc w:val="center"/>
+            </w:pPr>
+            <w:r>
+              <w:rPr>
+                <w:rFonts w:ascii="Arial" w:cs="Arial" w:eastAsia="Arial" w:hAnsi="Arial"/>
+                <w:b w:val="false"/>
+                <w:bCs w:val="false"/>
+                <w:color w:val="333333"/>
+                <w:sz w:val="18"/>
+                <w:szCs w:val="18"/>
+              </w:rPr>
+              <w:t xml:space="preserve">-</w:t>
             </w:r>
           </w:p>
         </w:tc>
@@ -10363,7 +10365,7 @@
                 <w:sz w:val="18"/>
                 <w:szCs w:val="18"/>
               </w:rPr>
-              <w:t xml:space="preserve">8</w:t>
+              <w:t xml:space="preserve">5</w:t>
             </w:r>
           </w:p>
         </w:tc>
@@ -10397,7 +10399,7 @@
                 <w:sz w:val="18"/>
                 <w:szCs w:val="18"/>
               </w:rPr>
-              <w:t xml:space="preserve">9.5</w:t>
+              <w:t xml:space="preserve">8.6</w:t>
             </w:r>
           </w:p>
         </w:tc>
@@ -10410,6 +10412,143 @@
               <w:bottom w:val="single" w:color="CCCCCC" w:sz="1"/>
               <w:right w:val="single" w:color="CCCCCC" w:sz="1"/>
             </w:tcBorders>
+            <w:shd w:fill="FFF9C4" w:val="clear"/>
+            <w:tcMar>
+              <w:top w:type="dxa" w:w="80"/>
+              <w:left w:type="dxa" w:w="120"/>
+              <w:bottom w:type="dxa" w:w="80"/>
+              <w:right w:type="dxa" w:w="120"/>
+            </w:tcMar>
+            <w:vAlign w:val="center"/>
+          </w:tcPr>
+          <w:p>
+            <w:pPr>
+              <w:jc w:val="center"/>
+            </w:pPr>
+            <w:r>
+              <w:rPr>
+                <w:rFonts w:ascii="Arial" w:cs="Arial" w:eastAsia="Arial" w:hAnsi="Arial"/>
+                <w:b w:val="false"/>
+                <w:bCs w:val="false"/>
+                <w:color w:val="333333"/>
+                <w:sz w:val="18"/>
+                <w:szCs w:val="18"/>
+              </w:rPr>
+              <w:t xml:space="preserve">2</w:t>
+            </w:r>
+          </w:p>
+        </w:tc>
+        <w:tc>
+          <w:tcPr>
+            <w:tcW w:type="pct" w:w="9%"/>
+            <w:tcBorders>
+              <w:top w:val="single" w:color="CCCCCC" w:sz="1"/>
+              <w:left w:val="single" w:color="CCCCCC" w:sz="1"/>
+              <w:bottom w:val="single" w:color="CCCCCC" w:sz="1"/>
+              <w:right w:val="single" w:color="CCCCCC" w:sz="1"/>
+            </w:tcBorders>
+            <w:tcMar>
+              <w:top w:type="dxa" w:w="80"/>
+              <w:left w:type="dxa" w:w="120"/>
+              <w:bottom w:type="dxa" w:w="80"/>
+              <w:right w:type="dxa" w:w="120"/>
+            </w:tcMar>
+            <w:vAlign w:val="center"/>
+          </w:tcPr>
+          <w:p>
+            <w:pPr>
+              <w:jc w:val="center"/>
+            </w:pPr>
+            <w:r>
+              <w:rPr>
+                <w:rFonts w:ascii="Arial" w:cs="Arial" w:eastAsia="Arial" w:hAnsi="Arial"/>
+                <w:b w:val="false"/>
+                <w:bCs w:val="false"/>
+                <w:color w:val="333333"/>
+                <w:sz w:val="18"/>
+                <w:szCs w:val="18"/>
+              </w:rPr>
+              <w:t xml:space="preserve">-</w:t>
+            </w:r>
+          </w:p>
+        </w:tc>
+        <w:tc>
+          <w:tcPr>
+            <w:tcW w:type="pct" w:w="9%"/>
+            <w:tcBorders>
+              <w:top w:val="single" w:color="CCCCCC" w:sz="1"/>
+              <w:left w:val="single" w:color="CCCCCC" w:sz="1"/>
+              <w:bottom w:val="single" w:color="CCCCCC" w:sz="1"/>
+              <w:right w:val="single" w:color="CCCCCC" w:sz="1"/>
+            </w:tcBorders>
+            <w:tcMar>
+              <w:top w:type="dxa" w:w="80"/>
+              <w:left w:type="dxa" w:w="120"/>
+              <w:bottom w:type="dxa" w:w="80"/>
+              <w:right w:type="dxa" w:w="120"/>
+            </w:tcMar>
+            <w:vAlign w:val="center"/>
+          </w:tcPr>
+          <w:p>
+            <w:pPr>
+              <w:jc w:val="center"/>
+            </w:pPr>
+            <w:r>
+              <w:rPr>
+                <w:rFonts w:ascii="Arial" w:cs="Arial" w:eastAsia="Arial" w:hAnsi="Arial"/>
+                <w:b w:val="false"/>
+                <w:bCs w:val="false"/>
+                <w:color w:val="333333"/>
+                <w:sz w:val="18"/>
+                <w:szCs w:val="18"/>
+              </w:rPr>
+              <w:t xml:space="preserve">-</w:t>
+            </w:r>
+          </w:p>
+        </w:tc>
+        <w:tc>
+          <w:tcPr>
+            <w:tcW w:type="pct" w:w="9%"/>
+            <w:tcBorders>
+              <w:top w:val="single" w:color="CCCCCC" w:sz="1"/>
+              <w:left w:val="single" w:color="CCCCCC" w:sz="1"/>
+              <w:bottom w:val="single" w:color="CCCCCC" w:sz="1"/>
+              <w:right w:val="single" w:color="CCCCCC" w:sz="1"/>
+            </w:tcBorders>
+            <w:tcMar>
+              <w:top w:type="dxa" w:w="80"/>
+              <w:left w:type="dxa" w:w="120"/>
+              <w:bottom w:type="dxa" w:w="80"/>
+              <w:right w:type="dxa" w:w="120"/>
+            </w:tcMar>
+            <w:vAlign w:val="center"/>
+          </w:tcPr>
+          <w:p>
+            <w:pPr>
+              <w:jc w:val="center"/>
+            </w:pPr>
+            <w:r>
+              <w:rPr>
+                <w:rFonts w:ascii="Arial" w:cs="Arial" w:eastAsia="Arial" w:hAnsi="Arial"/>
+                <w:b w:val="false"/>
+                <w:bCs w:val="false"/>
+                <w:color w:val="333333"/>
+                <w:sz w:val="18"/>
+                <w:szCs w:val="18"/>
+              </w:rPr>
+              <w:t xml:space="preserve">-</w:t>
+            </w:r>
+          </w:p>
+        </w:tc>
+        <w:tc>
+          <w:tcPr>
+            <w:tcW w:type="pct" w:w="9%"/>
+            <w:tcBorders>
+              <w:top w:val="single" w:color="CCCCCC" w:sz="1"/>
+              <w:left w:val="single" w:color="CCCCCC" w:sz="1"/>
+              <w:bottom w:val="single" w:color="CCCCCC" w:sz="1"/>
+              <w:right w:val="single" w:color="CCCCCC" w:sz="1"/>
+            </w:tcBorders>
             <w:shd w:fill="FFE0B2" w:val="clear"/>
             <w:tcMar>
               <w:top w:type="dxa" w:w="80"/>
@@ -10432,146 +10571,7 @@
                 <w:sz w:val="18"/>
                 <w:szCs w:val="18"/>
               </w:rPr>
-              <w:t xml:space="preserve">4</w:t>
-            </w:r>
-          </w:p>
-        </w:tc>
-        <w:tc>
-          <w:tcPr>
-            <w:tcW w:type="pct" w:w="9%"/>
-            <w:tcBorders>
-              <w:top w:val="single" w:color="CCCCCC" w:sz="1"/>
-              <w:left w:val="single" w:color="CCCCCC" w:sz="1"/>
-              <w:bottom w:val="single" w:color="CCCCCC" w:sz="1"/>
-              <w:right w:val="single" w:color="CCCCCC" w:sz="1"/>
-            </w:tcBorders>
-            <w:shd w:fill="FFF9C4" w:val="clear"/>
-            <w:tcMar>
-              <w:top w:type="dxa" w:w="80"/>
-              <w:left w:type="dxa" w:w="120"/>
-              <w:bottom w:type="dxa" w:w="80"/>
-              <w:right w:type="dxa" w:w="120"/>
-            </w:tcMar>
-            <w:vAlign w:val="center"/>
-          </w:tcPr>
-          <w:p>
-            <w:pPr>
-              <w:jc w:val="center"/>
-            </w:pPr>
-            <w:r>
-              <w:rPr>
-                <w:rFonts w:ascii="Arial" w:cs="Arial" w:eastAsia="Arial" w:hAnsi="Arial"/>
-                <w:b w:val="false"/>
-                <w:bCs w:val="false"/>
-                <w:color w:val="333333"/>
-                <w:sz w:val="18"/>
-                <w:szCs w:val="18"/>
-              </w:rPr>
-              <w:t xml:space="preserve">1</w:t>
-            </w:r>
-          </w:p>
-        </w:tc>
-        <w:tc>
-          <w:tcPr>
-            <w:tcW w:type="pct" w:w="9%"/>
-            <w:tcBorders>
-              <w:top w:val="single" w:color="CCCCCC" w:sz="1"/>
-              <w:left w:val="single" w:color="CCCCCC" w:sz="1"/>
-              <w:bottom w:val="single" w:color="CCCCCC" w:sz="1"/>
-              <w:right w:val="single" w:color="CCCCCC" w:sz="1"/>
-            </w:tcBorders>
-            <w:tcMar>
-              <w:top w:type="dxa" w:w="80"/>
-              <w:left w:type="dxa" w:w="120"/>
-              <w:bottom w:type="dxa" w:w="80"/>
-              <w:right w:type="dxa" w:w="120"/>
-            </w:tcMar>
-            <w:vAlign w:val="center"/>
-          </w:tcPr>
-          <w:p>
-            <w:pPr>
-              <w:jc w:val="center"/>
-            </w:pPr>
-            <w:r>
-              <w:rPr>
-                <w:rFonts w:ascii="Arial" w:cs="Arial" w:eastAsia="Arial" w:hAnsi="Arial"/>
-                <w:b w:val="false"/>
-                <w:bCs w:val="false"/>
-                <w:color w:val="333333"/>
-                <w:sz w:val="18"/>
-                <w:szCs w:val="18"/>
-              </w:rPr>
-              <w:t xml:space="preserve">-</w:t>
-            </w:r>
-          </w:p>
-        </w:tc>
-        <w:tc>
-          <w:tcPr>
-            <w:tcW w:type="pct" w:w="9%"/>
-            <w:tcBorders>
-              <w:top w:val="single" w:color="CCCCCC" w:sz="1"/>
-              <w:left w:val="single" w:color="CCCCCC" w:sz="1"/>
-              <w:bottom w:val="single" w:color="CCCCCC" w:sz="1"/>
-              <w:right w:val="single" w:color="CCCCCC" w:sz="1"/>
-            </w:tcBorders>
-            <w:shd w:fill="FFF9C4" w:val="clear"/>
-            <w:tcMar>
-              <w:top w:type="dxa" w:w="80"/>
-              <w:left w:type="dxa" w:w="120"/>
-              <w:bottom w:type="dxa" w:w="80"/>
-              <w:right w:type="dxa" w:w="120"/>
-            </w:tcMar>
-            <w:vAlign w:val="center"/>
-          </w:tcPr>
-          <w:p>
-            <w:pPr>
-              <w:jc w:val="center"/>
-            </w:pPr>
-            <w:r>
-              <w:rPr>
-                <w:rFonts w:ascii="Arial" w:cs="Arial" w:eastAsia="Arial" w:hAnsi="Arial"/>
-                <w:b w:val="false"/>
-                <w:bCs w:val="false"/>
-                <w:color w:val="333333"/>
-                <w:sz w:val="18"/>
-                <w:szCs w:val="18"/>
-              </w:rPr>
-              <w:t xml:space="preserve">2</w:t>
-            </w:r>
-          </w:p>
-        </w:tc>
-        <w:tc>
-          <w:tcPr>
-            <w:tcW w:type="pct" w:w="9%"/>
-            <w:tcBorders>
-              <w:top w:val="single" w:color="CCCCCC" w:sz="1"/>
-              <w:left w:val="single" w:color="CCCCCC" w:sz="1"/>
-              <w:bottom w:val="single" w:color="CCCCCC" w:sz="1"/>
-              <w:right w:val="single" w:color="CCCCCC" w:sz="1"/>
-            </w:tcBorders>
-            <w:shd w:fill="FFF9C4" w:val="clear"/>
-            <w:tcMar>
-              <w:top w:type="dxa" w:w="80"/>
-              <w:left w:type="dxa" w:w="120"/>
-              <w:bottom w:type="dxa" w:w="80"/>
-              <w:right w:type="dxa" w:w="120"/>
-            </w:tcMar>
-            <w:vAlign w:val="center"/>
-          </w:tcPr>
-          <w:p>
-            <w:pPr>
-              <w:jc w:val="center"/>
-            </w:pPr>
-            <w:r>
-              <w:rPr>
-                <w:rFonts w:ascii="Arial" w:cs="Arial" w:eastAsia="Arial" w:hAnsi="Arial"/>
-                <w:b w:val="false"/>
-                <w:bCs w:val="false"/>
-                <w:color w:val="333333"/>
-                <w:sz w:val="18"/>
-                <w:szCs w:val="18"/>
-              </w:rPr>
-              <w:t xml:space="preserve">1</w:t>
+              <w:t xml:space="preserve">3</w:t>
             </w:r>
           </w:p>
         </w:tc>
@@ -10852,7 +10852,7 @@
                 <w:sz w:val="18"/>
                 <w:szCs w:val="18"/>
               </w:rPr>
-              <w:t xml:space="preserve">1</w:t>
+              <w:t xml:space="preserve">2</w:t>
             </w:r>
           </w:p>
         </w:tc>
@@ -10865,29 +10865,29 @@
               <w:bottom w:val="single" w:color="CCCCCC" w:sz="1"/>
               <w:right w:val="single" w:color="CCCCCC" w:sz="1"/>
             </w:tcBorders>
-            <w:shd w:fill="FFF9C4" w:val="clear"/>
-            <w:tcMar>
-              <w:top w:type="dxa" w:w="80"/>
-              <w:left w:type="dxa" w:w="120"/>
-              <w:bottom w:type="dxa" w:w="80"/>
-              <w:right w:type="dxa" w:w="120"/>
-            </w:tcMar>
-            <w:vAlign w:val="center"/>
-          </w:tcPr>
-          <w:p>
-            <w:pPr>
-              <w:jc w:val="center"/>
-            </w:pPr>
-            <w:r>
-              <w:rPr>
-                <w:rFonts w:ascii="Arial" w:cs="Arial" w:eastAsia="Arial" w:hAnsi="Arial"/>
-                <w:b w:val="false"/>
-                <w:bCs w:val="false"/>
-                <w:color w:val="333333"/>
-                <w:sz w:val="18"/>
-                <w:szCs w:val="18"/>
-              </w:rPr>
-              <w:t xml:space="preserve">2</w:t>
+            <w:shd w:fill="F5F7FA" w:val="clear"/>
+            <w:tcMar>
+              <w:top w:type="dxa" w:w="80"/>
+              <w:left w:type="dxa" w:w="120"/>
+              <w:bottom w:type="dxa" w:w="80"/>
+              <w:right w:type="dxa" w:w="120"/>
+            </w:tcMar>
+            <w:vAlign w:val="center"/>
+          </w:tcPr>
+          <w:p>
+            <w:pPr>
+              <w:jc w:val="center"/>
+            </w:pPr>
+            <w:r>
+              <w:rPr>
+                <w:rFonts w:ascii="Arial" w:cs="Arial" w:eastAsia="Arial" w:hAnsi="Arial"/>
+                <w:b w:val="false"/>
+                <w:bCs w:val="false"/>
+                <w:color w:val="333333"/>
+                <w:sz w:val="18"/>
+                <w:szCs w:val="18"/>
+              </w:rPr>
+              <w:t xml:space="preserve">-</w:t>
             </w:r>
           </w:p>
         </w:tc>
@@ -11130,7 +11130,7 @@
                 <w:sz w:val="18"/>
                 <w:szCs w:val="18"/>
               </w:rPr>
-              <w:t xml:space="preserve">7</w:t>
+              <w:t xml:space="preserve">6</w:t>
             </w:r>
           </w:p>
         </w:tc>
@@ -11143,28 +11143,29 @@
               <w:bottom w:val="single" w:color="CCCCCC" w:sz="1"/>
               <w:right w:val="single" w:color="CCCCCC" w:sz="1"/>
             </w:tcBorders>
-            <w:tcMar>
-              <w:top w:type="dxa" w:w="80"/>
-              <w:left w:type="dxa" w:w="120"/>
-              <w:bottom w:type="dxa" w:w="80"/>
-              <w:right w:type="dxa" w:w="120"/>
-            </w:tcMar>
-            <w:vAlign w:val="center"/>
-          </w:tcPr>
-          <w:p>
-            <w:pPr>
-              <w:jc w:val="center"/>
-            </w:pPr>
-            <w:r>
-              <w:rPr>
-                <w:rFonts w:ascii="Arial" w:cs="Arial" w:eastAsia="Arial" w:hAnsi="Arial"/>
-                <w:b w:val="false"/>
-                <w:bCs w:val="false"/>
-                <w:color w:val="333333"/>
-                <w:sz w:val="18"/>
-                <w:szCs w:val="18"/>
-              </w:rPr>
-              <w:t xml:space="preserve">-</w:t>
+            <w:shd w:fill="FFF9C4" w:val="clear"/>
+            <w:tcMar>
+              <w:top w:type="dxa" w:w="80"/>
+              <w:left w:type="dxa" w:w="120"/>
+              <w:bottom w:type="dxa" w:w="80"/>
+              <w:right w:type="dxa" w:w="120"/>
+            </w:tcMar>
+            <w:vAlign w:val="center"/>
+          </w:tcPr>
+          <w:p>
+            <w:pPr>
+              <w:jc w:val="center"/>
+            </w:pPr>
+            <w:r>
+              <w:rPr>
+                <w:rFonts w:ascii="Arial" w:cs="Arial" w:eastAsia="Arial" w:hAnsi="Arial"/>
+                <w:b w:val="false"/>
+                <w:bCs w:val="false"/>
+                <w:color w:val="333333"/>
+                <w:sz w:val="18"/>
+                <w:szCs w:val="18"/>
+              </w:rPr>
+              <w:t xml:space="preserve">1</w:t>
             </w:r>
           </w:p>
         </w:tc>
@@ -11212,28 +11213,29 @@
               <w:bottom w:val="single" w:color="CCCCCC" w:sz="1"/>
               <w:right w:val="single" w:color="CCCCCC" w:sz="1"/>
             </w:tcBorders>
-            <w:tcMar>
-              <w:top w:type="dxa" w:w="80"/>
-              <w:left w:type="dxa" w:w="120"/>
-              <w:bottom w:type="dxa" w:w="80"/>
-              <w:right w:type="dxa" w:w="120"/>
-            </w:tcMar>
-            <w:vAlign w:val="center"/>
-          </w:tcPr>
-          <w:p>
-            <w:pPr>
-              <w:jc w:val="center"/>
-            </w:pPr>
-            <w:r>
-              <w:rPr>
-                <w:rFonts w:ascii="Arial" w:cs="Arial" w:eastAsia="Arial" w:hAnsi="Arial"/>
-                <w:b w:val="false"/>
-                <w:bCs w:val="false"/>
-                <w:color w:val="333333"/>
-                <w:sz w:val="18"/>
-                <w:szCs w:val="18"/>
-              </w:rPr>
-              <w:t xml:space="preserve">-</w:t>
+            <w:shd w:fill="FFF9C4" w:val="clear"/>
+            <w:tcMar>
+              <w:top w:type="dxa" w:w="80"/>
+              <w:left w:type="dxa" w:w="120"/>
+              <w:bottom w:type="dxa" w:w="80"/>
+              <w:right w:type="dxa" w:w="120"/>
+            </w:tcMar>
+            <w:vAlign w:val="center"/>
+          </w:tcPr>
+          <w:p>
+            <w:pPr>
+              <w:jc w:val="center"/>
+            </w:pPr>
+            <w:r>
+              <w:rPr>
+                <w:rFonts w:ascii="Arial" w:cs="Arial" w:eastAsia="Arial" w:hAnsi="Arial"/>
+                <w:b w:val="false"/>
+                <w:bCs w:val="false"/>
+                <w:color w:val="333333"/>
+                <w:sz w:val="18"/>
+                <w:szCs w:val="18"/>
+              </w:rPr>
+              <w:t xml:space="preserve">1</w:t>
             </w:r>
           </w:p>
         </w:tc>
@@ -11270,7 +11272,7 @@
                 <w:sz w:val="18"/>
                 <w:szCs w:val="18"/>
               </w:rPr>
-              <w:t xml:space="preserve">ホテルコメント横浜関内</w:t>
+              <w:t xml:space="preserve">コンフォートイン六本木</w:t>
             </w:r>
           </w:p>
         </w:tc>
@@ -11340,7 +11342,7 @@
                 <w:sz w:val="18"/>
                 <w:szCs w:val="18"/>
               </w:rPr>
-              <w:t xml:space="preserve">6.2</w:t>
+              <w:t xml:space="preserve">5.8</w:t>
             </w:r>
           </w:p>
         </w:tc>
@@ -11353,29 +11355,29 @@
               <w:bottom w:val="single" w:color="CCCCCC" w:sz="1"/>
               <w:right w:val="single" w:color="CCCCCC" w:sz="1"/>
             </w:tcBorders>
-            <w:shd w:fill="FFCDD2" w:val="clear"/>
-            <w:tcMar>
-              <w:top w:type="dxa" w:w="80"/>
-              <w:left w:type="dxa" w:w="120"/>
-              <w:bottom w:type="dxa" w:w="80"/>
-              <w:right w:type="dxa" w:w="120"/>
-            </w:tcMar>
-            <w:vAlign w:val="center"/>
-          </w:tcPr>
-          <w:p>
-            <w:pPr>
-              <w:jc w:val="center"/>
-            </w:pPr>
-            <w:r>
-              <w:rPr>
-                <w:rFonts w:ascii="Arial" w:cs="Arial" w:eastAsia="Arial" w:hAnsi="Arial"/>
-                <w:b/>
-                <w:bCs/>
-                <w:color w:val="333333"/>
-                <w:sz w:val="18"/>
-                <w:szCs w:val="18"/>
-              </w:rPr>
-              <w:t xml:space="preserve">6</w:t>
+            <w:shd w:fill="FFF9C4" w:val="clear"/>
+            <w:tcMar>
+              <w:top w:type="dxa" w:w="80"/>
+              <w:left w:type="dxa" w:w="120"/>
+              <w:bottom w:type="dxa" w:w="80"/>
+              <w:right w:type="dxa" w:w="120"/>
+            </w:tcMar>
+            <w:vAlign w:val="center"/>
+          </w:tcPr>
+          <w:p>
+            <w:pPr>
+              <w:jc w:val="center"/>
+            </w:pPr>
+            <w:r>
+              <w:rPr>
+                <w:rFonts w:ascii="Arial" w:cs="Arial" w:eastAsia="Arial" w:hAnsi="Arial"/>
+                <w:b w:val="false"/>
+                <w:bCs w:val="false"/>
+                <w:color w:val="333333"/>
+                <w:sz w:val="18"/>
+                <w:szCs w:val="18"/>
+              </w:rPr>
+              <w:t xml:space="preserve">2</w:t>
             </w:r>
           </w:p>
         </w:tc>
@@ -11388,6 +11390,76 @@
               <w:bottom w:val="single" w:color="CCCCCC" w:sz="1"/>
               <w:right w:val="single" w:color="CCCCCC" w:sz="1"/>
             </w:tcBorders>
+            <w:shd w:fill="FFE0B2" w:val="clear"/>
+            <w:tcMar>
+              <w:top w:type="dxa" w:w="80"/>
+              <w:left w:type="dxa" w:w="120"/>
+              <w:bottom w:type="dxa" w:w="80"/>
+              <w:right w:type="dxa" w:w="120"/>
+            </w:tcMar>
+            <w:vAlign w:val="center"/>
+          </w:tcPr>
+          <w:p>
+            <w:pPr>
+              <w:jc w:val="center"/>
+            </w:pPr>
+            <w:r>
+              <w:rPr>
+                <w:rFonts w:ascii="Arial" w:cs="Arial" w:eastAsia="Arial" w:hAnsi="Arial"/>
+                <w:b/>
+                <w:bCs/>
+                <w:color w:val="333333"/>
+                <w:sz w:val="18"/>
+                <w:szCs w:val="18"/>
+              </w:rPr>
+              <w:t xml:space="preserve">4</w:t>
+            </w:r>
+          </w:p>
+        </w:tc>
+        <w:tc>
+          <w:tcPr>
+            <w:tcW w:type="pct" w:w="9%"/>
+            <w:tcBorders>
+              <w:top w:val="single" w:color="CCCCCC" w:sz="1"/>
+              <w:left w:val="single" w:color="CCCCCC" w:sz="1"/>
+              <w:bottom w:val="single" w:color="CCCCCC" w:sz="1"/>
+              <w:right w:val="single" w:color="CCCCCC" w:sz="1"/>
+            </w:tcBorders>
+            <w:shd w:fill="F5F7FA" w:val="clear"/>
+            <w:tcMar>
+              <w:top w:type="dxa" w:w="80"/>
+              <w:left w:type="dxa" w:w="120"/>
+              <w:bottom w:type="dxa" w:w="80"/>
+              <w:right w:type="dxa" w:w="120"/>
+            </w:tcMar>
+            <w:vAlign w:val="center"/>
+          </w:tcPr>
+          <w:p>
+            <w:pPr>
+              <w:jc w:val="center"/>
+            </w:pPr>
+            <w:r>
+              <w:rPr>
+                <w:rFonts w:ascii="Arial" w:cs="Arial" w:eastAsia="Arial" w:hAnsi="Arial"/>
+                <w:b w:val="false"/>
+                <w:bCs w:val="false"/>
+                <w:color w:val="333333"/>
+                <w:sz w:val="18"/>
+                <w:szCs w:val="18"/>
+              </w:rPr>
+              <w:t xml:space="preserve">-</w:t>
+            </w:r>
+          </w:p>
+        </w:tc>
+        <w:tc>
+          <w:tcPr>
+            <w:tcW w:type="pct" w:w="9%"/>
+            <w:tcBorders>
+              <w:top w:val="single" w:color="CCCCCC" w:sz="1"/>
+              <w:left w:val="single" w:color="CCCCCC" w:sz="1"/>
+              <w:bottom w:val="single" w:color="CCCCCC" w:sz="1"/>
+              <w:right w:val="single" w:color="CCCCCC" w:sz="1"/>
+            </w:tcBorders>
             <w:shd w:fill="FFF9C4" w:val="clear"/>
             <w:tcMar>
               <w:top w:type="dxa" w:w="80"/>
@@ -11410,147 +11482,77 @@
                 <w:sz w:val="18"/>
                 <w:szCs w:val="18"/>
               </w:rPr>
+              <w:t xml:space="preserve">1</w:t>
+            </w:r>
+          </w:p>
+        </w:tc>
+        <w:tc>
+          <w:tcPr>
+            <w:tcW w:type="pct" w:w="9%"/>
+            <w:tcBorders>
+              <w:top w:val="single" w:color="CCCCCC" w:sz="1"/>
+              <w:left w:val="single" w:color="CCCCCC" w:sz="1"/>
+              <w:bottom w:val="single" w:color="CCCCCC" w:sz="1"/>
+              <w:right w:val="single" w:color="CCCCCC" w:sz="1"/>
+            </w:tcBorders>
+            <w:shd w:fill="F5F7FA" w:val="clear"/>
+            <w:tcMar>
+              <w:top w:type="dxa" w:w="80"/>
+              <w:left w:type="dxa" w:w="120"/>
+              <w:bottom w:type="dxa" w:w="80"/>
+              <w:right w:type="dxa" w:w="120"/>
+            </w:tcMar>
+            <w:vAlign w:val="center"/>
+          </w:tcPr>
+          <w:p>
+            <w:pPr>
+              <w:jc w:val="center"/>
+            </w:pPr>
+            <w:r>
+              <w:rPr>
+                <w:rFonts w:ascii="Arial" w:cs="Arial" w:eastAsia="Arial" w:hAnsi="Arial"/>
+                <w:b w:val="false"/>
+                <w:bCs w:val="false"/>
+                <w:color w:val="333333"/>
+                <w:sz w:val="18"/>
+                <w:szCs w:val="18"/>
+              </w:rPr>
+              <w:t xml:space="preserve">-</w:t>
+            </w:r>
+          </w:p>
+        </w:tc>
+        <w:tc>
+          <w:tcPr>
+            <w:tcW w:type="pct" w:w="9%"/>
+            <w:tcBorders>
+              <w:top w:val="single" w:color="CCCCCC" w:sz="1"/>
+              <w:left w:val="single" w:color="CCCCCC" w:sz="1"/>
+              <w:bottom w:val="single" w:color="CCCCCC" w:sz="1"/>
+              <w:right w:val="single" w:color="CCCCCC" w:sz="1"/>
+            </w:tcBorders>
+            <w:shd w:fill="FFF9C4" w:val="clear"/>
+            <w:tcMar>
+              <w:top w:type="dxa" w:w="80"/>
+              <w:left w:type="dxa" w:w="120"/>
+              <w:bottom w:type="dxa" w:w="80"/>
+              <w:right w:type="dxa" w:w="120"/>
+            </w:tcMar>
+            <w:vAlign w:val="center"/>
+          </w:tcPr>
+          <w:p>
+            <w:pPr>
+              <w:jc w:val="center"/>
+            </w:pPr>
+            <w:r>
+              <w:rPr>
+                <w:rFonts w:ascii="Arial" w:cs="Arial" w:eastAsia="Arial" w:hAnsi="Arial"/>
+                <w:b w:val="false"/>
+                <w:bCs w:val="false"/>
+                <w:color w:val="333333"/>
+                <w:sz w:val="18"/>
+                <w:szCs w:val="18"/>
+              </w:rPr>
               <w:t xml:space="preserve">2</w:t>
-            </w:r>
-          </w:p>
-        </w:tc>
-        <w:tc>
-          <w:tcPr>
-            <w:tcW w:type="pct" w:w="9%"/>
-            <w:tcBorders>
-              <w:top w:val="single" w:color="CCCCCC" w:sz="1"/>
-              <w:left w:val="single" w:color="CCCCCC" w:sz="1"/>
-              <w:bottom w:val="single" w:color="CCCCCC" w:sz="1"/>
-              <w:right w:val="single" w:color="CCCCCC" w:sz="1"/>
-            </w:tcBorders>
-            <w:shd w:fill="F5F7FA" w:val="clear"/>
-            <w:tcMar>
-              <w:top w:type="dxa" w:w="80"/>
-              <w:left w:type="dxa" w:w="120"/>
-              <w:bottom w:type="dxa" w:w="80"/>
-              <w:right w:type="dxa" w:w="120"/>
-            </w:tcMar>
-            <w:vAlign w:val="center"/>
-          </w:tcPr>
-          <w:p>
-            <w:pPr>
-              <w:jc w:val="center"/>
-            </w:pPr>
-            <w:r>
-              <w:rPr>
-                <w:rFonts w:ascii="Arial" w:cs="Arial" w:eastAsia="Arial" w:hAnsi="Arial"/>
-                <w:b w:val="false"/>
-                <w:bCs w:val="false"/>
-                <w:color w:val="333333"/>
-                <w:sz w:val="18"/>
-                <w:szCs w:val="18"/>
-              </w:rPr>
-              <w:t xml:space="preserve">-</w:t>
-            </w:r>
-          </w:p>
-        </w:tc>
-        <w:tc>
-          <w:tcPr>
-            <w:tcW w:type="pct" w:w="9%"/>
-            <w:tcBorders>
-              <w:top w:val="single" w:color="CCCCCC" w:sz="1"/>
-              <w:left w:val="single" w:color="CCCCCC" w:sz="1"/>
-              <w:bottom w:val="single" w:color="CCCCCC" w:sz="1"/>
-              <w:right w:val="single" w:color="CCCCCC" w:sz="1"/>
-            </w:tcBorders>
-            <w:shd w:fill="F5F7FA" w:val="clear"/>
-            <w:tcMar>
-              <w:top w:type="dxa" w:w="80"/>
-              <w:left w:type="dxa" w:w="120"/>
-              <w:bottom w:type="dxa" w:w="80"/>
-              <w:right w:type="dxa" w:w="120"/>
-            </w:tcMar>
-            <w:vAlign w:val="center"/>
-          </w:tcPr>
-          <w:p>
-            <w:pPr>
-              <w:jc w:val="center"/>
-            </w:pPr>
-            <w:r>
-              <w:rPr>
-                <w:rFonts w:ascii="Arial" w:cs="Arial" w:eastAsia="Arial" w:hAnsi="Arial"/>
-                <w:b w:val="false"/>
-                <w:bCs w:val="false"/>
-                <w:color w:val="333333"/>
-                <w:sz w:val="18"/>
-                <w:szCs w:val="18"/>
-              </w:rPr>
-              <w:t xml:space="preserve">-</w:t>
-            </w:r>
-          </w:p>
-        </w:tc>
-        <w:tc>
-          <w:tcPr>
-            <w:tcW w:type="pct" w:w="9%"/>
-            <w:tcBorders>
-              <w:top w:val="single" w:color="CCCCCC" w:sz="1"/>
-              <w:left w:val="single" w:color="CCCCCC" w:sz="1"/>
-              <w:bottom w:val="single" w:color="CCCCCC" w:sz="1"/>
-              <w:right w:val="single" w:color="CCCCCC" w:sz="1"/>
-            </w:tcBorders>
-            <w:shd w:fill="FFF9C4" w:val="clear"/>
-            <w:tcMar>
-              <w:top w:type="dxa" w:w="80"/>
-              <w:left w:type="dxa" w:w="120"/>
-              <w:bottom w:type="dxa" w:w="80"/>
-              <w:right w:type="dxa" w:w="120"/>
-            </w:tcMar>
-            <w:vAlign w:val="center"/>
-          </w:tcPr>
-          <w:p>
-            <w:pPr>
-              <w:jc w:val="center"/>
-            </w:pPr>
-            <w:r>
-              <w:rPr>
-                <w:rFonts w:ascii="Arial" w:cs="Arial" w:eastAsia="Arial" w:hAnsi="Arial"/>
-                <w:b w:val="false"/>
-                <w:bCs w:val="false"/>
-                <w:color w:val="333333"/>
-                <w:sz w:val="18"/>
-                <w:szCs w:val="18"/>
-              </w:rPr>
-              <w:t xml:space="preserve">1</w:t>
-            </w:r>
-          </w:p>
-        </w:tc>
-        <w:tc>
-          <w:tcPr>
-            <w:tcW w:type="pct" w:w="9%"/>
-            <w:tcBorders>
-              <w:top w:val="single" w:color="CCCCCC" w:sz="1"/>
-              <w:left w:val="single" w:color="CCCCCC" w:sz="1"/>
-              <w:bottom w:val="single" w:color="CCCCCC" w:sz="1"/>
-              <w:right w:val="single" w:color="CCCCCC" w:sz="1"/>
-            </w:tcBorders>
-            <w:shd w:fill="FFF9C4" w:val="clear"/>
-            <w:tcMar>
-              <w:top w:type="dxa" w:w="80"/>
-              <w:left w:type="dxa" w:w="120"/>
-              <w:bottom w:type="dxa" w:w="80"/>
-              <w:right w:type="dxa" w:w="120"/>
-            </w:tcMar>
-            <w:vAlign w:val="center"/>
-          </w:tcPr>
-          <w:p>
-            <w:pPr>
-              <w:jc w:val="center"/>
-            </w:pPr>
-            <w:r>
-              <w:rPr>
-                <w:rFonts w:ascii="Arial" w:cs="Arial" w:eastAsia="Arial" w:hAnsi="Arial"/>
-                <w:b w:val="false"/>
-                <w:bCs w:val="false"/>
-                <w:color w:val="333333"/>
-                <w:sz w:val="18"/>
-                <w:szCs w:val="18"/>
-              </w:rPr>
-              <w:t xml:space="preserve">1</w:t>
             </w:r>
           </w:p>
         </w:tc>
@@ -11586,7 +11588,7 @@
                 <w:sz w:val="18"/>
                 <w:szCs w:val="18"/>
               </w:rPr>
-              <w:t xml:space="preserve">コンフォートイン六本木</w:t>
+              <w:t xml:space="preserve">ハートンホテル東品川</w:t>
             </w:r>
           </w:p>
         </w:tc>
@@ -11620,7 +11622,7 @@
                 <w:sz w:val="18"/>
                 <w:szCs w:val="18"/>
               </w:rPr>
-              <w:t xml:space="preserve">8</w:t>
+              <w:t xml:space="preserve">7</w:t>
             </w:r>
           </w:p>
         </w:tc>
@@ -11654,7 +11656,7 @@
                 <w:sz w:val="18"/>
                 <w:szCs w:val="18"/>
               </w:rPr>
-              <w:t xml:space="preserve">6.1</w:t>
+              <w:t xml:space="preserve">5.1</w:t>
             </w:r>
           </w:p>
         </w:tc>
@@ -11667,6 +11669,41 @@
               <w:bottom w:val="single" w:color="CCCCCC" w:sz="1"/>
               <w:right w:val="single" w:color="CCCCCC" w:sz="1"/>
             </w:tcBorders>
+            <w:shd w:fill="FFE0B2" w:val="clear"/>
+            <w:tcMar>
+              <w:top w:type="dxa" w:w="80"/>
+              <w:left w:type="dxa" w:w="120"/>
+              <w:bottom w:type="dxa" w:w="80"/>
+              <w:right w:type="dxa" w:w="120"/>
+            </w:tcMar>
+            <w:vAlign w:val="center"/>
+          </w:tcPr>
+          <w:p>
+            <w:pPr>
+              <w:jc w:val="center"/>
+            </w:pPr>
+            <w:r>
+              <w:rPr>
+                <w:rFonts w:ascii="Arial" w:cs="Arial" w:eastAsia="Arial" w:hAnsi="Arial"/>
+                <w:b/>
+                <w:bCs/>
+                <w:color w:val="333333"/>
+                <w:sz w:val="18"/>
+                <w:szCs w:val="18"/>
+              </w:rPr>
+              <w:t xml:space="preserve">5</w:t>
+            </w:r>
+          </w:p>
+        </w:tc>
+        <w:tc>
+          <w:tcPr>
+            <w:tcW w:type="pct" w:w="9%"/>
+            <w:tcBorders>
+              <w:top w:val="single" w:color="CCCCCC" w:sz="1"/>
+              <w:left w:val="single" w:color="CCCCCC" w:sz="1"/>
+              <w:bottom w:val="single" w:color="CCCCCC" w:sz="1"/>
+              <w:right w:val="single" w:color="CCCCCC" w:sz="1"/>
+            </w:tcBorders>
             <w:shd w:fill="FFF9C4" w:val="clear"/>
             <w:tcMar>
               <w:top w:type="dxa" w:w="80"/>
@@ -11689,6 +11726,75 @@
                 <w:sz w:val="18"/>
                 <w:szCs w:val="18"/>
               </w:rPr>
+              <w:t xml:space="preserve">1</w:t>
+            </w:r>
+          </w:p>
+        </w:tc>
+        <w:tc>
+          <w:tcPr>
+            <w:tcW w:type="pct" w:w="9%"/>
+            <w:tcBorders>
+              <w:top w:val="single" w:color="CCCCCC" w:sz="1"/>
+              <w:left w:val="single" w:color="CCCCCC" w:sz="1"/>
+              <w:bottom w:val="single" w:color="CCCCCC" w:sz="1"/>
+              <w:right w:val="single" w:color="CCCCCC" w:sz="1"/>
+            </w:tcBorders>
+            <w:tcMar>
+              <w:top w:type="dxa" w:w="80"/>
+              <w:left w:type="dxa" w:w="120"/>
+              <w:bottom w:type="dxa" w:w="80"/>
+              <w:right w:type="dxa" w:w="120"/>
+            </w:tcMar>
+            <w:vAlign w:val="center"/>
+          </w:tcPr>
+          <w:p>
+            <w:pPr>
+              <w:jc w:val="center"/>
+            </w:pPr>
+            <w:r>
+              <w:rPr>
+                <w:rFonts w:ascii="Arial" w:cs="Arial" w:eastAsia="Arial" w:hAnsi="Arial"/>
+                <w:b w:val="false"/>
+                <w:bCs w:val="false"/>
+                <w:color w:val="333333"/>
+                <w:sz w:val="18"/>
+                <w:szCs w:val="18"/>
+              </w:rPr>
+              <w:t xml:space="preserve">-</w:t>
+            </w:r>
+          </w:p>
+        </w:tc>
+        <w:tc>
+          <w:tcPr>
+            <w:tcW w:type="pct" w:w="9%"/>
+            <w:tcBorders>
+              <w:top w:val="single" w:color="CCCCCC" w:sz="1"/>
+              <w:left w:val="single" w:color="CCCCCC" w:sz="1"/>
+              <w:bottom w:val="single" w:color="CCCCCC" w:sz="1"/>
+              <w:right w:val="single" w:color="CCCCCC" w:sz="1"/>
+            </w:tcBorders>
+            <w:shd w:fill="FFF9C4" w:val="clear"/>
+            <w:tcMar>
+              <w:top w:type="dxa" w:w="80"/>
+              <w:left w:type="dxa" w:w="120"/>
+              <w:bottom w:type="dxa" w:w="80"/>
+              <w:right w:type="dxa" w:w="120"/>
+            </w:tcMar>
+            <w:vAlign w:val="center"/>
+          </w:tcPr>
+          <w:p>
+            <w:pPr>
+              <w:jc w:val="center"/>
+            </w:pPr>
+            <w:r>
+              <w:rPr>
+                <w:rFonts w:ascii="Arial" w:cs="Arial" w:eastAsia="Arial" w:hAnsi="Arial"/>
+                <w:b w:val="false"/>
+                <w:bCs w:val="false"/>
+                <w:color w:val="333333"/>
+                <w:sz w:val="18"/>
+                <w:szCs w:val="18"/>
+              </w:rPr>
               <w:t xml:space="preserve">2</w:t>
             </w:r>
           </w:p>
@@ -11702,29 +11808,28 @@
               <w:bottom w:val="single" w:color="CCCCCC" w:sz="1"/>
               <w:right w:val="single" w:color="CCCCCC" w:sz="1"/>
             </w:tcBorders>
-            <w:shd w:fill="FFE0B2" w:val="clear"/>
-            <w:tcMar>
-              <w:top w:type="dxa" w:w="80"/>
-              <w:left w:type="dxa" w:w="120"/>
-              <w:bottom w:type="dxa" w:w="80"/>
-              <w:right w:type="dxa" w:w="120"/>
-            </w:tcMar>
-            <w:vAlign w:val="center"/>
-          </w:tcPr>
-          <w:p>
-            <w:pPr>
-              <w:jc w:val="center"/>
-            </w:pPr>
-            <w:r>
-              <w:rPr>
-                <w:rFonts w:ascii="Arial" w:cs="Arial" w:eastAsia="Arial" w:hAnsi="Arial"/>
-                <w:b/>
-                <w:bCs/>
-                <w:color w:val="333333"/>
-                <w:sz w:val="18"/>
-                <w:szCs w:val="18"/>
-              </w:rPr>
-              <w:t xml:space="preserve">4</w:t>
+            <w:tcMar>
+              <w:top w:type="dxa" w:w="80"/>
+              <w:left w:type="dxa" w:w="120"/>
+              <w:bottom w:type="dxa" w:w="80"/>
+              <w:right w:type="dxa" w:w="120"/>
+            </w:tcMar>
+            <w:vAlign w:val="center"/>
+          </w:tcPr>
+          <w:p>
+            <w:pPr>
+              <w:jc w:val="center"/>
+            </w:pPr>
+            <w:r>
+              <w:rPr>
+                <w:rFonts w:ascii="Arial" w:cs="Arial" w:eastAsia="Arial" w:hAnsi="Arial"/>
+                <w:b w:val="false"/>
+                <w:bCs w:val="false"/>
+                <w:color w:val="333333"/>
+                <w:sz w:val="18"/>
+                <w:szCs w:val="18"/>
+              </w:rPr>
+              <w:t xml:space="preserve">-</w:t>
             </w:r>
           </w:p>
         </w:tc>
@@ -11759,110 +11864,6 @@
                 <w:szCs w:val="18"/>
               </w:rPr>
               <w:t xml:space="preserve">-</w:t>
-            </w:r>
-          </w:p>
-        </w:tc>
-        <w:tc>
-          <w:tcPr>
-            <w:tcW w:type="pct" w:w="9%"/>
-            <w:tcBorders>
-              <w:top w:val="single" w:color="CCCCCC" w:sz="1"/>
-              <w:left w:val="single" w:color="CCCCCC" w:sz="1"/>
-              <w:bottom w:val="single" w:color="CCCCCC" w:sz="1"/>
-              <w:right w:val="single" w:color="CCCCCC" w:sz="1"/>
-            </w:tcBorders>
-            <w:tcMar>
-              <w:top w:type="dxa" w:w="80"/>
-              <w:left w:type="dxa" w:w="120"/>
-              <w:bottom w:type="dxa" w:w="80"/>
-              <w:right w:type="dxa" w:w="120"/>
-            </w:tcMar>
-            <w:vAlign w:val="center"/>
-          </w:tcPr>
-          <w:p>
-            <w:pPr>
-              <w:jc w:val="center"/>
-            </w:pPr>
-            <w:r>
-              <w:rPr>
-                <w:rFonts w:ascii="Arial" w:cs="Arial" w:eastAsia="Arial" w:hAnsi="Arial"/>
-                <w:b w:val="false"/>
-                <w:bCs w:val="false"/>
-                <w:color w:val="333333"/>
-                <w:sz w:val="18"/>
-                <w:szCs w:val="18"/>
-              </w:rPr>
-              <w:t xml:space="preserve">-</w:t>
-            </w:r>
-          </w:p>
-        </w:tc>
-        <w:tc>
-          <w:tcPr>
-            <w:tcW w:type="pct" w:w="9%"/>
-            <w:tcBorders>
-              <w:top w:val="single" w:color="CCCCCC" w:sz="1"/>
-              <w:left w:val="single" w:color="CCCCCC" w:sz="1"/>
-              <w:bottom w:val="single" w:color="CCCCCC" w:sz="1"/>
-              <w:right w:val="single" w:color="CCCCCC" w:sz="1"/>
-            </w:tcBorders>
-            <w:shd w:fill="FFF9C4" w:val="clear"/>
-            <w:tcMar>
-              <w:top w:type="dxa" w:w="80"/>
-              <w:left w:type="dxa" w:w="120"/>
-              <w:bottom w:type="dxa" w:w="80"/>
-              <w:right w:type="dxa" w:w="120"/>
-            </w:tcMar>
-            <w:vAlign w:val="center"/>
-          </w:tcPr>
-          <w:p>
-            <w:pPr>
-              <w:jc w:val="center"/>
-            </w:pPr>
-            <w:r>
-              <w:rPr>
-                <w:rFonts w:ascii="Arial" w:cs="Arial" w:eastAsia="Arial" w:hAnsi="Arial"/>
-                <w:b w:val="false"/>
-                <w:bCs w:val="false"/>
-                <w:color w:val="333333"/>
-                <w:sz w:val="18"/>
-                <w:szCs w:val="18"/>
-              </w:rPr>
-              <w:t xml:space="preserve">1</w:t>
-            </w:r>
-          </w:p>
-        </w:tc>
-        <w:tc>
-          <w:tcPr>
-            <w:tcW w:type="pct" w:w="9%"/>
-            <w:tcBorders>
-              <w:top w:val="single" w:color="CCCCCC" w:sz="1"/>
-              <w:left w:val="single" w:color="CCCCCC" w:sz="1"/>
-              <w:bottom w:val="single" w:color="CCCCCC" w:sz="1"/>
-              <w:right w:val="single" w:color="CCCCCC" w:sz="1"/>
-            </w:tcBorders>
-            <w:shd w:fill="FFF9C4" w:val="clear"/>
-            <w:tcMar>
-              <w:top w:type="dxa" w:w="80"/>
-              <w:left w:type="dxa" w:w="120"/>
-              <w:bottom w:type="dxa" w:w="80"/>
-              <w:right w:type="dxa" w:w="120"/>
-            </w:tcMar>
-            <w:vAlign w:val="center"/>
-          </w:tcPr>
-          <w:p>
-            <w:pPr>
-              <w:jc w:val="center"/>
-            </w:pPr>
-            <w:r>
-              <w:rPr>
-                <w:rFonts w:ascii="Arial" w:cs="Arial" w:eastAsia="Arial" w:hAnsi="Arial"/>
-                <w:b w:val="false"/>
-                <w:bCs w:val="false"/>
-                <w:color w:val="333333"/>
-                <w:sz w:val="18"/>
-                <w:szCs w:val="18"/>
-              </w:rPr>
-              <w:t xml:space="preserve">2</w:t>
             </w:r>
           </w:p>
         </w:tc>
@@ -11899,7 +11900,7 @@
                 <w:sz w:val="18"/>
                 <w:szCs w:val="18"/>
               </w:rPr>
-              <w:t xml:space="preserve">ダイワロイネットホテル東京大崎</w:t>
+              <w:t xml:space="preserve">川崎日航ホテル</w:t>
             </w:r>
           </w:p>
         </w:tc>
@@ -11934,7 +11935,7 @@
                 <w:sz w:val="18"/>
                 <w:szCs w:val="18"/>
               </w:rPr>
-              <w:t xml:space="preserve">3</w:t>
+              <w:t xml:space="preserve">7</w:t>
             </w:r>
           </w:p>
         </w:tc>
@@ -11969,7 +11970,7 @@
                 <w:sz w:val="18"/>
                 <w:szCs w:val="18"/>
               </w:rPr>
-              <w:t xml:space="preserve">5.0</w:t>
+              <w:t xml:space="preserve">5.1</w:t>
             </w:r>
           </w:p>
         </w:tc>
@@ -11982,29 +11983,29 @@
               <w:bottom w:val="single" w:color="CCCCCC" w:sz="1"/>
               <w:right w:val="single" w:color="CCCCCC" w:sz="1"/>
             </w:tcBorders>
-            <w:shd w:fill="FFE0B2" w:val="clear"/>
-            <w:tcMar>
-              <w:top w:type="dxa" w:w="80"/>
-              <w:left w:type="dxa" w:w="120"/>
-              <w:bottom w:type="dxa" w:w="80"/>
-              <w:right w:type="dxa" w:w="120"/>
-            </w:tcMar>
-            <w:vAlign w:val="center"/>
-          </w:tcPr>
-          <w:p>
-            <w:pPr>
-              <w:jc w:val="center"/>
-            </w:pPr>
-            <w:r>
-              <w:rPr>
-                <w:rFonts w:ascii="Arial" w:cs="Arial" w:eastAsia="Arial" w:hAnsi="Arial"/>
-                <w:b/>
-                <w:bCs/>
-                <w:color w:val="333333"/>
-                <w:sz w:val="18"/>
-                <w:szCs w:val="18"/>
-              </w:rPr>
-              <w:t xml:space="preserve">3</w:t>
+            <w:shd w:fill="FFCDD2" w:val="clear"/>
+            <w:tcMar>
+              <w:top w:type="dxa" w:w="80"/>
+              <w:left w:type="dxa" w:w="120"/>
+              <w:bottom w:type="dxa" w:w="80"/>
+              <w:right w:type="dxa" w:w="120"/>
+            </w:tcMar>
+            <w:vAlign w:val="center"/>
+          </w:tcPr>
+          <w:p>
+            <w:pPr>
+              <w:jc w:val="center"/>
+            </w:pPr>
+            <w:r>
+              <w:rPr>
+                <w:rFonts w:ascii="Arial" w:cs="Arial" w:eastAsia="Arial" w:hAnsi="Arial"/>
+                <w:b/>
+                <w:bCs/>
+                <w:color w:val="333333"/>
+                <w:sz w:val="18"/>
+                <w:szCs w:val="18"/>
+              </w:rPr>
+              <w:t xml:space="preserve">6</w:t>
             </w:r>
           </w:p>
         </w:tc>
@@ -12017,6 +12018,41 @@
               <w:bottom w:val="single" w:color="CCCCCC" w:sz="1"/>
               <w:right w:val="single" w:color="CCCCCC" w:sz="1"/>
             </w:tcBorders>
+            <w:shd w:fill="FFF9C4" w:val="clear"/>
+            <w:tcMar>
+              <w:top w:type="dxa" w:w="80"/>
+              <w:left w:type="dxa" w:w="120"/>
+              <w:bottom w:type="dxa" w:w="80"/>
+              <w:right w:type="dxa" w:w="120"/>
+            </w:tcMar>
+            <w:vAlign w:val="center"/>
+          </w:tcPr>
+          <w:p>
+            <w:pPr>
+              <w:jc w:val="center"/>
+            </w:pPr>
+            <w:r>
+              <w:rPr>
+                <w:rFonts w:ascii="Arial" w:cs="Arial" w:eastAsia="Arial" w:hAnsi="Arial"/>
+                <w:b w:val="false"/>
+                <w:bCs w:val="false"/>
+                <w:color w:val="333333"/>
+                <w:sz w:val="18"/>
+                <w:szCs w:val="18"/>
+              </w:rPr>
+              <w:t xml:space="preserve">1</w:t>
+            </w:r>
+          </w:p>
+        </w:tc>
+        <w:tc>
+          <w:tcPr>
+            <w:tcW w:type="pct" w:w="9%"/>
+            <w:tcBorders>
+              <w:top w:val="single" w:color="CCCCCC" w:sz="1"/>
+              <w:left w:val="single" w:color="CCCCCC" w:sz="1"/>
+              <w:bottom w:val="single" w:color="CCCCCC" w:sz="1"/>
+              <w:right w:val="single" w:color="CCCCCC" w:sz="1"/>
+            </w:tcBorders>
             <w:shd w:fill="F5F7FA" w:val="clear"/>
             <w:tcMar>
               <w:top w:type="dxa" w:w="80"/>
@@ -12040,41 +12076,6 @@
                 <w:szCs w:val="18"/>
               </w:rPr>
               <w:t xml:space="preserve">-</w:t>
-            </w:r>
-          </w:p>
-        </w:tc>
-        <w:tc>
-          <w:tcPr>
-            <w:tcW w:type="pct" w:w="9%"/>
-            <w:tcBorders>
-              <w:top w:val="single" w:color="CCCCCC" w:sz="1"/>
-              <w:left w:val="single" w:color="CCCCCC" w:sz="1"/>
-              <w:bottom w:val="single" w:color="CCCCCC" w:sz="1"/>
-              <w:right w:val="single" w:color="CCCCCC" w:sz="1"/>
-            </w:tcBorders>
-            <w:shd w:fill="FFF9C4" w:val="clear"/>
-            <w:tcMar>
-              <w:top w:type="dxa" w:w="80"/>
-              <w:left w:type="dxa" w:w="120"/>
-              <w:bottom w:type="dxa" w:w="80"/>
-              <w:right w:type="dxa" w:w="120"/>
-            </w:tcMar>
-            <w:vAlign w:val="center"/>
-          </w:tcPr>
-          <w:p>
-            <w:pPr>
-              <w:jc w:val="center"/>
-            </w:pPr>
-            <w:r>
-              <w:rPr>
-                <w:rFonts w:ascii="Arial" w:cs="Arial" w:eastAsia="Arial" w:hAnsi="Arial"/>
-                <w:b w:val="false"/>
-                <w:bCs w:val="false"/>
-                <w:color w:val="333333"/>
-                <w:sz w:val="18"/>
-                <w:szCs w:val="18"/>
-              </w:rPr>
-              <w:t xml:space="preserve">2</w:t>
             </w:r>
           </w:p>
         </w:tc>
@@ -12215,7 +12216,7 @@
                 <w:sz w:val="18"/>
                 <w:szCs w:val="18"/>
               </w:rPr>
-              <w:t xml:space="preserve">川崎日航ホテル</w:t>
+              <w:t xml:space="preserve">ダイワロイネットホテル東京大崎</w:t>
             </w:r>
           </w:p>
         </w:tc>
@@ -12249,7 +12250,7 @@
                 <w:sz w:val="18"/>
                 <w:szCs w:val="18"/>
               </w:rPr>
-              <w:t xml:space="preserve">6</w:t>
+              <w:t xml:space="preserve">3</w:t>
             </w:r>
           </w:p>
         </w:tc>
@@ -12283,7 +12284,7 @@
                 <w:sz w:val="18"/>
                 <w:szCs w:val="18"/>
               </w:rPr>
-              <w:t xml:space="preserve">4.6</w:t>
+              <w:t xml:space="preserve">4.5</w:t>
             </w:r>
           </w:p>
         </w:tc>
@@ -12318,7 +12319,7 @@
                 <w:sz w:val="18"/>
                 <w:szCs w:val="18"/>
               </w:rPr>
-              <w:t xml:space="preserve">5</w:t>
+              <w:t xml:space="preserve">3</w:t>
             </w:r>
           </w:p>
         </w:tc>
@@ -12331,6 +12332,40 @@
               <w:bottom w:val="single" w:color="CCCCCC" w:sz="1"/>
               <w:right w:val="single" w:color="CCCCCC" w:sz="1"/>
             </w:tcBorders>
+            <w:tcMar>
+              <w:top w:type="dxa" w:w="80"/>
+              <w:left w:type="dxa" w:w="120"/>
+              <w:bottom w:type="dxa" w:w="80"/>
+              <w:right w:type="dxa" w:w="120"/>
+            </w:tcMar>
+            <w:vAlign w:val="center"/>
+          </w:tcPr>
+          <w:p>
+            <w:pPr>
+              <w:jc w:val="center"/>
+            </w:pPr>
+            <w:r>
+              <w:rPr>
+                <w:rFonts w:ascii="Arial" w:cs="Arial" w:eastAsia="Arial" w:hAnsi="Arial"/>
+                <w:b w:val="false"/>
+                <w:bCs w:val="false"/>
+                <w:color w:val="333333"/>
+                <w:sz w:val="18"/>
+                <w:szCs w:val="18"/>
+              </w:rPr>
+              <w:t xml:space="preserve">-</w:t>
+            </w:r>
+          </w:p>
+        </w:tc>
+        <w:tc>
+          <w:tcPr>
+            <w:tcW w:type="pct" w:w="9%"/>
+            <w:tcBorders>
+              <w:top w:val="single" w:color="CCCCCC" w:sz="1"/>
+              <w:left w:val="single" w:color="CCCCCC" w:sz="1"/>
+              <w:bottom w:val="single" w:color="CCCCCC" w:sz="1"/>
+              <w:right w:val="single" w:color="CCCCCC" w:sz="1"/>
+            </w:tcBorders>
             <w:shd w:fill="FFF9C4" w:val="clear"/>
             <w:tcMar>
               <w:top w:type="dxa" w:w="80"/>
@@ -12354,40 +12389,6 @@
                 <w:szCs w:val="18"/>
               </w:rPr>
               <w:t xml:space="preserve">1</w:t>
-            </w:r>
-          </w:p>
-        </w:tc>
-        <w:tc>
-          <w:tcPr>
-            <w:tcW w:type="pct" w:w="9%"/>
-            <w:tcBorders>
-              <w:top w:val="single" w:color="CCCCCC" w:sz="1"/>
-              <w:left w:val="single" w:color="CCCCCC" w:sz="1"/>
-              <w:bottom w:val="single" w:color="CCCCCC" w:sz="1"/>
-              <w:right w:val="single" w:color="CCCCCC" w:sz="1"/>
-            </w:tcBorders>
-            <w:tcMar>
-              <w:top w:type="dxa" w:w="80"/>
-              <w:left w:type="dxa" w:w="120"/>
-              <w:bottom w:type="dxa" w:w="80"/>
-              <w:right w:type="dxa" w:w="120"/>
-            </w:tcMar>
-            <w:vAlign w:val="center"/>
-          </w:tcPr>
-          <w:p>
-            <w:pPr>
-              <w:jc w:val="center"/>
-            </w:pPr>
-            <w:r>
-              <w:rPr>
-                <w:rFonts w:ascii="Arial" w:cs="Arial" w:eastAsia="Arial" w:hAnsi="Arial"/>
-                <w:b w:val="false"/>
-                <w:bCs w:val="false"/>
-                <w:color w:val="333333"/>
-                <w:sz w:val="18"/>
-                <w:szCs w:val="18"/>
-              </w:rPr>
-              <w:t xml:space="preserve">-</w:t>
             </w:r>
           </w:p>
         </w:tc>
@@ -12526,7 +12527,7 @@
                 <w:sz w:val="18"/>
                 <w:szCs w:val="18"/>
               </w:rPr>
-              <w:t xml:space="preserve">ハートンホテル東品川</w:t>
+              <w:t xml:space="preserve">ホテルコメント横浜関内</w:t>
             </w:r>
           </w:p>
         </w:tc>
@@ -12561,7 +12562,7 @@
                 <w:sz w:val="18"/>
                 <w:szCs w:val="18"/>
               </w:rPr>
-              <w:t xml:space="preserve">6</w:t>
+              <w:t xml:space="preserve">3</w:t>
             </w:r>
           </w:p>
         </w:tc>
@@ -12596,7 +12597,7 @@
                 <w:sz w:val="18"/>
                 <w:szCs w:val="18"/>
               </w:rPr>
-              <w:t xml:space="preserve">4.3</w:t>
+              <w:t xml:space="preserve">4.5</w:t>
             </w:r>
           </w:p>
         </w:tc>
@@ -12609,29 +12610,29 @@
               <w:bottom w:val="single" w:color="CCCCCC" w:sz="1"/>
               <w:right w:val="single" w:color="CCCCCC" w:sz="1"/>
             </w:tcBorders>
-            <w:shd w:fill="FFE0B2" w:val="clear"/>
-            <w:tcMar>
-              <w:top w:type="dxa" w:w="80"/>
-              <w:left w:type="dxa" w:w="120"/>
-              <w:bottom w:type="dxa" w:w="80"/>
-              <w:right w:type="dxa" w:w="120"/>
-            </w:tcMar>
-            <w:vAlign w:val="center"/>
-          </w:tcPr>
-          <w:p>
-            <w:pPr>
-              <w:jc w:val="center"/>
-            </w:pPr>
-            <w:r>
-              <w:rPr>
-                <w:rFonts w:ascii="Arial" w:cs="Arial" w:eastAsia="Arial" w:hAnsi="Arial"/>
-                <w:b/>
-                <w:bCs/>
-                <w:color w:val="333333"/>
-                <w:sz w:val="18"/>
-                <w:szCs w:val="18"/>
-              </w:rPr>
-              <w:t xml:space="preserve">5</w:t>
+            <w:shd w:fill="FFF9C4" w:val="clear"/>
+            <w:tcMar>
+              <w:top w:type="dxa" w:w="80"/>
+              <w:left w:type="dxa" w:w="120"/>
+              <w:bottom w:type="dxa" w:w="80"/>
+              <w:right w:type="dxa" w:w="120"/>
+            </w:tcMar>
+            <w:vAlign w:val="center"/>
+          </w:tcPr>
+          <w:p>
+            <w:pPr>
+              <w:jc w:val="center"/>
+            </w:pPr>
+            <w:r>
+              <w:rPr>
+                <w:rFonts w:ascii="Arial" w:cs="Arial" w:eastAsia="Arial" w:hAnsi="Arial"/>
+                <w:b w:val="false"/>
+                <w:bCs w:val="false"/>
+                <w:color w:val="333333"/>
+                <w:sz w:val="18"/>
+                <w:szCs w:val="18"/>
+              </w:rPr>
+              <w:t xml:space="preserve">2</w:t>
             </w:r>
           </w:p>
         </w:tc>
@@ -12714,6 +12715,41 @@
               <w:bottom w:val="single" w:color="CCCCCC" w:sz="1"/>
               <w:right w:val="single" w:color="CCCCCC" w:sz="1"/>
             </w:tcBorders>
+            <w:shd w:fill="FFF9C4" w:val="clear"/>
+            <w:tcMar>
+              <w:top w:type="dxa" w:w="80"/>
+              <w:left w:type="dxa" w:w="120"/>
+              <w:bottom w:type="dxa" w:w="80"/>
+              <w:right w:type="dxa" w:w="120"/>
+            </w:tcMar>
+            <w:vAlign w:val="center"/>
+          </w:tcPr>
+          <w:p>
+            <w:pPr>
+              <w:jc w:val="center"/>
+            </w:pPr>
+            <w:r>
+              <w:rPr>
+                <w:rFonts w:ascii="Arial" w:cs="Arial" w:eastAsia="Arial" w:hAnsi="Arial"/>
+                <w:b w:val="false"/>
+                <w:bCs w:val="false"/>
+                <w:color w:val="333333"/>
+                <w:sz w:val="18"/>
+                <w:szCs w:val="18"/>
+              </w:rPr>
+              <w:t xml:space="preserve">1</w:t>
+            </w:r>
+          </w:p>
+        </w:tc>
+        <w:tc>
+          <w:tcPr>
+            <w:tcW w:type="pct" w:w="9%"/>
+            <w:tcBorders>
+              <w:top w:val="single" w:color="CCCCCC" w:sz="1"/>
+              <w:left w:val="single" w:color="CCCCCC" w:sz="1"/>
+              <w:bottom w:val="single" w:color="CCCCCC" w:sz="1"/>
+              <w:right w:val="single" w:color="CCCCCC" w:sz="1"/>
+            </w:tcBorders>
             <w:shd w:fill="F5F7FA" w:val="clear"/>
             <w:tcMar>
               <w:top w:type="dxa" w:w="80"/>
@@ -12737,41 +12773,6 @@
                 <w:szCs w:val="18"/>
               </w:rPr>
               <w:t xml:space="preserve">-</w:t>
-            </w:r>
-          </w:p>
-        </w:tc>
-        <w:tc>
-          <w:tcPr>
-            <w:tcW w:type="pct" w:w="9%"/>
-            <w:tcBorders>
-              <w:top w:val="single" w:color="CCCCCC" w:sz="1"/>
-              <w:left w:val="single" w:color="CCCCCC" w:sz="1"/>
-              <w:bottom w:val="single" w:color="CCCCCC" w:sz="1"/>
-              <w:right w:val="single" w:color="CCCCCC" w:sz="1"/>
-            </w:tcBorders>
-            <w:shd w:fill="FFF9C4" w:val="clear"/>
-            <w:tcMar>
-              <w:top w:type="dxa" w:w="80"/>
-              <w:left w:type="dxa" w:w="120"/>
-              <w:bottom w:type="dxa" w:w="80"/>
-              <w:right w:type="dxa" w:w="120"/>
-            </w:tcMar>
-            <w:vAlign w:val="center"/>
-          </w:tcPr>
-          <w:p>
-            <w:pPr>
-              <w:jc w:val="center"/>
-            </w:pPr>
-            <w:r>
-              <w:rPr>
-                <w:rFonts w:ascii="Arial" w:cs="Arial" w:eastAsia="Arial" w:hAnsi="Arial"/>
-                <w:b w:val="false"/>
-                <w:bCs w:val="false"/>
-                <w:color w:val="333333"/>
-                <w:sz w:val="18"/>
-                <w:szCs w:val="18"/>
-              </w:rPr>
-              <w:t xml:space="preserve">1</w:t>
             </w:r>
           </w:p>
         </w:tc>
@@ -12910,7 +12911,7 @@
                 <w:sz w:val="18"/>
                 <w:szCs w:val="18"/>
               </w:rPr>
-              <w:t xml:space="preserve">3.6</w:t>
+              <w:t xml:space="preserve">3.5</w:t>
             </w:r>
           </w:p>
         </w:tc>
@@ -13027,6 +13028,41 @@
               <w:bottom w:val="single" w:color="CCCCCC" w:sz="1"/>
               <w:right w:val="single" w:color="CCCCCC" w:sz="1"/>
             </w:tcBorders>
+            <w:shd w:fill="FFF9C4" w:val="clear"/>
+            <w:tcMar>
+              <w:top w:type="dxa" w:w="80"/>
+              <w:left w:type="dxa" w:w="120"/>
+              <w:bottom w:type="dxa" w:w="80"/>
+              <w:right w:type="dxa" w:w="120"/>
+            </w:tcMar>
+            <w:vAlign w:val="center"/>
+          </w:tcPr>
+          <w:p>
+            <w:pPr>
+              <w:jc w:val="center"/>
+            </w:pPr>
+            <w:r>
+              <w:rPr>
+                <w:rFonts w:ascii="Arial" w:cs="Arial" w:eastAsia="Arial" w:hAnsi="Arial"/>
+                <w:b w:val="false"/>
+                <w:bCs w:val="false"/>
+                <w:color w:val="333333"/>
+                <w:sz w:val="18"/>
+                <w:szCs w:val="18"/>
+              </w:rPr>
+              <w:t xml:space="preserve">1</w:t>
+            </w:r>
+          </w:p>
+        </w:tc>
+        <w:tc>
+          <w:tcPr>
+            <w:tcW w:type="pct" w:w="9%"/>
+            <w:tcBorders>
+              <w:top w:val="single" w:color="CCCCCC" w:sz="1"/>
+              <w:left w:val="single" w:color="CCCCCC" w:sz="1"/>
+              <w:bottom w:val="single" w:color="CCCCCC" w:sz="1"/>
+              <w:right w:val="single" w:color="CCCCCC" w:sz="1"/>
+            </w:tcBorders>
             <w:tcMar>
               <w:top w:type="dxa" w:w="80"/>
               <w:left w:type="dxa" w:w="120"/>
@@ -13049,41 +13085,6 @@
                 <w:szCs w:val="18"/>
               </w:rPr>
               <w:t xml:space="preserve">-</w:t>
-            </w:r>
-          </w:p>
-        </w:tc>
-        <w:tc>
-          <w:tcPr>
-            <w:tcW w:type="pct" w:w="9%"/>
-            <w:tcBorders>
-              <w:top w:val="single" w:color="CCCCCC" w:sz="1"/>
-              <w:left w:val="single" w:color="CCCCCC" w:sz="1"/>
-              <w:bottom w:val="single" w:color="CCCCCC" w:sz="1"/>
-              <w:right w:val="single" w:color="CCCCCC" w:sz="1"/>
-            </w:tcBorders>
-            <w:shd w:fill="FFF9C4" w:val="clear"/>
-            <w:tcMar>
-              <w:top w:type="dxa" w:w="80"/>
-              <w:left w:type="dxa" w:w="120"/>
-              <w:bottom w:type="dxa" w:w="80"/>
-              <w:right w:type="dxa" w:w="120"/>
-            </w:tcMar>
-            <w:vAlign w:val="center"/>
-          </w:tcPr>
-          <w:p>
-            <w:pPr>
-              <w:jc w:val="center"/>
-            </w:pPr>
-            <w:r>
-              <w:rPr>
-                <w:rFonts w:ascii="Arial" w:cs="Arial" w:eastAsia="Arial" w:hAnsi="Arial"/>
-                <w:b w:val="false"/>
-                <w:bCs w:val="false"/>
-                <w:color w:val="333333"/>
-                <w:sz w:val="18"/>
-                <w:szCs w:val="18"/>
-              </w:rPr>
-              <w:t xml:space="preserve">1</w:t>
             </w:r>
           </w:p>
         </w:tc>
@@ -13225,7 +13226,7 @@
                 <w:sz w:val="18"/>
                 <w:szCs w:val="18"/>
               </w:rPr>
-              <w:t xml:space="preserve">3.1</w:t>
+              <w:t xml:space="preserve">2.9</w:t>
             </w:r>
           </w:p>
         </w:tc>
@@ -13539,7 +13540,7 @@
                 <w:sz w:val="18"/>
                 <w:szCs w:val="18"/>
               </w:rPr>
-              <w:t xml:space="preserve">3.0</w:t>
+              <w:t xml:space="preserve">2.8</w:t>
             </w:r>
           </w:p>
         </w:tc>
@@ -13816,7 +13817,7 @@
                 <w:sz w:val="18"/>
                 <w:szCs w:val="18"/>
               </w:rPr>
-              <w:t xml:space="preserve">3</w:t>
+              <w:t xml:space="preserve">4</w:t>
             </w:r>
           </w:p>
         </w:tc>
@@ -13851,7 +13852,7 @@
                 <w:sz w:val="18"/>
                 <w:szCs w:val="18"/>
               </w:rPr>
-              <w:t xml:space="preserve">2.1</w:t>
+              <w:t xml:space="preserve">2.7</w:t>
             </w:r>
           </w:p>
         </w:tc>
@@ -13886,7 +13887,7 @@
                 <w:sz w:val="18"/>
                 <w:szCs w:val="18"/>
               </w:rPr>
-              <w:t xml:space="preserve">3</w:t>
+              <w:t xml:space="preserve">4</w:t>
             </w:r>
           </w:p>
         </w:tc>
@@ -13969,29 +13970,29 @@
               <w:bottom w:val="single" w:color="CCCCCC" w:sz="1"/>
               <w:right w:val="single" w:color="CCCCCC" w:sz="1"/>
             </w:tcBorders>
-            <w:shd w:fill="FFF9C4" w:val="clear"/>
-            <w:tcMar>
-              <w:top w:type="dxa" w:w="80"/>
-              <w:left w:type="dxa" w:w="120"/>
-              <w:bottom w:type="dxa" w:w="80"/>
-              <w:right w:type="dxa" w:w="120"/>
-            </w:tcMar>
-            <w:vAlign w:val="center"/>
-          </w:tcPr>
-          <w:p>
-            <w:pPr>
-              <w:jc w:val="center"/>
-            </w:pPr>
-            <w:r>
-              <w:rPr>
-                <w:rFonts w:ascii="Arial" w:cs="Arial" w:eastAsia="Arial" w:hAnsi="Arial"/>
-                <w:b w:val="false"/>
-                <w:bCs w:val="false"/>
-                <w:color w:val="333333"/>
-                <w:sz w:val="18"/>
-                <w:szCs w:val="18"/>
-              </w:rPr>
-              <w:t xml:space="preserve">1</w:t>
+            <w:shd w:fill="F5F7FA" w:val="clear"/>
+            <w:tcMar>
+              <w:top w:type="dxa" w:w="80"/>
+              <w:left w:type="dxa" w:w="120"/>
+              <w:bottom w:type="dxa" w:w="80"/>
+              <w:right w:type="dxa" w:w="120"/>
+            </w:tcMar>
+            <w:vAlign w:val="center"/>
+          </w:tcPr>
+          <w:p>
+            <w:pPr>
+              <w:jc w:val="center"/>
+            </w:pPr>
+            <w:r>
+              <w:rPr>
+                <w:rFonts w:ascii="Arial" w:cs="Arial" w:eastAsia="Arial" w:hAnsi="Arial"/>
+                <w:b w:val="false"/>
+                <w:bCs w:val="false"/>
+                <w:color w:val="333333"/>
+                <w:sz w:val="18"/>
+                <w:szCs w:val="18"/>
+              </w:rPr>
+              <w:t xml:space="preserve">-</w:t>
             </w:r>
           </w:p>
         </w:tc>
@@ -14165,7 +14166,7 @@
                 <w:sz w:val="18"/>
                 <w:szCs w:val="18"/>
               </w:rPr>
-              <w:t xml:space="preserve">1.8</w:t>
+              <w:t xml:space="preserve">1.7</w:t>
             </w:r>
           </w:p>
         </w:tc>
@@ -14281,29 +14282,28 @@
               <w:bottom w:val="single" w:color="CCCCCC" w:sz="1"/>
               <w:right w:val="single" w:color="CCCCCC" w:sz="1"/>
             </w:tcBorders>
-            <w:shd w:fill="FFF9C4" w:val="clear"/>
-            <w:tcMar>
-              <w:top w:type="dxa" w:w="80"/>
-              <w:left w:type="dxa" w:w="120"/>
-              <w:bottom w:type="dxa" w:w="80"/>
-              <w:right w:type="dxa" w:w="120"/>
-            </w:tcMar>
-            <w:vAlign w:val="center"/>
-          </w:tcPr>
-          <w:p>
-            <w:pPr>
-              <w:jc w:val="center"/>
-            </w:pPr>
-            <w:r>
-              <w:rPr>
-                <w:rFonts w:ascii="Arial" w:cs="Arial" w:eastAsia="Arial" w:hAnsi="Arial"/>
-                <w:b w:val="false"/>
-                <w:bCs w:val="false"/>
-                <w:color w:val="333333"/>
-                <w:sz w:val="18"/>
-                <w:szCs w:val="18"/>
-              </w:rPr>
-              <w:t xml:space="preserve">1</w:t>
+            <w:tcMar>
+              <w:top w:type="dxa" w:w="80"/>
+              <w:left w:type="dxa" w:w="120"/>
+              <w:bottom w:type="dxa" w:w="80"/>
+              <w:right w:type="dxa" w:w="120"/>
+            </w:tcMar>
+            <w:vAlign w:val="center"/>
+          </w:tcPr>
+          <w:p>
+            <w:pPr>
+              <w:jc w:val="center"/>
+            </w:pPr>
+            <w:r>
+              <w:rPr>
+                <w:rFonts w:ascii="Arial" w:cs="Arial" w:eastAsia="Arial" w:hAnsi="Arial"/>
+                <w:b w:val="false"/>
+                <w:bCs w:val="false"/>
+                <w:color w:val="333333"/>
+                <w:sz w:val="18"/>
+                <w:szCs w:val="18"/>
+              </w:rPr>
+              <w:t xml:space="preserve">-</w:t>
             </w:r>
           </w:p>
         </w:tc>
@@ -14478,7 +14478,7 @@
                 <w:sz w:val="18"/>
                 <w:szCs w:val="18"/>
               </w:rPr>
-              <w:t xml:space="preserve">0.8</w:t>
+              <w:t xml:space="preserve">1.4</w:t>
             </w:r>
           </w:p>
         </w:tc>
@@ -14792,7 +14792,7 @@
                 <w:sz w:val="18"/>
                 <w:szCs w:val="18"/>
               </w:rPr>
-              <w:t xml:space="preserve">0.8</w:t>
+              <w:t xml:space="preserve">1.3</w:t>
             </w:r>
           </w:p>
         </w:tc>
@@ -14907,29 +14907,28 @@
               <w:bottom w:val="single" w:color="CCCCCC" w:sz="1"/>
               <w:right w:val="single" w:color="CCCCCC" w:sz="1"/>
             </w:tcBorders>
-            <w:shd w:fill="FFF9C4" w:val="clear"/>
-            <w:tcMar>
-              <w:top w:type="dxa" w:w="80"/>
-              <w:left w:type="dxa" w:w="120"/>
-              <w:bottom w:type="dxa" w:w="80"/>
-              <w:right w:type="dxa" w:w="120"/>
-            </w:tcMar>
-            <w:vAlign w:val="center"/>
-          </w:tcPr>
-          <w:p>
-            <w:pPr>
-              <w:jc w:val="center"/>
-            </w:pPr>
-            <w:r>
-              <w:rPr>
-                <w:rFonts w:ascii="Arial" w:cs="Arial" w:eastAsia="Arial" w:hAnsi="Arial"/>
-                <w:b w:val="false"/>
-                <w:bCs w:val="false"/>
-                <w:color w:val="333333"/>
-                <w:sz w:val="18"/>
-                <w:szCs w:val="18"/>
-              </w:rPr>
-              <w:t xml:space="preserve">1</w:t>
+            <w:tcMar>
+              <w:top w:type="dxa" w:w="80"/>
+              <w:left w:type="dxa" w:w="120"/>
+              <w:bottom w:type="dxa" w:w="80"/>
+              <w:right w:type="dxa" w:w="120"/>
+            </w:tcMar>
+            <w:vAlign w:val="center"/>
+          </w:tcPr>
+          <w:p>
+            <w:pPr>
+              <w:jc w:val="center"/>
+            </w:pPr>
+            <w:r>
+              <w:rPr>
+                <w:rFonts w:ascii="Arial" w:cs="Arial" w:eastAsia="Arial" w:hAnsi="Arial"/>
+                <w:b w:val="false"/>
+                <w:bCs w:val="false"/>
+                <w:color w:val="333333"/>
+                <w:sz w:val="18"/>
+                <w:szCs w:val="18"/>
+              </w:rPr>
+              <w:t xml:space="preserve">-</w:t>
             </w:r>
           </w:p>
         </w:tc>
@@ -15222,29 +15221,29 @@
               <w:bottom w:val="single" w:color="CCCCCC" w:sz="1"/>
               <w:right w:val="single" w:color="CCCCCC" w:sz="1"/>
             </w:tcBorders>
-            <w:shd w:fill="FFF9C4" w:val="clear"/>
-            <w:tcMar>
-              <w:top w:type="dxa" w:w="80"/>
-              <w:left w:type="dxa" w:w="120"/>
-              <w:bottom w:type="dxa" w:w="80"/>
-              <w:right w:type="dxa" w:w="120"/>
-            </w:tcMar>
-            <w:vAlign w:val="center"/>
-          </w:tcPr>
-          <w:p>
-            <w:pPr>
-              <w:jc w:val="center"/>
-            </w:pPr>
-            <w:r>
-              <w:rPr>
-                <w:rFonts w:ascii="Arial" w:cs="Arial" w:eastAsia="Arial" w:hAnsi="Arial"/>
-                <w:b w:val="false"/>
-                <w:bCs w:val="false"/>
-                <w:color w:val="333333"/>
-                <w:sz w:val="18"/>
-                <w:szCs w:val="18"/>
-              </w:rPr>
-              <w:t xml:space="preserve">1</w:t>
+            <w:shd w:fill="F5F7FA" w:val="clear"/>
+            <w:tcMar>
+              <w:top w:type="dxa" w:w="80"/>
+              <w:left w:type="dxa" w:w="120"/>
+              <w:bottom w:type="dxa" w:w="80"/>
+              <w:right w:type="dxa" w:w="120"/>
+            </w:tcMar>
+            <w:vAlign w:val="center"/>
+          </w:tcPr>
+          <w:p>
+            <w:pPr>
+              <w:jc w:val="center"/>
+            </w:pPr>
+            <w:r>
+              <w:rPr>
+                <w:rFonts w:ascii="Arial" w:cs="Arial" w:eastAsia="Arial" w:hAnsi="Arial"/>
+                <w:b w:val="false"/>
+                <w:bCs w:val="false"/>
+                <w:color w:val="333333"/>
+                <w:sz w:val="18"/>
+                <w:szCs w:val="18"/>
+              </w:rPr>
+              <w:t xml:space="preserve">-</w:t>
             </w:r>
           </w:p>
         </w:tc>
@@ -15490,7 +15489,7 @@
           <w:sz w:val="22"/>
           <w:szCs w:val="22"/>
         </w:rPr>
-        <w:t xml:space="preserve">【URGENT】アパホテル蒲田駅東</w:t>
+        <w:t xml:space="preserve">【URGENT】コンフォートホテル博多</w:t>
       </w:r>
     </w:p>
     <w:p>
@@ -15505,7 +15504,7 @@
           <w:sz w:val="21"/>
           <w:szCs w:val="21"/>
         </w:rPr>
-        <w:t xml:space="preserve">現状スコア：7.34点 → 目標スコア：8点</w:t>
+        <w:t xml:space="preserve">現状スコア：7.73点 → 目標スコア：8.5点</w:t>
       </w:r>
     </w:p>
     <w:p>
@@ -15520,7 +15519,7 @@
           <w:sz w:val="21"/>
           <w:szCs w:val="21"/>
         </w:rPr>
-        <w:t xml:space="preserve">主要課題：清掃品質全般(4件)、ほこり・塵(1件)、臭気・異臭(1件)</w:t>
+        <w:t xml:space="preserve">主要課題：清掃品質全般(15件)、臭気・異臭(7件)、カーペット汚れ(5件)</w:t>
       </w:r>
     </w:p>
     <w:p>
@@ -15593,44 +15592,6 @@
           <w:sz w:val="21"/>
           <w:szCs w:val="21"/>
         </w:rPr>
-        <w:t xml:space="preserve">高所・棚上部・エアコン上部のほこり除去（ほこり・塵）</w:t>
-      </w:r>
-    </w:p>
-    <w:p>
-      <w:pPr>
-        <w:pStyle w:val="ListParagraph"/>
-        <w:numPr>
-          <w:ilvl w:val="0"/>
-          <w:numId w:val="2"/>
-        </w:numPr>
-        <w:spacing w:after="80" w:line="300"/>
-      </w:pPr>
-      <w:r>
-        <w:rPr>
-          <w:rFonts w:ascii="Arial" w:cs="Arial" w:eastAsia="Arial" w:hAnsi="Arial"/>
-          <w:color w:val="333333"/>
-          <w:sz w:val="21"/>
-          <w:szCs w:val="21"/>
-        </w:rPr>
-        <w:t xml:space="preserve">テレビ裏・家具裏の清掃徹底（ほこり・塵）</w:t>
-      </w:r>
-    </w:p>
-    <w:p>
-      <w:pPr>
-        <w:pStyle w:val="ListParagraph"/>
-        <w:numPr>
-          <w:ilvl w:val="0"/>
-          <w:numId w:val="2"/>
-        </w:numPr>
-        <w:spacing w:after="80" w:line="300"/>
-      </w:pPr>
-      <w:r>
-        <w:rPr>
-          <w:rFonts w:ascii="Arial" w:cs="Arial" w:eastAsia="Arial" w:hAnsi="Arial"/>
-          <w:color w:val="333333"/>
-          <w:sz w:val="21"/>
-          <w:szCs w:val="21"/>
-        </w:rPr>
         <w:t xml:space="preserve">臭気発生源の特定と即時対処（排水トラップ、換気扇）（臭気・異臭）</w:t>
       </w:r>
     </w:p>
@@ -15651,6 +15612,44 @@
           <w:szCs w:val="21"/>
         </w:rPr>
         <w:t xml:space="preserve">消臭・脱臭処理の実施（臭気・異臭）</w:t>
+      </w:r>
+    </w:p>
+    <w:p>
+      <w:pPr>
+        <w:pStyle w:val="ListParagraph"/>
+        <w:numPr>
+          <w:ilvl w:val="0"/>
+          <w:numId w:val="2"/>
+        </w:numPr>
+        <w:spacing w:after="80" w:line="300"/>
+      </w:pPr>
+      <w:r>
+        <w:rPr>
+          <w:rFonts w:ascii="Arial" w:cs="Arial" w:eastAsia="Arial" w:hAnsi="Arial"/>
+          <w:color w:val="333333"/>
+          <w:sz w:val="21"/>
+          <w:szCs w:val="21"/>
+        </w:rPr>
+        <w:t xml:space="preserve">汚損箇所のスポットクリーニング即時実施（カーペット汚れ）</w:t>
+      </w:r>
+    </w:p>
+    <w:p>
+      <w:pPr>
+        <w:pStyle w:val="ListParagraph"/>
+        <w:numPr>
+          <w:ilvl w:val="0"/>
+          <w:numId w:val="2"/>
+        </w:numPr>
+        <w:spacing w:after="80" w:line="300"/>
+      </w:pPr>
+      <w:r>
+        <w:rPr>
+          <w:rFonts w:ascii="Arial" w:cs="Arial" w:eastAsia="Arial" w:hAnsi="Arial"/>
+          <w:color w:val="333333"/>
+          <w:sz w:val="21"/>
+          <w:szCs w:val="21"/>
+        </w:rPr>
+        <w:t xml:space="preserve">掃除機がけの重点エリア指定と徹底（カーペット汚れ）</w:t>
       </w:r>
     </w:p>
     <w:p>
@@ -15728,25 +15727,6 @@
           <w:sz w:val="21"/>
           <w:szCs w:val="21"/>
         </w:rPr>
-        <w:t xml:space="preserve">週次の高所清掃スケジュール導入（ほこり・塵）</w:t>
-      </w:r>
-    </w:p>
-    <w:p>
-      <w:pPr>
-        <w:pStyle w:val="ListParagraph"/>
-        <w:numPr>
-          <w:ilvl w:val="0"/>
-          <w:numId w:val="2"/>
-        </w:numPr>
-        <w:spacing w:after="80" w:line="300"/>
-      </w:pPr>
-      <w:r>
-        <w:rPr>
-          <w:rFonts w:ascii="Arial" w:cs="Arial" w:eastAsia="Arial" w:hAnsi="Arial"/>
-          <w:color w:val="333333"/>
-          <w:sz w:val="21"/>
-          <w:szCs w:val="21"/>
-        </w:rPr>
         <w:t xml:space="preserve">定期的な換気・消臭ルーティンの標準化（臭気・異臭）</w:t>
       </w:r>
     </w:p>
@@ -15767,6 +15747,25 @@
           <w:szCs w:val="21"/>
         </w:rPr>
         <w:t xml:space="preserve">エアコン・排水系の臭気源の根本対策（臭気・異臭）</w:t>
+      </w:r>
+    </w:p>
+    <w:p>
+      <w:pPr>
+        <w:pStyle w:val="ListParagraph"/>
+        <w:numPr>
+          <w:ilvl w:val="0"/>
+          <w:numId w:val="2"/>
+        </w:numPr>
+        <w:spacing w:after="80" w:line="300"/>
+      </w:pPr>
+      <w:r>
+        <w:rPr>
+          <w:rFonts w:ascii="Arial" w:cs="Arial" w:eastAsia="Arial" w:hAnsi="Arial"/>
+          <w:color w:val="333333"/>
+          <w:sz w:val="21"/>
+          <w:szCs w:val="21"/>
+        </w:rPr>
+        <w:t xml:space="preserve">四半期ごとのカーペットディープクリーニング導入（カーペット汚れ）</w:t>
       </w:r>
     </w:p>
     <w:p>
@@ -15884,7 +15883,7 @@
           <w:sz w:val="22"/>
           <w:szCs w:val="22"/>
         </w:rPr>
-        <w:t xml:space="preserve">【URGENT】コンフォートホテル博多</w:t>
+        <w:t xml:space="preserve">【URGENT】アパホテル蒲田駅東</w:t>
       </w:r>
     </w:p>
     <w:p>
@@ -15899,7 +15898,7 @@
           <w:sz w:val="21"/>
           <w:szCs w:val="21"/>
         </w:rPr>
-        <w:t xml:space="preserve">現状スコア：7.88点 → 目標スコア：8.5点</w:t>
+        <w:t xml:space="preserve">現状スコア：7.38点 → 目標スコア：8点</w:t>
       </w:r>
     </w:p>
     <w:p>
@@ -15914,7 +15913,7 @@
           <w:sz w:val="21"/>
           <w:szCs w:val="21"/>
         </w:rPr>
-        <w:t xml:space="preserve">主要課題：清掃品質全般(11件)、臭気・異臭(7件)、カーペット汚れ(5件)</w:t>
+        <w:t xml:space="preserve">主要課題：清掃品質全般(4件)、ほこり・塵(1件)、臭気・異臭(1件)</w:t>
       </w:r>
     </w:p>
     <w:p>
@@ -15987,6 +15986,44 @@
           <w:sz w:val="21"/>
           <w:szCs w:val="21"/>
         </w:rPr>
+        <w:t xml:space="preserve">高所・棚上部・エアコン上部のほこり除去（ほこり・塵）</w:t>
+      </w:r>
+    </w:p>
+    <w:p>
+      <w:pPr>
+        <w:pStyle w:val="ListParagraph"/>
+        <w:numPr>
+          <w:ilvl w:val="0"/>
+          <w:numId w:val="2"/>
+        </w:numPr>
+        <w:spacing w:after="80" w:line="300"/>
+      </w:pPr>
+      <w:r>
+        <w:rPr>
+          <w:rFonts w:ascii="Arial" w:cs="Arial" w:eastAsia="Arial" w:hAnsi="Arial"/>
+          <w:color w:val="333333"/>
+          <w:sz w:val="21"/>
+          <w:szCs w:val="21"/>
+        </w:rPr>
+        <w:t xml:space="preserve">テレビ裏・家具裏の清掃徹底（ほこり・塵）</w:t>
+      </w:r>
+    </w:p>
+    <w:p>
+      <w:pPr>
+        <w:pStyle w:val="ListParagraph"/>
+        <w:numPr>
+          <w:ilvl w:val="0"/>
+          <w:numId w:val="2"/>
+        </w:numPr>
+        <w:spacing w:after="80" w:line="300"/>
+      </w:pPr>
+      <w:r>
+        <w:rPr>
+          <w:rFonts w:ascii="Arial" w:cs="Arial" w:eastAsia="Arial" w:hAnsi="Arial"/>
+          <w:color w:val="333333"/>
+          <w:sz w:val="21"/>
+          <w:szCs w:val="21"/>
+        </w:rPr>
         <w:t xml:space="preserve">臭気発生源の特定と即時対処（排水トラップ、換気扇）（臭気・異臭）</w:t>
       </w:r>
     </w:p>
@@ -16007,44 +16044,6 @@
           <w:szCs w:val="21"/>
         </w:rPr>
         <w:t xml:space="preserve">消臭・脱臭処理の実施（臭気・異臭）</w:t>
-      </w:r>
-    </w:p>
-    <w:p>
-      <w:pPr>
-        <w:pStyle w:val="ListParagraph"/>
-        <w:numPr>
-          <w:ilvl w:val="0"/>
-          <w:numId w:val="2"/>
-        </w:numPr>
-        <w:spacing w:after="80" w:line="300"/>
-      </w:pPr>
-      <w:r>
-        <w:rPr>
-          <w:rFonts w:ascii="Arial" w:cs="Arial" w:eastAsia="Arial" w:hAnsi="Arial"/>
-          <w:color w:val="333333"/>
-          <w:sz w:val="21"/>
-          <w:szCs w:val="21"/>
-        </w:rPr>
-        <w:t xml:space="preserve">汚損箇所のスポットクリーニング即時実施（カーペット汚れ）</w:t>
-      </w:r>
-    </w:p>
-    <w:p>
-      <w:pPr>
-        <w:pStyle w:val="ListParagraph"/>
-        <w:numPr>
-          <w:ilvl w:val="0"/>
-          <w:numId w:val="2"/>
-        </w:numPr>
-        <w:spacing w:after="80" w:line="300"/>
-      </w:pPr>
-      <w:r>
-        <w:rPr>
-          <w:rFonts w:ascii="Arial" w:cs="Arial" w:eastAsia="Arial" w:hAnsi="Arial"/>
-          <w:color w:val="333333"/>
-          <w:sz w:val="21"/>
-          <w:szCs w:val="21"/>
-        </w:rPr>
-        <w:t xml:space="preserve">掃除機がけの重点エリア指定と徹底（カーペット汚れ）</w:t>
       </w:r>
     </w:p>
     <w:p>
@@ -16122,6 +16121,25 @@
           <w:sz w:val="21"/>
           <w:szCs w:val="21"/>
         </w:rPr>
+        <w:t xml:space="preserve">週次の高所清掃スケジュール導入（ほこり・塵）</w:t>
+      </w:r>
+    </w:p>
+    <w:p>
+      <w:pPr>
+        <w:pStyle w:val="ListParagraph"/>
+        <w:numPr>
+          <w:ilvl w:val="0"/>
+          <w:numId w:val="2"/>
+        </w:numPr>
+        <w:spacing w:after="80" w:line="300"/>
+      </w:pPr>
+      <w:r>
+        <w:rPr>
+          <w:rFonts w:ascii="Arial" w:cs="Arial" w:eastAsia="Arial" w:hAnsi="Arial"/>
+          <w:color w:val="333333"/>
+          <w:sz w:val="21"/>
+          <w:szCs w:val="21"/>
+        </w:rPr>
         <w:t xml:space="preserve">定期的な換気・消臭ルーティンの標準化（臭気・異臭）</w:t>
       </w:r>
     </w:p>
@@ -16142,25 +16160,6 @@
           <w:szCs w:val="21"/>
         </w:rPr>
         <w:t xml:space="preserve">エアコン・排水系の臭気源の根本対策（臭気・異臭）</w:t>
-      </w:r>
-    </w:p>
-    <w:p>
-      <w:pPr>
-        <w:pStyle w:val="ListParagraph"/>
-        <w:numPr>
-          <w:ilvl w:val="0"/>
-          <w:numId w:val="2"/>
-        </w:numPr>
-        <w:spacing w:after="80" w:line="300"/>
-      </w:pPr>
-      <w:r>
-        <w:rPr>
-          <w:rFonts w:ascii="Arial" w:cs="Arial" w:eastAsia="Arial" w:hAnsi="Arial"/>
-          <w:color w:val="333333"/>
-          <w:sz w:val="21"/>
-          <w:szCs w:val="21"/>
-        </w:rPr>
-        <w:t xml:space="preserve">四半期ごとのカーペットディープクリーニング導入（カーペット汚れ）</w:t>
       </w:r>
     </w:p>
     <w:p>
@@ -16293,7 +16292,7 @@
           <w:sz w:val="21"/>
           <w:szCs w:val="21"/>
         </w:rPr>
-        <w:t xml:space="preserve">現状スコア：7.02点 → 目標スコア：8点</w:t>
+        <w:t xml:space="preserve">現状スコア：6.57点 → 目標スコア：8点</w:t>
       </w:r>
     </w:p>
     <w:p>
@@ -16308,7 +16307,7 @@
           <w:sz w:val="21"/>
           <w:szCs w:val="21"/>
         </w:rPr>
-        <w:t xml:space="preserve">主要課題：清掃品質全般(4件)、排水・詰まり(2件)、ほこり・塵(1件)</w:t>
+        <w:t xml:space="preserve">主要課題：ほこり・塵(3件)、毛髪・髪の毛(2件)、清掃品質全般(2件)</w:t>
       </w:r>
     </w:p>
     <w:p>
@@ -16343,82 +16342,6 @@
           <w:sz w:val="21"/>
           <w:szCs w:val="21"/>
         </w:rPr>
-        <w:t xml:space="preserve">清掃品質基準の明確化と全スタッフへの共有（清掃品質全般）</w:t>
-      </w:r>
-    </w:p>
-    <w:p>
-      <w:pPr>
-        <w:pStyle w:val="ListParagraph"/>
-        <w:numPr>
-          <w:ilvl w:val="0"/>
-          <w:numId w:val="2"/>
-        </w:numPr>
-        <w:spacing w:after="80" w:line="300"/>
-      </w:pPr>
-      <w:r>
-        <w:rPr>
-          <w:rFonts w:ascii="Arial" w:cs="Arial" w:eastAsia="Arial" w:hAnsi="Arial"/>
-          <w:color w:val="333333"/>
-          <w:sz w:val="21"/>
-          <w:szCs w:val="21"/>
-        </w:rPr>
-        <w:t xml:space="preserve">重点箇所（水回り・ベッド周り）の清掃手順見直し（清掃品質全般）</w:t>
-      </w:r>
-    </w:p>
-    <w:p>
-      <w:pPr>
-        <w:pStyle w:val="ListParagraph"/>
-        <w:numPr>
-          <w:ilvl w:val="0"/>
-          <w:numId w:val="2"/>
-        </w:numPr>
-        <w:spacing w:after="80" w:line="300"/>
-      </w:pPr>
-      <w:r>
-        <w:rPr>
-          <w:rFonts w:ascii="Arial" w:cs="Arial" w:eastAsia="Arial" w:hAnsi="Arial"/>
-          <w:color w:val="333333"/>
-          <w:sz w:val="21"/>
-          <w:szCs w:val="21"/>
-        </w:rPr>
-        <w:t xml:space="preserve">排水口の徹底清掃と詰まり除去（排水・詰まり）</w:t>
-      </w:r>
-    </w:p>
-    <w:p>
-      <w:pPr>
-        <w:pStyle w:val="ListParagraph"/>
-        <w:numPr>
-          <w:ilvl w:val="0"/>
-          <w:numId w:val="2"/>
-        </w:numPr>
-        <w:spacing w:after="80" w:line="300"/>
-      </w:pPr>
-      <w:r>
-        <w:rPr>
-          <w:rFonts w:ascii="Arial" w:cs="Arial" w:eastAsia="Arial" w:hAnsi="Arial"/>
-          <w:color w:val="333333"/>
-          <w:sz w:val="21"/>
-          <w:szCs w:val="21"/>
-        </w:rPr>
-        <w:t xml:space="preserve">排水トラップの点検・洗浄（排水・詰まり）</w:t>
-      </w:r>
-    </w:p>
-    <w:p>
-      <w:pPr>
-        <w:pStyle w:val="ListParagraph"/>
-        <w:numPr>
-          <w:ilvl w:val="0"/>
-          <w:numId w:val="2"/>
-        </w:numPr>
-        <w:spacing w:after="80" w:line="300"/>
-      </w:pPr>
-      <w:r>
-        <w:rPr>
-          <w:rFonts w:ascii="Arial" w:cs="Arial" w:eastAsia="Arial" w:hAnsi="Arial"/>
-          <w:color w:val="333333"/>
-          <w:sz w:val="21"/>
-          <w:szCs w:val="21"/>
-        </w:rPr>
         <w:t xml:space="preserve">高所・棚上部・エアコン上部のほこり除去（ほこり・塵）</w:t>
       </w:r>
     </w:p>
@@ -16439,6 +16362,82 @@
           <w:szCs w:val="21"/>
         </w:rPr>
         <w:t xml:space="preserve">テレビ裏・家具裏の清掃徹底（ほこり・塵）</w:t>
+      </w:r>
+    </w:p>
+    <w:p>
+      <w:pPr>
+        <w:pStyle w:val="ListParagraph"/>
+        <w:numPr>
+          <w:ilvl w:val="0"/>
+          <w:numId w:val="2"/>
+        </w:numPr>
+        <w:spacing w:after="80" w:line="300"/>
+      </w:pPr>
+      <w:r>
+        <w:rPr>
+          <w:rFonts w:ascii="Arial" w:cs="Arial" w:eastAsia="Arial" w:hAnsi="Arial"/>
+          <w:color w:val="333333"/>
+          <w:sz w:val="21"/>
+          <w:szCs w:val="21"/>
+        </w:rPr>
+        <w:t xml:space="preserve">ベッドメイク後の粘着ローラー仕上げ工程追加（毛髪・髪の毛）</w:t>
+      </w:r>
+    </w:p>
+    <w:p>
+      <w:pPr>
+        <w:pStyle w:val="ListParagraph"/>
+        <w:numPr>
+          <w:ilvl w:val="0"/>
+          <w:numId w:val="2"/>
+        </w:numPr>
+        <w:spacing w:after="80" w:line="300"/>
+      </w:pPr>
+      <w:r>
+        <w:rPr>
+          <w:rFonts w:ascii="Arial" w:cs="Arial" w:eastAsia="Arial" w:hAnsi="Arial"/>
+          <w:color w:val="333333"/>
+          <w:sz w:val="21"/>
+          <w:szCs w:val="21"/>
+        </w:rPr>
+        <w:t xml:space="preserve">排水口ヘアキャッチャーの毎回清掃・交換強化（毛髪・髪の毛）</w:t>
+      </w:r>
+    </w:p>
+    <w:p>
+      <w:pPr>
+        <w:pStyle w:val="ListParagraph"/>
+        <w:numPr>
+          <w:ilvl w:val="0"/>
+          <w:numId w:val="2"/>
+        </w:numPr>
+        <w:spacing w:after="80" w:line="300"/>
+      </w:pPr>
+      <w:r>
+        <w:rPr>
+          <w:rFonts w:ascii="Arial" w:cs="Arial" w:eastAsia="Arial" w:hAnsi="Arial"/>
+          <w:color w:val="333333"/>
+          <w:sz w:val="21"/>
+          <w:szCs w:val="21"/>
+        </w:rPr>
+        <w:t xml:space="preserve">バスルーム清掃後の目視チェック強化（毛髪・髪の毛）</w:t>
+      </w:r>
+    </w:p>
+    <w:p>
+      <w:pPr>
+        <w:pStyle w:val="ListParagraph"/>
+        <w:numPr>
+          <w:ilvl w:val="0"/>
+          <w:numId w:val="2"/>
+        </w:numPr>
+        <w:spacing w:after="80" w:line="300"/>
+      </w:pPr>
+      <w:r>
+        <w:rPr>
+          <w:rFonts w:ascii="Arial" w:cs="Arial" w:eastAsia="Arial" w:hAnsi="Arial"/>
+          <w:color w:val="333333"/>
+          <w:sz w:val="21"/>
+          <w:szCs w:val="21"/>
+        </w:rPr>
+        <w:t xml:space="preserve">清掃品質基準の明確化と全スタッフへの共有（清掃品質全般）</w:t>
       </w:r>
     </w:p>
     <w:p>
@@ -16478,6 +16477,63 @@
           <w:sz w:val="21"/>
           <w:szCs w:val="21"/>
         </w:rPr>
+        <w:t xml:space="preserve">週次の高所清掃スケジュール導入（ほこり・塵）</w:t>
+      </w:r>
+    </w:p>
+    <w:p>
+      <w:pPr>
+        <w:pStyle w:val="ListParagraph"/>
+        <w:numPr>
+          <w:ilvl w:val="0"/>
+          <w:numId w:val="2"/>
+        </w:numPr>
+        <w:spacing w:after="80" w:line="300"/>
+      </w:pPr>
+      <w:r>
+        <w:rPr>
+          <w:rFonts w:ascii="Arial" w:cs="Arial" w:eastAsia="Arial" w:hAnsi="Arial"/>
+          <w:color w:val="333333"/>
+          <w:sz w:val="21"/>
+          <w:szCs w:val="21"/>
+        </w:rPr>
+        <w:t xml:space="preserve">清掃チェックリストに毛髪確認項目を明記（毛髪・髪の毛）</w:t>
+      </w:r>
+    </w:p>
+    <w:p>
+      <w:pPr>
+        <w:pStyle w:val="ListParagraph"/>
+        <w:numPr>
+          <w:ilvl w:val="0"/>
+          <w:numId w:val="2"/>
+        </w:numPr>
+        <w:spacing w:after="80" w:line="300"/>
+      </w:pPr>
+      <w:r>
+        <w:rPr>
+          <w:rFonts w:ascii="Arial" w:cs="Arial" w:eastAsia="Arial" w:hAnsi="Arial"/>
+          <w:color w:val="333333"/>
+          <w:sz w:val="21"/>
+          <w:szCs w:val="21"/>
+        </w:rPr>
+        <w:t xml:space="preserve">白色・黒色素材箇所の重点チェック体制構築（毛髪・髪の毛）</w:t>
+      </w:r>
+    </w:p>
+    <w:p>
+      <w:pPr>
+        <w:pStyle w:val="ListParagraph"/>
+        <w:numPr>
+          <w:ilvl w:val="0"/>
+          <w:numId w:val="2"/>
+        </w:numPr>
+        <w:spacing w:after="80" w:line="300"/>
+      </w:pPr>
+      <w:r>
+        <w:rPr>
+          <w:rFonts w:ascii="Arial" w:cs="Arial" w:eastAsia="Arial" w:hAnsi="Arial"/>
+          <w:color w:val="333333"/>
+          <w:sz w:val="21"/>
+          <w:szCs w:val="21"/>
+        </w:rPr>
         <w:t xml:space="preserve">品質管理チェックリストの導入と実施（清掃品質全般）</w:t>
       </w:r>
     </w:p>
@@ -16498,63 +16554,6 @@
           <w:szCs w:val="21"/>
         </w:rPr>
         <w:t xml:space="preserve">QCインスペクション体制の構築（ランダム抜き打ち検査）（清掃品質全般）</w:t>
-      </w:r>
-    </w:p>
-    <w:p>
-      <w:pPr>
-        <w:pStyle w:val="ListParagraph"/>
-        <w:numPr>
-          <w:ilvl w:val="0"/>
-          <w:numId w:val="2"/>
-        </w:numPr>
-        <w:spacing w:after="80" w:line="300"/>
-      </w:pPr>
-      <w:r>
-        <w:rPr>
-          <w:rFonts w:ascii="Arial" w:cs="Arial" w:eastAsia="Arial" w:hAnsi="Arial"/>
-          <w:color w:val="333333"/>
-          <w:sz w:val="21"/>
-          <w:szCs w:val="21"/>
-        </w:rPr>
-        <w:t xml:space="preserve">月次排水管高圧洗浄の定期実施（排水・詰まり）</w:t>
-      </w:r>
-    </w:p>
-    <w:p>
-      <w:pPr>
-        <w:pStyle w:val="ListParagraph"/>
-        <w:numPr>
-          <w:ilvl w:val="0"/>
-          <w:numId w:val="2"/>
-        </w:numPr>
-        <w:spacing w:after="80" w:line="300"/>
-      </w:pPr>
-      <w:r>
-        <w:rPr>
-          <w:rFonts w:ascii="Arial" w:cs="Arial" w:eastAsia="Arial" w:hAnsi="Arial"/>
-          <w:color w:val="333333"/>
-          <w:sz w:val="21"/>
-          <w:szCs w:val="21"/>
-        </w:rPr>
-        <w:t xml:space="preserve">排水口ストレーナーの定期交換サイクル導入（排水・詰まり）</w:t>
-      </w:r>
-    </w:p>
-    <w:p>
-      <w:pPr>
-        <w:pStyle w:val="ListParagraph"/>
-        <w:numPr>
-          <w:ilvl w:val="0"/>
-          <w:numId w:val="2"/>
-        </w:numPr>
-        <w:spacing w:after="80" w:line="300"/>
-      </w:pPr>
-      <w:r>
-        <w:rPr>
-          <w:rFonts w:ascii="Arial" w:cs="Arial" w:eastAsia="Arial" w:hAnsi="Arial"/>
-          <w:color w:val="333333"/>
-          <w:sz w:val="21"/>
-          <w:szCs w:val="21"/>
-        </w:rPr>
-        <w:t xml:space="preserve">週次の高所清掃スケジュール導入（ほこり・塵）</w:t>
       </w:r>
     </w:p>
     <w:p>
@@ -16617,44 +16616,6 @@
       </w:r>
     </w:p>
     <w:p>
-      <w:pPr>
-        <w:pStyle w:val="ListParagraph"/>
-        <w:numPr>
-          <w:ilvl w:val="0"/>
-          <w:numId w:val="2"/>
-        </w:numPr>
-        <w:spacing w:after="80" w:line="300"/>
-      </w:pPr>
-      <w:r>
-        <w:rPr>
-          <w:rFonts w:ascii="Arial" w:cs="Arial" w:eastAsia="Arial" w:hAnsi="Arial"/>
-          <w:color w:val="333333"/>
-          <w:sz w:val="21"/>
-          <w:szCs w:val="21"/>
-        </w:rPr>
-        <w:t xml:space="preserve">排水管の老朽化調査と更新計画の策定（排水・詰まり）</w:t>
-      </w:r>
-    </w:p>
-    <w:p>
-      <w:pPr>
-        <w:pStyle w:val="ListParagraph"/>
-        <w:numPr>
-          <w:ilvl w:val="0"/>
-          <w:numId w:val="2"/>
-        </w:numPr>
-        <w:spacing w:after="80" w:line="300"/>
-      </w:pPr>
-      <w:r>
-        <w:rPr>
-          <w:rFonts w:ascii="Arial" w:cs="Arial" w:eastAsia="Arial" w:hAnsi="Arial"/>
-          <w:color w:val="333333"/>
-          <w:sz w:val="21"/>
-          <w:szCs w:val="21"/>
-        </w:rPr>
-        <w:t xml:space="preserve">高耐久・防汚カーペットへの段階的張替え提案（カーペット汚れ）</w:t>
-      </w:r>
-    </w:p>
-    <w:p>
       <w:r>
         <w:br w:type="page"/>
       </w:r>
@@ -17083,7 +17044,7 @@
           <w:sz w:val="22"/>
           <w:szCs w:val="22"/>
         </w:rPr>
-        <w:t xml:space="preserve">【HIGH】コンフォートホテル横浜関内（7.52点 → 8.5点）</w:t>
+        <w:t xml:space="preserve">【HIGH】コンフォートホテル横浜関内（7.57点 → 8.5点）</w:t>
       </w:r>
     </w:p>
     <w:p>
@@ -17098,7 +17059,7 @@
           <w:sz w:val="21"/>
           <w:szCs w:val="21"/>
         </w:rPr>
-        <w:t xml:space="preserve">主要課題：シミ・汚れ跡(7件)、清掃品質全般(5件)、タバコ関連(1件)</w:t>
+        <w:t xml:space="preserve">主要課題：シミ・汚れ跡(6件)、清掃品質全般(5件)、カビ・モールド(1件)</w:t>
       </w:r>
     </w:p>
     <w:p>
@@ -17189,7 +17150,7 @@
           <w:sz w:val="21"/>
           <w:szCs w:val="21"/>
         </w:rPr>
-        <w:t xml:space="preserve">禁煙室の残留臭調査と脱臭処理</w:t>
+        <w:t xml:space="preserve">エアコンフィルター・内部のカビ除去と消毒</w:t>
       </w:r>
     </w:p>
     <w:p>
@@ -17210,7 +17171,7 @@
           <w:sz w:val="22"/>
           <w:szCs w:val="22"/>
         </w:rPr>
-        <w:t xml:space="preserve">【HIGH】ホテルコメント横浜関内（8.88点 → 9.2点）</w:t>
+        <w:t xml:space="preserve">【HIGH】コンフォートイン六本木（8.15点 → 9点）</w:t>
       </w:r>
     </w:p>
     <w:p>
@@ -17225,7 +17186,7 @@
           <w:sz w:val="21"/>
           <w:szCs w:val="21"/>
         </w:rPr>
-        <w:t xml:space="preserve">主要課題：清掃品質全般(6件)、臭気・異臭(2件)、タバコ関連(1件)</w:t>
+        <w:t xml:space="preserve">主要課題：臭気・異臭(4件)、カビ・モールド(2件)、清掃品質全般(2件)</w:t>
       </w:r>
     </w:p>
     <w:p>
@@ -17259,44 +17220,6 @@
           <w:sz w:val="21"/>
           <w:szCs w:val="21"/>
         </w:rPr>
-        <w:t xml:space="preserve">清掃品質基準の明確化と全スタッフへの共有</w:t>
-      </w:r>
-    </w:p>
-    <w:p>
-      <w:pPr>
-        <w:pStyle w:val="ListParagraph"/>
-        <w:numPr>
-          <w:ilvl w:val="0"/>
-          <w:numId w:val="2"/>
-        </w:numPr>
-        <w:spacing w:after="80" w:line="300"/>
-      </w:pPr>
-      <w:r>
-        <w:rPr>
-          <w:rFonts w:ascii="Arial" w:cs="Arial" w:eastAsia="Arial" w:hAnsi="Arial"/>
-          <w:color w:val="333333"/>
-          <w:sz w:val="21"/>
-          <w:szCs w:val="21"/>
-        </w:rPr>
-        <w:t xml:space="preserve">重点箇所（水回り・ベッド周り）の清掃手順見直し</w:t>
-      </w:r>
-    </w:p>
-    <w:p>
-      <w:pPr>
-        <w:pStyle w:val="ListParagraph"/>
-        <w:numPr>
-          <w:ilvl w:val="0"/>
-          <w:numId w:val="2"/>
-        </w:numPr>
-        <w:spacing w:after="80" w:line="300"/>
-      </w:pPr>
-      <w:r>
-        <w:rPr>
-          <w:rFonts w:ascii="Arial" w:cs="Arial" w:eastAsia="Arial" w:hAnsi="Arial"/>
-          <w:color w:val="333333"/>
-          <w:sz w:val="21"/>
-          <w:szCs w:val="21"/>
-        </w:rPr>
         <w:t xml:space="preserve">臭気発生源の特定と即時対処（排水トラップ、換気扇）</w:t>
       </w:r>
     </w:p>
@@ -17317,6 +17240,44 @@
           <w:szCs w:val="21"/>
         </w:rPr>
         <w:t xml:space="preserve">消臭・脱臭処理の実施</w:t>
+      </w:r>
+    </w:p>
+    <w:p>
+      <w:pPr>
+        <w:pStyle w:val="ListParagraph"/>
+        <w:numPr>
+          <w:ilvl w:val="0"/>
+          <w:numId w:val="2"/>
+        </w:numPr>
+        <w:spacing w:after="80" w:line="300"/>
+      </w:pPr>
+      <w:r>
+        <w:rPr>
+          <w:rFonts w:ascii="Arial" w:cs="Arial" w:eastAsia="Arial" w:hAnsi="Arial"/>
+          <w:color w:val="333333"/>
+          <w:sz w:val="21"/>
+          <w:szCs w:val="21"/>
+        </w:rPr>
+        <w:t xml:space="preserve">エアコンフィルター・内部のカビ除去と消毒</w:t>
+      </w:r>
+    </w:p>
+    <w:p>
+      <w:pPr>
+        <w:pStyle w:val="ListParagraph"/>
+        <w:numPr>
+          <w:ilvl w:val="0"/>
+          <w:numId w:val="2"/>
+        </w:numPr>
+        <w:spacing w:after="80" w:line="300"/>
+      </w:pPr>
+      <w:r>
+        <w:rPr>
+          <w:rFonts w:ascii="Arial" w:cs="Arial" w:eastAsia="Arial" w:hAnsi="Arial"/>
+          <w:color w:val="333333"/>
+          <w:sz w:val="21"/>
+          <w:szCs w:val="21"/>
+        </w:rPr>
+        <w:t xml:space="preserve">加湿器の分解洗浄・カビ除去</w:t>
       </w:r>
     </w:p>
     <w:p>
@@ -17337,7 +17298,7 @@
           <w:sz w:val="22"/>
           <w:szCs w:val="22"/>
         </w:rPr>
-        <w:t xml:space="preserve">【HIGH】コンフォートイン六本木（8.19点 → 9点）</w:t>
+        <w:t xml:space="preserve">【HIGH】ハートンホテル東品川（8.48点 → 9点）</w:t>
       </w:r>
     </w:p>
     <w:p>
@@ -17352,7 +17313,7 @@
           <w:sz w:val="21"/>
           <w:szCs w:val="21"/>
         </w:rPr>
-        <w:t xml:space="preserve">主要課題：臭気・異臭(4件)、カビ・モールド(2件)、清掃品質全般(2件)</w:t>
+        <w:t xml:space="preserve">主要課題：清掃品質全般(5件)、タバコ関連(2件)、臭気・異臭(1件)</w:t>
       </w:r>
     </w:p>
     <w:p>
@@ -17386,6 +17347,171 @@
           <w:sz w:val="21"/>
           <w:szCs w:val="21"/>
         </w:rPr>
+        <w:t xml:space="preserve">清掃品質基準の明確化と全スタッフへの共有</w:t>
+      </w:r>
+    </w:p>
+    <w:p>
+      <w:pPr>
+        <w:pStyle w:val="ListParagraph"/>
+        <w:numPr>
+          <w:ilvl w:val="0"/>
+          <w:numId w:val="2"/>
+        </w:numPr>
+        <w:spacing w:after="80" w:line="300"/>
+      </w:pPr>
+      <w:r>
+        <w:rPr>
+          <w:rFonts w:ascii="Arial" w:cs="Arial" w:eastAsia="Arial" w:hAnsi="Arial"/>
+          <w:color w:val="333333"/>
+          <w:sz w:val="21"/>
+          <w:szCs w:val="21"/>
+        </w:rPr>
+        <w:t xml:space="preserve">重点箇所（水回り・ベッド周り）の清掃手順見直し</w:t>
+      </w:r>
+    </w:p>
+    <w:p>
+      <w:pPr>
+        <w:pStyle w:val="ListParagraph"/>
+        <w:numPr>
+          <w:ilvl w:val="0"/>
+          <w:numId w:val="2"/>
+        </w:numPr>
+        <w:spacing w:after="80" w:line="300"/>
+      </w:pPr>
+      <w:r>
+        <w:rPr>
+          <w:rFonts w:ascii="Arial" w:cs="Arial" w:eastAsia="Arial" w:hAnsi="Arial"/>
+          <w:color w:val="333333"/>
+          <w:sz w:val="21"/>
+          <w:szCs w:val="21"/>
+        </w:rPr>
+        <w:t xml:space="preserve">禁煙室の残留臭調査と脱臭処理</w:t>
+      </w:r>
+    </w:p>
+    <w:p>
+      <w:pPr>
+        <w:pStyle w:val="ListParagraph"/>
+        <w:numPr>
+          <w:ilvl w:val="0"/>
+          <w:numId w:val="2"/>
+        </w:numPr>
+        <w:spacing w:after="80" w:line="300"/>
+      </w:pPr>
+      <w:r>
+        <w:rPr>
+          <w:rFonts w:ascii="Arial" w:cs="Arial" w:eastAsia="Arial" w:hAnsi="Arial"/>
+          <w:color w:val="333333"/>
+          <w:sz w:val="21"/>
+          <w:szCs w:val="21"/>
+        </w:rPr>
+        <w:t xml:space="preserve">喫煙室との動線分離確認</w:t>
+      </w:r>
+    </w:p>
+    <w:p>
+      <w:pPr>
+        <w:spacing w:after="120"/>
+      </w:pPr>
+    </w:p>
+    <w:p>
+      <w:pPr>
+        <w:spacing w:after="120" w:before="200"/>
+      </w:pPr>
+      <w:r>
+        <w:rPr>
+          <w:rFonts w:ascii="Arial" w:cs="Arial" w:eastAsia="Arial" w:hAnsi="Arial"/>
+          <w:b/>
+          <w:bCs/>
+          <w:color w:val="1B3A5C"/>
+          <w:sz w:val="22"/>
+          <w:szCs w:val="22"/>
+        </w:rPr>
+        <w:t xml:space="preserve">【HIGH】川崎日航ホテル（8.64点 → 8.9点）</w:t>
+      </w:r>
+    </w:p>
+    <w:p>
+      <w:pPr>
+        <w:spacing w:after="120" w:line="320"/>
+        <w:jc w:val="left"/>
+      </w:pPr>
+      <w:r>
+        <w:rPr>
+          <w:rFonts w:ascii="Arial" w:cs="Arial" w:eastAsia="Arial" w:hAnsi="Arial"/>
+          <w:color w:val="333333"/>
+          <w:sz w:val="21"/>
+          <w:szCs w:val="21"/>
+        </w:rPr>
+        <w:t xml:space="preserve">主要課題：清掃品質全般(6件)、臭気・異臭(1件)</w:t>
+      </w:r>
+    </w:p>
+    <w:p>
+      <w:pPr>
+        <w:spacing w:after="120" w:line="320"/>
+        <w:jc w:val="left"/>
+      </w:pPr>
+      <w:r>
+        <w:rPr>
+          <w:rFonts w:ascii="Arial" w:cs="Arial" w:eastAsia="Arial" w:hAnsi="Arial"/>
+          <w:color w:val="333333"/>
+          <w:sz w:val="21"/>
+          <w:szCs w:val="21"/>
+        </w:rPr>
+        <w:t xml:space="preserve">即時対応策：</w:t>
+      </w:r>
+    </w:p>
+    <w:p>
+      <w:pPr>
+        <w:pStyle w:val="ListParagraph"/>
+        <w:numPr>
+          <w:ilvl w:val="0"/>
+          <w:numId w:val="2"/>
+        </w:numPr>
+        <w:spacing w:after="80" w:line="300"/>
+      </w:pPr>
+      <w:r>
+        <w:rPr>
+          <w:rFonts w:ascii="Arial" w:cs="Arial" w:eastAsia="Arial" w:hAnsi="Arial"/>
+          <w:color w:val="333333"/>
+          <w:sz w:val="21"/>
+          <w:szCs w:val="21"/>
+        </w:rPr>
+        <w:t xml:space="preserve">清掃品質基準の明確化と全スタッフへの共有</w:t>
+      </w:r>
+    </w:p>
+    <w:p>
+      <w:pPr>
+        <w:pStyle w:val="ListParagraph"/>
+        <w:numPr>
+          <w:ilvl w:val="0"/>
+          <w:numId w:val="2"/>
+        </w:numPr>
+        <w:spacing w:after="80" w:line="300"/>
+      </w:pPr>
+      <w:r>
+        <w:rPr>
+          <w:rFonts w:ascii="Arial" w:cs="Arial" w:eastAsia="Arial" w:hAnsi="Arial"/>
+          <w:color w:val="333333"/>
+          <w:sz w:val="21"/>
+          <w:szCs w:val="21"/>
+        </w:rPr>
+        <w:t xml:space="preserve">重点箇所（水回り・ベッド周り）の清掃手順見直し</w:t>
+      </w:r>
+    </w:p>
+    <w:p>
+      <w:pPr>
+        <w:pStyle w:val="ListParagraph"/>
+        <w:numPr>
+          <w:ilvl w:val="0"/>
+          <w:numId w:val="2"/>
+        </w:numPr>
+        <w:spacing w:after="80" w:line="300"/>
+      </w:pPr>
+      <w:r>
+        <w:rPr>
+          <w:rFonts w:ascii="Arial" w:cs="Arial" w:eastAsia="Arial" w:hAnsi="Arial"/>
+          <w:color w:val="333333"/>
+          <w:sz w:val="21"/>
+          <w:szCs w:val="21"/>
+        </w:rPr>
         <w:t xml:space="preserve">臭気発生源の特定と即時対処（排水トラップ、換気扇）</w:t>
       </w:r>
     </w:p>
@@ -17406,44 +17532,6 @@
           <w:szCs w:val="21"/>
         </w:rPr>
         <w:t xml:space="preserve">消臭・脱臭処理の実施</w:t>
-      </w:r>
-    </w:p>
-    <w:p>
-      <w:pPr>
-        <w:pStyle w:val="ListParagraph"/>
-        <w:numPr>
-          <w:ilvl w:val="0"/>
-          <w:numId w:val="2"/>
-        </w:numPr>
-        <w:spacing w:after="80" w:line="300"/>
-      </w:pPr>
-      <w:r>
-        <w:rPr>
-          <w:rFonts w:ascii="Arial" w:cs="Arial" w:eastAsia="Arial" w:hAnsi="Arial"/>
-          <w:color w:val="333333"/>
-          <w:sz w:val="21"/>
-          <w:szCs w:val="21"/>
-        </w:rPr>
-        <w:t xml:space="preserve">エアコンフィルター・内部のカビ除去と消毒</w:t>
-      </w:r>
-    </w:p>
-    <w:p>
-      <w:pPr>
-        <w:pStyle w:val="ListParagraph"/>
-        <w:numPr>
-          <w:ilvl w:val="0"/>
-          <w:numId w:val="2"/>
-        </w:numPr>
-        <w:spacing w:after="80" w:line="300"/>
-      </w:pPr>
-      <w:r>
-        <w:rPr>
-          <w:rFonts w:ascii="Arial" w:cs="Arial" w:eastAsia="Arial" w:hAnsi="Arial"/>
-          <w:color w:val="333333"/>
-          <w:sz w:val="21"/>
-          <w:szCs w:val="21"/>
-        </w:rPr>
-        <w:t xml:space="preserve">加湿器の分解洗浄・カビ除去</w:t>
       </w:r>
     </w:p>
     <w:p>
@@ -17480,7 +17568,7 @@
           <w:sz w:val="21"/>
           <w:szCs w:val="21"/>
         </w:rPr>
-        <w:t xml:space="preserve">STANDARDホテル（11件）：ダイワロイネットホテル東京大崎、川崎日航ホテル、ハートンホテル東品川、コンフォートホテル成田、アパホテル相模原橋本駅東、ホテルケヤキゲート東京府中、リッチモンドホテル東京目白、変なホテル東京羽田、京成リッチモンドホテル東京錦糸町、第一イン池袋、コンフォートホテルERA東京東神田</w:t>
+        <w:t xml:space="preserve">STANDARDホテル（10件）：ダイワロイネットホテル東京大崎、ホテルコメント横浜関内、コンフォートホテル成田、アパホテル相模原橋本駅東、ホテルケヤキゲート東京府中、リッチモンドホテル東京目白、変なホテル東京羽田、京成リッチモンドホテル東京錦糸町、第一イン池袋、コンフォートホテルERA東京東神田</w:t>
       </w:r>
     </w:p>
     <w:p>
@@ -18528,7 +18616,7 @@
                 <w:sz w:val="18"/>
                 <w:szCs w:val="18"/>
               </w:rPr>
-              <w:t xml:space="preserve">8.41</w:t>
+              <w:t xml:space="preserve">8.35</w:t>
             </w:r>
           </w:p>
         </w:tc>
@@ -18562,7 +18650,7 @@
                 <w:sz w:val="18"/>
                 <w:szCs w:val="18"/>
               </w:rPr>
-              <w:t xml:space="preserve">8.91</w:t>
+              <w:t xml:space="preserve">8.85</w:t>
             </w:r>
           </w:p>
         </w:tc>
@@ -18668,7 +18756,7 @@
                 <w:sz w:val="18"/>
                 <w:szCs w:val="18"/>
               </w:rPr>
-              <w:t xml:space="preserve">4.3%</w:t>
+              <w:t xml:space="preserve">4.6%</w:t>
             </w:r>
           </w:p>
         </w:tc>
@@ -18703,7 +18791,7 @@
                 <w:sz w:val="18"/>
                 <w:szCs w:val="18"/>
               </w:rPr>
-              <w:t xml:space="preserve">1.7%以下</w:t>
+              <w:t xml:space="preserve">1.8%以下</w:t>
             </w:r>
           </w:p>
         </w:tc>
@@ -18808,7 +18896,7 @@
                 <w:sz w:val="18"/>
                 <w:szCs w:val="18"/>
               </w:rPr>
-              <w:t xml:space="preserve">78.6%</w:t>
+              <w:t xml:space="preserve">77.8%</w:t>
             </w:r>
           </w:p>
         </w:tc>
@@ -18842,7 +18930,7 @@
                 <w:sz w:val="18"/>
                 <w:szCs w:val="18"/>
               </w:rPr>
-              <w:t xml:space="preserve">83.6%以上</w:t>
+              <w:t xml:space="preserve">82.8%以上</w:t>
             </w:r>
           </w:p>
         </w:tc>
@@ -18948,7 +19036,7 @@
                 <w:sz w:val="18"/>
                 <w:szCs w:val="18"/>
               </w:rPr>
-              <w:t xml:space="preserve">4.8%</w:t>
+              <w:t xml:space="preserve">5.2%</w:t>
             </w:r>
           </w:p>
         </w:tc>
@@ -18983,7 +19071,7 @@
                 <w:sz w:val="18"/>
                 <w:szCs w:val="18"/>
               </w:rPr>
-              <w:t xml:space="preserve">2.4%以下</w:t>
+              <w:t xml:space="preserve">2.6%以下</w:t>
             </w:r>
           </w:p>
         </w:tc>
@@ -19309,7 +19397,7 @@
                 <w:sz w:val="18"/>
                 <w:szCs w:val="18"/>
               </w:rPr>
-              <w:t xml:space="preserve">アパホテル蒲田駅東</w:t>
+              <w:t xml:space="preserve">コンフォートホテル博多</w:t>
             </w:r>
           </w:p>
         </w:tc>
@@ -19378,7 +19466,7 @@
                 <w:sz w:val="18"/>
                 <w:szCs w:val="18"/>
               </w:rPr>
-              <w:t xml:space="preserve">7.34</w:t>
+              <w:t xml:space="preserve">7.73</w:t>
             </w:r>
           </w:p>
         </w:tc>
@@ -19412,7 +19500,7 @@
                 <w:sz w:val="18"/>
                 <w:szCs w:val="18"/>
               </w:rPr>
-              <w:t xml:space="preserve">7.80</w:t>
+              <w:t xml:space="preserve">8.20</w:t>
             </w:r>
           </w:p>
         </w:tc>
@@ -19446,7 +19534,7 @@
                 <w:sz w:val="18"/>
                 <w:szCs w:val="18"/>
               </w:rPr>
-              <w:t xml:space="preserve">12.1%</w:t>
+              <w:t xml:space="preserve">15.0%</w:t>
             </w:r>
           </w:p>
         </w:tc>
@@ -19480,7 +19568,7 @@
                 <w:sz w:val="18"/>
                 <w:szCs w:val="18"/>
               </w:rPr>
-              <w:t xml:space="preserve">3.6%</w:t>
+              <w:t xml:space="preserve">4.5%</w:t>
             </w:r>
           </w:p>
         </w:tc>
@@ -19517,7 +19605,7 @@
                 <w:sz w:val="18"/>
                 <w:szCs w:val="18"/>
               </w:rPr>
-              <w:t xml:space="preserve">コンフォートホテル博多</w:t>
+              <w:t xml:space="preserve">アパホテル蒲田駅東</w:t>
             </w:r>
           </w:p>
         </w:tc>
@@ -19587,7 +19675,7 @@
                 <w:sz w:val="18"/>
                 <w:szCs w:val="18"/>
               </w:rPr>
-              <w:t xml:space="preserve">7.88</w:t>
+              <w:t xml:space="preserve">7.38</w:t>
             </w:r>
           </w:p>
         </w:tc>
@@ -19622,7 +19710,7 @@
                 <w:sz w:val="18"/>
                 <w:szCs w:val="18"/>
               </w:rPr>
-              <w:t xml:space="preserve">8.40</w:t>
+              <w:t xml:space="preserve">7.90</w:t>
             </w:r>
           </w:p>
         </w:tc>
@@ -19657,7 +19745,7 @@
                 <w:sz w:val="18"/>
                 <w:szCs w:val="18"/>
               </w:rPr>
-              <w:t xml:space="preserve">11.5%</w:t>
+              <w:t xml:space="preserve">11.7%</w:t>
             </w:r>
           </w:p>
         </w:tc>
@@ -19692,7 +19780,7 @@
                 <w:sz w:val="18"/>
                 <w:szCs w:val="18"/>
               </w:rPr>
-              <w:t xml:space="preserve">3.4%</w:t>
+              <w:t xml:space="preserve">3.5%</w:t>
             </w:r>
           </w:p>
         </w:tc>
@@ -19797,7 +19885,7 @@
                 <w:sz w:val="18"/>
                 <w:szCs w:val="18"/>
               </w:rPr>
-              <w:t xml:space="preserve">7.02</w:t>
+              <w:t xml:space="preserve">6.57</w:t>
             </w:r>
           </w:p>
         </w:tc>
@@ -19831,7 +19919,7 @@
                 <w:sz w:val="18"/>
                 <w:szCs w:val="18"/>
               </w:rPr>
-              <w:t xml:space="preserve">7.50</w:t>
+              <w:t xml:space="preserve">7.10</w:t>
             </w:r>
           </w:p>
         </w:tc>
@@ -19865,7 +19953,7 @@
                 <w:sz w:val="18"/>
                 <w:szCs w:val="18"/>
               </w:rPr>
-              <w:t xml:space="preserve">9.5%</w:t>
+              <w:t xml:space="preserve">8.6%</w:t>
             </w:r>
           </w:p>
         </w:tc>
@@ -19899,7 +19987,7 @@
                 <w:sz w:val="18"/>
                 <w:szCs w:val="18"/>
               </w:rPr>
-              <w:t xml:space="preserve">2.9%</w:t>
+              <w:t xml:space="preserve">2.6%</w:t>
             </w:r>
           </w:p>
         </w:tc>
@@ -20216,7 +20304,7 @@
                 <w:sz w:val="18"/>
                 <w:szCs w:val="18"/>
               </w:rPr>
-              <w:t xml:space="preserve">7.52</w:t>
+              <w:t xml:space="preserve">7.57</w:t>
             </w:r>
           </w:p>
         </w:tc>
@@ -20250,7 +20338,7 @@
                 <w:sz w:val="18"/>
                 <w:szCs w:val="18"/>
               </w:rPr>
-              <w:t xml:space="preserve">8.00</w:t>
+              <w:t xml:space="preserve">8.10</w:t>
             </w:r>
           </w:p>
         </w:tc>
@@ -20355,7 +20443,7 @@
                 <w:sz w:val="18"/>
                 <w:szCs w:val="18"/>
               </w:rPr>
-              <w:t xml:space="preserve">ホテルコメント横浜関内</w:t>
+              <w:t xml:space="preserve">コンフォートイン六本木</w:t>
             </w:r>
           </w:p>
         </w:tc>
@@ -20425,7 +20513,7 @@
                 <w:sz w:val="18"/>
                 <w:szCs w:val="18"/>
               </w:rPr>
-              <w:t xml:space="preserve">8.88</w:t>
+              <w:t xml:space="preserve">8.15</w:t>
             </w:r>
           </w:p>
         </w:tc>
@@ -20460,7 +20548,7 @@
                 <w:sz w:val="18"/>
                 <w:szCs w:val="18"/>
               </w:rPr>
-              <w:t xml:space="preserve">9.40</w:t>
+              <w:t xml:space="preserve">8.70</w:t>
             </w:r>
           </w:p>
         </w:tc>
@@ -20495,7 +20583,7 @@
                 <w:sz w:val="18"/>
                 <w:szCs w:val="18"/>
               </w:rPr>
-              <w:t xml:space="preserve">6.2%</w:t>
+              <w:t xml:space="preserve">5.8%</w:t>
             </w:r>
           </w:p>
         </w:tc>
@@ -20530,7 +20618,7 @@
                 <w:sz w:val="18"/>
                 <w:szCs w:val="18"/>
               </w:rPr>
-              <w:t xml:space="preserve">1.9%</w:t>
+              <w:t xml:space="preserve">1.7%</w:t>
             </w:r>
           </w:p>
         </w:tc>
@@ -20566,7 +20654,7 @@
                 <w:sz w:val="18"/>
                 <w:szCs w:val="18"/>
               </w:rPr>
-              <w:t xml:space="preserve">コンフォートイン六本木</w:t>
+              <w:t xml:space="preserve">ハートンホテル東品川</w:t>
             </w:r>
           </w:p>
         </w:tc>
@@ -20635,7 +20723,7 @@
                 <w:sz w:val="18"/>
                 <w:szCs w:val="18"/>
               </w:rPr>
-              <w:t xml:space="preserve">8.19</w:t>
+              <w:t xml:space="preserve">8.48</w:t>
             </w:r>
           </w:p>
         </w:tc>
@@ -20669,7 +20757,7 @@
                 <w:sz w:val="18"/>
                 <w:szCs w:val="18"/>
               </w:rPr>
-              <w:t xml:space="preserve">8.70</w:t>
+              <w:t xml:space="preserve">9.00</w:t>
             </w:r>
           </w:p>
         </w:tc>
@@ -20703,7 +20791,7 @@
                 <w:sz w:val="18"/>
                 <w:szCs w:val="18"/>
               </w:rPr>
-              <w:t xml:space="preserve">6.1%</w:t>
+              <w:t xml:space="preserve">5.1%</w:t>
             </w:r>
           </w:p>
         </w:tc>
@@ -20737,7 +20825,219 @@
                 <w:sz w:val="18"/>
                 <w:szCs w:val="18"/>
               </w:rPr>
-              <w:t xml:space="preserve">1.8%</w:t>
+              <w:t xml:space="preserve">1.5%</w:t>
+            </w:r>
+          </w:p>
+        </w:tc>
+      </w:tr>
+      <w:tr>
+        <w:tc>
+          <w:tcPr>
+            <w:tcW w:type="pct" w:w="28%"/>
+            <w:tcBorders>
+              <w:top w:val="single" w:color="CCCCCC" w:sz="1"/>
+              <w:left w:val="single" w:color="CCCCCC" w:sz="1"/>
+              <w:bottom w:val="single" w:color="CCCCCC" w:sz="1"/>
+              <w:right w:val="single" w:color="CCCCCC" w:sz="1"/>
+            </w:tcBorders>
+            <w:shd w:fill="F5F7FA" w:val="clear"/>
+            <w:tcMar>
+              <w:top w:type="dxa" w:w="80"/>
+              <w:left w:type="dxa" w:w="120"/>
+              <w:bottom w:type="dxa" w:w="80"/>
+              <w:right w:type="dxa" w:w="120"/>
+            </w:tcMar>
+            <w:vAlign w:val="center"/>
+          </w:tcPr>
+          <w:p>
+            <w:pPr>
+              <w:jc w:val="left"/>
+            </w:pPr>
+            <w:r>
+              <w:rPr>
+                <w:rFonts w:ascii="Arial" w:cs="Arial" w:eastAsia="Arial" w:hAnsi="Arial"/>
+                <w:b/>
+                <w:bCs/>
+                <w:color w:val="333333"/>
+                <w:sz w:val="18"/>
+                <w:szCs w:val="18"/>
+              </w:rPr>
+              <w:t xml:space="preserve">川崎日航ホテル</w:t>
+            </w:r>
+          </w:p>
+        </w:tc>
+        <w:tc>
+          <w:tcPr>
+            <w:tcW w:type="pct" w:w="12%"/>
+            <w:tcBorders>
+              <w:top w:val="single" w:color="CCCCCC" w:sz="1"/>
+              <w:left w:val="single" w:color="CCCCCC" w:sz="1"/>
+              <w:bottom w:val="single" w:color="CCCCCC" w:sz="1"/>
+              <w:right w:val="single" w:color="CCCCCC" w:sz="1"/>
+            </w:tcBorders>
+            <w:shd w:fill="FFF3E0" w:val="clear"/>
+            <w:tcMar>
+              <w:top w:type="dxa" w:w="80"/>
+              <w:left w:type="dxa" w:w="120"/>
+              <w:bottom w:type="dxa" w:w="80"/>
+              <w:right w:type="dxa" w:w="120"/>
+            </w:tcMar>
+            <w:vAlign w:val="center"/>
+          </w:tcPr>
+          <w:p>
+            <w:pPr>
+              <w:jc w:val="center"/>
+            </w:pPr>
+            <w:r>
+              <w:rPr>
+                <w:rFonts w:ascii="Arial" w:cs="Arial" w:eastAsia="Arial" w:hAnsi="Arial"/>
+                <w:b/>
+                <w:bCs/>
+                <w:color w:val="FF9800"/>
+                <w:sz w:val="18"/>
+                <w:szCs w:val="18"/>
+              </w:rPr>
+              <w:t xml:space="preserve">HIGH</w:t>
+            </w:r>
+          </w:p>
+        </w:tc>
+        <w:tc>
+          <w:tcPr>
+            <w:tcW w:type="pct" w:w="12%"/>
+            <w:tcBorders>
+              <w:top w:val="single" w:color="CCCCCC" w:sz="1"/>
+              <w:left w:val="single" w:color="CCCCCC" w:sz="1"/>
+              <w:bottom w:val="single" w:color="CCCCCC" w:sz="1"/>
+              <w:right w:val="single" w:color="CCCCCC" w:sz="1"/>
+            </w:tcBorders>
+            <w:shd w:fill="F5F7FA" w:val="clear"/>
+            <w:tcMar>
+              <w:top w:type="dxa" w:w="80"/>
+              <w:left w:type="dxa" w:w="120"/>
+              <w:bottom w:type="dxa" w:w="80"/>
+              <w:right w:type="dxa" w:w="120"/>
+            </w:tcMar>
+            <w:vAlign w:val="center"/>
+          </w:tcPr>
+          <w:p>
+            <w:pPr>
+              <w:jc w:val="center"/>
+            </w:pPr>
+            <w:r>
+              <w:rPr>
+                <w:rFonts w:ascii="Arial" w:cs="Arial" w:eastAsia="Arial" w:hAnsi="Arial"/>
+                <w:b w:val="false"/>
+                <w:bCs w:val="false"/>
+                <w:color w:val="333333"/>
+                <w:sz w:val="18"/>
+                <w:szCs w:val="18"/>
+              </w:rPr>
+              <w:t xml:space="preserve">8.64</w:t>
+            </w:r>
+          </w:p>
+        </w:tc>
+        <w:tc>
+          <w:tcPr>
+            <w:tcW w:type="pct" w:w="12%"/>
+            <w:tcBorders>
+              <w:top w:val="single" w:color="CCCCCC" w:sz="1"/>
+              <w:left w:val="single" w:color="CCCCCC" w:sz="1"/>
+              <w:bottom w:val="single" w:color="CCCCCC" w:sz="1"/>
+              <w:right w:val="single" w:color="CCCCCC" w:sz="1"/>
+            </w:tcBorders>
+            <w:shd w:fill="F5F7FA" w:val="clear"/>
+            <w:tcMar>
+              <w:top w:type="dxa" w:w="80"/>
+              <w:left w:type="dxa" w:w="120"/>
+              <w:bottom w:type="dxa" w:w="80"/>
+              <w:right w:type="dxa" w:w="120"/>
+            </w:tcMar>
+            <w:vAlign w:val="center"/>
+          </w:tcPr>
+          <w:p>
+            <w:pPr>
+              <w:jc w:val="center"/>
+            </w:pPr>
+            <w:r>
+              <w:rPr>
+                <w:rFonts w:ascii="Arial" w:cs="Arial" w:eastAsia="Arial" w:hAnsi="Arial"/>
+                <w:b/>
+                <w:bCs/>
+                <w:color w:val="27AE60"/>
+                <w:sz w:val="18"/>
+                <w:szCs w:val="18"/>
+              </w:rPr>
+              <w:t xml:space="preserve">9.10</w:t>
+            </w:r>
+          </w:p>
+        </w:tc>
+        <w:tc>
+          <w:tcPr>
+            <w:tcW w:type="pct" w:w="18%"/>
+            <w:tcBorders>
+              <w:top w:val="single" w:color="CCCCCC" w:sz="1"/>
+              <w:left w:val="single" w:color="CCCCCC" w:sz="1"/>
+              <w:bottom w:val="single" w:color="CCCCCC" w:sz="1"/>
+              <w:right w:val="single" w:color="CCCCCC" w:sz="1"/>
+            </w:tcBorders>
+            <w:shd w:fill="F5F7FA" w:val="clear"/>
+            <w:tcMar>
+              <w:top w:type="dxa" w:w="80"/>
+              <w:left w:type="dxa" w:w="120"/>
+              <w:bottom w:type="dxa" w:w="80"/>
+              <w:right w:type="dxa" w:w="120"/>
+            </w:tcMar>
+            <w:vAlign w:val="center"/>
+          </w:tcPr>
+          <w:p>
+            <w:pPr>
+              <w:jc w:val="center"/>
+            </w:pPr>
+            <w:r>
+              <w:rPr>
+                <w:rFonts w:ascii="Arial" w:cs="Arial" w:eastAsia="Arial" w:hAnsi="Arial"/>
+                <w:b w:val="false"/>
+                <w:bCs w:val="false"/>
+                <w:color w:val="333333"/>
+                <w:sz w:val="18"/>
+                <w:szCs w:val="18"/>
+              </w:rPr>
+              <w:t xml:space="preserve">5.1%</w:t>
+            </w:r>
+          </w:p>
+        </w:tc>
+        <w:tc>
+          <w:tcPr>
+            <w:tcW w:type="pct" w:w="18%"/>
+            <w:tcBorders>
+              <w:top w:val="single" w:color="CCCCCC" w:sz="1"/>
+              <w:left w:val="single" w:color="CCCCCC" w:sz="1"/>
+              <w:bottom w:val="single" w:color="CCCCCC" w:sz="1"/>
+              <w:right w:val="single" w:color="CCCCCC" w:sz="1"/>
+            </w:tcBorders>
+            <w:shd w:fill="F5F7FA" w:val="clear"/>
+            <w:tcMar>
+              <w:top w:type="dxa" w:w="80"/>
+              <w:left w:type="dxa" w:w="120"/>
+              <w:bottom w:type="dxa" w:w="80"/>
+              <w:right w:type="dxa" w:w="120"/>
+            </w:tcMar>
+            <w:vAlign w:val="center"/>
+          </w:tcPr>
+          <w:p>
+            <w:pPr>
+              <w:jc w:val="center"/>
+            </w:pPr>
+            <w:r>
+              <w:rPr>
+                <w:rFonts w:ascii="Arial" w:cs="Arial" w:eastAsia="Arial" w:hAnsi="Arial"/>
+                <w:b/>
+                <w:bCs/>
+                <w:color w:val="27AE60"/>
+                <w:sz w:val="18"/>
+                <w:szCs w:val="18"/>
+              </w:rPr>
+              <w:t xml:space="preserve">1.5%</w:t>
             </w:r>
           </w:p>
         </w:tc>
@@ -21324,7 +21624,7 @@
                 <w:sz w:val="18"/>
                 <w:szCs w:val="18"/>
               </w:rPr>
-              <w:t xml:space="preserve">7</w:t>
+              <w:t xml:space="preserve">8</w:t>
             </w:r>
           </w:p>
         </w:tc>
@@ -21731,7 +22031,7 @@
           <w:sz w:val="21"/>
           <w:szCs w:val="21"/>
         </w:rPr>
-        <w:t xml:space="preserve">URGENTホテル（アパホテル蒲田駅東、コンフォートホテル博多、チサンホテル浜松町、コートホテル新横浜）の清掃品質緊急改善。Phase 1対応を今週中に開始。</w:t>
+        <w:t xml:space="preserve">URGENTホテル（コンフォートホテル博多、アパホテル蒲田駅東、チサンホテル浜松町、コートホテル新横浜）の清掃品質緊急改善。Phase 1対応を今週中に開始。</w:t>
       </w:r>
     </w:p>
     <w:p>
@@ -21932,7 +22232,7 @@
                 <w:sz w:val="21"/>
                 <w:szCs w:val="21"/>
               </w:rPr>
-              <w:t xml:space="preserve">本レポートは、2443件のゲスト口コミデータに基づき、PRIMECHANGEポートフォリオ全19ホテルの清掃品質を分析したものです。データに基づく優先順位付けと段階的な改善施策により、ポートフォリオ全体の顧客満足度向上とRevPAR改善を実現することが可能です。</w:t>
+              <w:t xml:space="preserve">本レポートは、2290件のゲスト口コミデータに基づき、PRIMECHANGEポートフォリオ全19ホテルの清掃品質を分析したものです。データに基づく優先順位付けと段階的な改善施策により、ポートフォリオ全体の顧客満足度向上とRevPAR改善を実現することが可能です。</w:t>
             </w:r>
           </w:p>
           <w:p>

--- a/納品レポート/PRIMECHANGE戦略レポート/PRIMECHANGE_清掃戦略レポート.docx
+++ b/納品レポート/PRIMECHANGE戦略レポート/PRIMECHANGE_清掃戦略レポート.docx
@@ -79,7 +79,7 @@
           <w:sz w:val="22"/>
           <w:szCs w:val="22"/>
         </w:rPr>
-        <w:t xml:space="preserve">作成日：2026年4月2日</w:t>
+        <w:t xml:space="preserve">作成日：2026年4月5日</w:t>
       </w:r>
     </w:p>
     <w:p>
@@ -202,7 +202,7 @@
           <w:sz w:val="21"/>
           <w:szCs w:val="21"/>
         </w:rPr>
-        <w:t xml:space="preserve">ポートフォリオ全体（19ホテル、2290件のレビュー）を分析した結果、ポートフォリオ平均スコアは8.35点（10点換算）、清掃関連クレーム率は4.6%でした。以下に主要な発見事項と提案の概要をまとめます。</w:t>
+        <w:t xml:space="preserve">ポートフォリオ全体（19ホテル、1950件のレビュー）を分析した結果、ポートフォリオ平均スコアは8.35点（10点換算）、清掃関連クレーム率は4.3%でした。以下に主要な発見事項と提案の概要をまとめます。</w:t>
       </w:r>
     </w:p>
     <w:p>
@@ -372,7 +372,7 @@
                 <w:sz w:val="36"/>
                 <w:szCs w:val="36"/>
               </w:rPr>
-              <w:t xml:space="preserve">4.6%</w:t>
+              <w:t xml:space="preserve">4.3%</w:t>
             </w:r>
           </w:p>
         </w:tc>
@@ -421,7 +421,7 @@
                 <w:sz w:val="36"/>
                 <w:szCs w:val="36"/>
               </w:rPr>
-              <w:t xml:space="preserve">2290件</w:t>
+              <w:t xml:space="preserve">1950件</w:t>
             </w:r>
           </w:p>
         </w:tc>
@@ -503,7 +503,7 @@
                 <w:sz w:val="20"/>
                 <w:szCs w:val="20"/>
               </w:rPr>
-              <w:t xml:space="preserve">上位5ホテルの平均スコアは8.7点超。第一イン池袋(9.48点)がポートフォリオ最高評価</w:t>
+              <w:t xml:space="preserve">上位5ホテルの平均スコアは8.7点超。第一イン池袋(9.49点)がポートフォリオ最高評価</w:t>
             </w:r>
           </w:p>
           <w:p>
@@ -528,7 +528,7 @@
                 <w:sz w:val="20"/>
                 <w:szCs w:val="20"/>
               </w:rPr>
-              <w:t xml:space="preserve">4ホテルがURGENT（緊急対応）に分類。清掃関連クレーム率4.6%（業界平均2-3%を超過）</w:t>
+              <w:t xml:space="preserve">4ホテルがURGENT（緊急対応）に分類。清掃関連クレーム率4.3%（業界平均2-3%を超過）</w:t>
             </w:r>
           </w:p>
           <w:p>
@@ -838,7 +838,7 @@
                 <w:sz w:val="18"/>
                 <w:szCs w:val="18"/>
               </w:rPr>
-              <w:t xml:space="preserve">6.57-7.73</w:t>
+              <w:t xml:space="preserve">6.52-7.89</w:t>
             </w:r>
           </w:p>
         </w:tc>
@@ -943,7 +943,7 @@
                 <w:sz w:val="18"/>
                 <w:szCs w:val="18"/>
               </w:rPr>
-              <w:t xml:space="preserve">4</w:t>
+              <w:t xml:space="preserve">3</w:t>
             </w:r>
           </w:p>
         </w:tc>
@@ -1011,7 +1011,7 @@
                 <w:sz w:val="18"/>
                 <w:szCs w:val="18"/>
               </w:rPr>
-              <w:t xml:space="preserve">清掃品質全般、臭気・異臭、カビ・モールド</w:t>
+              <w:t xml:space="preserve">清掃品質全般、シミ・汚れ跡、カビ・モールド</w:t>
             </w:r>
           </w:p>
         </w:tc>
@@ -1082,7 +1082,7 @@
                 <w:sz w:val="18"/>
                 <w:szCs w:val="18"/>
               </w:rPr>
-              <w:t xml:space="preserve">10</w:t>
+              <w:t xml:space="preserve">11</w:t>
             </w:r>
           </w:p>
         </w:tc>
@@ -1116,7 +1116,7 @@
                 <w:sz w:val="18"/>
                 <w:szCs w:val="18"/>
               </w:rPr>
-              <w:t xml:space="preserve">8.22-9.48</w:t>
+              <w:t xml:space="preserve">8.22-9.49</w:t>
             </w:r>
           </w:p>
         </w:tc>
@@ -1150,7 +1150,7 @@
                 <w:sz w:val="18"/>
                 <w:szCs w:val="18"/>
               </w:rPr>
-              <w:t xml:space="preserve">清掃品質全般、排水・詰まり、臭気・異臭</w:t>
+              <w:t xml:space="preserve">清掃品質全般、排水・詰まり、タバコ関連</w:t>
             </w:r>
           </w:p>
         </w:tc>
@@ -1255,7 +1255,7 @@
                 <w:sz w:val="18"/>
                 <w:szCs w:val="18"/>
               </w:rPr>
-              <w:t xml:space="preserve">9.14</w:t>
+              <w:t xml:space="preserve">9.06</w:t>
             </w:r>
           </w:p>
         </w:tc>
@@ -1346,7 +1346,7 @@
           <w:sz w:val="21"/>
           <w:szCs w:val="21"/>
         </w:rPr>
-        <w:t xml:space="preserve">19ホテルの口コミスコアを10点換算で比較しました。ポートフォリオ平均は8.35点、中央値は8.48点です。</w:t>
+        <w:t xml:space="preserve">19ホテルの口コミスコアを10点換算で比較しました。ポートフォリオ平均は8.35点、中央値は8.6点です。</w:t>
       </w:r>
     </w:p>
     <w:p>
@@ -1757,7 +1757,7 @@
                 <w:sz w:val="18"/>
                 <w:szCs w:val="18"/>
               </w:rPr>
-              <w:t xml:space="preserve">9.48</w:t>
+              <w:t xml:space="preserve">9.49</w:t>
             </w:r>
           </w:p>
         </w:tc>
@@ -1791,7 +1791,7 @@
                 <w:sz w:val="18"/>
                 <w:szCs w:val="18"/>
               </w:rPr>
-              <w:t xml:space="preserve">93.3%</w:t>
+              <w:t xml:space="preserve">93.7%</w:t>
             </w:r>
           </w:p>
         </w:tc>
@@ -1825,7 +1825,7 @@
                 <w:sz w:val="18"/>
                 <w:szCs w:val="18"/>
               </w:rPr>
-              <w:t xml:space="preserve">2.7%</w:t>
+              <w:t xml:space="preserve">2.5%</w:t>
             </w:r>
           </w:p>
         </w:tc>
@@ -1859,7 +1859,7 @@
                 <w:sz w:val="18"/>
                 <w:szCs w:val="18"/>
               </w:rPr>
-              <w:t xml:space="preserve">75</w:t>
+              <w:t xml:space="preserve">79</w:t>
             </w:r>
           </w:p>
         </w:tc>
@@ -2035,7 +2035,7 @@
                 <w:sz w:val="18"/>
                 <w:szCs w:val="18"/>
               </w:rPr>
-              <w:t xml:space="preserve">9.24</w:t>
+              <w:t xml:space="preserve">9.30</w:t>
             </w:r>
           </w:p>
         </w:tc>
@@ -2070,7 +2070,7 @@
                 <w:sz w:val="18"/>
                 <w:szCs w:val="18"/>
               </w:rPr>
-              <w:t xml:space="preserve">93.0%</w:t>
+              <w:t xml:space="preserve">93.8%</w:t>
             </w:r>
           </w:p>
         </w:tc>
@@ -2105,7 +2105,7 @@
                 <w:sz w:val="18"/>
                 <w:szCs w:val="18"/>
               </w:rPr>
-              <w:t xml:space="preserve">1.4%</w:t>
+              <w:t xml:space="preserve">1.2%</w:t>
             </w:r>
           </w:p>
         </w:tc>
@@ -2140,7 +2140,7 @@
                 <w:sz w:val="18"/>
                 <w:szCs w:val="18"/>
               </w:rPr>
-              <w:t xml:space="preserve">71</w:t>
+              <w:t xml:space="preserve">80</w:t>
             </w:r>
           </w:p>
         </w:tc>
@@ -2314,7 +2314,7 @@
                 <w:sz w:val="18"/>
                 <w:szCs w:val="18"/>
               </w:rPr>
-              <w:t xml:space="preserve">9.14</w:t>
+              <w:t xml:space="preserve">9.06</w:t>
             </w:r>
           </w:p>
         </w:tc>
@@ -2348,7 +2348,7 @@
                 <w:sz w:val="18"/>
                 <w:szCs w:val="18"/>
               </w:rPr>
-              <w:t xml:space="preserve">95.1%</w:t>
+              <w:t xml:space="preserve">95.3%</w:t>
             </w:r>
           </w:p>
         </w:tc>
@@ -2382,7 +2382,7 @@
                 <w:sz w:val="18"/>
                 <w:szCs w:val="18"/>
               </w:rPr>
-              <w:t xml:space="preserve">1.4%</w:t>
+              <w:t xml:space="preserve">2.4%</w:t>
             </w:r>
           </w:p>
         </w:tc>
@@ -2416,7 +2416,7 @@
                 <w:sz w:val="18"/>
                 <w:szCs w:val="18"/>
               </w:rPr>
-              <w:t xml:space="preserve">143</w:t>
+              <w:t xml:space="preserve">85</w:t>
             </w:r>
           </w:p>
         </w:tc>
@@ -2557,7 +2557,7 @@
                 <w:sz w:val="18"/>
                 <w:szCs w:val="18"/>
               </w:rPr>
-              <w:t xml:space="preserve">コンフォートホテルERA東京東神田</w:t>
+              <w:t xml:space="preserve">ホテルケヤキゲート東京府中</w:t>
             </w:r>
           </w:p>
         </w:tc>
@@ -2592,7 +2592,7 @@
                 <w:sz w:val="18"/>
                 <w:szCs w:val="18"/>
               </w:rPr>
-              <w:t xml:space="preserve">8.90</w:t>
+              <w:t xml:space="preserve">8.95</w:t>
             </w:r>
           </w:p>
         </w:tc>
@@ -2627,7 +2627,7 @@
                 <w:sz w:val="18"/>
                 <w:szCs w:val="18"/>
               </w:rPr>
-              <w:t xml:space="preserve">86.4%</w:t>
+              <w:t xml:space="preserve">88.1%</w:t>
             </w:r>
           </w:p>
         </w:tc>
@@ -2662,7 +2662,7 @@
                 <w:sz w:val="18"/>
                 <w:szCs w:val="18"/>
               </w:rPr>
-              <w:t xml:space="preserve">4.8%</w:t>
+              <w:t xml:space="preserve">3.4%</w:t>
             </w:r>
           </w:p>
         </w:tc>
@@ -2697,7 +2697,7 @@
                 <w:sz w:val="18"/>
                 <w:szCs w:val="18"/>
               </w:rPr>
-              <w:t xml:space="preserve">125</w:t>
+              <w:t xml:space="preserve">59</w:t>
             </w:r>
           </w:p>
         </w:tc>
@@ -2837,7 +2837,7 @@
                 <w:sz w:val="18"/>
                 <w:szCs w:val="18"/>
               </w:rPr>
-              <w:t xml:space="preserve">ダイワロイネットホテル東京大崎</w:t>
+              <w:t xml:space="preserve">コンフォートホテルERA東京東神田</w:t>
             </w:r>
           </w:p>
         </w:tc>
@@ -2871,7 +2871,7 @@
                 <w:sz w:val="18"/>
                 <w:szCs w:val="18"/>
               </w:rPr>
-              <w:t xml:space="preserve">8.84</w:t>
+              <w:t xml:space="preserve">8.93</w:t>
             </w:r>
           </w:p>
         </w:tc>
@@ -2905,7 +2905,7 @@
                 <w:sz w:val="18"/>
                 <w:szCs w:val="18"/>
               </w:rPr>
-              <w:t xml:space="preserve">80.6%</w:t>
+              <w:t xml:space="preserve">87.2%</w:t>
             </w:r>
           </w:p>
         </w:tc>
@@ -2939,7 +2939,7 @@
                 <w:sz w:val="18"/>
                 <w:szCs w:val="18"/>
               </w:rPr>
-              <w:t xml:space="preserve">0.0%</w:t>
+              <w:t xml:space="preserve">4.0%</w:t>
             </w:r>
           </w:p>
         </w:tc>
@@ -2973,7 +2973,7 @@
                 <w:sz w:val="18"/>
                 <w:szCs w:val="18"/>
               </w:rPr>
-              <w:t xml:space="preserve">67</w:t>
+              <w:t xml:space="preserve">125</w:t>
             </w:r>
           </w:p>
         </w:tc>
@@ -3149,7 +3149,7 @@
                 <w:sz w:val="18"/>
                 <w:szCs w:val="18"/>
               </w:rPr>
-              <w:t xml:space="preserve">8.82</w:t>
+              <w:t xml:space="preserve">8.83</w:t>
             </w:r>
           </w:p>
         </w:tc>
@@ -3184,7 +3184,7 @@
                 <w:sz w:val="18"/>
                 <w:szCs w:val="18"/>
               </w:rPr>
-              <w:t xml:space="preserve">86.6%</w:t>
+              <w:t xml:space="preserve">87.3%</w:t>
             </w:r>
           </w:p>
         </w:tc>
@@ -3219,7 +3219,7 @@
                 <w:sz w:val="18"/>
                 <w:szCs w:val="18"/>
               </w:rPr>
-              <w:t xml:space="preserve">1.5%</w:t>
+              <w:t xml:space="preserve">1.4%</w:t>
             </w:r>
           </w:p>
         </w:tc>
@@ -3254,7 +3254,7 @@
                 <w:sz w:val="18"/>
                 <w:szCs w:val="18"/>
               </w:rPr>
-              <w:t xml:space="preserve">67</w:t>
+              <w:t xml:space="preserve">71</w:t>
             </w:r>
           </w:p>
         </w:tc>
@@ -3394,7 +3394,7 @@
                 <w:sz w:val="18"/>
                 <w:szCs w:val="18"/>
               </w:rPr>
-              <w:t xml:space="preserve">ホテルケヤキゲート東京府中</w:t>
+              <w:t xml:space="preserve">コンフォートホテル成田</w:t>
             </w:r>
           </w:p>
         </w:tc>
@@ -3428,7 +3428,7 @@
                 <w:sz w:val="18"/>
                 <w:szCs w:val="18"/>
               </w:rPr>
-              <w:t xml:space="preserve">8.81</w:t>
+              <w:t xml:space="preserve">8.67</w:t>
             </w:r>
           </w:p>
         </w:tc>
@@ -3462,7 +3462,7 @@
                 <w:sz w:val="18"/>
                 <w:szCs w:val="18"/>
               </w:rPr>
-              <w:t xml:space="preserve">87.0%</w:t>
+              <w:t xml:space="preserve">85.9%</w:t>
             </w:r>
           </w:p>
         </w:tc>
@@ -3496,7 +3496,7 @@
                 <w:sz w:val="18"/>
                 <w:szCs w:val="18"/>
               </w:rPr>
-              <w:t xml:space="preserve">3.7%</w:t>
+              <w:t xml:space="preserve">2.4%</w:t>
             </w:r>
           </w:p>
         </w:tc>
@@ -3530,7 +3530,7 @@
                 <w:sz w:val="18"/>
                 <w:szCs w:val="18"/>
               </w:rPr>
-              <w:t xml:space="preserve">108</w:t>
+              <w:t xml:space="preserve">85</w:t>
             </w:r>
           </w:p>
         </w:tc>
@@ -3951,7 +3951,7 @@
                 <w:sz w:val="18"/>
                 <w:szCs w:val="18"/>
               </w:rPr>
-              <w:t xml:space="preserve">リッチモンドホテル東京目白</w:t>
+              <w:t xml:space="preserve">ダイワロイネットホテル東京大崎</w:t>
             </w:r>
           </w:p>
         </w:tc>
@@ -3985,7 +3985,7 @@
                 <w:sz w:val="18"/>
                 <w:szCs w:val="18"/>
               </w:rPr>
-              <w:t xml:space="preserve">8.60</w:t>
+              <w:t xml:space="preserve">8.62</w:t>
             </w:r>
           </w:p>
         </w:tc>
@@ -4019,7 +4019,7 @@
                 <w:sz w:val="18"/>
                 <w:szCs w:val="18"/>
               </w:rPr>
-              <w:t xml:space="preserve">85.6%</w:t>
+              <w:t xml:space="preserve">73.8%</w:t>
             </w:r>
           </w:p>
         </w:tc>
@@ -4053,7 +4053,7 @@
                 <w:sz w:val="18"/>
                 <w:szCs w:val="18"/>
               </w:rPr>
-              <w:t xml:space="preserve">3.4%</w:t>
+              <w:t xml:space="preserve">0.0%</w:t>
             </w:r>
           </w:p>
         </w:tc>
@@ -4087,7 +4087,7 @@
                 <w:sz w:val="18"/>
                 <w:szCs w:val="18"/>
               </w:rPr>
-              <w:t xml:space="preserve">146</w:t>
+              <w:t xml:space="preserve">42</w:t>
             </w:r>
           </w:p>
         </w:tc>
@@ -4134,29 +4134,29 @@
               <w:bottom w:val="single" w:color="CCCCCC" w:sz="1"/>
               <w:right w:val="single" w:color="CCCCCC" w:sz="1"/>
             </w:tcBorders>
-            <w:shd w:fill="E3F2FD" w:val="clear"/>
-            <w:tcMar>
-              <w:top w:type="dxa" w:w="80"/>
-              <w:left w:type="dxa" w:w="120"/>
-              <w:bottom w:type="dxa" w:w="80"/>
-              <w:right w:type="dxa" w:w="120"/>
-            </w:tcMar>
-            <w:vAlign w:val="center"/>
-          </w:tcPr>
-          <w:p>
-            <w:pPr>
-              <w:jc w:val="center"/>
-            </w:pPr>
-            <w:r>
-              <w:rPr>
-                <w:rFonts w:ascii="Arial" w:cs="Arial" w:eastAsia="Arial" w:hAnsi="Arial"/>
-                <w:b/>
-                <w:bCs/>
-                <w:color w:val="2196F3"/>
-                <w:sz w:val="18"/>
-                <w:szCs w:val="18"/>
-              </w:rPr>
-              <w:t xml:space="preserve">STANDARD</w:t>
+            <w:shd w:fill="FFF3E0" w:val="clear"/>
+            <w:tcMar>
+              <w:top w:type="dxa" w:w="80"/>
+              <w:left w:type="dxa" w:w="120"/>
+              <w:bottom w:type="dxa" w:w="80"/>
+              <w:right w:type="dxa" w:w="120"/>
+            </w:tcMar>
+            <w:vAlign w:val="center"/>
+          </w:tcPr>
+          <w:p>
+            <w:pPr>
+              <w:jc w:val="center"/>
+            </w:pPr>
+            <w:r>
+              <w:rPr>
+                <w:rFonts w:ascii="Arial" w:cs="Arial" w:eastAsia="Arial" w:hAnsi="Arial"/>
+                <w:b/>
+                <w:bCs/>
+                <w:color w:val="FF9800"/>
+                <w:sz w:val="18"/>
+                <w:szCs w:val="18"/>
+              </w:rPr>
+              <w:t xml:space="preserve">HIGH</w:t>
             </w:r>
           </w:p>
         </w:tc>
@@ -4228,7 +4228,7 @@
                 <w:sz w:val="18"/>
                 <w:szCs w:val="18"/>
               </w:rPr>
-              <w:t xml:space="preserve">ハートンホテル東品川</w:t>
+              <w:t xml:space="preserve">リッチモンドホテル東京目白</w:t>
             </w:r>
           </w:p>
         </w:tc>
@@ -4263,7 +4263,7 @@
                 <w:sz w:val="18"/>
                 <w:szCs w:val="18"/>
               </w:rPr>
-              <w:t xml:space="preserve">8.48</w:t>
+              <w:t xml:space="preserve">8.60</w:t>
             </w:r>
           </w:p>
         </w:tc>
@@ -4298,7 +4298,7 @@
                 <w:sz w:val="18"/>
                 <w:szCs w:val="18"/>
               </w:rPr>
-              <w:t xml:space="preserve">81.8%</w:t>
+              <w:t xml:space="preserve">85.6%</w:t>
             </w:r>
           </w:p>
         </w:tc>
@@ -4333,7 +4333,7 @@
                 <w:sz w:val="18"/>
                 <w:szCs w:val="18"/>
               </w:rPr>
-              <w:t xml:space="preserve">1.5%</w:t>
+              <w:t xml:space="preserve">3.4%</w:t>
             </w:r>
           </w:p>
         </w:tc>
@@ -4368,7 +4368,7 @@
                 <w:sz w:val="18"/>
                 <w:szCs w:val="18"/>
               </w:rPr>
-              <w:t xml:space="preserve">137</w:t>
+              <w:t xml:space="preserve">146</w:t>
             </w:r>
           </w:p>
         </w:tc>
@@ -4403,7 +4403,7 @@
                 <w:sz w:val="18"/>
                 <w:szCs w:val="18"/>
               </w:rPr>
-              <w:t xml:space="preserve">概ね良好</w:t>
+              <w:t xml:space="preserve">良好</w:t>
             </w:r>
           </w:p>
         </w:tc>
@@ -4416,29 +4416,29 @@
               <w:bottom w:val="single" w:color="CCCCCC" w:sz="1"/>
               <w:right w:val="single" w:color="CCCCCC" w:sz="1"/>
             </w:tcBorders>
-            <w:shd w:fill="FFF3E0" w:val="clear"/>
-            <w:tcMar>
-              <w:top w:type="dxa" w:w="80"/>
-              <w:left w:type="dxa" w:w="120"/>
-              <w:bottom w:type="dxa" w:w="80"/>
-              <w:right w:type="dxa" w:w="120"/>
-            </w:tcMar>
-            <w:vAlign w:val="center"/>
-          </w:tcPr>
-          <w:p>
-            <w:pPr>
-              <w:jc w:val="center"/>
-            </w:pPr>
-            <w:r>
-              <w:rPr>
-                <w:rFonts w:ascii="Arial" w:cs="Arial" w:eastAsia="Arial" w:hAnsi="Arial"/>
-                <w:b/>
-                <w:bCs/>
-                <w:color w:val="FF9800"/>
-                <w:sz w:val="18"/>
-                <w:szCs w:val="18"/>
-              </w:rPr>
-              <w:t xml:space="preserve">HIGH</w:t>
+            <w:shd w:fill="E3F2FD" w:val="clear"/>
+            <w:tcMar>
+              <w:top w:type="dxa" w:w="80"/>
+              <w:left w:type="dxa" w:w="120"/>
+              <w:bottom w:type="dxa" w:w="80"/>
+              <w:right w:type="dxa" w:w="120"/>
+            </w:tcMar>
+            <w:vAlign w:val="center"/>
+          </w:tcPr>
+          <w:p>
+            <w:pPr>
+              <w:jc w:val="center"/>
+            </w:pPr>
+            <w:r>
+              <w:rPr>
+                <w:rFonts w:ascii="Arial" w:cs="Arial" w:eastAsia="Arial" w:hAnsi="Arial"/>
+                <w:b/>
+                <w:bCs/>
+                <w:color w:val="2196F3"/>
+                <w:sz w:val="18"/>
+                <w:szCs w:val="18"/>
+              </w:rPr>
+              <w:t xml:space="preserve">STANDARD</w:t>
             </w:r>
           </w:p>
         </w:tc>
@@ -4508,7 +4508,7 @@
                 <w:sz w:val="18"/>
                 <w:szCs w:val="18"/>
               </w:rPr>
-              <w:t xml:space="preserve">コンフォートホテル成田</w:t>
+              <w:t xml:space="preserve">ハートンホテル東品川</w:t>
             </w:r>
           </w:p>
         </w:tc>
@@ -4542,7 +4542,7 @@
                 <w:sz w:val="18"/>
                 <w:szCs w:val="18"/>
               </w:rPr>
-              <w:t xml:space="preserve">8.46</w:t>
+              <w:t xml:space="preserve">8.45</w:t>
             </w:r>
           </w:p>
         </w:tc>
@@ -4576,7 +4576,7 @@
                 <w:sz w:val="18"/>
                 <w:szCs w:val="18"/>
               </w:rPr>
-              <w:t xml:space="preserve">80.9%</w:t>
+              <w:t xml:space="preserve">82.1%</w:t>
             </w:r>
           </w:p>
         </w:tc>
@@ -4610,7 +4610,7 @@
                 <w:sz w:val="18"/>
                 <w:szCs w:val="18"/>
               </w:rPr>
-              <w:t xml:space="preserve">3.5%</w:t>
+              <w:t xml:space="preserve">2.4%</w:t>
             </w:r>
           </w:p>
         </w:tc>
@@ -4644,7 +4644,7 @@
                 <w:sz w:val="18"/>
                 <w:szCs w:val="18"/>
               </w:rPr>
-              <w:t xml:space="preserve">141</w:t>
+              <w:t xml:space="preserve">84</w:t>
             </w:r>
           </w:p>
         </w:tc>
@@ -5065,7 +5065,7 @@
                 <w:sz w:val="18"/>
                 <w:szCs w:val="18"/>
               </w:rPr>
-              <w:t xml:space="preserve">アパホテル相模原橋本駅東</w:t>
+              <w:t xml:space="preserve">コンフォートイン六本木</w:t>
             </w:r>
           </w:p>
         </w:tc>
@@ -5099,7 +5099,7 @@
                 <w:sz w:val="18"/>
                 <w:szCs w:val="18"/>
               </w:rPr>
-              <w:t xml:space="preserve">8.22</w:t>
+              <w:t xml:space="preserve">8.25</w:t>
             </w:r>
           </w:p>
         </w:tc>
@@ -5133,7 +5133,7 @@
                 <w:sz w:val="18"/>
                 <w:szCs w:val="18"/>
               </w:rPr>
-              <w:t xml:space="preserve">72.1%</w:t>
+              <w:t xml:space="preserve">78.1%</w:t>
             </w:r>
           </w:p>
         </w:tc>
@@ -5167,7 +5167,7 @@
                 <w:sz w:val="18"/>
                 <w:szCs w:val="18"/>
               </w:rPr>
-              <w:t xml:space="preserve">1.5%</w:t>
+              <w:t xml:space="preserve">1.4%</w:t>
             </w:r>
           </w:p>
         </w:tc>
@@ -5201,7 +5201,7 @@
                 <w:sz w:val="18"/>
                 <w:szCs w:val="18"/>
               </w:rPr>
-              <w:t xml:space="preserve">68</w:t>
+              <w:t xml:space="preserve">73</w:t>
             </w:r>
           </w:p>
         </w:tc>
@@ -5342,7 +5342,7 @@
                 <w:sz w:val="18"/>
                 <w:szCs w:val="18"/>
               </w:rPr>
-              <w:t xml:space="preserve">コンフォートイン六本木</w:t>
+              <w:t xml:space="preserve">アパホテル相模原橋本駅東</w:t>
             </w:r>
           </w:p>
         </w:tc>
@@ -5377,7 +5377,7 @@
                 <w:sz w:val="18"/>
                 <w:szCs w:val="18"/>
               </w:rPr>
-              <w:t xml:space="preserve">8.15</w:t>
+              <w:t xml:space="preserve">8.22</w:t>
             </w:r>
           </w:p>
         </w:tc>
@@ -5412,7 +5412,7 @@
                 <w:sz w:val="18"/>
                 <w:szCs w:val="18"/>
               </w:rPr>
-              <w:t xml:space="preserve">78.1%</w:t>
+              <w:t xml:space="preserve">72.1%</w:t>
             </w:r>
           </w:p>
         </w:tc>
@@ -5447,7 +5447,7 @@
                 <w:sz w:val="18"/>
                 <w:szCs w:val="18"/>
               </w:rPr>
-              <w:t xml:space="preserve">7.3%</w:t>
+              <w:t xml:space="preserve">1.5%</w:t>
             </w:r>
           </w:p>
         </w:tc>
@@ -5482,7 +5482,7 @@
                 <w:sz w:val="18"/>
                 <w:szCs w:val="18"/>
               </w:rPr>
-              <w:t xml:space="preserve">137</w:t>
+              <w:t xml:space="preserve">68</w:t>
             </w:r>
           </w:p>
         </w:tc>
@@ -5530,29 +5530,29 @@
               <w:bottom w:val="single" w:color="CCCCCC" w:sz="1"/>
               <w:right w:val="single" w:color="CCCCCC" w:sz="1"/>
             </w:tcBorders>
-            <w:shd w:fill="FFF3E0" w:val="clear"/>
-            <w:tcMar>
-              <w:top w:type="dxa" w:w="80"/>
-              <w:left w:type="dxa" w:w="120"/>
-              <w:bottom w:type="dxa" w:w="80"/>
-              <w:right w:type="dxa" w:w="120"/>
-            </w:tcMar>
-            <w:vAlign w:val="center"/>
-          </w:tcPr>
-          <w:p>
-            <w:pPr>
-              <w:jc w:val="center"/>
-            </w:pPr>
-            <w:r>
-              <w:rPr>
-                <w:rFonts w:ascii="Arial" w:cs="Arial" w:eastAsia="Arial" w:hAnsi="Arial"/>
-                <w:b/>
-                <w:bCs/>
-                <w:color w:val="FF9800"/>
-                <w:sz w:val="18"/>
-                <w:szCs w:val="18"/>
-              </w:rPr>
-              <w:t xml:space="preserve">HIGH</w:t>
+            <w:shd w:fill="E3F2FD" w:val="clear"/>
+            <w:tcMar>
+              <w:top w:type="dxa" w:w="80"/>
+              <w:left w:type="dxa" w:w="120"/>
+              <w:bottom w:type="dxa" w:w="80"/>
+              <w:right w:type="dxa" w:w="120"/>
+            </w:tcMar>
+            <w:vAlign w:val="center"/>
+          </w:tcPr>
+          <w:p>
+            <w:pPr>
+              <w:jc w:val="center"/>
+            </w:pPr>
+            <w:r>
+              <w:rPr>
+                <w:rFonts w:ascii="Arial" w:cs="Arial" w:eastAsia="Arial" w:hAnsi="Arial"/>
+                <w:b/>
+                <w:bCs/>
+                <w:color w:val="2196F3"/>
+                <w:sz w:val="18"/>
+                <w:szCs w:val="18"/>
+              </w:rPr>
+              <w:t xml:space="preserve">STANDARD</w:t>
             </w:r>
           </w:p>
         </w:tc>
@@ -5656,7 +5656,7 @@
                 <w:sz w:val="18"/>
                 <w:szCs w:val="18"/>
               </w:rPr>
-              <w:t xml:space="preserve">7.73</w:t>
+              <w:t xml:space="preserve">7.89</w:t>
             </w:r>
           </w:p>
         </w:tc>
@@ -5690,7 +5690,7 @@
                 <w:sz w:val="18"/>
                 <w:szCs w:val="18"/>
               </w:rPr>
-              <w:t xml:space="preserve">63.6%</w:t>
+              <w:t xml:space="preserve">69.9%</w:t>
             </w:r>
           </w:p>
         </w:tc>
@@ -5720,11 +5720,11 @@
                 <w:rFonts w:ascii="Arial" w:cs="Arial" w:eastAsia="Arial" w:hAnsi="Arial"/>
                 <w:b w:val="false"/>
                 <w:bCs w:val="false"/>
-                <w:color w:val="E74C3C"/>
-                <w:sz w:val="18"/>
-                <w:szCs w:val="18"/>
-              </w:rPr>
-              <w:t xml:space="preserve">11.4%</w:t>
+                <w:color w:val="333333"/>
+                <w:sz w:val="18"/>
+                <w:szCs w:val="18"/>
+              </w:rPr>
+              <w:t xml:space="preserve">9.6%</w:t>
             </w:r>
           </w:p>
         </w:tc>
@@ -5758,7 +5758,7 @@
                 <w:sz w:val="18"/>
                 <w:szCs w:val="18"/>
               </w:rPr>
-              <w:t xml:space="preserve">140</w:t>
+              <w:t xml:space="preserve">83</w:t>
             </w:r>
           </w:p>
         </w:tc>
@@ -6770,7 +6770,7 @@
                 <w:sz w:val="18"/>
                 <w:szCs w:val="18"/>
               </w:rPr>
-              <w:t xml:space="preserve">6.57</w:t>
+              <w:t xml:space="preserve">6.52</w:t>
             </w:r>
           </w:p>
         </w:tc>
@@ -6804,7 +6804,7 @@
                 <w:sz w:val="18"/>
                 <w:szCs w:val="18"/>
               </w:rPr>
-              <w:t xml:space="preserve">46.6%</w:t>
+              <w:t xml:space="preserve">46.0%</w:t>
             </w:r>
           </w:p>
         </w:tc>
@@ -6838,7 +6838,7 @@
                 <w:sz w:val="18"/>
                 <w:szCs w:val="18"/>
               </w:rPr>
-              <w:t xml:space="preserve">20.7%</w:t>
+              <w:t xml:space="preserve">23.8%</w:t>
             </w:r>
           </w:p>
         </w:tc>
@@ -6872,7 +6872,7 @@
                 <w:sz w:val="18"/>
                 <w:szCs w:val="18"/>
               </w:rPr>
-              <w:t xml:space="preserve">58</w:t>
+              <w:t xml:space="preserve">63</w:t>
             </w:r>
           </w:p>
         </w:tc>
@@ -7019,7 +7019,7 @@
           <w:sz w:val="21"/>
           <w:szCs w:val="21"/>
         </w:rPr>
-        <w:t xml:space="preserve">良好（8.5-8.99）：6ホテル - 安定した運営</w:t>
+        <w:t xml:space="preserve">良好（8.5-8.99）：7ホテル - 安定した運営</w:t>
       </w:r>
     </w:p>
     <w:p>
@@ -7038,7 +7038,7 @@
           <w:sz w:val="21"/>
           <w:szCs w:val="21"/>
         </w:rPr>
-        <w:t xml:space="preserve">概ね良好（8.0-8.49）：5ホテル - 改善余地あり</w:t>
+        <w:t xml:space="preserve">概ね良好（8.0-8.49）：4ホテル - 改善余地あり</w:t>
       </w:r>
     </w:p>
     <w:p>
@@ -7094,7 +7094,7 @@
           <w:sz w:val="21"/>
           <w:szCs w:val="21"/>
         </w:rPr>
-        <w:t xml:space="preserve">最高スコアは第一イン池袋（9.48点）、最低スコアはチサンホテル浜松町（6.57点）です。スコアレンジは2.91点と大きく、ホテル間の品質格差が見られます。清掃品質の標準化が、ポートフォリオ全体の底上げに重要です。</w:t>
+        <w:t xml:space="preserve">最高スコアは第一イン池袋（9.49点）、最低スコアはチサンホテル浜松町（6.52点）です。スコアレンジは2.97点と大きく、ホテル間の品質格差が見られます。清掃品質の標準化が、ポートフォリオ全体の底上げに重要です。</w:t>
       </w:r>
     </w:p>
     <w:p>
@@ -7148,7 +7148,7 @@
           <w:sz w:val="21"/>
           <w:szCs w:val="21"/>
         </w:rPr>
-        <w:t xml:space="preserve">分析対象2290件のレビューのうち、清掃に関するネガティブな言及は合計106件（クレーム率4.6%）でした。業界のベンチマーク（2-3%）を超過しており、組織的な改善が必要です。</w:t>
+        <w:t xml:space="preserve">分析対象1950件のレビューのうち、清掃に関するネガティブな言及は合計83件（クレーム率4.3%）でした。業界のベンチマーク（2-3%）を超過しており、組織的な改善が必要です。</w:t>
       </w:r>
     </w:p>
     <w:p>
@@ -7434,7 +7434,7 @@
                 <w:sz w:val="18"/>
                 <w:szCs w:val="18"/>
               </w:rPr>
-              <w:t xml:space="preserve">68</w:t>
+              <w:t xml:space="preserve">53</w:t>
             </w:r>
           </w:p>
         </w:tc>
@@ -7536,7 +7536,7 @@
                 <w:sz w:val="18"/>
                 <w:szCs w:val="18"/>
               </w:rPr>
-              <w:t xml:space="preserve">64.2%</w:t>
+              <w:t xml:space="preserve">63.9%</w:t>
             </w:r>
           </w:p>
         </w:tc>
@@ -7608,7 +7608,7 @@
                 <w:sz w:val="18"/>
                 <w:szCs w:val="18"/>
               </w:rPr>
-              <w:t xml:space="preserve">21</w:t>
+              <w:t xml:space="preserve">10</w:t>
             </w:r>
           </w:p>
         </w:tc>
@@ -7643,7 +7643,7 @@
                 <w:sz w:val="18"/>
                 <w:szCs w:val="18"/>
               </w:rPr>
-              <w:t xml:space="preserve">9/19</w:t>
+              <w:t xml:space="preserve">7/19</w:t>
             </w:r>
           </w:p>
         </w:tc>
@@ -7674,11 +7674,11 @@
                 <w:rFonts w:ascii="Arial" w:cs="Arial" w:eastAsia="Arial" w:hAnsi="Arial"/>
                 <w:b/>
                 <w:bCs/>
-                <w:color w:val="E74C3C"/>
-                <w:sz w:val="18"/>
-                <w:szCs w:val="18"/>
-              </w:rPr>
-              <w:t xml:space="preserve">CRITICAL</w:t>
+                <w:color w:val="FF9800"/>
+                <w:sz w:val="18"/>
+                <w:szCs w:val="18"/>
+              </w:rPr>
+              <w:t xml:space="preserve">HIGH</w:t>
             </w:r>
           </w:p>
         </w:tc>
@@ -7713,7 +7713,7 @@
                 <w:sz w:val="18"/>
                 <w:szCs w:val="18"/>
               </w:rPr>
-              <w:t xml:space="preserve">19.8%</w:t>
+              <w:t xml:space="preserve">12.0%</w:t>
             </w:r>
           </w:p>
         </w:tc>
@@ -7885,7 +7885,7 @@
                 <w:sz w:val="18"/>
                 <w:szCs w:val="18"/>
               </w:rPr>
-              <w:t xml:space="preserve">9.4%</w:t>
+              <w:t xml:space="preserve">12.0%</w:t>
             </w:r>
           </w:p>
         </w:tc>
@@ -7922,7 +7922,7 @@
                 <w:sz w:val="18"/>
                 <w:szCs w:val="18"/>
               </w:rPr>
-              <w:t xml:space="preserve">タバコ関連</w:t>
+              <w:t xml:space="preserve">ほこり・塵</w:t>
             </w:r>
           </w:p>
         </w:tc>
@@ -7957,7 +7957,7 @@
                 <w:sz w:val="18"/>
                 <w:szCs w:val="18"/>
               </w:rPr>
-              <w:t xml:space="preserve">10</w:t>
+              <w:t xml:space="preserve">7</w:t>
             </w:r>
           </w:p>
         </w:tc>
@@ -7992,7 +7992,7 @@
                 <w:sz w:val="18"/>
                 <w:szCs w:val="18"/>
               </w:rPr>
-              <w:t xml:space="preserve">8/19</w:t>
+              <w:t xml:space="preserve">4/19</w:t>
             </w:r>
           </w:p>
         </w:tc>
@@ -8062,7 +8062,7 @@
                 <w:sz w:val="18"/>
                 <w:szCs w:val="18"/>
               </w:rPr>
-              <w:t xml:space="preserve">9.4%</w:t>
+              <w:t xml:space="preserve">8.4%</w:t>
             </w:r>
           </w:p>
         </w:tc>
@@ -8098,7 +8098,7 @@
                 <w:sz w:val="18"/>
                 <w:szCs w:val="18"/>
               </w:rPr>
-              <w:t xml:space="preserve">ほこり・塵</w:t>
+              <w:t xml:space="preserve">タバコ関連</w:t>
             </w:r>
           </w:p>
         </w:tc>
@@ -8132,7 +8132,7 @@
                 <w:sz w:val="18"/>
                 <w:szCs w:val="18"/>
               </w:rPr>
-              <w:t xml:space="preserve">9</w:t>
+              <w:t xml:space="preserve">7</w:t>
             </w:r>
           </w:p>
         </w:tc>
@@ -8166,7 +8166,7 @@
                 <w:sz w:val="18"/>
                 <w:szCs w:val="18"/>
               </w:rPr>
-              <w:t xml:space="preserve">4/19</w:t>
+              <w:t xml:space="preserve">6/19</w:t>
             </w:r>
           </w:p>
         </w:tc>
@@ -8234,7 +8234,7 @@
                 <w:sz w:val="18"/>
                 <w:szCs w:val="18"/>
               </w:rPr>
-              <w:t xml:space="preserve">8.5%</w:t>
+              <w:t xml:space="preserve">8.4%</w:t>
             </w:r>
           </w:p>
         </w:tc>
@@ -8271,7 +8271,7 @@
                 <w:sz w:val="18"/>
                 <w:szCs w:val="18"/>
               </w:rPr>
-              <w:t xml:space="preserve">カビ・モールド</w:t>
+              <w:t xml:space="preserve">排水・詰まり</w:t>
             </w:r>
           </w:p>
         </w:tc>
@@ -8306,7 +8306,7 @@
                 <w:sz w:val="18"/>
                 <w:szCs w:val="18"/>
               </w:rPr>
-              <w:t xml:space="preserve">8</w:t>
+              <w:t xml:space="preserve">6</w:t>
             </w:r>
           </w:p>
         </w:tc>
@@ -8341,7 +8341,7 @@
                 <w:sz w:val="18"/>
                 <w:szCs w:val="18"/>
               </w:rPr>
-              <w:t xml:space="preserve">4/19</w:t>
+              <w:t xml:space="preserve">6/19</w:t>
             </w:r>
           </w:p>
         </w:tc>
@@ -8411,7 +8411,7 @@
                 <w:sz w:val="18"/>
                 <w:szCs w:val="18"/>
               </w:rPr>
-              <w:t xml:space="preserve">7.5%</w:t>
+              <w:t xml:space="preserve">7.2%</w:t>
             </w:r>
           </w:p>
         </w:tc>
@@ -8447,7 +8447,7 @@
                 <w:sz w:val="18"/>
                 <w:szCs w:val="18"/>
               </w:rPr>
-              <w:t xml:space="preserve">排水・詰まり</w:t>
+              <w:t xml:space="preserve">毛髪・髪の毛</w:t>
             </w:r>
           </w:p>
         </w:tc>
@@ -8481,7 +8481,7 @@
                 <w:sz w:val="18"/>
                 <w:szCs w:val="18"/>
               </w:rPr>
-              <w:t xml:space="preserve">8</w:t>
+              <w:t xml:space="preserve">5</w:t>
             </w:r>
           </w:p>
         </w:tc>
@@ -8515,7 +8515,7 @@
                 <w:sz w:val="18"/>
                 <w:szCs w:val="18"/>
               </w:rPr>
-              <w:t xml:space="preserve">7/19</w:t>
+              <w:t xml:space="preserve">4/19</w:t>
             </w:r>
           </w:p>
         </w:tc>
@@ -8545,11 +8545,11 @@
                 <w:rFonts w:ascii="Arial" w:cs="Arial" w:eastAsia="Arial" w:hAnsi="Arial"/>
                 <w:b/>
                 <w:bCs/>
-                <w:color w:val="FF9800"/>
-                <w:sz w:val="18"/>
-                <w:szCs w:val="18"/>
-              </w:rPr>
-              <w:t xml:space="preserve">HIGH</w:t>
+                <w:color w:val="FFC107"/>
+                <w:sz w:val="18"/>
+                <w:szCs w:val="18"/>
+              </w:rPr>
+              <w:t xml:space="preserve">MEDIUM</w:t>
             </w:r>
           </w:p>
         </w:tc>
@@ -8583,7 +8583,7 @@
                 <w:sz w:val="18"/>
                 <w:szCs w:val="18"/>
               </w:rPr>
-              <w:t xml:space="preserve">7.5%</w:t>
+              <w:t xml:space="preserve">6.0%</w:t>
             </w:r>
           </w:p>
         </w:tc>
@@ -8620,7 +8620,7 @@
                 <w:sz w:val="18"/>
                 <w:szCs w:val="18"/>
               </w:rPr>
-              <w:t xml:space="preserve">毛髪・髪の毛</w:t>
+              <w:t xml:space="preserve">カビ・モールド</w:t>
             </w:r>
           </w:p>
         </w:tc>
@@ -8655,7 +8655,7 @@
                 <w:sz w:val="18"/>
                 <w:szCs w:val="18"/>
               </w:rPr>
-              <w:t xml:space="preserve">7</w:t>
+              <w:t xml:space="preserve">4</w:t>
             </w:r>
           </w:p>
         </w:tc>
@@ -8690,7 +8690,7 @@
                 <w:sz w:val="18"/>
                 <w:szCs w:val="18"/>
               </w:rPr>
-              <w:t xml:space="preserve">6/19</w:t>
+              <w:t xml:space="preserve">3/19</w:t>
             </w:r>
           </w:p>
         </w:tc>
@@ -8721,11 +8721,11 @@
                 <w:rFonts w:ascii="Arial" w:cs="Arial" w:eastAsia="Arial" w:hAnsi="Arial"/>
                 <w:b/>
                 <w:bCs/>
-                <w:color w:val="FF9800"/>
-                <w:sz w:val="18"/>
-                <w:szCs w:val="18"/>
-              </w:rPr>
-              <w:t xml:space="preserve">HIGH</w:t>
+                <w:color w:val="FFC107"/>
+                <w:sz w:val="18"/>
+                <w:szCs w:val="18"/>
+              </w:rPr>
+              <w:t xml:space="preserve">MEDIUM</w:t>
             </w:r>
           </w:p>
         </w:tc>
@@ -8760,7 +8760,7 @@
                 <w:sz w:val="18"/>
                 <w:szCs w:val="18"/>
               </w:rPr>
-              <w:t xml:space="preserve">6.6%</w:t>
+              <w:t xml:space="preserve">4.8%</w:t>
             </w:r>
           </w:p>
         </w:tc>
@@ -8796,7 +8796,7 @@
                 <w:sz w:val="18"/>
                 <w:szCs w:val="18"/>
               </w:rPr>
-              <w:t xml:space="preserve">カーペット汚れ</w:t>
+              <w:t xml:space="preserve">害虫</w:t>
             </w:r>
           </w:p>
         </w:tc>
@@ -8830,7 +8830,7 @@
                 <w:sz w:val="18"/>
                 <w:szCs w:val="18"/>
               </w:rPr>
-              <w:t xml:space="preserve">6</w:t>
+              <w:t xml:space="preserve">4</w:t>
             </w:r>
           </w:p>
         </w:tc>
@@ -8864,7 +8864,7 @@
                 <w:sz w:val="18"/>
                 <w:szCs w:val="18"/>
               </w:rPr>
-              <w:t xml:space="preserve">2/19</w:t>
+              <w:t xml:space="preserve">3/19</w:t>
             </w:r>
           </w:p>
         </w:tc>
@@ -8894,11 +8894,11 @@
                 <w:rFonts w:ascii="Arial" w:cs="Arial" w:eastAsia="Arial" w:hAnsi="Arial"/>
                 <w:b/>
                 <w:bCs/>
-                <w:color w:val="FF9800"/>
-                <w:sz w:val="18"/>
-                <w:szCs w:val="18"/>
-              </w:rPr>
-              <w:t xml:space="preserve">HIGH</w:t>
+                <w:color w:val="FFC107"/>
+                <w:sz w:val="18"/>
+                <w:szCs w:val="18"/>
+              </w:rPr>
+              <w:t xml:space="preserve">MEDIUM</w:t>
             </w:r>
           </w:p>
         </w:tc>
@@ -8932,356 +8932,7 @@
                 <w:sz w:val="18"/>
                 <w:szCs w:val="18"/>
               </w:rPr>
-              <w:t xml:space="preserve">5.7%</w:t>
-            </w:r>
-          </w:p>
-        </w:tc>
-      </w:tr>
-      <w:tr>
-        <w:tc>
-          <w:tcPr>
-            <w:tcW w:type="pct" w:w="30%"/>
-            <w:tcBorders>
-              <w:top w:val="single" w:color="CCCCCC" w:sz="1"/>
-              <w:left w:val="single" w:color="CCCCCC" w:sz="1"/>
-              <w:bottom w:val="single" w:color="CCCCCC" w:sz="1"/>
-              <w:right w:val="single" w:color="CCCCCC" w:sz="1"/>
-            </w:tcBorders>
-            <w:shd w:fill="F5F7FA" w:val="clear"/>
-            <w:tcMar>
-              <w:top w:type="dxa" w:w="80"/>
-              <w:left w:type="dxa" w:w="120"/>
-              <w:bottom w:type="dxa" w:w="80"/>
-              <w:right w:type="dxa" w:w="120"/>
-            </w:tcMar>
-            <w:vAlign w:val="center"/>
-          </w:tcPr>
-          <w:p>
-            <w:pPr>
-              <w:jc w:val="left"/>
-            </w:pPr>
-            <w:r>
-              <w:rPr>
-                <w:rFonts w:ascii="Arial" w:cs="Arial" w:eastAsia="Arial" w:hAnsi="Arial"/>
-                <w:b/>
-                <w:bCs/>
-                <w:color w:val="333333"/>
-                <w:sz w:val="18"/>
-                <w:szCs w:val="18"/>
-              </w:rPr>
-              <w:t xml:space="preserve">ゴミ残置</w:t>
-            </w:r>
-          </w:p>
-        </w:tc>
-        <w:tc>
-          <w:tcPr>
-            <w:tcW w:type="pct" w:w="15%"/>
-            <w:tcBorders>
-              <w:top w:val="single" w:color="CCCCCC" w:sz="1"/>
-              <w:left w:val="single" w:color="CCCCCC" w:sz="1"/>
-              <w:bottom w:val="single" w:color="CCCCCC" w:sz="1"/>
-              <w:right w:val="single" w:color="CCCCCC" w:sz="1"/>
-            </w:tcBorders>
-            <w:shd w:fill="F5F7FA" w:val="clear"/>
-            <w:tcMar>
-              <w:top w:type="dxa" w:w="80"/>
-              <w:left w:type="dxa" w:w="120"/>
-              <w:bottom w:type="dxa" w:w="80"/>
-              <w:right w:type="dxa" w:w="120"/>
-            </w:tcMar>
-            <w:vAlign w:val="center"/>
-          </w:tcPr>
-          <w:p>
-            <w:pPr>
-              <w:jc w:val="center"/>
-            </w:pPr>
-            <w:r>
-              <w:rPr>
-                <w:rFonts w:ascii="Arial" w:cs="Arial" w:eastAsia="Arial" w:hAnsi="Arial"/>
-                <w:b/>
-                <w:bCs/>
-                <w:color w:val="333333"/>
-                <w:sz w:val="18"/>
-                <w:szCs w:val="18"/>
-              </w:rPr>
-              <w:t xml:space="preserve">6</w:t>
-            </w:r>
-          </w:p>
-        </w:tc>
-        <w:tc>
-          <w:tcPr>
-            <w:tcW w:type="pct" w:w="20%"/>
-            <w:tcBorders>
-              <w:top w:val="single" w:color="CCCCCC" w:sz="1"/>
-              <w:left w:val="single" w:color="CCCCCC" w:sz="1"/>
-              <w:bottom w:val="single" w:color="CCCCCC" w:sz="1"/>
-              <w:right w:val="single" w:color="CCCCCC" w:sz="1"/>
-            </w:tcBorders>
-            <w:shd w:fill="F5F7FA" w:val="clear"/>
-            <w:tcMar>
-              <w:top w:type="dxa" w:w="80"/>
-              <w:left w:type="dxa" w:w="120"/>
-              <w:bottom w:type="dxa" w:w="80"/>
-              <w:right w:type="dxa" w:w="120"/>
-            </w:tcMar>
-            <w:vAlign w:val="center"/>
-          </w:tcPr>
-          <w:p>
-            <w:pPr>
-              <w:jc w:val="center"/>
-            </w:pPr>
-            <w:r>
-              <w:rPr>
-                <w:rFonts w:ascii="Arial" w:cs="Arial" w:eastAsia="Arial" w:hAnsi="Arial"/>
-                <w:b w:val="false"/>
-                <w:bCs w:val="false"/>
-                <w:color w:val="333333"/>
-                <w:sz w:val="18"/>
-                <w:szCs w:val="18"/>
-              </w:rPr>
-              <w:t xml:space="preserve">3/19</w:t>
-            </w:r>
-          </w:p>
-        </w:tc>
-        <w:tc>
-          <w:tcPr>
-            <w:tcW w:type="pct" w:w="15%"/>
-            <w:tcBorders>
-              <w:top w:val="single" w:color="CCCCCC" w:sz="1"/>
-              <w:left w:val="single" w:color="CCCCCC" w:sz="1"/>
-              <w:bottom w:val="single" w:color="CCCCCC" w:sz="1"/>
-              <w:right w:val="single" w:color="CCCCCC" w:sz="1"/>
-            </w:tcBorders>
-            <w:shd w:fill="F5F7FA" w:val="clear"/>
-            <w:tcMar>
-              <w:top w:type="dxa" w:w="80"/>
-              <w:left w:type="dxa" w:w="120"/>
-              <w:bottom w:type="dxa" w:w="80"/>
-              <w:right w:type="dxa" w:w="120"/>
-            </w:tcMar>
-            <w:vAlign w:val="center"/>
-          </w:tcPr>
-          <w:p>
-            <w:pPr>
-              <w:jc w:val="center"/>
-            </w:pPr>
-            <w:r>
-              <w:rPr>
-                <w:rFonts w:ascii="Arial" w:cs="Arial" w:eastAsia="Arial" w:hAnsi="Arial"/>
-                <w:b/>
-                <w:bCs/>
-                <w:color w:val="FF9800"/>
-                <w:sz w:val="18"/>
-                <w:szCs w:val="18"/>
-              </w:rPr>
-              <w:t xml:space="preserve">HIGH</w:t>
-            </w:r>
-          </w:p>
-        </w:tc>
-        <w:tc>
-          <w:tcPr>
-            <w:tcW w:type="pct" w:w="20%"/>
-            <w:tcBorders>
-              <w:top w:val="single" w:color="CCCCCC" w:sz="1"/>
-              <w:left w:val="single" w:color="CCCCCC" w:sz="1"/>
-              <w:bottom w:val="single" w:color="CCCCCC" w:sz="1"/>
-              <w:right w:val="single" w:color="CCCCCC" w:sz="1"/>
-            </w:tcBorders>
-            <w:shd w:fill="F5F7FA" w:val="clear"/>
-            <w:tcMar>
-              <w:top w:type="dxa" w:w="80"/>
-              <w:left w:type="dxa" w:w="120"/>
-              <w:bottom w:type="dxa" w:w="80"/>
-              <w:right w:type="dxa" w:w="120"/>
-            </w:tcMar>
-            <w:vAlign w:val="center"/>
-          </w:tcPr>
-          <w:p>
-            <w:pPr>
-              <w:jc w:val="center"/>
-            </w:pPr>
-            <w:r>
-              <w:rPr>
-                <w:rFonts w:ascii="Arial" w:cs="Arial" w:eastAsia="Arial" w:hAnsi="Arial"/>
-                <w:b w:val="false"/>
-                <w:bCs w:val="false"/>
-                <w:color w:val="333333"/>
-                <w:sz w:val="18"/>
-                <w:szCs w:val="18"/>
-              </w:rPr>
-              <w:t xml:space="preserve">5.7%</w:t>
-            </w:r>
-          </w:p>
-        </w:tc>
-      </w:tr>
-      <w:tr>
-        <w:tc>
-          <w:tcPr>
-            <w:tcW w:type="pct" w:w="30%"/>
-            <w:tcBorders>
-              <w:top w:val="single" w:color="CCCCCC" w:sz="1"/>
-              <w:left w:val="single" w:color="CCCCCC" w:sz="1"/>
-              <w:bottom w:val="single" w:color="CCCCCC" w:sz="1"/>
-              <w:right w:val="single" w:color="CCCCCC" w:sz="1"/>
-            </w:tcBorders>
-            <w:tcMar>
-              <w:top w:type="dxa" w:w="80"/>
-              <w:left w:type="dxa" w:w="120"/>
-              <w:bottom w:type="dxa" w:w="80"/>
-              <w:right w:type="dxa" w:w="120"/>
-            </w:tcMar>
-            <w:vAlign w:val="center"/>
-          </w:tcPr>
-          <w:p>
-            <w:pPr>
-              <w:jc w:val="left"/>
-            </w:pPr>
-            <w:r>
-              <w:rPr>
-                <w:rFonts w:ascii="Arial" w:cs="Arial" w:eastAsia="Arial" w:hAnsi="Arial"/>
-                <w:b/>
-                <w:bCs/>
-                <w:color w:val="333333"/>
-                <w:sz w:val="18"/>
-                <w:szCs w:val="18"/>
-              </w:rPr>
-              <w:t xml:space="preserve">害虫</w:t>
-            </w:r>
-          </w:p>
-        </w:tc>
-        <w:tc>
-          <w:tcPr>
-            <w:tcW w:type="pct" w:w="15%"/>
-            <w:tcBorders>
-              <w:top w:val="single" w:color="CCCCCC" w:sz="1"/>
-              <w:left w:val="single" w:color="CCCCCC" w:sz="1"/>
-              <w:bottom w:val="single" w:color="CCCCCC" w:sz="1"/>
-              <w:right w:val="single" w:color="CCCCCC" w:sz="1"/>
-            </w:tcBorders>
-            <w:tcMar>
-              <w:top w:type="dxa" w:w="80"/>
-              <w:left w:type="dxa" w:w="120"/>
-              <w:bottom w:type="dxa" w:w="80"/>
-              <w:right w:type="dxa" w:w="120"/>
-            </w:tcMar>
-            <w:vAlign w:val="center"/>
-          </w:tcPr>
-          <w:p>
-            <w:pPr>
-              <w:jc w:val="center"/>
-            </w:pPr>
-            <w:r>
-              <w:rPr>
-                <w:rFonts w:ascii="Arial" w:cs="Arial" w:eastAsia="Arial" w:hAnsi="Arial"/>
-                <w:b/>
-                <w:bCs/>
-                <w:color w:val="333333"/>
-                <w:sz w:val="18"/>
-                <w:szCs w:val="18"/>
-              </w:rPr>
-              <w:t xml:space="preserve">5</w:t>
-            </w:r>
-          </w:p>
-        </w:tc>
-        <w:tc>
-          <w:tcPr>
-            <w:tcW w:type="pct" w:w="20%"/>
-            <w:tcBorders>
-              <w:top w:val="single" w:color="CCCCCC" w:sz="1"/>
-              <w:left w:val="single" w:color="CCCCCC" w:sz="1"/>
-              <w:bottom w:val="single" w:color="CCCCCC" w:sz="1"/>
-              <w:right w:val="single" w:color="CCCCCC" w:sz="1"/>
-            </w:tcBorders>
-            <w:tcMar>
-              <w:top w:type="dxa" w:w="80"/>
-              <w:left w:type="dxa" w:w="120"/>
-              <w:bottom w:type="dxa" w:w="80"/>
-              <w:right w:type="dxa" w:w="120"/>
-            </w:tcMar>
-            <w:vAlign w:val="center"/>
-          </w:tcPr>
-          <w:p>
-            <w:pPr>
-              <w:jc w:val="center"/>
-            </w:pPr>
-            <w:r>
-              <w:rPr>
-                <w:rFonts w:ascii="Arial" w:cs="Arial" w:eastAsia="Arial" w:hAnsi="Arial"/>
-                <w:b w:val="false"/>
-                <w:bCs w:val="false"/>
-                <w:color w:val="333333"/>
-                <w:sz w:val="18"/>
-                <w:szCs w:val="18"/>
-              </w:rPr>
-              <w:t xml:space="preserve">3/19</w:t>
-            </w:r>
-          </w:p>
-        </w:tc>
-        <w:tc>
-          <w:tcPr>
-            <w:tcW w:type="pct" w:w="15%"/>
-            <w:tcBorders>
-              <w:top w:val="single" w:color="CCCCCC" w:sz="1"/>
-              <w:left w:val="single" w:color="CCCCCC" w:sz="1"/>
-              <w:bottom w:val="single" w:color="CCCCCC" w:sz="1"/>
-              <w:right w:val="single" w:color="CCCCCC" w:sz="1"/>
-            </w:tcBorders>
-            <w:tcMar>
-              <w:top w:type="dxa" w:w="80"/>
-              <w:left w:type="dxa" w:w="120"/>
-              <w:bottom w:type="dxa" w:w="80"/>
-              <w:right w:type="dxa" w:w="120"/>
-            </w:tcMar>
-            <w:vAlign w:val="center"/>
-          </w:tcPr>
-          <w:p>
-            <w:pPr>
-              <w:jc w:val="center"/>
-            </w:pPr>
-            <w:r>
-              <w:rPr>
-                <w:rFonts w:ascii="Arial" w:cs="Arial" w:eastAsia="Arial" w:hAnsi="Arial"/>
-                <w:b/>
-                <w:bCs/>
-                <w:color w:val="FFC107"/>
-                <w:sz w:val="18"/>
-                <w:szCs w:val="18"/>
-              </w:rPr>
-              <w:t xml:space="preserve">MEDIUM</w:t>
-            </w:r>
-          </w:p>
-        </w:tc>
-        <w:tc>
-          <w:tcPr>
-            <w:tcW w:type="pct" w:w="20%"/>
-            <w:tcBorders>
-              <w:top w:val="single" w:color="CCCCCC" w:sz="1"/>
-              <w:left w:val="single" w:color="CCCCCC" w:sz="1"/>
-              <w:bottom w:val="single" w:color="CCCCCC" w:sz="1"/>
-              <w:right w:val="single" w:color="CCCCCC" w:sz="1"/>
-            </w:tcBorders>
-            <w:tcMar>
-              <w:top w:type="dxa" w:w="80"/>
-              <w:left w:type="dxa" w:w="120"/>
-              <w:bottom w:type="dxa" w:w="80"/>
-              <w:right w:type="dxa" w:w="120"/>
-            </w:tcMar>
-            <w:vAlign w:val="center"/>
-          </w:tcPr>
-          <w:p>
-            <w:pPr>
-              <w:jc w:val="center"/>
-            </w:pPr>
-            <w:r>
-              <w:rPr>
-                <w:rFonts w:ascii="Arial" w:cs="Arial" w:eastAsia="Arial" w:hAnsi="Arial"/>
-                <w:b w:val="false"/>
-                <w:bCs w:val="false"/>
-                <w:color w:val="333333"/>
-                <w:sz w:val="18"/>
-                <w:szCs w:val="18"/>
-              </w:rPr>
-              <w:t xml:space="preserve">4.7%</w:t>
+              <w:t xml:space="preserve">4.8%</w:t>
             </w:r>
           </w:p>
         </w:tc>
@@ -9594,6 +9245,41 @@
                 <w:sz w:val="18"/>
                 <w:szCs w:val="18"/>
               </w:rPr>
+              <w:t xml:space="preserve">ほこり・</w:t>
+            </w:r>
+          </w:p>
+        </w:tc>
+        <w:tc>
+          <w:tcPr>
+            <w:tcW w:type="pct" w:w="9%"/>
+            <w:tcBorders>
+              <w:top w:val="single" w:color="CCCCCC" w:sz="1"/>
+              <w:left w:val="single" w:color="CCCCCC" w:sz="1"/>
+              <w:bottom w:val="single" w:color="CCCCCC" w:sz="1"/>
+              <w:right w:val="single" w:color="CCCCCC" w:sz="1"/>
+            </w:tcBorders>
+            <w:shd w:fill="1B3A5C" w:val="clear"/>
+            <w:tcMar>
+              <w:top w:type="dxa" w:w="80"/>
+              <w:left w:type="dxa" w:w="120"/>
+              <w:bottom w:type="dxa" w:w="80"/>
+              <w:right w:type="dxa" w:w="120"/>
+            </w:tcMar>
+            <w:vAlign w:val="center"/>
+          </w:tcPr>
+          <w:p>
+            <w:pPr>
+              <w:jc w:val="center"/>
+            </w:pPr>
+            <w:r>
+              <w:rPr>
+                <w:rFonts w:ascii="Arial" w:cs="Arial" w:eastAsia="Arial" w:hAnsi="Arial"/>
+                <w:b/>
+                <w:bCs/>
+                <w:color w:val="FFFFFF"/>
+                <w:sz w:val="18"/>
+                <w:szCs w:val="18"/>
+              </w:rPr>
               <w:t xml:space="preserve">タバコ関</w:t>
             </w:r>
           </w:p>
@@ -9629,42 +9315,7 @@
                 <w:sz w:val="18"/>
                 <w:szCs w:val="18"/>
               </w:rPr>
-              <w:t xml:space="preserve">ほこり・</w:t>
-            </w:r>
-          </w:p>
-        </w:tc>
-        <w:tc>
-          <w:tcPr>
-            <w:tcW w:type="pct" w:w="9%"/>
-            <w:tcBorders>
-              <w:top w:val="single" w:color="CCCCCC" w:sz="1"/>
-              <w:left w:val="single" w:color="CCCCCC" w:sz="1"/>
-              <w:bottom w:val="single" w:color="CCCCCC" w:sz="1"/>
-              <w:right w:val="single" w:color="CCCCCC" w:sz="1"/>
-            </w:tcBorders>
-            <w:shd w:fill="1B3A5C" w:val="clear"/>
-            <w:tcMar>
-              <w:top w:type="dxa" w:w="80"/>
-              <w:left w:type="dxa" w:w="120"/>
-              <w:bottom w:type="dxa" w:w="80"/>
-              <w:right w:type="dxa" w:w="120"/>
-            </w:tcMar>
-            <w:vAlign w:val="center"/>
-          </w:tcPr>
-          <w:p>
-            <w:pPr>
-              <w:jc w:val="center"/>
-            </w:pPr>
-            <w:r>
-              <w:rPr>
-                <w:rFonts w:ascii="Arial" w:cs="Arial" w:eastAsia="Arial" w:hAnsi="Arial"/>
-                <w:b/>
-                <w:bCs/>
-                <w:color w:val="FFFFFF"/>
-                <w:sz w:val="18"/>
-                <w:szCs w:val="18"/>
-              </w:rPr>
-              <w:t xml:space="preserve">カビ・モ</w:t>
+              <w:t xml:space="preserve">排水・詰</w:t>
             </w:r>
           </w:p>
         </w:tc>
@@ -9734,7 +9385,7 @@
                 <w:sz w:val="18"/>
                 <w:szCs w:val="18"/>
               </w:rPr>
-              <w:t xml:space="preserve">21</w:t>
+              <w:t xml:space="preserve">10</w:t>
             </w:r>
           </w:p>
         </w:tc>
@@ -9768,7 +9419,7 @@
                 <w:sz w:val="18"/>
                 <w:szCs w:val="18"/>
               </w:rPr>
-              <w:t xml:space="preserve">15.0</w:t>
+              <w:t xml:space="preserve">12.0</w:t>
             </w:r>
           </w:p>
         </w:tc>
@@ -9803,7 +9454,7 @@
                 <w:sz w:val="18"/>
                 <w:szCs w:val="18"/>
               </w:rPr>
-              <w:t xml:space="preserve">15</w:t>
+              <w:t xml:space="preserve">7</w:t>
             </w:r>
           </w:p>
         </w:tc>
@@ -9816,29 +9467,29 @@
               <w:bottom w:val="single" w:color="CCCCCC" w:sz="1"/>
               <w:right w:val="single" w:color="CCCCCC" w:sz="1"/>
             </w:tcBorders>
-            <w:shd w:fill="FFCDD2" w:val="clear"/>
-            <w:tcMar>
-              <w:top w:type="dxa" w:w="80"/>
-              <w:left w:type="dxa" w:w="120"/>
-              <w:bottom w:type="dxa" w:w="80"/>
-              <w:right w:type="dxa" w:w="120"/>
-            </w:tcMar>
-            <w:vAlign w:val="center"/>
-          </w:tcPr>
-          <w:p>
-            <w:pPr>
-              <w:jc w:val="center"/>
-            </w:pPr>
-            <w:r>
-              <w:rPr>
-                <w:rFonts w:ascii="Arial" w:cs="Arial" w:eastAsia="Arial" w:hAnsi="Arial"/>
-                <w:b/>
-                <w:bCs/>
-                <w:color w:val="333333"/>
-                <w:sz w:val="18"/>
-                <w:szCs w:val="18"/>
-              </w:rPr>
-              <w:t xml:space="preserve">7</w:t>
+            <w:shd w:fill="FFF9C4" w:val="clear"/>
+            <w:tcMar>
+              <w:top w:type="dxa" w:w="80"/>
+              <w:left w:type="dxa" w:w="120"/>
+              <w:bottom w:type="dxa" w:w="80"/>
+              <w:right w:type="dxa" w:w="120"/>
+            </w:tcMar>
+            <w:vAlign w:val="center"/>
+          </w:tcPr>
+          <w:p>
+            <w:pPr>
+              <w:jc w:val="center"/>
+            </w:pPr>
+            <w:r>
+              <w:rPr>
+                <w:rFonts w:ascii="Arial" w:cs="Arial" w:eastAsia="Arial" w:hAnsi="Arial"/>
+                <w:b w:val="false"/>
+                <w:bCs w:val="false"/>
+                <w:color w:val="333333"/>
+                <w:sz w:val="18"/>
+                <w:szCs w:val="18"/>
+              </w:rPr>
+              <w:t xml:space="preserve">2</w:t>
             </w:r>
           </w:p>
         </w:tc>
@@ -9908,7 +9559,7 @@
                 <w:sz w:val="18"/>
                 <w:szCs w:val="18"/>
               </w:rPr>
-              <w:t xml:space="preserve">1</w:t>
+              <w:t xml:space="preserve">2</w:t>
             </w:r>
           </w:p>
         </w:tc>
@@ -9921,29 +9572,28 @@
               <w:bottom w:val="single" w:color="CCCCCC" w:sz="1"/>
               <w:right w:val="single" w:color="CCCCCC" w:sz="1"/>
             </w:tcBorders>
-            <w:shd w:fill="FFE0B2" w:val="clear"/>
-            <w:tcMar>
-              <w:top w:type="dxa" w:w="80"/>
-              <w:left w:type="dxa" w:w="120"/>
-              <w:bottom w:type="dxa" w:w="80"/>
-              <w:right w:type="dxa" w:w="120"/>
-            </w:tcMar>
-            <w:vAlign w:val="center"/>
-          </w:tcPr>
-          <w:p>
-            <w:pPr>
-              <w:jc w:val="center"/>
-            </w:pPr>
-            <w:r>
-              <w:rPr>
-                <w:rFonts w:ascii="Arial" w:cs="Arial" w:eastAsia="Arial" w:hAnsi="Arial"/>
-                <w:b/>
-                <w:bCs/>
-                <w:color w:val="333333"/>
-                <w:sz w:val="18"/>
-                <w:szCs w:val="18"/>
-              </w:rPr>
-              <w:t xml:space="preserve">4</w:t>
+            <w:tcMar>
+              <w:top w:type="dxa" w:w="80"/>
+              <w:left w:type="dxa" w:w="120"/>
+              <w:bottom w:type="dxa" w:w="80"/>
+              <w:right w:type="dxa" w:w="120"/>
+            </w:tcMar>
+            <w:vAlign w:val="center"/>
+          </w:tcPr>
+          <w:p>
+            <w:pPr>
+              <w:jc w:val="center"/>
+            </w:pPr>
+            <w:r>
+              <w:rPr>
+                <w:rFonts w:ascii="Arial" w:cs="Arial" w:eastAsia="Arial" w:hAnsi="Arial"/>
+                <w:b w:val="false"/>
+                <w:bCs w:val="false"/>
+                <w:color w:val="333333"/>
+                <w:sz w:val="18"/>
+                <w:szCs w:val="18"/>
+              </w:rPr>
+              <w:t xml:space="preserve">-</w:t>
             </w:r>
           </w:p>
         </w:tc>
@@ -9956,29 +9606,28 @@
               <w:bottom w:val="single" w:color="CCCCCC" w:sz="1"/>
               <w:right w:val="single" w:color="CCCCCC" w:sz="1"/>
             </w:tcBorders>
-            <w:shd w:fill="FFE0B2" w:val="clear"/>
-            <w:tcMar>
-              <w:top w:type="dxa" w:w="80"/>
-              <w:left w:type="dxa" w:w="120"/>
-              <w:bottom w:type="dxa" w:w="80"/>
-              <w:right w:type="dxa" w:w="120"/>
-            </w:tcMar>
-            <w:vAlign w:val="center"/>
-          </w:tcPr>
-          <w:p>
-            <w:pPr>
-              <w:jc w:val="center"/>
-            </w:pPr>
-            <w:r>
-              <w:rPr>
-                <w:rFonts w:ascii="Arial" w:cs="Arial" w:eastAsia="Arial" w:hAnsi="Arial"/>
-                <w:b/>
-                <w:bCs/>
-                <w:color w:val="333333"/>
-                <w:sz w:val="18"/>
-                <w:szCs w:val="18"/>
-              </w:rPr>
-              <w:t xml:space="preserve">3</w:t>
+            <w:tcMar>
+              <w:top w:type="dxa" w:w="80"/>
+              <w:left w:type="dxa" w:w="120"/>
+              <w:bottom w:type="dxa" w:w="80"/>
+              <w:right w:type="dxa" w:w="120"/>
+            </w:tcMar>
+            <w:vAlign w:val="center"/>
+          </w:tcPr>
+          <w:p>
+            <w:pPr>
+              <w:jc w:val="center"/>
+            </w:pPr>
+            <w:r>
+              <w:rPr>
+                <w:rFonts w:ascii="Arial" w:cs="Arial" w:eastAsia="Arial" w:hAnsi="Arial"/>
+                <w:b w:val="false"/>
+                <w:bCs w:val="false"/>
+                <w:color w:val="333333"/>
+                <w:sz w:val="18"/>
+                <w:szCs w:val="18"/>
+              </w:rPr>
+              <w:t xml:space="preserve">-</w:t>
             </w:r>
           </w:p>
         </w:tc>
@@ -10273,29 +9922,29 @@
               <w:bottom w:val="single" w:color="CCCCCC" w:sz="1"/>
               <w:right w:val="single" w:color="CCCCCC" w:sz="1"/>
             </w:tcBorders>
-            <w:shd w:fill="F5F7FA" w:val="clear"/>
-            <w:tcMar>
-              <w:top w:type="dxa" w:w="80"/>
-              <w:left w:type="dxa" w:w="120"/>
-              <w:bottom w:type="dxa" w:w="80"/>
-              <w:right w:type="dxa" w:w="120"/>
-            </w:tcMar>
-            <w:vAlign w:val="center"/>
-          </w:tcPr>
-          <w:p>
-            <w:pPr>
-              <w:jc w:val="center"/>
-            </w:pPr>
-            <w:r>
-              <w:rPr>
-                <w:rFonts w:ascii="Arial" w:cs="Arial" w:eastAsia="Arial" w:hAnsi="Arial"/>
-                <w:b w:val="false"/>
-                <w:bCs w:val="false"/>
-                <w:color w:val="333333"/>
-                <w:sz w:val="18"/>
-                <w:szCs w:val="18"/>
-              </w:rPr>
-              <w:t xml:space="preserve">-</w:t>
+            <w:shd w:fill="FFF9C4" w:val="clear"/>
+            <w:tcMar>
+              <w:top w:type="dxa" w:w="80"/>
+              <w:left w:type="dxa" w:w="120"/>
+              <w:bottom w:type="dxa" w:w="80"/>
+              <w:right w:type="dxa" w:w="120"/>
+            </w:tcMar>
+            <w:vAlign w:val="center"/>
+          </w:tcPr>
+          <w:p>
+            <w:pPr>
+              <w:jc w:val="center"/>
+            </w:pPr>
+            <w:r>
+              <w:rPr>
+                <w:rFonts w:ascii="Arial" w:cs="Arial" w:eastAsia="Arial" w:hAnsi="Arial"/>
+                <w:b w:val="false"/>
+                <w:bCs w:val="false"/>
+                <w:color w:val="333333"/>
+                <w:sz w:val="18"/>
+                <w:szCs w:val="18"/>
+              </w:rPr>
+              <w:t xml:space="preserve">1</w:t>
             </w:r>
           </w:p>
         </w:tc>
@@ -10331,7 +9980,7 @@
                 <w:sz w:val="18"/>
                 <w:szCs w:val="18"/>
               </w:rPr>
-              <w:t xml:space="preserve">チサンホテル浜松町</w:t>
+              <w:t xml:space="preserve">コートホテル新横浜</w:t>
             </w:r>
           </w:p>
         </w:tc>
@@ -10365,7 +10014,7 @@
                 <w:sz w:val="18"/>
                 <w:szCs w:val="18"/>
               </w:rPr>
-              <w:t xml:space="preserve">5</w:t>
+              <w:t xml:space="preserve">10</w:t>
             </w:r>
           </w:p>
         </w:tc>
@@ -10399,7 +10048,7 @@
                 <w:sz w:val="18"/>
                 <w:szCs w:val="18"/>
               </w:rPr>
-              <w:t xml:space="preserve">8.6</w:t>
+              <w:t xml:space="preserve">8.5</w:t>
             </w:r>
           </w:p>
         </w:tc>
@@ -10412,6 +10061,144 @@
               <w:bottom w:val="single" w:color="CCCCCC" w:sz="1"/>
               <w:right w:val="single" w:color="CCCCCC" w:sz="1"/>
             </w:tcBorders>
+            <w:shd w:fill="FFE0B2" w:val="clear"/>
+            <w:tcMar>
+              <w:top w:type="dxa" w:w="80"/>
+              <w:left w:type="dxa" w:w="120"/>
+              <w:bottom w:type="dxa" w:w="80"/>
+              <w:right w:type="dxa" w:w="120"/>
+            </w:tcMar>
+            <w:vAlign w:val="center"/>
+          </w:tcPr>
+          <w:p>
+            <w:pPr>
+              <w:jc w:val="center"/>
+            </w:pPr>
+            <w:r>
+              <w:rPr>
+                <w:rFonts w:ascii="Arial" w:cs="Arial" w:eastAsia="Arial" w:hAnsi="Arial"/>
+                <w:b/>
+                <w:bCs/>
+                <w:color w:val="333333"/>
+                <w:sz w:val="18"/>
+                <w:szCs w:val="18"/>
+              </w:rPr>
+              <w:t xml:space="preserve">4</w:t>
+            </w:r>
+          </w:p>
+        </w:tc>
+        <w:tc>
+          <w:tcPr>
+            <w:tcW w:type="pct" w:w="9%"/>
+            <w:tcBorders>
+              <w:top w:val="single" w:color="CCCCCC" w:sz="1"/>
+              <w:left w:val="single" w:color="CCCCCC" w:sz="1"/>
+              <w:bottom w:val="single" w:color="CCCCCC" w:sz="1"/>
+              <w:right w:val="single" w:color="CCCCCC" w:sz="1"/>
+            </w:tcBorders>
+            <w:shd w:fill="FFE0B2" w:val="clear"/>
+            <w:tcMar>
+              <w:top w:type="dxa" w:w="80"/>
+              <w:left w:type="dxa" w:w="120"/>
+              <w:bottom w:type="dxa" w:w="80"/>
+              <w:right w:type="dxa" w:w="120"/>
+            </w:tcMar>
+            <w:vAlign w:val="center"/>
+          </w:tcPr>
+          <w:p>
+            <w:pPr>
+              <w:jc w:val="center"/>
+            </w:pPr>
+            <w:r>
+              <w:rPr>
+                <w:rFonts w:ascii="Arial" w:cs="Arial" w:eastAsia="Arial" w:hAnsi="Arial"/>
+                <w:b/>
+                <w:bCs/>
+                <w:color w:val="333333"/>
+                <w:sz w:val="18"/>
+                <w:szCs w:val="18"/>
+              </w:rPr>
+              <w:t xml:space="preserve">3</w:t>
+            </w:r>
+          </w:p>
+        </w:tc>
+        <w:tc>
+          <w:tcPr>
+            <w:tcW w:type="pct" w:w="9%"/>
+            <w:tcBorders>
+              <w:top w:val="single" w:color="CCCCCC" w:sz="1"/>
+              <w:left w:val="single" w:color="CCCCCC" w:sz="1"/>
+              <w:bottom w:val="single" w:color="CCCCCC" w:sz="1"/>
+              <w:right w:val="single" w:color="CCCCCC" w:sz="1"/>
+            </w:tcBorders>
+            <w:tcMar>
+              <w:top w:type="dxa" w:w="80"/>
+              <w:left w:type="dxa" w:w="120"/>
+              <w:bottom w:type="dxa" w:w="80"/>
+              <w:right w:type="dxa" w:w="120"/>
+            </w:tcMar>
+            <w:vAlign w:val="center"/>
+          </w:tcPr>
+          <w:p>
+            <w:pPr>
+              <w:jc w:val="center"/>
+            </w:pPr>
+            <w:r>
+              <w:rPr>
+                <w:rFonts w:ascii="Arial" w:cs="Arial" w:eastAsia="Arial" w:hAnsi="Arial"/>
+                <w:b w:val="false"/>
+                <w:bCs w:val="false"/>
+                <w:color w:val="333333"/>
+                <w:sz w:val="18"/>
+                <w:szCs w:val="18"/>
+              </w:rPr>
+              <w:t xml:space="preserve">-</w:t>
+            </w:r>
+          </w:p>
+        </w:tc>
+        <w:tc>
+          <w:tcPr>
+            <w:tcW w:type="pct" w:w="9%"/>
+            <w:tcBorders>
+              <w:top w:val="single" w:color="CCCCCC" w:sz="1"/>
+              <w:left w:val="single" w:color="CCCCCC" w:sz="1"/>
+              <w:bottom w:val="single" w:color="CCCCCC" w:sz="1"/>
+              <w:right w:val="single" w:color="CCCCCC" w:sz="1"/>
+            </w:tcBorders>
+            <w:tcMar>
+              <w:top w:type="dxa" w:w="80"/>
+              <w:left w:type="dxa" w:w="120"/>
+              <w:bottom w:type="dxa" w:w="80"/>
+              <w:right w:type="dxa" w:w="120"/>
+            </w:tcMar>
+            <w:vAlign w:val="center"/>
+          </w:tcPr>
+          <w:p>
+            <w:pPr>
+              <w:jc w:val="center"/>
+            </w:pPr>
+            <w:r>
+              <w:rPr>
+                <w:rFonts w:ascii="Arial" w:cs="Arial" w:eastAsia="Arial" w:hAnsi="Arial"/>
+                <w:b w:val="false"/>
+                <w:bCs w:val="false"/>
+                <w:color w:val="333333"/>
+                <w:sz w:val="18"/>
+                <w:szCs w:val="18"/>
+              </w:rPr>
+              <w:t xml:space="preserve">-</w:t>
+            </w:r>
+          </w:p>
+        </w:tc>
+        <w:tc>
+          <w:tcPr>
+            <w:tcW w:type="pct" w:w="9%"/>
+            <w:tcBorders>
+              <w:top w:val="single" w:color="CCCCCC" w:sz="1"/>
+              <w:left w:val="single" w:color="CCCCCC" w:sz="1"/>
+              <w:bottom w:val="single" w:color="CCCCCC" w:sz="1"/>
+              <w:right w:val="single" w:color="CCCCCC" w:sz="1"/>
+            </w:tcBorders>
             <w:shd w:fill="FFF9C4" w:val="clear"/>
             <w:tcMar>
               <w:top w:type="dxa" w:w="80"/>
@@ -10447,165 +10234,29 @@
               <w:bottom w:val="single" w:color="CCCCCC" w:sz="1"/>
               <w:right w:val="single" w:color="CCCCCC" w:sz="1"/>
             </w:tcBorders>
-            <w:tcMar>
-              <w:top w:type="dxa" w:w="80"/>
-              <w:left w:type="dxa" w:w="120"/>
-              <w:bottom w:type="dxa" w:w="80"/>
-              <w:right w:type="dxa" w:w="120"/>
-            </w:tcMar>
-            <w:vAlign w:val="center"/>
-          </w:tcPr>
-          <w:p>
-            <w:pPr>
-              <w:jc w:val="center"/>
-            </w:pPr>
-            <w:r>
-              <w:rPr>
-                <w:rFonts w:ascii="Arial" w:cs="Arial" w:eastAsia="Arial" w:hAnsi="Arial"/>
-                <w:b w:val="false"/>
-                <w:bCs w:val="false"/>
-                <w:color w:val="333333"/>
-                <w:sz w:val="18"/>
-                <w:szCs w:val="18"/>
-              </w:rPr>
-              <w:t xml:space="preserve">-</w:t>
-            </w:r>
-          </w:p>
-        </w:tc>
-        <w:tc>
-          <w:tcPr>
-            <w:tcW w:type="pct" w:w="9%"/>
-            <w:tcBorders>
-              <w:top w:val="single" w:color="CCCCCC" w:sz="1"/>
-              <w:left w:val="single" w:color="CCCCCC" w:sz="1"/>
-              <w:bottom w:val="single" w:color="CCCCCC" w:sz="1"/>
-              <w:right w:val="single" w:color="CCCCCC" w:sz="1"/>
-            </w:tcBorders>
-            <w:tcMar>
-              <w:top w:type="dxa" w:w="80"/>
-              <w:left w:type="dxa" w:w="120"/>
-              <w:bottom w:type="dxa" w:w="80"/>
-              <w:right w:type="dxa" w:w="120"/>
-            </w:tcMar>
-            <w:vAlign w:val="center"/>
-          </w:tcPr>
-          <w:p>
-            <w:pPr>
-              <w:jc w:val="center"/>
-            </w:pPr>
-            <w:r>
-              <w:rPr>
-                <w:rFonts w:ascii="Arial" w:cs="Arial" w:eastAsia="Arial" w:hAnsi="Arial"/>
-                <w:b w:val="false"/>
-                <w:bCs w:val="false"/>
-                <w:color w:val="333333"/>
-                <w:sz w:val="18"/>
-                <w:szCs w:val="18"/>
-              </w:rPr>
-              <w:t xml:space="preserve">-</w:t>
-            </w:r>
-          </w:p>
-        </w:tc>
-        <w:tc>
-          <w:tcPr>
-            <w:tcW w:type="pct" w:w="9%"/>
-            <w:tcBorders>
-              <w:top w:val="single" w:color="CCCCCC" w:sz="1"/>
-              <w:left w:val="single" w:color="CCCCCC" w:sz="1"/>
-              <w:bottom w:val="single" w:color="CCCCCC" w:sz="1"/>
-              <w:right w:val="single" w:color="CCCCCC" w:sz="1"/>
-            </w:tcBorders>
-            <w:tcMar>
-              <w:top w:type="dxa" w:w="80"/>
-              <w:left w:type="dxa" w:w="120"/>
-              <w:bottom w:type="dxa" w:w="80"/>
-              <w:right w:type="dxa" w:w="120"/>
-            </w:tcMar>
-            <w:vAlign w:val="center"/>
-          </w:tcPr>
-          <w:p>
-            <w:pPr>
-              <w:jc w:val="center"/>
-            </w:pPr>
-            <w:r>
-              <w:rPr>
-                <w:rFonts w:ascii="Arial" w:cs="Arial" w:eastAsia="Arial" w:hAnsi="Arial"/>
-                <w:b w:val="false"/>
-                <w:bCs w:val="false"/>
-                <w:color w:val="333333"/>
-                <w:sz w:val="18"/>
-                <w:szCs w:val="18"/>
-              </w:rPr>
-              <w:t xml:space="preserve">-</w:t>
-            </w:r>
-          </w:p>
-        </w:tc>
-        <w:tc>
-          <w:tcPr>
-            <w:tcW w:type="pct" w:w="9%"/>
-            <w:tcBorders>
-              <w:top w:val="single" w:color="CCCCCC" w:sz="1"/>
-              <w:left w:val="single" w:color="CCCCCC" w:sz="1"/>
-              <w:bottom w:val="single" w:color="CCCCCC" w:sz="1"/>
-              <w:right w:val="single" w:color="CCCCCC" w:sz="1"/>
-            </w:tcBorders>
-            <w:shd w:fill="FFE0B2" w:val="clear"/>
-            <w:tcMar>
-              <w:top w:type="dxa" w:w="80"/>
-              <w:left w:type="dxa" w:w="120"/>
-              <w:bottom w:type="dxa" w:w="80"/>
-              <w:right w:type="dxa" w:w="120"/>
-            </w:tcMar>
-            <w:vAlign w:val="center"/>
-          </w:tcPr>
-          <w:p>
-            <w:pPr>
-              <w:jc w:val="center"/>
-            </w:pPr>
-            <w:r>
-              <w:rPr>
-                <w:rFonts w:ascii="Arial" w:cs="Arial" w:eastAsia="Arial" w:hAnsi="Arial"/>
-                <w:b/>
-                <w:bCs/>
-                <w:color w:val="333333"/>
-                <w:sz w:val="18"/>
-                <w:szCs w:val="18"/>
-              </w:rPr>
-              <w:t xml:space="preserve">3</w:t>
-            </w:r>
-          </w:p>
-        </w:tc>
-        <w:tc>
-          <w:tcPr>
-            <w:tcW w:type="pct" w:w="9%"/>
-            <w:tcBorders>
-              <w:top w:val="single" w:color="CCCCCC" w:sz="1"/>
-              <w:left w:val="single" w:color="CCCCCC" w:sz="1"/>
-              <w:bottom w:val="single" w:color="CCCCCC" w:sz="1"/>
-              <w:right w:val="single" w:color="CCCCCC" w:sz="1"/>
-            </w:tcBorders>
-            <w:tcMar>
-              <w:top w:type="dxa" w:w="80"/>
-              <w:left w:type="dxa" w:w="120"/>
-              <w:bottom w:type="dxa" w:w="80"/>
-              <w:right w:type="dxa" w:w="120"/>
-            </w:tcMar>
-            <w:vAlign w:val="center"/>
-          </w:tcPr>
-          <w:p>
-            <w:pPr>
-              <w:jc w:val="center"/>
-            </w:pPr>
-            <w:r>
-              <w:rPr>
-                <w:rFonts w:ascii="Arial" w:cs="Arial" w:eastAsia="Arial" w:hAnsi="Arial"/>
-                <w:b w:val="false"/>
-                <w:bCs w:val="false"/>
-                <w:color w:val="333333"/>
-                <w:sz w:val="18"/>
-                <w:szCs w:val="18"/>
-              </w:rPr>
-              <w:t xml:space="preserve">-</w:t>
+            <w:shd w:fill="FFF9C4" w:val="clear"/>
+            <w:tcMar>
+              <w:top w:type="dxa" w:w="80"/>
+              <w:left w:type="dxa" w:w="120"/>
+              <w:bottom w:type="dxa" w:w="80"/>
+              <w:right w:type="dxa" w:w="120"/>
+            </w:tcMar>
+            <w:vAlign w:val="center"/>
+          </w:tcPr>
+          <w:p>
+            <w:pPr>
+              <w:jc w:val="center"/>
+            </w:pPr>
+            <w:r>
+              <w:rPr>
+                <w:rFonts w:ascii="Arial" w:cs="Arial" w:eastAsia="Arial" w:hAnsi="Arial"/>
+                <w:b w:val="false"/>
+                <w:bCs w:val="false"/>
+                <w:color w:val="333333"/>
+                <w:sz w:val="18"/>
+                <w:szCs w:val="18"/>
+              </w:rPr>
+              <w:t xml:space="preserve">1</w:t>
             </w:r>
           </w:p>
         </w:tc>
@@ -10642,7 +10293,7 @@
                 <w:sz w:val="18"/>
                 <w:szCs w:val="18"/>
               </w:rPr>
-              <w:t xml:space="preserve">コートホテル新横浜</w:t>
+              <w:t xml:space="preserve">チサンホテル浜松町</w:t>
             </w:r>
           </w:p>
         </w:tc>
@@ -10677,7 +10328,7 @@
                 <w:sz w:val="18"/>
                 <w:szCs w:val="18"/>
               </w:rPr>
-              <w:t xml:space="preserve">10</w:t>
+              <w:t xml:space="preserve">5</w:t>
             </w:r>
           </w:p>
         </w:tc>
@@ -10712,7 +10363,7 @@
                 <w:sz w:val="18"/>
                 <w:szCs w:val="18"/>
               </w:rPr>
-              <w:t xml:space="preserve">8.5</w:t>
+              <w:t xml:space="preserve">7.9</w:t>
             </w:r>
           </w:p>
         </w:tc>
@@ -10725,6 +10376,111 @@
               <w:bottom w:val="single" w:color="CCCCCC" w:sz="1"/>
               <w:right w:val="single" w:color="CCCCCC" w:sz="1"/>
             </w:tcBorders>
+            <w:shd w:fill="FFF9C4" w:val="clear"/>
+            <w:tcMar>
+              <w:top w:type="dxa" w:w="80"/>
+              <w:left w:type="dxa" w:w="120"/>
+              <w:bottom w:type="dxa" w:w="80"/>
+              <w:right w:type="dxa" w:w="120"/>
+            </w:tcMar>
+            <w:vAlign w:val="center"/>
+          </w:tcPr>
+          <w:p>
+            <w:pPr>
+              <w:jc w:val="center"/>
+            </w:pPr>
+            <w:r>
+              <w:rPr>
+                <w:rFonts w:ascii="Arial" w:cs="Arial" w:eastAsia="Arial" w:hAnsi="Arial"/>
+                <w:b w:val="false"/>
+                <w:bCs w:val="false"/>
+                <w:color w:val="333333"/>
+                <w:sz w:val="18"/>
+                <w:szCs w:val="18"/>
+              </w:rPr>
+              <w:t xml:space="preserve">2</w:t>
+            </w:r>
+          </w:p>
+        </w:tc>
+        <w:tc>
+          <w:tcPr>
+            <w:tcW w:type="pct" w:w="9%"/>
+            <w:tcBorders>
+              <w:top w:val="single" w:color="CCCCCC" w:sz="1"/>
+              <w:left w:val="single" w:color="CCCCCC" w:sz="1"/>
+              <w:bottom w:val="single" w:color="CCCCCC" w:sz="1"/>
+              <w:right w:val="single" w:color="CCCCCC" w:sz="1"/>
+            </w:tcBorders>
+            <w:shd w:fill="F5F7FA" w:val="clear"/>
+            <w:tcMar>
+              <w:top w:type="dxa" w:w="80"/>
+              <w:left w:type="dxa" w:w="120"/>
+              <w:bottom w:type="dxa" w:w="80"/>
+              <w:right w:type="dxa" w:w="120"/>
+            </w:tcMar>
+            <w:vAlign w:val="center"/>
+          </w:tcPr>
+          <w:p>
+            <w:pPr>
+              <w:jc w:val="center"/>
+            </w:pPr>
+            <w:r>
+              <w:rPr>
+                <w:rFonts w:ascii="Arial" w:cs="Arial" w:eastAsia="Arial" w:hAnsi="Arial"/>
+                <w:b w:val="false"/>
+                <w:bCs w:val="false"/>
+                <w:color w:val="333333"/>
+                <w:sz w:val="18"/>
+                <w:szCs w:val="18"/>
+              </w:rPr>
+              <w:t xml:space="preserve">-</w:t>
+            </w:r>
+          </w:p>
+        </w:tc>
+        <w:tc>
+          <w:tcPr>
+            <w:tcW w:type="pct" w:w="9%"/>
+            <w:tcBorders>
+              <w:top w:val="single" w:color="CCCCCC" w:sz="1"/>
+              <w:left w:val="single" w:color="CCCCCC" w:sz="1"/>
+              <w:bottom w:val="single" w:color="CCCCCC" w:sz="1"/>
+              <w:right w:val="single" w:color="CCCCCC" w:sz="1"/>
+            </w:tcBorders>
+            <w:shd w:fill="F5F7FA" w:val="clear"/>
+            <w:tcMar>
+              <w:top w:type="dxa" w:w="80"/>
+              <w:left w:type="dxa" w:w="120"/>
+              <w:bottom w:type="dxa" w:w="80"/>
+              <w:right w:type="dxa" w:w="120"/>
+            </w:tcMar>
+            <w:vAlign w:val="center"/>
+          </w:tcPr>
+          <w:p>
+            <w:pPr>
+              <w:jc w:val="center"/>
+            </w:pPr>
+            <w:r>
+              <w:rPr>
+                <w:rFonts w:ascii="Arial" w:cs="Arial" w:eastAsia="Arial" w:hAnsi="Arial"/>
+                <w:b w:val="false"/>
+                <w:bCs w:val="false"/>
+                <w:color w:val="333333"/>
+                <w:sz w:val="18"/>
+                <w:szCs w:val="18"/>
+              </w:rPr>
+              <w:t xml:space="preserve">-</w:t>
+            </w:r>
+          </w:p>
+        </w:tc>
+        <w:tc>
+          <w:tcPr>
+            <w:tcW w:type="pct" w:w="9%"/>
+            <w:tcBorders>
+              <w:top w:val="single" w:color="CCCCCC" w:sz="1"/>
+              <w:left w:val="single" w:color="CCCCCC" w:sz="1"/>
+              <w:bottom w:val="single" w:color="CCCCCC" w:sz="1"/>
+              <w:right w:val="single" w:color="CCCCCC" w:sz="1"/>
+            </w:tcBorders>
             <w:shd w:fill="FFE0B2" w:val="clear"/>
             <w:tcMar>
               <w:top w:type="dxa" w:w="80"/>
@@ -10747,112 +10503,7 @@
                 <w:sz w:val="18"/>
                 <w:szCs w:val="18"/>
               </w:rPr>
-              <w:t xml:space="preserve">4</w:t>
-            </w:r>
-          </w:p>
-        </w:tc>
-        <w:tc>
-          <w:tcPr>
-            <w:tcW w:type="pct" w:w="9%"/>
-            <w:tcBorders>
-              <w:top w:val="single" w:color="CCCCCC" w:sz="1"/>
-              <w:left w:val="single" w:color="CCCCCC" w:sz="1"/>
-              <w:bottom w:val="single" w:color="CCCCCC" w:sz="1"/>
-              <w:right w:val="single" w:color="CCCCCC" w:sz="1"/>
-            </w:tcBorders>
-            <w:shd w:fill="FFE0B2" w:val="clear"/>
-            <w:tcMar>
-              <w:top w:type="dxa" w:w="80"/>
-              <w:left w:type="dxa" w:w="120"/>
-              <w:bottom w:type="dxa" w:w="80"/>
-              <w:right w:type="dxa" w:w="120"/>
-            </w:tcMar>
-            <w:vAlign w:val="center"/>
-          </w:tcPr>
-          <w:p>
-            <w:pPr>
-              <w:jc w:val="center"/>
-            </w:pPr>
-            <w:r>
-              <w:rPr>
-                <w:rFonts w:ascii="Arial" w:cs="Arial" w:eastAsia="Arial" w:hAnsi="Arial"/>
-                <w:b/>
-                <w:bCs/>
-                <w:color w:val="333333"/>
-                <w:sz w:val="18"/>
-                <w:szCs w:val="18"/>
-              </w:rPr>
               <w:t xml:space="preserve">3</w:t>
-            </w:r>
-          </w:p>
-        </w:tc>
-        <w:tc>
-          <w:tcPr>
-            <w:tcW w:type="pct" w:w="9%"/>
-            <w:tcBorders>
-              <w:top w:val="single" w:color="CCCCCC" w:sz="1"/>
-              <w:left w:val="single" w:color="CCCCCC" w:sz="1"/>
-              <w:bottom w:val="single" w:color="CCCCCC" w:sz="1"/>
-              <w:right w:val="single" w:color="CCCCCC" w:sz="1"/>
-            </w:tcBorders>
-            <w:shd w:fill="F5F7FA" w:val="clear"/>
-            <w:tcMar>
-              <w:top w:type="dxa" w:w="80"/>
-              <w:left w:type="dxa" w:w="120"/>
-              <w:bottom w:type="dxa" w:w="80"/>
-              <w:right w:type="dxa" w:w="120"/>
-            </w:tcMar>
-            <w:vAlign w:val="center"/>
-          </w:tcPr>
-          <w:p>
-            <w:pPr>
-              <w:jc w:val="center"/>
-            </w:pPr>
-            <w:r>
-              <w:rPr>
-                <w:rFonts w:ascii="Arial" w:cs="Arial" w:eastAsia="Arial" w:hAnsi="Arial"/>
-                <w:b w:val="false"/>
-                <w:bCs w:val="false"/>
-                <w:color w:val="333333"/>
-                <w:sz w:val="18"/>
-                <w:szCs w:val="18"/>
-              </w:rPr>
-              <w:t xml:space="preserve">-</w:t>
-            </w:r>
-          </w:p>
-        </w:tc>
-        <w:tc>
-          <w:tcPr>
-            <w:tcW w:type="pct" w:w="9%"/>
-            <w:tcBorders>
-              <w:top w:val="single" w:color="CCCCCC" w:sz="1"/>
-              <w:left w:val="single" w:color="CCCCCC" w:sz="1"/>
-              <w:bottom w:val="single" w:color="CCCCCC" w:sz="1"/>
-              <w:right w:val="single" w:color="CCCCCC" w:sz="1"/>
-            </w:tcBorders>
-            <w:shd w:fill="FFF9C4" w:val="clear"/>
-            <w:tcMar>
-              <w:top w:type="dxa" w:w="80"/>
-              <w:left w:type="dxa" w:w="120"/>
-              <w:bottom w:type="dxa" w:w="80"/>
-              <w:right w:type="dxa" w:w="120"/>
-            </w:tcMar>
-            <w:vAlign w:val="center"/>
-          </w:tcPr>
-          <w:p>
-            <w:pPr>
-              <w:jc w:val="center"/>
-            </w:pPr>
-            <w:r>
-              <w:rPr>
-                <w:rFonts w:ascii="Arial" w:cs="Arial" w:eastAsia="Arial" w:hAnsi="Arial"/>
-                <w:b w:val="false"/>
-                <w:bCs w:val="false"/>
-                <w:color w:val="333333"/>
-                <w:sz w:val="18"/>
-                <w:szCs w:val="18"/>
-              </w:rPr>
-              <w:t xml:space="preserve">2</w:t>
             </w:r>
           </w:p>
         </w:tc>
@@ -11213,29 +10864,28 @@
               <w:bottom w:val="single" w:color="CCCCCC" w:sz="1"/>
               <w:right w:val="single" w:color="CCCCCC" w:sz="1"/>
             </w:tcBorders>
-            <w:shd w:fill="FFF9C4" w:val="clear"/>
-            <w:tcMar>
-              <w:top w:type="dxa" w:w="80"/>
-              <w:left w:type="dxa" w:w="120"/>
-              <w:bottom w:type="dxa" w:w="80"/>
-              <w:right w:type="dxa" w:w="120"/>
-            </w:tcMar>
-            <w:vAlign w:val="center"/>
-          </w:tcPr>
-          <w:p>
-            <w:pPr>
-              <w:jc w:val="center"/>
-            </w:pPr>
-            <w:r>
-              <w:rPr>
-                <w:rFonts w:ascii="Arial" w:cs="Arial" w:eastAsia="Arial" w:hAnsi="Arial"/>
-                <w:b w:val="false"/>
-                <w:bCs w:val="false"/>
-                <w:color w:val="333333"/>
-                <w:sz w:val="18"/>
-                <w:szCs w:val="18"/>
-              </w:rPr>
-              <w:t xml:space="preserve">1</w:t>
+            <w:tcMar>
+              <w:top w:type="dxa" w:w="80"/>
+              <w:left w:type="dxa" w:w="120"/>
+              <w:bottom w:type="dxa" w:w="80"/>
+              <w:right w:type="dxa" w:w="120"/>
+            </w:tcMar>
+            <w:vAlign w:val="center"/>
+          </w:tcPr>
+          <w:p>
+            <w:pPr>
+              <w:jc w:val="center"/>
+            </w:pPr>
+            <w:r>
+              <w:rPr>
+                <w:rFonts w:ascii="Arial" w:cs="Arial" w:eastAsia="Arial" w:hAnsi="Arial"/>
+                <w:b w:val="false"/>
+                <w:bCs w:val="false"/>
+                <w:color w:val="333333"/>
+                <w:sz w:val="18"/>
+                <w:szCs w:val="18"/>
+              </w:rPr>
+              <w:t xml:space="preserve">-</w:t>
             </w:r>
           </w:p>
         </w:tc>
@@ -11272,7 +10922,7 @@
                 <w:sz w:val="18"/>
                 <w:szCs w:val="18"/>
               </w:rPr>
-              <w:t xml:space="preserve">コンフォートイン六本木</w:t>
+              <w:t xml:space="preserve">ダイワロイネットホテル東京大崎</w:t>
             </w:r>
           </w:p>
         </w:tc>
@@ -11307,7 +10957,7 @@
                 <w:sz w:val="18"/>
                 <w:szCs w:val="18"/>
               </w:rPr>
-              <w:t xml:space="preserve">8</w:t>
+              <w:t xml:space="preserve">3</w:t>
             </w:r>
           </w:p>
         </w:tc>
@@ -11342,7 +10992,7 @@
                 <w:sz w:val="18"/>
                 <w:szCs w:val="18"/>
               </w:rPr>
-              <w:t xml:space="preserve">5.8</w:t>
+              <w:t xml:space="preserve">7.1</w:t>
             </w:r>
           </w:p>
         </w:tc>
@@ -11355,6 +11005,76 @@
               <w:bottom w:val="single" w:color="CCCCCC" w:sz="1"/>
               <w:right w:val="single" w:color="CCCCCC" w:sz="1"/>
             </w:tcBorders>
+            <w:shd w:fill="FFE0B2" w:val="clear"/>
+            <w:tcMar>
+              <w:top w:type="dxa" w:w="80"/>
+              <w:left w:type="dxa" w:w="120"/>
+              <w:bottom w:type="dxa" w:w="80"/>
+              <w:right w:type="dxa" w:w="120"/>
+            </w:tcMar>
+            <w:vAlign w:val="center"/>
+          </w:tcPr>
+          <w:p>
+            <w:pPr>
+              <w:jc w:val="center"/>
+            </w:pPr>
+            <w:r>
+              <w:rPr>
+                <w:rFonts w:ascii="Arial" w:cs="Arial" w:eastAsia="Arial" w:hAnsi="Arial"/>
+                <w:b/>
+                <w:bCs/>
+                <w:color w:val="333333"/>
+                <w:sz w:val="18"/>
+                <w:szCs w:val="18"/>
+              </w:rPr>
+              <w:t xml:space="preserve">3</w:t>
+            </w:r>
+          </w:p>
+        </w:tc>
+        <w:tc>
+          <w:tcPr>
+            <w:tcW w:type="pct" w:w="9%"/>
+            <w:tcBorders>
+              <w:top w:val="single" w:color="CCCCCC" w:sz="1"/>
+              <w:left w:val="single" w:color="CCCCCC" w:sz="1"/>
+              <w:bottom w:val="single" w:color="CCCCCC" w:sz="1"/>
+              <w:right w:val="single" w:color="CCCCCC" w:sz="1"/>
+            </w:tcBorders>
+            <w:shd w:fill="F5F7FA" w:val="clear"/>
+            <w:tcMar>
+              <w:top w:type="dxa" w:w="80"/>
+              <w:left w:type="dxa" w:w="120"/>
+              <w:bottom w:type="dxa" w:w="80"/>
+              <w:right w:type="dxa" w:w="120"/>
+            </w:tcMar>
+            <w:vAlign w:val="center"/>
+          </w:tcPr>
+          <w:p>
+            <w:pPr>
+              <w:jc w:val="center"/>
+            </w:pPr>
+            <w:r>
+              <w:rPr>
+                <w:rFonts w:ascii="Arial" w:cs="Arial" w:eastAsia="Arial" w:hAnsi="Arial"/>
+                <w:b w:val="false"/>
+                <w:bCs w:val="false"/>
+                <w:color w:val="333333"/>
+                <w:sz w:val="18"/>
+                <w:szCs w:val="18"/>
+              </w:rPr>
+              <w:t xml:space="preserve">-</w:t>
+            </w:r>
+          </w:p>
+        </w:tc>
+        <w:tc>
+          <w:tcPr>
+            <w:tcW w:type="pct" w:w="9%"/>
+            <w:tcBorders>
+              <w:top w:val="single" w:color="CCCCCC" w:sz="1"/>
+              <w:left w:val="single" w:color="CCCCCC" w:sz="1"/>
+              <w:bottom w:val="single" w:color="CCCCCC" w:sz="1"/>
+              <w:right w:val="single" w:color="CCCCCC" w:sz="1"/>
+            </w:tcBorders>
             <w:shd w:fill="FFF9C4" w:val="clear"/>
             <w:tcMar>
               <w:top w:type="dxa" w:w="80"/>
@@ -11377,7 +11097,7 @@
                 <w:sz w:val="18"/>
                 <w:szCs w:val="18"/>
               </w:rPr>
-              <w:t xml:space="preserve">2</w:t>
+              <w:t xml:space="preserve">1</w:t>
             </w:r>
           </w:p>
         </w:tc>
@@ -11390,29 +11110,29 @@
               <w:bottom w:val="single" w:color="CCCCCC" w:sz="1"/>
               <w:right w:val="single" w:color="CCCCCC" w:sz="1"/>
             </w:tcBorders>
-            <w:shd w:fill="FFE0B2" w:val="clear"/>
-            <w:tcMar>
-              <w:top w:type="dxa" w:w="80"/>
-              <w:left w:type="dxa" w:w="120"/>
-              <w:bottom w:type="dxa" w:w="80"/>
-              <w:right w:type="dxa" w:w="120"/>
-            </w:tcMar>
-            <w:vAlign w:val="center"/>
-          </w:tcPr>
-          <w:p>
-            <w:pPr>
-              <w:jc w:val="center"/>
-            </w:pPr>
-            <w:r>
-              <w:rPr>
-                <w:rFonts w:ascii="Arial" w:cs="Arial" w:eastAsia="Arial" w:hAnsi="Arial"/>
-                <w:b/>
-                <w:bCs/>
-                <w:color w:val="333333"/>
-                <w:sz w:val="18"/>
-                <w:szCs w:val="18"/>
-              </w:rPr>
-              <w:t xml:space="preserve">4</w:t>
+            <w:shd w:fill="F5F7FA" w:val="clear"/>
+            <w:tcMar>
+              <w:top w:type="dxa" w:w="80"/>
+              <w:left w:type="dxa" w:w="120"/>
+              <w:bottom w:type="dxa" w:w="80"/>
+              <w:right w:type="dxa" w:w="120"/>
+            </w:tcMar>
+            <w:vAlign w:val="center"/>
+          </w:tcPr>
+          <w:p>
+            <w:pPr>
+              <w:jc w:val="center"/>
+            </w:pPr>
+            <w:r>
+              <w:rPr>
+                <w:rFonts w:ascii="Arial" w:cs="Arial" w:eastAsia="Arial" w:hAnsi="Arial"/>
+                <w:b w:val="false"/>
+                <w:bCs w:val="false"/>
+                <w:color w:val="333333"/>
+                <w:sz w:val="18"/>
+                <w:szCs w:val="18"/>
+              </w:rPr>
+              <w:t xml:space="preserve">-</w:t>
             </w:r>
           </w:p>
         </w:tc>
@@ -11460,41 +11180,6 @@
               <w:bottom w:val="single" w:color="CCCCCC" w:sz="1"/>
               <w:right w:val="single" w:color="CCCCCC" w:sz="1"/>
             </w:tcBorders>
-            <w:shd w:fill="FFF9C4" w:val="clear"/>
-            <w:tcMar>
-              <w:top w:type="dxa" w:w="80"/>
-              <w:left w:type="dxa" w:w="120"/>
-              <w:bottom w:type="dxa" w:w="80"/>
-              <w:right w:type="dxa" w:w="120"/>
-            </w:tcMar>
-            <w:vAlign w:val="center"/>
-          </w:tcPr>
-          <w:p>
-            <w:pPr>
-              <w:jc w:val="center"/>
-            </w:pPr>
-            <w:r>
-              <w:rPr>
-                <w:rFonts w:ascii="Arial" w:cs="Arial" w:eastAsia="Arial" w:hAnsi="Arial"/>
-                <w:b w:val="false"/>
-                <w:bCs w:val="false"/>
-                <w:color w:val="333333"/>
-                <w:sz w:val="18"/>
-                <w:szCs w:val="18"/>
-              </w:rPr>
-              <w:t xml:space="preserve">1</w:t>
-            </w:r>
-          </w:p>
-        </w:tc>
-        <w:tc>
-          <w:tcPr>
-            <w:tcW w:type="pct" w:w="9%"/>
-            <w:tcBorders>
-              <w:top w:val="single" w:color="CCCCCC" w:sz="1"/>
-              <w:left w:val="single" w:color="CCCCCC" w:sz="1"/>
-              <w:bottom w:val="single" w:color="CCCCCC" w:sz="1"/>
-              <w:right w:val="single" w:color="CCCCCC" w:sz="1"/>
-            </w:tcBorders>
             <w:shd w:fill="F5F7FA" w:val="clear"/>
             <w:tcMar>
               <w:top w:type="dxa" w:w="80"/>
@@ -11518,41 +11203,6 @@
                 <w:szCs w:val="18"/>
               </w:rPr>
               <w:t xml:space="preserve">-</w:t>
-            </w:r>
-          </w:p>
-        </w:tc>
-        <w:tc>
-          <w:tcPr>
-            <w:tcW w:type="pct" w:w="9%"/>
-            <w:tcBorders>
-              <w:top w:val="single" w:color="CCCCCC" w:sz="1"/>
-              <w:left w:val="single" w:color="CCCCCC" w:sz="1"/>
-              <w:bottom w:val="single" w:color="CCCCCC" w:sz="1"/>
-              <w:right w:val="single" w:color="CCCCCC" w:sz="1"/>
-            </w:tcBorders>
-            <w:shd w:fill="FFF9C4" w:val="clear"/>
-            <w:tcMar>
-              <w:top w:type="dxa" w:w="80"/>
-              <w:left w:type="dxa" w:w="120"/>
-              <w:bottom w:type="dxa" w:w="80"/>
-              <w:right w:type="dxa" w:w="120"/>
-            </w:tcMar>
-            <w:vAlign w:val="center"/>
-          </w:tcPr>
-          <w:p>
-            <w:pPr>
-              <w:jc w:val="center"/>
-            </w:pPr>
-            <w:r>
-              <w:rPr>
-                <w:rFonts w:ascii="Arial" w:cs="Arial" w:eastAsia="Arial" w:hAnsi="Arial"/>
-                <w:b w:val="false"/>
-                <w:bCs w:val="false"/>
-                <w:color w:val="333333"/>
-                <w:sz w:val="18"/>
-                <w:szCs w:val="18"/>
-              </w:rPr>
-              <w:t xml:space="preserve">2</w:t>
             </w:r>
           </w:p>
         </w:tc>
@@ -11588,7 +11238,7 @@
                 <w:sz w:val="18"/>
                 <w:szCs w:val="18"/>
               </w:rPr>
-              <w:t xml:space="preserve">ハートンホテル東品川</w:t>
+              <w:t xml:space="preserve">川崎日航ホテル</w:t>
             </w:r>
           </w:p>
         </w:tc>
@@ -11669,29 +11319,29 @@
               <w:bottom w:val="single" w:color="CCCCCC" w:sz="1"/>
               <w:right w:val="single" w:color="CCCCCC" w:sz="1"/>
             </w:tcBorders>
-            <w:shd w:fill="FFE0B2" w:val="clear"/>
-            <w:tcMar>
-              <w:top w:type="dxa" w:w="80"/>
-              <w:left w:type="dxa" w:w="120"/>
-              <w:bottom w:type="dxa" w:w="80"/>
-              <w:right w:type="dxa" w:w="120"/>
-            </w:tcMar>
-            <w:vAlign w:val="center"/>
-          </w:tcPr>
-          <w:p>
-            <w:pPr>
-              <w:jc w:val="center"/>
-            </w:pPr>
-            <w:r>
-              <w:rPr>
-                <w:rFonts w:ascii="Arial" w:cs="Arial" w:eastAsia="Arial" w:hAnsi="Arial"/>
-                <w:b/>
-                <w:bCs/>
-                <w:color w:val="333333"/>
-                <w:sz w:val="18"/>
-                <w:szCs w:val="18"/>
-              </w:rPr>
-              <w:t xml:space="preserve">5</w:t>
+            <w:shd w:fill="FFCDD2" w:val="clear"/>
+            <w:tcMar>
+              <w:top w:type="dxa" w:w="80"/>
+              <w:left w:type="dxa" w:w="120"/>
+              <w:bottom w:type="dxa" w:w="80"/>
+              <w:right w:type="dxa" w:w="120"/>
+            </w:tcMar>
+            <w:vAlign w:val="center"/>
+          </w:tcPr>
+          <w:p>
+            <w:pPr>
+              <w:jc w:val="center"/>
+            </w:pPr>
+            <w:r>
+              <w:rPr>
+                <w:rFonts w:ascii="Arial" w:cs="Arial" w:eastAsia="Arial" w:hAnsi="Arial"/>
+                <w:b/>
+                <w:bCs/>
+                <w:color w:val="333333"/>
+                <w:sz w:val="18"/>
+                <w:szCs w:val="18"/>
+              </w:rPr>
+              <w:t xml:space="preserve">6</w:t>
             </w:r>
           </w:p>
         </w:tc>
@@ -11773,29 +11423,28 @@
               <w:bottom w:val="single" w:color="CCCCCC" w:sz="1"/>
               <w:right w:val="single" w:color="CCCCCC" w:sz="1"/>
             </w:tcBorders>
-            <w:shd w:fill="FFF9C4" w:val="clear"/>
-            <w:tcMar>
-              <w:top w:type="dxa" w:w="80"/>
-              <w:left w:type="dxa" w:w="120"/>
-              <w:bottom w:type="dxa" w:w="80"/>
-              <w:right w:type="dxa" w:w="120"/>
-            </w:tcMar>
-            <w:vAlign w:val="center"/>
-          </w:tcPr>
-          <w:p>
-            <w:pPr>
-              <w:jc w:val="center"/>
-            </w:pPr>
-            <w:r>
-              <w:rPr>
-                <w:rFonts w:ascii="Arial" w:cs="Arial" w:eastAsia="Arial" w:hAnsi="Arial"/>
-                <w:b w:val="false"/>
-                <w:bCs w:val="false"/>
-                <w:color w:val="333333"/>
-                <w:sz w:val="18"/>
-                <w:szCs w:val="18"/>
-              </w:rPr>
-              <w:t xml:space="preserve">2</w:t>
+            <w:tcMar>
+              <w:top w:type="dxa" w:w="80"/>
+              <w:left w:type="dxa" w:w="120"/>
+              <w:bottom w:type="dxa" w:w="80"/>
+              <w:right w:type="dxa" w:w="120"/>
+            </w:tcMar>
+            <w:vAlign w:val="center"/>
+          </w:tcPr>
+          <w:p>
+            <w:pPr>
+              <w:jc w:val="center"/>
+            </w:pPr>
+            <w:r>
+              <w:rPr>
+                <w:rFonts w:ascii="Arial" w:cs="Arial" w:eastAsia="Arial" w:hAnsi="Arial"/>
+                <w:b w:val="false"/>
+                <w:bCs w:val="false"/>
+                <w:color w:val="333333"/>
+                <w:sz w:val="18"/>
+                <w:szCs w:val="18"/>
+              </w:rPr>
+              <w:t xml:space="preserve">-</w:t>
             </w:r>
           </w:p>
         </w:tc>
@@ -11900,7 +11549,7 @@
                 <w:sz w:val="18"/>
                 <w:szCs w:val="18"/>
               </w:rPr>
-              <w:t xml:space="preserve">川崎日航ホテル</w:t>
+              <w:t xml:space="preserve">ハートンホテル東品川</w:t>
             </w:r>
           </w:p>
         </w:tc>
@@ -11935,7 +11584,7 @@
                 <w:sz w:val="18"/>
                 <w:szCs w:val="18"/>
               </w:rPr>
-              <w:t xml:space="preserve">7</w:t>
+              <w:t xml:space="preserve">4</w:t>
             </w:r>
           </w:p>
         </w:tc>
@@ -11966,11 +11615,11 @@
                 <w:rFonts w:ascii="Arial" w:cs="Arial" w:eastAsia="Arial" w:hAnsi="Arial"/>
                 <w:b w:val="false"/>
                 <w:bCs w:val="false"/>
-                <w:color w:val="FF9800"/>
-                <w:sz w:val="18"/>
-                <w:szCs w:val="18"/>
-              </w:rPr>
-              <w:t xml:space="preserve">5.1</w:t>
+                <w:color w:val="333333"/>
+                <w:sz w:val="18"/>
+                <w:szCs w:val="18"/>
+              </w:rPr>
+              <w:t xml:space="preserve">4.8</w:t>
             </w:r>
           </w:p>
         </w:tc>
@@ -11983,29 +11632,29 @@
               <w:bottom w:val="single" w:color="CCCCCC" w:sz="1"/>
               <w:right w:val="single" w:color="CCCCCC" w:sz="1"/>
             </w:tcBorders>
-            <w:shd w:fill="FFCDD2" w:val="clear"/>
-            <w:tcMar>
-              <w:top w:type="dxa" w:w="80"/>
-              <w:left w:type="dxa" w:w="120"/>
-              <w:bottom w:type="dxa" w:w="80"/>
-              <w:right w:type="dxa" w:w="120"/>
-            </w:tcMar>
-            <w:vAlign w:val="center"/>
-          </w:tcPr>
-          <w:p>
-            <w:pPr>
-              <w:jc w:val="center"/>
-            </w:pPr>
-            <w:r>
-              <w:rPr>
-                <w:rFonts w:ascii="Arial" w:cs="Arial" w:eastAsia="Arial" w:hAnsi="Arial"/>
-                <w:b/>
-                <w:bCs/>
-                <w:color w:val="333333"/>
-                <w:sz w:val="18"/>
-                <w:szCs w:val="18"/>
-              </w:rPr>
-              <w:t xml:space="preserve">6</w:t>
+            <w:shd w:fill="FFF9C4" w:val="clear"/>
+            <w:tcMar>
+              <w:top w:type="dxa" w:w="80"/>
+              <w:left w:type="dxa" w:w="120"/>
+              <w:bottom w:type="dxa" w:w="80"/>
+              <w:right w:type="dxa" w:w="120"/>
+            </w:tcMar>
+            <w:vAlign w:val="center"/>
+          </w:tcPr>
+          <w:p>
+            <w:pPr>
+              <w:jc w:val="center"/>
+            </w:pPr>
+            <w:r>
+              <w:rPr>
+                <w:rFonts w:ascii="Arial" w:cs="Arial" w:eastAsia="Arial" w:hAnsi="Arial"/>
+                <w:b w:val="false"/>
+                <w:bCs w:val="false"/>
+                <w:color w:val="333333"/>
+                <w:sz w:val="18"/>
+                <w:szCs w:val="18"/>
+              </w:rPr>
+              <w:t xml:space="preserve">2</w:t>
             </w:r>
           </w:p>
         </w:tc>
@@ -12123,29 +11772,29 @@
               <w:bottom w:val="single" w:color="CCCCCC" w:sz="1"/>
               <w:right w:val="single" w:color="CCCCCC" w:sz="1"/>
             </w:tcBorders>
-            <w:shd w:fill="F5F7FA" w:val="clear"/>
-            <w:tcMar>
-              <w:top w:type="dxa" w:w="80"/>
-              <w:left w:type="dxa" w:w="120"/>
-              <w:bottom w:type="dxa" w:w="80"/>
-              <w:right w:type="dxa" w:w="120"/>
-            </w:tcMar>
-            <w:vAlign w:val="center"/>
-          </w:tcPr>
-          <w:p>
-            <w:pPr>
-              <w:jc w:val="center"/>
-            </w:pPr>
-            <w:r>
-              <w:rPr>
-                <w:rFonts w:ascii="Arial" w:cs="Arial" w:eastAsia="Arial" w:hAnsi="Arial"/>
-                <w:b w:val="false"/>
-                <w:bCs w:val="false"/>
-                <w:color w:val="333333"/>
-                <w:sz w:val="18"/>
-                <w:szCs w:val="18"/>
-              </w:rPr>
-              <w:t xml:space="preserve">-</w:t>
+            <w:shd w:fill="FFF9C4" w:val="clear"/>
+            <w:tcMar>
+              <w:top w:type="dxa" w:w="80"/>
+              <w:left w:type="dxa" w:w="120"/>
+              <w:bottom w:type="dxa" w:w="80"/>
+              <w:right w:type="dxa" w:w="120"/>
+            </w:tcMar>
+            <w:vAlign w:val="center"/>
+          </w:tcPr>
+          <w:p>
+            <w:pPr>
+              <w:jc w:val="center"/>
+            </w:pPr>
+            <w:r>
+              <w:rPr>
+                <w:rFonts w:ascii="Arial" w:cs="Arial" w:eastAsia="Arial" w:hAnsi="Arial"/>
+                <w:b w:val="false"/>
+                <w:bCs w:val="false"/>
+                <w:color w:val="333333"/>
+                <w:sz w:val="18"/>
+                <w:szCs w:val="18"/>
+              </w:rPr>
+              <w:t xml:space="preserve">1</w:t>
             </w:r>
           </w:p>
         </w:tc>
@@ -12216,7 +11865,7 @@
                 <w:sz w:val="18"/>
                 <w:szCs w:val="18"/>
               </w:rPr>
-              <w:t xml:space="preserve">ダイワロイネットホテル東京大崎</w:t>
+              <w:t xml:space="preserve">ホテルコメント横浜関内</w:t>
             </w:r>
           </w:p>
         </w:tc>
@@ -12284,7 +11933,7 @@
                 <w:sz w:val="18"/>
                 <w:szCs w:val="18"/>
               </w:rPr>
-              <w:t xml:space="preserve">4.5</w:t>
+              <w:t xml:space="preserve">4.2</w:t>
             </w:r>
           </w:p>
         </w:tc>
@@ -12297,29 +11946,29 @@
               <w:bottom w:val="single" w:color="CCCCCC" w:sz="1"/>
               <w:right w:val="single" w:color="CCCCCC" w:sz="1"/>
             </w:tcBorders>
-            <w:shd w:fill="FFE0B2" w:val="clear"/>
-            <w:tcMar>
-              <w:top w:type="dxa" w:w="80"/>
-              <w:left w:type="dxa" w:w="120"/>
-              <w:bottom w:type="dxa" w:w="80"/>
-              <w:right w:type="dxa" w:w="120"/>
-            </w:tcMar>
-            <w:vAlign w:val="center"/>
-          </w:tcPr>
-          <w:p>
-            <w:pPr>
-              <w:jc w:val="center"/>
-            </w:pPr>
-            <w:r>
-              <w:rPr>
-                <w:rFonts w:ascii="Arial" w:cs="Arial" w:eastAsia="Arial" w:hAnsi="Arial"/>
-                <w:b/>
-                <w:bCs/>
-                <w:color w:val="333333"/>
-                <w:sz w:val="18"/>
-                <w:szCs w:val="18"/>
-              </w:rPr>
-              <w:t xml:space="preserve">3</w:t>
+            <w:shd w:fill="FFF9C4" w:val="clear"/>
+            <w:tcMar>
+              <w:top w:type="dxa" w:w="80"/>
+              <w:left w:type="dxa" w:w="120"/>
+              <w:bottom w:type="dxa" w:w="80"/>
+              <w:right w:type="dxa" w:w="120"/>
+            </w:tcMar>
+            <w:vAlign w:val="center"/>
+          </w:tcPr>
+          <w:p>
+            <w:pPr>
+              <w:jc w:val="center"/>
+            </w:pPr>
+            <w:r>
+              <w:rPr>
+                <w:rFonts w:ascii="Arial" w:cs="Arial" w:eastAsia="Arial" w:hAnsi="Arial"/>
+                <w:b w:val="false"/>
+                <w:bCs w:val="false"/>
+                <w:color w:val="333333"/>
+                <w:sz w:val="18"/>
+                <w:szCs w:val="18"/>
+              </w:rPr>
+              <w:t xml:space="preserve">2</w:t>
             </w:r>
           </w:p>
         </w:tc>
@@ -12332,6 +11981,41 @@
               <w:bottom w:val="single" w:color="CCCCCC" w:sz="1"/>
               <w:right w:val="single" w:color="CCCCCC" w:sz="1"/>
             </w:tcBorders>
+            <w:shd w:fill="FFF9C4" w:val="clear"/>
+            <w:tcMar>
+              <w:top w:type="dxa" w:w="80"/>
+              <w:left w:type="dxa" w:w="120"/>
+              <w:bottom w:type="dxa" w:w="80"/>
+              <w:right w:type="dxa" w:w="120"/>
+            </w:tcMar>
+            <w:vAlign w:val="center"/>
+          </w:tcPr>
+          <w:p>
+            <w:pPr>
+              <w:jc w:val="center"/>
+            </w:pPr>
+            <w:r>
+              <w:rPr>
+                <w:rFonts w:ascii="Arial" w:cs="Arial" w:eastAsia="Arial" w:hAnsi="Arial"/>
+                <w:b w:val="false"/>
+                <w:bCs w:val="false"/>
+                <w:color w:val="333333"/>
+                <w:sz w:val="18"/>
+                <w:szCs w:val="18"/>
+              </w:rPr>
+              <w:t xml:space="preserve">1</w:t>
+            </w:r>
+          </w:p>
+        </w:tc>
+        <w:tc>
+          <w:tcPr>
+            <w:tcW w:type="pct" w:w="9%"/>
+            <w:tcBorders>
+              <w:top w:val="single" w:color="CCCCCC" w:sz="1"/>
+              <w:left w:val="single" w:color="CCCCCC" w:sz="1"/>
+              <w:bottom w:val="single" w:color="CCCCCC" w:sz="1"/>
+              <w:right w:val="single" w:color="CCCCCC" w:sz="1"/>
+            </w:tcBorders>
             <w:tcMar>
               <w:top w:type="dxa" w:w="80"/>
               <w:left w:type="dxa" w:w="120"/>
@@ -12366,6 +12050,40 @@
               <w:bottom w:val="single" w:color="CCCCCC" w:sz="1"/>
               <w:right w:val="single" w:color="CCCCCC" w:sz="1"/>
             </w:tcBorders>
+            <w:tcMar>
+              <w:top w:type="dxa" w:w="80"/>
+              <w:left w:type="dxa" w:w="120"/>
+              <w:bottom w:type="dxa" w:w="80"/>
+              <w:right w:type="dxa" w:w="120"/>
+            </w:tcMar>
+            <w:vAlign w:val="center"/>
+          </w:tcPr>
+          <w:p>
+            <w:pPr>
+              <w:jc w:val="center"/>
+            </w:pPr>
+            <w:r>
+              <w:rPr>
+                <w:rFonts w:ascii="Arial" w:cs="Arial" w:eastAsia="Arial" w:hAnsi="Arial"/>
+                <w:b w:val="false"/>
+                <w:bCs w:val="false"/>
+                <w:color w:val="333333"/>
+                <w:sz w:val="18"/>
+                <w:szCs w:val="18"/>
+              </w:rPr>
+              <w:t xml:space="preserve">-</w:t>
+            </w:r>
+          </w:p>
+        </w:tc>
+        <w:tc>
+          <w:tcPr>
+            <w:tcW w:type="pct" w:w="9%"/>
+            <w:tcBorders>
+              <w:top w:val="single" w:color="CCCCCC" w:sz="1"/>
+              <w:left w:val="single" w:color="CCCCCC" w:sz="1"/>
+              <w:bottom w:val="single" w:color="CCCCCC" w:sz="1"/>
+              <w:right w:val="single" w:color="CCCCCC" w:sz="1"/>
+            </w:tcBorders>
             <w:shd w:fill="FFF9C4" w:val="clear"/>
             <w:tcMar>
               <w:top w:type="dxa" w:w="80"/>
@@ -12389,74 +12107,6 @@
                 <w:szCs w:val="18"/>
               </w:rPr>
               <w:t xml:space="preserve">1</w:t>
-            </w:r>
-          </w:p>
-        </w:tc>
-        <w:tc>
-          <w:tcPr>
-            <w:tcW w:type="pct" w:w="9%"/>
-            <w:tcBorders>
-              <w:top w:val="single" w:color="CCCCCC" w:sz="1"/>
-              <w:left w:val="single" w:color="CCCCCC" w:sz="1"/>
-              <w:bottom w:val="single" w:color="CCCCCC" w:sz="1"/>
-              <w:right w:val="single" w:color="CCCCCC" w:sz="1"/>
-            </w:tcBorders>
-            <w:tcMar>
-              <w:top w:type="dxa" w:w="80"/>
-              <w:left w:type="dxa" w:w="120"/>
-              <w:bottom w:type="dxa" w:w="80"/>
-              <w:right w:type="dxa" w:w="120"/>
-            </w:tcMar>
-            <w:vAlign w:val="center"/>
-          </w:tcPr>
-          <w:p>
-            <w:pPr>
-              <w:jc w:val="center"/>
-            </w:pPr>
-            <w:r>
-              <w:rPr>
-                <w:rFonts w:ascii="Arial" w:cs="Arial" w:eastAsia="Arial" w:hAnsi="Arial"/>
-                <w:b w:val="false"/>
-                <w:bCs w:val="false"/>
-                <w:color w:val="333333"/>
-                <w:sz w:val="18"/>
-                <w:szCs w:val="18"/>
-              </w:rPr>
-              <w:t xml:space="preserve">-</w:t>
-            </w:r>
-          </w:p>
-        </w:tc>
-        <w:tc>
-          <w:tcPr>
-            <w:tcW w:type="pct" w:w="9%"/>
-            <w:tcBorders>
-              <w:top w:val="single" w:color="CCCCCC" w:sz="1"/>
-              <w:left w:val="single" w:color="CCCCCC" w:sz="1"/>
-              <w:bottom w:val="single" w:color="CCCCCC" w:sz="1"/>
-              <w:right w:val="single" w:color="CCCCCC" w:sz="1"/>
-            </w:tcBorders>
-            <w:tcMar>
-              <w:top w:type="dxa" w:w="80"/>
-              <w:left w:type="dxa" w:w="120"/>
-              <w:bottom w:type="dxa" w:w="80"/>
-              <w:right w:type="dxa" w:w="120"/>
-            </w:tcMar>
-            <w:vAlign w:val="center"/>
-          </w:tcPr>
-          <w:p>
-            <w:pPr>
-              <w:jc w:val="center"/>
-            </w:pPr>
-            <w:r>
-              <w:rPr>
-                <w:rFonts w:ascii="Arial" w:cs="Arial" w:eastAsia="Arial" w:hAnsi="Arial"/>
-                <w:b w:val="false"/>
-                <w:bCs w:val="false"/>
-                <w:color w:val="333333"/>
-                <w:sz w:val="18"/>
-                <w:szCs w:val="18"/>
-              </w:rPr>
-              <w:t xml:space="preserve">-</w:t>
             </w:r>
           </w:p>
         </w:tc>
@@ -12527,7 +12177,7 @@
                 <w:sz w:val="18"/>
                 <w:szCs w:val="18"/>
               </w:rPr>
-              <w:t xml:space="preserve">ホテルコメント横浜関内</w:t>
+              <w:t xml:space="preserve">コンフォートイン六本木</w:t>
             </w:r>
           </w:p>
         </w:tc>
@@ -12597,7 +12247,7 @@
                 <w:sz w:val="18"/>
                 <w:szCs w:val="18"/>
               </w:rPr>
-              <w:t xml:space="preserve">4.5</w:t>
+              <w:t xml:space="preserve">4.1</w:t>
             </w:r>
           </w:p>
         </w:tc>
@@ -12632,7 +12282,7 @@
                 <w:sz w:val="18"/>
                 <w:szCs w:val="18"/>
               </w:rPr>
-              <w:t xml:space="preserve">2</w:t>
+              <w:t xml:space="preserve">1</w:t>
             </w:r>
           </w:p>
         </w:tc>
@@ -12645,29 +12295,29 @@
               <w:bottom w:val="single" w:color="CCCCCC" w:sz="1"/>
               <w:right w:val="single" w:color="CCCCCC" w:sz="1"/>
             </w:tcBorders>
-            <w:shd w:fill="FFF9C4" w:val="clear"/>
-            <w:tcMar>
-              <w:top w:type="dxa" w:w="80"/>
-              <w:left w:type="dxa" w:w="120"/>
-              <w:bottom w:type="dxa" w:w="80"/>
-              <w:right w:type="dxa" w:w="120"/>
-            </w:tcMar>
-            <w:vAlign w:val="center"/>
-          </w:tcPr>
-          <w:p>
-            <w:pPr>
-              <w:jc w:val="center"/>
-            </w:pPr>
-            <w:r>
-              <w:rPr>
-                <w:rFonts w:ascii="Arial" w:cs="Arial" w:eastAsia="Arial" w:hAnsi="Arial"/>
-                <w:b w:val="false"/>
-                <w:bCs w:val="false"/>
-                <w:color w:val="333333"/>
-                <w:sz w:val="18"/>
-                <w:szCs w:val="18"/>
-              </w:rPr>
-              <w:t xml:space="preserve">1</w:t>
+            <w:shd w:fill="F5F7FA" w:val="clear"/>
+            <w:tcMar>
+              <w:top w:type="dxa" w:w="80"/>
+              <w:left w:type="dxa" w:w="120"/>
+              <w:bottom w:type="dxa" w:w="80"/>
+              <w:right w:type="dxa" w:w="120"/>
+            </w:tcMar>
+            <w:vAlign w:val="center"/>
+          </w:tcPr>
+          <w:p>
+            <w:pPr>
+              <w:jc w:val="center"/>
+            </w:pPr>
+            <w:r>
+              <w:rPr>
+                <w:rFonts w:ascii="Arial" w:cs="Arial" w:eastAsia="Arial" w:hAnsi="Arial"/>
+                <w:b w:val="false"/>
+                <w:bCs w:val="false"/>
+                <w:color w:val="333333"/>
+                <w:sz w:val="18"/>
+                <w:szCs w:val="18"/>
+              </w:rPr>
+              <w:t xml:space="preserve">-</w:t>
             </w:r>
           </w:p>
         </w:tc>
@@ -12715,29 +12365,29 @@
               <w:bottom w:val="single" w:color="CCCCCC" w:sz="1"/>
               <w:right w:val="single" w:color="CCCCCC" w:sz="1"/>
             </w:tcBorders>
-            <w:shd w:fill="FFF9C4" w:val="clear"/>
-            <w:tcMar>
-              <w:top w:type="dxa" w:w="80"/>
-              <w:left w:type="dxa" w:w="120"/>
-              <w:bottom w:type="dxa" w:w="80"/>
-              <w:right w:type="dxa" w:w="120"/>
-            </w:tcMar>
-            <w:vAlign w:val="center"/>
-          </w:tcPr>
-          <w:p>
-            <w:pPr>
-              <w:jc w:val="center"/>
-            </w:pPr>
-            <w:r>
-              <w:rPr>
-                <w:rFonts w:ascii="Arial" w:cs="Arial" w:eastAsia="Arial" w:hAnsi="Arial"/>
-                <w:b w:val="false"/>
-                <w:bCs w:val="false"/>
-                <w:color w:val="333333"/>
-                <w:sz w:val="18"/>
-                <w:szCs w:val="18"/>
-              </w:rPr>
-              <w:t xml:space="preserve">1</w:t>
+            <w:shd w:fill="F5F7FA" w:val="clear"/>
+            <w:tcMar>
+              <w:top w:type="dxa" w:w="80"/>
+              <w:left w:type="dxa" w:w="120"/>
+              <w:bottom w:type="dxa" w:w="80"/>
+              <w:right w:type="dxa" w:w="120"/>
+            </w:tcMar>
+            <w:vAlign w:val="center"/>
+          </w:tcPr>
+          <w:p>
+            <w:pPr>
+              <w:jc w:val="center"/>
+            </w:pPr>
+            <w:r>
+              <w:rPr>
+                <w:rFonts w:ascii="Arial" w:cs="Arial" w:eastAsia="Arial" w:hAnsi="Arial"/>
+                <w:b w:val="false"/>
+                <w:bCs w:val="false"/>
+                <w:color w:val="333333"/>
+                <w:sz w:val="18"/>
+                <w:szCs w:val="18"/>
+              </w:rPr>
+              <w:t xml:space="preserve">-</w:t>
             </w:r>
           </w:p>
         </w:tc>
@@ -12843,7 +12493,7 @@
                 <w:sz w:val="18"/>
                 <w:szCs w:val="18"/>
               </w:rPr>
-              <w:t xml:space="preserve">コンフォートホテル成田</w:t>
+              <w:t xml:space="preserve">ホテルケヤキゲート東京府中</w:t>
             </w:r>
           </w:p>
         </w:tc>
@@ -12877,7 +12527,7 @@
                 <w:sz w:val="18"/>
                 <w:szCs w:val="18"/>
               </w:rPr>
-              <w:t xml:space="preserve">5</w:t>
+              <w:t xml:space="preserve">2</w:t>
             </w:r>
           </w:p>
         </w:tc>
@@ -12911,7 +12561,7 @@
                 <w:sz w:val="18"/>
                 <w:szCs w:val="18"/>
               </w:rPr>
-              <w:t xml:space="preserve">3.5</w:t>
+              <w:t xml:space="preserve">3.4</w:t>
             </w:r>
           </w:p>
         </w:tc>
@@ -12924,29 +12574,29 @@
               <w:bottom w:val="single" w:color="CCCCCC" w:sz="1"/>
               <w:right w:val="single" w:color="CCCCCC" w:sz="1"/>
             </w:tcBorders>
-            <w:shd w:fill="FFE0B2" w:val="clear"/>
-            <w:tcMar>
-              <w:top w:type="dxa" w:w="80"/>
-              <w:left w:type="dxa" w:w="120"/>
-              <w:bottom w:type="dxa" w:w="80"/>
-              <w:right w:type="dxa" w:w="120"/>
-            </w:tcMar>
-            <w:vAlign w:val="center"/>
-          </w:tcPr>
-          <w:p>
-            <w:pPr>
-              <w:jc w:val="center"/>
-            </w:pPr>
-            <w:r>
-              <w:rPr>
-                <w:rFonts w:ascii="Arial" w:cs="Arial" w:eastAsia="Arial" w:hAnsi="Arial"/>
-                <w:b/>
-                <w:bCs/>
-                <w:color w:val="333333"/>
-                <w:sz w:val="18"/>
-                <w:szCs w:val="18"/>
-              </w:rPr>
-              <w:t xml:space="preserve">4</w:t>
+            <w:shd w:fill="FFF9C4" w:val="clear"/>
+            <w:tcMar>
+              <w:top w:type="dxa" w:w="80"/>
+              <w:left w:type="dxa" w:w="120"/>
+              <w:bottom w:type="dxa" w:w="80"/>
+              <w:right w:type="dxa" w:w="120"/>
+            </w:tcMar>
+            <w:vAlign w:val="center"/>
+          </w:tcPr>
+          <w:p>
+            <w:pPr>
+              <w:jc w:val="center"/>
+            </w:pPr>
+            <w:r>
+              <w:rPr>
+                <w:rFonts w:ascii="Arial" w:cs="Arial" w:eastAsia="Arial" w:hAnsi="Arial"/>
+                <w:b w:val="false"/>
+                <w:bCs w:val="false"/>
+                <w:color w:val="333333"/>
+                <w:sz w:val="18"/>
+                <w:szCs w:val="18"/>
+              </w:rPr>
+              <w:t xml:space="preserve">2</w:t>
             </w:r>
           </w:p>
         </w:tc>
@@ -12959,29 +12609,28 @@
               <w:bottom w:val="single" w:color="CCCCCC" w:sz="1"/>
               <w:right w:val="single" w:color="CCCCCC" w:sz="1"/>
             </w:tcBorders>
-            <w:shd w:fill="FFF9C4" w:val="clear"/>
-            <w:tcMar>
-              <w:top w:type="dxa" w:w="80"/>
-              <w:left w:type="dxa" w:w="120"/>
-              <w:bottom w:type="dxa" w:w="80"/>
-              <w:right w:type="dxa" w:w="120"/>
-            </w:tcMar>
-            <w:vAlign w:val="center"/>
-          </w:tcPr>
-          <w:p>
-            <w:pPr>
-              <w:jc w:val="center"/>
-            </w:pPr>
-            <w:r>
-              <w:rPr>
-                <w:rFonts w:ascii="Arial" w:cs="Arial" w:eastAsia="Arial" w:hAnsi="Arial"/>
-                <w:b w:val="false"/>
-                <w:bCs w:val="false"/>
-                <w:color w:val="333333"/>
-                <w:sz w:val="18"/>
-                <w:szCs w:val="18"/>
-              </w:rPr>
-              <w:t xml:space="preserve">2</w:t>
+            <w:tcMar>
+              <w:top w:type="dxa" w:w="80"/>
+              <w:left w:type="dxa" w:w="120"/>
+              <w:bottom w:type="dxa" w:w="80"/>
+              <w:right w:type="dxa" w:w="120"/>
+            </w:tcMar>
+            <w:vAlign w:val="center"/>
+          </w:tcPr>
+          <w:p>
+            <w:pPr>
+              <w:jc w:val="center"/>
+            </w:pPr>
+            <w:r>
+              <w:rPr>
+                <w:rFonts w:ascii="Arial" w:cs="Arial" w:eastAsia="Arial" w:hAnsi="Arial"/>
+                <w:b w:val="false"/>
+                <w:bCs w:val="false"/>
+                <w:color w:val="333333"/>
+                <w:sz w:val="18"/>
+                <w:szCs w:val="18"/>
+              </w:rPr>
+              <w:t xml:space="preserve">-</w:t>
             </w:r>
           </w:p>
         </w:tc>
@@ -13028,29 +12677,28 @@
               <w:bottom w:val="single" w:color="CCCCCC" w:sz="1"/>
               <w:right w:val="single" w:color="CCCCCC" w:sz="1"/>
             </w:tcBorders>
-            <w:shd w:fill="FFF9C4" w:val="clear"/>
-            <w:tcMar>
-              <w:top w:type="dxa" w:w="80"/>
-              <w:left w:type="dxa" w:w="120"/>
-              <w:bottom w:type="dxa" w:w="80"/>
-              <w:right w:type="dxa" w:w="120"/>
-            </w:tcMar>
-            <w:vAlign w:val="center"/>
-          </w:tcPr>
-          <w:p>
-            <w:pPr>
-              <w:jc w:val="center"/>
-            </w:pPr>
-            <w:r>
-              <w:rPr>
-                <w:rFonts w:ascii="Arial" w:cs="Arial" w:eastAsia="Arial" w:hAnsi="Arial"/>
-                <w:b w:val="false"/>
-                <w:bCs w:val="false"/>
-                <w:color w:val="333333"/>
-                <w:sz w:val="18"/>
-                <w:szCs w:val="18"/>
-              </w:rPr>
-              <w:t xml:space="preserve">1</w:t>
+            <w:tcMar>
+              <w:top w:type="dxa" w:w="80"/>
+              <w:left w:type="dxa" w:w="120"/>
+              <w:bottom w:type="dxa" w:w="80"/>
+              <w:right w:type="dxa" w:w="120"/>
+            </w:tcMar>
+            <w:vAlign w:val="center"/>
+          </w:tcPr>
+          <w:p>
+            <w:pPr>
+              <w:jc w:val="center"/>
+            </w:pPr>
+            <w:r>
+              <w:rPr>
+                <w:rFonts w:ascii="Arial" w:cs="Arial" w:eastAsia="Arial" w:hAnsi="Arial"/>
+                <w:b w:val="false"/>
+                <w:bCs w:val="false"/>
+                <w:color w:val="333333"/>
+                <w:sz w:val="18"/>
+                <w:szCs w:val="18"/>
+              </w:rPr>
+              <w:t xml:space="preserve">-</w:t>
             </w:r>
           </w:p>
         </w:tc>
@@ -13097,29 +12745,28 @@
               <w:bottom w:val="single" w:color="CCCCCC" w:sz="1"/>
               <w:right w:val="single" w:color="CCCCCC" w:sz="1"/>
             </w:tcBorders>
-            <w:shd w:fill="FFF9C4" w:val="clear"/>
-            <w:tcMar>
-              <w:top w:type="dxa" w:w="80"/>
-              <w:left w:type="dxa" w:w="120"/>
-              <w:bottom w:type="dxa" w:w="80"/>
-              <w:right w:type="dxa" w:w="120"/>
-            </w:tcMar>
-            <w:vAlign w:val="center"/>
-          </w:tcPr>
-          <w:p>
-            <w:pPr>
-              <w:jc w:val="center"/>
-            </w:pPr>
-            <w:r>
-              <w:rPr>
-                <w:rFonts w:ascii="Arial" w:cs="Arial" w:eastAsia="Arial" w:hAnsi="Arial"/>
-                <w:b w:val="false"/>
-                <w:bCs w:val="false"/>
-                <w:color w:val="333333"/>
-                <w:sz w:val="18"/>
-                <w:szCs w:val="18"/>
-              </w:rPr>
-              <w:t xml:space="preserve">2</w:t>
+            <w:tcMar>
+              <w:top w:type="dxa" w:w="80"/>
+              <w:left w:type="dxa" w:w="120"/>
+              <w:bottom w:type="dxa" w:w="80"/>
+              <w:right w:type="dxa" w:w="120"/>
+            </w:tcMar>
+            <w:vAlign w:val="center"/>
+          </w:tcPr>
+          <w:p>
+            <w:pPr>
+              <w:jc w:val="center"/>
+            </w:pPr>
+            <w:r>
+              <w:rPr>
+                <w:rFonts w:ascii="Arial" w:cs="Arial" w:eastAsia="Arial" w:hAnsi="Arial"/>
+                <w:b w:val="false"/>
+                <w:bCs w:val="false"/>
+                <w:color w:val="333333"/>
+                <w:sz w:val="18"/>
+                <w:szCs w:val="18"/>
+              </w:rPr>
+              <w:t xml:space="preserve">-</w:t>
             </w:r>
           </w:p>
         </w:tc>
@@ -13472,7 +13119,7 @@
                 <w:sz w:val="18"/>
                 <w:szCs w:val="18"/>
               </w:rPr>
-              <w:t xml:space="preserve">ホテルケヤキゲート東京府中</w:t>
+              <w:t xml:space="preserve">リッチモンドホテル東京目白</w:t>
             </w:r>
           </w:p>
         </w:tc>
@@ -13506,7 +13153,7 @@
                 <w:sz w:val="18"/>
                 <w:szCs w:val="18"/>
               </w:rPr>
-              <w:t xml:space="preserve">3</w:t>
+              <w:t xml:space="preserve">4</w:t>
             </w:r>
           </w:p>
         </w:tc>
@@ -13540,7 +13187,7 @@
                 <w:sz w:val="18"/>
                 <w:szCs w:val="18"/>
               </w:rPr>
-              <w:t xml:space="preserve">2.8</w:t>
+              <w:t xml:space="preserve">2.7</w:t>
             </w:r>
           </w:p>
         </w:tc>
@@ -13553,6 +13200,41 @@
               <w:bottom w:val="single" w:color="CCCCCC" w:sz="1"/>
               <w:right w:val="single" w:color="CCCCCC" w:sz="1"/>
             </w:tcBorders>
+            <w:shd w:fill="FFE0B2" w:val="clear"/>
+            <w:tcMar>
+              <w:top w:type="dxa" w:w="80"/>
+              <w:left w:type="dxa" w:w="120"/>
+              <w:bottom w:type="dxa" w:w="80"/>
+              <w:right w:type="dxa" w:w="120"/>
+            </w:tcMar>
+            <w:vAlign w:val="center"/>
+          </w:tcPr>
+          <w:p>
+            <w:pPr>
+              <w:jc w:val="center"/>
+            </w:pPr>
+            <w:r>
+              <w:rPr>
+                <w:rFonts w:ascii="Arial" w:cs="Arial" w:eastAsia="Arial" w:hAnsi="Arial"/>
+                <w:b/>
+                <w:bCs/>
+                <w:color w:val="333333"/>
+                <w:sz w:val="18"/>
+                <w:szCs w:val="18"/>
+              </w:rPr>
+              <w:t xml:space="preserve">4</w:t>
+            </w:r>
+          </w:p>
+        </w:tc>
+        <w:tc>
+          <w:tcPr>
+            <w:tcW w:type="pct" w:w="9%"/>
+            <w:tcBorders>
+              <w:top w:val="single" w:color="CCCCCC" w:sz="1"/>
+              <w:left w:val="single" w:color="CCCCCC" w:sz="1"/>
+              <w:bottom w:val="single" w:color="CCCCCC" w:sz="1"/>
+              <w:right w:val="single" w:color="CCCCCC" w:sz="1"/>
+            </w:tcBorders>
             <w:shd w:fill="FFF9C4" w:val="clear"/>
             <w:tcMar>
               <w:top w:type="dxa" w:w="80"/>
@@ -13575,7 +13257,7 @@
                 <w:sz w:val="18"/>
                 <w:szCs w:val="18"/>
               </w:rPr>
-              <w:t xml:space="preserve">2</w:t>
+              <w:t xml:space="preserve">1</w:t>
             </w:r>
           </w:p>
         </w:tc>
@@ -13588,6 +13270,41 @@
               <w:bottom w:val="single" w:color="CCCCCC" w:sz="1"/>
               <w:right w:val="single" w:color="CCCCCC" w:sz="1"/>
             </w:tcBorders>
+            <w:shd w:fill="FFF9C4" w:val="clear"/>
+            <w:tcMar>
+              <w:top w:type="dxa" w:w="80"/>
+              <w:left w:type="dxa" w:w="120"/>
+              <w:bottom w:type="dxa" w:w="80"/>
+              <w:right w:type="dxa" w:w="120"/>
+            </w:tcMar>
+            <w:vAlign w:val="center"/>
+          </w:tcPr>
+          <w:p>
+            <w:pPr>
+              <w:jc w:val="center"/>
+            </w:pPr>
+            <w:r>
+              <w:rPr>
+                <w:rFonts w:ascii="Arial" w:cs="Arial" w:eastAsia="Arial" w:hAnsi="Arial"/>
+                <w:b w:val="false"/>
+                <w:bCs w:val="false"/>
+                <w:color w:val="333333"/>
+                <w:sz w:val="18"/>
+                <w:szCs w:val="18"/>
+              </w:rPr>
+              <w:t xml:space="preserve">1</w:t>
+            </w:r>
+          </w:p>
+        </w:tc>
+        <w:tc>
+          <w:tcPr>
+            <w:tcW w:type="pct" w:w="9%"/>
+            <w:tcBorders>
+              <w:top w:val="single" w:color="CCCCCC" w:sz="1"/>
+              <w:left w:val="single" w:color="CCCCCC" w:sz="1"/>
+              <w:bottom w:val="single" w:color="CCCCCC" w:sz="1"/>
+              <w:right w:val="single" w:color="CCCCCC" w:sz="1"/>
+            </w:tcBorders>
             <w:tcMar>
               <w:top w:type="dxa" w:w="80"/>
               <w:left w:type="dxa" w:w="120"/>
@@ -13656,96 +13373,29 @@
               <w:bottom w:val="single" w:color="CCCCCC" w:sz="1"/>
               <w:right w:val="single" w:color="CCCCCC" w:sz="1"/>
             </w:tcBorders>
-            <w:tcMar>
-              <w:top w:type="dxa" w:w="80"/>
-              <w:left w:type="dxa" w:w="120"/>
-              <w:bottom w:type="dxa" w:w="80"/>
-              <w:right w:type="dxa" w:w="120"/>
-            </w:tcMar>
-            <w:vAlign w:val="center"/>
-          </w:tcPr>
-          <w:p>
-            <w:pPr>
-              <w:jc w:val="center"/>
-            </w:pPr>
-            <w:r>
-              <w:rPr>
-                <w:rFonts w:ascii="Arial" w:cs="Arial" w:eastAsia="Arial" w:hAnsi="Arial"/>
-                <w:b w:val="false"/>
-                <w:bCs w:val="false"/>
-                <w:color w:val="333333"/>
-                <w:sz w:val="18"/>
-                <w:szCs w:val="18"/>
-              </w:rPr>
-              <w:t xml:space="preserve">-</w:t>
-            </w:r>
-          </w:p>
-        </w:tc>
-        <w:tc>
-          <w:tcPr>
-            <w:tcW w:type="pct" w:w="9%"/>
-            <w:tcBorders>
-              <w:top w:val="single" w:color="CCCCCC" w:sz="1"/>
-              <w:left w:val="single" w:color="CCCCCC" w:sz="1"/>
-              <w:bottom w:val="single" w:color="CCCCCC" w:sz="1"/>
-              <w:right w:val="single" w:color="CCCCCC" w:sz="1"/>
-            </w:tcBorders>
-            <w:tcMar>
-              <w:top w:type="dxa" w:w="80"/>
-              <w:left w:type="dxa" w:w="120"/>
-              <w:bottom w:type="dxa" w:w="80"/>
-              <w:right w:type="dxa" w:w="120"/>
-            </w:tcMar>
-            <w:vAlign w:val="center"/>
-          </w:tcPr>
-          <w:p>
-            <w:pPr>
-              <w:jc w:val="center"/>
-            </w:pPr>
-            <w:r>
-              <w:rPr>
-                <w:rFonts w:ascii="Arial" w:cs="Arial" w:eastAsia="Arial" w:hAnsi="Arial"/>
-                <w:b w:val="false"/>
-                <w:bCs w:val="false"/>
-                <w:color w:val="333333"/>
-                <w:sz w:val="18"/>
-                <w:szCs w:val="18"/>
-              </w:rPr>
-              <w:t xml:space="preserve">-</w:t>
-            </w:r>
-          </w:p>
-        </w:tc>
-        <w:tc>
-          <w:tcPr>
-            <w:tcW w:type="pct" w:w="9%"/>
-            <w:tcBorders>
-              <w:top w:val="single" w:color="CCCCCC" w:sz="1"/>
-              <w:left w:val="single" w:color="CCCCCC" w:sz="1"/>
-              <w:bottom w:val="single" w:color="CCCCCC" w:sz="1"/>
-              <w:right w:val="single" w:color="CCCCCC" w:sz="1"/>
-            </w:tcBorders>
-            <w:tcMar>
-              <w:top w:type="dxa" w:w="80"/>
-              <w:left w:type="dxa" w:w="120"/>
-              <w:bottom w:type="dxa" w:w="80"/>
-              <w:right w:type="dxa" w:w="120"/>
-            </w:tcMar>
-            <w:vAlign w:val="center"/>
-          </w:tcPr>
-          <w:p>
-            <w:pPr>
-              <w:jc w:val="center"/>
-            </w:pPr>
-            <w:r>
-              <w:rPr>
-                <w:rFonts w:ascii="Arial" w:cs="Arial" w:eastAsia="Arial" w:hAnsi="Arial"/>
-                <w:b w:val="false"/>
-                <w:bCs w:val="false"/>
-                <w:color w:val="333333"/>
-                <w:sz w:val="18"/>
-                <w:szCs w:val="18"/>
-              </w:rPr>
-              <w:t xml:space="preserve">-</w:t>
+            <w:shd w:fill="FFF9C4" w:val="clear"/>
+            <w:tcMar>
+              <w:top w:type="dxa" w:w="80"/>
+              <w:left w:type="dxa" w:w="120"/>
+              <w:bottom w:type="dxa" w:w="80"/>
+              <w:right w:type="dxa" w:w="120"/>
+            </w:tcMar>
+            <w:vAlign w:val="center"/>
+          </w:tcPr>
+          <w:p>
+            <w:pPr>
+              <w:jc w:val="center"/>
+            </w:pPr>
+            <w:r>
+              <w:rPr>
+                <w:rFonts w:ascii="Arial" w:cs="Arial" w:eastAsia="Arial" w:hAnsi="Arial"/>
+                <w:b w:val="false"/>
+                <w:bCs w:val="false"/>
+                <w:color w:val="333333"/>
+                <w:sz w:val="18"/>
+                <w:szCs w:val="18"/>
+              </w:rPr>
+              <w:t xml:space="preserve">1</w:t>
             </w:r>
           </w:p>
         </w:tc>
@@ -13782,7 +13432,7 @@
                 <w:sz w:val="18"/>
                 <w:szCs w:val="18"/>
               </w:rPr>
-              <w:t xml:space="preserve">リッチモンドホテル東京目白</w:t>
+              <w:t xml:space="preserve">コンフォートホテル成田</w:t>
             </w:r>
           </w:p>
         </w:tc>
@@ -13817,7 +13467,7 @@
                 <w:sz w:val="18"/>
                 <w:szCs w:val="18"/>
               </w:rPr>
-              <w:t xml:space="preserve">4</w:t>
+              <w:t xml:space="preserve">2</w:t>
             </w:r>
           </w:p>
         </w:tc>
@@ -13852,7 +13502,7 @@
                 <w:sz w:val="18"/>
                 <w:szCs w:val="18"/>
               </w:rPr>
-              <w:t xml:space="preserve">2.7</w:t>
+              <w:t xml:space="preserve">2.4</w:t>
             </w:r>
           </w:p>
         </w:tc>
@@ -13865,29 +13515,29 @@
               <w:bottom w:val="single" w:color="CCCCCC" w:sz="1"/>
               <w:right w:val="single" w:color="CCCCCC" w:sz="1"/>
             </w:tcBorders>
-            <w:shd w:fill="FFE0B2" w:val="clear"/>
-            <w:tcMar>
-              <w:top w:type="dxa" w:w="80"/>
-              <w:left w:type="dxa" w:w="120"/>
-              <w:bottom w:type="dxa" w:w="80"/>
-              <w:right w:type="dxa" w:w="120"/>
-            </w:tcMar>
-            <w:vAlign w:val="center"/>
-          </w:tcPr>
-          <w:p>
-            <w:pPr>
-              <w:jc w:val="center"/>
-            </w:pPr>
-            <w:r>
-              <w:rPr>
-                <w:rFonts w:ascii="Arial" w:cs="Arial" w:eastAsia="Arial" w:hAnsi="Arial"/>
-                <w:b/>
-                <w:bCs/>
-                <w:color w:val="333333"/>
-                <w:sz w:val="18"/>
-                <w:szCs w:val="18"/>
-              </w:rPr>
-              <w:t xml:space="preserve">4</w:t>
+            <w:shd w:fill="FFF9C4" w:val="clear"/>
+            <w:tcMar>
+              <w:top w:type="dxa" w:w="80"/>
+              <w:left w:type="dxa" w:w="120"/>
+              <w:bottom w:type="dxa" w:w="80"/>
+              <w:right w:type="dxa" w:w="120"/>
+            </w:tcMar>
+            <w:vAlign w:val="center"/>
+          </w:tcPr>
+          <w:p>
+            <w:pPr>
+              <w:jc w:val="center"/>
+            </w:pPr>
+            <w:r>
+              <w:rPr>
+                <w:rFonts w:ascii="Arial" w:cs="Arial" w:eastAsia="Arial" w:hAnsi="Arial"/>
+                <w:b w:val="false"/>
+                <w:bCs w:val="false"/>
+                <w:color w:val="333333"/>
+                <w:sz w:val="18"/>
+                <w:szCs w:val="18"/>
+              </w:rPr>
+              <w:t xml:space="preserve">1</w:t>
             </w:r>
           </w:p>
         </w:tc>
@@ -13900,6 +13550,111 @@
               <w:bottom w:val="single" w:color="CCCCCC" w:sz="1"/>
               <w:right w:val="single" w:color="CCCCCC" w:sz="1"/>
             </w:tcBorders>
+            <w:shd w:fill="F5F7FA" w:val="clear"/>
+            <w:tcMar>
+              <w:top w:type="dxa" w:w="80"/>
+              <w:left w:type="dxa" w:w="120"/>
+              <w:bottom w:type="dxa" w:w="80"/>
+              <w:right w:type="dxa" w:w="120"/>
+            </w:tcMar>
+            <w:vAlign w:val="center"/>
+          </w:tcPr>
+          <w:p>
+            <w:pPr>
+              <w:jc w:val="center"/>
+            </w:pPr>
+            <w:r>
+              <w:rPr>
+                <w:rFonts w:ascii="Arial" w:cs="Arial" w:eastAsia="Arial" w:hAnsi="Arial"/>
+                <w:b w:val="false"/>
+                <w:bCs w:val="false"/>
+                <w:color w:val="333333"/>
+                <w:sz w:val="18"/>
+                <w:szCs w:val="18"/>
+              </w:rPr>
+              <w:t xml:space="preserve">-</w:t>
+            </w:r>
+          </w:p>
+        </w:tc>
+        <w:tc>
+          <w:tcPr>
+            <w:tcW w:type="pct" w:w="9%"/>
+            <w:tcBorders>
+              <w:top w:val="single" w:color="CCCCCC" w:sz="1"/>
+              <w:left w:val="single" w:color="CCCCCC" w:sz="1"/>
+              <w:bottom w:val="single" w:color="CCCCCC" w:sz="1"/>
+              <w:right w:val="single" w:color="CCCCCC" w:sz="1"/>
+            </w:tcBorders>
+            <w:shd w:fill="F5F7FA" w:val="clear"/>
+            <w:tcMar>
+              <w:top w:type="dxa" w:w="80"/>
+              <w:left w:type="dxa" w:w="120"/>
+              <w:bottom w:type="dxa" w:w="80"/>
+              <w:right w:type="dxa" w:w="120"/>
+            </w:tcMar>
+            <w:vAlign w:val="center"/>
+          </w:tcPr>
+          <w:p>
+            <w:pPr>
+              <w:jc w:val="center"/>
+            </w:pPr>
+            <w:r>
+              <w:rPr>
+                <w:rFonts w:ascii="Arial" w:cs="Arial" w:eastAsia="Arial" w:hAnsi="Arial"/>
+                <w:b w:val="false"/>
+                <w:bCs w:val="false"/>
+                <w:color w:val="333333"/>
+                <w:sz w:val="18"/>
+                <w:szCs w:val="18"/>
+              </w:rPr>
+              <w:t xml:space="preserve">-</w:t>
+            </w:r>
+          </w:p>
+        </w:tc>
+        <w:tc>
+          <w:tcPr>
+            <w:tcW w:type="pct" w:w="9%"/>
+            <w:tcBorders>
+              <w:top w:val="single" w:color="CCCCCC" w:sz="1"/>
+              <w:left w:val="single" w:color="CCCCCC" w:sz="1"/>
+              <w:bottom w:val="single" w:color="CCCCCC" w:sz="1"/>
+              <w:right w:val="single" w:color="CCCCCC" w:sz="1"/>
+            </w:tcBorders>
+            <w:shd w:fill="F5F7FA" w:val="clear"/>
+            <w:tcMar>
+              <w:top w:type="dxa" w:w="80"/>
+              <w:left w:type="dxa" w:w="120"/>
+              <w:bottom w:type="dxa" w:w="80"/>
+              <w:right w:type="dxa" w:w="120"/>
+            </w:tcMar>
+            <w:vAlign w:val="center"/>
+          </w:tcPr>
+          <w:p>
+            <w:pPr>
+              <w:jc w:val="center"/>
+            </w:pPr>
+            <w:r>
+              <w:rPr>
+                <w:rFonts w:ascii="Arial" w:cs="Arial" w:eastAsia="Arial" w:hAnsi="Arial"/>
+                <w:b w:val="false"/>
+                <w:bCs w:val="false"/>
+                <w:color w:val="333333"/>
+                <w:sz w:val="18"/>
+                <w:szCs w:val="18"/>
+              </w:rPr>
+              <w:t xml:space="preserve">-</w:t>
+            </w:r>
+          </w:p>
+        </w:tc>
+        <w:tc>
+          <w:tcPr>
+            <w:tcW w:type="pct" w:w="9%"/>
+            <w:tcBorders>
+              <w:top w:val="single" w:color="CCCCCC" w:sz="1"/>
+              <w:left w:val="single" w:color="CCCCCC" w:sz="1"/>
+              <w:bottom w:val="single" w:color="CCCCCC" w:sz="1"/>
+              <w:right w:val="single" w:color="CCCCCC" w:sz="1"/>
+            </w:tcBorders>
             <w:shd w:fill="FFF9C4" w:val="clear"/>
             <w:tcMar>
               <w:top w:type="dxa" w:w="80"/>
@@ -13923,111 +13678,6 @@
                 <w:szCs w:val="18"/>
               </w:rPr>
               <w:t xml:space="preserve">1</w:t>
-            </w:r>
-          </w:p>
-        </w:tc>
-        <w:tc>
-          <w:tcPr>
-            <w:tcW w:type="pct" w:w="9%"/>
-            <w:tcBorders>
-              <w:top w:val="single" w:color="CCCCCC" w:sz="1"/>
-              <w:left w:val="single" w:color="CCCCCC" w:sz="1"/>
-              <w:bottom w:val="single" w:color="CCCCCC" w:sz="1"/>
-              <w:right w:val="single" w:color="CCCCCC" w:sz="1"/>
-            </w:tcBorders>
-            <w:shd w:fill="FFF9C4" w:val="clear"/>
-            <w:tcMar>
-              <w:top w:type="dxa" w:w="80"/>
-              <w:left w:type="dxa" w:w="120"/>
-              <w:bottom w:type="dxa" w:w="80"/>
-              <w:right w:type="dxa" w:w="120"/>
-            </w:tcMar>
-            <w:vAlign w:val="center"/>
-          </w:tcPr>
-          <w:p>
-            <w:pPr>
-              <w:jc w:val="center"/>
-            </w:pPr>
-            <w:r>
-              <w:rPr>
-                <w:rFonts w:ascii="Arial" w:cs="Arial" w:eastAsia="Arial" w:hAnsi="Arial"/>
-                <w:b w:val="false"/>
-                <w:bCs w:val="false"/>
-                <w:color w:val="333333"/>
-                <w:sz w:val="18"/>
-                <w:szCs w:val="18"/>
-              </w:rPr>
-              <w:t xml:space="preserve">1</w:t>
-            </w:r>
-          </w:p>
-        </w:tc>
-        <w:tc>
-          <w:tcPr>
-            <w:tcW w:type="pct" w:w="9%"/>
-            <w:tcBorders>
-              <w:top w:val="single" w:color="CCCCCC" w:sz="1"/>
-              <w:left w:val="single" w:color="CCCCCC" w:sz="1"/>
-              <w:bottom w:val="single" w:color="CCCCCC" w:sz="1"/>
-              <w:right w:val="single" w:color="CCCCCC" w:sz="1"/>
-            </w:tcBorders>
-            <w:shd w:fill="F5F7FA" w:val="clear"/>
-            <w:tcMar>
-              <w:top w:type="dxa" w:w="80"/>
-              <w:left w:type="dxa" w:w="120"/>
-              <w:bottom w:type="dxa" w:w="80"/>
-              <w:right w:type="dxa" w:w="120"/>
-            </w:tcMar>
-            <w:vAlign w:val="center"/>
-          </w:tcPr>
-          <w:p>
-            <w:pPr>
-              <w:jc w:val="center"/>
-            </w:pPr>
-            <w:r>
-              <w:rPr>
-                <w:rFonts w:ascii="Arial" w:cs="Arial" w:eastAsia="Arial" w:hAnsi="Arial"/>
-                <w:b w:val="false"/>
-                <w:bCs w:val="false"/>
-                <w:color w:val="333333"/>
-                <w:sz w:val="18"/>
-                <w:szCs w:val="18"/>
-              </w:rPr>
-              <w:t xml:space="preserve">-</w:t>
-            </w:r>
-          </w:p>
-        </w:tc>
-        <w:tc>
-          <w:tcPr>
-            <w:tcW w:type="pct" w:w="9%"/>
-            <w:tcBorders>
-              <w:top w:val="single" w:color="CCCCCC" w:sz="1"/>
-              <w:left w:val="single" w:color="CCCCCC" w:sz="1"/>
-              <w:bottom w:val="single" w:color="CCCCCC" w:sz="1"/>
-              <w:right w:val="single" w:color="CCCCCC" w:sz="1"/>
-            </w:tcBorders>
-            <w:shd w:fill="F5F7FA" w:val="clear"/>
-            <w:tcMar>
-              <w:top w:type="dxa" w:w="80"/>
-              <w:left w:type="dxa" w:w="120"/>
-              <w:bottom w:type="dxa" w:w="80"/>
-              <w:right w:type="dxa" w:w="120"/>
-            </w:tcMar>
-            <w:vAlign w:val="center"/>
-          </w:tcPr>
-          <w:p>
-            <w:pPr>
-              <w:jc w:val="center"/>
-            </w:pPr>
-            <w:r>
-              <w:rPr>
-                <w:rFonts w:ascii="Arial" w:cs="Arial" w:eastAsia="Arial" w:hAnsi="Arial"/>
-                <w:b w:val="false"/>
-                <w:bCs w:val="false"/>
-                <w:color w:val="333333"/>
-                <w:sz w:val="18"/>
-                <w:szCs w:val="18"/>
-              </w:rPr>
-              <w:t xml:space="preserve">-</w:t>
             </w:r>
           </w:p>
         </w:tc>
@@ -14350,28 +14000,29 @@
               <w:bottom w:val="single" w:color="CCCCCC" w:sz="1"/>
               <w:right w:val="single" w:color="CCCCCC" w:sz="1"/>
             </w:tcBorders>
-            <w:tcMar>
-              <w:top w:type="dxa" w:w="80"/>
-              <w:left w:type="dxa" w:w="120"/>
-              <w:bottom w:type="dxa" w:w="80"/>
-              <w:right w:type="dxa" w:w="120"/>
-            </w:tcMar>
-            <w:vAlign w:val="center"/>
-          </w:tcPr>
-          <w:p>
-            <w:pPr>
-              <w:jc w:val="center"/>
-            </w:pPr>
-            <w:r>
-              <w:rPr>
-                <w:rFonts w:ascii="Arial" w:cs="Arial" w:eastAsia="Arial" w:hAnsi="Arial"/>
-                <w:b w:val="false"/>
-                <w:bCs w:val="false"/>
-                <w:color w:val="333333"/>
-                <w:sz w:val="18"/>
-                <w:szCs w:val="18"/>
-              </w:rPr>
-              <w:t xml:space="preserve">-</w:t>
+            <w:shd w:fill="FFF9C4" w:val="clear"/>
+            <w:tcMar>
+              <w:top w:type="dxa" w:w="80"/>
+              <w:left w:type="dxa" w:w="120"/>
+              <w:bottom w:type="dxa" w:w="80"/>
+              <w:right w:type="dxa" w:w="120"/>
+            </w:tcMar>
+            <w:vAlign w:val="center"/>
+          </w:tcPr>
+          <w:p>
+            <w:pPr>
+              <w:jc w:val="center"/>
+            </w:pPr>
+            <w:r>
+              <w:rPr>
+                <w:rFonts w:ascii="Arial" w:cs="Arial" w:eastAsia="Arial" w:hAnsi="Arial"/>
+                <w:b w:val="false"/>
+                <w:bCs w:val="false"/>
+                <w:color w:val="333333"/>
+                <w:sz w:val="18"/>
+                <w:szCs w:val="18"/>
+              </w:rPr>
+              <w:t xml:space="preserve">1</w:t>
             </w:r>
           </w:p>
         </w:tc>
@@ -14408,7 +14059,7 @@
                 <w:sz w:val="18"/>
                 <w:szCs w:val="18"/>
               </w:rPr>
-              <w:t xml:space="preserve">京成リッチモンドホテル東京錦糸町</w:t>
+              <w:t xml:space="preserve">第一イン池袋</w:t>
             </w:r>
           </w:p>
         </w:tc>
@@ -14478,7 +14129,7 @@
                 <w:sz w:val="18"/>
                 <w:szCs w:val="18"/>
               </w:rPr>
-              <w:t xml:space="preserve">1.4</w:t>
+              <w:t xml:space="preserve">1.3</w:t>
             </w:r>
           </w:p>
         </w:tc>
@@ -14491,6 +14142,181 @@
               <w:bottom w:val="single" w:color="CCCCCC" w:sz="1"/>
               <w:right w:val="single" w:color="CCCCCC" w:sz="1"/>
             </w:tcBorders>
+            <w:shd w:fill="F5F7FA" w:val="clear"/>
+            <w:tcMar>
+              <w:top w:type="dxa" w:w="80"/>
+              <w:left w:type="dxa" w:w="120"/>
+              <w:bottom w:type="dxa" w:w="80"/>
+              <w:right w:type="dxa" w:w="120"/>
+            </w:tcMar>
+            <w:vAlign w:val="center"/>
+          </w:tcPr>
+          <w:p>
+            <w:pPr>
+              <w:jc w:val="center"/>
+            </w:pPr>
+            <w:r>
+              <w:rPr>
+                <w:rFonts w:ascii="Arial" w:cs="Arial" w:eastAsia="Arial" w:hAnsi="Arial"/>
+                <w:b w:val="false"/>
+                <w:bCs w:val="false"/>
+                <w:color w:val="333333"/>
+                <w:sz w:val="18"/>
+                <w:szCs w:val="18"/>
+              </w:rPr>
+              <w:t xml:space="preserve">-</w:t>
+            </w:r>
+          </w:p>
+        </w:tc>
+        <w:tc>
+          <w:tcPr>
+            <w:tcW w:type="pct" w:w="9%"/>
+            <w:tcBorders>
+              <w:top w:val="single" w:color="CCCCCC" w:sz="1"/>
+              <w:left w:val="single" w:color="CCCCCC" w:sz="1"/>
+              <w:bottom w:val="single" w:color="CCCCCC" w:sz="1"/>
+              <w:right w:val="single" w:color="CCCCCC" w:sz="1"/>
+            </w:tcBorders>
+            <w:shd w:fill="F5F7FA" w:val="clear"/>
+            <w:tcMar>
+              <w:top w:type="dxa" w:w="80"/>
+              <w:left w:type="dxa" w:w="120"/>
+              <w:bottom w:type="dxa" w:w="80"/>
+              <w:right w:type="dxa" w:w="120"/>
+            </w:tcMar>
+            <w:vAlign w:val="center"/>
+          </w:tcPr>
+          <w:p>
+            <w:pPr>
+              <w:jc w:val="center"/>
+            </w:pPr>
+            <w:r>
+              <w:rPr>
+                <w:rFonts w:ascii="Arial" w:cs="Arial" w:eastAsia="Arial" w:hAnsi="Arial"/>
+                <w:b w:val="false"/>
+                <w:bCs w:val="false"/>
+                <w:color w:val="333333"/>
+                <w:sz w:val="18"/>
+                <w:szCs w:val="18"/>
+              </w:rPr>
+              <w:t xml:space="preserve">-</w:t>
+            </w:r>
+          </w:p>
+        </w:tc>
+        <w:tc>
+          <w:tcPr>
+            <w:tcW w:type="pct" w:w="9%"/>
+            <w:tcBorders>
+              <w:top w:val="single" w:color="CCCCCC" w:sz="1"/>
+              <w:left w:val="single" w:color="CCCCCC" w:sz="1"/>
+              <w:bottom w:val="single" w:color="CCCCCC" w:sz="1"/>
+              <w:right w:val="single" w:color="CCCCCC" w:sz="1"/>
+            </w:tcBorders>
+            <w:shd w:fill="F5F7FA" w:val="clear"/>
+            <w:tcMar>
+              <w:top w:type="dxa" w:w="80"/>
+              <w:left w:type="dxa" w:w="120"/>
+              <w:bottom w:type="dxa" w:w="80"/>
+              <w:right w:type="dxa" w:w="120"/>
+            </w:tcMar>
+            <w:vAlign w:val="center"/>
+          </w:tcPr>
+          <w:p>
+            <w:pPr>
+              <w:jc w:val="center"/>
+            </w:pPr>
+            <w:r>
+              <w:rPr>
+                <w:rFonts w:ascii="Arial" w:cs="Arial" w:eastAsia="Arial" w:hAnsi="Arial"/>
+                <w:b w:val="false"/>
+                <w:bCs w:val="false"/>
+                <w:color w:val="333333"/>
+                <w:sz w:val="18"/>
+                <w:szCs w:val="18"/>
+              </w:rPr>
+              <w:t xml:space="preserve">-</w:t>
+            </w:r>
+          </w:p>
+        </w:tc>
+        <w:tc>
+          <w:tcPr>
+            <w:tcW w:type="pct" w:w="9%"/>
+            <w:tcBorders>
+              <w:top w:val="single" w:color="CCCCCC" w:sz="1"/>
+              <w:left w:val="single" w:color="CCCCCC" w:sz="1"/>
+              <w:bottom w:val="single" w:color="CCCCCC" w:sz="1"/>
+              <w:right w:val="single" w:color="CCCCCC" w:sz="1"/>
+            </w:tcBorders>
+            <w:shd w:fill="F5F7FA" w:val="clear"/>
+            <w:tcMar>
+              <w:top w:type="dxa" w:w="80"/>
+              <w:left w:type="dxa" w:w="120"/>
+              <w:bottom w:type="dxa" w:w="80"/>
+              <w:right w:type="dxa" w:w="120"/>
+            </w:tcMar>
+            <w:vAlign w:val="center"/>
+          </w:tcPr>
+          <w:p>
+            <w:pPr>
+              <w:jc w:val="center"/>
+            </w:pPr>
+            <w:r>
+              <w:rPr>
+                <w:rFonts w:ascii="Arial" w:cs="Arial" w:eastAsia="Arial" w:hAnsi="Arial"/>
+                <w:b w:val="false"/>
+                <w:bCs w:val="false"/>
+                <w:color w:val="333333"/>
+                <w:sz w:val="18"/>
+                <w:szCs w:val="18"/>
+              </w:rPr>
+              <w:t xml:space="preserve">-</w:t>
+            </w:r>
+          </w:p>
+        </w:tc>
+        <w:tc>
+          <w:tcPr>
+            <w:tcW w:type="pct" w:w="9%"/>
+            <w:tcBorders>
+              <w:top w:val="single" w:color="CCCCCC" w:sz="1"/>
+              <w:left w:val="single" w:color="CCCCCC" w:sz="1"/>
+              <w:bottom w:val="single" w:color="CCCCCC" w:sz="1"/>
+              <w:right w:val="single" w:color="CCCCCC" w:sz="1"/>
+            </w:tcBorders>
+            <w:shd w:fill="F5F7FA" w:val="clear"/>
+            <w:tcMar>
+              <w:top w:type="dxa" w:w="80"/>
+              <w:left w:type="dxa" w:w="120"/>
+              <w:bottom w:type="dxa" w:w="80"/>
+              <w:right w:type="dxa" w:w="120"/>
+            </w:tcMar>
+            <w:vAlign w:val="center"/>
+          </w:tcPr>
+          <w:p>
+            <w:pPr>
+              <w:jc w:val="center"/>
+            </w:pPr>
+            <w:r>
+              <w:rPr>
+                <w:rFonts w:ascii="Arial" w:cs="Arial" w:eastAsia="Arial" w:hAnsi="Arial"/>
+                <w:b w:val="false"/>
+                <w:bCs w:val="false"/>
+                <w:color w:val="333333"/>
+                <w:sz w:val="18"/>
+                <w:szCs w:val="18"/>
+              </w:rPr>
+              <w:t xml:space="preserve">-</w:t>
+            </w:r>
+          </w:p>
+        </w:tc>
+        <w:tc>
+          <w:tcPr>
+            <w:tcW w:type="pct" w:w="9%"/>
+            <w:tcBorders>
+              <w:top w:val="single" w:color="CCCCCC" w:sz="1"/>
+              <w:left w:val="single" w:color="CCCCCC" w:sz="1"/>
+              <w:bottom w:val="single" w:color="CCCCCC" w:sz="1"/>
+              <w:right w:val="single" w:color="CCCCCC" w:sz="1"/>
+            </w:tcBorders>
             <w:shd w:fill="FFF9C4" w:val="clear"/>
             <w:tcMar>
               <w:top w:type="dxa" w:w="80"/>
@@ -14514,181 +14340,6 @@
                 <w:szCs w:val="18"/>
               </w:rPr>
               <w:t xml:space="preserve">1</w:t>
-            </w:r>
-          </w:p>
-        </w:tc>
-        <w:tc>
-          <w:tcPr>
-            <w:tcW w:type="pct" w:w="9%"/>
-            <w:tcBorders>
-              <w:top w:val="single" w:color="CCCCCC" w:sz="1"/>
-              <w:left w:val="single" w:color="CCCCCC" w:sz="1"/>
-              <w:bottom w:val="single" w:color="CCCCCC" w:sz="1"/>
-              <w:right w:val="single" w:color="CCCCCC" w:sz="1"/>
-            </w:tcBorders>
-            <w:shd w:fill="F5F7FA" w:val="clear"/>
-            <w:tcMar>
-              <w:top w:type="dxa" w:w="80"/>
-              <w:left w:type="dxa" w:w="120"/>
-              <w:bottom w:type="dxa" w:w="80"/>
-              <w:right w:type="dxa" w:w="120"/>
-            </w:tcMar>
-            <w:vAlign w:val="center"/>
-          </w:tcPr>
-          <w:p>
-            <w:pPr>
-              <w:jc w:val="center"/>
-            </w:pPr>
-            <w:r>
-              <w:rPr>
-                <w:rFonts w:ascii="Arial" w:cs="Arial" w:eastAsia="Arial" w:hAnsi="Arial"/>
-                <w:b w:val="false"/>
-                <w:bCs w:val="false"/>
-                <w:color w:val="333333"/>
-                <w:sz w:val="18"/>
-                <w:szCs w:val="18"/>
-              </w:rPr>
-              <w:t xml:space="preserve">-</w:t>
-            </w:r>
-          </w:p>
-        </w:tc>
-        <w:tc>
-          <w:tcPr>
-            <w:tcW w:type="pct" w:w="9%"/>
-            <w:tcBorders>
-              <w:top w:val="single" w:color="CCCCCC" w:sz="1"/>
-              <w:left w:val="single" w:color="CCCCCC" w:sz="1"/>
-              <w:bottom w:val="single" w:color="CCCCCC" w:sz="1"/>
-              <w:right w:val="single" w:color="CCCCCC" w:sz="1"/>
-            </w:tcBorders>
-            <w:shd w:fill="F5F7FA" w:val="clear"/>
-            <w:tcMar>
-              <w:top w:type="dxa" w:w="80"/>
-              <w:left w:type="dxa" w:w="120"/>
-              <w:bottom w:type="dxa" w:w="80"/>
-              <w:right w:type="dxa" w:w="120"/>
-            </w:tcMar>
-            <w:vAlign w:val="center"/>
-          </w:tcPr>
-          <w:p>
-            <w:pPr>
-              <w:jc w:val="center"/>
-            </w:pPr>
-            <w:r>
-              <w:rPr>
-                <w:rFonts w:ascii="Arial" w:cs="Arial" w:eastAsia="Arial" w:hAnsi="Arial"/>
-                <w:b w:val="false"/>
-                <w:bCs w:val="false"/>
-                <w:color w:val="333333"/>
-                <w:sz w:val="18"/>
-                <w:szCs w:val="18"/>
-              </w:rPr>
-              <w:t xml:space="preserve">-</w:t>
-            </w:r>
-          </w:p>
-        </w:tc>
-        <w:tc>
-          <w:tcPr>
-            <w:tcW w:type="pct" w:w="9%"/>
-            <w:tcBorders>
-              <w:top w:val="single" w:color="CCCCCC" w:sz="1"/>
-              <w:left w:val="single" w:color="CCCCCC" w:sz="1"/>
-              <w:bottom w:val="single" w:color="CCCCCC" w:sz="1"/>
-              <w:right w:val="single" w:color="CCCCCC" w:sz="1"/>
-            </w:tcBorders>
-            <w:shd w:fill="F5F7FA" w:val="clear"/>
-            <w:tcMar>
-              <w:top w:type="dxa" w:w="80"/>
-              <w:left w:type="dxa" w:w="120"/>
-              <w:bottom w:type="dxa" w:w="80"/>
-              <w:right w:type="dxa" w:w="120"/>
-            </w:tcMar>
-            <w:vAlign w:val="center"/>
-          </w:tcPr>
-          <w:p>
-            <w:pPr>
-              <w:jc w:val="center"/>
-            </w:pPr>
-            <w:r>
-              <w:rPr>
-                <w:rFonts w:ascii="Arial" w:cs="Arial" w:eastAsia="Arial" w:hAnsi="Arial"/>
-                <w:b w:val="false"/>
-                <w:bCs w:val="false"/>
-                <w:color w:val="333333"/>
-                <w:sz w:val="18"/>
-                <w:szCs w:val="18"/>
-              </w:rPr>
-              <w:t xml:space="preserve">-</w:t>
-            </w:r>
-          </w:p>
-        </w:tc>
-        <w:tc>
-          <w:tcPr>
-            <w:tcW w:type="pct" w:w="9%"/>
-            <w:tcBorders>
-              <w:top w:val="single" w:color="CCCCCC" w:sz="1"/>
-              <w:left w:val="single" w:color="CCCCCC" w:sz="1"/>
-              <w:bottom w:val="single" w:color="CCCCCC" w:sz="1"/>
-              <w:right w:val="single" w:color="CCCCCC" w:sz="1"/>
-            </w:tcBorders>
-            <w:shd w:fill="F5F7FA" w:val="clear"/>
-            <w:tcMar>
-              <w:top w:type="dxa" w:w="80"/>
-              <w:left w:type="dxa" w:w="120"/>
-              <w:bottom w:type="dxa" w:w="80"/>
-              <w:right w:type="dxa" w:w="120"/>
-            </w:tcMar>
-            <w:vAlign w:val="center"/>
-          </w:tcPr>
-          <w:p>
-            <w:pPr>
-              <w:jc w:val="center"/>
-            </w:pPr>
-            <w:r>
-              <w:rPr>
-                <w:rFonts w:ascii="Arial" w:cs="Arial" w:eastAsia="Arial" w:hAnsi="Arial"/>
-                <w:b w:val="false"/>
-                <w:bCs w:val="false"/>
-                <w:color w:val="333333"/>
-                <w:sz w:val="18"/>
-                <w:szCs w:val="18"/>
-              </w:rPr>
-              <w:t xml:space="preserve">-</w:t>
-            </w:r>
-          </w:p>
-        </w:tc>
-        <w:tc>
-          <w:tcPr>
-            <w:tcW w:type="pct" w:w="9%"/>
-            <w:tcBorders>
-              <w:top w:val="single" w:color="CCCCCC" w:sz="1"/>
-              <w:left w:val="single" w:color="CCCCCC" w:sz="1"/>
-              <w:bottom w:val="single" w:color="CCCCCC" w:sz="1"/>
-              <w:right w:val="single" w:color="CCCCCC" w:sz="1"/>
-            </w:tcBorders>
-            <w:shd w:fill="F5F7FA" w:val="clear"/>
-            <w:tcMar>
-              <w:top w:type="dxa" w:w="80"/>
-              <w:left w:type="dxa" w:w="120"/>
-              <w:bottom w:type="dxa" w:w="80"/>
-              <w:right w:type="dxa" w:w="120"/>
-            </w:tcMar>
-            <w:vAlign w:val="center"/>
-          </w:tcPr>
-          <w:p>
-            <w:pPr>
-              <w:jc w:val="center"/>
-            </w:pPr>
-            <w:r>
-              <w:rPr>
-                <w:rFonts w:ascii="Arial" w:cs="Arial" w:eastAsia="Arial" w:hAnsi="Arial"/>
-                <w:b w:val="false"/>
-                <w:bCs w:val="false"/>
-                <w:color w:val="333333"/>
-                <w:sz w:val="18"/>
-                <w:szCs w:val="18"/>
-              </w:rPr>
-              <w:t xml:space="preserve">-</w:t>
             </w:r>
           </w:p>
         </w:tc>
@@ -14724,7 +14375,7 @@
                 <w:sz w:val="18"/>
                 <w:szCs w:val="18"/>
               </w:rPr>
-              <w:t xml:space="preserve">第一イン池袋</w:t>
+              <w:t xml:space="preserve">京成リッチモンドホテル東京錦糸町</w:t>
             </w:r>
           </w:p>
         </w:tc>
@@ -14792,7 +14443,7 @@
                 <w:sz w:val="18"/>
                 <w:szCs w:val="18"/>
               </w:rPr>
-              <w:t xml:space="preserve">1.3</w:t>
+              <w:t xml:space="preserve">1.2</w:t>
             </w:r>
           </w:p>
         </w:tc>
@@ -14805,28 +14456,29 @@
               <w:bottom w:val="single" w:color="CCCCCC" w:sz="1"/>
               <w:right w:val="single" w:color="CCCCCC" w:sz="1"/>
             </w:tcBorders>
-            <w:tcMar>
-              <w:top w:type="dxa" w:w="80"/>
-              <w:left w:type="dxa" w:w="120"/>
-              <w:bottom w:type="dxa" w:w="80"/>
-              <w:right w:type="dxa" w:w="120"/>
-            </w:tcMar>
-            <w:vAlign w:val="center"/>
-          </w:tcPr>
-          <w:p>
-            <w:pPr>
-              <w:jc w:val="center"/>
-            </w:pPr>
-            <w:r>
-              <w:rPr>
-                <w:rFonts w:ascii="Arial" w:cs="Arial" w:eastAsia="Arial" w:hAnsi="Arial"/>
-                <w:b w:val="false"/>
-                <w:bCs w:val="false"/>
-                <w:color w:val="333333"/>
-                <w:sz w:val="18"/>
-                <w:szCs w:val="18"/>
-              </w:rPr>
-              <w:t xml:space="preserve">-</w:t>
+            <w:shd w:fill="FFF9C4" w:val="clear"/>
+            <w:tcMar>
+              <w:top w:type="dxa" w:w="80"/>
+              <w:left w:type="dxa" w:w="120"/>
+              <w:bottom w:type="dxa" w:w="80"/>
+              <w:right w:type="dxa" w:w="120"/>
+            </w:tcMar>
+            <w:vAlign w:val="center"/>
+          </w:tcPr>
+          <w:p>
+            <w:pPr>
+              <w:jc w:val="center"/>
+            </w:pPr>
+            <w:r>
+              <w:rPr>
+                <w:rFonts w:ascii="Arial" w:cs="Arial" w:eastAsia="Arial" w:hAnsi="Arial"/>
+                <w:b w:val="false"/>
+                <w:bCs w:val="false"/>
+                <w:color w:val="333333"/>
+                <w:sz w:val="18"/>
+                <w:szCs w:val="18"/>
+              </w:rPr>
+              <w:t xml:space="preserve">1</w:t>
             </w:r>
           </w:p>
         </w:tc>
@@ -15291,29 +14943,29 @@
               <w:bottom w:val="single" w:color="CCCCCC" w:sz="1"/>
               <w:right w:val="single" w:color="CCCCCC" w:sz="1"/>
             </w:tcBorders>
-            <w:shd w:fill="F5F7FA" w:val="clear"/>
-            <w:tcMar>
-              <w:top w:type="dxa" w:w="80"/>
-              <w:left w:type="dxa" w:w="120"/>
-              <w:bottom w:type="dxa" w:w="80"/>
-              <w:right w:type="dxa" w:w="120"/>
-            </w:tcMar>
-            <w:vAlign w:val="center"/>
-          </w:tcPr>
-          <w:p>
-            <w:pPr>
-              <w:jc w:val="center"/>
-            </w:pPr>
-            <w:r>
-              <w:rPr>
-                <w:rFonts w:ascii="Arial" w:cs="Arial" w:eastAsia="Arial" w:hAnsi="Arial"/>
-                <w:b w:val="false"/>
-                <w:bCs w:val="false"/>
-                <w:color w:val="333333"/>
-                <w:sz w:val="18"/>
-                <w:szCs w:val="18"/>
-              </w:rPr>
-              <w:t xml:space="preserve">-</w:t>
+            <w:shd w:fill="FFF9C4" w:val="clear"/>
+            <w:tcMar>
+              <w:top w:type="dxa" w:w="80"/>
+              <w:left w:type="dxa" w:w="120"/>
+              <w:bottom w:type="dxa" w:w="80"/>
+              <w:right w:type="dxa" w:w="120"/>
+            </w:tcMar>
+            <w:vAlign w:val="center"/>
+          </w:tcPr>
+          <w:p>
+            <w:pPr>
+              <w:jc w:val="center"/>
+            </w:pPr>
+            <w:r>
+              <w:rPr>
+                <w:rFonts w:ascii="Arial" w:cs="Arial" w:eastAsia="Arial" w:hAnsi="Arial"/>
+                <w:b w:val="false"/>
+                <w:bCs w:val="false"/>
+                <w:color w:val="333333"/>
+                <w:sz w:val="18"/>
+                <w:szCs w:val="18"/>
+              </w:rPr>
+              <w:t xml:space="preserve">1</w:t>
             </w:r>
           </w:p>
         </w:tc>
@@ -15504,7 +15156,7 @@
           <w:sz w:val="21"/>
           <w:szCs w:val="21"/>
         </w:rPr>
-        <w:t xml:space="preserve">現状スコア：7.73点 → 目標スコア：8.5点</w:t>
+        <w:t xml:space="preserve">現状スコア：7.89点 → 目標スコア：8.5点</w:t>
       </w:r>
     </w:p>
     <w:p>
@@ -15519,7 +15171,7 @@
           <w:sz w:val="21"/>
           <w:szCs w:val="21"/>
         </w:rPr>
-        <w:t xml:space="preserve">主要課題：清掃品質全般(15件)、臭気・異臭(7件)、カーペット汚れ(5件)</w:t>
+        <w:t xml:space="preserve">主要課題：清掃品質全般(7件)、臭気・異臭(2件)、ほこり・塵(2件)</w:t>
       </w:r>
     </w:p>
     <w:p>
@@ -15630,7 +15282,7 @@
           <w:sz w:val="21"/>
           <w:szCs w:val="21"/>
         </w:rPr>
-        <w:t xml:space="preserve">汚損箇所のスポットクリーニング即時実施（カーペット汚れ）</w:t>
+        <w:t xml:space="preserve">高所・棚上部・エアコン上部のほこり除去（ほこり・塵）</w:t>
       </w:r>
     </w:p>
     <w:p>
@@ -15649,7 +15301,7 @@
           <w:sz w:val="21"/>
           <w:szCs w:val="21"/>
         </w:rPr>
-        <w:t xml:space="preserve">掃除機がけの重点エリア指定と徹底（カーペット汚れ）</w:t>
+        <w:t xml:space="preserve">テレビ裏・家具裏の清掃徹底（ほこり・塵）</w:t>
       </w:r>
     </w:p>
     <w:p>
@@ -15765,7 +15417,7 @@
           <w:sz w:val="21"/>
           <w:szCs w:val="21"/>
         </w:rPr>
-        <w:t xml:space="preserve">四半期ごとのカーペットディープクリーニング導入（カーペット汚れ）</w:t>
+        <w:t xml:space="preserve">週次の高所清掃スケジュール導入（ほこり・塵）</w:t>
       </w:r>
     </w:p>
     <w:p>
@@ -16277,7 +15929,7 @@
           <w:sz w:val="22"/>
           <w:szCs w:val="22"/>
         </w:rPr>
-        <w:t xml:space="preserve">【URGENT】チサンホテル浜松町</w:t>
+        <w:t xml:space="preserve">【URGENT】コートホテル新横浜</w:t>
       </w:r>
     </w:p>
     <w:p>
@@ -16292,7 +15944,7 @@
           <w:sz w:val="21"/>
           <w:szCs w:val="21"/>
         </w:rPr>
-        <w:t xml:space="preserve">現状スコア：6.57点 → 目標スコア：8点</w:t>
+        <w:t xml:space="preserve">現状スコア：7.12点 → 目標スコア：8点</w:t>
       </w:r>
     </w:p>
     <w:p>
@@ -16307,7 +15959,7 @@
           <w:sz w:val="21"/>
           <w:szCs w:val="21"/>
         </w:rPr>
-        <w:t xml:space="preserve">主要課題：ほこり・塵(3件)、毛髪・髪の毛(2件)、清掃品質全般(2件)</w:t>
+        <w:t xml:space="preserve">主要課題：清掃品質全般(4件)、臭気・異臭(3件)、タバコ関連(2件)</w:t>
       </w:r>
     </w:p>
     <w:p>
@@ -16342,7 +15994,7 @@
           <w:sz w:val="21"/>
           <w:szCs w:val="21"/>
         </w:rPr>
-        <w:t xml:space="preserve">高所・棚上部・エアコン上部のほこり除去（ほこり・塵）</w:t>
+        <w:t xml:space="preserve">清掃品質基準の明確化と全スタッフへの共有（清掃品質全般）</w:t>
       </w:r>
     </w:p>
     <w:p>
@@ -16361,7 +16013,7 @@
           <w:sz w:val="21"/>
           <w:szCs w:val="21"/>
         </w:rPr>
-        <w:t xml:space="preserve">テレビ裏・家具裏の清掃徹底（ほこり・塵）</w:t>
+        <w:t xml:space="preserve">重点箇所（水回り・ベッド周り）の清掃手順見直し（清掃品質全般）</w:t>
       </w:r>
     </w:p>
     <w:p>
@@ -16380,7 +16032,7 @@
           <w:sz w:val="21"/>
           <w:szCs w:val="21"/>
         </w:rPr>
-        <w:t xml:space="preserve">ベッドメイク後の粘着ローラー仕上げ工程追加（毛髪・髪の毛）</w:t>
+        <w:t xml:space="preserve">臭気発生源の特定と即時対処（排水トラップ、換気扇）（臭気・異臭）</w:t>
       </w:r>
     </w:p>
     <w:p>
@@ -16399,7 +16051,7 @@
           <w:sz w:val="21"/>
           <w:szCs w:val="21"/>
         </w:rPr>
-        <w:t xml:space="preserve">排水口ヘアキャッチャーの毎回清掃・交換強化（毛髪・髪の毛）</w:t>
+        <w:t xml:space="preserve">消臭・脱臭処理の実施（臭気・異臭）</w:t>
       </w:r>
     </w:p>
     <w:p>
@@ -16418,7 +16070,7 @@
           <w:sz w:val="21"/>
           <w:szCs w:val="21"/>
         </w:rPr>
-        <w:t xml:space="preserve">バスルーム清掃後の目視チェック強化（毛髪・髪の毛）</w:t>
+        <w:t xml:space="preserve">禁煙室の残留臭調査と脱臭処理（タバコ関連）</w:t>
       </w:r>
     </w:p>
     <w:p>
@@ -16437,7 +16089,7 @@
           <w:sz w:val="21"/>
           <w:szCs w:val="21"/>
         </w:rPr>
-        <w:t xml:space="preserve">清掃品質基準の明確化と全スタッフへの共有（清掃品質全般）</w:t>
+        <w:t xml:space="preserve">喫煙室との動線分離確認（タバコ関連）</w:t>
       </w:r>
     </w:p>
     <w:p>
@@ -16477,63 +16129,6 @@
           <w:sz w:val="21"/>
           <w:szCs w:val="21"/>
         </w:rPr>
-        <w:t xml:space="preserve">週次の高所清掃スケジュール導入（ほこり・塵）</w:t>
-      </w:r>
-    </w:p>
-    <w:p>
-      <w:pPr>
-        <w:pStyle w:val="ListParagraph"/>
-        <w:numPr>
-          <w:ilvl w:val="0"/>
-          <w:numId w:val="2"/>
-        </w:numPr>
-        <w:spacing w:after="80" w:line="300"/>
-      </w:pPr>
-      <w:r>
-        <w:rPr>
-          <w:rFonts w:ascii="Arial" w:cs="Arial" w:eastAsia="Arial" w:hAnsi="Arial"/>
-          <w:color w:val="333333"/>
-          <w:sz w:val="21"/>
-          <w:szCs w:val="21"/>
-        </w:rPr>
-        <w:t xml:space="preserve">清掃チェックリストに毛髪確認項目を明記（毛髪・髪の毛）</w:t>
-      </w:r>
-    </w:p>
-    <w:p>
-      <w:pPr>
-        <w:pStyle w:val="ListParagraph"/>
-        <w:numPr>
-          <w:ilvl w:val="0"/>
-          <w:numId w:val="2"/>
-        </w:numPr>
-        <w:spacing w:after="80" w:line="300"/>
-      </w:pPr>
-      <w:r>
-        <w:rPr>
-          <w:rFonts w:ascii="Arial" w:cs="Arial" w:eastAsia="Arial" w:hAnsi="Arial"/>
-          <w:color w:val="333333"/>
-          <w:sz w:val="21"/>
-          <w:szCs w:val="21"/>
-        </w:rPr>
-        <w:t xml:space="preserve">白色・黒色素材箇所の重点チェック体制構築（毛髪・髪の毛）</w:t>
-      </w:r>
-    </w:p>
-    <w:p>
-      <w:pPr>
-        <w:pStyle w:val="ListParagraph"/>
-        <w:numPr>
-          <w:ilvl w:val="0"/>
-          <w:numId w:val="2"/>
-        </w:numPr>
-        <w:spacing w:after="80" w:line="300"/>
-      </w:pPr>
-      <w:r>
-        <w:rPr>
-          <w:rFonts w:ascii="Arial" w:cs="Arial" w:eastAsia="Arial" w:hAnsi="Arial"/>
-          <w:color w:val="333333"/>
-          <w:sz w:val="21"/>
-          <w:szCs w:val="21"/>
-        </w:rPr>
         <w:t xml:space="preserve">品質管理チェックリストの導入と実施（清掃品質全般）</w:t>
       </w:r>
     </w:p>
@@ -16554,6 +16149,63 @@
           <w:szCs w:val="21"/>
         </w:rPr>
         <w:t xml:space="preserve">QCインスペクション体制の構築（ランダム抜き打ち検査）（清掃品質全般）</w:t>
+      </w:r>
+    </w:p>
+    <w:p>
+      <w:pPr>
+        <w:pStyle w:val="ListParagraph"/>
+        <w:numPr>
+          <w:ilvl w:val="0"/>
+          <w:numId w:val="2"/>
+        </w:numPr>
+        <w:spacing w:after="80" w:line="300"/>
+      </w:pPr>
+      <w:r>
+        <w:rPr>
+          <w:rFonts w:ascii="Arial" w:cs="Arial" w:eastAsia="Arial" w:hAnsi="Arial"/>
+          <w:color w:val="333333"/>
+          <w:sz w:val="21"/>
+          <w:szCs w:val="21"/>
+        </w:rPr>
+        <w:t xml:space="preserve">定期的な換気・消臭ルーティンの標準化（臭気・異臭）</w:t>
+      </w:r>
+    </w:p>
+    <w:p>
+      <w:pPr>
+        <w:pStyle w:val="ListParagraph"/>
+        <w:numPr>
+          <w:ilvl w:val="0"/>
+          <w:numId w:val="2"/>
+        </w:numPr>
+        <w:spacing w:after="80" w:line="300"/>
+      </w:pPr>
+      <w:r>
+        <w:rPr>
+          <w:rFonts w:ascii="Arial" w:cs="Arial" w:eastAsia="Arial" w:hAnsi="Arial"/>
+          <w:color w:val="333333"/>
+          <w:sz w:val="21"/>
+          <w:szCs w:val="21"/>
+        </w:rPr>
+        <w:t xml:space="preserve">エアコン・排水系の臭気源の根本対策（臭気・異臭）</w:t>
+      </w:r>
+    </w:p>
+    <w:p>
+      <w:pPr>
+        <w:pStyle w:val="ListParagraph"/>
+        <w:numPr>
+          <w:ilvl w:val="0"/>
+          <w:numId w:val="2"/>
+        </w:numPr>
+        <w:spacing w:after="80" w:line="300"/>
+      </w:pPr>
+      <w:r>
+        <w:rPr>
+          <w:rFonts w:ascii="Arial" w:cs="Arial" w:eastAsia="Arial" w:hAnsi="Arial"/>
+          <w:color w:val="333333"/>
+          <w:sz w:val="21"/>
+          <w:szCs w:val="21"/>
+        </w:rPr>
+        <w:t xml:space="preserve">廊下・共用部の定期脱臭処理スケジュール導入（タバコ関連）</w:t>
       </w:r>
     </w:p>
     <w:p>
@@ -16616,6 +16268,44 @@
       </w:r>
     </w:p>
     <w:p>
+      <w:pPr>
+        <w:pStyle w:val="ListParagraph"/>
+        <w:numPr>
+          <w:ilvl w:val="0"/>
+          <w:numId w:val="2"/>
+        </w:numPr>
+        <w:spacing w:after="80" w:line="300"/>
+      </w:pPr>
+      <w:r>
+        <w:rPr>
+          <w:rFonts w:ascii="Arial" w:cs="Arial" w:eastAsia="Arial" w:hAnsi="Arial"/>
+          <w:color w:val="333333"/>
+          <w:sz w:val="21"/>
+          <w:szCs w:val="21"/>
+        </w:rPr>
+        <w:t xml:space="preserve">オゾン脱臭機の導入検討（臭気・異臭）</w:t>
+      </w:r>
+    </w:p>
+    <w:p>
+      <w:pPr>
+        <w:pStyle w:val="ListParagraph"/>
+        <w:numPr>
+          <w:ilvl w:val="0"/>
+          <w:numId w:val="2"/>
+        </w:numPr>
+        <w:spacing w:after="80" w:line="300"/>
+      </w:pPr>
+      <w:r>
+        <w:rPr>
+          <w:rFonts w:ascii="Arial" w:cs="Arial" w:eastAsia="Arial" w:hAnsi="Arial"/>
+          <w:color w:val="333333"/>
+          <w:sz w:val="21"/>
+          <w:szCs w:val="21"/>
+        </w:rPr>
+        <w:t xml:space="preserve">空気品質モニタリングの導入（臭気・異臭）</w:t>
+      </w:r>
+    </w:p>
+    <w:p>
       <w:r>
         <w:br w:type="page"/>
       </w:r>
@@ -16633,7 +16323,7 @@
           <w:sz w:val="22"/>
           <w:szCs w:val="22"/>
         </w:rPr>
-        <w:t xml:space="preserve">【URGENT】コートホテル新横浜</w:t>
+        <w:t xml:space="preserve">【URGENT】チサンホテル浜松町</w:t>
       </w:r>
     </w:p>
     <w:p>
@@ -16648,7 +16338,7 @@
           <w:sz w:val="21"/>
           <w:szCs w:val="21"/>
         </w:rPr>
-        <w:t xml:space="preserve">現状スコア：7.12点 → 目標スコア：8点</w:t>
+        <w:t xml:space="preserve">現状スコア：6.52点 → 目標スコア：8点</w:t>
       </w:r>
     </w:p>
     <w:p>
@@ -16663,7 +16353,7 @@
           <w:sz w:val="21"/>
           <w:szCs w:val="21"/>
         </w:rPr>
-        <w:t xml:space="preserve">主要課題：清掃品質全般(4件)、臭気・異臭(3件)、タバコ関連(2件)</w:t>
+        <w:t xml:space="preserve">主要課題：ほこり・塵(3件)、毛髪・髪の毛(2件)、清掃品質全般(2件)</w:t>
       </w:r>
     </w:p>
     <w:p>
@@ -16698,7 +16388,7 @@
           <w:sz w:val="21"/>
           <w:szCs w:val="21"/>
         </w:rPr>
-        <w:t xml:space="preserve">清掃品質基準の明確化と全スタッフへの共有（清掃品質全般）</w:t>
+        <w:t xml:space="preserve">高所・棚上部・エアコン上部のほこり除去（ほこり・塵）</w:t>
       </w:r>
     </w:p>
     <w:p>
@@ -16717,7 +16407,7 @@
           <w:sz w:val="21"/>
           <w:szCs w:val="21"/>
         </w:rPr>
-        <w:t xml:space="preserve">重点箇所（水回り・ベッド周り）の清掃手順見直し（清掃品質全般）</w:t>
+        <w:t xml:space="preserve">テレビ裏・家具裏の清掃徹底（ほこり・塵）</w:t>
       </w:r>
     </w:p>
     <w:p>
@@ -16736,7 +16426,7 @@
           <w:sz w:val="21"/>
           <w:szCs w:val="21"/>
         </w:rPr>
-        <w:t xml:space="preserve">臭気発生源の特定と即時対処（排水トラップ、換気扇）（臭気・異臭）</w:t>
+        <w:t xml:space="preserve">ベッドメイク後の粘着ローラー仕上げ工程追加（毛髪・髪の毛）</w:t>
       </w:r>
     </w:p>
     <w:p>
@@ -16755,7 +16445,7 @@
           <w:sz w:val="21"/>
           <w:szCs w:val="21"/>
         </w:rPr>
-        <w:t xml:space="preserve">消臭・脱臭処理の実施（臭気・異臭）</w:t>
+        <w:t xml:space="preserve">排水口ヘアキャッチャーの毎回清掃・交換強化（毛髪・髪の毛）</w:t>
       </w:r>
     </w:p>
     <w:p>
@@ -16774,7 +16464,7 @@
           <w:sz w:val="21"/>
           <w:szCs w:val="21"/>
         </w:rPr>
-        <w:t xml:space="preserve">禁煙室の残留臭調査と脱臭処理（タバコ関連）</w:t>
+        <w:t xml:space="preserve">バスルーム清掃後の目視チェック強化（毛髪・髪の毛）</w:t>
       </w:r>
     </w:p>
     <w:p>
@@ -16793,7 +16483,7 @@
           <w:sz w:val="21"/>
           <w:szCs w:val="21"/>
         </w:rPr>
-        <w:t xml:space="preserve">喫煙室との動線分離確認（タバコ関連）</w:t>
+        <w:t xml:space="preserve">清掃品質基準の明確化と全スタッフへの共有（清掃品質全般）</w:t>
       </w:r>
     </w:p>
     <w:p>
@@ -16833,6 +16523,63 @@
           <w:sz w:val="21"/>
           <w:szCs w:val="21"/>
         </w:rPr>
+        <w:t xml:space="preserve">週次の高所清掃スケジュール導入（ほこり・塵）</w:t>
+      </w:r>
+    </w:p>
+    <w:p>
+      <w:pPr>
+        <w:pStyle w:val="ListParagraph"/>
+        <w:numPr>
+          <w:ilvl w:val="0"/>
+          <w:numId w:val="2"/>
+        </w:numPr>
+        <w:spacing w:after="80" w:line="300"/>
+      </w:pPr>
+      <w:r>
+        <w:rPr>
+          <w:rFonts w:ascii="Arial" w:cs="Arial" w:eastAsia="Arial" w:hAnsi="Arial"/>
+          <w:color w:val="333333"/>
+          <w:sz w:val="21"/>
+          <w:szCs w:val="21"/>
+        </w:rPr>
+        <w:t xml:space="preserve">清掃チェックリストに毛髪確認項目を明記（毛髪・髪の毛）</w:t>
+      </w:r>
+    </w:p>
+    <w:p>
+      <w:pPr>
+        <w:pStyle w:val="ListParagraph"/>
+        <w:numPr>
+          <w:ilvl w:val="0"/>
+          <w:numId w:val="2"/>
+        </w:numPr>
+        <w:spacing w:after="80" w:line="300"/>
+      </w:pPr>
+      <w:r>
+        <w:rPr>
+          <w:rFonts w:ascii="Arial" w:cs="Arial" w:eastAsia="Arial" w:hAnsi="Arial"/>
+          <w:color w:val="333333"/>
+          <w:sz w:val="21"/>
+          <w:szCs w:val="21"/>
+        </w:rPr>
+        <w:t xml:space="preserve">白色・黒色素材箇所の重点チェック体制構築（毛髪・髪の毛）</w:t>
+      </w:r>
+    </w:p>
+    <w:p>
+      <w:pPr>
+        <w:pStyle w:val="ListParagraph"/>
+        <w:numPr>
+          <w:ilvl w:val="0"/>
+          <w:numId w:val="2"/>
+        </w:numPr>
+        <w:spacing w:after="80" w:line="300"/>
+      </w:pPr>
+      <w:r>
+        <w:rPr>
+          <w:rFonts w:ascii="Arial" w:cs="Arial" w:eastAsia="Arial" w:hAnsi="Arial"/>
+          <w:color w:val="333333"/>
+          <w:sz w:val="21"/>
+          <w:szCs w:val="21"/>
+        </w:rPr>
         <w:t xml:space="preserve">品質管理チェックリストの導入と実施（清掃品質全般）</w:t>
       </w:r>
     </w:p>
@@ -16853,63 +16600,6 @@
           <w:szCs w:val="21"/>
         </w:rPr>
         <w:t xml:space="preserve">QCインスペクション体制の構築（ランダム抜き打ち検査）（清掃品質全般）</w:t>
-      </w:r>
-    </w:p>
-    <w:p>
-      <w:pPr>
-        <w:pStyle w:val="ListParagraph"/>
-        <w:numPr>
-          <w:ilvl w:val="0"/>
-          <w:numId w:val="2"/>
-        </w:numPr>
-        <w:spacing w:after="80" w:line="300"/>
-      </w:pPr>
-      <w:r>
-        <w:rPr>
-          <w:rFonts w:ascii="Arial" w:cs="Arial" w:eastAsia="Arial" w:hAnsi="Arial"/>
-          <w:color w:val="333333"/>
-          <w:sz w:val="21"/>
-          <w:szCs w:val="21"/>
-        </w:rPr>
-        <w:t xml:space="preserve">定期的な換気・消臭ルーティンの標準化（臭気・異臭）</w:t>
-      </w:r>
-    </w:p>
-    <w:p>
-      <w:pPr>
-        <w:pStyle w:val="ListParagraph"/>
-        <w:numPr>
-          <w:ilvl w:val="0"/>
-          <w:numId w:val="2"/>
-        </w:numPr>
-        <w:spacing w:after="80" w:line="300"/>
-      </w:pPr>
-      <w:r>
-        <w:rPr>
-          <w:rFonts w:ascii="Arial" w:cs="Arial" w:eastAsia="Arial" w:hAnsi="Arial"/>
-          <w:color w:val="333333"/>
-          <w:sz w:val="21"/>
-          <w:szCs w:val="21"/>
-        </w:rPr>
-        <w:t xml:space="preserve">エアコン・排水系の臭気源の根本対策（臭気・異臭）</w:t>
-      </w:r>
-    </w:p>
-    <w:p>
-      <w:pPr>
-        <w:pStyle w:val="ListParagraph"/>
-        <w:numPr>
-          <w:ilvl w:val="0"/>
-          <w:numId w:val="2"/>
-        </w:numPr>
-        <w:spacing w:after="80" w:line="300"/>
-      </w:pPr>
-      <w:r>
-        <w:rPr>
-          <w:rFonts w:ascii="Arial" w:cs="Arial" w:eastAsia="Arial" w:hAnsi="Arial"/>
-          <w:color w:val="333333"/>
-          <w:sz w:val="21"/>
-          <w:szCs w:val="21"/>
-        </w:rPr>
-        <w:t xml:space="preserve">廊下・共用部の定期脱臭処理スケジュール導入（タバコ関連）</w:t>
       </w:r>
     </w:p>
     <w:p>
@@ -16972,44 +16662,6 @@
       </w:r>
     </w:p>
     <w:p>
-      <w:pPr>
-        <w:pStyle w:val="ListParagraph"/>
-        <w:numPr>
-          <w:ilvl w:val="0"/>
-          <w:numId w:val="2"/>
-        </w:numPr>
-        <w:spacing w:after="80" w:line="300"/>
-      </w:pPr>
-      <w:r>
-        <w:rPr>
-          <w:rFonts w:ascii="Arial" w:cs="Arial" w:eastAsia="Arial" w:hAnsi="Arial"/>
-          <w:color w:val="333333"/>
-          <w:sz w:val="21"/>
-          <w:szCs w:val="21"/>
-        </w:rPr>
-        <w:t xml:space="preserve">オゾン脱臭機の導入検討（臭気・異臭）</w:t>
-      </w:r>
-    </w:p>
-    <w:p>
-      <w:pPr>
-        <w:pStyle w:val="ListParagraph"/>
-        <w:numPr>
-          <w:ilvl w:val="0"/>
-          <w:numId w:val="2"/>
-        </w:numPr>
-        <w:spacing w:after="80" w:line="300"/>
-      </w:pPr>
-      <w:r>
-        <w:rPr>
-          <w:rFonts w:ascii="Arial" w:cs="Arial" w:eastAsia="Arial" w:hAnsi="Arial"/>
-          <w:color w:val="333333"/>
-          <w:sz w:val="21"/>
-          <w:szCs w:val="21"/>
-        </w:rPr>
-        <w:t xml:space="preserve">空気品質モニタリングの導入（臭気・異臭）</w:t>
-      </w:r>
-    </w:p>
-    <w:p>
       <w:r>
         <w:br w:type="page"/>
       </w:r>
@@ -17171,7 +16823,7 @@
           <w:sz w:val="22"/>
           <w:szCs w:val="22"/>
         </w:rPr>
-        <w:t xml:space="preserve">【HIGH】コンフォートイン六本木（8.15点 → 9点）</w:t>
+        <w:t xml:space="preserve">【HIGH】ダイワロイネットホテル東京大崎（8.62点 → 8.9点）</w:t>
       </w:r>
     </w:p>
     <w:p>
@@ -17186,7 +16838,7 @@
           <w:sz w:val="21"/>
           <w:szCs w:val="21"/>
         </w:rPr>
-        <w:t xml:space="preserve">主要課題：臭気・異臭(4件)、カビ・モールド(2件)、清掃品質全般(2件)</w:t>
+        <w:t xml:space="preserve">主要課題：清掃品質全般(3件)、害虫(2件)、シミ・汚れ跡(1件)</w:t>
       </w:r>
     </w:p>
     <w:p>
@@ -17220,133 +16872,6 @@
           <w:sz w:val="21"/>
           <w:szCs w:val="21"/>
         </w:rPr>
-        <w:t xml:space="preserve">臭気発生源の特定と即時対処（排水トラップ、換気扇）</w:t>
-      </w:r>
-    </w:p>
-    <w:p>
-      <w:pPr>
-        <w:pStyle w:val="ListParagraph"/>
-        <w:numPr>
-          <w:ilvl w:val="0"/>
-          <w:numId w:val="2"/>
-        </w:numPr>
-        <w:spacing w:after="80" w:line="300"/>
-      </w:pPr>
-      <w:r>
-        <w:rPr>
-          <w:rFonts w:ascii="Arial" w:cs="Arial" w:eastAsia="Arial" w:hAnsi="Arial"/>
-          <w:color w:val="333333"/>
-          <w:sz w:val="21"/>
-          <w:szCs w:val="21"/>
-        </w:rPr>
-        <w:t xml:space="preserve">消臭・脱臭処理の実施</w:t>
-      </w:r>
-    </w:p>
-    <w:p>
-      <w:pPr>
-        <w:pStyle w:val="ListParagraph"/>
-        <w:numPr>
-          <w:ilvl w:val="0"/>
-          <w:numId w:val="2"/>
-        </w:numPr>
-        <w:spacing w:after="80" w:line="300"/>
-      </w:pPr>
-      <w:r>
-        <w:rPr>
-          <w:rFonts w:ascii="Arial" w:cs="Arial" w:eastAsia="Arial" w:hAnsi="Arial"/>
-          <w:color w:val="333333"/>
-          <w:sz w:val="21"/>
-          <w:szCs w:val="21"/>
-        </w:rPr>
-        <w:t xml:space="preserve">エアコンフィルター・内部のカビ除去と消毒</w:t>
-      </w:r>
-    </w:p>
-    <w:p>
-      <w:pPr>
-        <w:pStyle w:val="ListParagraph"/>
-        <w:numPr>
-          <w:ilvl w:val="0"/>
-          <w:numId w:val="2"/>
-        </w:numPr>
-        <w:spacing w:after="80" w:line="300"/>
-      </w:pPr>
-      <w:r>
-        <w:rPr>
-          <w:rFonts w:ascii="Arial" w:cs="Arial" w:eastAsia="Arial" w:hAnsi="Arial"/>
-          <w:color w:val="333333"/>
-          <w:sz w:val="21"/>
-          <w:szCs w:val="21"/>
-        </w:rPr>
-        <w:t xml:space="preserve">加湿器の分解洗浄・カビ除去</w:t>
-      </w:r>
-    </w:p>
-    <w:p>
-      <w:pPr>
-        <w:spacing w:after="120"/>
-      </w:pPr>
-    </w:p>
-    <w:p>
-      <w:pPr>
-        <w:spacing w:after="120" w:before="200"/>
-      </w:pPr>
-      <w:r>
-        <w:rPr>
-          <w:rFonts w:ascii="Arial" w:cs="Arial" w:eastAsia="Arial" w:hAnsi="Arial"/>
-          <w:b/>
-          <w:bCs/>
-          <w:color w:val="1B3A5C"/>
-          <w:sz w:val="22"/>
-          <w:szCs w:val="22"/>
-        </w:rPr>
-        <w:t xml:space="preserve">【HIGH】ハートンホテル東品川（8.48点 → 9点）</w:t>
-      </w:r>
-    </w:p>
-    <w:p>
-      <w:pPr>
-        <w:spacing w:after="120" w:line="320"/>
-        <w:jc w:val="left"/>
-      </w:pPr>
-      <w:r>
-        <w:rPr>
-          <w:rFonts w:ascii="Arial" w:cs="Arial" w:eastAsia="Arial" w:hAnsi="Arial"/>
-          <w:color w:val="333333"/>
-          <w:sz w:val="21"/>
-          <w:szCs w:val="21"/>
-        </w:rPr>
-        <w:t xml:space="preserve">主要課題：清掃品質全般(5件)、タバコ関連(2件)、臭気・異臭(1件)</w:t>
-      </w:r>
-    </w:p>
-    <w:p>
-      <w:pPr>
-        <w:spacing w:after="120" w:line="320"/>
-        <w:jc w:val="left"/>
-      </w:pPr>
-      <w:r>
-        <w:rPr>
-          <w:rFonts w:ascii="Arial" w:cs="Arial" w:eastAsia="Arial" w:hAnsi="Arial"/>
-          <w:color w:val="333333"/>
-          <w:sz w:val="21"/>
-          <w:szCs w:val="21"/>
-        </w:rPr>
-        <w:t xml:space="preserve">即時対応策：</w:t>
-      </w:r>
-    </w:p>
-    <w:p>
-      <w:pPr>
-        <w:pStyle w:val="ListParagraph"/>
-        <w:numPr>
-          <w:ilvl w:val="0"/>
-          <w:numId w:val="2"/>
-        </w:numPr>
-        <w:spacing w:after="80" w:line="300"/>
-      </w:pPr>
-      <w:r>
-        <w:rPr>
-          <w:rFonts w:ascii="Arial" w:cs="Arial" w:eastAsia="Arial" w:hAnsi="Arial"/>
-          <w:color w:val="333333"/>
-          <w:sz w:val="21"/>
-          <w:szCs w:val="21"/>
-        </w:rPr>
         <w:t xml:space="preserve">清掃品質基準の明確化と全スタッフへの共有</w:t>
       </w:r>
     </w:p>
@@ -17385,7 +16910,7 @@
           <w:sz w:val="21"/>
           <w:szCs w:val="21"/>
         </w:rPr>
-        <w:t xml:space="preserve">禁煙室の残留臭調査と脱臭処理</w:t>
+        <w:t xml:space="preserve">害虫駆除業者による即時消毒実施</w:t>
       </w:r>
     </w:p>
     <w:p>
@@ -17404,7 +16929,7 @@
           <w:sz w:val="21"/>
           <w:szCs w:val="21"/>
         </w:rPr>
-        <w:t xml:space="preserve">喫煙室との動線分離確認</w:t>
+        <w:t xml:space="preserve">発生箇所の特定と封鎖</w:t>
       </w:r>
     </w:p>
     <w:p>
@@ -17568,7 +17093,7 @@
           <w:sz w:val="21"/>
           <w:szCs w:val="21"/>
         </w:rPr>
-        <w:t xml:space="preserve">STANDARDホテル（10件）：ダイワロイネットホテル東京大崎、ホテルコメント横浜関内、コンフォートホテル成田、アパホテル相模原橋本駅東、ホテルケヤキゲート東京府中、リッチモンドホテル東京目白、変なホテル東京羽田、京成リッチモンドホテル東京錦糸町、第一イン池袋、コンフォートホテルERA東京東神田</w:t>
+        <w:t xml:space="preserve">STANDARDホテル（11件）：ハートンホテル東品川、ホテルコメント横浜関内、コンフォートイン六本木、ホテルケヤキゲート東京府中、アパホテル相模原橋本駅東、リッチモンドホテル東京目白、コンフォートホテル成田、変なホテル東京羽田、第一イン池袋、京成リッチモンドホテル東京錦糸町、コンフォートホテルERA東京東神田</w:t>
       </w:r>
     </w:p>
     <w:p>
@@ -18756,7 +18281,7 @@
                 <w:sz w:val="18"/>
                 <w:szCs w:val="18"/>
               </w:rPr>
-              <w:t xml:space="preserve">4.6%</w:t>
+              <w:t xml:space="preserve">4.3%</w:t>
             </w:r>
           </w:p>
         </w:tc>
@@ -18791,7 +18316,7 @@
                 <w:sz w:val="18"/>
                 <w:szCs w:val="18"/>
               </w:rPr>
-              <w:t xml:space="preserve">1.8%以下</w:t>
+              <w:t xml:space="preserve">1.7%以下</w:t>
             </w:r>
           </w:p>
         </w:tc>
@@ -19036,7 +18561,7 @@
                 <w:sz w:val="18"/>
                 <w:szCs w:val="18"/>
               </w:rPr>
-              <w:t xml:space="preserve">5.2%</w:t>
+              <w:t xml:space="preserve">5.0%</w:t>
             </w:r>
           </w:p>
         </w:tc>
@@ -19071,7 +18596,7 @@
                 <w:sz w:val="18"/>
                 <w:szCs w:val="18"/>
               </w:rPr>
-              <w:t xml:space="preserve">2.6%以下</w:t>
+              <w:t xml:space="preserve">2.5%以下</w:t>
             </w:r>
           </w:p>
         </w:tc>
@@ -19466,7 +18991,7 @@
                 <w:sz w:val="18"/>
                 <w:szCs w:val="18"/>
               </w:rPr>
-              <w:t xml:space="preserve">7.73</w:t>
+              <w:t xml:space="preserve">7.89</w:t>
             </w:r>
           </w:p>
         </w:tc>
@@ -19500,7 +19025,7 @@
                 <w:sz w:val="18"/>
                 <w:szCs w:val="18"/>
               </w:rPr>
-              <w:t xml:space="preserve">8.20</w:t>
+              <w:t xml:space="preserve">8.40</w:t>
             </w:r>
           </w:p>
         </w:tc>
@@ -19534,7 +19059,7 @@
                 <w:sz w:val="18"/>
                 <w:szCs w:val="18"/>
               </w:rPr>
-              <w:t xml:space="preserve">15.0%</w:t>
+              <w:t xml:space="preserve">12.0%</w:t>
             </w:r>
           </w:p>
         </w:tc>
@@ -19568,7 +19093,7 @@
                 <w:sz w:val="18"/>
                 <w:szCs w:val="18"/>
               </w:rPr>
-              <w:t xml:space="preserve">4.5%</w:t>
+              <w:t xml:space="preserve">3.6%</w:t>
             </w:r>
           </w:p>
         </w:tc>
@@ -19816,7 +19341,7 @@
                 <w:sz w:val="18"/>
                 <w:szCs w:val="18"/>
               </w:rPr>
-              <w:t xml:space="preserve">チサンホテル浜松町</w:t>
+              <w:t xml:space="preserve">コートホテル新横浜</w:t>
             </w:r>
           </w:p>
         </w:tc>
@@ -19885,7 +19410,7 @@
                 <w:sz w:val="18"/>
                 <w:szCs w:val="18"/>
               </w:rPr>
-              <w:t xml:space="preserve">6.57</w:t>
+              <w:t xml:space="preserve">7.12</w:t>
             </w:r>
           </w:p>
         </w:tc>
@@ -19919,7 +19444,7 @@
                 <w:sz w:val="18"/>
                 <w:szCs w:val="18"/>
               </w:rPr>
-              <w:t xml:space="preserve">7.10</w:t>
+              <w:t xml:space="preserve">7.60</w:t>
             </w:r>
           </w:p>
         </w:tc>
@@ -19953,7 +19478,7 @@
                 <w:sz w:val="18"/>
                 <w:szCs w:val="18"/>
               </w:rPr>
-              <w:t xml:space="preserve">8.6%</w:t>
+              <w:t xml:space="preserve">8.5%</w:t>
             </w:r>
           </w:p>
         </w:tc>
@@ -19987,7 +19512,7 @@
                 <w:sz w:val="18"/>
                 <w:szCs w:val="18"/>
               </w:rPr>
-              <w:t xml:space="preserve">2.6%</w:t>
+              <w:t xml:space="preserve">2.5%</w:t>
             </w:r>
           </w:p>
         </w:tc>
@@ -20024,7 +19549,7 @@
                 <w:sz w:val="18"/>
                 <w:szCs w:val="18"/>
               </w:rPr>
-              <w:t xml:space="preserve">コートホテル新横浜</w:t>
+              <w:t xml:space="preserve">チサンホテル浜松町</w:t>
             </w:r>
           </w:p>
         </w:tc>
@@ -20094,7 +19619,7 @@
                 <w:sz w:val="18"/>
                 <w:szCs w:val="18"/>
               </w:rPr>
-              <w:t xml:space="preserve">7.12</w:t>
+              <w:t xml:space="preserve">6.52</w:t>
             </w:r>
           </w:p>
         </w:tc>
@@ -20129,7 +19654,7 @@
                 <w:sz w:val="18"/>
                 <w:szCs w:val="18"/>
               </w:rPr>
-              <w:t xml:space="preserve">7.60</w:t>
+              <w:t xml:space="preserve">7.00</w:t>
             </w:r>
           </w:p>
         </w:tc>
@@ -20164,7 +19689,7 @@
                 <w:sz w:val="18"/>
                 <w:szCs w:val="18"/>
               </w:rPr>
-              <w:t xml:space="preserve">8.5%</w:t>
+              <w:t xml:space="preserve">7.9%</w:t>
             </w:r>
           </w:p>
         </w:tc>
@@ -20199,7 +19724,7 @@
                 <w:sz w:val="18"/>
                 <w:szCs w:val="18"/>
               </w:rPr>
-              <w:t xml:space="preserve">2.5%</w:t>
+              <w:t xml:space="preserve">2.4%</w:t>
             </w:r>
           </w:p>
         </w:tc>
@@ -20443,7 +19968,7 @@
                 <w:sz w:val="18"/>
                 <w:szCs w:val="18"/>
               </w:rPr>
-              <w:t xml:space="preserve">コンフォートイン六本木</w:t>
+              <w:t xml:space="preserve">ダイワロイネットホテル東京大崎</w:t>
             </w:r>
           </w:p>
         </w:tc>
@@ -20513,7 +20038,7 @@
                 <w:sz w:val="18"/>
                 <w:szCs w:val="18"/>
               </w:rPr>
-              <w:t xml:space="preserve">8.15</w:t>
+              <w:t xml:space="preserve">8.62</w:t>
             </w:r>
           </w:p>
         </w:tc>
@@ -20548,7 +20073,7 @@
                 <w:sz w:val="18"/>
                 <w:szCs w:val="18"/>
               </w:rPr>
-              <w:t xml:space="preserve">8.70</w:t>
+              <w:t xml:space="preserve">9.10</w:t>
             </w:r>
           </w:p>
         </w:tc>
@@ -20583,7 +20108,7 @@
                 <w:sz w:val="18"/>
                 <w:szCs w:val="18"/>
               </w:rPr>
-              <w:t xml:space="preserve">5.8%</w:t>
+              <w:t xml:space="preserve">7.1%</w:t>
             </w:r>
           </w:p>
         </w:tc>
@@ -20618,7 +20143,7 @@
                 <w:sz w:val="18"/>
                 <w:szCs w:val="18"/>
               </w:rPr>
-              <w:t xml:space="preserve">1.7%</w:t>
+              <w:t xml:space="preserve">2.1%</w:t>
             </w:r>
           </w:p>
         </w:tc>
@@ -20654,7 +20179,7 @@
                 <w:sz w:val="18"/>
                 <w:szCs w:val="18"/>
               </w:rPr>
-              <w:t xml:space="preserve">ハートンホテル東品川</w:t>
+              <w:t xml:space="preserve">川崎日航ホテル</w:t>
             </w:r>
           </w:p>
         </w:tc>
@@ -20723,7 +20248,7 @@
                 <w:sz w:val="18"/>
                 <w:szCs w:val="18"/>
               </w:rPr>
-              <w:t xml:space="preserve">8.48</w:t>
+              <w:t xml:space="preserve">8.64</w:t>
             </w:r>
           </w:p>
         </w:tc>
@@ -20757,7 +20282,7 @@
                 <w:sz w:val="18"/>
                 <w:szCs w:val="18"/>
               </w:rPr>
-              <w:t xml:space="preserve">9.00</w:t>
+              <w:t xml:space="preserve">9.10</w:t>
             </w:r>
           </w:p>
         </w:tc>
@@ -20804,218 +20329,6 @@
               <w:bottom w:val="single" w:color="CCCCCC" w:sz="1"/>
               <w:right w:val="single" w:color="CCCCCC" w:sz="1"/>
             </w:tcBorders>
-            <w:tcMar>
-              <w:top w:type="dxa" w:w="80"/>
-              <w:left w:type="dxa" w:w="120"/>
-              <w:bottom w:type="dxa" w:w="80"/>
-              <w:right w:type="dxa" w:w="120"/>
-            </w:tcMar>
-            <w:vAlign w:val="center"/>
-          </w:tcPr>
-          <w:p>
-            <w:pPr>
-              <w:jc w:val="center"/>
-            </w:pPr>
-            <w:r>
-              <w:rPr>
-                <w:rFonts w:ascii="Arial" w:cs="Arial" w:eastAsia="Arial" w:hAnsi="Arial"/>
-                <w:b/>
-                <w:bCs/>
-                <w:color w:val="27AE60"/>
-                <w:sz w:val="18"/>
-                <w:szCs w:val="18"/>
-              </w:rPr>
-              <w:t xml:space="preserve">1.5%</w:t>
-            </w:r>
-          </w:p>
-        </w:tc>
-      </w:tr>
-      <w:tr>
-        <w:tc>
-          <w:tcPr>
-            <w:tcW w:type="pct" w:w="28%"/>
-            <w:tcBorders>
-              <w:top w:val="single" w:color="CCCCCC" w:sz="1"/>
-              <w:left w:val="single" w:color="CCCCCC" w:sz="1"/>
-              <w:bottom w:val="single" w:color="CCCCCC" w:sz="1"/>
-              <w:right w:val="single" w:color="CCCCCC" w:sz="1"/>
-            </w:tcBorders>
-            <w:shd w:fill="F5F7FA" w:val="clear"/>
-            <w:tcMar>
-              <w:top w:type="dxa" w:w="80"/>
-              <w:left w:type="dxa" w:w="120"/>
-              <w:bottom w:type="dxa" w:w="80"/>
-              <w:right w:type="dxa" w:w="120"/>
-            </w:tcMar>
-            <w:vAlign w:val="center"/>
-          </w:tcPr>
-          <w:p>
-            <w:pPr>
-              <w:jc w:val="left"/>
-            </w:pPr>
-            <w:r>
-              <w:rPr>
-                <w:rFonts w:ascii="Arial" w:cs="Arial" w:eastAsia="Arial" w:hAnsi="Arial"/>
-                <w:b/>
-                <w:bCs/>
-                <w:color w:val="333333"/>
-                <w:sz w:val="18"/>
-                <w:szCs w:val="18"/>
-              </w:rPr>
-              <w:t xml:space="preserve">川崎日航ホテル</w:t>
-            </w:r>
-          </w:p>
-        </w:tc>
-        <w:tc>
-          <w:tcPr>
-            <w:tcW w:type="pct" w:w="12%"/>
-            <w:tcBorders>
-              <w:top w:val="single" w:color="CCCCCC" w:sz="1"/>
-              <w:left w:val="single" w:color="CCCCCC" w:sz="1"/>
-              <w:bottom w:val="single" w:color="CCCCCC" w:sz="1"/>
-              <w:right w:val="single" w:color="CCCCCC" w:sz="1"/>
-            </w:tcBorders>
-            <w:shd w:fill="FFF3E0" w:val="clear"/>
-            <w:tcMar>
-              <w:top w:type="dxa" w:w="80"/>
-              <w:left w:type="dxa" w:w="120"/>
-              <w:bottom w:type="dxa" w:w="80"/>
-              <w:right w:type="dxa" w:w="120"/>
-            </w:tcMar>
-            <w:vAlign w:val="center"/>
-          </w:tcPr>
-          <w:p>
-            <w:pPr>
-              <w:jc w:val="center"/>
-            </w:pPr>
-            <w:r>
-              <w:rPr>
-                <w:rFonts w:ascii="Arial" w:cs="Arial" w:eastAsia="Arial" w:hAnsi="Arial"/>
-                <w:b/>
-                <w:bCs/>
-                <w:color w:val="FF9800"/>
-                <w:sz w:val="18"/>
-                <w:szCs w:val="18"/>
-              </w:rPr>
-              <w:t xml:space="preserve">HIGH</w:t>
-            </w:r>
-          </w:p>
-        </w:tc>
-        <w:tc>
-          <w:tcPr>
-            <w:tcW w:type="pct" w:w="12%"/>
-            <w:tcBorders>
-              <w:top w:val="single" w:color="CCCCCC" w:sz="1"/>
-              <w:left w:val="single" w:color="CCCCCC" w:sz="1"/>
-              <w:bottom w:val="single" w:color="CCCCCC" w:sz="1"/>
-              <w:right w:val="single" w:color="CCCCCC" w:sz="1"/>
-            </w:tcBorders>
-            <w:shd w:fill="F5F7FA" w:val="clear"/>
-            <w:tcMar>
-              <w:top w:type="dxa" w:w="80"/>
-              <w:left w:type="dxa" w:w="120"/>
-              <w:bottom w:type="dxa" w:w="80"/>
-              <w:right w:type="dxa" w:w="120"/>
-            </w:tcMar>
-            <w:vAlign w:val="center"/>
-          </w:tcPr>
-          <w:p>
-            <w:pPr>
-              <w:jc w:val="center"/>
-            </w:pPr>
-            <w:r>
-              <w:rPr>
-                <w:rFonts w:ascii="Arial" w:cs="Arial" w:eastAsia="Arial" w:hAnsi="Arial"/>
-                <w:b w:val="false"/>
-                <w:bCs w:val="false"/>
-                <w:color w:val="333333"/>
-                <w:sz w:val="18"/>
-                <w:szCs w:val="18"/>
-              </w:rPr>
-              <w:t xml:space="preserve">8.64</w:t>
-            </w:r>
-          </w:p>
-        </w:tc>
-        <w:tc>
-          <w:tcPr>
-            <w:tcW w:type="pct" w:w="12%"/>
-            <w:tcBorders>
-              <w:top w:val="single" w:color="CCCCCC" w:sz="1"/>
-              <w:left w:val="single" w:color="CCCCCC" w:sz="1"/>
-              <w:bottom w:val="single" w:color="CCCCCC" w:sz="1"/>
-              <w:right w:val="single" w:color="CCCCCC" w:sz="1"/>
-            </w:tcBorders>
-            <w:shd w:fill="F5F7FA" w:val="clear"/>
-            <w:tcMar>
-              <w:top w:type="dxa" w:w="80"/>
-              <w:left w:type="dxa" w:w="120"/>
-              <w:bottom w:type="dxa" w:w="80"/>
-              <w:right w:type="dxa" w:w="120"/>
-            </w:tcMar>
-            <w:vAlign w:val="center"/>
-          </w:tcPr>
-          <w:p>
-            <w:pPr>
-              <w:jc w:val="center"/>
-            </w:pPr>
-            <w:r>
-              <w:rPr>
-                <w:rFonts w:ascii="Arial" w:cs="Arial" w:eastAsia="Arial" w:hAnsi="Arial"/>
-                <w:b/>
-                <w:bCs/>
-                <w:color w:val="27AE60"/>
-                <w:sz w:val="18"/>
-                <w:szCs w:val="18"/>
-              </w:rPr>
-              <w:t xml:space="preserve">9.10</w:t>
-            </w:r>
-          </w:p>
-        </w:tc>
-        <w:tc>
-          <w:tcPr>
-            <w:tcW w:type="pct" w:w="18%"/>
-            <w:tcBorders>
-              <w:top w:val="single" w:color="CCCCCC" w:sz="1"/>
-              <w:left w:val="single" w:color="CCCCCC" w:sz="1"/>
-              <w:bottom w:val="single" w:color="CCCCCC" w:sz="1"/>
-              <w:right w:val="single" w:color="CCCCCC" w:sz="1"/>
-            </w:tcBorders>
-            <w:shd w:fill="F5F7FA" w:val="clear"/>
-            <w:tcMar>
-              <w:top w:type="dxa" w:w="80"/>
-              <w:left w:type="dxa" w:w="120"/>
-              <w:bottom w:type="dxa" w:w="80"/>
-              <w:right w:type="dxa" w:w="120"/>
-            </w:tcMar>
-            <w:vAlign w:val="center"/>
-          </w:tcPr>
-          <w:p>
-            <w:pPr>
-              <w:jc w:val="center"/>
-            </w:pPr>
-            <w:r>
-              <w:rPr>
-                <w:rFonts w:ascii="Arial" w:cs="Arial" w:eastAsia="Arial" w:hAnsi="Arial"/>
-                <w:b w:val="false"/>
-                <w:bCs w:val="false"/>
-                <w:color w:val="333333"/>
-                <w:sz w:val="18"/>
-                <w:szCs w:val="18"/>
-              </w:rPr>
-              <w:t xml:space="preserve">5.1%</w:t>
-            </w:r>
-          </w:p>
-        </w:tc>
-        <w:tc>
-          <w:tcPr>
-            <w:tcW w:type="pct" w:w="18%"/>
-            <w:tcBorders>
-              <w:top w:val="single" w:color="CCCCCC" w:sz="1"/>
-              <w:left w:val="single" w:color="CCCCCC" w:sz="1"/>
-              <w:bottom w:val="single" w:color="CCCCCC" w:sz="1"/>
-              <w:right w:val="single" w:color="CCCCCC" w:sz="1"/>
-            </w:tcBorders>
-            <w:shd w:fill="F5F7FA" w:val="clear"/>
             <w:tcMar>
               <w:top w:type="dxa" w:w="80"/>
               <w:left w:type="dxa" w:w="120"/>
@@ -21624,7 +20937,7 @@
                 <w:sz w:val="18"/>
                 <w:szCs w:val="18"/>
               </w:rPr>
-              <w:t xml:space="preserve">8</w:t>
+              <w:t xml:space="preserve">7</w:t>
             </w:r>
           </w:p>
         </w:tc>
@@ -22031,7 +21344,7 @@
           <w:sz w:val="21"/>
           <w:szCs w:val="21"/>
         </w:rPr>
-        <w:t xml:space="preserve">URGENTホテル（コンフォートホテル博多、アパホテル蒲田駅東、チサンホテル浜松町、コートホテル新横浜）の清掃品質緊急改善。Phase 1対応を今週中に開始。</w:t>
+        <w:t xml:space="preserve">URGENTホテル（コンフォートホテル博多、アパホテル蒲田駅東、コートホテル新横浜、チサンホテル浜松町）の清掃品質緊急改善。Phase 1対応を今週中に開始。</w:t>
       </w:r>
     </w:p>
     <w:p>
@@ -22232,7 +21545,7 @@
                 <w:sz w:val="21"/>
                 <w:szCs w:val="21"/>
               </w:rPr>
-              <w:t xml:space="preserve">本レポートは、2290件のゲスト口コミデータに基づき、PRIMECHANGEポートフォリオ全19ホテルの清掃品質を分析したものです。データに基づく優先順位付けと段階的な改善施策により、ポートフォリオ全体の顧客満足度向上とRevPAR改善を実現することが可能です。</w:t>
+              <w:t xml:space="preserve">本レポートは、1950件のゲスト口コミデータに基づき、PRIMECHANGEポートフォリオ全19ホテルの清掃品質を分析したものです。データに基づく優先順位付けと段階的な改善施策により、ポートフォリオ全体の顧客満足度向上とRevPAR改善を実現することが可能です。</w:t>
             </w:r>
           </w:p>
           <w:p>

--- a/納品レポート/PRIMECHANGE戦略レポート/PRIMECHANGE_清掃戦略レポート.docx
+++ b/納品レポート/PRIMECHANGE戦略レポート/PRIMECHANGE_清掃戦略レポート.docx
@@ -202,7 +202,7 @@
           <w:sz w:val="21"/>
           <w:szCs w:val="21"/>
         </w:rPr>
-        <w:t xml:space="preserve">ポートフォリオ全体（19ホテル、1950件のレビュー）を分析した結果、ポートフォリオ平均スコアは8.35点（10点換算）、清掃関連クレーム率は4.3%でした。以下に主要な発見事項と提案の概要をまとめます。</w:t>
+        <w:t xml:space="preserve">ポートフォリオ全体（19ホテル、1311件のレビュー）を分析した結果、ポートフォリオ平均スコアは8.44点（10点換算）、清掃関連クレーム率は4%でした。以下に主要な発見事項と提案の概要をまとめます。</w:t>
       </w:r>
     </w:p>
     <w:p>
@@ -274,7 +274,7 @@
                 <w:sz w:val="36"/>
                 <w:szCs w:val="36"/>
               </w:rPr>
-              <w:t xml:space="preserve">8.35</w:t>
+              <w:t xml:space="preserve">8.44</w:t>
             </w:r>
           </w:p>
         </w:tc>
@@ -323,7 +323,7 @@
                 <w:sz w:val="36"/>
                 <w:szCs w:val="36"/>
               </w:rPr>
-              <w:t xml:space="preserve">77.8%</w:t>
+              <w:t xml:space="preserve">79.6%</w:t>
             </w:r>
           </w:p>
         </w:tc>
@@ -372,7 +372,7 @@
                 <w:sz w:val="36"/>
                 <w:szCs w:val="36"/>
               </w:rPr>
-              <w:t xml:space="preserve">4.3%</w:t>
+              <w:t xml:space="preserve">4%</w:t>
             </w:r>
           </w:p>
         </w:tc>
@@ -421,7 +421,7 @@
                 <w:sz w:val="36"/>
                 <w:szCs w:val="36"/>
               </w:rPr>
-              <w:t xml:space="preserve">1950件</w:t>
+              <w:t xml:space="preserve">1311件</w:t>
             </w:r>
           </w:p>
         </w:tc>
@@ -528,7 +528,7 @@
                 <w:sz w:val="20"/>
                 <w:szCs w:val="20"/>
               </w:rPr>
-              <w:t xml:space="preserve">4ホテルがURGENT（緊急対応）に分類。清掃関連クレーム率4.3%（業界平均2-3%を超過）</w:t>
+              <w:t xml:space="preserve">4ホテルがURGENT（緊急対応）に分類。清掃関連クレーム率4%（業界平均2-3%を超過）</w:t>
             </w:r>
           </w:p>
           <w:p>
@@ -872,7 +872,7 @@
                 <w:sz w:val="18"/>
                 <w:szCs w:val="18"/>
               </w:rPr>
-              <w:t xml:space="preserve">清掃品質全般、臭気・異臭、ほこり・塵</w:t>
+              <w:t xml:space="preserve">清掃品質全般、ほこり・塵、シミ・汚れ跡</w:t>
             </w:r>
           </w:p>
         </w:tc>
@@ -943,7 +943,7 @@
                 <w:sz w:val="18"/>
                 <w:szCs w:val="18"/>
               </w:rPr>
-              <w:t xml:space="preserve">3</w:t>
+              <w:t xml:space="preserve">1</w:t>
             </w:r>
           </w:p>
         </w:tc>
@@ -977,7 +977,7 @@
                 <w:sz w:val="18"/>
                 <w:szCs w:val="18"/>
               </w:rPr>
-              <w:t xml:space="preserve">7.57-8.64</w:t>
+              <w:t xml:space="preserve">8.62</w:t>
             </w:r>
           </w:p>
         </w:tc>
@@ -1011,7 +1011,7 @@
                 <w:sz w:val="18"/>
                 <w:szCs w:val="18"/>
               </w:rPr>
-              <w:t xml:space="preserve">清掃品質全般、シミ・汚れ跡、カビ・モールド</w:t>
+              <w:t xml:space="preserve">清掃品質全般、害虫、シミ・汚れ跡</w:t>
             </w:r>
           </w:p>
         </w:tc>
@@ -1116,7 +1116,7 @@
                 <w:sz w:val="18"/>
                 <w:szCs w:val="18"/>
               </w:rPr>
-              <w:t xml:space="preserve">8.22-9.49</w:t>
+              <w:t xml:space="preserve">8.00-9.49</w:t>
             </w:r>
           </w:p>
         </w:tc>
@@ -1150,7 +1150,7 @@
                 <w:sz w:val="18"/>
                 <w:szCs w:val="18"/>
               </w:rPr>
-              <w:t xml:space="preserve">清掃品質全般、排水・詰まり、タバコ関連</w:t>
+              <w:t xml:space="preserve">清掃品質全般、タバコ関連、臭気・異臭</w:t>
             </w:r>
           </w:p>
         </w:tc>
@@ -1221,7 +1221,7 @@
                 <w:sz w:val="18"/>
                 <w:szCs w:val="18"/>
               </w:rPr>
-              <w:t xml:space="preserve">1</w:t>
+              <w:t xml:space="preserve">3</w:t>
             </w:r>
           </w:p>
         </w:tc>
@@ -1255,7 +1255,7 @@
                 <w:sz w:val="18"/>
                 <w:szCs w:val="18"/>
               </w:rPr>
-              <w:t xml:space="preserve">9.06</w:t>
+              <w:t xml:space="preserve">0.00-9.06</w:t>
             </w:r>
           </w:p>
         </w:tc>
@@ -1346,7 +1346,7 @@
           <w:sz w:val="21"/>
           <w:szCs w:val="21"/>
         </w:rPr>
-        <w:t xml:space="preserve">19ホテルの口コミスコアを10点換算で比較しました。ポートフォリオ平均は8.35点、中央値は8.6点です。</w:t>
+        <w:t xml:space="preserve">19ホテルの口コミスコアを10点換算で比較しました。ポートフォリオ平均は8.44点、中央値は8.49点です。</w:t>
       </w:r>
     </w:p>
     <w:p>
@@ -2837,7 +2837,7 @@
                 <w:sz w:val="18"/>
                 <w:szCs w:val="18"/>
               </w:rPr>
-              <w:t xml:space="preserve">コンフォートホテルERA東京東神田</w:t>
+              <w:t xml:space="preserve">ホテルコメント横浜関内</w:t>
             </w:r>
           </w:p>
         </w:tc>
@@ -2871,7 +2871,7 @@
                 <w:sz w:val="18"/>
                 <w:szCs w:val="18"/>
               </w:rPr>
-              <w:t xml:space="preserve">8.93</w:t>
+              <w:t xml:space="preserve">8.83</w:t>
             </w:r>
           </w:p>
         </w:tc>
@@ -2905,7 +2905,7 @@
                 <w:sz w:val="18"/>
                 <w:szCs w:val="18"/>
               </w:rPr>
-              <w:t xml:space="preserve">87.2%</w:t>
+              <w:t xml:space="preserve">87.3%</w:t>
             </w:r>
           </w:p>
         </w:tc>
@@ -2939,7 +2939,7 @@
                 <w:sz w:val="18"/>
                 <w:szCs w:val="18"/>
               </w:rPr>
-              <w:t xml:space="preserve">4.0%</w:t>
+              <w:t xml:space="preserve">1.4%</w:t>
             </w:r>
           </w:p>
         </w:tc>
@@ -2973,7 +2973,7 @@
                 <w:sz w:val="18"/>
                 <w:szCs w:val="18"/>
               </w:rPr>
-              <w:t xml:space="preserve">125</w:t>
+              <w:t xml:space="preserve">71</w:t>
             </w:r>
           </w:p>
         </w:tc>
@@ -3114,7 +3114,7 @@
                 <w:sz w:val="18"/>
                 <w:szCs w:val="18"/>
               </w:rPr>
-              <w:t xml:space="preserve">ホテルコメント横浜関内</w:t>
+              <w:t xml:space="preserve">コンフォートホテルERA東京東神田</w:t>
             </w:r>
           </w:p>
         </w:tc>
@@ -3149,7 +3149,7 @@
                 <w:sz w:val="18"/>
                 <w:szCs w:val="18"/>
               </w:rPr>
-              <w:t xml:space="preserve">8.83</w:t>
+              <w:t xml:space="preserve">8.78</w:t>
             </w:r>
           </w:p>
         </w:tc>
@@ -3184,7 +3184,7 @@
                 <w:sz w:val="18"/>
                 <w:szCs w:val="18"/>
               </w:rPr>
-              <w:t xml:space="preserve">87.3%</w:t>
+              <w:t xml:space="preserve">88.1%</w:t>
             </w:r>
           </w:p>
         </w:tc>
@@ -3219,7 +3219,7 @@
                 <w:sz w:val="18"/>
                 <w:szCs w:val="18"/>
               </w:rPr>
-              <w:t xml:space="preserve">1.4%</w:t>
+              <w:t xml:space="preserve">7.5%</w:t>
             </w:r>
           </w:p>
         </w:tc>
@@ -3254,7 +3254,7 @@
                 <w:sz w:val="18"/>
                 <w:szCs w:val="18"/>
               </w:rPr>
-              <w:t xml:space="preserve">71</w:t>
+              <w:t xml:space="preserve">67</w:t>
             </w:r>
           </w:p>
         </w:tc>
@@ -3302,29 +3302,29 @@
               <w:bottom w:val="single" w:color="CCCCCC" w:sz="1"/>
               <w:right w:val="single" w:color="CCCCCC" w:sz="1"/>
             </w:tcBorders>
-            <w:shd w:fill="E3F2FD" w:val="clear"/>
-            <w:tcMar>
-              <w:top w:type="dxa" w:w="80"/>
-              <w:left w:type="dxa" w:w="120"/>
-              <w:bottom w:type="dxa" w:w="80"/>
-              <w:right w:type="dxa" w:w="120"/>
-            </w:tcMar>
-            <w:vAlign w:val="center"/>
-          </w:tcPr>
-          <w:p>
-            <w:pPr>
-              <w:jc w:val="center"/>
-            </w:pPr>
-            <w:r>
-              <w:rPr>
-                <w:rFonts w:ascii="Arial" w:cs="Arial" w:eastAsia="Arial" w:hAnsi="Arial"/>
-                <w:b/>
-                <w:bCs/>
-                <w:color w:val="2196F3"/>
-                <w:sz w:val="18"/>
-                <w:szCs w:val="18"/>
-              </w:rPr>
-              <w:t xml:space="preserve">STANDARD</w:t>
+            <w:shd w:fill="E8F5E9" w:val="clear"/>
+            <w:tcMar>
+              <w:top w:type="dxa" w:w="80"/>
+              <w:left w:type="dxa" w:w="120"/>
+              <w:bottom w:type="dxa" w:w="80"/>
+              <w:right w:type="dxa" w:w="120"/>
+            </w:tcMar>
+            <w:vAlign w:val="center"/>
+          </w:tcPr>
+          <w:p>
+            <w:pPr>
+              <w:jc w:val="center"/>
+            </w:pPr>
+            <w:r>
+              <w:rPr>
+                <w:rFonts w:ascii="Arial" w:cs="Arial" w:eastAsia="Arial" w:hAnsi="Arial"/>
+                <w:b/>
+                <w:bCs/>
+                <w:color w:val="27AE60"/>
+                <w:sz w:val="18"/>
+                <w:szCs w:val="18"/>
+              </w:rPr>
+              <w:t xml:space="preserve">MAINTENANCE</w:t>
             </w:r>
           </w:p>
         </w:tc>
@@ -3706,7 +3706,7 @@
                 <w:sz w:val="18"/>
                 <w:szCs w:val="18"/>
               </w:rPr>
-              <w:t xml:space="preserve">8.64</w:t>
+              <w:t xml:space="preserve">8.66</w:t>
             </w:r>
           </w:p>
         </w:tc>
@@ -3741,7 +3741,7 @@
                 <w:sz w:val="18"/>
                 <w:szCs w:val="18"/>
               </w:rPr>
-              <w:t xml:space="preserve">80.9%</w:t>
+              <w:t xml:space="preserve">81.7%</w:t>
             </w:r>
           </w:p>
         </w:tc>
@@ -3776,7 +3776,7 @@
                 <w:sz w:val="18"/>
                 <w:szCs w:val="18"/>
               </w:rPr>
-              <w:t xml:space="preserve">2.2%</w:t>
+              <w:t xml:space="preserve">4.2%</w:t>
             </w:r>
           </w:p>
         </w:tc>
@@ -3811,7 +3811,7 @@
                 <w:sz w:val="18"/>
                 <w:szCs w:val="18"/>
               </w:rPr>
-              <w:t xml:space="preserve">136</w:t>
+              <w:t xml:space="preserve">71</w:t>
             </w:r>
           </w:p>
         </w:tc>
@@ -3859,29 +3859,29 @@
               <w:bottom w:val="single" w:color="CCCCCC" w:sz="1"/>
               <w:right w:val="single" w:color="CCCCCC" w:sz="1"/>
             </w:tcBorders>
-            <w:shd w:fill="FFF3E0" w:val="clear"/>
-            <w:tcMar>
-              <w:top w:type="dxa" w:w="80"/>
-              <w:left w:type="dxa" w:w="120"/>
-              <w:bottom w:type="dxa" w:w="80"/>
-              <w:right w:type="dxa" w:w="120"/>
-            </w:tcMar>
-            <w:vAlign w:val="center"/>
-          </w:tcPr>
-          <w:p>
-            <w:pPr>
-              <w:jc w:val="center"/>
-            </w:pPr>
-            <w:r>
-              <w:rPr>
-                <w:rFonts w:ascii="Arial" w:cs="Arial" w:eastAsia="Arial" w:hAnsi="Arial"/>
-                <w:b/>
-                <w:bCs/>
-                <w:color w:val="FF9800"/>
-                <w:sz w:val="18"/>
-                <w:szCs w:val="18"/>
-              </w:rPr>
-              <w:t xml:space="preserve">HIGH</w:t>
+            <w:shd w:fill="E3F2FD" w:val="clear"/>
+            <w:tcMar>
+              <w:top w:type="dxa" w:w="80"/>
+              <w:left w:type="dxa" w:w="120"/>
+              <w:bottom w:type="dxa" w:w="80"/>
+              <w:right w:type="dxa" w:w="120"/>
+            </w:tcMar>
+            <w:vAlign w:val="center"/>
+          </w:tcPr>
+          <w:p>
+            <w:pPr>
+              <w:jc w:val="center"/>
+            </w:pPr>
+            <w:r>
+              <w:rPr>
+                <w:rFonts w:ascii="Arial" w:cs="Arial" w:eastAsia="Arial" w:hAnsi="Arial"/>
+                <w:b/>
+                <w:bCs/>
+                <w:color w:val="2196F3"/>
+                <w:sz w:val="18"/>
+                <w:szCs w:val="18"/>
+              </w:rPr>
+              <w:t xml:space="preserve">STANDARD</w:t>
             </w:r>
           </w:p>
         </w:tc>
@@ -4263,7 +4263,7 @@
                 <w:sz w:val="18"/>
                 <w:szCs w:val="18"/>
               </w:rPr>
-              <w:t xml:space="preserve">8.60</w:t>
+              <w:t xml:space="preserve">8.49</w:t>
             </w:r>
           </w:p>
         </w:tc>
@@ -4298,7 +4298,7 @@
                 <w:sz w:val="18"/>
                 <w:szCs w:val="18"/>
               </w:rPr>
-              <w:t xml:space="preserve">85.6%</w:t>
+              <w:t xml:space="preserve">83.6%</w:t>
             </w:r>
           </w:p>
         </w:tc>
@@ -4333,7 +4333,7 @@
                 <w:sz w:val="18"/>
                 <w:szCs w:val="18"/>
               </w:rPr>
-              <w:t xml:space="preserve">3.4%</w:t>
+              <w:t xml:space="preserve">4.1%</w:t>
             </w:r>
           </w:p>
         </w:tc>
@@ -4368,7 +4368,7 @@
                 <w:sz w:val="18"/>
                 <w:szCs w:val="18"/>
               </w:rPr>
-              <w:t xml:space="preserve">146</w:t>
+              <w:t xml:space="preserve">73</w:t>
             </w:r>
           </w:p>
         </w:tc>
@@ -4403,7 +4403,7 @@
                 <w:sz w:val="18"/>
                 <w:szCs w:val="18"/>
               </w:rPr>
-              <w:t xml:space="preserve">良好</w:t>
+              <w:t xml:space="preserve">概ね良好</w:t>
             </w:r>
           </w:p>
         </w:tc>
@@ -4820,7 +4820,7 @@
                 <w:sz w:val="18"/>
                 <w:szCs w:val="18"/>
               </w:rPr>
-              <w:t xml:space="preserve">8.31</w:t>
+              <w:t xml:space="preserve">8.35</w:t>
             </w:r>
           </w:p>
         </w:tc>
@@ -4855,7 +4855,7 @@
                 <w:sz w:val="18"/>
                 <w:szCs w:val="18"/>
               </w:rPr>
-              <w:t xml:space="preserve">76.6%</w:t>
+              <w:t xml:space="preserve">76.8%</w:t>
             </w:r>
           </w:p>
         </w:tc>
@@ -4890,7 +4890,7 @@
                 <w:sz w:val="18"/>
                 <w:szCs w:val="18"/>
               </w:rPr>
-              <w:t xml:space="preserve">3.1%</w:t>
+              <w:t xml:space="preserve">4.3%</w:t>
             </w:r>
           </w:p>
         </w:tc>
@@ -4925,7 +4925,7 @@
                 <w:sz w:val="18"/>
                 <w:szCs w:val="18"/>
               </w:rPr>
-              <w:t xml:space="preserve">350</w:t>
+              <w:t xml:space="preserve">164</w:t>
             </w:r>
           </w:p>
         </w:tc>
@@ -5377,7 +5377,7 @@
                 <w:sz w:val="18"/>
                 <w:szCs w:val="18"/>
               </w:rPr>
-              <w:t xml:space="preserve">8.22</w:t>
+              <w:t xml:space="preserve">8.00</w:t>
             </w:r>
           </w:p>
         </w:tc>
@@ -5412,7 +5412,7 @@
                 <w:sz w:val="18"/>
                 <w:szCs w:val="18"/>
               </w:rPr>
-              <w:t xml:space="preserve">72.1%</w:t>
+              <w:t xml:space="preserve">66.7%</w:t>
             </w:r>
           </w:p>
         </w:tc>
@@ -5447,7 +5447,7 @@
                 <w:sz w:val="18"/>
                 <w:szCs w:val="18"/>
               </w:rPr>
-              <w:t xml:space="preserve">1.5%</w:t>
+              <w:t xml:space="preserve">0.0%</w:t>
             </w:r>
           </w:p>
         </w:tc>
@@ -5482,7 +5482,7 @@
                 <w:sz w:val="18"/>
                 <w:szCs w:val="18"/>
               </w:rPr>
-              <w:t xml:space="preserve">68</w:t>
+              <w:t xml:space="preserve">30</w:t>
             </w:r>
           </w:p>
         </w:tc>
@@ -5899,7 +5899,7 @@
                 <w:sz w:val="18"/>
                 <w:szCs w:val="18"/>
               </w:rPr>
-              <w:t xml:space="preserve">コンフォートホテル横浜関内</w:t>
+              <w:t xml:space="preserve">アパホテル蒲田駅東</w:t>
             </w:r>
           </w:p>
         </w:tc>
@@ -5934,7 +5934,7 @@
                 <w:sz w:val="18"/>
                 <w:szCs w:val="18"/>
               </w:rPr>
-              <w:t xml:space="preserve">7.57</w:t>
+              <w:t xml:space="preserve">7.50</w:t>
             </w:r>
           </w:p>
         </w:tc>
@@ -5969,7 +5969,7 @@
                 <w:sz w:val="18"/>
                 <w:szCs w:val="18"/>
               </w:rPr>
-              <w:t xml:space="preserve">67.8%</w:t>
+              <w:t xml:space="preserve">64.3%</w:t>
             </w:r>
           </w:p>
         </w:tc>
@@ -6000,116 +6000,116 @@
                 <w:rFonts w:ascii="Arial" w:cs="Arial" w:eastAsia="Arial" w:hAnsi="Arial"/>
                 <w:b w:val="false"/>
                 <w:bCs w:val="false"/>
+                <w:color w:val="333333"/>
+                <w:sz w:val="18"/>
+                <w:szCs w:val="18"/>
+              </w:rPr>
+              <w:t xml:space="preserve">7.1%</w:t>
+            </w:r>
+          </w:p>
+        </w:tc>
+        <w:tc>
+          <w:tcPr>
+            <w:tcW w:type="pct" w:w="10%"/>
+            <w:tcBorders>
+              <w:top w:val="single" w:color="CCCCCC" w:sz="1"/>
+              <w:left w:val="single" w:color="CCCCCC" w:sz="1"/>
+              <w:bottom w:val="single" w:color="CCCCCC" w:sz="1"/>
+              <w:right w:val="single" w:color="CCCCCC" w:sz="1"/>
+            </w:tcBorders>
+            <w:shd w:fill="F5F7FA" w:val="clear"/>
+            <w:tcMar>
+              <w:top w:type="dxa" w:w="80"/>
+              <w:left w:type="dxa" w:w="120"/>
+              <w:bottom w:type="dxa" w:w="80"/>
+              <w:right w:type="dxa" w:w="120"/>
+            </w:tcMar>
+            <w:vAlign w:val="center"/>
+          </w:tcPr>
+          <w:p>
+            <w:pPr>
+              <w:jc w:val="center"/>
+            </w:pPr>
+            <w:r>
+              <w:rPr>
+                <w:rFonts w:ascii="Arial" w:cs="Arial" w:eastAsia="Arial" w:hAnsi="Arial"/>
+                <w:b w:val="false"/>
+                <w:bCs w:val="false"/>
+                <w:color w:val="333333"/>
+                <w:sz w:val="18"/>
+                <w:szCs w:val="18"/>
+              </w:rPr>
+              <w:t xml:space="preserve">28</w:t>
+            </w:r>
+          </w:p>
+        </w:tc>
+        <w:tc>
+          <w:tcPr>
+            <w:tcW w:type="pct" w:w="10%"/>
+            <w:tcBorders>
+              <w:top w:val="single" w:color="CCCCCC" w:sz="1"/>
+              <w:left w:val="single" w:color="CCCCCC" w:sz="1"/>
+              <w:bottom w:val="single" w:color="CCCCCC" w:sz="1"/>
+              <w:right w:val="single" w:color="CCCCCC" w:sz="1"/>
+            </w:tcBorders>
+            <w:shd w:fill="F5F7FA" w:val="clear"/>
+            <w:tcMar>
+              <w:top w:type="dxa" w:w="80"/>
+              <w:left w:type="dxa" w:w="120"/>
+              <w:bottom w:type="dxa" w:w="80"/>
+              <w:right w:type="dxa" w:w="120"/>
+            </w:tcMar>
+            <w:vAlign w:val="center"/>
+          </w:tcPr>
+          <w:p>
+            <w:pPr>
+              <w:jc w:val="center"/>
+            </w:pPr>
+            <w:r>
+              <w:rPr>
+                <w:rFonts w:ascii="Arial" w:cs="Arial" w:eastAsia="Arial" w:hAnsi="Arial"/>
+                <w:b w:val="false"/>
+                <w:bCs w:val="false"/>
+                <w:color w:val="333333"/>
+                <w:sz w:val="18"/>
+                <w:szCs w:val="18"/>
+              </w:rPr>
+              <w:t xml:space="preserve">要改善</w:t>
+            </w:r>
+          </w:p>
+        </w:tc>
+        <w:tc>
+          <w:tcPr>
+            <w:tcW w:type="pct" w:w="11%"/>
+            <w:tcBorders>
+              <w:top w:val="single" w:color="CCCCCC" w:sz="1"/>
+              <w:left w:val="single" w:color="CCCCCC" w:sz="1"/>
+              <w:bottom w:val="single" w:color="CCCCCC" w:sz="1"/>
+              <w:right w:val="single" w:color="CCCCCC" w:sz="1"/>
+            </w:tcBorders>
+            <w:shd w:fill="FFEBEE" w:val="clear"/>
+            <w:tcMar>
+              <w:top w:type="dxa" w:w="80"/>
+              <w:left w:type="dxa" w:w="120"/>
+              <w:bottom w:type="dxa" w:w="80"/>
+              <w:right w:type="dxa" w:w="120"/>
+            </w:tcMar>
+            <w:vAlign w:val="center"/>
+          </w:tcPr>
+          <w:p>
+            <w:pPr>
+              <w:jc w:val="center"/>
+            </w:pPr>
+            <w:r>
+              <w:rPr>
+                <w:rFonts w:ascii="Arial" w:cs="Arial" w:eastAsia="Arial" w:hAnsi="Arial"/>
+                <w:b/>
+                <w:bCs/>
                 <w:color w:val="E74C3C"/>
                 <w:sz w:val="18"/>
                 <w:szCs w:val="18"/>
               </w:rPr>
-              <w:t xml:space="preserve">11.9%</w:t>
-            </w:r>
-          </w:p>
-        </w:tc>
-        <w:tc>
-          <w:tcPr>
-            <w:tcW w:type="pct" w:w="10%"/>
-            <w:tcBorders>
-              <w:top w:val="single" w:color="CCCCCC" w:sz="1"/>
-              <w:left w:val="single" w:color="CCCCCC" w:sz="1"/>
-              <w:bottom w:val="single" w:color="CCCCCC" w:sz="1"/>
-              <w:right w:val="single" w:color="CCCCCC" w:sz="1"/>
-            </w:tcBorders>
-            <w:shd w:fill="F5F7FA" w:val="clear"/>
-            <w:tcMar>
-              <w:top w:type="dxa" w:w="80"/>
-              <w:left w:type="dxa" w:w="120"/>
-              <w:bottom w:type="dxa" w:w="80"/>
-              <w:right w:type="dxa" w:w="120"/>
-            </w:tcMar>
-            <w:vAlign w:val="center"/>
-          </w:tcPr>
-          <w:p>
-            <w:pPr>
-              <w:jc w:val="center"/>
-            </w:pPr>
-            <w:r>
-              <w:rPr>
-                <w:rFonts w:ascii="Arial" w:cs="Arial" w:eastAsia="Arial" w:hAnsi="Arial"/>
-                <w:b w:val="false"/>
-                <w:bCs w:val="false"/>
-                <w:color w:val="333333"/>
-                <w:sz w:val="18"/>
-                <w:szCs w:val="18"/>
-              </w:rPr>
-              <w:t xml:space="preserve">143</w:t>
-            </w:r>
-          </w:p>
-        </w:tc>
-        <w:tc>
-          <w:tcPr>
-            <w:tcW w:type="pct" w:w="10%"/>
-            <w:tcBorders>
-              <w:top w:val="single" w:color="CCCCCC" w:sz="1"/>
-              <w:left w:val="single" w:color="CCCCCC" w:sz="1"/>
-              <w:bottom w:val="single" w:color="CCCCCC" w:sz="1"/>
-              <w:right w:val="single" w:color="CCCCCC" w:sz="1"/>
-            </w:tcBorders>
-            <w:shd w:fill="F5F7FA" w:val="clear"/>
-            <w:tcMar>
-              <w:top w:type="dxa" w:w="80"/>
-              <w:left w:type="dxa" w:w="120"/>
-              <w:bottom w:type="dxa" w:w="80"/>
-              <w:right w:type="dxa" w:w="120"/>
-            </w:tcMar>
-            <w:vAlign w:val="center"/>
-          </w:tcPr>
-          <w:p>
-            <w:pPr>
-              <w:jc w:val="center"/>
-            </w:pPr>
-            <w:r>
-              <w:rPr>
-                <w:rFonts w:ascii="Arial" w:cs="Arial" w:eastAsia="Arial" w:hAnsi="Arial"/>
-                <w:b w:val="false"/>
-                <w:bCs w:val="false"/>
-                <w:color w:val="333333"/>
-                <w:sz w:val="18"/>
-                <w:szCs w:val="18"/>
-              </w:rPr>
-              <w:t xml:space="preserve">要改善</w:t>
-            </w:r>
-          </w:p>
-        </w:tc>
-        <w:tc>
-          <w:tcPr>
-            <w:tcW w:type="pct" w:w="11%"/>
-            <w:tcBorders>
-              <w:top w:val="single" w:color="CCCCCC" w:sz="1"/>
-              <w:left w:val="single" w:color="CCCCCC" w:sz="1"/>
-              <w:bottom w:val="single" w:color="CCCCCC" w:sz="1"/>
-              <w:right w:val="single" w:color="CCCCCC" w:sz="1"/>
-            </w:tcBorders>
-            <w:shd w:fill="FFF3E0" w:val="clear"/>
-            <w:tcMar>
-              <w:top w:type="dxa" w:w="80"/>
-              <w:left w:type="dxa" w:w="120"/>
-              <w:bottom w:type="dxa" w:w="80"/>
-              <w:right w:type="dxa" w:w="120"/>
-            </w:tcMar>
-            <w:vAlign w:val="center"/>
-          </w:tcPr>
-          <w:p>
-            <w:pPr>
-              <w:jc w:val="center"/>
-            </w:pPr>
-            <w:r>
-              <w:rPr>
-                <w:rFonts w:ascii="Arial" w:cs="Arial" w:eastAsia="Arial" w:hAnsi="Arial"/>
-                <w:b/>
-                <w:bCs/>
-                <w:color w:val="FF9800"/>
-                <w:sz w:val="18"/>
-                <w:szCs w:val="18"/>
-              </w:rPr>
-              <w:t xml:space="preserve">HIGH</w:t>
+              <w:t xml:space="preserve">URGENT</w:t>
             </w:r>
           </w:p>
         </w:tc>
@@ -6179,7 +6179,7 @@
                 <w:sz w:val="18"/>
                 <w:szCs w:val="18"/>
               </w:rPr>
-              <w:t xml:space="preserve">アパホテル蒲田駅東</w:t>
+              <w:t xml:space="preserve">コンフォートホテル横浜関内</w:t>
             </w:r>
           </w:p>
         </w:tc>
@@ -6213,7 +6213,7 @@
                 <w:sz w:val="18"/>
                 <w:szCs w:val="18"/>
               </w:rPr>
-              <w:t xml:space="preserve">7.38</w:t>
+              <w:t xml:space="preserve">7.18</w:t>
             </w:r>
           </w:p>
         </w:tc>
@@ -6247,7 +6247,7 @@
                 <w:sz w:val="18"/>
                 <w:szCs w:val="18"/>
               </w:rPr>
-              <w:t xml:space="preserve">63.3%</w:t>
+              <w:t xml:space="preserve">55.4%</w:t>
             </w:r>
           </w:p>
         </w:tc>
@@ -6281,7 +6281,7 @@
                 <w:sz w:val="18"/>
                 <w:szCs w:val="18"/>
               </w:rPr>
-              <w:t xml:space="preserve">10.0%</w:t>
+              <w:t xml:space="preserve">16.2%</w:t>
             </w:r>
           </w:p>
         </w:tc>
@@ -6315,7 +6315,7 @@
                 <w:sz w:val="18"/>
                 <w:szCs w:val="18"/>
               </w:rPr>
-              <w:t xml:space="preserve">60</w:t>
+              <w:t xml:space="preserve">74</w:t>
             </w:r>
           </w:p>
         </w:tc>
@@ -6456,7 +6456,7 @@
                 <w:sz w:val="18"/>
                 <w:szCs w:val="18"/>
               </w:rPr>
-              <w:t xml:space="preserve">コートホテル新横浜</w:t>
+              <w:t xml:space="preserve">チサンホテル浜松町</w:t>
             </w:r>
           </w:p>
         </w:tc>
@@ -6491,7 +6491,7 @@
                 <w:sz w:val="18"/>
                 <w:szCs w:val="18"/>
               </w:rPr>
-              <w:t xml:space="preserve">7.12</w:t>
+              <w:t xml:space="preserve">6.52</w:t>
             </w:r>
           </w:p>
         </w:tc>
@@ -6526,7 +6526,7 @@
                 <w:sz w:val="18"/>
                 <w:szCs w:val="18"/>
               </w:rPr>
-              <w:t xml:space="preserve">50.8%</w:t>
+              <w:t xml:space="preserve">46.0%</w:t>
             </w:r>
           </w:p>
         </w:tc>
@@ -6561,7 +6561,7 @@
                 <w:sz w:val="18"/>
                 <w:szCs w:val="18"/>
               </w:rPr>
-              <w:t xml:space="preserve">11.9%</w:t>
+              <w:t xml:space="preserve">23.8%</w:t>
             </w:r>
           </w:p>
         </w:tc>
@@ -6596,7 +6596,7 @@
                 <w:sz w:val="18"/>
                 <w:szCs w:val="18"/>
               </w:rPr>
-              <w:t xml:space="preserve">118</w:t>
+              <w:t xml:space="preserve">63</w:t>
             </w:r>
           </w:p>
         </w:tc>
@@ -6631,7 +6631,7 @@
                 <w:sz w:val="18"/>
                 <w:szCs w:val="18"/>
               </w:rPr>
-              <w:t xml:space="preserve">要改善</w:t>
+              <w:t xml:space="preserve">要緊急対応</w:t>
             </w:r>
           </w:p>
         </w:tc>
@@ -6736,7 +6736,7 @@
                 <w:sz w:val="18"/>
                 <w:szCs w:val="18"/>
               </w:rPr>
-              <w:t xml:space="preserve">チサンホテル浜松町</w:t>
+              <w:t xml:space="preserve">コートホテル新横浜</w:t>
             </w:r>
           </w:p>
         </w:tc>
@@ -6770,7 +6770,7 @@
                 <w:sz w:val="18"/>
                 <w:szCs w:val="18"/>
               </w:rPr>
-              <w:t xml:space="preserve">6.52</w:t>
+              <w:t xml:space="preserve">0.00</w:t>
             </w:r>
           </w:p>
         </w:tc>
@@ -6804,7 +6804,7 @@
                 <w:sz w:val="18"/>
                 <w:szCs w:val="18"/>
               </w:rPr>
-              <w:t xml:space="preserve">46.0%</w:t>
+              <w:t xml:space="preserve">0.0%</w:t>
             </w:r>
           </w:p>
         </w:tc>
@@ -6834,11 +6834,11 @@
                 <w:rFonts w:ascii="Arial" w:cs="Arial" w:eastAsia="Arial" w:hAnsi="Arial"/>
                 <w:b w:val="false"/>
                 <w:bCs w:val="false"/>
-                <w:color w:val="E74C3C"/>
-                <w:sz w:val="18"/>
-                <w:szCs w:val="18"/>
-              </w:rPr>
-              <w:t xml:space="preserve">23.8%</w:t>
+                <w:color w:val="333333"/>
+                <w:sz w:val="18"/>
+                <w:szCs w:val="18"/>
+              </w:rPr>
+              <w:t xml:space="preserve">0.0%</w:t>
             </w:r>
           </w:p>
         </w:tc>
@@ -6872,7 +6872,7 @@
                 <w:sz w:val="18"/>
                 <w:szCs w:val="18"/>
               </w:rPr>
-              <w:t xml:space="preserve">63</w:t>
+              <w:t xml:space="preserve">0</w:t>
             </w:r>
           </w:p>
         </w:tc>
@@ -6919,29 +6919,29 @@
               <w:bottom w:val="single" w:color="CCCCCC" w:sz="1"/>
               <w:right w:val="single" w:color="CCCCCC" w:sz="1"/>
             </w:tcBorders>
-            <w:shd w:fill="FFEBEE" w:val="clear"/>
-            <w:tcMar>
-              <w:top w:type="dxa" w:w="80"/>
-              <w:left w:type="dxa" w:w="120"/>
-              <w:bottom w:type="dxa" w:w="80"/>
-              <w:right w:type="dxa" w:w="120"/>
-            </w:tcMar>
-            <w:vAlign w:val="center"/>
-          </w:tcPr>
-          <w:p>
-            <w:pPr>
-              <w:jc w:val="center"/>
-            </w:pPr>
-            <w:r>
-              <w:rPr>
-                <w:rFonts w:ascii="Arial" w:cs="Arial" w:eastAsia="Arial" w:hAnsi="Arial"/>
-                <w:b/>
-                <w:bCs/>
-                <w:color w:val="E74C3C"/>
-                <w:sz w:val="18"/>
-                <w:szCs w:val="18"/>
-              </w:rPr>
-              <w:t xml:space="preserve">URGENT</w:t>
+            <w:shd w:fill="E8F5E9" w:val="clear"/>
+            <w:tcMar>
+              <w:top w:type="dxa" w:w="80"/>
+              <w:left w:type="dxa" w:w="120"/>
+              <w:bottom w:type="dxa" w:w="80"/>
+              <w:right w:type="dxa" w:w="120"/>
+            </w:tcMar>
+            <w:vAlign w:val="center"/>
+          </w:tcPr>
+          <w:p>
+            <w:pPr>
+              <w:jc w:val="center"/>
+            </w:pPr>
+            <w:r>
+              <w:rPr>
+                <w:rFonts w:ascii="Arial" w:cs="Arial" w:eastAsia="Arial" w:hAnsi="Arial"/>
+                <w:b/>
+                <w:bCs/>
+                <w:color w:val="27AE60"/>
+                <w:sz w:val="18"/>
+                <w:szCs w:val="18"/>
+              </w:rPr>
+              <w:t xml:space="preserve">MAINTENANCE</w:t>
             </w:r>
           </w:p>
         </w:tc>
@@ -7019,7 +7019,7 @@
           <w:sz w:val="21"/>
           <w:szCs w:val="21"/>
         </w:rPr>
-        <w:t xml:space="preserve">良好（8.5-8.99）：7ホテル - 安定した運営</w:t>
+        <w:t xml:space="preserve">良好（8.5-8.99）：6ホテル - 安定した運営</w:t>
       </w:r>
     </w:p>
     <w:p>
@@ -7038,7 +7038,7 @@
           <w:sz w:val="21"/>
           <w:szCs w:val="21"/>
         </w:rPr>
-        <w:t xml:space="preserve">概ね良好（8.0-8.49）：4ホテル - 改善余地あり</w:t>
+        <w:t xml:space="preserve">概ね良好（8.0-8.49）：5ホテル - 改善余地あり</w:t>
       </w:r>
     </w:p>
     <w:p>
@@ -7094,7 +7094,7 @@
           <w:sz w:val="21"/>
           <w:szCs w:val="21"/>
         </w:rPr>
-        <w:t xml:space="preserve">最高スコアは第一イン池袋（9.49点）、最低スコアはチサンホテル浜松町（6.52点）です。スコアレンジは2.97点と大きく、ホテル間の品質格差が見られます。清掃品質の標準化が、ポートフォリオ全体の底上げに重要です。</w:t>
+        <w:t xml:space="preserve">最高スコアは第一イン池袋（9.49点）、最低スコアはコートホテル新横浜（0点）です。スコアレンジは9.49点と大きく、ホテル間の品質格差が見られます。清掃品質の標準化が、ポートフォリオ全体の底上げに重要です。</w:t>
       </w:r>
     </w:p>
     <w:p>
@@ -7148,7 +7148,7 @@
           <w:sz w:val="21"/>
           <w:szCs w:val="21"/>
         </w:rPr>
-        <w:t xml:space="preserve">分析対象1950件のレビューのうち、清掃に関するネガティブな言及は合計83件（クレーム率4.3%）でした。業界のベンチマーク（2-3%）を超過しており、組織的な改善が必要です。</w:t>
+        <w:t xml:space="preserve">分析対象1311件のレビューのうち、清掃に関するネガティブな言及は合計53件（クレーム率4%）でした。業界のベンチマーク（2-3%）を超過しており、組織的な改善が必要です。</w:t>
       </w:r>
     </w:p>
     <w:p>
@@ -7434,7 +7434,7 @@
                 <w:sz w:val="18"/>
                 <w:szCs w:val="18"/>
               </w:rPr>
-              <w:t xml:space="preserve">53</w:t>
+              <w:t xml:space="preserve">33</w:t>
             </w:r>
           </w:p>
         </w:tc>
@@ -7468,7 +7468,7 @@
                 <w:sz w:val="18"/>
                 <w:szCs w:val="18"/>
               </w:rPr>
-              <w:t xml:space="preserve">17/19</w:t>
+              <w:t xml:space="preserve">15/19</w:t>
             </w:r>
           </w:p>
         </w:tc>
@@ -7536,7 +7536,7 @@
                 <w:sz w:val="18"/>
                 <w:szCs w:val="18"/>
               </w:rPr>
-              <w:t xml:space="preserve">63.9%</w:t>
+              <w:t xml:space="preserve">62.3%</w:t>
             </w:r>
           </w:p>
         </w:tc>
@@ -7573,7 +7573,7 @@
                 <w:sz w:val="18"/>
                 <w:szCs w:val="18"/>
               </w:rPr>
-              <w:t xml:space="preserve">臭気・異臭</w:t>
+              <w:t xml:space="preserve">シミ・汚れ跡</w:t>
             </w:r>
           </w:p>
         </w:tc>
@@ -7643,7 +7643,7 @@
                 <w:sz w:val="18"/>
                 <w:szCs w:val="18"/>
               </w:rPr>
-              <w:t xml:space="preserve">7/19</w:t>
+              <w:t xml:space="preserve">4/19</w:t>
             </w:r>
           </w:p>
         </w:tc>
@@ -7713,7 +7713,7 @@
                 <w:sz w:val="18"/>
                 <w:szCs w:val="18"/>
               </w:rPr>
-              <w:t xml:space="preserve">12.0%</w:t>
+              <w:t xml:space="preserve">18.9%</w:t>
             </w:r>
           </w:p>
         </w:tc>
@@ -7749,7 +7749,7 @@
                 <w:sz w:val="18"/>
                 <w:szCs w:val="18"/>
               </w:rPr>
-              <w:t xml:space="preserve">シミ・汚れ跡</w:t>
+              <w:t xml:space="preserve">ほこり・塵</w:t>
             </w:r>
           </w:p>
         </w:tc>
@@ -7783,7 +7783,7 @@
                 <w:sz w:val="18"/>
                 <w:szCs w:val="18"/>
               </w:rPr>
-              <w:t xml:space="preserve">10</w:t>
+              <w:t xml:space="preserve">7</w:t>
             </w:r>
           </w:p>
         </w:tc>
@@ -7885,7 +7885,7 @@
                 <w:sz w:val="18"/>
                 <w:szCs w:val="18"/>
               </w:rPr>
-              <w:t xml:space="preserve">12.0%</w:t>
+              <w:t xml:space="preserve">13.2%</w:t>
             </w:r>
           </w:p>
         </w:tc>
@@ -7922,7 +7922,7 @@
                 <w:sz w:val="18"/>
                 <w:szCs w:val="18"/>
               </w:rPr>
-              <w:t xml:space="preserve">ほこり・塵</w:t>
+              <w:t xml:space="preserve">カビ・モールド</w:t>
             </w:r>
           </w:p>
         </w:tc>
@@ -7957,7 +7957,7 @@
                 <w:sz w:val="18"/>
                 <w:szCs w:val="18"/>
               </w:rPr>
-              <w:t xml:space="preserve">7</w:t>
+              <w:t xml:space="preserve">4</w:t>
             </w:r>
           </w:p>
         </w:tc>
@@ -7992,7 +7992,7 @@
                 <w:sz w:val="18"/>
                 <w:szCs w:val="18"/>
               </w:rPr>
-              <w:t xml:space="preserve">4/19</w:t>
+              <w:t xml:space="preserve">3/19</w:t>
             </w:r>
           </w:p>
         </w:tc>
@@ -8023,11 +8023,11 @@
                 <w:rFonts w:ascii="Arial" w:cs="Arial" w:eastAsia="Arial" w:hAnsi="Arial"/>
                 <w:b/>
                 <w:bCs/>
-                <w:color w:val="FF9800"/>
-                <w:sz w:val="18"/>
-                <w:szCs w:val="18"/>
-              </w:rPr>
-              <w:t xml:space="preserve">HIGH</w:t>
+                <w:color w:val="FFC107"/>
+                <w:sz w:val="18"/>
+                <w:szCs w:val="18"/>
+              </w:rPr>
+              <w:t xml:space="preserve">MEDIUM</w:t>
             </w:r>
           </w:p>
         </w:tc>
@@ -8062,7 +8062,7 @@
                 <w:sz w:val="18"/>
                 <w:szCs w:val="18"/>
               </w:rPr>
-              <w:t xml:space="preserve">8.4%</w:t>
+              <w:t xml:space="preserve">7.5%</w:t>
             </w:r>
           </w:p>
         </w:tc>
@@ -8098,7 +8098,7 @@
                 <w:sz w:val="18"/>
                 <w:szCs w:val="18"/>
               </w:rPr>
-              <w:t xml:space="preserve">タバコ関連</w:t>
+              <w:t xml:space="preserve">毛髪・髪の毛</w:t>
             </w:r>
           </w:p>
         </w:tc>
@@ -8132,7 +8132,7 @@
                 <w:sz w:val="18"/>
                 <w:szCs w:val="18"/>
               </w:rPr>
-              <w:t xml:space="preserve">7</w:t>
+              <w:t xml:space="preserve">4</w:t>
             </w:r>
           </w:p>
         </w:tc>
@@ -8166,7 +8166,7 @@
                 <w:sz w:val="18"/>
                 <w:szCs w:val="18"/>
               </w:rPr>
-              <w:t xml:space="preserve">6/19</w:t>
+              <w:t xml:space="preserve">3/19</w:t>
             </w:r>
           </w:p>
         </w:tc>
@@ -8196,11 +8196,11 @@
                 <w:rFonts w:ascii="Arial" w:cs="Arial" w:eastAsia="Arial" w:hAnsi="Arial"/>
                 <w:b/>
                 <w:bCs/>
-                <w:color w:val="FF9800"/>
-                <w:sz w:val="18"/>
-                <w:szCs w:val="18"/>
-              </w:rPr>
-              <w:t xml:space="preserve">HIGH</w:t>
+                <w:color w:val="FFC107"/>
+                <w:sz w:val="18"/>
+                <w:szCs w:val="18"/>
+              </w:rPr>
+              <w:t xml:space="preserve">MEDIUM</w:t>
             </w:r>
           </w:p>
         </w:tc>
@@ -8234,7 +8234,7 @@
                 <w:sz w:val="18"/>
                 <w:szCs w:val="18"/>
               </w:rPr>
-              <w:t xml:space="preserve">8.4%</w:t>
+              <w:t xml:space="preserve">7.5%</w:t>
             </w:r>
           </w:p>
         </w:tc>
@@ -8271,7 +8271,7 @@
                 <w:sz w:val="18"/>
                 <w:szCs w:val="18"/>
               </w:rPr>
-              <w:t xml:space="preserve">排水・詰まり</w:t>
+              <w:t xml:space="preserve">臭気・異臭</w:t>
             </w:r>
           </w:p>
         </w:tc>
@@ -8306,7 +8306,7 @@
                 <w:sz w:val="18"/>
                 <w:szCs w:val="18"/>
               </w:rPr>
-              <w:t xml:space="preserve">6</w:t>
+              <w:t xml:space="preserve">4</w:t>
             </w:r>
           </w:p>
         </w:tc>
@@ -8341,7 +8341,7 @@
                 <w:sz w:val="18"/>
                 <w:szCs w:val="18"/>
               </w:rPr>
-              <w:t xml:space="preserve">6/19</w:t>
+              <w:t xml:space="preserve">3/19</w:t>
             </w:r>
           </w:p>
         </w:tc>
@@ -8372,11 +8372,11 @@
                 <w:rFonts w:ascii="Arial" w:cs="Arial" w:eastAsia="Arial" w:hAnsi="Arial"/>
                 <w:b/>
                 <w:bCs/>
-                <w:color w:val="FF9800"/>
-                <w:sz w:val="18"/>
-                <w:szCs w:val="18"/>
-              </w:rPr>
-              <w:t xml:space="preserve">HIGH</w:t>
+                <w:color w:val="FFC107"/>
+                <w:sz w:val="18"/>
+                <w:szCs w:val="18"/>
+              </w:rPr>
+              <w:t xml:space="preserve">MEDIUM</w:t>
             </w:r>
           </w:p>
         </w:tc>
@@ -8411,7 +8411,7 @@
                 <w:sz w:val="18"/>
                 <w:szCs w:val="18"/>
               </w:rPr>
-              <w:t xml:space="preserve">7.2%</w:t>
+              <w:t xml:space="preserve">7.5%</w:t>
             </w:r>
           </w:p>
         </w:tc>
@@ -8447,7 +8447,7 @@
                 <w:sz w:val="18"/>
                 <w:szCs w:val="18"/>
               </w:rPr>
-              <w:t xml:space="preserve">毛髪・髪の毛</w:t>
+              <w:t xml:space="preserve">タバコ関連</w:t>
             </w:r>
           </w:p>
         </w:tc>
@@ -8481,7 +8481,7 @@
                 <w:sz w:val="18"/>
                 <w:szCs w:val="18"/>
               </w:rPr>
-              <w:t xml:space="preserve">5</w:t>
+              <w:t xml:space="preserve">4</w:t>
             </w:r>
           </w:p>
         </w:tc>
@@ -8583,7 +8583,7 @@
                 <w:sz w:val="18"/>
                 <w:szCs w:val="18"/>
               </w:rPr>
-              <w:t xml:space="preserve">6.0%</w:t>
+              <w:t xml:space="preserve">7.5%</w:t>
             </w:r>
           </w:p>
         </w:tc>
@@ -8620,7 +8620,7 @@
                 <w:sz w:val="18"/>
                 <w:szCs w:val="18"/>
               </w:rPr>
-              <w:t xml:space="preserve">カビ・モールド</w:t>
+              <w:t xml:space="preserve">害虫</w:t>
             </w:r>
           </w:p>
         </w:tc>
@@ -8655,7 +8655,7 @@
                 <w:sz w:val="18"/>
                 <w:szCs w:val="18"/>
               </w:rPr>
-              <w:t xml:space="preserve">4</w:t>
+              <w:t xml:space="preserve">3</w:t>
             </w:r>
           </w:p>
         </w:tc>
@@ -8690,7 +8690,7 @@
                 <w:sz w:val="18"/>
                 <w:szCs w:val="18"/>
               </w:rPr>
-              <w:t xml:space="preserve">3/19</w:t>
+              <w:t xml:space="preserve">2/19</w:t>
             </w:r>
           </w:p>
         </w:tc>
@@ -8760,7 +8760,7 @@
                 <w:sz w:val="18"/>
                 <w:szCs w:val="18"/>
               </w:rPr>
-              <w:t xml:space="preserve">4.8%</w:t>
+              <w:t xml:space="preserve">5.7%</w:t>
             </w:r>
           </w:p>
         </w:tc>
@@ -8796,7 +8796,7 @@
                 <w:sz w:val="18"/>
                 <w:szCs w:val="18"/>
               </w:rPr>
-              <w:t xml:space="preserve">害虫</w:t>
+              <w:t xml:space="preserve">排水・詰まり</w:t>
             </w:r>
           </w:p>
         </w:tc>
@@ -8830,7 +8830,7 @@
                 <w:sz w:val="18"/>
                 <w:szCs w:val="18"/>
               </w:rPr>
-              <w:t xml:space="preserve">4</w:t>
+              <w:t xml:space="preserve">2</w:t>
             </w:r>
           </w:p>
         </w:tc>
@@ -8864,7 +8864,7 @@
                 <w:sz w:val="18"/>
                 <w:szCs w:val="18"/>
               </w:rPr>
-              <w:t xml:space="preserve">3/19</w:t>
+              <w:t xml:space="preserve">2/19</w:t>
             </w:r>
           </w:p>
         </w:tc>
@@ -8894,11 +8894,11 @@
                 <w:rFonts w:ascii="Arial" w:cs="Arial" w:eastAsia="Arial" w:hAnsi="Arial"/>
                 <w:b/>
                 <w:bCs/>
-                <w:color w:val="FFC107"/>
-                <w:sz w:val="18"/>
-                <w:szCs w:val="18"/>
-              </w:rPr>
-              <w:t xml:space="preserve">MEDIUM</w:t>
+                <w:color w:val="666666"/>
+                <w:sz w:val="18"/>
+                <w:szCs w:val="18"/>
+              </w:rPr>
+              <w:t xml:space="preserve">LOW</w:t>
             </w:r>
           </w:p>
         </w:tc>
@@ -8932,7 +8932,7 @@
                 <w:sz w:val="18"/>
                 <w:szCs w:val="18"/>
               </w:rPr>
-              <w:t xml:space="preserve">4.8%</w:t>
+              <w:t xml:space="preserve">3.8%</w:t>
             </w:r>
           </w:p>
         </w:tc>
@@ -9175,147 +9175,147 @@
                 <w:sz w:val="18"/>
                 <w:szCs w:val="18"/>
               </w:rPr>
+              <w:t xml:space="preserve">シミ・汚</w:t>
+            </w:r>
+          </w:p>
+        </w:tc>
+        <w:tc>
+          <w:tcPr>
+            <w:tcW w:type="pct" w:w="9%"/>
+            <w:tcBorders>
+              <w:top w:val="single" w:color="CCCCCC" w:sz="1"/>
+              <w:left w:val="single" w:color="CCCCCC" w:sz="1"/>
+              <w:bottom w:val="single" w:color="CCCCCC" w:sz="1"/>
+              <w:right w:val="single" w:color="CCCCCC" w:sz="1"/>
+            </w:tcBorders>
+            <w:shd w:fill="1B3A5C" w:val="clear"/>
+            <w:tcMar>
+              <w:top w:type="dxa" w:w="80"/>
+              <w:left w:type="dxa" w:w="120"/>
+              <w:bottom w:type="dxa" w:w="80"/>
+              <w:right w:type="dxa" w:w="120"/>
+            </w:tcMar>
+            <w:vAlign w:val="center"/>
+          </w:tcPr>
+          <w:p>
+            <w:pPr>
+              <w:jc w:val="center"/>
+            </w:pPr>
+            <w:r>
+              <w:rPr>
+                <w:rFonts w:ascii="Arial" w:cs="Arial" w:eastAsia="Arial" w:hAnsi="Arial"/>
+                <w:b/>
+                <w:bCs/>
+                <w:color w:val="FFFFFF"/>
+                <w:sz w:val="18"/>
+                <w:szCs w:val="18"/>
+              </w:rPr>
+              <w:t xml:space="preserve">ほこり・</w:t>
+            </w:r>
+          </w:p>
+        </w:tc>
+        <w:tc>
+          <w:tcPr>
+            <w:tcW w:type="pct" w:w="9%"/>
+            <w:tcBorders>
+              <w:top w:val="single" w:color="CCCCCC" w:sz="1"/>
+              <w:left w:val="single" w:color="CCCCCC" w:sz="1"/>
+              <w:bottom w:val="single" w:color="CCCCCC" w:sz="1"/>
+              <w:right w:val="single" w:color="CCCCCC" w:sz="1"/>
+            </w:tcBorders>
+            <w:shd w:fill="1B3A5C" w:val="clear"/>
+            <w:tcMar>
+              <w:top w:type="dxa" w:w="80"/>
+              <w:left w:type="dxa" w:w="120"/>
+              <w:bottom w:type="dxa" w:w="80"/>
+              <w:right w:type="dxa" w:w="120"/>
+            </w:tcMar>
+            <w:vAlign w:val="center"/>
+          </w:tcPr>
+          <w:p>
+            <w:pPr>
+              <w:jc w:val="center"/>
+            </w:pPr>
+            <w:r>
+              <w:rPr>
+                <w:rFonts w:ascii="Arial" w:cs="Arial" w:eastAsia="Arial" w:hAnsi="Arial"/>
+                <w:b/>
+                <w:bCs/>
+                <w:color w:val="FFFFFF"/>
+                <w:sz w:val="18"/>
+                <w:szCs w:val="18"/>
+              </w:rPr>
+              <w:t xml:space="preserve">カビ・モ</w:t>
+            </w:r>
+          </w:p>
+        </w:tc>
+        <w:tc>
+          <w:tcPr>
+            <w:tcW w:type="pct" w:w="9%"/>
+            <w:tcBorders>
+              <w:top w:val="single" w:color="CCCCCC" w:sz="1"/>
+              <w:left w:val="single" w:color="CCCCCC" w:sz="1"/>
+              <w:bottom w:val="single" w:color="CCCCCC" w:sz="1"/>
+              <w:right w:val="single" w:color="CCCCCC" w:sz="1"/>
+            </w:tcBorders>
+            <w:shd w:fill="1B3A5C" w:val="clear"/>
+            <w:tcMar>
+              <w:top w:type="dxa" w:w="80"/>
+              <w:left w:type="dxa" w:w="120"/>
+              <w:bottom w:type="dxa" w:w="80"/>
+              <w:right w:type="dxa" w:w="120"/>
+            </w:tcMar>
+            <w:vAlign w:val="center"/>
+          </w:tcPr>
+          <w:p>
+            <w:pPr>
+              <w:jc w:val="center"/>
+            </w:pPr>
+            <w:r>
+              <w:rPr>
+                <w:rFonts w:ascii="Arial" w:cs="Arial" w:eastAsia="Arial" w:hAnsi="Arial"/>
+                <w:b/>
+                <w:bCs/>
+                <w:color w:val="FFFFFF"/>
+                <w:sz w:val="18"/>
+                <w:szCs w:val="18"/>
+              </w:rPr>
+              <w:t xml:space="preserve">毛髪・髪</w:t>
+            </w:r>
+          </w:p>
+        </w:tc>
+        <w:tc>
+          <w:tcPr>
+            <w:tcW w:type="pct" w:w="9%"/>
+            <w:tcBorders>
+              <w:top w:val="single" w:color="CCCCCC" w:sz="1"/>
+              <w:left w:val="single" w:color="CCCCCC" w:sz="1"/>
+              <w:bottom w:val="single" w:color="CCCCCC" w:sz="1"/>
+              <w:right w:val="single" w:color="CCCCCC" w:sz="1"/>
+            </w:tcBorders>
+            <w:shd w:fill="1B3A5C" w:val="clear"/>
+            <w:tcMar>
+              <w:top w:type="dxa" w:w="80"/>
+              <w:left w:type="dxa" w:w="120"/>
+              <w:bottom w:type="dxa" w:w="80"/>
+              <w:right w:type="dxa" w:w="120"/>
+            </w:tcMar>
+            <w:vAlign w:val="center"/>
+          </w:tcPr>
+          <w:p>
+            <w:pPr>
+              <w:jc w:val="center"/>
+            </w:pPr>
+            <w:r>
+              <w:rPr>
+                <w:rFonts w:ascii="Arial" w:cs="Arial" w:eastAsia="Arial" w:hAnsi="Arial"/>
+                <w:b/>
+                <w:bCs/>
+                <w:color w:val="FFFFFF"/>
+                <w:sz w:val="18"/>
+                <w:szCs w:val="18"/>
+              </w:rPr>
               <w:t xml:space="preserve">臭気・異</w:t>
-            </w:r>
-          </w:p>
-        </w:tc>
-        <w:tc>
-          <w:tcPr>
-            <w:tcW w:type="pct" w:w="9%"/>
-            <w:tcBorders>
-              <w:top w:val="single" w:color="CCCCCC" w:sz="1"/>
-              <w:left w:val="single" w:color="CCCCCC" w:sz="1"/>
-              <w:bottom w:val="single" w:color="CCCCCC" w:sz="1"/>
-              <w:right w:val="single" w:color="CCCCCC" w:sz="1"/>
-            </w:tcBorders>
-            <w:shd w:fill="1B3A5C" w:val="clear"/>
-            <w:tcMar>
-              <w:top w:type="dxa" w:w="80"/>
-              <w:left w:type="dxa" w:w="120"/>
-              <w:bottom w:type="dxa" w:w="80"/>
-              <w:right w:type="dxa" w:w="120"/>
-            </w:tcMar>
-            <w:vAlign w:val="center"/>
-          </w:tcPr>
-          <w:p>
-            <w:pPr>
-              <w:jc w:val="center"/>
-            </w:pPr>
-            <w:r>
-              <w:rPr>
-                <w:rFonts w:ascii="Arial" w:cs="Arial" w:eastAsia="Arial" w:hAnsi="Arial"/>
-                <w:b/>
-                <w:bCs/>
-                <w:color w:val="FFFFFF"/>
-                <w:sz w:val="18"/>
-                <w:szCs w:val="18"/>
-              </w:rPr>
-              <w:t xml:space="preserve">シミ・汚</w:t>
-            </w:r>
-          </w:p>
-        </w:tc>
-        <w:tc>
-          <w:tcPr>
-            <w:tcW w:type="pct" w:w="9%"/>
-            <w:tcBorders>
-              <w:top w:val="single" w:color="CCCCCC" w:sz="1"/>
-              <w:left w:val="single" w:color="CCCCCC" w:sz="1"/>
-              <w:bottom w:val="single" w:color="CCCCCC" w:sz="1"/>
-              <w:right w:val="single" w:color="CCCCCC" w:sz="1"/>
-            </w:tcBorders>
-            <w:shd w:fill="1B3A5C" w:val="clear"/>
-            <w:tcMar>
-              <w:top w:type="dxa" w:w="80"/>
-              <w:left w:type="dxa" w:w="120"/>
-              <w:bottom w:type="dxa" w:w="80"/>
-              <w:right w:type="dxa" w:w="120"/>
-            </w:tcMar>
-            <w:vAlign w:val="center"/>
-          </w:tcPr>
-          <w:p>
-            <w:pPr>
-              <w:jc w:val="center"/>
-            </w:pPr>
-            <w:r>
-              <w:rPr>
-                <w:rFonts w:ascii="Arial" w:cs="Arial" w:eastAsia="Arial" w:hAnsi="Arial"/>
-                <w:b/>
-                <w:bCs/>
-                <w:color w:val="FFFFFF"/>
-                <w:sz w:val="18"/>
-                <w:szCs w:val="18"/>
-              </w:rPr>
-              <w:t xml:space="preserve">ほこり・</w:t>
-            </w:r>
-          </w:p>
-        </w:tc>
-        <w:tc>
-          <w:tcPr>
-            <w:tcW w:type="pct" w:w="9%"/>
-            <w:tcBorders>
-              <w:top w:val="single" w:color="CCCCCC" w:sz="1"/>
-              <w:left w:val="single" w:color="CCCCCC" w:sz="1"/>
-              <w:bottom w:val="single" w:color="CCCCCC" w:sz="1"/>
-              <w:right w:val="single" w:color="CCCCCC" w:sz="1"/>
-            </w:tcBorders>
-            <w:shd w:fill="1B3A5C" w:val="clear"/>
-            <w:tcMar>
-              <w:top w:type="dxa" w:w="80"/>
-              <w:left w:type="dxa" w:w="120"/>
-              <w:bottom w:type="dxa" w:w="80"/>
-              <w:right w:type="dxa" w:w="120"/>
-            </w:tcMar>
-            <w:vAlign w:val="center"/>
-          </w:tcPr>
-          <w:p>
-            <w:pPr>
-              <w:jc w:val="center"/>
-            </w:pPr>
-            <w:r>
-              <w:rPr>
-                <w:rFonts w:ascii="Arial" w:cs="Arial" w:eastAsia="Arial" w:hAnsi="Arial"/>
-                <w:b/>
-                <w:bCs/>
-                <w:color w:val="FFFFFF"/>
-                <w:sz w:val="18"/>
-                <w:szCs w:val="18"/>
-              </w:rPr>
-              <w:t xml:space="preserve">タバコ関</w:t>
-            </w:r>
-          </w:p>
-        </w:tc>
-        <w:tc>
-          <w:tcPr>
-            <w:tcW w:type="pct" w:w="9%"/>
-            <w:tcBorders>
-              <w:top w:val="single" w:color="CCCCCC" w:sz="1"/>
-              <w:left w:val="single" w:color="CCCCCC" w:sz="1"/>
-              <w:bottom w:val="single" w:color="CCCCCC" w:sz="1"/>
-              <w:right w:val="single" w:color="CCCCCC" w:sz="1"/>
-            </w:tcBorders>
-            <w:shd w:fill="1B3A5C" w:val="clear"/>
-            <w:tcMar>
-              <w:top w:type="dxa" w:w="80"/>
-              <w:left w:type="dxa" w:w="120"/>
-              <w:bottom w:type="dxa" w:w="80"/>
-              <w:right w:type="dxa" w:w="120"/>
-            </w:tcMar>
-            <w:vAlign w:val="center"/>
-          </w:tcPr>
-          <w:p>
-            <w:pPr>
-              <w:jc w:val="center"/>
-            </w:pPr>
-            <w:r>
-              <w:rPr>
-                <w:rFonts w:ascii="Arial" w:cs="Arial" w:eastAsia="Arial" w:hAnsi="Arial"/>
-                <w:b/>
-                <w:bCs/>
-                <w:color w:val="FFFFFF"/>
-                <w:sz w:val="18"/>
-                <w:szCs w:val="18"/>
-              </w:rPr>
-              <w:t xml:space="preserve">排水・詰</w:t>
             </w:r>
           </w:p>
         </w:tc>
@@ -9351,7 +9351,7 @@
                 <w:sz w:val="18"/>
                 <w:szCs w:val="18"/>
               </w:rPr>
-              <w:t xml:space="preserve">コンフォートホテル博多</w:t>
+              <w:t xml:space="preserve">コンフォートホテル横浜関内</w:t>
             </w:r>
           </w:p>
         </w:tc>
@@ -9385,7 +9385,7 @@
                 <w:sz w:val="18"/>
                 <w:szCs w:val="18"/>
               </w:rPr>
-              <w:t xml:space="preserve">10</w:t>
+              <w:t xml:space="preserve">9</w:t>
             </w:r>
           </w:p>
         </w:tc>
@@ -9419,7 +9419,7 @@
                 <w:sz w:val="18"/>
                 <w:szCs w:val="18"/>
               </w:rPr>
-              <w:t xml:space="preserve">12.0</w:t>
+              <w:t xml:space="preserve">12.2</w:t>
             </w:r>
           </w:p>
         </w:tc>
@@ -9432,6 +9432,41 @@
               <w:bottom w:val="single" w:color="CCCCCC" w:sz="1"/>
               <w:right w:val="single" w:color="CCCCCC" w:sz="1"/>
             </w:tcBorders>
+            <w:shd w:fill="FFE0B2" w:val="clear"/>
+            <w:tcMar>
+              <w:top w:type="dxa" w:w="80"/>
+              <w:left w:type="dxa" w:w="120"/>
+              <w:bottom w:type="dxa" w:w="80"/>
+              <w:right w:type="dxa" w:w="120"/>
+            </w:tcMar>
+            <w:vAlign w:val="center"/>
+          </w:tcPr>
+          <w:p>
+            <w:pPr>
+              <w:jc w:val="center"/>
+            </w:pPr>
+            <w:r>
+              <w:rPr>
+                <w:rFonts w:ascii="Arial" w:cs="Arial" w:eastAsia="Arial" w:hAnsi="Arial"/>
+                <w:b/>
+                <w:bCs/>
+                <w:color w:val="333333"/>
+                <w:sz w:val="18"/>
+                <w:szCs w:val="18"/>
+              </w:rPr>
+              <w:t xml:space="preserve">3</w:t>
+            </w:r>
+          </w:p>
+        </w:tc>
+        <w:tc>
+          <w:tcPr>
+            <w:tcW w:type="pct" w:w="9%"/>
+            <w:tcBorders>
+              <w:top w:val="single" w:color="CCCCCC" w:sz="1"/>
+              <w:left w:val="single" w:color="CCCCCC" w:sz="1"/>
+              <w:bottom w:val="single" w:color="CCCCCC" w:sz="1"/>
+              <w:right w:val="single" w:color="CCCCCC" w:sz="1"/>
+            </w:tcBorders>
             <w:shd w:fill="FFCDD2" w:val="clear"/>
             <w:tcMar>
               <w:top w:type="dxa" w:w="80"/>
@@ -9454,7 +9489,7 @@
                 <w:sz w:val="18"/>
                 <w:szCs w:val="18"/>
               </w:rPr>
-              <w:t xml:space="preserve">7</w:t>
+              <w:t xml:space="preserve">6</w:t>
             </w:r>
           </w:p>
         </w:tc>
@@ -9489,7 +9524,7 @@
                 <w:sz w:val="18"/>
                 <w:szCs w:val="18"/>
               </w:rPr>
-              <w:t xml:space="preserve">2</w:t>
+              <w:t xml:space="preserve">1</w:t>
             </w:r>
           </w:p>
         </w:tc>
@@ -9524,42 +9559,7 @@
                 <w:sz w:val="18"/>
                 <w:szCs w:val="18"/>
               </w:rPr>
-              <w:t xml:space="preserve">2</w:t>
-            </w:r>
-          </w:p>
-        </w:tc>
-        <w:tc>
-          <w:tcPr>
-            <w:tcW w:type="pct" w:w="9%"/>
-            <w:tcBorders>
-              <w:top w:val="single" w:color="CCCCCC" w:sz="1"/>
-              <w:left w:val="single" w:color="CCCCCC" w:sz="1"/>
-              <w:bottom w:val="single" w:color="CCCCCC" w:sz="1"/>
-              <w:right w:val="single" w:color="CCCCCC" w:sz="1"/>
-            </w:tcBorders>
-            <w:shd w:fill="FFF9C4" w:val="clear"/>
-            <w:tcMar>
-              <w:top w:type="dxa" w:w="80"/>
-              <w:left w:type="dxa" w:w="120"/>
-              <w:bottom w:type="dxa" w:w="80"/>
-              <w:right w:type="dxa" w:w="120"/>
-            </w:tcMar>
-            <w:vAlign w:val="center"/>
-          </w:tcPr>
-          <w:p>
-            <w:pPr>
-              <w:jc w:val="center"/>
-            </w:pPr>
-            <w:r>
-              <w:rPr>
-                <w:rFonts w:ascii="Arial" w:cs="Arial" w:eastAsia="Arial" w:hAnsi="Arial"/>
-                <w:b w:val="false"/>
-                <w:bCs w:val="false"/>
-                <w:color w:val="333333"/>
-                <w:sz w:val="18"/>
-                <w:szCs w:val="18"/>
-              </w:rPr>
-              <w:t xml:space="preserve">2</w:t>
+              <w:t xml:space="preserve">1</w:t>
             </w:r>
           </w:p>
         </w:tc>
@@ -9664,7 +9664,7 @@
                 <w:sz w:val="18"/>
                 <w:szCs w:val="18"/>
               </w:rPr>
-              <w:t xml:space="preserve">アパホテル蒲田駅東</w:t>
+              <w:t xml:space="preserve">コンフォートホテル博多</w:t>
             </w:r>
           </w:p>
         </w:tc>
@@ -9699,13 +9699,188 @@
                 <w:sz w:val="18"/>
                 <w:szCs w:val="18"/>
               </w:rPr>
+              <w:t xml:space="preserve">10</w:t>
+            </w:r>
+          </w:p>
+        </w:tc>
+        <w:tc>
+          <w:tcPr>
+            <w:tcW w:type="pct" w:w="12%"/>
+            <w:tcBorders>
+              <w:top w:val="single" w:color="CCCCCC" w:sz="1"/>
+              <w:left w:val="single" w:color="CCCCCC" w:sz="1"/>
+              <w:bottom w:val="single" w:color="CCCCCC" w:sz="1"/>
+              <w:right w:val="single" w:color="CCCCCC" w:sz="1"/>
+            </w:tcBorders>
+            <w:shd w:fill="F5F7FA" w:val="clear"/>
+            <w:tcMar>
+              <w:top w:type="dxa" w:w="80"/>
+              <w:left w:type="dxa" w:w="120"/>
+              <w:bottom w:type="dxa" w:w="80"/>
+              <w:right w:type="dxa" w:w="120"/>
+            </w:tcMar>
+            <w:vAlign w:val="center"/>
+          </w:tcPr>
+          <w:p>
+            <w:pPr>
+              <w:jc w:val="center"/>
+            </w:pPr>
+            <w:r>
+              <w:rPr>
+                <w:rFonts w:ascii="Arial" w:cs="Arial" w:eastAsia="Arial" w:hAnsi="Arial"/>
+                <w:b w:val="false"/>
+                <w:bCs w:val="false"/>
+                <w:color w:val="E74C3C"/>
+                <w:sz w:val="18"/>
+                <w:szCs w:val="18"/>
+              </w:rPr>
+              <w:t xml:space="preserve">12.0</w:t>
+            </w:r>
+          </w:p>
+        </w:tc>
+        <w:tc>
+          <w:tcPr>
+            <w:tcW w:type="pct" w:w="9%"/>
+            <w:tcBorders>
+              <w:top w:val="single" w:color="CCCCCC" w:sz="1"/>
+              <w:left w:val="single" w:color="CCCCCC" w:sz="1"/>
+              <w:bottom w:val="single" w:color="CCCCCC" w:sz="1"/>
+              <w:right w:val="single" w:color="CCCCCC" w:sz="1"/>
+            </w:tcBorders>
+            <w:shd w:fill="FFCDD2" w:val="clear"/>
+            <w:tcMar>
+              <w:top w:type="dxa" w:w="80"/>
+              <w:left w:type="dxa" w:w="120"/>
+              <w:bottom w:type="dxa" w:w="80"/>
+              <w:right w:type="dxa" w:w="120"/>
+            </w:tcMar>
+            <w:vAlign w:val="center"/>
+          </w:tcPr>
+          <w:p>
+            <w:pPr>
+              <w:jc w:val="center"/>
+            </w:pPr>
+            <w:r>
+              <w:rPr>
+                <w:rFonts w:ascii="Arial" w:cs="Arial" w:eastAsia="Arial" w:hAnsi="Arial"/>
+                <w:b/>
+                <w:bCs/>
+                <w:color w:val="333333"/>
+                <w:sz w:val="18"/>
+                <w:szCs w:val="18"/>
+              </w:rPr>
               <w:t xml:space="preserve">7</w:t>
             </w:r>
           </w:p>
         </w:tc>
         <w:tc>
           <w:tcPr>
-            <w:tcW w:type="pct" w:w="12%"/>
+            <w:tcW w:type="pct" w:w="9%"/>
+            <w:tcBorders>
+              <w:top w:val="single" w:color="CCCCCC" w:sz="1"/>
+              <w:left w:val="single" w:color="CCCCCC" w:sz="1"/>
+              <w:bottom w:val="single" w:color="CCCCCC" w:sz="1"/>
+              <w:right w:val="single" w:color="CCCCCC" w:sz="1"/>
+            </w:tcBorders>
+            <w:shd w:fill="FFF9C4" w:val="clear"/>
+            <w:tcMar>
+              <w:top w:type="dxa" w:w="80"/>
+              <w:left w:type="dxa" w:w="120"/>
+              <w:bottom w:type="dxa" w:w="80"/>
+              <w:right w:type="dxa" w:w="120"/>
+            </w:tcMar>
+            <w:vAlign w:val="center"/>
+          </w:tcPr>
+          <w:p>
+            <w:pPr>
+              <w:jc w:val="center"/>
+            </w:pPr>
+            <w:r>
+              <w:rPr>
+                <w:rFonts w:ascii="Arial" w:cs="Arial" w:eastAsia="Arial" w:hAnsi="Arial"/>
+                <w:b w:val="false"/>
+                <w:bCs w:val="false"/>
+                <w:color w:val="333333"/>
+                <w:sz w:val="18"/>
+                <w:szCs w:val="18"/>
+              </w:rPr>
+              <w:t xml:space="preserve">2</w:t>
+            </w:r>
+          </w:p>
+        </w:tc>
+        <w:tc>
+          <w:tcPr>
+            <w:tcW w:type="pct" w:w="9%"/>
+            <w:tcBorders>
+              <w:top w:val="single" w:color="CCCCCC" w:sz="1"/>
+              <w:left w:val="single" w:color="CCCCCC" w:sz="1"/>
+              <w:bottom w:val="single" w:color="CCCCCC" w:sz="1"/>
+              <w:right w:val="single" w:color="CCCCCC" w:sz="1"/>
+            </w:tcBorders>
+            <w:shd w:fill="FFF9C4" w:val="clear"/>
+            <w:tcMar>
+              <w:top w:type="dxa" w:w="80"/>
+              <w:left w:type="dxa" w:w="120"/>
+              <w:bottom w:type="dxa" w:w="80"/>
+              <w:right w:type="dxa" w:w="120"/>
+            </w:tcMar>
+            <w:vAlign w:val="center"/>
+          </w:tcPr>
+          <w:p>
+            <w:pPr>
+              <w:jc w:val="center"/>
+            </w:pPr>
+            <w:r>
+              <w:rPr>
+                <w:rFonts w:ascii="Arial" w:cs="Arial" w:eastAsia="Arial" w:hAnsi="Arial"/>
+                <w:b w:val="false"/>
+                <w:bCs w:val="false"/>
+                <w:color w:val="333333"/>
+                <w:sz w:val="18"/>
+                <w:szCs w:val="18"/>
+              </w:rPr>
+              <w:t xml:space="preserve">2</w:t>
+            </w:r>
+          </w:p>
+        </w:tc>
+        <w:tc>
+          <w:tcPr>
+            <w:tcW w:type="pct" w:w="9%"/>
+            <w:tcBorders>
+              <w:top w:val="single" w:color="CCCCCC" w:sz="1"/>
+              <w:left w:val="single" w:color="CCCCCC" w:sz="1"/>
+              <w:bottom w:val="single" w:color="CCCCCC" w:sz="1"/>
+              <w:right w:val="single" w:color="CCCCCC" w:sz="1"/>
+            </w:tcBorders>
+            <w:shd w:fill="FFF9C4" w:val="clear"/>
+            <w:tcMar>
+              <w:top w:type="dxa" w:w="80"/>
+              <w:left w:type="dxa" w:w="120"/>
+              <w:bottom w:type="dxa" w:w="80"/>
+              <w:right w:type="dxa" w:w="120"/>
+            </w:tcMar>
+            <w:vAlign w:val="center"/>
+          </w:tcPr>
+          <w:p>
+            <w:pPr>
+              <w:jc w:val="center"/>
+            </w:pPr>
+            <w:r>
+              <w:rPr>
+                <w:rFonts w:ascii="Arial" w:cs="Arial" w:eastAsia="Arial" w:hAnsi="Arial"/>
+                <w:b w:val="false"/>
+                <w:bCs w:val="false"/>
+                <w:color w:val="333333"/>
+                <w:sz w:val="18"/>
+                <w:szCs w:val="18"/>
+              </w:rPr>
+              <w:t xml:space="preserve">1</w:t>
+            </w:r>
+          </w:p>
+        </w:tc>
+        <w:tc>
+          <w:tcPr>
+            <w:tcW w:type="pct" w:w="9%"/>
             <w:tcBorders>
               <w:top w:val="single" w:color="CCCCCC" w:sz="1"/>
               <w:left w:val="single" w:color="CCCCCC" w:sz="1"/>
@@ -9730,11 +9905,11 @@
                 <w:rFonts w:ascii="Arial" w:cs="Arial" w:eastAsia="Arial" w:hAnsi="Arial"/>
                 <w:b w:val="false"/>
                 <w:bCs w:val="false"/>
-                <w:color w:val="E74C3C"/>
-                <w:sz w:val="18"/>
-                <w:szCs w:val="18"/>
-              </w:rPr>
-              <w:t xml:space="preserve">11.7</w:t>
+                <w:color w:val="333333"/>
+                <w:sz w:val="18"/>
+                <w:szCs w:val="18"/>
+              </w:rPr>
+              <w:t xml:space="preserve">-</w:t>
             </w:r>
           </w:p>
         </w:tc>
@@ -9747,41 +9922,6 @@
               <w:bottom w:val="single" w:color="CCCCCC" w:sz="1"/>
               <w:right w:val="single" w:color="CCCCCC" w:sz="1"/>
             </w:tcBorders>
-            <w:shd w:fill="FFE0B2" w:val="clear"/>
-            <w:tcMar>
-              <w:top w:type="dxa" w:w="80"/>
-              <w:left w:type="dxa" w:w="120"/>
-              <w:bottom w:type="dxa" w:w="80"/>
-              <w:right w:type="dxa" w:w="120"/>
-            </w:tcMar>
-            <w:vAlign w:val="center"/>
-          </w:tcPr>
-          <w:p>
-            <w:pPr>
-              <w:jc w:val="center"/>
-            </w:pPr>
-            <w:r>
-              <w:rPr>
-                <w:rFonts w:ascii="Arial" w:cs="Arial" w:eastAsia="Arial" w:hAnsi="Arial"/>
-                <w:b/>
-                <w:bCs/>
-                <w:color w:val="333333"/>
-                <w:sz w:val="18"/>
-                <w:szCs w:val="18"/>
-              </w:rPr>
-              <w:t xml:space="preserve">4</w:t>
-            </w:r>
-          </w:p>
-        </w:tc>
-        <w:tc>
-          <w:tcPr>
-            <w:tcW w:type="pct" w:w="9%"/>
-            <w:tcBorders>
-              <w:top w:val="single" w:color="CCCCCC" w:sz="1"/>
-              <w:left w:val="single" w:color="CCCCCC" w:sz="1"/>
-              <w:bottom w:val="single" w:color="CCCCCC" w:sz="1"/>
-              <w:right w:val="single" w:color="CCCCCC" w:sz="1"/>
-            </w:tcBorders>
             <w:shd w:fill="FFF9C4" w:val="clear"/>
             <w:tcMar>
               <w:top w:type="dxa" w:w="80"/>
@@ -9804,147 +9944,7 @@
                 <w:sz w:val="18"/>
                 <w:szCs w:val="18"/>
               </w:rPr>
-              <w:t xml:space="preserve">1</w:t>
-            </w:r>
-          </w:p>
-        </w:tc>
-        <w:tc>
-          <w:tcPr>
-            <w:tcW w:type="pct" w:w="9%"/>
-            <w:tcBorders>
-              <w:top w:val="single" w:color="CCCCCC" w:sz="1"/>
-              <w:left w:val="single" w:color="CCCCCC" w:sz="1"/>
-              <w:bottom w:val="single" w:color="CCCCCC" w:sz="1"/>
-              <w:right w:val="single" w:color="CCCCCC" w:sz="1"/>
-            </w:tcBorders>
-            <w:shd w:fill="F5F7FA" w:val="clear"/>
-            <w:tcMar>
-              <w:top w:type="dxa" w:w="80"/>
-              <w:left w:type="dxa" w:w="120"/>
-              <w:bottom w:type="dxa" w:w="80"/>
-              <w:right w:type="dxa" w:w="120"/>
-            </w:tcMar>
-            <w:vAlign w:val="center"/>
-          </w:tcPr>
-          <w:p>
-            <w:pPr>
-              <w:jc w:val="center"/>
-            </w:pPr>
-            <w:r>
-              <w:rPr>
-                <w:rFonts w:ascii="Arial" w:cs="Arial" w:eastAsia="Arial" w:hAnsi="Arial"/>
-                <w:b w:val="false"/>
-                <w:bCs w:val="false"/>
-                <w:color w:val="333333"/>
-                <w:sz w:val="18"/>
-                <w:szCs w:val="18"/>
-              </w:rPr>
-              <w:t xml:space="preserve">-</w:t>
-            </w:r>
-          </w:p>
-        </w:tc>
-        <w:tc>
-          <w:tcPr>
-            <w:tcW w:type="pct" w:w="9%"/>
-            <w:tcBorders>
-              <w:top w:val="single" w:color="CCCCCC" w:sz="1"/>
-              <w:left w:val="single" w:color="CCCCCC" w:sz="1"/>
-              <w:bottom w:val="single" w:color="CCCCCC" w:sz="1"/>
-              <w:right w:val="single" w:color="CCCCCC" w:sz="1"/>
-            </w:tcBorders>
-            <w:shd w:fill="FFF9C4" w:val="clear"/>
-            <w:tcMar>
-              <w:top w:type="dxa" w:w="80"/>
-              <w:left w:type="dxa" w:w="120"/>
-              <w:bottom w:type="dxa" w:w="80"/>
-              <w:right w:type="dxa" w:w="120"/>
-            </w:tcMar>
-            <w:vAlign w:val="center"/>
-          </w:tcPr>
-          <w:p>
-            <w:pPr>
-              <w:jc w:val="center"/>
-            </w:pPr>
-            <w:r>
-              <w:rPr>
-                <w:rFonts w:ascii="Arial" w:cs="Arial" w:eastAsia="Arial" w:hAnsi="Arial"/>
-                <w:b w:val="false"/>
-                <w:bCs w:val="false"/>
-                <w:color w:val="333333"/>
-                <w:sz w:val="18"/>
-                <w:szCs w:val="18"/>
-              </w:rPr>
-              <w:t xml:space="preserve">1</w:t>
-            </w:r>
-          </w:p>
-        </w:tc>
-        <w:tc>
-          <w:tcPr>
-            <w:tcW w:type="pct" w:w="9%"/>
-            <w:tcBorders>
-              <w:top w:val="single" w:color="CCCCCC" w:sz="1"/>
-              <w:left w:val="single" w:color="CCCCCC" w:sz="1"/>
-              <w:bottom w:val="single" w:color="CCCCCC" w:sz="1"/>
-              <w:right w:val="single" w:color="CCCCCC" w:sz="1"/>
-            </w:tcBorders>
-            <w:shd w:fill="FFF9C4" w:val="clear"/>
-            <w:tcMar>
-              <w:top w:type="dxa" w:w="80"/>
-              <w:left w:type="dxa" w:w="120"/>
-              <w:bottom w:type="dxa" w:w="80"/>
-              <w:right w:type="dxa" w:w="120"/>
-            </w:tcMar>
-            <w:vAlign w:val="center"/>
-          </w:tcPr>
-          <w:p>
-            <w:pPr>
-              <w:jc w:val="center"/>
-            </w:pPr>
-            <w:r>
-              <w:rPr>
-                <w:rFonts w:ascii="Arial" w:cs="Arial" w:eastAsia="Arial" w:hAnsi="Arial"/>
-                <w:b w:val="false"/>
-                <w:bCs w:val="false"/>
-                <w:color w:val="333333"/>
-                <w:sz w:val="18"/>
-                <w:szCs w:val="18"/>
-              </w:rPr>
-              <w:t xml:space="preserve">1</w:t>
-            </w:r>
-          </w:p>
-        </w:tc>
-        <w:tc>
-          <w:tcPr>
-            <w:tcW w:type="pct" w:w="9%"/>
-            <w:tcBorders>
-              <w:top w:val="single" w:color="CCCCCC" w:sz="1"/>
-              <w:left w:val="single" w:color="CCCCCC" w:sz="1"/>
-              <w:bottom w:val="single" w:color="CCCCCC" w:sz="1"/>
-              <w:right w:val="single" w:color="CCCCCC" w:sz="1"/>
-            </w:tcBorders>
-            <w:shd w:fill="FFF9C4" w:val="clear"/>
-            <w:tcMar>
-              <w:top w:type="dxa" w:w="80"/>
-              <w:left w:type="dxa" w:w="120"/>
-              <w:bottom w:type="dxa" w:w="80"/>
-              <w:right w:type="dxa" w:w="120"/>
-            </w:tcMar>
-            <w:vAlign w:val="center"/>
-          </w:tcPr>
-          <w:p>
-            <w:pPr>
-              <w:jc w:val="center"/>
-            </w:pPr>
-            <w:r>
-              <w:rPr>
-                <w:rFonts w:ascii="Arial" w:cs="Arial" w:eastAsia="Arial" w:hAnsi="Arial"/>
-                <w:b w:val="false"/>
-                <w:bCs w:val="false"/>
-                <w:color w:val="333333"/>
-                <w:sz w:val="18"/>
-                <w:szCs w:val="18"/>
-              </w:rPr>
-              <w:t xml:space="preserve">1</w:t>
+              <w:t xml:space="preserve">2</w:t>
             </w:r>
           </w:p>
         </w:tc>
@@ -9980,7 +9980,7 @@
                 <w:sz w:val="18"/>
                 <w:szCs w:val="18"/>
               </w:rPr>
-              <w:t xml:space="preserve">コートホテル新横浜</w:t>
+              <w:t xml:space="preserve">アパホテル蒲田駅東</w:t>
             </w:r>
           </w:p>
         </w:tc>
@@ -10014,7 +10014,7 @@
                 <w:sz w:val="18"/>
                 <w:szCs w:val="18"/>
               </w:rPr>
-              <w:t xml:space="preserve">10</w:t>
+              <w:t xml:space="preserve">3</w:t>
             </w:r>
           </w:p>
         </w:tc>
@@ -10044,11 +10044,11 @@
                 <w:rFonts w:ascii="Arial" w:cs="Arial" w:eastAsia="Arial" w:hAnsi="Arial"/>
                 <w:b w:val="false"/>
                 <w:bCs w:val="false"/>
-                <w:color w:val="FF9800"/>
-                <w:sz w:val="18"/>
-                <w:szCs w:val="18"/>
-              </w:rPr>
-              <w:t xml:space="preserve">8.5</w:t>
+                <w:color w:val="E74C3C"/>
+                <w:sz w:val="18"/>
+                <w:szCs w:val="18"/>
+              </w:rPr>
+              <w:t xml:space="preserve">10.7</w:t>
             </w:r>
           </w:p>
         </w:tc>
@@ -10061,29 +10061,29 @@
               <w:bottom w:val="single" w:color="CCCCCC" w:sz="1"/>
               <w:right w:val="single" w:color="CCCCCC" w:sz="1"/>
             </w:tcBorders>
-            <w:shd w:fill="FFE0B2" w:val="clear"/>
-            <w:tcMar>
-              <w:top w:type="dxa" w:w="80"/>
-              <w:left w:type="dxa" w:w="120"/>
-              <w:bottom w:type="dxa" w:w="80"/>
-              <w:right w:type="dxa" w:w="120"/>
-            </w:tcMar>
-            <w:vAlign w:val="center"/>
-          </w:tcPr>
-          <w:p>
-            <w:pPr>
-              <w:jc w:val="center"/>
-            </w:pPr>
-            <w:r>
-              <w:rPr>
-                <w:rFonts w:ascii="Arial" w:cs="Arial" w:eastAsia="Arial" w:hAnsi="Arial"/>
-                <w:b/>
-                <w:bCs/>
-                <w:color w:val="333333"/>
-                <w:sz w:val="18"/>
-                <w:szCs w:val="18"/>
-              </w:rPr>
-              <w:t xml:space="preserve">4</w:t>
+            <w:shd w:fill="FFF9C4" w:val="clear"/>
+            <w:tcMar>
+              <w:top w:type="dxa" w:w="80"/>
+              <w:left w:type="dxa" w:w="120"/>
+              <w:bottom w:type="dxa" w:w="80"/>
+              <w:right w:type="dxa" w:w="120"/>
+            </w:tcMar>
+            <w:vAlign w:val="center"/>
+          </w:tcPr>
+          <w:p>
+            <w:pPr>
+              <w:jc w:val="center"/>
+            </w:pPr>
+            <w:r>
+              <w:rPr>
+                <w:rFonts w:ascii="Arial" w:cs="Arial" w:eastAsia="Arial" w:hAnsi="Arial"/>
+                <w:b w:val="false"/>
+                <w:bCs w:val="false"/>
+                <w:color w:val="333333"/>
+                <w:sz w:val="18"/>
+                <w:szCs w:val="18"/>
+              </w:rPr>
+              <w:t xml:space="preserve">2</w:t>
             </w:r>
           </w:p>
         </w:tc>
@@ -10096,29 +10096,28 @@
               <w:bottom w:val="single" w:color="CCCCCC" w:sz="1"/>
               <w:right w:val="single" w:color="CCCCCC" w:sz="1"/>
             </w:tcBorders>
-            <w:shd w:fill="FFE0B2" w:val="clear"/>
-            <w:tcMar>
-              <w:top w:type="dxa" w:w="80"/>
-              <w:left w:type="dxa" w:w="120"/>
-              <w:bottom w:type="dxa" w:w="80"/>
-              <w:right w:type="dxa" w:w="120"/>
-            </w:tcMar>
-            <w:vAlign w:val="center"/>
-          </w:tcPr>
-          <w:p>
-            <w:pPr>
-              <w:jc w:val="center"/>
-            </w:pPr>
-            <w:r>
-              <w:rPr>
-                <w:rFonts w:ascii="Arial" w:cs="Arial" w:eastAsia="Arial" w:hAnsi="Arial"/>
-                <w:b/>
-                <w:bCs/>
-                <w:color w:val="333333"/>
-                <w:sz w:val="18"/>
-                <w:szCs w:val="18"/>
-              </w:rPr>
-              <w:t xml:space="preserve">3</w:t>
+            <w:tcMar>
+              <w:top w:type="dxa" w:w="80"/>
+              <w:left w:type="dxa" w:w="120"/>
+              <w:bottom w:type="dxa" w:w="80"/>
+              <w:right w:type="dxa" w:w="120"/>
+            </w:tcMar>
+            <w:vAlign w:val="center"/>
+          </w:tcPr>
+          <w:p>
+            <w:pPr>
+              <w:jc w:val="center"/>
+            </w:pPr>
+            <w:r>
+              <w:rPr>
+                <w:rFonts w:ascii="Arial" w:cs="Arial" w:eastAsia="Arial" w:hAnsi="Arial"/>
+                <w:b w:val="false"/>
+                <w:bCs w:val="false"/>
+                <w:color w:val="333333"/>
+                <w:sz w:val="18"/>
+                <w:szCs w:val="18"/>
+              </w:rPr>
+              <w:t xml:space="preserve">-</w:t>
             </w:r>
           </w:p>
         </w:tc>
@@ -10131,6 +10130,41 @@
               <w:bottom w:val="single" w:color="CCCCCC" w:sz="1"/>
               <w:right w:val="single" w:color="CCCCCC" w:sz="1"/>
             </w:tcBorders>
+            <w:shd w:fill="FFF9C4" w:val="clear"/>
+            <w:tcMar>
+              <w:top w:type="dxa" w:w="80"/>
+              <w:left w:type="dxa" w:w="120"/>
+              <w:bottom w:type="dxa" w:w="80"/>
+              <w:right w:type="dxa" w:w="120"/>
+            </w:tcMar>
+            <w:vAlign w:val="center"/>
+          </w:tcPr>
+          <w:p>
+            <w:pPr>
+              <w:jc w:val="center"/>
+            </w:pPr>
+            <w:r>
+              <w:rPr>
+                <w:rFonts w:ascii="Arial" w:cs="Arial" w:eastAsia="Arial" w:hAnsi="Arial"/>
+                <w:b w:val="false"/>
+                <w:bCs w:val="false"/>
+                <w:color w:val="333333"/>
+                <w:sz w:val="18"/>
+                <w:szCs w:val="18"/>
+              </w:rPr>
+              <w:t xml:space="preserve">1</w:t>
+            </w:r>
+          </w:p>
+        </w:tc>
+        <w:tc>
+          <w:tcPr>
+            <w:tcW w:type="pct" w:w="9%"/>
+            <w:tcBorders>
+              <w:top w:val="single" w:color="CCCCCC" w:sz="1"/>
+              <w:left w:val="single" w:color="CCCCCC" w:sz="1"/>
+              <w:bottom w:val="single" w:color="CCCCCC" w:sz="1"/>
+              <w:right w:val="single" w:color="CCCCCC" w:sz="1"/>
+            </w:tcBorders>
             <w:tcMar>
               <w:top w:type="dxa" w:w="80"/>
               <w:left w:type="dxa" w:w="120"/>
@@ -10199,64 +10233,28 @@
               <w:bottom w:val="single" w:color="CCCCCC" w:sz="1"/>
               <w:right w:val="single" w:color="CCCCCC" w:sz="1"/>
             </w:tcBorders>
-            <w:shd w:fill="FFF9C4" w:val="clear"/>
-            <w:tcMar>
-              <w:top w:type="dxa" w:w="80"/>
-              <w:left w:type="dxa" w:w="120"/>
-              <w:bottom w:type="dxa" w:w="80"/>
-              <w:right w:type="dxa" w:w="120"/>
-            </w:tcMar>
-            <w:vAlign w:val="center"/>
-          </w:tcPr>
-          <w:p>
-            <w:pPr>
-              <w:jc w:val="center"/>
-            </w:pPr>
-            <w:r>
-              <w:rPr>
-                <w:rFonts w:ascii="Arial" w:cs="Arial" w:eastAsia="Arial" w:hAnsi="Arial"/>
-                <w:b w:val="false"/>
-                <w:bCs w:val="false"/>
-                <w:color w:val="333333"/>
-                <w:sz w:val="18"/>
-                <w:szCs w:val="18"/>
-              </w:rPr>
-              <w:t xml:space="preserve">2</w:t>
-            </w:r>
-          </w:p>
-        </w:tc>
-        <w:tc>
-          <w:tcPr>
-            <w:tcW w:type="pct" w:w="9%"/>
-            <w:tcBorders>
-              <w:top w:val="single" w:color="CCCCCC" w:sz="1"/>
-              <w:left w:val="single" w:color="CCCCCC" w:sz="1"/>
-              <w:bottom w:val="single" w:color="CCCCCC" w:sz="1"/>
-              <w:right w:val="single" w:color="CCCCCC" w:sz="1"/>
-            </w:tcBorders>
-            <w:shd w:fill="FFF9C4" w:val="clear"/>
-            <w:tcMar>
-              <w:top w:type="dxa" w:w="80"/>
-              <w:left w:type="dxa" w:w="120"/>
-              <w:bottom w:type="dxa" w:w="80"/>
-              <w:right w:type="dxa" w:w="120"/>
-            </w:tcMar>
-            <w:vAlign w:val="center"/>
-          </w:tcPr>
-          <w:p>
-            <w:pPr>
-              <w:jc w:val="center"/>
-            </w:pPr>
-            <w:r>
-              <w:rPr>
-                <w:rFonts w:ascii="Arial" w:cs="Arial" w:eastAsia="Arial" w:hAnsi="Arial"/>
-                <w:b w:val="false"/>
-                <w:bCs w:val="false"/>
-                <w:color w:val="333333"/>
-                <w:sz w:val="18"/>
-                <w:szCs w:val="18"/>
-              </w:rPr>
-              <w:t xml:space="preserve">1</w:t>
+            <w:tcMar>
+              <w:top w:type="dxa" w:w="80"/>
+              <w:left w:type="dxa" w:w="120"/>
+              <w:bottom w:type="dxa" w:w="80"/>
+              <w:right w:type="dxa" w:w="120"/>
+            </w:tcMar>
+            <w:vAlign w:val="center"/>
+          </w:tcPr>
+          <w:p>
+            <w:pPr>
+              <w:jc w:val="center"/>
+            </w:pPr>
+            <w:r>
+              <w:rPr>
+                <w:rFonts w:ascii="Arial" w:cs="Arial" w:eastAsia="Arial" w:hAnsi="Arial"/>
+                <w:b w:val="false"/>
+                <w:bCs w:val="false"/>
+                <w:color w:val="333333"/>
+                <w:sz w:val="18"/>
+                <w:szCs w:val="18"/>
+              </w:rPr>
+              <w:t xml:space="preserve">-</w:t>
             </w:r>
           </w:p>
         </w:tc>
@@ -10446,6 +10444,41 @@
               <w:bottom w:val="single" w:color="CCCCCC" w:sz="1"/>
               <w:right w:val="single" w:color="CCCCCC" w:sz="1"/>
             </w:tcBorders>
+            <w:shd w:fill="FFE0B2" w:val="clear"/>
+            <w:tcMar>
+              <w:top w:type="dxa" w:w="80"/>
+              <w:left w:type="dxa" w:w="120"/>
+              <w:bottom w:type="dxa" w:w="80"/>
+              <w:right w:type="dxa" w:w="120"/>
+            </w:tcMar>
+            <w:vAlign w:val="center"/>
+          </w:tcPr>
+          <w:p>
+            <w:pPr>
+              <w:jc w:val="center"/>
+            </w:pPr>
+            <w:r>
+              <w:rPr>
+                <w:rFonts w:ascii="Arial" w:cs="Arial" w:eastAsia="Arial" w:hAnsi="Arial"/>
+                <w:b/>
+                <w:bCs/>
+                <w:color w:val="333333"/>
+                <w:sz w:val="18"/>
+                <w:szCs w:val="18"/>
+              </w:rPr>
+              <w:t xml:space="preserve">3</w:t>
+            </w:r>
+          </w:p>
+        </w:tc>
+        <w:tc>
+          <w:tcPr>
+            <w:tcW w:type="pct" w:w="9%"/>
+            <w:tcBorders>
+              <w:top w:val="single" w:color="CCCCCC" w:sz="1"/>
+              <w:left w:val="single" w:color="CCCCCC" w:sz="1"/>
+              <w:bottom w:val="single" w:color="CCCCCC" w:sz="1"/>
+              <w:right w:val="single" w:color="CCCCCC" w:sz="1"/>
+            </w:tcBorders>
             <w:shd w:fill="F5F7FA" w:val="clear"/>
             <w:tcMar>
               <w:top w:type="dxa" w:w="80"/>
@@ -10481,64 +10514,29 @@
               <w:bottom w:val="single" w:color="CCCCCC" w:sz="1"/>
               <w:right w:val="single" w:color="CCCCCC" w:sz="1"/>
             </w:tcBorders>
-            <w:shd w:fill="FFE0B2" w:val="clear"/>
-            <w:tcMar>
-              <w:top w:type="dxa" w:w="80"/>
-              <w:left w:type="dxa" w:w="120"/>
-              <w:bottom w:type="dxa" w:w="80"/>
-              <w:right w:type="dxa" w:w="120"/>
-            </w:tcMar>
-            <w:vAlign w:val="center"/>
-          </w:tcPr>
-          <w:p>
-            <w:pPr>
-              <w:jc w:val="center"/>
-            </w:pPr>
-            <w:r>
-              <w:rPr>
-                <w:rFonts w:ascii="Arial" w:cs="Arial" w:eastAsia="Arial" w:hAnsi="Arial"/>
-                <w:b/>
-                <w:bCs/>
-                <w:color w:val="333333"/>
-                <w:sz w:val="18"/>
-                <w:szCs w:val="18"/>
-              </w:rPr>
-              <w:t xml:space="preserve">3</w:t>
-            </w:r>
-          </w:p>
-        </w:tc>
-        <w:tc>
-          <w:tcPr>
-            <w:tcW w:type="pct" w:w="9%"/>
-            <w:tcBorders>
-              <w:top w:val="single" w:color="CCCCCC" w:sz="1"/>
-              <w:left w:val="single" w:color="CCCCCC" w:sz="1"/>
-              <w:bottom w:val="single" w:color="CCCCCC" w:sz="1"/>
-              <w:right w:val="single" w:color="CCCCCC" w:sz="1"/>
-            </w:tcBorders>
-            <w:shd w:fill="F5F7FA" w:val="clear"/>
-            <w:tcMar>
-              <w:top w:type="dxa" w:w="80"/>
-              <w:left w:type="dxa" w:w="120"/>
-              <w:bottom w:type="dxa" w:w="80"/>
-              <w:right w:type="dxa" w:w="120"/>
-            </w:tcMar>
-            <w:vAlign w:val="center"/>
-          </w:tcPr>
-          <w:p>
-            <w:pPr>
-              <w:jc w:val="center"/>
-            </w:pPr>
-            <w:r>
-              <w:rPr>
-                <w:rFonts w:ascii="Arial" w:cs="Arial" w:eastAsia="Arial" w:hAnsi="Arial"/>
-                <w:b w:val="false"/>
-                <w:bCs w:val="false"/>
-                <w:color w:val="333333"/>
-                <w:sz w:val="18"/>
-                <w:szCs w:val="18"/>
-              </w:rPr>
-              <w:t xml:space="preserve">-</w:t>
+            <w:shd w:fill="FFF9C4" w:val="clear"/>
+            <w:tcMar>
+              <w:top w:type="dxa" w:w="80"/>
+              <w:left w:type="dxa" w:w="120"/>
+              <w:bottom w:type="dxa" w:w="80"/>
+              <w:right w:type="dxa" w:w="120"/>
+            </w:tcMar>
+            <w:vAlign w:val="center"/>
+          </w:tcPr>
+          <w:p>
+            <w:pPr>
+              <w:jc w:val="center"/>
+            </w:pPr>
+            <w:r>
+              <w:rPr>
+                <w:rFonts w:ascii="Arial" w:cs="Arial" w:eastAsia="Arial" w:hAnsi="Arial"/>
+                <w:b w:val="false"/>
+                <w:bCs w:val="false"/>
+                <w:color w:val="333333"/>
+                <w:sz w:val="18"/>
+                <w:szCs w:val="18"/>
+              </w:rPr>
+              <w:t xml:space="preserve">2</w:t>
             </w:r>
           </w:p>
         </w:tc>
@@ -10609,7 +10607,7 @@
                 <w:sz w:val="18"/>
                 <w:szCs w:val="18"/>
               </w:rPr>
-              <w:t xml:space="preserve">コンフォートホテル横浜関内</w:t>
+              <w:t xml:space="preserve">ダイワロイネットホテル東京大崎</w:t>
             </w:r>
           </w:p>
         </w:tc>
@@ -10643,7 +10641,7 @@
                 <w:sz w:val="18"/>
                 <w:szCs w:val="18"/>
               </w:rPr>
-              <w:t xml:space="preserve">12</w:t>
+              <w:t xml:space="preserve">3</w:t>
             </w:r>
           </w:p>
         </w:tc>
@@ -10677,7 +10675,7 @@
                 <w:sz w:val="18"/>
                 <w:szCs w:val="18"/>
               </w:rPr>
-              <w:t xml:space="preserve">8.4</w:t>
+              <w:t xml:space="preserve">7.1</w:t>
             </w:r>
           </w:p>
         </w:tc>
@@ -10712,7 +10710,7 @@
                 <w:sz w:val="18"/>
                 <w:szCs w:val="18"/>
               </w:rPr>
-              <w:t xml:space="preserve">5</w:t>
+              <w:t xml:space="preserve">3</w:t>
             </w:r>
           </w:p>
         </w:tc>
@@ -10725,6 +10723,41 @@
               <w:bottom w:val="single" w:color="CCCCCC" w:sz="1"/>
               <w:right w:val="single" w:color="CCCCCC" w:sz="1"/>
             </w:tcBorders>
+            <w:shd w:fill="FFF9C4" w:val="clear"/>
+            <w:tcMar>
+              <w:top w:type="dxa" w:w="80"/>
+              <w:left w:type="dxa" w:w="120"/>
+              <w:bottom w:type="dxa" w:w="80"/>
+              <w:right w:type="dxa" w:w="120"/>
+            </w:tcMar>
+            <w:vAlign w:val="center"/>
+          </w:tcPr>
+          <w:p>
+            <w:pPr>
+              <w:jc w:val="center"/>
+            </w:pPr>
+            <w:r>
+              <w:rPr>
+                <w:rFonts w:ascii="Arial" w:cs="Arial" w:eastAsia="Arial" w:hAnsi="Arial"/>
+                <w:b w:val="false"/>
+                <w:bCs w:val="false"/>
+                <w:color w:val="333333"/>
+                <w:sz w:val="18"/>
+                <w:szCs w:val="18"/>
+              </w:rPr>
+              <w:t xml:space="preserve">1</w:t>
+            </w:r>
+          </w:p>
+        </w:tc>
+        <w:tc>
+          <w:tcPr>
+            <w:tcW w:type="pct" w:w="9%"/>
+            <w:tcBorders>
+              <w:top w:val="single" w:color="CCCCCC" w:sz="1"/>
+              <w:left w:val="single" w:color="CCCCCC" w:sz="1"/>
+              <w:bottom w:val="single" w:color="CCCCCC" w:sz="1"/>
+              <w:right w:val="single" w:color="CCCCCC" w:sz="1"/>
+            </w:tcBorders>
             <w:tcMar>
               <w:top w:type="dxa" w:w="80"/>
               <w:left w:type="dxa" w:w="120"/>
@@ -10759,29 +10792,28 @@
               <w:bottom w:val="single" w:color="CCCCCC" w:sz="1"/>
               <w:right w:val="single" w:color="CCCCCC" w:sz="1"/>
             </w:tcBorders>
-            <w:shd w:fill="FFCDD2" w:val="clear"/>
-            <w:tcMar>
-              <w:top w:type="dxa" w:w="80"/>
-              <w:left w:type="dxa" w:w="120"/>
-              <w:bottom w:type="dxa" w:w="80"/>
-              <w:right w:type="dxa" w:w="120"/>
-            </w:tcMar>
-            <w:vAlign w:val="center"/>
-          </w:tcPr>
-          <w:p>
-            <w:pPr>
-              <w:jc w:val="center"/>
-            </w:pPr>
-            <w:r>
-              <w:rPr>
-                <w:rFonts w:ascii="Arial" w:cs="Arial" w:eastAsia="Arial" w:hAnsi="Arial"/>
-                <w:b/>
-                <w:bCs/>
-                <w:color w:val="333333"/>
-                <w:sz w:val="18"/>
-                <w:szCs w:val="18"/>
-              </w:rPr>
-              <w:t xml:space="preserve">6</w:t>
+            <w:tcMar>
+              <w:top w:type="dxa" w:w="80"/>
+              <w:left w:type="dxa" w:w="120"/>
+              <w:bottom w:type="dxa" w:w="80"/>
+              <w:right w:type="dxa" w:w="120"/>
+            </w:tcMar>
+            <w:vAlign w:val="center"/>
+          </w:tcPr>
+          <w:p>
+            <w:pPr>
+              <w:jc w:val="center"/>
+            </w:pPr>
+            <w:r>
+              <w:rPr>
+                <w:rFonts w:ascii="Arial" w:cs="Arial" w:eastAsia="Arial" w:hAnsi="Arial"/>
+                <w:b w:val="false"/>
+                <w:bCs w:val="false"/>
+                <w:color w:val="333333"/>
+                <w:sz w:val="18"/>
+                <w:szCs w:val="18"/>
+              </w:rPr>
+              <w:t xml:space="preserve">-</w:t>
             </w:r>
           </w:p>
         </w:tc>
@@ -10794,64 +10826,28 @@
               <w:bottom w:val="single" w:color="CCCCCC" w:sz="1"/>
               <w:right w:val="single" w:color="CCCCCC" w:sz="1"/>
             </w:tcBorders>
-            <w:shd w:fill="FFF9C4" w:val="clear"/>
-            <w:tcMar>
-              <w:top w:type="dxa" w:w="80"/>
-              <w:left w:type="dxa" w:w="120"/>
-              <w:bottom w:type="dxa" w:w="80"/>
-              <w:right w:type="dxa" w:w="120"/>
-            </w:tcMar>
-            <w:vAlign w:val="center"/>
-          </w:tcPr>
-          <w:p>
-            <w:pPr>
-              <w:jc w:val="center"/>
-            </w:pPr>
-            <w:r>
-              <w:rPr>
-                <w:rFonts w:ascii="Arial" w:cs="Arial" w:eastAsia="Arial" w:hAnsi="Arial"/>
-                <w:b w:val="false"/>
-                <w:bCs w:val="false"/>
-                <w:color w:val="333333"/>
-                <w:sz w:val="18"/>
-                <w:szCs w:val="18"/>
-              </w:rPr>
-              <w:t xml:space="preserve">1</w:t>
-            </w:r>
-          </w:p>
-        </w:tc>
-        <w:tc>
-          <w:tcPr>
-            <w:tcW w:type="pct" w:w="9%"/>
-            <w:tcBorders>
-              <w:top w:val="single" w:color="CCCCCC" w:sz="1"/>
-              <w:left w:val="single" w:color="CCCCCC" w:sz="1"/>
-              <w:bottom w:val="single" w:color="CCCCCC" w:sz="1"/>
-              <w:right w:val="single" w:color="CCCCCC" w:sz="1"/>
-            </w:tcBorders>
-            <w:shd w:fill="FFF9C4" w:val="clear"/>
-            <w:tcMar>
-              <w:top w:type="dxa" w:w="80"/>
-              <w:left w:type="dxa" w:w="120"/>
-              <w:bottom w:type="dxa" w:w="80"/>
-              <w:right w:type="dxa" w:w="120"/>
-            </w:tcMar>
-            <w:vAlign w:val="center"/>
-          </w:tcPr>
-          <w:p>
-            <w:pPr>
-              <w:jc w:val="center"/>
-            </w:pPr>
-            <w:r>
-              <w:rPr>
-                <w:rFonts w:ascii="Arial" w:cs="Arial" w:eastAsia="Arial" w:hAnsi="Arial"/>
-                <w:b w:val="false"/>
-                <w:bCs w:val="false"/>
-                <w:color w:val="333333"/>
-                <w:sz w:val="18"/>
-                <w:szCs w:val="18"/>
-              </w:rPr>
-              <w:t xml:space="preserve">1</w:t>
+            <w:tcMar>
+              <w:top w:type="dxa" w:w="80"/>
+              <w:left w:type="dxa" w:w="120"/>
+              <w:bottom w:type="dxa" w:w="80"/>
+              <w:right w:type="dxa" w:w="120"/>
+            </w:tcMar>
+            <w:vAlign w:val="center"/>
+          </w:tcPr>
+          <w:p>
+            <w:pPr>
+              <w:jc w:val="center"/>
+            </w:pPr>
+            <w:r>
+              <w:rPr>
+                <w:rFonts w:ascii="Arial" w:cs="Arial" w:eastAsia="Arial" w:hAnsi="Arial"/>
+                <w:b w:val="false"/>
+                <w:bCs w:val="false"/>
+                <w:color w:val="333333"/>
+                <w:sz w:val="18"/>
+                <w:szCs w:val="18"/>
+              </w:rPr>
+              <w:t xml:space="preserve">-</w:t>
             </w:r>
           </w:p>
         </w:tc>
@@ -10922,7 +10918,7 @@
                 <w:sz w:val="18"/>
                 <w:szCs w:val="18"/>
               </w:rPr>
-              <w:t xml:space="preserve">ダイワロイネットホテル東京大崎</w:t>
+              <w:t xml:space="preserve">ハートンホテル東品川</w:t>
             </w:r>
           </w:p>
         </w:tc>
@@ -10957,7 +10953,7 @@
                 <w:sz w:val="18"/>
                 <w:szCs w:val="18"/>
               </w:rPr>
-              <w:t xml:space="preserve">3</w:t>
+              <w:t xml:space="preserve">4</w:t>
             </w:r>
           </w:p>
         </w:tc>
@@ -10988,11 +10984,11 @@
                 <w:rFonts w:ascii="Arial" w:cs="Arial" w:eastAsia="Arial" w:hAnsi="Arial"/>
                 <w:b w:val="false"/>
                 <w:bCs w:val="false"/>
-                <w:color w:val="FF9800"/>
-                <w:sz w:val="18"/>
-                <w:szCs w:val="18"/>
-              </w:rPr>
-              <w:t xml:space="preserve">7.1</w:t>
+                <w:color w:val="333333"/>
+                <w:sz w:val="18"/>
+                <w:szCs w:val="18"/>
+              </w:rPr>
+              <w:t xml:space="preserve">4.8</w:t>
             </w:r>
           </w:p>
         </w:tc>
@@ -11005,29 +11001,29 @@
               <w:bottom w:val="single" w:color="CCCCCC" w:sz="1"/>
               <w:right w:val="single" w:color="CCCCCC" w:sz="1"/>
             </w:tcBorders>
-            <w:shd w:fill="FFE0B2" w:val="clear"/>
-            <w:tcMar>
-              <w:top w:type="dxa" w:w="80"/>
-              <w:left w:type="dxa" w:w="120"/>
-              <w:bottom w:type="dxa" w:w="80"/>
-              <w:right w:type="dxa" w:w="120"/>
-            </w:tcMar>
-            <w:vAlign w:val="center"/>
-          </w:tcPr>
-          <w:p>
-            <w:pPr>
-              <w:jc w:val="center"/>
-            </w:pPr>
-            <w:r>
-              <w:rPr>
-                <w:rFonts w:ascii="Arial" w:cs="Arial" w:eastAsia="Arial" w:hAnsi="Arial"/>
-                <w:b/>
-                <w:bCs/>
-                <w:color w:val="333333"/>
-                <w:sz w:val="18"/>
-                <w:szCs w:val="18"/>
-              </w:rPr>
-              <w:t xml:space="preserve">3</w:t>
+            <w:shd w:fill="FFF9C4" w:val="clear"/>
+            <w:tcMar>
+              <w:top w:type="dxa" w:w="80"/>
+              <w:left w:type="dxa" w:w="120"/>
+              <w:bottom w:type="dxa" w:w="80"/>
+              <w:right w:type="dxa" w:w="120"/>
+            </w:tcMar>
+            <w:vAlign w:val="center"/>
+          </w:tcPr>
+          <w:p>
+            <w:pPr>
+              <w:jc w:val="center"/>
+            </w:pPr>
+            <w:r>
+              <w:rPr>
+                <w:rFonts w:ascii="Arial" w:cs="Arial" w:eastAsia="Arial" w:hAnsi="Arial"/>
+                <w:b w:val="false"/>
+                <w:bCs w:val="false"/>
+                <w:color w:val="333333"/>
+                <w:sz w:val="18"/>
+                <w:szCs w:val="18"/>
+              </w:rPr>
+              <w:t xml:space="preserve">2</w:t>
             </w:r>
           </w:p>
         </w:tc>
@@ -11075,6 +11071,111 @@
               <w:bottom w:val="single" w:color="CCCCCC" w:sz="1"/>
               <w:right w:val="single" w:color="CCCCCC" w:sz="1"/>
             </w:tcBorders>
+            <w:shd w:fill="F5F7FA" w:val="clear"/>
+            <w:tcMar>
+              <w:top w:type="dxa" w:w="80"/>
+              <w:left w:type="dxa" w:w="120"/>
+              <w:bottom w:type="dxa" w:w="80"/>
+              <w:right w:type="dxa" w:w="120"/>
+            </w:tcMar>
+            <w:vAlign w:val="center"/>
+          </w:tcPr>
+          <w:p>
+            <w:pPr>
+              <w:jc w:val="center"/>
+            </w:pPr>
+            <w:r>
+              <w:rPr>
+                <w:rFonts w:ascii="Arial" w:cs="Arial" w:eastAsia="Arial" w:hAnsi="Arial"/>
+                <w:b w:val="false"/>
+                <w:bCs w:val="false"/>
+                <w:color w:val="333333"/>
+                <w:sz w:val="18"/>
+                <w:szCs w:val="18"/>
+              </w:rPr>
+              <w:t xml:space="preserve">-</w:t>
+            </w:r>
+          </w:p>
+        </w:tc>
+        <w:tc>
+          <w:tcPr>
+            <w:tcW w:type="pct" w:w="9%"/>
+            <w:tcBorders>
+              <w:top w:val="single" w:color="CCCCCC" w:sz="1"/>
+              <w:left w:val="single" w:color="CCCCCC" w:sz="1"/>
+              <w:bottom w:val="single" w:color="CCCCCC" w:sz="1"/>
+              <w:right w:val="single" w:color="CCCCCC" w:sz="1"/>
+            </w:tcBorders>
+            <w:shd w:fill="F5F7FA" w:val="clear"/>
+            <w:tcMar>
+              <w:top w:type="dxa" w:w="80"/>
+              <w:left w:type="dxa" w:w="120"/>
+              <w:bottom w:type="dxa" w:w="80"/>
+              <w:right w:type="dxa" w:w="120"/>
+            </w:tcMar>
+            <w:vAlign w:val="center"/>
+          </w:tcPr>
+          <w:p>
+            <w:pPr>
+              <w:jc w:val="center"/>
+            </w:pPr>
+            <w:r>
+              <w:rPr>
+                <w:rFonts w:ascii="Arial" w:cs="Arial" w:eastAsia="Arial" w:hAnsi="Arial"/>
+                <w:b w:val="false"/>
+                <w:bCs w:val="false"/>
+                <w:color w:val="333333"/>
+                <w:sz w:val="18"/>
+                <w:szCs w:val="18"/>
+              </w:rPr>
+              <w:t xml:space="preserve">-</w:t>
+            </w:r>
+          </w:p>
+        </w:tc>
+        <w:tc>
+          <w:tcPr>
+            <w:tcW w:type="pct" w:w="9%"/>
+            <w:tcBorders>
+              <w:top w:val="single" w:color="CCCCCC" w:sz="1"/>
+              <w:left w:val="single" w:color="CCCCCC" w:sz="1"/>
+              <w:bottom w:val="single" w:color="CCCCCC" w:sz="1"/>
+              <w:right w:val="single" w:color="CCCCCC" w:sz="1"/>
+            </w:tcBorders>
+            <w:shd w:fill="F5F7FA" w:val="clear"/>
+            <w:tcMar>
+              <w:top w:type="dxa" w:w="80"/>
+              <w:left w:type="dxa" w:w="120"/>
+              <w:bottom w:type="dxa" w:w="80"/>
+              <w:right w:type="dxa" w:w="120"/>
+            </w:tcMar>
+            <w:vAlign w:val="center"/>
+          </w:tcPr>
+          <w:p>
+            <w:pPr>
+              <w:jc w:val="center"/>
+            </w:pPr>
+            <w:r>
+              <w:rPr>
+                <w:rFonts w:ascii="Arial" w:cs="Arial" w:eastAsia="Arial" w:hAnsi="Arial"/>
+                <w:b w:val="false"/>
+                <w:bCs w:val="false"/>
+                <w:color w:val="333333"/>
+                <w:sz w:val="18"/>
+                <w:szCs w:val="18"/>
+              </w:rPr>
+              <w:t xml:space="preserve">-</w:t>
+            </w:r>
+          </w:p>
+        </w:tc>
+        <w:tc>
+          <w:tcPr>
+            <w:tcW w:type="pct" w:w="9%"/>
+            <w:tcBorders>
+              <w:top w:val="single" w:color="CCCCCC" w:sz="1"/>
+              <w:left w:val="single" w:color="CCCCCC" w:sz="1"/>
+              <w:bottom w:val="single" w:color="CCCCCC" w:sz="1"/>
+              <w:right w:val="single" w:color="CCCCCC" w:sz="1"/>
+            </w:tcBorders>
             <w:shd w:fill="FFF9C4" w:val="clear"/>
             <w:tcMar>
               <w:top w:type="dxa" w:w="80"/>
@@ -11098,111 +11199,6 @@
                 <w:szCs w:val="18"/>
               </w:rPr>
               <w:t xml:space="preserve">1</w:t>
-            </w:r>
-          </w:p>
-        </w:tc>
-        <w:tc>
-          <w:tcPr>
-            <w:tcW w:type="pct" w:w="9%"/>
-            <w:tcBorders>
-              <w:top w:val="single" w:color="CCCCCC" w:sz="1"/>
-              <w:left w:val="single" w:color="CCCCCC" w:sz="1"/>
-              <w:bottom w:val="single" w:color="CCCCCC" w:sz="1"/>
-              <w:right w:val="single" w:color="CCCCCC" w:sz="1"/>
-            </w:tcBorders>
-            <w:shd w:fill="F5F7FA" w:val="clear"/>
-            <w:tcMar>
-              <w:top w:type="dxa" w:w="80"/>
-              <w:left w:type="dxa" w:w="120"/>
-              <w:bottom w:type="dxa" w:w="80"/>
-              <w:right w:type="dxa" w:w="120"/>
-            </w:tcMar>
-            <w:vAlign w:val="center"/>
-          </w:tcPr>
-          <w:p>
-            <w:pPr>
-              <w:jc w:val="center"/>
-            </w:pPr>
-            <w:r>
-              <w:rPr>
-                <w:rFonts w:ascii="Arial" w:cs="Arial" w:eastAsia="Arial" w:hAnsi="Arial"/>
-                <w:b w:val="false"/>
-                <w:bCs w:val="false"/>
-                <w:color w:val="333333"/>
-                <w:sz w:val="18"/>
-                <w:szCs w:val="18"/>
-              </w:rPr>
-              <w:t xml:space="preserve">-</w:t>
-            </w:r>
-          </w:p>
-        </w:tc>
-        <w:tc>
-          <w:tcPr>
-            <w:tcW w:type="pct" w:w="9%"/>
-            <w:tcBorders>
-              <w:top w:val="single" w:color="CCCCCC" w:sz="1"/>
-              <w:left w:val="single" w:color="CCCCCC" w:sz="1"/>
-              <w:bottom w:val="single" w:color="CCCCCC" w:sz="1"/>
-              <w:right w:val="single" w:color="CCCCCC" w:sz="1"/>
-            </w:tcBorders>
-            <w:shd w:fill="F5F7FA" w:val="clear"/>
-            <w:tcMar>
-              <w:top w:type="dxa" w:w="80"/>
-              <w:left w:type="dxa" w:w="120"/>
-              <w:bottom w:type="dxa" w:w="80"/>
-              <w:right w:type="dxa" w:w="120"/>
-            </w:tcMar>
-            <w:vAlign w:val="center"/>
-          </w:tcPr>
-          <w:p>
-            <w:pPr>
-              <w:jc w:val="center"/>
-            </w:pPr>
-            <w:r>
-              <w:rPr>
-                <w:rFonts w:ascii="Arial" w:cs="Arial" w:eastAsia="Arial" w:hAnsi="Arial"/>
-                <w:b w:val="false"/>
-                <w:bCs w:val="false"/>
-                <w:color w:val="333333"/>
-                <w:sz w:val="18"/>
-                <w:szCs w:val="18"/>
-              </w:rPr>
-              <w:t xml:space="preserve">-</w:t>
-            </w:r>
-          </w:p>
-        </w:tc>
-        <w:tc>
-          <w:tcPr>
-            <w:tcW w:type="pct" w:w="9%"/>
-            <w:tcBorders>
-              <w:top w:val="single" w:color="CCCCCC" w:sz="1"/>
-              <w:left w:val="single" w:color="CCCCCC" w:sz="1"/>
-              <w:bottom w:val="single" w:color="CCCCCC" w:sz="1"/>
-              <w:right w:val="single" w:color="CCCCCC" w:sz="1"/>
-            </w:tcBorders>
-            <w:shd w:fill="F5F7FA" w:val="clear"/>
-            <w:tcMar>
-              <w:top w:type="dxa" w:w="80"/>
-              <w:left w:type="dxa" w:w="120"/>
-              <w:bottom w:type="dxa" w:w="80"/>
-              <w:right w:type="dxa" w:w="120"/>
-            </w:tcMar>
-            <w:vAlign w:val="center"/>
-          </w:tcPr>
-          <w:p>
-            <w:pPr>
-              <w:jc w:val="center"/>
-            </w:pPr>
-            <w:r>
-              <w:rPr>
-                <w:rFonts w:ascii="Arial" w:cs="Arial" w:eastAsia="Arial" w:hAnsi="Arial"/>
-                <w:b w:val="false"/>
-                <w:bCs w:val="false"/>
-                <w:color w:val="333333"/>
-                <w:sz w:val="18"/>
-                <w:szCs w:val="18"/>
-              </w:rPr>
-              <w:t xml:space="preserve">-</w:t>
             </w:r>
           </w:p>
         </w:tc>
@@ -11238,7 +11234,7 @@
                 <w:sz w:val="18"/>
                 <w:szCs w:val="18"/>
               </w:rPr>
-              <w:t xml:space="preserve">川崎日航ホテル</w:t>
+              <w:t xml:space="preserve">ホテルコメント横浜関内</w:t>
             </w:r>
           </w:p>
         </w:tc>
@@ -11272,7 +11268,7 @@
                 <w:sz w:val="18"/>
                 <w:szCs w:val="18"/>
               </w:rPr>
-              <w:t xml:space="preserve">7</w:t>
+              <w:t xml:space="preserve">3</w:t>
             </w:r>
           </w:p>
         </w:tc>
@@ -11302,11 +11298,11 @@
                 <w:rFonts w:ascii="Arial" w:cs="Arial" w:eastAsia="Arial" w:hAnsi="Arial"/>
                 <w:b w:val="false"/>
                 <w:bCs w:val="false"/>
-                <w:color w:val="FF9800"/>
-                <w:sz w:val="18"/>
-                <w:szCs w:val="18"/>
-              </w:rPr>
-              <w:t xml:space="preserve">5.1</w:t>
+                <w:color w:val="333333"/>
+                <w:sz w:val="18"/>
+                <w:szCs w:val="18"/>
+              </w:rPr>
+              <w:t xml:space="preserve">4.2</w:t>
             </w:r>
           </w:p>
         </w:tc>
@@ -11319,29 +11315,29 @@
               <w:bottom w:val="single" w:color="CCCCCC" w:sz="1"/>
               <w:right w:val="single" w:color="CCCCCC" w:sz="1"/>
             </w:tcBorders>
-            <w:shd w:fill="FFCDD2" w:val="clear"/>
-            <w:tcMar>
-              <w:top w:type="dxa" w:w="80"/>
-              <w:left w:type="dxa" w:w="120"/>
-              <w:bottom w:type="dxa" w:w="80"/>
-              <w:right w:type="dxa" w:w="120"/>
-            </w:tcMar>
-            <w:vAlign w:val="center"/>
-          </w:tcPr>
-          <w:p>
-            <w:pPr>
-              <w:jc w:val="center"/>
-            </w:pPr>
-            <w:r>
-              <w:rPr>
-                <w:rFonts w:ascii="Arial" w:cs="Arial" w:eastAsia="Arial" w:hAnsi="Arial"/>
-                <w:b/>
-                <w:bCs/>
-                <w:color w:val="333333"/>
-                <w:sz w:val="18"/>
-                <w:szCs w:val="18"/>
-              </w:rPr>
-              <w:t xml:space="preserve">6</w:t>
+            <w:shd w:fill="FFF9C4" w:val="clear"/>
+            <w:tcMar>
+              <w:top w:type="dxa" w:w="80"/>
+              <w:left w:type="dxa" w:w="120"/>
+              <w:bottom w:type="dxa" w:w="80"/>
+              <w:right w:type="dxa" w:w="120"/>
+            </w:tcMar>
+            <w:vAlign w:val="center"/>
+          </w:tcPr>
+          <w:p>
+            <w:pPr>
+              <w:jc w:val="center"/>
+            </w:pPr>
+            <w:r>
+              <w:rPr>
+                <w:rFonts w:ascii="Arial" w:cs="Arial" w:eastAsia="Arial" w:hAnsi="Arial"/>
+                <w:b w:val="false"/>
+                <w:bCs w:val="false"/>
+                <w:color w:val="333333"/>
+                <w:sz w:val="18"/>
+                <w:szCs w:val="18"/>
+              </w:rPr>
+              <w:t xml:space="preserve">2</w:t>
             </w:r>
           </w:p>
         </w:tc>
@@ -11354,6 +11350,142 @@
               <w:bottom w:val="single" w:color="CCCCCC" w:sz="1"/>
               <w:right w:val="single" w:color="CCCCCC" w:sz="1"/>
             </w:tcBorders>
+            <w:tcMar>
+              <w:top w:type="dxa" w:w="80"/>
+              <w:left w:type="dxa" w:w="120"/>
+              <w:bottom w:type="dxa" w:w="80"/>
+              <w:right w:type="dxa" w:w="120"/>
+            </w:tcMar>
+            <w:vAlign w:val="center"/>
+          </w:tcPr>
+          <w:p>
+            <w:pPr>
+              <w:jc w:val="center"/>
+            </w:pPr>
+            <w:r>
+              <w:rPr>
+                <w:rFonts w:ascii="Arial" w:cs="Arial" w:eastAsia="Arial" w:hAnsi="Arial"/>
+                <w:b w:val="false"/>
+                <w:bCs w:val="false"/>
+                <w:color w:val="333333"/>
+                <w:sz w:val="18"/>
+                <w:szCs w:val="18"/>
+              </w:rPr>
+              <w:t xml:space="preserve">-</w:t>
+            </w:r>
+          </w:p>
+        </w:tc>
+        <w:tc>
+          <w:tcPr>
+            <w:tcW w:type="pct" w:w="9%"/>
+            <w:tcBorders>
+              <w:top w:val="single" w:color="CCCCCC" w:sz="1"/>
+              <w:left w:val="single" w:color="CCCCCC" w:sz="1"/>
+              <w:bottom w:val="single" w:color="CCCCCC" w:sz="1"/>
+              <w:right w:val="single" w:color="CCCCCC" w:sz="1"/>
+            </w:tcBorders>
+            <w:tcMar>
+              <w:top w:type="dxa" w:w="80"/>
+              <w:left w:type="dxa" w:w="120"/>
+              <w:bottom w:type="dxa" w:w="80"/>
+              <w:right w:type="dxa" w:w="120"/>
+            </w:tcMar>
+            <w:vAlign w:val="center"/>
+          </w:tcPr>
+          <w:p>
+            <w:pPr>
+              <w:jc w:val="center"/>
+            </w:pPr>
+            <w:r>
+              <w:rPr>
+                <w:rFonts w:ascii="Arial" w:cs="Arial" w:eastAsia="Arial" w:hAnsi="Arial"/>
+                <w:b w:val="false"/>
+                <w:bCs w:val="false"/>
+                <w:color w:val="333333"/>
+                <w:sz w:val="18"/>
+                <w:szCs w:val="18"/>
+              </w:rPr>
+              <w:t xml:space="preserve">-</w:t>
+            </w:r>
+          </w:p>
+        </w:tc>
+        <w:tc>
+          <w:tcPr>
+            <w:tcW w:type="pct" w:w="9%"/>
+            <w:tcBorders>
+              <w:top w:val="single" w:color="CCCCCC" w:sz="1"/>
+              <w:left w:val="single" w:color="CCCCCC" w:sz="1"/>
+              <w:bottom w:val="single" w:color="CCCCCC" w:sz="1"/>
+              <w:right w:val="single" w:color="CCCCCC" w:sz="1"/>
+            </w:tcBorders>
+            <w:tcMar>
+              <w:top w:type="dxa" w:w="80"/>
+              <w:left w:type="dxa" w:w="120"/>
+              <w:bottom w:type="dxa" w:w="80"/>
+              <w:right w:type="dxa" w:w="120"/>
+            </w:tcMar>
+            <w:vAlign w:val="center"/>
+          </w:tcPr>
+          <w:p>
+            <w:pPr>
+              <w:jc w:val="center"/>
+            </w:pPr>
+            <w:r>
+              <w:rPr>
+                <w:rFonts w:ascii="Arial" w:cs="Arial" w:eastAsia="Arial" w:hAnsi="Arial"/>
+                <w:b w:val="false"/>
+                <w:bCs w:val="false"/>
+                <w:color w:val="333333"/>
+                <w:sz w:val="18"/>
+                <w:szCs w:val="18"/>
+              </w:rPr>
+              <w:t xml:space="preserve">-</w:t>
+            </w:r>
+          </w:p>
+        </w:tc>
+        <w:tc>
+          <w:tcPr>
+            <w:tcW w:type="pct" w:w="9%"/>
+            <w:tcBorders>
+              <w:top w:val="single" w:color="CCCCCC" w:sz="1"/>
+              <w:left w:val="single" w:color="CCCCCC" w:sz="1"/>
+              <w:bottom w:val="single" w:color="CCCCCC" w:sz="1"/>
+              <w:right w:val="single" w:color="CCCCCC" w:sz="1"/>
+            </w:tcBorders>
+            <w:tcMar>
+              <w:top w:type="dxa" w:w="80"/>
+              <w:left w:type="dxa" w:w="120"/>
+              <w:bottom w:type="dxa" w:w="80"/>
+              <w:right w:type="dxa" w:w="120"/>
+            </w:tcMar>
+            <w:vAlign w:val="center"/>
+          </w:tcPr>
+          <w:p>
+            <w:pPr>
+              <w:jc w:val="center"/>
+            </w:pPr>
+            <w:r>
+              <w:rPr>
+                <w:rFonts w:ascii="Arial" w:cs="Arial" w:eastAsia="Arial" w:hAnsi="Arial"/>
+                <w:b w:val="false"/>
+                <w:bCs w:val="false"/>
+                <w:color w:val="333333"/>
+                <w:sz w:val="18"/>
+                <w:szCs w:val="18"/>
+              </w:rPr>
+              <w:t xml:space="preserve">-</w:t>
+            </w:r>
+          </w:p>
+        </w:tc>
+        <w:tc>
+          <w:tcPr>
+            <w:tcW w:type="pct" w:w="9%"/>
+            <w:tcBorders>
+              <w:top w:val="single" w:color="CCCCCC" w:sz="1"/>
+              <w:left w:val="single" w:color="CCCCCC" w:sz="1"/>
+              <w:bottom w:val="single" w:color="CCCCCC" w:sz="1"/>
+              <w:right w:val="single" w:color="CCCCCC" w:sz="1"/>
+            </w:tcBorders>
             <w:shd w:fill="FFF9C4" w:val="clear"/>
             <w:tcMar>
               <w:top w:type="dxa" w:w="80"/>
@@ -11377,142 +11509,6 @@
                 <w:szCs w:val="18"/>
               </w:rPr>
               <w:t xml:space="preserve">1</w:t>
-            </w:r>
-          </w:p>
-        </w:tc>
-        <w:tc>
-          <w:tcPr>
-            <w:tcW w:type="pct" w:w="9%"/>
-            <w:tcBorders>
-              <w:top w:val="single" w:color="CCCCCC" w:sz="1"/>
-              <w:left w:val="single" w:color="CCCCCC" w:sz="1"/>
-              <w:bottom w:val="single" w:color="CCCCCC" w:sz="1"/>
-              <w:right w:val="single" w:color="CCCCCC" w:sz="1"/>
-            </w:tcBorders>
-            <w:tcMar>
-              <w:top w:type="dxa" w:w="80"/>
-              <w:left w:type="dxa" w:w="120"/>
-              <w:bottom w:type="dxa" w:w="80"/>
-              <w:right w:type="dxa" w:w="120"/>
-            </w:tcMar>
-            <w:vAlign w:val="center"/>
-          </w:tcPr>
-          <w:p>
-            <w:pPr>
-              <w:jc w:val="center"/>
-            </w:pPr>
-            <w:r>
-              <w:rPr>
-                <w:rFonts w:ascii="Arial" w:cs="Arial" w:eastAsia="Arial" w:hAnsi="Arial"/>
-                <w:b w:val="false"/>
-                <w:bCs w:val="false"/>
-                <w:color w:val="333333"/>
-                <w:sz w:val="18"/>
-                <w:szCs w:val="18"/>
-              </w:rPr>
-              <w:t xml:space="preserve">-</w:t>
-            </w:r>
-          </w:p>
-        </w:tc>
-        <w:tc>
-          <w:tcPr>
-            <w:tcW w:type="pct" w:w="9%"/>
-            <w:tcBorders>
-              <w:top w:val="single" w:color="CCCCCC" w:sz="1"/>
-              <w:left w:val="single" w:color="CCCCCC" w:sz="1"/>
-              <w:bottom w:val="single" w:color="CCCCCC" w:sz="1"/>
-              <w:right w:val="single" w:color="CCCCCC" w:sz="1"/>
-            </w:tcBorders>
-            <w:tcMar>
-              <w:top w:type="dxa" w:w="80"/>
-              <w:left w:type="dxa" w:w="120"/>
-              <w:bottom w:type="dxa" w:w="80"/>
-              <w:right w:type="dxa" w:w="120"/>
-            </w:tcMar>
-            <w:vAlign w:val="center"/>
-          </w:tcPr>
-          <w:p>
-            <w:pPr>
-              <w:jc w:val="center"/>
-            </w:pPr>
-            <w:r>
-              <w:rPr>
-                <w:rFonts w:ascii="Arial" w:cs="Arial" w:eastAsia="Arial" w:hAnsi="Arial"/>
-                <w:b w:val="false"/>
-                <w:bCs w:val="false"/>
-                <w:color w:val="333333"/>
-                <w:sz w:val="18"/>
-                <w:szCs w:val="18"/>
-              </w:rPr>
-              <w:t xml:space="preserve">-</w:t>
-            </w:r>
-          </w:p>
-        </w:tc>
-        <w:tc>
-          <w:tcPr>
-            <w:tcW w:type="pct" w:w="9%"/>
-            <w:tcBorders>
-              <w:top w:val="single" w:color="CCCCCC" w:sz="1"/>
-              <w:left w:val="single" w:color="CCCCCC" w:sz="1"/>
-              <w:bottom w:val="single" w:color="CCCCCC" w:sz="1"/>
-              <w:right w:val="single" w:color="CCCCCC" w:sz="1"/>
-            </w:tcBorders>
-            <w:tcMar>
-              <w:top w:type="dxa" w:w="80"/>
-              <w:left w:type="dxa" w:w="120"/>
-              <w:bottom w:type="dxa" w:w="80"/>
-              <w:right w:type="dxa" w:w="120"/>
-            </w:tcMar>
-            <w:vAlign w:val="center"/>
-          </w:tcPr>
-          <w:p>
-            <w:pPr>
-              <w:jc w:val="center"/>
-            </w:pPr>
-            <w:r>
-              <w:rPr>
-                <w:rFonts w:ascii="Arial" w:cs="Arial" w:eastAsia="Arial" w:hAnsi="Arial"/>
-                <w:b w:val="false"/>
-                <w:bCs w:val="false"/>
-                <w:color w:val="333333"/>
-                <w:sz w:val="18"/>
-                <w:szCs w:val="18"/>
-              </w:rPr>
-              <w:t xml:space="preserve">-</w:t>
-            </w:r>
-          </w:p>
-        </w:tc>
-        <w:tc>
-          <w:tcPr>
-            <w:tcW w:type="pct" w:w="9%"/>
-            <w:tcBorders>
-              <w:top w:val="single" w:color="CCCCCC" w:sz="1"/>
-              <w:left w:val="single" w:color="CCCCCC" w:sz="1"/>
-              <w:bottom w:val="single" w:color="CCCCCC" w:sz="1"/>
-              <w:right w:val="single" w:color="CCCCCC" w:sz="1"/>
-            </w:tcBorders>
-            <w:tcMar>
-              <w:top w:type="dxa" w:w="80"/>
-              <w:left w:type="dxa" w:w="120"/>
-              <w:bottom w:type="dxa" w:w="80"/>
-              <w:right w:type="dxa" w:w="120"/>
-            </w:tcMar>
-            <w:vAlign w:val="center"/>
-          </w:tcPr>
-          <w:p>
-            <w:pPr>
-              <w:jc w:val="center"/>
-            </w:pPr>
-            <w:r>
-              <w:rPr>
-                <w:rFonts w:ascii="Arial" w:cs="Arial" w:eastAsia="Arial" w:hAnsi="Arial"/>
-                <w:b w:val="false"/>
-                <w:bCs w:val="false"/>
-                <w:color w:val="333333"/>
-                <w:sz w:val="18"/>
-                <w:szCs w:val="18"/>
-              </w:rPr>
-              <w:t xml:space="preserve">-</w:t>
             </w:r>
           </w:p>
         </w:tc>
@@ -11549,7 +11545,7 @@
                 <w:sz w:val="18"/>
                 <w:szCs w:val="18"/>
               </w:rPr>
-              <w:t xml:space="preserve">ハートンホテル東品川</w:t>
+              <w:t xml:space="preserve">リッチモンドホテル東京目白</w:t>
             </w:r>
           </w:p>
         </w:tc>
@@ -11584,7 +11580,7 @@
                 <w:sz w:val="18"/>
                 <w:szCs w:val="18"/>
               </w:rPr>
-              <w:t xml:space="preserve">4</w:t>
+              <w:t xml:space="preserve">3</w:t>
             </w:r>
           </w:p>
         </w:tc>
@@ -11619,7 +11615,7 @@
                 <w:sz w:val="18"/>
                 <w:szCs w:val="18"/>
               </w:rPr>
-              <w:t xml:space="preserve">4.8</w:t>
+              <w:t xml:space="preserve">4.1</w:t>
             </w:r>
           </w:p>
         </w:tc>
@@ -11632,29 +11628,29 @@
               <w:bottom w:val="single" w:color="CCCCCC" w:sz="1"/>
               <w:right w:val="single" w:color="CCCCCC" w:sz="1"/>
             </w:tcBorders>
-            <w:shd w:fill="FFF9C4" w:val="clear"/>
-            <w:tcMar>
-              <w:top w:type="dxa" w:w="80"/>
-              <w:left w:type="dxa" w:w="120"/>
-              <w:bottom w:type="dxa" w:w="80"/>
-              <w:right w:type="dxa" w:w="120"/>
-            </w:tcMar>
-            <w:vAlign w:val="center"/>
-          </w:tcPr>
-          <w:p>
-            <w:pPr>
-              <w:jc w:val="center"/>
-            </w:pPr>
-            <w:r>
-              <w:rPr>
-                <w:rFonts w:ascii="Arial" w:cs="Arial" w:eastAsia="Arial" w:hAnsi="Arial"/>
-                <w:b w:val="false"/>
-                <w:bCs w:val="false"/>
-                <w:color w:val="333333"/>
-                <w:sz w:val="18"/>
-                <w:szCs w:val="18"/>
-              </w:rPr>
-              <w:t xml:space="preserve">2</w:t>
+            <w:shd w:fill="FFE0B2" w:val="clear"/>
+            <w:tcMar>
+              <w:top w:type="dxa" w:w="80"/>
+              <w:left w:type="dxa" w:w="120"/>
+              <w:bottom w:type="dxa" w:w="80"/>
+              <w:right w:type="dxa" w:w="120"/>
+            </w:tcMar>
+            <w:vAlign w:val="center"/>
+          </w:tcPr>
+          <w:p>
+            <w:pPr>
+              <w:jc w:val="center"/>
+            </w:pPr>
+            <w:r>
+              <w:rPr>
+                <w:rFonts w:ascii="Arial" w:cs="Arial" w:eastAsia="Arial" w:hAnsi="Arial"/>
+                <w:b/>
+                <w:bCs/>
+                <w:color w:val="333333"/>
+                <w:sz w:val="18"/>
+                <w:szCs w:val="18"/>
+              </w:rPr>
+              <w:t xml:space="preserve">3</w:t>
             </w:r>
           </w:p>
         </w:tc>
@@ -11865,7 +11861,7 @@
                 <w:sz w:val="18"/>
                 <w:szCs w:val="18"/>
               </w:rPr>
-              <w:t xml:space="preserve">ホテルコメント横浜関内</w:t>
+              <w:t xml:space="preserve">コンフォートイン六本木</w:t>
             </w:r>
           </w:p>
         </w:tc>
@@ -11933,7 +11929,7 @@
                 <w:sz w:val="18"/>
                 <w:szCs w:val="18"/>
               </w:rPr>
-              <w:t xml:space="preserve">4.2</w:t>
+              <w:t xml:space="preserve">4.1</w:t>
             </w:r>
           </w:p>
         </w:tc>
@@ -11968,6 +11964,109 @@
                 <w:sz w:val="18"/>
                 <w:szCs w:val="18"/>
               </w:rPr>
+              <w:t xml:space="preserve">1</w:t>
+            </w:r>
+          </w:p>
+        </w:tc>
+        <w:tc>
+          <w:tcPr>
+            <w:tcW w:type="pct" w:w="9%"/>
+            <w:tcBorders>
+              <w:top w:val="single" w:color="CCCCCC" w:sz="1"/>
+              <w:left w:val="single" w:color="CCCCCC" w:sz="1"/>
+              <w:bottom w:val="single" w:color="CCCCCC" w:sz="1"/>
+              <w:right w:val="single" w:color="CCCCCC" w:sz="1"/>
+            </w:tcBorders>
+            <w:tcMar>
+              <w:top w:type="dxa" w:w="80"/>
+              <w:left w:type="dxa" w:w="120"/>
+              <w:bottom w:type="dxa" w:w="80"/>
+              <w:right w:type="dxa" w:w="120"/>
+            </w:tcMar>
+            <w:vAlign w:val="center"/>
+          </w:tcPr>
+          <w:p>
+            <w:pPr>
+              <w:jc w:val="center"/>
+            </w:pPr>
+            <w:r>
+              <w:rPr>
+                <w:rFonts w:ascii="Arial" w:cs="Arial" w:eastAsia="Arial" w:hAnsi="Arial"/>
+                <w:b w:val="false"/>
+                <w:bCs w:val="false"/>
+                <w:color w:val="333333"/>
+                <w:sz w:val="18"/>
+                <w:szCs w:val="18"/>
+              </w:rPr>
+              <w:t xml:space="preserve">-</w:t>
+            </w:r>
+          </w:p>
+        </w:tc>
+        <w:tc>
+          <w:tcPr>
+            <w:tcW w:type="pct" w:w="9%"/>
+            <w:tcBorders>
+              <w:top w:val="single" w:color="CCCCCC" w:sz="1"/>
+              <w:left w:val="single" w:color="CCCCCC" w:sz="1"/>
+              <w:bottom w:val="single" w:color="CCCCCC" w:sz="1"/>
+              <w:right w:val="single" w:color="CCCCCC" w:sz="1"/>
+            </w:tcBorders>
+            <w:tcMar>
+              <w:top w:type="dxa" w:w="80"/>
+              <w:left w:type="dxa" w:w="120"/>
+              <w:bottom w:type="dxa" w:w="80"/>
+              <w:right w:type="dxa" w:w="120"/>
+            </w:tcMar>
+            <w:vAlign w:val="center"/>
+          </w:tcPr>
+          <w:p>
+            <w:pPr>
+              <w:jc w:val="center"/>
+            </w:pPr>
+            <w:r>
+              <w:rPr>
+                <w:rFonts w:ascii="Arial" w:cs="Arial" w:eastAsia="Arial" w:hAnsi="Arial"/>
+                <w:b w:val="false"/>
+                <w:bCs w:val="false"/>
+                <w:color w:val="333333"/>
+                <w:sz w:val="18"/>
+                <w:szCs w:val="18"/>
+              </w:rPr>
+              <w:t xml:space="preserve">-</w:t>
+            </w:r>
+          </w:p>
+        </w:tc>
+        <w:tc>
+          <w:tcPr>
+            <w:tcW w:type="pct" w:w="9%"/>
+            <w:tcBorders>
+              <w:top w:val="single" w:color="CCCCCC" w:sz="1"/>
+              <w:left w:val="single" w:color="CCCCCC" w:sz="1"/>
+              <w:bottom w:val="single" w:color="CCCCCC" w:sz="1"/>
+              <w:right w:val="single" w:color="CCCCCC" w:sz="1"/>
+            </w:tcBorders>
+            <w:shd w:fill="FFF9C4" w:val="clear"/>
+            <w:tcMar>
+              <w:top w:type="dxa" w:w="80"/>
+              <w:left w:type="dxa" w:w="120"/>
+              <w:bottom w:type="dxa" w:w="80"/>
+              <w:right w:type="dxa" w:w="120"/>
+            </w:tcMar>
+            <w:vAlign w:val="center"/>
+          </w:tcPr>
+          <w:p>
+            <w:pPr>
+              <w:jc w:val="center"/>
+            </w:pPr>
+            <w:r>
+              <w:rPr>
+                <w:rFonts w:ascii="Arial" w:cs="Arial" w:eastAsia="Arial" w:hAnsi="Arial"/>
+                <w:b w:val="false"/>
+                <w:bCs w:val="false"/>
+                <w:color w:val="333333"/>
+                <w:sz w:val="18"/>
+                <w:szCs w:val="18"/>
+              </w:rPr>
               <w:t xml:space="preserve">2</w:t>
             </w:r>
           </w:p>
@@ -11981,41 +12080,6 @@
               <w:bottom w:val="single" w:color="CCCCCC" w:sz="1"/>
               <w:right w:val="single" w:color="CCCCCC" w:sz="1"/>
             </w:tcBorders>
-            <w:shd w:fill="FFF9C4" w:val="clear"/>
-            <w:tcMar>
-              <w:top w:type="dxa" w:w="80"/>
-              <w:left w:type="dxa" w:w="120"/>
-              <w:bottom w:type="dxa" w:w="80"/>
-              <w:right w:type="dxa" w:w="120"/>
-            </w:tcMar>
-            <w:vAlign w:val="center"/>
-          </w:tcPr>
-          <w:p>
-            <w:pPr>
-              <w:jc w:val="center"/>
-            </w:pPr>
-            <w:r>
-              <w:rPr>
-                <w:rFonts w:ascii="Arial" w:cs="Arial" w:eastAsia="Arial" w:hAnsi="Arial"/>
-                <w:b w:val="false"/>
-                <w:bCs w:val="false"/>
-                <w:color w:val="333333"/>
-                <w:sz w:val="18"/>
-                <w:szCs w:val="18"/>
-              </w:rPr>
-              <w:t xml:space="preserve">1</w:t>
-            </w:r>
-          </w:p>
-        </w:tc>
-        <w:tc>
-          <w:tcPr>
-            <w:tcW w:type="pct" w:w="9%"/>
-            <w:tcBorders>
-              <w:top w:val="single" w:color="CCCCCC" w:sz="1"/>
-              <w:left w:val="single" w:color="CCCCCC" w:sz="1"/>
-              <w:bottom w:val="single" w:color="CCCCCC" w:sz="1"/>
-              <w:right w:val="single" w:color="CCCCCC" w:sz="1"/>
-            </w:tcBorders>
             <w:tcMar>
               <w:top w:type="dxa" w:w="80"/>
               <w:left w:type="dxa" w:w="120"/>
@@ -12038,75 +12102,6 @@
                 <w:szCs w:val="18"/>
               </w:rPr>
               <w:t xml:space="preserve">-</w:t>
-            </w:r>
-          </w:p>
-        </w:tc>
-        <w:tc>
-          <w:tcPr>
-            <w:tcW w:type="pct" w:w="9%"/>
-            <w:tcBorders>
-              <w:top w:val="single" w:color="CCCCCC" w:sz="1"/>
-              <w:left w:val="single" w:color="CCCCCC" w:sz="1"/>
-              <w:bottom w:val="single" w:color="CCCCCC" w:sz="1"/>
-              <w:right w:val="single" w:color="CCCCCC" w:sz="1"/>
-            </w:tcBorders>
-            <w:tcMar>
-              <w:top w:type="dxa" w:w="80"/>
-              <w:left w:type="dxa" w:w="120"/>
-              <w:bottom w:type="dxa" w:w="80"/>
-              <w:right w:type="dxa" w:w="120"/>
-            </w:tcMar>
-            <w:vAlign w:val="center"/>
-          </w:tcPr>
-          <w:p>
-            <w:pPr>
-              <w:jc w:val="center"/>
-            </w:pPr>
-            <w:r>
-              <w:rPr>
-                <w:rFonts w:ascii="Arial" w:cs="Arial" w:eastAsia="Arial" w:hAnsi="Arial"/>
-                <w:b w:val="false"/>
-                <w:bCs w:val="false"/>
-                <w:color w:val="333333"/>
-                <w:sz w:val="18"/>
-                <w:szCs w:val="18"/>
-              </w:rPr>
-              <w:t xml:space="preserve">-</w:t>
-            </w:r>
-          </w:p>
-        </w:tc>
-        <w:tc>
-          <w:tcPr>
-            <w:tcW w:type="pct" w:w="9%"/>
-            <w:tcBorders>
-              <w:top w:val="single" w:color="CCCCCC" w:sz="1"/>
-              <w:left w:val="single" w:color="CCCCCC" w:sz="1"/>
-              <w:bottom w:val="single" w:color="CCCCCC" w:sz="1"/>
-              <w:right w:val="single" w:color="CCCCCC" w:sz="1"/>
-            </w:tcBorders>
-            <w:shd w:fill="FFF9C4" w:val="clear"/>
-            <w:tcMar>
-              <w:top w:type="dxa" w:w="80"/>
-              <w:left w:type="dxa" w:w="120"/>
-              <w:bottom w:type="dxa" w:w="80"/>
-              <w:right w:type="dxa" w:w="120"/>
-            </w:tcMar>
-            <w:vAlign w:val="center"/>
-          </w:tcPr>
-          <w:p>
-            <w:pPr>
-              <w:jc w:val="center"/>
-            </w:pPr>
-            <w:r>
-              <w:rPr>
-                <w:rFonts w:ascii="Arial" w:cs="Arial" w:eastAsia="Arial" w:hAnsi="Arial"/>
-                <w:b w:val="false"/>
-                <w:bCs w:val="false"/>
-                <w:color w:val="333333"/>
-                <w:sz w:val="18"/>
-                <w:szCs w:val="18"/>
-              </w:rPr>
-              <w:t xml:space="preserve">1</w:t>
             </w:r>
           </w:p>
         </w:tc>
@@ -12177,7 +12172,7 @@
                 <w:sz w:val="18"/>
                 <w:szCs w:val="18"/>
               </w:rPr>
-              <w:t xml:space="preserve">コンフォートイン六本木</w:t>
+              <w:t xml:space="preserve">ホテルケヤキゲート東京府中</w:t>
             </w:r>
           </w:p>
         </w:tc>
@@ -12212,7 +12207,7 @@
                 <w:sz w:val="18"/>
                 <w:szCs w:val="18"/>
               </w:rPr>
-              <w:t xml:space="preserve">3</w:t>
+              <w:t xml:space="preserve">2</w:t>
             </w:r>
           </w:p>
         </w:tc>
@@ -12247,7 +12242,7 @@
                 <w:sz w:val="18"/>
                 <w:szCs w:val="18"/>
               </w:rPr>
-              <w:t xml:space="preserve">4.1</w:t>
+              <w:t xml:space="preserve">3.4</w:t>
             </w:r>
           </w:p>
         </w:tc>
@@ -12282,147 +12277,147 @@
                 <w:sz w:val="18"/>
                 <w:szCs w:val="18"/>
               </w:rPr>
+              <w:t xml:space="preserve">2</w:t>
+            </w:r>
+          </w:p>
+        </w:tc>
+        <w:tc>
+          <w:tcPr>
+            <w:tcW w:type="pct" w:w="9%"/>
+            <w:tcBorders>
+              <w:top w:val="single" w:color="CCCCCC" w:sz="1"/>
+              <w:left w:val="single" w:color="CCCCCC" w:sz="1"/>
+              <w:bottom w:val="single" w:color="CCCCCC" w:sz="1"/>
+              <w:right w:val="single" w:color="CCCCCC" w:sz="1"/>
+            </w:tcBorders>
+            <w:shd w:fill="F5F7FA" w:val="clear"/>
+            <w:tcMar>
+              <w:top w:type="dxa" w:w="80"/>
+              <w:left w:type="dxa" w:w="120"/>
+              <w:bottom w:type="dxa" w:w="80"/>
+              <w:right w:type="dxa" w:w="120"/>
+            </w:tcMar>
+            <w:vAlign w:val="center"/>
+          </w:tcPr>
+          <w:p>
+            <w:pPr>
+              <w:jc w:val="center"/>
+            </w:pPr>
+            <w:r>
+              <w:rPr>
+                <w:rFonts w:ascii="Arial" w:cs="Arial" w:eastAsia="Arial" w:hAnsi="Arial"/>
+                <w:b w:val="false"/>
+                <w:bCs w:val="false"/>
+                <w:color w:val="333333"/>
+                <w:sz w:val="18"/>
+                <w:szCs w:val="18"/>
+              </w:rPr>
+              <w:t xml:space="preserve">-</w:t>
+            </w:r>
+          </w:p>
+        </w:tc>
+        <w:tc>
+          <w:tcPr>
+            <w:tcW w:type="pct" w:w="9%"/>
+            <w:tcBorders>
+              <w:top w:val="single" w:color="CCCCCC" w:sz="1"/>
+              <w:left w:val="single" w:color="CCCCCC" w:sz="1"/>
+              <w:bottom w:val="single" w:color="CCCCCC" w:sz="1"/>
+              <w:right w:val="single" w:color="CCCCCC" w:sz="1"/>
+            </w:tcBorders>
+            <w:shd w:fill="F5F7FA" w:val="clear"/>
+            <w:tcMar>
+              <w:top w:type="dxa" w:w="80"/>
+              <w:left w:type="dxa" w:w="120"/>
+              <w:bottom w:type="dxa" w:w="80"/>
+              <w:right w:type="dxa" w:w="120"/>
+            </w:tcMar>
+            <w:vAlign w:val="center"/>
+          </w:tcPr>
+          <w:p>
+            <w:pPr>
+              <w:jc w:val="center"/>
+            </w:pPr>
+            <w:r>
+              <w:rPr>
+                <w:rFonts w:ascii="Arial" w:cs="Arial" w:eastAsia="Arial" w:hAnsi="Arial"/>
+                <w:b w:val="false"/>
+                <w:bCs w:val="false"/>
+                <w:color w:val="333333"/>
+                <w:sz w:val="18"/>
+                <w:szCs w:val="18"/>
+              </w:rPr>
+              <w:t xml:space="preserve">-</w:t>
+            </w:r>
+          </w:p>
+        </w:tc>
+        <w:tc>
+          <w:tcPr>
+            <w:tcW w:type="pct" w:w="9%"/>
+            <w:tcBorders>
+              <w:top w:val="single" w:color="CCCCCC" w:sz="1"/>
+              <w:left w:val="single" w:color="CCCCCC" w:sz="1"/>
+              <w:bottom w:val="single" w:color="CCCCCC" w:sz="1"/>
+              <w:right w:val="single" w:color="CCCCCC" w:sz="1"/>
+            </w:tcBorders>
+            <w:shd w:fill="F5F7FA" w:val="clear"/>
+            <w:tcMar>
+              <w:top w:type="dxa" w:w="80"/>
+              <w:left w:type="dxa" w:w="120"/>
+              <w:bottom w:type="dxa" w:w="80"/>
+              <w:right w:type="dxa" w:w="120"/>
+            </w:tcMar>
+            <w:vAlign w:val="center"/>
+          </w:tcPr>
+          <w:p>
+            <w:pPr>
+              <w:jc w:val="center"/>
+            </w:pPr>
+            <w:r>
+              <w:rPr>
+                <w:rFonts w:ascii="Arial" w:cs="Arial" w:eastAsia="Arial" w:hAnsi="Arial"/>
+                <w:b w:val="false"/>
+                <w:bCs w:val="false"/>
+                <w:color w:val="333333"/>
+                <w:sz w:val="18"/>
+                <w:szCs w:val="18"/>
+              </w:rPr>
+              <w:t xml:space="preserve">-</w:t>
+            </w:r>
+          </w:p>
+        </w:tc>
+        <w:tc>
+          <w:tcPr>
+            <w:tcW w:type="pct" w:w="9%"/>
+            <w:tcBorders>
+              <w:top w:val="single" w:color="CCCCCC" w:sz="1"/>
+              <w:left w:val="single" w:color="CCCCCC" w:sz="1"/>
+              <w:bottom w:val="single" w:color="CCCCCC" w:sz="1"/>
+              <w:right w:val="single" w:color="CCCCCC" w:sz="1"/>
+            </w:tcBorders>
+            <w:shd w:fill="FFF9C4" w:val="clear"/>
+            <w:tcMar>
+              <w:top w:type="dxa" w:w="80"/>
+              <w:left w:type="dxa" w:w="120"/>
+              <w:bottom w:type="dxa" w:w="80"/>
+              <w:right w:type="dxa" w:w="120"/>
+            </w:tcMar>
+            <w:vAlign w:val="center"/>
+          </w:tcPr>
+          <w:p>
+            <w:pPr>
+              <w:jc w:val="center"/>
+            </w:pPr>
+            <w:r>
+              <w:rPr>
+                <w:rFonts w:ascii="Arial" w:cs="Arial" w:eastAsia="Arial" w:hAnsi="Arial"/>
+                <w:b w:val="false"/>
+                <w:bCs w:val="false"/>
+                <w:color w:val="333333"/>
+                <w:sz w:val="18"/>
+                <w:szCs w:val="18"/>
+              </w:rPr>
               <w:t xml:space="preserve">1</w:t>
-            </w:r>
-          </w:p>
-        </w:tc>
-        <w:tc>
-          <w:tcPr>
-            <w:tcW w:type="pct" w:w="9%"/>
-            <w:tcBorders>
-              <w:top w:val="single" w:color="CCCCCC" w:sz="1"/>
-              <w:left w:val="single" w:color="CCCCCC" w:sz="1"/>
-              <w:bottom w:val="single" w:color="CCCCCC" w:sz="1"/>
-              <w:right w:val="single" w:color="CCCCCC" w:sz="1"/>
-            </w:tcBorders>
-            <w:shd w:fill="F5F7FA" w:val="clear"/>
-            <w:tcMar>
-              <w:top w:type="dxa" w:w="80"/>
-              <w:left w:type="dxa" w:w="120"/>
-              <w:bottom w:type="dxa" w:w="80"/>
-              <w:right w:type="dxa" w:w="120"/>
-            </w:tcMar>
-            <w:vAlign w:val="center"/>
-          </w:tcPr>
-          <w:p>
-            <w:pPr>
-              <w:jc w:val="center"/>
-            </w:pPr>
-            <w:r>
-              <w:rPr>
-                <w:rFonts w:ascii="Arial" w:cs="Arial" w:eastAsia="Arial" w:hAnsi="Arial"/>
-                <w:b w:val="false"/>
-                <w:bCs w:val="false"/>
-                <w:color w:val="333333"/>
-                <w:sz w:val="18"/>
-                <w:szCs w:val="18"/>
-              </w:rPr>
-              <w:t xml:space="preserve">-</w:t>
-            </w:r>
-          </w:p>
-        </w:tc>
-        <w:tc>
-          <w:tcPr>
-            <w:tcW w:type="pct" w:w="9%"/>
-            <w:tcBorders>
-              <w:top w:val="single" w:color="CCCCCC" w:sz="1"/>
-              <w:left w:val="single" w:color="CCCCCC" w:sz="1"/>
-              <w:bottom w:val="single" w:color="CCCCCC" w:sz="1"/>
-              <w:right w:val="single" w:color="CCCCCC" w:sz="1"/>
-            </w:tcBorders>
-            <w:shd w:fill="F5F7FA" w:val="clear"/>
-            <w:tcMar>
-              <w:top w:type="dxa" w:w="80"/>
-              <w:left w:type="dxa" w:w="120"/>
-              <w:bottom w:type="dxa" w:w="80"/>
-              <w:right w:type="dxa" w:w="120"/>
-            </w:tcMar>
-            <w:vAlign w:val="center"/>
-          </w:tcPr>
-          <w:p>
-            <w:pPr>
-              <w:jc w:val="center"/>
-            </w:pPr>
-            <w:r>
-              <w:rPr>
-                <w:rFonts w:ascii="Arial" w:cs="Arial" w:eastAsia="Arial" w:hAnsi="Arial"/>
-                <w:b w:val="false"/>
-                <w:bCs w:val="false"/>
-                <w:color w:val="333333"/>
-                <w:sz w:val="18"/>
-                <w:szCs w:val="18"/>
-              </w:rPr>
-              <w:t xml:space="preserve">-</w:t>
-            </w:r>
-          </w:p>
-        </w:tc>
-        <w:tc>
-          <w:tcPr>
-            <w:tcW w:type="pct" w:w="9%"/>
-            <w:tcBorders>
-              <w:top w:val="single" w:color="CCCCCC" w:sz="1"/>
-              <w:left w:val="single" w:color="CCCCCC" w:sz="1"/>
-              <w:bottom w:val="single" w:color="CCCCCC" w:sz="1"/>
-              <w:right w:val="single" w:color="CCCCCC" w:sz="1"/>
-            </w:tcBorders>
-            <w:shd w:fill="F5F7FA" w:val="clear"/>
-            <w:tcMar>
-              <w:top w:type="dxa" w:w="80"/>
-              <w:left w:type="dxa" w:w="120"/>
-              <w:bottom w:type="dxa" w:w="80"/>
-              <w:right w:type="dxa" w:w="120"/>
-            </w:tcMar>
-            <w:vAlign w:val="center"/>
-          </w:tcPr>
-          <w:p>
-            <w:pPr>
-              <w:jc w:val="center"/>
-            </w:pPr>
-            <w:r>
-              <w:rPr>
-                <w:rFonts w:ascii="Arial" w:cs="Arial" w:eastAsia="Arial" w:hAnsi="Arial"/>
-                <w:b w:val="false"/>
-                <w:bCs w:val="false"/>
-                <w:color w:val="333333"/>
-                <w:sz w:val="18"/>
-                <w:szCs w:val="18"/>
-              </w:rPr>
-              <w:t xml:space="preserve">-</w:t>
-            </w:r>
-          </w:p>
-        </w:tc>
-        <w:tc>
-          <w:tcPr>
-            <w:tcW w:type="pct" w:w="9%"/>
-            <w:tcBorders>
-              <w:top w:val="single" w:color="CCCCCC" w:sz="1"/>
-              <w:left w:val="single" w:color="CCCCCC" w:sz="1"/>
-              <w:bottom w:val="single" w:color="CCCCCC" w:sz="1"/>
-              <w:right w:val="single" w:color="CCCCCC" w:sz="1"/>
-            </w:tcBorders>
-            <w:shd w:fill="F5F7FA" w:val="clear"/>
-            <w:tcMar>
-              <w:top w:type="dxa" w:w="80"/>
-              <w:left w:type="dxa" w:w="120"/>
-              <w:bottom w:type="dxa" w:w="80"/>
-              <w:right w:type="dxa" w:w="120"/>
-            </w:tcMar>
-            <w:vAlign w:val="center"/>
-          </w:tcPr>
-          <w:p>
-            <w:pPr>
-              <w:jc w:val="center"/>
-            </w:pPr>
-            <w:r>
-              <w:rPr>
-                <w:rFonts w:ascii="Arial" w:cs="Arial" w:eastAsia="Arial" w:hAnsi="Arial"/>
-                <w:b w:val="false"/>
-                <w:bCs w:val="false"/>
-                <w:color w:val="333333"/>
-                <w:sz w:val="18"/>
-                <w:szCs w:val="18"/>
-              </w:rPr>
-              <w:t xml:space="preserve">-</w:t>
             </w:r>
           </w:p>
         </w:tc>
@@ -12493,7 +12488,7 @@
                 <w:sz w:val="18"/>
                 <w:szCs w:val="18"/>
               </w:rPr>
-              <w:t xml:space="preserve">ホテルケヤキゲート東京府中</w:t>
+              <w:t xml:space="preserve">アパホテル相模原橋本駅東</w:t>
             </w:r>
           </w:p>
         </w:tc>
@@ -12527,7 +12522,7 @@
                 <w:sz w:val="18"/>
                 <w:szCs w:val="18"/>
               </w:rPr>
-              <w:t xml:space="preserve">2</w:t>
+              <w:t xml:space="preserve">1</w:t>
             </w:r>
           </w:p>
         </w:tc>
@@ -12561,7 +12556,7 @@
                 <w:sz w:val="18"/>
                 <w:szCs w:val="18"/>
               </w:rPr>
-              <w:t xml:space="preserve">3.4</w:t>
+              <w:t xml:space="preserve">3.3</w:t>
             </w:r>
           </w:p>
         </w:tc>
@@ -12596,7 +12591,7 @@
                 <w:sz w:val="18"/>
                 <w:szCs w:val="18"/>
               </w:rPr>
-              <w:t xml:space="preserve">2</w:t>
+              <w:t xml:space="preserve">1</w:t>
             </w:r>
           </w:p>
         </w:tc>
@@ -12803,7 +12798,7 @@
                 <w:sz w:val="18"/>
                 <w:szCs w:val="18"/>
               </w:rPr>
-              <w:t xml:space="preserve">アパホテル相模原橋本駅東</w:t>
+              <w:t xml:space="preserve">コンフォートホテル成田</w:t>
             </w:r>
           </w:p>
         </w:tc>
@@ -12873,7 +12868,7 @@
                 <w:sz w:val="18"/>
                 <w:szCs w:val="18"/>
               </w:rPr>
-              <w:t xml:space="preserve">2.9</w:t>
+              <w:t xml:space="preserve">2.4</w:t>
             </w:r>
           </w:p>
         </w:tc>
@@ -12908,7 +12903,7 @@
                 <w:sz w:val="18"/>
                 <w:szCs w:val="18"/>
               </w:rPr>
-              <w:t xml:space="preserve">2</w:t>
+              <w:t xml:space="preserve">1</w:t>
             </w:r>
           </w:p>
         </w:tc>
@@ -13119,7 +13114,7 @@
                 <w:sz w:val="18"/>
                 <w:szCs w:val="18"/>
               </w:rPr>
-              <w:t xml:space="preserve">リッチモンドホテル東京目白</w:t>
+              <w:t xml:space="preserve">川崎日航ホテル</w:t>
             </w:r>
           </w:p>
         </w:tc>
@@ -13153,7 +13148,7 @@
                 <w:sz w:val="18"/>
                 <w:szCs w:val="18"/>
               </w:rPr>
-              <w:t xml:space="preserve">4</w:t>
+              <w:t xml:space="preserve">1</w:t>
             </w:r>
           </w:p>
         </w:tc>
@@ -13187,7 +13182,7 @@
                 <w:sz w:val="18"/>
                 <w:szCs w:val="18"/>
               </w:rPr>
-              <w:t xml:space="preserve">2.7</w:t>
+              <w:t xml:space="preserve">1.4</w:t>
             </w:r>
           </w:p>
         </w:tc>
@@ -13200,29 +13195,29 @@
               <w:bottom w:val="single" w:color="CCCCCC" w:sz="1"/>
               <w:right w:val="single" w:color="CCCCCC" w:sz="1"/>
             </w:tcBorders>
-            <w:shd w:fill="FFE0B2" w:val="clear"/>
-            <w:tcMar>
-              <w:top w:type="dxa" w:w="80"/>
-              <w:left w:type="dxa" w:w="120"/>
-              <w:bottom w:type="dxa" w:w="80"/>
-              <w:right w:type="dxa" w:w="120"/>
-            </w:tcMar>
-            <w:vAlign w:val="center"/>
-          </w:tcPr>
-          <w:p>
-            <w:pPr>
-              <w:jc w:val="center"/>
-            </w:pPr>
-            <w:r>
-              <w:rPr>
-                <w:rFonts w:ascii="Arial" w:cs="Arial" w:eastAsia="Arial" w:hAnsi="Arial"/>
-                <w:b/>
-                <w:bCs/>
-                <w:color w:val="333333"/>
-                <w:sz w:val="18"/>
-                <w:szCs w:val="18"/>
-              </w:rPr>
-              <w:t xml:space="preserve">4</w:t>
+            <w:shd w:fill="FFF9C4" w:val="clear"/>
+            <w:tcMar>
+              <w:top w:type="dxa" w:w="80"/>
+              <w:left w:type="dxa" w:w="120"/>
+              <w:bottom w:type="dxa" w:w="80"/>
+              <w:right w:type="dxa" w:w="120"/>
+            </w:tcMar>
+            <w:vAlign w:val="center"/>
+          </w:tcPr>
+          <w:p>
+            <w:pPr>
+              <w:jc w:val="center"/>
+            </w:pPr>
+            <w:r>
+              <w:rPr>
+                <w:rFonts w:ascii="Arial" w:cs="Arial" w:eastAsia="Arial" w:hAnsi="Arial"/>
+                <w:b w:val="false"/>
+                <w:bCs w:val="false"/>
+                <w:color w:val="333333"/>
+                <w:sz w:val="18"/>
+                <w:szCs w:val="18"/>
+              </w:rPr>
+              <w:t xml:space="preserve">1</w:t>
             </w:r>
           </w:p>
         </w:tc>
@@ -13235,29 +13230,28 @@
               <w:bottom w:val="single" w:color="CCCCCC" w:sz="1"/>
               <w:right w:val="single" w:color="CCCCCC" w:sz="1"/>
             </w:tcBorders>
-            <w:shd w:fill="FFF9C4" w:val="clear"/>
-            <w:tcMar>
-              <w:top w:type="dxa" w:w="80"/>
-              <w:left w:type="dxa" w:w="120"/>
-              <w:bottom w:type="dxa" w:w="80"/>
-              <w:right w:type="dxa" w:w="120"/>
-            </w:tcMar>
-            <w:vAlign w:val="center"/>
-          </w:tcPr>
-          <w:p>
-            <w:pPr>
-              <w:jc w:val="center"/>
-            </w:pPr>
-            <w:r>
-              <w:rPr>
-                <w:rFonts w:ascii="Arial" w:cs="Arial" w:eastAsia="Arial" w:hAnsi="Arial"/>
-                <w:b w:val="false"/>
-                <w:bCs w:val="false"/>
-                <w:color w:val="333333"/>
-                <w:sz w:val="18"/>
-                <w:szCs w:val="18"/>
-              </w:rPr>
-              <w:t xml:space="preserve">1</w:t>
+            <w:tcMar>
+              <w:top w:type="dxa" w:w="80"/>
+              <w:left w:type="dxa" w:w="120"/>
+              <w:bottom w:type="dxa" w:w="80"/>
+              <w:right w:type="dxa" w:w="120"/>
+            </w:tcMar>
+            <w:vAlign w:val="center"/>
+          </w:tcPr>
+          <w:p>
+            <w:pPr>
+              <w:jc w:val="center"/>
+            </w:pPr>
+            <w:r>
+              <w:rPr>
+                <w:rFonts w:ascii="Arial" w:cs="Arial" w:eastAsia="Arial" w:hAnsi="Arial"/>
+                <w:b w:val="false"/>
+                <w:bCs w:val="false"/>
+                <w:color w:val="333333"/>
+                <w:sz w:val="18"/>
+                <w:szCs w:val="18"/>
+              </w:rPr>
+              <w:t xml:space="preserve">-</w:t>
             </w:r>
           </w:p>
         </w:tc>
@@ -13270,29 +13264,28 @@
               <w:bottom w:val="single" w:color="CCCCCC" w:sz="1"/>
               <w:right w:val="single" w:color="CCCCCC" w:sz="1"/>
             </w:tcBorders>
-            <w:shd w:fill="FFF9C4" w:val="clear"/>
-            <w:tcMar>
-              <w:top w:type="dxa" w:w="80"/>
-              <w:left w:type="dxa" w:w="120"/>
-              <w:bottom w:type="dxa" w:w="80"/>
-              <w:right w:type="dxa" w:w="120"/>
-            </w:tcMar>
-            <w:vAlign w:val="center"/>
-          </w:tcPr>
-          <w:p>
-            <w:pPr>
-              <w:jc w:val="center"/>
-            </w:pPr>
-            <w:r>
-              <w:rPr>
-                <w:rFonts w:ascii="Arial" w:cs="Arial" w:eastAsia="Arial" w:hAnsi="Arial"/>
-                <w:b w:val="false"/>
-                <w:bCs w:val="false"/>
-                <w:color w:val="333333"/>
-                <w:sz w:val="18"/>
-                <w:szCs w:val="18"/>
-              </w:rPr>
-              <w:t xml:space="preserve">1</w:t>
+            <w:tcMar>
+              <w:top w:type="dxa" w:w="80"/>
+              <w:left w:type="dxa" w:w="120"/>
+              <w:bottom w:type="dxa" w:w="80"/>
+              <w:right w:type="dxa" w:w="120"/>
+            </w:tcMar>
+            <w:vAlign w:val="center"/>
+          </w:tcPr>
+          <w:p>
+            <w:pPr>
+              <w:jc w:val="center"/>
+            </w:pPr>
+            <w:r>
+              <w:rPr>
+                <w:rFonts w:ascii="Arial" w:cs="Arial" w:eastAsia="Arial" w:hAnsi="Arial"/>
+                <w:b w:val="false"/>
+                <w:bCs w:val="false"/>
+                <w:color w:val="333333"/>
+                <w:sz w:val="18"/>
+                <w:szCs w:val="18"/>
+              </w:rPr>
+              <w:t xml:space="preserve">-</w:t>
             </w:r>
           </w:p>
         </w:tc>
@@ -13373,29 +13366,28 @@
               <w:bottom w:val="single" w:color="CCCCCC" w:sz="1"/>
               <w:right w:val="single" w:color="CCCCCC" w:sz="1"/>
             </w:tcBorders>
-            <w:shd w:fill="FFF9C4" w:val="clear"/>
-            <w:tcMar>
-              <w:top w:type="dxa" w:w="80"/>
-              <w:left w:type="dxa" w:w="120"/>
-              <w:bottom w:type="dxa" w:w="80"/>
-              <w:right w:type="dxa" w:w="120"/>
-            </w:tcMar>
-            <w:vAlign w:val="center"/>
-          </w:tcPr>
-          <w:p>
-            <w:pPr>
-              <w:jc w:val="center"/>
-            </w:pPr>
-            <w:r>
-              <w:rPr>
-                <w:rFonts w:ascii="Arial" w:cs="Arial" w:eastAsia="Arial" w:hAnsi="Arial"/>
-                <w:b w:val="false"/>
-                <w:bCs w:val="false"/>
-                <w:color w:val="333333"/>
-                <w:sz w:val="18"/>
-                <w:szCs w:val="18"/>
-              </w:rPr>
-              <w:t xml:space="preserve">1</w:t>
+            <w:tcMar>
+              <w:top w:type="dxa" w:w="80"/>
+              <w:left w:type="dxa" w:w="120"/>
+              <w:bottom w:type="dxa" w:w="80"/>
+              <w:right w:type="dxa" w:w="120"/>
+            </w:tcMar>
+            <w:vAlign w:val="center"/>
+          </w:tcPr>
+          <w:p>
+            <w:pPr>
+              <w:jc w:val="center"/>
+            </w:pPr>
+            <w:r>
+              <w:rPr>
+                <w:rFonts w:ascii="Arial" w:cs="Arial" w:eastAsia="Arial" w:hAnsi="Arial"/>
+                <w:b w:val="false"/>
+                <w:bCs w:val="false"/>
+                <w:color w:val="333333"/>
+                <w:sz w:val="18"/>
+                <w:szCs w:val="18"/>
+              </w:rPr>
+              <w:t xml:space="preserve">-</w:t>
             </w:r>
           </w:p>
         </w:tc>
@@ -13432,7 +13424,7 @@
                 <w:sz w:val="18"/>
                 <w:szCs w:val="18"/>
               </w:rPr>
-              <w:t xml:space="preserve">コンフォートホテル成田</w:t>
+              <w:t xml:space="preserve">第一イン池袋</w:t>
             </w:r>
           </w:p>
         </w:tc>
@@ -13467,7 +13459,7 @@
                 <w:sz w:val="18"/>
                 <w:szCs w:val="18"/>
               </w:rPr>
-              <w:t xml:space="preserve">2</w:t>
+              <w:t xml:space="preserve">1</w:t>
             </w:r>
           </w:p>
         </w:tc>
@@ -13502,7 +13494,7 @@
                 <w:sz w:val="18"/>
                 <w:szCs w:val="18"/>
               </w:rPr>
-              <w:t xml:space="preserve">2.4</w:t>
+              <w:t xml:space="preserve">1.3</w:t>
             </w:r>
           </w:p>
         </w:tc>
@@ -13515,29 +13507,29 @@
               <w:bottom w:val="single" w:color="CCCCCC" w:sz="1"/>
               <w:right w:val="single" w:color="CCCCCC" w:sz="1"/>
             </w:tcBorders>
-            <w:shd w:fill="FFF9C4" w:val="clear"/>
-            <w:tcMar>
-              <w:top w:type="dxa" w:w="80"/>
-              <w:left w:type="dxa" w:w="120"/>
-              <w:bottom w:type="dxa" w:w="80"/>
-              <w:right w:type="dxa" w:w="120"/>
-            </w:tcMar>
-            <w:vAlign w:val="center"/>
-          </w:tcPr>
-          <w:p>
-            <w:pPr>
-              <w:jc w:val="center"/>
-            </w:pPr>
-            <w:r>
-              <w:rPr>
-                <w:rFonts w:ascii="Arial" w:cs="Arial" w:eastAsia="Arial" w:hAnsi="Arial"/>
-                <w:b w:val="false"/>
-                <w:bCs w:val="false"/>
-                <w:color w:val="333333"/>
-                <w:sz w:val="18"/>
-                <w:szCs w:val="18"/>
-              </w:rPr>
-              <w:t xml:space="preserve">1</w:t>
+            <w:shd w:fill="F5F7FA" w:val="clear"/>
+            <w:tcMar>
+              <w:top w:type="dxa" w:w="80"/>
+              <w:left w:type="dxa" w:w="120"/>
+              <w:bottom w:type="dxa" w:w="80"/>
+              <w:right w:type="dxa" w:w="120"/>
+            </w:tcMar>
+            <w:vAlign w:val="center"/>
+          </w:tcPr>
+          <w:p>
+            <w:pPr>
+              <w:jc w:val="center"/>
+            </w:pPr>
+            <w:r>
+              <w:rPr>
+                <w:rFonts w:ascii="Arial" w:cs="Arial" w:eastAsia="Arial" w:hAnsi="Arial"/>
+                <w:b w:val="false"/>
+                <w:bCs w:val="false"/>
+                <w:color w:val="333333"/>
+                <w:sz w:val="18"/>
+                <w:szCs w:val="18"/>
+              </w:rPr>
+              <w:t xml:space="preserve">-</w:t>
             </w:r>
           </w:p>
         </w:tc>
@@ -13655,29 +13647,29 @@
               <w:bottom w:val="single" w:color="CCCCCC" w:sz="1"/>
               <w:right w:val="single" w:color="CCCCCC" w:sz="1"/>
             </w:tcBorders>
-            <w:shd w:fill="FFF9C4" w:val="clear"/>
-            <w:tcMar>
-              <w:top w:type="dxa" w:w="80"/>
-              <w:left w:type="dxa" w:w="120"/>
-              <w:bottom w:type="dxa" w:w="80"/>
-              <w:right w:type="dxa" w:w="120"/>
-            </w:tcMar>
-            <w:vAlign w:val="center"/>
-          </w:tcPr>
-          <w:p>
-            <w:pPr>
-              <w:jc w:val="center"/>
-            </w:pPr>
-            <w:r>
-              <w:rPr>
-                <w:rFonts w:ascii="Arial" w:cs="Arial" w:eastAsia="Arial" w:hAnsi="Arial"/>
-                <w:b w:val="false"/>
-                <w:bCs w:val="false"/>
-                <w:color w:val="333333"/>
-                <w:sz w:val="18"/>
-                <w:szCs w:val="18"/>
-              </w:rPr>
-              <w:t xml:space="preserve">1</w:t>
+            <w:shd w:fill="F5F7FA" w:val="clear"/>
+            <w:tcMar>
+              <w:top w:type="dxa" w:w="80"/>
+              <w:left w:type="dxa" w:w="120"/>
+              <w:bottom w:type="dxa" w:w="80"/>
+              <w:right w:type="dxa" w:w="120"/>
+            </w:tcMar>
+            <w:vAlign w:val="center"/>
+          </w:tcPr>
+          <w:p>
+            <w:pPr>
+              <w:jc w:val="center"/>
+            </w:pPr>
+            <w:r>
+              <w:rPr>
+                <w:rFonts w:ascii="Arial" w:cs="Arial" w:eastAsia="Arial" w:hAnsi="Arial"/>
+                <w:b w:val="false"/>
+                <w:bCs w:val="false"/>
+                <w:color w:val="333333"/>
+                <w:sz w:val="18"/>
+                <w:szCs w:val="18"/>
+              </w:rPr>
+              <w:t xml:space="preserve">-</w:t>
             </w:r>
           </w:p>
         </w:tc>
@@ -13782,7 +13774,7 @@
                 <w:sz w:val="18"/>
                 <w:szCs w:val="18"/>
               </w:rPr>
-              <w:t xml:space="preserve">6</w:t>
+              <w:t xml:space="preserve">2</w:t>
             </w:r>
           </w:p>
         </w:tc>
@@ -13816,7 +13808,7 @@
                 <w:sz w:val="18"/>
                 <w:szCs w:val="18"/>
               </w:rPr>
-              <w:t xml:space="preserve">1.7</w:t>
+              <w:t xml:space="preserve">1.2</w:t>
             </w:r>
           </w:p>
         </w:tc>
@@ -13829,29 +13821,29 @@
               <w:bottom w:val="single" w:color="CCCCCC" w:sz="1"/>
               <w:right w:val="single" w:color="CCCCCC" w:sz="1"/>
             </w:tcBorders>
-            <w:shd w:fill="FFCDD2" w:val="clear"/>
-            <w:tcMar>
-              <w:top w:type="dxa" w:w="80"/>
-              <w:left w:type="dxa" w:w="120"/>
-              <w:bottom w:type="dxa" w:w="80"/>
-              <w:right w:type="dxa" w:w="120"/>
-            </w:tcMar>
-            <w:vAlign w:val="center"/>
-          </w:tcPr>
-          <w:p>
-            <w:pPr>
-              <w:jc w:val="center"/>
-            </w:pPr>
-            <w:r>
-              <w:rPr>
-                <w:rFonts w:ascii="Arial" w:cs="Arial" w:eastAsia="Arial" w:hAnsi="Arial"/>
-                <w:b/>
-                <w:bCs/>
-                <w:color w:val="333333"/>
-                <w:sz w:val="18"/>
-                <w:szCs w:val="18"/>
-              </w:rPr>
-              <w:t xml:space="preserve">6</w:t>
+            <w:shd w:fill="FFF9C4" w:val="clear"/>
+            <w:tcMar>
+              <w:top w:type="dxa" w:w="80"/>
+              <w:left w:type="dxa" w:w="120"/>
+              <w:bottom w:type="dxa" w:w="80"/>
+              <w:right w:type="dxa" w:w="120"/>
+            </w:tcMar>
+            <w:vAlign w:val="center"/>
+          </w:tcPr>
+          <w:p>
+            <w:pPr>
+              <w:jc w:val="center"/>
+            </w:pPr>
+            <w:r>
+              <w:rPr>
+                <w:rFonts w:ascii="Arial" w:cs="Arial" w:eastAsia="Arial" w:hAnsi="Arial"/>
+                <w:b w:val="false"/>
+                <w:bCs w:val="false"/>
+                <w:color w:val="333333"/>
+                <w:sz w:val="18"/>
+                <w:szCs w:val="18"/>
+              </w:rPr>
+              <w:t xml:space="preserve">2</w:t>
             </w:r>
           </w:p>
         </w:tc>
@@ -14000,29 +13992,28 @@
               <w:bottom w:val="single" w:color="CCCCCC" w:sz="1"/>
               <w:right w:val="single" w:color="CCCCCC" w:sz="1"/>
             </w:tcBorders>
-            <w:shd w:fill="FFF9C4" w:val="clear"/>
-            <w:tcMar>
-              <w:top w:type="dxa" w:w="80"/>
-              <w:left w:type="dxa" w:w="120"/>
-              <w:bottom w:type="dxa" w:w="80"/>
-              <w:right w:type="dxa" w:w="120"/>
-            </w:tcMar>
-            <w:vAlign w:val="center"/>
-          </w:tcPr>
-          <w:p>
-            <w:pPr>
-              <w:jc w:val="center"/>
-            </w:pPr>
-            <w:r>
-              <w:rPr>
-                <w:rFonts w:ascii="Arial" w:cs="Arial" w:eastAsia="Arial" w:hAnsi="Arial"/>
-                <w:b w:val="false"/>
-                <w:bCs w:val="false"/>
-                <w:color w:val="333333"/>
-                <w:sz w:val="18"/>
-                <w:szCs w:val="18"/>
-              </w:rPr>
-              <w:t xml:space="preserve">1</w:t>
+            <w:tcMar>
+              <w:top w:type="dxa" w:w="80"/>
+              <w:left w:type="dxa" w:w="120"/>
+              <w:bottom w:type="dxa" w:w="80"/>
+              <w:right w:type="dxa" w:w="120"/>
+            </w:tcMar>
+            <w:vAlign w:val="center"/>
+          </w:tcPr>
+          <w:p>
+            <w:pPr>
+              <w:jc w:val="center"/>
+            </w:pPr>
+            <w:r>
+              <w:rPr>
+                <w:rFonts w:ascii="Arial" w:cs="Arial" w:eastAsia="Arial" w:hAnsi="Arial"/>
+                <w:b w:val="false"/>
+                <w:bCs w:val="false"/>
+                <w:color w:val="333333"/>
+                <w:sz w:val="18"/>
+                <w:szCs w:val="18"/>
+              </w:rPr>
+              <w:t xml:space="preserve">-</w:t>
             </w:r>
           </w:p>
         </w:tc>
@@ -14059,7 +14050,7 @@
                 <w:sz w:val="18"/>
                 <w:szCs w:val="18"/>
               </w:rPr>
-              <w:t xml:space="preserve">第一イン池袋</w:t>
+              <w:t xml:space="preserve">京成リッチモンドホテル東京錦糸町</w:t>
             </w:r>
           </w:p>
         </w:tc>
@@ -14129,7 +14120,7 @@
                 <w:sz w:val="18"/>
                 <w:szCs w:val="18"/>
               </w:rPr>
-              <w:t xml:space="preserve">1.3</w:t>
+              <w:t xml:space="preserve">1.2</w:t>
             </w:r>
           </w:p>
         </w:tc>
@@ -14142,6 +14133,41 @@
               <w:bottom w:val="single" w:color="CCCCCC" w:sz="1"/>
               <w:right w:val="single" w:color="CCCCCC" w:sz="1"/>
             </w:tcBorders>
+            <w:shd w:fill="FFF9C4" w:val="clear"/>
+            <w:tcMar>
+              <w:top w:type="dxa" w:w="80"/>
+              <w:left w:type="dxa" w:w="120"/>
+              <w:bottom w:type="dxa" w:w="80"/>
+              <w:right w:type="dxa" w:w="120"/>
+            </w:tcMar>
+            <w:vAlign w:val="center"/>
+          </w:tcPr>
+          <w:p>
+            <w:pPr>
+              <w:jc w:val="center"/>
+            </w:pPr>
+            <w:r>
+              <w:rPr>
+                <w:rFonts w:ascii="Arial" w:cs="Arial" w:eastAsia="Arial" w:hAnsi="Arial"/>
+                <w:b w:val="false"/>
+                <w:bCs w:val="false"/>
+                <w:color w:val="333333"/>
+                <w:sz w:val="18"/>
+                <w:szCs w:val="18"/>
+              </w:rPr>
+              <w:t xml:space="preserve">1</w:t>
+            </w:r>
+          </w:p>
+        </w:tc>
+        <w:tc>
+          <w:tcPr>
+            <w:tcW w:type="pct" w:w="9%"/>
+            <w:tcBorders>
+              <w:top w:val="single" w:color="CCCCCC" w:sz="1"/>
+              <w:left w:val="single" w:color="CCCCCC" w:sz="1"/>
+              <w:bottom w:val="single" w:color="CCCCCC" w:sz="1"/>
+              <w:right w:val="single" w:color="CCCCCC" w:sz="1"/>
+            </w:tcBorders>
             <w:shd w:fill="F5F7FA" w:val="clear"/>
             <w:tcMar>
               <w:top w:type="dxa" w:w="80"/>
@@ -14305,667 +14331,6 @@
                 <w:szCs w:val="18"/>
               </w:rPr>
               <w:t xml:space="preserve">-</w:t>
-            </w:r>
-          </w:p>
-        </w:tc>
-        <w:tc>
-          <w:tcPr>
-            <w:tcW w:type="pct" w:w="9%"/>
-            <w:tcBorders>
-              <w:top w:val="single" w:color="CCCCCC" w:sz="1"/>
-              <w:left w:val="single" w:color="CCCCCC" w:sz="1"/>
-              <w:bottom w:val="single" w:color="CCCCCC" w:sz="1"/>
-              <w:right w:val="single" w:color="CCCCCC" w:sz="1"/>
-            </w:tcBorders>
-            <w:shd w:fill="FFF9C4" w:val="clear"/>
-            <w:tcMar>
-              <w:top w:type="dxa" w:w="80"/>
-              <w:left w:type="dxa" w:w="120"/>
-              <w:bottom w:type="dxa" w:w="80"/>
-              <w:right w:type="dxa" w:w="120"/>
-            </w:tcMar>
-            <w:vAlign w:val="center"/>
-          </w:tcPr>
-          <w:p>
-            <w:pPr>
-              <w:jc w:val="center"/>
-            </w:pPr>
-            <w:r>
-              <w:rPr>
-                <w:rFonts w:ascii="Arial" w:cs="Arial" w:eastAsia="Arial" w:hAnsi="Arial"/>
-                <w:b w:val="false"/>
-                <w:bCs w:val="false"/>
-                <w:color w:val="333333"/>
-                <w:sz w:val="18"/>
-                <w:szCs w:val="18"/>
-              </w:rPr>
-              <w:t xml:space="preserve">1</w:t>
-            </w:r>
-          </w:p>
-        </w:tc>
-      </w:tr>
-      <w:tr>
-        <w:tc>
-          <w:tcPr>
-            <w:tcW w:type="pct" w:w="25%"/>
-            <w:tcBorders>
-              <w:top w:val="single" w:color="CCCCCC" w:sz="1"/>
-              <w:left w:val="single" w:color="CCCCCC" w:sz="1"/>
-              <w:bottom w:val="single" w:color="CCCCCC" w:sz="1"/>
-              <w:right w:val="single" w:color="CCCCCC" w:sz="1"/>
-            </w:tcBorders>
-            <w:tcMar>
-              <w:top w:type="dxa" w:w="80"/>
-              <w:left w:type="dxa" w:w="120"/>
-              <w:bottom w:type="dxa" w:w="80"/>
-              <w:right w:type="dxa" w:w="120"/>
-            </w:tcMar>
-            <w:vAlign w:val="center"/>
-          </w:tcPr>
-          <w:p>
-            <w:pPr>
-              <w:jc w:val="left"/>
-            </w:pPr>
-            <w:r>
-              <w:rPr>
-                <w:rFonts w:ascii="Arial" w:cs="Arial" w:eastAsia="Arial" w:hAnsi="Arial"/>
-                <w:b/>
-                <w:bCs/>
-                <w:color w:val="333333"/>
-                <w:sz w:val="18"/>
-                <w:szCs w:val="18"/>
-              </w:rPr>
-              <w:t xml:space="preserve">京成リッチモンドホテル東京錦糸町</w:t>
-            </w:r>
-          </w:p>
-        </w:tc>
-        <w:tc>
-          <w:tcPr>
-            <w:tcW w:type="pct" w:w="8%"/>
-            <w:tcBorders>
-              <w:top w:val="single" w:color="CCCCCC" w:sz="1"/>
-              <w:left w:val="single" w:color="CCCCCC" w:sz="1"/>
-              <w:bottom w:val="single" w:color="CCCCCC" w:sz="1"/>
-              <w:right w:val="single" w:color="CCCCCC" w:sz="1"/>
-            </w:tcBorders>
-            <w:tcMar>
-              <w:top w:type="dxa" w:w="80"/>
-              <w:left w:type="dxa" w:w="120"/>
-              <w:bottom w:type="dxa" w:w="80"/>
-              <w:right w:type="dxa" w:w="120"/>
-            </w:tcMar>
-            <w:vAlign w:val="center"/>
-          </w:tcPr>
-          <w:p>
-            <w:pPr>
-              <w:jc w:val="center"/>
-            </w:pPr>
-            <w:r>
-              <w:rPr>
-                <w:rFonts w:ascii="Arial" w:cs="Arial" w:eastAsia="Arial" w:hAnsi="Arial"/>
-                <w:b/>
-                <w:bCs/>
-                <w:color w:val="333333"/>
-                <w:sz w:val="18"/>
-                <w:szCs w:val="18"/>
-              </w:rPr>
-              <w:t xml:space="preserve">1</w:t>
-            </w:r>
-          </w:p>
-        </w:tc>
-        <w:tc>
-          <w:tcPr>
-            <w:tcW w:type="pct" w:w="12%"/>
-            <w:tcBorders>
-              <w:top w:val="single" w:color="CCCCCC" w:sz="1"/>
-              <w:left w:val="single" w:color="CCCCCC" w:sz="1"/>
-              <w:bottom w:val="single" w:color="CCCCCC" w:sz="1"/>
-              <w:right w:val="single" w:color="CCCCCC" w:sz="1"/>
-            </w:tcBorders>
-            <w:tcMar>
-              <w:top w:type="dxa" w:w="80"/>
-              <w:left w:type="dxa" w:w="120"/>
-              <w:bottom w:type="dxa" w:w="80"/>
-              <w:right w:type="dxa" w:w="120"/>
-            </w:tcMar>
-            <w:vAlign w:val="center"/>
-          </w:tcPr>
-          <w:p>
-            <w:pPr>
-              <w:jc w:val="center"/>
-            </w:pPr>
-            <w:r>
-              <w:rPr>
-                <w:rFonts w:ascii="Arial" w:cs="Arial" w:eastAsia="Arial" w:hAnsi="Arial"/>
-                <w:b w:val="false"/>
-                <w:bCs w:val="false"/>
-                <w:color w:val="333333"/>
-                <w:sz w:val="18"/>
-                <w:szCs w:val="18"/>
-              </w:rPr>
-              <w:t xml:space="preserve">1.2</w:t>
-            </w:r>
-          </w:p>
-        </w:tc>
-        <w:tc>
-          <w:tcPr>
-            <w:tcW w:type="pct" w:w="9%"/>
-            <w:tcBorders>
-              <w:top w:val="single" w:color="CCCCCC" w:sz="1"/>
-              <w:left w:val="single" w:color="CCCCCC" w:sz="1"/>
-              <w:bottom w:val="single" w:color="CCCCCC" w:sz="1"/>
-              <w:right w:val="single" w:color="CCCCCC" w:sz="1"/>
-            </w:tcBorders>
-            <w:shd w:fill="FFF9C4" w:val="clear"/>
-            <w:tcMar>
-              <w:top w:type="dxa" w:w="80"/>
-              <w:left w:type="dxa" w:w="120"/>
-              <w:bottom w:type="dxa" w:w="80"/>
-              <w:right w:type="dxa" w:w="120"/>
-            </w:tcMar>
-            <w:vAlign w:val="center"/>
-          </w:tcPr>
-          <w:p>
-            <w:pPr>
-              <w:jc w:val="center"/>
-            </w:pPr>
-            <w:r>
-              <w:rPr>
-                <w:rFonts w:ascii="Arial" w:cs="Arial" w:eastAsia="Arial" w:hAnsi="Arial"/>
-                <w:b w:val="false"/>
-                <w:bCs w:val="false"/>
-                <w:color w:val="333333"/>
-                <w:sz w:val="18"/>
-                <w:szCs w:val="18"/>
-              </w:rPr>
-              <w:t xml:space="preserve">1</w:t>
-            </w:r>
-          </w:p>
-        </w:tc>
-        <w:tc>
-          <w:tcPr>
-            <w:tcW w:type="pct" w:w="9%"/>
-            <w:tcBorders>
-              <w:top w:val="single" w:color="CCCCCC" w:sz="1"/>
-              <w:left w:val="single" w:color="CCCCCC" w:sz="1"/>
-              <w:bottom w:val="single" w:color="CCCCCC" w:sz="1"/>
-              <w:right w:val="single" w:color="CCCCCC" w:sz="1"/>
-            </w:tcBorders>
-            <w:tcMar>
-              <w:top w:type="dxa" w:w="80"/>
-              <w:left w:type="dxa" w:w="120"/>
-              <w:bottom w:type="dxa" w:w="80"/>
-              <w:right w:type="dxa" w:w="120"/>
-            </w:tcMar>
-            <w:vAlign w:val="center"/>
-          </w:tcPr>
-          <w:p>
-            <w:pPr>
-              <w:jc w:val="center"/>
-            </w:pPr>
-            <w:r>
-              <w:rPr>
-                <w:rFonts w:ascii="Arial" w:cs="Arial" w:eastAsia="Arial" w:hAnsi="Arial"/>
-                <w:b w:val="false"/>
-                <w:bCs w:val="false"/>
-                <w:color w:val="333333"/>
-                <w:sz w:val="18"/>
-                <w:szCs w:val="18"/>
-              </w:rPr>
-              <w:t xml:space="preserve">-</w:t>
-            </w:r>
-          </w:p>
-        </w:tc>
-        <w:tc>
-          <w:tcPr>
-            <w:tcW w:type="pct" w:w="9%"/>
-            <w:tcBorders>
-              <w:top w:val="single" w:color="CCCCCC" w:sz="1"/>
-              <w:left w:val="single" w:color="CCCCCC" w:sz="1"/>
-              <w:bottom w:val="single" w:color="CCCCCC" w:sz="1"/>
-              <w:right w:val="single" w:color="CCCCCC" w:sz="1"/>
-            </w:tcBorders>
-            <w:tcMar>
-              <w:top w:type="dxa" w:w="80"/>
-              <w:left w:type="dxa" w:w="120"/>
-              <w:bottom w:type="dxa" w:w="80"/>
-              <w:right w:type="dxa" w:w="120"/>
-            </w:tcMar>
-            <w:vAlign w:val="center"/>
-          </w:tcPr>
-          <w:p>
-            <w:pPr>
-              <w:jc w:val="center"/>
-            </w:pPr>
-            <w:r>
-              <w:rPr>
-                <w:rFonts w:ascii="Arial" w:cs="Arial" w:eastAsia="Arial" w:hAnsi="Arial"/>
-                <w:b w:val="false"/>
-                <w:bCs w:val="false"/>
-                <w:color w:val="333333"/>
-                <w:sz w:val="18"/>
-                <w:szCs w:val="18"/>
-              </w:rPr>
-              <w:t xml:space="preserve">-</w:t>
-            </w:r>
-          </w:p>
-        </w:tc>
-        <w:tc>
-          <w:tcPr>
-            <w:tcW w:type="pct" w:w="9%"/>
-            <w:tcBorders>
-              <w:top w:val="single" w:color="CCCCCC" w:sz="1"/>
-              <w:left w:val="single" w:color="CCCCCC" w:sz="1"/>
-              <w:bottom w:val="single" w:color="CCCCCC" w:sz="1"/>
-              <w:right w:val="single" w:color="CCCCCC" w:sz="1"/>
-            </w:tcBorders>
-            <w:tcMar>
-              <w:top w:type="dxa" w:w="80"/>
-              <w:left w:type="dxa" w:w="120"/>
-              <w:bottom w:type="dxa" w:w="80"/>
-              <w:right w:type="dxa" w:w="120"/>
-            </w:tcMar>
-            <w:vAlign w:val="center"/>
-          </w:tcPr>
-          <w:p>
-            <w:pPr>
-              <w:jc w:val="center"/>
-            </w:pPr>
-            <w:r>
-              <w:rPr>
-                <w:rFonts w:ascii="Arial" w:cs="Arial" w:eastAsia="Arial" w:hAnsi="Arial"/>
-                <w:b w:val="false"/>
-                <w:bCs w:val="false"/>
-                <w:color w:val="333333"/>
-                <w:sz w:val="18"/>
-                <w:szCs w:val="18"/>
-              </w:rPr>
-              <w:t xml:space="preserve">-</w:t>
-            </w:r>
-          </w:p>
-        </w:tc>
-        <w:tc>
-          <w:tcPr>
-            <w:tcW w:type="pct" w:w="9%"/>
-            <w:tcBorders>
-              <w:top w:val="single" w:color="CCCCCC" w:sz="1"/>
-              <w:left w:val="single" w:color="CCCCCC" w:sz="1"/>
-              <w:bottom w:val="single" w:color="CCCCCC" w:sz="1"/>
-              <w:right w:val="single" w:color="CCCCCC" w:sz="1"/>
-            </w:tcBorders>
-            <w:tcMar>
-              <w:top w:type="dxa" w:w="80"/>
-              <w:left w:type="dxa" w:w="120"/>
-              <w:bottom w:type="dxa" w:w="80"/>
-              <w:right w:type="dxa" w:w="120"/>
-            </w:tcMar>
-            <w:vAlign w:val="center"/>
-          </w:tcPr>
-          <w:p>
-            <w:pPr>
-              <w:jc w:val="center"/>
-            </w:pPr>
-            <w:r>
-              <w:rPr>
-                <w:rFonts w:ascii="Arial" w:cs="Arial" w:eastAsia="Arial" w:hAnsi="Arial"/>
-                <w:b w:val="false"/>
-                <w:bCs w:val="false"/>
-                <w:color w:val="333333"/>
-                <w:sz w:val="18"/>
-                <w:szCs w:val="18"/>
-              </w:rPr>
-              <w:t xml:space="preserve">-</w:t>
-            </w:r>
-          </w:p>
-        </w:tc>
-        <w:tc>
-          <w:tcPr>
-            <w:tcW w:type="pct" w:w="9%"/>
-            <w:tcBorders>
-              <w:top w:val="single" w:color="CCCCCC" w:sz="1"/>
-              <w:left w:val="single" w:color="CCCCCC" w:sz="1"/>
-              <w:bottom w:val="single" w:color="CCCCCC" w:sz="1"/>
-              <w:right w:val="single" w:color="CCCCCC" w:sz="1"/>
-            </w:tcBorders>
-            <w:tcMar>
-              <w:top w:type="dxa" w:w="80"/>
-              <w:left w:type="dxa" w:w="120"/>
-              <w:bottom w:type="dxa" w:w="80"/>
-              <w:right w:type="dxa" w:w="120"/>
-            </w:tcMar>
-            <w:vAlign w:val="center"/>
-          </w:tcPr>
-          <w:p>
-            <w:pPr>
-              <w:jc w:val="center"/>
-            </w:pPr>
-            <w:r>
-              <w:rPr>
-                <w:rFonts w:ascii="Arial" w:cs="Arial" w:eastAsia="Arial" w:hAnsi="Arial"/>
-                <w:b w:val="false"/>
-                <w:bCs w:val="false"/>
-                <w:color w:val="333333"/>
-                <w:sz w:val="18"/>
-                <w:szCs w:val="18"/>
-              </w:rPr>
-              <w:t xml:space="preserve">-</w:t>
-            </w:r>
-          </w:p>
-        </w:tc>
-      </w:tr>
-      <w:tr>
-        <w:tc>
-          <w:tcPr>
-            <w:tcW w:type="pct" w:w="25%"/>
-            <w:tcBorders>
-              <w:top w:val="single" w:color="CCCCCC" w:sz="1"/>
-              <w:left w:val="single" w:color="CCCCCC" w:sz="1"/>
-              <w:bottom w:val="single" w:color="CCCCCC" w:sz="1"/>
-              <w:right w:val="single" w:color="CCCCCC" w:sz="1"/>
-            </w:tcBorders>
-            <w:shd w:fill="F5F7FA" w:val="clear"/>
-            <w:tcMar>
-              <w:top w:type="dxa" w:w="80"/>
-              <w:left w:type="dxa" w:w="120"/>
-              <w:bottom w:type="dxa" w:w="80"/>
-              <w:right w:type="dxa" w:w="120"/>
-            </w:tcMar>
-            <w:vAlign w:val="center"/>
-          </w:tcPr>
-          <w:p>
-            <w:pPr>
-              <w:jc w:val="left"/>
-            </w:pPr>
-            <w:r>
-              <w:rPr>
-                <w:rFonts w:ascii="Arial" w:cs="Arial" w:eastAsia="Arial" w:hAnsi="Arial"/>
-                <w:b/>
-                <w:bCs/>
-                <w:color w:val="333333"/>
-                <w:sz w:val="18"/>
-                <w:szCs w:val="18"/>
-              </w:rPr>
-              <w:t xml:space="preserve">コンフォートホテルERA東京東神田</w:t>
-            </w:r>
-          </w:p>
-        </w:tc>
-        <w:tc>
-          <w:tcPr>
-            <w:tcW w:type="pct" w:w="8%"/>
-            <w:tcBorders>
-              <w:top w:val="single" w:color="CCCCCC" w:sz="1"/>
-              <w:left w:val="single" w:color="CCCCCC" w:sz="1"/>
-              <w:bottom w:val="single" w:color="CCCCCC" w:sz="1"/>
-              <w:right w:val="single" w:color="CCCCCC" w:sz="1"/>
-            </w:tcBorders>
-            <w:shd w:fill="F5F7FA" w:val="clear"/>
-            <w:tcMar>
-              <w:top w:type="dxa" w:w="80"/>
-              <w:left w:type="dxa" w:w="120"/>
-              <w:bottom w:type="dxa" w:w="80"/>
-              <w:right w:type="dxa" w:w="120"/>
-            </w:tcMar>
-            <w:vAlign w:val="center"/>
-          </w:tcPr>
-          <w:p>
-            <w:pPr>
-              <w:jc w:val="center"/>
-            </w:pPr>
-            <w:r>
-              <w:rPr>
-                <w:rFonts w:ascii="Arial" w:cs="Arial" w:eastAsia="Arial" w:hAnsi="Arial"/>
-                <w:b/>
-                <w:bCs/>
-                <w:color w:val="333333"/>
-                <w:sz w:val="18"/>
-                <w:szCs w:val="18"/>
-              </w:rPr>
-              <w:t xml:space="preserve">1</w:t>
-            </w:r>
-          </w:p>
-        </w:tc>
-        <w:tc>
-          <w:tcPr>
-            <w:tcW w:type="pct" w:w="12%"/>
-            <w:tcBorders>
-              <w:top w:val="single" w:color="CCCCCC" w:sz="1"/>
-              <w:left w:val="single" w:color="CCCCCC" w:sz="1"/>
-              <w:bottom w:val="single" w:color="CCCCCC" w:sz="1"/>
-              <w:right w:val="single" w:color="CCCCCC" w:sz="1"/>
-            </w:tcBorders>
-            <w:shd w:fill="F5F7FA" w:val="clear"/>
-            <w:tcMar>
-              <w:top w:type="dxa" w:w="80"/>
-              <w:left w:type="dxa" w:w="120"/>
-              <w:bottom w:type="dxa" w:w="80"/>
-              <w:right w:type="dxa" w:w="120"/>
-            </w:tcMar>
-            <w:vAlign w:val="center"/>
-          </w:tcPr>
-          <w:p>
-            <w:pPr>
-              <w:jc w:val="center"/>
-            </w:pPr>
-            <w:r>
-              <w:rPr>
-                <w:rFonts w:ascii="Arial" w:cs="Arial" w:eastAsia="Arial" w:hAnsi="Arial"/>
-                <w:b w:val="false"/>
-                <w:bCs w:val="false"/>
-                <w:color w:val="333333"/>
-                <w:sz w:val="18"/>
-                <w:szCs w:val="18"/>
-              </w:rPr>
-              <w:t xml:space="preserve">0.8</w:t>
-            </w:r>
-          </w:p>
-        </w:tc>
-        <w:tc>
-          <w:tcPr>
-            <w:tcW w:type="pct" w:w="9%"/>
-            <w:tcBorders>
-              <w:top w:val="single" w:color="CCCCCC" w:sz="1"/>
-              <w:left w:val="single" w:color="CCCCCC" w:sz="1"/>
-              <w:bottom w:val="single" w:color="CCCCCC" w:sz="1"/>
-              <w:right w:val="single" w:color="CCCCCC" w:sz="1"/>
-            </w:tcBorders>
-            <w:shd w:fill="FFF9C4" w:val="clear"/>
-            <w:tcMar>
-              <w:top w:type="dxa" w:w="80"/>
-              <w:left w:type="dxa" w:w="120"/>
-              <w:bottom w:type="dxa" w:w="80"/>
-              <w:right w:type="dxa" w:w="120"/>
-            </w:tcMar>
-            <w:vAlign w:val="center"/>
-          </w:tcPr>
-          <w:p>
-            <w:pPr>
-              <w:jc w:val="center"/>
-            </w:pPr>
-            <w:r>
-              <w:rPr>
-                <w:rFonts w:ascii="Arial" w:cs="Arial" w:eastAsia="Arial" w:hAnsi="Arial"/>
-                <w:b w:val="false"/>
-                <w:bCs w:val="false"/>
-                <w:color w:val="333333"/>
-                <w:sz w:val="18"/>
-                <w:szCs w:val="18"/>
-              </w:rPr>
-              <w:t xml:space="preserve">1</w:t>
-            </w:r>
-          </w:p>
-        </w:tc>
-        <w:tc>
-          <w:tcPr>
-            <w:tcW w:type="pct" w:w="9%"/>
-            <w:tcBorders>
-              <w:top w:val="single" w:color="CCCCCC" w:sz="1"/>
-              <w:left w:val="single" w:color="CCCCCC" w:sz="1"/>
-              <w:bottom w:val="single" w:color="CCCCCC" w:sz="1"/>
-              <w:right w:val="single" w:color="CCCCCC" w:sz="1"/>
-            </w:tcBorders>
-            <w:shd w:fill="F5F7FA" w:val="clear"/>
-            <w:tcMar>
-              <w:top w:type="dxa" w:w="80"/>
-              <w:left w:type="dxa" w:w="120"/>
-              <w:bottom w:type="dxa" w:w="80"/>
-              <w:right w:type="dxa" w:w="120"/>
-            </w:tcMar>
-            <w:vAlign w:val="center"/>
-          </w:tcPr>
-          <w:p>
-            <w:pPr>
-              <w:jc w:val="center"/>
-            </w:pPr>
-            <w:r>
-              <w:rPr>
-                <w:rFonts w:ascii="Arial" w:cs="Arial" w:eastAsia="Arial" w:hAnsi="Arial"/>
-                <w:b w:val="false"/>
-                <w:bCs w:val="false"/>
-                <w:color w:val="333333"/>
-                <w:sz w:val="18"/>
-                <w:szCs w:val="18"/>
-              </w:rPr>
-              <w:t xml:space="preserve">-</w:t>
-            </w:r>
-          </w:p>
-        </w:tc>
-        <w:tc>
-          <w:tcPr>
-            <w:tcW w:type="pct" w:w="9%"/>
-            <w:tcBorders>
-              <w:top w:val="single" w:color="CCCCCC" w:sz="1"/>
-              <w:left w:val="single" w:color="CCCCCC" w:sz="1"/>
-              <w:bottom w:val="single" w:color="CCCCCC" w:sz="1"/>
-              <w:right w:val="single" w:color="CCCCCC" w:sz="1"/>
-            </w:tcBorders>
-            <w:shd w:fill="F5F7FA" w:val="clear"/>
-            <w:tcMar>
-              <w:top w:type="dxa" w:w="80"/>
-              <w:left w:type="dxa" w:w="120"/>
-              <w:bottom w:type="dxa" w:w="80"/>
-              <w:right w:type="dxa" w:w="120"/>
-            </w:tcMar>
-            <w:vAlign w:val="center"/>
-          </w:tcPr>
-          <w:p>
-            <w:pPr>
-              <w:jc w:val="center"/>
-            </w:pPr>
-            <w:r>
-              <w:rPr>
-                <w:rFonts w:ascii="Arial" w:cs="Arial" w:eastAsia="Arial" w:hAnsi="Arial"/>
-                <w:b w:val="false"/>
-                <w:bCs w:val="false"/>
-                <w:color w:val="333333"/>
-                <w:sz w:val="18"/>
-                <w:szCs w:val="18"/>
-              </w:rPr>
-              <w:t xml:space="preserve">-</w:t>
-            </w:r>
-          </w:p>
-        </w:tc>
-        <w:tc>
-          <w:tcPr>
-            <w:tcW w:type="pct" w:w="9%"/>
-            <w:tcBorders>
-              <w:top w:val="single" w:color="CCCCCC" w:sz="1"/>
-              <w:left w:val="single" w:color="CCCCCC" w:sz="1"/>
-              <w:bottom w:val="single" w:color="CCCCCC" w:sz="1"/>
-              <w:right w:val="single" w:color="CCCCCC" w:sz="1"/>
-            </w:tcBorders>
-            <w:shd w:fill="F5F7FA" w:val="clear"/>
-            <w:tcMar>
-              <w:top w:type="dxa" w:w="80"/>
-              <w:left w:type="dxa" w:w="120"/>
-              <w:bottom w:type="dxa" w:w="80"/>
-              <w:right w:type="dxa" w:w="120"/>
-            </w:tcMar>
-            <w:vAlign w:val="center"/>
-          </w:tcPr>
-          <w:p>
-            <w:pPr>
-              <w:jc w:val="center"/>
-            </w:pPr>
-            <w:r>
-              <w:rPr>
-                <w:rFonts w:ascii="Arial" w:cs="Arial" w:eastAsia="Arial" w:hAnsi="Arial"/>
-                <w:b w:val="false"/>
-                <w:bCs w:val="false"/>
-                <w:color w:val="333333"/>
-                <w:sz w:val="18"/>
-                <w:szCs w:val="18"/>
-              </w:rPr>
-              <w:t xml:space="preserve">-</w:t>
-            </w:r>
-          </w:p>
-        </w:tc>
-        <w:tc>
-          <w:tcPr>
-            <w:tcW w:type="pct" w:w="9%"/>
-            <w:tcBorders>
-              <w:top w:val="single" w:color="CCCCCC" w:sz="1"/>
-              <w:left w:val="single" w:color="CCCCCC" w:sz="1"/>
-              <w:bottom w:val="single" w:color="CCCCCC" w:sz="1"/>
-              <w:right w:val="single" w:color="CCCCCC" w:sz="1"/>
-            </w:tcBorders>
-            <w:shd w:fill="F5F7FA" w:val="clear"/>
-            <w:tcMar>
-              <w:top w:type="dxa" w:w="80"/>
-              <w:left w:type="dxa" w:w="120"/>
-              <w:bottom w:type="dxa" w:w="80"/>
-              <w:right w:type="dxa" w:w="120"/>
-            </w:tcMar>
-            <w:vAlign w:val="center"/>
-          </w:tcPr>
-          <w:p>
-            <w:pPr>
-              <w:jc w:val="center"/>
-            </w:pPr>
-            <w:r>
-              <w:rPr>
-                <w:rFonts w:ascii="Arial" w:cs="Arial" w:eastAsia="Arial" w:hAnsi="Arial"/>
-                <w:b w:val="false"/>
-                <w:bCs w:val="false"/>
-                <w:color w:val="333333"/>
-                <w:sz w:val="18"/>
-                <w:szCs w:val="18"/>
-              </w:rPr>
-              <w:t xml:space="preserve">-</w:t>
-            </w:r>
-          </w:p>
-        </w:tc>
-        <w:tc>
-          <w:tcPr>
-            <w:tcW w:type="pct" w:w="9%"/>
-            <w:tcBorders>
-              <w:top w:val="single" w:color="CCCCCC" w:sz="1"/>
-              <w:left w:val="single" w:color="CCCCCC" w:sz="1"/>
-              <w:bottom w:val="single" w:color="CCCCCC" w:sz="1"/>
-              <w:right w:val="single" w:color="CCCCCC" w:sz="1"/>
-            </w:tcBorders>
-            <w:shd w:fill="FFF9C4" w:val="clear"/>
-            <w:tcMar>
-              <w:top w:type="dxa" w:w="80"/>
-              <w:left w:type="dxa" w:w="120"/>
-              <w:bottom w:type="dxa" w:w="80"/>
-              <w:right w:type="dxa" w:w="120"/>
-            </w:tcMar>
-            <w:vAlign w:val="center"/>
-          </w:tcPr>
-          <w:p>
-            <w:pPr>
-              <w:jc w:val="center"/>
-            </w:pPr>
-            <w:r>
-              <w:rPr>
-                <w:rFonts w:ascii="Arial" w:cs="Arial" w:eastAsia="Arial" w:hAnsi="Arial"/>
-                <w:b w:val="false"/>
-                <w:bCs w:val="false"/>
-                <w:color w:val="333333"/>
-                <w:sz w:val="18"/>
-                <w:szCs w:val="18"/>
-              </w:rPr>
-              <w:t xml:space="preserve">1</w:t>
             </w:r>
           </w:p>
         </w:tc>
@@ -15141,7 +14506,7 @@
           <w:sz w:val="22"/>
           <w:szCs w:val="22"/>
         </w:rPr>
-        <w:t xml:space="preserve">【URGENT】コンフォートホテル博多</w:t>
+        <w:t xml:space="preserve">【URGENT】コンフォートホテル横浜関内</w:t>
       </w:r>
     </w:p>
     <w:p>
@@ -15156,7 +14521,7 @@
           <w:sz w:val="21"/>
           <w:szCs w:val="21"/>
         </w:rPr>
-        <w:t xml:space="preserve">現状スコア：7.89点 → 目標スコア：8.5点</w:t>
+        <w:t xml:space="preserve">現状スコア：7.18点 → 目標スコア：8点</w:t>
       </w:r>
     </w:p>
     <w:p>
@@ -15171,7 +14536,7 @@
           <w:sz w:val="21"/>
           <w:szCs w:val="21"/>
         </w:rPr>
-        <w:t xml:space="preserve">主要課題：清掃品質全般(7件)、臭気・異臭(2件)、ほこり・塵(2件)</w:t>
+        <w:t xml:space="preserve">主要課題：シミ・汚れ跡(6件)、清掃品質全般(3件)、カビ・モールド(1件)</w:t>
       </w:r>
     </w:p>
     <w:p>
@@ -15206,6 +14571,25 @@
           <w:sz w:val="21"/>
           <w:szCs w:val="21"/>
         </w:rPr>
+        <w:t xml:space="preserve">シミ箇所の特定と専用クリーナーによる除去（シミ・汚れ跡）</w:t>
+      </w:r>
+    </w:p>
+    <w:p>
+      <w:pPr>
+        <w:pStyle w:val="ListParagraph"/>
+        <w:numPr>
+          <w:ilvl w:val="0"/>
+          <w:numId w:val="2"/>
+        </w:numPr>
+        <w:spacing w:after="80" w:line="300"/>
+      </w:pPr>
+      <w:r>
+        <w:rPr>
+          <w:rFonts w:ascii="Arial" w:cs="Arial" w:eastAsia="Arial" w:hAnsi="Arial"/>
+          <w:color w:val="333333"/>
+          <w:sz w:val="21"/>
+          <w:szCs w:val="21"/>
+        </w:rPr>
         <w:t xml:space="preserve">清掃品質基準の明確化と全スタッフへの共有（清掃品質全般）</w:t>
       </w:r>
     </w:p>
@@ -15244,7 +14628,7 @@
           <w:sz w:val="21"/>
           <w:szCs w:val="21"/>
         </w:rPr>
-        <w:t xml:space="preserve">臭気発生源の特定と即時対処（排水トラップ、換気扇）（臭気・異臭）</w:t>
+        <w:t xml:space="preserve">エアコンフィルター・内部のカビ除去と消毒（カビ・モールド）</w:t>
       </w:r>
     </w:p>
     <w:p>
@@ -15263,7 +14647,7 @@
           <w:sz w:val="21"/>
           <w:szCs w:val="21"/>
         </w:rPr>
-        <w:t xml:space="preserve">消臭・脱臭処理の実施（臭気・異臭）</w:t>
+        <w:t xml:space="preserve">加湿器の分解洗浄・カビ除去（カビ・モールド）</w:t>
       </w:r>
     </w:p>
     <w:p>
@@ -15282,26 +14666,7 @@
           <w:sz w:val="21"/>
           <w:szCs w:val="21"/>
         </w:rPr>
-        <w:t xml:space="preserve">高所・棚上部・エアコン上部のほこり除去（ほこり・塵）</w:t>
-      </w:r>
-    </w:p>
-    <w:p>
-      <w:pPr>
-        <w:pStyle w:val="ListParagraph"/>
-        <w:numPr>
-          <w:ilvl w:val="0"/>
-          <w:numId w:val="2"/>
-        </w:numPr>
-        <w:spacing w:after="80" w:line="300"/>
-      </w:pPr>
-      <w:r>
-        <w:rPr>
-          <w:rFonts w:ascii="Arial" w:cs="Arial" w:eastAsia="Arial" w:hAnsi="Arial"/>
-          <w:color w:val="333333"/>
-          <w:sz w:val="21"/>
-          <w:szCs w:val="21"/>
-        </w:rPr>
-        <w:t xml:space="preserve">テレビ裏・家具裏の清掃徹底（ほこり・塵）</w:t>
+        <w:t xml:space="preserve">浴室天井・壁・目地のカビ取り処理（カビ・モールド）</w:t>
       </w:r>
     </w:p>
     <w:p>
@@ -15341,6 +14706,25 @@
           <w:sz w:val="21"/>
           <w:szCs w:val="21"/>
         </w:rPr>
+        <w:t xml:space="preserve">シミ発見時の即時報告・対処フロー構築（シミ・汚れ跡）</w:t>
+      </w:r>
+    </w:p>
+    <w:p>
+      <w:pPr>
+        <w:pStyle w:val="ListParagraph"/>
+        <w:numPr>
+          <w:ilvl w:val="0"/>
+          <w:numId w:val="2"/>
+        </w:numPr>
+        <w:spacing w:after="80" w:line="300"/>
+      </w:pPr>
+      <w:r>
+        <w:rPr>
+          <w:rFonts w:ascii="Arial" w:cs="Arial" w:eastAsia="Arial" w:hAnsi="Arial"/>
+          <w:color w:val="333333"/>
+          <w:sz w:val="21"/>
+          <w:szCs w:val="21"/>
+        </w:rPr>
         <w:t xml:space="preserve">品質管理チェックリストの導入と実施（清掃品質全般）</w:t>
       </w:r>
     </w:p>
@@ -15379,7 +14763,7 @@
           <w:sz w:val="21"/>
           <w:szCs w:val="21"/>
         </w:rPr>
-        <w:t xml:space="preserve">定期的な換気・消臭ルーティンの標準化（臭気・異臭）</w:t>
+        <w:t xml:space="preserve">防カビコーティング施工（浴室・エアコン周り）（カビ・モールド）</w:t>
       </w:r>
     </w:p>
     <w:p>
@@ -15398,26 +14782,7 @@
           <w:sz w:val="21"/>
           <w:szCs w:val="21"/>
         </w:rPr>
-        <w:t xml:space="preserve">エアコン・排水系の臭気源の根本対策（臭気・異臭）</w:t>
-      </w:r>
-    </w:p>
-    <w:p>
-      <w:pPr>
-        <w:pStyle w:val="ListParagraph"/>
-        <w:numPr>
-          <w:ilvl w:val="0"/>
-          <w:numId w:val="2"/>
-        </w:numPr>
-        <w:spacing w:after="80" w:line="300"/>
-      </w:pPr>
-      <w:r>
-        <w:rPr>
-          <w:rFonts w:ascii="Arial" w:cs="Arial" w:eastAsia="Arial" w:hAnsi="Arial"/>
-          <w:color w:val="333333"/>
-          <w:sz w:val="21"/>
-          <w:szCs w:val="21"/>
-        </w:rPr>
-        <w:t xml:space="preserve">週次の高所清掃スケジュール導入（ほこり・塵）</w:t>
+        <w:t xml:space="preserve">エアコン月次メンテナンスサイクル導入（カビ・モールド）</w:t>
       </w:r>
     </w:p>
     <w:p>
@@ -15495,6 +14860,400 @@
           <w:sz w:val="21"/>
           <w:szCs w:val="21"/>
         </w:rPr>
+        <w:t xml:space="preserve">換気設備の改善提案（換気扇能力の見直し）（カビ・モールド）</w:t>
+      </w:r>
+    </w:p>
+    <w:p>
+      <w:pPr>
+        <w:pStyle w:val="ListParagraph"/>
+        <w:numPr>
+          <w:ilvl w:val="0"/>
+          <w:numId w:val="2"/>
+        </w:numPr>
+        <w:spacing w:after="80" w:line="300"/>
+      </w:pPr>
+      <w:r>
+        <w:rPr>
+          <w:rFonts w:ascii="Arial" w:cs="Arial" w:eastAsia="Arial" w:hAnsi="Arial"/>
+          <w:color w:val="333333"/>
+          <w:sz w:val="21"/>
+          <w:szCs w:val="21"/>
+        </w:rPr>
+        <w:t xml:space="preserve">除湿対策の強化（除湿機導入検討）（カビ・モールド）</w:t>
+      </w:r>
+    </w:p>
+    <w:p>
+      <w:r>
+        <w:br w:type="page"/>
+      </w:r>
+    </w:p>
+    <w:p>
+      <w:pPr>
+        <w:spacing w:after="120" w:before="200"/>
+      </w:pPr>
+      <w:r>
+        <w:rPr>
+          <w:rFonts w:ascii="Arial" w:cs="Arial" w:eastAsia="Arial" w:hAnsi="Arial"/>
+          <w:b/>
+          <w:bCs/>
+          <w:color w:val="1B3A5C"/>
+          <w:sz w:val="22"/>
+          <w:szCs w:val="22"/>
+        </w:rPr>
+        <w:t xml:space="preserve">【URGENT】コンフォートホテル博多</w:t>
+      </w:r>
+    </w:p>
+    <w:p>
+      <w:pPr>
+        <w:spacing w:after="120" w:line="320"/>
+        <w:jc w:val="left"/>
+      </w:pPr>
+      <w:r>
+        <w:rPr>
+          <w:rFonts w:ascii="Arial" w:cs="Arial" w:eastAsia="Arial" w:hAnsi="Arial"/>
+          <w:color w:val="333333"/>
+          <w:sz w:val="21"/>
+          <w:szCs w:val="21"/>
+        </w:rPr>
+        <w:t xml:space="preserve">現状スコア：7.89点 → 目標スコア：8.5点</w:t>
+      </w:r>
+    </w:p>
+    <w:p>
+      <w:pPr>
+        <w:spacing w:after="120" w:line="320"/>
+        <w:jc w:val="left"/>
+      </w:pPr>
+      <w:r>
+        <w:rPr>
+          <w:rFonts w:ascii="Arial" w:cs="Arial" w:eastAsia="Arial" w:hAnsi="Arial"/>
+          <w:color w:val="333333"/>
+          <w:sz w:val="21"/>
+          <w:szCs w:val="21"/>
+        </w:rPr>
+        <w:t xml:space="preserve">主要課題：清掃品質全般(7件)、臭気・異臭(2件)、ほこり・塵(2件)</w:t>
+      </w:r>
+    </w:p>
+    <w:p>
+      <w:pPr>
+        <w:spacing w:after="120" w:before="200"/>
+      </w:pPr>
+      <w:r>
+        <w:rPr>
+          <w:rFonts w:ascii="Arial" w:cs="Arial" w:eastAsia="Arial" w:hAnsi="Arial"/>
+          <w:b/>
+          <w:bCs/>
+          <w:color w:val="1B3A5C"/>
+          <w:sz w:val="22"/>
+          <w:szCs w:val="22"/>
+        </w:rPr>
+        <w:t xml:space="preserve">Phase 1：即時対応（1-2週間）</w:t>
+      </w:r>
+    </w:p>
+    <w:p>
+      <w:pPr>
+        <w:pStyle w:val="ListParagraph"/>
+        <w:numPr>
+          <w:ilvl w:val="0"/>
+          <w:numId w:val="2"/>
+        </w:numPr>
+        <w:spacing w:after="80" w:line="300"/>
+      </w:pPr>
+      <w:r>
+        <w:rPr>
+          <w:rFonts w:ascii="Arial" w:cs="Arial" w:eastAsia="Arial" w:hAnsi="Arial"/>
+          <w:color w:val="333333"/>
+          <w:sz w:val="21"/>
+          <w:szCs w:val="21"/>
+        </w:rPr>
+        <w:t xml:space="preserve">清掃品質基準の明確化と全スタッフへの共有（清掃品質全般）</w:t>
+      </w:r>
+    </w:p>
+    <w:p>
+      <w:pPr>
+        <w:pStyle w:val="ListParagraph"/>
+        <w:numPr>
+          <w:ilvl w:val="0"/>
+          <w:numId w:val="2"/>
+        </w:numPr>
+        <w:spacing w:after="80" w:line="300"/>
+      </w:pPr>
+      <w:r>
+        <w:rPr>
+          <w:rFonts w:ascii="Arial" w:cs="Arial" w:eastAsia="Arial" w:hAnsi="Arial"/>
+          <w:color w:val="333333"/>
+          <w:sz w:val="21"/>
+          <w:szCs w:val="21"/>
+        </w:rPr>
+        <w:t xml:space="preserve">重点箇所（水回り・ベッド周り）の清掃手順見直し（清掃品質全般）</w:t>
+      </w:r>
+    </w:p>
+    <w:p>
+      <w:pPr>
+        <w:pStyle w:val="ListParagraph"/>
+        <w:numPr>
+          <w:ilvl w:val="0"/>
+          <w:numId w:val="2"/>
+        </w:numPr>
+        <w:spacing w:after="80" w:line="300"/>
+      </w:pPr>
+      <w:r>
+        <w:rPr>
+          <w:rFonts w:ascii="Arial" w:cs="Arial" w:eastAsia="Arial" w:hAnsi="Arial"/>
+          <w:color w:val="333333"/>
+          <w:sz w:val="21"/>
+          <w:szCs w:val="21"/>
+        </w:rPr>
+        <w:t xml:space="preserve">臭気発生源の特定と即時対処（排水トラップ、換気扇）（臭気・異臭）</w:t>
+      </w:r>
+    </w:p>
+    <w:p>
+      <w:pPr>
+        <w:pStyle w:val="ListParagraph"/>
+        <w:numPr>
+          <w:ilvl w:val="0"/>
+          <w:numId w:val="2"/>
+        </w:numPr>
+        <w:spacing w:after="80" w:line="300"/>
+      </w:pPr>
+      <w:r>
+        <w:rPr>
+          <w:rFonts w:ascii="Arial" w:cs="Arial" w:eastAsia="Arial" w:hAnsi="Arial"/>
+          <w:color w:val="333333"/>
+          <w:sz w:val="21"/>
+          <w:szCs w:val="21"/>
+        </w:rPr>
+        <w:t xml:space="preserve">消臭・脱臭処理の実施（臭気・異臭）</w:t>
+      </w:r>
+    </w:p>
+    <w:p>
+      <w:pPr>
+        <w:pStyle w:val="ListParagraph"/>
+        <w:numPr>
+          <w:ilvl w:val="0"/>
+          <w:numId w:val="2"/>
+        </w:numPr>
+        <w:spacing w:after="80" w:line="300"/>
+      </w:pPr>
+      <w:r>
+        <w:rPr>
+          <w:rFonts w:ascii="Arial" w:cs="Arial" w:eastAsia="Arial" w:hAnsi="Arial"/>
+          <w:color w:val="333333"/>
+          <w:sz w:val="21"/>
+          <w:szCs w:val="21"/>
+        </w:rPr>
+        <w:t xml:space="preserve">高所・棚上部・エアコン上部のほこり除去（ほこり・塵）</w:t>
+      </w:r>
+    </w:p>
+    <w:p>
+      <w:pPr>
+        <w:pStyle w:val="ListParagraph"/>
+        <w:numPr>
+          <w:ilvl w:val="0"/>
+          <w:numId w:val="2"/>
+        </w:numPr>
+        <w:spacing w:after="80" w:line="300"/>
+      </w:pPr>
+      <w:r>
+        <w:rPr>
+          <w:rFonts w:ascii="Arial" w:cs="Arial" w:eastAsia="Arial" w:hAnsi="Arial"/>
+          <w:color w:val="333333"/>
+          <w:sz w:val="21"/>
+          <w:szCs w:val="21"/>
+        </w:rPr>
+        <w:t xml:space="preserve">テレビ裏・家具裏の清掃徹底（ほこり・塵）</w:t>
+      </w:r>
+    </w:p>
+    <w:p>
+      <w:pPr>
+        <w:spacing w:after="100"/>
+      </w:pPr>
+    </w:p>
+    <w:p>
+      <w:pPr>
+        <w:spacing w:after="120" w:before="200"/>
+      </w:pPr>
+      <w:r>
+        <w:rPr>
+          <w:rFonts w:ascii="Arial" w:cs="Arial" w:eastAsia="Arial" w:hAnsi="Arial"/>
+          <w:b/>
+          <w:bCs/>
+          <w:color w:val="1B3A5C"/>
+          <w:sz w:val="22"/>
+          <w:szCs w:val="22"/>
+        </w:rPr>
+        <w:t xml:space="preserve">Phase 2：短期施策（1-3ヶ月）</w:t>
+      </w:r>
+    </w:p>
+    <w:p>
+      <w:pPr>
+        <w:pStyle w:val="ListParagraph"/>
+        <w:numPr>
+          <w:ilvl w:val="0"/>
+          <w:numId w:val="2"/>
+        </w:numPr>
+        <w:spacing w:after="80" w:line="300"/>
+      </w:pPr>
+      <w:r>
+        <w:rPr>
+          <w:rFonts w:ascii="Arial" w:cs="Arial" w:eastAsia="Arial" w:hAnsi="Arial"/>
+          <w:color w:val="333333"/>
+          <w:sz w:val="21"/>
+          <w:szCs w:val="21"/>
+        </w:rPr>
+        <w:t xml:space="preserve">品質管理チェックリストの導入と実施（清掃品質全般）</w:t>
+      </w:r>
+    </w:p>
+    <w:p>
+      <w:pPr>
+        <w:pStyle w:val="ListParagraph"/>
+        <w:numPr>
+          <w:ilvl w:val="0"/>
+          <w:numId w:val="2"/>
+        </w:numPr>
+        <w:spacing w:after="80" w:line="300"/>
+      </w:pPr>
+      <w:r>
+        <w:rPr>
+          <w:rFonts w:ascii="Arial" w:cs="Arial" w:eastAsia="Arial" w:hAnsi="Arial"/>
+          <w:color w:val="333333"/>
+          <w:sz w:val="21"/>
+          <w:szCs w:val="21"/>
+        </w:rPr>
+        <w:t xml:space="preserve">QCインスペクション体制の構築（ランダム抜き打ち検査）（清掃品質全般）</w:t>
+      </w:r>
+    </w:p>
+    <w:p>
+      <w:pPr>
+        <w:pStyle w:val="ListParagraph"/>
+        <w:numPr>
+          <w:ilvl w:val="0"/>
+          <w:numId w:val="2"/>
+        </w:numPr>
+        <w:spacing w:after="80" w:line="300"/>
+      </w:pPr>
+      <w:r>
+        <w:rPr>
+          <w:rFonts w:ascii="Arial" w:cs="Arial" w:eastAsia="Arial" w:hAnsi="Arial"/>
+          <w:color w:val="333333"/>
+          <w:sz w:val="21"/>
+          <w:szCs w:val="21"/>
+        </w:rPr>
+        <w:t xml:space="preserve">定期的な換気・消臭ルーティンの標準化（臭気・異臭）</w:t>
+      </w:r>
+    </w:p>
+    <w:p>
+      <w:pPr>
+        <w:pStyle w:val="ListParagraph"/>
+        <w:numPr>
+          <w:ilvl w:val="0"/>
+          <w:numId w:val="2"/>
+        </w:numPr>
+        <w:spacing w:after="80" w:line="300"/>
+      </w:pPr>
+      <w:r>
+        <w:rPr>
+          <w:rFonts w:ascii="Arial" w:cs="Arial" w:eastAsia="Arial" w:hAnsi="Arial"/>
+          <w:color w:val="333333"/>
+          <w:sz w:val="21"/>
+          <w:szCs w:val="21"/>
+        </w:rPr>
+        <w:t xml:space="preserve">エアコン・排水系の臭気源の根本対策（臭気・異臭）</w:t>
+      </w:r>
+    </w:p>
+    <w:p>
+      <w:pPr>
+        <w:pStyle w:val="ListParagraph"/>
+        <w:numPr>
+          <w:ilvl w:val="0"/>
+          <w:numId w:val="2"/>
+        </w:numPr>
+        <w:spacing w:after="80" w:line="300"/>
+      </w:pPr>
+      <w:r>
+        <w:rPr>
+          <w:rFonts w:ascii="Arial" w:cs="Arial" w:eastAsia="Arial" w:hAnsi="Arial"/>
+          <w:color w:val="333333"/>
+          <w:sz w:val="21"/>
+          <w:szCs w:val="21"/>
+        </w:rPr>
+        <w:t xml:space="preserve">週次の高所清掃スケジュール導入（ほこり・塵）</w:t>
+      </w:r>
+    </w:p>
+    <w:p>
+      <w:pPr>
+        <w:spacing w:after="100"/>
+      </w:pPr>
+    </w:p>
+    <w:p>
+      <w:pPr>
+        <w:spacing w:after="120" w:before="200"/>
+      </w:pPr>
+      <w:r>
+        <w:rPr>
+          <w:rFonts w:ascii="Arial" w:cs="Arial" w:eastAsia="Arial" w:hAnsi="Arial"/>
+          <w:b/>
+          <w:bCs/>
+          <w:color w:val="1B3A5C"/>
+          <w:sz w:val="22"/>
+          <w:szCs w:val="22"/>
+        </w:rPr>
+        <w:t xml:space="preserve">Phase 3：中期施策（3-6ヶ月）</w:t>
+      </w:r>
+    </w:p>
+    <w:p>
+      <w:pPr>
+        <w:pStyle w:val="ListParagraph"/>
+        <w:numPr>
+          <w:ilvl w:val="0"/>
+          <w:numId w:val="2"/>
+        </w:numPr>
+        <w:spacing w:after="80" w:line="300"/>
+      </w:pPr>
+      <w:r>
+        <w:rPr>
+          <w:rFonts w:ascii="Arial" w:cs="Arial" w:eastAsia="Arial" w:hAnsi="Arial"/>
+          <w:color w:val="333333"/>
+          <w:sz w:val="21"/>
+          <w:szCs w:val="21"/>
+        </w:rPr>
+        <w:t xml:space="preserve">清掃スタッフの定期研修プログラム導入（清掃品質全般）</w:t>
+      </w:r>
+    </w:p>
+    <w:p>
+      <w:pPr>
+        <w:pStyle w:val="ListParagraph"/>
+        <w:numPr>
+          <w:ilvl w:val="0"/>
+          <w:numId w:val="2"/>
+        </w:numPr>
+        <w:spacing w:after="80" w:line="300"/>
+      </w:pPr>
+      <w:r>
+        <w:rPr>
+          <w:rFonts w:ascii="Arial" w:cs="Arial" w:eastAsia="Arial" w:hAnsi="Arial"/>
+          <w:color w:val="333333"/>
+          <w:sz w:val="21"/>
+          <w:szCs w:val="21"/>
+        </w:rPr>
+        <w:t xml:space="preserve">デジタル清掃記録システムの検討（清掃品質全般）</w:t>
+      </w:r>
+    </w:p>
+    <w:p>
+      <w:pPr>
+        <w:pStyle w:val="ListParagraph"/>
+        <w:numPr>
+          <w:ilvl w:val="0"/>
+          <w:numId w:val="2"/>
+        </w:numPr>
+        <w:spacing w:after="80" w:line="300"/>
+      </w:pPr>
+      <w:r>
+        <w:rPr>
+          <w:rFonts w:ascii="Arial" w:cs="Arial" w:eastAsia="Arial" w:hAnsi="Arial"/>
+          <w:color w:val="333333"/>
+          <w:sz w:val="21"/>
+          <w:szCs w:val="21"/>
+        </w:rPr>
         <w:t xml:space="preserve">オゾン脱臭機の導入検討（臭気・異臭）</w:t>
       </w:r>
     </w:p>
@@ -15550,7 +15309,7 @@
           <w:sz w:val="21"/>
           <w:szCs w:val="21"/>
         </w:rPr>
-        <w:t xml:space="preserve">現状スコア：7.38点 → 目標スコア：8点</w:t>
+        <w:t xml:space="preserve">現状スコア：7.5点 → 目標スコア：8.5点</w:t>
       </w:r>
     </w:p>
     <w:p>
@@ -15565,7 +15324,7 @@
           <w:sz w:val="21"/>
           <w:szCs w:val="21"/>
         </w:rPr>
-        <w:t xml:space="preserve">主要課題：清掃品質全般(4件)、ほこり・塵(1件)、臭気・異臭(1件)</w:t>
+        <w:t xml:space="preserve">主要課題：清掃品質全般(2件)、ほこり・塵(1件)</w:t>
       </w:r>
     </w:p>
     <w:p>
@@ -15662,44 +15421,6 @@
     </w:p>
     <w:p>
       <w:pPr>
-        <w:pStyle w:val="ListParagraph"/>
-        <w:numPr>
-          <w:ilvl w:val="0"/>
-          <w:numId w:val="2"/>
-        </w:numPr>
-        <w:spacing w:after="80" w:line="300"/>
-      </w:pPr>
-      <w:r>
-        <w:rPr>
-          <w:rFonts w:ascii="Arial" w:cs="Arial" w:eastAsia="Arial" w:hAnsi="Arial"/>
-          <w:color w:val="333333"/>
-          <w:sz w:val="21"/>
-          <w:szCs w:val="21"/>
-        </w:rPr>
-        <w:t xml:space="preserve">臭気発生源の特定と即時対処（排水トラップ、換気扇）（臭気・異臭）</w:t>
-      </w:r>
-    </w:p>
-    <w:p>
-      <w:pPr>
-        <w:pStyle w:val="ListParagraph"/>
-        <w:numPr>
-          <w:ilvl w:val="0"/>
-          <w:numId w:val="2"/>
-        </w:numPr>
-        <w:spacing w:after="80" w:line="300"/>
-      </w:pPr>
-      <w:r>
-        <w:rPr>
-          <w:rFonts w:ascii="Arial" w:cs="Arial" w:eastAsia="Arial" w:hAnsi="Arial"/>
-          <w:color w:val="333333"/>
-          <w:sz w:val="21"/>
-          <w:szCs w:val="21"/>
-        </w:rPr>
-        <w:t xml:space="preserve">消臭・脱臭処理の実施（臭気・異臭）</w:t>
-      </w:r>
-    </w:p>
-    <w:p>
-      <w:pPr>
         <w:spacing w:after="100"/>
       </w:pPr>
     </w:p>
@@ -15778,44 +15499,6 @@
     </w:p>
     <w:p>
       <w:pPr>
-        <w:pStyle w:val="ListParagraph"/>
-        <w:numPr>
-          <w:ilvl w:val="0"/>
-          <w:numId w:val="2"/>
-        </w:numPr>
-        <w:spacing w:after="80" w:line="300"/>
-      </w:pPr>
-      <w:r>
-        <w:rPr>
-          <w:rFonts w:ascii="Arial" w:cs="Arial" w:eastAsia="Arial" w:hAnsi="Arial"/>
-          <w:color w:val="333333"/>
-          <w:sz w:val="21"/>
-          <w:szCs w:val="21"/>
-        </w:rPr>
-        <w:t xml:space="preserve">定期的な換気・消臭ルーティンの標準化（臭気・異臭）</w:t>
-      </w:r>
-    </w:p>
-    <w:p>
-      <w:pPr>
-        <w:pStyle w:val="ListParagraph"/>
-        <w:numPr>
-          <w:ilvl w:val="0"/>
-          <w:numId w:val="2"/>
-        </w:numPr>
-        <w:spacing w:after="80" w:line="300"/>
-      </w:pPr>
-      <w:r>
-        <w:rPr>
-          <w:rFonts w:ascii="Arial" w:cs="Arial" w:eastAsia="Arial" w:hAnsi="Arial"/>
-          <w:color w:val="333333"/>
-          <w:sz w:val="21"/>
-          <w:szCs w:val="21"/>
-        </w:rPr>
-        <w:t xml:space="preserve">エアコン・排水系の臭気源の根本対策（臭気・異臭）</w:t>
-      </w:r>
-    </w:p>
-    <w:p>
-      <w:pPr>
         <w:spacing w:after="100"/>
       </w:pPr>
     </w:p>
@@ -15874,44 +15557,6 @@
       </w:r>
     </w:p>
     <w:p>
-      <w:pPr>
-        <w:pStyle w:val="ListParagraph"/>
-        <w:numPr>
-          <w:ilvl w:val="0"/>
-          <w:numId w:val="2"/>
-        </w:numPr>
-        <w:spacing w:after="80" w:line="300"/>
-      </w:pPr>
-      <w:r>
-        <w:rPr>
-          <w:rFonts w:ascii="Arial" w:cs="Arial" w:eastAsia="Arial" w:hAnsi="Arial"/>
-          <w:color w:val="333333"/>
-          <w:sz w:val="21"/>
-          <w:szCs w:val="21"/>
-        </w:rPr>
-        <w:t xml:space="preserve">オゾン脱臭機の導入検討（臭気・異臭）</w:t>
-      </w:r>
-    </w:p>
-    <w:p>
-      <w:pPr>
-        <w:pStyle w:val="ListParagraph"/>
-        <w:numPr>
-          <w:ilvl w:val="0"/>
-          <w:numId w:val="2"/>
-        </w:numPr>
-        <w:spacing w:after="80" w:line="300"/>
-      </w:pPr>
-      <w:r>
-        <w:rPr>
-          <w:rFonts w:ascii="Arial" w:cs="Arial" w:eastAsia="Arial" w:hAnsi="Arial"/>
-          <w:color w:val="333333"/>
-          <w:sz w:val="21"/>
-          <w:szCs w:val="21"/>
-        </w:rPr>
-        <w:t xml:space="preserve">空気品質モニタリングの導入（臭気・異臭）</w:t>
-      </w:r>
-    </w:p>
-    <w:p>
       <w:r>
         <w:br w:type="page"/>
       </w:r>
@@ -15929,7 +15574,7 @@
           <w:sz w:val="22"/>
           <w:szCs w:val="22"/>
         </w:rPr>
-        <w:t xml:space="preserve">【URGENT】コートホテル新横浜</w:t>
+        <w:t xml:space="preserve">【URGENT】チサンホテル浜松町</w:t>
       </w:r>
     </w:p>
     <w:p>
@@ -15944,7 +15589,7 @@
           <w:sz w:val="21"/>
           <w:szCs w:val="21"/>
         </w:rPr>
-        <w:t xml:space="preserve">現状スコア：7.12点 → 目標スコア：8点</w:t>
+        <w:t xml:space="preserve">現状スコア：6.52点 → 目標スコア：8点</w:t>
       </w:r>
     </w:p>
     <w:p>
@@ -15959,7 +15604,7 @@
           <w:sz w:val="21"/>
           <w:szCs w:val="21"/>
         </w:rPr>
-        <w:t xml:space="preserve">主要課題：清掃品質全般(4件)、臭気・異臭(3件)、タバコ関連(2件)</w:t>
+        <w:t xml:space="preserve">主要課題：ほこり・塵(3件)、毛髪・髪の毛(2件)、清掃品質全般(2件)</w:t>
       </w:r>
     </w:p>
     <w:p>
@@ -15994,7 +15639,7 @@
           <w:sz w:val="21"/>
           <w:szCs w:val="21"/>
         </w:rPr>
-        <w:t xml:space="preserve">清掃品質基準の明確化と全スタッフへの共有（清掃品質全般）</w:t>
+        <w:t xml:space="preserve">高所・棚上部・エアコン上部のほこり除去（ほこり・塵）</w:t>
       </w:r>
     </w:p>
     <w:p>
@@ -16013,7 +15658,7 @@
           <w:sz w:val="21"/>
           <w:szCs w:val="21"/>
         </w:rPr>
-        <w:t xml:space="preserve">重点箇所（水回り・ベッド周り）の清掃手順見直し（清掃品質全般）</w:t>
+        <w:t xml:space="preserve">テレビ裏・家具裏の清掃徹底（ほこり・塵）</w:t>
       </w:r>
     </w:p>
     <w:p>
@@ -16032,7 +15677,7 @@
           <w:sz w:val="21"/>
           <w:szCs w:val="21"/>
         </w:rPr>
-        <w:t xml:space="preserve">臭気発生源の特定と即時対処（排水トラップ、換気扇）（臭気・異臭）</w:t>
+        <w:t xml:space="preserve">ベッドメイク後の粘着ローラー仕上げ工程追加（毛髪・髪の毛）</w:t>
       </w:r>
     </w:p>
     <w:p>
@@ -16051,7 +15696,7 @@
           <w:sz w:val="21"/>
           <w:szCs w:val="21"/>
         </w:rPr>
-        <w:t xml:space="preserve">消臭・脱臭処理の実施（臭気・異臭）</w:t>
+        <w:t xml:space="preserve">排水口ヘアキャッチャーの毎回清掃・交換強化（毛髪・髪の毛）</w:t>
       </w:r>
     </w:p>
     <w:p>
@@ -16070,7 +15715,7 @@
           <w:sz w:val="21"/>
           <w:szCs w:val="21"/>
         </w:rPr>
-        <w:t xml:space="preserve">禁煙室の残留臭調査と脱臭処理（タバコ関連）</w:t>
+        <w:t xml:space="preserve">バスルーム清掃後の目視チェック強化（毛髪・髪の毛）</w:t>
       </w:r>
     </w:p>
     <w:p>
@@ -16089,7 +15734,7 @@
           <w:sz w:val="21"/>
           <w:szCs w:val="21"/>
         </w:rPr>
-        <w:t xml:space="preserve">喫煙室との動線分離確認（タバコ関連）</w:t>
+        <w:t xml:space="preserve">清掃品質基準の明確化と全スタッフへの共有（清掃品質全般）</w:t>
       </w:r>
     </w:p>
     <w:p>
@@ -16129,6 +15774,63 @@
           <w:sz w:val="21"/>
           <w:szCs w:val="21"/>
         </w:rPr>
+        <w:t xml:space="preserve">週次の高所清掃スケジュール導入（ほこり・塵）</w:t>
+      </w:r>
+    </w:p>
+    <w:p>
+      <w:pPr>
+        <w:pStyle w:val="ListParagraph"/>
+        <w:numPr>
+          <w:ilvl w:val="0"/>
+          <w:numId w:val="2"/>
+        </w:numPr>
+        <w:spacing w:after="80" w:line="300"/>
+      </w:pPr>
+      <w:r>
+        <w:rPr>
+          <w:rFonts w:ascii="Arial" w:cs="Arial" w:eastAsia="Arial" w:hAnsi="Arial"/>
+          <w:color w:val="333333"/>
+          <w:sz w:val="21"/>
+          <w:szCs w:val="21"/>
+        </w:rPr>
+        <w:t xml:space="preserve">清掃チェックリストに毛髪確認項目を明記（毛髪・髪の毛）</w:t>
+      </w:r>
+    </w:p>
+    <w:p>
+      <w:pPr>
+        <w:pStyle w:val="ListParagraph"/>
+        <w:numPr>
+          <w:ilvl w:val="0"/>
+          <w:numId w:val="2"/>
+        </w:numPr>
+        <w:spacing w:after="80" w:line="300"/>
+      </w:pPr>
+      <w:r>
+        <w:rPr>
+          <w:rFonts w:ascii="Arial" w:cs="Arial" w:eastAsia="Arial" w:hAnsi="Arial"/>
+          <w:color w:val="333333"/>
+          <w:sz w:val="21"/>
+          <w:szCs w:val="21"/>
+        </w:rPr>
+        <w:t xml:space="preserve">白色・黒色素材箇所の重点チェック体制構築（毛髪・髪の毛）</w:t>
+      </w:r>
+    </w:p>
+    <w:p>
+      <w:pPr>
+        <w:pStyle w:val="ListParagraph"/>
+        <w:numPr>
+          <w:ilvl w:val="0"/>
+          <w:numId w:val="2"/>
+        </w:numPr>
+        <w:spacing w:after="80" w:line="300"/>
+      </w:pPr>
+      <w:r>
+        <w:rPr>
+          <w:rFonts w:ascii="Arial" w:cs="Arial" w:eastAsia="Arial" w:hAnsi="Arial"/>
+          <w:color w:val="333333"/>
+          <w:sz w:val="21"/>
+          <w:szCs w:val="21"/>
+        </w:rPr>
         <w:t xml:space="preserve">品質管理チェックリストの導入と実施（清掃品質全般）</w:t>
       </w:r>
     </w:p>
@@ -16149,63 +15851,6 @@
           <w:szCs w:val="21"/>
         </w:rPr>
         <w:t xml:space="preserve">QCインスペクション体制の構築（ランダム抜き打ち検査）（清掃品質全般）</w:t>
-      </w:r>
-    </w:p>
-    <w:p>
-      <w:pPr>
-        <w:pStyle w:val="ListParagraph"/>
-        <w:numPr>
-          <w:ilvl w:val="0"/>
-          <w:numId w:val="2"/>
-        </w:numPr>
-        <w:spacing w:after="80" w:line="300"/>
-      </w:pPr>
-      <w:r>
-        <w:rPr>
-          <w:rFonts w:ascii="Arial" w:cs="Arial" w:eastAsia="Arial" w:hAnsi="Arial"/>
-          <w:color w:val="333333"/>
-          <w:sz w:val="21"/>
-          <w:szCs w:val="21"/>
-        </w:rPr>
-        <w:t xml:space="preserve">定期的な換気・消臭ルーティンの標準化（臭気・異臭）</w:t>
-      </w:r>
-    </w:p>
-    <w:p>
-      <w:pPr>
-        <w:pStyle w:val="ListParagraph"/>
-        <w:numPr>
-          <w:ilvl w:val="0"/>
-          <w:numId w:val="2"/>
-        </w:numPr>
-        <w:spacing w:after="80" w:line="300"/>
-      </w:pPr>
-      <w:r>
-        <w:rPr>
-          <w:rFonts w:ascii="Arial" w:cs="Arial" w:eastAsia="Arial" w:hAnsi="Arial"/>
-          <w:color w:val="333333"/>
-          <w:sz w:val="21"/>
-          <w:szCs w:val="21"/>
-        </w:rPr>
-        <w:t xml:space="preserve">エアコン・排水系の臭気源の根本対策（臭気・異臭）</w:t>
-      </w:r>
-    </w:p>
-    <w:p>
-      <w:pPr>
-        <w:pStyle w:val="ListParagraph"/>
-        <w:numPr>
-          <w:ilvl w:val="0"/>
-          <w:numId w:val="2"/>
-        </w:numPr>
-        <w:spacing w:after="80" w:line="300"/>
-      </w:pPr>
-      <w:r>
-        <w:rPr>
-          <w:rFonts w:ascii="Arial" w:cs="Arial" w:eastAsia="Arial" w:hAnsi="Arial"/>
-          <w:color w:val="333333"/>
-          <w:sz w:val="21"/>
-          <w:szCs w:val="21"/>
-        </w:rPr>
-        <w:t xml:space="preserve">廊下・共用部の定期脱臭処理スケジュール導入（タバコ関連）</w:t>
       </w:r>
     </w:p>
     <w:p>
@@ -16268,400 +15913,6 @@
       </w:r>
     </w:p>
     <w:p>
-      <w:pPr>
-        <w:pStyle w:val="ListParagraph"/>
-        <w:numPr>
-          <w:ilvl w:val="0"/>
-          <w:numId w:val="2"/>
-        </w:numPr>
-        <w:spacing w:after="80" w:line="300"/>
-      </w:pPr>
-      <w:r>
-        <w:rPr>
-          <w:rFonts w:ascii="Arial" w:cs="Arial" w:eastAsia="Arial" w:hAnsi="Arial"/>
-          <w:color w:val="333333"/>
-          <w:sz w:val="21"/>
-          <w:szCs w:val="21"/>
-        </w:rPr>
-        <w:t xml:space="preserve">オゾン脱臭機の導入検討（臭気・異臭）</w:t>
-      </w:r>
-    </w:p>
-    <w:p>
-      <w:pPr>
-        <w:pStyle w:val="ListParagraph"/>
-        <w:numPr>
-          <w:ilvl w:val="0"/>
-          <w:numId w:val="2"/>
-        </w:numPr>
-        <w:spacing w:after="80" w:line="300"/>
-      </w:pPr>
-      <w:r>
-        <w:rPr>
-          <w:rFonts w:ascii="Arial" w:cs="Arial" w:eastAsia="Arial" w:hAnsi="Arial"/>
-          <w:color w:val="333333"/>
-          <w:sz w:val="21"/>
-          <w:szCs w:val="21"/>
-        </w:rPr>
-        <w:t xml:space="preserve">空気品質モニタリングの導入（臭気・異臭）</w:t>
-      </w:r>
-    </w:p>
-    <w:p>
-      <w:r>
-        <w:br w:type="page"/>
-      </w:r>
-    </w:p>
-    <w:p>
-      <w:pPr>
-        <w:spacing w:after="120" w:before="200"/>
-      </w:pPr>
-      <w:r>
-        <w:rPr>
-          <w:rFonts w:ascii="Arial" w:cs="Arial" w:eastAsia="Arial" w:hAnsi="Arial"/>
-          <w:b/>
-          <w:bCs/>
-          <w:color w:val="1B3A5C"/>
-          <w:sz w:val="22"/>
-          <w:szCs w:val="22"/>
-        </w:rPr>
-        <w:t xml:space="preserve">【URGENT】チサンホテル浜松町</w:t>
-      </w:r>
-    </w:p>
-    <w:p>
-      <w:pPr>
-        <w:spacing w:after="120" w:line="320"/>
-        <w:jc w:val="left"/>
-      </w:pPr>
-      <w:r>
-        <w:rPr>
-          <w:rFonts w:ascii="Arial" w:cs="Arial" w:eastAsia="Arial" w:hAnsi="Arial"/>
-          <w:color w:val="333333"/>
-          <w:sz w:val="21"/>
-          <w:szCs w:val="21"/>
-        </w:rPr>
-        <w:t xml:space="preserve">現状スコア：6.52点 → 目標スコア：8点</w:t>
-      </w:r>
-    </w:p>
-    <w:p>
-      <w:pPr>
-        <w:spacing w:after="120" w:line="320"/>
-        <w:jc w:val="left"/>
-      </w:pPr>
-      <w:r>
-        <w:rPr>
-          <w:rFonts w:ascii="Arial" w:cs="Arial" w:eastAsia="Arial" w:hAnsi="Arial"/>
-          <w:color w:val="333333"/>
-          <w:sz w:val="21"/>
-          <w:szCs w:val="21"/>
-        </w:rPr>
-        <w:t xml:space="preserve">主要課題：ほこり・塵(3件)、毛髪・髪の毛(2件)、清掃品質全般(2件)</w:t>
-      </w:r>
-    </w:p>
-    <w:p>
-      <w:pPr>
-        <w:spacing w:after="120" w:before="200"/>
-      </w:pPr>
-      <w:r>
-        <w:rPr>
-          <w:rFonts w:ascii="Arial" w:cs="Arial" w:eastAsia="Arial" w:hAnsi="Arial"/>
-          <w:b/>
-          <w:bCs/>
-          <w:color w:val="1B3A5C"/>
-          <w:sz w:val="22"/>
-          <w:szCs w:val="22"/>
-        </w:rPr>
-        <w:t xml:space="preserve">Phase 1：即時対応（1-2週間）</w:t>
-      </w:r>
-    </w:p>
-    <w:p>
-      <w:pPr>
-        <w:pStyle w:val="ListParagraph"/>
-        <w:numPr>
-          <w:ilvl w:val="0"/>
-          <w:numId w:val="2"/>
-        </w:numPr>
-        <w:spacing w:after="80" w:line="300"/>
-      </w:pPr>
-      <w:r>
-        <w:rPr>
-          <w:rFonts w:ascii="Arial" w:cs="Arial" w:eastAsia="Arial" w:hAnsi="Arial"/>
-          <w:color w:val="333333"/>
-          <w:sz w:val="21"/>
-          <w:szCs w:val="21"/>
-        </w:rPr>
-        <w:t xml:space="preserve">高所・棚上部・エアコン上部のほこり除去（ほこり・塵）</w:t>
-      </w:r>
-    </w:p>
-    <w:p>
-      <w:pPr>
-        <w:pStyle w:val="ListParagraph"/>
-        <w:numPr>
-          <w:ilvl w:val="0"/>
-          <w:numId w:val="2"/>
-        </w:numPr>
-        <w:spacing w:after="80" w:line="300"/>
-      </w:pPr>
-      <w:r>
-        <w:rPr>
-          <w:rFonts w:ascii="Arial" w:cs="Arial" w:eastAsia="Arial" w:hAnsi="Arial"/>
-          <w:color w:val="333333"/>
-          <w:sz w:val="21"/>
-          <w:szCs w:val="21"/>
-        </w:rPr>
-        <w:t xml:space="preserve">テレビ裏・家具裏の清掃徹底（ほこり・塵）</w:t>
-      </w:r>
-    </w:p>
-    <w:p>
-      <w:pPr>
-        <w:pStyle w:val="ListParagraph"/>
-        <w:numPr>
-          <w:ilvl w:val="0"/>
-          <w:numId w:val="2"/>
-        </w:numPr>
-        <w:spacing w:after="80" w:line="300"/>
-      </w:pPr>
-      <w:r>
-        <w:rPr>
-          <w:rFonts w:ascii="Arial" w:cs="Arial" w:eastAsia="Arial" w:hAnsi="Arial"/>
-          <w:color w:val="333333"/>
-          <w:sz w:val="21"/>
-          <w:szCs w:val="21"/>
-        </w:rPr>
-        <w:t xml:space="preserve">ベッドメイク後の粘着ローラー仕上げ工程追加（毛髪・髪の毛）</w:t>
-      </w:r>
-    </w:p>
-    <w:p>
-      <w:pPr>
-        <w:pStyle w:val="ListParagraph"/>
-        <w:numPr>
-          <w:ilvl w:val="0"/>
-          <w:numId w:val="2"/>
-        </w:numPr>
-        <w:spacing w:after="80" w:line="300"/>
-      </w:pPr>
-      <w:r>
-        <w:rPr>
-          <w:rFonts w:ascii="Arial" w:cs="Arial" w:eastAsia="Arial" w:hAnsi="Arial"/>
-          <w:color w:val="333333"/>
-          <w:sz w:val="21"/>
-          <w:szCs w:val="21"/>
-        </w:rPr>
-        <w:t xml:space="preserve">排水口ヘアキャッチャーの毎回清掃・交換強化（毛髪・髪の毛）</w:t>
-      </w:r>
-    </w:p>
-    <w:p>
-      <w:pPr>
-        <w:pStyle w:val="ListParagraph"/>
-        <w:numPr>
-          <w:ilvl w:val="0"/>
-          <w:numId w:val="2"/>
-        </w:numPr>
-        <w:spacing w:after="80" w:line="300"/>
-      </w:pPr>
-      <w:r>
-        <w:rPr>
-          <w:rFonts w:ascii="Arial" w:cs="Arial" w:eastAsia="Arial" w:hAnsi="Arial"/>
-          <w:color w:val="333333"/>
-          <w:sz w:val="21"/>
-          <w:szCs w:val="21"/>
-        </w:rPr>
-        <w:t xml:space="preserve">バスルーム清掃後の目視チェック強化（毛髪・髪の毛）</w:t>
-      </w:r>
-    </w:p>
-    <w:p>
-      <w:pPr>
-        <w:pStyle w:val="ListParagraph"/>
-        <w:numPr>
-          <w:ilvl w:val="0"/>
-          <w:numId w:val="2"/>
-        </w:numPr>
-        <w:spacing w:after="80" w:line="300"/>
-      </w:pPr>
-      <w:r>
-        <w:rPr>
-          <w:rFonts w:ascii="Arial" w:cs="Arial" w:eastAsia="Arial" w:hAnsi="Arial"/>
-          <w:color w:val="333333"/>
-          <w:sz w:val="21"/>
-          <w:szCs w:val="21"/>
-        </w:rPr>
-        <w:t xml:space="preserve">清掃品質基準の明確化と全スタッフへの共有（清掃品質全般）</w:t>
-      </w:r>
-    </w:p>
-    <w:p>
-      <w:pPr>
-        <w:spacing w:after="100"/>
-      </w:pPr>
-    </w:p>
-    <w:p>
-      <w:pPr>
-        <w:spacing w:after="120" w:before="200"/>
-      </w:pPr>
-      <w:r>
-        <w:rPr>
-          <w:rFonts w:ascii="Arial" w:cs="Arial" w:eastAsia="Arial" w:hAnsi="Arial"/>
-          <w:b/>
-          <w:bCs/>
-          <w:color w:val="1B3A5C"/>
-          <w:sz w:val="22"/>
-          <w:szCs w:val="22"/>
-        </w:rPr>
-        <w:t xml:space="preserve">Phase 2：短期施策（1-3ヶ月）</w:t>
-      </w:r>
-    </w:p>
-    <w:p>
-      <w:pPr>
-        <w:pStyle w:val="ListParagraph"/>
-        <w:numPr>
-          <w:ilvl w:val="0"/>
-          <w:numId w:val="2"/>
-        </w:numPr>
-        <w:spacing w:after="80" w:line="300"/>
-      </w:pPr>
-      <w:r>
-        <w:rPr>
-          <w:rFonts w:ascii="Arial" w:cs="Arial" w:eastAsia="Arial" w:hAnsi="Arial"/>
-          <w:color w:val="333333"/>
-          <w:sz w:val="21"/>
-          <w:szCs w:val="21"/>
-        </w:rPr>
-        <w:t xml:space="preserve">週次の高所清掃スケジュール導入（ほこり・塵）</w:t>
-      </w:r>
-    </w:p>
-    <w:p>
-      <w:pPr>
-        <w:pStyle w:val="ListParagraph"/>
-        <w:numPr>
-          <w:ilvl w:val="0"/>
-          <w:numId w:val="2"/>
-        </w:numPr>
-        <w:spacing w:after="80" w:line="300"/>
-      </w:pPr>
-      <w:r>
-        <w:rPr>
-          <w:rFonts w:ascii="Arial" w:cs="Arial" w:eastAsia="Arial" w:hAnsi="Arial"/>
-          <w:color w:val="333333"/>
-          <w:sz w:val="21"/>
-          <w:szCs w:val="21"/>
-        </w:rPr>
-        <w:t xml:space="preserve">清掃チェックリストに毛髪確認項目を明記（毛髪・髪の毛）</w:t>
-      </w:r>
-    </w:p>
-    <w:p>
-      <w:pPr>
-        <w:pStyle w:val="ListParagraph"/>
-        <w:numPr>
-          <w:ilvl w:val="0"/>
-          <w:numId w:val="2"/>
-        </w:numPr>
-        <w:spacing w:after="80" w:line="300"/>
-      </w:pPr>
-      <w:r>
-        <w:rPr>
-          <w:rFonts w:ascii="Arial" w:cs="Arial" w:eastAsia="Arial" w:hAnsi="Arial"/>
-          <w:color w:val="333333"/>
-          <w:sz w:val="21"/>
-          <w:szCs w:val="21"/>
-        </w:rPr>
-        <w:t xml:space="preserve">白色・黒色素材箇所の重点チェック体制構築（毛髪・髪の毛）</w:t>
-      </w:r>
-    </w:p>
-    <w:p>
-      <w:pPr>
-        <w:pStyle w:val="ListParagraph"/>
-        <w:numPr>
-          <w:ilvl w:val="0"/>
-          <w:numId w:val="2"/>
-        </w:numPr>
-        <w:spacing w:after="80" w:line="300"/>
-      </w:pPr>
-      <w:r>
-        <w:rPr>
-          <w:rFonts w:ascii="Arial" w:cs="Arial" w:eastAsia="Arial" w:hAnsi="Arial"/>
-          <w:color w:val="333333"/>
-          <w:sz w:val="21"/>
-          <w:szCs w:val="21"/>
-        </w:rPr>
-        <w:t xml:space="preserve">品質管理チェックリストの導入と実施（清掃品質全般）</w:t>
-      </w:r>
-    </w:p>
-    <w:p>
-      <w:pPr>
-        <w:pStyle w:val="ListParagraph"/>
-        <w:numPr>
-          <w:ilvl w:val="0"/>
-          <w:numId w:val="2"/>
-        </w:numPr>
-        <w:spacing w:after="80" w:line="300"/>
-      </w:pPr>
-      <w:r>
-        <w:rPr>
-          <w:rFonts w:ascii="Arial" w:cs="Arial" w:eastAsia="Arial" w:hAnsi="Arial"/>
-          <w:color w:val="333333"/>
-          <w:sz w:val="21"/>
-          <w:szCs w:val="21"/>
-        </w:rPr>
-        <w:t xml:space="preserve">QCインスペクション体制の構築（ランダム抜き打ち検査）（清掃品質全般）</w:t>
-      </w:r>
-    </w:p>
-    <w:p>
-      <w:pPr>
-        <w:spacing w:after="100"/>
-      </w:pPr>
-    </w:p>
-    <w:p>
-      <w:pPr>
-        <w:spacing w:after="120" w:before="200"/>
-      </w:pPr>
-      <w:r>
-        <w:rPr>
-          <w:rFonts w:ascii="Arial" w:cs="Arial" w:eastAsia="Arial" w:hAnsi="Arial"/>
-          <w:b/>
-          <w:bCs/>
-          <w:color w:val="1B3A5C"/>
-          <w:sz w:val="22"/>
-          <w:szCs w:val="22"/>
-        </w:rPr>
-        <w:t xml:space="preserve">Phase 3：中期施策（3-6ヶ月）</w:t>
-      </w:r>
-    </w:p>
-    <w:p>
-      <w:pPr>
-        <w:pStyle w:val="ListParagraph"/>
-        <w:numPr>
-          <w:ilvl w:val="0"/>
-          <w:numId w:val="2"/>
-        </w:numPr>
-        <w:spacing w:after="80" w:line="300"/>
-      </w:pPr>
-      <w:r>
-        <w:rPr>
-          <w:rFonts w:ascii="Arial" w:cs="Arial" w:eastAsia="Arial" w:hAnsi="Arial"/>
-          <w:color w:val="333333"/>
-          <w:sz w:val="21"/>
-          <w:szCs w:val="21"/>
-        </w:rPr>
-        <w:t xml:space="preserve">清掃スタッフの定期研修プログラム導入（清掃品質全般）</w:t>
-      </w:r>
-    </w:p>
-    <w:p>
-      <w:pPr>
-        <w:pStyle w:val="ListParagraph"/>
-        <w:numPr>
-          <w:ilvl w:val="0"/>
-          <w:numId w:val="2"/>
-        </w:numPr>
-        <w:spacing w:after="80" w:line="300"/>
-      </w:pPr>
-      <w:r>
-        <w:rPr>
-          <w:rFonts w:ascii="Arial" w:cs="Arial" w:eastAsia="Arial" w:hAnsi="Arial"/>
-          <w:color w:val="333333"/>
-          <w:sz w:val="21"/>
-          <w:szCs w:val="21"/>
-        </w:rPr>
-        <w:t xml:space="preserve">デジタル清掃記録システムの検討（清掃品質全般）</w:t>
-      </w:r>
-    </w:p>
-    <w:p>
       <w:r>
         <w:br w:type="page"/>
       </w:r>
@@ -16696,7 +15947,7 @@
           <w:sz w:val="22"/>
           <w:szCs w:val="22"/>
         </w:rPr>
-        <w:t xml:space="preserve">【HIGH】コンフォートホテル横浜関内（7.57点 → 8.5点）</w:t>
+        <w:t xml:space="preserve">【HIGH】ダイワロイネットホテル東京大崎（8.62点 → 8.9点）</w:t>
       </w:r>
     </w:p>
     <w:p>
@@ -16711,7 +15962,7 @@
           <w:sz w:val="21"/>
           <w:szCs w:val="21"/>
         </w:rPr>
-        <w:t xml:space="preserve">主要課題：シミ・汚れ跡(6件)、清掃品質全般(5件)、カビ・モールド(1件)</w:t>
+        <w:t xml:space="preserve">主要課題：清掃品質全般(3件)、害虫(2件)、シミ・汚れ跡(1件)</w:t>
       </w:r>
     </w:p>
     <w:p>
@@ -16745,25 +15996,6 @@
           <w:sz w:val="21"/>
           <w:szCs w:val="21"/>
         </w:rPr>
-        <w:t xml:space="preserve">シミ箇所の特定と専用クリーナーによる除去</w:t>
-      </w:r>
-    </w:p>
-    <w:p>
-      <w:pPr>
-        <w:pStyle w:val="ListParagraph"/>
-        <w:numPr>
-          <w:ilvl w:val="0"/>
-          <w:numId w:val="2"/>
-        </w:numPr>
-        <w:spacing w:after="80" w:line="300"/>
-      </w:pPr>
-      <w:r>
-        <w:rPr>
-          <w:rFonts w:ascii="Arial" w:cs="Arial" w:eastAsia="Arial" w:hAnsi="Arial"/>
-          <w:color w:val="333333"/>
-          <w:sz w:val="21"/>
-          <w:szCs w:val="21"/>
-        </w:rPr>
         <w:t xml:space="preserve">清掃品質基準の明確化と全スタッフへの共有</w:t>
       </w:r>
     </w:p>
@@ -16802,114 +16034,6 @@
           <w:sz w:val="21"/>
           <w:szCs w:val="21"/>
         </w:rPr>
-        <w:t xml:space="preserve">エアコンフィルター・内部のカビ除去と消毒</w:t>
-      </w:r>
-    </w:p>
-    <w:p>
-      <w:pPr>
-        <w:spacing w:after="120"/>
-      </w:pPr>
-    </w:p>
-    <w:p>
-      <w:pPr>
-        <w:spacing w:after="120" w:before="200"/>
-      </w:pPr>
-      <w:r>
-        <w:rPr>
-          <w:rFonts w:ascii="Arial" w:cs="Arial" w:eastAsia="Arial" w:hAnsi="Arial"/>
-          <w:b/>
-          <w:bCs/>
-          <w:color w:val="1B3A5C"/>
-          <w:sz w:val="22"/>
-          <w:szCs w:val="22"/>
-        </w:rPr>
-        <w:t xml:space="preserve">【HIGH】ダイワロイネットホテル東京大崎（8.62点 → 8.9点）</w:t>
-      </w:r>
-    </w:p>
-    <w:p>
-      <w:pPr>
-        <w:spacing w:after="120" w:line="320"/>
-        <w:jc w:val="left"/>
-      </w:pPr>
-      <w:r>
-        <w:rPr>
-          <w:rFonts w:ascii="Arial" w:cs="Arial" w:eastAsia="Arial" w:hAnsi="Arial"/>
-          <w:color w:val="333333"/>
-          <w:sz w:val="21"/>
-          <w:szCs w:val="21"/>
-        </w:rPr>
-        <w:t xml:space="preserve">主要課題：清掃品質全般(3件)、害虫(2件)、シミ・汚れ跡(1件)</w:t>
-      </w:r>
-    </w:p>
-    <w:p>
-      <w:pPr>
-        <w:spacing w:after="120" w:line="320"/>
-        <w:jc w:val="left"/>
-      </w:pPr>
-      <w:r>
-        <w:rPr>
-          <w:rFonts w:ascii="Arial" w:cs="Arial" w:eastAsia="Arial" w:hAnsi="Arial"/>
-          <w:color w:val="333333"/>
-          <w:sz w:val="21"/>
-          <w:szCs w:val="21"/>
-        </w:rPr>
-        <w:t xml:space="preserve">即時対応策：</w:t>
-      </w:r>
-    </w:p>
-    <w:p>
-      <w:pPr>
-        <w:pStyle w:val="ListParagraph"/>
-        <w:numPr>
-          <w:ilvl w:val="0"/>
-          <w:numId w:val="2"/>
-        </w:numPr>
-        <w:spacing w:after="80" w:line="300"/>
-      </w:pPr>
-      <w:r>
-        <w:rPr>
-          <w:rFonts w:ascii="Arial" w:cs="Arial" w:eastAsia="Arial" w:hAnsi="Arial"/>
-          <w:color w:val="333333"/>
-          <w:sz w:val="21"/>
-          <w:szCs w:val="21"/>
-        </w:rPr>
-        <w:t xml:space="preserve">清掃品質基準の明確化と全スタッフへの共有</w:t>
-      </w:r>
-    </w:p>
-    <w:p>
-      <w:pPr>
-        <w:pStyle w:val="ListParagraph"/>
-        <w:numPr>
-          <w:ilvl w:val="0"/>
-          <w:numId w:val="2"/>
-        </w:numPr>
-        <w:spacing w:after="80" w:line="300"/>
-      </w:pPr>
-      <w:r>
-        <w:rPr>
-          <w:rFonts w:ascii="Arial" w:cs="Arial" w:eastAsia="Arial" w:hAnsi="Arial"/>
-          <w:color w:val="333333"/>
-          <w:sz w:val="21"/>
-          <w:szCs w:val="21"/>
-        </w:rPr>
-        <w:t xml:space="preserve">重点箇所（水回り・ベッド周り）の清掃手順見直し</w:t>
-      </w:r>
-    </w:p>
-    <w:p>
-      <w:pPr>
-        <w:pStyle w:val="ListParagraph"/>
-        <w:numPr>
-          <w:ilvl w:val="0"/>
-          <w:numId w:val="2"/>
-        </w:numPr>
-        <w:spacing w:after="80" w:line="300"/>
-      </w:pPr>
-      <w:r>
-        <w:rPr>
-          <w:rFonts w:ascii="Arial" w:cs="Arial" w:eastAsia="Arial" w:hAnsi="Arial"/>
-          <w:color w:val="333333"/>
-          <w:sz w:val="21"/>
-          <w:szCs w:val="21"/>
-        </w:rPr>
         <w:t xml:space="preserve">害虫駆除業者による即時消毒実施</w:t>
       </w:r>
     </w:p>
@@ -16930,133 +16054,6 @@
           <w:szCs w:val="21"/>
         </w:rPr>
         <w:t xml:space="preserve">発生箇所の特定と封鎖</w:t>
-      </w:r>
-    </w:p>
-    <w:p>
-      <w:pPr>
-        <w:spacing w:after="120"/>
-      </w:pPr>
-    </w:p>
-    <w:p>
-      <w:pPr>
-        <w:spacing w:after="120" w:before="200"/>
-      </w:pPr>
-      <w:r>
-        <w:rPr>
-          <w:rFonts w:ascii="Arial" w:cs="Arial" w:eastAsia="Arial" w:hAnsi="Arial"/>
-          <w:b/>
-          <w:bCs/>
-          <w:color w:val="1B3A5C"/>
-          <w:sz w:val="22"/>
-          <w:szCs w:val="22"/>
-        </w:rPr>
-        <w:t xml:space="preserve">【HIGH】川崎日航ホテル（8.64点 → 8.9点）</w:t>
-      </w:r>
-    </w:p>
-    <w:p>
-      <w:pPr>
-        <w:spacing w:after="120" w:line="320"/>
-        <w:jc w:val="left"/>
-      </w:pPr>
-      <w:r>
-        <w:rPr>
-          <w:rFonts w:ascii="Arial" w:cs="Arial" w:eastAsia="Arial" w:hAnsi="Arial"/>
-          <w:color w:val="333333"/>
-          <w:sz w:val="21"/>
-          <w:szCs w:val="21"/>
-        </w:rPr>
-        <w:t xml:space="preserve">主要課題：清掃品質全般(6件)、臭気・異臭(1件)</w:t>
-      </w:r>
-    </w:p>
-    <w:p>
-      <w:pPr>
-        <w:spacing w:after="120" w:line="320"/>
-        <w:jc w:val="left"/>
-      </w:pPr>
-      <w:r>
-        <w:rPr>
-          <w:rFonts w:ascii="Arial" w:cs="Arial" w:eastAsia="Arial" w:hAnsi="Arial"/>
-          <w:color w:val="333333"/>
-          <w:sz w:val="21"/>
-          <w:szCs w:val="21"/>
-        </w:rPr>
-        <w:t xml:space="preserve">即時対応策：</w:t>
-      </w:r>
-    </w:p>
-    <w:p>
-      <w:pPr>
-        <w:pStyle w:val="ListParagraph"/>
-        <w:numPr>
-          <w:ilvl w:val="0"/>
-          <w:numId w:val="2"/>
-        </w:numPr>
-        <w:spacing w:after="80" w:line="300"/>
-      </w:pPr>
-      <w:r>
-        <w:rPr>
-          <w:rFonts w:ascii="Arial" w:cs="Arial" w:eastAsia="Arial" w:hAnsi="Arial"/>
-          <w:color w:val="333333"/>
-          <w:sz w:val="21"/>
-          <w:szCs w:val="21"/>
-        </w:rPr>
-        <w:t xml:space="preserve">清掃品質基準の明確化と全スタッフへの共有</w:t>
-      </w:r>
-    </w:p>
-    <w:p>
-      <w:pPr>
-        <w:pStyle w:val="ListParagraph"/>
-        <w:numPr>
-          <w:ilvl w:val="0"/>
-          <w:numId w:val="2"/>
-        </w:numPr>
-        <w:spacing w:after="80" w:line="300"/>
-      </w:pPr>
-      <w:r>
-        <w:rPr>
-          <w:rFonts w:ascii="Arial" w:cs="Arial" w:eastAsia="Arial" w:hAnsi="Arial"/>
-          <w:color w:val="333333"/>
-          <w:sz w:val="21"/>
-          <w:szCs w:val="21"/>
-        </w:rPr>
-        <w:t xml:space="preserve">重点箇所（水回り・ベッド周り）の清掃手順見直し</w:t>
-      </w:r>
-    </w:p>
-    <w:p>
-      <w:pPr>
-        <w:pStyle w:val="ListParagraph"/>
-        <w:numPr>
-          <w:ilvl w:val="0"/>
-          <w:numId w:val="2"/>
-        </w:numPr>
-        <w:spacing w:after="80" w:line="300"/>
-      </w:pPr>
-      <w:r>
-        <w:rPr>
-          <w:rFonts w:ascii="Arial" w:cs="Arial" w:eastAsia="Arial" w:hAnsi="Arial"/>
-          <w:color w:val="333333"/>
-          <w:sz w:val="21"/>
-          <w:szCs w:val="21"/>
-        </w:rPr>
-        <w:t xml:space="preserve">臭気発生源の特定と即時対処（排水トラップ、換気扇）</w:t>
-      </w:r>
-    </w:p>
-    <w:p>
-      <w:pPr>
-        <w:pStyle w:val="ListParagraph"/>
-        <w:numPr>
-          <w:ilvl w:val="0"/>
-          <w:numId w:val="2"/>
-        </w:numPr>
-        <w:spacing w:after="80" w:line="300"/>
-      </w:pPr>
-      <w:r>
-        <w:rPr>
-          <w:rFonts w:ascii="Arial" w:cs="Arial" w:eastAsia="Arial" w:hAnsi="Arial"/>
-          <w:color w:val="333333"/>
-          <w:sz w:val="21"/>
-          <w:szCs w:val="21"/>
-        </w:rPr>
-        <w:t xml:space="preserve">消臭・脱臭処理の実施</w:t>
       </w:r>
     </w:p>
     <w:p>
@@ -17093,7 +16090,7 @@
           <w:sz w:val="21"/>
           <w:szCs w:val="21"/>
         </w:rPr>
-        <w:t xml:space="preserve">STANDARDホテル（11件）：ハートンホテル東品川、ホテルコメント横浜関内、コンフォートイン六本木、ホテルケヤキゲート東京府中、アパホテル相模原橋本駅東、リッチモンドホテル東京目白、コンフォートホテル成田、変なホテル東京羽田、第一イン池袋、京成リッチモンドホテル東京錦糸町、コンフォートホテルERA東京東神田</w:t>
+        <w:t xml:space="preserve">STANDARDホテル（11件）：ハートンホテル東品川、ホテルコメント横浜関内、リッチモンドホテル東京目白、コンフォートイン六本木、ホテルケヤキゲート東京府中、アパホテル相模原橋本駅東、コンフォートホテル成田、川崎日航ホテル、第一イン池袋、変なホテル東京羽田、京成リッチモンドホテル東京錦糸町</w:t>
       </w:r>
     </w:p>
     <w:p>
@@ -17123,7 +16120,7 @@
           <w:sz w:val="21"/>
           <w:szCs w:val="21"/>
         </w:rPr>
-        <w:t xml:space="preserve">MAINTENANCEホテル（1件）：コンフォートスイーツ東京ベイ</w:t>
+        <w:t xml:space="preserve">MAINTENANCEホテル（3件）：コンフォートスイーツ東京ベイ、コンフォートホテルERA東京東神田、コートホテル新横浜</w:t>
       </w:r>
     </w:p>
     <w:p>
@@ -18141,7 +17138,7 @@
                 <w:sz w:val="18"/>
                 <w:szCs w:val="18"/>
               </w:rPr>
-              <w:t xml:space="preserve">8.35</w:t>
+              <w:t xml:space="preserve">8.44</w:t>
             </w:r>
           </w:p>
         </w:tc>
@@ -18175,7 +17172,7 @@
                 <w:sz w:val="18"/>
                 <w:szCs w:val="18"/>
               </w:rPr>
-              <w:t xml:space="preserve">8.85</w:t>
+              <w:t xml:space="preserve">8.94</w:t>
             </w:r>
           </w:p>
         </w:tc>
@@ -18281,7 +17278,7 @@
                 <w:sz w:val="18"/>
                 <w:szCs w:val="18"/>
               </w:rPr>
-              <w:t xml:space="preserve">4.3%</w:t>
+              <w:t xml:space="preserve">4.0%</w:t>
             </w:r>
           </w:p>
         </w:tc>
@@ -18316,7 +17313,7 @@
                 <w:sz w:val="18"/>
                 <w:szCs w:val="18"/>
               </w:rPr>
-              <w:t xml:space="preserve">1.7%以下</w:t>
+              <w:t xml:space="preserve">1.6%以下</w:t>
             </w:r>
           </w:p>
         </w:tc>
@@ -18421,7 +17418,7 @@
                 <w:sz w:val="18"/>
                 <w:szCs w:val="18"/>
               </w:rPr>
-              <w:t xml:space="preserve">77.8%</w:t>
+              <w:t xml:space="preserve">79.6%</w:t>
             </w:r>
           </w:p>
         </w:tc>
@@ -18455,7 +17452,7 @@
                 <w:sz w:val="18"/>
                 <w:szCs w:val="18"/>
               </w:rPr>
-              <w:t xml:space="preserve">82.8%以上</w:t>
+              <w:t xml:space="preserve">84.6%以上</w:t>
             </w:r>
           </w:p>
         </w:tc>
@@ -18561,7 +17558,7 @@
                 <w:sz w:val="18"/>
                 <w:szCs w:val="18"/>
               </w:rPr>
-              <w:t xml:space="preserve">5.0%</w:t>
+              <w:t xml:space="preserve">5.2%</w:t>
             </w:r>
           </w:p>
         </w:tc>
@@ -18596,7 +17593,7 @@
                 <w:sz w:val="18"/>
                 <w:szCs w:val="18"/>
               </w:rPr>
-              <w:t xml:space="preserve">2.5%以下</w:t>
+              <w:t xml:space="preserve">2.6%以下</w:t>
             </w:r>
           </w:p>
         </w:tc>
@@ -18922,7 +17919,7 @@
                 <w:sz w:val="18"/>
                 <w:szCs w:val="18"/>
               </w:rPr>
-              <w:t xml:space="preserve">コンフォートホテル博多</w:t>
+              <w:t xml:space="preserve">コンフォートホテル横浜関内</w:t>
             </w:r>
           </w:p>
         </w:tc>
@@ -18991,7 +17988,7 @@
                 <w:sz w:val="18"/>
                 <w:szCs w:val="18"/>
               </w:rPr>
-              <w:t xml:space="preserve">7.89</w:t>
+              <w:t xml:space="preserve">7.18</w:t>
             </w:r>
           </w:p>
         </w:tc>
@@ -19025,7 +18022,7 @@
                 <w:sz w:val="18"/>
                 <w:szCs w:val="18"/>
               </w:rPr>
-              <w:t xml:space="preserve">8.40</w:t>
+              <w:t xml:space="preserve">7.70</w:t>
             </w:r>
           </w:p>
         </w:tc>
@@ -19059,7 +18056,7 @@
                 <w:sz w:val="18"/>
                 <w:szCs w:val="18"/>
               </w:rPr>
-              <w:t xml:space="preserve">12.0%</w:t>
+              <w:t xml:space="preserve">12.2%</w:t>
             </w:r>
           </w:p>
         </w:tc>
@@ -19093,7 +18090,7 @@
                 <w:sz w:val="18"/>
                 <w:szCs w:val="18"/>
               </w:rPr>
-              <w:t xml:space="preserve">3.6%</w:t>
+              <w:t xml:space="preserve">3.7%</w:t>
             </w:r>
           </w:p>
         </w:tc>
@@ -19130,7 +18127,7 @@
                 <w:sz w:val="18"/>
                 <w:szCs w:val="18"/>
               </w:rPr>
-              <w:t xml:space="preserve">アパホテル蒲田駅東</w:t>
+              <w:t xml:space="preserve">コンフォートホテル博多</w:t>
             </w:r>
           </w:p>
         </w:tc>
@@ -19200,7 +18197,7 @@
                 <w:sz w:val="18"/>
                 <w:szCs w:val="18"/>
               </w:rPr>
-              <w:t xml:space="preserve">7.38</w:t>
+              <w:t xml:space="preserve">7.89</w:t>
             </w:r>
           </w:p>
         </w:tc>
@@ -19235,7 +18232,7 @@
                 <w:sz w:val="18"/>
                 <w:szCs w:val="18"/>
               </w:rPr>
-              <w:t xml:space="preserve">7.90</w:t>
+              <w:t xml:space="preserve">8.40</w:t>
             </w:r>
           </w:p>
         </w:tc>
@@ -19270,7 +18267,7 @@
                 <w:sz w:val="18"/>
                 <w:szCs w:val="18"/>
               </w:rPr>
-              <w:t xml:space="preserve">11.7%</w:t>
+              <w:t xml:space="preserve">12.0%</w:t>
             </w:r>
           </w:p>
         </w:tc>
@@ -19305,7 +18302,7 @@
                 <w:sz w:val="18"/>
                 <w:szCs w:val="18"/>
               </w:rPr>
-              <w:t xml:space="preserve">3.5%</w:t>
+              <w:t xml:space="preserve">3.6%</w:t>
             </w:r>
           </w:p>
         </w:tc>
@@ -19341,7 +18338,7 @@
                 <w:sz w:val="18"/>
                 <w:szCs w:val="18"/>
               </w:rPr>
-              <w:t xml:space="preserve">コートホテル新横浜</w:t>
+              <w:t xml:space="preserve">アパホテル蒲田駅東</w:t>
             </w:r>
           </w:p>
         </w:tc>
@@ -19410,7 +18407,7 @@
                 <w:sz w:val="18"/>
                 <w:szCs w:val="18"/>
               </w:rPr>
-              <w:t xml:space="preserve">7.12</w:t>
+              <w:t xml:space="preserve">7.50</w:t>
             </w:r>
           </w:p>
         </w:tc>
@@ -19444,7 +18441,7 @@
                 <w:sz w:val="18"/>
                 <w:szCs w:val="18"/>
               </w:rPr>
-              <w:t xml:space="preserve">7.60</w:t>
+              <w:t xml:space="preserve">8.00</w:t>
             </w:r>
           </w:p>
         </w:tc>
@@ -19478,7 +18475,7 @@
                 <w:sz w:val="18"/>
                 <w:szCs w:val="18"/>
               </w:rPr>
-              <w:t xml:space="preserve">8.5%</w:t>
+              <w:t xml:space="preserve">10.7%</w:t>
             </w:r>
           </w:p>
         </w:tc>
@@ -19512,7 +18509,7 @@
                 <w:sz w:val="18"/>
                 <w:szCs w:val="18"/>
               </w:rPr>
-              <w:t xml:space="preserve">2.5%</w:t>
+              <w:t xml:space="preserve">3.2%</w:t>
             </w:r>
           </w:p>
         </w:tc>
@@ -19760,7 +18757,7 @@
                 <w:sz w:val="18"/>
                 <w:szCs w:val="18"/>
               </w:rPr>
-              <w:t xml:space="preserve">コンフォートホテル横浜関内</w:t>
+              <w:t xml:space="preserve">ダイワロイネットホテル東京大崎</w:t>
             </w:r>
           </w:p>
         </w:tc>
@@ -19829,7 +18826,7 @@
                 <w:sz w:val="18"/>
                 <w:szCs w:val="18"/>
               </w:rPr>
-              <w:t xml:space="preserve">7.57</w:t>
+              <w:t xml:space="preserve">8.62</w:t>
             </w:r>
           </w:p>
         </w:tc>
@@ -19863,7 +18860,7 @@
                 <w:sz w:val="18"/>
                 <w:szCs w:val="18"/>
               </w:rPr>
-              <w:t xml:space="preserve">8.10</w:t>
+              <w:t xml:space="preserve">9.10</w:t>
             </w:r>
           </w:p>
         </w:tc>
@@ -19897,7 +18894,7 @@
                 <w:sz w:val="18"/>
                 <w:szCs w:val="18"/>
               </w:rPr>
-              <w:t xml:space="preserve">8.4%</w:t>
+              <w:t xml:space="preserve">7.1%</w:t>
             </w:r>
           </w:p>
         </w:tc>
@@ -19931,426 +18928,7 @@
                 <w:sz w:val="18"/>
                 <w:szCs w:val="18"/>
               </w:rPr>
-              <w:t xml:space="preserve">2.5%</w:t>
-            </w:r>
-          </w:p>
-        </w:tc>
-      </w:tr>
-      <w:tr>
-        <w:tc>
-          <w:tcPr>
-            <w:tcW w:type="pct" w:w="28%"/>
-            <w:tcBorders>
-              <w:top w:val="single" w:color="CCCCCC" w:sz="1"/>
-              <w:left w:val="single" w:color="CCCCCC" w:sz="1"/>
-              <w:bottom w:val="single" w:color="CCCCCC" w:sz="1"/>
-              <w:right w:val="single" w:color="CCCCCC" w:sz="1"/>
-            </w:tcBorders>
-            <w:shd w:fill="F5F7FA" w:val="clear"/>
-            <w:tcMar>
-              <w:top w:type="dxa" w:w="80"/>
-              <w:left w:type="dxa" w:w="120"/>
-              <w:bottom w:type="dxa" w:w="80"/>
-              <w:right w:type="dxa" w:w="120"/>
-            </w:tcMar>
-            <w:vAlign w:val="center"/>
-          </w:tcPr>
-          <w:p>
-            <w:pPr>
-              <w:jc w:val="left"/>
-            </w:pPr>
-            <w:r>
-              <w:rPr>
-                <w:rFonts w:ascii="Arial" w:cs="Arial" w:eastAsia="Arial" w:hAnsi="Arial"/>
-                <w:b/>
-                <w:bCs/>
-                <w:color w:val="333333"/>
-                <w:sz w:val="18"/>
-                <w:szCs w:val="18"/>
-              </w:rPr>
-              <w:t xml:space="preserve">ダイワロイネットホテル東京大崎</w:t>
-            </w:r>
-          </w:p>
-        </w:tc>
-        <w:tc>
-          <w:tcPr>
-            <w:tcW w:type="pct" w:w="12%"/>
-            <w:tcBorders>
-              <w:top w:val="single" w:color="CCCCCC" w:sz="1"/>
-              <w:left w:val="single" w:color="CCCCCC" w:sz="1"/>
-              <w:bottom w:val="single" w:color="CCCCCC" w:sz="1"/>
-              <w:right w:val="single" w:color="CCCCCC" w:sz="1"/>
-            </w:tcBorders>
-            <w:shd w:fill="FFF3E0" w:val="clear"/>
-            <w:tcMar>
-              <w:top w:type="dxa" w:w="80"/>
-              <w:left w:type="dxa" w:w="120"/>
-              <w:bottom w:type="dxa" w:w="80"/>
-              <w:right w:type="dxa" w:w="120"/>
-            </w:tcMar>
-            <w:vAlign w:val="center"/>
-          </w:tcPr>
-          <w:p>
-            <w:pPr>
-              <w:jc w:val="center"/>
-            </w:pPr>
-            <w:r>
-              <w:rPr>
-                <w:rFonts w:ascii="Arial" w:cs="Arial" w:eastAsia="Arial" w:hAnsi="Arial"/>
-                <w:b/>
-                <w:bCs/>
-                <w:color w:val="FF9800"/>
-                <w:sz w:val="18"/>
-                <w:szCs w:val="18"/>
-              </w:rPr>
-              <w:t xml:space="preserve">HIGH</w:t>
-            </w:r>
-          </w:p>
-        </w:tc>
-        <w:tc>
-          <w:tcPr>
-            <w:tcW w:type="pct" w:w="12%"/>
-            <w:tcBorders>
-              <w:top w:val="single" w:color="CCCCCC" w:sz="1"/>
-              <w:left w:val="single" w:color="CCCCCC" w:sz="1"/>
-              <w:bottom w:val="single" w:color="CCCCCC" w:sz="1"/>
-              <w:right w:val="single" w:color="CCCCCC" w:sz="1"/>
-            </w:tcBorders>
-            <w:shd w:fill="F5F7FA" w:val="clear"/>
-            <w:tcMar>
-              <w:top w:type="dxa" w:w="80"/>
-              <w:left w:type="dxa" w:w="120"/>
-              <w:bottom w:type="dxa" w:w="80"/>
-              <w:right w:type="dxa" w:w="120"/>
-            </w:tcMar>
-            <w:vAlign w:val="center"/>
-          </w:tcPr>
-          <w:p>
-            <w:pPr>
-              <w:jc w:val="center"/>
-            </w:pPr>
-            <w:r>
-              <w:rPr>
-                <w:rFonts w:ascii="Arial" w:cs="Arial" w:eastAsia="Arial" w:hAnsi="Arial"/>
-                <w:b w:val="false"/>
-                <w:bCs w:val="false"/>
-                <w:color w:val="333333"/>
-                <w:sz w:val="18"/>
-                <w:szCs w:val="18"/>
-              </w:rPr>
-              <w:t xml:space="preserve">8.62</w:t>
-            </w:r>
-          </w:p>
-        </w:tc>
-        <w:tc>
-          <w:tcPr>
-            <w:tcW w:type="pct" w:w="12%"/>
-            <w:tcBorders>
-              <w:top w:val="single" w:color="CCCCCC" w:sz="1"/>
-              <w:left w:val="single" w:color="CCCCCC" w:sz="1"/>
-              <w:bottom w:val="single" w:color="CCCCCC" w:sz="1"/>
-              <w:right w:val="single" w:color="CCCCCC" w:sz="1"/>
-            </w:tcBorders>
-            <w:shd w:fill="F5F7FA" w:val="clear"/>
-            <w:tcMar>
-              <w:top w:type="dxa" w:w="80"/>
-              <w:left w:type="dxa" w:w="120"/>
-              <w:bottom w:type="dxa" w:w="80"/>
-              <w:right w:type="dxa" w:w="120"/>
-            </w:tcMar>
-            <w:vAlign w:val="center"/>
-          </w:tcPr>
-          <w:p>
-            <w:pPr>
-              <w:jc w:val="center"/>
-            </w:pPr>
-            <w:r>
-              <w:rPr>
-                <w:rFonts w:ascii="Arial" w:cs="Arial" w:eastAsia="Arial" w:hAnsi="Arial"/>
-                <w:b/>
-                <w:bCs/>
-                <w:color w:val="27AE60"/>
-                <w:sz w:val="18"/>
-                <w:szCs w:val="18"/>
-              </w:rPr>
-              <w:t xml:space="preserve">9.10</w:t>
-            </w:r>
-          </w:p>
-        </w:tc>
-        <w:tc>
-          <w:tcPr>
-            <w:tcW w:type="pct" w:w="18%"/>
-            <w:tcBorders>
-              <w:top w:val="single" w:color="CCCCCC" w:sz="1"/>
-              <w:left w:val="single" w:color="CCCCCC" w:sz="1"/>
-              <w:bottom w:val="single" w:color="CCCCCC" w:sz="1"/>
-              <w:right w:val="single" w:color="CCCCCC" w:sz="1"/>
-            </w:tcBorders>
-            <w:shd w:fill="F5F7FA" w:val="clear"/>
-            <w:tcMar>
-              <w:top w:type="dxa" w:w="80"/>
-              <w:left w:type="dxa" w:w="120"/>
-              <w:bottom w:type="dxa" w:w="80"/>
-              <w:right w:type="dxa" w:w="120"/>
-            </w:tcMar>
-            <w:vAlign w:val="center"/>
-          </w:tcPr>
-          <w:p>
-            <w:pPr>
-              <w:jc w:val="center"/>
-            </w:pPr>
-            <w:r>
-              <w:rPr>
-                <w:rFonts w:ascii="Arial" w:cs="Arial" w:eastAsia="Arial" w:hAnsi="Arial"/>
-                <w:b w:val="false"/>
-                <w:bCs w:val="false"/>
-                <w:color w:val="333333"/>
-                <w:sz w:val="18"/>
-                <w:szCs w:val="18"/>
-              </w:rPr>
-              <w:t xml:space="preserve">7.1%</w:t>
-            </w:r>
-          </w:p>
-        </w:tc>
-        <w:tc>
-          <w:tcPr>
-            <w:tcW w:type="pct" w:w="18%"/>
-            <w:tcBorders>
-              <w:top w:val="single" w:color="CCCCCC" w:sz="1"/>
-              <w:left w:val="single" w:color="CCCCCC" w:sz="1"/>
-              <w:bottom w:val="single" w:color="CCCCCC" w:sz="1"/>
-              <w:right w:val="single" w:color="CCCCCC" w:sz="1"/>
-            </w:tcBorders>
-            <w:shd w:fill="F5F7FA" w:val="clear"/>
-            <w:tcMar>
-              <w:top w:type="dxa" w:w="80"/>
-              <w:left w:type="dxa" w:w="120"/>
-              <w:bottom w:type="dxa" w:w="80"/>
-              <w:right w:type="dxa" w:w="120"/>
-            </w:tcMar>
-            <w:vAlign w:val="center"/>
-          </w:tcPr>
-          <w:p>
-            <w:pPr>
-              <w:jc w:val="center"/>
-            </w:pPr>
-            <w:r>
-              <w:rPr>
-                <w:rFonts w:ascii="Arial" w:cs="Arial" w:eastAsia="Arial" w:hAnsi="Arial"/>
-                <w:b/>
-                <w:bCs/>
-                <w:color w:val="27AE60"/>
-                <w:sz w:val="18"/>
-                <w:szCs w:val="18"/>
-              </w:rPr>
               <w:t xml:space="preserve">2.1%</w:t>
-            </w:r>
-          </w:p>
-        </w:tc>
-      </w:tr>
-      <w:tr>
-        <w:tc>
-          <w:tcPr>
-            <w:tcW w:type="pct" w:w="28%"/>
-            <w:tcBorders>
-              <w:top w:val="single" w:color="CCCCCC" w:sz="1"/>
-              <w:left w:val="single" w:color="CCCCCC" w:sz="1"/>
-              <w:bottom w:val="single" w:color="CCCCCC" w:sz="1"/>
-              <w:right w:val="single" w:color="CCCCCC" w:sz="1"/>
-            </w:tcBorders>
-            <w:tcMar>
-              <w:top w:type="dxa" w:w="80"/>
-              <w:left w:type="dxa" w:w="120"/>
-              <w:bottom w:type="dxa" w:w="80"/>
-              <w:right w:type="dxa" w:w="120"/>
-            </w:tcMar>
-            <w:vAlign w:val="center"/>
-          </w:tcPr>
-          <w:p>
-            <w:pPr>
-              <w:jc w:val="left"/>
-            </w:pPr>
-            <w:r>
-              <w:rPr>
-                <w:rFonts w:ascii="Arial" w:cs="Arial" w:eastAsia="Arial" w:hAnsi="Arial"/>
-                <w:b/>
-                <w:bCs/>
-                <w:color w:val="333333"/>
-                <w:sz w:val="18"/>
-                <w:szCs w:val="18"/>
-              </w:rPr>
-              <w:t xml:space="preserve">川崎日航ホテル</w:t>
-            </w:r>
-          </w:p>
-        </w:tc>
-        <w:tc>
-          <w:tcPr>
-            <w:tcW w:type="pct" w:w="12%"/>
-            <w:tcBorders>
-              <w:top w:val="single" w:color="CCCCCC" w:sz="1"/>
-              <w:left w:val="single" w:color="CCCCCC" w:sz="1"/>
-              <w:bottom w:val="single" w:color="CCCCCC" w:sz="1"/>
-              <w:right w:val="single" w:color="CCCCCC" w:sz="1"/>
-            </w:tcBorders>
-            <w:shd w:fill="FFF3E0" w:val="clear"/>
-            <w:tcMar>
-              <w:top w:type="dxa" w:w="80"/>
-              <w:left w:type="dxa" w:w="120"/>
-              <w:bottom w:type="dxa" w:w="80"/>
-              <w:right w:type="dxa" w:w="120"/>
-            </w:tcMar>
-            <w:vAlign w:val="center"/>
-          </w:tcPr>
-          <w:p>
-            <w:pPr>
-              <w:jc w:val="center"/>
-            </w:pPr>
-            <w:r>
-              <w:rPr>
-                <w:rFonts w:ascii="Arial" w:cs="Arial" w:eastAsia="Arial" w:hAnsi="Arial"/>
-                <w:b/>
-                <w:bCs/>
-                <w:color w:val="FF9800"/>
-                <w:sz w:val="18"/>
-                <w:szCs w:val="18"/>
-              </w:rPr>
-              <w:t xml:space="preserve">HIGH</w:t>
-            </w:r>
-          </w:p>
-        </w:tc>
-        <w:tc>
-          <w:tcPr>
-            <w:tcW w:type="pct" w:w="12%"/>
-            <w:tcBorders>
-              <w:top w:val="single" w:color="CCCCCC" w:sz="1"/>
-              <w:left w:val="single" w:color="CCCCCC" w:sz="1"/>
-              <w:bottom w:val="single" w:color="CCCCCC" w:sz="1"/>
-              <w:right w:val="single" w:color="CCCCCC" w:sz="1"/>
-            </w:tcBorders>
-            <w:tcMar>
-              <w:top w:type="dxa" w:w="80"/>
-              <w:left w:type="dxa" w:w="120"/>
-              <w:bottom w:type="dxa" w:w="80"/>
-              <w:right w:type="dxa" w:w="120"/>
-            </w:tcMar>
-            <w:vAlign w:val="center"/>
-          </w:tcPr>
-          <w:p>
-            <w:pPr>
-              <w:jc w:val="center"/>
-            </w:pPr>
-            <w:r>
-              <w:rPr>
-                <w:rFonts w:ascii="Arial" w:cs="Arial" w:eastAsia="Arial" w:hAnsi="Arial"/>
-                <w:b w:val="false"/>
-                <w:bCs w:val="false"/>
-                <w:color w:val="333333"/>
-                <w:sz w:val="18"/>
-                <w:szCs w:val="18"/>
-              </w:rPr>
-              <w:t xml:space="preserve">8.64</w:t>
-            </w:r>
-          </w:p>
-        </w:tc>
-        <w:tc>
-          <w:tcPr>
-            <w:tcW w:type="pct" w:w="12%"/>
-            <w:tcBorders>
-              <w:top w:val="single" w:color="CCCCCC" w:sz="1"/>
-              <w:left w:val="single" w:color="CCCCCC" w:sz="1"/>
-              <w:bottom w:val="single" w:color="CCCCCC" w:sz="1"/>
-              <w:right w:val="single" w:color="CCCCCC" w:sz="1"/>
-            </w:tcBorders>
-            <w:tcMar>
-              <w:top w:type="dxa" w:w="80"/>
-              <w:left w:type="dxa" w:w="120"/>
-              <w:bottom w:type="dxa" w:w="80"/>
-              <w:right w:type="dxa" w:w="120"/>
-            </w:tcMar>
-            <w:vAlign w:val="center"/>
-          </w:tcPr>
-          <w:p>
-            <w:pPr>
-              <w:jc w:val="center"/>
-            </w:pPr>
-            <w:r>
-              <w:rPr>
-                <w:rFonts w:ascii="Arial" w:cs="Arial" w:eastAsia="Arial" w:hAnsi="Arial"/>
-                <w:b/>
-                <w:bCs/>
-                <w:color w:val="27AE60"/>
-                <w:sz w:val="18"/>
-                <w:szCs w:val="18"/>
-              </w:rPr>
-              <w:t xml:space="preserve">9.10</w:t>
-            </w:r>
-          </w:p>
-        </w:tc>
-        <w:tc>
-          <w:tcPr>
-            <w:tcW w:type="pct" w:w="18%"/>
-            <w:tcBorders>
-              <w:top w:val="single" w:color="CCCCCC" w:sz="1"/>
-              <w:left w:val="single" w:color="CCCCCC" w:sz="1"/>
-              <w:bottom w:val="single" w:color="CCCCCC" w:sz="1"/>
-              <w:right w:val="single" w:color="CCCCCC" w:sz="1"/>
-            </w:tcBorders>
-            <w:tcMar>
-              <w:top w:type="dxa" w:w="80"/>
-              <w:left w:type="dxa" w:w="120"/>
-              <w:bottom w:type="dxa" w:w="80"/>
-              <w:right w:type="dxa" w:w="120"/>
-            </w:tcMar>
-            <w:vAlign w:val="center"/>
-          </w:tcPr>
-          <w:p>
-            <w:pPr>
-              <w:jc w:val="center"/>
-            </w:pPr>
-            <w:r>
-              <w:rPr>
-                <w:rFonts w:ascii="Arial" w:cs="Arial" w:eastAsia="Arial" w:hAnsi="Arial"/>
-                <w:b w:val="false"/>
-                <w:bCs w:val="false"/>
-                <w:color w:val="333333"/>
-                <w:sz w:val="18"/>
-                <w:szCs w:val="18"/>
-              </w:rPr>
-              <w:t xml:space="preserve">5.1%</w:t>
-            </w:r>
-          </w:p>
-        </w:tc>
-        <w:tc>
-          <w:tcPr>
-            <w:tcW w:type="pct" w:w="18%"/>
-            <w:tcBorders>
-              <w:top w:val="single" w:color="CCCCCC" w:sz="1"/>
-              <w:left w:val="single" w:color="CCCCCC" w:sz="1"/>
-              <w:bottom w:val="single" w:color="CCCCCC" w:sz="1"/>
-              <w:right w:val="single" w:color="CCCCCC" w:sz="1"/>
-            </w:tcBorders>
-            <w:tcMar>
-              <w:top w:type="dxa" w:w="80"/>
-              <w:left w:type="dxa" w:w="120"/>
-              <w:bottom w:type="dxa" w:w="80"/>
-              <w:right w:type="dxa" w:w="120"/>
-            </w:tcMar>
-            <w:vAlign w:val="center"/>
-          </w:tcPr>
-          <w:p>
-            <w:pPr>
-              <w:jc w:val="center"/>
-            </w:pPr>
-            <w:r>
-              <w:rPr>
-                <w:rFonts w:ascii="Arial" w:cs="Arial" w:eastAsia="Arial" w:hAnsi="Arial"/>
-                <w:b/>
-                <w:bCs/>
-                <w:color w:val="27AE60"/>
-                <w:sz w:val="18"/>
-                <w:szCs w:val="18"/>
-              </w:rPr>
-              <w:t xml:space="preserve">1.5%</w:t>
             </w:r>
           </w:p>
         </w:tc>
@@ -20937,7 +19515,7 @@
                 <w:sz w:val="18"/>
                 <w:szCs w:val="18"/>
               </w:rPr>
-              <w:t xml:space="preserve">7</w:t>
+              <w:t xml:space="preserve">5</w:t>
             </w:r>
           </w:p>
         </w:tc>
@@ -21344,7 +19922,7 @@
           <w:sz w:val="21"/>
           <w:szCs w:val="21"/>
         </w:rPr>
-        <w:t xml:space="preserve">URGENTホテル（コンフォートホテル博多、アパホテル蒲田駅東、コートホテル新横浜、チサンホテル浜松町）の清掃品質緊急改善。Phase 1対応を今週中に開始。</w:t>
+        <w:t xml:space="preserve">URGENTホテル（コンフォートホテル横浜関内、コンフォートホテル博多、アパホテル蒲田駅東、チサンホテル浜松町）の清掃品質緊急改善。Phase 1対応を今週中に開始。</w:t>
       </w:r>
     </w:p>
     <w:p>
@@ -21545,7 +20123,7 @@
                 <w:sz w:val="21"/>
                 <w:szCs w:val="21"/>
               </w:rPr>
-              <w:t xml:space="preserve">本レポートは、1950件のゲスト口コミデータに基づき、PRIMECHANGEポートフォリオ全19ホテルの清掃品質を分析したものです。データに基づく優先順位付けと段階的な改善施策により、ポートフォリオ全体の顧客満足度向上とRevPAR改善を実現することが可能です。</w:t>
+              <w:t xml:space="preserve">本レポートは、1311件のゲスト口コミデータに基づき、PRIMECHANGEポートフォリオ全19ホテルの清掃品質を分析したものです。データに基づく優先順位付けと段階的な改善施策により、ポートフォリオ全体の顧客満足度向上とRevPAR改善を実現することが可能です。</w:t>
             </w:r>
           </w:p>
           <w:p>

--- a/納品レポート/PRIMECHANGE戦略レポート/PRIMECHANGE_清掃戦略レポート.docx
+++ b/納品レポート/PRIMECHANGE戦略レポート/PRIMECHANGE_清掃戦略レポート.docx
@@ -202,7 +202,7 @@
           <w:sz w:val="21"/>
           <w:szCs w:val="21"/>
         </w:rPr>
-        <w:t xml:space="preserve">ポートフォリオ全体（19ホテル、1311件のレビュー）を分析した結果、ポートフォリオ平均スコアは8.44点（10点換算）、清掃関連クレーム率は4%でした。以下に主要な発見事項と提案の概要をまとめます。</w:t>
+        <w:t xml:space="preserve">ポートフォリオ全体（19ホテル、1762件のレビュー）を分析した結果、ポートフォリオ平均スコアは8.36点（10点換算）、清掃関連クレーム率は4.4%でした。以下に主要な発見事項と提案の概要をまとめます。</w:t>
       </w:r>
     </w:p>
     <w:p>
@@ -274,7 +274,7 @@
                 <w:sz w:val="36"/>
                 <w:szCs w:val="36"/>
               </w:rPr>
-              <w:t xml:space="preserve">8.44</w:t>
+              <w:t xml:space="preserve">8.36</w:t>
             </w:r>
           </w:p>
         </w:tc>
@@ -323,7 +323,7 @@
                 <w:sz w:val="36"/>
                 <w:szCs w:val="36"/>
               </w:rPr>
-              <w:t xml:space="preserve">79.6%</w:t>
+              <w:t xml:space="preserve">78%</w:t>
             </w:r>
           </w:p>
         </w:tc>
@@ -372,7 +372,7 @@
                 <w:sz w:val="36"/>
                 <w:szCs w:val="36"/>
               </w:rPr>
-              <w:t xml:space="preserve">4%</w:t>
+              <w:t xml:space="preserve">4.4%</w:t>
             </w:r>
           </w:p>
         </w:tc>
@@ -421,7 +421,7 @@
                 <w:sz w:val="36"/>
                 <w:szCs w:val="36"/>
               </w:rPr>
-              <w:t xml:space="preserve">1311件</w:t>
+              <w:t xml:space="preserve">1762件</w:t>
             </w:r>
           </w:p>
         </w:tc>
@@ -503,7 +503,7 @@
                 <w:sz w:val="20"/>
                 <w:szCs w:val="20"/>
               </w:rPr>
-              <w:t xml:space="preserve">上位5ホテルの平均スコアは8.7点超。第一イン池袋(9.49点)がポートフォリオ最高評価</w:t>
+              <w:t xml:space="preserve">上位5ホテルの平均スコアは8.7点超。第一イン池袋(9.5点)がポートフォリオ最高評価</w:t>
             </w:r>
           </w:p>
           <w:p>
@@ -528,7 +528,7 @@
                 <w:sz w:val="20"/>
                 <w:szCs w:val="20"/>
               </w:rPr>
-              <w:t xml:space="preserve">4ホテルがURGENT（緊急対応）に分類。清掃関連クレーム率4%（業界平均2-3%を超過）</w:t>
+              <w:t xml:space="preserve">4ホテルがURGENT（緊急対応）に分類。清掃関連クレーム率4.4%（業界平均2-3%を超過）</w:t>
             </w:r>
           </w:p>
           <w:p>
@@ -872,7 +872,7 @@
                 <w:sz w:val="18"/>
                 <w:szCs w:val="18"/>
               </w:rPr>
-              <w:t xml:space="preserve">清掃品質全般、ほこり・塵、シミ・汚れ跡</w:t>
+              <w:t xml:space="preserve">清掃品質全般、臭気・異臭、ほこり・塵</w:t>
             </w:r>
           </w:p>
         </w:tc>
@@ -943,7 +943,7 @@
                 <w:sz w:val="18"/>
                 <w:szCs w:val="18"/>
               </w:rPr>
-              <w:t xml:space="preserve">1</w:t>
+              <w:t xml:space="preserve">3</w:t>
             </w:r>
           </w:p>
         </w:tc>
@@ -977,7 +977,7 @@
                 <w:sz w:val="18"/>
                 <w:szCs w:val="18"/>
               </w:rPr>
-              <w:t xml:space="preserve">8.62</w:t>
+              <w:t xml:space="preserve">7.57-8.64</w:t>
             </w:r>
           </w:p>
         </w:tc>
@@ -1011,7 +1011,7 @@
                 <w:sz w:val="18"/>
                 <w:szCs w:val="18"/>
               </w:rPr>
-              <w:t xml:space="preserve">清掃品質全般、害虫、シミ・汚れ跡</w:t>
+              <w:t xml:space="preserve">清掃品質全般、シミ・汚れ跡、カビ・モールド</w:t>
             </w:r>
           </w:p>
         </w:tc>
@@ -1116,7 +1116,7 @@
                 <w:sz w:val="18"/>
                 <w:szCs w:val="18"/>
               </w:rPr>
-              <w:t xml:space="preserve">8.00-9.49</w:t>
+              <w:t xml:space="preserve">8.06-9.50</w:t>
             </w:r>
           </w:p>
         </w:tc>
@@ -1150,7 +1150,7 @@
                 <w:sz w:val="18"/>
                 <w:szCs w:val="18"/>
               </w:rPr>
-              <w:t xml:space="preserve">清掃品質全般、タバコ関連、臭気・異臭</w:t>
+              <w:t xml:space="preserve">清掃品質全般、タバコ関連、排水・詰まり</w:t>
             </w:r>
           </w:p>
         </w:tc>
@@ -1221,7 +1221,7 @@
                 <w:sz w:val="18"/>
                 <w:szCs w:val="18"/>
               </w:rPr>
-              <w:t xml:space="preserve">3</w:t>
+              <w:t xml:space="preserve">1</w:t>
             </w:r>
           </w:p>
         </w:tc>
@@ -1255,7 +1255,7 @@
                 <w:sz w:val="18"/>
                 <w:szCs w:val="18"/>
               </w:rPr>
-              <w:t xml:space="preserve">0.00-9.06</w:t>
+              <w:t xml:space="preserve">9.07</w:t>
             </w:r>
           </w:p>
         </w:tc>
@@ -1346,7 +1346,7 @@
           <w:sz w:val="21"/>
           <w:szCs w:val="21"/>
         </w:rPr>
-        <w:t xml:space="preserve">19ホテルの口コミスコアを10点換算で比較しました。ポートフォリオ平均は8.44点、中央値は8.49点です。</w:t>
+        <w:t xml:space="preserve">19ホテルの口コミスコアを10点換算で比較しました。ポートフォリオ平均は8.36点、中央値は8.6点です。</w:t>
       </w:r>
     </w:p>
     <w:p>
@@ -1757,7 +1757,7 @@
                 <w:sz w:val="18"/>
                 <w:szCs w:val="18"/>
               </w:rPr>
-              <w:t xml:space="preserve">9.49</w:t>
+              <w:t xml:space="preserve">9.50</w:t>
             </w:r>
           </w:p>
         </w:tc>
@@ -1791,7 +1791,7 @@
                 <w:sz w:val="18"/>
                 <w:szCs w:val="18"/>
               </w:rPr>
-              <w:t xml:space="preserve">93.7%</w:t>
+              <w:t xml:space="preserve">93.8%</w:t>
             </w:r>
           </w:p>
         </w:tc>
@@ -1859,7 +1859,7 @@
                 <w:sz w:val="18"/>
                 <w:szCs w:val="18"/>
               </w:rPr>
-              <w:t xml:space="preserve">79</w:t>
+              <w:t xml:space="preserve">80</w:t>
             </w:r>
           </w:p>
         </w:tc>
@@ -2035,7 +2035,7 @@
                 <w:sz w:val="18"/>
                 <w:szCs w:val="18"/>
               </w:rPr>
-              <w:t xml:space="preserve">9.30</w:t>
+              <w:t xml:space="preserve">9.32</w:t>
             </w:r>
           </w:p>
         </w:tc>
@@ -2070,7 +2070,7 @@
                 <w:sz w:val="18"/>
                 <w:szCs w:val="18"/>
               </w:rPr>
-              <w:t xml:space="preserve">93.8%</w:t>
+              <w:t xml:space="preserve">93.9%</w:t>
             </w:r>
           </w:p>
         </w:tc>
@@ -2140,7 +2140,7 @@
                 <w:sz w:val="18"/>
                 <w:szCs w:val="18"/>
               </w:rPr>
-              <w:t xml:space="preserve">80</w:t>
+              <w:t xml:space="preserve">82</w:t>
             </w:r>
           </w:p>
         </w:tc>
@@ -2314,7 +2314,7 @@
                 <w:sz w:val="18"/>
                 <w:szCs w:val="18"/>
               </w:rPr>
-              <w:t xml:space="preserve">9.06</w:t>
+              <w:t xml:space="preserve">9.07</w:t>
             </w:r>
           </w:p>
         </w:tc>
@@ -2382,7 +2382,7 @@
                 <w:sz w:val="18"/>
                 <w:szCs w:val="18"/>
               </w:rPr>
-              <w:t xml:space="preserve">2.4%</w:t>
+              <w:t xml:space="preserve">2.3%</w:t>
             </w:r>
           </w:p>
         </w:tc>
@@ -2416,7 +2416,7 @@
                 <w:sz w:val="18"/>
                 <w:szCs w:val="18"/>
               </w:rPr>
-              <w:t xml:space="preserve">85</w:t>
+              <w:t xml:space="preserve">86</w:t>
             </w:r>
           </w:p>
         </w:tc>
@@ -2592,7 +2592,7 @@
                 <w:sz w:val="18"/>
                 <w:szCs w:val="18"/>
               </w:rPr>
-              <w:t xml:space="preserve">8.95</w:t>
+              <w:t xml:space="preserve">8.98</w:t>
             </w:r>
           </w:p>
         </w:tc>
@@ -2627,7 +2627,7 @@
                 <w:sz w:val="18"/>
                 <w:szCs w:val="18"/>
               </w:rPr>
-              <w:t xml:space="preserve">88.1%</w:t>
+              <w:t xml:space="preserve">88.5%</w:t>
             </w:r>
           </w:p>
         </w:tc>
@@ -2662,7 +2662,7 @@
                 <w:sz w:val="18"/>
                 <w:szCs w:val="18"/>
               </w:rPr>
-              <w:t xml:space="preserve">3.4%</w:t>
+              <w:t xml:space="preserve">3.3%</w:t>
             </w:r>
           </w:p>
         </w:tc>
@@ -2697,7 +2697,7 @@
                 <w:sz w:val="18"/>
                 <w:szCs w:val="18"/>
               </w:rPr>
-              <w:t xml:space="preserve">59</w:t>
+              <w:t xml:space="preserve">61</w:t>
             </w:r>
           </w:p>
         </w:tc>
@@ -2837,7 +2837,7 @@
                 <w:sz w:val="18"/>
                 <w:szCs w:val="18"/>
               </w:rPr>
-              <w:t xml:space="preserve">ホテルコメント横浜関内</w:t>
+              <w:t xml:space="preserve">コンフォートホテルERA東京東神田</w:t>
             </w:r>
           </w:p>
         </w:tc>
@@ -2871,7 +2871,7 @@
                 <w:sz w:val="18"/>
                 <w:szCs w:val="18"/>
               </w:rPr>
-              <w:t xml:space="preserve">8.83</w:t>
+              <w:t xml:space="preserve">8.93</w:t>
             </w:r>
           </w:p>
         </w:tc>
@@ -2905,7 +2905,7 @@
                 <w:sz w:val="18"/>
                 <w:szCs w:val="18"/>
               </w:rPr>
-              <w:t xml:space="preserve">87.3%</w:t>
+              <w:t xml:space="preserve">87.2%</w:t>
             </w:r>
           </w:p>
         </w:tc>
@@ -2939,7 +2939,7 @@
                 <w:sz w:val="18"/>
                 <w:szCs w:val="18"/>
               </w:rPr>
-              <w:t xml:space="preserve">1.4%</w:t>
+              <w:t xml:space="preserve">4.0%</w:t>
             </w:r>
           </w:p>
         </w:tc>
@@ -2973,7 +2973,7 @@
                 <w:sz w:val="18"/>
                 <w:szCs w:val="18"/>
               </w:rPr>
-              <w:t xml:space="preserve">71</w:t>
+              <w:t xml:space="preserve">125</w:t>
             </w:r>
           </w:p>
         </w:tc>
@@ -3114,7 +3114,7 @@
                 <w:sz w:val="18"/>
                 <w:szCs w:val="18"/>
               </w:rPr>
-              <w:t xml:space="preserve">コンフォートホテルERA東京東神田</w:t>
+              <w:t xml:space="preserve">ホテルコメント横浜関内</w:t>
             </w:r>
           </w:p>
         </w:tc>
@@ -3149,7 +3149,7 @@
                 <w:sz w:val="18"/>
                 <w:szCs w:val="18"/>
               </w:rPr>
-              <w:t xml:space="preserve">8.78</w:t>
+              <w:t xml:space="preserve">8.81</w:t>
             </w:r>
           </w:p>
         </w:tc>
@@ -3184,7 +3184,7 @@
                 <w:sz w:val="18"/>
                 <w:szCs w:val="18"/>
               </w:rPr>
-              <w:t xml:space="preserve">88.1%</w:t>
+              <w:t xml:space="preserve">86.5%</w:t>
             </w:r>
           </w:p>
         </w:tc>
@@ -3219,7 +3219,7 @@
                 <w:sz w:val="18"/>
                 <w:szCs w:val="18"/>
               </w:rPr>
-              <w:t xml:space="preserve">7.5%</w:t>
+              <w:t xml:space="preserve">1.4%</w:t>
             </w:r>
           </w:p>
         </w:tc>
@@ -3254,7 +3254,7 @@
                 <w:sz w:val="18"/>
                 <w:szCs w:val="18"/>
               </w:rPr>
-              <w:t xml:space="preserve">67</w:t>
+              <w:t xml:space="preserve">74</w:t>
             </w:r>
           </w:p>
         </w:tc>
@@ -3302,29 +3302,29 @@
               <w:bottom w:val="single" w:color="CCCCCC" w:sz="1"/>
               <w:right w:val="single" w:color="CCCCCC" w:sz="1"/>
             </w:tcBorders>
-            <w:shd w:fill="E8F5E9" w:val="clear"/>
-            <w:tcMar>
-              <w:top w:type="dxa" w:w="80"/>
-              <w:left w:type="dxa" w:w="120"/>
-              <w:bottom w:type="dxa" w:w="80"/>
-              <w:right w:type="dxa" w:w="120"/>
-            </w:tcMar>
-            <w:vAlign w:val="center"/>
-          </w:tcPr>
-          <w:p>
-            <w:pPr>
-              <w:jc w:val="center"/>
-            </w:pPr>
-            <w:r>
-              <w:rPr>
-                <w:rFonts w:ascii="Arial" w:cs="Arial" w:eastAsia="Arial" w:hAnsi="Arial"/>
-                <w:b/>
-                <w:bCs/>
-                <w:color w:val="27AE60"/>
-                <w:sz w:val="18"/>
-                <w:szCs w:val="18"/>
-              </w:rPr>
-              <w:t xml:space="preserve">MAINTENANCE</w:t>
+            <w:shd w:fill="E3F2FD" w:val="clear"/>
+            <w:tcMar>
+              <w:top w:type="dxa" w:w="80"/>
+              <w:left w:type="dxa" w:w="120"/>
+              <w:bottom w:type="dxa" w:w="80"/>
+              <w:right w:type="dxa" w:w="120"/>
+            </w:tcMar>
+            <w:vAlign w:val="center"/>
+          </w:tcPr>
+          <w:p>
+            <w:pPr>
+              <w:jc w:val="center"/>
+            </w:pPr>
+            <w:r>
+              <w:rPr>
+                <w:rFonts w:ascii="Arial" w:cs="Arial" w:eastAsia="Arial" w:hAnsi="Arial"/>
+                <w:b/>
+                <w:bCs/>
+                <w:color w:val="2196F3"/>
+                <w:sz w:val="18"/>
+                <w:szCs w:val="18"/>
+              </w:rPr>
+              <w:t xml:space="preserve">STANDARD</w:t>
             </w:r>
           </w:p>
         </w:tc>
@@ -3706,7 +3706,7 @@
                 <w:sz w:val="18"/>
                 <w:szCs w:val="18"/>
               </w:rPr>
-              <w:t xml:space="preserve">8.66</w:t>
+              <w:t xml:space="preserve">8.64</w:t>
             </w:r>
           </w:p>
         </w:tc>
@@ -3741,7 +3741,7 @@
                 <w:sz w:val="18"/>
                 <w:szCs w:val="18"/>
               </w:rPr>
-              <w:t xml:space="preserve">81.7%</w:t>
+              <w:t xml:space="preserve">80.9%</w:t>
             </w:r>
           </w:p>
         </w:tc>
@@ -3776,7 +3776,7 @@
                 <w:sz w:val="18"/>
                 <w:szCs w:val="18"/>
               </w:rPr>
-              <w:t xml:space="preserve">4.2%</w:t>
+              <w:t xml:space="preserve">2.2%</w:t>
             </w:r>
           </w:p>
         </w:tc>
@@ -3811,7 +3811,7 @@
                 <w:sz w:val="18"/>
                 <w:szCs w:val="18"/>
               </w:rPr>
-              <w:t xml:space="preserve">71</w:t>
+              <w:t xml:space="preserve">136</w:t>
             </w:r>
           </w:p>
         </w:tc>
@@ -3859,29 +3859,29 @@
               <w:bottom w:val="single" w:color="CCCCCC" w:sz="1"/>
               <w:right w:val="single" w:color="CCCCCC" w:sz="1"/>
             </w:tcBorders>
-            <w:shd w:fill="E3F2FD" w:val="clear"/>
-            <w:tcMar>
-              <w:top w:type="dxa" w:w="80"/>
-              <w:left w:type="dxa" w:w="120"/>
-              <w:bottom w:type="dxa" w:w="80"/>
-              <w:right w:type="dxa" w:w="120"/>
-            </w:tcMar>
-            <w:vAlign w:val="center"/>
-          </w:tcPr>
-          <w:p>
-            <w:pPr>
-              <w:jc w:val="center"/>
-            </w:pPr>
-            <w:r>
-              <w:rPr>
-                <w:rFonts w:ascii="Arial" w:cs="Arial" w:eastAsia="Arial" w:hAnsi="Arial"/>
-                <w:b/>
-                <w:bCs/>
-                <w:color w:val="2196F3"/>
-                <w:sz w:val="18"/>
-                <w:szCs w:val="18"/>
-              </w:rPr>
-              <w:t xml:space="preserve">STANDARD</w:t>
+            <w:shd w:fill="FFF3E0" w:val="clear"/>
+            <w:tcMar>
+              <w:top w:type="dxa" w:w="80"/>
+              <w:left w:type="dxa" w:w="120"/>
+              <w:bottom w:type="dxa" w:w="80"/>
+              <w:right w:type="dxa" w:w="120"/>
+            </w:tcMar>
+            <w:vAlign w:val="center"/>
+          </w:tcPr>
+          <w:p>
+            <w:pPr>
+              <w:jc w:val="center"/>
+            </w:pPr>
+            <w:r>
+              <w:rPr>
+                <w:rFonts w:ascii="Arial" w:cs="Arial" w:eastAsia="Arial" w:hAnsi="Arial"/>
+                <w:b/>
+                <w:bCs/>
+                <w:color w:val="FF9800"/>
+                <w:sz w:val="18"/>
+                <w:szCs w:val="18"/>
+              </w:rPr>
+              <w:t xml:space="preserve">HIGH</w:t>
             </w:r>
           </w:p>
         </w:tc>
@@ -4263,7 +4263,7 @@
                 <w:sz w:val="18"/>
                 <w:szCs w:val="18"/>
               </w:rPr>
-              <w:t xml:space="preserve">8.49</w:t>
+              <w:t xml:space="preserve">8.60</w:t>
             </w:r>
           </w:p>
         </w:tc>
@@ -4298,7 +4298,7 @@
                 <w:sz w:val="18"/>
                 <w:szCs w:val="18"/>
               </w:rPr>
-              <w:t xml:space="preserve">83.6%</w:t>
+              <w:t xml:space="preserve">85.6%</w:t>
             </w:r>
           </w:p>
         </w:tc>
@@ -4333,7 +4333,7 @@
                 <w:sz w:val="18"/>
                 <w:szCs w:val="18"/>
               </w:rPr>
-              <w:t xml:space="preserve">4.1%</w:t>
+              <w:t xml:space="preserve">3.4%</w:t>
             </w:r>
           </w:p>
         </w:tc>
@@ -4368,7 +4368,7 @@
                 <w:sz w:val="18"/>
                 <w:szCs w:val="18"/>
               </w:rPr>
-              <w:t xml:space="preserve">73</w:t>
+              <w:t xml:space="preserve">146</w:t>
             </w:r>
           </w:p>
         </w:tc>
@@ -4403,7 +4403,7 @@
                 <w:sz w:val="18"/>
                 <w:szCs w:val="18"/>
               </w:rPr>
-              <w:t xml:space="preserve">概ね良好</w:t>
+              <w:t xml:space="preserve">良好</w:t>
             </w:r>
           </w:p>
         </w:tc>
@@ -4576,7 +4576,7 @@
                 <w:sz w:val="18"/>
                 <w:szCs w:val="18"/>
               </w:rPr>
-              <w:t xml:space="preserve">82.1%</w:t>
+              <w:t xml:space="preserve">82.4%</w:t>
             </w:r>
           </w:p>
         </w:tc>
@@ -4644,7 +4644,7 @@
                 <w:sz w:val="18"/>
                 <w:szCs w:val="18"/>
               </w:rPr>
-              <w:t xml:space="preserve">84</w:t>
+              <w:t xml:space="preserve">85</w:t>
             </w:r>
           </w:p>
         </w:tc>
@@ -4820,7 +4820,7 @@
                 <w:sz w:val="18"/>
                 <w:szCs w:val="18"/>
               </w:rPr>
-              <w:t xml:space="preserve">8.35</w:t>
+              <w:t xml:space="preserve">8.31</w:t>
             </w:r>
           </w:p>
         </w:tc>
@@ -4855,7 +4855,7 @@
                 <w:sz w:val="18"/>
                 <w:szCs w:val="18"/>
               </w:rPr>
-              <w:t xml:space="preserve">76.8%</w:t>
+              <w:t xml:space="preserve">76.2%</w:t>
             </w:r>
           </w:p>
         </w:tc>
@@ -4890,7 +4890,7 @@
                 <w:sz w:val="18"/>
                 <w:szCs w:val="18"/>
               </w:rPr>
-              <w:t xml:space="preserve">4.3%</w:t>
+              <w:t xml:space="preserve">4.2%</w:t>
             </w:r>
           </w:p>
         </w:tc>
@@ -4925,7 +4925,7 @@
                 <w:sz w:val="18"/>
                 <w:szCs w:val="18"/>
               </w:rPr>
-              <w:t xml:space="preserve">164</w:t>
+              <w:t xml:space="preserve">189</w:t>
             </w:r>
           </w:p>
         </w:tc>
@@ -5377,7 +5377,7 @@
                 <w:sz w:val="18"/>
                 <w:szCs w:val="18"/>
               </w:rPr>
-              <w:t xml:space="preserve">8.00</w:t>
+              <w:t xml:space="preserve">8.06</w:t>
             </w:r>
           </w:p>
         </w:tc>
@@ -5412,7 +5412,7 @@
                 <w:sz w:val="18"/>
                 <w:szCs w:val="18"/>
               </w:rPr>
-              <w:t xml:space="preserve">66.7%</w:t>
+              <w:t xml:space="preserve">67.7%</w:t>
             </w:r>
           </w:p>
         </w:tc>
@@ -5482,7 +5482,7 @@
                 <w:sz w:val="18"/>
                 <w:szCs w:val="18"/>
               </w:rPr>
-              <w:t xml:space="preserve">30</w:t>
+              <w:t xml:space="preserve">31</w:t>
             </w:r>
           </w:p>
         </w:tc>
@@ -5899,7 +5899,7 @@
                 <w:sz w:val="18"/>
                 <w:szCs w:val="18"/>
               </w:rPr>
-              <w:t xml:space="preserve">アパホテル蒲田駅東</w:t>
+              <w:t xml:space="preserve">コンフォートホテル横浜関内</w:t>
             </w:r>
           </w:p>
         </w:tc>
@@ -5934,7 +5934,7 @@
                 <w:sz w:val="18"/>
                 <w:szCs w:val="18"/>
               </w:rPr>
-              <w:t xml:space="preserve">7.50</w:t>
+              <w:t xml:space="preserve">7.57</w:t>
             </w:r>
           </w:p>
         </w:tc>
@@ -5969,7 +5969,7 @@
                 <w:sz w:val="18"/>
                 <w:szCs w:val="18"/>
               </w:rPr>
-              <w:t xml:space="preserve">64.3%</w:t>
+              <w:t xml:space="preserve">67.8%</w:t>
             </w:r>
           </w:p>
         </w:tc>
@@ -6000,11 +6000,11 @@
                 <w:rFonts w:ascii="Arial" w:cs="Arial" w:eastAsia="Arial" w:hAnsi="Arial"/>
                 <w:b w:val="false"/>
                 <w:bCs w:val="false"/>
-                <w:color w:val="333333"/>
-                <w:sz w:val="18"/>
-                <w:szCs w:val="18"/>
-              </w:rPr>
-              <w:t xml:space="preserve">7.1%</w:t>
+                <w:color w:val="E74C3C"/>
+                <w:sz w:val="18"/>
+                <w:szCs w:val="18"/>
+              </w:rPr>
+              <w:t xml:space="preserve">11.9%</w:t>
             </w:r>
           </w:p>
         </w:tc>
@@ -6039,7 +6039,7 @@
                 <w:sz w:val="18"/>
                 <w:szCs w:val="18"/>
               </w:rPr>
-              <w:t xml:space="preserve">28</w:t>
+              <w:t xml:space="preserve">143</w:t>
             </w:r>
           </w:p>
         </w:tc>
@@ -6087,29 +6087,29 @@
               <w:bottom w:val="single" w:color="CCCCCC" w:sz="1"/>
               <w:right w:val="single" w:color="CCCCCC" w:sz="1"/>
             </w:tcBorders>
-            <w:shd w:fill="FFEBEE" w:val="clear"/>
-            <w:tcMar>
-              <w:top w:type="dxa" w:w="80"/>
-              <w:left w:type="dxa" w:w="120"/>
-              <w:bottom w:type="dxa" w:w="80"/>
-              <w:right w:type="dxa" w:w="120"/>
-            </w:tcMar>
-            <w:vAlign w:val="center"/>
-          </w:tcPr>
-          <w:p>
-            <w:pPr>
-              <w:jc w:val="center"/>
-            </w:pPr>
-            <w:r>
-              <w:rPr>
-                <w:rFonts w:ascii="Arial" w:cs="Arial" w:eastAsia="Arial" w:hAnsi="Arial"/>
-                <w:b/>
-                <w:bCs/>
-                <w:color w:val="E74C3C"/>
-                <w:sz w:val="18"/>
-                <w:szCs w:val="18"/>
-              </w:rPr>
-              <w:t xml:space="preserve">URGENT</w:t>
+            <w:shd w:fill="FFF3E0" w:val="clear"/>
+            <w:tcMar>
+              <w:top w:type="dxa" w:w="80"/>
+              <w:left w:type="dxa" w:w="120"/>
+              <w:bottom w:type="dxa" w:w="80"/>
+              <w:right w:type="dxa" w:w="120"/>
+            </w:tcMar>
+            <w:vAlign w:val="center"/>
+          </w:tcPr>
+          <w:p>
+            <w:pPr>
+              <w:jc w:val="center"/>
+            </w:pPr>
+            <w:r>
+              <w:rPr>
+                <w:rFonts w:ascii="Arial" w:cs="Arial" w:eastAsia="Arial" w:hAnsi="Arial"/>
+                <w:b/>
+                <w:bCs/>
+                <w:color w:val="FF9800"/>
+                <w:sz w:val="18"/>
+                <w:szCs w:val="18"/>
+              </w:rPr>
+              <w:t xml:space="preserve">HIGH</w:t>
             </w:r>
           </w:p>
         </w:tc>
@@ -6179,7 +6179,7 @@
                 <w:sz w:val="18"/>
                 <w:szCs w:val="18"/>
               </w:rPr>
-              <w:t xml:space="preserve">コンフォートホテル横浜関内</w:t>
+              <w:t xml:space="preserve">アパホテル蒲田駅東</w:t>
             </w:r>
           </w:p>
         </w:tc>
@@ -6213,7 +6213,7 @@
                 <w:sz w:val="18"/>
                 <w:szCs w:val="18"/>
               </w:rPr>
-              <w:t xml:space="preserve">7.18</w:t>
+              <w:t xml:space="preserve">7.38</w:t>
             </w:r>
           </w:p>
         </w:tc>
@@ -6247,7 +6247,7 @@
                 <w:sz w:val="18"/>
                 <w:szCs w:val="18"/>
               </w:rPr>
-              <w:t xml:space="preserve">55.4%</w:t>
+              <w:t xml:space="preserve">63.3%</w:t>
             </w:r>
           </w:p>
         </w:tc>
@@ -6281,7 +6281,7 @@
                 <w:sz w:val="18"/>
                 <w:szCs w:val="18"/>
               </w:rPr>
-              <w:t xml:space="preserve">16.2%</w:t>
+              <w:t xml:space="preserve">10.0%</w:t>
             </w:r>
           </w:p>
         </w:tc>
@@ -6315,7 +6315,7 @@
                 <w:sz w:val="18"/>
                 <w:szCs w:val="18"/>
               </w:rPr>
-              <w:t xml:space="preserve">74</w:t>
+              <w:t xml:space="preserve">60</w:t>
             </w:r>
           </w:p>
         </w:tc>
@@ -6456,7 +6456,7 @@
                 <w:sz w:val="18"/>
                 <w:szCs w:val="18"/>
               </w:rPr>
-              <w:t xml:space="preserve">チサンホテル浜松町</w:t>
+              <w:t xml:space="preserve">コートホテル新横浜</w:t>
             </w:r>
           </w:p>
         </w:tc>
@@ -6491,7 +6491,7 @@
                 <w:sz w:val="18"/>
                 <w:szCs w:val="18"/>
               </w:rPr>
-              <w:t xml:space="preserve">6.52</w:t>
+              <w:t xml:space="preserve">7.12</w:t>
             </w:r>
           </w:p>
         </w:tc>
@@ -6526,7 +6526,7 @@
                 <w:sz w:val="18"/>
                 <w:szCs w:val="18"/>
               </w:rPr>
-              <w:t xml:space="preserve">46.0%</w:t>
+              <w:t xml:space="preserve">50.8%</w:t>
             </w:r>
           </w:p>
         </w:tc>
@@ -6561,7 +6561,7 @@
                 <w:sz w:val="18"/>
                 <w:szCs w:val="18"/>
               </w:rPr>
-              <w:t xml:space="preserve">23.8%</w:t>
+              <w:t xml:space="preserve">11.9%</w:t>
             </w:r>
           </w:p>
         </w:tc>
@@ -6596,7 +6596,7 @@
                 <w:sz w:val="18"/>
                 <w:szCs w:val="18"/>
               </w:rPr>
-              <w:t xml:space="preserve">63</w:t>
+              <w:t xml:space="preserve">118</w:t>
             </w:r>
           </w:p>
         </w:tc>
@@ -6631,7 +6631,7 @@
                 <w:sz w:val="18"/>
                 <w:szCs w:val="18"/>
               </w:rPr>
-              <w:t xml:space="preserve">要緊急対応</w:t>
+              <w:t xml:space="preserve">要改善</w:t>
             </w:r>
           </w:p>
         </w:tc>
@@ -6736,7 +6736,7 @@
                 <w:sz w:val="18"/>
                 <w:szCs w:val="18"/>
               </w:rPr>
-              <w:t xml:space="preserve">コートホテル新横浜</w:t>
+              <w:t xml:space="preserve">チサンホテル浜松町</w:t>
             </w:r>
           </w:p>
         </w:tc>
@@ -6770,7 +6770,7 @@
                 <w:sz w:val="18"/>
                 <w:szCs w:val="18"/>
               </w:rPr>
-              <w:t xml:space="preserve">0.00</w:t>
+              <w:t xml:space="preserve">6.52</w:t>
             </w:r>
           </w:p>
         </w:tc>
@@ -6804,7 +6804,7 @@
                 <w:sz w:val="18"/>
                 <w:szCs w:val="18"/>
               </w:rPr>
-              <w:t xml:space="preserve">0.0%</w:t>
+              <w:t xml:space="preserve">46.0%</w:t>
             </w:r>
           </w:p>
         </w:tc>
@@ -6834,11 +6834,11 @@
                 <w:rFonts w:ascii="Arial" w:cs="Arial" w:eastAsia="Arial" w:hAnsi="Arial"/>
                 <w:b w:val="false"/>
                 <w:bCs w:val="false"/>
-                <w:color w:val="333333"/>
-                <w:sz w:val="18"/>
-                <w:szCs w:val="18"/>
-              </w:rPr>
-              <w:t xml:space="preserve">0.0%</w:t>
+                <w:color w:val="E74C3C"/>
+                <w:sz w:val="18"/>
+                <w:szCs w:val="18"/>
+              </w:rPr>
+              <w:t xml:space="preserve">23.8%</w:t>
             </w:r>
           </w:p>
         </w:tc>
@@ -6872,7 +6872,7 @@
                 <w:sz w:val="18"/>
                 <w:szCs w:val="18"/>
               </w:rPr>
-              <w:t xml:space="preserve">0</w:t>
+              <w:t xml:space="preserve">63</w:t>
             </w:r>
           </w:p>
         </w:tc>
@@ -6919,29 +6919,29 @@
               <w:bottom w:val="single" w:color="CCCCCC" w:sz="1"/>
               <w:right w:val="single" w:color="CCCCCC" w:sz="1"/>
             </w:tcBorders>
-            <w:shd w:fill="E8F5E9" w:val="clear"/>
-            <w:tcMar>
-              <w:top w:type="dxa" w:w="80"/>
-              <w:left w:type="dxa" w:w="120"/>
-              <w:bottom w:type="dxa" w:w="80"/>
-              <w:right w:type="dxa" w:w="120"/>
-            </w:tcMar>
-            <w:vAlign w:val="center"/>
-          </w:tcPr>
-          <w:p>
-            <w:pPr>
-              <w:jc w:val="center"/>
-            </w:pPr>
-            <w:r>
-              <w:rPr>
-                <w:rFonts w:ascii="Arial" w:cs="Arial" w:eastAsia="Arial" w:hAnsi="Arial"/>
-                <w:b/>
-                <w:bCs/>
-                <w:color w:val="27AE60"/>
-                <w:sz w:val="18"/>
-                <w:szCs w:val="18"/>
-              </w:rPr>
-              <w:t xml:space="preserve">MAINTENANCE</w:t>
+            <w:shd w:fill="FFEBEE" w:val="clear"/>
+            <w:tcMar>
+              <w:top w:type="dxa" w:w="80"/>
+              <w:left w:type="dxa" w:w="120"/>
+              <w:bottom w:type="dxa" w:w="80"/>
+              <w:right w:type="dxa" w:w="120"/>
+            </w:tcMar>
+            <w:vAlign w:val="center"/>
+          </w:tcPr>
+          <w:p>
+            <w:pPr>
+              <w:jc w:val="center"/>
+            </w:pPr>
+            <w:r>
+              <w:rPr>
+                <w:rFonts w:ascii="Arial" w:cs="Arial" w:eastAsia="Arial" w:hAnsi="Arial"/>
+                <w:b/>
+                <w:bCs/>
+                <w:color w:val="E74C3C"/>
+                <w:sz w:val="18"/>
+                <w:szCs w:val="18"/>
+              </w:rPr>
+              <w:t xml:space="preserve">URGENT</w:t>
             </w:r>
           </w:p>
         </w:tc>
@@ -7019,7 +7019,7 @@
           <w:sz w:val="21"/>
           <w:szCs w:val="21"/>
         </w:rPr>
-        <w:t xml:space="preserve">良好（8.5-8.99）：6ホテル - 安定した運営</w:t>
+        <w:t xml:space="preserve">良好（8.5-8.99）：7ホテル - 安定した運営</w:t>
       </w:r>
     </w:p>
     <w:p>
@@ -7038,7 +7038,7 @@
           <w:sz w:val="21"/>
           <w:szCs w:val="21"/>
         </w:rPr>
-        <w:t xml:space="preserve">概ね良好（8.0-8.49）：5ホテル - 改善余地あり</w:t>
+        <w:t xml:space="preserve">概ね良好（8.0-8.49）：4ホテル - 改善余地あり</w:t>
       </w:r>
     </w:p>
     <w:p>
@@ -7094,7 +7094,7 @@
           <w:sz w:val="21"/>
           <w:szCs w:val="21"/>
         </w:rPr>
-        <w:t xml:space="preserve">最高スコアは第一イン池袋（9.49点）、最低スコアはコートホテル新横浜（0点）です。スコアレンジは9.49点と大きく、ホテル間の品質格差が見られます。清掃品質の標準化が、ポートフォリオ全体の底上げに重要です。</w:t>
+        <w:t xml:space="preserve">最高スコアは第一イン池袋（9.5点）、最低スコアはチサンホテル浜松町（6.52点）です。スコアレンジは2.98点と大きく、ホテル間の品質格差が見られます。清掃品質の標準化が、ポートフォリオ全体の底上げに重要です。</w:t>
       </w:r>
     </w:p>
     <w:p>
@@ -7148,7 +7148,7 @@
           <w:sz w:val="21"/>
           <w:szCs w:val="21"/>
         </w:rPr>
-        <w:t xml:space="preserve">分析対象1311件のレビューのうち、清掃に関するネガティブな言及は合計53件（クレーム率4%）でした。業界のベンチマーク（2-3%）を超過しており、組織的な改善が必要です。</w:t>
+        <w:t xml:space="preserve">分析対象1762件のレビューのうち、清掃に関するネガティブな言及は合計78件（クレーム率4.4%）でした。業界のベンチマーク（2-3%）を超過しており、組織的な改善が必要です。</w:t>
       </w:r>
     </w:p>
     <w:p>
@@ -7434,7 +7434,7 @@
                 <w:sz w:val="18"/>
                 <w:szCs w:val="18"/>
               </w:rPr>
-              <w:t xml:space="preserve">33</w:t>
+              <w:t xml:space="preserve">48</w:t>
             </w:r>
           </w:p>
         </w:tc>
@@ -7468,7 +7468,7 @@
                 <w:sz w:val="18"/>
                 <w:szCs w:val="18"/>
               </w:rPr>
-              <w:t xml:space="preserve">15/19</w:t>
+              <w:t xml:space="preserve">17/19</w:t>
             </w:r>
           </w:p>
         </w:tc>
@@ -7536,7 +7536,7 @@
                 <w:sz w:val="18"/>
                 <w:szCs w:val="18"/>
               </w:rPr>
-              <w:t xml:space="preserve">62.3%</w:t>
+              <w:t xml:space="preserve">61.5%</w:t>
             </w:r>
           </w:p>
         </w:tc>
@@ -7573,7 +7573,7 @@
                 <w:sz w:val="18"/>
                 <w:szCs w:val="18"/>
               </w:rPr>
-              <w:t xml:space="preserve">シミ・汚れ跡</w:t>
+              <w:t xml:space="preserve">臭気・異臭</w:t>
             </w:r>
           </w:p>
         </w:tc>
@@ -7643,7 +7643,7 @@
                 <w:sz w:val="18"/>
                 <w:szCs w:val="18"/>
               </w:rPr>
-              <w:t xml:space="preserve">4/19</w:t>
+              <w:t xml:space="preserve">7/19</w:t>
             </w:r>
           </w:p>
         </w:tc>
@@ -7713,7 +7713,7 @@
                 <w:sz w:val="18"/>
                 <w:szCs w:val="18"/>
               </w:rPr>
-              <w:t xml:space="preserve">18.9%</w:t>
+              <w:t xml:space="preserve">12.8%</w:t>
             </w:r>
           </w:p>
         </w:tc>
@@ -7749,7 +7749,7 @@
                 <w:sz w:val="18"/>
                 <w:szCs w:val="18"/>
               </w:rPr>
-              <w:t xml:space="preserve">ほこり・塵</w:t>
+              <w:t xml:space="preserve">シミ・汚れ跡</w:t>
             </w:r>
           </w:p>
         </w:tc>
@@ -7783,7 +7783,7 @@
                 <w:sz w:val="18"/>
                 <w:szCs w:val="18"/>
               </w:rPr>
-              <w:t xml:space="preserve">7</w:t>
+              <w:t xml:space="preserve">10</w:t>
             </w:r>
           </w:p>
         </w:tc>
@@ -7885,7 +7885,7 @@
                 <w:sz w:val="18"/>
                 <w:szCs w:val="18"/>
               </w:rPr>
-              <w:t xml:space="preserve">13.2%</w:t>
+              <w:t xml:space="preserve">12.8%</w:t>
             </w:r>
           </w:p>
         </w:tc>
@@ -7922,7 +7922,7 @@
                 <w:sz w:val="18"/>
                 <w:szCs w:val="18"/>
               </w:rPr>
-              <w:t xml:space="preserve">カビ・モールド</w:t>
+              <w:t xml:space="preserve">ほこり・塵</w:t>
             </w:r>
           </w:p>
         </w:tc>
@@ -7957,7 +7957,7 @@
                 <w:sz w:val="18"/>
                 <w:szCs w:val="18"/>
               </w:rPr>
-              <w:t xml:space="preserve">4</w:t>
+              <w:t xml:space="preserve">7</w:t>
             </w:r>
           </w:p>
         </w:tc>
@@ -7992,7 +7992,7 @@
                 <w:sz w:val="18"/>
                 <w:szCs w:val="18"/>
               </w:rPr>
-              <w:t xml:space="preserve">3/19</w:t>
+              <w:t xml:space="preserve">4/19</w:t>
             </w:r>
           </w:p>
         </w:tc>
@@ -8023,11 +8023,11 @@
                 <w:rFonts w:ascii="Arial" w:cs="Arial" w:eastAsia="Arial" w:hAnsi="Arial"/>
                 <w:b/>
                 <w:bCs/>
-                <w:color w:val="FFC107"/>
-                <w:sz w:val="18"/>
-                <w:szCs w:val="18"/>
-              </w:rPr>
-              <w:t xml:space="preserve">MEDIUM</w:t>
+                <w:color w:val="FF9800"/>
+                <w:sz w:val="18"/>
+                <w:szCs w:val="18"/>
+              </w:rPr>
+              <w:t xml:space="preserve">HIGH</w:t>
             </w:r>
           </w:p>
         </w:tc>
@@ -8062,7 +8062,7 @@
                 <w:sz w:val="18"/>
                 <w:szCs w:val="18"/>
               </w:rPr>
-              <w:t xml:space="preserve">7.5%</w:t>
+              <w:t xml:space="preserve">9.0%</w:t>
             </w:r>
           </w:p>
         </w:tc>
@@ -8098,7 +8098,7 @@
                 <w:sz w:val="18"/>
                 <w:szCs w:val="18"/>
               </w:rPr>
-              <w:t xml:space="preserve">毛髪・髪の毛</w:t>
+              <w:t xml:space="preserve">タバコ関連</w:t>
             </w:r>
           </w:p>
         </w:tc>
@@ -8132,7 +8132,7 @@
                 <w:sz w:val="18"/>
                 <w:szCs w:val="18"/>
               </w:rPr>
-              <w:t xml:space="preserve">4</w:t>
+              <w:t xml:space="preserve">7</w:t>
             </w:r>
           </w:p>
         </w:tc>
@@ -8166,7 +8166,7 @@
                 <w:sz w:val="18"/>
                 <w:szCs w:val="18"/>
               </w:rPr>
-              <w:t xml:space="preserve">3/19</w:t>
+              <w:t xml:space="preserve">6/19</w:t>
             </w:r>
           </w:p>
         </w:tc>
@@ -8196,11 +8196,11 @@
                 <w:rFonts w:ascii="Arial" w:cs="Arial" w:eastAsia="Arial" w:hAnsi="Arial"/>
                 <w:b/>
                 <w:bCs/>
-                <w:color w:val="FFC107"/>
-                <w:sz w:val="18"/>
-                <w:szCs w:val="18"/>
-              </w:rPr>
-              <w:t xml:space="preserve">MEDIUM</w:t>
+                <w:color w:val="FF9800"/>
+                <w:sz w:val="18"/>
+                <w:szCs w:val="18"/>
+              </w:rPr>
+              <w:t xml:space="preserve">HIGH</w:t>
             </w:r>
           </w:p>
         </w:tc>
@@ -8234,7 +8234,7 @@
                 <w:sz w:val="18"/>
                 <w:szCs w:val="18"/>
               </w:rPr>
-              <w:t xml:space="preserve">7.5%</w:t>
+              <w:t xml:space="preserve">9.0%</w:t>
             </w:r>
           </w:p>
         </w:tc>
@@ -8271,7 +8271,7 @@
                 <w:sz w:val="18"/>
                 <w:szCs w:val="18"/>
               </w:rPr>
-              <w:t xml:space="preserve">臭気・異臭</w:t>
+              <w:t xml:space="preserve">毛髪・髪の毛</w:t>
             </w:r>
           </w:p>
         </w:tc>
@@ -8306,7 +8306,7 @@
                 <w:sz w:val="18"/>
                 <w:szCs w:val="18"/>
               </w:rPr>
-              <w:t xml:space="preserve">4</w:t>
+              <w:t xml:space="preserve">5</w:t>
             </w:r>
           </w:p>
         </w:tc>
@@ -8341,7 +8341,7 @@
                 <w:sz w:val="18"/>
                 <w:szCs w:val="18"/>
               </w:rPr>
-              <w:t xml:space="preserve">3/19</w:t>
+              <w:t xml:space="preserve">4/19</w:t>
             </w:r>
           </w:p>
         </w:tc>
@@ -8411,7 +8411,7 @@
                 <w:sz w:val="18"/>
                 <w:szCs w:val="18"/>
               </w:rPr>
-              <w:t xml:space="preserve">7.5%</w:t>
+              <w:t xml:space="preserve">6.4%</w:t>
             </w:r>
           </w:p>
         </w:tc>
@@ -8447,7 +8447,7 @@
                 <w:sz w:val="18"/>
                 <w:szCs w:val="18"/>
               </w:rPr>
-              <w:t xml:space="preserve">タバコ関連</w:t>
+              <w:t xml:space="preserve">排水・詰まり</w:t>
             </w:r>
           </w:p>
         </w:tc>
@@ -8481,7 +8481,7 @@
                 <w:sz w:val="18"/>
                 <w:szCs w:val="18"/>
               </w:rPr>
-              <w:t xml:space="preserve">4</w:t>
+              <w:t xml:space="preserve">5</w:t>
             </w:r>
           </w:p>
         </w:tc>
@@ -8515,7 +8515,7 @@
                 <w:sz w:val="18"/>
                 <w:szCs w:val="18"/>
               </w:rPr>
-              <w:t xml:space="preserve">4/19</w:t>
+              <w:t xml:space="preserve">5/19</w:t>
             </w:r>
           </w:p>
         </w:tc>
@@ -8583,7 +8583,7 @@
                 <w:sz w:val="18"/>
                 <w:szCs w:val="18"/>
               </w:rPr>
-              <w:t xml:space="preserve">7.5%</w:t>
+              <w:t xml:space="preserve">6.4%</w:t>
             </w:r>
           </w:p>
         </w:tc>
@@ -8620,7 +8620,7 @@
                 <w:sz w:val="18"/>
                 <w:szCs w:val="18"/>
               </w:rPr>
-              <w:t xml:space="preserve">害虫</w:t>
+              <w:t xml:space="preserve">カビ・モールド</w:t>
             </w:r>
           </w:p>
         </w:tc>
@@ -8655,7 +8655,7 @@
                 <w:sz w:val="18"/>
                 <w:szCs w:val="18"/>
               </w:rPr>
-              <w:t xml:space="preserve">3</w:t>
+              <w:t xml:space="preserve">4</w:t>
             </w:r>
           </w:p>
         </w:tc>
@@ -8690,7 +8690,7 @@
                 <w:sz w:val="18"/>
                 <w:szCs w:val="18"/>
               </w:rPr>
-              <w:t xml:space="preserve">2/19</w:t>
+              <w:t xml:space="preserve">3/19</w:t>
             </w:r>
           </w:p>
         </w:tc>
@@ -8760,7 +8760,7 @@
                 <w:sz w:val="18"/>
                 <w:szCs w:val="18"/>
               </w:rPr>
-              <w:t xml:space="preserve">5.7%</w:t>
+              <w:t xml:space="preserve">5.1%</w:t>
             </w:r>
           </w:p>
         </w:tc>
@@ -8796,7 +8796,7 @@
                 <w:sz w:val="18"/>
                 <w:szCs w:val="18"/>
               </w:rPr>
-              <w:t xml:space="preserve">排水・詰まり</w:t>
+              <w:t xml:space="preserve">害虫</w:t>
             </w:r>
           </w:p>
         </w:tc>
@@ -8830,7 +8830,7 @@
                 <w:sz w:val="18"/>
                 <w:szCs w:val="18"/>
               </w:rPr>
-              <w:t xml:space="preserve">2</w:t>
+              <w:t xml:space="preserve">4</w:t>
             </w:r>
           </w:p>
         </w:tc>
@@ -8864,7 +8864,7 @@
                 <w:sz w:val="18"/>
                 <w:szCs w:val="18"/>
               </w:rPr>
-              <w:t xml:space="preserve">2/19</w:t>
+              <w:t xml:space="preserve">3/19</w:t>
             </w:r>
           </w:p>
         </w:tc>
@@ -8894,11 +8894,11 @@
                 <w:rFonts w:ascii="Arial" w:cs="Arial" w:eastAsia="Arial" w:hAnsi="Arial"/>
                 <w:b/>
                 <w:bCs/>
-                <w:color w:val="666666"/>
-                <w:sz w:val="18"/>
-                <w:szCs w:val="18"/>
-              </w:rPr>
-              <w:t xml:space="preserve">LOW</w:t>
+                <w:color w:val="FFC107"/>
+                <w:sz w:val="18"/>
+                <w:szCs w:val="18"/>
+              </w:rPr>
+              <w:t xml:space="preserve">MEDIUM</w:t>
             </w:r>
           </w:p>
         </w:tc>
@@ -8932,7 +8932,7 @@
                 <w:sz w:val="18"/>
                 <w:szCs w:val="18"/>
               </w:rPr>
-              <w:t xml:space="preserve">3.8%</w:t>
+              <w:t xml:space="preserve">5.1%</w:t>
             </w:r>
           </w:p>
         </w:tc>
@@ -9175,6 +9175,41 @@
                 <w:sz w:val="18"/>
                 <w:szCs w:val="18"/>
               </w:rPr>
+              <w:t xml:space="preserve">臭気・異</w:t>
+            </w:r>
+          </w:p>
+        </w:tc>
+        <w:tc>
+          <w:tcPr>
+            <w:tcW w:type="pct" w:w="9%"/>
+            <w:tcBorders>
+              <w:top w:val="single" w:color="CCCCCC" w:sz="1"/>
+              <w:left w:val="single" w:color="CCCCCC" w:sz="1"/>
+              <w:bottom w:val="single" w:color="CCCCCC" w:sz="1"/>
+              <w:right w:val="single" w:color="CCCCCC" w:sz="1"/>
+            </w:tcBorders>
+            <w:shd w:fill="1B3A5C" w:val="clear"/>
+            <w:tcMar>
+              <w:top w:type="dxa" w:w="80"/>
+              <w:left w:type="dxa" w:w="120"/>
+              <w:bottom w:type="dxa" w:w="80"/>
+              <w:right w:type="dxa" w:w="120"/>
+            </w:tcMar>
+            <w:vAlign w:val="center"/>
+          </w:tcPr>
+          <w:p>
+            <w:pPr>
+              <w:jc w:val="center"/>
+            </w:pPr>
+            <w:r>
+              <w:rPr>
+                <w:rFonts w:ascii="Arial" w:cs="Arial" w:eastAsia="Arial" w:hAnsi="Arial"/>
+                <w:b/>
+                <w:bCs/>
+                <w:color w:val="FFFFFF"/>
+                <w:sz w:val="18"/>
+                <w:szCs w:val="18"/>
+              </w:rPr>
               <w:t xml:space="preserve">シミ・汚</w:t>
             </w:r>
           </w:p>
@@ -9245,7 +9280,7 @@
                 <w:sz w:val="18"/>
                 <w:szCs w:val="18"/>
               </w:rPr>
-              <w:t xml:space="preserve">カビ・モ</w:t>
+              <w:t xml:space="preserve">タバコ関</w:t>
             </w:r>
           </w:p>
         </w:tc>
@@ -9281,41 +9316,6 @@
                 <w:szCs w:val="18"/>
               </w:rPr>
               <w:t xml:space="preserve">毛髪・髪</w:t>
-            </w:r>
-          </w:p>
-        </w:tc>
-        <w:tc>
-          <w:tcPr>
-            <w:tcW w:type="pct" w:w="9%"/>
-            <w:tcBorders>
-              <w:top w:val="single" w:color="CCCCCC" w:sz="1"/>
-              <w:left w:val="single" w:color="CCCCCC" w:sz="1"/>
-              <w:bottom w:val="single" w:color="CCCCCC" w:sz="1"/>
-              <w:right w:val="single" w:color="CCCCCC" w:sz="1"/>
-            </w:tcBorders>
-            <w:shd w:fill="1B3A5C" w:val="clear"/>
-            <w:tcMar>
-              <w:top w:type="dxa" w:w="80"/>
-              <w:left w:type="dxa" w:w="120"/>
-              <w:bottom w:type="dxa" w:w="80"/>
-              <w:right w:type="dxa" w:w="120"/>
-            </w:tcMar>
-            <w:vAlign w:val="center"/>
-          </w:tcPr>
-          <w:p>
-            <w:pPr>
-              <w:jc w:val="center"/>
-            </w:pPr>
-            <w:r>
-              <w:rPr>
-                <w:rFonts w:ascii="Arial" w:cs="Arial" w:eastAsia="Arial" w:hAnsi="Arial"/>
-                <w:b/>
-                <w:bCs/>
-                <w:color w:val="FFFFFF"/>
-                <w:sz w:val="18"/>
-                <w:szCs w:val="18"/>
-              </w:rPr>
-              <w:t xml:space="preserve">臭気・異</w:t>
             </w:r>
           </w:p>
         </w:tc>
@@ -9351,7 +9351,7 @@
                 <w:sz w:val="18"/>
                 <w:szCs w:val="18"/>
               </w:rPr>
-              <w:t xml:space="preserve">コンフォートホテル横浜関内</w:t>
+              <w:t xml:space="preserve">コンフォートホテル博多</w:t>
             </w:r>
           </w:p>
         </w:tc>
@@ -9385,7 +9385,7 @@
                 <w:sz w:val="18"/>
                 <w:szCs w:val="18"/>
               </w:rPr>
-              <w:t xml:space="preserve">9</w:t>
+              <w:t xml:space="preserve">10</w:t>
             </w:r>
           </w:p>
         </w:tc>
@@ -9419,7 +9419,7 @@
                 <w:sz w:val="18"/>
                 <w:szCs w:val="18"/>
               </w:rPr>
-              <w:t xml:space="preserve">12.2</w:t>
+              <w:t xml:space="preserve">12.0</w:t>
             </w:r>
           </w:p>
         </w:tc>
@@ -9432,29 +9432,29 @@
               <w:bottom w:val="single" w:color="CCCCCC" w:sz="1"/>
               <w:right w:val="single" w:color="CCCCCC" w:sz="1"/>
             </w:tcBorders>
-            <w:shd w:fill="FFE0B2" w:val="clear"/>
-            <w:tcMar>
-              <w:top w:type="dxa" w:w="80"/>
-              <w:left w:type="dxa" w:w="120"/>
-              <w:bottom w:type="dxa" w:w="80"/>
-              <w:right w:type="dxa" w:w="120"/>
-            </w:tcMar>
-            <w:vAlign w:val="center"/>
-          </w:tcPr>
-          <w:p>
-            <w:pPr>
-              <w:jc w:val="center"/>
-            </w:pPr>
-            <w:r>
-              <w:rPr>
-                <w:rFonts w:ascii="Arial" w:cs="Arial" w:eastAsia="Arial" w:hAnsi="Arial"/>
-                <w:b/>
-                <w:bCs/>
-                <w:color w:val="333333"/>
-                <w:sz w:val="18"/>
-                <w:szCs w:val="18"/>
-              </w:rPr>
-              <w:t xml:space="preserve">3</w:t>
+            <w:shd w:fill="FFCDD2" w:val="clear"/>
+            <w:tcMar>
+              <w:top w:type="dxa" w:w="80"/>
+              <w:left w:type="dxa" w:w="120"/>
+              <w:bottom w:type="dxa" w:w="80"/>
+              <w:right w:type="dxa" w:w="120"/>
+            </w:tcMar>
+            <w:vAlign w:val="center"/>
+          </w:tcPr>
+          <w:p>
+            <w:pPr>
+              <w:jc w:val="center"/>
+            </w:pPr>
+            <w:r>
+              <w:rPr>
+                <w:rFonts w:ascii="Arial" w:cs="Arial" w:eastAsia="Arial" w:hAnsi="Arial"/>
+                <w:b/>
+                <w:bCs/>
+                <w:color w:val="333333"/>
+                <w:sz w:val="18"/>
+                <w:szCs w:val="18"/>
+              </w:rPr>
+              <w:t xml:space="preserve">7</w:t>
             </w:r>
           </w:p>
         </w:tc>
@@ -9467,29 +9467,29 @@
               <w:bottom w:val="single" w:color="CCCCCC" w:sz="1"/>
               <w:right w:val="single" w:color="CCCCCC" w:sz="1"/>
             </w:tcBorders>
-            <w:shd w:fill="FFCDD2" w:val="clear"/>
-            <w:tcMar>
-              <w:top w:type="dxa" w:w="80"/>
-              <w:left w:type="dxa" w:w="120"/>
-              <w:bottom w:type="dxa" w:w="80"/>
-              <w:right w:type="dxa" w:w="120"/>
-            </w:tcMar>
-            <w:vAlign w:val="center"/>
-          </w:tcPr>
-          <w:p>
-            <w:pPr>
-              <w:jc w:val="center"/>
-            </w:pPr>
-            <w:r>
-              <w:rPr>
-                <w:rFonts w:ascii="Arial" w:cs="Arial" w:eastAsia="Arial" w:hAnsi="Arial"/>
-                <w:b/>
-                <w:bCs/>
-                <w:color w:val="333333"/>
-                <w:sz w:val="18"/>
-                <w:szCs w:val="18"/>
-              </w:rPr>
-              <w:t xml:space="preserve">6</w:t>
+            <w:shd w:fill="FFF9C4" w:val="clear"/>
+            <w:tcMar>
+              <w:top w:type="dxa" w:w="80"/>
+              <w:left w:type="dxa" w:w="120"/>
+              <w:bottom w:type="dxa" w:w="80"/>
+              <w:right w:type="dxa" w:w="120"/>
+            </w:tcMar>
+            <w:vAlign w:val="center"/>
+          </w:tcPr>
+          <w:p>
+            <w:pPr>
+              <w:jc w:val="center"/>
+            </w:pPr>
+            <w:r>
+              <w:rPr>
+                <w:rFonts w:ascii="Arial" w:cs="Arial" w:eastAsia="Arial" w:hAnsi="Arial"/>
+                <w:b w:val="false"/>
+                <w:bCs w:val="false"/>
+                <w:color w:val="333333"/>
+                <w:sz w:val="18"/>
+                <w:szCs w:val="18"/>
+              </w:rPr>
+              <w:t xml:space="preserve">2</w:t>
             </w:r>
           </w:p>
         </w:tc>
@@ -9524,7 +9524,7 @@
                 <w:sz w:val="18"/>
                 <w:szCs w:val="18"/>
               </w:rPr>
-              <w:t xml:space="preserve">1</w:t>
+              <w:t xml:space="preserve">2</w:t>
             </w:r>
           </w:p>
         </w:tc>
@@ -9559,7 +9559,7 @@
                 <w:sz w:val="18"/>
                 <w:szCs w:val="18"/>
               </w:rPr>
-              <w:t xml:space="preserve">1</w:t>
+              <w:t xml:space="preserve">2</w:t>
             </w:r>
           </w:p>
         </w:tc>
@@ -9664,7 +9664,7 @@
                 <w:sz w:val="18"/>
                 <w:szCs w:val="18"/>
               </w:rPr>
-              <w:t xml:space="preserve">コンフォートホテル博多</w:t>
+              <w:t xml:space="preserve">アパホテル蒲田駅東</w:t>
             </w:r>
           </w:p>
         </w:tc>
@@ -9699,7 +9699,7 @@
                 <w:sz w:val="18"/>
                 <w:szCs w:val="18"/>
               </w:rPr>
-              <w:t xml:space="preserve">10</w:t>
+              <w:t xml:space="preserve">7</w:t>
             </w:r>
           </w:p>
         </w:tc>
@@ -9734,7 +9734,7 @@
                 <w:sz w:val="18"/>
                 <w:szCs w:val="18"/>
               </w:rPr>
-              <w:t xml:space="preserve">12.0</w:t>
+              <w:t xml:space="preserve">11.7</w:t>
             </w:r>
           </w:p>
         </w:tc>
@@ -9747,29 +9747,29 @@
               <w:bottom w:val="single" w:color="CCCCCC" w:sz="1"/>
               <w:right w:val="single" w:color="CCCCCC" w:sz="1"/>
             </w:tcBorders>
-            <w:shd w:fill="FFCDD2" w:val="clear"/>
-            <w:tcMar>
-              <w:top w:type="dxa" w:w="80"/>
-              <w:left w:type="dxa" w:w="120"/>
-              <w:bottom w:type="dxa" w:w="80"/>
-              <w:right w:type="dxa" w:w="120"/>
-            </w:tcMar>
-            <w:vAlign w:val="center"/>
-          </w:tcPr>
-          <w:p>
-            <w:pPr>
-              <w:jc w:val="center"/>
-            </w:pPr>
-            <w:r>
-              <w:rPr>
-                <w:rFonts w:ascii="Arial" w:cs="Arial" w:eastAsia="Arial" w:hAnsi="Arial"/>
-                <w:b/>
-                <w:bCs/>
-                <w:color w:val="333333"/>
-                <w:sz w:val="18"/>
-                <w:szCs w:val="18"/>
-              </w:rPr>
-              <w:t xml:space="preserve">7</w:t>
+            <w:shd w:fill="FFE0B2" w:val="clear"/>
+            <w:tcMar>
+              <w:top w:type="dxa" w:w="80"/>
+              <w:left w:type="dxa" w:w="120"/>
+              <w:bottom w:type="dxa" w:w="80"/>
+              <w:right w:type="dxa" w:w="120"/>
+            </w:tcMar>
+            <w:vAlign w:val="center"/>
+          </w:tcPr>
+          <w:p>
+            <w:pPr>
+              <w:jc w:val="center"/>
+            </w:pPr>
+            <w:r>
+              <w:rPr>
+                <w:rFonts w:ascii="Arial" w:cs="Arial" w:eastAsia="Arial" w:hAnsi="Arial"/>
+                <w:b/>
+                <w:bCs/>
+                <w:color w:val="333333"/>
+                <w:sz w:val="18"/>
+                <w:szCs w:val="18"/>
+              </w:rPr>
+              <w:t xml:space="preserve">4</w:t>
             </w:r>
           </w:p>
         </w:tc>
@@ -9804,7 +9804,7 @@
                 <w:sz w:val="18"/>
                 <w:szCs w:val="18"/>
               </w:rPr>
-              <w:t xml:space="preserve">2</w:t>
+              <w:t xml:space="preserve">1</w:t>
             </w:r>
           </w:p>
         </w:tc>
@@ -9817,6 +9817,41 @@
               <w:bottom w:val="single" w:color="CCCCCC" w:sz="1"/>
               <w:right w:val="single" w:color="CCCCCC" w:sz="1"/>
             </w:tcBorders>
+            <w:shd w:fill="F5F7FA" w:val="clear"/>
+            <w:tcMar>
+              <w:top w:type="dxa" w:w="80"/>
+              <w:left w:type="dxa" w:w="120"/>
+              <w:bottom w:type="dxa" w:w="80"/>
+              <w:right w:type="dxa" w:w="120"/>
+            </w:tcMar>
+            <w:vAlign w:val="center"/>
+          </w:tcPr>
+          <w:p>
+            <w:pPr>
+              <w:jc w:val="center"/>
+            </w:pPr>
+            <w:r>
+              <w:rPr>
+                <w:rFonts w:ascii="Arial" w:cs="Arial" w:eastAsia="Arial" w:hAnsi="Arial"/>
+                <w:b w:val="false"/>
+                <w:bCs w:val="false"/>
+                <w:color w:val="333333"/>
+                <w:sz w:val="18"/>
+                <w:szCs w:val="18"/>
+              </w:rPr>
+              <w:t xml:space="preserve">-</w:t>
+            </w:r>
+          </w:p>
+        </w:tc>
+        <w:tc>
+          <w:tcPr>
+            <w:tcW w:type="pct" w:w="9%"/>
+            <w:tcBorders>
+              <w:top w:val="single" w:color="CCCCCC" w:sz="1"/>
+              <w:left w:val="single" w:color="CCCCCC" w:sz="1"/>
+              <w:bottom w:val="single" w:color="CCCCCC" w:sz="1"/>
+              <w:right w:val="single" w:color="CCCCCC" w:sz="1"/>
+            </w:tcBorders>
             <w:shd w:fill="FFF9C4" w:val="clear"/>
             <w:tcMar>
               <w:top w:type="dxa" w:w="80"/>
@@ -9839,7 +9874,7 @@
                 <w:sz w:val="18"/>
                 <w:szCs w:val="18"/>
               </w:rPr>
-              <w:t xml:space="preserve">2</w:t>
+              <w:t xml:space="preserve">1</w:t>
             </w:r>
           </w:p>
         </w:tc>
@@ -9910,41 +9945,6 @@
                 <w:szCs w:val="18"/>
               </w:rPr>
               <w:t xml:space="preserve">-</w:t>
-            </w:r>
-          </w:p>
-        </w:tc>
-        <w:tc>
-          <w:tcPr>
-            <w:tcW w:type="pct" w:w="9%"/>
-            <w:tcBorders>
-              <w:top w:val="single" w:color="CCCCCC" w:sz="1"/>
-              <w:left w:val="single" w:color="CCCCCC" w:sz="1"/>
-              <w:bottom w:val="single" w:color="CCCCCC" w:sz="1"/>
-              <w:right w:val="single" w:color="CCCCCC" w:sz="1"/>
-            </w:tcBorders>
-            <w:shd w:fill="FFF9C4" w:val="clear"/>
-            <w:tcMar>
-              <w:top w:type="dxa" w:w="80"/>
-              <w:left w:type="dxa" w:w="120"/>
-              <w:bottom w:type="dxa" w:w="80"/>
-              <w:right w:type="dxa" w:w="120"/>
-            </w:tcMar>
-            <w:vAlign w:val="center"/>
-          </w:tcPr>
-          <w:p>
-            <w:pPr>
-              <w:jc w:val="center"/>
-            </w:pPr>
-            <w:r>
-              <w:rPr>
-                <w:rFonts w:ascii="Arial" w:cs="Arial" w:eastAsia="Arial" w:hAnsi="Arial"/>
-                <w:b w:val="false"/>
-                <w:bCs w:val="false"/>
-                <w:color w:val="333333"/>
-                <w:sz w:val="18"/>
-                <w:szCs w:val="18"/>
-              </w:rPr>
-              <w:t xml:space="preserve">2</w:t>
             </w:r>
           </w:p>
         </w:tc>
@@ -9980,7 +9980,7 @@
                 <w:sz w:val="18"/>
                 <w:szCs w:val="18"/>
               </w:rPr>
-              <w:t xml:space="preserve">アパホテル蒲田駅東</w:t>
+              <w:t xml:space="preserve">コートホテル新横浜</w:t>
             </w:r>
           </w:p>
         </w:tc>
@@ -10014,46 +10014,116 @@
                 <w:sz w:val="18"/>
                 <w:szCs w:val="18"/>
               </w:rPr>
+              <w:t xml:space="preserve">10</w:t>
+            </w:r>
+          </w:p>
+        </w:tc>
+        <w:tc>
+          <w:tcPr>
+            <w:tcW w:type="pct" w:w="12%"/>
+            <w:tcBorders>
+              <w:top w:val="single" w:color="CCCCCC" w:sz="1"/>
+              <w:left w:val="single" w:color="CCCCCC" w:sz="1"/>
+              <w:bottom w:val="single" w:color="CCCCCC" w:sz="1"/>
+              <w:right w:val="single" w:color="CCCCCC" w:sz="1"/>
+            </w:tcBorders>
+            <w:tcMar>
+              <w:top w:type="dxa" w:w="80"/>
+              <w:left w:type="dxa" w:w="120"/>
+              <w:bottom w:type="dxa" w:w="80"/>
+              <w:right w:type="dxa" w:w="120"/>
+            </w:tcMar>
+            <w:vAlign w:val="center"/>
+          </w:tcPr>
+          <w:p>
+            <w:pPr>
+              <w:jc w:val="center"/>
+            </w:pPr>
+            <w:r>
+              <w:rPr>
+                <w:rFonts w:ascii="Arial" w:cs="Arial" w:eastAsia="Arial" w:hAnsi="Arial"/>
+                <w:b w:val="false"/>
+                <w:bCs w:val="false"/>
+                <w:color w:val="FF9800"/>
+                <w:sz w:val="18"/>
+                <w:szCs w:val="18"/>
+              </w:rPr>
+              <w:t xml:space="preserve">8.5</w:t>
+            </w:r>
+          </w:p>
+        </w:tc>
+        <w:tc>
+          <w:tcPr>
+            <w:tcW w:type="pct" w:w="9%"/>
+            <w:tcBorders>
+              <w:top w:val="single" w:color="CCCCCC" w:sz="1"/>
+              <w:left w:val="single" w:color="CCCCCC" w:sz="1"/>
+              <w:bottom w:val="single" w:color="CCCCCC" w:sz="1"/>
+              <w:right w:val="single" w:color="CCCCCC" w:sz="1"/>
+            </w:tcBorders>
+            <w:shd w:fill="FFE0B2" w:val="clear"/>
+            <w:tcMar>
+              <w:top w:type="dxa" w:w="80"/>
+              <w:left w:type="dxa" w:w="120"/>
+              <w:bottom w:type="dxa" w:w="80"/>
+              <w:right w:type="dxa" w:w="120"/>
+            </w:tcMar>
+            <w:vAlign w:val="center"/>
+          </w:tcPr>
+          <w:p>
+            <w:pPr>
+              <w:jc w:val="center"/>
+            </w:pPr>
+            <w:r>
+              <w:rPr>
+                <w:rFonts w:ascii="Arial" w:cs="Arial" w:eastAsia="Arial" w:hAnsi="Arial"/>
+                <w:b/>
+                <w:bCs/>
+                <w:color w:val="333333"/>
+                <w:sz w:val="18"/>
+                <w:szCs w:val="18"/>
+              </w:rPr>
+              <w:t xml:space="preserve">4</w:t>
+            </w:r>
+          </w:p>
+        </w:tc>
+        <w:tc>
+          <w:tcPr>
+            <w:tcW w:type="pct" w:w="9%"/>
+            <w:tcBorders>
+              <w:top w:val="single" w:color="CCCCCC" w:sz="1"/>
+              <w:left w:val="single" w:color="CCCCCC" w:sz="1"/>
+              <w:bottom w:val="single" w:color="CCCCCC" w:sz="1"/>
+              <w:right w:val="single" w:color="CCCCCC" w:sz="1"/>
+            </w:tcBorders>
+            <w:shd w:fill="FFE0B2" w:val="clear"/>
+            <w:tcMar>
+              <w:top w:type="dxa" w:w="80"/>
+              <w:left w:type="dxa" w:w="120"/>
+              <w:bottom w:type="dxa" w:w="80"/>
+              <w:right w:type="dxa" w:w="120"/>
+            </w:tcMar>
+            <w:vAlign w:val="center"/>
+          </w:tcPr>
+          <w:p>
+            <w:pPr>
+              <w:jc w:val="center"/>
+            </w:pPr>
+            <w:r>
+              <w:rPr>
+                <w:rFonts w:ascii="Arial" w:cs="Arial" w:eastAsia="Arial" w:hAnsi="Arial"/>
+                <w:b/>
+                <w:bCs/>
+                <w:color w:val="333333"/>
+                <w:sz w:val="18"/>
+                <w:szCs w:val="18"/>
+              </w:rPr>
               <w:t xml:space="preserve">3</w:t>
             </w:r>
           </w:p>
         </w:tc>
         <w:tc>
           <w:tcPr>
-            <w:tcW w:type="pct" w:w="12%"/>
-            <w:tcBorders>
-              <w:top w:val="single" w:color="CCCCCC" w:sz="1"/>
-              <w:left w:val="single" w:color="CCCCCC" w:sz="1"/>
-              <w:bottom w:val="single" w:color="CCCCCC" w:sz="1"/>
-              <w:right w:val="single" w:color="CCCCCC" w:sz="1"/>
-            </w:tcBorders>
-            <w:tcMar>
-              <w:top w:type="dxa" w:w="80"/>
-              <w:left w:type="dxa" w:w="120"/>
-              <w:bottom w:type="dxa" w:w="80"/>
-              <w:right w:type="dxa" w:w="120"/>
-            </w:tcMar>
-            <w:vAlign w:val="center"/>
-          </w:tcPr>
-          <w:p>
-            <w:pPr>
-              <w:jc w:val="center"/>
-            </w:pPr>
-            <w:r>
-              <w:rPr>
-                <w:rFonts w:ascii="Arial" w:cs="Arial" w:eastAsia="Arial" w:hAnsi="Arial"/>
-                <w:b w:val="false"/>
-                <w:bCs w:val="false"/>
-                <w:color w:val="E74C3C"/>
-                <w:sz w:val="18"/>
-                <w:szCs w:val="18"/>
-              </w:rPr>
-              <w:t xml:space="preserve">10.7</w:t>
-            </w:r>
-          </w:p>
-        </w:tc>
-        <w:tc>
-          <w:tcPr>
             <w:tcW w:type="pct" w:w="9%"/>
             <w:tcBorders>
               <w:top w:val="single" w:color="CCCCCC" w:sz="1"/>
@@ -10061,6 +10131,74 @@
               <w:bottom w:val="single" w:color="CCCCCC" w:sz="1"/>
               <w:right w:val="single" w:color="CCCCCC" w:sz="1"/>
             </w:tcBorders>
+            <w:tcMar>
+              <w:top w:type="dxa" w:w="80"/>
+              <w:left w:type="dxa" w:w="120"/>
+              <w:bottom w:type="dxa" w:w="80"/>
+              <w:right w:type="dxa" w:w="120"/>
+            </w:tcMar>
+            <w:vAlign w:val="center"/>
+          </w:tcPr>
+          <w:p>
+            <w:pPr>
+              <w:jc w:val="center"/>
+            </w:pPr>
+            <w:r>
+              <w:rPr>
+                <w:rFonts w:ascii="Arial" w:cs="Arial" w:eastAsia="Arial" w:hAnsi="Arial"/>
+                <w:b w:val="false"/>
+                <w:bCs w:val="false"/>
+                <w:color w:val="333333"/>
+                <w:sz w:val="18"/>
+                <w:szCs w:val="18"/>
+              </w:rPr>
+              <w:t xml:space="preserve">-</w:t>
+            </w:r>
+          </w:p>
+        </w:tc>
+        <w:tc>
+          <w:tcPr>
+            <w:tcW w:type="pct" w:w="9%"/>
+            <w:tcBorders>
+              <w:top w:val="single" w:color="CCCCCC" w:sz="1"/>
+              <w:left w:val="single" w:color="CCCCCC" w:sz="1"/>
+              <w:bottom w:val="single" w:color="CCCCCC" w:sz="1"/>
+              <w:right w:val="single" w:color="CCCCCC" w:sz="1"/>
+            </w:tcBorders>
+            <w:tcMar>
+              <w:top w:type="dxa" w:w="80"/>
+              <w:left w:type="dxa" w:w="120"/>
+              <w:bottom w:type="dxa" w:w="80"/>
+              <w:right w:type="dxa" w:w="120"/>
+            </w:tcMar>
+            <w:vAlign w:val="center"/>
+          </w:tcPr>
+          <w:p>
+            <w:pPr>
+              <w:jc w:val="center"/>
+            </w:pPr>
+            <w:r>
+              <w:rPr>
+                <w:rFonts w:ascii="Arial" w:cs="Arial" w:eastAsia="Arial" w:hAnsi="Arial"/>
+                <w:b w:val="false"/>
+                <w:bCs w:val="false"/>
+                <w:color w:val="333333"/>
+                <w:sz w:val="18"/>
+                <w:szCs w:val="18"/>
+              </w:rPr>
+              <w:t xml:space="preserve">-</w:t>
+            </w:r>
+          </w:p>
+        </w:tc>
+        <w:tc>
+          <w:tcPr>
+            <w:tcW w:type="pct" w:w="9%"/>
+            <w:tcBorders>
+              <w:top w:val="single" w:color="CCCCCC" w:sz="1"/>
+              <w:left w:val="single" w:color="CCCCCC" w:sz="1"/>
+              <w:bottom w:val="single" w:color="CCCCCC" w:sz="1"/>
+              <w:right w:val="single" w:color="CCCCCC" w:sz="1"/>
+            </w:tcBorders>
             <w:shd w:fill="FFF9C4" w:val="clear"/>
             <w:tcMar>
               <w:top w:type="dxa" w:w="80"/>
@@ -10084,143 +10222,6 @@
                 <w:szCs w:val="18"/>
               </w:rPr>
               <w:t xml:space="preserve">2</w:t>
-            </w:r>
-          </w:p>
-        </w:tc>
-        <w:tc>
-          <w:tcPr>
-            <w:tcW w:type="pct" w:w="9%"/>
-            <w:tcBorders>
-              <w:top w:val="single" w:color="CCCCCC" w:sz="1"/>
-              <w:left w:val="single" w:color="CCCCCC" w:sz="1"/>
-              <w:bottom w:val="single" w:color="CCCCCC" w:sz="1"/>
-              <w:right w:val="single" w:color="CCCCCC" w:sz="1"/>
-            </w:tcBorders>
-            <w:tcMar>
-              <w:top w:type="dxa" w:w="80"/>
-              <w:left w:type="dxa" w:w="120"/>
-              <w:bottom w:type="dxa" w:w="80"/>
-              <w:right w:type="dxa" w:w="120"/>
-            </w:tcMar>
-            <w:vAlign w:val="center"/>
-          </w:tcPr>
-          <w:p>
-            <w:pPr>
-              <w:jc w:val="center"/>
-            </w:pPr>
-            <w:r>
-              <w:rPr>
-                <w:rFonts w:ascii="Arial" w:cs="Arial" w:eastAsia="Arial" w:hAnsi="Arial"/>
-                <w:b w:val="false"/>
-                <w:bCs w:val="false"/>
-                <w:color w:val="333333"/>
-                <w:sz w:val="18"/>
-                <w:szCs w:val="18"/>
-              </w:rPr>
-              <w:t xml:space="preserve">-</w:t>
-            </w:r>
-          </w:p>
-        </w:tc>
-        <w:tc>
-          <w:tcPr>
-            <w:tcW w:type="pct" w:w="9%"/>
-            <w:tcBorders>
-              <w:top w:val="single" w:color="CCCCCC" w:sz="1"/>
-              <w:left w:val="single" w:color="CCCCCC" w:sz="1"/>
-              <w:bottom w:val="single" w:color="CCCCCC" w:sz="1"/>
-              <w:right w:val="single" w:color="CCCCCC" w:sz="1"/>
-            </w:tcBorders>
-            <w:shd w:fill="FFF9C4" w:val="clear"/>
-            <w:tcMar>
-              <w:top w:type="dxa" w:w="80"/>
-              <w:left w:type="dxa" w:w="120"/>
-              <w:bottom w:type="dxa" w:w="80"/>
-              <w:right w:type="dxa" w:w="120"/>
-            </w:tcMar>
-            <w:vAlign w:val="center"/>
-          </w:tcPr>
-          <w:p>
-            <w:pPr>
-              <w:jc w:val="center"/>
-            </w:pPr>
-            <w:r>
-              <w:rPr>
-                <w:rFonts w:ascii="Arial" w:cs="Arial" w:eastAsia="Arial" w:hAnsi="Arial"/>
-                <w:b w:val="false"/>
-                <w:bCs w:val="false"/>
-                <w:color w:val="333333"/>
-                <w:sz w:val="18"/>
-                <w:szCs w:val="18"/>
-              </w:rPr>
-              <w:t xml:space="preserve">1</w:t>
-            </w:r>
-          </w:p>
-        </w:tc>
-        <w:tc>
-          <w:tcPr>
-            <w:tcW w:type="pct" w:w="9%"/>
-            <w:tcBorders>
-              <w:top w:val="single" w:color="CCCCCC" w:sz="1"/>
-              <w:left w:val="single" w:color="CCCCCC" w:sz="1"/>
-              <w:bottom w:val="single" w:color="CCCCCC" w:sz="1"/>
-              <w:right w:val="single" w:color="CCCCCC" w:sz="1"/>
-            </w:tcBorders>
-            <w:tcMar>
-              <w:top w:type="dxa" w:w="80"/>
-              <w:left w:type="dxa" w:w="120"/>
-              <w:bottom w:type="dxa" w:w="80"/>
-              <w:right w:type="dxa" w:w="120"/>
-            </w:tcMar>
-            <w:vAlign w:val="center"/>
-          </w:tcPr>
-          <w:p>
-            <w:pPr>
-              <w:jc w:val="center"/>
-            </w:pPr>
-            <w:r>
-              <w:rPr>
-                <w:rFonts w:ascii="Arial" w:cs="Arial" w:eastAsia="Arial" w:hAnsi="Arial"/>
-                <w:b w:val="false"/>
-                <w:bCs w:val="false"/>
-                <w:color w:val="333333"/>
-                <w:sz w:val="18"/>
-                <w:szCs w:val="18"/>
-              </w:rPr>
-              <w:t xml:space="preserve">-</w:t>
-            </w:r>
-          </w:p>
-        </w:tc>
-        <w:tc>
-          <w:tcPr>
-            <w:tcW w:type="pct" w:w="9%"/>
-            <w:tcBorders>
-              <w:top w:val="single" w:color="CCCCCC" w:sz="1"/>
-              <w:left w:val="single" w:color="CCCCCC" w:sz="1"/>
-              <w:bottom w:val="single" w:color="CCCCCC" w:sz="1"/>
-              <w:right w:val="single" w:color="CCCCCC" w:sz="1"/>
-            </w:tcBorders>
-            <w:tcMar>
-              <w:top w:type="dxa" w:w="80"/>
-              <w:left w:type="dxa" w:w="120"/>
-              <w:bottom w:type="dxa" w:w="80"/>
-              <w:right w:type="dxa" w:w="120"/>
-            </w:tcMar>
-            <w:vAlign w:val="center"/>
-          </w:tcPr>
-          <w:p>
-            <w:pPr>
-              <w:jc w:val="center"/>
-            </w:pPr>
-            <w:r>
-              <w:rPr>
-                <w:rFonts w:ascii="Arial" w:cs="Arial" w:eastAsia="Arial" w:hAnsi="Arial"/>
-                <w:b w:val="false"/>
-                <w:bCs w:val="false"/>
-                <w:color w:val="333333"/>
-                <w:sz w:val="18"/>
-                <w:szCs w:val="18"/>
-              </w:rPr>
-              <w:t xml:space="preserve">-</w:t>
             </w:r>
           </w:p>
         </w:tc>
@@ -10444,6 +10445,41 @@
               <w:bottom w:val="single" w:color="CCCCCC" w:sz="1"/>
               <w:right w:val="single" w:color="CCCCCC" w:sz="1"/>
             </w:tcBorders>
+            <w:shd w:fill="F5F7FA" w:val="clear"/>
+            <w:tcMar>
+              <w:top w:type="dxa" w:w="80"/>
+              <w:left w:type="dxa" w:w="120"/>
+              <w:bottom w:type="dxa" w:w="80"/>
+              <w:right w:type="dxa" w:w="120"/>
+            </w:tcMar>
+            <w:vAlign w:val="center"/>
+          </w:tcPr>
+          <w:p>
+            <w:pPr>
+              <w:jc w:val="center"/>
+            </w:pPr>
+            <w:r>
+              <w:rPr>
+                <w:rFonts w:ascii="Arial" w:cs="Arial" w:eastAsia="Arial" w:hAnsi="Arial"/>
+                <w:b w:val="false"/>
+                <w:bCs w:val="false"/>
+                <w:color w:val="333333"/>
+                <w:sz w:val="18"/>
+                <w:szCs w:val="18"/>
+              </w:rPr>
+              <w:t xml:space="preserve">-</w:t>
+            </w:r>
+          </w:p>
+        </w:tc>
+        <w:tc>
+          <w:tcPr>
+            <w:tcW w:type="pct" w:w="9%"/>
+            <w:tcBorders>
+              <w:top w:val="single" w:color="CCCCCC" w:sz="1"/>
+              <w:left w:val="single" w:color="CCCCCC" w:sz="1"/>
+              <w:bottom w:val="single" w:color="CCCCCC" w:sz="1"/>
+              <w:right w:val="single" w:color="CCCCCC" w:sz="1"/>
+            </w:tcBorders>
             <w:shd w:fill="FFE0B2" w:val="clear"/>
             <w:tcMar>
               <w:top w:type="dxa" w:w="80"/>
@@ -10537,41 +10573,6 @@
                 <w:szCs w:val="18"/>
               </w:rPr>
               <w:t xml:space="preserve">2</w:t>
-            </w:r>
-          </w:p>
-        </w:tc>
-        <w:tc>
-          <w:tcPr>
-            <w:tcW w:type="pct" w:w="9%"/>
-            <w:tcBorders>
-              <w:top w:val="single" w:color="CCCCCC" w:sz="1"/>
-              <w:left w:val="single" w:color="CCCCCC" w:sz="1"/>
-              <w:bottom w:val="single" w:color="CCCCCC" w:sz="1"/>
-              <w:right w:val="single" w:color="CCCCCC" w:sz="1"/>
-            </w:tcBorders>
-            <w:shd w:fill="F5F7FA" w:val="clear"/>
-            <w:tcMar>
-              <w:top w:type="dxa" w:w="80"/>
-              <w:left w:type="dxa" w:w="120"/>
-              <w:bottom w:type="dxa" w:w="80"/>
-              <w:right w:type="dxa" w:w="120"/>
-            </w:tcMar>
-            <w:vAlign w:val="center"/>
-          </w:tcPr>
-          <w:p>
-            <w:pPr>
-              <w:jc w:val="center"/>
-            </w:pPr>
-            <w:r>
-              <w:rPr>
-                <w:rFonts w:ascii="Arial" w:cs="Arial" w:eastAsia="Arial" w:hAnsi="Arial"/>
-                <w:b w:val="false"/>
-                <w:bCs w:val="false"/>
-                <w:color w:val="333333"/>
-                <w:sz w:val="18"/>
-                <w:szCs w:val="18"/>
-              </w:rPr>
-              <w:t xml:space="preserve">-</w:t>
             </w:r>
           </w:p>
         </w:tc>
@@ -10607,7 +10608,7 @@
                 <w:sz w:val="18"/>
                 <w:szCs w:val="18"/>
               </w:rPr>
-              <w:t xml:space="preserve">ダイワロイネットホテル東京大崎</w:t>
+              <w:t xml:space="preserve">コンフォートホテル横浜関内</w:t>
             </w:r>
           </w:p>
         </w:tc>
@@ -10641,7 +10642,7 @@
                 <w:sz w:val="18"/>
                 <w:szCs w:val="18"/>
               </w:rPr>
-              <w:t xml:space="preserve">3</w:t>
+              <w:t xml:space="preserve">12</w:t>
             </w:r>
           </w:p>
         </w:tc>
@@ -10675,7 +10676,7 @@
                 <w:sz w:val="18"/>
                 <w:szCs w:val="18"/>
               </w:rPr>
-              <w:t xml:space="preserve">7.1</w:t>
+              <w:t xml:space="preserve">8.4</w:t>
             </w:r>
           </w:p>
         </w:tc>
@@ -10710,7 +10711,7 @@
                 <w:sz w:val="18"/>
                 <w:szCs w:val="18"/>
               </w:rPr>
-              <w:t xml:space="preserve">3</w:t>
+              <w:t xml:space="preserve">5</w:t>
             </w:r>
           </w:p>
         </w:tc>
@@ -10723,6 +10724,75 @@
               <w:bottom w:val="single" w:color="CCCCCC" w:sz="1"/>
               <w:right w:val="single" w:color="CCCCCC" w:sz="1"/>
             </w:tcBorders>
+            <w:tcMar>
+              <w:top w:type="dxa" w:w="80"/>
+              <w:left w:type="dxa" w:w="120"/>
+              <w:bottom w:type="dxa" w:w="80"/>
+              <w:right w:type="dxa" w:w="120"/>
+            </w:tcMar>
+            <w:vAlign w:val="center"/>
+          </w:tcPr>
+          <w:p>
+            <w:pPr>
+              <w:jc w:val="center"/>
+            </w:pPr>
+            <w:r>
+              <w:rPr>
+                <w:rFonts w:ascii="Arial" w:cs="Arial" w:eastAsia="Arial" w:hAnsi="Arial"/>
+                <w:b w:val="false"/>
+                <w:bCs w:val="false"/>
+                <w:color w:val="333333"/>
+                <w:sz w:val="18"/>
+                <w:szCs w:val="18"/>
+              </w:rPr>
+              <w:t xml:space="preserve">-</w:t>
+            </w:r>
+          </w:p>
+        </w:tc>
+        <w:tc>
+          <w:tcPr>
+            <w:tcW w:type="pct" w:w="9%"/>
+            <w:tcBorders>
+              <w:top w:val="single" w:color="CCCCCC" w:sz="1"/>
+              <w:left w:val="single" w:color="CCCCCC" w:sz="1"/>
+              <w:bottom w:val="single" w:color="CCCCCC" w:sz="1"/>
+              <w:right w:val="single" w:color="CCCCCC" w:sz="1"/>
+            </w:tcBorders>
+            <w:shd w:fill="FFCDD2" w:val="clear"/>
+            <w:tcMar>
+              <w:top w:type="dxa" w:w="80"/>
+              <w:left w:type="dxa" w:w="120"/>
+              <w:bottom w:type="dxa" w:w="80"/>
+              <w:right w:type="dxa" w:w="120"/>
+            </w:tcMar>
+            <w:vAlign w:val="center"/>
+          </w:tcPr>
+          <w:p>
+            <w:pPr>
+              <w:jc w:val="center"/>
+            </w:pPr>
+            <w:r>
+              <w:rPr>
+                <w:rFonts w:ascii="Arial" w:cs="Arial" w:eastAsia="Arial" w:hAnsi="Arial"/>
+                <w:b/>
+                <w:bCs/>
+                <w:color w:val="333333"/>
+                <w:sz w:val="18"/>
+                <w:szCs w:val="18"/>
+              </w:rPr>
+              <w:t xml:space="preserve">6</w:t>
+            </w:r>
+          </w:p>
+        </w:tc>
+        <w:tc>
+          <w:tcPr>
+            <w:tcW w:type="pct" w:w="9%"/>
+            <w:tcBorders>
+              <w:top w:val="single" w:color="CCCCCC" w:sz="1"/>
+              <w:left w:val="single" w:color="CCCCCC" w:sz="1"/>
+              <w:bottom w:val="single" w:color="CCCCCC" w:sz="1"/>
+              <w:right w:val="single" w:color="CCCCCC" w:sz="1"/>
+            </w:tcBorders>
             <w:shd w:fill="FFF9C4" w:val="clear"/>
             <w:tcMar>
               <w:top w:type="dxa" w:w="80"/>
@@ -10758,28 +10828,29 @@
               <w:bottom w:val="single" w:color="CCCCCC" w:sz="1"/>
               <w:right w:val="single" w:color="CCCCCC" w:sz="1"/>
             </w:tcBorders>
-            <w:tcMar>
-              <w:top w:type="dxa" w:w="80"/>
-              <w:left w:type="dxa" w:w="120"/>
-              <w:bottom w:type="dxa" w:w="80"/>
-              <w:right w:type="dxa" w:w="120"/>
-            </w:tcMar>
-            <w:vAlign w:val="center"/>
-          </w:tcPr>
-          <w:p>
-            <w:pPr>
-              <w:jc w:val="center"/>
-            </w:pPr>
-            <w:r>
-              <w:rPr>
-                <w:rFonts w:ascii="Arial" w:cs="Arial" w:eastAsia="Arial" w:hAnsi="Arial"/>
-                <w:b w:val="false"/>
-                <w:bCs w:val="false"/>
-                <w:color w:val="333333"/>
-                <w:sz w:val="18"/>
-                <w:szCs w:val="18"/>
-              </w:rPr>
-              <w:t xml:space="preserve">-</w:t>
+            <w:shd w:fill="FFF9C4" w:val="clear"/>
+            <w:tcMar>
+              <w:top w:type="dxa" w:w="80"/>
+              <w:left w:type="dxa" w:w="120"/>
+              <w:bottom w:type="dxa" w:w="80"/>
+              <w:right w:type="dxa" w:w="120"/>
+            </w:tcMar>
+            <w:vAlign w:val="center"/>
+          </w:tcPr>
+          <w:p>
+            <w:pPr>
+              <w:jc w:val="center"/>
+            </w:pPr>
+            <w:r>
+              <w:rPr>
+                <w:rFonts w:ascii="Arial" w:cs="Arial" w:eastAsia="Arial" w:hAnsi="Arial"/>
+                <w:b w:val="false"/>
+                <w:bCs w:val="false"/>
+                <w:color w:val="333333"/>
+                <w:sz w:val="18"/>
+                <w:szCs w:val="18"/>
+              </w:rPr>
+              <w:t xml:space="preserve">1</w:t>
             </w:r>
           </w:p>
         </w:tc>
@@ -10792,96 +10863,29 @@
               <w:bottom w:val="single" w:color="CCCCCC" w:sz="1"/>
               <w:right w:val="single" w:color="CCCCCC" w:sz="1"/>
             </w:tcBorders>
-            <w:tcMar>
-              <w:top w:type="dxa" w:w="80"/>
-              <w:left w:type="dxa" w:w="120"/>
-              <w:bottom w:type="dxa" w:w="80"/>
-              <w:right w:type="dxa" w:w="120"/>
-            </w:tcMar>
-            <w:vAlign w:val="center"/>
-          </w:tcPr>
-          <w:p>
-            <w:pPr>
-              <w:jc w:val="center"/>
-            </w:pPr>
-            <w:r>
-              <w:rPr>
-                <w:rFonts w:ascii="Arial" w:cs="Arial" w:eastAsia="Arial" w:hAnsi="Arial"/>
-                <w:b w:val="false"/>
-                <w:bCs w:val="false"/>
-                <w:color w:val="333333"/>
-                <w:sz w:val="18"/>
-                <w:szCs w:val="18"/>
-              </w:rPr>
-              <w:t xml:space="preserve">-</w:t>
-            </w:r>
-          </w:p>
-        </w:tc>
-        <w:tc>
-          <w:tcPr>
-            <w:tcW w:type="pct" w:w="9%"/>
-            <w:tcBorders>
-              <w:top w:val="single" w:color="CCCCCC" w:sz="1"/>
-              <w:left w:val="single" w:color="CCCCCC" w:sz="1"/>
-              <w:bottom w:val="single" w:color="CCCCCC" w:sz="1"/>
-              <w:right w:val="single" w:color="CCCCCC" w:sz="1"/>
-            </w:tcBorders>
-            <w:tcMar>
-              <w:top w:type="dxa" w:w="80"/>
-              <w:left w:type="dxa" w:w="120"/>
-              <w:bottom w:type="dxa" w:w="80"/>
-              <w:right w:type="dxa" w:w="120"/>
-            </w:tcMar>
-            <w:vAlign w:val="center"/>
-          </w:tcPr>
-          <w:p>
-            <w:pPr>
-              <w:jc w:val="center"/>
-            </w:pPr>
-            <w:r>
-              <w:rPr>
-                <w:rFonts w:ascii="Arial" w:cs="Arial" w:eastAsia="Arial" w:hAnsi="Arial"/>
-                <w:b w:val="false"/>
-                <w:bCs w:val="false"/>
-                <w:color w:val="333333"/>
-                <w:sz w:val="18"/>
-                <w:szCs w:val="18"/>
-              </w:rPr>
-              <w:t xml:space="preserve">-</w:t>
-            </w:r>
-          </w:p>
-        </w:tc>
-        <w:tc>
-          <w:tcPr>
-            <w:tcW w:type="pct" w:w="9%"/>
-            <w:tcBorders>
-              <w:top w:val="single" w:color="CCCCCC" w:sz="1"/>
-              <w:left w:val="single" w:color="CCCCCC" w:sz="1"/>
-              <w:bottom w:val="single" w:color="CCCCCC" w:sz="1"/>
-              <w:right w:val="single" w:color="CCCCCC" w:sz="1"/>
-            </w:tcBorders>
-            <w:tcMar>
-              <w:top w:type="dxa" w:w="80"/>
-              <w:left w:type="dxa" w:w="120"/>
-              <w:bottom w:type="dxa" w:w="80"/>
-              <w:right w:type="dxa" w:w="120"/>
-            </w:tcMar>
-            <w:vAlign w:val="center"/>
-          </w:tcPr>
-          <w:p>
-            <w:pPr>
-              <w:jc w:val="center"/>
-            </w:pPr>
-            <w:r>
-              <w:rPr>
-                <w:rFonts w:ascii="Arial" w:cs="Arial" w:eastAsia="Arial" w:hAnsi="Arial"/>
-                <w:b w:val="false"/>
-                <w:bCs w:val="false"/>
-                <w:color w:val="333333"/>
-                <w:sz w:val="18"/>
-                <w:szCs w:val="18"/>
-              </w:rPr>
-              <w:t xml:space="preserve">-</w:t>
+            <w:shd w:fill="FFF9C4" w:val="clear"/>
+            <w:tcMar>
+              <w:top w:type="dxa" w:w="80"/>
+              <w:left w:type="dxa" w:w="120"/>
+              <w:bottom w:type="dxa" w:w="80"/>
+              <w:right w:type="dxa" w:w="120"/>
+            </w:tcMar>
+            <w:vAlign w:val="center"/>
+          </w:tcPr>
+          <w:p>
+            <w:pPr>
+              <w:jc w:val="center"/>
+            </w:pPr>
+            <w:r>
+              <w:rPr>
+                <w:rFonts w:ascii="Arial" w:cs="Arial" w:eastAsia="Arial" w:hAnsi="Arial"/>
+                <w:b w:val="false"/>
+                <w:bCs w:val="false"/>
+                <w:color w:val="333333"/>
+                <w:sz w:val="18"/>
+                <w:szCs w:val="18"/>
+              </w:rPr>
+              <w:t xml:space="preserve">1</w:t>
             </w:r>
           </w:p>
         </w:tc>
@@ -10918,7 +10922,7 @@
                 <w:sz w:val="18"/>
                 <w:szCs w:val="18"/>
               </w:rPr>
-              <w:t xml:space="preserve">ハートンホテル東品川</w:t>
+              <w:t xml:space="preserve">ダイワロイネットホテル東京大崎</w:t>
             </w:r>
           </w:p>
         </w:tc>
@@ -10953,7 +10957,7 @@
                 <w:sz w:val="18"/>
                 <w:szCs w:val="18"/>
               </w:rPr>
-              <w:t xml:space="preserve">4</w:t>
+              <w:t xml:space="preserve">3</w:t>
             </w:r>
           </w:p>
         </w:tc>
@@ -10984,11 +10988,11 @@
                 <w:rFonts w:ascii="Arial" w:cs="Arial" w:eastAsia="Arial" w:hAnsi="Arial"/>
                 <w:b w:val="false"/>
                 <w:bCs w:val="false"/>
-                <w:color w:val="333333"/>
-                <w:sz w:val="18"/>
-                <w:szCs w:val="18"/>
-              </w:rPr>
-              <w:t xml:space="preserve">4.8</w:t>
+                <w:color w:val="FF9800"/>
+                <w:sz w:val="18"/>
+                <w:szCs w:val="18"/>
+              </w:rPr>
+              <w:t xml:space="preserve">7.1</w:t>
             </w:r>
           </w:p>
         </w:tc>
@@ -11001,6 +11005,76 @@
               <w:bottom w:val="single" w:color="CCCCCC" w:sz="1"/>
               <w:right w:val="single" w:color="CCCCCC" w:sz="1"/>
             </w:tcBorders>
+            <w:shd w:fill="FFE0B2" w:val="clear"/>
+            <w:tcMar>
+              <w:top w:type="dxa" w:w="80"/>
+              <w:left w:type="dxa" w:w="120"/>
+              <w:bottom w:type="dxa" w:w="80"/>
+              <w:right w:type="dxa" w:w="120"/>
+            </w:tcMar>
+            <w:vAlign w:val="center"/>
+          </w:tcPr>
+          <w:p>
+            <w:pPr>
+              <w:jc w:val="center"/>
+            </w:pPr>
+            <w:r>
+              <w:rPr>
+                <w:rFonts w:ascii="Arial" w:cs="Arial" w:eastAsia="Arial" w:hAnsi="Arial"/>
+                <w:b/>
+                <w:bCs/>
+                <w:color w:val="333333"/>
+                <w:sz w:val="18"/>
+                <w:szCs w:val="18"/>
+              </w:rPr>
+              <w:t xml:space="preserve">3</w:t>
+            </w:r>
+          </w:p>
+        </w:tc>
+        <w:tc>
+          <w:tcPr>
+            <w:tcW w:type="pct" w:w="9%"/>
+            <w:tcBorders>
+              <w:top w:val="single" w:color="CCCCCC" w:sz="1"/>
+              <w:left w:val="single" w:color="CCCCCC" w:sz="1"/>
+              <w:bottom w:val="single" w:color="CCCCCC" w:sz="1"/>
+              <w:right w:val="single" w:color="CCCCCC" w:sz="1"/>
+            </w:tcBorders>
+            <w:shd w:fill="F5F7FA" w:val="clear"/>
+            <w:tcMar>
+              <w:top w:type="dxa" w:w="80"/>
+              <w:left w:type="dxa" w:w="120"/>
+              <w:bottom w:type="dxa" w:w="80"/>
+              <w:right w:type="dxa" w:w="120"/>
+            </w:tcMar>
+            <w:vAlign w:val="center"/>
+          </w:tcPr>
+          <w:p>
+            <w:pPr>
+              <w:jc w:val="center"/>
+            </w:pPr>
+            <w:r>
+              <w:rPr>
+                <w:rFonts w:ascii="Arial" w:cs="Arial" w:eastAsia="Arial" w:hAnsi="Arial"/>
+                <w:b w:val="false"/>
+                <w:bCs w:val="false"/>
+                <w:color w:val="333333"/>
+                <w:sz w:val="18"/>
+                <w:szCs w:val="18"/>
+              </w:rPr>
+              <w:t xml:space="preserve">-</w:t>
+            </w:r>
+          </w:p>
+        </w:tc>
+        <w:tc>
+          <w:tcPr>
+            <w:tcW w:type="pct" w:w="9%"/>
+            <w:tcBorders>
+              <w:top w:val="single" w:color="CCCCCC" w:sz="1"/>
+              <w:left w:val="single" w:color="CCCCCC" w:sz="1"/>
+              <w:bottom w:val="single" w:color="CCCCCC" w:sz="1"/>
+              <w:right w:val="single" w:color="CCCCCC" w:sz="1"/>
+            </w:tcBorders>
             <w:shd w:fill="FFF9C4" w:val="clear"/>
             <w:tcMar>
               <w:top w:type="dxa" w:w="80"/>
@@ -11023,7 +11097,7 @@
                 <w:sz w:val="18"/>
                 <w:szCs w:val="18"/>
               </w:rPr>
-              <w:t xml:space="preserve">2</w:t>
+              <w:t xml:space="preserve">1</w:t>
             </w:r>
           </w:p>
         </w:tc>
@@ -11129,76 +11203,6 @@
                 <w:szCs w:val="18"/>
               </w:rPr>
               <w:t xml:space="preserve">-</w:t>
-            </w:r>
-          </w:p>
-        </w:tc>
-        <w:tc>
-          <w:tcPr>
-            <w:tcW w:type="pct" w:w="9%"/>
-            <w:tcBorders>
-              <w:top w:val="single" w:color="CCCCCC" w:sz="1"/>
-              <w:left w:val="single" w:color="CCCCCC" w:sz="1"/>
-              <w:bottom w:val="single" w:color="CCCCCC" w:sz="1"/>
-              <w:right w:val="single" w:color="CCCCCC" w:sz="1"/>
-            </w:tcBorders>
-            <w:shd w:fill="F5F7FA" w:val="clear"/>
-            <w:tcMar>
-              <w:top w:type="dxa" w:w="80"/>
-              <w:left w:type="dxa" w:w="120"/>
-              <w:bottom w:type="dxa" w:w="80"/>
-              <w:right w:type="dxa" w:w="120"/>
-            </w:tcMar>
-            <w:vAlign w:val="center"/>
-          </w:tcPr>
-          <w:p>
-            <w:pPr>
-              <w:jc w:val="center"/>
-            </w:pPr>
-            <w:r>
-              <w:rPr>
-                <w:rFonts w:ascii="Arial" w:cs="Arial" w:eastAsia="Arial" w:hAnsi="Arial"/>
-                <w:b w:val="false"/>
-                <w:bCs w:val="false"/>
-                <w:color w:val="333333"/>
-                <w:sz w:val="18"/>
-                <w:szCs w:val="18"/>
-              </w:rPr>
-              <w:t xml:space="preserve">-</w:t>
-            </w:r>
-          </w:p>
-        </w:tc>
-        <w:tc>
-          <w:tcPr>
-            <w:tcW w:type="pct" w:w="9%"/>
-            <w:tcBorders>
-              <w:top w:val="single" w:color="CCCCCC" w:sz="1"/>
-              <w:left w:val="single" w:color="CCCCCC" w:sz="1"/>
-              <w:bottom w:val="single" w:color="CCCCCC" w:sz="1"/>
-              <w:right w:val="single" w:color="CCCCCC" w:sz="1"/>
-            </w:tcBorders>
-            <w:shd w:fill="FFF9C4" w:val="clear"/>
-            <w:tcMar>
-              <w:top w:type="dxa" w:w="80"/>
-              <w:left w:type="dxa" w:w="120"/>
-              <w:bottom w:type="dxa" w:w="80"/>
-              <w:right w:type="dxa" w:w="120"/>
-            </w:tcMar>
-            <w:vAlign w:val="center"/>
-          </w:tcPr>
-          <w:p>
-            <w:pPr>
-              <w:jc w:val="center"/>
-            </w:pPr>
-            <w:r>
-              <w:rPr>
-                <w:rFonts w:ascii="Arial" w:cs="Arial" w:eastAsia="Arial" w:hAnsi="Arial"/>
-                <w:b w:val="false"/>
-                <w:bCs w:val="false"/>
-                <w:color w:val="333333"/>
-                <w:sz w:val="18"/>
-                <w:szCs w:val="18"/>
-              </w:rPr>
-              <w:t xml:space="preserve">1</w:t>
             </w:r>
           </w:p>
         </w:tc>
@@ -11234,7 +11238,7 @@
                 <w:sz w:val="18"/>
                 <w:szCs w:val="18"/>
               </w:rPr>
-              <w:t xml:space="preserve">ホテルコメント横浜関内</w:t>
+              <w:t xml:space="preserve">川崎日航ホテル</w:t>
             </w:r>
           </w:p>
         </w:tc>
@@ -11268,7 +11272,7 @@
                 <w:sz w:val="18"/>
                 <w:szCs w:val="18"/>
               </w:rPr>
-              <w:t xml:space="preserve">3</w:t>
+              <w:t xml:space="preserve">7</w:t>
             </w:r>
           </w:p>
         </w:tc>
@@ -11298,11 +11302,11 @@
                 <w:rFonts w:ascii="Arial" w:cs="Arial" w:eastAsia="Arial" w:hAnsi="Arial"/>
                 <w:b w:val="false"/>
                 <w:bCs w:val="false"/>
-                <w:color w:val="333333"/>
-                <w:sz w:val="18"/>
-                <w:szCs w:val="18"/>
-              </w:rPr>
-              <w:t xml:space="preserve">4.2</w:t>
+                <w:color w:val="FF9800"/>
+                <w:sz w:val="18"/>
+                <w:szCs w:val="18"/>
+              </w:rPr>
+              <w:t xml:space="preserve">5.1</w:t>
             </w:r>
           </w:p>
         </w:tc>
@@ -11315,6 +11319,41 @@
               <w:bottom w:val="single" w:color="CCCCCC" w:sz="1"/>
               <w:right w:val="single" w:color="CCCCCC" w:sz="1"/>
             </w:tcBorders>
+            <w:shd w:fill="FFCDD2" w:val="clear"/>
+            <w:tcMar>
+              <w:top w:type="dxa" w:w="80"/>
+              <w:left w:type="dxa" w:w="120"/>
+              <w:bottom w:type="dxa" w:w="80"/>
+              <w:right w:type="dxa" w:w="120"/>
+            </w:tcMar>
+            <w:vAlign w:val="center"/>
+          </w:tcPr>
+          <w:p>
+            <w:pPr>
+              <w:jc w:val="center"/>
+            </w:pPr>
+            <w:r>
+              <w:rPr>
+                <w:rFonts w:ascii="Arial" w:cs="Arial" w:eastAsia="Arial" w:hAnsi="Arial"/>
+                <w:b/>
+                <w:bCs/>
+                <w:color w:val="333333"/>
+                <w:sz w:val="18"/>
+                <w:szCs w:val="18"/>
+              </w:rPr>
+              <w:t xml:space="preserve">6</w:t>
+            </w:r>
+          </w:p>
+        </w:tc>
+        <w:tc>
+          <w:tcPr>
+            <w:tcW w:type="pct" w:w="9%"/>
+            <w:tcBorders>
+              <w:top w:val="single" w:color="CCCCCC" w:sz="1"/>
+              <w:left w:val="single" w:color="CCCCCC" w:sz="1"/>
+              <w:bottom w:val="single" w:color="CCCCCC" w:sz="1"/>
+              <w:right w:val="single" w:color="CCCCCC" w:sz="1"/>
+            </w:tcBorders>
             <w:shd w:fill="FFF9C4" w:val="clear"/>
             <w:tcMar>
               <w:top w:type="dxa" w:w="80"/>
@@ -11337,7 +11376,7 @@
                 <w:sz w:val="18"/>
                 <w:szCs w:val="18"/>
               </w:rPr>
-              <w:t xml:space="preserve">2</w:t>
+              <w:t xml:space="preserve">1</w:t>
             </w:r>
           </w:p>
         </w:tc>
@@ -11474,41 +11513,6 @@
                 <w:szCs w:val="18"/>
               </w:rPr>
               <w:t xml:space="preserve">-</w:t>
-            </w:r>
-          </w:p>
-        </w:tc>
-        <w:tc>
-          <w:tcPr>
-            <w:tcW w:type="pct" w:w="9%"/>
-            <w:tcBorders>
-              <w:top w:val="single" w:color="CCCCCC" w:sz="1"/>
-              <w:left w:val="single" w:color="CCCCCC" w:sz="1"/>
-              <w:bottom w:val="single" w:color="CCCCCC" w:sz="1"/>
-              <w:right w:val="single" w:color="CCCCCC" w:sz="1"/>
-            </w:tcBorders>
-            <w:shd w:fill="FFF9C4" w:val="clear"/>
-            <w:tcMar>
-              <w:top w:type="dxa" w:w="80"/>
-              <w:left w:type="dxa" w:w="120"/>
-              <w:bottom w:type="dxa" w:w="80"/>
-              <w:right w:type="dxa" w:w="120"/>
-            </w:tcMar>
-            <w:vAlign w:val="center"/>
-          </w:tcPr>
-          <w:p>
-            <w:pPr>
-              <w:jc w:val="center"/>
-            </w:pPr>
-            <w:r>
-              <w:rPr>
-                <w:rFonts w:ascii="Arial" w:cs="Arial" w:eastAsia="Arial" w:hAnsi="Arial"/>
-                <w:b w:val="false"/>
-                <w:bCs w:val="false"/>
-                <w:color w:val="333333"/>
-                <w:sz w:val="18"/>
-                <w:szCs w:val="18"/>
-              </w:rPr>
-              <w:t xml:space="preserve">1</w:t>
             </w:r>
           </w:p>
         </w:tc>
@@ -11545,7 +11549,7 @@
                 <w:sz w:val="18"/>
                 <w:szCs w:val="18"/>
               </w:rPr>
-              <w:t xml:space="preserve">リッチモンドホテル東京目白</w:t>
+              <w:t xml:space="preserve">ハートンホテル東品川</w:t>
             </w:r>
           </w:p>
         </w:tc>
@@ -11580,7 +11584,7 @@
                 <w:sz w:val="18"/>
                 <w:szCs w:val="18"/>
               </w:rPr>
-              <w:t xml:space="preserve">3</w:t>
+              <w:t xml:space="preserve">4</w:t>
             </w:r>
           </w:p>
         </w:tc>
@@ -11615,7 +11619,7 @@
                 <w:sz w:val="18"/>
                 <w:szCs w:val="18"/>
               </w:rPr>
-              <w:t xml:space="preserve">4.1</w:t>
+              <w:t xml:space="preserve">4.7</w:t>
             </w:r>
           </w:p>
         </w:tc>
@@ -11628,29 +11632,29 @@
               <w:bottom w:val="single" w:color="CCCCCC" w:sz="1"/>
               <w:right w:val="single" w:color="CCCCCC" w:sz="1"/>
             </w:tcBorders>
-            <w:shd w:fill="FFE0B2" w:val="clear"/>
-            <w:tcMar>
-              <w:top w:type="dxa" w:w="80"/>
-              <w:left w:type="dxa" w:w="120"/>
-              <w:bottom w:type="dxa" w:w="80"/>
-              <w:right w:type="dxa" w:w="120"/>
-            </w:tcMar>
-            <w:vAlign w:val="center"/>
-          </w:tcPr>
-          <w:p>
-            <w:pPr>
-              <w:jc w:val="center"/>
-            </w:pPr>
-            <w:r>
-              <w:rPr>
-                <w:rFonts w:ascii="Arial" w:cs="Arial" w:eastAsia="Arial" w:hAnsi="Arial"/>
-                <w:b/>
-                <w:bCs/>
-                <w:color w:val="333333"/>
-                <w:sz w:val="18"/>
-                <w:szCs w:val="18"/>
-              </w:rPr>
-              <w:t xml:space="preserve">3</w:t>
+            <w:shd w:fill="FFF9C4" w:val="clear"/>
+            <w:tcMar>
+              <w:top w:type="dxa" w:w="80"/>
+              <w:left w:type="dxa" w:w="120"/>
+              <w:bottom w:type="dxa" w:w="80"/>
+              <w:right w:type="dxa" w:w="120"/>
+            </w:tcMar>
+            <w:vAlign w:val="center"/>
+          </w:tcPr>
+          <w:p>
+            <w:pPr>
+              <w:jc w:val="center"/>
+            </w:pPr>
+            <w:r>
+              <w:rPr>
+                <w:rFonts w:ascii="Arial" w:cs="Arial" w:eastAsia="Arial" w:hAnsi="Arial"/>
+                <w:b w:val="false"/>
+                <w:bCs w:val="false"/>
+                <w:color w:val="333333"/>
+                <w:sz w:val="18"/>
+                <w:szCs w:val="18"/>
+              </w:rPr>
+              <w:t xml:space="preserve">2</w:t>
             </w:r>
           </w:p>
         </w:tc>
@@ -12045,29 +12049,28 @@
               <w:bottom w:val="single" w:color="CCCCCC" w:sz="1"/>
               <w:right w:val="single" w:color="CCCCCC" w:sz="1"/>
             </w:tcBorders>
-            <w:shd w:fill="FFF9C4" w:val="clear"/>
-            <w:tcMar>
-              <w:top w:type="dxa" w:w="80"/>
-              <w:left w:type="dxa" w:w="120"/>
-              <w:bottom w:type="dxa" w:w="80"/>
-              <w:right w:type="dxa" w:w="120"/>
-            </w:tcMar>
-            <w:vAlign w:val="center"/>
-          </w:tcPr>
-          <w:p>
-            <w:pPr>
-              <w:jc w:val="center"/>
-            </w:pPr>
-            <w:r>
-              <w:rPr>
-                <w:rFonts w:ascii="Arial" w:cs="Arial" w:eastAsia="Arial" w:hAnsi="Arial"/>
-                <w:b w:val="false"/>
-                <w:bCs w:val="false"/>
-                <w:color w:val="333333"/>
-                <w:sz w:val="18"/>
-                <w:szCs w:val="18"/>
-              </w:rPr>
-              <w:t xml:space="preserve">2</w:t>
+            <w:tcMar>
+              <w:top w:type="dxa" w:w="80"/>
+              <w:left w:type="dxa" w:w="120"/>
+              <w:bottom w:type="dxa" w:w="80"/>
+              <w:right w:type="dxa" w:w="120"/>
+            </w:tcMar>
+            <w:vAlign w:val="center"/>
+          </w:tcPr>
+          <w:p>
+            <w:pPr>
+              <w:jc w:val="center"/>
+            </w:pPr>
+            <w:r>
+              <w:rPr>
+                <w:rFonts w:ascii="Arial" w:cs="Arial" w:eastAsia="Arial" w:hAnsi="Arial"/>
+                <w:b w:val="false"/>
+                <w:bCs w:val="false"/>
+                <w:color w:val="333333"/>
+                <w:sz w:val="18"/>
+                <w:szCs w:val="18"/>
+              </w:rPr>
+              <w:t xml:space="preserve">-</w:t>
             </w:r>
           </w:p>
         </w:tc>
@@ -12172,7 +12175,7 @@
                 <w:sz w:val="18"/>
                 <w:szCs w:val="18"/>
               </w:rPr>
-              <w:t xml:space="preserve">ホテルケヤキゲート東京府中</w:t>
+              <w:t xml:space="preserve">ホテルコメント横浜関内</w:t>
             </w:r>
           </w:p>
         </w:tc>
@@ -12207,47 +12210,82 @@
                 <w:sz w:val="18"/>
                 <w:szCs w:val="18"/>
               </w:rPr>
+              <w:t xml:space="preserve">3</w:t>
+            </w:r>
+          </w:p>
+        </w:tc>
+        <w:tc>
+          <w:tcPr>
+            <w:tcW w:type="pct" w:w="12%"/>
+            <w:tcBorders>
+              <w:top w:val="single" w:color="CCCCCC" w:sz="1"/>
+              <w:left w:val="single" w:color="CCCCCC" w:sz="1"/>
+              <w:bottom w:val="single" w:color="CCCCCC" w:sz="1"/>
+              <w:right w:val="single" w:color="CCCCCC" w:sz="1"/>
+            </w:tcBorders>
+            <w:shd w:fill="F5F7FA" w:val="clear"/>
+            <w:tcMar>
+              <w:top w:type="dxa" w:w="80"/>
+              <w:left w:type="dxa" w:w="120"/>
+              <w:bottom w:type="dxa" w:w="80"/>
+              <w:right w:type="dxa" w:w="120"/>
+            </w:tcMar>
+            <w:vAlign w:val="center"/>
+          </w:tcPr>
+          <w:p>
+            <w:pPr>
+              <w:jc w:val="center"/>
+            </w:pPr>
+            <w:r>
+              <w:rPr>
+                <w:rFonts w:ascii="Arial" w:cs="Arial" w:eastAsia="Arial" w:hAnsi="Arial"/>
+                <w:b w:val="false"/>
+                <w:bCs w:val="false"/>
+                <w:color w:val="333333"/>
+                <w:sz w:val="18"/>
+                <w:szCs w:val="18"/>
+              </w:rPr>
+              <w:t xml:space="preserve">4.1</w:t>
+            </w:r>
+          </w:p>
+        </w:tc>
+        <w:tc>
+          <w:tcPr>
+            <w:tcW w:type="pct" w:w="9%"/>
+            <w:tcBorders>
+              <w:top w:val="single" w:color="CCCCCC" w:sz="1"/>
+              <w:left w:val="single" w:color="CCCCCC" w:sz="1"/>
+              <w:bottom w:val="single" w:color="CCCCCC" w:sz="1"/>
+              <w:right w:val="single" w:color="CCCCCC" w:sz="1"/>
+            </w:tcBorders>
+            <w:shd w:fill="FFF9C4" w:val="clear"/>
+            <w:tcMar>
+              <w:top w:type="dxa" w:w="80"/>
+              <w:left w:type="dxa" w:w="120"/>
+              <w:bottom w:type="dxa" w:w="80"/>
+              <w:right w:type="dxa" w:w="120"/>
+            </w:tcMar>
+            <w:vAlign w:val="center"/>
+          </w:tcPr>
+          <w:p>
+            <w:pPr>
+              <w:jc w:val="center"/>
+            </w:pPr>
+            <w:r>
+              <w:rPr>
+                <w:rFonts w:ascii="Arial" w:cs="Arial" w:eastAsia="Arial" w:hAnsi="Arial"/>
+                <w:b w:val="false"/>
+                <w:bCs w:val="false"/>
+                <w:color w:val="333333"/>
+                <w:sz w:val="18"/>
+                <w:szCs w:val="18"/>
+              </w:rPr>
               <w:t xml:space="preserve">2</w:t>
             </w:r>
           </w:p>
         </w:tc>
         <w:tc>
           <w:tcPr>
-            <w:tcW w:type="pct" w:w="12%"/>
-            <w:tcBorders>
-              <w:top w:val="single" w:color="CCCCCC" w:sz="1"/>
-              <w:left w:val="single" w:color="CCCCCC" w:sz="1"/>
-              <w:bottom w:val="single" w:color="CCCCCC" w:sz="1"/>
-              <w:right w:val="single" w:color="CCCCCC" w:sz="1"/>
-            </w:tcBorders>
-            <w:shd w:fill="F5F7FA" w:val="clear"/>
-            <w:tcMar>
-              <w:top w:type="dxa" w:w="80"/>
-              <w:left w:type="dxa" w:w="120"/>
-              <w:bottom w:type="dxa" w:w="80"/>
-              <w:right w:type="dxa" w:w="120"/>
-            </w:tcMar>
-            <w:vAlign w:val="center"/>
-          </w:tcPr>
-          <w:p>
-            <w:pPr>
-              <w:jc w:val="center"/>
-            </w:pPr>
-            <w:r>
-              <w:rPr>
-                <w:rFonts w:ascii="Arial" w:cs="Arial" w:eastAsia="Arial" w:hAnsi="Arial"/>
-                <w:b w:val="false"/>
-                <w:bCs w:val="false"/>
-                <w:color w:val="333333"/>
-                <w:sz w:val="18"/>
-                <w:szCs w:val="18"/>
-              </w:rPr>
-              <w:t xml:space="preserve">3.4</w:t>
-            </w:r>
-          </w:p>
-        </w:tc>
-        <w:tc>
-          <w:tcPr>
             <w:tcW w:type="pct" w:w="9%"/>
             <w:tcBorders>
               <w:top w:val="single" w:color="CCCCCC" w:sz="1"/>
@@ -12277,42 +12315,7 @@
                 <w:sz w:val="18"/>
                 <w:szCs w:val="18"/>
               </w:rPr>
-              <w:t xml:space="preserve">2</w:t>
-            </w:r>
-          </w:p>
-        </w:tc>
-        <w:tc>
-          <w:tcPr>
-            <w:tcW w:type="pct" w:w="9%"/>
-            <w:tcBorders>
-              <w:top w:val="single" w:color="CCCCCC" w:sz="1"/>
-              <w:left w:val="single" w:color="CCCCCC" w:sz="1"/>
-              <w:bottom w:val="single" w:color="CCCCCC" w:sz="1"/>
-              <w:right w:val="single" w:color="CCCCCC" w:sz="1"/>
-            </w:tcBorders>
-            <w:shd w:fill="F5F7FA" w:val="clear"/>
-            <w:tcMar>
-              <w:top w:type="dxa" w:w="80"/>
-              <w:left w:type="dxa" w:w="120"/>
-              <w:bottom w:type="dxa" w:w="80"/>
-              <w:right w:type="dxa" w:w="120"/>
-            </w:tcMar>
-            <w:vAlign w:val="center"/>
-          </w:tcPr>
-          <w:p>
-            <w:pPr>
-              <w:jc w:val="center"/>
-            </w:pPr>
-            <w:r>
-              <w:rPr>
-                <w:rFonts w:ascii="Arial" w:cs="Arial" w:eastAsia="Arial" w:hAnsi="Arial"/>
-                <w:b w:val="false"/>
-                <w:bCs w:val="false"/>
-                <w:color w:val="333333"/>
-                <w:sz w:val="18"/>
-                <w:szCs w:val="18"/>
-              </w:rPr>
-              <w:t xml:space="preserve">-</w:t>
+              <w:t xml:space="preserve">1</w:t>
             </w:r>
           </w:p>
         </w:tc>
@@ -12488,7 +12491,7 @@
                 <w:sz w:val="18"/>
                 <w:szCs w:val="18"/>
               </w:rPr>
-              <w:t xml:space="preserve">アパホテル相模原橋本駅東</w:t>
+              <w:t xml:space="preserve">ホテルケヤキゲート東京府中</w:t>
             </w:r>
           </w:p>
         </w:tc>
@@ -12522,246 +12525,247 @@
                 <w:sz w:val="18"/>
                 <w:szCs w:val="18"/>
               </w:rPr>
+              <w:t xml:space="preserve">2</w:t>
+            </w:r>
+          </w:p>
+        </w:tc>
+        <w:tc>
+          <w:tcPr>
+            <w:tcW w:type="pct" w:w="12%"/>
+            <w:tcBorders>
+              <w:top w:val="single" w:color="CCCCCC" w:sz="1"/>
+              <w:left w:val="single" w:color="CCCCCC" w:sz="1"/>
+              <w:bottom w:val="single" w:color="CCCCCC" w:sz="1"/>
+              <w:right w:val="single" w:color="CCCCCC" w:sz="1"/>
+            </w:tcBorders>
+            <w:tcMar>
+              <w:top w:type="dxa" w:w="80"/>
+              <w:left w:type="dxa" w:w="120"/>
+              <w:bottom w:type="dxa" w:w="80"/>
+              <w:right w:type="dxa" w:w="120"/>
+            </w:tcMar>
+            <w:vAlign w:val="center"/>
+          </w:tcPr>
+          <w:p>
+            <w:pPr>
+              <w:jc w:val="center"/>
+            </w:pPr>
+            <w:r>
+              <w:rPr>
+                <w:rFonts w:ascii="Arial" w:cs="Arial" w:eastAsia="Arial" w:hAnsi="Arial"/>
+                <w:b w:val="false"/>
+                <w:bCs w:val="false"/>
+                <w:color w:val="333333"/>
+                <w:sz w:val="18"/>
+                <w:szCs w:val="18"/>
+              </w:rPr>
+              <w:t xml:space="preserve">3.3</w:t>
+            </w:r>
+          </w:p>
+        </w:tc>
+        <w:tc>
+          <w:tcPr>
+            <w:tcW w:type="pct" w:w="9%"/>
+            <w:tcBorders>
+              <w:top w:val="single" w:color="CCCCCC" w:sz="1"/>
+              <w:left w:val="single" w:color="CCCCCC" w:sz="1"/>
+              <w:bottom w:val="single" w:color="CCCCCC" w:sz="1"/>
+              <w:right w:val="single" w:color="CCCCCC" w:sz="1"/>
+            </w:tcBorders>
+            <w:shd w:fill="FFF9C4" w:val="clear"/>
+            <w:tcMar>
+              <w:top w:type="dxa" w:w="80"/>
+              <w:left w:type="dxa" w:w="120"/>
+              <w:bottom w:type="dxa" w:w="80"/>
+              <w:right w:type="dxa" w:w="120"/>
+            </w:tcMar>
+            <w:vAlign w:val="center"/>
+          </w:tcPr>
+          <w:p>
+            <w:pPr>
+              <w:jc w:val="center"/>
+            </w:pPr>
+            <w:r>
+              <w:rPr>
+                <w:rFonts w:ascii="Arial" w:cs="Arial" w:eastAsia="Arial" w:hAnsi="Arial"/>
+                <w:b w:val="false"/>
+                <w:bCs w:val="false"/>
+                <w:color w:val="333333"/>
+                <w:sz w:val="18"/>
+                <w:szCs w:val="18"/>
+              </w:rPr>
+              <w:t xml:space="preserve">2</w:t>
+            </w:r>
+          </w:p>
+        </w:tc>
+        <w:tc>
+          <w:tcPr>
+            <w:tcW w:type="pct" w:w="9%"/>
+            <w:tcBorders>
+              <w:top w:val="single" w:color="CCCCCC" w:sz="1"/>
+              <w:left w:val="single" w:color="CCCCCC" w:sz="1"/>
+              <w:bottom w:val="single" w:color="CCCCCC" w:sz="1"/>
+              <w:right w:val="single" w:color="CCCCCC" w:sz="1"/>
+            </w:tcBorders>
+            <w:tcMar>
+              <w:top w:type="dxa" w:w="80"/>
+              <w:left w:type="dxa" w:w="120"/>
+              <w:bottom w:type="dxa" w:w="80"/>
+              <w:right w:type="dxa" w:w="120"/>
+            </w:tcMar>
+            <w:vAlign w:val="center"/>
+          </w:tcPr>
+          <w:p>
+            <w:pPr>
+              <w:jc w:val="center"/>
+            </w:pPr>
+            <w:r>
+              <w:rPr>
+                <w:rFonts w:ascii="Arial" w:cs="Arial" w:eastAsia="Arial" w:hAnsi="Arial"/>
+                <w:b w:val="false"/>
+                <w:bCs w:val="false"/>
+                <w:color w:val="333333"/>
+                <w:sz w:val="18"/>
+                <w:szCs w:val="18"/>
+              </w:rPr>
+              <w:t xml:space="preserve">-</w:t>
+            </w:r>
+          </w:p>
+        </w:tc>
+        <w:tc>
+          <w:tcPr>
+            <w:tcW w:type="pct" w:w="9%"/>
+            <w:tcBorders>
+              <w:top w:val="single" w:color="CCCCCC" w:sz="1"/>
+              <w:left w:val="single" w:color="CCCCCC" w:sz="1"/>
+              <w:bottom w:val="single" w:color="CCCCCC" w:sz="1"/>
+              <w:right w:val="single" w:color="CCCCCC" w:sz="1"/>
+            </w:tcBorders>
+            <w:tcMar>
+              <w:top w:type="dxa" w:w="80"/>
+              <w:left w:type="dxa" w:w="120"/>
+              <w:bottom w:type="dxa" w:w="80"/>
+              <w:right w:type="dxa" w:w="120"/>
+            </w:tcMar>
+            <w:vAlign w:val="center"/>
+          </w:tcPr>
+          <w:p>
+            <w:pPr>
+              <w:jc w:val="center"/>
+            </w:pPr>
+            <w:r>
+              <w:rPr>
+                <w:rFonts w:ascii="Arial" w:cs="Arial" w:eastAsia="Arial" w:hAnsi="Arial"/>
+                <w:b w:val="false"/>
+                <w:bCs w:val="false"/>
+                <w:color w:val="333333"/>
+                <w:sz w:val="18"/>
+                <w:szCs w:val="18"/>
+              </w:rPr>
+              <w:t xml:space="preserve">-</w:t>
+            </w:r>
+          </w:p>
+        </w:tc>
+        <w:tc>
+          <w:tcPr>
+            <w:tcW w:type="pct" w:w="9%"/>
+            <w:tcBorders>
+              <w:top w:val="single" w:color="CCCCCC" w:sz="1"/>
+              <w:left w:val="single" w:color="CCCCCC" w:sz="1"/>
+              <w:bottom w:val="single" w:color="CCCCCC" w:sz="1"/>
+              <w:right w:val="single" w:color="CCCCCC" w:sz="1"/>
+            </w:tcBorders>
+            <w:tcMar>
+              <w:top w:type="dxa" w:w="80"/>
+              <w:left w:type="dxa" w:w="120"/>
+              <w:bottom w:type="dxa" w:w="80"/>
+              <w:right w:type="dxa" w:w="120"/>
+            </w:tcMar>
+            <w:vAlign w:val="center"/>
+          </w:tcPr>
+          <w:p>
+            <w:pPr>
+              <w:jc w:val="center"/>
+            </w:pPr>
+            <w:r>
+              <w:rPr>
+                <w:rFonts w:ascii="Arial" w:cs="Arial" w:eastAsia="Arial" w:hAnsi="Arial"/>
+                <w:b w:val="false"/>
+                <w:bCs w:val="false"/>
+                <w:color w:val="333333"/>
+                <w:sz w:val="18"/>
+                <w:szCs w:val="18"/>
+              </w:rPr>
+              <w:t xml:space="preserve">-</w:t>
+            </w:r>
+          </w:p>
+        </w:tc>
+        <w:tc>
+          <w:tcPr>
+            <w:tcW w:type="pct" w:w="9%"/>
+            <w:tcBorders>
+              <w:top w:val="single" w:color="CCCCCC" w:sz="1"/>
+              <w:left w:val="single" w:color="CCCCCC" w:sz="1"/>
+              <w:bottom w:val="single" w:color="CCCCCC" w:sz="1"/>
+              <w:right w:val="single" w:color="CCCCCC" w:sz="1"/>
+            </w:tcBorders>
+            <w:tcMar>
+              <w:top w:type="dxa" w:w="80"/>
+              <w:left w:type="dxa" w:w="120"/>
+              <w:bottom w:type="dxa" w:w="80"/>
+              <w:right w:type="dxa" w:w="120"/>
+            </w:tcMar>
+            <w:vAlign w:val="center"/>
+          </w:tcPr>
+          <w:p>
+            <w:pPr>
+              <w:jc w:val="center"/>
+            </w:pPr>
+            <w:r>
+              <w:rPr>
+                <w:rFonts w:ascii="Arial" w:cs="Arial" w:eastAsia="Arial" w:hAnsi="Arial"/>
+                <w:b w:val="false"/>
+                <w:bCs w:val="false"/>
+                <w:color w:val="333333"/>
+                <w:sz w:val="18"/>
+                <w:szCs w:val="18"/>
+              </w:rPr>
+              <w:t xml:space="preserve">-</w:t>
+            </w:r>
+          </w:p>
+        </w:tc>
+        <w:tc>
+          <w:tcPr>
+            <w:tcW w:type="pct" w:w="9%"/>
+            <w:tcBorders>
+              <w:top w:val="single" w:color="CCCCCC" w:sz="1"/>
+              <w:left w:val="single" w:color="CCCCCC" w:sz="1"/>
+              <w:bottom w:val="single" w:color="CCCCCC" w:sz="1"/>
+              <w:right w:val="single" w:color="CCCCCC" w:sz="1"/>
+            </w:tcBorders>
+            <w:shd w:fill="FFF9C4" w:val="clear"/>
+            <w:tcMar>
+              <w:top w:type="dxa" w:w="80"/>
+              <w:left w:type="dxa" w:w="120"/>
+              <w:bottom w:type="dxa" w:w="80"/>
+              <w:right w:type="dxa" w:w="120"/>
+            </w:tcMar>
+            <w:vAlign w:val="center"/>
+          </w:tcPr>
+          <w:p>
+            <w:pPr>
+              <w:jc w:val="center"/>
+            </w:pPr>
+            <w:r>
+              <w:rPr>
+                <w:rFonts w:ascii="Arial" w:cs="Arial" w:eastAsia="Arial" w:hAnsi="Arial"/>
+                <w:b w:val="false"/>
+                <w:bCs w:val="false"/>
+                <w:color w:val="333333"/>
+                <w:sz w:val="18"/>
+                <w:szCs w:val="18"/>
+              </w:rPr>
               <w:t xml:space="preserve">1</w:t>
-            </w:r>
-          </w:p>
-        </w:tc>
-        <w:tc>
-          <w:tcPr>
-            <w:tcW w:type="pct" w:w="12%"/>
-            <w:tcBorders>
-              <w:top w:val="single" w:color="CCCCCC" w:sz="1"/>
-              <w:left w:val="single" w:color="CCCCCC" w:sz="1"/>
-              <w:bottom w:val="single" w:color="CCCCCC" w:sz="1"/>
-              <w:right w:val="single" w:color="CCCCCC" w:sz="1"/>
-            </w:tcBorders>
-            <w:tcMar>
-              <w:top w:type="dxa" w:w="80"/>
-              <w:left w:type="dxa" w:w="120"/>
-              <w:bottom w:type="dxa" w:w="80"/>
-              <w:right w:type="dxa" w:w="120"/>
-            </w:tcMar>
-            <w:vAlign w:val="center"/>
-          </w:tcPr>
-          <w:p>
-            <w:pPr>
-              <w:jc w:val="center"/>
-            </w:pPr>
-            <w:r>
-              <w:rPr>
-                <w:rFonts w:ascii="Arial" w:cs="Arial" w:eastAsia="Arial" w:hAnsi="Arial"/>
-                <w:b w:val="false"/>
-                <w:bCs w:val="false"/>
-                <w:color w:val="333333"/>
-                <w:sz w:val="18"/>
-                <w:szCs w:val="18"/>
-              </w:rPr>
-              <w:t xml:space="preserve">3.3</w:t>
-            </w:r>
-          </w:p>
-        </w:tc>
-        <w:tc>
-          <w:tcPr>
-            <w:tcW w:type="pct" w:w="9%"/>
-            <w:tcBorders>
-              <w:top w:val="single" w:color="CCCCCC" w:sz="1"/>
-              <w:left w:val="single" w:color="CCCCCC" w:sz="1"/>
-              <w:bottom w:val="single" w:color="CCCCCC" w:sz="1"/>
-              <w:right w:val="single" w:color="CCCCCC" w:sz="1"/>
-            </w:tcBorders>
-            <w:shd w:fill="FFF9C4" w:val="clear"/>
-            <w:tcMar>
-              <w:top w:type="dxa" w:w="80"/>
-              <w:left w:type="dxa" w:w="120"/>
-              <w:bottom w:type="dxa" w:w="80"/>
-              <w:right w:type="dxa" w:w="120"/>
-            </w:tcMar>
-            <w:vAlign w:val="center"/>
-          </w:tcPr>
-          <w:p>
-            <w:pPr>
-              <w:jc w:val="center"/>
-            </w:pPr>
-            <w:r>
-              <w:rPr>
-                <w:rFonts w:ascii="Arial" w:cs="Arial" w:eastAsia="Arial" w:hAnsi="Arial"/>
-                <w:b w:val="false"/>
-                <w:bCs w:val="false"/>
-                <w:color w:val="333333"/>
-                <w:sz w:val="18"/>
-                <w:szCs w:val="18"/>
-              </w:rPr>
-              <w:t xml:space="preserve">1</w:t>
-            </w:r>
-          </w:p>
-        </w:tc>
-        <w:tc>
-          <w:tcPr>
-            <w:tcW w:type="pct" w:w="9%"/>
-            <w:tcBorders>
-              <w:top w:val="single" w:color="CCCCCC" w:sz="1"/>
-              <w:left w:val="single" w:color="CCCCCC" w:sz="1"/>
-              <w:bottom w:val="single" w:color="CCCCCC" w:sz="1"/>
-              <w:right w:val="single" w:color="CCCCCC" w:sz="1"/>
-            </w:tcBorders>
-            <w:tcMar>
-              <w:top w:type="dxa" w:w="80"/>
-              <w:left w:type="dxa" w:w="120"/>
-              <w:bottom w:type="dxa" w:w="80"/>
-              <w:right w:type="dxa" w:w="120"/>
-            </w:tcMar>
-            <w:vAlign w:val="center"/>
-          </w:tcPr>
-          <w:p>
-            <w:pPr>
-              <w:jc w:val="center"/>
-            </w:pPr>
-            <w:r>
-              <w:rPr>
-                <w:rFonts w:ascii="Arial" w:cs="Arial" w:eastAsia="Arial" w:hAnsi="Arial"/>
-                <w:b w:val="false"/>
-                <w:bCs w:val="false"/>
-                <w:color w:val="333333"/>
-                <w:sz w:val="18"/>
-                <w:szCs w:val="18"/>
-              </w:rPr>
-              <w:t xml:space="preserve">-</w:t>
-            </w:r>
-          </w:p>
-        </w:tc>
-        <w:tc>
-          <w:tcPr>
-            <w:tcW w:type="pct" w:w="9%"/>
-            <w:tcBorders>
-              <w:top w:val="single" w:color="CCCCCC" w:sz="1"/>
-              <w:left w:val="single" w:color="CCCCCC" w:sz="1"/>
-              <w:bottom w:val="single" w:color="CCCCCC" w:sz="1"/>
-              <w:right w:val="single" w:color="CCCCCC" w:sz="1"/>
-            </w:tcBorders>
-            <w:tcMar>
-              <w:top w:type="dxa" w:w="80"/>
-              <w:left w:type="dxa" w:w="120"/>
-              <w:bottom w:type="dxa" w:w="80"/>
-              <w:right w:type="dxa" w:w="120"/>
-            </w:tcMar>
-            <w:vAlign w:val="center"/>
-          </w:tcPr>
-          <w:p>
-            <w:pPr>
-              <w:jc w:val="center"/>
-            </w:pPr>
-            <w:r>
-              <w:rPr>
-                <w:rFonts w:ascii="Arial" w:cs="Arial" w:eastAsia="Arial" w:hAnsi="Arial"/>
-                <w:b w:val="false"/>
-                <w:bCs w:val="false"/>
-                <w:color w:val="333333"/>
-                <w:sz w:val="18"/>
-                <w:szCs w:val="18"/>
-              </w:rPr>
-              <w:t xml:space="preserve">-</w:t>
-            </w:r>
-          </w:p>
-        </w:tc>
-        <w:tc>
-          <w:tcPr>
-            <w:tcW w:type="pct" w:w="9%"/>
-            <w:tcBorders>
-              <w:top w:val="single" w:color="CCCCCC" w:sz="1"/>
-              <w:left w:val="single" w:color="CCCCCC" w:sz="1"/>
-              <w:bottom w:val="single" w:color="CCCCCC" w:sz="1"/>
-              <w:right w:val="single" w:color="CCCCCC" w:sz="1"/>
-            </w:tcBorders>
-            <w:tcMar>
-              <w:top w:type="dxa" w:w="80"/>
-              <w:left w:type="dxa" w:w="120"/>
-              <w:bottom w:type="dxa" w:w="80"/>
-              <w:right w:type="dxa" w:w="120"/>
-            </w:tcMar>
-            <w:vAlign w:val="center"/>
-          </w:tcPr>
-          <w:p>
-            <w:pPr>
-              <w:jc w:val="center"/>
-            </w:pPr>
-            <w:r>
-              <w:rPr>
-                <w:rFonts w:ascii="Arial" w:cs="Arial" w:eastAsia="Arial" w:hAnsi="Arial"/>
-                <w:b w:val="false"/>
-                <w:bCs w:val="false"/>
-                <w:color w:val="333333"/>
-                <w:sz w:val="18"/>
-                <w:szCs w:val="18"/>
-              </w:rPr>
-              <w:t xml:space="preserve">-</w:t>
-            </w:r>
-          </w:p>
-        </w:tc>
-        <w:tc>
-          <w:tcPr>
-            <w:tcW w:type="pct" w:w="9%"/>
-            <w:tcBorders>
-              <w:top w:val="single" w:color="CCCCCC" w:sz="1"/>
-              <w:left w:val="single" w:color="CCCCCC" w:sz="1"/>
-              <w:bottom w:val="single" w:color="CCCCCC" w:sz="1"/>
-              <w:right w:val="single" w:color="CCCCCC" w:sz="1"/>
-            </w:tcBorders>
-            <w:tcMar>
-              <w:top w:type="dxa" w:w="80"/>
-              <w:left w:type="dxa" w:w="120"/>
-              <w:bottom w:type="dxa" w:w="80"/>
-              <w:right w:type="dxa" w:w="120"/>
-            </w:tcMar>
-            <w:vAlign w:val="center"/>
-          </w:tcPr>
-          <w:p>
-            <w:pPr>
-              <w:jc w:val="center"/>
-            </w:pPr>
-            <w:r>
-              <w:rPr>
-                <w:rFonts w:ascii="Arial" w:cs="Arial" w:eastAsia="Arial" w:hAnsi="Arial"/>
-                <w:b w:val="false"/>
-                <w:bCs w:val="false"/>
-                <w:color w:val="333333"/>
-                <w:sz w:val="18"/>
-                <w:szCs w:val="18"/>
-              </w:rPr>
-              <w:t xml:space="preserve">-</w:t>
-            </w:r>
-          </w:p>
-        </w:tc>
-        <w:tc>
-          <w:tcPr>
-            <w:tcW w:type="pct" w:w="9%"/>
-            <w:tcBorders>
-              <w:top w:val="single" w:color="CCCCCC" w:sz="1"/>
-              <w:left w:val="single" w:color="CCCCCC" w:sz="1"/>
-              <w:bottom w:val="single" w:color="CCCCCC" w:sz="1"/>
-              <w:right w:val="single" w:color="CCCCCC" w:sz="1"/>
-            </w:tcBorders>
-            <w:tcMar>
-              <w:top w:type="dxa" w:w="80"/>
-              <w:left w:type="dxa" w:w="120"/>
-              <w:bottom w:type="dxa" w:w="80"/>
-              <w:right w:type="dxa" w:w="120"/>
-            </w:tcMar>
-            <w:vAlign w:val="center"/>
-          </w:tcPr>
-          <w:p>
-            <w:pPr>
-              <w:jc w:val="center"/>
-            </w:pPr>
-            <w:r>
-              <w:rPr>
-                <w:rFonts w:ascii="Arial" w:cs="Arial" w:eastAsia="Arial" w:hAnsi="Arial"/>
-                <w:b w:val="false"/>
-                <w:bCs w:val="false"/>
-                <w:color w:val="333333"/>
-                <w:sz w:val="18"/>
-                <w:szCs w:val="18"/>
-              </w:rPr>
-              <w:t xml:space="preserve">-</w:t>
             </w:r>
           </w:p>
         </w:tc>
@@ -12798,7 +12802,7 @@
                 <w:sz w:val="18"/>
                 <w:szCs w:val="18"/>
               </w:rPr>
-              <w:t xml:space="preserve">コンフォートホテル成田</w:t>
+              <w:t xml:space="preserve">アパホテル相模原橋本駅東</w:t>
             </w:r>
           </w:p>
         </w:tc>
@@ -12833,7 +12837,7 @@
                 <w:sz w:val="18"/>
                 <w:szCs w:val="18"/>
               </w:rPr>
-              <w:t xml:space="preserve">2</w:t>
+              <w:t xml:space="preserve">1</w:t>
             </w:r>
           </w:p>
         </w:tc>
@@ -12868,7 +12872,7 @@
                 <w:sz w:val="18"/>
                 <w:szCs w:val="18"/>
               </w:rPr>
-              <w:t xml:space="preserve">2.4</w:t>
+              <w:t xml:space="preserve">3.2</w:t>
             </w:r>
           </w:p>
         </w:tc>
@@ -13114,7 +13118,7 @@
                 <w:sz w:val="18"/>
                 <w:szCs w:val="18"/>
               </w:rPr>
-              <w:t xml:space="preserve">川崎日航ホテル</w:t>
+              <w:t xml:space="preserve">リッチモンドホテル東京目白</w:t>
             </w:r>
           </w:p>
         </w:tc>
@@ -13148,46 +13152,116 @@
                 <w:sz w:val="18"/>
                 <w:szCs w:val="18"/>
               </w:rPr>
+              <w:t xml:space="preserve">4</w:t>
+            </w:r>
+          </w:p>
+        </w:tc>
+        <w:tc>
+          <w:tcPr>
+            <w:tcW w:type="pct" w:w="12%"/>
+            <w:tcBorders>
+              <w:top w:val="single" w:color="CCCCCC" w:sz="1"/>
+              <w:left w:val="single" w:color="CCCCCC" w:sz="1"/>
+              <w:bottom w:val="single" w:color="CCCCCC" w:sz="1"/>
+              <w:right w:val="single" w:color="CCCCCC" w:sz="1"/>
+            </w:tcBorders>
+            <w:tcMar>
+              <w:top w:type="dxa" w:w="80"/>
+              <w:left w:type="dxa" w:w="120"/>
+              <w:bottom w:type="dxa" w:w="80"/>
+              <w:right w:type="dxa" w:w="120"/>
+            </w:tcMar>
+            <w:vAlign w:val="center"/>
+          </w:tcPr>
+          <w:p>
+            <w:pPr>
+              <w:jc w:val="center"/>
+            </w:pPr>
+            <w:r>
+              <w:rPr>
+                <w:rFonts w:ascii="Arial" w:cs="Arial" w:eastAsia="Arial" w:hAnsi="Arial"/>
+                <w:b w:val="false"/>
+                <w:bCs w:val="false"/>
+                <w:color w:val="333333"/>
+                <w:sz w:val="18"/>
+                <w:szCs w:val="18"/>
+              </w:rPr>
+              <w:t xml:space="preserve">2.7</w:t>
+            </w:r>
+          </w:p>
+        </w:tc>
+        <w:tc>
+          <w:tcPr>
+            <w:tcW w:type="pct" w:w="9%"/>
+            <w:tcBorders>
+              <w:top w:val="single" w:color="CCCCCC" w:sz="1"/>
+              <w:left w:val="single" w:color="CCCCCC" w:sz="1"/>
+              <w:bottom w:val="single" w:color="CCCCCC" w:sz="1"/>
+              <w:right w:val="single" w:color="CCCCCC" w:sz="1"/>
+            </w:tcBorders>
+            <w:shd w:fill="FFE0B2" w:val="clear"/>
+            <w:tcMar>
+              <w:top w:type="dxa" w:w="80"/>
+              <w:left w:type="dxa" w:w="120"/>
+              <w:bottom w:type="dxa" w:w="80"/>
+              <w:right w:type="dxa" w:w="120"/>
+            </w:tcMar>
+            <w:vAlign w:val="center"/>
+          </w:tcPr>
+          <w:p>
+            <w:pPr>
+              <w:jc w:val="center"/>
+            </w:pPr>
+            <w:r>
+              <w:rPr>
+                <w:rFonts w:ascii="Arial" w:cs="Arial" w:eastAsia="Arial" w:hAnsi="Arial"/>
+                <w:b/>
+                <w:bCs/>
+                <w:color w:val="333333"/>
+                <w:sz w:val="18"/>
+                <w:szCs w:val="18"/>
+              </w:rPr>
+              <w:t xml:space="preserve">4</w:t>
+            </w:r>
+          </w:p>
+        </w:tc>
+        <w:tc>
+          <w:tcPr>
+            <w:tcW w:type="pct" w:w="9%"/>
+            <w:tcBorders>
+              <w:top w:val="single" w:color="CCCCCC" w:sz="1"/>
+              <w:left w:val="single" w:color="CCCCCC" w:sz="1"/>
+              <w:bottom w:val="single" w:color="CCCCCC" w:sz="1"/>
+              <w:right w:val="single" w:color="CCCCCC" w:sz="1"/>
+            </w:tcBorders>
+            <w:shd w:fill="FFF9C4" w:val="clear"/>
+            <w:tcMar>
+              <w:top w:type="dxa" w:w="80"/>
+              <w:left w:type="dxa" w:w="120"/>
+              <w:bottom w:type="dxa" w:w="80"/>
+              <w:right w:type="dxa" w:w="120"/>
+            </w:tcMar>
+            <w:vAlign w:val="center"/>
+          </w:tcPr>
+          <w:p>
+            <w:pPr>
+              <w:jc w:val="center"/>
+            </w:pPr>
+            <w:r>
+              <w:rPr>
+                <w:rFonts w:ascii="Arial" w:cs="Arial" w:eastAsia="Arial" w:hAnsi="Arial"/>
+                <w:b w:val="false"/>
+                <w:bCs w:val="false"/>
+                <w:color w:val="333333"/>
+                <w:sz w:val="18"/>
+                <w:szCs w:val="18"/>
+              </w:rPr>
               <w:t xml:space="preserve">1</w:t>
             </w:r>
           </w:p>
         </w:tc>
         <w:tc>
           <w:tcPr>
-            <w:tcW w:type="pct" w:w="12%"/>
-            <w:tcBorders>
-              <w:top w:val="single" w:color="CCCCCC" w:sz="1"/>
-              <w:left w:val="single" w:color="CCCCCC" w:sz="1"/>
-              <w:bottom w:val="single" w:color="CCCCCC" w:sz="1"/>
-              <w:right w:val="single" w:color="CCCCCC" w:sz="1"/>
-            </w:tcBorders>
-            <w:tcMar>
-              <w:top w:type="dxa" w:w="80"/>
-              <w:left w:type="dxa" w:w="120"/>
-              <w:bottom w:type="dxa" w:w="80"/>
-              <w:right w:type="dxa" w:w="120"/>
-            </w:tcMar>
-            <w:vAlign w:val="center"/>
-          </w:tcPr>
-          <w:p>
-            <w:pPr>
-              <w:jc w:val="center"/>
-            </w:pPr>
-            <w:r>
-              <w:rPr>
-                <w:rFonts w:ascii="Arial" w:cs="Arial" w:eastAsia="Arial" w:hAnsi="Arial"/>
-                <w:b w:val="false"/>
-                <w:bCs w:val="false"/>
-                <w:color w:val="333333"/>
-                <w:sz w:val="18"/>
-                <w:szCs w:val="18"/>
-              </w:rPr>
-              <w:t xml:space="preserve">1.4</w:t>
-            </w:r>
-          </w:p>
-        </w:tc>
-        <w:tc>
-          <w:tcPr>
             <w:tcW w:type="pct" w:w="9%"/>
             <w:tcBorders>
               <w:top w:val="single" w:color="CCCCCC" w:sz="1"/>
@@ -13298,96 +13372,29 @@
               <w:bottom w:val="single" w:color="CCCCCC" w:sz="1"/>
               <w:right w:val="single" w:color="CCCCCC" w:sz="1"/>
             </w:tcBorders>
-            <w:tcMar>
-              <w:top w:type="dxa" w:w="80"/>
-              <w:left w:type="dxa" w:w="120"/>
-              <w:bottom w:type="dxa" w:w="80"/>
-              <w:right w:type="dxa" w:w="120"/>
-            </w:tcMar>
-            <w:vAlign w:val="center"/>
-          </w:tcPr>
-          <w:p>
-            <w:pPr>
-              <w:jc w:val="center"/>
-            </w:pPr>
-            <w:r>
-              <w:rPr>
-                <w:rFonts w:ascii="Arial" w:cs="Arial" w:eastAsia="Arial" w:hAnsi="Arial"/>
-                <w:b w:val="false"/>
-                <w:bCs w:val="false"/>
-                <w:color w:val="333333"/>
-                <w:sz w:val="18"/>
-                <w:szCs w:val="18"/>
-              </w:rPr>
-              <w:t xml:space="preserve">-</w:t>
-            </w:r>
-          </w:p>
-        </w:tc>
-        <w:tc>
-          <w:tcPr>
-            <w:tcW w:type="pct" w:w="9%"/>
-            <w:tcBorders>
-              <w:top w:val="single" w:color="CCCCCC" w:sz="1"/>
-              <w:left w:val="single" w:color="CCCCCC" w:sz="1"/>
-              <w:bottom w:val="single" w:color="CCCCCC" w:sz="1"/>
-              <w:right w:val="single" w:color="CCCCCC" w:sz="1"/>
-            </w:tcBorders>
-            <w:tcMar>
-              <w:top w:type="dxa" w:w="80"/>
-              <w:left w:type="dxa" w:w="120"/>
-              <w:bottom w:type="dxa" w:w="80"/>
-              <w:right w:type="dxa" w:w="120"/>
-            </w:tcMar>
-            <w:vAlign w:val="center"/>
-          </w:tcPr>
-          <w:p>
-            <w:pPr>
-              <w:jc w:val="center"/>
-            </w:pPr>
-            <w:r>
-              <w:rPr>
-                <w:rFonts w:ascii="Arial" w:cs="Arial" w:eastAsia="Arial" w:hAnsi="Arial"/>
-                <w:b w:val="false"/>
-                <w:bCs w:val="false"/>
-                <w:color w:val="333333"/>
-                <w:sz w:val="18"/>
-                <w:szCs w:val="18"/>
-              </w:rPr>
-              <w:t xml:space="preserve">-</w:t>
-            </w:r>
-          </w:p>
-        </w:tc>
-        <w:tc>
-          <w:tcPr>
-            <w:tcW w:type="pct" w:w="9%"/>
-            <w:tcBorders>
-              <w:top w:val="single" w:color="CCCCCC" w:sz="1"/>
-              <w:left w:val="single" w:color="CCCCCC" w:sz="1"/>
-              <w:bottom w:val="single" w:color="CCCCCC" w:sz="1"/>
-              <w:right w:val="single" w:color="CCCCCC" w:sz="1"/>
-            </w:tcBorders>
-            <w:tcMar>
-              <w:top w:type="dxa" w:w="80"/>
-              <w:left w:type="dxa" w:w="120"/>
-              <w:bottom w:type="dxa" w:w="80"/>
-              <w:right w:type="dxa" w:w="120"/>
-            </w:tcMar>
-            <w:vAlign w:val="center"/>
-          </w:tcPr>
-          <w:p>
-            <w:pPr>
-              <w:jc w:val="center"/>
-            </w:pPr>
-            <w:r>
-              <w:rPr>
-                <w:rFonts w:ascii="Arial" w:cs="Arial" w:eastAsia="Arial" w:hAnsi="Arial"/>
-                <w:b w:val="false"/>
-                <w:bCs w:val="false"/>
-                <w:color w:val="333333"/>
-                <w:sz w:val="18"/>
-                <w:szCs w:val="18"/>
-              </w:rPr>
-              <w:t xml:space="preserve">-</w:t>
+            <w:shd w:fill="FFF9C4" w:val="clear"/>
+            <w:tcMar>
+              <w:top w:type="dxa" w:w="80"/>
+              <w:left w:type="dxa" w:w="120"/>
+              <w:bottom w:type="dxa" w:w="80"/>
+              <w:right w:type="dxa" w:w="120"/>
+            </w:tcMar>
+            <w:vAlign w:val="center"/>
+          </w:tcPr>
+          <w:p>
+            <w:pPr>
+              <w:jc w:val="center"/>
+            </w:pPr>
+            <w:r>
+              <w:rPr>
+                <w:rFonts w:ascii="Arial" w:cs="Arial" w:eastAsia="Arial" w:hAnsi="Arial"/>
+                <w:b w:val="false"/>
+                <w:bCs w:val="false"/>
+                <w:color w:val="333333"/>
+                <w:sz w:val="18"/>
+                <w:szCs w:val="18"/>
+              </w:rPr>
+              <w:t xml:space="preserve">1</w:t>
             </w:r>
           </w:p>
         </w:tc>
@@ -13424,7 +13431,7 @@
                 <w:sz w:val="18"/>
                 <w:szCs w:val="18"/>
               </w:rPr>
-              <w:t xml:space="preserve">第一イン池袋</w:t>
+              <w:t xml:space="preserve">コンフォートホテル成田</w:t>
             </w:r>
           </w:p>
         </w:tc>
@@ -13459,13 +13466,83 @@
                 <w:sz w:val="18"/>
                 <w:szCs w:val="18"/>
               </w:rPr>
+              <w:t xml:space="preserve">2</w:t>
+            </w:r>
+          </w:p>
+        </w:tc>
+        <w:tc>
+          <w:tcPr>
+            <w:tcW w:type="pct" w:w="12%"/>
+            <w:tcBorders>
+              <w:top w:val="single" w:color="CCCCCC" w:sz="1"/>
+              <w:left w:val="single" w:color="CCCCCC" w:sz="1"/>
+              <w:bottom w:val="single" w:color="CCCCCC" w:sz="1"/>
+              <w:right w:val="single" w:color="CCCCCC" w:sz="1"/>
+            </w:tcBorders>
+            <w:shd w:fill="F5F7FA" w:val="clear"/>
+            <w:tcMar>
+              <w:top w:type="dxa" w:w="80"/>
+              <w:left w:type="dxa" w:w="120"/>
+              <w:bottom w:type="dxa" w:w="80"/>
+              <w:right w:type="dxa" w:w="120"/>
+            </w:tcMar>
+            <w:vAlign w:val="center"/>
+          </w:tcPr>
+          <w:p>
+            <w:pPr>
+              <w:jc w:val="center"/>
+            </w:pPr>
+            <w:r>
+              <w:rPr>
+                <w:rFonts w:ascii="Arial" w:cs="Arial" w:eastAsia="Arial" w:hAnsi="Arial"/>
+                <w:b w:val="false"/>
+                <w:bCs w:val="false"/>
+                <w:color w:val="333333"/>
+                <w:sz w:val="18"/>
+                <w:szCs w:val="18"/>
+              </w:rPr>
+              <w:t xml:space="preserve">2.4</w:t>
+            </w:r>
+          </w:p>
+        </w:tc>
+        <w:tc>
+          <w:tcPr>
+            <w:tcW w:type="pct" w:w="9%"/>
+            <w:tcBorders>
+              <w:top w:val="single" w:color="CCCCCC" w:sz="1"/>
+              <w:left w:val="single" w:color="CCCCCC" w:sz="1"/>
+              <w:bottom w:val="single" w:color="CCCCCC" w:sz="1"/>
+              <w:right w:val="single" w:color="CCCCCC" w:sz="1"/>
+            </w:tcBorders>
+            <w:shd w:fill="FFF9C4" w:val="clear"/>
+            <w:tcMar>
+              <w:top w:type="dxa" w:w="80"/>
+              <w:left w:type="dxa" w:w="120"/>
+              <w:bottom w:type="dxa" w:w="80"/>
+              <w:right w:type="dxa" w:w="120"/>
+            </w:tcMar>
+            <w:vAlign w:val="center"/>
+          </w:tcPr>
+          <w:p>
+            <w:pPr>
+              <w:jc w:val="center"/>
+            </w:pPr>
+            <w:r>
+              <w:rPr>
+                <w:rFonts w:ascii="Arial" w:cs="Arial" w:eastAsia="Arial" w:hAnsi="Arial"/>
+                <w:b w:val="false"/>
+                <w:bCs w:val="false"/>
+                <w:color w:val="333333"/>
+                <w:sz w:val="18"/>
+                <w:szCs w:val="18"/>
+              </w:rPr>
               <w:t xml:space="preserve">1</w:t>
             </w:r>
           </w:p>
         </w:tc>
         <w:tc>
           <w:tcPr>
-            <w:tcW w:type="pct" w:w="12%"/>
+            <w:tcW w:type="pct" w:w="9%"/>
             <w:tcBorders>
               <w:top w:val="single" w:color="CCCCCC" w:sz="1"/>
               <w:left w:val="single" w:color="CCCCCC" w:sz="1"/>
@@ -13494,7 +13571,7 @@
                 <w:sz w:val="18"/>
                 <w:szCs w:val="18"/>
               </w:rPr>
-              <w:t xml:space="preserve">1.3</w:t>
+              <w:t xml:space="preserve">-</w:t>
             </w:r>
           </w:p>
         </w:tc>
@@ -13577,99 +13654,29 @@
               <w:bottom w:val="single" w:color="CCCCCC" w:sz="1"/>
               <w:right w:val="single" w:color="CCCCCC" w:sz="1"/>
             </w:tcBorders>
-            <w:shd w:fill="F5F7FA" w:val="clear"/>
-            <w:tcMar>
-              <w:top w:type="dxa" w:w="80"/>
-              <w:left w:type="dxa" w:w="120"/>
-              <w:bottom w:type="dxa" w:w="80"/>
-              <w:right w:type="dxa" w:w="120"/>
-            </w:tcMar>
-            <w:vAlign w:val="center"/>
-          </w:tcPr>
-          <w:p>
-            <w:pPr>
-              <w:jc w:val="center"/>
-            </w:pPr>
-            <w:r>
-              <w:rPr>
-                <w:rFonts w:ascii="Arial" w:cs="Arial" w:eastAsia="Arial" w:hAnsi="Arial"/>
-                <w:b w:val="false"/>
-                <w:bCs w:val="false"/>
-                <w:color w:val="333333"/>
-                <w:sz w:val="18"/>
-                <w:szCs w:val="18"/>
-              </w:rPr>
-              <w:t xml:space="preserve">-</w:t>
-            </w:r>
-          </w:p>
-        </w:tc>
-        <w:tc>
-          <w:tcPr>
-            <w:tcW w:type="pct" w:w="9%"/>
-            <w:tcBorders>
-              <w:top w:val="single" w:color="CCCCCC" w:sz="1"/>
-              <w:left w:val="single" w:color="CCCCCC" w:sz="1"/>
-              <w:bottom w:val="single" w:color="CCCCCC" w:sz="1"/>
-              <w:right w:val="single" w:color="CCCCCC" w:sz="1"/>
-            </w:tcBorders>
-            <w:shd w:fill="F5F7FA" w:val="clear"/>
-            <w:tcMar>
-              <w:top w:type="dxa" w:w="80"/>
-              <w:left w:type="dxa" w:w="120"/>
-              <w:bottom w:type="dxa" w:w="80"/>
-              <w:right w:type="dxa" w:w="120"/>
-            </w:tcMar>
-            <w:vAlign w:val="center"/>
-          </w:tcPr>
-          <w:p>
-            <w:pPr>
-              <w:jc w:val="center"/>
-            </w:pPr>
-            <w:r>
-              <w:rPr>
-                <w:rFonts w:ascii="Arial" w:cs="Arial" w:eastAsia="Arial" w:hAnsi="Arial"/>
-                <w:b w:val="false"/>
-                <w:bCs w:val="false"/>
-                <w:color w:val="333333"/>
-                <w:sz w:val="18"/>
-                <w:szCs w:val="18"/>
-              </w:rPr>
-              <w:t xml:space="preserve">-</w:t>
-            </w:r>
-          </w:p>
-        </w:tc>
-        <w:tc>
-          <w:tcPr>
-            <w:tcW w:type="pct" w:w="9%"/>
-            <w:tcBorders>
-              <w:top w:val="single" w:color="CCCCCC" w:sz="1"/>
-              <w:left w:val="single" w:color="CCCCCC" w:sz="1"/>
-              <w:bottom w:val="single" w:color="CCCCCC" w:sz="1"/>
-              <w:right w:val="single" w:color="CCCCCC" w:sz="1"/>
-            </w:tcBorders>
-            <w:shd w:fill="F5F7FA" w:val="clear"/>
-            <w:tcMar>
-              <w:top w:type="dxa" w:w="80"/>
-              <w:left w:type="dxa" w:w="120"/>
-              <w:bottom w:type="dxa" w:w="80"/>
-              <w:right w:type="dxa" w:w="120"/>
-            </w:tcMar>
-            <w:vAlign w:val="center"/>
-          </w:tcPr>
-          <w:p>
-            <w:pPr>
-              <w:jc w:val="center"/>
-            </w:pPr>
-            <w:r>
-              <w:rPr>
-                <w:rFonts w:ascii="Arial" w:cs="Arial" w:eastAsia="Arial" w:hAnsi="Arial"/>
-                <w:b w:val="false"/>
-                <w:bCs w:val="false"/>
-                <w:color w:val="333333"/>
-                <w:sz w:val="18"/>
-                <w:szCs w:val="18"/>
-              </w:rPr>
-              <w:t xml:space="preserve">-</w:t>
+            <w:shd w:fill="FFF9C4" w:val="clear"/>
+            <w:tcMar>
+              <w:top w:type="dxa" w:w="80"/>
+              <w:left w:type="dxa" w:w="120"/>
+              <w:bottom w:type="dxa" w:w="80"/>
+              <w:right w:type="dxa" w:w="120"/>
+            </w:tcMar>
+            <w:vAlign w:val="center"/>
+          </w:tcPr>
+          <w:p>
+            <w:pPr>
+              <w:jc w:val="center"/>
+            </w:pPr>
+            <w:r>
+              <w:rPr>
+                <w:rFonts w:ascii="Arial" w:cs="Arial" w:eastAsia="Arial" w:hAnsi="Arial"/>
+                <w:b w:val="false"/>
+                <w:bCs w:val="false"/>
+                <w:color w:val="333333"/>
+                <w:sz w:val="18"/>
+                <w:szCs w:val="18"/>
+              </w:rPr>
+              <w:t xml:space="preserve">1</w:t>
             </w:r>
           </w:p>
         </w:tc>
@@ -13740,7 +13747,7 @@
                 <w:sz w:val="18"/>
                 <w:szCs w:val="18"/>
               </w:rPr>
-              <w:t xml:space="preserve">変なホテル東京羽田</w:t>
+              <w:t xml:space="preserve">京成リッチモンドホテル東京錦糸町</w:t>
             </w:r>
           </w:p>
         </w:tc>
@@ -13774,7 +13781,7 @@
                 <w:sz w:val="18"/>
                 <w:szCs w:val="18"/>
               </w:rPr>
-              <w:t xml:space="preserve">2</w:t>
+              <w:t xml:space="preserve">1</w:t>
             </w:r>
           </w:p>
         </w:tc>
@@ -13843,7 +13850,7 @@
                 <w:sz w:val="18"/>
                 <w:szCs w:val="18"/>
               </w:rPr>
-              <w:t xml:space="preserve">2</w:t>
+              <w:t xml:space="preserve">1</w:t>
             </w:r>
           </w:p>
         </w:tc>
@@ -14050,7 +14057,7 @@
                 <w:sz w:val="18"/>
                 <w:szCs w:val="18"/>
               </w:rPr>
-              <w:t xml:space="preserve">京成リッチモンドホテル東京錦糸町</w:t>
+              <w:t xml:space="preserve">第一イン池袋</w:t>
             </w:r>
           </w:p>
         </w:tc>
@@ -14121,6 +14128,632 @@
                 <w:szCs w:val="18"/>
               </w:rPr>
               <w:t xml:space="preserve">1.2</w:t>
+            </w:r>
+          </w:p>
+        </w:tc>
+        <w:tc>
+          <w:tcPr>
+            <w:tcW w:type="pct" w:w="9%"/>
+            <w:tcBorders>
+              <w:top w:val="single" w:color="CCCCCC" w:sz="1"/>
+              <w:left w:val="single" w:color="CCCCCC" w:sz="1"/>
+              <w:bottom w:val="single" w:color="CCCCCC" w:sz="1"/>
+              <w:right w:val="single" w:color="CCCCCC" w:sz="1"/>
+            </w:tcBorders>
+            <w:shd w:fill="F5F7FA" w:val="clear"/>
+            <w:tcMar>
+              <w:top w:type="dxa" w:w="80"/>
+              <w:left w:type="dxa" w:w="120"/>
+              <w:bottom w:type="dxa" w:w="80"/>
+              <w:right w:type="dxa" w:w="120"/>
+            </w:tcMar>
+            <w:vAlign w:val="center"/>
+          </w:tcPr>
+          <w:p>
+            <w:pPr>
+              <w:jc w:val="center"/>
+            </w:pPr>
+            <w:r>
+              <w:rPr>
+                <w:rFonts w:ascii="Arial" w:cs="Arial" w:eastAsia="Arial" w:hAnsi="Arial"/>
+                <w:b w:val="false"/>
+                <w:bCs w:val="false"/>
+                <w:color w:val="333333"/>
+                <w:sz w:val="18"/>
+                <w:szCs w:val="18"/>
+              </w:rPr>
+              <w:t xml:space="preserve">-</w:t>
+            </w:r>
+          </w:p>
+        </w:tc>
+        <w:tc>
+          <w:tcPr>
+            <w:tcW w:type="pct" w:w="9%"/>
+            <w:tcBorders>
+              <w:top w:val="single" w:color="CCCCCC" w:sz="1"/>
+              <w:left w:val="single" w:color="CCCCCC" w:sz="1"/>
+              <w:bottom w:val="single" w:color="CCCCCC" w:sz="1"/>
+              <w:right w:val="single" w:color="CCCCCC" w:sz="1"/>
+            </w:tcBorders>
+            <w:shd w:fill="F5F7FA" w:val="clear"/>
+            <w:tcMar>
+              <w:top w:type="dxa" w:w="80"/>
+              <w:left w:type="dxa" w:w="120"/>
+              <w:bottom w:type="dxa" w:w="80"/>
+              <w:right w:type="dxa" w:w="120"/>
+            </w:tcMar>
+            <w:vAlign w:val="center"/>
+          </w:tcPr>
+          <w:p>
+            <w:pPr>
+              <w:jc w:val="center"/>
+            </w:pPr>
+            <w:r>
+              <w:rPr>
+                <w:rFonts w:ascii="Arial" w:cs="Arial" w:eastAsia="Arial" w:hAnsi="Arial"/>
+                <w:b w:val="false"/>
+                <w:bCs w:val="false"/>
+                <w:color w:val="333333"/>
+                <w:sz w:val="18"/>
+                <w:szCs w:val="18"/>
+              </w:rPr>
+              <w:t xml:space="preserve">-</w:t>
+            </w:r>
+          </w:p>
+        </w:tc>
+        <w:tc>
+          <w:tcPr>
+            <w:tcW w:type="pct" w:w="9%"/>
+            <w:tcBorders>
+              <w:top w:val="single" w:color="CCCCCC" w:sz="1"/>
+              <w:left w:val="single" w:color="CCCCCC" w:sz="1"/>
+              <w:bottom w:val="single" w:color="CCCCCC" w:sz="1"/>
+              <w:right w:val="single" w:color="CCCCCC" w:sz="1"/>
+            </w:tcBorders>
+            <w:shd w:fill="F5F7FA" w:val="clear"/>
+            <w:tcMar>
+              <w:top w:type="dxa" w:w="80"/>
+              <w:left w:type="dxa" w:w="120"/>
+              <w:bottom w:type="dxa" w:w="80"/>
+              <w:right w:type="dxa" w:w="120"/>
+            </w:tcMar>
+            <w:vAlign w:val="center"/>
+          </w:tcPr>
+          <w:p>
+            <w:pPr>
+              <w:jc w:val="center"/>
+            </w:pPr>
+            <w:r>
+              <w:rPr>
+                <w:rFonts w:ascii="Arial" w:cs="Arial" w:eastAsia="Arial" w:hAnsi="Arial"/>
+                <w:b w:val="false"/>
+                <w:bCs w:val="false"/>
+                <w:color w:val="333333"/>
+                <w:sz w:val="18"/>
+                <w:szCs w:val="18"/>
+              </w:rPr>
+              <w:t xml:space="preserve">-</w:t>
+            </w:r>
+          </w:p>
+        </w:tc>
+        <w:tc>
+          <w:tcPr>
+            <w:tcW w:type="pct" w:w="9%"/>
+            <w:tcBorders>
+              <w:top w:val="single" w:color="CCCCCC" w:sz="1"/>
+              <w:left w:val="single" w:color="CCCCCC" w:sz="1"/>
+              <w:bottom w:val="single" w:color="CCCCCC" w:sz="1"/>
+              <w:right w:val="single" w:color="CCCCCC" w:sz="1"/>
+            </w:tcBorders>
+            <w:shd w:fill="F5F7FA" w:val="clear"/>
+            <w:tcMar>
+              <w:top w:type="dxa" w:w="80"/>
+              <w:left w:type="dxa" w:w="120"/>
+              <w:bottom w:type="dxa" w:w="80"/>
+              <w:right w:type="dxa" w:w="120"/>
+            </w:tcMar>
+            <w:vAlign w:val="center"/>
+          </w:tcPr>
+          <w:p>
+            <w:pPr>
+              <w:jc w:val="center"/>
+            </w:pPr>
+            <w:r>
+              <w:rPr>
+                <w:rFonts w:ascii="Arial" w:cs="Arial" w:eastAsia="Arial" w:hAnsi="Arial"/>
+                <w:b w:val="false"/>
+                <w:bCs w:val="false"/>
+                <w:color w:val="333333"/>
+                <w:sz w:val="18"/>
+                <w:szCs w:val="18"/>
+              </w:rPr>
+              <w:t xml:space="preserve">-</w:t>
+            </w:r>
+          </w:p>
+        </w:tc>
+        <w:tc>
+          <w:tcPr>
+            <w:tcW w:type="pct" w:w="9%"/>
+            <w:tcBorders>
+              <w:top w:val="single" w:color="CCCCCC" w:sz="1"/>
+              <w:left w:val="single" w:color="CCCCCC" w:sz="1"/>
+              <w:bottom w:val="single" w:color="CCCCCC" w:sz="1"/>
+              <w:right w:val="single" w:color="CCCCCC" w:sz="1"/>
+            </w:tcBorders>
+            <w:shd w:fill="F5F7FA" w:val="clear"/>
+            <w:tcMar>
+              <w:top w:type="dxa" w:w="80"/>
+              <w:left w:type="dxa" w:w="120"/>
+              <w:bottom w:type="dxa" w:w="80"/>
+              <w:right w:type="dxa" w:w="120"/>
+            </w:tcMar>
+            <w:vAlign w:val="center"/>
+          </w:tcPr>
+          <w:p>
+            <w:pPr>
+              <w:jc w:val="center"/>
+            </w:pPr>
+            <w:r>
+              <w:rPr>
+                <w:rFonts w:ascii="Arial" w:cs="Arial" w:eastAsia="Arial" w:hAnsi="Arial"/>
+                <w:b w:val="false"/>
+                <w:bCs w:val="false"/>
+                <w:color w:val="333333"/>
+                <w:sz w:val="18"/>
+                <w:szCs w:val="18"/>
+              </w:rPr>
+              <w:t xml:space="preserve">-</w:t>
+            </w:r>
+          </w:p>
+        </w:tc>
+        <w:tc>
+          <w:tcPr>
+            <w:tcW w:type="pct" w:w="9%"/>
+            <w:tcBorders>
+              <w:top w:val="single" w:color="CCCCCC" w:sz="1"/>
+              <w:left w:val="single" w:color="CCCCCC" w:sz="1"/>
+              <w:bottom w:val="single" w:color="CCCCCC" w:sz="1"/>
+              <w:right w:val="single" w:color="CCCCCC" w:sz="1"/>
+            </w:tcBorders>
+            <w:shd w:fill="F5F7FA" w:val="clear"/>
+            <w:tcMar>
+              <w:top w:type="dxa" w:w="80"/>
+              <w:left w:type="dxa" w:w="120"/>
+              <w:bottom w:type="dxa" w:w="80"/>
+              <w:right w:type="dxa" w:w="120"/>
+            </w:tcMar>
+            <w:vAlign w:val="center"/>
+          </w:tcPr>
+          <w:p>
+            <w:pPr>
+              <w:jc w:val="center"/>
+            </w:pPr>
+            <w:r>
+              <w:rPr>
+                <w:rFonts w:ascii="Arial" w:cs="Arial" w:eastAsia="Arial" w:hAnsi="Arial"/>
+                <w:b w:val="false"/>
+                <w:bCs w:val="false"/>
+                <w:color w:val="333333"/>
+                <w:sz w:val="18"/>
+                <w:szCs w:val="18"/>
+              </w:rPr>
+              <w:t xml:space="preserve">-</w:t>
+            </w:r>
+          </w:p>
+        </w:tc>
+      </w:tr>
+      <w:tr>
+        <w:tc>
+          <w:tcPr>
+            <w:tcW w:type="pct" w:w="25%"/>
+            <w:tcBorders>
+              <w:top w:val="single" w:color="CCCCCC" w:sz="1"/>
+              <w:left w:val="single" w:color="CCCCCC" w:sz="1"/>
+              <w:bottom w:val="single" w:color="CCCCCC" w:sz="1"/>
+              <w:right w:val="single" w:color="CCCCCC" w:sz="1"/>
+            </w:tcBorders>
+            <w:tcMar>
+              <w:top w:type="dxa" w:w="80"/>
+              <w:left w:type="dxa" w:w="120"/>
+              <w:bottom w:type="dxa" w:w="80"/>
+              <w:right w:type="dxa" w:w="120"/>
+            </w:tcMar>
+            <w:vAlign w:val="center"/>
+          </w:tcPr>
+          <w:p>
+            <w:pPr>
+              <w:jc w:val="left"/>
+            </w:pPr>
+            <w:r>
+              <w:rPr>
+                <w:rFonts w:ascii="Arial" w:cs="Arial" w:eastAsia="Arial" w:hAnsi="Arial"/>
+                <w:b/>
+                <w:bCs/>
+                <w:color w:val="333333"/>
+                <w:sz w:val="18"/>
+                <w:szCs w:val="18"/>
+              </w:rPr>
+              <w:t xml:space="preserve">変なホテル東京羽田</w:t>
+            </w:r>
+          </w:p>
+        </w:tc>
+        <w:tc>
+          <w:tcPr>
+            <w:tcW w:type="pct" w:w="8%"/>
+            <w:tcBorders>
+              <w:top w:val="single" w:color="CCCCCC" w:sz="1"/>
+              <w:left w:val="single" w:color="CCCCCC" w:sz="1"/>
+              <w:bottom w:val="single" w:color="CCCCCC" w:sz="1"/>
+              <w:right w:val="single" w:color="CCCCCC" w:sz="1"/>
+            </w:tcBorders>
+            <w:tcMar>
+              <w:top w:type="dxa" w:w="80"/>
+              <w:left w:type="dxa" w:w="120"/>
+              <w:bottom w:type="dxa" w:w="80"/>
+              <w:right w:type="dxa" w:w="120"/>
+            </w:tcMar>
+            <w:vAlign w:val="center"/>
+          </w:tcPr>
+          <w:p>
+            <w:pPr>
+              <w:jc w:val="center"/>
+            </w:pPr>
+            <w:r>
+              <w:rPr>
+                <w:rFonts w:ascii="Arial" w:cs="Arial" w:eastAsia="Arial" w:hAnsi="Arial"/>
+                <w:b/>
+                <w:bCs/>
+                <w:color w:val="333333"/>
+                <w:sz w:val="18"/>
+                <w:szCs w:val="18"/>
+              </w:rPr>
+              <w:t xml:space="preserve">2</w:t>
+            </w:r>
+          </w:p>
+        </w:tc>
+        <w:tc>
+          <w:tcPr>
+            <w:tcW w:type="pct" w:w="12%"/>
+            <w:tcBorders>
+              <w:top w:val="single" w:color="CCCCCC" w:sz="1"/>
+              <w:left w:val="single" w:color="CCCCCC" w:sz="1"/>
+              <w:bottom w:val="single" w:color="CCCCCC" w:sz="1"/>
+              <w:right w:val="single" w:color="CCCCCC" w:sz="1"/>
+            </w:tcBorders>
+            <w:tcMar>
+              <w:top w:type="dxa" w:w="80"/>
+              <w:left w:type="dxa" w:w="120"/>
+              <w:bottom w:type="dxa" w:w="80"/>
+              <w:right w:type="dxa" w:w="120"/>
+            </w:tcMar>
+            <w:vAlign w:val="center"/>
+          </w:tcPr>
+          <w:p>
+            <w:pPr>
+              <w:jc w:val="center"/>
+            </w:pPr>
+            <w:r>
+              <w:rPr>
+                <w:rFonts w:ascii="Arial" w:cs="Arial" w:eastAsia="Arial" w:hAnsi="Arial"/>
+                <w:b w:val="false"/>
+                <w:bCs w:val="false"/>
+                <w:color w:val="333333"/>
+                <w:sz w:val="18"/>
+                <w:szCs w:val="18"/>
+              </w:rPr>
+              <w:t xml:space="preserve">1.1</w:t>
+            </w:r>
+          </w:p>
+        </w:tc>
+        <w:tc>
+          <w:tcPr>
+            <w:tcW w:type="pct" w:w="9%"/>
+            <w:tcBorders>
+              <w:top w:val="single" w:color="CCCCCC" w:sz="1"/>
+              <w:left w:val="single" w:color="CCCCCC" w:sz="1"/>
+              <w:bottom w:val="single" w:color="CCCCCC" w:sz="1"/>
+              <w:right w:val="single" w:color="CCCCCC" w:sz="1"/>
+            </w:tcBorders>
+            <w:shd w:fill="FFF9C4" w:val="clear"/>
+            <w:tcMar>
+              <w:top w:type="dxa" w:w="80"/>
+              <w:left w:type="dxa" w:w="120"/>
+              <w:bottom w:type="dxa" w:w="80"/>
+              <w:right w:type="dxa" w:w="120"/>
+            </w:tcMar>
+            <w:vAlign w:val="center"/>
+          </w:tcPr>
+          <w:p>
+            <w:pPr>
+              <w:jc w:val="center"/>
+            </w:pPr>
+            <w:r>
+              <w:rPr>
+                <w:rFonts w:ascii="Arial" w:cs="Arial" w:eastAsia="Arial" w:hAnsi="Arial"/>
+                <w:b w:val="false"/>
+                <w:bCs w:val="false"/>
+                <w:color w:val="333333"/>
+                <w:sz w:val="18"/>
+                <w:szCs w:val="18"/>
+              </w:rPr>
+              <w:t xml:space="preserve">2</w:t>
+            </w:r>
+          </w:p>
+        </w:tc>
+        <w:tc>
+          <w:tcPr>
+            <w:tcW w:type="pct" w:w="9%"/>
+            <w:tcBorders>
+              <w:top w:val="single" w:color="CCCCCC" w:sz="1"/>
+              <w:left w:val="single" w:color="CCCCCC" w:sz="1"/>
+              <w:bottom w:val="single" w:color="CCCCCC" w:sz="1"/>
+              <w:right w:val="single" w:color="CCCCCC" w:sz="1"/>
+            </w:tcBorders>
+            <w:tcMar>
+              <w:top w:type="dxa" w:w="80"/>
+              <w:left w:type="dxa" w:w="120"/>
+              <w:bottom w:type="dxa" w:w="80"/>
+              <w:right w:type="dxa" w:w="120"/>
+            </w:tcMar>
+            <w:vAlign w:val="center"/>
+          </w:tcPr>
+          <w:p>
+            <w:pPr>
+              <w:jc w:val="center"/>
+            </w:pPr>
+            <w:r>
+              <w:rPr>
+                <w:rFonts w:ascii="Arial" w:cs="Arial" w:eastAsia="Arial" w:hAnsi="Arial"/>
+                <w:b w:val="false"/>
+                <w:bCs w:val="false"/>
+                <w:color w:val="333333"/>
+                <w:sz w:val="18"/>
+                <w:szCs w:val="18"/>
+              </w:rPr>
+              <w:t xml:space="preserve">-</w:t>
+            </w:r>
+          </w:p>
+        </w:tc>
+        <w:tc>
+          <w:tcPr>
+            <w:tcW w:type="pct" w:w="9%"/>
+            <w:tcBorders>
+              <w:top w:val="single" w:color="CCCCCC" w:sz="1"/>
+              <w:left w:val="single" w:color="CCCCCC" w:sz="1"/>
+              <w:bottom w:val="single" w:color="CCCCCC" w:sz="1"/>
+              <w:right w:val="single" w:color="CCCCCC" w:sz="1"/>
+            </w:tcBorders>
+            <w:tcMar>
+              <w:top w:type="dxa" w:w="80"/>
+              <w:left w:type="dxa" w:w="120"/>
+              <w:bottom w:type="dxa" w:w="80"/>
+              <w:right w:type="dxa" w:w="120"/>
+            </w:tcMar>
+            <w:vAlign w:val="center"/>
+          </w:tcPr>
+          <w:p>
+            <w:pPr>
+              <w:jc w:val="center"/>
+            </w:pPr>
+            <w:r>
+              <w:rPr>
+                <w:rFonts w:ascii="Arial" w:cs="Arial" w:eastAsia="Arial" w:hAnsi="Arial"/>
+                <w:b w:val="false"/>
+                <w:bCs w:val="false"/>
+                <w:color w:val="333333"/>
+                <w:sz w:val="18"/>
+                <w:szCs w:val="18"/>
+              </w:rPr>
+              <w:t xml:space="preserve">-</w:t>
+            </w:r>
+          </w:p>
+        </w:tc>
+        <w:tc>
+          <w:tcPr>
+            <w:tcW w:type="pct" w:w="9%"/>
+            <w:tcBorders>
+              <w:top w:val="single" w:color="CCCCCC" w:sz="1"/>
+              <w:left w:val="single" w:color="CCCCCC" w:sz="1"/>
+              <w:bottom w:val="single" w:color="CCCCCC" w:sz="1"/>
+              <w:right w:val="single" w:color="CCCCCC" w:sz="1"/>
+            </w:tcBorders>
+            <w:tcMar>
+              <w:top w:type="dxa" w:w="80"/>
+              <w:left w:type="dxa" w:w="120"/>
+              <w:bottom w:type="dxa" w:w="80"/>
+              <w:right w:type="dxa" w:w="120"/>
+            </w:tcMar>
+            <w:vAlign w:val="center"/>
+          </w:tcPr>
+          <w:p>
+            <w:pPr>
+              <w:jc w:val="center"/>
+            </w:pPr>
+            <w:r>
+              <w:rPr>
+                <w:rFonts w:ascii="Arial" w:cs="Arial" w:eastAsia="Arial" w:hAnsi="Arial"/>
+                <w:b w:val="false"/>
+                <w:bCs w:val="false"/>
+                <w:color w:val="333333"/>
+                <w:sz w:val="18"/>
+                <w:szCs w:val="18"/>
+              </w:rPr>
+              <w:t xml:space="preserve">-</w:t>
+            </w:r>
+          </w:p>
+        </w:tc>
+        <w:tc>
+          <w:tcPr>
+            <w:tcW w:type="pct" w:w="9%"/>
+            <w:tcBorders>
+              <w:top w:val="single" w:color="CCCCCC" w:sz="1"/>
+              <w:left w:val="single" w:color="CCCCCC" w:sz="1"/>
+              <w:bottom w:val="single" w:color="CCCCCC" w:sz="1"/>
+              <w:right w:val="single" w:color="CCCCCC" w:sz="1"/>
+            </w:tcBorders>
+            <w:tcMar>
+              <w:top w:type="dxa" w:w="80"/>
+              <w:left w:type="dxa" w:w="120"/>
+              <w:bottom w:type="dxa" w:w="80"/>
+              <w:right w:type="dxa" w:w="120"/>
+            </w:tcMar>
+            <w:vAlign w:val="center"/>
+          </w:tcPr>
+          <w:p>
+            <w:pPr>
+              <w:jc w:val="center"/>
+            </w:pPr>
+            <w:r>
+              <w:rPr>
+                <w:rFonts w:ascii="Arial" w:cs="Arial" w:eastAsia="Arial" w:hAnsi="Arial"/>
+                <w:b w:val="false"/>
+                <w:bCs w:val="false"/>
+                <w:color w:val="333333"/>
+                <w:sz w:val="18"/>
+                <w:szCs w:val="18"/>
+              </w:rPr>
+              <w:t xml:space="preserve">-</w:t>
+            </w:r>
+          </w:p>
+        </w:tc>
+        <w:tc>
+          <w:tcPr>
+            <w:tcW w:type="pct" w:w="9%"/>
+            <w:tcBorders>
+              <w:top w:val="single" w:color="CCCCCC" w:sz="1"/>
+              <w:left w:val="single" w:color="CCCCCC" w:sz="1"/>
+              <w:bottom w:val="single" w:color="CCCCCC" w:sz="1"/>
+              <w:right w:val="single" w:color="CCCCCC" w:sz="1"/>
+            </w:tcBorders>
+            <w:tcMar>
+              <w:top w:type="dxa" w:w="80"/>
+              <w:left w:type="dxa" w:w="120"/>
+              <w:bottom w:type="dxa" w:w="80"/>
+              <w:right w:type="dxa" w:w="120"/>
+            </w:tcMar>
+            <w:vAlign w:val="center"/>
+          </w:tcPr>
+          <w:p>
+            <w:pPr>
+              <w:jc w:val="center"/>
+            </w:pPr>
+            <w:r>
+              <w:rPr>
+                <w:rFonts w:ascii="Arial" w:cs="Arial" w:eastAsia="Arial" w:hAnsi="Arial"/>
+                <w:b w:val="false"/>
+                <w:bCs w:val="false"/>
+                <w:color w:val="333333"/>
+                <w:sz w:val="18"/>
+                <w:szCs w:val="18"/>
+              </w:rPr>
+              <w:t xml:space="preserve">-</w:t>
+            </w:r>
+          </w:p>
+        </w:tc>
+      </w:tr>
+      <w:tr>
+        <w:tc>
+          <w:tcPr>
+            <w:tcW w:type="pct" w:w="25%"/>
+            <w:tcBorders>
+              <w:top w:val="single" w:color="CCCCCC" w:sz="1"/>
+              <w:left w:val="single" w:color="CCCCCC" w:sz="1"/>
+              <w:bottom w:val="single" w:color="CCCCCC" w:sz="1"/>
+              <w:right w:val="single" w:color="CCCCCC" w:sz="1"/>
+            </w:tcBorders>
+            <w:shd w:fill="F5F7FA" w:val="clear"/>
+            <w:tcMar>
+              <w:top w:type="dxa" w:w="80"/>
+              <w:left w:type="dxa" w:w="120"/>
+              <w:bottom w:type="dxa" w:w="80"/>
+              <w:right w:type="dxa" w:w="120"/>
+            </w:tcMar>
+            <w:vAlign w:val="center"/>
+          </w:tcPr>
+          <w:p>
+            <w:pPr>
+              <w:jc w:val="left"/>
+            </w:pPr>
+            <w:r>
+              <w:rPr>
+                <w:rFonts w:ascii="Arial" w:cs="Arial" w:eastAsia="Arial" w:hAnsi="Arial"/>
+                <w:b/>
+                <w:bCs/>
+                <w:color w:val="333333"/>
+                <w:sz w:val="18"/>
+                <w:szCs w:val="18"/>
+              </w:rPr>
+              <w:t xml:space="preserve">コンフォートホテルERA東京東神田</w:t>
+            </w:r>
+          </w:p>
+        </w:tc>
+        <w:tc>
+          <w:tcPr>
+            <w:tcW w:type="pct" w:w="8%"/>
+            <w:tcBorders>
+              <w:top w:val="single" w:color="CCCCCC" w:sz="1"/>
+              <w:left w:val="single" w:color="CCCCCC" w:sz="1"/>
+              <w:bottom w:val="single" w:color="CCCCCC" w:sz="1"/>
+              <w:right w:val="single" w:color="CCCCCC" w:sz="1"/>
+            </w:tcBorders>
+            <w:shd w:fill="F5F7FA" w:val="clear"/>
+            <w:tcMar>
+              <w:top w:type="dxa" w:w="80"/>
+              <w:left w:type="dxa" w:w="120"/>
+              <w:bottom w:type="dxa" w:w="80"/>
+              <w:right w:type="dxa" w:w="120"/>
+            </w:tcMar>
+            <w:vAlign w:val="center"/>
+          </w:tcPr>
+          <w:p>
+            <w:pPr>
+              <w:jc w:val="center"/>
+            </w:pPr>
+            <w:r>
+              <w:rPr>
+                <w:rFonts w:ascii="Arial" w:cs="Arial" w:eastAsia="Arial" w:hAnsi="Arial"/>
+                <w:b/>
+                <w:bCs/>
+                <w:color w:val="333333"/>
+                <w:sz w:val="18"/>
+                <w:szCs w:val="18"/>
+              </w:rPr>
+              <w:t xml:space="preserve">1</w:t>
+            </w:r>
+          </w:p>
+        </w:tc>
+        <w:tc>
+          <w:tcPr>
+            <w:tcW w:type="pct" w:w="12%"/>
+            <w:tcBorders>
+              <w:top w:val="single" w:color="CCCCCC" w:sz="1"/>
+              <w:left w:val="single" w:color="CCCCCC" w:sz="1"/>
+              <w:bottom w:val="single" w:color="CCCCCC" w:sz="1"/>
+              <w:right w:val="single" w:color="CCCCCC" w:sz="1"/>
+            </w:tcBorders>
+            <w:shd w:fill="F5F7FA" w:val="clear"/>
+            <w:tcMar>
+              <w:top w:type="dxa" w:w="80"/>
+              <w:left w:type="dxa" w:w="120"/>
+              <w:bottom w:type="dxa" w:w="80"/>
+              <w:right w:type="dxa" w:w="120"/>
+            </w:tcMar>
+            <w:vAlign w:val="center"/>
+          </w:tcPr>
+          <w:p>
+            <w:pPr>
+              <w:jc w:val="center"/>
+            </w:pPr>
+            <w:r>
+              <w:rPr>
+                <w:rFonts w:ascii="Arial" w:cs="Arial" w:eastAsia="Arial" w:hAnsi="Arial"/>
+                <w:b w:val="false"/>
+                <w:bCs w:val="false"/>
+                <w:color w:val="333333"/>
+                <w:sz w:val="18"/>
+                <w:szCs w:val="18"/>
+              </w:rPr>
+              <w:t xml:space="preserve">0.8</w:t>
             </w:r>
           </w:p>
         </w:tc>
@@ -14506,7 +15139,7 @@
           <w:sz w:val="22"/>
           <w:szCs w:val="22"/>
         </w:rPr>
-        <w:t xml:space="preserve">【URGENT】コンフォートホテル横浜関内</w:t>
+        <w:t xml:space="preserve">【URGENT】コンフォートホテル博多</w:t>
       </w:r>
     </w:p>
     <w:p>
@@ -14521,7 +15154,7 @@
           <w:sz w:val="21"/>
           <w:szCs w:val="21"/>
         </w:rPr>
-        <w:t xml:space="preserve">現状スコア：7.18点 → 目標スコア：8点</w:t>
+        <w:t xml:space="preserve">現状スコア：7.89点 → 目標スコア：8.5点</w:t>
       </w:r>
     </w:p>
     <w:p>
@@ -14536,7 +15169,7 @@
           <w:sz w:val="21"/>
           <w:szCs w:val="21"/>
         </w:rPr>
-        <w:t xml:space="preserve">主要課題：シミ・汚れ跡(6件)、清掃品質全般(3件)、カビ・モールド(1件)</w:t>
+        <w:t xml:space="preserve">主要課題：清掃品質全般(7件)、臭気・異臭(2件)、ほこり・塵(2件)</w:t>
       </w:r>
     </w:p>
     <w:p>
@@ -14571,25 +15204,6 @@
           <w:sz w:val="21"/>
           <w:szCs w:val="21"/>
         </w:rPr>
-        <w:t xml:space="preserve">シミ箇所の特定と専用クリーナーによる除去（シミ・汚れ跡）</w:t>
-      </w:r>
-    </w:p>
-    <w:p>
-      <w:pPr>
-        <w:pStyle w:val="ListParagraph"/>
-        <w:numPr>
-          <w:ilvl w:val="0"/>
-          <w:numId w:val="2"/>
-        </w:numPr>
-        <w:spacing w:after="80" w:line="300"/>
-      </w:pPr>
-      <w:r>
-        <w:rPr>
-          <w:rFonts w:ascii="Arial" w:cs="Arial" w:eastAsia="Arial" w:hAnsi="Arial"/>
-          <w:color w:val="333333"/>
-          <w:sz w:val="21"/>
-          <w:szCs w:val="21"/>
-        </w:rPr>
         <w:t xml:space="preserve">清掃品質基準の明確化と全スタッフへの共有（清掃品質全般）</w:t>
       </w:r>
     </w:p>
@@ -14628,7 +15242,7 @@
           <w:sz w:val="21"/>
           <w:szCs w:val="21"/>
         </w:rPr>
-        <w:t xml:space="preserve">エアコンフィルター・内部のカビ除去と消毒（カビ・モールド）</w:t>
+        <w:t xml:space="preserve">臭気発生源の特定と即時対処（排水トラップ、換気扇）（臭気・異臭）</w:t>
       </w:r>
     </w:p>
     <w:p>
@@ -14647,7 +15261,7 @@
           <w:sz w:val="21"/>
           <w:szCs w:val="21"/>
         </w:rPr>
-        <w:t xml:space="preserve">加湿器の分解洗浄・カビ除去（カビ・モールド）</w:t>
+        <w:t xml:space="preserve">消臭・脱臭処理の実施（臭気・異臭）</w:t>
       </w:r>
     </w:p>
     <w:p>
@@ -14666,7 +15280,26 @@
           <w:sz w:val="21"/>
           <w:szCs w:val="21"/>
         </w:rPr>
-        <w:t xml:space="preserve">浴室天井・壁・目地のカビ取り処理（カビ・モールド）</w:t>
+        <w:t xml:space="preserve">高所・棚上部・エアコン上部のほこり除去（ほこり・塵）</w:t>
+      </w:r>
+    </w:p>
+    <w:p>
+      <w:pPr>
+        <w:pStyle w:val="ListParagraph"/>
+        <w:numPr>
+          <w:ilvl w:val="0"/>
+          <w:numId w:val="2"/>
+        </w:numPr>
+        <w:spacing w:after="80" w:line="300"/>
+      </w:pPr>
+      <w:r>
+        <w:rPr>
+          <w:rFonts w:ascii="Arial" w:cs="Arial" w:eastAsia="Arial" w:hAnsi="Arial"/>
+          <w:color w:val="333333"/>
+          <w:sz w:val="21"/>
+          <w:szCs w:val="21"/>
+        </w:rPr>
+        <w:t xml:space="preserve">テレビ裏・家具裏の清掃徹底（ほこり・塵）</w:t>
       </w:r>
     </w:p>
     <w:p>
@@ -14706,25 +15339,6 @@
           <w:sz w:val="21"/>
           <w:szCs w:val="21"/>
         </w:rPr>
-        <w:t xml:space="preserve">シミ発見時の即時報告・対処フロー構築（シミ・汚れ跡）</w:t>
-      </w:r>
-    </w:p>
-    <w:p>
-      <w:pPr>
-        <w:pStyle w:val="ListParagraph"/>
-        <w:numPr>
-          <w:ilvl w:val="0"/>
-          <w:numId w:val="2"/>
-        </w:numPr>
-        <w:spacing w:after="80" w:line="300"/>
-      </w:pPr>
-      <w:r>
-        <w:rPr>
-          <w:rFonts w:ascii="Arial" w:cs="Arial" w:eastAsia="Arial" w:hAnsi="Arial"/>
-          <w:color w:val="333333"/>
-          <w:sz w:val="21"/>
-          <w:szCs w:val="21"/>
-        </w:rPr>
         <w:t xml:space="preserve">品質管理チェックリストの導入と実施（清掃品質全般）</w:t>
       </w:r>
     </w:p>
@@ -14763,7 +15377,7 @@
           <w:sz w:val="21"/>
           <w:szCs w:val="21"/>
         </w:rPr>
-        <w:t xml:space="preserve">防カビコーティング施工（浴室・エアコン周り）（カビ・モールド）</w:t>
+        <w:t xml:space="preserve">定期的な換気・消臭ルーティンの標準化（臭気・異臭）</w:t>
       </w:r>
     </w:p>
     <w:p>
@@ -14782,7 +15396,26 @@
           <w:sz w:val="21"/>
           <w:szCs w:val="21"/>
         </w:rPr>
-        <w:t xml:space="preserve">エアコン月次メンテナンスサイクル導入（カビ・モールド）</w:t>
+        <w:t xml:space="preserve">エアコン・排水系の臭気源の根本対策（臭気・異臭）</w:t>
+      </w:r>
+    </w:p>
+    <w:p>
+      <w:pPr>
+        <w:pStyle w:val="ListParagraph"/>
+        <w:numPr>
+          <w:ilvl w:val="0"/>
+          <w:numId w:val="2"/>
+        </w:numPr>
+        <w:spacing w:after="80" w:line="300"/>
+      </w:pPr>
+      <w:r>
+        <w:rPr>
+          <w:rFonts w:ascii="Arial" w:cs="Arial" w:eastAsia="Arial" w:hAnsi="Arial"/>
+          <w:color w:val="333333"/>
+          <w:sz w:val="21"/>
+          <w:szCs w:val="21"/>
+        </w:rPr>
+        <w:t xml:space="preserve">週次の高所清掃スケジュール導入（ほこり・塵）</w:t>
       </w:r>
     </w:p>
     <w:p>
@@ -14860,7 +15493,7 @@
           <w:sz w:val="21"/>
           <w:szCs w:val="21"/>
         </w:rPr>
-        <w:t xml:space="preserve">換気設備の改善提案（換気扇能力の見直し）（カビ・モールド）</w:t>
+        <w:t xml:space="preserve">オゾン脱臭機の導入検討（臭気・異臭）</w:t>
       </w:r>
     </w:p>
     <w:p>
@@ -14879,7 +15512,7 @@
           <w:sz w:val="21"/>
           <w:szCs w:val="21"/>
         </w:rPr>
-        <w:t xml:space="preserve">除湿対策の強化（除湿機導入検討）（カビ・モールド）</w:t>
+        <w:t xml:space="preserve">空気品質モニタリングの導入（臭気・異臭）</w:t>
       </w:r>
     </w:p>
     <w:p>
@@ -14900,7 +15533,7 @@
           <w:sz w:val="22"/>
           <w:szCs w:val="22"/>
         </w:rPr>
-        <w:t xml:space="preserve">【URGENT】コンフォートホテル博多</w:t>
+        <w:t xml:space="preserve">【URGENT】アパホテル蒲田駅東</w:t>
       </w:r>
     </w:p>
     <w:p>
@@ -14915,7 +15548,7 @@
           <w:sz w:val="21"/>
           <w:szCs w:val="21"/>
         </w:rPr>
-        <w:t xml:space="preserve">現状スコア：7.89点 → 目標スコア：8.5点</w:t>
+        <w:t xml:space="preserve">現状スコア：7.38点 → 目標スコア：8点</w:t>
       </w:r>
     </w:p>
     <w:p>
@@ -14930,7 +15563,7 @@
           <w:sz w:val="21"/>
           <w:szCs w:val="21"/>
         </w:rPr>
-        <w:t xml:space="preserve">主要課題：清掃品質全般(7件)、臭気・異臭(2件)、ほこり・塵(2件)</w:t>
+        <w:t xml:space="preserve">主要課題：清掃品質全般(4件)、ほこり・塵(1件)、臭気・異臭(1件)</w:t>
       </w:r>
     </w:p>
     <w:p>
@@ -15003,6 +15636,44 @@
           <w:sz w:val="21"/>
           <w:szCs w:val="21"/>
         </w:rPr>
+        <w:t xml:space="preserve">高所・棚上部・エアコン上部のほこり除去（ほこり・塵）</w:t>
+      </w:r>
+    </w:p>
+    <w:p>
+      <w:pPr>
+        <w:pStyle w:val="ListParagraph"/>
+        <w:numPr>
+          <w:ilvl w:val="0"/>
+          <w:numId w:val="2"/>
+        </w:numPr>
+        <w:spacing w:after="80" w:line="300"/>
+      </w:pPr>
+      <w:r>
+        <w:rPr>
+          <w:rFonts w:ascii="Arial" w:cs="Arial" w:eastAsia="Arial" w:hAnsi="Arial"/>
+          <w:color w:val="333333"/>
+          <w:sz w:val="21"/>
+          <w:szCs w:val="21"/>
+        </w:rPr>
+        <w:t xml:space="preserve">テレビ裏・家具裏の清掃徹底（ほこり・塵）</w:t>
+      </w:r>
+    </w:p>
+    <w:p>
+      <w:pPr>
+        <w:pStyle w:val="ListParagraph"/>
+        <w:numPr>
+          <w:ilvl w:val="0"/>
+          <w:numId w:val="2"/>
+        </w:numPr>
+        <w:spacing w:after="80" w:line="300"/>
+      </w:pPr>
+      <w:r>
+        <w:rPr>
+          <w:rFonts w:ascii="Arial" w:cs="Arial" w:eastAsia="Arial" w:hAnsi="Arial"/>
+          <w:color w:val="333333"/>
+          <w:sz w:val="21"/>
+          <w:szCs w:val="21"/>
+        </w:rPr>
         <w:t xml:space="preserve">臭気発生源の特定と即時対処（排水トラップ、換気扇）（臭気・異臭）</w:t>
       </w:r>
     </w:p>
@@ -15023,44 +15694,6 @@
           <w:szCs w:val="21"/>
         </w:rPr>
         <w:t xml:space="preserve">消臭・脱臭処理の実施（臭気・異臭）</w:t>
-      </w:r>
-    </w:p>
-    <w:p>
-      <w:pPr>
-        <w:pStyle w:val="ListParagraph"/>
-        <w:numPr>
-          <w:ilvl w:val="0"/>
-          <w:numId w:val="2"/>
-        </w:numPr>
-        <w:spacing w:after="80" w:line="300"/>
-      </w:pPr>
-      <w:r>
-        <w:rPr>
-          <w:rFonts w:ascii="Arial" w:cs="Arial" w:eastAsia="Arial" w:hAnsi="Arial"/>
-          <w:color w:val="333333"/>
-          <w:sz w:val="21"/>
-          <w:szCs w:val="21"/>
-        </w:rPr>
-        <w:t xml:space="preserve">高所・棚上部・エアコン上部のほこり除去（ほこり・塵）</w:t>
-      </w:r>
-    </w:p>
-    <w:p>
-      <w:pPr>
-        <w:pStyle w:val="ListParagraph"/>
-        <w:numPr>
-          <w:ilvl w:val="0"/>
-          <w:numId w:val="2"/>
-        </w:numPr>
-        <w:spacing w:after="80" w:line="300"/>
-      </w:pPr>
-      <w:r>
-        <w:rPr>
-          <w:rFonts w:ascii="Arial" w:cs="Arial" w:eastAsia="Arial" w:hAnsi="Arial"/>
-          <w:color w:val="333333"/>
-          <w:sz w:val="21"/>
-          <w:szCs w:val="21"/>
-        </w:rPr>
-        <w:t xml:space="preserve">テレビ裏・家具裏の清掃徹底（ほこり・塵）</w:t>
       </w:r>
     </w:p>
     <w:p>
@@ -15138,6 +15771,25 @@
           <w:sz w:val="21"/>
           <w:szCs w:val="21"/>
         </w:rPr>
+        <w:t xml:space="preserve">週次の高所清掃スケジュール導入（ほこり・塵）</w:t>
+      </w:r>
+    </w:p>
+    <w:p>
+      <w:pPr>
+        <w:pStyle w:val="ListParagraph"/>
+        <w:numPr>
+          <w:ilvl w:val="0"/>
+          <w:numId w:val="2"/>
+        </w:numPr>
+        <w:spacing w:after="80" w:line="300"/>
+      </w:pPr>
+      <w:r>
+        <w:rPr>
+          <w:rFonts w:ascii="Arial" w:cs="Arial" w:eastAsia="Arial" w:hAnsi="Arial"/>
+          <w:color w:val="333333"/>
+          <w:sz w:val="21"/>
+          <w:szCs w:val="21"/>
+        </w:rPr>
         <w:t xml:space="preserve">定期的な換気・消臭ルーティンの標準化（臭気・異臭）</w:t>
       </w:r>
     </w:p>
@@ -15158,25 +15810,6 @@
           <w:szCs w:val="21"/>
         </w:rPr>
         <w:t xml:space="preserve">エアコン・排水系の臭気源の根本対策（臭気・異臭）</w:t>
-      </w:r>
-    </w:p>
-    <w:p>
-      <w:pPr>
-        <w:pStyle w:val="ListParagraph"/>
-        <w:numPr>
-          <w:ilvl w:val="0"/>
-          <w:numId w:val="2"/>
-        </w:numPr>
-        <w:spacing w:after="80" w:line="300"/>
-      </w:pPr>
-      <w:r>
-        <w:rPr>
-          <w:rFonts w:ascii="Arial" w:cs="Arial" w:eastAsia="Arial" w:hAnsi="Arial"/>
-          <w:color w:val="333333"/>
-          <w:sz w:val="21"/>
-          <w:szCs w:val="21"/>
-        </w:rPr>
-        <w:t xml:space="preserve">週次の高所清掃スケジュール導入（ほこり・塵）</w:t>
       </w:r>
     </w:p>
     <w:p>
@@ -15294,7 +15927,7 @@
           <w:sz w:val="22"/>
           <w:szCs w:val="22"/>
         </w:rPr>
-        <w:t xml:space="preserve">【URGENT】アパホテル蒲田駅東</w:t>
+        <w:t xml:space="preserve">【URGENT】コートホテル新横浜</w:t>
       </w:r>
     </w:p>
     <w:p>
@@ -15309,7 +15942,7 @@
           <w:sz w:val="21"/>
           <w:szCs w:val="21"/>
         </w:rPr>
-        <w:t xml:space="preserve">現状スコア：7.5点 → 目標スコア：8.5点</w:t>
+        <w:t xml:space="preserve">現状スコア：7.12点 → 目標スコア：8点</w:t>
       </w:r>
     </w:p>
     <w:p>
@@ -15324,7 +15957,7 @@
           <w:sz w:val="21"/>
           <w:szCs w:val="21"/>
         </w:rPr>
-        <w:t xml:space="preserve">主要課題：清掃品質全般(2件)、ほこり・塵(1件)</w:t>
+        <w:t xml:space="preserve">主要課題：清掃品質全般(4件)、臭気・異臭(3件)、タバコ関連(2件)</w:t>
       </w:r>
     </w:p>
     <w:p>
@@ -15397,7 +16030,7 @@
           <w:sz w:val="21"/>
           <w:szCs w:val="21"/>
         </w:rPr>
-        <w:t xml:space="preserve">高所・棚上部・エアコン上部のほこり除去（ほこり・塵）</w:t>
+        <w:t xml:space="preserve">臭気発生源の特定と即時対処（排水トラップ、換気扇）（臭気・異臭）</w:t>
       </w:r>
     </w:p>
     <w:p>
@@ -15416,7 +16049,45 @@
           <w:sz w:val="21"/>
           <w:szCs w:val="21"/>
         </w:rPr>
-        <w:t xml:space="preserve">テレビ裏・家具裏の清掃徹底（ほこり・塵）</w:t>
+        <w:t xml:space="preserve">消臭・脱臭処理の実施（臭気・異臭）</w:t>
+      </w:r>
+    </w:p>
+    <w:p>
+      <w:pPr>
+        <w:pStyle w:val="ListParagraph"/>
+        <w:numPr>
+          <w:ilvl w:val="0"/>
+          <w:numId w:val="2"/>
+        </w:numPr>
+        <w:spacing w:after="80" w:line="300"/>
+      </w:pPr>
+      <w:r>
+        <w:rPr>
+          <w:rFonts w:ascii="Arial" w:cs="Arial" w:eastAsia="Arial" w:hAnsi="Arial"/>
+          <w:color w:val="333333"/>
+          <w:sz w:val="21"/>
+          <w:szCs w:val="21"/>
+        </w:rPr>
+        <w:t xml:space="preserve">禁煙室の残留臭調査と脱臭処理（タバコ関連）</w:t>
+      </w:r>
+    </w:p>
+    <w:p>
+      <w:pPr>
+        <w:pStyle w:val="ListParagraph"/>
+        <w:numPr>
+          <w:ilvl w:val="0"/>
+          <w:numId w:val="2"/>
+        </w:numPr>
+        <w:spacing w:after="80" w:line="300"/>
+      </w:pPr>
+      <w:r>
+        <w:rPr>
+          <w:rFonts w:ascii="Arial" w:cs="Arial" w:eastAsia="Arial" w:hAnsi="Arial"/>
+          <w:color w:val="333333"/>
+          <w:sz w:val="21"/>
+          <w:szCs w:val="21"/>
+        </w:rPr>
+        <w:t xml:space="preserve">喫煙室との動線分離確認（タバコ関連）</w:t>
       </w:r>
     </w:p>
     <w:p>
@@ -15494,7 +16165,45 @@
           <w:sz w:val="21"/>
           <w:szCs w:val="21"/>
         </w:rPr>
-        <w:t xml:space="preserve">週次の高所清掃スケジュール導入（ほこり・塵）</w:t>
+        <w:t xml:space="preserve">定期的な換気・消臭ルーティンの標準化（臭気・異臭）</w:t>
+      </w:r>
+    </w:p>
+    <w:p>
+      <w:pPr>
+        <w:pStyle w:val="ListParagraph"/>
+        <w:numPr>
+          <w:ilvl w:val="0"/>
+          <w:numId w:val="2"/>
+        </w:numPr>
+        <w:spacing w:after="80" w:line="300"/>
+      </w:pPr>
+      <w:r>
+        <w:rPr>
+          <w:rFonts w:ascii="Arial" w:cs="Arial" w:eastAsia="Arial" w:hAnsi="Arial"/>
+          <w:color w:val="333333"/>
+          <w:sz w:val="21"/>
+          <w:szCs w:val="21"/>
+        </w:rPr>
+        <w:t xml:space="preserve">エアコン・排水系の臭気源の根本対策（臭気・異臭）</w:t>
+      </w:r>
+    </w:p>
+    <w:p>
+      <w:pPr>
+        <w:pStyle w:val="ListParagraph"/>
+        <w:numPr>
+          <w:ilvl w:val="0"/>
+          <w:numId w:val="2"/>
+        </w:numPr>
+        <w:spacing w:after="80" w:line="300"/>
+      </w:pPr>
+      <w:r>
+        <w:rPr>
+          <w:rFonts w:ascii="Arial" w:cs="Arial" w:eastAsia="Arial" w:hAnsi="Arial"/>
+          <w:color w:val="333333"/>
+          <w:sz w:val="21"/>
+          <w:szCs w:val="21"/>
+        </w:rPr>
+        <w:t xml:space="preserve">廊下・共用部の定期脱臭処理スケジュール導入（タバコ関連）</w:t>
       </w:r>
     </w:p>
     <w:p>
@@ -15557,6 +16266,44 @@
       </w:r>
     </w:p>
     <w:p>
+      <w:pPr>
+        <w:pStyle w:val="ListParagraph"/>
+        <w:numPr>
+          <w:ilvl w:val="0"/>
+          <w:numId w:val="2"/>
+        </w:numPr>
+        <w:spacing w:after="80" w:line="300"/>
+      </w:pPr>
+      <w:r>
+        <w:rPr>
+          <w:rFonts w:ascii="Arial" w:cs="Arial" w:eastAsia="Arial" w:hAnsi="Arial"/>
+          <w:color w:val="333333"/>
+          <w:sz w:val="21"/>
+          <w:szCs w:val="21"/>
+        </w:rPr>
+        <w:t xml:space="preserve">オゾン脱臭機の導入検討（臭気・異臭）</w:t>
+      </w:r>
+    </w:p>
+    <w:p>
+      <w:pPr>
+        <w:pStyle w:val="ListParagraph"/>
+        <w:numPr>
+          <w:ilvl w:val="0"/>
+          <w:numId w:val="2"/>
+        </w:numPr>
+        <w:spacing w:after="80" w:line="300"/>
+      </w:pPr>
+      <w:r>
+        <w:rPr>
+          <w:rFonts w:ascii="Arial" w:cs="Arial" w:eastAsia="Arial" w:hAnsi="Arial"/>
+          <w:color w:val="333333"/>
+          <w:sz w:val="21"/>
+          <w:szCs w:val="21"/>
+        </w:rPr>
+        <w:t xml:space="preserve">空気品質モニタリングの導入（臭気・異臭）</w:t>
+      </w:r>
+    </w:p>
+    <w:p>
       <w:r>
         <w:br w:type="page"/>
       </w:r>
@@ -15947,6 +16694,133 @@
           <w:sz w:val="22"/>
           <w:szCs w:val="22"/>
         </w:rPr>
+        <w:t xml:space="preserve">【HIGH】コンフォートホテル横浜関内（7.57点 → 8.5点）</w:t>
+      </w:r>
+    </w:p>
+    <w:p>
+      <w:pPr>
+        <w:spacing w:after="120" w:line="320"/>
+        <w:jc w:val="left"/>
+      </w:pPr>
+      <w:r>
+        <w:rPr>
+          <w:rFonts w:ascii="Arial" w:cs="Arial" w:eastAsia="Arial" w:hAnsi="Arial"/>
+          <w:color w:val="333333"/>
+          <w:sz w:val="21"/>
+          <w:szCs w:val="21"/>
+        </w:rPr>
+        <w:t xml:space="preserve">主要課題：シミ・汚れ跡(6件)、清掃品質全般(5件)、カビ・モールド(1件)</w:t>
+      </w:r>
+    </w:p>
+    <w:p>
+      <w:pPr>
+        <w:spacing w:after="120" w:line="320"/>
+        <w:jc w:val="left"/>
+      </w:pPr>
+      <w:r>
+        <w:rPr>
+          <w:rFonts w:ascii="Arial" w:cs="Arial" w:eastAsia="Arial" w:hAnsi="Arial"/>
+          <w:color w:val="333333"/>
+          <w:sz w:val="21"/>
+          <w:szCs w:val="21"/>
+        </w:rPr>
+        <w:t xml:space="preserve">即時対応策：</w:t>
+      </w:r>
+    </w:p>
+    <w:p>
+      <w:pPr>
+        <w:pStyle w:val="ListParagraph"/>
+        <w:numPr>
+          <w:ilvl w:val="0"/>
+          <w:numId w:val="2"/>
+        </w:numPr>
+        <w:spacing w:after="80" w:line="300"/>
+      </w:pPr>
+      <w:r>
+        <w:rPr>
+          <w:rFonts w:ascii="Arial" w:cs="Arial" w:eastAsia="Arial" w:hAnsi="Arial"/>
+          <w:color w:val="333333"/>
+          <w:sz w:val="21"/>
+          <w:szCs w:val="21"/>
+        </w:rPr>
+        <w:t xml:space="preserve">シミ箇所の特定と専用クリーナーによる除去</w:t>
+      </w:r>
+    </w:p>
+    <w:p>
+      <w:pPr>
+        <w:pStyle w:val="ListParagraph"/>
+        <w:numPr>
+          <w:ilvl w:val="0"/>
+          <w:numId w:val="2"/>
+        </w:numPr>
+        <w:spacing w:after="80" w:line="300"/>
+      </w:pPr>
+      <w:r>
+        <w:rPr>
+          <w:rFonts w:ascii="Arial" w:cs="Arial" w:eastAsia="Arial" w:hAnsi="Arial"/>
+          <w:color w:val="333333"/>
+          <w:sz w:val="21"/>
+          <w:szCs w:val="21"/>
+        </w:rPr>
+        <w:t xml:space="preserve">清掃品質基準の明確化と全スタッフへの共有</w:t>
+      </w:r>
+    </w:p>
+    <w:p>
+      <w:pPr>
+        <w:pStyle w:val="ListParagraph"/>
+        <w:numPr>
+          <w:ilvl w:val="0"/>
+          <w:numId w:val="2"/>
+        </w:numPr>
+        <w:spacing w:after="80" w:line="300"/>
+      </w:pPr>
+      <w:r>
+        <w:rPr>
+          <w:rFonts w:ascii="Arial" w:cs="Arial" w:eastAsia="Arial" w:hAnsi="Arial"/>
+          <w:color w:val="333333"/>
+          <w:sz w:val="21"/>
+          <w:szCs w:val="21"/>
+        </w:rPr>
+        <w:t xml:space="preserve">重点箇所（水回り・ベッド周り）の清掃手順見直し</w:t>
+      </w:r>
+    </w:p>
+    <w:p>
+      <w:pPr>
+        <w:pStyle w:val="ListParagraph"/>
+        <w:numPr>
+          <w:ilvl w:val="0"/>
+          <w:numId w:val="2"/>
+        </w:numPr>
+        <w:spacing w:after="80" w:line="300"/>
+      </w:pPr>
+      <w:r>
+        <w:rPr>
+          <w:rFonts w:ascii="Arial" w:cs="Arial" w:eastAsia="Arial" w:hAnsi="Arial"/>
+          <w:color w:val="333333"/>
+          <w:sz w:val="21"/>
+          <w:szCs w:val="21"/>
+        </w:rPr>
+        <w:t xml:space="preserve">エアコンフィルター・内部のカビ除去と消毒</w:t>
+      </w:r>
+    </w:p>
+    <w:p>
+      <w:pPr>
+        <w:spacing w:after="120"/>
+      </w:pPr>
+    </w:p>
+    <w:p>
+      <w:pPr>
+        <w:spacing w:after="120" w:before="200"/>
+      </w:pPr>
+      <w:r>
+        <w:rPr>
+          <w:rFonts w:ascii="Arial" w:cs="Arial" w:eastAsia="Arial" w:hAnsi="Arial"/>
+          <w:b/>
+          <w:bCs/>
+          <w:color w:val="1B3A5C"/>
+          <w:sz w:val="22"/>
+          <w:szCs w:val="22"/>
+        </w:rPr>
         <w:t xml:space="preserve">【HIGH】ダイワロイネットホテル東京大崎（8.62点 → 8.9点）</w:t>
       </w:r>
     </w:p>
@@ -16054,6 +16928,133 @@
           <w:szCs w:val="21"/>
         </w:rPr>
         <w:t xml:space="preserve">発生箇所の特定と封鎖</w:t>
+      </w:r>
+    </w:p>
+    <w:p>
+      <w:pPr>
+        <w:spacing w:after="120"/>
+      </w:pPr>
+    </w:p>
+    <w:p>
+      <w:pPr>
+        <w:spacing w:after="120" w:before="200"/>
+      </w:pPr>
+      <w:r>
+        <w:rPr>
+          <w:rFonts w:ascii="Arial" w:cs="Arial" w:eastAsia="Arial" w:hAnsi="Arial"/>
+          <w:b/>
+          <w:bCs/>
+          <w:color w:val="1B3A5C"/>
+          <w:sz w:val="22"/>
+          <w:szCs w:val="22"/>
+        </w:rPr>
+        <w:t xml:space="preserve">【HIGH】川崎日航ホテル（8.64点 → 8.9点）</w:t>
+      </w:r>
+    </w:p>
+    <w:p>
+      <w:pPr>
+        <w:spacing w:after="120" w:line="320"/>
+        <w:jc w:val="left"/>
+      </w:pPr>
+      <w:r>
+        <w:rPr>
+          <w:rFonts w:ascii="Arial" w:cs="Arial" w:eastAsia="Arial" w:hAnsi="Arial"/>
+          <w:color w:val="333333"/>
+          <w:sz w:val="21"/>
+          <w:szCs w:val="21"/>
+        </w:rPr>
+        <w:t xml:space="preserve">主要課題：清掃品質全般(6件)、臭気・異臭(1件)</w:t>
+      </w:r>
+    </w:p>
+    <w:p>
+      <w:pPr>
+        <w:spacing w:after="120" w:line="320"/>
+        <w:jc w:val="left"/>
+      </w:pPr>
+      <w:r>
+        <w:rPr>
+          <w:rFonts w:ascii="Arial" w:cs="Arial" w:eastAsia="Arial" w:hAnsi="Arial"/>
+          <w:color w:val="333333"/>
+          <w:sz w:val="21"/>
+          <w:szCs w:val="21"/>
+        </w:rPr>
+        <w:t xml:space="preserve">即時対応策：</w:t>
+      </w:r>
+    </w:p>
+    <w:p>
+      <w:pPr>
+        <w:pStyle w:val="ListParagraph"/>
+        <w:numPr>
+          <w:ilvl w:val="0"/>
+          <w:numId w:val="2"/>
+        </w:numPr>
+        <w:spacing w:after="80" w:line="300"/>
+      </w:pPr>
+      <w:r>
+        <w:rPr>
+          <w:rFonts w:ascii="Arial" w:cs="Arial" w:eastAsia="Arial" w:hAnsi="Arial"/>
+          <w:color w:val="333333"/>
+          <w:sz w:val="21"/>
+          <w:szCs w:val="21"/>
+        </w:rPr>
+        <w:t xml:space="preserve">清掃品質基準の明確化と全スタッフへの共有</w:t>
+      </w:r>
+    </w:p>
+    <w:p>
+      <w:pPr>
+        <w:pStyle w:val="ListParagraph"/>
+        <w:numPr>
+          <w:ilvl w:val="0"/>
+          <w:numId w:val="2"/>
+        </w:numPr>
+        <w:spacing w:after="80" w:line="300"/>
+      </w:pPr>
+      <w:r>
+        <w:rPr>
+          <w:rFonts w:ascii="Arial" w:cs="Arial" w:eastAsia="Arial" w:hAnsi="Arial"/>
+          <w:color w:val="333333"/>
+          <w:sz w:val="21"/>
+          <w:szCs w:val="21"/>
+        </w:rPr>
+        <w:t xml:space="preserve">重点箇所（水回り・ベッド周り）の清掃手順見直し</w:t>
+      </w:r>
+    </w:p>
+    <w:p>
+      <w:pPr>
+        <w:pStyle w:val="ListParagraph"/>
+        <w:numPr>
+          <w:ilvl w:val="0"/>
+          <w:numId w:val="2"/>
+        </w:numPr>
+        <w:spacing w:after="80" w:line="300"/>
+      </w:pPr>
+      <w:r>
+        <w:rPr>
+          <w:rFonts w:ascii="Arial" w:cs="Arial" w:eastAsia="Arial" w:hAnsi="Arial"/>
+          <w:color w:val="333333"/>
+          <w:sz w:val="21"/>
+          <w:szCs w:val="21"/>
+        </w:rPr>
+        <w:t xml:space="preserve">臭気発生源の特定と即時対処（排水トラップ、換気扇）</w:t>
+      </w:r>
+    </w:p>
+    <w:p>
+      <w:pPr>
+        <w:pStyle w:val="ListParagraph"/>
+        <w:numPr>
+          <w:ilvl w:val="0"/>
+          <w:numId w:val="2"/>
+        </w:numPr>
+        <w:spacing w:after="80" w:line="300"/>
+      </w:pPr>
+      <w:r>
+        <w:rPr>
+          <w:rFonts w:ascii="Arial" w:cs="Arial" w:eastAsia="Arial" w:hAnsi="Arial"/>
+          <w:color w:val="333333"/>
+          <w:sz w:val="21"/>
+          <w:szCs w:val="21"/>
+        </w:rPr>
+        <w:t xml:space="preserve">消臭・脱臭処理の実施</w:t>
       </w:r>
     </w:p>
     <w:p>
@@ -16090,7 +17091,7 @@
           <w:sz w:val="21"/>
           <w:szCs w:val="21"/>
         </w:rPr>
-        <w:t xml:space="preserve">STANDARDホテル（11件）：ハートンホテル東品川、ホテルコメント横浜関内、リッチモンドホテル東京目白、コンフォートイン六本木、ホテルケヤキゲート東京府中、アパホテル相模原橋本駅東、コンフォートホテル成田、川崎日航ホテル、第一イン池袋、変なホテル東京羽田、京成リッチモンドホテル東京錦糸町</w:t>
+        <w:t xml:space="preserve">STANDARDホテル（11件）：ハートンホテル東品川、コンフォートイン六本木、ホテルコメント横浜関内、ホテルケヤキゲート東京府中、アパホテル相模原橋本駅東、リッチモンドホテル東京目白、コンフォートホテル成田、京成リッチモンドホテル東京錦糸町、第一イン池袋、変なホテル東京羽田、コンフォートホテルERA東京東神田</w:t>
       </w:r>
     </w:p>
     <w:p>
@@ -16120,7 +17121,7 @@
           <w:sz w:val="21"/>
           <w:szCs w:val="21"/>
         </w:rPr>
-        <w:t xml:space="preserve">MAINTENANCEホテル（3件）：コンフォートスイーツ東京ベイ、コンフォートホテルERA東京東神田、コートホテル新横浜</w:t>
+        <w:t xml:space="preserve">MAINTENANCEホテル（1件）：コンフォートスイーツ東京ベイ</w:t>
       </w:r>
     </w:p>
     <w:p>
@@ -17138,7 +18139,7 @@
                 <w:sz w:val="18"/>
                 <w:szCs w:val="18"/>
               </w:rPr>
-              <w:t xml:space="preserve">8.44</w:t>
+              <w:t xml:space="preserve">8.36</w:t>
             </w:r>
           </w:p>
         </w:tc>
@@ -17172,7 +18173,7 @@
                 <w:sz w:val="18"/>
                 <w:szCs w:val="18"/>
               </w:rPr>
-              <w:t xml:space="preserve">8.94</w:t>
+              <w:t xml:space="preserve">8.86</w:t>
             </w:r>
           </w:p>
         </w:tc>
@@ -17278,7 +18279,7 @@
                 <w:sz w:val="18"/>
                 <w:szCs w:val="18"/>
               </w:rPr>
-              <w:t xml:space="preserve">4.0%</w:t>
+              <w:t xml:space="preserve">4.4%</w:t>
             </w:r>
           </w:p>
         </w:tc>
@@ -17313,7 +18314,7 @@
                 <w:sz w:val="18"/>
                 <w:szCs w:val="18"/>
               </w:rPr>
-              <w:t xml:space="preserve">1.6%以下</w:t>
+              <w:t xml:space="preserve">1.8%以下</w:t>
             </w:r>
           </w:p>
         </w:tc>
@@ -17418,7 +18419,7 @@
                 <w:sz w:val="18"/>
                 <w:szCs w:val="18"/>
               </w:rPr>
-              <w:t xml:space="preserve">79.6%</w:t>
+              <w:t xml:space="preserve">78.0%</w:t>
             </w:r>
           </w:p>
         </w:tc>
@@ -17452,7 +18453,7 @@
                 <w:sz w:val="18"/>
                 <w:szCs w:val="18"/>
               </w:rPr>
-              <w:t xml:space="preserve">84.6%以上</w:t>
+              <w:t xml:space="preserve">83.0%以上</w:t>
             </w:r>
           </w:p>
         </w:tc>
@@ -17558,7 +18559,7 @@
                 <w:sz w:val="18"/>
                 <w:szCs w:val="18"/>
               </w:rPr>
-              <w:t xml:space="preserve">5.2%</w:t>
+              <w:t xml:space="preserve">5.3%</w:t>
             </w:r>
           </w:p>
         </w:tc>
@@ -17919,7 +18920,7 @@
                 <w:sz w:val="18"/>
                 <w:szCs w:val="18"/>
               </w:rPr>
-              <w:t xml:space="preserve">コンフォートホテル横浜関内</w:t>
+              <w:t xml:space="preserve">コンフォートホテル博多</w:t>
             </w:r>
           </w:p>
         </w:tc>
@@ -17988,7 +18989,7 @@
                 <w:sz w:val="18"/>
                 <w:szCs w:val="18"/>
               </w:rPr>
-              <w:t xml:space="preserve">7.18</w:t>
+              <w:t xml:space="preserve">7.89</w:t>
             </w:r>
           </w:p>
         </w:tc>
@@ -18022,7 +19023,7 @@
                 <w:sz w:val="18"/>
                 <w:szCs w:val="18"/>
               </w:rPr>
-              <w:t xml:space="preserve">7.70</w:t>
+              <w:t xml:space="preserve">8.40</w:t>
             </w:r>
           </w:p>
         </w:tc>
@@ -18056,7 +19057,7 @@
                 <w:sz w:val="18"/>
                 <w:szCs w:val="18"/>
               </w:rPr>
-              <w:t xml:space="preserve">12.2%</w:t>
+              <w:t xml:space="preserve">12.0%</w:t>
             </w:r>
           </w:p>
         </w:tc>
@@ -18090,7 +19091,7 @@
                 <w:sz w:val="18"/>
                 <w:szCs w:val="18"/>
               </w:rPr>
-              <w:t xml:space="preserve">3.7%</w:t>
+              <w:t xml:space="preserve">3.6%</w:t>
             </w:r>
           </w:p>
         </w:tc>
@@ -18127,7 +19128,7 @@
                 <w:sz w:val="18"/>
                 <w:szCs w:val="18"/>
               </w:rPr>
-              <w:t xml:space="preserve">コンフォートホテル博多</w:t>
+              <w:t xml:space="preserve">アパホテル蒲田駅東</w:t>
             </w:r>
           </w:p>
         </w:tc>
@@ -18197,7 +19198,7 @@
                 <w:sz w:val="18"/>
                 <w:szCs w:val="18"/>
               </w:rPr>
-              <w:t xml:space="preserve">7.89</w:t>
+              <w:t xml:space="preserve">7.38</w:t>
             </w:r>
           </w:p>
         </w:tc>
@@ -18232,7 +19233,7 @@
                 <w:sz w:val="18"/>
                 <w:szCs w:val="18"/>
               </w:rPr>
-              <w:t xml:space="preserve">8.40</w:t>
+              <w:t xml:space="preserve">7.90</w:t>
             </w:r>
           </w:p>
         </w:tc>
@@ -18267,7 +19268,7 @@
                 <w:sz w:val="18"/>
                 <w:szCs w:val="18"/>
               </w:rPr>
-              <w:t xml:space="preserve">12.0%</w:t>
+              <w:t xml:space="preserve">11.7%</w:t>
             </w:r>
           </w:p>
         </w:tc>
@@ -18302,7 +19303,7 @@
                 <w:sz w:val="18"/>
                 <w:szCs w:val="18"/>
               </w:rPr>
-              <w:t xml:space="preserve">3.6%</w:t>
+              <w:t xml:space="preserve">3.5%</w:t>
             </w:r>
           </w:p>
         </w:tc>
@@ -18338,7 +19339,7 @@
                 <w:sz w:val="18"/>
                 <w:szCs w:val="18"/>
               </w:rPr>
-              <w:t xml:space="preserve">アパホテル蒲田駅東</w:t>
+              <w:t xml:space="preserve">コートホテル新横浜</w:t>
             </w:r>
           </w:p>
         </w:tc>
@@ -18407,7 +19408,7 @@
                 <w:sz w:val="18"/>
                 <w:szCs w:val="18"/>
               </w:rPr>
-              <w:t xml:space="preserve">7.50</w:t>
+              <w:t xml:space="preserve">7.12</w:t>
             </w:r>
           </w:p>
         </w:tc>
@@ -18441,7 +19442,7 @@
                 <w:sz w:val="18"/>
                 <w:szCs w:val="18"/>
               </w:rPr>
-              <w:t xml:space="preserve">8.00</w:t>
+              <w:t xml:space="preserve">7.60</w:t>
             </w:r>
           </w:p>
         </w:tc>
@@ -18475,7 +19476,7 @@
                 <w:sz w:val="18"/>
                 <w:szCs w:val="18"/>
               </w:rPr>
-              <w:t xml:space="preserve">10.7%</w:t>
+              <w:t xml:space="preserve">8.5%</w:t>
             </w:r>
           </w:p>
         </w:tc>
@@ -18509,7 +19510,7 @@
                 <w:sz w:val="18"/>
                 <w:szCs w:val="18"/>
               </w:rPr>
-              <w:t xml:space="preserve">3.2%</w:t>
+              <w:t xml:space="preserve">2.5%</w:t>
             </w:r>
           </w:p>
         </w:tc>
@@ -18757,6 +19758,214 @@
                 <w:sz w:val="18"/>
                 <w:szCs w:val="18"/>
               </w:rPr>
+              <w:t xml:space="preserve">コンフォートホテル横浜関内</w:t>
+            </w:r>
+          </w:p>
+        </w:tc>
+        <w:tc>
+          <w:tcPr>
+            <w:tcW w:type="pct" w:w="12%"/>
+            <w:tcBorders>
+              <w:top w:val="single" w:color="CCCCCC" w:sz="1"/>
+              <w:left w:val="single" w:color="CCCCCC" w:sz="1"/>
+              <w:bottom w:val="single" w:color="CCCCCC" w:sz="1"/>
+              <w:right w:val="single" w:color="CCCCCC" w:sz="1"/>
+            </w:tcBorders>
+            <w:shd w:fill="FFF3E0" w:val="clear"/>
+            <w:tcMar>
+              <w:top w:type="dxa" w:w="80"/>
+              <w:left w:type="dxa" w:w="120"/>
+              <w:bottom w:type="dxa" w:w="80"/>
+              <w:right w:type="dxa" w:w="120"/>
+            </w:tcMar>
+            <w:vAlign w:val="center"/>
+          </w:tcPr>
+          <w:p>
+            <w:pPr>
+              <w:jc w:val="center"/>
+            </w:pPr>
+            <w:r>
+              <w:rPr>
+                <w:rFonts w:ascii="Arial" w:cs="Arial" w:eastAsia="Arial" w:hAnsi="Arial"/>
+                <w:b/>
+                <w:bCs/>
+                <w:color w:val="FF9800"/>
+                <w:sz w:val="18"/>
+                <w:szCs w:val="18"/>
+              </w:rPr>
+              <w:t xml:space="preserve">HIGH</w:t>
+            </w:r>
+          </w:p>
+        </w:tc>
+        <w:tc>
+          <w:tcPr>
+            <w:tcW w:type="pct" w:w="12%"/>
+            <w:tcBorders>
+              <w:top w:val="single" w:color="CCCCCC" w:sz="1"/>
+              <w:left w:val="single" w:color="CCCCCC" w:sz="1"/>
+              <w:bottom w:val="single" w:color="CCCCCC" w:sz="1"/>
+              <w:right w:val="single" w:color="CCCCCC" w:sz="1"/>
+            </w:tcBorders>
+            <w:tcMar>
+              <w:top w:type="dxa" w:w="80"/>
+              <w:left w:type="dxa" w:w="120"/>
+              <w:bottom w:type="dxa" w:w="80"/>
+              <w:right w:type="dxa" w:w="120"/>
+            </w:tcMar>
+            <w:vAlign w:val="center"/>
+          </w:tcPr>
+          <w:p>
+            <w:pPr>
+              <w:jc w:val="center"/>
+            </w:pPr>
+            <w:r>
+              <w:rPr>
+                <w:rFonts w:ascii="Arial" w:cs="Arial" w:eastAsia="Arial" w:hAnsi="Arial"/>
+                <w:b w:val="false"/>
+                <w:bCs w:val="false"/>
+                <w:color w:val="333333"/>
+                <w:sz w:val="18"/>
+                <w:szCs w:val="18"/>
+              </w:rPr>
+              <w:t xml:space="preserve">7.57</w:t>
+            </w:r>
+          </w:p>
+        </w:tc>
+        <w:tc>
+          <w:tcPr>
+            <w:tcW w:type="pct" w:w="12%"/>
+            <w:tcBorders>
+              <w:top w:val="single" w:color="CCCCCC" w:sz="1"/>
+              <w:left w:val="single" w:color="CCCCCC" w:sz="1"/>
+              <w:bottom w:val="single" w:color="CCCCCC" w:sz="1"/>
+              <w:right w:val="single" w:color="CCCCCC" w:sz="1"/>
+            </w:tcBorders>
+            <w:tcMar>
+              <w:top w:type="dxa" w:w="80"/>
+              <w:left w:type="dxa" w:w="120"/>
+              <w:bottom w:type="dxa" w:w="80"/>
+              <w:right w:type="dxa" w:w="120"/>
+            </w:tcMar>
+            <w:vAlign w:val="center"/>
+          </w:tcPr>
+          <w:p>
+            <w:pPr>
+              <w:jc w:val="center"/>
+            </w:pPr>
+            <w:r>
+              <w:rPr>
+                <w:rFonts w:ascii="Arial" w:cs="Arial" w:eastAsia="Arial" w:hAnsi="Arial"/>
+                <w:b/>
+                <w:bCs/>
+                <w:color w:val="27AE60"/>
+                <w:sz w:val="18"/>
+                <w:szCs w:val="18"/>
+              </w:rPr>
+              <w:t xml:space="preserve">8.10</w:t>
+            </w:r>
+          </w:p>
+        </w:tc>
+        <w:tc>
+          <w:tcPr>
+            <w:tcW w:type="pct" w:w="18%"/>
+            <w:tcBorders>
+              <w:top w:val="single" w:color="CCCCCC" w:sz="1"/>
+              <w:left w:val="single" w:color="CCCCCC" w:sz="1"/>
+              <w:bottom w:val="single" w:color="CCCCCC" w:sz="1"/>
+              <w:right w:val="single" w:color="CCCCCC" w:sz="1"/>
+            </w:tcBorders>
+            <w:tcMar>
+              <w:top w:type="dxa" w:w="80"/>
+              <w:left w:type="dxa" w:w="120"/>
+              <w:bottom w:type="dxa" w:w="80"/>
+              <w:right w:type="dxa" w:w="120"/>
+            </w:tcMar>
+            <w:vAlign w:val="center"/>
+          </w:tcPr>
+          <w:p>
+            <w:pPr>
+              <w:jc w:val="center"/>
+            </w:pPr>
+            <w:r>
+              <w:rPr>
+                <w:rFonts w:ascii="Arial" w:cs="Arial" w:eastAsia="Arial" w:hAnsi="Arial"/>
+                <w:b w:val="false"/>
+                <w:bCs w:val="false"/>
+                <w:color w:val="333333"/>
+                <w:sz w:val="18"/>
+                <w:szCs w:val="18"/>
+              </w:rPr>
+              <w:t xml:space="preserve">8.4%</w:t>
+            </w:r>
+          </w:p>
+        </w:tc>
+        <w:tc>
+          <w:tcPr>
+            <w:tcW w:type="pct" w:w="18%"/>
+            <w:tcBorders>
+              <w:top w:val="single" w:color="CCCCCC" w:sz="1"/>
+              <w:left w:val="single" w:color="CCCCCC" w:sz="1"/>
+              <w:bottom w:val="single" w:color="CCCCCC" w:sz="1"/>
+              <w:right w:val="single" w:color="CCCCCC" w:sz="1"/>
+            </w:tcBorders>
+            <w:tcMar>
+              <w:top w:type="dxa" w:w="80"/>
+              <w:left w:type="dxa" w:w="120"/>
+              <w:bottom w:type="dxa" w:w="80"/>
+              <w:right w:type="dxa" w:w="120"/>
+            </w:tcMar>
+            <w:vAlign w:val="center"/>
+          </w:tcPr>
+          <w:p>
+            <w:pPr>
+              <w:jc w:val="center"/>
+            </w:pPr>
+            <w:r>
+              <w:rPr>
+                <w:rFonts w:ascii="Arial" w:cs="Arial" w:eastAsia="Arial" w:hAnsi="Arial"/>
+                <w:b/>
+                <w:bCs/>
+                <w:color w:val="27AE60"/>
+                <w:sz w:val="18"/>
+                <w:szCs w:val="18"/>
+              </w:rPr>
+              <w:t xml:space="preserve">2.5%</w:t>
+            </w:r>
+          </w:p>
+        </w:tc>
+      </w:tr>
+      <w:tr>
+        <w:tc>
+          <w:tcPr>
+            <w:tcW w:type="pct" w:w="28%"/>
+            <w:tcBorders>
+              <w:top w:val="single" w:color="CCCCCC" w:sz="1"/>
+              <w:left w:val="single" w:color="CCCCCC" w:sz="1"/>
+              <w:bottom w:val="single" w:color="CCCCCC" w:sz="1"/>
+              <w:right w:val="single" w:color="CCCCCC" w:sz="1"/>
+            </w:tcBorders>
+            <w:shd w:fill="F5F7FA" w:val="clear"/>
+            <w:tcMar>
+              <w:top w:type="dxa" w:w="80"/>
+              <w:left w:type="dxa" w:w="120"/>
+              <w:bottom w:type="dxa" w:w="80"/>
+              <w:right w:type="dxa" w:w="120"/>
+            </w:tcMar>
+            <w:vAlign w:val="center"/>
+          </w:tcPr>
+          <w:p>
+            <w:pPr>
+              <w:jc w:val="left"/>
+            </w:pPr>
+            <w:r>
+              <w:rPr>
+                <w:rFonts w:ascii="Arial" w:cs="Arial" w:eastAsia="Arial" w:hAnsi="Arial"/>
+                <w:b/>
+                <w:bCs/>
+                <w:color w:val="333333"/>
+                <w:sz w:val="18"/>
+                <w:szCs w:val="18"/>
+              </w:rPr>
               <w:t xml:space="preserve">ダイワロイネットホテル東京大崎</w:t>
             </w:r>
           </w:p>
@@ -18805,6 +20014,7 @@
               <w:bottom w:val="single" w:color="CCCCCC" w:sz="1"/>
               <w:right w:val="single" w:color="CCCCCC" w:sz="1"/>
             </w:tcBorders>
+            <w:shd w:fill="F5F7FA" w:val="clear"/>
             <w:tcMar>
               <w:top w:type="dxa" w:w="80"/>
               <w:left w:type="dxa" w:w="120"/>
@@ -18839,6 +20049,7 @@
               <w:bottom w:val="single" w:color="CCCCCC" w:sz="1"/>
               <w:right w:val="single" w:color="CCCCCC" w:sz="1"/>
             </w:tcBorders>
+            <w:shd w:fill="F5F7FA" w:val="clear"/>
             <w:tcMar>
               <w:top w:type="dxa" w:w="80"/>
               <w:left w:type="dxa" w:w="120"/>
@@ -18873,6 +20084,7 @@
               <w:bottom w:val="single" w:color="CCCCCC" w:sz="1"/>
               <w:right w:val="single" w:color="CCCCCC" w:sz="1"/>
             </w:tcBorders>
+            <w:shd w:fill="F5F7FA" w:val="clear"/>
             <w:tcMar>
               <w:top w:type="dxa" w:w="80"/>
               <w:left w:type="dxa" w:w="120"/>
@@ -18907,6 +20119,7 @@
               <w:bottom w:val="single" w:color="CCCCCC" w:sz="1"/>
               <w:right w:val="single" w:color="CCCCCC" w:sz="1"/>
             </w:tcBorders>
+            <w:shd w:fill="F5F7FA" w:val="clear"/>
             <w:tcMar>
               <w:top w:type="dxa" w:w="80"/>
               <w:left w:type="dxa" w:w="120"/>
@@ -18929,6 +20142,213 @@
                 <w:szCs w:val="18"/>
               </w:rPr>
               <w:t xml:space="preserve">2.1%</w:t>
+            </w:r>
+          </w:p>
+        </w:tc>
+      </w:tr>
+      <w:tr>
+        <w:tc>
+          <w:tcPr>
+            <w:tcW w:type="pct" w:w="28%"/>
+            <w:tcBorders>
+              <w:top w:val="single" w:color="CCCCCC" w:sz="1"/>
+              <w:left w:val="single" w:color="CCCCCC" w:sz="1"/>
+              <w:bottom w:val="single" w:color="CCCCCC" w:sz="1"/>
+              <w:right w:val="single" w:color="CCCCCC" w:sz="1"/>
+            </w:tcBorders>
+            <w:tcMar>
+              <w:top w:type="dxa" w:w="80"/>
+              <w:left w:type="dxa" w:w="120"/>
+              <w:bottom w:type="dxa" w:w="80"/>
+              <w:right w:type="dxa" w:w="120"/>
+            </w:tcMar>
+            <w:vAlign w:val="center"/>
+          </w:tcPr>
+          <w:p>
+            <w:pPr>
+              <w:jc w:val="left"/>
+            </w:pPr>
+            <w:r>
+              <w:rPr>
+                <w:rFonts w:ascii="Arial" w:cs="Arial" w:eastAsia="Arial" w:hAnsi="Arial"/>
+                <w:b/>
+                <w:bCs/>
+                <w:color w:val="333333"/>
+                <w:sz w:val="18"/>
+                <w:szCs w:val="18"/>
+              </w:rPr>
+              <w:t xml:space="preserve">川崎日航ホテル</w:t>
+            </w:r>
+          </w:p>
+        </w:tc>
+        <w:tc>
+          <w:tcPr>
+            <w:tcW w:type="pct" w:w="12%"/>
+            <w:tcBorders>
+              <w:top w:val="single" w:color="CCCCCC" w:sz="1"/>
+              <w:left w:val="single" w:color="CCCCCC" w:sz="1"/>
+              <w:bottom w:val="single" w:color="CCCCCC" w:sz="1"/>
+              <w:right w:val="single" w:color="CCCCCC" w:sz="1"/>
+            </w:tcBorders>
+            <w:shd w:fill="FFF3E0" w:val="clear"/>
+            <w:tcMar>
+              <w:top w:type="dxa" w:w="80"/>
+              <w:left w:type="dxa" w:w="120"/>
+              <w:bottom w:type="dxa" w:w="80"/>
+              <w:right w:type="dxa" w:w="120"/>
+            </w:tcMar>
+            <w:vAlign w:val="center"/>
+          </w:tcPr>
+          <w:p>
+            <w:pPr>
+              <w:jc w:val="center"/>
+            </w:pPr>
+            <w:r>
+              <w:rPr>
+                <w:rFonts w:ascii="Arial" w:cs="Arial" w:eastAsia="Arial" w:hAnsi="Arial"/>
+                <w:b/>
+                <w:bCs/>
+                <w:color w:val="FF9800"/>
+                <w:sz w:val="18"/>
+                <w:szCs w:val="18"/>
+              </w:rPr>
+              <w:t xml:space="preserve">HIGH</w:t>
+            </w:r>
+          </w:p>
+        </w:tc>
+        <w:tc>
+          <w:tcPr>
+            <w:tcW w:type="pct" w:w="12%"/>
+            <w:tcBorders>
+              <w:top w:val="single" w:color="CCCCCC" w:sz="1"/>
+              <w:left w:val="single" w:color="CCCCCC" w:sz="1"/>
+              <w:bottom w:val="single" w:color="CCCCCC" w:sz="1"/>
+              <w:right w:val="single" w:color="CCCCCC" w:sz="1"/>
+            </w:tcBorders>
+            <w:tcMar>
+              <w:top w:type="dxa" w:w="80"/>
+              <w:left w:type="dxa" w:w="120"/>
+              <w:bottom w:type="dxa" w:w="80"/>
+              <w:right w:type="dxa" w:w="120"/>
+            </w:tcMar>
+            <w:vAlign w:val="center"/>
+          </w:tcPr>
+          <w:p>
+            <w:pPr>
+              <w:jc w:val="center"/>
+            </w:pPr>
+            <w:r>
+              <w:rPr>
+                <w:rFonts w:ascii="Arial" w:cs="Arial" w:eastAsia="Arial" w:hAnsi="Arial"/>
+                <w:b w:val="false"/>
+                <w:bCs w:val="false"/>
+                <w:color w:val="333333"/>
+                <w:sz w:val="18"/>
+                <w:szCs w:val="18"/>
+              </w:rPr>
+              <w:t xml:space="preserve">8.64</w:t>
+            </w:r>
+          </w:p>
+        </w:tc>
+        <w:tc>
+          <w:tcPr>
+            <w:tcW w:type="pct" w:w="12%"/>
+            <w:tcBorders>
+              <w:top w:val="single" w:color="CCCCCC" w:sz="1"/>
+              <w:left w:val="single" w:color="CCCCCC" w:sz="1"/>
+              <w:bottom w:val="single" w:color="CCCCCC" w:sz="1"/>
+              <w:right w:val="single" w:color="CCCCCC" w:sz="1"/>
+            </w:tcBorders>
+            <w:tcMar>
+              <w:top w:type="dxa" w:w="80"/>
+              <w:left w:type="dxa" w:w="120"/>
+              <w:bottom w:type="dxa" w:w="80"/>
+              <w:right w:type="dxa" w:w="120"/>
+            </w:tcMar>
+            <w:vAlign w:val="center"/>
+          </w:tcPr>
+          <w:p>
+            <w:pPr>
+              <w:jc w:val="center"/>
+            </w:pPr>
+            <w:r>
+              <w:rPr>
+                <w:rFonts w:ascii="Arial" w:cs="Arial" w:eastAsia="Arial" w:hAnsi="Arial"/>
+                <w:b/>
+                <w:bCs/>
+                <w:color w:val="27AE60"/>
+                <w:sz w:val="18"/>
+                <w:szCs w:val="18"/>
+              </w:rPr>
+              <w:t xml:space="preserve">9.10</w:t>
+            </w:r>
+          </w:p>
+        </w:tc>
+        <w:tc>
+          <w:tcPr>
+            <w:tcW w:type="pct" w:w="18%"/>
+            <w:tcBorders>
+              <w:top w:val="single" w:color="CCCCCC" w:sz="1"/>
+              <w:left w:val="single" w:color="CCCCCC" w:sz="1"/>
+              <w:bottom w:val="single" w:color="CCCCCC" w:sz="1"/>
+              <w:right w:val="single" w:color="CCCCCC" w:sz="1"/>
+            </w:tcBorders>
+            <w:tcMar>
+              <w:top w:type="dxa" w:w="80"/>
+              <w:left w:type="dxa" w:w="120"/>
+              <w:bottom w:type="dxa" w:w="80"/>
+              <w:right w:type="dxa" w:w="120"/>
+            </w:tcMar>
+            <w:vAlign w:val="center"/>
+          </w:tcPr>
+          <w:p>
+            <w:pPr>
+              <w:jc w:val="center"/>
+            </w:pPr>
+            <w:r>
+              <w:rPr>
+                <w:rFonts w:ascii="Arial" w:cs="Arial" w:eastAsia="Arial" w:hAnsi="Arial"/>
+                <w:b w:val="false"/>
+                <w:bCs w:val="false"/>
+                <w:color w:val="333333"/>
+                <w:sz w:val="18"/>
+                <w:szCs w:val="18"/>
+              </w:rPr>
+              <w:t xml:space="preserve">5.1%</w:t>
+            </w:r>
+          </w:p>
+        </w:tc>
+        <w:tc>
+          <w:tcPr>
+            <w:tcW w:type="pct" w:w="18%"/>
+            <w:tcBorders>
+              <w:top w:val="single" w:color="CCCCCC" w:sz="1"/>
+              <w:left w:val="single" w:color="CCCCCC" w:sz="1"/>
+              <w:bottom w:val="single" w:color="CCCCCC" w:sz="1"/>
+              <w:right w:val="single" w:color="CCCCCC" w:sz="1"/>
+            </w:tcBorders>
+            <w:tcMar>
+              <w:top w:type="dxa" w:w="80"/>
+              <w:left w:type="dxa" w:w="120"/>
+              <w:bottom w:type="dxa" w:w="80"/>
+              <w:right w:type="dxa" w:w="120"/>
+            </w:tcMar>
+            <w:vAlign w:val="center"/>
+          </w:tcPr>
+          <w:p>
+            <w:pPr>
+              <w:jc w:val="center"/>
+            </w:pPr>
+            <w:r>
+              <w:rPr>
+                <w:rFonts w:ascii="Arial" w:cs="Arial" w:eastAsia="Arial" w:hAnsi="Arial"/>
+                <w:b/>
+                <w:bCs/>
+                <w:color w:val="27AE60"/>
+                <w:sz w:val="18"/>
+                <w:szCs w:val="18"/>
+              </w:rPr>
+              <w:t xml:space="preserve">1.5%</w:t>
             </w:r>
           </w:p>
         </w:tc>
@@ -19515,7 +20935,7 @@
                 <w:sz w:val="18"/>
                 <w:szCs w:val="18"/>
               </w:rPr>
-              <w:t xml:space="preserve">5</w:t>
+              <w:t xml:space="preserve">7</w:t>
             </w:r>
           </w:p>
         </w:tc>
@@ -19922,7 +21342,7 @@
           <w:sz w:val="21"/>
           <w:szCs w:val="21"/>
         </w:rPr>
-        <w:t xml:space="preserve">URGENTホテル（コンフォートホテル横浜関内、コンフォートホテル博多、アパホテル蒲田駅東、チサンホテル浜松町）の清掃品質緊急改善。Phase 1対応を今週中に開始。</w:t>
+        <w:t xml:space="preserve">URGENTホテル（コンフォートホテル博多、アパホテル蒲田駅東、コートホテル新横浜、チサンホテル浜松町）の清掃品質緊急改善。Phase 1対応を今週中に開始。</w:t>
       </w:r>
     </w:p>
     <w:p>
@@ -20123,7 +21543,7 @@
                 <w:sz w:val="21"/>
                 <w:szCs w:val="21"/>
               </w:rPr>
-              <w:t xml:space="preserve">本レポートは、1311件のゲスト口コミデータに基づき、PRIMECHANGEポートフォリオ全19ホテルの清掃品質を分析したものです。データに基づく優先順位付けと段階的な改善施策により、ポートフォリオ全体の顧客満足度向上とRevPAR改善を実現することが可能です。</w:t>
+              <w:t xml:space="preserve">本レポートは、1762件のゲスト口コミデータに基づき、PRIMECHANGEポートフォリオ全19ホテルの清掃品質を分析したものです。データに基づく優先順位付けと段階的な改善施策により、ポートフォリオ全体の顧客満足度向上とRevPAR改善を実現することが可能です。</w:t>
             </w:r>
           </w:p>
           <w:p>

--- a/納品レポート/PRIMECHANGE戦略レポート/PRIMECHANGE_清掃戦略レポート.docx
+++ b/納品レポート/PRIMECHANGE戦略レポート/PRIMECHANGE_清掃戦略レポート.docx
@@ -79,7 +79,7 @@
           <w:sz w:val="22"/>
           <w:szCs w:val="22"/>
         </w:rPr>
-        <w:t xml:space="preserve">作成日：2026年4月5日</w:t>
+        <w:t xml:space="preserve">作成日：2026年4月6日</w:t>
       </w:r>
     </w:p>
     <w:p>
@@ -202,7 +202,7 @@
           <w:sz w:val="21"/>
           <w:szCs w:val="21"/>
         </w:rPr>
-        <w:t xml:space="preserve">ポートフォリオ全体（19ホテル、1762件のレビュー）を分析した結果、ポートフォリオ平均スコアは8.36点（10点換算）、清掃関連クレーム率は4.4%でした。以下に主要な発見事項と提案の概要をまとめます。</w:t>
+        <w:t xml:space="preserve">ポートフォリオ全体（19ホテル、1787件のレビュー）を分析した結果、ポートフォリオ平均スコアは8.36点（10点換算）、清掃関連クレーム率は4.5%でした。以下に主要な発見事項と提案の概要をまとめます。</w:t>
       </w:r>
     </w:p>
     <w:p>
@@ -372,7 +372,7 @@
                 <w:sz w:val="36"/>
                 <w:szCs w:val="36"/>
               </w:rPr>
-              <w:t xml:space="preserve">4.4%</w:t>
+              <w:t xml:space="preserve">4.5%</w:t>
             </w:r>
           </w:p>
         </w:tc>
@@ -421,7 +421,7 @@
                 <w:sz w:val="36"/>
                 <w:szCs w:val="36"/>
               </w:rPr>
-              <w:t xml:space="preserve">1762件</w:t>
+              <w:t xml:space="preserve">1787件</w:t>
             </w:r>
           </w:p>
         </w:tc>
@@ -503,7 +503,7 @@
                 <w:sz w:val="20"/>
                 <w:szCs w:val="20"/>
               </w:rPr>
-              <w:t xml:space="preserve">上位5ホテルの平均スコアは8.7点超。第一イン池袋(9.5点)がポートフォリオ最高評価</w:t>
+              <w:t xml:space="preserve">上位5ホテルの平均スコアは8.7点超。第一イン池袋(9.44点)がポートフォリオ最高評価</w:t>
             </w:r>
           </w:p>
           <w:p>
@@ -528,7 +528,7 @@
                 <w:sz w:val="20"/>
                 <w:szCs w:val="20"/>
               </w:rPr>
-              <w:t xml:space="preserve">4ホテルがURGENT（緊急対応）に分類。清掃関連クレーム率4.4%（業界平均2-3%を超過）</w:t>
+              <w:t xml:space="preserve">4ホテルがURGENT（緊急対応）に分類。清掃関連クレーム率4.5%（業界平均2-3%を超過）</w:t>
             </w:r>
           </w:p>
           <w:p>
@@ -838,7 +838,7 @@
                 <w:sz w:val="18"/>
                 <w:szCs w:val="18"/>
               </w:rPr>
-              <w:t xml:space="preserve">6.52-7.89</w:t>
+              <w:t xml:space="preserve">6.52-7.94</w:t>
             </w:r>
           </w:p>
         </w:tc>
@@ -872,7 +872,7 @@
                 <w:sz w:val="18"/>
                 <w:szCs w:val="18"/>
               </w:rPr>
-              <w:t xml:space="preserve">清掃品質全般、臭気・異臭、ほこり・塵</w:t>
+              <w:t xml:space="preserve">清掃品質全般、ほこり・塵、臭気・異臭</w:t>
             </w:r>
           </w:p>
         </w:tc>
@@ -943,7 +943,7 @@
                 <w:sz w:val="18"/>
                 <w:szCs w:val="18"/>
               </w:rPr>
-              <w:t xml:space="preserve">3</w:t>
+              <w:t xml:space="preserve">4</w:t>
             </w:r>
           </w:p>
         </w:tc>
@@ -1082,7 +1082,7 @@
                 <w:sz w:val="18"/>
                 <w:szCs w:val="18"/>
               </w:rPr>
-              <w:t xml:space="preserve">11</w:t>
+              <w:t xml:space="preserve">10</w:t>
             </w:r>
           </w:p>
         </w:tc>
@@ -1116,7 +1116,7 @@
                 <w:sz w:val="18"/>
                 <w:szCs w:val="18"/>
               </w:rPr>
-              <w:t xml:space="preserve">8.06-9.50</w:t>
+              <w:t xml:space="preserve">8.06-9.44</w:t>
             </w:r>
           </w:p>
         </w:tc>
@@ -1150,7 +1150,7 @@
                 <w:sz w:val="18"/>
                 <w:szCs w:val="18"/>
               </w:rPr>
-              <w:t xml:space="preserve">清掃品質全般、タバコ関連、排水・詰まり</w:t>
+              <w:t xml:space="preserve">清掃品質全般、排水・詰まり、タバコ関連</w:t>
             </w:r>
           </w:p>
         </w:tc>
@@ -1757,7 +1757,7 @@
                 <w:sz w:val="18"/>
                 <w:szCs w:val="18"/>
               </w:rPr>
-              <w:t xml:space="preserve">9.50</w:t>
+              <w:t xml:space="preserve">9.44</w:t>
             </w:r>
           </w:p>
         </w:tc>
@@ -1791,7 +1791,7 @@
                 <w:sz w:val="18"/>
                 <w:szCs w:val="18"/>
               </w:rPr>
-              <w:t xml:space="preserve">93.8%</w:t>
+              <w:t xml:space="preserve">91.7%</w:t>
             </w:r>
           </w:p>
         </w:tc>
@@ -1825,7 +1825,7 @@
                 <w:sz w:val="18"/>
                 <w:szCs w:val="18"/>
               </w:rPr>
-              <w:t xml:space="preserve">2.5%</w:t>
+              <w:t xml:space="preserve">2.4%</w:t>
             </w:r>
           </w:p>
         </w:tc>
@@ -1859,7 +1859,7 @@
                 <w:sz w:val="18"/>
                 <w:szCs w:val="18"/>
               </w:rPr>
-              <w:t xml:space="preserve">80</w:t>
+              <w:t xml:space="preserve">84</w:t>
             </w:r>
           </w:p>
         </w:tc>
@@ -2070,7 +2070,7 @@
                 <w:sz w:val="18"/>
                 <w:szCs w:val="18"/>
               </w:rPr>
-              <w:t xml:space="preserve">93.9%</w:t>
+              <w:t xml:space="preserve">94.0%</w:t>
             </w:r>
           </w:p>
         </w:tc>
@@ -2140,7 +2140,7 @@
                 <w:sz w:val="18"/>
                 <w:szCs w:val="18"/>
               </w:rPr>
-              <w:t xml:space="preserve">82</w:t>
+              <w:t xml:space="preserve">84</w:t>
             </w:r>
           </w:p>
         </w:tc>
@@ -2348,7 +2348,7 @@
                 <w:sz w:val="18"/>
                 <w:szCs w:val="18"/>
               </w:rPr>
-              <w:t xml:space="preserve">95.3%</w:t>
+              <w:t xml:space="preserve">94.4%</w:t>
             </w:r>
           </w:p>
         </w:tc>
@@ -2382,7 +2382,7 @@
                 <w:sz w:val="18"/>
                 <w:szCs w:val="18"/>
               </w:rPr>
-              <w:t xml:space="preserve">2.3%</w:t>
+              <w:t xml:space="preserve">2.2%</w:t>
             </w:r>
           </w:p>
         </w:tc>
@@ -2416,7 +2416,7 @@
                 <w:sz w:val="18"/>
                 <w:szCs w:val="18"/>
               </w:rPr>
-              <w:t xml:space="preserve">86</w:t>
+              <w:t xml:space="preserve">90</w:t>
             </w:r>
           </w:p>
         </w:tc>
@@ -3149,7 +3149,7 @@
                 <w:sz w:val="18"/>
                 <w:szCs w:val="18"/>
               </w:rPr>
-              <w:t xml:space="preserve">8.81</w:t>
+              <w:t xml:space="preserve">8.83</w:t>
             </w:r>
           </w:p>
         </w:tc>
@@ -3184,7 +3184,7 @@
                 <w:sz w:val="18"/>
                 <w:szCs w:val="18"/>
               </w:rPr>
-              <w:t xml:space="preserve">86.5%</w:t>
+              <w:t xml:space="preserve">86.7%</w:t>
             </w:r>
           </w:p>
         </w:tc>
@@ -3219,7 +3219,7 @@
                 <w:sz w:val="18"/>
                 <w:szCs w:val="18"/>
               </w:rPr>
-              <w:t xml:space="preserve">1.4%</w:t>
+              <w:t xml:space="preserve">1.3%</w:t>
             </w:r>
           </w:p>
         </w:tc>
@@ -3254,7 +3254,7 @@
                 <w:sz w:val="18"/>
                 <w:szCs w:val="18"/>
               </w:rPr>
-              <w:t xml:space="preserve">74</w:t>
+              <w:t xml:space="preserve">75</w:t>
             </w:r>
           </w:p>
         </w:tc>
@@ -3428,7 +3428,7 @@
                 <w:sz w:val="18"/>
                 <w:szCs w:val="18"/>
               </w:rPr>
-              <w:t xml:space="preserve">8.67</w:t>
+              <w:t xml:space="preserve">8.66</w:t>
             </w:r>
           </w:p>
         </w:tc>
@@ -3462,7 +3462,7 @@
                 <w:sz w:val="18"/>
                 <w:szCs w:val="18"/>
               </w:rPr>
-              <w:t xml:space="preserve">85.9%</w:t>
+              <w:t xml:space="preserve">86.0%</w:t>
             </w:r>
           </w:p>
         </w:tc>
@@ -3496,7 +3496,7 @@
                 <w:sz w:val="18"/>
                 <w:szCs w:val="18"/>
               </w:rPr>
-              <w:t xml:space="preserve">2.4%</w:t>
+              <w:t xml:space="preserve">2.3%</w:t>
             </w:r>
           </w:p>
         </w:tc>
@@ -3530,7 +3530,7 @@
                 <w:sz w:val="18"/>
                 <w:szCs w:val="18"/>
               </w:rPr>
-              <w:t xml:space="preserve">85</w:t>
+              <w:t xml:space="preserve">86</w:t>
             </w:r>
           </w:p>
         </w:tc>
@@ -3985,7 +3985,7 @@
                 <w:sz w:val="18"/>
                 <w:szCs w:val="18"/>
               </w:rPr>
-              <w:t xml:space="preserve">8.62</w:t>
+              <w:t xml:space="preserve">8.63</w:t>
             </w:r>
           </w:p>
         </w:tc>
@@ -4019,7 +4019,7 @@
                 <w:sz w:val="18"/>
                 <w:szCs w:val="18"/>
               </w:rPr>
-              <w:t xml:space="preserve">73.8%</w:t>
+              <w:t xml:space="preserve">74.4%</w:t>
             </w:r>
           </w:p>
         </w:tc>
@@ -4087,7 +4087,7 @@
                 <w:sz w:val="18"/>
                 <w:szCs w:val="18"/>
               </w:rPr>
-              <w:t xml:space="preserve">42</w:t>
+              <w:t xml:space="preserve">43</w:t>
             </w:r>
           </w:p>
         </w:tc>
@@ -4542,7 +4542,7 @@
                 <w:sz w:val="18"/>
                 <w:szCs w:val="18"/>
               </w:rPr>
-              <w:t xml:space="preserve">8.45</w:t>
+              <w:t xml:space="preserve">8.41</w:t>
             </w:r>
           </w:p>
         </w:tc>
@@ -4576,7 +4576,7 @@
                 <w:sz w:val="18"/>
                 <w:szCs w:val="18"/>
               </w:rPr>
-              <w:t xml:space="preserve">82.4%</w:t>
+              <w:t xml:space="preserve">81.6%</w:t>
             </w:r>
           </w:p>
         </w:tc>
@@ -4610,7 +4610,7 @@
                 <w:sz w:val="18"/>
                 <w:szCs w:val="18"/>
               </w:rPr>
-              <w:t xml:space="preserve">2.4%</w:t>
+              <w:t xml:space="preserve">2.3%</w:t>
             </w:r>
           </w:p>
         </w:tc>
@@ -4644,7 +4644,7 @@
                 <w:sz w:val="18"/>
                 <w:szCs w:val="18"/>
               </w:rPr>
-              <w:t xml:space="preserve">85</w:t>
+              <w:t xml:space="preserve">87</w:t>
             </w:r>
           </w:p>
         </w:tc>
@@ -4691,29 +4691,29 @@
               <w:bottom w:val="single" w:color="CCCCCC" w:sz="1"/>
               <w:right w:val="single" w:color="CCCCCC" w:sz="1"/>
             </w:tcBorders>
-            <w:shd w:fill="E3F2FD" w:val="clear"/>
-            <w:tcMar>
-              <w:top w:type="dxa" w:w="80"/>
-              <w:left w:type="dxa" w:w="120"/>
-              <w:bottom w:type="dxa" w:w="80"/>
-              <w:right w:type="dxa" w:w="120"/>
-            </w:tcMar>
-            <w:vAlign w:val="center"/>
-          </w:tcPr>
-          <w:p>
-            <w:pPr>
-              <w:jc w:val="center"/>
-            </w:pPr>
-            <w:r>
-              <w:rPr>
-                <w:rFonts w:ascii="Arial" w:cs="Arial" w:eastAsia="Arial" w:hAnsi="Arial"/>
-                <w:b/>
-                <w:bCs/>
-                <w:color w:val="2196F3"/>
-                <w:sz w:val="18"/>
-                <w:szCs w:val="18"/>
-              </w:rPr>
-              <w:t xml:space="preserve">STANDARD</w:t>
+            <w:shd w:fill="FFF3E0" w:val="clear"/>
+            <w:tcMar>
+              <w:top w:type="dxa" w:w="80"/>
+              <w:left w:type="dxa" w:w="120"/>
+              <w:bottom w:type="dxa" w:w="80"/>
+              <w:right w:type="dxa" w:w="120"/>
+            </w:tcMar>
+            <w:vAlign w:val="center"/>
+          </w:tcPr>
+          <w:p>
+            <w:pPr>
+              <w:jc w:val="center"/>
+            </w:pPr>
+            <w:r>
+              <w:rPr>
+                <w:rFonts w:ascii="Arial" w:cs="Arial" w:eastAsia="Arial" w:hAnsi="Arial"/>
+                <w:b/>
+                <w:bCs/>
+                <w:color w:val="FF9800"/>
+                <w:sz w:val="18"/>
+                <w:szCs w:val="18"/>
+              </w:rPr>
+              <w:t xml:space="preserve">HIGH</w:t>
             </w:r>
           </w:p>
         </w:tc>
@@ -4855,7 +4855,7 @@
                 <w:sz w:val="18"/>
                 <w:szCs w:val="18"/>
               </w:rPr>
-              <w:t xml:space="preserve">76.2%</w:t>
+              <w:t xml:space="preserve">75.6%</w:t>
             </w:r>
           </w:p>
         </w:tc>
@@ -4890,7 +4890,7 @@
                 <w:sz w:val="18"/>
                 <w:szCs w:val="18"/>
               </w:rPr>
-              <w:t xml:space="preserve">4.2%</w:t>
+              <w:t xml:space="preserve">4.1%</w:t>
             </w:r>
           </w:p>
         </w:tc>
@@ -4925,7 +4925,7 @@
                 <w:sz w:val="18"/>
                 <w:szCs w:val="18"/>
               </w:rPr>
-              <w:t xml:space="preserve">189</w:t>
+              <w:t xml:space="preserve">193</w:t>
             </w:r>
           </w:p>
         </w:tc>
@@ -5133,7 +5133,7 @@
                 <w:sz w:val="18"/>
                 <w:szCs w:val="18"/>
               </w:rPr>
-              <w:t xml:space="preserve">78.1%</w:t>
+              <w:t xml:space="preserve">78.7%</w:t>
             </w:r>
           </w:p>
         </w:tc>
@@ -5167,7 +5167,7 @@
                 <w:sz w:val="18"/>
                 <w:szCs w:val="18"/>
               </w:rPr>
-              <w:t xml:space="preserve">1.4%</w:t>
+              <w:t xml:space="preserve">1.3%</w:t>
             </w:r>
           </w:p>
         </w:tc>
@@ -5201,7 +5201,7 @@
                 <w:sz w:val="18"/>
                 <w:szCs w:val="18"/>
               </w:rPr>
-              <w:t xml:space="preserve">73</w:t>
+              <w:t xml:space="preserve">75</w:t>
             </w:r>
           </w:p>
         </w:tc>
@@ -5656,7 +5656,7 @@
                 <w:sz w:val="18"/>
                 <w:szCs w:val="18"/>
               </w:rPr>
-              <w:t xml:space="preserve">7.89</w:t>
+              <w:t xml:space="preserve">7.94</w:t>
             </w:r>
           </w:p>
         </w:tc>
@@ -5690,7 +5690,7 @@
                 <w:sz w:val="18"/>
                 <w:szCs w:val="18"/>
               </w:rPr>
-              <w:t xml:space="preserve">69.9%</w:t>
+              <w:t xml:space="preserve">71.3%</w:t>
             </w:r>
           </w:p>
         </w:tc>
@@ -5724,7 +5724,7 @@
                 <w:sz w:val="18"/>
                 <w:szCs w:val="18"/>
               </w:rPr>
-              <w:t xml:space="preserve">9.6%</w:t>
+              <w:t xml:space="preserve">9.2%</w:t>
             </w:r>
           </w:p>
         </w:tc>
@@ -5758,7 +5758,7 @@
                 <w:sz w:val="18"/>
                 <w:szCs w:val="18"/>
               </w:rPr>
-              <w:t xml:space="preserve">83</w:t>
+              <w:t xml:space="preserve">87</w:t>
             </w:r>
           </w:p>
         </w:tc>
@@ -7094,7 +7094,7 @@
           <w:sz w:val="21"/>
           <w:szCs w:val="21"/>
         </w:rPr>
-        <w:t xml:space="preserve">最高スコアは第一イン池袋（9.5点）、最低スコアはチサンホテル浜松町（6.52点）です。スコアレンジは2.98点と大きく、ホテル間の品質格差が見られます。清掃品質の標準化が、ポートフォリオ全体の底上げに重要です。</w:t>
+        <w:t xml:space="preserve">最高スコアは第一イン池袋（9.44点）、最低スコアはチサンホテル浜松町（6.52点）です。スコアレンジは2.92点と大きく、ホテル間の品質格差が見られます。清掃品質の標準化が、ポートフォリオ全体の底上げに重要です。</w:t>
       </w:r>
     </w:p>
     <w:p>
@@ -7148,7 +7148,7 @@
           <w:sz w:val="21"/>
           <w:szCs w:val="21"/>
         </w:rPr>
-        <w:t xml:space="preserve">分析対象1762件のレビューのうち、清掃に関するネガティブな言及は合計78件（クレーム率4.4%）でした。業界のベンチマーク（2-3%）を超過しており、組織的な改善が必要です。</w:t>
+        <w:t xml:space="preserve">分析対象1787件のレビューのうち、清掃に関するネガティブな言及は合計80件（クレーム率4.5%）でした。業界のベンチマーク（2-3%）を超過しており、組織的な改善が必要です。</w:t>
       </w:r>
     </w:p>
     <w:p>
@@ -7434,7 +7434,7 @@
                 <w:sz w:val="18"/>
                 <w:szCs w:val="18"/>
               </w:rPr>
-              <w:t xml:space="preserve">48</w:t>
+              <w:t xml:space="preserve">50</w:t>
             </w:r>
           </w:p>
         </w:tc>
@@ -7468,7 +7468,7 @@
                 <w:sz w:val="18"/>
                 <w:szCs w:val="18"/>
               </w:rPr>
-              <w:t xml:space="preserve">17/19</w:t>
+              <w:t xml:space="preserve">18/19</w:t>
             </w:r>
           </w:p>
         </w:tc>
@@ -7536,7 +7536,7 @@
                 <w:sz w:val="18"/>
                 <w:szCs w:val="18"/>
               </w:rPr>
-              <w:t xml:space="preserve">61.5%</w:t>
+              <w:t xml:space="preserve">62.5%</w:t>
             </w:r>
           </w:p>
         </w:tc>
@@ -7573,7 +7573,7 @@
                 <w:sz w:val="18"/>
                 <w:szCs w:val="18"/>
               </w:rPr>
-              <w:t xml:space="preserve">臭気・異臭</w:t>
+              <w:t xml:space="preserve">シミ・汚れ跡</w:t>
             </w:r>
           </w:p>
         </w:tc>
@@ -7608,7 +7608,7 @@
                 <w:sz w:val="18"/>
                 <w:szCs w:val="18"/>
               </w:rPr>
-              <w:t xml:space="preserve">10</w:t>
+              <w:t xml:space="preserve">11</w:t>
             </w:r>
           </w:p>
         </w:tc>
@@ -7643,7 +7643,7 @@
                 <w:sz w:val="18"/>
                 <w:szCs w:val="18"/>
               </w:rPr>
-              <w:t xml:space="preserve">7/19</w:t>
+              <w:t xml:space="preserve">4/19</w:t>
             </w:r>
           </w:p>
         </w:tc>
@@ -7674,11 +7674,11 @@
                 <w:rFonts w:ascii="Arial" w:cs="Arial" w:eastAsia="Arial" w:hAnsi="Arial"/>
                 <w:b/>
                 <w:bCs/>
-                <w:color w:val="FF9800"/>
-                <w:sz w:val="18"/>
-                <w:szCs w:val="18"/>
-              </w:rPr>
-              <w:t xml:space="preserve">HIGH</w:t>
+                <w:color w:val="E74C3C"/>
+                <w:sz w:val="18"/>
+                <w:szCs w:val="18"/>
+              </w:rPr>
+              <w:t xml:space="preserve">CRITICAL</w:t>
             </w:r>
           </w:p>
         </w:tc>
@@ -7713,7 +7713,7 @@
                 <w:sz w:val="18"/>
                 <w:szCs w:val="18"/>
               </w:rPr>
-              <w:t xml:space="preserve">12.8%</w:t>
+              <w:t xml:space="preserve">13.8%</w:t>
             </w:r>
           </w:p>
         </w:tc>
@@ -7749,7 +7749,7 @@
                 <w:sz w:val="18"/>
                 <w:szCs w:val="18"/>
               </w:rPr>
-              <w:t xml:space="preserve">シミ・汚れ跡</w:t>
+              <w:t xml:space="preserve">臭気・異臭</w:t>
             </w:r>
           </w:p>
         </w:tc>
@@ -7817,7 +7817,7 @@
                 <w:sz w:val="18"/>
                 <w:szCs w:val="18"/>
               </w:rPr>
-              <w:t xml:space="preserve">4/19</w:t>
+              <w:t xml:space="preserve">7/19</w:t>
             </w:r>
           </w:p>
         </w:tc>
@@ -7885,7 +7885,7 @@
                 <w:sz w:val="18"/>
                 <w:szCs w:val="18"/>
               </w:rPr>
-              <w:t xml:space="preserve">12.8%</w:t>
+              <w:t xml:space="preserve">12.5%</w:t>
             </w:r>
           </w:p>
         </w:tc>
@@ -7957,7 +7957,7 @@
                 <w:sz w:val="18"/>
                 <w:szCs w:val="18"/>
               </w:rPr>
-              <w:t xml:space="preserve">7</w:t>
+              <w:t xml:space="preserve">8</w:t>
             </w:r>
           </w:p>
         </w:tc>
@@ -7992,7 +7992,7 @@
                 <w:sz w:val="18"/>
                 <w:szCs w:val="18"/>
               </w:rPr>
-              <w:t xml:space="preserve">4/19</w:t>
+              <w:t xml:space="preserve">5/19</w:t>
             </w:r>
           </w:p>
         </w:tc>
@@ -8062,7 +8062,7 @@
                 <w:sz w:val="18"/>
                 <w:szCs w:val="18"/>
               </w:rPr>
-              <w:t xml:space="preserve">9.0%</w:t>
+              <w:t xml:space="preserve">10.0%</w:t>
             </w:r>
           </w:p>
         </w:tc>
@@ -8098,7 +8098,7 @@
                 <w:sz w:val="18"/>
                 <w:szCs w:val="18"/>
               </w:rPr>
-              <w:t xml:space="preserve">タバコ関連</w:t>
+              <w:t xml:space="preserve">排水・詰まり</w:t>
             </w:r>
           </w:p>
         </w:tc>
@@ -8234,7 +8234,7 @@
                 <w:sz w:val="18"/>
                 <w:szCs w:val="18"/>
               </w:rPr>
-              <w:t xml:space="preserve">9.0%</w:t>
+              <w:t xml:space="preserve">8.8%</w:t>
             </w:r>
           </w:p>
         </w:tc>
@@ -8271,7 +8271,7 @@
                 <w:sz w:val="18"/>
                 <w:szCs w:val="18"/>
               </w:rPr>
-              <w:t xml:space="preserve">毛髪・髪の毛</w:t>
+              <w:t xml:space="preserve">タバコ関連</w:t>
             </w:r>
           </w:p>
         </w:tc>
@@ -8306,7 +8306,7 @@
                 <w:sz w:val="18"/>
                 <w:szCs w:val="18"/>
               </w:rPr>
-              <w:t xml:space="preserve">5</w:t>
+              <w:t xml:space="preserve">7</w:t>
             </w:r>
           </w:p>
         </w:tc>
@@ -8341,7 +8341,7 @@
                 <w:sz w:val="18"/>
                 <w:szCs w:val="18"/>
               </w:rPr>
-              <w:t xml:space="preserve">4/19</w:t>
+              <w:t xml:space="preserve">6/19</w:t>
             </w:r>
           </w:p>
         </w:tc>
@@ -8372,11 +8372,11 @@
                 <w:rFonts w:ascii="Arial" w:cs="Arial" w:eastAsia="Arial" w:hAnsi="Arial"/>
                 <w:b/>
                 <w:bCs/>
-                <w:color w:val="FFC107"/>
-                <w:sz w:val="18"/>
-                <w:szCs w:val="18"/>
-              </w:rPr>
-              <w:t xml:space="preserve">MEDIUM</w:t>
+                <w:color w:val="FF9800"/>
+                <w:sz w:val="18"/>
+                <w:szCs w:val="18"/>
+              </w:rPr>
+              <w:t xml:space="preserve">HIGH</w:t>
             </w:r>
           </w:p>
         </w:tc>
@@ -8411,7 +8411,7 @@
                 <w:sz w:val="18"/>
                 <w:szCs w:val="18"/>
               </w:rPr>
-              <w:t xml:space="preserve">6.4%</w:t>
+              <w:t xml:space="preserve">8.8%</w:t>
             </w:r>
           </w:p>
         </w:tc>
@@ -8447,7 +8447,7 @@
                 <w:sz w:val="18"/>
                 <w:szCs w:val="18"/>
               </w:rPr>
-              <w:t xml:space="preserve">排水・詰まり</w:t>
+              <w:t xml:space="preserve">毛髪・髪の毛</w:t>
             </w:r>
           </w:p>
         </w:tc>
@@ -8481,7 +8481,7 @@
                 <w:sz w:val="18"/>
                 <w:szCs w:val="18"/>
               </w:rPr>
-              <w:t xml:space="preserve">5</w:t>
+              <w:t xml:space="preserve">6</w:t>
             </w:r>
           </w:p>
         </w:tc>
@@ -8545,11 +8545,11 @@
                 <w:rFonts w:ascii="Arial" w:cs="Arial" w:eastAsia="Arial" w:hAnsi="Arial"/>
                 <w:b/>
                 <w:bCs/>
-                <w:color w:val="FFC107"/>
-                <w:sz w:val="18"/>
-                <w:szCs w:val="18"/>
-              </w:rPr>
-              <w:t xml:space="preserve">MEDIUM</w:t>
+                <w:color w:val="FF9800"/>
+                <w:sz w:val="18"/>
+                <w:szCs w:val="18"/>
+              </w:rPr>
+              <w:t xml:space="preserve">HIGH</w:t>
             </w:r>
           </w:p>
         </w:tc>
@@ -8583,7 +8583,7 @@
                 <w:sz w:val="18"/>
                 <w:szCs w:val="18"/>
               </w:rPr>
-              <w:t xml:space="preserve">6.4%</w:t>
+              <w:t xml:space="preserve">7.5%</w:t>
             </w:r>
           </w:p>
         </w:tc>
@@ -8760,7 +8760,7 @@
                 <w:sz w:val="18"/>
                 <w:szCs w:val="18"/>
               </w:rPr>
-              <w:t xml:space="preserve">5.1%</w:t>
+              <w:t xml:space="preserve">5.0%</w:t>
             </w:r>
           </w:p>
         </w:tc>
@@ -8932,7 +8932,7 @@
                 <w:sz w:val="18"/>
                 <w:szCs w:val="18"/>
               </w:rPr>
-              <w:t xml:space="preserve">5.1%</w:t>
+              <w:t xml:space="preserve">5.0%</w:t>
             </w:r>
           </w:p>
         </w:tc>
@@ -9175,6 +9175,41 @@
                 <w:sz w:val="18"/>
                 <w:szCs w:val="18"/>
               </w:rPr>
+              <w:t xml:space="preserve">シミ・汚</w:t>
+            </w:r>
+          </w:p>
+        </w:tc>
+        <w:tc>
+          <w:tcPr>
+            <w:tcW w:type="pct" w:w="9%"/>
+            <w:tcBorders>
+              <w:top w:val="single" w:color="CCCCCC" w:sz="1"/>
+              <w:left w:val="single" w:color="CCCCCC" w:sz="1"/>
+              <w:bottom w:val="single" w:color="CCCCCC" w:sz="1"/>
+              <w:right w:val="single" w:color="CCCCCC" w:sz="1"/>
+            </w:tcBorders>
+            <w:shd w:fill="1B3A5C" w:val="clear"/>
+            <w:tcMar>
+              <w:top w:type="dxa" w:w="80"/>
+              <w:left w:type="dxa" w:w="120"/>
+              <w:bottom w:type="dxa" w:w="80"/>
+              <w:right w:type="dxa" w:w="120"/>
+            </w:tcMar>
+            <w:vAlign w:val="center"/>
+          </w:tcPr>
+          <w:p>
+            <w:pPr>
+              <w:jc w:val="center"/>
+            </w:pPr>
+            <w:r>
+              <w:rPr>
+                <w:rFonts w:ascii="Arial" w:cs="Arial" w:eastAsia="Arial" w:hAnsi="Arial"/>
+                <w:b/>
+                <w:bCs/>
+                <w:color w:val="FFFFFF"/>
+                <w:sz w:val="18"/>
+                <w:szCs w:val="18"/>
+              </w:rPr>
               <w:t xml:space="preserve">臭気・異</w:t>
             </w:r>
           </w:p>
@@ -9210,7 +9245,7 @@
                 <w:sz w:val="18"/>
                 <w:szCs w:val="18"/>
               </w:rPr>
-              <w:t xml:space="preserve">シミ・汚</w:t>
+              <w:t xml:space="preserve">ほこり・</w:t>
             </w:r>
           </w:p>
         </w:tc>
@@ -9245,7 +9280,7 @@
                 <w:sz w:val="18"/>
                 <w:szCs w:val="18"/>
               </w:rPr>
-              <w:t xml:space="preserve">ほこり・</w:t>
+              <w:t xml:space="preserve">排水・詰</w:t>
             </w:r>
           </w:p>
         </w:tc>
@@ -9281,41 +9316,6 @@
                 <w:szCs w:val="18"/>
               </w:rPr>
               <w:t xml:space="preserve">タバコ関</w:t>
-            </w:r>
-          </w:p>
-        </w:tc>
-        <w:tc>
-          <w:tcPr>
-            <w:tcW w:type="pct" w:w="9%"/>
-            <w:tcBorders>
-              <w:top w:val="single" w:color="CCCCCC" w:sz="1"/>
-              <w:left w:val="single" w:color="CCCCCC" w:sz="1"/>
-              <w:bottom w:val="single" w:color="CCCCCC" w:sz="1"/>
-              <w:right w:val="single" w:color="CCCCCC" w:sz="1"/>
-            </w:tcBorders>
-            <w:shd w:fill="1B3A5C" w:val="clear"/>
-            <w:tcMar>
-              <w:top w:type="dxa" w:w="80"/>
-              <w:left w:type="dxa" w:w="120"/>
-              <w:bottom w:type="dxa" w:w="80"/>
-              <w:right w:type="dxa" w:w="120"/>
-            </w:tcMar>
-            <w:vAlign w:val="center"/>
-          </w:tcPr>
-          <w:p>
-            <w:pPr>
-              <w:jc w:val="center"/>
-            </w:pPr>
-            <w:r>
-              <w:rPr>
-                <w:rFonts w:ascii="Arial" w:cs="Arial" w:eastAsia="Arial" w:hAnsi="Arial"/>
-                <w:b/>
-                <w:bCs/>
-                <w:color w:val="FFFFFF"/>
-                <w:sz w:val="18"/>
-                <w:szCs w:val="18"/>
-              </w:rPr>
-              <w:t xml:space="preserve">毛髪・髪</w:t>
             </w:r>
           </w:p>
         </w:tc>
@@ -9351,7 +9351,7 @@
                 <w:sz w:val="18"/>
                 <w:szCs w:val="18"/>
               </w:rPr>
-              <w:t xml:space="preserve">コンフォートホテル博多</w:t>
+              <w:t xml:space="preserve">アパホテル蒲田駅東</w:t>
             </w:r>
           </w:p>
         </w:tc>
@@ -9385,7 +9385,7 @@
                 <w:sz w:val="18"/>
                 <w:szCs w:val="18"/>
               </w:rPr>
-              <w:t xml:space="preserve">10</w:t>
+              <w:t xml:space="preserve">7</w:t>
             </w:r>
           </w:p>
         </w:tc>
@@ -9419,7 +9419,7 @@
                 <w:sz w:val="18"/>
                 <w:szCs w:val="18"/>
               </w:rPr>
-              <w:t xml:space="preserve">12.0</w:t>
+              <w:t xml:space="preserve">11.7</w:t>
             </w:r>
           </w:p>
         </w:tc>
@@ -9432,29 +9432,29 @@
               <w:bottom w:val="single" w:color="CCCCCC" w:sz="1"/>
               <w:right w:val="single" w:color="CCCCCC" w:sz="1"/>
             </w:tcBorders>
-            <w:shd w:fill="FFCDD2" w:val="clear"/>
-            <w:tcMar>
-              <w:top w:type="dxa" w:w="80"/>
-              <w:left w:type="dxa" w:w="120"/>
-              <w:bottom w:type="dxa" w:w="80"/>
-              <w:right w:type="dxa" w:w="120"/>
-            </w:tcMar>
-            <w:vAlign w:val="center"/>
-          </w:tcPr>
-          <w:p>
-            <w:pPr>
-              <w:jc w:val="center"/>
-            </w:pPr>
-            <w:r>
-              <w:rPr>
-                <w:rFonts w:ascii="Arial" w:cs="Arial" w:eastAsia="Arial" w:hAnsi="Arial"/>
-                <w:b/>
-                <w:bCs/>
-                <w:color w:val="333333"/>
-                <w:sz w:val="18"/>
-                <w:szCs w:val="18"/>
-              </w:rPr>
-              <w:t xml:space="preserve">7</w:t>
+            <w:shd w:fill="FFE0B2" w:val="clear"/>
+            <w:tcMar>
+              <w:top w:type="dxa" w:w="80"/>
+              <w:left w:type="dxa" w:w="120"/>
+              <w:bottom w:type="dxa" w:w="80"/>
+              <w:right w:type="dxa" w:w="120"/>
+            </w:tcMar>
+            <w:vAlign w:val="center"/>
+          </w:tcPr>
+          <w:p>
+            <w:pPr>
+              <w:jc w:val="center"/>
+            </w:pPr>
+            <w:r>
+              <w:rPr>
+                <w:rFonts w:ascii="Arial" w:cs="Arial" w:eastAsia="Arial" w:hAnsi="Arial"/>
+                <w:b/>
+                <w:bCs/>
+                <w:color w:val="333333"/>
+                <w:sz w:val="18"/>
+                <w:szCs w:val="18"/>
+              </w:rPr>
+              <w:t xml:space="preserve">4</w:t>
             </w:r>
           </w:p>
         </w:tc>
@@ -9467,6 +9467,40 @@
               <w:bottom w:val="single" w:color="CCCCCC" w:sz="1"/>
               <w:right w:val="single" w:color="CCCCCC" w:sz="1"/>
             </w:tcBorders>
+            <w:tcMar>
+              <w:top w:type="dxa" w:w="80"/>
+              <w:left w:type="dxa" w:w="120"/>
+              <w:bottom w:type="dxa" w:w="80"/>
+              <w:right w:type="dxa" w:w="120"/>
+            </w:tcMar>
+            <w:vAlign w:val="center"/>
+          </w:tcPr>
+          <w:p>
+            <w:pPr>
+              <w:jc w:val="center"/>
+            </w:pPr>
+            <w:r>
+              <w:rPr>
+                <w:rFonts w:ascii="Arial" w:cs="Arial" w:eastAsia="Arial" w:hAnsi="Arial"/>
+                <w:b w:val="false"/>
+                <w:bCs w:val="false"/>
+                <w:color w:val="333333"/>
+                <w:sz w:val="18"/>
+                <w:szCs w:val="18"/>
+              </w:rPr>
+              <w:t xml:space="preserve">-</w:t>
+            </w:r>
+          </w:p>
+        </w:tc>
+        <w:tc>
+          <w:tcPr>
+            <w:tcW w:type="pct" w:w="9%"/>
+            <w:tcBorders>
+              <w:top w:val="single" w:color="CCCCCC" w:sz="1"/>
+              <w:left w:val="single" w:color="CCCCCC" w:sz="1"/>
+              <w:bottom w:val="single" w:color="CCCCCC" w:sz="1"/>
+              <w:right w:val="single" w:color="CCCCCC" w:sz="1"/>
+            </w:tcBorders>
             <w:shd w:fill="FFF9C4" w:val="clear"/>
             <w:tcMar>
               <w:top w:type="dxa" w:w="80"/>
@@ -9489,7 +9523,7 @@
                 <w:sz w:val="18"/>
                 <w:szCs w:val="18"/>
               </w:rPr>
-              <w:t xml:space="preserve">2</w:t>
+              <w:t xml:space="preserve">1</w:t>
             </w:r>
           </w:p>
         </w:tc>
@@ -9524,7 +9558,7 @@
                 <w:sz w:val="18"/>
                 <w:szCs w:val="18"/>
               </w:rPr>
-              <w:t xml:space="preserve">2</w:t>
+              <w:t xml:space="preserve">1</w:t>
             </w:r>
           </w:p>
         </w:tc>
@@ -9559,7 +9593,7 @@
                 <w:sz w:val="18"/>
                 <w:szCs w:val="18"/>
               </w:rPr>
-              <w:t xml:space="preserve">2</w:t>
+              <w:t xml:space="preserve">1</w:t>
             </w:r>
           </w:p>
         </w:tc>
@@ -9572,62 +9606,29 @@
               <w:bottom w:val="single" w:color="CCCCCC" w:sz="1"/>
               <w:right w:val="single" w:color="CCCCCC" w:sz="1"/>
             </w:tcBorders>
-            <w:tcMar>
-              <w:top w:type="dxa" w:w="80"/>
-              <w:left w:type="dxa" w:w="120"/>
-              <w:bottom w:type="dxa" w:w="80"/>
-              <w:right w:type="dxa" w:w="120"/>
-            </w:tcMar>
-            <w:vAlign w:val="center"/>
-          </w:tcPr>
-          <w:p>
-            <w:pPr>
-              <w:jc w:val="center"/>
-            </w:pPr>
-            <w:r>
-              <w:rPr>
-                <w:rFonts w:ascii="Arial" w:cs="Arial" w:eastAsia="Arial" w:hAnsi="Arial"/>
-                <w:b w:val="false"/>
-                <w:bCs w:val="false"/>
-                <w:color w:val="333333"/>
-                <w:sz w:val="18"/>
-                <w:szCs w:val="18"/>
-              </w:rPr>
-              <w:t xml:space="preserve">-</w:t>
-            </w:r>
-          </w:p>
-        </w:tc>
-        <w:tc>
-          <w:tcPr>
-            <w:tcW w:type="pct" w:w="9%"/>
-            <w:tcBorders>
-              <w:top w:val="single" w:color="CCCCCC" w:sz="1"/>
-              <w:left w:val="single" w:color="CCCCCC" w:sz="1"/>
-              <w:bottom w:val="single" w:color="CCCCCC" w:sz="1"/>
-              <w:right w:val="single" w:color="CCCCCC" w:sz="1"/>
-            </w:tcBorders>
-            <w:tcMar>
-              <w:top w:type="dxa" w:w="80"/>
-              <w:left w:type="dxa" w:w="120"/>
-              <w:bottom w:type="dxa" w:w="80"/>
-              <w:right w:type="dxa" w:w="120"/>
-            </w:tcMar>
-            <w:vAlign w:val="center"/>
-          </w:tcPr>
-          <w:p>
-            <w:pPr>
-              <w:jc w:val="center"/>
-            </w:pPr>
-            <w:r>
-              <w:rPr>
-                <w:rFonts w:ascii="Arial" w:cs="Arial" w:eastAsia="Arial" w:hAnsi="Arial"/>
-                <w:b w:val="false"/>
-                <w:bCs w:val="false"/>
-                <w:color w:val="333333"/>
-                <w:sz w:val="18"/>
-                <w:szCs w:val="18"/>
-              </w:rPr>
-              <w:t xml:space="preserve">-</w:t>
+            <w:shd w:fill="FFF9C4" w:val="clear"/>
+            <w:tcMar>
+              <w:top w:type="dxa" w:w="80"/>
+              <w:left w:type="dxa" w:w="120"/>
+              <w:bottom w:type="dxa" w:w="80"/>
+              <w:right w:type="dxa" w:w="120"/>
+            </w:tcMar>
+            <w:vAlign w:val="center"/>
+          </w:tcPr>
+          <w:p>
+            <w:pPr>
+              <w:jc w:val="center"/>
+            </w:pPr>
+            <w:r>
+              <w:rPr>
+                <w:rFonts w:ascii="Arial" w:cs="Arial" w:eastAsia="Arial" w:hAnsi="Arial"/>
+                <w:b w:val="false"/>
+                <w:bCs w:val="false"/>
+                <w:color w:val="333333"/>
+                <w:sz w:val="18"/>
+                <w:szCs w:val="18"/>
+              </w:rPr>
+              <w:t xml:space="preserve">1</w:t>
             </w:r>
           </w:p>
         </w:tc>
@@ -9664,7 +9665,7 @@
                 <w:sz w:val="18"/>
                 <w:szCs w:val="18"/>
               </w:rPr>
-              <w:t xml:space="preserve">アパホテル蒲田駅東</w:t>
+              <w:t xml:space="preserve">コンフォートホテル博多</w:t>
             </w:r>
           </w:p>
         </w:tc>
@@ -9699,13 +9700,188 @@
                 <w:sz w:val="18"/>
                 <w:szCs w:val="18"/>
               </w:rPr>
+              <w:t xml:space="preserve">10</w:t>
+            </w:r>
+          </w:p>
+        </w:tc>
+        <w:tc>
+          <w:tcPr>
+            <w:tcW w:type="pct" w:w="12%"/>
+            <w:tcBorders>
+              <w:top w:val="single" w:color="CCCCCC" w:sz="1"/>
+              <w:left w:val="single" w:color="CCCCCC" w:sz="1"/>
+              <w:bottom w:val="single" w:color="CCCCCC" w:sz="1"/>
+              <w:right w:val="single" w:color="CCCCCC" w:sz="1"/>
+            </w:tcBorders>
+            <w:shd w:fill="F5F7FA" w:val="clear"/>
+            <w:tcMar>
+              <w:top w:type="dxa" w:w="80"/>
+              <w:left w:type="dxa" w:w="120"/>
+              <w:bottom w:type="dxa" w:w="80"/>
+              <w:right w:type="dxa" w:w="120"/>
+            </w:tcMar>
+            <w:vAlign w:val="center"/>
+          </w:tcPr>
+          <w:p>
+            <w:pPr>
+              <w:jc w:val="center"/>
+            </w:pPr>
+            <w:r>
+              <w:rPr>
+                <w:rFonts w:ascii="Arial" w:cs="Arial" w:eastAsia="Arial" w:hAnsi="Arial"/>
+                <w:b w:val="false"/>
+                <w:bCs w:val="false"/>
+                <w:color w:val="E74C3C"/>
+                <w:sz w:val="18"/>
+                <w:szCs w:val="18"/>
+              </w:rPr>
+              <w:t xml:space="preserve">11.5</w:t>
+            </w:r>
+          </w:p>
+        </w:tc>
+        <w:tc>
+          <w:tcPr>
+            <w:tcW w:type="pct" w:w="9%"/>
+            <w:tcBorders>
+              <w:top w:val="single" w:color="CCCCCC" w:sz="1"/>
+              <w:left w:val="single" w:color="CCCCCC" w:sz="1"/>
+              <w:bottom w:val="single" w:color="CCCCCC" w:sz="1"/>
+              <w:right w:val="single" w:color="CCCCCC" w:sz="1"/>
+            </w:tcBorders>
+            <w:shd w:fill="FFCDD2" w:val="clear"/>
+            <w:tcMar>
+              <w:top w:type="dxa" w:w="80"/>
+              <w:left w:type="dxa" w:w="120"/>
+              <w:bottom w:type="dxa" w:w="80"/>
+              <w:right w:type="dxa" w:w="120"/>
+            </w:tcMar>
+            <w:vAlign w:val="center"/>
+          </w:tcPr>
+          <w:p>
+            <w:pPr>
+              <w:jc w:val="center"/>
+            </w:pPr>
+            <w:r>
+              <w:rPr>
+                <w:rFonts w:ascii="Arial" w:cs="Arial" w:eastAsia="Arial" w:hAnsi="Arial"/>
+                <w:b/>
+                <w:bCs/>
+                <w:color w:val="333333"/>
+                <w:sz w:val="18"/>
+                <w:szCs w:val="18"/>
+              </w:rPr>
               <w:t xml:space="preserve">7</w:t>
             </w:r>
           </w:p>
         </w:tc>
         <w:tc>
           <w:tcPr>
-            <w:tcW w:type="pct" w:w="12%"/>
+            <w:tcW w:type="pct" w:w="9%"/>
+            <w:tcBorders>
+              <w:top w:val="single" w:color="CCCCCC" w:sz="1"/>
+              <w:left w:val="single" w:color="CCCCCC" w:sz="1"/>
+              <w:bottom w:val="single" w:color="CCCCCC" w:sz="1"/>
+              <w:right w:val="single" w:color="CCCCCC" w:sz="1"/>
+            </w:tcBorders>
+            <w:shd w:fill="FFF9C4" w:val="clear"/>
+            <w:tcMar>
+              <w:top w:type="dxa" w:w="80"/>
+              <w:left w:type="dxa" w:w="120"/>
+              <w:bottom w:type="dxa" w:w="80"/>
+              <w:right w:type="dxa" w:w="120"/>
+            </w:tcMar>
+            <w:vAlign w:val="center"/>
+          </w:tcPr>
+          <w:p>
+            <w:pPr>
+              <w:jc w:val="center"/>
+            </w:pPr>
+            <w:r>
+              <w:rPr>
+                <w:rFonts w:ascii="Arial" w:cs="Arial" w:eastAsia="Arial" w:hAnsi="Arial"/>
+                <w:b w:val="false"/>
+                <w:bCs w:val="false"/>
+                <w:color w:val="333333"/>
+                <w:sz w:val="18"/>
+                <w:szCs w:val="18"/>
+              </w:rPr>
+              <w:t xml:space="preserve">2</w:t>
+            </w:r>
+          </w:p>
+        </w:tc>
+        <w:tc>
+          <w:tcPr>
+            <w:tcW w:type="pct" w:w="9%"/>
+            <w:tcBorders>
+              <w:top w:val="single" w:color="CCCCCC" w:sz="1"/>
+              <w:left w:val="single" w:color="CCCCCC" w:sz="1"/>
+              <w:bottom w:val="single" w:color="CCCCCC" w:sz="1"/>
+              <w:right w:val="single" w:color="CCCCCC" w:sz="1"/>
+            </w:tcBorders>
+            <w:shd w:fill="FFF9C4" w:val="clear"/>
+            <w:tcMar>
+              <w:top w:type="dxa" w:w="80"/>
+              <w:left w:type="dxa" w:w="120"/>
+              <w:bottom w:type="dxa" w:w="80"/>
+              <w:right w:type="dxa" w:w="120"/>
+            </w:tcMar>
+            <w:vAlign w:val="center"/>
+          </w:tcPr>
+          <w:p>
+            <w:pPr>
+              <w:jc w:val="center"/>
+            </w:pPr>
+            <w:r>
+              <w:rPr>
+                <w:rFonts w:ascii="Arial" w:cs="Arial" w:eastAsia="Arial" w:hAnsi="Arial"/>
+                <w:b w:val="false"/>
+                <w:bCs w:val="false"/>
+                <w:color w:val="333333"/>
+                <w:sz w:val="18"/>
+                <w:szCs w:val="18"/>
+              </w:rPr>
+              <w:t xml:space="preserve">2</w:t>
+            </w:r>
+          </w:p>
+        </w:tc>
+        <w:tc>
+          <w:tcPr>
+            <w:tcW w:type="pct" w:w="9%"/>
+            <w:tcBorders>
+              <w:top w:val="single" w:color="CCCCCC" w:sz="1"/>
+              <w:left w:val="single" w:color="CCCCCC" w:sz="1"/>
+              <w:bottom w:val="single" w:color="CCCCCC" w:sz="1"/>
+              <w:right w:val="single" w:color="CCCCCC" w:sz="1"/>
+            </w:tcBorders>
+            <w:shd w:fill="FFF9C4" w:val="clear"/>
+            <w:tcMar>
+              <w:top w:type="dxa" w:w="80"/>
+              <w:left w:type="dxa" w:w="120"/>
+              <w:bottom w:type="dxa" w:w="80"/>
+              <w:right w:type="dxa" w:w="120"/>
+            </w:tcMar>
+            <w:vAlign w:val="center"/>
+          </w:tcPr>
+          <w:p>
+            <w:pPr>
+              <w:jc w:val="center"/>
+            </w:pPr>
+            <w:r>
+              <w:rPr>
+                <w:rFonts w:ascii="Arial" w:cs="Arial" w:eastAsia="Arial" w:hAnsi="Arial"/>
+                <w:b w:val="false"/>
+                <w:bCs w:val="false"/>
+                <w:color w:val="333333"/>
+                <w:sz w:val="18"/>
+                <w:szCs w:val="18"/>
+              </w:rPr>
+              <w:t xml:space="preserve">2</w:t>
+            </w:r>
+          </w:p>
+        </w:tc>
+        <w:tc>
+          <w:tcPr>
+            <w:tcW w:type="pct" w:w="9%"/>
             <w:tcBorders>
               <w:top w:val="single" w:color="CCCCCC" w:sz="1"/>
               <w:left w:val="single" w:color="CCCCCC" w:sz="1"/>
@@ -9730,186 +9906,11 @@
                 <w:rFonts w:ascii="Arial" w:cs="Arial" w:eastAsia="Arial" w:hAnsi="Arial"/>
                 <w:b w:val="false"/>
                 <w:bCs w:val="false"/>
-                <w:color w:val="E74C3C"/>
-                <w:sz w:val="18"/>
-                <w:szCs w:val="18"/>
-              </w:rPr>
-              <w:t xml:space="preserve">11.7</w:t>
-            </w:r>
-          </w:p>
-        </w:tc>
-        <w:tc>
-          <w:tcPr>
-            <w:tcW w:type="pct" w:w="9%"/>
-            <w:tcBorders>
-              <w:top w:val="single" w:color="CCCCCC" w:sz="1"/>
-              <w:left w:val="single" w:color="CCCCCC" w:sz="1"/>
-              <w:bottom w:val="single" w:color="CCCCCC" w:sz="1"/>
-              <w:right w:val="single" w:color="CCCCCC" w:sz="1"/>
-            </w:tcBorders>
-            <w:shd w:fill="FFE0B2" w:val="clear"/>
-            <w:tcMar>
-              <w:top w:type="dxa" w:w="80"/>
-              <w:left w:type="dxa" w:w="120"/>
-              <w:bottom w:type="dxa" w:w="80"/>
-              <w:right w:type="dxa" w:w="120"/>
-            </w:tcMar>
-            <w:vAlign w:val="center"/>
-          </w:tcPr>
-          <w:p>
-            <w:pPr>
-              <w:jc w:val="center"/>
-            </w:pPr>
-            <w:r>
-              <w:rPr>
-                <w:rFonts w:ascii="Arial" w:cs="Arial" w:eastAsia="Arial" w:hAnsi="Arial"/>
-                <w:b/>
-                <w:bCs/>
-                <w:color w:val="333333"/>
-                <w:sz w:val="18"/>
-                <w:szCs w:val="18"/>
-              </w:rPr>
-              <w:t xml:space="preserve">4</w:t>
-            </w:r>
-          </w:p>
-        </w:tc>
-        <w:tc>
-          <w:tcPr>
-            <w:tcW w:type="pct" w:w="9%"/>
-            <w:tcBorders>
-              <w:top w:val="single" w:color="CCCCCC" w:sz="1"/>
-              <w:left w:val="single" w:color="CCCCCC" w:sz="1"/>
-              <w:bottom w:val="single" w:color="CCCCCC" w:sz="1"/>
-              <w:right w:val="single" w:color="CCCCCC" w:sz="1"/>
-            </w:tcBorders>
-            <w:shd w:fill="FFF9C4" w:val="clear"/>
-            <w:tcMar>
-              <w:top w:type="dxa" w:w="80"/>
-              <w:left w:type="dxa" w:w="120"/>
-              <w:bottom w:type="dxa" w:w="80"/>
-              <w:right w:type="dxa" w:w="120"/>
-            </w:tcMar>
-            <w:vAlign w:val="center"/>
-          </w:tcPr>
-          <w:p>
-            <w:pPr>
-              <w:jc w:val="center"/>
-            </w:pPr>
-            <w:r>
-              <w:rPr>
-                <w:rFonts w:ascii="Arial" w:cs="Arial" w:eastAsia="Arial" w:hAnsi="Arial"/>
-                <w:b w:val="false"/>
-                <w:bCs w:val="false"/>
-                <w:color w:val="333333"/>
-                <w:sz w:val="18"/>
-                <w:szCs w:val="18"/>
-              </w:rPr>
-              <w:t xml:space="preserve">1</w:t>
-            </w:r>
-          </w:p>
-        </w:tc>
-        <w:tc>
-          <w:tcPr>
-            <w:tcW w:type="pct" w:w="9%"/>
-            <w:tcBorders>
-              <w:top w:val="single" w:color="CCCCCC" w:sz="1"/>
-              <w:left w:val="single" w:color="CCCCCC" w:sz="1"/>
-              <w:bottom w:val="single" w:color="CCCCCC" w:sz="1"/>
-              <w:right w:val="single" w:color="CCCCCC" w:sz="1"/>
-            </w:tcBorders>
-            <w:shd w:fill="F5F7FA" w:val="clear"/>
-            <w:tcMar>
-              <w:top w:type="dxa" w:w="80"/>
-              <w:left w:type="dxa" w:w="120"/>
-              <w:bottom w:type="dxa" w:w="80"/>
-              <w:right w:type="dxa" w:w="120"/>
-            </w:tcMar>
-            <w:vAlign w:val="center"/>
-          </w:tcPr>
-          <w:p>
-            <w:pPr>
-              <w:jc w:val="center"/>
-            </w:pPr>
-            <w:r>
-              <w:rPr>
-                <w:rFonts w:ascii="Arial" w:cs="Arial" w:eastAsia="Arial" w:hAnsi="Arial"/>
-                <w:b w:val="false"/>
-                <w:bCs w:val="false"/>
                 <w:color w:val="333333"/>
                 <w:sz w:val="18"/>
                 <w:szCs w:val="18"/>
               </w:rPr>
               <w:t xml:space="preserve">-</w:t>
-            </w:r>
-          </w:p>
-        </w:tc>
-        <w:tc>
-          <w:tcPr>
-            <w:tcW w:type="pct" w:w="9%"/>
-            <w:tcBorders>
-              <w:top w:val="single" w:color="CCCCCC" w:sz="1"/>
-              <w:left w:val="single" w:color="CCCCCC" w:sz="1"/>
-              <w:bottom w:val="single" w:color="CCCCCC" w:sz="1"/>
-              <w:right w:val="single" w:color="CCCCCC" w:sz="1"/>
-            </w:tcBorders>
-            <w:shd w:fill="FFF9C4" w:val="clear"/>
-            <w:tcMar>
-              <w:top w:type="dxa" w:w="80"/>
-              <w:left w:type="dxa" w:w="120"/>
-              <w:bottom w:type="dxa" w:w="80"/>
-              <w:right w:type="dxa" w:w="120"/>
-            </w:tcMar>
-            <w:vAlign w:val="center"/>
-          </w:tcPr>
-          <w:p>
-            <w:pPr>
-              <w:jc w:val="center"/>
-            </w:pPr>
-            <w:r>
-              <w:rPr>
-                <w:rFonts w:ascii="Arial" w:cs="Arial" w:eastAsia="Arial" w:hAnsi="Arial"/>
-                <w:b w:val="false"/>
-                <w:bCs w:val="false"/>
-                <w:color w:val="333333"/>
-                <w:sz w:val="18"/>
-                <w:szCs w:val="18"/>
-              </w:rPr>
-              <w:t xml:space="preserve">1</w:t>
-            </w:r>
-          </w:p>
-        </w:tc>
-        <w:tc>
-          <w:tcPr>
-            <w:tcW w:type="pct" w:w="9%"/>
-            <w:tcBorders>
-              <w:top w:val="single" w:color="CCCCCC" w:sz="1"/>
-              <w:left w:val="single" w:color="CCCCCC" w:sz="1"/>
-              <w:bottom w:val="single" w:color="CCCCCC" w:sz="1"/>
-              <w:right w:val="single" w:color="CCCCCC" w:sz="1"/>
-            </w:tcBorders>
-            <w:shd w:fill="FFF9C4" w:val="clear"/>
-            <w:tcMar>
-              <w:top w:type="dxa" w:w="80"/>
-              <w:left w:type="dxa" w:w="120"/>
-              <w:bottom w:type="dxa" w:w="80"/>
-              <w:right w:type="dxa" w:w="120"/>
-            </w:tcMar>
-            <w:vAlign w:val="center"/>
-          </w:tcPr>
-          <w:p>
-            <w:pPr>
-              <w:jc w:val="center"/>
-            </w:pPr>
-            <w:r>
-              <w:rPr>
-                <w:rFonts w:ascii="Arial" w:cs="Arial" w:eastAsia="Arial" w:hAnsi="Arial"/>
-                <w:b w:val="false"/>
-                <w:bCs w:val="false"/>
-                <w:color w:val="333333"/>
-                <w:sz w:val="18"/>
-                <w:szCs w:val="18"/>
-              </w:rPr>
-              <w:t xml:space="preserve">1</w:t>
             </w:r>
           </w:p>
         </w:tc>
@@ -10096,6 +10097,40 @@
               <w:bottom w:val="single" w:color="CCCCCC" w:sz="1"/>
               <w:right w:val="single" w:color="CCCCCC" w:sz="1"/>
             </w:tcBorders>
+            <w:tcMar>
+              <w:top w:type="dxa" w:w="80"/>
+              <w:left w:type="dxa" w:w="120"/>
+              <w:bottom w:type="dxa" w:w="80"/>
+              <w:right w:type="dxa" w:w="120"/>
+            </w:tcMar>
+            <w:vAlign w:val="center"/>
+          </w:tcPr>
+          <w:p>
+            <w:pPr>
+              <w:jc w:val="center"/>
+            </w:pPr>
+            <w:r>
+              <w:rPr>
+                <w:rFonts w:ascii="Arial" w:cs="Arial" w:eastAsia="Arial" w:hAnsi="Arial"/>
+                <w:b w:val="false"/>
+                <w:bCs w:val="false"/>
+                <w:color w:val="333333"/>
+                <w:sz w:val="18"/>
+                <w:szCs w:val="18"/>
+              </w:rPr>
+              <w:t xml:space="preserve">-</w:t>
+            </w:r>
+          </w:p>
+        </w:tc>
+        <w:tc>
+          <w:tcPr>
+            <w:tcW w:type="pct" w:w="9%"/>
+            <w:tcBorders>
+              <w:top w:val="single" w:color="CCCCCC" w:sz="1"/>
+              <w:left w:val="single" w:color="CCCCCC" w:sz="1"/>
+              <w:bottom w:val="single" w:color="CCCCCC" w:sz="1"/>
+              <w:right w:val="single" w:color="CCCCCC" w:sz="1"/>
+            </w:tcBorders>
             <w:shd w:fill="FFE0B2" w:val="clear"/>
             <w:tcMar>
               <w:top w:type="dxa" w:w="80"/>
@@ -10165,28 +10200,29 @@
               <w:bottom w:val="single" w:color="CCCCCC" w:sz="1"/>
               <w:right w:val="single" w:color="CCCCCC" w:sz="1"/>
             </w:tcBorders>
-            <w:tcMar>
-              <w:top w:type="dxa" w:w="80"/>
-              <w:left w:type="dxa" w:w="120"/>
-              <w:bottom w:type="dxa" w:w="80"/>
-              <w:right w:type="dxa" w:w="120"/>
-            </w:tcMar>
-            <w:vAlign w:val="center"/>
-          </w:tcPr>
-          <w:p>
-            <w:pPr>
-              <w:jc w:val="center"/>
-            </w:pPr>
-            <w:r>
-              <w:rPr>
-                <w:rFonts w:ascii="Arial" w:cs="Arial" w:eastAsia="Arial" w:hAnsi="Arial"/>
-                <w:b w:val="false"/>
-                <w:bCs w:val="false"/>
-                <w:color w:val="333333"/>
-                <w:sz w:val="18"/>
-                <w:szCs w:val="18"/>
-              </w:rPr>
-              <w:t xml:space="preserve">-</w:t>
+            <w:shd w:fill="FFF9C4" w:val="clear"/>
+            <w:tcMar>
+              <w:top w:type="dxa" w:w="80"/>
+              <w:left w:type="dxa" w:w="120"/>
+              <w:bottom w:type="dxa" w:w="80"/>
+              <w:right w:type="dxa" w:w="120"/>
+            </w:tcMar>
+            <w:vAlign w:val="center"/>
+          </w:tcPr>
+          <w:p>
+            <w:pPr>
+              <w:jc w:val="center"/>
+            </w:pPr>
+            <w:r>
+              <w:rPr>
+                <w:rFonts w:ascii="Arial" w:cs="Arial" w:eastAsia="Arial" w:hAnsi="Arial"/>
+                <w:b w:val="false"/>
+                <w:bCs w:val="false"/>
+                <w:color w:val="333333"/>
+                <w:sz w:val="18"/>
+                <w:szCs w:val="18"/>
+              </w:rPr>
+              <w:t xml:space="preserve">1</w:t>
             </w:r>
           </w:p>
         </w:tc>
@@ -10222,40 +10258,6 @@
                 <w:szCs w:val="18"/>
               </w:rPr>
               <w:t xml:space="preserve">2</w:t>
-            </w:r>
-          </w:p>
-        </w:tc>
-        <w:tc>
-          <w:tcPr>
-            <w:tcW w:type="pct" w:w="9%"/>
-            <w:tcBorders>
-              <w:top w:val="single" w:color="CCCCCC" w:sz="1"/>
-              <w:left w:val="single" w:color="CCCCCC" w:sz="1"/>
-              <w:bottom w:val="single" w:color="CCCCCC" w:sz="1"/>
-              <w:right w:val="single" w:color="CCCCCC" w:sz="1"/>
-            </w:tcBorders>
-            <w:tcMar>
-              <w:top w:type="dxa" w:w="80"/>
-              <w:left w:type="dxa" w:w="120"/>
-              <w:bottom w:type="dxa" w:w="80"/>
-              <w:right w:type="dxa" w:w="120"/>
-            </w:tcMar>
-            <w:vAlign w:val="center"/>
-          </w:tcPr>
-          <w:p>
-            <w:pPr>
-              <w:jc w:val="center"/>
-            </w:pPr>
-            <w:r>
-              <w:rPr>
-                <w:rFonts w:ascii="Arial" w:cs="Arial" w:eastAsia="Arial" w:hAnsi="Arial"/>
-                <w:b w:val="false"/>
-                <w:bCs w:val="false"/>
-                <w:color w:val="333333"/>
-                <w:sz w:val="18"/>
-                <w:szCs w:val="18"/>
-              </w:rPr>
-              <w:t xml:space="preserve">-</w:t>
             </w:r>
           </w:p>
         </w:tc>
@@ -10550,29 +10552,29 @@
               <w:bottom w:val="single" w:color="CCCCCC" w:sz="1"/>
               <w:right w:val="single" w:color="CCCCCC" w:sz="1"/>
             </w:tcBorders>
-            <w:shd w:fill="FFF9C4" w:val="clear"/>
-            <w:tcMar>
-              <w:top w:type="dxa" w:w="80"/>
-              <w:left w:type="dxa" w:w="120"/>
-              <w:bottom w:type="dxa" w:w="80"/>
-              <w:right w:type="dxa" w:w="120"/>
-            </w:tcMar>
-            <w:vAlign w:val="center"/>
-          </w:tcPr>
-          <w:p>
-            <w:pPr>
-              <w:jc w:val="center"/>
-            </w:pPr>
-            <w:r>
-              <w:rPr>
-                <w:rFonts w:ascii="Arial" w:cs="Arial" w:eastAsia="Arial" w:hAnsi="Arial"/>
-                <w:b w:val="false"/>
-                <w:bCs w:val="false"/>
-                <w:color w:val="333333"/>
-                <w:sz w:val="18"/>
-                <w:szCs w:val="18"/>
-              </w:rPr>
-              <w:t xml:space="preserve">2</w:t>
+            <w:shd w:fill="F5F7FA" w:val="clear"/>
+            <w:tcMar>
+              <w:top w:type="dxa" w:w="80"/>
+              <w:left w:type="dxa" w:w="120"/>
+              <w:bottom w:type="dxa" w:w="80"/>
+              <w:right w:type="dxa" w:w="120"/>
+            </w:tcMar>
+            <w:vAlign w:val="center"/>
+          </w:tcPr>
+          <w:p>
+            <w:pPr>
+              <w:jc w:val="center"/>
+            </w:pPr>
+            <w:r>
+              <w:rPr>
+                <w:rFonts w:ascii="Arial" w:cs="Arial" w:eastAsia="Arial" w:hAnsi="Arial"/>
+                <w:b w:val="false"/>
+                <w:bCs w:val="false"/>
+                <w:color w:val="333333"/>
+                <w:sz w:val="18"/>
+                <w:szCs w:val="18"/>
+              </w:rPr>
+              <w:t xml:space="preserve">-</w:t>
             </w:r>
           </w:p>
         </w:tc>
@@ -10724,6 +10726,41 @@
               <w:bottom w:val="single" w:color="CCCCCC" w:sz="1"/>
               <w:right w:val="single" w:color="CCCCCC" w:sz="1"/>
             </w:tcBorders>
+            <w:shd w:fill="FFCDD2" w:val="clear"/>
+            <w:tcMar>
+              <w:top w:type="dxa" w:w="80"/>
+              <w:left w:type="dxa" w:w="120"/>
+              <w:bottom w:type="dxa" w:w="80"/>
+              <w:right w:type="dxa" w:w="120"/>
+            </w:tcMar>
+            <w:vAlign w:val="center"/>
+          </w:tcPr>
+          <w:p>
+            <w:pPr>
+              <w:jc w:val="center"/>
+            </w:pPr>
+            <w:r>
+              <w:rPr>
+                <w:rFonts w:ascii="Arial" w:cs="Arial" w:eastAsia="Arial" w:hAnsi="Arial"/>
+                <w:b/>
+                <w:bCs/>
+                <w:color w:val="333333"/>
+                <w:sz w:val="18"/>
+                <w:szCs w:val="18"/>
+              </w:rPr>
+              <w:t xml:space="preserve">6</w:t>
+            </w:r>
+          </w:p>
+        </w:tc>
+        <w:tc>
+          <w:tcPr>
+            <w:tcW w:type="pct" w:w="9%"/>
+            <w:tcBorders>
+              <w:top w:val="single" w:color="CCCCCC" w:sz="1"/>
+              <w:left w:val="single" w:color="CCCCCC" w:sz="1"/>
+              <w:bottom w:val="single" w:color="CCCCCC" w:sz="1"/>
+              <w:right w:val="single" w:color="CCCCCC" w:sz="1"/>
+            </w:tcBorders>
             <w:tcMar>
               <w:top w:type="dxa" w:w="80"/>
               <w:left w:type="dxa" w:w="120"/>
@@ -10758,29 +10795,29 @@
               <w:bottom w:val="single" w:color="CCCCCC" w:sz="1"/>
               <w:right w:val="single" w:color="CCCCCC" w:sz="1"/>
             </w:tcBorders>
-            <w:shd w:fill="FFCDD2" w:val="clear"/>
-            <w:tcMar>
-              <w:top w:type="dxa" w:w="80"/>
-              <w:left w:type="dxa" w:w="120"/>
-              <w:bottom w:type="dxa" w:w="80"/>
-              <w:right w:type="dxa" w:w="120"/>
-            </w:tcMar>
-            <w:vAlign w:val="center"/>
-          </w:tcPr>
-          <w:p>
-            <w:pPr>
-              <w:jc w:val="center"/>
-            </w:pPr>
-            <w:r>
-              <w:rPr>
-                <w:rFonts w:ascii="Arial" w:cs="Arial" w:eastAsia="Arial" w:hAnsi="Arial"/>
-                <w:b/>
-                <w:bCs/>
-                <w:color w:val="333333"/>
-                <w:sz w:val="18"/>
-                <w:szCs w:val="18"/>
-              </w:rPr>
-              <w:t xml:space="preserve">6</w:t>
+            <w:shd w:fill="FFF9C4" w:val="clear"/>
+            <w:tcMar>
+              <w:top w:type="dxa" w:w="80"/>
+              <w:left w:type="dxa" w:w="120"/>
+              <w:bottom w:type="dxa" w:w="80"/>
+              <w:right w:type="dxa" w:w="120"/>
+            </w:tcMar>
+            <w:vAlign w:val="center"/>
+          </w:tcPr>
+          <w:p>
+            <w:pPr>
+              <w:jc w:val="center"/>
+            </w:pPr>
+            <w:r>
+              <w:rPr>
+                <w:rFonts w:ascii="Arial" w:cs="Arial" w:eastAsia="Arial" w:hAnsi="Arial"/>
+                <w:b w:val="false"/>
+                <w:bCs w:val="false"/>
+                <w:color w:val="333333"/>
+                <w:sz w:val="18"/>
+                <w:szCs w:val="18"/>
+              </w:rPr>
+              <w:t xml:space="preserve">1</w:t>
             </w:r>
           </w:p>
         </w:tc>
@@ -10793,64 +10830,28 @@
               <w:bottom w:val="single" w:color="CCCCCC" w:sz="1"/>
               <w:right w:val="single" w:color="CCCCCC" w:sz="1"/>
             </w:tcBorders>
-            <w:shd w:fill="FFF9C4" w:val="clear"/>
-            <w:tcMar>
-              <w:top w:type="dxa" w:w="80"/>
-              <w:left w:type="dxa" w:w="120"/>
-              <w:bottom w:type="dxa" w:w="80"/>
-              <w:right w:type="dxa" w:w="120"/>
-            </w:tcMar>
-            <w:vAlign w:val="center"/>
-          </w:tcPr>
-          <w:p>
-            <w:pPr>
-              <w:jc w:val="center"/>
-            </w:pPr>
-            <w:r>
-              <w:rPr>
-                <w:rFonts w:ascii="Arial" w:cs="Arial" w:eastAsia="Arial" w:hAnsi="Arial"/>
-                <w:b w:val="false"/>
-                <w:bCs w:val="false"/>
-                <w:color w:val="333333"/>
-                <w:sz w:val="18"/>
-                <w:szCs w:val="18"/>
-              </w:rPr>
-              <w:t xml:space="preserve">1</w:t>
-            </w:r>
-          </w:p>
-        </w:tc>
-        <w:tc>
-          <w:tcPr>
-            <w:tcW w:type="pct" w:w="9%"/>
-            <w:tcBorders>
-              <w:top w:val="single" w:color="CCCCCC" w:sz="1"/>
-              <w:left w:val="single" w:color="CCCCCC" w:sz="1"/>
-              <w:bottom w:val="single" w:color="CCCCCC" w:sz="1"/>
-              <w:right w:val="single" w:color="CCCCCC" w:sz="1"/>
-            </w:tcBorders>
-            <w:shd w:fill="FFF9C4" w:val="clear"/>
-            <w:tcMar>
-              <w:top w:type="dxa" w:w="80"/>
-              <w:left w:type="dxa" w:w="120"/>
-              <w:bottom w:type="dxa" w:w="80"/>
-              <w:right w:type="dxa" w:w="120"/>
-            </w:tcMar>
-            <w:vAlign w:val="center"/>
-          </w:tcPr>
-          <w:p>
-            <w:pPr>
-              <w:jc w:val="center"/>
-            </w:pPr>
-            <w:r>
-              <w:rPr>
-                <w:rFonts w:ascii="Arial" w:cs="Arial" w:eastAsia="Arial" w:hAnsi="Arial"/>
-                <w:b w:val="false"/>
-                <w:bCs w:val="false"/>
-                <w:color w:val="333333"/>
-                <w:sz w:val="18"/>
-                <w:szCs w:val="18"/>
-              </w:rPr>
-              <w:t xml:space="preserve">1</w:t>
+            <w:tcMar>
+              <w:top w:type="dxa" w:w="80"/>
+              <w:left w:type="dxa" w:w="120"/>
+              <w:bottom w:type="dxa" w:w="80"/>
+              <w:right w:type="dxa" w:w="120"/>
+            </w:tcMar>
+            <w:vAlign w:val="center"/>
+          </w:tcPr>
+          <w:p>
+            <w:pPr>
+              <w:jc w:val="center"/>
+            </w:pPr>
+            <w:r>
+              <w:rPr>
+                <w:rFonts w:ascii="Arial" w:cs="Arial" w:eastAsia="Arial" w:hAnsi="Arial"/>
+                <w:b w:val="false"/>
+                <w:bCs w:val="false"/>
+                <w:color w:val="333333"/>
+                <w:sz w:val="18"/>
+                <w:szCs w:val="18"/>
+              </w:rPr>
+              <w:t xml:space="preserve">-</w:t>
             </w:r>
           </w:p>
         </w:tc>
@@ -10992,7 +10993,7 @@
                 <w:sz w:val="18"/>
                 <w:szCs w:val="18"/>
               </w:rPr>
-              <w:t xml:space="preserve">7.1</w:t>
+              <w:t xml:space="preserve">7.0</w:t>
             </w:r>
           </w:p>
         </w:tc>
@@ -11040,6 +11041,41 @@
               <w:bottom w:val="single" w:color="CCCCCC" w:sz="1"/>
               <w:right w:val="single" w:color="CCCCCC" w:sz="1"/>
             </w:tcBorders>
+            <w:shd w:fill="FFF9C4" w:val="clear"/>
+            <w:tcMar>
+              <w:top w:type="dxa" w:w="80"/>
+              <w:left w:type="dxa" w:w="120"/>
+              <w:bottom w:type="dxa" w:w="80"/>
+              <w:right w:type="dxa" w:w="120"/>
+            </w:tcMar>
+            <w:vAlign w:val="center"/>
+          </w:tcPr>
+          <w:p>
+            <w:pPr>
+              <w:jc w:val="center"/>
+            </w:pPr>
+            <w:r>
+              <w:rPr>
+                <w:rFonts w:ascii="Arial" w:cs="Arial" w:eastAsia="Arial" w:hAnsi="Arial"/>
+                <w:b w:val="false"/>
+                <w:bCs w:val="false"/>
+                <w:color w:val="333333"/>
+                <w:sz w:val="18"/>
+                <w:szCs w:val="18"/>
+              </w:rPr>
+              <w:t xml:space="preserve">2</w:t>
+            </w:r>
+          </w:p>
+        </w:tc>
+        <w:tc>
+          <w:tcPr>
+            <w:tcW w:type="pct" w:w="9%"/>
+            <w:tcBorders>
+              <w:top w:val="single" w:color="CCCCCC" w:sz="1"/>
+              <w:left w:val="single" w:color="CCCCCC" w:sz="1"/>
+              <w:bottom w:val="single" w:color="CCCCCC" w:sz="1"/>
+              <w:right w:val="single" w:color="CCCCCC" w:sz="1"/>
+            </w:tcBorders>
             <w:shd w:fill="F5F7FA" w:val="clear"/>
             <w:tcMar>
               <w:top w:type="dxa" w:w="80"/>
@@ -11063,41 +11099,6 @@
                 <w:szCs w:val="18"/>
               </w:rPr>
               <w:t xml:space="preserve">-</w:t>
-            </w:r>
-          </w:p>
-        </w:tc>
-        <w:tc>
-          <w:tcPr>
-            <w:tcW w:type="pct" w:w="9%"/>
-            <w:tcBorders>
-              <w:top w:val="single" w:color="CCCCCC" w:sz="1"/>
-              <w:left w:val="single" w:color="CCCCCC" w:sz="1"/>
-              <w:bottom w:val="single" w:color="CCCCCC" w:sz="1"/>
-              <w:right w:val="single" w:color="CCCCCC" w:sz="1"/>
-            </w:tcBorders>
-            <w:shd w:fill="FFF9C4" w:val="clear"/>
-            <w:tcMar>
-              <w:top w:type="dxa" w:w="80"/>
-              <w:left w:type="dxa" w:w="120"/>
-              <w:bottom w:type="dxa" w:w="80"/>
-              <w:right w:type="dxa" w:w="120"/>
-            </w:tcMar>
-            <w:vAlign w:val="center"/>
-          </w:tcPr>
-          <w:p>
-            <w:pPr>
-              <w:jc w:val="center"/>
-            </w:pPr>
-            <w:r>
-              <w:rPr>
-                <w:rFonts w:ascii="Arial" w:cs="Arial" w:eastAsia="Arial" w:hAnsi="Arial"/>
-                <w:b w:val="false"/>
-                <w:bCs w:val="false"/>
-                <w:color w:val="333333"/>
-                <w:sz w:val="18"/>
-                <w:szCs w:val="18"/>
-              </w:rPr>
-              <w:t xml:space="preserve">1</w:t>
             </w:r>
           </w:p>
         </w:tc>
@@ -11238,7 +11239,7 @@
                 <w:sz w:val="18"/>
                 <w:szCs w:val="18"/>
               </w:rPr>
-              <w:t xml:space="preserve">川崎日航ホテル</w:t>
+              <w:t xml:space="preserve">ハートンホテル東品川</w:t>
             </w:r>
           </w:p>
         </w:tc>
@@ -11272,7 +11273,7 @@
                 <w:sz w:val="18"/>
                 <w:szCs w:val="18"/>
               </w:rPr>
-              <w:t xm